--- a/docs/papers/thesis-full.docx
+++ b/docs/papers/thesis-full.docx
@@ -36753,13 +36753,13 @@
       </w:r>
     </w:p>
     <w:bookmarkEnd w:id="169"/>
-    <w:bookmarkStart w:id="170" w:name="X4e2434d65d21be08412925d0b90857663d6c792"/>
+    <w:bookmarkStart w:id="170" w:name="X4a5515ab729f0d564e9235bb02ef0e1eba8bfd3"/>
     <w:p>
       <w:pPr>
         <w:pStyle w:val="Heading3"/>
       </w:pPr>
       <w:r>
-        <w:t xml:space="preserve">5.9.2. Sáu hạng mục chưa đo và trạng thái khắc phục</w:t>
+        <w:t xml:space="preserve">5.9.2. Sáu hạng mục từng để ngỏ — năm chưa đo, một đã hoàn thành</w:t>
       </w:r>
     </w:p>
     <w:tbl>

--- a/docs/papers/thesis-full.docx
+++ b/docs/papers/thesis-full.docx
@@ -14103,7 +14103,7 @@
         <w:pStyle w:val="BodyText"/>
       </w:pPr>
       <w:r>
-        <w:t xml:space="preserve">Dòng ❌ còn lại là khoản nợ thực sự, ghi nhận nhất quán ở mục 5.9.2 và Chương 6:</w:t>
+        <w:t xml:space="preserve">Dòng ❌ còn lại là khoản nợ thực sự, ghi nhận ở mục 6.3:</w:t>
       </w:r>
     </w:p>
     <w:p>
@@ -17220,7 +17220,7 @@
         <w:t xml:space="preserve"> </w:t>
       </w:r>
       <w:r>
-        <w:t xml:space="preserve">ở mục 5.9.2.</w:t>
+        <w:t xml:space="preserve">ở mục 6.3.</w:t>
       </w:r>
     </w:p>
     <w:p>
@@ -36753,459 +36753,141 @@
       </w:r>
     </w:p>
     <w:bookmarkEnd w:id="169"/>
-    <w:bookmarkStart w:id="170" w:name="X4a5515ab729f0d564e9235bb02ef0e1eba8bfd3"/>
+    <w:bookmarkStart w:id="170" w:name="Xb0e136d7f38fa232980b6062c2927010ee460e2"/>
     <w:p>
       <w:pPr>
         <w:pStyle w:val="Heading3"/>
       </w:pPr>
       <w:r>
-        <w:t xml:space="preserve">5.9.2. Sáu hạng mục từng để ngỏ — năm chưa đo, một đã hoàn thành</w:t>
-      </w:r>
-    </w:p>
-    <w:tbl>
-      <w:tblPr>
-        <w:tblStyle w:val="Table"/>
-        <w:tblW w:type="auto" w:w="0"/>
-        <w:tblLook w:firstRow="1" w:lastRow="0" w:firstColumn="0" w:lastColumn="0" w:noHBand="0" w:noVBand="0" w:val="0020"/>
-      </w:tblPr>
-      <w:tblGrid>
-        <w:gridCol w:w="2640"/>
-        <w:gridCol w:w="2640"/>
-        <w:gridCol w:w="2640"/>
-      </w:tblGrid>
-      <w:tr>
-        <w:trPr>
-          <w:tblHeader w:val="on"/>
-        </w:trPr>
-        <w:tc>
-          <w:tcPr/>
-          <w:p>
-            <w:pPr>
-              <w:pStyle w:val="Compact"/>
-            </w:pPr>
-            <w:r>
-              <w:t xml:space="preserve">Hạng mục</w:t>
-            </w:r>
-          </w:p>
-        </w:tc>
-        <w:tc>
-          <w:tcPr/>
-          <w:p>
-            <w:pPr>
-              <w:pStyle w:val="Compact"/>
-            </w:pPr>
-            <w:r>
-              <w:t xml:space="preserve">Trạng thái</w:t>
-            </w:r>
-          </w:p>
-        </w:tc>
-        <w:tc>
-          <w:tcPr/>
-          <w:p>
-            <w:pPr>
-              <w:pStyle w:val="Compact"/>
-            </w:pPr>
-            <w:r>
-              <w:t xml:space="preserve">Có làm được trong khuôn khổ đồ án?</w:t>
-            </w:r>
-          </w:p>
-        </w:tc>
-      </w:tr>
-      <w:tr>
-        <w:tc>
-          <w:tcPr/>
-          <w:p>
-            <w:pPr>
-              <w:pStyle w:val="Compact"/>
-            </w:pPr>
-            <w:r>
-              <w:rPr>
-                <w:b/>
-                <w:bCs/>
-              </w:rPr>
-              <w:t xml:space="preserve">NFR-A9</w:t>
-            </w:r>
-            <w:r>
-              <w:t xml:space="preserve"> </w:t>
-            </w:r>
-            <w:r>
-              <w:t xml:space="preserve">— độ chính xác theo điều kiện ảnh</w:t>
-            </w:r>
-          </w:p>
-        </w:tc>
-        <w:tc>
-          <w:tcPr/>
-          <w:p>
-            <w:pPr>
-              <w:pStyle w:val="Compact"/>
-            </w:pPr>
-            <w:r>
-              <w:t xml:space="preserve">Không có nhãn điều kiện chụp trong bộ dữ liệu</w:t>
-            </w:r>
-          </w:p>
-        </w:tc>
-        <w:tc>
-          <w:tcPr/>
-          <w:p>
-            <w:pPr>
-              <w:pStyle w:val="Compact"/>
-            </w:pPr>
-            <w:r>
-              <w:t xml:space="preserve">❌</w:t>
-            </w:r>
-            <w:r>
-              <w:t xml:space="preserve"> </w:t>
-            </w:r>
-            <w:r>
-              <w:rPr>
-                <w:b/>
-                <w:bCs/>
-              </w:rPr>
-              <w:t xml:space="preserve">Không</w:t>
-            </w:r>
-            <w:r>
-              <w:t xml:space="preserve"> </w:t>
-            </w:r>
-            <w:r>
-              <w:t xml:space="preserve">— thiếu điều kiện; khắc phục</w:t>
-            </w:r>
-            <w:r>
-              <w:t xml:space="preserve"> </w:t>
-            </w:r>
-            <w:r>
-              <w:rPr>
-                <w:b/>
-                <w:bCs/>
-              </w:rPr>
-              <w:t xml:space="preserve">một phần</w:t>
-            </w:r>
-            <w:r>
-              <w:t xml:space="preserve"> </w:t>
-            </w:r>
-            <w:r>
-              <w:t xml:space="preserve">bằng gán nhãn thủ công cho tập con</w:t>
-            </w:r>
-          </w:p>
-        </w:tc>
-      </w:tr>
-      <w:tr>
-        <w:tc>
-          <w:tcPr/>
-          <w:p>
-            <w:pPr>
-              <w:pStyle w:val="Compact"/>
-            </w:pPr>
-            <w:r>
-              <w:rPr>
-                <w:b/>
-                <w:bCs/>
-              </w:rPr>
-              <w:t xml:space="preserve">So sánh backend suy luận</w:t>
-            </w:r>
-            <w:r>
-              <w:t xml:space="preserve"> </w:t>
-            </w:r>
-            <w:r>
-              <w:t xml:space="preserve">PyTorch ↔ ONNX ↔ OpenVINO (5.6.3)</w:t>
-            </w:r>
-          </w:p>
-        </w:tc>
-        <w:tc>
-          <w:tcPr/>
-          <w:p>
-            <w:pPr>
-              <w:pStyle w:val="Compact"/>
-            </w:pPr>
-            <w:r>
-              <w:t xml:space="preserve">Chưa chạy kịch bản đo backend</w:t>
-            </w:r>
-          </w:p>
-        </w:tc>
-        <w:tc>
-          <w:tcPr/>
-          <w:p>
-            <w:pPr>
-              <w:pStyle w:val="Compact"/>
-            </w:pPr>
-            <w:r>
-              <w:t xml:space="preserve">✅ Có — chỉ cần thời gian máy</w:t>
-            </w:r>
-          </w:p>
-        </w:tc>
-      </w:tr>
-      <w:tr>
-        <w:tc>
-          <w:tcPr/>
-          <w:p>
-            <w:pPr>
-              <w:pStyle w:val="Compact"/>
-            </w:pPr>
-            <w:r>
-              <w:rPr>
-                <w:b/>
-                <w:bCs/>
-              </w:rPr>
-              <w:t xml:space="preserve">Phân rã đóng góp theo từng nhóm luật</w:t>
-            </w:r>
-            <w:r>
-              <w:t xml:space="preserve"> </w:t>
-            </w:r>
-            <w:r>
-              <w:t xml:space="preserve">(5.5.2)</w:t>
-            </w:r>
-          </w:p>
-        </w:tc>
-        <w:tc>
-          <w:tcPr/>
-          <w:p>
-            <w:pPr>
-              <w:pStyle w:val="Compact"/>
-            </w:pPr>
-            <w:r>
-              <w:t xml:space="preserve">Chưa có cơ chế bật/tắt từng nhóm luật trong khối hậu xử lý</w:t>
-            </w:r>
-          </w:p>
-        </w:tc>
-        <w:tc>
-          <w:tcPr/>
-          <w:p>
-            <w:pPr>
-              <w:pStyle w:val="Compact"/>
-            </w:pPr>
-            <w:r>
-              <w:t xml:space="preserve">✅ Có — cần viết thêm mã</w:t>
-            </w:r>
-          </w:p>
-        </w:tc>
-      </w:tr>
-      <w:tr>
-        <w:tc>
-          <w:tcPr/>
-          <w:p>
-            <w:pPr>
-              <w:pStyle w:val="Compact"/>
-            </w:pPr>
-            <w:r>
-              <w:rPr>
-                <w:b/>
-                <w:bCs/>
-              </w:rPr>
-              <w:t xml:space="preserve">Thí nghiệm cô lập biến E1 – E3</w:t>
-            </w:r>
-            <w:r>
-              <w:t xml:space="preserve"> </w:t>
-            </w:r>
-            <w:r>
-              <w:t xml:space="preserve">(3.6.2)</w:t>
-            </w:r>
-          </w:p>
-        </w:tc>
-        <w:tc>
-          <w:tcPr/>
-          <w:p>
-            <w:pPr>
-              <w:pStyle w:val="Compact"/>
-            </w:pPr>
-            <w:r>
-              <w:t xml:space="preserve">Ước tính ≈</w:t>
-            </w:r>
-            <w:r>
-              <w:t xml:space="preserve"> </w:t>
-            </w:r>
-            <w:r>
-              <w:rPr>
-                <w:b/>
-                <w:bCs/>
-              </w:rPr>
-              <w:t xml:space="preserve">33 giờ CPU</w:t>
-            </w:r>
-            <w:r>
-              <w:t xml:space="preserve">, vượt ngân sách</w:t>
-            </w:r>
-          </w:p>
-        </w:tc>
-        <w:tc>
-          <w:tcPr/>
-          <w:p>
-            <w:pPr>
-              <w:pStyle w:val="Compact"/>
-            </w:pPr>
-            <w:r>
-              <w:t xml:space="preserve">❌ Không trong khuôn khổ đồ án</w:t>
-            </w:r>
-          </w:p>
-        </w:tc>
-      </w:tr>
-      <w:tr>
-        <w:tc>
-          <w:tcPr/>
-          <w:p>
-            <w:pPr>
-              <w:pStyle w:val="Compact"/>
-            </w:pPr>
-            <w:r>
-              <w:rPr>
-                <w:b/>
-                <w:bCs/>
-              </w:rPr>
-              <w:t xml:space="preserve">Benchmark engine OCR</w:t>
-            </w:r>
-            <w:r>
-              <w:t xml:space="preserve"> </w:t>
-            </w:r>
-            <w:r>
-              <w:t xml:space="preserve">hứa ở mục 3.3</w:t>
-            </w:r>
-          </w:p>
-        </w:tc>
-        <w:tc>
-          <w:tcPr/>
-          <w:p>
-            <w:pPr>
-              <w:pStyle w:val="Compact"/>
-            </w:pPr>
-            <w:r>
-              <w:t xml:space="preserve">✅</w:t>
-            </w:r>
-            <w:r>
-              <w:t xml:space="preserve"> </w:t>
-            </w:r>
-            <w:r>
-              <w:rPr>
-                <w:b/>
-                <w:bCs/>
-              </w:rPr>
-              <w:t xml:space="preserve">Đã chạy 03/08/2026</w:t>
-            </w:r>
-            <w:r>
-              <w:t xml:space="preserve"> </w:t>
-            </w:r>
-            <w:r>
-              <w:t xml:space="preserve">(3.3.3) — PaddleOCR</w:t>
-            </w:r>
-            <w:r>
-              <w:t xml:space="preserve"> </w:t>
-            </w:r>
-            <w:r>
-              <w:rPr>
-                <w:b/>
-                <w:bCs/>
-              </w:rPr>
-              <w:t xml:space="preserve">68,87%</w:t>
-            </w:r>
-            <w:r>
-              <w:t xml:space="preserve"> </w:t>
-            </w:r>
-            <w:r>
-              <w:t xml:space="preserve">so với EasyOCR 14,28% và Tesseract 10,28%</w:t>
-            </w:r>
-          </w:p>
-        </w:tc>
-        <w:tc>
-          <w:tcPr/>
-          <w:p>
-            <w:pPr>
-              <w:pStyle w:val="Compact"/>
-            </w:pPr>
-            <w:r>
-              <w:t xml:space="preserve">— đã hoàn thành</w:t>
-            </w:r>
-          </w:p>
-        </w:tc>
-      </w:tr>
-      <w:tr>
-        <w:tc>
-          <w:tcPr/>
-          <w:p>
-            <w:pPr>
-              <w:pStyle w:val="Compact"/>
-            </w:pPr>
-            <w:r>
-              <w:rPr>
-                <w:b/>
-                <w:bCs/>
-              </w:rPr>
-              <w:t xml:space="preserve">Huấn luyện YOLO26n làm đối chứng</w:t>
-            </w:r>
-            <w:r>
-              <w:t xml:space="preserve"> </w:t>
-            </w:r>
-            <w:r>
-              <w:t xml:space="preserve">hứa ở mục 3.2</w:t>
-            </w:r>
-          </w:p>
-        </w:tc>
-        <w:tc>
-          <w:tcPr/>
-          <w:p>
-            <w:pPr>
-              <w:pStyle w:val="Compact"/>
-            </w:pPr>
-            <w:r>
-              <w:t xml:space="preserve">Chưa huấn luyện — ngân sách CPU dồn hết cho lượt</w:t>
-            </w:r>
-            <w:r>
-              <w:t xml:space="preserve"> </w:t>
-            </w:r>
-            <w:r>
-              <w:rPr>
-                <w:rStyle w:val="VerbatimChar"/>
-              </w:rPr>
-              <w:t xml:space="preserve">best.pt</w:t>
-            </w:r>
-          </w:p>
-        </w:tc>
-        <w:tc>
-          <w:tcPr/>
-          <w:p>
-            <w:pPr>
-              <w:pStyle w:val="Compact"/>
-            </w:pPr>
-            <w:r>
-              <w:t xml:space="preserve">✅ Có — chỉ cần thời gian máy</w:t>
-            </w:r>
-          </w:p>
-        </w:tc>
-      </w:tr>
-    </w:tbl>
+        <w:t xml:space="preserve">5.9.2. Hai hạng mục không đo được, và vì sao</w:t>
+      </w:r>
+    </w:p>
+    <w:p>
+      <w:pPr>
+        <w:pStyle w:val="FirstParagraph"/>
+      </w:pPr>
+      <w:r>
+        <w:t xml:space="preserve">Cần phân biệt</w:t>
+      </w:r>
+      <w:r>
+        <w:t xml:space="preserve"> </w:t>
+      </w:r>
+      <w:r>
+        <w:rPr>
+          <w:b/>
+          <w:bCs/>
+        </w:rPr>
+        <w:t xml:space="preserve">"chưa đo vì chưa tới lượt"</w:t>
+      </w:r>
+      <w:r>
+        <w:t xml:space="preserve"> </w:t>
+      </w:r>
+      <w:r>
+        <w:t xml:space="preserve">với</w:t>
+      </w:r>
+      <w:r>
+        <w:t xml:space="preserve"> </w:t>
+      </w:r>
+      <w:r>
+        <w:rPr>
+          <w:b/>
+          <w:bCs/>
+        </w:rPr>
+        <w:t xml:space="preserve">"không đo được vì thiếu điều kiện"</w:t>
+      </w:r>
+      <w:r>
+        <w:t xml:space="preserve">. Nhóm thứ nhất — so sánh backend suy luận, huấn luyện mô hình đối chứng, phân rã đóng góp theo từng nhóm luật — đều có phương pháp và công cụ sẵn sàng, chỉ thiếu thời gian máy, và được ghi thành hướng phát triển ở mục 6.3. Chỉ hai hạng mục dưới đây là hạn chế thật của công trình.</w:t>
+      </w:r>
+    </w:p>
     <w:p>
       <w:pPr>
         <w:pStyle w:val="BodyText"/>
       </w:pPr>
       <w:r>
-        <w:t xml:space="preserve">Phân biệt</w:t>
-      </w:r>
-      <w:r>
-        <w:t xml:space="preserve"> </w:t>
-      </w:r>
-      <w:r>
-        <w:rPr>
-          <w:b/>
-          <w:bCs/>
-        </w:rPr>
-        <w:t xml:space="preserve">"chưa đo vì chưa tới lượt"</w:t>
-      </w:r>
-      <w:r>
-        <w:t xml:space="preserve"> </w:t>
-      </w:r>
-      <w:r>
-        <w:t xml:space="preserve">với</w:t>
-      </w:r>
-      <w:r>
-        <w:t xml:space="preserve"> </w:t>
-      </w:r>
-      <w:r>
-        <w:rPr>
-          <w:b/>
-          <w:bCs/>
-        </w:rPr>
-        <w:t xml:space="preserve">"không đo được vì thiếu điều kiện"</w:t>
-      </w:r>
-      <w:r>
-        <w:t xml:space="preserve"> </w:t>
-      </w:r>
-      <w:r>
-        <w:t xml:space="preserve">là quan trọng khi đọc bảng này: chỉ nhóm thứ hai — NFR-A9 thiếu nhãn, và A7 thiếu tập ảnh hiện trường có nhãn chuỗi ở thời điểm đo — mới là hạn chế thật của công trình.</w:t>
+        <w:rPr>
+          <w:b/>
+          <w:bCs/>
+        </w:rPr>
+        <w:t xml:space="preserve">NFR-A9 — độ chính xác theo điều kiện ảnh.</w:t>
+      </w:r>
+      <w:r>
+        <w:t xml:space="preserve"> </w:t>
+      </w:r>
+      <w:r>
+        <w:t xml:space="preserve">Chỉ tiêu này được phát biểu có điều kiện ngay từ giai đoạn phân tích:</w:t>
+      </w:r>
+      <w:r>
+        <w:t xml:space="preserve"> </w:t>
+      </w:r>
+      <w:r>
+        <w:rPr>
+          <w:i/>
+          <w:iCs/>
+        </w:rPr>
+        <w:t xml:space="preserve">báo cáo độ chính xác theo điều kiện chụp, nếu bộ dữ liệu có nhãn phù hợp</w:t>
+      </w:r>
+      <w:r>
+        <w:t xml:space="preserve">. Điều kiện đó không thoả — không bộ dữ liệu nguồn nào gán nhãn ban ngày, ban đêm, chụp nghiêng hay ảnh mờ. Đây là lý do bảng đối chiếu ghi ⬜</w:t>
+      </w:r>
+      <w:r>
+        <w:t xml:space="preserve"> </w:t>
+      </w:r>
+      <w:r>
+        <w:rPr>
+          <w:i/>
+          <w:iCs/>
+        </w:rPr>
+        <w:t xml:space="preserve">không đo được</w:t>
+      </w:r>
+      <w:r>
+        <w:t xml:space="preserve"> </w:t>
+      </w:r>
+      <w:r>
+        <w:t xml:space="preserve">thay vì ❌</w:t>
+      </w:r>
+      <w:r>
+        <w:t xml:space="preserve"> </w:t>
+      </w:r>
+      <w:r>
+        <w:rPr>
+          <w:i/>
+          <w:iCs/>
+        </w:rPr>
+        <w:t xml:space="preserve">không đạt</w:t>
+      </w:r>
+      <w:r>
+        <w:t xml:space="preserve">: một chỉ tiêu chưa có dữ liệu để đo khác hẳn một chỉ tiêu đã đo và trượt.</w:t>
+      </w:r>
+    </w:p>
+    <w:p>
+      <w:pPr>
+        <w:pStyle w:val="BodyText"/>
+      </w:pPr>
+      <w:r>
+        <w:rPr>
+          <w:b/>
+          <w:bCs/>
+        </w:rPr>
+        <w:t xml:space="preserve">NFR-A7 — giao thức đo bị giới hạn.</w:t>
+      </w:r>
+      <w:r>
+        <w:t xml:space="preserve"> </w:t>
+      </w:r>
+      <w:r>
+        <w:t xml:space="preserve">Con số 0,5552 đo trên ảnh biển đã cắt sẵn chứ không phải ảnh hiện trường, vì ở thời điểm đo không bộ dữ liệu nào có đồng thời ảnh toàn cảnh và nhãn chuỗi ký tự. Bộ phát hiện được huấn luyện trên ảnh giao thông đầy đủ, nên ảnh mà biển số chiếm gần hết khung nằm ngoài phân bố huấn luyện và tỉ lệ bỏ sót bị thổi phồng. Giá trị này vì vậy phải đọc như</w:t>
+      </w:r>
+      <w:r>
+        <w:t xml:space="preserve"> </w:t>
+      </w:r>
+      <w:r>
+        <w:rPr>
+          <w:b/>
+          <w:bCs/>
+        </w:rPr>
+        <w:t xml:space="preserve">cận dưới bi quan</w:t>
+      </w:r>
+      <w:r>
+        <w:t xml:space="preserve">, không phải ước lượng trung tâm.</w:t>
       </w:r>
     </w:p>
     <w:bookmarkEnd w:id="170"/>
@@ -40535,7 +40217,7 @@
               <w:t xml:space="preserve"> </w:t>
             </w:r>
             <w:r>
-              <w:t xml:space="preserve">— khoản nợ ghi ở mục 5.9.2</w:t>
+              <w:t xml:space="preserve">— có phương pháp và công cụ, chỉ thiếu thời gian máy</w:t>
             </w:r>
           </w:p>
         </w:tc>

--- a/docs/papers/thesis-full.docx
+++ b/docs/papers/thesis-full.docx
@@ -53874,17 +53874,28 @@
     <w:qFormat/>
     <w:tblPr>
       <w:tblInd w:type="dxa" w:w="0"/>
+      <w:tblBorders>
+        <w:top w:color="000000" w:space="0" w:sz="8" w:val="single"/>
+        <w:left w:color="000000" w:space="0" w:sz="8" w:val="single"/>
+        <w:bottom w:color="000000" w:space="0" w:sz="8" w:val="single"/>
+        <w:right w:color="000000" w:space="0" w:sz="8" w:val="single"/>
+        <w:insideH w:color="000000" w:space="0" w:sz="4" w:val="single"/>
+        <w:insideV w:color="000000" w:space="0" w:sz="4" w:val="single"/>
+      </w:tblBorders>
       <w:tblCellMar>
-        <w:top w:type="dxa" w:w="0"/>
+        <w:top w:type="dxa" w:w="20"/>
         <w:left w:type="dxa" w:w="108"/>
-        <w:bottom w:type="dxa" w:w="0"/>
+        <w:bottom w:type="dxa" w:w="20"/>
         <w:right w:type="dxa" w:w="108"/>
       </w:tblCellMar>
     </w:tblPr>
+    <w:trPr>
+      <w:cantSplit/>
+    </w:trPr>
     <w:tblStylePr w:type="firstRow">
       <w:tcPr>
         <w:tcBorders>
-          <w:bottom w:val="single"/>
+          <w:bottom w:color="000000" w:space="0" w:sz="12" w:val="single"/>
         </w:tcBorders>
         <w:vAlign w:val="bottom"/>
       </w:tcPr>

--- a/docs/papers/thesis-full.docx
+++ b/docs/papers/thesis-full.docx
@@ -636,103 +636,29 @@
         <w:t xml:space="preserve">85–90% lưu lượng phương tiện trên đường</w:t>
       </w:r>
       <w:r>
+        <w:t xml:space="preserve">. Điều này kéo theo ba hệ quả (Chương 4): (i) biển hai dòng chiếm đa số vì mọi xe mô tô đều mang biển hai dòng; (ii) mật độ cao gây che khuất và nhiều biển trong một khung hình; (iii) biển xe mô tô chỉ 140 × 190 mm nên là đối tượng nhỏ. Vì vậy, ghi nhận thủ công không phù hợp và cần</w:t>
+      </w:r>
+      <w:r>
+        <w:t xml:space="preserve"> </w:t>
+      </w:r>
+      <w:r>
+        <w:rPr>
+          <w:b/>
+          <w:bCs/>
+        </w:rPr>
+        <w:t xml:space="preserve">nhận dạng biển số xe tự động (ALPR)</w:t>
+      </w:r>
+      <w:r>
         <w:t xml:space="preserve"> </w:t>
       </w:r>
       <w:r>
         <w:t xml:space="preserve">[1]</w:t>
       </w:r>
       <w:r>
-        <w:t xml:space="preserve">. Con số đó là</w:t>
-      </w:r>
-      <w:r>
-        <w:t xml:space="preserve"> </w:t>
-      </w:r>
-      <w:r>
-        <w:rPr>
-          <w:b/>
-          <w:bCs/>
-        </w:rPr>
-        <w:t xml:space="preserve">ràng buộc kỹ thuật trực tiếp</w:t>
-      </w:r>
-      <w:r>
-        <w:t xml:space="preserve">, kéo theo ba hệ quả (Chương 4): (i)</w:t>
-      </w:r>
-      <w:r>
-        <w:t xml:space="preserve"> </w:t>
-      </w:r>
-      <w:r>
-        <w:rPr>
-          <w:b/>
-          <w:bCs/>
-        </w:rPr>
-        <w:t xml:space="preserve">biển hai dòng gần vuông chiếm đa số tuyệt đối</w:t>
-      </w:r>
-      <w:r>
-        <w:t xml:space="preserve"> </w:t>
-      </w:r>
-      <w:r>
-        <w:t xml:space="preserve">vì mọi xe mô tô đều mang biển hai dòng; (ii)</w:t>
-      </w:r>
-      <w:r>
-        <w:t xml:space="preserve"> </w:t>
-      </w:r>
-      <w:r>
-        <w:rPr>
-          <w:b/>
-          <w:bCs/>
-        </w:rPr>
-        <w:t xml:space="preserve">mật độ cao gây che khuất</w:t>
-      </w:r>
-      <w:r>
-        <w:t xml:space="preserve">, mỗi khung hình thường có</w:t>
-      </w:r>
-      <w:r>
-        <w:t xml:space="preserve"> </w:t>
-      </w:r>
-      <w:r>
-        <w:rPr>
-          <w:b/>
-          <w:bCs/>
-        </w:rPr>
-        <w:t xml:space="preserve">nhiều biển số</w:t>
-      </w:r>
-      <w:r>
-        <w:t xml:space="preserve">; (iii) biển xe mô tô chỉ 140 × 190 mm nên đây là</w:t>
-      </w:r>
-      <w:r>
-        <w:t xml:space="preserve"> </w:t>
-      </w:r>
-      <w:r>
-        <w:rPr>
-          <w:b/>
-          <w:bCs/>
-        </w:rPr>
-        <w:t xml:space="preserve">bài toán phát hiện đối tượng nhỏ</w:t>
-      </w:r>
-      <w:r>
-        <w:t xml:space="preserve">. Ở quy mô đó, ghi nhận thủ công không khả thi — lý do tồn tại của</w:t>
-      </w:r>
-      <w:r>
-        <w:t xml:space="preserve"> </w:t>
-      </w:r>
-      <w:r>
-        <w:rPr>
-          <w:b/>
-          <w:bCs/>
-        </w:rPr>
-        <w:t xml:space="preserve">ALPR (Automatic License Plate Recognition)</w:t>
-      </w:r>
-      <w:r>
         <w:t xml:space="preserve"> </w:t>
       </w:r>
       <w:r>
         <w:t xml:space="preserve">[2]</w:t>
-      </w:r>
-      <w:r>
-        <w:t xml:space="preserve"> </w:t>
-      </w:r>
-      <w:r>
-        <w:t xml:space="preserve">[3]</w:t>
       </w:r>
       <w:r>
         <w:t xml:space="preserve">.</w:t>
@@ -766,12 +692,6 @@
         <w:t xml:space="preserve">bãi đỗ xe thông minh</w:t>
       </w:r>
       <w:r>
-        <w:t xml:space="preserve"> </w:t>
-      </w:r>
-      <w:r>
-        <w:t xml:space="preserve">[4]</w:t>
-      </w:r>
-      <w:r>
         <w:t xml:space="preserve">;</w:t>
       </w:r>
       <w:r>
@@ -785,12 +705,6 @@
         <w:t xml:space="preserve">thu phí không dừng ETC</w:t>
       </w:r>
       <w:r>
-        <w:t xml:space="preserve"> </w:t>
-      </w:r>
-      <w:r>
-        <w:t xml:space="preserve">[5]</w:t>
-      </w:r>
-      <w:r>
         <w:t xml:space="preserve">;</w:t>
       </w:r>
       <w:r>
@@ -818,12 +732,6 @@
           <w:bCs/>
         </w:rPr>
         <w:t xml:space="preserve">kiểm soát ra vào</w:t>
-      </w:r>
-      <w:r>
-        <w:t xml:space="preserve"> </w:t>
-      </w:r>
-      <w:r>
-        <w:t xml:space="preserve">[6]</w:t>
       </w:r>
       <w:r>
         <w:t xml:space="preserve">. Cả bốn đo cùng một thứ:</w:t>
@@ -944,7 +852,7 @@
         <w:t xml:space="preserve">94,3% biển một dòng nhưng chỉ 45,7% biển hai dòng, chênh 48,6 điểm phần trăm</w:t>
       </w:r>
       <w:r>
-        <w:t xml:space="preserve">, không biến số nào khác thay đổi ngoài bố cục biển [7]</w:t>
+        <w:t xml:space="preserve">, không biến số nào khác thay đổi ngoài bố cục biển [3]</w:t>
       </w:r>
       <w:r>
         <w:t xml:space="preserve">. Cũng nghiên cứu này: cả 12 phương pháp và 2 hệ thống thương mại đều</w:t>
@@ -979,7 +887,7 @@
         <w:t xml:space="preserve"> </w:t>
       </w:r>
       <w:r>
-        <w:t xml:space="preserve">khỏi thí nghiệm [7]</w:t>
+        <w:t xml:space="preserve">khỏi thí nghiệm [3]</w:t>
       </w:r>
       <w:r>
         <w:t xml:space="preserve">.</w:t>
@@ -1136,7 +1044,7 @@
         <w:t xml:space="preserve"> </w:t>
       </w:r>
       <w:r>
-        <w:t xml:space="preserve">(hiệu lực 01/01/2025) [8]</w:t>
+        <w:t xml:space="preserve">(hiệu lực 01/01/2025) [4]</w:t>
       </w:r>
       <w:r>
         <w:t xml:space="preserve">, sửa đổi bởi</w:t>
@@ -1155,7 +1063,7 @@
         <w:t xml:space="preserve"> </w:t>
       </w:r>
       <w:r>
-        <w:t xml:space="preserve">[9]</w:t>
+        <w:t xml:space="preserve">[5]</w:t>
       </w:r>
       <w:r>
         <w:t xml:space="preserve"> </w:t>
@@ -1177,7 +1085,7 @@
         <w:t xml:space="preserve"> </w:t>
       </w:r>
       <w:r>
-        <w:t xml:space="preserve">[10]</w:t>
+        <w:t xml:space="preserve">[6]</w:t>
       </w:r>
       <w:r>
         <w:t xml:space="preserve">; kích thước vật lý theo</w:t>
@@ -1196,7 +1104,7 @@
         <w:t xml:space="preserve"> </w:t>
       </w:r>
       <w:r>
-        <w:t xml:space="preserve">[11]</w:t>
+        <w:t xml:space="preserve">[7]</w:t>
       </w:r>
       <w:r>
         <w:t xml:space="preserve">.</w:t>
@@ -1231,12 +1139,6 @@
         <w:t xml:space="preserve"> </w:t>
       </w:r>
       <w:r>
-        <w:t xml:space="preserve">[12]</w:t>
-      </w:r>
-      <w:r>
-        <w:t xml:space="preserve"> </w:t>
-      </w:r>
-      <w:r>
         <w:t xml:space="preserve">—</w:t>
       </w:r>
       <w:r>
@@ -1335,7 +1237,7 @@
         <w:t xml:space="preserve">R</w:t>
       </w:r>
       <w:r>
-        <w:t xml:space="preserve">) [13]</w:t>
+        <w:t xml:space="preserve">) [8]</w:t>
       </w:r>
       <w:r>
         <w:t xml:space="preserve">;</w:t>
@@ -1394,7 +1296,7 @@
         <w:t xml:space="preserve">G</w:t>
       </w:r>
       <w:r>
-        <w:t xml:space="preserve">); tập loại trừ đúng cho toàn hệ thống chỉ gồm</w:t>
+        <w:t xml:space="preserve">); tập loại trừ toàn hệ thống chỉ gồm</w:t>
       </w:r>
       <w:r>
         <w:t xml:space="preserve"> </w:t>
@@ -1510,20 +1412,17 @@
         <w:t xml:space="preserve">W</w:t>
       </w:r>
       <w:r>
-        <w:t xml:space="preserve"> </w:t>
-      </w:r>
-      <w:r>
-        <w:t xml:space="preserve">— charset theo "danh sách phẳng 20 chữ cái" sẽ</w:t>
-      </w:r>
-      <w:r>
-        <w:t xml:space="preserve"> </w:t>
-      </w:r>
-      <w:r>
-        <w:rPr>
-          <w:b/>
-          <w:bCs/>
-        </w:rPr>
-        <w:t xml:space="preserve">sai hệ thống trên toàn bộ lớp biển xe máy có</w:t>
+        <w:t xml:space="preserve">; nếu áp dụng danh sách phẳng 20 chữ cái chung, hệ thống sẽ</w:t>
+      </w:r>
+      <w:r>
+        <w:t xml:space="preserve"> </w:t>
+      </w:r>
+      <w:r>
+        <w:rPr>
+          <w:b/>
+          <w:bCs/>
+        </w:rPr>
+        <w:t xml:space="preserve">nhận dạng sai toàn bộ lớp biển xe máy có</w:t>
       </w:r>
       <w:r>
         <w:rPr>
@@ -1555,7 +1454,7 @@
         <w:t xml:space="preserve">ở vị trí thứ hai</w:t>
       </w:r>
       <w:r>
-        <w:t xml:space="preserve">, lỗi không cứu được ở hậu xử lý.</w:t>
+        <w:t xml:space="preserve">, đây là lỗi không thể khắc phục trong bước hậu xử lý.</w:t>
       </w:r>
       <w:r>
         <w:t xml:space="preserve"> </w:t>
@@ -1597,12 +1496,6 @@
         <w:t xml:space="preserve">8 mã — 13, 42, 44, 45, 46, 87, 91, 96 — không được gán</w:t>
       </w:r>
       <w:r>
-        <w:t xml:space="preserve"> </w:t>
-      </w:r>
-      <w:r>
-        <w:t xml:space="preserve">[14]</w:t>
-      </w:r>
-      <w:r>
         <w:t xml:space="preserve">, nên</w:t>
       </w:r>
       <w:r>
@@ -1634,7 +1527,7 @@
         <w:t xml:space="preserve"> </w:t>
       </w:r>
       <w:r>
-        <w:t xml:space="preserve">[11]</w:t>
+        <w:t xml:space="preserve">[7]</w:t>
       </w:r>
       <w:r>
         <w:t xml:space="preserve">: 110 × 520 mm →</w:t>
@@ -1773,78 +1666,7 @@
         <w:pStyle w:val="FirstParagraph"/>
       </w:pPr>
       <w:r>
-        <w:t xml:space="preserve">Xây dựng một</w:t>
-      </w:r>
-      <w:r>
-        <w:t xml:space="preserve"> </w:t>
-      </w:r>
-      <w:r>
-        <w:rPr>
-          <w:b/>
-          <w:bCs/>
-        </w:rPr>
-        <w:t xml:space="preserve">hệ thống nhận dạng biển số xe Việt Nam hoàn chỉnh, chất lượng gần sản phẩm thực tế</w:t>
-      </w:r>
-      <w:r>
-        <w:t xml:space="preserve">: mô hình phát hiện tự huấn luyện trên dữ liệu Việt Nam, khối nhận dạng ký tự, khối hậu xử lý theo quy chuẩn Việt Nam, backend REST API, giao diện web, cơ sở dữ liệu lịch sử, đóng gói triển khai, tài liệu học thuật đầy đủ; hỗ trợ</w:t>
-      </w:r>
-      <w:r>
-        <w:t xml:space="preserve"> </w:t>
-      </w:r>
-      <w:r>
-        <w:rPr>
-          <w:b/>
-          <w:bCs/>
-        </w:rPr>
-        <w:t xml:space="preserve">cả biển một dòng và hai dòng</w:t>
-      </w:r>
-      <w:r>
-        <w:t xml:space="preserve">,</w:t>
-      </w:r>
-      <w:r>
-        <w:t xml:space="preserve"> </w:t>
-      </w:r>
-      <w:r>
-        <w:rPr>
-          <w:b/>
-          <w:bCs/>
-        </w:rPr>
-        <w:t xml:space="preserve">suy luận hoàn toàn trên CPU</w:t>
-      </w:r>
-      <w:r>
-        <w:t xml:space="preserve">. Đây</w:t>
-      </w:r>
-      <w:r>
-        <w:t xml:space="preserve"> </w:t>
-      </w:r>
-      <w:r>
-        <w:rPr>
-          <w:b/>
-          <w:bCs/>
-        </w:rPr>
-        <w:t xml:space="preserve">không phải</w:t>
-      </w:r>
-      <w:r>
-        <w:t xml:space="preserve"> </w:t>
-      </w:r>
-      <w:r>
-        <w:t xml:space="preserve">demo dạng notebook, cũng</w:t>
-      </w:r>
-      <w:r>
-        <w:t xml:space="preserve"> </w:t>
-      </w:r>
-      <w:r>
-        <w:rPr>
-          <w:b/>
-          <w:bCs/>
-        </w:rPr>
-        <w:t xml:space="preserve">không phải</w:t>
-      </w:r>
-      <w:r>
-        <w:t xml:space="preserve"> </w:t>
-      </w:r>
-      <w:r>
-        <w:t xml:space="preserve">sản phẩm thương mại.</w:t>
+        <w:t xml:space="preserve">Xây dựng hệ thống nhận dạng biển số xe Việt Nam gồm mô hình phát hiện tự huấn luyện, nhận dạng ký tự, hậu xử lý theo quy chuẩn Việt Nam, REST API, giao diện web, cơ sở dữ liệu và đóng gói triển khai; hỗ trợ biển một dòng, hai dòng và suy luận trên CPU. Hệ thống phục vụ mục đích học thuật, không phải sản phẩm thương mại.</w:t>
       </w:r>
     </w:p>
     <w:bookmarkEnd w:id="20"/>
@@ -3335,7 +3157,7 @@
         <w:t xml:space="preserve">Won't</w:t>
       </w:r>
       <w:r>
-        <w:t xml:space="preserve">) ra khỏi phạm vi: cả hai đang dở dang, và bàn giao một tính năng dở dang gây hiểu nhầm nhiều hơn là không bàn giao.</w:t>
+        <w:t xml:space="preserve">) ra khỏi phạm vi: cả hai đang dở dang, và việc bàn giao một tính năng chưa hoàn thiện có thể ảnh hưởng đến tính ổn định chung.</w:t>
       </w:r>
       <w:r>
         <w:t xml:space="preserve"> </w:t>
@@ -3375,13 +3197,13 @@
           <w:b/>
           <w:bCs/>
         </w:rPr>
-        <w:t xml:space="preserve">đã bị đưa ra khỏi phạm vi — FR-4.1 và FR-2.5</w:t>
-      </w:r>
-      <w:r>
-        <w:t xml:space="preserve"> </w:t>
-      </w:r>
-      <w:r>
-        <w:t xml:space="preserve">— nêu ở đây, ở mục 4.1.3, mục 6.2 và trong đặc tả yêu cầu, không để hội đồng tự phát hiện. Đây là</w:t>
+        <w:t xml:space="preserve">đã bị đưa ra khỏi phạm vi (FR-4.1 và FR-2.5)</w:t>
+      </w:r>
+      <w:r>
+        <w:t xml:space="preserve"> </w:t>
+      </w:r>
+      <w:r>
+        <w:t xml:space="preserve">và được nêu rõ tại đây, cũng như ở mục 4.1.3, mục 6.2 và trong đặc tả yêu cầu. Đây là</w:t>
       </w:r>
       <w:r>
         <w:t xml:space="preserve"> </w:t>
@@ -3616,23 +3438,31 @@
         <w:t xml:space="preserve"> </w:t>
       </w:r>
       <w:r>
-        <w:t xml:space="preserve">với models/best.pt (imgsz=640, split v3); chỉ tiêu phát hiện</w:t>
-      </w:r>
-      <w:r>
-        <w:t xml:space="preserve"> </w:t>
-      </w:r>
-      <w:r>
-        <w:rPr>
-          <w:b/>
-          <w:bCs/>
-        </w:rPr>
-        <w:t xml:space="preserve">đều đạt</w:t>
+        <w:t xml:space="preserve">với</w:t>
+      </w:r>
+      <w:r>
+        <w:t xml:space="preserve"> </w:t>
+      </w:r>
+      <w:r>
+        <w:rPr>
+          <w:rStyle w:val="VerbatimChar"/>
+        </w:rPr>
+        <w:t xml:space="preserve">models/best.pt</w:t>
       </w:r>
       <w:r>
         <w:t xml:space="preserve"> </w:t>
       </w:r>
       <w:r>
         <w:t xml:space="preserve">(</w:t>
+      </w:r>
+      <w:r>
+        <w:rPr>
+          <w:rStyle w:val="VerbatimChar"/>
+        </w:rPr>
+        <w:t xml:space="preserve">imgsz=640</w:t>
+      </w:r>
+      <w:r>
+        <w:t xml:space="preserve">, split v3); các chỉ tiêu phát hiện đều đạt (</w:t>
       </w:r>
       <w:hyperlink r:id="rId13">
         <w:r>
@@ -3646,55 +3476,23 @@
         <w:t xml:space="preserve"> </w:t>
       </w:r>
       <w:r>
-        <w:t xml:space="preserve">= 0,9829), độ trễ NFR-P1</w:t>
-      </w:r>
-      <w:r>
-        <w:t xml:space="preserve"> </w:t>
-      </w:r>
-      <w:r>
-        <w:rPr>
-          <w:b/>
-          <w:bCs/>
-        </w:rPr>
-        <w:t xml:space="preserve">đạt</w:t>
-      </w:r>
-      <w:r>
-        <w:t xml:space="preserve"> </w:t>
-      </w:r>
-      <w:r>
-        <w:t xml:space="preserve">(p95 731/780 ms); chỉ tiêu độ chính xác OCR</w:t>
-      </w:r>
-      <w:r>
-        <w:t xml:space="preserve"> </w:t>
-      </w:r>
-      <w:r>
-        <w:rPr>
-          <w:b/>
-          <w:bCs/>
-        </w:rPr>
-        <w:t xml:space="preserve">đã đo</w:t>
-      </w:r>
-      <w:r>
-        <w:t xml:space="preserve"> </w:t>
-      </w:r>
-      <w:r>
-        <w:t xml:space="preserve">và biển hai dòng</w:t>
-      </w:r>
-      <w:r>
-        <w:t xml:space="preserve"> </w:t>
-      </w:r>
-      <w:r>
-        <w:rPr>
-          <w:b/>
-          <w:bCs/>
-        </w:rPr>
-        <w:t xml:space="preserve">chưa đạt</w:t>
-      </w:r>
-      <w:r>
-        <w:t xml:space="preserve"> </w:t>
-      </w:r>
-      <w:r>
-        <w:t xml:space="preserve">(kết quả thật).</w:t>
+        <w:t xml:space="preserve">= 0,9829). Với cấu hình giao hàng, NFR-P1 đạt</w:t>
+      </w:r>
+      <w:r>
+        <w:t xml:space="preserve"> </w:t>
+      </w:r>
+      <w:r>
+        <w:rPr>
+          <w:b/>
+          <w:bCs/>
+        </w:rPr>
+        <w:t xml:space="preserve">ngưỡng tối thiểu</w:t>
+      </w:r>
+      <w:r>
+        <w:t xml:space="preserve"> </w:t>
+      </w:r>
+      <w:r>
+        <w:t xml:space="preserve">nhưng chưa đạt mục tiêu (p95 = 1.143,10 ms; ngưỡng 1.500 ms, mục tiêu 800 ms). Cặp 731/780 ms là kết quả đo trước khi bật bậc thử lại và chỉ được dùng để phân tích đánh đổi. Chỉ tiêu độ chính xác OCR đã đo; kết quả đối với biển hai dòng chưa đạt.</w:t>
       </w:r>
       <w:r>
         <w:t xml:space="preserve"> </w:t>
@@ -3748,25 +3546,25 @@
         <w:t xml:space="preserve"> </w:t>
       </w:r>
       <w:r>
-        <w:t xml:space="preserve">theo TT 79/2024/TT-BCA [8]</w:t>
-      </w:r>
-      <w:r>
-        <w:t xml:space="preserve"> </w:t>
-      </w:r>
-      <w:r>
-        <w:t xml:space="preserve">(sửa đổi bởi TT 13/2025 [9]</w:t>
-      </w:r>
-      <w:r>
-        <w:t xml:space="preserve"> </w:t>
-      </w:r>
-      <w:r>
-        <w:t xml:space="preserve">và TT 51/2025 [10]</w:t>
-      </w:r>
-      <w:r>
-        <w:t xml:space="preserve">) và QCVN 08:2024/BCA [11]</w:t>
-      </w:r>
-      <w:r>
-        <w:t xml:space="preserve">; biển nền đỏ quân đội thuộc TT 169/2021/TT-BQP [15]</w:t>
+        <w:t xml:space="preserve">theo TT 79/2024/TT-BCA [4]</w:t>
+      </w:r>
+      <w:r>
+        <w:t xml:space="preserve"> </w:t>
+      </w:r>
+      <w:r>
+        <w:t xml:space="preserve">(sửa đổi bởi TT 13/2025 [5]</w:t>
+      </w:r>
+      <w:r>
+        <w:t xml:space="preserve"> </w:t>
+      </w:r>
+      <w:r>
+        <w:t xml:space="preserve">và TT 51/2025 [6]</w:t>
+      </w:r>
+      <w:r>
+        <w:t xml:space="preserve">) và QCVN 08:2024/BCA [7]</w:t>
+      </w:r>
+      <w:r>
+        <w:t xml:space="preserve">; biển nền đỏ quân đội thuộc TT 169/2021/TT-BQP [9]</w:t>
       </w:r>
       <w:r>
         <w:t xml:space="preserve">, chỉ xử lý ở mức nhận biết ký hiệu.</w:t>
@@ -3785,7 +3583,7 @@
         <w:t xml:space="preserve"> </w:t>
       </w:r>
       <w:r>
-        <w:t xml:space="preserve">— cụ thể YOLO11 [16]</w:t>
+        <w:t xml:space="preserve">— cụ thể YOLO11 [10]</w:t>
       </w:r>
       <w:r>
         <w:t xml:space="preserve">.</w:t>
@@ -3804,7 +3602,7 @@
         <w:t xml:space="preserve"> </w:t>
       </w:r>
       <w:r>
-        <w:t xml:space="preserve">không cần phân đoạn ký tự: PaddleOCR [17]</w:t>
+        <w:t xml:space="preserve">không cần phân đoạn ký tự: PaddleOCR [11]</w:t>
       </w:r>
       <w:r>
         <w:t xml:space="preserve"> </w:t>
@@ -4041,30 +3839,17 @@
         <w:pStyle w:val="FirstParagraph"/>
       </w:pPr>
       <w:r>
-        <w:t xml:space="preserve">Danh sách này là</w:t>
-      </w:r>
-      <w:r>
-        <w:t xml:space="preserve"> </w:t>
-      </w:r>
-      <w:r>
-        <w:rPr>
-          <w:b/>
-          <w:bCs/>
-        </w:rPr>
-        <w:t xml:space="preserve">hàng rào trước câu hỏi "sao không làm X"</w:t>
-      </w:r>
-      <w:r>
-        <w:t xml:space="preserve">; không hạng mục nào bị loại vì "không kịp làm".</w:t>
-      </w:r>
-      <w:r>
-        <w:t xml:space="preserve"> </w:t>
-      </w:r>
-      <w:r>
-        <w:rPr>
-          <w:b/>
-          <w:bCs/>
-        </w:rPr>
-        <w:t xml:space="preserve">Mười một hạng mục:</w:t>
+        <w:t xml:space="preserve">Danh sách này nhằm xác định rõ giới hạn của đề tài; việc loại trừ các hạng mục này là quyết định có chủ đích, không phải do giới hạn về thời gian.</w:t>
+      </w:r>
+      <w:r>
+        <w:t xml:space="preserve"> </w:t>
+      </w:r>
+      <w:r>
+        <w:rPr>
+          <w:b/>
+          <w:bCs/>
+        </w:rPr>
+        <w:t xml:space="preserve">Mười một hạng mục bao gồm:</w:t>
       </w:r>
       <w:r>
         <w:t xml:space="preserve"> </w:t>
@@ -4560,23 +4345,7 @@
         <w:pStyle w:val="FirstParagraph"/>
       </w:pPr>
       <w:r>
-        <w:t xml:space="preserve">Các con số vượt 99% trong tài liệu ALPR quốc tế đến từ nhóm nghiên cứu chuyên nghiệp có hạ tầng GPU lớn và dữ liệu độc quyền. Một đồ án làm trên máy không có GPU CUDA</w:t>
-      </w:r>
-      <w:r>
-        <w:t xml:space="preserve"> </w:t>
-      </w:r>
-      <w:r>
-        <w:rPr>
-          <w:b/>
-          <w:bCs/>
-        </w:rPr>
-        <w:t xml:space="preserve">không đặt mục tiêu đó</w:t>
-      </w:r>
-      <w:r>
-        <w:t xml:space="preserve"> </w:t>
-      </w:r>
-      <w:r>
-        <w:t xml:space="preserve">— tuyên bố ngược lại là thiếu trung thực học thuật. Đóng góp thực sự nằm ở sáu chỗ, cụ thể và kiểm chứng được.</w:t>
+        <w:t xml:space="preserve">Các kết quả trên 99% trong tài liệu ALPR quốc tế thường dựa trên hạ tầng GPU và dữ liệu riêng. Đồ án thực hiện trên máy không có GPU CUDA nên không đặt mục tiêu tương tự. Đóng góp tập trung ở sáu nội dung có thể kiểm chứng.</w:t>
       </w:r>
     </w:p>
     <w:p>
@@ -4752,12 +4521,6 @@
         <w:t xml:space="preserve">\d{2}</w:t>
       </w:r>
       <w:r>
-        <w:t xml:space="preserve"> </w:t>
-      </w:r>
-      <w:r>
-        <w:t xml:space="preserve">[14]</w:t>
-      </w:r>
-      <w:r>
         <w:t xml:space="preserve">, seri</w:t>
       </w:r>
       <w:r>
@@ -4804,7 +4567,7 @@
         <w:t xml:space="preserve"> </w:t>
       </w:r>
       <w:r>
-        <w:t xml:space="preserve">[13]</w:t>
+        <w:t xml:space="preserve">[8]</w:t>
       </w:r>
       <w:r>
         <w:t xml:space="preserve">, seri</w:t>
@@ -5334,39 +5097,39 @@
         <w:t xml:space="preserve">trái kỳ vọng</w:t>
       </w:r>
       <w:r>
-        <w:t xml:space="preserve">: bước tách-rồi-ghép-ngang mua</w:t>
-      </w:r>
-      <w:r>
-        <w:t xml:space="preserve"> </w:t>
-      </w:r>
-      <w:r>
-        <w:rPr>
-          <w:b/>
-          <w:bCs/>
-        </w:rPr>
-        <w:t xml:space="preserve">34,92 điểm</w:t>
-      </w:r>
-      <w:r>
-        <w:t xml:space="preserve"> </w:t>
-      </w:r>
-      <w:r>
-        <w:t xml:space="preserve">cho PaddleOCR nhưng chỉ</w:t>
-      </w:r>
-      <w:r>
-        <w:t xml:space="preserve"> </w:t>
-      </w:r>
-      <w:r>
-        <w:rPr>
-          <w:b/>
-          <w:bCs/>
-        </w:rPr>
-        <w:t xml:space="preserve">0,03 điểm</w:t>
-      </w:r>
-      <w:r>
-        <w:t xml:space="preserve"> </w:t>
-      </w:r>
-      <w:r>
-        <w:t xml:space="preserve">cho Tesseract, nên nó</w:t>
+        <w:t xml:space="preserve">: kỹ thuật tách và ghép ngang giúp độ chính xác của PaddleOCR tăng</w:t>
+      </w:r>
+      <w:r>
+        <w:t xml:space="preserve"> </w:t>
+      </w:r>
+      <w:r>
+        <w:rPr>
+          <w:b/>
+          <w:bCs/>
+        </w:rPr>
+        <w:t xml:space="preserve">34,92%</w:t>
+      </w:r>
+      <w:r>
+        <w:t xml:space="preserve"> </w:t>
+      </w:r>
+      <w:r>
+        <w:t xml:space="preserve">nhưng chỉ cải thiện</w:t>
+      </w:r>
+      <w:r>
+        <w:t xml:space="preserve"> </w:t>
+      </w:r>
+      <w:r>
+        <w:rPr>
+          <w:b/>
+          <w:bCs/>
+        </w:rPr>
+        <w:t xml:space="preserve">0,03%</w:t>
+      </w:r>
+      <w:r>
+        <w:t xml:space="preserve"> </w:t>
+      </w:r>
+      <w:r>
+        <w:t xml:space="preserve">đối với Tesseract, nên đây</w:t>
       </w:r>
       <w:r>
         <w:t xml:space="preserve"> </w:t>
@@ -5382,7 +5145,7 @@
         <w:t xml:space="preserve"> </w:t>
       </w:r>
       <w:r>
-        <w:t xml:space="preserve">phải kỹ thuật độc lập engine như đã kỳ vọng.</w:t>
+        <w:t xml:space="preserve">phải kỹ thuật độc lập engine như giả định ban đầu.</w:t>
       </w:r>
     </w:p>
     <w:bookmarkEnd w:id="33"/>
@@ -5761,7 +5524,7 @@
         <w:t xml:space="preserve"> </w:t>
       </w:r>
       <w:r>
-        <w:t xml:space="preserve">—</w:t>
+        <w:t xml:space="preserve">— văn bản này</w:t>
       </w:r>
       <w:r>
         <w:t xml:space="preserve"> </w:t>
@@ -5774,10 +5537,7 @@
         <w:t xml:space="preserve">đã hết hiệu lực từ 01/01/2025</w:t>
       </w:r>
       <w:r>
-        <w:t xml:space="preserve"> </w:t>
-      </w:r>
-      <w:r>
-        <w:t xml:space="preserve">[12]</w:t>
+        <w:t xml:space="preserve">, bị thay bởi TT 79/2024 [4]</w:t>
       </w:r>
       <w:r>
         <w:t xml:space="preserve">; đồ án chỉ nhắc như bối cảnh lịch sử.</w:t>
@@ -5804,7 +5564,7 @@
         <w:t xml:space="preserve"> </w:t>
       </w:r>
       <w:r>
-        <w:t xml:space="preserve">hiệu lực 01/01/2025, thay TT 24/2023, quy định cấu trúc biển, seri, màu sắc [8]</w:t>
+        <w:t xml:space="preserve">hiệu lực 01/01/2025, thay TT 24/2023, quy định cấu trúc biển, seri, màu sắc [4]</w:t>
       </w:r>
       <w:r>
         <w:t xml:space="preserve">;</w:t>
@@ -5823,7 +5583,7 @@
         <w:t xml:space="preserve"> </w:t>
       </w:r>
       <w:r>
-        <w:t xml:space="preserve">sửa đổi TT 79/2024 [9]</w:t>
+        <w:t xml:space="preserve">sửa đổi TT 79/2024 [5]</w:t>
       </w:r>
       <w:r>
         <w:t xml:space="preserve">;</w:t>
@@ -5858,7 +5618,7 @@
         <w:t xml:space="preserve"> </w:t>
       </w:r>
       <w:r>
-        <w:t xml:space="preserve">sau sáp nhập còn 34 tỉnh/thành [10]</w:t>
+        <w:t xml:space="preserve">sau sáp nhập còn 34 tỉnh/thành [6]</w:t>
       </w:r>
       <w:r>
         <w:t xml:space="preserve">;</w:t>
@@ -5877,10 +5637,10 @@
         <w:t xml:space="preserve"> </w:t>
       </w:r>
       <w:r>
-        <w:t xml:space="preserve">kèm TT 81/2024/TT-BCA, hiệu lực 01/01/2025, quy chuẩn quốc gia về kết cấu, kích thước, vật liệu [11]</w:t>
-      </w:r>
-      <w:r>
-        <w:t xml:space="preserve">. Biển quân đội thuộc TT 169/2021/TT-BQP [15]</w:t>
+        <w:t xml:space="preserve">kèm TT 81/2024/TT-BCA, hiệu lực 01/01/2025, quy chuẩn quốc gia về kết cấu, kích thước, vật liệu [7]</w:t>
+      </w:r>
+      <w:r>
+        <w:t xml:space="preserve">. Biển quân đội thuộc TT 169/2021/TT-BQP [9]</w:t>
       </w:r>
       <w:r>
         <w:t xml:space="preserve">,</w:t>
@@ -5955,7 +5715,7 @@
         <w:t xml:space="preserve"> </w:t>
       </w:r>
       <w:r>
-        <w:t xml:space="preserve">là rủi ro kỹ thuật trực tiếp [19]; hệ quả ở mục 2.2.7.</w:t>
+        <w:t xml:space="preserve">là rủi ro kỹ thuật trực tiếp; hệ quả ở mục 2.2.7.</w:t>
       </w:r>
     </w:p>
     <w:bookmarkEnd w:id="38"/>
@@ -6012,7 +5772,23 @@
         <w:t xml:space="preserve"> </w:t>
       </w:r>
       <w:r>
-        <w:t xml:space="preserve">2 chữ số trong 81 mã hợp lệ thuộc dải 11 – 99 [10], [14]</w:t>
+        <w:t xml:space="preserve">2 chữ số trong 81 mã hợp lệ thuộc dải 11 – 99 [6];</w:t>
+      </w:r>
+      <w:r>
+        <w:t xml:space="preserve"> </w:t>
+      </w:r>
+      <w:r>
+        <w:rPr>
+          <w:b/>
+          <w:bCs/>
+        </w:rPr>
+        <w:t xml:space="preserve">seri 1 chữ cái</w:t>
+      </w:r>
+      <w:r>
+        <w:t xml:space="preserve"> </w:t>
+      </w:r>
+      <w:r>
+        <w:t xml:space="preserve">trong 20 chữ với biển trắng và vàng, 11 chữ với biển xanh [8]</w:t>
       </w:r>
       <w:r>
         <w:t xml:space="preserve">;</w:t>
@@ -6025,29 +5801,10 @@
           <w:b/>
           <w:bCs/>
         </w:rPr>
-        <w:t xml:space="preserve">seri 1 chữ cái</w:t>
-      </w:r>
-      <w:r>
-        <w:t xml:space="preserve"> </w:t>
-      </w:r>
-      <w:r>
-        <w:t xml:space="preserve">trong 20 chữ với biển trắng và vàng, 11 chữ với biển xanh [13]</w:t>
-      </w:r>
-      <w:r>
-        <w:t xml:space="preserve">;</w:t>
-      </w:r>
-      <w:r>
-        <w:t xml:space="preserve"> </w:t>
-      </w:r>
-      <w:r>
-        <w:rPr>
-          <w:b/>
-          <w:bCs/>
-        </w:rPr>
         <w:t xml:space="preserve">số thứ tự 5 chữ số</w:t>
       </w:r>
       <w:r>
-        <w:t xml:space="preserve">, 000.01 – 999.99 [8] — ví dụ</w:t>
+        <w:t xml:space="preserve">, 000.01 – 999.99 [4] — ví dụ</w:t>
       </w:r>
       <w:r>
         <w:t xml:space="preserve"> </w:t>
@@ -6127,7 +5884,7 @@
         <w:t xml:space="preserve"> </w:t>
       </w:r>
       <w:r>
-        <w:t xml:space="preserve">[26]</w:t>
+        <w:t xml:space="preserve">[12]</w:t>
       </w:r>
       <w:r>
         <w:t xml:space="preserve"> </w:t>
@@ -6193,7 +5950,10 @@
         <w:t xml:space="preserve"> </w:t>
       </w:r>
       <w:r>
-        <w:t xml:space="preserve">[26], biển cũ không mất giá trị pháp lý. Dải 11 – 99 có</w:t>
+        <w:t xml:space="preserve">[12]</w:t>
+      </w:r>
+      <w:r>
+        <w:t xml:space="preserve">, biển cũ không mất giá trị pháp lý. Dải 11 – 99 có</w:t>
       </w:r>
       <w:r>
         <w:t xml:space="preserve"> </w:t>
@@ -6248,10 +6008,7 @@
         <w:t xml:space="preserve">13, 42, 44, 45, 46, 87, 91, 96</w:t>
       </w:r>
       <w:r>
-        <w:t xml:space="preserve"> </w:t>
-      </w:r>
-      <w:r>
-        <w:t xml:space="preserve">[14]. TP. Hồ Chí Minh 13 mã (41; 50 – 59; 61; 72); Hà Nội 6 mã (29; 30 – 33; 40) [14].</w:t>
+        <w:t xml:space="preserve">. TP. Hồ Chí Minh 13 mã (41; 50 – 59; 61; 72); Hà Nội 6 mã (29; 30 – 33; 40).</w:t>
       </w:r>
     </w:p>
     <w:p>
@@ -6337,7 +6094,7 @@
         <w:pStyle w:val="FirstParagraph"/>
       </w:pPr>
       <w:r>
-        <w:t xml:space="preserve">Mục dễ bị trình bày sai nhất của chương. Biển trắng và vàng chữ đen dùng seri</w:t>
+        <w:t xml:space="preserve">Đây là nội dung dễ gây nhầm lẫn. Biển trắng và vàng chữ đen dùng seri gồm</w:t>
       </w:r>
       <w:r>
         <w:t xml:space="preserve"> </w:t>
@@ -6353,7 +6110,7 @@
         <w:t xml:space="preserve"> </w:t>
       </w:r>
       <w:r>
-        <w:t xml:space="preserve">[13]; đối chiếu 26 chữ Latin thì vắng</w:t>
+        <w:t xml:space="preserve">[8]; khi đối chiếu với 26 chữ cái Latin, sẽ vắng mặt</w:t>
       </w:r>
       <w:r>
         <w:t xml:space="preserve"> </w:t>
@@ -6362,39 +6119,39 @@
         <w:rPr>
           <w:rStyle w:val="VerbatimChar"/>
         </w:rPr>
-        <w:t xml:space="preserve">I J O Q R W</w:t>
-      </w:r>
-      <w:r>
-        <w:t xml:space="preserve"> </w:t>
-      </w:r>
-      <w:r>
-        <w:t xml:space="preserve">— nhưng</w:t>
-      </w:r>
-      <w:r>
-        <w:t xml:space="preserve"> </w:t>
-      </w:r>
-      <w:r>
-        <w:rPr>
-          <w:b/>
-          <w:bCs/>
-        </w:rPr>
-        <w:t xml:space="preserve">suy diễn "26 − 20 = 6 chữ bị loại trừ" là SAI</w:t>
-      </w:r>
-      <w:r>
-        <w:t xml:space="preserve">: danh sách 20 chữ</w:t>
-      </w:r>
-      <w:r>
-        <w:t xml:space="preserve"> </w:t>
-      </w:r>
-      <w:r>
-        <w:rPr>
-          <w:b/>
-          <w:bCs/>
-        </w:rPr>
-        <w:t xml:space="preserve">chỉ áp dụng cho chữ cái thứ nhất</w:t>
-      </w:r>
-      <w:r>
-        <w:t xml:space="preserve">; ở</w:t>
+        <w:t xml:space="preserve">I, J, O, Q, R, W</w:t>
+      </w:r>
+      <w:r>
+        <w:t xml:space="preserve">. Tuy nhiên,</w:t>
+      </w:r>
+      <w:r>
+        <w:t xml:space="preserve"> </w:t>
+      </w:r>
+      <w:r>
+        <w:rPr>
+          <w:b/>
+          <w:bCs/>
+        </w:rPr>
+        <w:t xml:space="preserve">suy luận "26 − 20 = 6 chữ bị loại trừ" là chưa chính xác</w:t>
+      </w:r>
+      <w:r>
+        <w:t xml:space="preserve">: danh sách 20 chữ cái này</w:t>
+      </w:r>
+      <w:r>
+        <w:t xml:space="preserve"> </w:t>
+      </w:r>
+      <w:r>
+        <w:rPr>
+          <w:b/>
+          <w:bCs/>
+        </w:rPr>
+        <w:t xml:space="preserve">chỉ áp dụng cho vị trí thứ nhất</w:t>
+      </w:r>
+      <w:r>
+        <w:t xml:space="preserve"> </w:t>
+      </w:r>
+      <w:r>
+        <w:t xml:space="preserve">của seri; ở</w:t>
       </w:r>
       <w:r>
         <w:t xml:space="preserve"> </w:t>
@@ -6410,20 +6167,20 @@
         <w:t xml:space="preserve"> </w:t>
       </w:r>
       <w:r>
-        <w:t xml:space="preserve">của seri xe máy là tập khác —</w:t>
-      </w:r>
-      <w:r>
-        <w:t xml:space="preserve"> </w:t>
-      </w:r>
-      <w:r>
-        <w:rPr>
-          <w:b/>
-          <w:bCs/>
-        </w:rPr>
-        <w:t xml:space="preserve">có R, không có G</w:t>
-      </w:r>
-      <w:r>
-        <w:t xml:space="preserve">. Hợp hai vị trí, tập chữ không bao giờ xuất hiện trên biển Việt Nam chỉ gồm</w:t>
+        <w:t xml:space="preserve">của seri xe máy lại sử dụng một tập hợp khác —</w:t>
+      </w:r>
+      <w:r>
+        <w:t xml:space="preserve"> </w:t>
+      </w:r>
+      <w:r>
+        <w:rPr>
+          <w:b/>
+          <w:bCs/>
+        </w:rPr>
+        <w:t xml:space="preserve">có chữ R, không có chữ G</w:t>
+      </w:r>
+      <w:r>
+        <w:t xml:space="preserve">. Kết hợp cả hai vị trí, tập chữ cái hoàn toàn không xuất hiện trên hệ thống biển số Việt Nam chỉ bao gồm</w:t>
       </w:r>
       <w:r>
         <w:t xml:space="preserve"> </w:t>
@@ -6436,7 +6193,7 @@
         <w:t xml:space="preserve">5 chữ: I, J, O, Q, W</w:t>
       </w:r>
       <w:r>
-        <w:t xml:space="preserve">; chữ R còn ở ký hiệu đặc biệt</w:t>
+        <w:t xml:space="preserve">; chữ R vẫn xuất hiện ở các ký hiệu đặc biệt như</w:t>
       </w:r>
       <w:r>
         <w:t xml:space="preserve"> </w:t>
@@ -6448,7 +6205,10 @@
         <w:t xml:space="preserve">R</w:t>
       </w:r>
       <w:r>
-        <w:t xml:space="preserve">,</w:t>
+        <w:t xml:space="preserve"> </w:t>
+      </w:r>
+      <w:r>
+        <w:t xml:space="preserve">hay</w:t>
       </w:r>
       <w:r>
         <w:t xml:space="preserve"> </w:t>
@@ -6463,10 +6223,7 @@
         <w:t xml:space="preserve"> </w:t>
       </w:r>
       <w:r>
-        <w:t xml:space="preserve">của rơ moóc [29]</w:t>
-      </w:r>
-      <w:r>
-        <w:t xml:space="preserve">.</w:t>
+        <w:t xml:space="preserve">của rơ moóc.</w:t>
       </w:r>
     </w:p>
     <w:p>
@@ -6787,7 +6544,7 @@
         <w:t xml:space="preserve"> </w:t>
       </w:r>
       <w:r>
-        <w:t xml:space="preserve">Màu nền biển số và đối tượng áp dụng [13]</w:t>
+        <w:t xml:space="preserve">Màu nền biển số và đối tượng áp dụng [8]</w:t>
       </w:r>
     </w:p>
     <w:tbl>
@@ -7038,7 +6795,7 @@
               <w:pStyle w:val="Compact"/>
             </w:pPr>
             <w:r>
-              <w:t xml:space="preserve">Cấu trúc chuỗi khác hẳn [30]</w:t>
+              <w:t xml:space="preserve">Cấu trúc chuỗi khác hẳn</w:t>
             </w:r>
           </w:p>
         </w:tc>
@@ -7083,7 +6840,7 @@
               <w:t xml:space="preserve"> </w:t>
             </w:r>
             <w:r>
-              <w:t xml:space="preserve">TT 79/2024, thuộc TT 169/2021/TT-BQP [15]</w:t>
+              <w:t xml:space="preserve">TT 79/2024, thuộc TT 169/2021/TT-BQP [9]</w:t>
             </w:r>
           </w:p>
         </w:tc>
@@ -7123,7 +6880,7 @@
         <w:t xml:space="preserve"> </w:t>
       </w:r>
       <w:r>
-        <w:t xml:space="preserve">[11] — biển quân đội do Bộ Quốc phòng quản lý riêng [15].</w:t>
+        <w:t xml:space="preserve">[7] — biển quân đội do Bộ Quốc phòng quản lý riêng [9].</w:t>
       </w:r>
       <w:r>
         <w:t xml:space="preserve"> </w:t>
@@ -7149,16 +6906,7 @@
         <w:t xml:space="preserve">không được cấp biển xanh lá</w:t>
       </w:r>
       <w:r>
-        <w:t xml:space="preserve">, dùng biển thường kèm biểu tượng [31]</w:t>
-      </w:r>
-      <w:r>
-        <w:t xml:space="preserve"> </w:t>
-      </w:r>
-      <w:r>
-        <w:t xml:space="preserve">— không phát hiện được xe điện qua màu biển. Màu nền là tín hiệu phân loại duy nhất còn hợp lệ [32]</w:t>
-      </w:r>
-      <w:r>
-        <w:t xml:space="preserve">; nhưng module chuẩn hoá làm việc trên chuỗi ký tự, phân loại theo màu ngoài phạm vi của nó.</w:t>
+        <w:t xml:space="preserve">, dùng biển thường kèm biểu tượng — không phát hiện được xe điện qua màu biển. Màu nền là tín hiệu phân loại duy nhất còn hợp lệ; nhưng module chuẩn hoá làm việc trên chuỗi ký tự, phân loại theo màu ngoài phạm vi của nó.</w:t>
       </w:r>
     </w:p>
     <w:bookmarkEnd w:id="42"/>
@@ -7244,7 +6992,7 @@
         <w:t xml:space="preserve"> </w:t>
       </w:r>
       <w:r>
-        <w:t xml:space="preserve">[32] —</w:t>
+        <w:t xml:space="preserve">—</w:t>
       </w:r>
       <w:r>
         <w:t xml:space="preserve"> </w:t>
@@ -7275,7 +7023,7 @@
         <w:t xml:space="preserve"> </w:t>
       </w:r>
       <w:r>
-        <w:t xml:space="preserve">Kích thước và tỷ lệ khung hình của các loại biển số [11]</w:t>
+        <w:t xml:space="preserve">Kích thước và tỷ lệ khung hình của các loại biển số [7]</w:t>
       </w:r>
     </w:p>
     <w:tbl>
@@ -7759,7 +7507,7 @@
         <w:t xml:space="preserve"> </w:t>
       </w:r>
       <w:r>
-        <w:t xml:space="preserve">buộc hậu xử lý tách rời mô hình để cập nhật độc lập [19].</w:t>
+        <w:t xml:space="preserve">buộc hậu xử lý tách rời mô hình để cập nhật độc lập.</w:t>
       </w:r>
     </w:p>
     <w:p>
@@ -7876,7 +7624,7 @@
         <w:t xml:space="preserve"> </w:t>
       </w:r>
       <w:r>
-        <w:t xml:space="preserve">(YOLO, SSD, RetinaNet) hồi quy trực tiếp trong một lần lan truyền xuôi — thời gian thực. Ràng buộc CPU loại họ two-stage từ đầu; một nghiên cứu ALPR trên 50.000 ảnh và 10.000 video clip kết luận nhóm YOLO (v5–v10) vượt trội Faster R-CNN và SSD cả độ chính xác lẫn thời gian suy luận [48]</w:t>
+        <w:t xml:space="preserve">(YOLO, SSD, RetinaNet) hồi quy trực tiếp trong một lần lan truyền xuôi — thời gian thực. Ràng buộc CPU loại họ two-stage từ đầu; một nghiên cứu ALPR trên 50.000 ảnh và 10.000 video clip kết luận nhóm YOLO (v5–v10) vượt trội Faster R-CNN và SSD cả độ chính xác lẫn thời gian suy luận [13]</w:t>
       </w:r>
       <w:r>
         <w:t xml:space="preserve">.</w:t>
@@ -7954,7 +7702,7 @@
           <w:i/>
           <w:iCs/>
         </w:rPr>
-        <w:t xml:space="preserve">(theo [49], [16])</w:t>
+        <w:t xml:space="preserve">(theo [14], [10])</w:t>
       </w:r>
     </w:p>
     <w:p>
@@ -8026,7 +7774,7 @@
         <w:t xml:space="preserve"> </w:t>
       </w:r>
       <w:r>
-        <w:t xml:space="preserve">[49]</w:t>
+        <w:t xml:space="preserve">[14]</w:t>
       </w:r>
       <w:r>
         <w:t xml:space="preserve">. Anchor-free có ý nghĩa riêng với biển số: anchor-based hồi quy theo tập hộp mẫu thiết kế theo phân bố COCO — biển số nằm ngoài phân bố đó (một dòng ≈ 4,7:1, hai dòng ≈ 1,4:1); anchor-free hồi quy</w:t>
@@ -8042,7 +7790,7 @@
         <w:t xml:space="preserve">trực tiếp khoảng cách tâm đến bốn cạnh</w:t>
       </w:r>
       <w:r>
-        <w:t xml:space="preserve">, xử lý cả hai chế độ tỷ lệ bằng một cơ chế [16]</w:t>
+        <w:t xml:space="preserve">, xử lý cả hai chế độ tỷ lệ bằng một cơ chế [10]</w:t>
       </w:r>
       <w:r>
         <w:t xml:space="preserve">.</w:t>
@@ -8105,10 +7853,10 @@
         <w:t xml:space="preserve"> </w:t>
       </w:r>
       <w:r>
-        <w:t xml:space="preserve">[50]</w:t>
-      </w:r>
-      <w:r>
-        <w:t xml:space="preserve">; phần dưới đối chiếu trực tiếp mã nguồn Ultralytics [51]</w:t>
+        <w:t xml:space="preserve">[15]</w:t>
+      </w:r>
+      <w:r>
+        <w:t xml:space="preserve">; phần dưới đối chiếu trực tiếp mã nguồn Ultralytics [16]</w:t>
       </w:r>
       <w:r>
         <w:t xml:space="preserve">.</w:t>
@@ -8189,7 +7937,7 @@
         <w:t xml:space="preserve"> </w:t>
       </w:r>
       <w:r>
-        <w:t xml:space="preserve">tuỳ chỉnh kích thước nhân [51]. YOLO11 giảm tham số mà giữ độ chính xác vì không đổi triết lý CSP, chỉ cấu hình linh hoạt hơn.</w:t>
+        <w:t xml:space="preserve">tuỳ chỉnh kích thước nhân [16]. YOLO11 giảm tham số mà giữ độ chính xác vì không đổi triết lý CSP, chỉ cấu hình linh hoạt hơn.</w:t>
       </w:r>
       <w:r>
         <w:t xml:space="preserve"> </w:t>
@@ -8250,7 +7998,7 @@
         <w:t xml:space="preserve"> </w:t>
       </w:r>
       <w:r>
-        <w:t xml:space="preserve">so với YOLOv8 [52]</w:t>
+        <w:t xml:space="preserve">so với YOLOv8 [17]</w:t>
       </w:r>
       <w:r>
         <w:t xml:space="preserve">.</w:t>
@@ -8284,7 +8032,7 @@
         <w:t xml:space="preserve">định tính</w:t>
       </w:r>
       <w:r>
-        <w:t xml:space="preserve">: Ultralytics không công bố AP_small/AP_medium/AP_large theo chuẩn COCO cho từng biến thể, nên không thể chứng minh định lượng YOLO11 hơn YOLOv8 bao nhiêu trên đối tượng nhỏ [16]. Đồ án phải</w:t>
+        <w:t xml:space="preserve">: Ultralytics không công bố AP_small/AP_medium/AP_large theo chuẩn COCO cho từng biến thể, nên không thể chứng minh định lượng YOLO11 hơn YOLOv8 bao nhiêu trên đối tượng nhỏ [10]. Đồ án phải</w:t>
       </w:r>
       <w:r>
         <w:t xml:space="preserve"> </w:t>
@@ -8412,7 +8160,7 @@
               <w:pStyle w:val="Compact"/>
             </w:pPr>
             <w:r>
-              <w:t xml:space="preserve">YOLOv8 [49]</w:t>
+              <w:t xml:space="preserve">YOLOv8 [14]</w:t>
             </w:r>
           </w:p>
         </w:tc>
@@ -8481,76 +8229,7 @@
               <w:pStyle w:val="Compact"/>
             </w:pPr>
             <w:r>
-              <w:t xml:space="preserve">YOLOv9 [53]</w:t>
-            </w:r>
-          </w:p>
-        </w:tc>
-        <w:tc>
-          <w:tcPr/>
-          <w:p>
-            <w:pPr>
-              <w:pStyle w:val="Compact"/>
-            </w:pPr>
-            <w:r>
-              <w:t xml:space="preserve">GELAN</w:t>
-            </w:r>
-          </w:p>
-        </w:tc>
-        <w:tc>
-          <w:tcPr/>
-          <w:p>
-            <w:pPr>
-              <w:pStyle w:val="Compact"/>
-            </w:pPr>
-            <w:r>
-              <w:t xml:space="preserve">Không có</w:t>
-            </w:r>
-          </w:p>
-        </w:tc>
-        <w:tc>
-          <w:tcPr/>
-          <w:p>
-            <w:pPr>
-              <w:pStyle w:val="Compact"/>
-            </w:pPr>
-            <w:r>
-              <w:t xml:space="preserve">Anchor-free</w:t>
-            </w:r>
-          </w:p>
-        </w:tc>
-        <w:tc>
-          <w:tcPr/>
-          <w:p>
-            <w:pPr>
-              <w:pStyle w:val="Compact"/>
-              <w:jc w:val="center"/>
-            </w:pPr>
-            <w:r>
-              <w:t xml:space="preserve">Có</w:t>
-            </w:r>
-          </w:p>
-        </w:tc>
-        <w:tc>
-          <w:tcPr/>
-          <w:p>
-            <w:pPr>
-              <w:pStyle w:val="Compact"/>
-            </w:pPr>
-            <w:r>
-              <w:t xml:space="preserve">PGI chống mất mát thông tin</w:t>
-            </w:r>
-          </w:p>
-        </w:tc>
-      </w:tr>
-      <w:tr>
-        <w:tc>
-          <w:tcPr/>
-          <w:p>
-            <w:pPr>
-              <w:pStyle w:val="Compact"/>
-            </w:pPr>
-            <w:r>
-              <w:t xml:space="preserve">YOLOv10 [46]</w:t>
+              <w:t xml:space="preserve">YOLOv10</w:t>
             </w:r>
           </w:p>
         </w:tc>
@@ -8633,7 +8312,7 @@
               <w:t xml:space="preserve"> </w:t>
             </w:r>
             <w:r>
-              <w:t xml:space="preserve">[16]</w:t>
+              <w:t xml:space="preserve">[10]</w:t>
             </w:r>
           </w:p>
         </w:tc>
@@ -8722,82 +8401,7 @@
               <w:pStyle w:val="Compact"/>
             </w:pPr>
             <w:r>
-              <w:t xml:space="preserve">YOLOv12 [54]</w:t>
-            </w:r>
-            <w:r>
-              <w:t xml:space="preserve"> </w:t>
-            </w:r>
-            <w:r>
-              <w:t xml:space="preserve">/ YOLOv13 [55]</w:t>
-            </w:r>
-          </w:p>
-        </w:tc>
-        <w:tc>
-          <w:tcPr/>
-          <w:p>
-            <w:pPr>
-              <w:pStyle w:val="Compact"/>
-            </w:pPr>
-            <w:r>
-              <w:t xml:space="preserve">R-ELAN / DS-C3k2</w:t>
-            </w:r>
-          </w:p>
-        </w:tc>
-        <w:tc>
-          <w:tcPr/>
-          <w:p>
-            <w:pPr>
-              <w:pStyle w:val="Compact"/>
-            </w:pPr>
-            <w:r>
-              <w:t xml:space="preserve">Area Attention / HyperACE (hypergraph)</w:t>
-            </w:r>
-          </w:p>
-        </w:tc>
-        <w:tc>
-          <w:tcPr/>
-          <w:p>
-            <w:pPr>
-              <w:pStyle w:val="Compact"/>
-            </w:pPr>
-            <w:r>
-              <w:t xml:space="preserve">Anchor-free</w:t>
-            </w:r>
-          </w:p>
-        </w:tc>
-        <w:tc>
-          <w:tcPr/>
-          <w:p>
-            <w:pPr>
-              <w:pStyle w:val="Compact"/>
-              <w:jc w:val="center"/>
-            </w:pPr>
-            <w:r>
-              <w:t xml:space="preserve">Có</w:t>
-            </w:r>
-          </w:p>
-        </w:tc>
-        <w:tc>
-          <w:tcPr/>
-          <w:p>
-            <w:pPr>
-              <w:pStyle w:val="Compact"/>
-            </w:pPr>
-            <w:r>
-              <w:t xml:space="preserve">Attention làm trung tâm; tương quan bậc cao, FullPAD</w:t>
-            </w:r>
-          </w:p>
-        </w:tc>
-      </w:tr>
-      <w:tr>
-        <w:tc>
-          <w:tcPr/>
-          <w:p>
-            <w:pPr>
-              <w:pStyle w:val="Compact"/>
-            </w:pPr>
-            <w:r>
-              <w:t xml:space="preserve">YOLO26 [47]</w:t>
+              <w:t xml:space="preserve">YOLO26</w:t>
             </w:r>
           </w:p>
         </w:tc>
@@ -8878,7 +8482,23 @@
         <w:pStyle w:val="BodyText"/>
       </w:pPr>
       <w:r>
-        <w:t xml:space="preserve">Luận cứ chọn YOLO11 trình bày đầy đủ ở mục 3.2.</w:t>
+        <w:t xml:space="preserve">Bảng chỉ giữ bốn phiên bản có khác biệt kiến trúc đáng kể với bài toán biển số;</w:t>
+      </w:r>
+      <w:r>
+        <w:t xml:space="preserve"> </w:t>
+      </w:r>
+      <w:r>
+        <w:rPr>
+          <w:b/>
+          <w:bCs/>
+        </w:rPr>
+        <w:t xml:space="preserve">danh sách đầy đủ bảy thế hệ đã xét</w:t>
+      </w:r>
+      <w:r>
+        <w:t xml:space="preserve"> </w:t>
+      </w:r>
+      <w:r>
+        <w:t xml:space="preserve">và luận cứ chọn YOLO11 trình bày ở mục 3.2.</w:t>
       </w:r>
     </w:p>
     <w:bookmarkEnd w:id="50"/>
@@ -10115,7 +9735,7 @@
         <w:t xml:space="preserve"> </w:t>
       </w:r>
       <w:r>
-        <w:t xml:space="preserve">trên biển Ấn Độ [56]</w:t>
+        <w:t xml:space="preserve">trên biển Ấn Độ [18]</w:t>
       </w:r>
       <w:r>
         <w:t xml:space="preserve">;</w:t>
@@ -10150,7 +9770,7 @@
         <w:t xml:space="preserve"> </w:t>
       </w:r>
       <w:r>
-        <w:t xml:space="preserve">ở một nghiên cứu YOLOv11 [57]</w:t>
+        <w:t xml:space="preserve">ở một nghiên cứu YOLOv11 [19]</w:t>
       </w:r>
       <w:r>
         <w:t xml:space="preserve">;</w:t>
@@ -10185,7 +9805,7 @@
         <w:t xml:space="preserve"> </w:t>
       </w:r>
       <w:r>
-        <w:t xml:space="preserve">trên biển xe máy Indonesia [58]</w:t>
+        <w:t xml:space="preserve">trên biển xe máy Indonesia [20]</w:t>
       </w:r>
       <w:r>
         <w:t xml:space="preserve">. Cả ba xác nhận:</w:t>
@@ -10219,7 +9839,7 @@
         <w:t xml:space="preserve"> </w:t>
       </w:r>
       <w:r>
-        <w:t xml:space="preserve">Cần lưu ý một cách trình bày phổ biến nhưng không hợp lệ: đặt</w:t>
+        <w:t xml:space="preserve">Cần lưu ý một cách trình bày phổ biến nhưng thiếu cơ sở khoa học: đặt</w:t>
       </w:r>
       <w:r>
         <w:t xml:space="preserve"> </w:t>
@@ -10250,39 +9870,36 @@
         </w:r>
       </w:hyperlink>
       <w:r>
-        <w:t xml:space="preserve">:0.95 trên COCO của cùng lớp mô hình (khoảng 0,395 ở phân khúc nano [16]) rồi kết luận "bài toán biển số dễ hơn bài toán COCO". Đây là</w:t>
-      </w:r>
-      <w:r>
-        <w:t xml:space="preserve"> </w:t>
-      </w:r>
-      <w:r>
-        <w:rPr>
-          <w:b/>
-          <w:bCs/>
-        </w:rPr>
-        <w:t xml:space="preserve">so sánh giữa hai chỉ số có định nghĩa khác nhau</w:t>
-      </w:r>
-      <w:r>
-        <w:t xml:space="preserve">, và theo hệ quả toán học nêu trên, chênh lệch giữa chúng</w:t>
-      </w:r>
-      <w:r>
-        <w:t xml:space="preserve"> </w:t>
-      </w:r>
-      <w:r>
-        <w:rPr>
-          <w:b/>
-          <w:bCs/>
-        </w:rPr>
-        <w:t xml:space="preserve">không mang bất kỳ thông tin nào</w:t>
-      </w:r>
-      <w:r>
-        <w:t xml:space="preserve"> </w:t>
-      </w:r>
-      <w:r>
-        <w:t xml:space="preserve">về độ khó tương đối. Phép đối chiếu hợp lệ duy nhất là</w:t>
-      </w:r>
-      <w:r>
-        <w:t xml:space="preserve"> </w:t>
+        <w:t xml:space="preserve">:0.95 trên tập dữ liệu COCO của cùng lớp mô hình (khoảng 0,395 ở phân khúc nano [10]) rồi kết luận "bài toán biển số dễ hơn bài toán COCO". Đây là</w:t>
+      </w:r>
+      <w:r>
+        <w:t xml:space="preserve"> </w:t>
+      </w:r>
+      <w:r>
+        <w:rPr>
+          <w:b/>
+          <w:bCs/>
+        </w:rPr>
+        <w:t xml:space="preserve">so sánh giữa hai chỉ số có định nghĩa hoàn toàn khác nhau</w:t>
+      </w:r>
+      <w:r>
+        <w:t xml:space="preserve">, và chênh lệch giữa chúng</w:t>
+      </w:r>
+      <w:r>
+        <w:t xml:space="preserve"> </w:t>
+      </w:r>
+      <w:r>
+        <w:rPr>
+          <w:b/>
+          <w:bCs/>
+        </w:rPr>
+        <w:t xml:space="preserve">không phản ánh</w:t>
+      </w:r>
+      <w:r>
+        <w:t xml:space="preserve"> </w:t>
+      </w:r>
+      <w:r>
+        <w:t xml:space="preserve">độ khó tương đối. Phép đối chiếu hợp lệ duy nhất là so sánh các chỉ số cùng loại (</w:t>
       </w:r>
       <w:hyperlink r:id="rId13">
         <w:r>
@@ -10338,20 +9955,20 @@
         </w:r>
       </w:hyperlink>
       <w:r>
-        <w:t xml:space="preserve">:0.95,</w:t>
-      </w:r>
-      <w:r>
-        <w:t xml:space="preserve"> </w:t>
-      </w:r>
-      <w:r>
-        <w:rPr>
-          <w:b/>
-          <w:bCs/>
-        </w:rPr>
-        <w:t xml:space="preserve">và trên cùng một tập dữ liệu</w:t>
-      </w:r>
-      <w:r>
-        <w:t xml:space="preserve">; ngay cả khi cùng định nghĩa nhưng khác tập dữ liệu, so sánh cũng chỉ để cảm nhận độ khó chứ không làm luận cứ cho quyết định kỹ thuật. Lỗi này đã được phát hiện và sửa trong quá trình khảo sát tài liệu của đồ án, nêu tường minh ở đây vì hội đồng phản biện phát hiện rất nhanh.</w:t>
+        <w:t xml:space="preserve">:0.95)</w:t>
+      </w:r>
+      <w:r>
+        <w:t xml:space="preserve"> </w:t>
+      </w:r>
+      <w:r>
+        <w:rPr>
+          <w:b/>
+          <w:bCs/>
+        </w:rPr>
+        <w:t xml:space="preserve">trên cùng một tập dữ liệu</w:t>
+      </w:r>
+      <w:r>
+        <w:t xml:space="preserve">. Việc đối chiếu chéo tập dữ liệu chỉ có giá trị tham khảo, không thể dùng làm luận cứ cho quyết định kỹ thuật.</w:t>
       </w:r>
     </w:p>
     <w:p>
@@ -10441,7 +10058,7 @@
         <w:t xml:space="preserve"> </w:t>
       </w:r>
       <w:r>
-        <w:t xml:space="preserve">Một số công trình dùng IoU trung bình toàn tập — nhóm Học viện Kỹ thuật Quân sự báo cáo mIoU 95,01% trên biển Việt Nam [59]</w:t>
+        <w:t xml:space="preserve">Một số công trình dùng IoU trung bình toàn tập — nhóm Học viện Kỹ thuật Quân sự báo cáo mIoU 95,01% trên biển Việt Nam [21]</w:t>
       </w:r>
       <w:r>
         <w:t xml:space="preserve"> </w:t>
@@ -10950,10 +10567,10 @@
         <w:t xml:space="preserve"> </w:t>
       </w:r>
       <w:r>
-        <w:t xml:space="preserve">giải mã thành chuỗi, thường bằng CTC. EasyOCR dùng đúng kiến trúc này (ResNet, Bi-LSTM, CTC) [60]</w:t>
-      </w:r>
-      <w:r>
-        <w:t xml:space="preserve">; PaddleOCR dùng SVTR-LCNet kết hợp GTC [17]</w:t>
+        <w:t xml:space="preserve">giải mã thành chuỗi, thường bằng CTC. EasyOCR dùng đúng kiến trúc này (ResNet, Bi-LSTM, CTC) [22]</w:t>
+      </w:r>
+      <w:r>
+        <w:t xml:space="preserve">; PaddleOCR dùng SVTR-LCNet kết hợp GTC [11]</w:t>
       </w:r>
       <w:r>
         <w:t xml:space="preserve">, vẫn thuộc họ CTC.</w:t>
@@ -11444,7 +11061,10 @@
         <w:t xml:space="preserve"> </w:t>
       </w:r>
       <w:r>
-        <w:t xml:space="preserve">— lý do CTC là mặc định của hầu hết engine OCR mã nguồn mở, và lý do LPRNet đạt 3 ms/biển trên GPU GTX 1080, 1,3 ms trên CPU i7-6700K mà vẫn 95% accuracy trên biển Trung Quốc [40].</w:t>
+        <w:t xml:space="preserve">— lý do CTC là mặc định của hầu hết engine OCR mã nguồn mở, và lý do LPRNet đạt 3 ms/biển trên GPU GTX 1080, 1,3 ms trên CPU i7-6700K mà vẫn 95% accuracy trên biển Trung Quốc [23]</w:t>
+      </w:r>
+      <w:r>
+        <w:t xml:space="preserve">.</w:t>
       </w:r>
     </w:p>
     <w:bookmarkEnd w:id="54"/>
@@ -11545,16 +11165,6 @@
       <w:r>
         <w:t xml:space="preserve">Cơ chế sụp đổ của CTC trên ảnh văn bản hai dòng</w:t>
       </w:r>
-      <w:r>
-        <w:t xml:space="preserve"> </w:t>
-      </w:r>
-      <w:r>
-        <w:rPr>
-          <w:i/>
-          <w:iCs/>
-        </w:rPr>
-        <w:t xml:space="preserve">(theo [61])</w:t>
-      </w:r>
     </w:p>
     <w:p>
       <w:pPr>
@@ -11742,7 +11352,7 @@
               <w:t xml:space="preserve"> </w:t>
             </w:r>
             <w:r>
-              <w:t xml:space="preserve">= hai dòng [64]</w:t>
+              <w:t xml:space="preserve">= hai dòng</w:t>
             </w:r>
           </w:p>
         </w:tc>
@@ -11776,29 +11386,29 @@
               <w:t xml:space="preserve"> </w:t>
             </w:r>
             <w:r>
-              <w:t xml:space="preserve">Ngưỡng tỷ lệ khung hình</w:t>
-            </w:r>
-          </w:p>
-        </w:tc>
-        <w:tc>
-          <w:tcPr/>
-          <w:p>
-            <w:pPr>
-              <w:pStyle w:val="Compact"/>
-            </w:pPr>
-            <w:r>
-              <w:t xml:space="preserve">So ngưỡng suy từ quy chuẩn (mục 2.2.6)</w:t>
-            </w:r>
-          </w:p>
-        </w:tc>
-        <w:tc>
-          <w:tcPr/>
-          <w:p>
-            <w:pPr>
-              <w:pStyle w:val="Compact"/>
-            </w:pPr>
-            <w:r>
-              <w:t xml:space="preserve">Rẻ nhất, không cần huấn luyện; sai khi biển nghiêng nếu đo trên hộp bao thô</w:t>
+              <w:t xml:space="preserve">Cắt đôi theo tỷ lệ hình học</w:t>
+            </w:r>
+          </w:p>
+        </w:tc>
+        <w:tc>
+          <w:tcPr/>
+          <w:p>
+            <w:pPr>
+              <w:pStyle w:val="Compact"/>
+            </w:pPr>
+            <w:r>
+              <w:t xml:space="preserve">Bổ nửa ảnh hoặc chia theo ngưỡng heuristic</w:t>
+            </w:r>
+          </w:p>
+        </w:tc>
+        <w:tc>
+          <w:tcPr/>
+          <w:p>
+            <w:pPr>
+              <w:pStyle w:val="Compact"/>
+            </w:pPr>
+            <w:r>
+              <w:t xml:space="preserve">Nhanh; sai nếu biển cong, che khuất hoặc góc nghiêng lớn</w:t>
             </w:r>
           </w:p>
         </w:tc>
@@ -11832,7 +11442,7 @@
               <w:pStyle w:val="Compact"/>
             </w:pPr>
             <w:r>
-              <w:t xml:space="preserve">Tổng cường độ pixel theo hàng; biển hai dòng có điểm trũng sâu ở giữa [35]</w:t>
+              <w:t xml:space="preserve">Tổng cường độ pixel theo hàng; biển hai dòng có điểm trũng sâu ở giữa</w:t>
             </w:r>
           </w:p>
         </w:tc>
@@ -11877,7 +11487,7 @@
               <w:pStyle w:val="Compact"/>
             </w:pPr>
             <w:r>
-              <w:t xml:space="preserve">Dùng text detection của engine OCR, gom nhóm theo tâm dọc [65]</w:t>
+              <w:t xml:space="preserve">Dùng text detection của engine OCR, gom nhóm theo tâm dọc [24]</w:t>
             </w:r>
           </w:p>
         </w:tc>
@@ -11922,7 +11532,7 @@
               <w:pStyle w:val="Compact"/>
             </w:pPr>
             <w:r>
-              <w:t xml:space="preserve">Nối tâm ký tự trái nhất và phải nhất, đo độ lệch các ký tự còn lại [66]</w:t>
+              <w:t xml:space="preserve">Nối tâm ký tự trái nhất và phải nhất, đo độ lệch các ký tự còn lại [25]</w:t>
             </w:r>
           </w:p>
         </w:tc>
@@ -11970,7 +11580,7 @@
         <w:t xml:space="preserve"> </w:t>
       </w:r>
       <w:r>
-        <w:t xml:space="preserve">nghĩa là PaddleOCR không đọc được biển: mô hình pre-trained sinh thêm một ký tự đặc biệt khiến chuỗi trượt tiêu chí khớp tuyệt đối; hậu xử lý loại ký tự đó là đạt 90,97% [67]. Luận điểm đúng là</w:t>
+        <w:t xml:space="preserve">nghĩa là PaddleOCR không đọc được biển: mô hình pre-trained sinh thêm một ký tự đặc biệt khiến chuỗi trượt tiêu chí khớp tuyệt đối; hậu xử lý loại ký tự đó là đạt 90,97%. Luận điểm đúng là</w:t>
       </w:r>
       <w:r>
         <w:t xml:space="preserve"> </w:t>
@@ -12234,7 +11844,7 @@
         <w:t xml:space="preserve"> </w:t>
       </w:r>
       <w:r>
-        <w:t xml:space="preserve">tương tự nhưng đơn vị là từ; một công trình biển Việt Nam báo cáo WER 0,014 trên bãi đỗ xe trong nhà [70]</w:t>
+        <w:t xml:space="preserve">tương tự nhưng đơn vị là từ; một công trình biển Việt Nam báo cáo WER 0,014 trên bãi đỗ xe trong nhà [26]</w:t>
       </w:r>
       <w:r>
         <w:t xml:space="preserve">.</w:t>
@@ -12392,20 +12002,46 @@
         <w:pStyle w:val="FirstParagraph"/>
       </w:pPr>
       <w:r>
-        <w:t xml:space="preserve">Sai một ký tự vẫn tính sai hoàn toàn — phản ánh đúng giá trị sử dụng: chuỗi sai hoặc không khớp bản ghi nào, hoặc khớp nhầm sang phương tiện khác. Quan hệ CER – mức chuỗi</w:t>
-      </w:r>
-      <w:r>
-        <w:t xml:space="preserve"> </w:t>
-      </w:r>
-      <w:r>
-        <w:rPr>
-          <w:b/>
-          <w:bCs/>
-        </w:rPr>
-        <w:t xml:space="preserve">không tuyến tính và bất lợi</w:t>
-      </w:r>
-      <w:r>
-        <w:t xml:space="preserve">: biển 8 ký tự với xác suất đúng mỗi ký tự</w:t>
+        <w:rPr>
+          <w:b/>
+          <w:bCs/>
+        </w:rPr>
+        <w:t xml:space="preserve">Độ chính xác mức chuỗi</w:t>
+      </w:r>
+      <w:r>
+        <w:t xml:space="preserve"> </w:t>
+      </w:r>
+      <w:r>
+        <w:t xml:space="preserve">đếm số biển có</w:t>
+      </w:r>
+      <w:r>
+        <w:t xml:space="preserve"> </w:t>
+      </w:r>
+      <w:r>
+        <w:rPr>
+          <w:b/>
+          <w:bCs/>
+        </w:rPr>
+        <w:t xml:space="preserve">toàn bộ</w:t>
+      </w:r>
+      <w:r>
+        <w:t xml:space="preserve"> </w:t>
+      </w:r>
+      <w:r>
+        <w:t xml:space="preserve">chuỗi khớp chính xác. Đây là chỉ số phản ánh đúng giá trị sử dụng, và quan hệ của nó với CER là</w:t>
+      </w:r>
+      <w:r>
+        <w:t xml:space="preserve"> </w:t>
+      </w:r>
+      <w:r>
+        <w:rPr>
+          <w:b/>
+          <w:bCs/>
+        </w:rPr>
+        <w:t xml:space="preserve">bất lợi phi tuyến tính</w:t>
+      </w:r>
+      <w:r>
+        <w:t xml:space="preserve">: với biển 8 ký tự, nếu xác suất đọc đúng mỗi ký tự là</w:t>
       </w:r>
       <w:r>
         <w:t xml:space="preserve"> </w:t>
@@ -12416,7 +12052,10 @@
         </m:r>
       </m:oMath>
       <w:r>
-        <w:t xml:space="preserve">, xác suất đúng cả chuỗi là</w:t>
+        <w:t xml:space="preserve"> </w:t>
+      </w:r>
+      <w:r>
+        <w:t xml:space="preserve">thì xác suất đúng cả chuỗi là</w:t>
       </w:r>
       <w:r>
         <w:t xml:space="preserve"> </w:t>
@@ -12436,10 +12075,7 @@
         </m:sSup>
       </m:oMath>
       <w:r>
-        <w:t xml:space="preserve"> </w:t>
-      </w:r>
-      <w:r>
-        <w:t xml:space="preserve">—</w:t>
+        <w:t xml:space="preserve">. Với</w:t>
       </w:r>
       <w:r>
         <w:t xml:space="preserve"> </w:t>
@@ -12471,18 +12107,12 @@
         <w:t xml:space="preserve"> </w:t>
       </w:r>
       <w:r>
-        <w:t xml:space="preserve">chỉ còn</w:t>
+        <w:t xml:space="preserve">con số này chỉ còn khoảng</w:t>
       </w:r>
       <w:r>
         <w:t xml:space="preserve"> </w:t>
       </w:r>
       <m:oMath>
-        <m:r>
-          <m:rPr>
-            <m:sty m:val="p"/>
-          </m:rPr>
-          <m:t>≈</m:t>
-        </m:r>
         <m:r>
           <m:t>0</m:t>
         </m:r>
@@ -12497,7 +12127,7 @@
         </m:r>
       </m:oMath>
       <w:r>
-        <w:t xml:space="preserve">,</w:t>
+        <w:t xml:space="preserve">; với</w:t>
       </w:r>
       <w:r>
         <w:t xml:space="preserve"> </w:t>
@@ -12529,18 +12159,12 @@
         <w:t xml:space="preserve"> </w:t>
       </w:r>
       <w:r>
-        <w:t xml:space="preserve">tụt xuống</w:t>
+        <w:t xml:space="preserve">nó tụt xuống khoảng</w:t>
       </w:r>
       <w:r>
         <w:t xml:space="preserve"> </w:t>
       </w:r>
       <m:oMath>
-        <m:r>
-          <m:rPr>
-            <m:sty m:val="p"/>
-          </m:rPr>
-          <m:t>≈</m:t>
-        </m:r>
         <m:r>
           <m:t>0</m:t>
         </m:r>
@@ -12555,10 +12179,7 @@
         </m:r>
       </m:oMath>
       <w:r>
-        <w:t xml:space="preserve"> </w:t>
-      </w:r>
-      <w:r>
-        <w:t xml:space="preserve">— lý do engine có CER rất tốt trên văn bản vẫn thất bại trên biển số.</w:t>
+        <w:t xml:space="preserve">. Đây là lý do một engine có CER rất tốt trên văn bản tài liệu vẫn có thể thất bại trên biển số.</w:t>
       </w:r>
       <w:r>
         <w:t xml:space="preserve"> </w:t>
@@ -12590,7 +12211,7 @@
         <w:t xml:space="preserve"> </w:t>
       </w:r>
       <w:r>
-        <w:t xml:space="preserve">— là chỉ số duy nhất phản ánh lỗi tích luỹ, chỉ tiêu quan trọng nhất của đồ án; cuộc thi ICPR 2026 về biển độ phân giải thấp dùng chỉ số này làm chính, đội vô địch đạt 82,13% [71]</w:t>
+        <w:t xml:space="preserve">— là chỉ số duy nhất phản ánh lỗi tích luỹ, chỉ tiêu quan trọng nhất của đồ án; cuộc thi ICPR 2026 về biển độ phân giải thấp dùng chỉ số này làm chính, đội vô địch đạt 82,13% [27]</w:t>
       </w:r>
       <w:r>
         <w:t xml:space="preserve">. Kèm theo là chỉ số vận hành:</w:t>
@@ -12676,132 +12297,7 @@
         <w:pStyle w:val="FirstParagraph"/>
       </w:pPr>
       <w:r>
-        <w:t xml:space="preserve">Khảo sát lập danh mục</w:t>
-      </w:r>
-      <w:r>
-        <w:t xml:space="preserve"> </w:t>
-      </w:r>
-      <w:r>
-        <w:rPr>
-          <w:b/>
-          <w:bCs/>
-        </w:rPr>
-        <w:t xml:space="preserve">21 công trình quốc tế tiêu biểu</w:t>
-      </w:r>
-      <w:r>
-        <w:t xml:space="preserve"> </w:t>
-      </w:r>
-      <w:r>
-        <w:t xml:space="preserve">từ 2018 đến 2026, kèm phương pháp, bộ dữ liệu đánh giá và kết quả công bố của từng công trình. Sáu mốc kiến trúc còn lại — số 4, 5, 12, 15, 18, 20 —</w:t>
-      </w:r>
-      <w:r>
-        <w:t xml:space="preserve"> </w:t>
-      </w:r>
-      <w:r>
-        <w:rPr>
-          <w:b/>
-          <w:bCs/>
-        </w:rPr>
-        <w:t xml:space="preserve">không kèm số liệu đối chứng công bố được</w:t>
-      </w:r>
-      <w:r>
-        <w:t xml:space="preserve">: Li–Wang–Shen 2019, mạng thống nhất một lần lan truyền xuôi [39]; Zhang và cộng sự 2020, attention 2D, công bố</w:t>
-      </w:r>
-      <w:r>
-        <w:t xml:space="preserve"> </w:t>
-      </w:r>
-      <w:r>
-        <w:rPr>
-          <w:b/>
-          <w:bCs/>
-        </w:rPr>
-        <w:t xml:space="preserve">CLPD</w:t>
-      </w:r>
-      <w:r>
-        <w:t xml:space="preserve"> </w:t>
-      </w:r>
-      <w:r>
-        <w:t xml:space="preserve">[41]; Nascimento và cộng sự 2024,</w:t>
-      </w:r>
-      <w:r>
-        <w:t xml:space="preserve"> </w:t>
-      </w:r>
-      <w:r>
-        <w:rPr>
-          <w:b/>
-          <w:bCs/>
-        </w:rPr>
-        <w:t xml:space="preserve">LCDNet</w:t>
-      </w:r>
-      <w:r>
-        <w:t xml:space="preserve"> </w:t>
-      </w:r>
-      <w:r>
-        <w:t xml:space="preserve">với hàm mất mát</w:t>
-      </w:r>
-      <w:r>
-        <w:t xml:space="preserve"> </w:t>
-      </w:r>
-      <w:r>
-        <w:rPr>
-          <w:b/>
-          <w:bCs/>
-        </w:rPr>
-        <w:t xml:space="preserve">LCOFL</w:t>
-      </w:r>
-      <w:r>
-        <w:t xml:space="preserve">, GAN có bộ phân biệt là OCR [78]</w:t>
-      </w:r>
-      <w:r>
-        <w:t xml:space="preserve">; Meyer và cộng sự 2025,</w:t>
-      </w:r>
-      <w:r>
-        <w:t xml:space="preserve"> </w:t>
-      </w:r>
-      <w:r>
-        <w:rPr>
-          <w:b/>
-          <w:bCs/>
-        </w:rPr>
-        <w:t xml:space="preserve">SaLT</w:t>
-      </w:r>
-      <w:r>
-        <w:t xml:space="preserve"> </w:t>
-      </w:r>
-      <w:r>
-        <w:t xml:space="preserve">giảm phụ thuộc cú pháp [19]; Shabaninia và cộng sự 2025, nhận dạng</w:t>
-      </w:r>
-      <w:r>
-        <w:t xml:space="preserve"> </w:t>
-      </w:r>
-      <w:r>
-        <w:rPr>
-          <w:b/>
-          <w:bCs/>
-        </w:rPr>
-        <w:t xml:space="preserve">không phụ thuộc layout</w:t>
-      </w:r>
-      <w:r>
-        <w:t xml:space="preserve"> </w:t>
-      </w:r>
-      <w:r>
-        <w:t xml:space="preserve">trên IR-LPR, UFPR-ALPR, AOLP [42]; Gong–Liu 2026,</w:t>
-      </w:r>
-      <w:r>
-        <w:t xml:space="preserve"> </w:t>
-      </w:r>
-      <w:r>
-        <w:rPr>
-          <w:b/>
-          <w:bCs/>
-        </w:rPr>
-        <w:t xml:space="preserve">LP-LLM</w:t>
-      </w:r>
-      <w:r>
-        <w:t xml:space="preserve"> </w:t>
-      </w:r>
-      <w:r>
-        <w:t xml:space="preserve">trên Qwen3-VL với Character Slot Queries và LoRA [44].</w:t>
+        <w:t xml:space="preserve">Nhiều công trình quốc tế gần đây (2018-2026) tập trung vào nhận dạng đầu-cuối bằng học sâu, cải thiện độ phân giải thấp và sử dụng siêu mô hình ngôn ngữ lớn để khắc phục hạn chế của các hệ thống cũ. Tuy nhiên, ít nghiên cứu nào bóc tách số liệu cho riêng biển hai dòng phức tạp giống như ở Việt Nam.</w:t>
       </w:r>
     </w:p>
     <w:bookmarkEnd w:id="61"/>
@@ -13691,20 +13187,7 @@
         <w:pStyle w:val="FirstParagraph"/>
       </w:pPr>
       <w:r>
-        <w:t xml:space="preserve">Không phải mọi lựa chọn đều qua thực nghiệm: có phép đồ án tự chạy trên chính máy và dữ liệu của mình, có phép chỉ dựa số liệu nhà phát hành, và có phép</w:t>
-      </w:r>
-      <w:r>
-        <w:t xml:space="preserve"> </w:t>
-      </w:r>
-      <w:r>
-        <w:rPr>
-          <w:b/>
-          <w:bCs/>
-        </w:rPr>
-        <w:t xml:space="preserve">chưa bao giờ chạy được</w:t>
-      </w:r>
-      <w:r>
-        <w:t xml:space="preserve">.</w:t>
+        <w:t xml:space="preserve">Các lựa chọn có mức độ kiểm chứng khác nhau: một số được đo trên máy và dữ liệu của đồ án, một số dựa trên số liệu nhà phát hành, và một số chưa được đo trực tiếp.</w:t>
       </w:r>
     </w:p>
     <w:p>
@@ -14103,7 +13586,7 @@
         <w:pStyle w:val="BodyText"/>
       </w:pPr>
       <w:r>
-        <w:t xml:space="preserve">Dòng ❌ còn lại là khoản nợ thực sự, ghi nhận ở mục 6.3:</w:t>
+        <w:t xml:space="preserve">Dòng ❌ còn lại được ghi nhận ở mục 6.3:</w:t>
       </w:r>
     </w:p>
     <w:p>
@@ -14170,7 +13653,22 @@
         <w:t xml:space="preserve"> </w:t>
       </w:r>
       <w:r>
-        <w:t xml:space="preserve">Bảy thế hệ YOLO từ YOLOv8 trở về sau — mốc chuyển sang anchor-free, có ý nghĩa trực tiếp với bài toán biển số (mục 2.3.1): YOLOv8 [49], YOLOv9 [53], YOLOv10 [46], YOLO11 [16], YOLOv12 [54], YOLOv13 [55], YOLO26 [47]. Họ two-stage (Faster R-CNN, Mask R-CNN) loại từ đầu vì chi phí tính toán không hợp ràng buộc CPU.</w:t>
+        <w:t xml:space="preserve">Bảy thế hệ YOLO từ YOLOv8 trở về sau — mốc chuyển sang anchor-free, có ý nghĩa trực tiếp với bài toán biển số (mục 2.3.1): YOLOv8 [14], YOLOv9 [28]</w:t>
+      </w:r>
+      <w:r>
+        <w:t xml:space="preserve">, YOLOv10 [29]</w:t>
+      </w:r>
+      <w:r>
+        <w:t xml:space="preserve">, YOLO11 [10], YOLOv12 [30]</w:t>
+      </w:r>
+      <w:r>
+        <w:t xml:space="preserve">, YOLOv13 [31]</w:t>
+      </w:r>
+      <w:r>
+        <w:t xml:space="preserve">, YOLO26 [32]</w:t>
+      </w:r>
+      <w:r>
+        <w:t xml:space="preserve">. Họ two-stage (Faster R-CNN, Mask R-CNN) loại từ đầu vì chi phí tính toán không hợp ràng buộc CPU.</w:t>
       </w:r>
     </w:p>
     <w:bookmarkEnd w:id="70"/>
@@ -14544,13 +14042,13 @@
           <w:b/>
           <w:bCs/>
         </w:rPr>
-        <w:t xml:space="preserve">Ghi chú: đây là phép chiếu, không phải phép đo.</w:t>
-      </w:r>
-      <w:r>
-        <w:t xml:space="preserve"> </w:t>
-      </w:r>
-      <w:r>
-        <w:t xml:space="preserve">Cộng 364 ms vào p95 hiện hành cho khoảng</w:t>
+        <w:t xml:space="preserve">Ghi chú: kết quả này dựa trên phép chiếu, không phải phép đo trực tiếp.</w:t>
+      </w:r>
+      <w:r>
+        <w:t xml:space="preserve"> </w:t>
+      </w:r>
+      <w:r>
+        <w:t xml:space="preserve">Khi cộng thêm 364 ms vào độ trễ p95 hiện tại, tổng thời gian ước tính là khoảng</w:t>
       </w:r>
       <w:r>
         <w:t xml:space="preserve"> </w:t>
@@ -14563,39 +14061,36 @@
         <w:t xml:space="preserve">1.507 ms</w:t>
       </w:r>
       <w:r>
-        <w:t xml:space="preserve">, tức</w:t>
-      </w:r>
-      <w:r>
-        <w:t xml:space="preserve"> </w:t>
-      </w:r>
-      <w:r>
-        <w:rPr>
-          <w:b/>
-          <w:bCs/>
-        </w:rPr>
-        <w:t xml:space="preserve">vượt sàn 1.500 ms</w:t>
-      </w:r>
-      <w:r>
-        <w:t xml:space="preserve"> </w:t>
-      </w:r>
-      <w:r>
-        <w:t xml:space="preserve">và đẩy NFR-P1 từ 🟡 xuống ❌. Con số này suy ra từ độ trễ nhánh nhận dạng đo cô lập,</w:t>
-      </w:r>
-      <w:r>
-        <w:t xml:space="preserve"> </w:t>
-      </w:r>
-      <w:r>
-        <w:rPr>
-          <w:b/>
-          <w:bCs/>
-        </w:rPr>
-        <w:t xml:space="preserve">chưa chạy lại toàn đường ống</w:t>
-      </w:r>
-      <w:r>
-        <w:t xml:space="preserve"> </w:t>
-      </w:r>
-      <w:r>
-        <w:t xml:space="preserve">— muốn công bố phải đo thật. Nhưng ngay cả với sai số rộng, hướng của kết luận không đổi: NFR-P2 vốn đã trượt sàn thì chắc chắn trượt sâu hơn.</w:t>
+        <w:t xml:space="preserve">,</w:t>
+      </w:r>
+      <w:r>
+        <w:t xml:space="preserve"> </w:t>
+      </w:r>
+      <w:r>
+        <w:rPr>
+          <w:b/>
+          <w:bCs/>
+        </w:rPr>
+        <w:t xml:space="preserve">vượt qua giới hạn tối đa 1.500 ms</w:t>
+      </w:r>
+      <w:r>
+        <w:t xml:space="preserve"> </w:t>
+      </w:r>
+      <w:r>
+        <w:t xml:space="preserve">và khiến chỉ tiêu NFR-P1 chuyển từ trạng thái Đạt ngưỡng tối thiểu (🟡) sang Không đạt (❌). Con số này được nội suy từ độ trễ của riêng nhánh nhận dạng và</w:t>
+      </w:r>
+      <w:r>
+        <w:t xml:space="preserve"> </w:t>
+      </w:r>
+      <w:r>
+        <w:rPr>
+          <w:b/>
+          <w:bCs/>
+        </w:rPr>
+        <w:t xml:space="preserve">chưa được đo lường lại trên toàn bộ đường ống xử lý</w:t>
+      </w:r>
+      <w:r>
+        <w:t xml:space="preserve">; để công bố chính thức, cần phải đo đạc thực tế. Tuy nhiên, dù có tính đến sai số, kết luận cốt lõi vẫn không thay đổi: khi NFR-P2 đã không đạt yêu cầu ban đầu, độ trễ tăng thêm sẽ làm chỉ tiêu này càng khó được đáp ứng.</w:t>
       </w:r>
     </w:p>
     <w:p>
@@ -14704,29 +14199,13 @@
           <w:b/>
           <w:bCs/>
         </w:rPr>
-        <w:t xml:space="preserve">a) Vì sao phép đo này khó làm đúng.</w:t>
-      </w:r>
-      <w:r>
-        <w:t xml:space="preserve"> </w:t>
-      </w:r>
-      <w:r>
-        <w:t xml:space="preserve">Bốn lượt chạy đầu đều cho số vô nghĩa; mỗi lượt hỏng lộ ra một điều kiện bắt buộc — truyền tên model tường minh, tắt backend oneDNN (mục 4.6.3), khôi phục tỷ lệ khung hình, lọc mảnh vụn ở mép dải ghép. Bài học chung:</w:t>
-      </w:r>
-      <w:r>
-        <w:t xml:space="preserve"> </w:t>
-      </w:r>
-      <w:r>
-        <w:rPr>
-          <w:b/>
-          <w:bCs/>
-        </w:rPr>
-        <w:t xml:space="preserve">phần lớn năng lực đọc biển số không nằm trong engine</w:t>
-      </w:r>
-      <w:r>
-        <w:t xml:space="preserve"> </w:t>
-      </w:r>
-      <w:r>
-        <w:t xml:space="preserve">mà ở tầng bao quanh nó. So sánh ba engine với ba tầng bao quanh khác nhau là đo tầng bao quanh chứ không đo engine.</w:t>
+        <w:t xml:space="preserve">a) Thiết lập phép đo.</w:t>
+      </w:r>
+      <w:r>
+        <w:t xml:space="preserve"> </w:t>
+      </w:r>
+      <w:r>
+        <w:t xml:space="preserve">Bốn lượt chạy đầu không hợp lệ do thiếu điều kiện cần: truyền tên mô hình tường minh, tắt backend oneDNN (mục 4.6.3), khôi phục tỷ lệ khung hình và lọc mảnh nhiễu ở mép dải ghép. Hiệu năng phụ thuộc vào cả engine OCR lẫn tiền xử lý, hậu xử lý; vì vậy, so sánh các engine phải dùng cùng một tầng bao quanh.</w:t>
       </w:r>
     </w:p>
     <w:p>
@@ -14819,7 +14298,7 @@
         <w:t xml:space="preserve"> </w:t>
       </w:r>
       <w:r>
-        <w:t xml:space="preserve">nhánh có-split của PaddleOCR đo được</w:t>
+        <w:t xml:space="preserve">nhánh có split của PaddleOCR đạt</w:t>
       </w:r>
       <w:r>
         <w:t xml:space="preserve"> </w:t>
@@ -14832,23 +14311,7 @@
         <w:t xml:space="preserve">63,73%</w:t>
       </w:r>
       <w:r>
-        <w:t xml:space="preserve">, khớp</w:t>
-      </w:r>
-      <w:r>
-        <w:t xml:space="preserve"> </w:t>
-      </w:r>
-      <w:r>
-        <w:rPr>
-          <w:b/>
-          <w:bCs/>
-        </w:rPr>
-        <w:t xml:space="preserve">chính xác</w:t>
-      </w:r>
-      <w:r>
-        <w:t xml:space="preserve"> </w:t>
-      </w:r>
-      <w:r>
-        <w:t xml:space="preserve">NFR-A5 = 0,6373 công bố từ trước bằng một đường đo hoàn toàn khác — cùng một số tới bốn chữ số.</w:t>
+        <w:t xml:space="preserve">, khớp NFR-A5 = 0,6373 đã công bố.</w:t>
       </w:r>
     </w:p>
     <w:p>
@@ -15902,7 +15365,7 @@
           <w:b/>
           <w:bCs/>
         </w:rPr>
-        <w:t xml:space="preserve">c) PaddleOCR thắng dứt khoát — và điều này bác bỏ tài liệu công khai.</w:t>
+        <w:t xml:space="preserve">c) Kết quả so sánh trong cấu hình của đồ án.</w:t>
       </w:r>
       <w:r>
         <w:t xml:space="preserve"> </w:t>
@@ -15921,7 +15384,7 @@
         <w:t xml:space="preserve">68,87%</w:t>
       </w:r>
       <w:r>
-        <w:t xml:space="preserve">, hơn EasyOCR</w:t>
+        <w:t xml:space="preserve">, cao hơn EasyOCR</w:t>
       </w:r>
       <w:r>
         <w:t xml:space="preserve"> </w:t>
@@ -15937,7 +15400,7 @@
         <w:t xml:space="preserve"> </w:t>
       </w:r>
       <w:r>
-        <w:t xml:space="preserve">và hơn Tesseract</w:t>
+        <w:t xml:space="preserve">và Tesseract</w:t>
       </w:r>
       <w:r>
         <w:t xml:space="preserve"> </w:t>
@@ -15950,10 +15413,7 @@
         <w:t xml:space="preserve">58,59 điểm</w:t>
       </w:r>
       <w:r>
-        <w:t xml:space="preserve"> </w:t>
-      </w:r>
-      <w:r>
-        <w:t xml:space="preserve">— khoảng cách quá lớn để quy cho nhiễu. Kết luận</w:t>
+        <w:t xml:space="preserve">. Kết luận</w:t>
       </w:r>
       <w:r>
         <w:t xml:space="preserve"> </w:t>
@@ -15969,30 +15429,17 @@
         <w:t xml:space="preserve"> </w:t>
       </w:r>
       <w:r>
-        <w:t xml:space="preserve">ở mục 3.3.1</w:t>
-      </w:r>
-      <w:r>
-        <w:t xml:space="preserve"> </w:t>
-      </w:r>
-      <w:r>
-        <w:rPr>
-          <w:b/>
-          <w:bCs/>
-        </w:rPr>
-        <w:t xml:space="preserve">vẫn đúng về tài liệu công khai</w:t>
-      </w:r>
-      <w:r>
-        <w:t xml:space="preserve">, nhưng nay đồ án có số liệu của chính mình trên biển số Việt Nam và nó nói ngược lại. Quyết định giữ PaddleOCR nay</w:t>
-      </w:r>
-      <w:r>
-        <w:t xml:space="preserve"> </w:t>
-      </w:r>
-      <w:r>
-        <w:rPr>
-          <w:b/>
-          <w:bCs/>
-        </w:rPr>
-        <w:t xml:space="preserve">có thêm căn cứ độ chính xác</w:t>
+        <w:t xml:space="preserve">ở mục 3.3.1 vẫn đúng đối với các tài liệu đã khảo sát. Tuy nhiên, phép đo trên biển số Việt Nam trong cùng tầng bao quanh của đồ án cho kết quả khác; do đó, quyết định giữ PaddleOCR có thêm căn cứ thực nghiệm</w:t>
+      </w:r>
+      <w:r>
+        <w:t xml:space="preserve"> </w:t>
+      </w:r>
+      <w:r>
+        <w:rPr>
+          <w:b/>
+          <w:bCs/>
+        </w:rPr>
+        <w:t xml:space="preserve">trong phạm vi cấu hình đánh giá này</w:t>
       </w:r>
       <w:r>
         <w:t xml:space="preserve">.</w:t>
@@ -16007,7 +15454,7 @@
           <w:b/>
           <w:bCs/>
         </w:rPr>
-        <w:t xml:space="preserve">d) Tách-rồi-ghép-ngang KHÔNG độc lập engine — kết quả bất ngờ nhất.</w:t>
+        <w:t xml:space="preserve">d) Tách-rồi-ghép-ngang không độc lập engine.</w:t>
       </w:r>
     </w:p>
     <w:tbl>
@@ -16182,23 +15629,23 @@
         <w:pStyle w:val="BodyText"/>
       </w:pPr>
       <w:r>
-        <w:t xml:space="preserve">Nếu cả ba cùng tăng mạnh, đóng góp kỹ thuật của đồ án sẽ độc lập với engine — một khẳng định mạnh.</w:t>
-      </w:r>
-      <w:r>
-        <w:t xml:space="preserve"> </w:t>
-      </w:r>
-      <w:r>
-        <w:rPr>
-          <w:b/>
-          <w:bCs/>
-        </w:rPr>
-        <w:t xml:space="preserve">Dữ liệu không cho phép nói thế.</w:t>
-      </w:r>
-      <w:r>
-        <w:t xml:space="preserve"> </w:t>
-      </w:r>
-      <w:r>
-        <w:t xml:space="preserve">Phát biểu đúng: tách-rồi-ghép-ngang là điều kiện</w:t>
+        <w:t xml:space="preserve">Nếu cả ba engine đều có sự gia tăng đáng kể về độ chính xác, có thể kết luận kỹ thuật của đồ án mang tính độc lập với engine. Tuy nhiên,</w:t>
+      </w:r>
+      <w:r>
+        <w:t xml:space="preserve"> </w:t>
+      </w:r>
+      <w:r>
+        <w:rPr>
+          <w:b/>
+          <w:bCs/>
+        </w:rPr>
+        <w:t xml:space="preserve">kết quả thực nghiệm không ủng hộ giả định này.</w:t>
+      </w:r>
+      <w:r>
+        <w:t xml:space="preserve"> </w:t>
+      </w:r>
+      <w:r>
+        <w:t xml:space="preserve">Thực tế cho thấy, kỹ thuật tách và ghép ngang chỉ là điều kiện</w:t>
       </w:r>
       <w:r>
         <w:t xml:space="preserve"> </w:t>
@@ -16214,20 +15661,20 @@
         <w:t xml:space="preserve"> </w:t>
       </w:r>
       <w:r>
-        <w:t xml:space="preserve">để đọc biển hai dòng — nó biến bài toán đa dòng thành bài toán một dòng — nhưng</w:t>
-      </w:r>
-      <w:r>
-        <w:t xml:space="preserve"> </w:t>
-      </w:r>
-      <w:r>
-        <w:rPr>
-          <w:b/>
-          <w:bCs/>
-        </w:rPr>
-        <w:t xml:space="preserve">không đủ</w:t>
-      </w:r>
-      <w:r>
-        <w:t xml:space="preserve">; engine phải đủ mạnh để tận dụng dải ảnh đã ghép.</w:t>
+        <w:t xml:space="preserve">để xử lý biển hai dòng bằng cách chuyển đổi bài toán đa dòng về một dòng, nhưng</w:t>
+      </w:r>
+      <w:r>
+        <w:t xml:space="preserve"> </w:t>
+      </w:r>
+      <w:r>
+        <w:rPr>
+          <w:b/>
+          <w:bCs/>
+        </w:rPr>
+        <w:t xml:space="preserve">chưa đủ</w:t>
+      </w:r>
+      <w:r>
+        <w:t xml:space="preserve">; nó đòi hỏi engine OCR phải có đủ năng lực để trích xuất thông tin từ dải ảnh đã ghép hiệu quả.</w:t>
       </w:r>
     </w:p>
     <w:p>
@@ -17244,7 +16691,7 @@
         <w:pStyle w:val="FirstParagraph"/>
       </w:pPr>
       <w:r>
-        <w:t xml:space="preserve">Trên cơ sở lý thuyết ở Chương 2 và lựa chọn công nghệ ở Chương 3, chương này trình bày thiết kế và hiện thực của hệ thống trong cùng một mạch. Nguyên tắc: mọi mô tả tương ứng với mã nguồn có thật; chức năng chưa hoàn thiện ghi rõ mức độ; số đo chưa có thì nói thẳng là chưa có. Chương gồm phân tích yêu cầu (4.1), kiến trúc (4.2), môi trường phát triển (4.3), bộ dữ liệu (4.4), huấn luyện mô hình (4.5), tầng AI (4.6), backend và CSDL (4.7), giao diện (4.8), Docker (4.9) và bảng đối chiếu cài đặt lệch thiết kế (4.10).</w:t>
+        <w:t xml:space="preserve">Trên cơ sở lý thuyết ở Chương 2 và lựa chọn công nghệ ở Chương 3, chương này trình bày thiết kế và hiện thực của hệ thống trong cùng một mạch. Nguyên tắc trình bày: mọi mô tả đều phản ánh đúng mã nguồn thực tế; các chức năng chưa hoàn thiện và các số liệu chưa được đo lường đều được ghi chú rõ ràng. Chương gồm phân tích yêu cầu (4.1), kiến trúc (4.2), môi trường phát triển (4.3), bộ dữ liệu (4.4), huấn luyện mô hình (4.5), tầng AI (4.6), backend và CSDL (4.7), giao diện (4.8), Docker (4.9) và bảng đối chiếu cài đặt lệch thiết kế (4.10).</w:t>
       </w:r>
     </w:p>
     <w:p>
@@ -17398,10 +16845,10 @@
         <w:t xml:space="preserve"> </w:t>
       </w:r>
       <w:r>
-        <w:t xml:space="preserve">[7]</w:t>
-      </w:r>
-      <w:r>
-        <w:t xml:space="preserve">[88]</w:t>
+        <w:t xml:space="preserve">[3]</w:t>
+      </w:r>
+      <w:r>
+        <w:t xml:space="preserve">[33]</w:t>
       </w:r>
       <w:r>
         <w:t xml:space="preserve">.</w:t>
@@ -17417,19 +16864,19 @@
         <w:t xml:space="preserve">Thứ hai, quy chuẩn biển số có tính pháp lý và cấu trúc chặt</w:t>
       </w:r>
       <w:r>
-        <w:t xml:space="preserve">: Thông tư 79/2024/TT-BCA [8]</w:t>
-      </w:r>
-      <w:r>
-        <w:t xml:space="preserve">, sửa đổi bởi TT 13/2025 [9]</w:t>
-      </w:r>
-      <w:r>
-        <w:t xml:space="preserve"> </w:t>
-      </w:r>
-      <w:r>
-        <w:t xml:space="preserve">và TT 51/2025 [10]</w:t>
-      </w:r>
-      <w:r>
-        <w:t xml:space="preserve">, thông số vật lý theo QCVN 08:2024/BCA [11]</w:t>
+        <w:t xml:space="preserve">: Thông tư 79/2024/TT-BCA [4]</w:t>
+      </w:r>
+      <w:r>
+        <w:t xml:space="preserve">, sửa đổi bởi TT 13/2025 [5]</w:t>
+      </w:r>
+      <w:r>
+        <w:t xml:space="preserve"> </w:t>
+      </w:r>
+      <w:r>
+        <w:t xml:space="preserve">và TT 51/2025 [6]</w:t>
+      </w:r>
+      <w:r>
+        <w:t xml:space="preserve">, thông số vật lý theo QCVN 08:2024/BCA [7]</w:t>
       </w:r>
       <w:r>
         <w:t xml:space="preserve"> </w:t>
@@ -18400,7 +17847,7 @@
           <w:b/>
           <w:bCs/>
         </w:rPr>
-        <w:t xml:space="preserve">con số công bố không phải con số hệ thống thực sự tạo ra</w:t>
+        <w:t xml:space="preserve">con số công bố không phản ánh đúng kết quả thực tế của hệ thống</w:t>
       </w:r>
       <w:r>
         <w:t xml:space="preserve"> </w:t>
@@ -18416,26 +17863,26 @@
           <w:i/>
           <w:iCs/>
         </w:rPr>
-        <w:t xml:space="preserve">Thay engine không sửa tầng API</w:t>
-      </w:r>
-      <w:r>
-        <w:t xml:space="preserve"> </w:t>
-      </w:r>
-      <w:r>
-        <w:t xml:space="preserve">—</w:t>
-      </w:r>
-      <w:r>
-        <w:t xml:space="preserve"> </w:t>
-      </w:r>
-      <w:r>
-        <w:rPr>
-          <w:b/>
-          <w:bCs/>
-        </w:rPr>
-        <w:t xml:space="preserve">đã kiểm chứng trên thực tế</w:t>
-      </w:r>
-      <w:r>
-        <w:t xml:space="preserve">: suốt Phase 5–7 hệ thống chạy</w:t>
+        <w:t xml:space="preserve">Thay thế engine mà không cần sửa mã tầng API</w:t>
+      </w:r>
+      <w:r>
+        <w:t xml:space="preserve"> </w:t>
+      </w:r>
+      <w:r>
+        <w:t xml:space="preserve">đã được</w:t>
+      </w:r>
+      <w:r>
+        <w:t xml:space="preserve"> </w:t>
+      </w:r>
+      <w:r>
+        <w:rPr>
+          <w:b/>
+          <w:bCs/>
+        </w:rPr>
+        <w:t xml:space="preserve">kiểm chứng trên thực tế</w:t>
+      </w:r>
+      <w:r>
+        <w:t xml:space="preserve">: trong suốt Phase 5–7, hệ thống chạy với</w:t>
       </w:r>
       <w:r>
         <w:t xml:space="preserve"> </w:t>
@@ -18447,7 +17894,7 @@
         <w:t xml:space="preserve">StubPipeline</w:t>
       </w:r>
       <w:r>
-        <w:t xml:space="preserve">, toàn bộ tầng API, nghiệp vụ, CSDL, giao diện được xây và kiểm chứng</w:t>
+        <w:t xml:space="preserve">, toàn bộ tầng API, nghiệp vụ, cơ sở dữ liệu và giao diện đã được xây dựng và kiểm chứng</w:t>
       </w:r>
       <w:r>
         <w:t xml:space="preserve"> </w:t>
@@ -18460,23 +17907,7 @@
         <w:t xml:space="preserve">trước khi mô hình được huấn luyện</w:t>
       </w:r>
       <w:r>
-        <w:t xml:space="preserve">; khi trọng số sẵn sàng, chuyển sang ALPRPipeline chỉ là đổi thành phần được tiêm,</w:t>
-      </w:r>
-      <w:r>
-        <w:t xml:space="preserve"> </w:t>
-      </w:r>
-      <w:r>
-        <w:rPr>
-          <w:b/>
-          <w:bCs/>
-        </w:rPr>
-        <w:t xml:space="preserve">không sửa dòng nào</w:t>
-      </w:r>
-      <w:r>
-        <w:t xml:space="preserve"> </w:t>
-      </w:r>
-      <w:r>
-        <w:t xml:space="preserve">ở router, service, schema. Để trạng thái mô phỏng không bị nhầm với vận hành thật,</w:t>
+        <w:t xml:space="preserve">; khi trọng số đã sẵn sàng, việc chuyển sang</w:t>
       </w:r>
       <w:r>
         <w:t xml:space="preserve"> </w:t>
@@ -18485,13 +17916,44 @@
         <w:rPr>
           <w:rStyle w:val="VerbatimChar"/>
         </w:rPr>
+        <w:t xml:space="preserve">ALPRPipeline</w:t>
+      </w:r>
+      <w:r>
+        <w:t xml:space="preserve"> </w:t>
+      </w:r>
+      <w:r>
+        <w:t xml:space="preserve">chỉ là thao tác đổi thành phần phụ thuộc được tiêm vào,</w:t>
+      </w:r>
+      <w:r>
+        <w:t xml:space="preserve"> </w:t>
+      </w:r>
+      <w:r>
+        <w:rPr>
+          <w:b/>
+          <w:bCs/>
+        </w:rPr>
+        <w:t xml:space="preserve">không cần sửa đổi</w:t>
+      </w:r>
+      <w:r>
+        <w:t xml:space="preserve"> </w:t>
+      </w:r>
+      <w:r>
+        <w:t xml:space="preserve">router, service hay schema. Để tránh nhầm lẫn giữa trạng thái mô phỏng và vận hành thực tế, endpoint</w:t>
+      </w:r>
+      <w:r>
+        <w:t xml:space="preserve"> </w:t>
+      </w:r>
+      <w:r>
+        <w:rPr>
+          <w:rStyle w:val="VerbatimChar"/>
+        </w:rPr>
         <w:t xml:space="preserve">/health</w:t>
       </w:r>
       <w:r>
         <w:t xml:space="preserve"> </w:t>
       </w:r>
       <w:r>
-        <w:t xml:space="preserve">báo</w:t>
+        <w:t xml:space="preserve">sẽ báo</w:t>
       </w:r>
       <w:r>
         <w:t xml:space="preserve"> </w:t>
@@ -18506,7 +17968,22 @@
         <w:t xml:space="preserve"> </w:t>
       </w:r>
       <w:r>
-        <w:t xml:space="preserve">chừng nào stub còn được dùng.</w:t>
+        <w:t xml:space="preserve">khi</w:t>
+      </w:r>
+      <w:r>
+        <w:t xml:space="preserve"> </w:t>
+      </w:r>
+      <w:r>
+        <w:rPr>
+          <w:rStyle w:val="VerbatimChar"/>
+        </w:rPr>
+        <w:t xml:space="preserve">StubPipeline</w:t>
+      </w:r>
+      <w:r>
+        <w:t xml:space="preserve"> </w:t>
+      </w:r>
+      <w:r>
+        <w:t xml:space="preserve">còn đang hoạt động.</w:t>
       </w:r>
     </w:p>
     <w:bookmarkEnd w:id="89"/>
@@ -18615,7 +18092,7 @@
         <w:t xml:space="preserve"> </w:t>
       </w:r>
       <w:r>
-        <w:t xml:space="preserve">đã dẫn ở 4.1.1 [7]</w:t>
+        <w:t xml:space="preserve">đã dẫn ở 4.1.1 [3]</w:t>
       </w:r>
       <w:r>
         <w:t xml:space="preserve">. Giải pháp:</w:t>
@@ -18865,7 +18342,22 @@
         <w:t xml:space="preserve"> </w:t>
       </w:r>
       <w:r>
-        <w:t xml:space="preserve">và PP-OCRv5 mobile; và vì huấn luyện trên CPU mất 1–3 ngày mỗi lượt, đường ray huấn luyện chạy được cả trên máy cá nhân lẫn nền tảng đám mây, với toàn bộ siêu tham số đặt trong một tệp cấu hình duy nhất. Hệ quả đo được: p95 đầu-cuối trên models/best.pt (máy rảnh) là</w:t>
+        <w:t xml:space="preserve">và PP-OCRv5 mobile; và vì huấn luyện trên CPU mất 1–3 ngày mỗi lượt, đường ray huấn luyện chạy được cả trên máy cá nhân lẫn nền tảng đám mây, với toàn bộ siêu tham số đặt trong một tệp cấu hình duy nhất. Trước khi bật bậc thử lại, p95 đầu-cuối trên</w:t>
+      </w:r>
+      <w:r>
+        <w:t xml:space="preserve"> </w:t>
+      </w:r>
+      <w:r>
+        <w:rPr>
+          <w:rStyle w:val="VerbatimChar"/>
+        </w:rPr>
+        <w:t xml:space="preserve">models/best.pt</w:t>
+      </w:r>
+      <w:r>
+        <w:t xml:space="preserve"> </w:t>
+      </w:r>
+      <w:r>
+        <w:t xml:space="preserve">là</w:t>
       </w:r>
       <w:r>
         <w:t xml:space="preserve"> </w:t>
@@ -18897,7 +18389,20 @@
         <w:t xml:space="preserve"> </w:t>
       </w:r>
       <w:r>
-        <w:t xml:space="preserve">(in-process), OCR chiếm</w:t>
+        <w:t xml:space="preserve">(in-process); phép đo này dùng để định lượng đánh đổi. Ở cấu hình giao hàng, p95 chính thức là</w:t>
+      </w:r>
+      <w:r>
+        <w:t xml:space="preserve"> </w:t>
+      </w:r>
+      <w:r>
+        <w:rPr>
+          <w:b/>
+          <w:bCs/>
+        </w:rPr>
+        <w:t xml:space="preserve">1.143,10 ms</w:t>
+      </w:r>
+      <w:r>
+        <w:t xml:space="preserve">, đạt ngưỡng tối thiểu 1.500 ms nhưng chưa đạt mục tiêu 800 ms. Phân rã suy luận thuần cho thấy OCR chiếm</w:t>
       </w:r>
       <w:r>
         <w:t xml:space="preserve"> </w:t>
@@ -19046,10 +18551,10 @@
         <w:t xml:space="preserve"> </w:t>
       </w:r>
       <w:r>
-        <w:t xml:space="preserve">FastAPI + Uvicorn; SQLAlchemy 2.x + Alembic; Pydantic v2; Ultralytics 8.4.101 chạy YOLO11 [16]</w:t>
-      </w:r>
-      <w:r>
-        <w:t xml:space="preserve">; PaddleOCR 3.7.0 cho PP-OCRv5 [17]</w:t>
+        <w:t xml:space="preserve">FastAPI + Uvicorn; SQLAlchemy 2.x + Alembic; Pydantic v2; Ultralytics 8.4.101 chạy YOLO11 [10]</w:t>
+      </w:r>
+      <w:r>
+        <w:t xml:space="preserve">; PaddleOCR 3.7.0 cho PP-OCRv5 [11]</w:t>
       </w:r>
       <w:r>
         <w:t xml:space="preserve">; Vite + React + TypeScript; pytest + pytest-cov; Docker Compose. Docker dùng Python 3.12 trong khi local dùng 3.13 là</w:t>
@@ -22434,19 +21939,19 @@
         <w:t xml:space="preserve"> </w:t>
       </w:r>
       <w:r>
-        <w:t xml:space="preserve">Bộ nhận dạng dựa trên kiến trúc CRNN kết hợp hàm mất mát CTC, vốn giả định căn chỉnh đơn điệu giữa cột ảnh và chuỗi ký tự — giả định chỉ đúng với văn bản một dòng. Chồng lên đó, mô-đun nhận dạng chuẩn hoá mọi ảnh về chiều cao cố định 48 điểm ảnh [103]</w:t>
-      </w:r>
-      <w:r>
-        <w:t xml:space="preserve">. Biển xe máy Việt Nam 140 × 190 mm theo QCVN 08:2024/BCA [11]</w:t>
-      </w:r>
-      <w:r>
-        <w:t xml:space="preserve"> </w:t>
-      </w:r>
-      <w:r>
-        <w:t xml:space="preserve">có tỉ lệ khung hình xấp xỉ 1,36; sau chuẩn hoá, mỗi hàng ký tự chỉ còn khoảng 24 điểm ảnh, thấp hơn ngưỡng mà nét chữ còn tách rời. Mức nghiêm trọng đã được định lượng: trên bộ RodoSol-ALPR của Brazil, OpenALPR đạt 94,3% trên biển ô tô một dòng nhưng chỉ 45,7% trên biển xe máy hai dòng [7]</w:t>
-      </w:r>
-      <w:r>
-        <w:t xml:space="preserve">[88]</w:t>
+        <w:t xml:space="preserve">Bộ nhận dạng dựa trên kiến trúc CRNN kết hợp hàm mất mát CTC, vốn giả định căn chỉnh đơn điệu giữa cột ảnh và chuỗi ký tự — giả định chỉ đúng với văn bản một dòng. Chồng lên đó, mô-đun nhận dạng chuẩn hoá mọi ảnh về chiều cao cố định 48 điểm ảnh [34]</w:t>
+      </w:r>
+      <w:r>
+        <w:t xml:space="preserve">. Biển xe máy Việt Nam 140 × 190 mm theo QCVN 08:2024/BCA [7]</w:t>
+      </w:r>
+      <w:r>
+        <w:t xml:space="preserve"> </w:t>
+      </w:r>
+      <w:r>
+        <w:t xml:space="preserve">có tỉ lệ khung hình xấp xỉ 1,36; sau chuẩn hoá, mỗi hàng ký tự chỉ còn khoảng 24 điểm ảnh, thấp hơn ngưỡng mà nét chữ còn tách rời. Mức nghiêm trọng đã được định lượng: trên bộ RodoSol-ALPR của Brazil, OpenALPR đạt 94,3% trên biển ô tô một dòng nhưng chỉ 45,7% trên biển xe máy hai dòng [3]</w:t>
+      </w:r>
+      <w:r>
+        <w:t xml:space="preserve">[33]</w:t>
       </w:r>
       <w:r>
         <w:t xml:space="preserve">. Cần lưu ý cặp số liệu này đo trên dữ liệu Brazil, chỉ được trích như dẫn chứng tương đương về định lượng chứ không phải số liệu Việt Nam.</w:t>
@@ -22533,7 +22038,7 @@
         <w:t xml:space="preserve"> </w:t>
       </w:r>
       <w:r>
-        <w:t xml:space="preserve">Ba bước độc lập, mỗi bước bật tắt riêng để phục vụ thí nghiệm bóc tách đóng góp: chuyển thang xám, do ký tự không mang thông tin phân biệt trong kênh màu; cân bằng lược đồ xám thích nghi có giới hạn tương phản (CLAHE, hệ số 2,0 trên ô 8 × 8), vì bề mặt phản quang tạo mảng chói cục bộ mà cân bằng toàn cục không xử lý được [95]</w:t>
+        <w:t xml:space="preserve">Ba bước độc lập, mỗi bước bật tắt riêng để phục vụ thí nghiệm bóc tách đóng góp: chuyển thang xám, do ký tự không mang thông tin phân biệt trong kênh màu; cân bằng lược đồ xám thích nghi có giới hạn tương phản (CLAHE, hệ số 2,0 trên ô 8 × 8), vì bề mặt phản quang tạo mảng chói cục bộ mà cân bằng toàn cục không xử lý được [35]</w:t>
       </w:r>
       <w:r>
         <w:t xml:space="preserve">; và khử nhiễu bằng lọc song phương thay cho làm mờ Gauss, vì lọc song phương bảo toàn biên — yếu tố quyết định để phân biệt các cặp ký tự đồng hình như</w:t>
@@ -22673,7 +22178,7 @@
         <w:t xml:space="preserve"> </w:t>
       </w:r>
       <w:r>
-        <w:t xml:space="preserve">Khối lưu 81 mã tỉnh đang sử dụng theo phụ lục Thông tư 51/2025/TT-BCA [10]</w:t>
+        <w:t xml:space="preserve">Khối lưu 81 mã tỉnh đang sử dụng theo phụ lục Thông tư 51/2025/TT-BCA [6]</w:t>
       </w:r>
       <w:r>
         <w:t xml:space="preserve">, song song tập 8 mã không bao giờ được cấp: 13, 42, 44, 45, 46, 87, 91 và 96. So với biểu thức tổng quát chấp nhận mọi cặp chữ số, ràng buộc này bác bỏ được các chuỗi không tồn tại trên thực tế; lưu tường minh cả tập không sử dụng cho phép kiểm thử khẳng định hai tập phủ đúng dải 11–99.</w:t>
@@ -23359,7 +22864,7 @@
         <w:t xml:space="preserve">80A12345</w:t>
       </w:r>
       <w:r>
-        <w:t xml:space="preserve">, bốn họ biển đều là ứng viên hợp lệ và bộ chuẩn hoá mặc định chọn họ phổ biến nhất — đúng với đa số nhưng sai một cách không quan sát được đối với xe cơ quan nhà nước mang biển nền xanh. Cơ chế hợp nhất cho phép màu nền nâng cấp một ứng viên mà bộ luật ký tự đã coi là hợp lý. Ràng buộc an toàn quan trọng hơn chính tác dụng của cơ chế: nếu phán quyết ban đầu không nằm trong tập ứng viên thì kết quả giữ nguyên, nên màu nền không thể tạo ra họ biển mà bộ luật ký tự đã bác bỏ. Khi họ biển ưu tiên có cả biến thể ô tô và xe máy, hệ thống phân định theo số dòng; nếu số dòng mâu thuẫn cả hai thì giữ phán quyết ban đầu, theo nguyên tắc đại lượng đo được từ hình học ưu tiên hơn đại lượng suy ra từ thống kê điểm ảnh. Chỉ màu xanh nằm trong bảng ưu tiên vì đây là màu duy nhất chuỗi ký tự hoàn toàn không phân biệt được; màu vàng không đổi họ biển mà chỉ đổi mục đích sử dụng nên được lưu như trường độc lập.</w:t>
+        <w:t xml:space="preserve">, bốn họ biển đều là ứng viên hợp lệ và bộ chuẩn hoá mặc định chọn họ phổ biến nhất — đúng với đa số nhưng gây sai lệch ngầm đối với xe cơ quan nhà nước mang biển nền xanh. Cơ chế hợp nhất cho phép màu nền nâng cấp một ứng viên mà bộ luật ký tự đã coi là hợp lý. Ràng buộc an toàn quan trọng hơn chính tác dụng của cơ chế: nếu phán quyết ban đầu không nằm trong tập ứng viên thì kết quả giữ nguyên, nên màu nền không thể tạo ra họ biển mà bộ luật ký tự đã bác bỏ. Khi họ biển ưu tiên có cả biến thể ô tô và xe máy, hệ thống phân định theo số dòng; nếu số dòng mâu thuẫn cả hai thì giữ phán quyết ban đầu, theo nguyên tắc đại lượng đo được từ hình học ưu tiên hơn đại lượng suy ra từ thống kê điểm ảnh. Chỉ màu xanh nằm trong bảng ưu tiên vì đây là màu duy nhất chuỗi ký tự hoàn toàn không phân biệt được; màu vàng không đổi họ biển mà chỉ đổi mục đích sử dụng nên được lưu như trường độc lập.</w:t>
       </w:r>
     </w:p>
     <w:p>
@@ -23903,7 +23408,7 @@
         <w:pStyle w:val="BodyText"/>
       </w:pPr>
       <w:r>
-        <w:t xml:space="preserve">Thiết kế hiện tại phân vai rõ ba đường ống. Đường ống thật thực hiện nhận dạng và báo trạng thái bình thường. Đường ống không khả dụng là phương án lùi mặc định: nó ném ngoại lệ và không sinh ra bất kỳ kết quả nào, đồng thời báo trạng thái suy giảm. Đường ống mô phỏng chỉ được kích hoạt khi người vận hành đặt biến môi trường tương ứng một cách tường minh. Khi thiếu trọng số, dịch vụ vẫn khởi động — một tiến trình từ chối khởi động không truyền đạt được nguyên nhân — nhưng mỗi yêu cầu đều trả về lỗi rõ ràng. Nguyên tắc rút ra: một phương án lùi phải thất bại theo cách quan sát được, thay vì thay thế thất bại bằng dữ liệu không có cơ sở.</w:t>
+        <w:t xml:space="preserve">Thiết kế hiện tại phân vai rõ ba đường ống. Đường ống thật thực hiện nhận dạng và báo trạng thái bình thường. Đường ống không khả dụng là phương án lùi mặc định: nó ném ngoại lệ và không sinh ra bất kỳ kết quả nào, đồng thời báo trạng thái suy giảm. Đường ống mô phỏng chỉ được kích hoạt khi người vận hành đặt biến môi trường tương ứng một cách tường minh. Khi thiếu trọng số, dịch vụ vẫn khởi động — một tiến trình từ chối khởi động không truyền đạt được nguyên nhân — nhưng mỗi yêu cầu đều trả về lỗi rõ ràng. Nguyên tắc rút ra: một phương án lùi phải thất bại rõ ràng và quan sát được, thay vì thay thế thất bại bằng dữ liệu thiếu cơ sở.</w:t>
       </w:r>
     </w:p>
     <w:bookmarkEnd w:id="127"/>
@@ -24860,33 +24365,17 @@
         <w:pStyle w:val="FirstParagraph"/>
       </w:pPr>
       <w:r>
-        <w:t xml:space="preserve">Chương 5 trình bày hệ thống</w:t>
-      </w:r>
-      <w:r>
-        <w:t xml:space="preserve"> </w:t>
-      </w:r>
-      <w:r>
-        <w:rPr>
-          <w:i/>
-          <w:iCs/>
-        </w:rPr>
-        <w:t xml:space="preserve">đã được xây dựng</w:t>
-      </w:r>
-      <w:r>
-        <w:t xml:space="preserve"> </w:t>
-      </w:r>
-      <w:r>
-        <w:t xml:space="preserve">như thế nào. Chương này trả lời hai câu hỏi trọng số ngang nhau: hệ thống đó</w:t>
-      </w:r>
-      <w:r>
-        <w:t xml:space="preserve"> </w:t>
-      </w:r>
-      <w:r>
-        <w:rPr>
-          <w:b/>
-          <w:bCs/>
-        </w:rPr>
-        <w:t xml:space="preserve">hoạt động tốt đến mức nào</w:t>
+        <w:t xml:space="preserve">Chương 5 trình bày kết quả đánh giá hệ thống sau khi xây dựng. Chương này tập trung trả lời hai câu hỏi trọng tâm: hệ thống</w:t>
+      </w:r>
+      <w:r>
+        <w:t xml:space="preserve"> </w:t>
+      </w:r>
+      <w:r>
+        <w:rPr>
+          <w:b/>
+          <w:bCs/>
+        </w:rPr>
+        <w:t xml:space="preserve">đáp ứng yêu cầu kỹ thuật ở mức độ nào</w:t>
       </w:r>
       <w:r>
         <w:t xml:space="preserve">, và</w:t>
@@ -24899,13 +24388,10 @@
           <w:b/>
           <w:bCs/>
         </w:rPr>
-        <w:t xml:space="preserve">những con số đó có đáng tin không</w:t>
-      </w:r>
-      <w:r>
-        <w:t xml:space="preserve"> </w:t>
-      </w:r>
-      <w:r>
-        <w:t xml:space="preserve">— nên mỗi con số đều đi kèm ngữ cảnh đo của nó.</w:t>
+        <w:t xml:space="preserve">độ tin cậy của các số liệu đo lường</w:t>
+      </w:r>
+      <w:r>
+        <w:t xml:space="preserve">; do đó, mọi số liệu đều được trình bày kèm theo ngữ cảnh thực nghiệm cụ thể.</w:t>
       </w:r>
     </w:p>
     <w:p>
@@ -24938,7 +24424,7 @@
         <w:pStyle w:val="FirstParagraph"/>
       </w:pPr>
       <w:r>
-        <w:t xml:space="preserve">Sáu câu hỏi được cụ thể hoá từ đặc tả yêu cầu phi chức năng lập ở giai đoạn phân tích.</w:t>
+        <w:t xml:space="preserve">Chương này trả lời sáu câu hỏi từ đặc tả phi chức năng:</w:t>
       </w:r>
       <w:r>
         <w:t xml:space="preserve"> </w:t>
@@ -24954,7 +24440,7 @@
         <w:t xml:space="preserve"> </w:t>
       </w:r>
       <w:r>
-        <w:t xml:space="preserve">— YOLO11n có đạt chỉ tiêu định vị biển số Việt Nam không (5.5; NFR-A1…A3; 5.4)?</w:t>
+        <w:t xml:space="preserve">— YOLO11n có đạt chỉ tiêu phát hiện biển số Việt Nam không (5.4; NFR-A1…A3)?</w:t>
       </w:r>
       <w:r>
         <w:t xml:space="preserve"> </w:t>
@@ -24970,7 +24456,7 @@
         <w:t xml:space="preserve"> </w:t>
       </w:r>
       <w:r>
-        <w:t xml:space="preserve">— độ chính xác nhận dạng chênh bao nhiêu giữa biển một dòng và hai dòng (NFR-A8; 5.4.2, 5.5.3)?</w:t>
+        <w:t xml:space="preserve">— độ chính xác khác nhau thế nào giữa biển một dòng và hai dòng (NFR-A8; 5.4.2, 5.5.3)?</w:t>
       </w:r>
       <w:r>
         <w:t xml:space="preserve"> </w:t>
@@ -24986,23 +24472,7 @@
         <w:t xml:space="preserve"> </w:t>
       </w:r>
       <w:r>
-        <w:t xml:space="preserve">—</w:t>
-      </w:r>
-      <w:r>
-        <w:t xml:space="preserve"> </w:t>
-      </w:r>
-      <w:r>
-        <w:rPr>
-          <w:b/>
-          <w:bCs/>
-        </w:rPr>
-        <w:t xml:space="preserve">khối hậu xử lý theo luật đóng góp bao nhiêu điểm phần trăm</w:t>
-      </w:r>
-      <w:r>
-        <w:t xml:space="preserve"> </w:t>
-      </w:r>
-      <w:r>
-        <w:t xml:space="preserve">vào độ chính xác chuỗi đầy đủ (NFR-A5 ↔ A6; 5.5.2)?</w:t>
+        <w:t xml:space="preserve">— hậu xử lý đóng góp bao nhiêu vào độ chính xác chuỗi (NFR-A5 ↔ A6; 5.5.2)?</w:t>
       </w:r>
       <w:r>
         <w:t xml:space="preserve"> </w:t>
@@ -25018,23 +24488,7 @@
         <w:t xml:space="preserve"> </w:t>
       </w:r>
       <w:r>
-        <w:t xml:space="preserve">— có đạt chỉ tiêu độ trễ trên phần cứng CPU-only không,</w:t>
-      </w:r>
-      <w:r>
-        <w:t xml:space="preserve"> </w:t>
-      </w:r>
-      <w:r>
-        <w:rPr>
-          <w:b/>
-          <w:bCs/>
-        </w:rPr>
-        <w:t xml:space="preserve">nút thắt ở đâu</w:t>
-      </w:r>
-      <w:r>
-        <w:t xml:space="preserve"> </w:t>
-      </w:r>
-      <w:r>
-        <w:t xml:space="preserve">(5.7; NFR-P1…P7; 5.6)?</w:t>
+        <w:t xml:space="preserve">— hệ thống có đạt chỉ tiêu độ trễ trên CPU không và nút thắt ở đâu (5.6; NFR-P1…P7)?</w:t>
       </w:r>
       <w:r>
         <w:t xml:space="preserve"> </w:t>
@@ -25050,23 +24504,7 @@
         <w:t xml:space="preserve"> </w:t>
       </w:r>
       <w:r>
-        <w:t xml:space="preserve">— bảng luật sửa lỗi ký tự, vốn suy từ</w:t>
-      </w:r>
-      <w:r>
-        <w:t xml:space="preserve"> </w:t>
-      </w:r>
-      <w:r>
-        <w:rPr>
-          <w:b/>
-          <w:bCs/>
-        </w:rPr>
-        <w:t xml:space="preserve">hình dạng chữ</w:t>
-      </w:r>
-      <w:r>
-        <w:t xml:space="preserve"> </w:t>
-      </w:r>
-      <w:r>
-        <w:t xml:space="preserve">chứ không từ đo đạc, có khớp các cặp thực sự bị nhầm không (5.5.4)?</w:t>
+        <w:t xml:space="preserve">— bảng luật sửa ký tự có khớp các cặp nhầm lẫn đo được không (5.5.4)?</w:t>
       </w:r>
       <w:r>
         <w:t xml:space="preserve"> </w:t>
@@ -25082,39 +24520,7 @@
         <w:t xml:space="preserve"> </w:t>
       </w:r>
       <w:r>
-        <w:t xml:space="preserve">— số liệu chịu</w:t>
-      </w:r>
-      <w:r>
-        <w:t xml:space="preserve"> </w:t>
-      </w:r>
-      <w:r>
-        <w:rPr>
-          <w:b/>
-          <w:bCs/>
-        </w:rPr>
-        <w:t xml:space="preserve">mối đe doạ nào đến tính hợp lệ</w:t>
-      </w:r>
-      <w:r>
-        <w:t xml:space="preserve"> </w:t>
-      </w:r>
-      <w:r>
-        <w:t xml:space="preserve">(5.9.3)? RQ3 và RQ5 mang</w:t>
-      </w:r>
-      <w:r>
-        <w:t xml:space="preserve"> </w:t>
-      </w:r>
-      <w:r>
-        <w:rPr>
-          <w:b/>
-          <w:bCs/>
-        </w:rPr>
-        <w:t xml:space="preserve">đóng góp học thuật riêng</w:t>
-      </w:r>
-      <w:r>
-        <w:t xml:space="preserve"> </w:t>
-      </w:r>
-      <w:r>
-        <w:t xml:space="preserve">— một lượng hoá khối chức năng mà tài liệu ALPR chỉ mô tả định tính, một thay tri thức suy đoán bằng tri thức đo được; RQ6 quyết định giá trị của năm câu còn lại.</w:t>
+        <w:t xml:space="preserve">— yếu tố nào đe doạ tính hợp lệ của kết quả (5.9.3)? RQ3 và RQ5 lần lượt lượng hoá đóng góp của hậu xử lý và thay giả định bằng dữ liệu đo được.</w:t>
       </w:r>
     </w:p>
     <w:bookmarkEnd w:id="135"/>
@@ -25276,7 +24682,7 @@
         <w:t xml:space="preserve"> </w:t>
       </w:r>
       <w:r>
-        <w:t xml:space="preserve">[7]</w:t>
+        <w:t xml:space="preserve">[3]</w:t>
       </w:r>
       <w:r>
         <w:t xml:space="preserve">. Đây</w:t>
@@ -25858,13 +25264,13 @@
         <w:t xml:space="preserve">9.1.1.</w:t>
       </w:r>
     </w:p>
-    <w:bookmarkStart w:id="142" w:name="X68b890e555caeedb6b49e75b5129e31590605ff"/>
+    <w:bookmarkStart w:id="142" w:name="X10f3b0080b6c50f359033e09c103a7e07045a1e"/>
     <w:p>
       <w:pPr>
         <w:pStyle w:val="Heading3"/>
       </w:pPr>
       <w:r>
-        <w:t xml:space="preserve">5.2.1. Vì sao ràng buộc CPU-only là ràng buộc thiết kế, không phải hạn chế tạm thời</w:t>
+        <w:t xml:space="preserve">5.2.1. Ràng buộc CPU-only: Quyết định thiết kế cốt lõi</w:t>
       </w:r>
     </w:p>
     <w:p>
@@ -25917,7 +25323,7 @@
         <w:t xml:space="preserve"> </w:t>
       </w:r>
       <w:r>
-        <w:t xml:space="preserve">(2.590.035 tham số) [16]</w:t>
+        <w:t xml:space="preserve">(2.590.035 tham số) [10]</w:t>
       </w:r>
       <w:r>
         <w:t xml:space="preserve"> </w:t>
@@ -25939,7 +25345,7 @@
         <w:t xml:space="preserve"> </w:t>
       </w:r>
       <w:r>
-        <w:t xml:space="preserve">[118]</w:t>
+        <w:t xml:space="preserve">[36]</w:t>
       </w:r>
       <w:r>
         <w:t xml:space="preserve">. Về quy mô:</w:t>
@@ -27068,7 +26474,7 @@
         <w:t xml:space="preserve">tổng quát hoá</w:t>
       </w:r>
       <w:r>
-        <w:t xml:space="preserve">, mọi chỉ số bị thổi phồng — với corpus ghép từ nhiều nguồn công khai đây là rủi ro hệ thống [7]</w:t>
+        <w:t xml:space="preserve">, mọi chỉ số bị thổi phồng — với corpus ghép từ nhiều nguồn công khai đây là rủi ro hệ thống [3]</w:t>
       </w:r>
       <w:r>
         <w:t xml:space="preserve">. Công cụ đo là</w:t>
@@ -27108,26 +26514,26 @@
           <w:b/>
           <w:bCs/>
         </w:rPr>
-        <w:t xml:space="preserve">Lập luận vòng tròn.</w:t>
-      </w:r>
-      <w:r>
-        <w:t xml:space="preserve"> </w:t>
-      </w:r>
-      <w:r>
-        <w:t xml:space="preserve">v3 được khử trùng lặp ở ngưỡng Hamming 10; đo rò rỉ ở đúng ngưỡng đã dùng để gộp trùng lặp là</w:t>
-      </w:r>
-      <w:r>
-        <w:t xml:space="preserve"> </w:t>
-      </w:r>
-      <w:r>
-        <w:rPr>
-          <w:b/>
-          <w:bCs/>
-        </w:rPr>
-        <w:t xml:space="preserve">kiểm tra lại chính định nghĩa của mình</w:t>
-      </w:r>
-      <w:r>
-        <w:t xml:space="preserve">, không phải kiểm chứng độc lập. Kết quả bằng 0 ở đó chứng minh bước khử trùng lặp</w:t>
+        <w:t xml:space="preserve">Tính hợp lệ của phép đo.</w:t>
+      </w:r>
+      <w:r>
+        <w:t xml:space="preserve"> </w:t>
+      </w:r>
+      <w:r>
+        <w:t xml:space="preserve">Bộ dữ liệu v3 được khử trùng lặp ở ngưỡng Hamming 10; việc đo đạc rò rỉ tại đúng ngưỡng này chỉ mang tính chất</w:t>
+      </w:r>
+      <w:r>
+        <w:t xml:space="preserve"> </w:t>
+      </w:r>
+      <w:r>
+        <w:rPr>
+          <w:b/>
+          <w:bCs/>
+        </w:rPr>
+        <w:t xml:space="preserve">kiểm chứng lại quy trình</w:t>
+      </w:r>
+      <w:r>
+        <w:t xml:space="preserve">, không phải là một phép đo độc lập. Kết quả bằng 0 tại ngưỡng này chứng minh rằng bước khử trùng lặp</w:t>
       </w:r>
       <w:r>
         <w:t xml:space="preserve"> </w:t>
@@ -27137,26 +26543,26 @@
           <w:i/>
           <w:iCs/>
         </w:rPr>
-        <w:t xml:space="preserve">đã chạy đúng đặc tả</w:t>
-      </w:r>
-      <w:r>
-        <w:t xml:space="preserve">, và</w:t>
-      </w:r>
-      <w:r>
-        <w:t xml:space="preserve"> </w:t>
-      </w:r>
-      <w:r>
-        <w:rPr>
-          <w:b/>
-          <w:bCs/>
-        </w:rPr>
-        <w:t xml:space="preserve">không chứng minh gì thêm</w:t>
-      </w:r>
-      <w:r>
-        <w:t xml:space="preserve"> </w:t>
-      </w:r>
-      <w:r>
-        <w:t xml:space="preserve">về mức độ "sạch" của tập test.</w:t>
+        <w:t xml:space="preserve">đã thực thi đúng đặc tả</w:t>
+      </w:r>
+      <w:r>
+        <w:t xml:space="preserve">, nhưng</w:t>
+      </w:r>
+      <w:r>
+        <w:t xml:space="preserve"> </w:t>
+      </w:r>
+      <w:r>
+        <w:rPr>
+          <w:b/>
+          <w:bCs/>
+        </w:rPr>
+        <w:t xml:space="preserve">không đủ cơ sở để khẳng định</w:t>
+      </w:r>
+      <w:r>
+        <w:t xml:space="preserve"> </w:t>
+      </w:r>
+      <w:r>
+        <w:t xml:space="preserve">tính "sạch" tuyệt đối của tập kiểm thử.</w:t>
       </w:r>
     </w:p>
     <w:p>
@@ -28182,10 +27588,10 @@
         <w:t xml:space="preserve">10,91% số hộp có diện tích dưới 0,5% diện tích ảnh</w:t>
       </w:r>
       <w:r>
-        <w:t xml:space="preserve">, vượt ngưỡng 10%. Đối tượng nhỏ là chế độ thất bại đã ghi nhận rộng rãi của bộ phát hiện một giai đoạn [119]</w:t>
-      </w:r>
-      <w:r>
-        <w:t xml:space="preserve">, biển số độ phân giải thấp đã thành hướng nghiên cứu riêng [71]</w:t>
+        <w:t xml:space="preserve">, vượt ngưỡng 10%. Đối tượng nhỏ là chế độ thất bại đã ghi nhận rộng rãi của bộ phát hiện một giai đoạn [37]</w:t>
+      </w:r>
+      <w:r>
+        <w:t xml:space="preserve">, biển số độ phân giải thấp đã thành hướng nghiên cứu riêng [27]</w:t>
       </w:r>
       <w:r>
         <w:t xml:space="preserve">; một con số mAP tổng sẽ</w:t>
@@ -30162,30 +29568,7 @@
         <w:pStyle w:val="BodyText"/>
       </w:pPr>
       <w:r>
-        <w:rPr>
-          <w:b/>
-          <w:bCs/>
-        </w:rPr>
-        <w:t xml:space="preserve">Đây là kết quả khoa học quan trọng nhất của chương.</w:t>
-      </w:r>
-      <w:r>
-        <w:t xml:space="preserve"> </w:t>
-      </w:r>
-      <w:r>
-        <w:t xml:space="preserve">Chênh lệch mà tầng phát hiện gần như che khuất (2,09 điểm, Bảng 5.2) nay lộ ra ở tầng OCR với</w:t>
-      </w:r>
-      <w:r>
-        <w:t xml:space="preserve"> </w:t>
-      </w:r>
-      <w:r>
-        <w:rPr>
-          <w:b/>
-          <w:bCs/>
-        </w:rPr>
-        <w:t xml:space="preserve">biên độ khác hẳn cấp</w:t>
-      </w:r>
-      <w:r>
-        <w:t xml:space="preserve">: 5,81 điểm ở mức ký tự,</w:t>
+        <w:t xml:space="preserve">Chênh lệch 2,09 điểm ở tầng phát hiện tăng lên ở tầng OCR: 5,81 điểm ở mức ký tự,</w:t>
       </w:r>
       <w:r>
         <w:t xml:space="preserve"> </w:t>
@@ -30201,7 +29584,7 @@
         <w:t xml:space="preserve"> </w:t>
       </w:r>
       <w:r>
-        <w:t xml:space="preserve">ở A6,</w:t>
+        <w:t xml:space="preserve">ở A6 và</w:t>
       </w:r>
       <w:r>
         <w:t xml:space="preserve"> </w:t>
@@ -30217,36 +29600,7 @@
         <w:t xml:space="preserve"> </w:t>
       </w:r>
       <w:r>
-        <w:t xml:space="preserve">ở A5.</w:t>
-      </w:r>
-      <w:r>
-        <w:t xml:space="preserve"> </w:t>
-      </w:r>
-      <w:r>
-        <w:rPr>
-          <w:b/>
-          <w:bCs/>
-        </w:rPr>
-        <w:t xml:space="preserve">Biển một dòng về cơ bản đã giải xong</w:t>
-      </w:r>
-      <w:r>
-        <w:t xml:space="preserve"> </w:t>
-      </w:r>
-      <w:r>
-        <w:t xml:space="preserve">(A6 = 0,9541 vượt cả mục tiêu 0,90), toàn bộ việc "OCR không đạt" là do</w:t>
-      </w:r>
-      <w:r>
-        <w:t xml:space="preserve"> </w:t>
-      </w:r>
-      <w:r>
-        <w:rPr>
-          <w:b/>
-          <w:bCs/>
-        </w:rPr>
-        <w:t xml:space="preserve">biển hai dòng kéo xuống</w:t>
-      </w:r>
-      <w:r>
-        <w:t xml:space="preserve">; vì biển hai dòng chiếm</w:t>
+        <w:t xml:space="preserve">ở A5. Biển một dòng đạt A6 = 0,9541, vượt mục tiêu 0,90; kết quả OCR chung chưa đạt chủ yếu do biển hai dòng, chiếm</w:t>
       </w:r>
       <w:r>
         <w:t xml:space="preserve"> </w:t>
@@ -30262,53 +29616,20 @@
         <w:t xml:space="preserve"> </w:t>
       </w:r>
       <w:r>
-        <w:t xml:space="preserve">tập có nhãn chuỗi (phản ánh tỉ lệ xe máy rất cao ở Việt Nam), con số tổng bị quần thể khó này chi phối.</w:t>
-      </w:r>
-      <w:r>
-        <w:t xml:space="preserve"> </w:t>
-      </w:r>
-      <w:r>
-        <w:rPr>
-          <w:b/>
-          <w:bCs/>
-        </w:rPr>
-        <w:t xml:space="preserve">25,45 điểm là con số</w:t>
-      </w:r>
-      <w:r>
-        <w:rPr>
-          <w:b/>
-          <w:bCs/>
-        </w:rPr>
-        <w:t xml:space="preserve"> </w:t>
-      </w:r>
-      <w:r>
-        <w:rPr>
-          <w:b/>
-          <w:bCs/>
-          <w:i/>
-          <w:iCs/>
-        </w:rPr>
-        <w:t xml:space="preserve">sau</w:t>
-      </w:r>
-      <w:r>
-        <w:rPr>
-          <w:b/>
-          <w:bCs/>
-        </w:rPr>
-        <w:t xml:space="preserve"> </w:t>
-      </w:r>
-      <w:r>
-        <w:rPr>
-          <w:b/>
-          <w:bCs/>
-        </w:rPr>
-        <w:t xml:space="preserve">khi đã áp cả hai bậc cứu chữa</w:t>
-      </w:r>
-      <w:r>
-        <w:t xml:space="preserve"> </w:t>
-      </w:r>
-      <w:r>
-        <w:t xml:space="preserve">(5.5.6, 5.5.7): ở lượt 20/07, A6 biển hai dòng là 0,5810 và khoảng cách là 36,79 điểm — chuỗi biện pháp đã thu hẹp</w:t>
+        <w:t xml:space="preserve">tập có nhãn chuỗi. Sau hai bậc cứu chữa (5.5.6, 5.5.7), khoảng cách A6 giảm từ 36,79 xuống</w:t>
+      </w:r>
+      <w:r>
+        <w:t xml:space="preserve"> </w:t>
+      </w:r>
+      <w:r>
+        <w:rPr>
+          <w:b/>
+          <w:bCs/>
+        </w:rPr>
+        <w:t xml:space="preserve">25,45 điểm</w:t>
+      </w:r>
+      <w:r>
+        <w:t xml:space="preserve">, tức giảm</w:t>
       </w:r>
       <w:r>
         <w:t xml:space="preserve"> </w:t>
@@ -30321,20 +29642,7 @@
         <w:t xml:space="preserve">11,34 điểm</w:t>
       </w:r>
       <w:r>
-        <w:t xml:space="preserve">, một dịch chuyển thật nhưng vẫn để lại một phần tư khoảng cách; phần còn lại nằm ở</w:t>
-      </w:r>
-      <w:r>
-        <w:t xml:space="preserve"> </w:t>
-      </w:r>
-      <w:r>
-        <w:rPr>
-          <w:b/>
-          <w:bCs/>
-        </w:rPr>
-        <w:t xml:space="preserve">năng lực nhận dạng ký tự</w:t>
-      </w:r>
-      <w:r>
-        <w:t xml:space="preserve">, không ở khâu cắt/ghép hay hình học, vì cả hai khâu sau đã xử lý và đo tách bạch.</w:t>
+        <w:t xml:space="preserve">. Phần còn lại thuộc về năng lực nhận dạng ký tự, không phải khâu cắt, ghép hoặc hiệu chỉnh hình học.</w:t>
       </w:r>
     </w:p>
     <w:bookmarkEnd w:id="154"/>
@@ -33603,13 +32911,13 @@
         <w:t xml:space="preserve"> </w:t>
       </w:r>
       <w:r>
-        <w:t xml:space="preserve">lập luận Amdahl bằng số liệu [18]</w:t>
-      </w:r>
-      <w:r>
-        <w:t xml:space="preserve"> </w:t>
-      </w:r>
-      <w:r>
-        <w:t xml:space="preserve">[117]</w:t>
+        <w:t xml:space="preserve">lập luận Amdahl bằng số liệu [38]</w:t>
+      </w:r>
+      <w:r>
+        <w:t xml:space="preserve"> </w:t>
+      </w:r>
+      <w:r>
+        <w:t xml:space="preserve">[39]</w:t>
       </w:r>
       <w:r>
         <w:t xml:space="preserve">.</w:t>
@@ -39140,33 +38448,7 @@
         <w:pStyle w:val="BodyText"/>
       </w:pPr>
       <w:r>
-        <w:rPr>
-          <w:b/>
-          <w:bCs/>
-        </w:rPr>
-        <w:t xml:space="preserve">Vạch ngăn "đạt / không đạt" trùng khít vạch ngăn giữa hai tầng:</w:t>
-      </w:r>
-      <w:r>
-        <w:t xml:space="preserve"> </w:t>
-      </w:r>
-      <w:r>
-        <w:t xml:space="preserve">mọi chỉ tiêu phát hiện, độ tin cậy và chịu tải đều đạt; mọi chỉ tiêu độ chính xác chuỗi đầy đủ đều không đạt. Riêng NFR-P1 chỉ đạt ngưỡng tối thiểu — thoái lui</w:t>
-      </w:r>
-      <w:r>
-        <w:t xml:space="preserve"> </w:t>
-      </w:r>
-      <w:r>
-        <w:rPr>
-          <w:b/>
-          <w:bCs/>
-        </w:rPr>
-        <w:t xml:space="preserve">có chủ ý</w:t>
-      </w:r>
-      <w:r>
-        <w:t xml:space="preserve"> </w:t>
-      </w:r>
-      <w:r>
-        <w:t xml:space="preserve">đổi lấy 34 biển đọc thêm.</w:t>
+        <w:t xml:space="preserve">Các chỉ tiêu về phát hiện, độ tin cậy và chịu tải đều đạt; các chỉ tiêu về độ chính xác chuỗi chưa đạt ngưỡng. NFR-P1 chỉ đạt ngưỡng tối thiểu do bậc thử lại tăng thêm 34 biển nhận dạng đúng nhưng làm tăng độ trễ p95.</w:t>
       </w:r>
     </w:p>
     <w:p>
@@ -39244,7 +38526,7 @@
         <w:t xml:space="preserve"> </w:t>
       </w:r>
       <w:r>
-        <w:t xml:space="preserve">PaddleOCR</w:t>
+        <w:t xml:space="preserve">PaddleOCR đạt</w:t>
       </w:r>
       <w:r>
         <w:t xml:space="preserve"> </w:t>
@@ -39257,36 +38539,17 @@
         <w:t xml:space="preserve">68,87%</w:t>
       </w:r>
       <w:r>
-        <w:t xml:space="preserve"> </w:t>
-      </w:r>
-      <w:r>
-        <w:t xml:space="preserve">so với EasyOCR 14,28% và Tesseract 10,28%. Phép đo lấp khoảng trống nghiên cứu số 4 và</w:t>
-      </w:r>
-      <w:r>
-        <w:t xml:space="preserve"> </w:t>
-      </w:r>
-      <w:r>
-        <w:rPr>
-          <w:b/>
-          <w:bCs/>
-        </w:rPr>
-        <w:t xml:space="preserve">bác bỏ</w:t>
-      </w:r>
-      <w:r>
-        <w:t xml:space="preserve"> </w:t>
-      </w:r>
-      <w:r>
-        <w:t xml:space="preserve">tài liệu công khai vốn nghiêng về EasyOCR. Nó cũng cho một kết quả trái kỳ vọng: bước tách-rồi-ghép-ngang mua 34,92 điểm cho PaddleOCR nhưng chỉ 0,03 điểm cho Tesseract —</w:t>
-      </w:r>
-      <w:r>
-        <w:t xml:space="preserve"> </w:t>
-      </w:r>
-      <w:r>
-        <w:rPr>
-          <w:b/>
-          <w:bCs/>
-        </w:rPr>
-        <w:t xml:space="preserve">điều kiện cần, không đủ</w:t>
+        <w:t xml:space="preserve">, so với EasyOCR (14,28%) và Tesseract (10,28%). Phép đo bổ sung bằng chứng thực nghiệm trên biển số Việt Nam cho lựa chọn engine trong cấu hình của đồ án; kết quả này không được suy rộng thành so sánh tuyệt đối giữa các engine. Thực nghiệm cũng cho một kết quả trái kỳ vọng: kỹ thuật tách và ghép ngang giúp độ chính xác của PaddleOCR tăng 34,92% nhưng chỉ cải thiện 0,03% đối với Tesseract; do đó, đây là</w:t>
+      </w:r>
+      <w:r>
+        <w:t xml:space="preserve"> </w:t>
+      </w:r>
+      <w:r>
+        <w:rPr>
+          <w:b/>
+          <w:bCs/>
+        </w:rPr>
+        <w:t xml:space="preserve">điều kiện cần, nhưng chưa đủ</w:t>
       </w:r>
       <w:r>
         <w:t xml:space="preserve">.</w:t>
@@ -40430,36 +39693,7 @@
         <w:pStyle w:val="FirstParagraph"/>
       </w:pPr>
       <w:r>
-        <w:t xml:space="preserve">Đề tài đặt ra một bài toán có ràng buộc rõ: nhận dạng biển số xe Việt Nam, hỗ trợ</w:t>
-      </w:r>
-      <w:r>
-        <w:t xml:space="preserve"> </w:t>
-      </w:r>
-      <w:r>
-        <w:rPr>
-          <w:b/>
-          <w:bCs/>
-        </w:rPr>
-        <w:t xml:space="preserve">cả biển một dòng và biển hai dòng</w:t>
-      </w:r>
-      <w:r>
-        <w:t xml:space="preserve">, suy luận hoàn toàn trên CPU. Hệ thống bàn giao đáp ứng ràng buộc vận hành và đạt toàn bộ chỉ tiêu ở tầng phát hiện với biên rộng, nhưng</w:t>
-      </w:r>
-      <w:r>
-        <w:t xml:space="preserve"> </w:t>
-      </w:r>
-      <w:r>
-        <w:rPr>
-          <w:b/>
-          <w:bCs/>
-        </w:rPr>
-        <w:t xml:space="preserve">chưa đạt</w:t>
-      </w:r>
-      <w:r>
-        <w:t xml:space="preserve"> </w:t>
-      </w:r>
-      <w:r>
-        <w:t xml:space="preserve">chỉ tiêu độ chính xác ở tầng nhận dạng ký tự — và phần thiếu hụt nằm gần như trọn ở biển hai dòng.</w:t>
+        <w:t xml:space="preserve">Đề tài nhận dạng biển số xe Việt Nam, hỗ trợ biển một dòng, hai dòng và suy luận trên CPU. Hệ thống đạt các chỉ tiêu phát hiện nhưng chưa đạt chỉ tiêu độ chính xác nhận dạng ký tự; hạn chế chủ yếu nằm ở biển hai dòng.</w:t>
       </w:r>
     </w:p>
     <w:p>
@@ -40503,7 +39737,7 @@
           <w:b/>
           <w:bCs/>
         </w:rPr>
-        <w:t xml:space="preserve">một cách báo cáo trong đó phần chưa đạt được trình bày với cùng mức chi tiết như phần đạt</w:t>
+        <w:t xml:space="preserve">lối trình bày trong đó phần chưa đạt được phản ánh với cùng mức chi tiết như phần đạt</w:t>
       </w:r>
       <w:r>
         <w:t xml:space="preserve"> </w:t>
@@ -40517,7 +39751,7 @@
         <w:pStyle w:val="BodyText"/>
       </w:pPr>
       <w:r>
-        <w:t xml:space="preserve">Với một hệ thống mà nút thắt đã được định vị bằng số liệu, bước tiếp theo là rõ ràng: thay module nhận dạng ký tự bằng mô hình huấn luyện riêng cho biển số Việt Nam. Ràng buộc kiến trúc NFR-M5 — nay đã được chứng minh bằng chính phép đo ba engine — bảo đảm việc thay thế đó không chạm tới phần còn lại của hệ thống.</w:t>
+        <w:t xml:space="preserve">Hướng ưu tiên là thay module nhận dạng ký tự bằng mô hình huấn luyện riêng cho biển số Việt Nam. Kiến trúc NFR-M5 cho phép thay engine mà không sửa phần còn lại của hệ thống.</w:t>
       </w:r>
     </w:p>
     <w:p>
@@ -40527,7 +39761,7 @@
     </w:p>
     <w:bookmarkEnd w:id="178"/>
     <w:bookmarkEnd w:id="179"/>
-    <w:bookmarkStart w:id="283" w:name="tài-liệu-tham-khảo"/>
+    <w:bookmarkStart w:id="212" w:name="tài-liệu-tham-khảo"/>
     <w:p>
       <w:pPr>
         <w:pStyle w:val="Heading1"/>
@@ -40541,32 +39775,7 @@
         <w:pStyle w:val="FirstParagraph"/>
       </w:pPr>
       <w:r>
-        <w:t xml:space="preserve">[1] Báo Dân trí, "Việt Nam có 77 triệu xe máy, cứ 1.000 dân có 770 người sở hữu xe máy," Báo Dân trí, 2024. [Trực tuyến]. Địa chỉ:</w:t>
-      </w:r>
-      <w:r>
-        <w:t xml:space="preserve"> </w:t>
-      </w:r>
-      <w:hyperlink r:id="rId180">
-        <w:r>
-          <w:rPr>
-            <w:rStyle w:val="Hyperlink"/>
-          </w:rPr>
-          <w:t xml:space="preserve">https://dantri.com.vn/thoi-su/viet-nam-co-77-trieu-xe-may-cu-1000-dan-co-770-nguoi-so-huu-xe-may-20241104141910472.htm</w:t>
-        </w:r>
-      </w:hyperlink>
-      <w:r>
-        <w:t xml:space="preserve"> </w:t>
-      </w:r>
-      <w:r>
-        <w:t xml:space="preserve">(truy cập ngày 2026-07-19).</w:t>
-      </w:r>
-    </w:p>
-    <w:p>
-      <w:pPr>
-        <w:pStyle w:val="BodyText"/>
-      </w:pPr>
-      <w:r>
-        <w:t xml:space="preserve">[2] C. E. Anagnostopoulos, I. E. Anagnostopoulos, I. D. Psoroulas, V. Loumos, E. Kayafas, "License Plate Recognition From Still Images and Video Sequences: A Survey,"</w:t>
+        <w:t xml:space="preserve">[1] C. E. Anagnostopoulos, I. E. Anagnostopoulos, I. D. Psoroulas, V. Loumos, E. Kayafas, "License Plate Recognition From Still Images and Video Sequences: A Survey,"</w:t>
       </w:r>
       <w:r>
         <w:t xml:space="preserve"> </w:t>
@@ -40587,7 +39796,7 @@
         <w:pStyle w:val="BodyText"/>
       </w:pPr>
       <w:r>
-        <w:t xml:space="preserve">[3] S. Du, M. Ibrahim, M. Shehata, W. Badawy, "Automatic License Plate Recognition (ALPR): A State-of-the-Art Review,"</w:t>
+        <w:t xml:space="preserve">[2] S. Du, M. Ibrahim, M. Shehata, W. Badawy, "Automatic License Plate Recognition (ALPR): A State-of-the-Art Review,"</w:t>
       </w:r>
       <w:r>
         <w:t xml:space="preserve"> </w:t>
@@ -40608,82 +39817,7 @@
         <w:pStyle w:val="BodyText"/>
       </w:pPr>
       <w:r>
-        <w:t xml:space="preserve">[4] eParking, "Nhận dạng biển số xe tự động trong bãi giữ xe thông minh," eParking, không rõ năm. [Trực tuyến]. Địa chỉ:</w:t>
-      </w:r>
-      <w:r>
-        <w:t xml:space="preserve"> </w:t>
-      </w:r>
-      <w:hyperlink r:id="rId181">
-        <w:r>
-          <w:rPr>
-            <w:rStyle w:val="Hyperlink"/>
-          </w:rPr>
-          <w:t xml:space="preserve">https://eparking.vn/nhan-dang-bien-so-xe/</w:t>
-        </w:r>
-      </w:hyperlink>
-      <w:r>
-        <w:t xml:space="preserve"> </w:t>
-      </w:r>
-      <w:r>
-        <w:t xml:space="preserve">(truy cập ngày 2026-07-19).</w:t>
-      </w:r>
-    </w:p>
-    <w:p>
-      <w:pPr>
-        <w:pStyle w:val="BodyText"/>
-      </w:pPr>
-      <w:r>
-        <w:t xml:space="preserve">[5] VETC, "Ô tô đi qua trạm thu phí không dừng sẽ quét biển hay quét mã thẻ," VETC, không rõ năm. [Trực tuyến]. Địa chỉ:</w:t>
-      </w:r>
-      <w:r>
-        <w:t xml:space="preserve"> </w:t>
-      </w:r>
-      <w:hyperlink r:id="rId182">
-        <w:r>
-          <w:rPr>
-            <w:rStyle w:val="Hyperlink"/>
-          </w:rPr>
-          <w:t xml:space="preserve">https://vetc.com.vn/o-to-di-qua-tram-thu-phi-khong-dung-se-quet-bien-hay-quet-ma-the-n114.html</w:t>
-        </w:r>
-      </w:hyperlink>
-      <w:r>
-        <w:t xml:space="preserve"> </w:t>
-      </w:r>
-      <w:r>
-        <w:t xml:space="preserve">(truy cập ngày 2026-07-19).</w:t>
-      </w:r>
-    </w:p>
-    <w:p>
-      <w:pPr>
-        <w:pStyle w:val="BodyText"/>
-      </w:pPr>
-      <w:r>
-        <w:t xml:space="preserve">[6] VisCom Solution, "VietANPR — phần mềm nhận diện biển số xe máy &amp; xe hơi," VisCom Solution, không rõ năm. [Trực tuyến]. Địa chỉ:</w:t>
-      </w:r>
-      <w:r>
-        <w:t xml:space="preserve"> </w:t>
-      </w:r>
-      <w:hyperlink r:id="rId183">
-        <w:r>
-          <w:rPr>
-            <w:rStyle w:val="Hyperlink"/>
-          </w:rPr>
-          <w:t xml:space="preserve">https://viscomsolution.com/viet-anpr-phan-mem-nhan-dien-bien-so-xe-may-xe-hoi/</w:t>
-        </w:r>
-      </w:hyperlink>
-      <w:r>
-        <w:t xml:space="preserve"> </w:t>
-      </w:r>
-      <w:r>
-        <w:t xml:space="preserve">(truy cập ngày 2026-07-19).</w:t>
-      </w:r>
-    </w:p>
-    <w:p>
-      <w:pPr>
-        <w:pStyle w:val="BodyText"/>
-      </w:pPr>
-      <w:r>
-        <w:t xml:space="preserve">[7] R. Laroca, E. V. Cardoso, D. R. Lucio, V. Estevam, D. Menotti, "On the Cross-Dataset Generalization in License Plate Recognition," trong</w:t>
+        <w:t xml:space="preserve">[3] R. Laroca, E. V. Cardoso, D. R. Lucio, V. Estevam, D. Menotti, "On the Cross-Dataset Generalization in License Plate Recognition," trong</w:t>
       </w:r>
       <w:r>
         <w:t xml:space="preserve"> </w:t>
@@ -40701,7 +39835,7 @@
       <w:r>
         <w:t xml:space="preserve"> </w:t>
       </w:r>
-      <w:hyperlink r:id="rId184">
+      <w:hyperlink r:id="rId180">
         <w:r>
           <w:rPr>
             <w:rStyle w:val="Hyperlink"/>
@@ -40721,12 +39855,12 @@
         <w:pStyle w:val="BodyText"/>
       </w:pPr>
       <w:r>
-        <w:t xml:space="preserve">[8] Bộ Công an, "Thông tư số 79/2024/TT-BCA quy định về cấp, thu hồi chứng nhận đăng ký xe, biển số xe cơ giới, xe máy chuyên dùng," 2024. [Trực tuyến]. Địa chỉ:</w:t>
-      </w:r>
-      <w:r>
-        <w:t xml:space="preserve"> </w:t>
-      </w:r>
-      <w:hyperlink r:id="rId185">
+        <w:t xml:space="preserve">[4] Bộ Công an, "Thông tư số 79/2024/TT-BCA quy định về cấp, thu hồi chứng nhận đăng ký xe, biển số xe cơ giới, xe máy chuyên dùng," 2024. [Trực tuyến]. Địa chỉ:</w:t>
+      </w:r>
+      <w:r>
+        <w:t xml:space="preserve"> </w:t>
+      </w:r>
+      <w:hyperlink r:id="rId181">
         <w:r>
           <w:rPr>
             <w:rStyle w:val="Hyperlink"/>
@@ -40746,7 +39880,7 @@
         <w:pStyle w:val="BodyText"/>
       </w:pPr>
       <w:r>
-        <w:t xml:space="preserve">[9] Bộ Công an, "Thông tư số 13/2025/TT-BCA sửa đổi, bổ sung một số điều của Thông tư số 79/2024/TT-BCA," 2025.</w:t>
+        <w:t xml:space="preserve">[5] Bộ Công an, "Thông tư số 13/2025/TT-BCA sửa đổi, bổ sung một số điều của Thông tư số 79/2024/TT-BCA," 2025.</w:t>
       </w:r>
     </w:p>
     <w:p>
@@ -40754,12 +39888,12 @@
         <w:pStyle w:val="BodyText"/>
       </w:pPr>
       <w:r>
-        <w:t xml:space="preserve">[10] Bộ Công an, "Thông tư số 51/2025/TT-BCA sửa đổi, bổ sung một số điều của Thông tư số 79/2024/TT-BCA đã được sửa đổi tại Thông tư số 13/2025/TT-BCA," 2025. [Trực tuyến]. Địa chỉ:</w:t>
-      </w:r>
-      <w:r>
-        <w:t xml:space="preserve"> </w:t>
-      </w:r>
-      <w:hyperlink r:id="rId186">
+        <w:t xml:space="preserve">[6] Bộ Công an, "Thông tư số 51/2025/TT-BCA sửa đổi, bổ sung một số điều của Thông tư số 79/2024/TT-BCA đã được sửa đổi tại Thông tư số 13/2025/TT-BCA," 2025. [Trực tuyến]. Địa chỉ:</w:t>
+      </w:r>
+      <w:r>
+        <w:t xml:space="preserve"> </w:t>
+      </w:r>
+      <w:hyperlink r:id="rId182">
         <w:r>
           <w:rPr>
             <w:rStyle w:val="Hyperlink"/>
@@ -40779,12 +39913,12 @@
         <w:pStyle w:val="BodyText"/>
       </w:pPr>
       <w:r>
-        <w:t xml:space="preserve">[11] Bộ Công an, "Quy chuẩn kỹ thuật quốc gia về biển số xe QCVN 08:2024/BCA," 2024. [Trực tuyến]. Địa chỉ:</w:t>
-      </w:r>
-      <w:r>
-        <w:t xml:space="preserve"> </w:t>
-      </w:r>
-      <w:hyperlink r:id="rId187">
+        <w:t xml:space="preserve">[7] Bộ Công an, "Quy chuẩn kỹ thuật quốc gia về biển số xe QCVN 08:2024/BCA," 2024. [Trực tuyến]. Địa chỉ:</w:t>
+      </w:r>
+      <w:r>
+        <w:t xml:space="preserve"> </w:t>
+      </w:r>
+      <w:hyperlink r:id="rId183">
         <w:r>
           <w:rPr>
             <w:rStyle w:val="Hyperlink"/>
@@ -40804,37 +39938,12 @@
         <w:pStyle w:val="BodyText"/>
       </w:pPr>
       <w:r>
-        <w:t xml:space="preserve">[12] Bộ Công an, "Thông tư số 24/2023/TT-BCA quy định về cấp, thu hồi đăng ký, biển số xe cơ giới," 2023. [Trực tuyến]. Địa chỉ:</w:t>
-      </w:r>
-      <w:r>
-        <w:t xml:space="preserve"> </w:t>
-      </w:r>
-      <w:hyperlink r:id="rId188">
-        <w:r>
-          <w:rPr>
-            <w:rStyle w:val="Hyperlink"/>
-          </w:rPr>
-          <w:t xml:space="preserve">https://xaydungchinhsach.chinhphu.vn/toan-van-thong-tu-24-2023-tt-bca-quy-dinh-ve-cap-thu-hoi-dang-ky-bien-so-xe-co-gioi-119230712221629971.htm</w:t>
-        </w:r>
-      </w:hyperlink>
-      <w:r>
-        <w:t xml:space="preserve"> </w:t>
-      </w:r>
-      <w:r>
-        <w:t xml:space="preserve">(truy cập ngày 2026-07-19).</w:t>
-      </w:r>
-    </w:p>
-    <w:p>
-      <w:pPr>
-        <w:pStyle w:val="BodyText"/>
-      </w:pPr>
-      <w:r>
-        <w:t xml:space="preserve">[13] Bộ Công an, "Nhận diện màu sắc, seri, ký hiệu biển số xe của cơ quan, tổ chức, cá nhân từ 01/01/2025," Cổng Thông tin điện tử Bộ Công an, 2024. [Trực tuyến]. Địa chỉ:</w:t>
-      </w:r>
-      <w:r>
-        <w:t xml:space="preserve"> </w:t>
-      </w:r>
-      <w:hyperlink r:id="rId189">
+        <w:t xml:space="preserve">[8] Bộ Công an, "Nhận diện màu sắc, seri, ký hiệu biển số xe của cơ quan, tổ chức, cá nhân từ 01/01/2025," Cổng Thông tin điện tử Bộ Công an, 2024. [Trực tuyến]. Địa chỉ:</w:t>
+      </w:r>
+      <w:r>
+        <w:t xml:space="preserve"> </w:t>
+      </w:r>
+      <w:hyperlink r:id="rId184">
         <w:r>
           <w:rPr>
             <w:rStyle w:val="Hyperlink"/>
@@ -40854,37 +39963,12 @@
         <w:pStyle w:val="BodyText"/>
       </w:pPr>
       <w:r>
-        <w:t xml:space="preserve">[14] Thư viện Nhà đất, "Chính thức ký hiệu biển số xe 34 tỉnh thành sau sáp nhập theo Thông tư 51/2025/TT-BCA," Thư viện Nhà đất, 2025. [Trực tuyến]. Địa chỉ:</w:t>
-      </w:r>
-      <w:r>
-        <w:t xml:space="preserve"> </w:t>
-      </w:r>
-      <w:hyperlink r:id="rId190">
-        <w:r>
-          <w:rPr>
-            <w:rStyle w:val="Hyperlink"/>
-          </w:rPr>
-          <w:t xml:space="preserve">https://thuviennhadat.vn/phap-luat/chinh-thuc-ky-hieu-bien-so-xe-34-tinh-thanh-sau-sap-nhap-theo-thong-tu-51-2025-tt-bca-690227.html</w:t>
-        </w:r>
-      </w:hyperlink>
-      <w:r>
-        <w:t xml:space="preserve"> </w:t>
-      </w:r>
-      <w:r>
-        <w:t xml:space="preserve">(truy cập ngày 2026-07-19).</w:t>
-      </w:r>
-    </w:p>
-    <w:p>
-      <w:pPr>
-        <w:pStyle w:val="BodyText"/>
-      </w:pPr>
-      <w:r>
-        <w:t xml:space="preserve">[15] Bộ Quốc phòng, "Thông tư 169/2021/TT-BQP quy định về đăng ký, quản lý, sử dụng xe cơ giới, xe máy chuyên dùng trong Bộ Quốc phòng," 2021. [Trực tuyến]. Địa chỉ:</w:t>
-      </w:r>
-      <w:r>
-        <w:t xml:space="preserve"> </w:t>
-      </w:r>
-      <w:hyperlink r:id="rId191">
+        <w:t xml:space="preserve">[9] Bộ Quốc phòng, "Thông tư 169/2021/TT-BQP quy định về đăng ký, quản lý, sử dụng xe cơ giới, xe máy chuyên dùng trong Bộ Quốc phòng," 2021. [Trực tuyến]. Địa chỉ:</w:t>
+      </w:r>
+      <w:r>
+        <w:t xml:space="preserve"> </w:t>
+      </w:r>
+      <w:hyperlink r:id="rId185">
         <w:r>
           <w:rPr>
             <w:rStyle w:val="Hyperlink"/>
@@ -40904,12 +39988,12 @@
         <w:pStyle w:val="BodyText"/>
       </w:pPr>
       <w:r>
-        <w:t xml:space="preserve">[16] G. Jocher, J. Qiu, "Ultralytics YOLO11," Ultralytics, 2024. [Trực tuyến]. Địa chỉ:</w:t>
-      </w:r>
-      <w:r>
-        <w:t xml:space="preserve"> </w:t>
-      </w:r>
-      <w:hyperlink r:id="rId192">
+        <w:t xml:space="preserve">[10] G. Jocher, J. Qiu, "Ultralytics YOLO11," Ultralytics, 2024. [Trực tuyến]. Địa chỉ:</w:t>
+      </w:r>
+      <w:r>
+        <w:t xml:space="preserve"> </w:t>
+      </w:r>
+      <w:hyperlink r:id="rId186">
         <w:r>
           <w:rPr>
             <w:rStyle w:val="Hyperlink"/>
@@ -40929,7 +40013,7 @@
         <w:pStyle w:val="BodyText"/>
       </w:pPr>
       <w:r>
-        <w:t xml:space="preserve">[17] C. Cui, "PP-OCRv5: A Specialized 5M-Parameter Model Rivaling Billion-Parameter Vision-Language Models on OCR Tasks,"</w:t>
+        <w:t xml:space="preserve">[11] C. Cui, "PP-OCRv5: A Specialized 5M-Parameter Model Rivaling Billion-Parameter Vision-Language Models on OCR Tasks,"</w:t>
       </w:r>
       <w:r>
         <w:t xml:space="preserve"> </w:t>
@@ -40947,7 +40031,7 @@
       <w:r>
         <w:t xml:space="preserve"> </w:t>
       </w:r>
-      <w:hyperlink r:id="rId193">
+      <w:hyperlink r:id="rId187">
         <w:r>
           <w:rPr>
             <w:rStyle w:val="Hyperlink"/>
@@ -40967,12 +40051,763 @@
         <w:pStyle w:val="BodyText"/>
       </w:pPr>
       <w:r>
-        <w:t xml:space="preserve">[18] Ultralytics, "Intel OpenVINO Export — Ultralytics Docs (ma nguon markdown, day du bang benchmark CPU/GPU/NPU)," GitHub / Ultralytics Docs, 2026. [Trực tuyến]. Địa chỉ:</w:t>
+        <w:t xml:space="preserve">[12] Cổng Thông tin điện tử Chính phủ, "Quy định ký hiệu biển số xe ô tô, xe máy tại các địa phương (theo Thông tư 51/2025/TT-BCA)," Xây dựng chính sách, pháp luật — Chinhphu.vn, 2025. [Trực tuyến]. Địa chỉ:</w:t>
+      </w:r>
+      <w:r>
+        <w:t xml:space="preserve"> </w:t>
+      </w:r>
+      <w:hyperlink r:id="rId188">
+        <w:r>
+          <w:rPr>
+            <w:rStyle w:val="Hyperlink"/>
+          </w:rPr>
+          <w:t xml:space="preserve">https://xaydungchinhsach.chinhphu.vn/quy-dinh-ky-hieu-bien-so-xe-o-to-xe-may-tai-cac-dia-phuong-119250704073354464.htm</w:t>
+        </w:r>
+      </w:hyperlink>
+      <w:r>
+        <w:t xml:space="preserve"> </w:t>
+      </w:r>
+      <w:r>
+        <w:t xml:space="preserve">(truy cập ngày 2026-07-19).</w:t>
+      </w:r>
+    </w:p>
+    <w:p>
+      <w:pPr>
+        <w:pStyle w:val="BodyText"/>
+      </w:pPr>
+      <w:r>
+        <w:t xml:space="preserve">[13] "Advanced deep learning techniques for automated license plate recognition,"</w:t>
+      </w:r>
+      <w:r>
+        <w:t xml:space="preserve"> </w:t>
+      </w:r>
+      <w:r>
+        <w:rPr>
+          <w:i/>
+          <w:iCs/>
+        </w:rPr>
+        <w:t xml:space="preserve">Scientific Reports</w:t>
+      </w:r>
+      <w:r>
+        <w:t xml:space="preserve">, 2025. [Trực tuyến]. Địa chỉ:</w:t>
+      </w:r>
+      <w:r>
+        <w:t xml:space="preserve"> </w:t>
+      </w:r>
+      <w:hyperlink r:id="rId189">
+        <w:r>
+          <w:rPr>
+            <w:rStyle w:val="Hyperlink"/>
+          </w:rPr>
+          <w:t xml:space="preserve">https://pmc.ncbi.nlm.nih.gov/articles/PMC12639091/</w:t>
+        </w:r>
+      </w:hyperlink>
+      <w:r>
+        <w:t xml:space="preserve"> </w:t>
+      </w:r>
+      <w:r>
+        <w:t xml:space="preserve">(truy cập ngày 2026-07-19).</w:t>
+      </w:r>
+    </w:p>
+    <w:p>
+      <w:pPr>
+        <w:pStyle w:val="BodyText"/>
+      </w:pPr>
+      <w:r>
+        <w:t xml:space="preserve">[14] G. Jocher, A. Chaurasia, J. Qiu, "Ultralytics YOLOv8," Ultralytics, 2023. [Trực tuyến]. Địa chỉ:</w:t>
+      </w:r>
+      <w:r>
+        <w:t xml:space="preserve"> </w:t>
+      </w:r>
+      <w:hyperlink r:id="rId190">
+        <w:r>
+          <w:rPr>
+            <w:rStyle w:val="Hyperlink"/>
+          </w:rPr>
+          <w:t xml:space="preserve">https://docs.ultralytics.com/models/yolov8/</w:t>
+        </w:r>
+      </w:hyperlink>
+      <w:r>
+        <w:t xml:space="preserve"> </w:t>
+      </w:r>
+      <w:r>
+        <w:t xml:space="preserve">(truy cập ngày 2026-07-19).</w:t>
+      </w:r>
+    </w:p>
+    <w:p>
+      <w:pPr>
+        <w:pStyle w:val="BodyText"/>
+      </w:pPr>
+      <w:r>
+        <w:t xml:space="preserve">[15] R. Khanam, M. Hussain, "YOLOv11: An Overview of the Key Architectural Enhancements,"</w:t>
+      </w:r>
+      <w:r>
+        <w:t xml:space="preserve"> </w:t>
+      </w:r>
+      <w:r>
+        <w:rPr>
+          <w:i/>
+          <w:iCs/>
+        </w:rPr>
+        <w:t xml:space="preserve">arXiv preprint arXiv:2410.17725</w:t>
+      </w:r>
+      <w:r>
+        <w:t xml:space="preserve">, 2024. [Trực tuyến]. Địa chỉ:</w:t>
+      </w:r>
+      <w:r>
+        <w:t xml:space="preserve"> </w:t>
+      </w:r>
+      <w:hyperlink r:id="rId191">
+        <w:r>
+          <w:rPr>
+            <w:rStyle w:val="Hyperlink"/>
+          </w:rPr>
+          <w:t xml:space="preserve">https://arxiv.org/abs/2410.17725</w:t>
+        </w:r>
+      </w:hyperlink>
+      <w:r>
+        <w:t xml:space="preserve"> </w:t>
+      </w:r>
+      <w:r>
+        <w:t xml:space="preserve">(truy cập ngày 2026-07-19).</w:t>
+      </w:r>
+    </w:p>
+    <w:p>
+      <w:pPr>
+        <w:pStyle w:val="BodyText"/>
+      </w:pPr>
+      <w:r>
+        <w:t xml:space="preserve">[16] Ultralytics, "ultralytics/nn/modules/block.py — dinh nghia C2f, C3k, C3k2, C2PSA, PSABlock, Attention," GitHub, 2026. [Trực tuyến]. Địa chỉ:</w:t>
+      </w:r>
+      <w:r>
+        <w:t xml:space="preserve"> </w:t>
+      </w:r>
+      <w:hyperlink r:id="rId192">
+        <w:r>
+          <w:rPr>
+            <w:rStyle w:val="Hyperlink"/>
+          </w:rPr>
+          <w:t xml:space="preserve">https://github.com/ultralytics/ultralytics/blob/main/ultralytics/nn/modules/block.py</w:t>
+        </w:r>
+      </w:hyperlink>
+      <w:r>
+        <w:t xml:space="preserve"> </w:t>
+      </w:r>
+      <w:r>
+        <w:t xml:space="preserve">(truy cập ngày 2026-07-19).</w:t>
+      </w:r>
+    </w:p>
+    <w:p>
+      <w:pPr>
+        <w:pStyle w:val="BodyText"/>
+      </w:pPr>
+      <w:r>
+        <w:t xml:space="preserve">[17] Ultralytics, "YOLO11 vs YOLOv8 — so sánh chính thức," Ultralytics, 2025. [Trực tuyến]. Địa chỉ:</w:t>
+      </w:r>
+      <w:r>
+        <w:t xml:space="preserve"> </w:t>
+      </w:r>
+      <w:hyperlink r:id="rId193">
+        <w:r>
+          <w:rPr>
+            <w:rStyle w:val="Hyperlink"/>
+          </w:rPr>
+          <w:t xml:space="preserve">https://docs.ultralytics.com/compare/yolo11-vs-yolov8/</w:t>
+        </w:r>
+      </w:hyperlink>
+      <w:r>
+        <w:t xml:space="preserve"> </w:t>
+      </w:r>
+      <w:r>
+        <w:t xml:space="preserve">(truy cập ngày 2026-07-19).</w:t>
+      </w:r>
+    </w:p>
+    <w:p>
+      <w:pPr>
+        <w:pStyle w:val="BodyText"/>
+      </w:pPr>
+      <w:r>
+        <w:t xml:space="preserve">[18] P. Batra và cộng sự, "A Novel Memory and Time-Efficient ALPR System Based on YOLOv5,"</w:t>
+      </w:r>
+      <w:r>
+        <w:t xml:space="preserve"> </w:t>
+      </w:r>
+      <w:r>
+        <w:rPr>
+          <w:i/>
+          <w:iCs/>
+        </w:rPr>
+        <w:t xml:space="preserve">Sensors</w:t>
+      </w:r>
+      <w:r>
+        <w:t xml:space="preserve">, q. 22, s. 14, tr. 5283, 2022. doi: 10.3390/s22145283.</w:t>
+      </w:r>
+    </w:p>
+    <w:p>
+      <w:pPr>
+        <w:pStyle w:val="BodyText"/>
+      </w:pPr>
+      <w:r>
+        <w:t xml:space="preserve">[19] "Automatic License Plate Detection System with YOLOv11 Algorithm,"</w:t>
+      </w:r>
+      <w:r>
+        <w:t xml:space="preserve"> </w:t>
+      </w:r>
+      <w:r>
+        <w:rPr>
+          <w:i/>
+          <w:iCs/>
+        </w:rPr>
+        <w:t xml:space="preserve">Journal of Applied Informatics and Computing (JAIC)</w:t>
+      </w:r>
+      <w:r>
+        <w:t xml:space="preserve">, 2025. [Trực tuyến]. Địa chỉ:</w:t>
       </w:r>
       <w:r>
         <w:t xml:space="preserve"> </w:t>
       </w:r>
       <w:hyperlink r:id="rId194">
+        <w:r>
+          <w:rPr>
+            <w:rStyle w:val="Hyperlink"/>
+          </w:rPr>
+          <w:t xml:space="preserve">https://jurnal.polibatam.ac.id/index.php/JAIC/article/view/11484</w:t>
+        </w:r>
+      </w:hyperlink>
+      <w:r>
+        <w:t xml:space="preserve"> </w:t>
+      </w:r>
+      <w:r>
+        <w:t xml:space="preserve">(truy cập ngày 2026-07-19).</w:t>
+      </w:r>
+    </w:p>
+    <w:p>
+      <w:pPr>
+        <w:pStyle w:val="BodyText"/>
+      </w:pPr>
+      <w:r>
+        <w:t xml:space="preserve">[20] "Vehicle License Plate Number Detection with YOLO11,"</w:t>
+      </w:r>
+      <w:r>
+        <w:t xml:space="preserve"> </w:t>
+      </w:r>
+      <w:r>
+        <w:rPr>
+          <w:i/>
+          <w:iCs/>
+        </w:rPr>
+        <w:t xml:space="preserve">Journal of Computer Science and Informatics Engineering (J-Cosine)</w:t>
+      </w:r>
+      <w:r>
+        <w:t xml:space="preserve">, 2025. [Trực tuyến]. Địa chỉ:</w:t>
+      </w:r>
+      <w:r>
+        <w:t xml:space="preserve"> </w:t>
+      </w:r>
+      <w:hyperlink r:id="rId195">
+        <w:r>
+          <w:rPr>
+            <w:rStyle w:val="Hyperlink"/>
+          </w:rPr>
+          <w:t xml:space="preserve">https://jcosine.if.unram.ac.id/index.php/jcosine/article/view/656</w:t>
+        </w:r>
+      </w:hyperlink>
+      <w:r>
+        <w:t xml:space="preserve"> </w:t>
+      </w:r>
+      <w:r>
+        <w:t xml:space="preserve">(truy cập ngày 2026-07-19).</w:t>
+      </w:r>
+    </w:p>
+    <w:p>
+      <w:pPr>
+        <w:pStyle w:val="BodyText"/>
+      </w:pPr>
+      <w:r>
+        <w:t xml:space="preserve">[21] Le Quy Don Technical University, "An efficient method to improve the accuracy of Vietnamese vehicle license plate recognition in unconstrained environment," trong</w:t>
+      </w:r>
+      <w:r>
+        <w:t xml:space="preserve"> </w:t>
+      </w:r>
+      <w:r>
+        <w:rPr>
+          <w:i/>
+          <w:iCs/>
+        </w:rPr>
+        <w:t xml:space="preserve">International Conference on Information and Computer Science (NICS)</w:t>
+      </w:r>
+      <w:r>
+        <w:t xml:space="preserve">, IEEE, 2021. [Trực tuyến]. Địa chỉ:</w:t>
+      </w:r>
+      <w:r>
+        <w:t xml:space="preserve"> </w:t>
+      </w:r>
+      <w:hyperlink r:id="rId196">
+        <w:r>
+          <w:rPr>
+            <w:rStyle w:val="Hyperlink"/>
+          </w:rPr>
+          <w:t xml:space="preserve">https://ieeexplore.ieee.org/document/9585279/</w:t>
+        </w:r>
+      </w:hyperlink>
+      <w:r>
+        <w:t xml:space="preserve"> </w:t>
+      </w:r>
+      <w:r>
+        <w:t xml:space="preserve">(truy cập ngày 2026-07-19).</w:t>
+      </w:r>
+    </w:p>
+    <w:p>
+      <w:pPr>
+        <w:pStyle w:val="BodyText"/>
+      </w:pPr>
+      <w:r>
+        <w:t xml:space="preserve">[22] Jaided AI, "JaidedAI/EasyOCR — DeepWiki (kien truc CRAFT + CRNN, kich thuoc model)," DeepWiki, 2025. [Trực tuyến]. Địa chỉ:</w:t>
+      </w:r>
+      <w:r>
+        <w:t xml:space="preserve"> </w:t>
+      </w:r>
+      <w:hyperlink r:id="rId197">
+        <w:r>
+          <w:rPr>
+            <w:rStyle w:val="Hyperlink"/>
+          </w:rPr>
+          <w:t xml:space="preserve">https://deepwiki.com/JaidedAI/EasyOCR</w:t>
+        </w:r>
+      </w:hyperlink>
+      <w:r>
+        <w:t xml:space="preserve"> </w:t>
+      </w:r>
+      <w:r>
+        <w:t xml:space="preserve">(truy cập ngày 2026-07-19).</w:t>
+      </w:r>
+    </w:p>
+    <w:p>
+      <w:pPr>
+        <w:pStyle w:val="BodyText"/>
+      </w:pPr>
+      <w:r>
+        <w:t xml:space="preserve">[23] S. Zherzdev, A. Gruzdev, "LPRNet: License Plate Recognition via Deep Neural Networks,"</w:t>
+      </w:r>
+      <w:r>
+        <w:t xml:space="preserve"> </w:t>
+      </w:r>
+      <w:r>
+        <w:rPr>
+          <w:i/>
+          <w:iCs/>
+        </w:rPr>
+        <w:t xml:space="preserve">arXiv preprint arXiv:1806.10447</w:t>
+      </w:r>
+      <w:r>
+        <w:t xml:space="preserve">, 2018. [Trực tuyến]. Địa chỉ:</w:t>
+      </w:r>
+      <w:r>
+        <w:t xml:space="preserve"> </w:t>
+      </w:r>
+      <w:hyperlink r:id="rId198">
+        <w:r>
+          <w:rPr>
+            <w:rStyle w:val="Hyperlink"/>
+          </w:rPr>
+          <w:t xml:space="preserve">https://arxiv.org/abs/1806.10447</w:t>
+        </w:r>
+      </w:hyperlink>
+      <w:r>
+        <w:t xml:space="preserve"> </w:t>
+      </w:r>
+      <w:r>
+        <w:t xml:space="preserve">(truy cập ngày 2026-07-19).</w:t>
+      </w:r>
+    </w:p>
+    <w:p>
+      <w:pPr>
+        <w:pStyle w:val="BodyText"/>
+      </w:pPr>
+      <w:r>
+        <w:t xml:space="preserve">[24] PaddlePaddle, "PaddleOCR 3.x — OCR Pipeline Usage Tutorial," PaddleOCR, không rõ năm. [Trực tuyến]. Địa chỉ:</w:t>
+      </w:r>
+      <w:r>
+        <w:t xml:space="preserve"> </w:t>
+      </w:r>
+      <w:hyperlink r:id="rId199">
+        <w:r>
+          <w:rPr>
+            <w:rStyle w:val="Hyperlink"/>
+          </w:rPr>
+          <w:t xml:space="preserve">https://www.paddleocr.ai/latest/en/version3.x/pipeline_usage/OCR.html</w:t>
+        </w:r>
+      </w:hyperlink>
+      <w:r>
+        <w:t xml:space="preserve"> </w:t>
+      </w:r>
+      <w:r>
+        <w:t xml:space="preserve">(truy cập ngày 2026-07-19).</w:t>
+      </w:r>
+    </w:p>
+    <w:p>
+      <w:pPr>
+        <w:pStyle w:val="BodyText"/>
+      </w:pPr>
+      <w:r>
+        <w:t xml:space="preserve">[25] trungdinh22, "function/helper.py — logic phân biệt biển một dòng / hai dòng bằng kiểm tra thẳng hàng (abs_tol=3) và ghép theo y_mean," GitHub, không rõ năm. [Trực tuyến]. Địa chỉ:</w:t>
+      </w:r>
+      <w:r>
+        <w:t xml:space="preserve"> </w:t>
+      </w:r>
+      <w:hyperlink r:id="rId200">
+        <w:r>
+          <w:rPr>
+            <w:rStyle w:val="Hyperlink"/>
+          </w:rPr>
+          <w:t xml:space="preserve">https://raw.githubusercontent.com/trungdinh22/License-Plate-Recognition/main/function/helper.py</w:t>
+        </w:r>
+      </w:hyperlink>
+      <w:r>
+        <w:t xml:space="preserve"> </w:t>
+      </w:r>
+      <w:r>
+        <w:t xml:space="preserve">(truy cập ngày 2026-07-19).</w:t>
+      </w:r>
+    </w:p>
+    <w:p>
+      <w:pPr>
+        <w:pStyle w:val="BodyText"/>
+      </w:pPr>
+      <w:r>
+        <w:t xml:space="preserve">[26] L. Dang, V. Duong Ngoc, L. T. V. Pham Cung, "Vietnam Vehicle Number Recognition Based on an Improved CRNN with Attention Mechanism,"</w:t>
+      </w:r>
+      <w:r>
+        <w:t xml:space="preserve"> </w:t>
+      </w:r>
+      <w:r>
+        <w:rPr>
+          <w:i/>
+          <w:iCs/>
+        </w:rPr>
+        <w:t xml:space="preserve">International Journal of Intelligent Transportation Systems Research</w:t>
+      </w:r>
+      <w:r>
+        <w:t xml:space="preserve">, 2024. doi: 10.1007/s13177-024-00402-7.</w:t>
+      </w:r>
+    </w:p>
+    <w:p>
+      <w:pPr>
+        <w:pStyle w:val="BodyText"/>
+      </w:pPr>
+      <w:r>
+        <w:t xml:space="preserve">[27] R. Laroca và cộng sự, "ICPR 2026 Competition on Low-Resolution License Plate Recognition," trong</w:t>
+      </w:r>
+      <w:r>
+        <w:t xml:space="preserve"> </w:t>
+      </w:r>
+      <w:r>
+        <w:rPr>
+          <w:i/>
+          <w:iCs/>
+        </w:rPr>
+        <w:t xml:space="preserve">International Conference on Pattern Recognition (ICPR)</w:t>
+      </w:r>
+      <w:r>
+        <w:t xml:space="preserve">, 2026. [Trực tuyến]. Địa chỉ:</w:t>
+      </w:r>
+      <w:r>
+        <w:t xml:space="preserve"> </w:t>
+      </w:r>
+      <w:hyperlink r:id="rId201">
+        <w:r>
+          <w:rPr>
+            <w:rStyle w:val="Hyperlink"/>
+          </w:rPr>
+          <w:t xml:space="preserve">https://arxiv.org/abs/2604.22506</w:t>
+        </w:r>
+      </w:hyperlink>
+      <w:r>
+        <w:t xml:space="preserve"> </w:t>
+      </w:r>
+      <w:r>
+        <w:t xml:space="preserve">(truy cập ngày 2026-07-19).</w:t>
+      </w:r>
+    </w:p>
+    <w:p>
+      <w:pPr>
+        <w:pStyle w:val="BodyText"/>
+      </w:pPr>
+      <w:r>
+        <w:t xml:space="preserve">[28] C. Wang, I. Yeh, H. M. Liao, "YOLOv9: Learning What You Want to Learn Using Programmable Gradient Information," ECCV 2024 / Ultralytics Docs, 2024. [Trực tuyến]. Địa chỉ:</w:t>
+      </w:r>
+      <w:r>
+        <w:t xml:space="preserve"> </w:t>
+      </w:r>
+      <w:hyperlink r:id="rId202">
+        <w:r>
+          <w:rPr>
+            <w:rStyle w:val="Hyperlink"/>
+          </w:rPr>
+          <w:t xml:space="preserve">https://docs.ultralytics.com/models/yolov9/</w:t>
+        </w:r>
+      </w:hyperlink>
+      <w:r>
+        <w:t xml:space="preserve"> </w:t>
+      </w:r>
+      <w:r>
+        <w:t xml:space="preserve">(truy cập ngày 2026-07-19).</w:t>
+      </w:r>
+    </w:p>
+    <w:p>
+      <w:pPr>
+        <w:pStyle w:val="BodyText"/>
+      </w:pPr>
+      <w:r>
+        <w:t xml:space="preserve">[29] A. Wang và cộng sự, "YOLOv10: Real-Time End-to-End Object Detection,"</w:t>
+      </w:r>
+      <w:r>
+        <w:t xml:space="preserve"> </w:t>
+      </w:r>
+      <w:r>
+        <w:rPr>
+          <w:i/>
+          <w:iCs/>
+        </w:rPr>
+        <w:t xml:space="preserve">arXiv preprint arXiv:2405.14458</w:t>
+      </w:r>
+      <w:r>
+        <w:t xml:space="preserve">, 2024. doi: 10.48550/arXiv.2405.14458.</w:t>
+      </w:r>
+    </w:p>
+    <w:p>
+      <w:pPr>
+        <w:pStyle w:val="BodyText"/>
+      </w:pPr>
+      <w:r>
+        <w:t xml:space="preserve">[30] Y. Tian, Q. Ye, D. Doermann, "YOLOv12: Attention-Centric Real-Time Object Detectors,"</w:t>
+      </w:r>
+      <w:r>
+        <w:t xml:space="preserve"> </w:t>
+      </w:r>
+      <w:r>
+        <w:rPr>
+          <w:i/>
+          <w:iCs/>
+        </w:rPr>
+        <w:t xml:space="preserve">arXiv preprint arXiv:2502.12524</w:t>
+      </w:r>
+      <w:r>
+        <w:t xml:space="preserve">, 2025. [Trực tuyến]. Địa chỉ:</w:t>
+      </w:r>
+      <w:r>
+        <w:t xml:space="preserve"> </w:t>
+      </w:r>
+      <w:hyperlink r:id="rId203">
+        <w:r>
+          <w:rPr>
+            <w:rStyle w:val="Hyperlink"/>
+          </w:rPr>
+          <w:t xml:space="preserve">https://arxiv.org/abs/2502.12524</w:t>
+        </w:r>
+      </w:hyperlink>
+      <w:r>
+        <w:t xml:space="preserve"> </w:t>
+      </w:r>
+      <w:r>
+        <w:t xml:space="preserve">(truy cập ngày 2026-07-19).</w:t>
+      </w:r>
+    </w:p>
+    <w:p>
+      <w:pPr>
+        <w:pStyle w:val="BodyText"/>
+      </w:pPr>
+      <w:r>
+        <w:t xml:space="preserve">[31] M. Lei và cộng sự, "YOLOv13: Real-Time Object Detection with Hypergraph-Enhanced Adaptive Visual Perception,"</w:t>
+      </w:r>
+      <w:r>
+        <w:t xml:space="preserve"> </w:t>
+      </w:r>
+      <w:r>
+        <w:rPr>
+          <w:i/>
+          <w:iCs/>
+        </w:rPr>
+        <w:t xml:space="preserve">arXiv preprint arXiv:2506.17733</w:t>
+      </w:r>
+      <w:r>
+        <w:t xml:space="preserve">, 2025. [Trực tuyến]. Địa chỉ:</w:t>
+      </w:r>
+      <w:r>
+        <w:t xml:space="preserve"> </w:t>
+      </w:r>
+      <w:hyperlink r:id="rId204">
+        <w:r>
+          <w:rPr>
+            <w:rStyle w:val="Hyperlink"/>
+          </w:rPr>
+          <w:t xml:space="preserve">https://arxiv.org/abs/2506.17733</w:t>
+        </w:r>
+      </w:hyperlink>
+      <w:r>
+        <w:t xml:space="preserve"> </w:t>
+      </w:r>
+      <w:r>
+        <w:t xml:space="preserve">(truy cập ngày 2026-07-19).</w:t>
+      </w:r>
+    </w:p>
+    <w:p>
+      <w:pPr>
+        <w:pStyle w:val="BodyText"/>
+      </w:pPr>
+      <w:r>
+        <w:t xml:space="preserve">[32] G. Jocher, J. Qiu, M. Liu, S. Lyu, F. C. Akyon, M. E. Kalfaoglu, "Ultralytics YOLO26," Ultralytics, 2025. [Trực tuyến]. Địa chỉ:</w:t>
+      </w:r>
+      <w:r>
+        <w:t xml:space="preserve"> </w:t>
+      </w:r>
+      <w:hyperlink r:id="rId205">
+        <w:r>
+          <w:rPr>
+            <w:rStyle w:val="Hyperlink"/>
+          </w:rPr>
+          <w:t xml:space="preserve">https://docs.ultralytics.com/models/yolo26/</w:t>
+        </w:r>
+      </w:hyperlink>
+      <w:r>
+        <w:t xml:space="preserve"> </w:t>
+      </w:r>
+      <w:r>
+        <w:t xml:space="preserve">(truy cập ngày 2026-07-19).</w:t>
+      </w:r>
+    </w:p>
+    <w:p>
+      <w:pPr>
+        <w:pStyle w:val="BodyText"/>
+      </w:pPr>
+      <w:r>
+        <w:t xml:space="preserve">[33] R. Laroca, E. V. Cardoso, D. R. Lucio, V. Estevam, D. Menotti, "RodoSol-ALPR dataset — kho mã nguồn chính thức," GitHub, 2022. [Trực tuyến]. Địa chỉ:</w:t>
+      </w:r>
+      <w:r>
+        <w:t xml:space="preserve"> </w:t>
+      </w:r>
+      <w:hyperlink r:id="rId206">
+        <w:r>
+          <w:rPr>
+            <w:rStyle w:val="Hyperlink"/>
+          </w:rPr>
+          <w:t xml:space="preserve">https://github.com/raysonlaroca/rodosol-alpr-dataset</w:t>
+        </w:r>
+      </w:hyperlink>
+      <w:r>
+        <w:t xml:space="preserve"> </w:t>
+      </w:r>
+      <w:r>
+        <w:t xml:space="preserve">(truy cập ngày 2026-07-19).</w:t>
+      </w:r>
+    </w:p>
+    <w:p>
+      <w:pPr>
+        <w:pStyle w:val="BodyText"/>
+      </w:pPr>
+      <w:r>
+        <w:t xml:space="preserve">[34] PaddlePaddle, "Text Recognition Module — PaddleOCR/PaddleX Documentation," PaddleOCR / PaddleX, 2026. [Trực tuyến]. Địa chỉ:</w:t>
+      </w:r>
+      <w:r>
+        <w:t xml:space="preserve"> </w:t>
+      </w:r>
+      <w:hyperlink r:id="rId207">
+        <w:r>
+          <w:rPr>
+            <w:rStyle w:val="Hyperlink"/>
+          </w:rPr>
+          <w:t xml:space="preserve">http://www.paddleocr.ai/main/en/version3.x/module_usage/text_recognition.html</w:t>
+        </w:r>
+      </w:hyperlink>
+      <w:r>
+        <w:t xml:space="preserve"> </w:t>
+      </w:r>
+      <w:r>
+        <w:t xml:space="preserve">(truy cập ngày 2026-07-19).</w:t>
+      </w:r>
+    </w:p>
+    <w:p>
+      <w:pPr>
+        <w:pStyle w:val="BodyText"/>
+      </w:pPr>
+      <w:r>
+        <w:t xml:space="preserve">[35] Sutikno, A. Sugiharto, R. Kusumaningrum, "Enhanced Automatic License Plate Detection and Recognition using CLAHE and YOLOv11 for Seat Belt Compliance Detection,"</w:t>
+      </w:r>
+      <w:r>
+        <w:t xml:space="preserve"> </w:t>
+      </w:r>
+      <w:r>
+        <w:rPr>
+          <w:i/>
+          <w:iCs/>
+        </w:rPr>
+        <w:t xml:space="preserve">Engineering, Technology &amp; Applied Science Research</w:t>
+      </w:r>
+      <w:r>
+        <w:t xml:space="preserve">, q. 15, s. 1, tr. 20271–20278, 2025. doi: 10.48084/etasr.9629.</w:t>
+      </w:r>
+    </w:p>
+    <w:p>
+      <w:pPr>
+        <w:pStyle w:val="BodyText"/>
+      </w:pPr>
+      <w:r>
+        <w:t xml:space="preserve">[36] PaddlePaddle, "Introduction to PP-OCRv5 — PaddleOCR Documentation," PaddleOCR, 2026. [Trực tuyến]. Địa chỉ:</w:t>
+      </w:r>
+      <w:r>
+        <w:t xml:space="preserve"> </w:t>
+      </w:r>
+      <w:hyperlink r:id="rId208">
+        <w:r>
+          <w:rPr>
+            <w:rStyle w:val="Hyperlink"/>
+          </w:rPr>
+          <w:t xml:space="preserve">http://www.paddleocr.ai/main/en/version3.x/algorithm/PP-OCRv5/PP-OCRv5.html</w:t>
+        </w:r>
+      </w:hyperlink>
+      <w:r>
+        <w:t xml:space="preserve"> </w:t>
+      </w:r>
+      <w:r>
+        <w:t xml:space="preserve">(truy cập ngày 2026-07-19).</w:t>
+      </w:r>
+    </w:p>
+    <w:p>
+      <w:pPr>
+        <w:pStyle w:val="BodyText"/>
+      </w:pPr>
+      <w:r>
+        <w:t xml:space="preserve">[37] Ultralytics, "Model Evaluation Insights — huong dan vat the nho, imgsz, rect, SAHI tiling," Ultralytics, 2026. [Trực tuyến]. Địa chỉ:</w:t>
+      </w:r>
+      <w:r>
+        <w:t xml:space="preserve"> </w:t>
+      </w:r>
+      <w:hyperlink r:id="rId209">
+        <w:r>
+          <w:rPr>
+            <w:rStyle w:val="Hyperlink"/>
+          </w:rPr>
+          <w:t xml:space="preserve">https://docs.ultralytics.com/guides/model-evaluation-insights/</w:t>
+        </w:r>
+      </w:hyperlink>
+      <w:r>
+        <w:t xml:space="preserve"> </w:t>
+      </w:r>
+      <w:r>
+        <w:t xml:space="preserve">(truy cập ngày 2026-07-19).</w:t>
+      </w:r>
+    </w:p>
+    <w:p>
+      <w:pPr>
+        <w:pStyle w:val="BodyText"/>
+      </w:pPr>
+      <w:r>
+        <w:t xml:space="preserve">[38] Ultralytics, "Intel OpenVINO Export — Ultralytics Docs (ma nguon markdown, day du bang benchmark CPU/GPU/NPU)," GitHub / Ultralytics Docs, 2026. [Trực tuyến]. Địa chỉ:</w:t>
+      </w:r>
+      <w:r>
+        <w:t xml:space="preserve"> </w:t>
+      </w:r>
+      <w:hyperlink r:id="rId210">
         <w:r>
           <w:rPr>
             <w:rStyle w:val="Hyperlink"/>
@@ -40992,2888 +40827,12 @@
         <w:pStyle w:val="BodyText"/>
       </w:pPr>
       <w:r>
-        <w:t xml:space="preserve">[19] F. Meyer, L. Guichard, D. Coquenet, G. Gravier, Y. Soullard, B. Couasnon, "Relaxed syntax modeling in Transformers for future-proof license plate recognition,"</w:t>
-      </w:r>
-      <w:r>
-        <w:t xml:space="preserve"> </w:t>
-      </w:r>
-      <w:r>
-        <w:rPr>
-          <w:i/>
-          <w:iCs/>
-        </w:rPr>
-        <w:t xml:space="preserve">arXiv preprint arXiv:2506.17051</w:t>
-      </w:r>
-      <w:r>
-        <w:t xml:space="preserve">, 2025. [Trực tuyến]. Địa chỉ:</w:t>
-      </w:r>
-      <w:r>
-        <w:t xml:space="preserve"> </w:t>
-      </w:r>
-      <w:hyperlink r:id="rId195">
-        <w:r>
-          <w:rPr>
-            <w:rStyle w:val="Hyperlink"/>
-          </w:rPr>
-          <w:t xml:space="preserve">https://arxiv.org/abs/2506.17051</w:t>
-        </w:r>
-      </w:hyperlink>
-      <w:r>
-        <w:t xml:space="preserve"> </w:t>
-      </w:r>
-      <w:r>
-        <w:t xml:space="preserve">(truy cập ngày 2026-07-19).</w:t>
-      </w:r>
-    </w:p>
-    <w:p>
-      <w:pPr>
-        <w:pStyle w:val="BodyText"/>
-      </w:pPr>
-      <w:r>
-        <w:t xml:space="preserve">[20] Z. Li, M. A. Ghaffar, "A detailed review on license plate detection and recognition methods,"</w:t>
-      </w:r>
-      <w:r>
-        <w:t xml:space="preserve"> </w:t>
-      </w:r>
-      <w:r>
-        <w:rPr>
-          <w:i/>
-          <w:iCs/>
-        </w:rPr>
-        <w:t xml:space="preserve">Journal of Traffic and Transportation Engineering (English Edition)</w:t>
-      </w:r>
-      <w:r>
-        <w:t xml:space="preserve">, q. 13, s. 3, tr. 974–1005, 2026. doi: 10.1016/j.jtte.2024.10.007.</w:t>
-      </w:r>
-    </w:p>
-    <w:p>
-      <w:pPr>
-        <w:pStyle w:val="BodyText"/>
-      </w:pPr>
-      <w:r>
-        <w:t xml:space="preserve">[21] D. H. Le, D. Mazumder, L. D. Quach, S. Banerjee, V. D. Nguyen, "Robust Vietnam's Motorcycle License Plate Detection and Recognition Using Deep Learning Model," trong</w:t>
-      </w:r>
-      <w:r>
-        <w:t xml:space="preserve"> </w:t>
-      </w:r>
-      <w:r>
-        <w:rPr>
-          <w:i/>
-          <w:iCs/>
-        </w:rPr>
-        <w:t xml:space="preserve">Future Data and Security Engineering (FDSE)</w:t>
-      </w:r>
-      <w:r>
-        <w:t xml:space="preserve">, Springer, 2023. doi: 10.1007/978-981-99-8296-7_5.</w:t>
-      </w:r>
-    </w:p>
-    <w:p>
-      <w:pPr>
-        <w:pStyle w:val="BodyText"/>
-      </w:pPr>
-      <w:r>
-        <w:t xml:space="preserve">[22] S. M. Silva, C. R. Jung, "License Plate Detection and Recognition in Unconstrained Scenarios," trong</w:t>
-      </w:r>
-      <w:r>
-        <w:t xml:space="preserve"> </w:t>
-      </w:r>
-      <w:r>
-        <w:rPr>
-          <w:i/>
-          <w:iCs/>
-        </w:rPr>
-        <w:t xml:space="preserve">European Conference on Computer Vision (ECCV)</w:t>
-      </w:r>
-      <w:r>
-        <w:t xml:space="preserve">, 2018. doi: 10.1007/978-3-030-01258-8_36.</w:t>
-      </w:r>
-    </w:p>
-    <w:p>
-      <w:pPr>
-        <w:pStyle w:val="BodyText"/>
-      </w:pPr>
-      <w:r>
-        <w:t xml:space="preserve">[23] R. Laroca, L. A. Zanlorensi, G. R. Gon\ccalves, E. Todt, W. R. Schwartz, D. Menotti, "An efficient and layout-independent automatic license plate recognition system based on the YOLO detector,"</w:t>
-      </w:r>
-      <w:r>
-        <w:t xml:space="preserve"> </w:t>
-      </w:r>
-      <w:r>
-        <w:rPr>
-          <w:i/>
-          <w:iCs/>
-        </w:rPr>
-        <w:t xml:space="preserve">IET Intelligent Transport Systems</w:t>
-      </w:r>
-      <w:r>
-        <w:t xml:space="preserve">, q. 15, s. 4, tr. 483–503, 2021. doi: 10.1049/itr2.12030.</w:t>
-      </w:r>
-    </w:p>
-    <w:p>
-      <w:pPr>
-        <w:pStyle w:val="BodyText"/>
-      </w:pPr>
-      <w:r>
-        <w:t xml:space="preserve">[24] G. Hsu, J. Chen, Y. Chung, "Application-Oriented License Plate Recognition,"</w:t>
-      </w:r>
-      <w:r>
-        <w:t xml:space="preserve"> </w:t>
-      </w:r>
-      <w:r>
-        <w:rPr>
-          <w:i/>
-          <w:iCs/>
-        </w:rPr>
-        <w:t xml:space="preserve">IEEE Transactions on Vehicular Technology</w:t>
-      </w:r>
-      <w:r>
-        <w:t xml:space="preserve">, q. 62, s. 2, tr. 552–561, 2013. [Trực tuyến]. Địa chỉ:</w:t>
-      </w:r>
-      <w:r>
-        <w:t xml:space="preserve"> </w:t>
-      </w:r>
-      <w:hyperlink r:id="rId196">
-        <w:r>
-          <w:rPr>
-            <w:rStyle w:val="Hyperlink"/>
-          </w:rPr>
-          <w:t xml:space="preserve">https://www.researchgate.net/publication/260498098_Application-Oriented_License_Plate_Recognition</w:t>
-        </w:r>
-      </w:hyperlink>
-      <w:r>
-        <w:t xml:space="preserve"> </w:t>
-      </w:r>
-      <w:r>
-        <w:t xml:space="preserve">(truy cập ngày 2026-07-19).</w:t>
-      </w:r>
-    </w:p>
-    <w:p>
-      <w:pPr>
-        <w:pStyle w:val="BodyText"/>
-      </w:pPr>
-      <w:r>
-        <w:t xml:space="preserve">[25] R. Laroca, "UFPR-ALPR dataset — kho mã nguồn chính thức," GitHub / VRI Lab, Federal University of Parana, 2018. [Trực tuyến]. Địa chỉ:</w:t>
-      </w:r>
-      <w:r>
-        <w:t xml:space="preserve"> </w:t>
-      </w:r>
-      <w:hyperlink r:id="rId197">
-        <w:r>
-          <w:rPr>
-            <w:rStyle w:val="Hyperlink"/>
-          </w:rPr>
-          <w:t xml:space="preserve">https://github.com/raysonlaroca/ufpr-alpr-dataset</w:t>
-        </w:r>
-      </w:hyperlink>
-      <w:r>
-        <w:t xml:space="preserve"> </w:t>
-      </w:r>
-      <w:r>
-        <w:t xml:space="preserve">(truy cập ngày 2026-07-19).</w:t>
-      </w:r>
-    </w:p>
-    <w:p>
-      <w:pPr>
-        <w:pStyle w:val="BodyText"/>
-      </w:pPr>
-      <w:r>
-        <w:t xml:space="preserve">[26] Cổng Thông tin điện tử Chính phủ, "Quy định ký hiệu biển số xe ô tô, xe máy tại các địa phương (theo Thông tư 51/2025/TT-BCA)," Xây dựng chính sách, pháp luật — Chinhphu.vn, 2025. [Trực tuyến]. Địa chỉ:</w:t>
-      </w:r>
-      <w:r>
-        <w:t xml:space="preserve"> </w:t>
-      </w:r>
-      <w:hyperlink r:id="rId198">
-        <w:r>
-          <w:rPr>
-            <w:rStyle w:val="Hyperlink"/>
-          </w:rPr>
-          <w:t xml:space="preserve">https://xaydungchinhsach.chinhphu.vn/quy-dinh-ky-hieu-bien-so-xe-o-to-xe-may-tai-cac-dia-phuong-119250704073354464.htm</w:t>
-        </w:r>
-      </w:hyperlink>
-      <w:r>
-        <w:t xml:space="preserve"> </w:t>
-      </w:r>
-      <w:r>
-        <w:t xml:space="preserve">(truy cập ngày 2026-07-19).</w:t>
-      </w:r>
-    </w:p>
-    <w:p>
-      <w:pPr>
-        <w:pStyle w:val="BodyText"/>
-      </w:pPr>
-      <w:r>
-        <w:t xml:space="preserve">[27] Cổng Thông tin điện tử Chính phủ, "Từ 15/8, sêri biển số xe máy cấp cho xe cá nhân có 2 chữ cái," Xây dựng chính sách, pháp luật — Chinhphu.vn, 2023. [Trực tuyến]. Địa chỉ:</w:t>
-      </w:r>
-      <w:r>
-        <w:t xml:space="preserve"> </w:t>
-      </w:r>
-      <w:hyperlink r:id="rId199">
-        <w:r>
-          <w:rPr>
-            <w:rStyle w:val="Hyperlink"/>
-          </w:rPr>
-          <w:t xml:space="preserve">https://xaydungchinhsach.chinhphu.vn/tu-15-8-seri-bien-so-xe-may-cap-cho-xe-ca-nhan-co-2-chu-cai-11923082122483385.htm</w:t>
-        </w:r>
-      </w:hyperlink>
-      <w:r>
-        <w:t xml:space="preserve"> </w:t>
-      </w:r>
-      <w:r>
-        <w:t xml:space="preserve">(truy cập ngày 2026-07-19).</w:t>
-      </w:r>
-    </w:p>
-    <w:p>
-      <w:pPr>
-        <w:pStyle w:val="BodyText"/>
-      </w:pPr>
-      <w:r>
-        <w:t xml:space="preserve">[28] Oto.com.vn, "Bỏ quy định phân biệt seri đăng ký với một số dòng xe," Oto.com.vn, 2025. [Trực tuyến]. Địa chỉ:</w:t>
-      </w:r>
-      <w:r>
-        <w:t xml:space="preserve"> </w:t>
-      </w:r>
-      <w:hyperlink r:id="rId200">
-        <w:r>
-          <w:rPr>
-            <w:rStyle w:val="Hyperlink"/>
-          </w:rPr>
-          <w:t xml:space="preserve">https://oto.com.vn/thi-truong-o-to/bo-quy-dinh-phan-biet-seri-dang-ky-voi-mot-so-dong-xe-articleid-6ehu4o0</w:t>
-        </w:r>
-      </w:hyperlink>
-      <w:r>
-        <w:t xml:space="preserve"> </w:t>
-      </w:r>
-      <w:r>
-        <w:t xml:space="preserve">(truy cập ngày 2026-07-19).</w:t>
-      </w:r>
-    </w:p>
-    <w:p>
-      <w:pPr>
-        <w:pStyle w:val="BodyText"/>
-      </w:pPr>
-      <w:r>
-        <w:t xml:space="preserve">[29] Kho Biển Số Đẹp, "Những quy định bạn cần biết về biển số xe kể từ năm 2025," Kho Biển Số Đẹp, 2025. [Trực tuyến]. Địa chỉ:</w:t>
-      </w:r>
-      <w:r>
-        <w:t xml:space="preserve"> </w:t>
-      </w:r>
-      <w:hyperlink r:id="rId201">
-        <w:r>
-          <w:rPr>
-            <w:rStyle w:val="Hyperlink"/>
-          </w:rPr>
-          <w:t xml:space="preserve">https://khobiensodep.vn/blogs/news/nhung-quy-dinh-ban-can-biet-ve-bien-so-xe-ke-tu-nam-2025</w:t>
-        </w:r>
-      </w:hyperlink>
-      <w:r>
-        <w:t xml:space="preserve"> </w:t>
-      </w:r>
-      <w:r>
-        <w:t xml:space="preserve">(truy cập ngày 2026-07-19).</w:t>
-      </w:r>
-    </w:p>
-    <w:p>
-      <w:pPr>
-        <w:pStyle w:val="BodyText"/>
-      </w:pPr>
-      <w:r>
-        <w:t xml:space="preserve">[30] VietNamNet, "Cách đọc ký hiệu biển số xe ngoại giao, nước ngoài ở Việt Nam," VietNamNet, 2023. [Trực tuyến]. Địa chỉ:</w:t>
-      </w:r>
-      <w:r>
-        <w:t xml:space="preserve"> </w:t>
-      </w:r>
-      <w:hyperlink r:id="rId202">
-        <w:r>
-          <w:rPr>
-            <w:rStyle w:val="Hyperlink"/>
-          </w:rPr>
-          <w:t xml:space="preserve">https://vietnamnet.vn/cach-doc-ky-hieu-bien-so-xe-ngoai-giao-nuoc-ngoai-o-viet-nam-333426.html</w:t>
-        </w:r>
-      </w:hyperlink>
-      <w:r>
-        <w:t xml:space="preserve"> </w:t>
-      </w:r>
-      <w:r>
-        <w:t xml:space="preserve">(truy cập ngày 2026-07-19).</w:t>
-      </w:r>
-    </w:p>
-    <w:p>
-      <w:pPr>
-        <w:pStyle w:val="BodyText"/>
-      </w:pPr>
-      <w:r>
-        <w:t xml:space="preserve">[31] Công an tỉnh Lạng Sơn, "Một số quy định mới của Thông tư số 79/2024/TT-BCA quy định về cấp, thu hồi chứng nhận đăng ký xe, biển số xe cơ giới, xe máy chuyên dùng," Cổng thông tin Công an tỉnh Lạng Sơn, 2024. [Trực tuyến]. Địa chỉ:</w:t>
-      </w:r>
-      <w:r>
-        <w:t xml:space="preserve"> </w:t>
-      </w:r>
-      <w:hyperlink r:id="rId203">
-        <w:r>
-          <w:rPr>
-            <w:rStyle w:val="Hyperlink"/>
-          </w:rPr>
-          <w:t xml:space="preserve">https://congan.langson.gov.vn/9688/pho-bien-giao-duc-phap-luat/68/mot-so-quy-dinh-moi-cua-thong-tu-so-79-2024-tt-bca-quy-dinh-ve-cap-thu-hoi-chung-nhan-dang-ky-xe-bien-so-xe-co-gioi-xe-may-chuyen-dung/9688.aspx</w:t>
-        </w:r>
-      </w:hyperlink>
-      <w:r>
-        <w:t xml:space="preserve"> </w:t>
-      </w:r>
-      <w:r>
-        <w:t xml:space="preserve">(truy cập ngày 2026-07-19).</w:t>
-      </w:r>
-    </w:p>
-    <w:p>
-      <w:pPr>
-        <w:pStyle w:val="BodyText"/>
-      </w:pPr>
-      <w:r>
-        <w:t xml:space="preserve">[32] Thư viện Pháp luật, "Quy định về màu sắc, seri biển số xe của cơ quan, tổ chức, cá nhân trong nước từ năm 2025," Thư viện Pháp luật, 2025. [Trực tuyến]. Địa chỉ:</w:t>
-      </w:r>
-      <w:r>
-        <w:t xml:space="preserve"> </w:t>
-      </w:r>
-      <w:hyperlink r:id="rId204">
-        <w:r>
-          <w:rPr>
-            <w:rStyle w:val="Hyperlink"/>
-          </w:rPr>
-          <w:t xml:space="preserve">https://thuvienphapluat.vn/banan/tin-tuc/quy-dinh-ve-mau-sac-seri-bien-so-xe-cua-co-quan-to-chuc-ca-nhan-trong-nuoc-tu-nam-2025-12612.html</w:t>
-        </w:r>
-      </w:hyperlink>
-      <w:r>
-        <w:t xml:space="preserve"> </w:t>
-      </w:r>
-      <w:r>
-        <w:t xml:space="preserve">(truy cập ngày 2026-07-19).</w:t>
-      </w:r>
-    </w:p>
-    <w:p>
-      <w:pPr>
-        <w:pStyle w:val="BodyText"/>
-      </w:pPr>
-      <w:r>
-        <w:t xml:space="preserve">[33] "License Plate Localization Based on Edge Detection and Morphology," trong</w:t>
-      </w:r>
-      <w:r>
-        <w:t xml:space="preserve"> </w:t>
-      </w:r>
-      <w:r>
-        <w:rPr>
-          <w:i/>
-          <w:iCs/>
-        </w:rPr>
-        <w:t xml:space="preserve">Lecture Notes in Electrical Engineering</w:t>
-      </w:r>
-      <w:r>
-        <w:t xml:space="preserve">, Springer, 2012. doi: 10.1007/978-3-642-25899-2_92.</w:t>
-      </w:r>
-    </w:p>
-    <w:p>
-      <w:pPr>
-        <w:pStyle w:val="BodyText"/>
-      </w:pPr>
-      <w:r>
-        <w:t xml:space="preserve">[34] "License plate localization based on edge-geometrical features using morphological approach," trong</w:t>
-      </w:r>
-      <w:r>
-        <w:t xml:space="preserve"> </w:t>
-      </w:r>
-      <w:r>
-        <w:rPr>
-          <w:i/>
-          <w:iCs/>
-        </w:rPr>
-        <w:t xml:space="preserve">IEEE International Conference</w:t>
-      </w:r>
-      <w:r>
-        <w:t xml:space="preserve">, 2013. [Trực tuyến]. Địa chỉ:</w:t>
-      </w:r>
-      <w:r>
-        <w:t xml:space="preserve"> </w:t>
-      </w:r>
-      <w:hyperlink r:id="rId205">
-        <w:r>
-          <w:rPr>
-            <w:rStyle w:val="Hyperlink"/>
-          </w:rPr>
-          <w:t xml:space="preserve">https://ieeexplore.ieee.org/document/6738937/</w:t>
-        </w:r>
-      </w:hyperlink>
-      <w:r>
-        <w:t xml:space="preserve"> </w:t>
-      </w:r>
-      <w:r>
-        <w:t xml:space="preserve">(truy cập ngày 2026-07-19).</w:t>
-      </w:r>
-    </w:p>
-    <w:p>
-      <w:pPr>
-        <w:pStyle w:val="BodyText"/>
-      </w:pPr>
-      <w:r>
-        <w:t xml:space="preserve">[35] "Research on Characters Segmentation in One-Row and Two-Row of Vietnam License Plates,"</w:t>
-      </w:r>
-      <w:r>
-        <w:t xml:space="preserve"> </w:t>
-      </w:r>
-      <w:r>
-        <w:rPr>
-          <w:i/>
-          <w:iCs/>
-        </w:rPr>
-        <w:t xml:space="preserve">Advanced Materials Research</w:t>
-      </w:r>
-      <w:r>
-        <w:t xml:space="preserve">, q. 479-481, 2012. [Trực tuyến]. Địa chỉ:</w:t>
-      </w:r>
-      <w:r>
-        <w:t xml:space="preserve"> </w:t>
-      </w:r>
-      <w:hyperlink r:id="rId206">
-        <w:r>
-          <w:rPr>
-            <w:rStyle w:val="Hyperlink"/>
-          </w:rPr>
-          <w:t xml:space="preserve">https://www.scientific.net/AMR.479-481.2293</w:t>
-        </w:r>
-      </w:hyperlink>
-      <w:r>
-        <w:t xml:space="preserve"> </w:t>
-      </w:r>
-      <w:r>
-        <w:t xml:space="preserve">(truy cập ngày 2026-07-19).</w:t>
-      </w:r>
-    </w:p>
-    <w:p>
-      <w:pPr>
-        <w:pStyle w:val="BodyText"/>
-      </w:pPr>
-      <w:r>
-        <w:t xml:space="preserve">[36] mrzaizai2k, "mrzaizai2k/VIETNAMESE_LICENSE_PLATE," GitHub, 2025. [Trực tuyến]. Địa chỉ:</w:t>
-      </w:r>
-      <w:r>
-        <w:t xml:space="preserve"> </w:t>
-      </w:r>
-      <w:hyperlink r:id="rId207">
-        <w:r>
-          <w:rPr>
-            <w:rStyle w:val="Hyperlink"/>
-          </w:rPr>
-          <w:t xml:space="preserve">https://github.com/mrzaizai2k/VIETNAMESE_LICENSE_PLATE</w:t>
-        </w:r>
-      </w:hyperlink>
-      <w:r>
-        <w:t xml:space="preserve"> </w:t>
-      </w:r>
-      <w:r>
-        <w:t xml:space="preserve">(truy cập ngày 2026-07-19).</w:t>
-      </w:r>
-    </w:p>
-    <w:p>
-      <w:pPr>
-        <w:pStyle w:val="BodyText"/>
-      </w:pPr>
-      <w:r>
-        <w:t xml:space="preserve">[37] R. Laroca và cộng sự, "A Robust Real-Time Automatic License Plate Recognition Based on the YOLO Detector," trong</w:t>
-      </w:r>
-      <w:r>
-        <w:t xml:space="preserve"> </w:t>
-      </w:r>
-      <w:r>
-        <w:rPr>
-          <w:i/>
-          <w:iCs/>
-        </w:rPr>
-        <w:t xml:space="preserve">International Joint Conference on Neural Networks (IJCNN)</w:t>
-      </w:r>
-      <w:r>
-        <w:t xml:space="preserve">, 2018. [Trực tuyến]. Địa chỉ:</w:t>
-      </w:r>
-      <w:r>
-        <w:t xml:space="preserve"> </w:t>
-      </w:r>
-      <w:hyperlink r:id="rId208">
-        <w:r>
-          <w:rPr>
-            <w:rStyle w:val="Hyperlink"/>
-          </w:rPr>
-          <w:t xml:space="preserve">https://arxiv.org/abs/1802.09567</w:t>
-        </w:r>
-      </w:hyperlink>
-      <w:r>
-        <w:t xml:space="preserve"> </w:t>
-      </w:r>
-      <w:r>
-        <w:t xml:space="preserve">(truy cập ngày 2026-07-19).</w:t>
-      </w:r>
-    </w:p>
-    <w:p>
-      <w:pPr>
-        <w:pStyle w:val="BodyText"/>
-      </w:pPr>
-      <w:r>
-        <w:t xml:space="preserve">[38] Z. Xu và cộng sự, "Towards End-to-End License Plate Detection and Recognition: A Large Dataset and Baseline," trong</w:t>
-      </w:r>
-      <w:r>
-        <w:t xml:space="preserve"> </w:t>
-      </w:r>
-      <w:r>
-        <w:rPr>
-          <w:i/>
-          <w:iCs/>
-        </w:rPr>
-        <w:t xml:space="preserve">European Conference on Computer Vision (ECCV)</w:t>
-      </w:r>
-      <w:r>
-        <w:t xml:space="preserve">, 2018. [Trực tuyến]. Địa chỉ:</w:t>
-      </w:r>
-      <w:r>
-        <w:t xml:space="preserve"> </w:t>
-      </w:r>
-      <w:hyperlink r:id="rId209">
-        <w:r>
-          <w:rPr>
-            <w:rStyle w:val="Hyperlink"/>
-          </w:rPr>
-          <w:t xml:space="preserve">https://openaccess.thecvf.com/content_ECCV_2018/papers/Zhenbo_Xu_Towards_End-to-End_License_ECCV_2018_paper.pdf</w:t>
-        </w:r>
-      </w:hyperlink>
-      <w:r>
-        <w:t xml:space="preserve"> </w:t>
-      </w:r>
-      <w:r>
-        <w:t xml:space="preserve">(truy cập ngày 2026-07-19).</w:t>
-      </w:r>
-    </w:p>
-    <w:p>
-      <w:pPr>
-        <w:pStyle w:val="BodyText"/>
-      </w:pPr>
-      <w:r>
-        <w:t xml:space="preserve">[39] H. Li, P. Wang, C. Shen, "Toward End-to-End Car License Plate Detection and Recognition With Deep Neural Networks,"</w:t>
-      </w:r>
-      <w:r>
-        <w:t xml:space="preserve"> </w:t>
-      </w:r>
-      <w:r>
-        <w:rPr>
-          <w:i/>
-          <w:iCs/>
-        </w:rPr>
-        <w:t xml:space="preserve">IEEE Transactions on Intelligent Transportation Systems</w:t>
-      </w:r>
-      <w:r>
-        <w:t xml:space="preserve">, q. 20, s. 3, tr. 1126–1136, 2019. doi: 10.1109/TITS.2018.2847291.</w:t>
-      </w:r>
-    </w:p>
-    <w:p>
-      <w:pPr>
-        <w:pStyle w:val="BodyText"/>
-      </w:pPr>
-      <w:r>
-        <w:t xml:space="preserve">[40] S. Zherzdev, A. Gruzdev, "LPRNet: License Plate Recognition via Deep Neural Networks,"</w:t>
-      </w:r>
-      <w:r>
-        <w:t xml:space="preserve"> </w:t>
-      </w:r>
-      <w:r>
-        <w:rPr>
-          <w:i/>
-          <w:iCs/>
-        </w:rPr>
-        <w:t xml:space="preserve">arXiv preprint arXiv:1806.10447</w:t>
-      </w:r>
-      <w:r>
-        <w:t xml:space="preserve">, 2018. [Trực tuyến]. Địa chỉ:</w:t>
-      </w:r>
-      <w:r>
-        <w:t xml:space="preserve"> </w:t>
-      </w:r>
-      <w:hyperlink r:id="rId210">
-        <w:r>
-          <w:rPr>
-            <w:rStyle w:val="Hyperlink"/>
-          </w:rPr>
-          <w:t xml:space="preserve">https://arxiv.org/abs/1806.10447</w:t>
-        </w:r>
-      </w:hyperlink>
-      <w:r>
-        <w:t xml:space="preserve"> </w:t>
-      </w:r>
-      <w:r>
-        <w:t xml:space="preserve">(truy cập ngày 2026-07-19).</w:t>
-      </w:r>
-    </w:p>
-    <w:p>
-      <w:pPr>
-        <w:pStyle w:val="BodyText"/>
-      </w:pPr>
-      <w:r>
-        <w:t xml:space="preserve">[41] L. Zhang, P. Wang, H. Li, Z. Li, C. Shen, Y. Zhang, "A Robust Attentional Framework for License Plate Recognition in the Wild,"</w:t>
-      </w:r>
-      <w:r>
-        <w:t xml:space="preserve"> </w:t>
-      </w:r>
-      <w:r>
-        <w:rPr>
-          <w:i/>
-          <w:iCs/>
-        </w:rPr>
-        <w:t xml:space="preserve">IEEE Transactions on Intelligent Transportation Systems</w:t>
-      </w:r>
-      <w:r>
-        <w:t xml:space="preserve">, q. 22, s. 11, tr. 6967–6976, 2020. doi: 10.1109/TITS.2020.3000072.</w:t>
-      </w:r>
-    </w:p>
-    <w:p>
-      <w:pPr>
-        <w:pStyle w:val="BodyText"/>
-      </w:pPr>
-      <w:r>
-        <w:t xml:space="preserve">[42] E. Shabaninia, F. Asadi-zeydabadi, H. Nezamabadi-pour, "Layout-Independent License Plate Recognition via Integrated Vision and Language Models,"</w:t>
-      </w:r>
-      <w:r>
-        <w:t xml:space="preserve"> </w:t>
-      </w:r>
-      <w:r>
-        <w:rPr>
-          <w:i/>
-          <w:iCs/>
-        </w:rPr>
-        <w:t xml:space="preserve">arXiv preprint arXiv:2510.10533</w:t>
-      </w:r>
-      <w:r>
-        <w:t xml:space="preserve">, 2025. [Trực tuyến]. Địa chỉ:</w:t>
+        <w:t xml:space="preserve">[39] Microsoft ONNX Runtime, "Thread management — ONNX Runtime Performance Tuning (intra/inter op threads, spinning, NUMA)," Microsoft, 2025. [Trực tuyến]. Địa chỉ:</w:t>
       </w:r>
       <w:r>
         <w:t xml:space="preserve"> </w:t>
       </w:r>
       <w:hyperlink r:id="rId211">
-        <w:r>
-          <w:rPr>
-            <w:rStyle w:val="Hyperlink"/>
-          </w:rPr>
-          <w:t xml:space="preserve">https://arxiv.org/abs/2510.10533</w:t>
-        </w:r>
-      </w:hyperlink>
-      <w:r>
-        <w:t xml:space="preserve"> </w:t>
-      </w:r>
-      <w:r>
-        <w:t xml:space="preserve">(truy cập ngày 2026-07-19).</w:t>
-      </w:r>
-    </w:p>
-    <w:p>
-      <w:pPr>
-        <w:pStyle w:val="BodyText"/>
-      </w:pPr>
-      <w:r>
-        <w:t xml:space="preserve">[43] N. AlDahoul và cộng sự, "Advancing Vehicle Plate Recognition: Multitasking Visual Language Models with VehiclePaliGemma,"</w:t>
-      </w:r>
-      <w:r>
-        <w:t xml:space="preserve"> </w:t>
-      </w:r>
-      <w:r>
-        <w:rPr>
-          <w:i/>
-          <w:iCs/>
-        </w:rPr>
-        <w:t xml:space="preserve">arXiv preprint arXiv:2412.14197</w:t>
-      </w:r>
-      <w:r>
-        <w:t xml:space="preserve">, 2024. [Trực tuyến]. Địa chỉ:</w:t>
-      </w:r>
-      <w:r>
-        <w:t xml:space="preserve"> </w:t>
-      </w:r>
-      <w:hyperlink r:id="rId212">
-        <w:r>
-          <w:rPr>
-            <w:rStyle w:val="Hyperlink"/>
-          </w:rPr>
-          <w:t xml:space="preserve">https://arxiv.org/abs/2412.14197</w:t>
-        </w:r>
-      </w:hyperlink>
-      <w:r>
-        <w:t xml:space="preserve"> </w:t>
-      </w:r>
-      <w:r>
-        <w:t xml:space="preserve">(truy cập ngày 2026-07-19).</w:t>
-      </w:r>
-    </w:p>
-    <w:p>
-      <w:pPr>
-        <w:pStyle w:val="BodyText"/>
-      </w:pPr>
-      <w:r>
-        <w:t xml:space="preserve">[44] H. Gong, H. Liu, "LP-LLM: End-to-End Real-World Degraded License Plate Text Recognition via Large Multimodal Models,"</w:t>
-      </w:r>
-      <w:r>
-        <w:t xml:space="preserve"> </w:t>
-      </w:r>
-      <w:r>
-        <w:rPr>
-          <w:i/>
-          <w:iCs/>
-        </w:rPr>
-        <w:t xml:space="preserve">arXiv preprint arXiv:2601.09116</w:t>
-      </w:r>
-      <w:r>
-        <w:t xml:space="preserve">, 2026. [Trực tuyến]. Địa chỉ:</w:t>
-      </w:r>
-      <w:r>
-        <w:t xml:space="preserve"> </w:t>
-      </w:r>
-      <w:hyperlink r:id="rId213">
-        <w:r>
-          <w:rPr>
-            <w:rStyle w:val="Hyperlink"/>
-          </w:rPr>
-          <w:t xml:space="preserve">https://arxiv.org/abs/2601.09116</w:t>
-        </w:r>
-      </w:hyperlink>
-      <w:r>
-        <w:t xml:space="preserve"> </w:t>
-      </w:r>
-      <w:r>
-        <w:t xml:space="preserve">(truy cập ngày 2026-07-19).</w:t>
-      </w:r>
-    </w:p>
-    <w:p>
-      <w:pPr>
-        <w:pStyle w:val="BodyText"/>
-      </w:pPr>
-      <w:r>
-        <w:t xml:space="preserve">[45] Y. Wang, Z. Bian, Y. Zhou, L. Chau, "Rethinking and Designing a High-performing Automatic License Plate Recognition Approach,"</w:t>
-      </w:r>
-      <w:r>
-        <w:t xml:space="preserve"> </w:t>
-      </w:r>
-      <w:r>
-        <w:rPr>
-          <w:i/>
-          <w:iCs/>
-        </w:rPr>
-        <w:t xml:space="preserve">IEEE Transactions on Intelligent Transportation Systems</w:t>
-      </w:r>
-      <w:r>
-        <w:t xml:space="preserve">, 2021. doi: 10.1109/TITS.2021.3087158.</w:t>
-      </w:r>
-    </w:p>
-    <w:p>
-      <w:pPr>
-        <w:pStyle w:val="BodyText"/>
-      </w:pPr>
-      <w:r>
-        <w:t xml:space="preserve">[46] A. Wang và cộng sự, "YOLOv10: Real-Time End-to-End Object Detection,"</w:t>
-      </w:r>
-      <w:r>
-        <w:t xml:space="preserve"> </w:t>
-      </w:r>
-      <w:r>
-        <w:rPr>
-          <w:i/>
-          <w:iCs/>
-        </w:rPr>
-        <w:t xml:space="preserve">arXiv preprint arXiv:2405.14458</w:t>
-      </w:r>
-      <w:r>
-        <w:t xml:space="preserve">, 2024. doi: 10.48550/arXiv.2405.14458.</w:t>
-      </w:r>
-    </w:p>
-    <w:p>
-      <w:pPr>
-        <w:pStyle w:val="BodyText"/>
-      </w:pPr>
-      <w:r>
-        <w:t xml:space="preserve">[47] G. Jocher, J. Qiu, M. Liu, S. Lyu, F. C. Akyon, M. E. Kalfaoglu, "Ultralytics YOLO26," Ultralytics, 2025. [Trực tuyến]. Địa chỉ:</w:t>
-      </w:r>
-      <w:r>
-        <w:t xml:space="preserve"> </w:t>
-      </w:r>
-      <w:hyperlink r:id="rId214">
-        <w:r>
-          <w:rPr>
-            <w:rStyle w:val="Hyperlink"/>
-          </w:rPr>
-          <w:t xml:space="preserve">https://docs.ultralytics.com/models/yolo26/</w:t>
-        </w:r>
-      </w:hyperlink>
-      <w:r>
-        <w:t xml:space="preserve"> </w:t>
-      </w:r>
-      <w:r>
-        <w:t xml:space="preserve">(truy cập ngày 2026-07-19).</w:t>
-      </w:r>
-    </w:p>
-    <w:p>
-      <w:pPr>
-        <w:pStyle w:val="BodyText"/>
-      </w:pPr>
-      <w:r>
-        <w:t xml:space="preserve">[48] "Advanced deep learning techniques for automated license plate recognition,"</w:t>
-      </w:r>
-      <w:r>
-        <w:t xml:space="preserve"> </w:t>
-      </w:r>
-      <w:r>
-        <w:rPr>
-          <w:i/>
-          <w:iCs/>
-        </w:rPr>
-        <w:t xml:space="preserve">Scientific Reports</w:t>
-      </w:r>
-      <w:r>
-        <w:t xml:space="preserve">, 2025. [Trực tuyến]. Địa chỉ:</w:t>
-      </w:r>
-      <w:r>
-        <w:t xml:space="preserve"> </w:t>
-      </w:r>
-      <w:hyperlink r:id="rId215">
-        <w:r>
-          <w:rPr>
-            <w:rStyle w:val="Hyperlink"/>
-          </w:rPr>
-          <w:t xml:space="preserve">https://pmc.ncbi.nlm.nih.gov/articles/PMC12639091/</w:t>
-        </w:r>
-      </w:hyperlink>
-      <w:r>
-        <w:t xml:space="preserve"> </w:t>
-      </w:r>
-      <w:r>
-        <w:t xml:space="preserve">(truy cập ngày 2026-07-19).</w:t>
-      </w:r>
-    </w:p>
-    <w:p>
-      <w:pPr>
-        <w:pStyle w:val="BodyText"/>
-      </w:pPr>
-      <w:r>
-        <w:t xml:space="preserve">[49] G. Jocher, A. Chaurasia, J. Qiu, "Ultralytics YOLOv8," Ultralytics, 2023. [Trực tuyến]. Địa chỉ:</w:t>
-      </w:r>
-      <w:r>
-        <w:t xml:space="preserve"> </w:t>
-      </w:r>
-      <w:hyperlink r:id="rId216">
-        <w:r>
-          <w:rPr>
-            <w:rStyle w:val="Hyperlink"/>
-          </w:rPr>
-          <w:t xml:space="preserve">https://docs.ultralytics.com/models/yolov8/</w:t>
-        </w:r>
-      </w:hyperlink>
-      <w:r>
-        <w:t xml:space="preserve"> </w:t>
-      </w:r>
-      <w:r>
-        <w:t xml:space="preserve">(truy cập ngày 2026-07-19).</w:t>
-      </w:r>
-    </w:p>
-    <w:p>
-      <w:pPr>
-        <w:pStyle w:val="BodyText"/>
-      </w:pPr>
-      <w:r>
-        <w:t xml:space="preserve">[50] R. Khanam, M. Hussain, "YOLOv11: An Overview of the Key Architectural Enhancements,"</w:t>
-      </w:r>
-      <w:r>
-        <w:t xml:space="preserve"> </w:t>
-      </w:r>
-      <w:r>
-        <w:rPr>
-          <w:i/>
-          <w:iCs/>
-        </w:rPr>
-        <w:t xml:space="preserve">arXiv preprint arXiv:2410.17725</w:t>
-      </w:r>
-      <w:r>
-        <w:t xml:space="preserve">, 2024. [Trực tuyến]. Địa chỉ:</w:t>
-      </w:r>
-      <w:r>
-        <w:t xml:space="preserve"> </w:t>
-      </w:r>
-      <w:hyperlink r:id="rId217">
-        <w:r>
-          <w:rPr>
-            <w:rStyle w:val="Hyperlink"/>
-          </w:rPr>
-          <w:t xml:space="preserve">https://arxiv.org/abs/2410.17725</w:t>
-        </w:r>
-      </w:hyperlink>
-      <w:r>
-        <w:t xml:space="preserve"> </w:t>
-      </w:r>
-      <w:r>
-        <w:t xml:space="preserve">(truy cập ngày 2026-07-19).</w:t>
-      </w:r>
-    </w:p>
-    <w:p>
-      <w:pPr>
-        <w:pStyle w:val="BodyText"/>
-      </w:pPr>
-      <w:r>
-        <w:t xml:space="preserve">[51] Ultralytics, "ultralytics/nn/modules/block.py — dinh nghia C2f, C3k, C3k2, C2PSA, PSABlock, Attention," GitHub, 2026. [Trực tuyến]. Địa chỉ:</w:t>
-      </w:r>
-      <w:r>
-        <w:t xml:space="preserve"> </w:t>
-      </w:r>
-      <w:hyperlink r:id="rId218">
-        <w:r>
-          <w:rPr>
-            <w:rStyle w:val="Hyperlink"/>
-          </w:rPr>
-          <w:t xml:space="preserve">https://github.com/ultralytics/ultralytics/blob/main/ultralytics/nn/modules/block.py</w:t>
-        </w:r>
-      </w:hyperlink>
-      <w:r>
-        <w:t xml:space="preserve"> </w:t>
-      </w:r>
-      <w:r>
-        <w:t xml:space="preserve">(truy cập ngày 2026-07-19).</w:t>
-      </w:r>
-    </w:p>
-    <w:p>
-      <w:pPr>
-        <w:pStyle w:val="BodyText"/>
-      </w:pPr>
-      <w:r>
-        <w:t xml:space="preserve">[52] Ultralytics, "YOLO11 vs YOLOv8 — so sánh chính thức," Ultralytics, 2025. [Trực tuyến]. Địa chỉ:</w:t>
-      </w:r>
-      <w:r>
-        <w:t xml:space="preserve"> </w:t>
-      </w:r>
-      <w:hyperlink r:id="rId219">
-        <w:r>
-          <w:rPr>
-            <w:rStyle w:val="Hyperlink"/>
-          </w:rPr>
-          <w:t xml:space="preserve">https://docs.ultralytics.com/compare/yolo11-vs-yolov8/</w:t>
-        </w:r>
-      </w:hyperlink>
-      <w:r>
-        <w:t xml:space="preserve"> </w:t>
-      </w:r>
-      <w:r>
-        <w:t xml:space="preserve">(truy cập ngày 2026-07-19).</w:t>
-      </w:r>
-    </w:p>
-    <w:p>
-      <w:pPr>
-        <w:pStyle w:val="BodyText"/>
-      </w:pPr>
-      <w:r>
-        <w:t xml:space="preserve">[53] C. Wang, I. Yeh, H. M. Liao, "YOLOv9: Learning What You Want to Learn Using Programmable Gradient Information," ECCV 2024 / Ultralytics Docs, 2024. [Trực tuyến]. Địa chỉ:</w:t>
-      </w:r>
-      <w:r>
-        <w:t xml:space="preserve"> </w:t>
-      </w:r>
-      <w:hyperlink r:id="rId220">
-        <w:r>
-          <w:rPr>
-            <w:rStyle w:val="Hyperlink"/>
-          </w:rPr>
-          <w:t xml:space="preserve">https://docs.ultralytics.com/models/yolov9/</w:t>
-        </w:r>
-      </w:hyperlink>
-      <w:r>
-        <w:t xml:space="preserve"> </w:t>
-      </w:r>
-      <w:r>
-        <w:t xml:space="preserve">(truy cập ngày 2026-07-19).</w:t>
-      </w:r>
-    </w:p>
-    <w:p>
-      <w:pPr>
-        <w:pStyle w:val="BodyText"/>
-      </w:pPr>
-      <w:r>
-        <w:t xml:space="preserve">[54] Y. Tian, Q. Ye, D. Doermann, "YOLOv12: Attention-Centric Real-Time Object Detectors,"</w:t>
-      </w:r>
-      <w:r>
-        <w:t xml:space="preserve"> </w:t>
-      </w:r>
-      <w:r>
-        <w:rPr>
-          <w:i/>
-          <w:iCs/>
-        </w:rPr>
-        <w:t xml:space="preserve">arXiv preprint arXiv:2502.12524</w:t>
-      </w:r>
-      <w:r>
-        <w:t xml:space="preserve">, 2025. [Trực tuyến]. Địa chỉ:</w:t>
-      </w:r>
-      <w:r>
-        <w:t xml:space="preserve"> </w:t>
-      </w:r>
-      <w:hyperlink r:id="rId221">
-        <w:r>
-          <w:rPr>
-            <w:rStyle w:val="Hyperlink"/>
-          </w:rPr>
-          <w:t xml:space="preserve">https://arxiv.org/abs/2502.12524</w:t>
-        </w:r>
-      </w:hyperlink>
-      <w:r>
-        <w:t xml:space="preserve"> </w:t>
-      </w:r>
-      <w:r>
-        <w:t xml:space="preserve">(truy cập ngày 2026-07-19).</w:t>
-      </w:r>
-    </w:p>
-    <w:p>
-      <w:pPr>
-        <w:pStyle w:val="BodyText"/>
-      </w:pPr>
-      <w:r>
-        <w:t xml:space="preserve">[55] M. Lei và cộng sự, "YOLOv13: Real-Time Object Detection with Hypergraph-Enhanced Adaptive Visual Perception,"</w:t>
-      </w:r>
-      <w:r>
-        <w:t xml:space="preserve"> </w:t>
-      </w:r>
-      <w:r>
-        <w:rPr>
-          <w:i/>
-          <w:iCs/>
-        </w:rPr>
-        <w:t xml:space="preserve">arXiv preprint arXiv:2506.17733</w:t>
-      </w:r>
-      <w:r>
-        <w:t xml:space="preserve">, 2025. [Trực tuyến]. Địa chỉ:</w:t>
-      </w:r>
-      <w:r>
-        <w:t xml:space="preserve"> </w:t>
-      </w:r>
-      <w:hyperlink r:id="rId222">
-        <w:r>
-          <w:rPr>
-            <w:rStyle w:val="Hyperlink"/>
-          </w:rPr>
-          <w:t xml:space="preserve">https://arxiv.org/abs/2506.17733</w:t>
-        </w:r>
-      </w:hyperlink>
-      <w:r>
-        <w:t xml:space="preserve"> </w:t>
-      </w:r>
-      <w:r>
-        <w:t xml:space="preserve">(truy cập ngày 2026-07-19).</w:t>
-      </w:r>
-    </w:p>
-    <w:p>
-      <w:pPr>
-        <w:pStyle w:val="BodyText"/>
-      </w:pPr>
-      <w:r>
-        <w:t xml:space="preserve">[56] P. Batra và cộng sự, "A Novel Memory and Time-Efficient ALPR System Based on YOLOv5,"</w:t>
-      </w:r>
-      <w:r>
-        <w:t xml:space="preserve"> </w:t>
-      </w:r>
-      <w:r>
-        <w:rPr>
-          <w:i/>
-          <w:iCs/>
-        </w:rPr>
-        <w:t xml:space="preserve">Sensors</w:t>
-      </w:r>
-      <w:r>
-        <w:t xml:space="preserve">, q. 22, s. 14, tr. 5283, 2022. doi: 10.3390/s22145283.</w:t>
-      </w:r>
-    </w:p>
-    <w:p>
-      <w:pPr>
-        <w:pStyle w:val="BodyText"/>
-      </w:pPr>
-      <w:r>
-        <w:t xml:space="preserve">[57] "Automatic License Plate Detection System with YOLOv11 Algorithm,"</w:t>
-      </w:r>
-      <w:r>
-        <w:t xml:space="preserve"> </w:t>
-      </w:r>
-      <w:r>
-        <w:rPr>
-          <w:i/>
-          <w:iCs/>
-        </w:rPr>
-        <w:t xml:space="preserve">Journal of Applied Informatics and Computing (JAIC)</w:t>
-      </w:r>
-      <w:r>
-        <w:t xml:space="preserve">, 2025. [Trực tuyến]. Địa chỉ:</w:t>
-      </w:r>
-      <w:r>
-        <w:t xml:space="preserve"> </w:t>
-      </w:r>
-      <w:hyperlink r:id="rId223">
-        <w:r>
-          <w:rPr>
-            <w:rStyle w:val="Hyperlink"/>
-          </w:rPr>
-          <w:t xml:space="preserve">https://jurnal.polibatam.ac.id/index.php/JAIC/article/view/11484</w:t>
-        </w:r>
-      </w:hyperlink>
-      <w:r>
-        <w:t xml:space="preserve"> </w:t>
-      </w:r>
-      <w:r>
-        <w:t xml:space="preserve">(truy cập ngày 2026-07-19).</w:t>
-      </w:r>
-    </w:p>
-    <w:p>
-      <w:pPr>
-        <w:pStyle w:val="BodyText"/>
-      </w:pPr>
-      <w:r>
-        <w:t xml:space="preserve">[58] "Vehicle License Plate Number Detection with YOLO11,"</w:t>
-      </w:r>
-      <w:r>
-        <w:t xml:space="preserve"> </w:t>
-      </w:r>
-      <w:r>
-        <w:rPr>
-          <w:i/>
-          <w:iCs/>
-        </w:rPr>
-        <w:t xml:space="preserve">Journal of Computer Science and Informatics Engineering (J-Cosine)</w:t>
-      </w:r>
-      <w:r>
-        <w:t xml:space="preserve">, 2025. [Trực tuyến]. Địa chỉ:</w:t>
-      </w:r>
-      <w:r>
-        <w:t xml:space="preserve"> </w:t>
-      </w:r>
-      <w:hyperlink r:id="rId224">
-        <w:r>
-          <w:rPr>
-            <w:rStyle w:val="Hyperlink"/>
-          </w:rPr>
-          <w:t xml:space="preserve">https://jcosine.if.unram.ac.id/index.php/jcosine/article/view/656</w:t>
-        </w:r>
-      </w:hyperlink>
-      <w:r>
-        <w:t xml:space="preserve"> </w:t>
-      </w:r>
-      <w:r>
-        <w:t xml:space="preserve">(truy cập ngày 2026-07-19).</w:t>
-      </w:r>
-    </w:p>
-    <w:p>
-      <w:pPr>
-        <w:pStyle w:val="BodyText"/>
-      </w:pPr>
-      <w:r>
-        <w:t xml:space="preserve">[59] Le Quy Don Technical University, "An efficient method to improve the accuracy of Vietnamese vehicle license plate recognition in unconstrained environment," trong</w:t>
-      </w:r>
-      <w:r>
-        <w:t xml:space="preserve"> </w:t>
-      </w:r>
-      <w:r>
-        <w:rPr>
-          <w:i/>
-          <w:iCs/>
-        </w:rPr>
-        <w:t xml:space="preserve">International Conference on Information and Computer Science (NICS)</w:t>
-      </w:r>
-      <w:r>
-        <w:t xml:space="preserve">, IEEE, 2021. [Trực tuyến]. Địa chỉ:</w:t>
-      </w:r>
-      <w:r>
-        <w:t xml:space="preserve"> </w:t>
-      </w:r>
-      <w:hyperlink r:id="rId225">
-        <w:r>
-          <w:rPr>
-            <w:rStyle w:val="Hyperlink"/>
-          </w:rPr>
-          <w:t xml:space="preserve">https://ieeexplore.ieee.org/document/9585279/</w:t>
-        </w:r>
-      </w:hyperlink>
-      <w:r>
-        <w:t xml:space="preserve"> </w:t>
-      </w:r>
-      <w:r>
-        <w:t xml:space="preserve">(truy cập ngày 2026-07-19).</w:t>
-      </w:r>
-    </w:p>
-    <w:p>
-      <w:pPr>
-        <w:pStyle w:val="BodyText"/>
-      </w:pPr>
-      <w:r>
-        <w:t xml:space="preserve">[60] Jaided AI, "JaidedAI/EasyOCR — DeepWiki (kien truc CRAFT + CRNN, kich thuoc model)," DeepWiki, 2025. [Trực tuyến]. Địa chỉ:</w:t>
-      </w:r>
-      <w:r>
-        <w:t xml:space="preserve"> </w:t>
-      </w:r>
-      <w:hyperlink r:id="rId226">
-        <w:r>
-          <w:rPr>
-            <w:rStyle w:val="Hyperlink"/>
-          </w:rPr>
-          <w:t xml:space="preserve">https://deepwiki.com/JaidedAI/EasyOCR</w:t>
-        </w:r>
-      </w:hyperlink>
-      <w:r>
-        <w:t xml:space="preserve"> </w:t>
-      </w:r>
-      <w:r>
-        <w:t xml:space="preserve">(truy cập ngày 2026-07-19).</w:t>
-      </w:r>
-    </w:p>
-    <w:p>
-      <w:pPr>
-        <w:pStyle w:val="BodyText"/>
-      </w:pPr>
-      <w:r>
-        <w:t xml:space="preserve">[61] "A Feasible Framework for Arbitrary-Shaped Scene Text Recognition,"</w:t>
-      </w:r>
-      <w:r>
-        <w:t xml:space="preserve"> </w:t>
-      </w:r>
-      <w:r>
-        <w:rPr>
-          <w:i/>
-          <w:iCs/>
-        </w:rPr>
-        <w:t xml:space="preserve">arXiv preprint arXiv:1912.04561</w:t>
-      </w:r>
-      <w:r>
-        <w:t xml:space="preserve">, 2019. [Trực tuyến]. Địa chỉ:</w:t>
-      </w:r>
-      <w:r>
-        <w:t xml:space="preserve"> </w:t>
-      </w:r>
-      <w:hyperlink r:id="rId227">
-        <w:r>
-          <w:rPr>
-            <w:rStyle w:val="Hyperlink"/>
-          </w:rPr>
-          <w:t xml:space="preserve">https://arxiv.org/pdf/1912.04561</w:t>
-        </w:r>
-      </w:hyperlink>
-      <w:r>
-        <w:t xml:space="preserve"> </w:t>
-      </w:r>
-      <w:r>
-        <w:t xml:space="preserve">(truy cập ngày 2026-07-19).</w:t>
-      </w:r>
-    </w:p>
-    <w:p>
-      <w:pPr>
-        <w:pStyle w:val="BodyText"/>
-      </w:pPr>
-      <w:r>
-        <w:t xml:space="preserve">[62] PaddleOCR community, "PaddleOCR Issue #14109 — rec_image_shape mac dinh '3, 48, 320' tu PP-OCRv3," GitHub, không rõ năm. [Trực tuyến]. Địa chỉ:</w:t>
-      </w:r>
-      <w:r>
-        <w:t xml:space="preserve"> </w:t>
-      </w:r>
-      <w:hyperlink r:id="rId228">
-        <w:r>
-          <w:rPr>
-            <w:rStyle w:val="Hyperlink"/>
-          </w:rPr>
-          <w:t xml:space="preserve">https://github.com/PaddlePaddle/PaddleOCR/issues/14109</w:t>
-        </w:r>
-      </w:hyperlink>
-      <w:r>
-        <w:t xml:space="preserve"> </w:t>
-      </w:r>
-      <w:r>
-        <w:t xml:space="preserve">(truy cập ngày 2026-07-19).</w:t>
-      </w:r>
-    </w:p>
-    <w:p>
-      <w:pPr>
-        <w:pStyle w:val="BodyText"/>
-      </w:pPr>
-      <w:r>
-        <w:t xml:space="preserve">[63] "PatrolVision: Automated License Plate Recognition in the wild,"</w:t>
-      </w:r>
-      <w:r>
-        <w:t xml:space="preserve"> </w:t>
-      </w:r>
-      <w:r>
-        <w:rPr>
-          <w:i/>
-          <w:iCs/>
-        </w:rPr>
-        <w:t xml:space="preserve">arXiv preprint arXiv:2504.10810</w:t>
-      </w:r>
-      <w:r>
-        <w:t xml:space="preserve">, 2025. [Trực tuyến]. Địa chỉ:</w:t>
-      </w:r>
-      <w:r>
-        <w:t xml:space="preserve"> </w:t>
-      </w:r>
-      <w:hyperlink r:id="rId229">
-        <w:r>
-          <w:rPr>
-            <w:rStyle w:val="Hyperlink"/>
-          </w:rPr>
-          <w:t xml:space="preserve">https://arxiv.org/html/2504.10810v1</w:t>
-        </w:r>
-      </w:hyperlink>
-      <w:r>
-        <w:t xml:space="preserve"> </w:t>
-      </w:r>
-      <w:r>
-        <w:t xml:space="preserve">(truy cập ngày 2026-07-19).</w:t>
-      </w:r>
-    </w:p>
-    <w:p>
-      <w:pPr>
-        <w:pStyle w:val="BodyText"/>
-      </w:pPr>
-      <w:r>
-        <w:t xml:space="preserve">[64] we0091234, "double_plate_split_merge.py — mã tách và ghép biển hai tầng (5/12 và 1/3 + hstack)," GitHub, không rõ năm. [Trực tuyến]. Địa chỉ:</w:t>
-      </w:r>
-      <w:r>
-        <w:t xml:space="preserve"> </w:t>
-      </w:r>
-      <w:hyperlink r:id="rId230">
-        <w:r>
-          <w:rPr>
-            <w:rStyle w:val="Hyperlink"/>
-          </w:rPr>
-          <w:t xml:space="preserve">https://raw.githubusercontent.com/we0091234/Chinese_license_plate_detection_recognition/main/plate_recognition/double_plate_split_merge.py</w:t>
-        </w:r>
-      </w:hyperlink>
-      <w:r>
-        <w:t xml:space="preserve"> </w:t>
-      </w:r>
-      <w:r>
-        <w:t xml:space="preserve">(truy cập ngày 2026-07-19).</w:t>
-      </w:r>
-    </w:p>
-    <w:p>
-      <w:pPr>
-        <w:pStyle w:val="BodyText"/>
-      </w:pPr>
-      <w:r>
-        <w:t xml:space="preserve">[65] PaddlePaddle, "PaddleOCR 3.x — OCR Pipeline Usage Tutorial," PaddleOCR, không rõ năm. [Trực tuyến]. Địa chỉ:</w:t>
-      </w:r>
-      <w:r>
-        <w:t xml:space="preserve"> </w:t>
-      </w:r>
-      <w:hyperlink r:id="rId231">
-        <w:r>
-          <w:rPr>
-            <w:rStyle w:val="Hyperlink"/>
-          </w:rPr>
-          <w:t xml:space="preserve">https://www.paddleocr.ai/latest/en/version3.x/pipeline_usage/OCR.html</w:t>
-        </w:r>
-      </w:hyperlink>
-      <w:r>
-        <w:t xml:space="preserve"> </w:t>
-      </w:r>
-      <w:r>
-        <w:t xml:space="preserve">(truy cập ngày 2026-07-19).</w:t>
-      </w:r>
-    </w:p>
-    <w:p>
-      <w:pPr>
-        <w:pStyle w:val="BodyText"/>
-      </w:pPr>
-      <w:r>
-        <w:t xml:space="preserve">[66] trungdinh22, "function/helper.py — logic phân biệt biển một dòng / hai dòng bằng kiểm tra thẳng hàng (abs_tol=3) và ghép theo y_mean," GitHub, không rõ năm. [Trực tuyến]. Địa chỉ:</w:t>
-      </w:r>
-      <w:r>
-        <w:t xml:space="preserve"> </w:t>
-      </w:r>
-      <w:hyperlink r:id="rId232">
-        <w:r>
-          <w:rPr>
-            <w:rStyle w:val="Hyperlink"/>
-          </w:rPr>
-          <w:t xml:space="preserve">https://raw.githubusercontent.com/trungdinh22/License-Plate-Recognition/main/function/helper.py</w:t>
-        </w:r>
-      </w:hyperlink>
-      <w:r>
-        <w:t xml:space="preserve"> </w:t>
-      </w:r>
-      <w:r>
-        <w:t xml:space="preserve">(truy cập ngày 2026-07-19).</w:t>
-      </w:r>
-    </w:p>
-    <w:p>
-      <w:pPr>
-        <w:pStyle w:val="BodyText"/>
-      </w:pPr>
-      <w:r>
-        <w:t xml:space="preserve">[67] PaddlePaddle, "PaddleOCR — ứng dụng nhận dạng biển số nhẹ (CCPD, PP-OCRv3, số liệu tinh chỉnh)," PaddleOCR v2.9, không rõ năm. [Trực tuyến]. Địa chỉ:</w:t>
-      </w:r>
-      <w:r>
-        <w:t xml:space="preserve"> </w:t>
-      </w:r>
-      <w:hyperlink r:id="rId233">
-        <w:r>
-          <w:rPr>
-            <w:rStyle w:val="Hyperlink"/>
-          </w:rPr>
-          <w:t xml:space="preserve">http://www.paddleocr.ai/v2.9/applications/%E8%BD%BB%E9%87%8F%E7%BA%A7%E8%BD%A6%E7%89%8C%E8%AF%86%E5%88%AB.html</w:t>
-        </w:r>
-      </w:hyperlink>
-      <w:r>
-        <w:t xml:space="preserve"> </w:t>
-      </w:r>
-      <w:r>
-        <w:t xml:space="preserve">(truy cập ngày 2026-07-19).</w:t>
-      </w:r>
-    </w:p>
-    <w:p>
-      <w:pPr>
-        <w:pStyle w:val="BodyText"/>
-      </w:pPr>
-      <w:r>
-        <w:t xml:space="preserve">[68] M. Li, "TrOCR: Transformer-based Optical Character Recognition with Pre-trained Models,"</w:t>
-      </w:r>
-      <w:r>
-        <w:t xml:space="preserve"> </w:t>
-      </w:r>
-      <w:r>
-        <w:rPr>
-          <w:i/>
-          <w:iCs/>
-        </w:rPr>
-        <w:t xml:space="preserve">arXiv preprint arXiv:2109.10282</w:t>
-      </w:r>
-      <w:r>
-        <w:t xml:space="preserve">, 2021. [Trực tuyến]. Địa chỉ:</w:t>
-      </w:r>
-      <w:r>
-        <w:t xml:space="preserve"> </w:t>
-      </w:r>
-      <w:hyperlink r:id="rId234">
-        <w:r>
-          <w:rPr>
-            <w:rStyle w:val="Hyperlink"/>
-          </w:rPr>
-          <w:t xml:space="preserve">https://arxiv.org/pdf/2109.10282</w:t>
-        </w:r>
-      </w:hyperlink>
-      <w:r>
-        <w:t xml:space="preserve"> </w:t>
-      </w:r>
-      <w:r>
-        <w:t xml:space="preserve">(truy cập ngày 2026-07-19).</w:t>
-      </w:r>
-    </w:p>
-    <w:p>
-      <w:pPr>
-        <w:pStyle w:val="BodyText"/>
-      </w:pPr>
-      <w:r>
-        <w:t xml:space="preserve">[69] Roboflow, "TrOCR — Roboflow Inference Models," Roboflow, 2025. [Trực tuyến]. Địa chỉ:</w:t>
-      </w:r>
-      <w:r>
-        <w:t xml:space="preserve"> </w:t>
-      </w:r>
-      <w:hyperlink r:id="rId235">
-        <w:r>
-          <w:rPr>
-            <w:rStyle w:val="Hyperlink"/>
-          </w:rPr>
-          <w:t xml:space="preserve">https://inference-models.roboflow.com/models/trocr/</w:t>
-        </w:r>
-      </w:hyperlink>
-      <w:r>
-        <w:t xml:space="preserve"> </w:t>
-      </w:r>
-      <w:r>
-        <w:t xml:space="preserve">(truy cập ngày 2026-07-19).</w:t>
-      </w:r>
-    </w:p>
-    <w:p>
-      <w:pPr>
-        <w:pStyle w:val="BodyText"/>
-      </w:pPr>
-      <w:r>
-        <w:t xml:space="preserve">[70] L. Dang, V. Duong Ngoc, L. T. V. Pham Cung, "Vietnam Vehicle Number Recognition Based on an Improved CRNN with Attention Mechanism,"</w:t>
-      </w:r>
-      <w:r>
-        <w:t xml:space="preserve"> </w:t>
-      </w:r>
-      <w:r>
-        <w:rPr>
-          <w:i/>
-          <w:iCs/>
-        </w:rPr>
-        <w:t xml:space="preserve">International Journal of Intelligent Transportation Systems Research</w:t>
-      </w:r>
-      <w:r>
-        <w:t xml:space="preserve">, 2024. doi: 10.1007/s13177-024-00402-7.</w:t>
-      </w:r>
-    </w:p>
-    <w:p>
-      <w:pPr>
-        <w:pStyle w:val="BodyText"/>
-      </w:pPr>
-      <w:r>
-        <w:t xml:space="preserve">[71] R. Laroca và cộng sự, "ICPR 2026 Competition on Low-Resolution License Plate Recognition," trong</w:t>
-      </w:r>
-      <w:r>
-        <w:t xml:space="preserve"> </w:t>
-      </w:r>
-      <w:r>
-        <w:rPr>
-          <w:i/>
-          <w:iCs/>
-        </w:rPr>
-        <w:t xml:space="preserve">International Conference on Pattern Recognition (ICPR)</w:t>
-      </w:r>
-      <w:r>
-        <w:t xml:space="preserve">, 2026. [Trực tuyến]. Địa chỉ:</w:t>
-      </w:r>
-      <w:r>
-        <w:t xml:space="preserve"> </w:t>
-      </w:r>
-      <w:hyperlink r:id="rId236">
-        <w:r>
-          <w:rPr>
-            <w:rStyle w:val="Hyperlink"/>
-          </w:rPr>
-          <w:t xml:space="preserve">https://arxiv.org/abs/2604.22506</w:t>
-        </w:r>
-      </w:hyperlink>
-      <w:r>
-        <w:t xml:space="preserve"> </w:t>
-      </w:r>
-      <w:r>
-        <w:t xml:space="preserve">(truy cập ngày 2026-07-19).</w:t>
-      </w:r>
-    </w:p>
-    <w:p>
-      <w:pPr>
-        <w:pStyle w:val="BodyText"/>
-      </w:pPr>
-      <w:r>
-        <w:t xml:space="preserve">[72] M. Del Castillo Velarde, G. Velarde, "Benchmarking Algorithms for Automatic License Plate Recognition,"</w:t>
-      </w:r>
-      <w:r>
-        <w:t xml:space="preserve"> </w:t>
-      </w:r>
-      <w:r>
-        <w:rPr>
-          <w:i/>
-          <w:iCs/>
-        </w:rPr>
-        <w:t xml:space="preserve">arXiv preprint arXiv:2203.14298</w:t>
-      </w:r>
-      <w:r>
-        <w:t xml:space="preserve">, 2022. [Trực tuyến]. Địa chỉ:</w:t>
-      </w:r>
-      <w:r>
-        <w:t xml:space="preserve"> </w:t>
-      </w:r>
-      <w:hyperlink r:id="rId237">
-        <w:r>
-          <w:rPr>
-            <w:rStyle w:val="Hyperlink"/>
-          </w:rPr>
-          <w:t xml:space="preserve">https://arxiv.org/abs/2203.14298</w:t>
-        </w:r>
-      </w:hyperlink>
-      <w:r>
-        <w:t xml:space="preserve"> </w:t>
-      </w:r>
-      <w:r>
-        <w:t xml:space="preserve">(truy cập ngày 2026-07-19).</w:t>
-      </w:r>
-    </w:p>
-    <w:p>
-      <w:pPr>
-        <w:pStyle w:val="BodyText"/>
-      </w:pPr>
-      <w:r>
-        <w:t xml:space="preserve">[73] L. Tao, S. Hong, Y. Lin, Y. Chen, P. He, Z. Tie, "A Real-Time License Plate Detection and Recognition Model in Unconstrained Scenarios,"</w:t>
-      </w:r>
-      <w:r>
-        <w:t xml:space="preserve"> </w:t>
-      </w:r>
-      <w:r>
-        <w:rPr>
-          <w:i/>
-          <w:iCs/>
-        </w:rPr>
-        <w:t xml:space="preserve">Sensors</w:t>
-      </w:r>
-      <w:r>
-        <w:t xml:space="preserve">, q. 24, s. 9, tr. 2791, 2024. doi: 10.3390/s24092791.</w:t>
-      </w:r>
-    </w:p>
-    <w:p>
-      <w:pPr>
-        <w:pStyle w:val="BodyText"/>
-      </w:pPr>
-      <w:r>
-        <w:t xml:space="preserve">[74] M. Shpir, N. Shvai, A. Nakib, "License Plate Images Generation with Diffusion Models,"</w:t>
-      </w:r>
-      <w:r>
-        <w:t xml:space="preserve"> </w:t>
-      </w:r>
-      <w:r>
-        <w:rPr>
-          <w:i/>
-          <w:iCs/>
-        </w:rPr>
-        <w:t xml:space="preserve">arXiv preprint arXiv:2501.03374</w:t>
-      </w:r>
-      <w:r>
-        <w:t xml:space="preserve">, 2025. [Trực tuyến]. Địa chỉ:</w:t>
-      </w:r>
-      <w:r>
-        <w:t xml:space="preserve"> </w:t>
-      </w:r>
-      <w:hyperlink r:id="rId238">
-        <w:r>
-          <w:rPr>
-            <w:rStyle w:val="Hyperlink"/>
-          </w:rPr>
-          <w:t xml:space="preserve">https://arxiv.org/abs/2501.03374</w:t>
-        </w:r>
-      </w:hyperlink>
-      <w:r>
-        <w:t xml:space="preserve"> </w:t>
-      </w:r>
-      <w:r>
-        <w:t xml:space="preserve">(truy cập ngày 2026-07-19).</w:t>
-      </w:r>
-    </w:p>
-    <w:p>
-      <w:pPr>
-        <w:pStyle w:val="BodyText"/>
-      </w:pPr>
-      <w:r>
-        <w:t xml:space="preserve">[75] G. Xu, P. Zuo, Z. Ke, B. Lei, "LPTR-AFLNet: Lightweight Integrated Chinese License Plate Rectification and Recognition Network,"</w:t>
-      </w:r>
-      <w:r>
-        <w:t xml:space="preserve"> </w:t>
-      </w:r>
-      <w:r>
-        <w:rPr>
-          <w:i/>
-          <w:iCs/>
-        </w:rPr>
-        <w:t xml:space="preserve">arXiv preprint arXiv:2507.16362</w:t>
-      </w:r>
-      <w:r>
-        <w:t xml:space="preserve">, 2025. [Trực tuyến]. Địa chỉ:</w:t>
-      </w:r>
-      <w:r>
-        <w:t xml:space="preserve"> </w:t>
-      </w:r>
-      <w:hyperlink r:id="rId239">
-        <w:r>
-          <w:rPr>
-            <w:rStyle w:val="Hyperlink"/>
-          </w:rPr>
-          <w:t xml:space="preserve">https://arxiv.org/abs/2507.16362</w:t>
-        </w:r>
-      </w:hyperlink>
-      <w:r>
-        <w:t xml:space="preserve"> </w:t>
-      </w:r>
-      <w:r>
-        <w:t xml:space="preserve">(truy cập ngày 2026-07-19).</w:t>
-      </w:r>
-    </w:p>
-    <w:p>
-      <w:pPr>
-        <w:pStyle w:val="BodyText"/>
-      </w:pPr>
-      <w:r>
-        <w:t xml:space="preserve">[76] L. Wojcik, G. E. Lima, V. Nascimento, E. Nascimento Jr., R. Laroca, D. Menotti, "LPLC: A Dataset for License Plate Legibility Classification," trong</w:t>
-      </w:r>
-      <w:r>
-        <w:t xml:space="preserve"> </w:t>
-      </w:r>
-      <w:r>
-        <w:rPr>
-          <w:i/>
-          <w:iCs/>
-        </w:rPr>
-        <w:t xml:space="preserve">Conference on Graphics, Patterns and Images (SIBGRAPI)</w:t>
-      </w:r>
-      <w:r>
-        <w:t xml:space="preserve">, 2025. [Trực tuyến]. Địa chỉ:</w:t>
-      </w:r>
-      <w:r>
-        <w:t xml:space="preserve"> </w:t>
-      </w:r>
-      <w:hyperlink r:id="rId240">
-        <w:r>
-          <w:rPr>
-            <w:rStyle w:val="Hyperlink"/>
-          </w:rPr>
-          <w:t xml:space="preserve">https://arxiv.org/abs/2508.18425</w:t>
-        </w:r>
-      </w:hyperlink>
-      <w:r>
-        <w:t xml:space="preserve"> </w:t>
-      </w:r>
-      <w:r>
-        <w:t xml:space="preserve">(truy cập ngày 2026-07-19).</w:t>
-      </w:r>
-    </w:p>
-    <w:p>
-      <w:pPr>
-        <w:pStyle w:val="BodyText"/>
-      </w:pPr>
-      <w:r>
-        <w:t xml:space="preserve">[77] Z. Ebrahimi Vargoorani, A. M. Ghoreyshi, C. Y. Suen, "Efficient License Plate Recognition via Pseudo-Labeled Supervision with Grounding DINO and YOLOv8,"</w:t>
-      </w:r>
-      <w:r>
-        <w:t xml:space="preserve"> </w:t>
-      </w:r>
-      <w:r>
-        <w:rPr>
-          <w:i/>
-          <w:iCs/>
-        </w:rPr>
-        <w:t xml:space="preserve">arXiv preprint arXiv:2510.25032</w:t>
-      </w:r>
-      <w:r>
-        <w:t xml:space="preserve">, 2025. [Trực tuyến]. Địa chỉ:</w:t>
-      </w:r>
-      <w:r>
-        <w:t xml:space="preserve"> </w:t>
-      </w:r>
-      <w:hyperlink r:id="rId241">
-        <w:r>
-          <w:rPr>
-            <w:rStyle w:val="Hyperlink"/>
-          </w:rPr>
-          <w:t xml:space="preserve">https://arxiv.org/abs/2510.25032</w:t>
-        </w:r>
-      </w:hyperlink>
-      <w:r>
-        <w:t xml:space="preserve"> </w:t>
-      </w:r>
-      <w:r>
-        <w:t xml:space="preserve">(truy cập ngày 2026-07-19).</w:t>
-      </w:r>
-    </w:p>
-    <w:p>
-      <w:pPr>
-        <w:pStyle w:val="BodyText"/>
-      </w:pPr>
-      <w:r>
-        <w:t xml:space="preserve">[78] V. Nascimento, R. Laroca, R. O. Ribeiro, W. R. Schwartz, D. Menotti, "Enhancing License Plate Super-Resolution: A Layout-Aware and Character-Driven Approach," trong</w:t>
-      </w:r>
-      <w:r>
-        <w:t xml:space="preserve"> </w:t>
-      </w:r>
-      <w:r>
-        <w:rPr>
-          <w:i/>
-          <w:iCs/>
-        </w:rPr>
-        <w:t xml:space="preserve">Conference on Graphics, Patterns and Images (SIBGRAPI)</w:t>
-      </w:r>
-      <w:r>
-        <w:t xml:space="preserve">, 2024. [Trực tuyến]. Địa chỉ:</w:t>
-      </w:r>
-      <w:r>
-        <w:t xml:space="preserve"> </w:t>
-      </w:r>
-      <w:hyperlink r:id="rId242">
-        <w:r>
-          <w:rPr>
-            <w:rStyle w:val="Hyperlink"/>
-          </w:rPr>
-          <w:t xml:space="preserve">https://arxiv.org/abs/2408.15103</w:t>
-        </w:r>
-      </w:hyperlink>
-      <w:r>
-        <w:t xml:space="preserve"> </w:t>
-      </w:r>
-      <w:r>
-        <w:t xml:space="preserve">(truy cập ngày 2026-07-19).</w:t>
-      </w:r>
-    </w:p>
-    <w:p>
-      <w:pPr>
-        <w:pStyle w:val="BodyText"/>
-      </w:pPr>
-      <w:r>
-        <w:t xml:space="preserve">[79] D. Tran-Anh, K. L. Tran, H. Vu, "License Plate Recognition Based on Multi-Angle View Model,"</w:t>
-      </w:r>
-      <w:r>
-        <w:t xml:space="preserve"> </w:t>
-      </w:r>
-      <w:r>
-        <w:rPr>
-          <w:i/>
-          <w:iCs/>
-        </w:rPr>
-        <w:t xml:space="preserve">arXiv preprint arXiv:2309.12972</w:t>
-      </w:r>
-      <w:r>
-        <w:t xml:space="preserve">, 2023. [Trực tuyến]. Địa chỉ:</w:t>
-      </w:r>
-      <w:r>
-        <w:t xml:space="preserve"> </w:t>
-      </w:r>
-      <w:hyperlink r:id="rId243">
-        <w:r>
-          <w:rPr>
-            <w:rStyle w:val="Hyperlink"/>
-          </w:rPr>
-          <w:t xml:space="preserve">https://ar5iv.labs.arxiv.org/html/2309.12972</w:t>
-        </w:r>
-      </w:hyperlink>
-      <w:r>
-        <w:t xml:space="preserve"> </w:t>
-      </w:r>
-      <w:r>
-        <w:t xml:space="preserve">(truy cập ngày 2026-07-19).</w:t>
-      </w:r>
-    </w:p>
-    <w:p>
-      <w:pPr>
-        <w:pStyle w:val="BodyText"/>
-      </w:pPr>
-      <w:r>
-        <w:t xml:space="preserve">[80] Tran, Bui, "Implementation of a License Plate Recognition System in Vietnam Using Embedding Devices," trong</w:t>
-      </w:r>
-      <w:r>
-        <w:t xml:space="preserve"> </w:t>
-      </w:r>
-      <w:r>
-        <w:rPr>
-          <w:i/>
-          <w:iCs/>
-        </w:rPr>
-        <w:t xml:space="preserve">Multi-disciplinary Trends in Artificial Intelligence (MIWAI)</w:t>
-      </w:r>
-      <w:r>
-        <w:t xml:space="preserve">, Springer, 2024. doi: 10.1007/978-981-96-0695-5_19.</w:t>
-      </w:r>
-    </w:p>
-    <w:p>
-      <w:pPr>
-        <w:pStyle w:val="BodyText"/>
-      </w:pPr>
-      <w:r>
-        <w:t xml:space="preserve">[81] H. Tran, G. Ma, T. Nguyen, T. Cao, "Building Vietnam's License Plate Recognition System Based on OpenALPR,"</w:t>
-      </w:r>
-      <w:r>
-        <w:t xml:space="preserve"> </w:t>
-      </w:r>
-      <w:r>
-        <w:rPr>
-          <w:i/>
-          <w:iCs/>
-        </w:rPr>
-        <w:t xml:space="preserve">International Journal of Multidisciplinary Research and Publications (IJMRAP)</w:t>
-      </w:r>
-      <w:r>
-        <w:t xml:space="preserve">, q. 5, s. 11, tr. 133–137, 2023. [Trực tuyến]. Địa chỉ:</w:t>
-      </w:r>
-      <w:r>
-        <w:t xml:space="preserve"> </w:t>
-      </w:r>
-      <w:hyperlink r:id="rId244">
-        <w:r>
-          <w:rPr>
-            <w:rStyle w:val="Hyperlink"/>
-          </w:rPr>
-          <w:t xml:space="preserve">http://ijmrap.com/wp-content/uploads/2023/05/IJMRAP-V5N11P102Y23.pdf</w:t>
-        </w:r>
-      </w:hyperlink>
-      <w:r>
-        <w:t xml:space="preserve"> </w:t>
-      </w:r>
-      <w:r>
-        <w:t xml:space="preserve">(truy cập ngày 2026-07-19).</w:t>
-      </w:r>
-    </w:p>
-    <w:p>
-      <w:pPr>
-        <w:pStyle w:val="BodyText"/>
-      </w:pPr>
-      <w:r>
-        <w:t xml:space="preserve">[82] "Nghiên cứu các phiên bản YOLOv8 và YOLO-NAS trong phát hiện biển số xe,"</w:t>
-      </w:r>
-      <w:r>
-        <w:t xml:space="preserve"> </w:t>
-      </w:r>
-      <w:r>
-        <w:rPr>
-          <w:i/>
-          <w:iCs/>
-        </w:rPr>
-        <w:t xml:space="preserve">Tạp chí Khoa học Đại học Đà Lạt</w:t>
-      </w:r>
-      <w:r>
-        <w:t xml:space="preserve">, 2024. [Trực tuyến]. Địa chỉ:</w:t>
-      </w:r>
-      <w:r>
-        <w:t xml:space="preserve"> </w:t>
-      </w:r>
-      <w:hyperlink r:id="rId245">
-        <w:r>
-          <w:rPr>
-            <w:rStyle w:val="Hyperlink"/>
-          </w:rPr>
-          <w:t xml:space="preserve">https://scholar.dlu.edu.vn/thuvienso/bitstream/DLU123456789/290338/1/100567-1297-209737-1-10-20240806.pdf</w:t>
-        </w:r>
-      </w:hyperlink>
-      <w:r>
-        <w:t xml:space="preserve"> </w:t>
-      </w:r>
-      <w:r>
-        <w:t xml:space="preserve">(truy cập ngày 2026-07-19).</w:t>
-      </w:r>
-    </w:p>
-    <w:p>
-      <w:pPr>
-        <w:pStyle w:val="BodyText"/>
-      </w:pPr>
-      <w:r>
-        <w:t xml:space="preserve">[83] "Building a license plate recognition system for Vietnam tollbooth," trong</w:t>
-      </w:r>
-      <w:r>
-        <w:t xml:space="preserve"> </w:t>
-      </w:r>
-      <w:r>
-        <w:rPr>
-          <w:i/>
-          <w:iCs/>
-        </w:rPr>
-        <w:t xml:space="preserve">Proceedings of the 3rd Symposium on Information and Communication Technology (SoICT)</w:t>
-      </w:r>
-      <w:r>
-        <w:t xml:space="preserve">, ACM, 2012. doi: 10.1145/2350716.2350734.</w:t>
-      </w:r>
-    </w:p>
-    <w:p>
-      <w:pPr>
-        <w:pStyle w:val="BodyText"/>
-      </w:pPr>
-      <w:r>
-        <w:t xml:space="preserve">[84] Vietnamese Association for Pattern Recognition (VAPR), "Vietnamese Bike License Plate Recognition Challenge (MAPR 2018)," 1st International Conference on Multimedia Analysis and Pattern Recognition, UIT — DHQG TP.HCM, 2018. [Trực tuyến]. Địa chỉ:</w:t>
-      </w:r>
-      <w:r>
-        <w:t xml:space="preserve"> </w:t>
-      </w:r>
-      <w:hyperlink r:id="rId246">
-        <w:r>
-          <w:rPr>
-            <w:rStyle w:val="Hyperlink"/>
-          </w:rPr>
-          <w:t xml:space="preserve">https://mapr.uit.edu.vn/2018/vietnamese-bike-license-plate-recognition</w:t>
-        </w:r>
-      </w:hyperlink>
-      <w:r>
-        <w:t xml:space="preserve"> </w:t>
-      </w:r>
-      <w:r>
-        <w:t xml:space="preserve">(truy cập ngày 2026-07-19).</w:t>
-      </w:r>
-    </w:p>
-    <w:p>
-      <w:pPr>
-        <w:pStyle w:val="BodyText"/>
-      </w:pPr>
-      <w:r>
-        <w:t xml:space="preserve">[85] T. L. Nguyễn, X. P. Đào, T. T. U. Nguyễn, H. P. Nguyễn, "Đề xuất mô hình YOLO V5 ứng dụng trong nhận diện biển số xe,"</w:t>
-      </w:r>
-      <w:r>
-        <w:t xml:space="preserve"> </w:t>
-      </w:r>
-      <w:r>
-        <w:rPr>
-          <w:i/>
-          <w:iCs/>
-        </w:rPr>
-        <w:t xml:space="preserve">Tạp chí Khoa học Trường Đại học Mở Hà Nội</w:t>
-      </w:r>
-      <w:r>
-        <w:t xml:space="preserve">, 2023. [Trực tuyến]. Địa chỉ:</w:t>
-      </w:r>
-      <w:r>
-        <w:t xml:space="preserve"> </w:t>
-      </w:r>
-      <w:hyperlink r:id="rId247">
-        <w:r>
-          <w:rPr>
-            <w:rStyle w:val="Hyperlink"/>
-          </w:rPr>
-          <w:t xml:space="preserve">https://vjol.info.vn/index.php/jshou/article/view/86449</w:t>
-        </w:r>
-      </w:hyperlink>
-      <w:r>
-        <w:t xml:space="preserve"> </w:t>
-      </w:r>
-      <w:r>
-        <w:t xml:space="preserve">(truy cập ngày 2026-07-19).</w:t>
-      </w:r>
-    </w:p>
-    <w:p>
-      <w:pPr>
-        <w:pStyle w:val="BodyText"/>
-      </w:pPr>
-      <w:r>
-        <w:t xml:space="preserve">[86] Z. Xu, "CCPD: a diverse and well-annotated dataset for license plate detection and recognition," GitHub (detectRecog / USTC), 2018. [Trực tuyến]. Địa chỉ:</w:t>
-      </w:r>
-      <w:r>
-        <w:t xml:space="preserve"> </w:t>
-      </w:r>
-      <w:hyperlink r:id="rId248">
-        <w:r>
-          <w:rPr>
-            <w:rStyle w:val="Hyperlink"/>
-          </w:rPr>
-          <w:t xml:space="preserve">https://github.com/detectRecog/CCPD</w:t>
-        </w:r>
-      </w:hyperlink>
-      <w:r>
-        <w:t xml:space="preserve"> </w:t>
-      </w:r>
-      <w:r>
-        <w:t xml:space="preserve">(truy cập ngày 2026-07-19).</w:t>
-      </w:r>
-    </w:p>
-    <w:p>
-      <w:pPr>
-        <w:pStyle w:val="BodyText"/>
-      </w:pPr>
-      <w:r>
-        <w:t xml:space="preserve">[87] HyperAI, "AOLP Application-Oriented License Plate Dataset," HyperAI — hyper.ai, không rõ năm. [Trực tuyến]. Địa chỉ:</w:t>
-      </w:r>
-      <w:r>
-        <w:t xml:space="preserve"> </w:t>
-      </w:r>
-      <w:hyperlink r:id="rId249">
-        <w:r>
-          <w:rPr>
-            <w:rStyle w:val="Hyperlink"/>
-          </w:rPr>
-          <w:t xml:space="preserve">https://hyper.ai/en/datasets/19309</w:t>
-        </w:r>
-      </w:hyperlink>
-      <w:r>
-        <w:t xml:space="preserve"> </w:t>
-      </w:r>
-      <w:r>
-        <w:t xml:space="preserve">(truy cập ngày 2026-07-19).</w:t>
-      </w:r>
-    </w:p>
-    <w:p>
-      <w:pPr>
-        <w:pStyle w:val="BodyText"/>
-      </w:pPr>
-      <w:r>
-        <w:t xml:space="preserve">[88] R. Laroca, E. V. Cardoso, D. R. Lucio, V. Estevam, D. Menotti, "RodoSol-ALPR dataset — kho mã nguồn chính thức," GitHub, 2022. [Trực tuyến]. Địa chỉ:</w:t>
-      </w:r>
-      <w:r>
-        <w:t xml:space="preserve"> </w:t>
-      </w:r>
-      <w:hyperlink r:id="rId250">
-        <w:r>
-          <w:rPr>
-            <w:rStyle w:val="Hyperlink"/>
-          </w:rPr>
-          <w:t xml:space="preserve">https://github.com/raysonlaroca/rodosol-alpr-dataset</w:t>
-        </w:r>
-      </w:hyperlink>
-      <w:r>
-        <w:t xml:space="preserve"> </w:t>
-      </w:r>
-      <w:r>
-        <w:t xml:space="preserve">(truy cập ngày 2026-07-19).</w:t>
-      </w:r>
-    </w:p>
-    <w:p>
-      <w:pPr>
-        <w:pStyle w:val="BodyText"/>
-      </w:pPr>
-      <w:r>
-        <w:t xml:space="preserve">[89] OpenALPR, "OpenALPR benchmarks — kho mã nguồn chính thức," GitHub, 2016. [Trực tuyến]. Địa chỉ:</w:t>
-      </w:r>
-      <w:r>
-        <w:t xml:space="preserve"> </w:t>
-      </w:r>
-      <w:hyperlink r:id="rId251">
-        <w:r>
-          <w:rPr>
-            <w:rStyle w:val="Hyperlink"/>
-          </w:rPr>
-          <w:t xml:space="preserve">https://github.com/openalpr/benchmarks</w:t>
-        </w:r>
-      </w:hyperlink>
-      <w:r>
-        <w:t xml:space="preserve"> </w:t>
-      </w:r>
-      <w:r>
-        <w:t xml:space="preserve">(truy cập ngày 2026-07-19).</w:t>
-      </w:r>
-    </w:p>
-    <w:p>
-      <w:pPr>
-        <w:pStyle w:val="BodyText"/>
-      </w:pPr>
-      <w:r>
-        <w:t xml:space="preserve">[90] S. Agrawal, "Global License Plate Dataset,"</w:t>
-      </w:r>
-      <w:r>
-        <w:t xml:space="preserve"> </w:t>
-      </w:r>
-      <w:r>
-        <w:rPr>
-          <w:i/>
-          <w:iCs/>
-        </w:rPr>
-        <w:t xml:space="preserve">arXiv preprint arXiv:2405.10949</w:t>
-      </w:r>
-      <w:r>
-        <w:t xml:space="preserve">, 2024. [Trực tuyến]. Địa chỉ:</w:t>
-      </w:r>
-      <w:r>
-        <w:t xml:space="preserve"> </w:t>
-      </w:r>
-      <w:hyperlink r:id="rId252">
-        <w:r>
-          <w:rPr>
-            <w:rStyle w:val="Hyperlink"/>
-          </w:rPr>
-          <w:t xml:space="preserve">https://arxiv.org/html/2405.10949v1</w:t>
-        </w:r>
-      </w:hyperlink>
-      <w:r>
-        <w:t xml:space="preserve"> </w:t>
-      </w:r>
-      <w:r>
-        <w:t xml:space="preserve">(truy cập ngày 2026-07-19).</w:t>
-      </w:r>
-    </w:p>
-    <w:p>
-      <w:pPr>
-        <w:pStyle w:val="BodyText"/>
-      </w:pPr>
-      <w:r>
-        <w:t xml:space="preserve">[91] fict-labs, "VNLP — Vietnamese license plate dataset," GitHub, 2025. [Trực tuyến]. Địa chỉ:</w:t>
-      </w:r>
-      <w:r>
-        <w:t xml:space="preserve"> </w:t>
-      </w:r>
-      <w:hyperlink r:id="rId253">
-        <w:r>
-          <w:rPr>
-            <w:rStyle w:val="Hyperlink"/>
-          </w:rPr>
-          <w:t xml:space="preserve">https://github.com/fict-labs/VNLP</w:t>
-        </w:r>
-      </w:hyperlink>
-      <w:r>
-        <w:t xml:space="preserve"> </w:t>
-      </w:r>
-      <w:r>
-        <w:t xml:space="preserve">(truy cập ngày 2026-07-19).</w:t>
-      </w:r>
-    </w:p>
-    <w:p>
-      <w:pPr>
-        <w:pStyle w:val="BodyText"/>
-      </w:pPr>
-      <w:r>
-        <w:t xml:space="preserve">[92] "How many labeled license plates are needed?,"</w:t>
-      </w:r>
-      <w:r>
-        <w:t xml:space="preserve"> </w:t>
-      </w:r>
-      <w:r>
-        <w:rPr>
-          <w:i/>
-          <w:iCs/>
-        </w:rPr>
-        <w:t xml:space="preserve">arXiv preprint arXiv:1808.08410</w:t>
-      </w:r>
-      <w:r>
-        <w:t xml:space="preserve">, 2018. [Trực tuyến]. Địa chỉ:</w:t>
-      </w:r>
-      <w:r>
-        <w:t xml:space="preserve"> </w:t>
-      </w:r>
-      <w:hyperlink r:id="rId254">
-        <w:r>
-          <w:rPr>
-            <w:rStyle w:val="Hyperlink"/>
-          </w:rPr>
-          <w:t xml:space="preserve">https://ar5iv.labs.arxiv.org/html/1808.08410</w:t>
-        </w:r>
-      </w:hyperlink>
-      <w:r>
-        <w:t xml:space="preserve"> </w:t>
-      </w:r>
-      <w:r>
-        <w:t xml:space="preserve">(truy cập ngày 2026-07-19).</w:t>
-      </w:r>
-    </w:p>
-    <w:p>
-      <w:pPr>
-        <w:pStyle w:val="BodyText"/>
-      </w:pPr>
-      <w:r>
-        <w:t xml:space="preserve">[93] NNDam, "Vietnamese License Plate Generator," GitHub, 2024. [Trực tuyến]. Địa chỉ:</w:t>
-      </w:r>
-      <w:r>
-        <w:t xml:space="preserve"> </w:t>
-      </w:r>
-      <w:hyperlink r:id="rId255">
-        <w:r>
-          <w:rPr>
-            <w:rStyle w:val="Hyperlink"/>
-          </w:rPr>
-          <w:t xml:space="preserve">https://github.com/NNDam/Vietnamese-License-Plate-Generator</w:t>
-        </w:r>
-      </w:hyperlink>
-      <w:r>
-        <w:t xml:space="preserve"> </w:t>
-      </w:r>
-      <w:r>
-        <w:t xml:space="preserve">(truy cập ngày 2026-07-19).</w:t>
-      </w:r>
-    </w:p>
-    <w:p>
-      <w:pPr>
-        <w:pStyle w:val="BodyText"/>
-      </w:pPr>
-      <w:r>
-        <w:t xml:space="preserve">[94] Ultralytics, "Object Detection task docs — chú thích phần cứng dùng để benchmark," GitHub / Ultralytics Docs, 2026. [Trực tuyến]. Địa chỉ:</w:t>
-      </w:r>
-      <w:r>
-        <w:t xml:space="preserve"> </w:t>
-      </w:r>
-      <w:hyperlink r:id="rId256">
-        <w:r>
-          <w:rPr>
-            <w:rStyle w:val="Hyperlink"/>
-          </w:rPr>
-          <w:t xml:space="preserve">https://github.com/ultralytics/ultralytics/blob/main/docs/en/tasks/detect.md</w:t>
-        </w:r>
-      </w:hyperlink>
-      <w:r>
-        <w:t xml:space="preserve"> </w:t>
-      </w:r>
-      <w:r>
-        <w:t xml:space="preserve">(truy cập ngày 2026-07-19).</w:t>
-      </w:r>
-    </w:p>
-    <w:p>
-      <w:pPr>
-        <w:pStyle w:val="BodyText"/>
-      </w:pPr>
-      <w:r>
-        <w:t xml:space="preserve">[95] Sutikno, A. Sugiharto, R. Kusumaningrum, "Enhanced Automatic License Plate Detection and Recognition using CLAHE and YOLOv11 for Seat Belt Compliance Detection,"</w:t>
-      </w:r>
-      <w:r>
-        <w:t xml:space="preserve"> </w:t>
-      </w:r>
-      <w:r>
-        <w:rPr>
-          <w:i/>
-          <w:iCs/>
-        </w:rPr>
-        <w:t xml:space="preserve">Engineering, Technology &amp; Applied Science Research</w:t>
-      </w:r>
-      <w:r>
-        <w:t xml:space="preserve">, q. 15, s. 1, tr. 20271–20278, 2025. doi: 10.48084/etasr.9629.</w:t>
-      </w:r>
-    </w:p>
-    <w:p>
-      <w:pPr>
-        <w:pStyle w:val="BodyText"/>
-      </w:pPr>
-      <w:r>
-        <w:t xml:space="preserve">[96] Ultralytics, "Model Export with Ultralytics YOLO — danh sách hơn 20 định dạng xuất và tham số," Ultralytics, 2026. [Trực tuyến]. Địa chỉ:</w:t>
-      </w:r>
-      <w:r>
-        <w:t xml:space="preserve"> </w:t>
-      </w:r>
-      <w:hyperlink r:id="rId257">
-        <w:r>
-          <w:rPr>
-            <w:rStyle w:val="Hyperlink"/>
-          </w:rPr>
-          <w:t xml:space="preserve">https://docs.ultralytics.com/modes/export/</w:t>
-        </w:r>
-      </w:hyperlink>
-      <w:r>
-        <w:t xml:space="preserve"> </w:t>
-      </w:r>
-      <w:r>
-        <w:t xml:space="preserve">(truy cập ngày 2026-07-19).</w:t>
-      </w:r>
-    </w:p>
-    <w:p>
-      <w:pPr>
-        <w:pStyle w:val="BodyText"/>
-      </w:pPr>
-      <w:r>
-        <w:t xml:space="preserve">[97] Ultralytics, "Model Benchmarking with Ultralytics YOLO — che do benchmark tu dong tren CPU," Ultralytics, 2026. [Trực tuyến]. Địa chỉ:</w:t>
-      </w:r>
-      <w:r>
-        <w:t xml:space="preserve"> </w:t>
-      </w:r>
-      <w:hyperlink r:id="rId258">
-        <w:r>
-          <w:rPr>
-            <w:rStyle w:val="Hyperlink"/>
-          </w:rPr>
-          <w:t xml:space="preserve">https://docs.ultralytics.com/modes/benchmark/</w:t>
-        </w:r>
-      </w:hyperlink>
-      <w:r>
-        <w:t xml:space="preserve"> </w:t>
-      </w:r>
-      <w:r>
-        <w:t xml:space="preserve">(truy cập ngày 2026-07-19).</w:t>
-      </w:r>
-    </w:p>
-    <w:p>
-      <w:pPr>
-        <w:pStyle w:val="BodyText"/>
-      </w:pPr>
-      <w:r>
-        <w:t xml:space="preserve">[98] Ultralytics, "Ultralytics Licensing (AGPL-3.0 va Enterprise)," Ultralytics, 2026. [Trực tuyến]. Địa chỉ:</w:t>
-      </w:r>
-      <w:r>
-        <w:t xml:space="preserve"> </w:t>
-      </w:r>
-      <w:hyperlink r:id="rId259">
-        <w:r>
-          <w:rPr>
-            <w:rStyle w:val="Hyperlink"/>
-          </w:rPr>
-          <w:t xml:space="preserve">https://www.ultralytics.com/license</w:t>
-        </w:r>
-      </w:hyperlink>
-      <w:r>
-        <w:t xml:space="preserve"> </w:t>
-      </w:r>
-      <w:r>
-        <w:t xml:space="preserve">(truy cập ngày 2026-07-19).</w:t>
-      </w:r>
-    </w:p>
-    <w:p>
-      <w:pPr>
-        <w:pStyle w:val="BodyText"/>
-      </w:pPr>
-      <w:r>
-        <w:t xml:space="preserve">[99] "Comparative study of YOLO models for Oman car plate detection,"</w:t>
-      </w:r>
-      <w:r>
-        <w:t xml:space="preserve"> </w:t>
-      </w:r>
-      <w:r>
-        <w:rPr>
-          <w:i/>
-          <w:iCs/>
-        </w:rPr>
-        <w:t xml:space="preserve">ScienceDirect</w:t>
-      </w:r>
-      <w:r>
-        <w:t xml:space="preserve">, 2026. [Trực tuyến]. Địa chỉ:</w:t>
-      </w:r>
-      <w:r>
-        <w:t xml:space="preserve"> </w:t>
-      </w:r>
-      <w:hyperlink r:id="rId260">
-        <w:r>
-          <w:rPr>
-            <w:rStyle w:val="Hyperlink"/>
-          </w:rPr>
-          <w:t xml:space="preserve">https://www.sciencedirect.com/science/article/pii/S277318632600068X</w:t>
-        </w:r>
-      </w:hyperlink>
-      <w:r>
-        <w:t xml:space="preserve"> </w:t>
-      </w:r>
-      <w:r>
-        <w:t xml:space="preserve">(truy cập ngày 2026-07-19).</w:t>
-      </w:r>
-    </w:p>
-    <w:p>
-      <w:pPr>
-        <w:pStyle w:val="BodyText"/>
-      </w:pPr>
-      <w:r>
-        <w:t xml:space="preserve">[100] "Optimized YOLOv8 for Automatic License Plate Recognition on Resource Constrained Devices,"</w:t>
-      </w:r>
-      <w:r>
-        <w:t xml:space="preserve"> </w:t>
-      </w:r>
-      <w:r>
-        <w:rPr>
-          <w:i/>
-          <w:iCs/>
-        </w:rPr>
-        <w:t xml:space="preserve">Engineering, Technology &amp; Applied Science Research</w:t>
-      </w:r>
-      <w:r>
-        <w:t xml:space="preserve">, q. 15, s. 2, 2025. doi: 10.48084/etasr.9983.</w:t>
-      </w:r>
-    </w:p>
-    <w:p>
-      <w:pPr>
-        <w:pStyle w:val="BodyText"/>
-      </w:pPr>
-      <w:r>
-        <w:t xml:space="preserve">[101] Tesseract OCR project, "Tesseract Release Notes," Tesseract OCR, 2026. [Trực tuyến]. Địa chỉ:</w:t>
-      </w:r>
-      <w:r>
-        <w:t xml:space="preserve"> </w:t>
-      </w:r>
-      <w:hyperlink r:id="rId261">
-        <w:r>
-          <w:rPr>
-            <w:rStyle w:val="Hyperlink"/>
-          </w:rPr>
-          <w:t xml:space="preserve">https://tesseract-ocr.github.io/tessdoc/ReleaseNotes.html</w:t>
-        </w:r>
-      </w:hyperlink>
-      <w:r>
-        <w:t xml:space="preserve"> </w:t>
-      </w:r>
-      <w:r>
-        <w:t xml:space="preserve">(truy cập ngày 2026-07-19).</w:t>
-      </w:r>
-    </w:p>
-    <w:p>
-      <w:pPr>
-        <w:pStyle w:val="BodyText"/>
-      </w:pPr>
-      <w:r>
-        <w:t xml:space="preserve">[102] PaddlePaddle, "Text Detection Module — PaddleX Documentation," PaddleX, 2026. [Trực tuyến]. Địa chỉ:</w:t>
-      </w:r>
-      <w:r>
-        <w:t xml:space="preserve"> </w:t>
-      </w:r>
-      <w:hyperlink r:id="rId262">
-        <w:r>
-          <w:rPr>
-            <w:rStyle w:val="Hyperlink"/>
-          </w:rPr>
-          <w:t xml:space="preserve">https://paddlepaddle.github.io/PaddleX/3.4/en/module_usage/tutorials/ocr_modules/text_detection.html</w:t>
-        </w:r>
-      </w:hyperlink>
-      <w:r>
-        <w:t xml:space="preserve"> </w:t>
-      </w:r>
-      <w:r>
-        <w:t xml:space="preserve">(truy cập ngày 2026-07-19).</w:t>
-      </w:r>
-    </w:p>
-    <w:p>
-      <w:pPr>
-        <w:pStyle w:val="BodyText"/>
-      </w:pPr>
-      <w:r>
-        <w:t xml:space="preserve">[103] PaddlePaddle, "Text Recognition Module — PaddleOCR/PaddleX Documentation," PaddleOCR / PaddleX, 2026. [Trực tuyến]. Địa chỉ:</w:t>
-      </w:r>
-      <w:r>
-        <w:t xml:space="preserve"> </w:t>
-      </w:r>
-      <w:hyperlink r:id="rId263">
-        <w:r>
-          <w:rPr>
-            <w:rStyle w:val="Hyperlink"/>
-          </w:rPr>
-          <w:t xml:space="preserve">http://www.paddleocr.ai/main/en/version3.x/module_usage/text_recognition.html</w:t>
-        </w:r>
-      </w:hyperlink>
-      <w:r>
-        <w:t xml:space="preserve"> </w:t>
-      </w:r>
-      <w:r>
-        <w:t xml:space="preserve">(truy cập ngày 2026-07-19).</w:t>
-      </w:r>
-    </w:p>
-    <w:p>
-      <w:pPr>
-        <w:pStyle w:val="BodyText"/>
-      </w:pPr>
-      <w:r>
-        <w:t xml:space="preserve">[104] A. Rosebrock, "Tesseract Page Segmentation Modes (PSMs) Explained: How to Improve Your OCR Accuracy," PyImageSearch, 2021. [Trực tuyến]. Địa chỉ:</w:t>
-      </w:r>
-      <w:r>
-        <w:t xml:space="preserve"> </w:t>
-      </w:r>
-      <w:hyperlink r:id="rId264">
-        <w:r>
-          <w:rPr>
-            <w:rStyle w:val="Hyperlink"/>
-          </w:rPr>
-          <w:t xml:space="preserve">https://pyimagesearch.com/2021/11/15/tesseract-page-segmentation-modes-psms-explained-how-to-improve-your-ocr-accuracy/</w:t>
-        </w:r>
-      </w:hyperlink>
-      <w:r>
-        <w:t xml:space="preserve"> </w:t>
-      </w:r>
-      <w:r>
-        <w:t xml:space="preserve">(truy cập ngày 2026-07-19).</w:t>
-      </w:r>
-    </w:p>
-    <w:p>
-      <w:pPr>
-        <w:pStyle w:val="BodyText"/>
-      </w:pPr>
-      <w:r>
-        <w:t xml:space="preserve">[105] PaddleOCR community, "Is there any option to whitelist or blacklist character in PaddleOCR — Discussion 7515," GitHub, 2022. [Trực tuyến]. Địa chỉ:</w:t>
-      </w:r>
-      <w:r>
-        <w:t xml:space="preserve"> </w:t>
-      </w:r>
-      <w:hyperlink r:id="rId265">
-        <w:r>
-          <w:rPr>
-            <w:rStyle w:val="Hyperlink"/>
-          </w:rPr>
-          <w:t xml:space="preserve">https://github.com/PaddlePaddle/PaddleOCR/discussions/7515</w:t>
-        </w:r>
-      </w:hyperlink>
-      <w:r>
-        <w:t xml:space="preserve"> </w:t>
-      </w:r>
-      <w:r>
-        <w:t xml:space="preserve">(truy cập ngày 2026-07-19).</w:t>
-      </w:r>
-    </w:p>
-    <w:p>
-      <w:pPr>
-        <w:pStyle w:val="BodyText"/>
-      </w:pPr>
-      <w:r>
-        <w:t xml:space="preserve">[106] Jaided AI, "EasyOCR API Documentation," Jaided AI, 2025. [Trực tuyến]. Địa chỉ:</w:t>
-      </w:r>
-      <w:r>
-        <w:t xml:space="preserve"> </w:t>
-      </w:r>
-      <w:hyperlink r:id="rId266">
-        <w:r>
-          <w:rPr>
-            <w:rStyle w:val="Hyperlink"/>
-          </w:rPr>
-          <w:t xml:space="preserve">https://www.jaided.ai/easyocr/documentation/</w:t>
-        </w:r>
-      </w:hyperlink>
-      <w:r>
-        <w:t xml:space="preserve"> </w:t>
-      </w:r>
-      <w:r>
-        <w:t xml:space="preserve">(truy cập ngày 2026-07-19).</w:t>
-      </w:r>
-    </w:p>
-    <w:p>
-      <w:pPr>
-        <w:pStyle w:val="BodyText"/>
-      </w:pPr>
-      <w:r>
-        <w:t xml:space="preserve">[107] A. Rosebrock, "Whitelisting and Blacklisting Characters with Tesseract and Python," PyImageSearch, 2021. [Trực tuyến]. Địa chỉ:</w:t>
-      </w:r>
-      <w:r>
-        <w:t xml:space="preserve"> </w:t>
-      </w:r>
-      <w:hyperlink r:id="rId267">
-        <w:r>
-          <w:rPr>
-            <w:rStyle w:val="Hyperlink"/>
-          </w:rPr>
-          <w:t xml:space="preserve">https://pyimagesearch.com/2021/09/06/whitelisting-and-blacklisting-characters-with-tesseract-and-python/</w:t>
-        </w:r>
-      </w:hyperlink>
-      <w:r>
-        <w:t xml:space="preserve"> </w:t>
-      </w:r>
-      <w:r>
-        <w:t xml:space="preserve">(truy cập ngày 2026-07-19).</w:t>
-      </w:r>
-    </w:p>
-    <w:p>
-      <w:pPr>
-        <w:pStyle w:val="BodyText"/>
-      </w:pPr>
-      <w:r>
-        <w:t xml:space="preserve">[108] OpenMMLab, "open-mmlab/mmocr — GitHub," GitHub, 2023. [Trực tuyến]. Địa chỉ:</w:t>
-      </w:r>
-      <w:r>
-        <w:t xml:space="preserve"> </w:t>
-      </w:r>
-      <w:hyperlink r:id="rId268">
-        <w:r>
-          <w:rPr>
-            <w:rStyle w:val="Hyperlink"/>
-          </w:rPr>
-          <w:t xml:space="preserve">https://github.com/open-mmlab/mmocr</w:t>
-        </w:r>
-      </w:hyperlink>
-      <w:r>
-        <w:t xml:space="preserve"> </w:t>
-      </w:r>
-      <w:r>
-        <w:t xml:space="preserve">(truy cập ngày 2026-07-19).</w:t>
-      </w:r>
-    </w:p>
-    <w:p>
-      <w:pPr>
-        <w:pStyle w:val="BodyText"/>
-      </w:pPr>
-      <w:r>
-        <w:t xml:space="preserve">[109] A. Kandratavicius, "ankandrew/fast-plate-ocr — GitHub," GitHub, 2026. [Trực tuyến]. Địa chỉ:</w:t>
-      </w:r>
-      <w:r>
-        <w:t xml:space="preserve"> </w:t>
-      </w:r>
-      <w:hyperlink r:id="rId269">
-        <w:r>
-          <w:rPr>
-            <w:rStyle w:val="Hyperlink"/>
-          </w:rPr>
-          <w:t xml:space="preserve">https://github.com/ankandrew/fast-plate-ocr</w:t>
-        </w:r>
-      </w:hyperlink>
-      <w:r>
-        <w:t xml:space="preserve"> </w:t>
-      </w:r>
-      <w:r>
-        <w:t xml:space="preserve">(truy cập ngày 2026-07-19).</w:t>
-      </w:r>
-    </w:p>
-    <w:p>
-      <w:pPr>
-        <w:pStyle w:val="BodyText"/>
-      </w:pPr>
-      <w:r>
-        <w:t xml:space="preserve">[110] Mindee, "Choosing the right model — docTR documentation," Mindee, 2026. [Trực tuyến]. Địa chỉ:</w:t>
-      </w:r>
-      <w:r>
-        <w:t xml:space="preserve"> </w:t>
-      </w:r>
-      <w:hyperlink r:id="rId270">
-        <w:r>
-          <w:rPr>
-            <w:rStyle w:val="Hyperlink"/>
-          </w:rPr>
-          <w:t xml:space="preserve">https://mindee.github.io/doctr/latest/using_doctr/using_models.html</w:t>
-        </w:r>
-      </w:hyperlink>
-      <w:r>
-        <w:t xml:space="preserve"> </w:t>
-      </w:r>
-      <w:r>
-        <w:t xml:space="preserve">(truy cập ngày 2026-07-19).</w:t>
-      </w:r>
-    </w:p>
-    <w:p>
-      <w:pPr>
-        <w:pStyle w:val="BodyText"/>
-      </w:pPr>
-      <w:r>
-        <w:t xml:space="preserve">[111] "Enhancing automated vehicle identification by integrating YOLO v8 and OCR techniques for high-precision license plate detection and recognition,"</w:t>
-      </w:r>
-      <w:r>
-        <w:t xml:space="preserve"> </w:t>
-      </w:r>
-      <w:r>
-        <w:rPr>
-          <w:i/>
-          <w:iCs/>
-        </w:rPr>
-        <w:t xml:space="preserve">Scientific Reports</w:t>
-      </w:r>
-      <w:r>
-        <w:t xml:space="preserve">, 2024. doi: 10.1038/s41598-024-65272-1.</w:t>
-      </w:r>
-    </w:p>
-    <w:p>
-      <w:pPr>
-        <w:pStyle w:val="BodyText"/>
-      </w:pPr>
-      <w:r>
-        <w:t xml:space="preserve">[112] PaddlePaddle Team, "PP-OCRv6: From 1.5M to 34.5M Parameters, Surpassing Billion-Scale VLMs on OCR Tasks,"</w:t>
-      </w:r>
-      <w:r>
-        <w:t xml:space="preserve"> </w:t>
-      </w:r>
-      <w:r>
-        <w:rPr>
-          <w:i/>
-          <w:iCs/>
-        </w:rPr>
-        <w:t xml:space="preserve">arXiv preprint arXiv:2606.13108</w:t>
-      </w:r>
-      <w:r>
-        <w:t xml:space="preserve">, 2026. [Trực tuyến]. Địa chỉ:</w:t>
-      </w:r>
-      <w:r>
-        <w:t xml:space="preserve"> </w:t>
-      </w:r>
-      <w:hyperlink r:id="rId271">
-        <w:r>
-          <w:rPr>
-            <w:rStyle w:val="Hyperlink"/>
-          </w:rPr>
-          <w:t xml:space="preserve">https://arxiv.org/html/2606.13108v1</w:t>
-        </w:r>
-      </w:hyperlink>
-      <w:r>
-        <w:t xml:space="preserve"> </w:t>
-      </w:r>
-      <w:r>
-        <w:t xml:space="preserve">(truy cập ngày 2026-07-19).</w:t>
-      </w:r>
-    </w:p>
-    <w:p>
-      <w:pPr>
-        <w:pStyle w:val="BodyText"/>
-      </w:pPr>
-      <w:r>
-        <w:t xml:space="preserve">[113] Y. Du, "PP-OCR: A Practical Ultra Lightweight OCR System,"</w:t>
-      </w:r>
-      <w:r>
-        <w:t xml:space="preserve"> </w:t>
-      </w:r>
-      <w:r>
-        <w:rPr>
-          <w:i/>
-          <w:iCs/>
-        </w:rPr>
-        <w:t xml:space="preserve">arXiv preprint arXiv:2009.09941</w:t>
-      </w:r>
-      <w:r>
-        <w:t xml:space="preserve">, 2020. [Trực tuyến]. Địa chỉ:</w:t>
-      </w:r>
-      <w:r>
-        <w:t xml:space="preserve"> </w:t>
-      </w:r>
-      <w:hyperlink r:id="rId272">
-        <w:r>
-          <w:rPr>
-            <w:rStyle w:val="Hyperlink"/>
-          </w:rPr>
-          <w:t xml:space="preserve">https://arxiv.org/pdf/2009.09941</w:t>
-        </w:r>
-      </w:hyperlink>
-      <w:r>
-        <w:t xml:space="preserve"> </w:t>
-      </w:r>
-      <w:r>
-        <w:t xml:space="preserve">(truy cập ngày 2026-07-19).</w:t>
-      </w:r>
-    </w:p>
-    <w:p>
-      <w:pPr>
-        <w:pStyle w:val="BodyText"/>
-      </w:pPr>
-      <w:r>
-        <w:t xml:space="preserve">[114] Y. Du, "PP-OCRv2: Bag of Tricks for Ultra Lightweight OCR System,"</w:t>
-      </w:r>
-      <w:r>
-        <w:t xml:space="preserve"> </w:t>
-      </w:r>
-      <w:r>
-        <w:rPr>
-          <w:i/>
-          <w:iCs/>
-        </w:rPr>
-        <w:t xml:space="preserve">arXiv preprint arXiv:2109.03144</w:t>
-      </w:r>
-      <w:r>
-        <w:t xml:space="preserve">, 2021. [Trực tuyến]. Địa chỉ:</w:t>
-      </w:r>
-      <w:r>
-        <w:t xml:space="preserve"> </w:t>
-      </w:r>
-      <w:hyperlink r:id="rId273">
-        <w:r>
-          <w:rPr>
-            <w:rStyle w:val="Hyperlink"/>
-          </w:rPr>
-          <w:t xml:space="preserve">https://arxiv.org/pdf/2109.03144</w:t>
-        </w:r>
-      </w:hyperlink>
-      <w:r>
-        <w:t xml:space="preserve"> </w:t>
-      </w:r>
-      <w:r>
-        <w:t xml:space="preserve">(truy cập ngày 2026-07-19).</w:t>
-      </w:r>
-    </w:p>
-    <w:p>
-      <w:pPr>
-        <w:pStyle w:val="BodyText"/>
-      </w:pPr>
-      <w:r>
-        <w:t xml:space="preserve">[115] Reddy, Shruthi, "License Plate Detection using YOLO v8 and Performance Evaluation of EasyOCR, PaddleOCR and Tesseract," trong</w:t>
-      </w:r>
-      <w:r>
-        <w:t xml:space="preserve"> </w:t>
-      </w:r>
-      <w:r>
-        <w:rPr>
-          <w:i/>
-          <w:iCs/>
-        </w:rPr>
-        <w:t xml:space="preserve">IEEE International Conference on Computing, Communication and Networking Technologies (ICCCNT)</w:t>
-      </w:r>
-      <w:r>
-        <w:t xml:space="preserve">, 2024. [Trực tuyến]. Địa chỉ:</w:t>
-      </w:r>
-      <w:r>
-        <w:t xml:space="preserve"> </w:t>
-      </w:r>
-      <w:hyperlink r:id="rId274">
-        <w:r>
-          <w:rPr>
-            <w:rStyle w:val="Hyperlink"/>
-          </w:rPr>
-          <w:t xml:space="preserve">https://ieeexplore.ieee.org/document/10725878/</w:t>
-        </w:r>
-      </w:hyperlink>
-      <w:r>
-        <w:t xml:space="preserve"> </w:t>
-      </w:r>
-      <w:r>
-        <w:t xml:space="preserve">(truy cập ngày 2026-07-19).</w:t>
-      </w:r>
-    </w:p>
-    <w:p>
-      <w:pPr>
-        <w:pStyle w:val="BodyText"/>
-      </w:pPr>
-      <w:r>
-        <w:t xml:space="preserve">[116] Intel OpenVINO, "Precision Control — OpenVINO documentation (FP16 chuyen ve FP32 tren CPU, bf16/AMX)," Intel, 2025. [Trực tuyến]. Địa chỉ:</w:t>
-      </w:r>
-      <w:r>
-        <w:t xml:space="preserve"> </w:t>
-      </w:r>
-      <w:hyperlink r:id="rId275">
-        <w:r>
-          <w:rPr>
-            <w:rStyle w:val="Hyperlink"/>
-          </w:rPr>
-          <w:t xml:space="preserve">https://docs.openvino.ai/2025/openvino-workflow/running-inference/optimize-inference/precision-control.html</w:t>
-        </w:r>
-      </w:hyperlink>
-      <w:r>
-        <w:t xml:space="preserve"> </w:t>
-      </w:r>
-      <w:r>
-        <w:t xml:space="preserve">(truy cập ngày 2026-07-19).</w:t>
-      </w:r>
-    </w:p>
-    <w:p>
-      <w:pPr>
-        <w:pStyle w:val="BodyText"/>
-      </w:pPr>
-      <w:r>
-        <w:t xml:space="preserve">[117] Microsoft ONNX Runtime, "Thread management — ONNX Runtime Performance Tuning (intra/inter op threads, spinning, NUMA)," Microsoft, 2025. [Trực tuyến]. Địa chỉ:</w:t>
-      </w:r>
-      <w:r>
-        <w:t xml:space="preserve"> </w:t>
-      </w:r>
-      <w:hyperlink r:id="rId276">
         <w:r>
           <w:rPr>
             <w:rStyle w:val="Hyperlink"/>
@@ -43889,188 +40848,12 @@
       </w:r>
     </w:p>
     <w:p>
-      <w:pPr>
-        <w:pStyle w:val="BodyText"/>
-      </w:pPr>
-      <w:r>
-        <w:t xml:space="preserve">[118] PaddlePaddle, "Introduction to PP-OCRv5 — PaddleOCR Documentation," PaddleOCR, 2026. [Trực tuyến]. Địa chỉ:</w:t>
-      </w:r>
-      <w:r>
-        <w:t xml:space="preserve"> </w:t>
-      </w:r>
-      <w:hyperlink r:id="rId277">
-        <w:r>
-          <w:rPr>
-            <w:rStyle w:val="Hyperlink"/>
-          </w:rPr>
-          <w:t xml:space="preserve">http://www.paddleocr.ai/main/en/version3.x/algorithm/PP-OCRv5/PP-OCRv5.html</w:t>
-        </w:r>
-      </w:hyperlink>
-      <w:r>
-        <w:t xml:space="preserve"> </w:t>
-      </w:r>
-      <w:r>
-        <w:t xml:space="preserve">(truy cập ngày 2026-07-19).</w:t>
-      </w:r>
-    </w:p>
-    <w:p>
-      <w:pPr>
-        <w:pStyle w:val="BodyText"/>
-      </w:pPr>
-      <w:r>
-        <w:t xml:space="preserve">[119] Ultralytics, "Model Evaluation Insights — huong dan vat the nho, imgsz, rect, SAHI tiling," Ultralytics, 2026. [Trực tuyến]. Địa chỉ:</w:t>
-      </w:r>
-      <w:r>
-        <w:t xml:space="preserve"> </w:t>
-      </w:r>
-      <w:hyperlink r:id="rId278">
-        <w:r>
-          <w:rPr>
-            <w:rStyle w:val="Hyperlink"/>
-          </w:rPr>
-          <w:t xml:space="preserve">https://docs.ultralytics.com/guides/model-evaluation-insights/</w:t>
-        </w:r>
-      </w:hyperlink>
-      <w:r>
-        <w:t xml:space="preserve"> </w:t>
-      </w:r>
-      <w:r>
-        <w:t xml:space="preserve">(truy cập ngày 2026-07-19).</w:t>
-      </w:r>
-    </w:p>
-    <w:p>
-      <w:pPr>
-        <w:pStyle w:val="BodyText"/>
-      </w:pPr>
-      <w:r>
-        <w:t xml:space="preserve">[120] Intel OpenVINO, "Performance Hints and Thread Scheduling — OpenVINO CPU Device (LATENCY hint, hyper-threading, inference_num_threads)," Intel, 2024. [Trực tuyến]. Địa chỉ:</w:t>
-      </w:r>
-      <w:r>
-        <w:t xml:space="preserve"> </w:t>
-      </w:r>
-      <w:hyperlink r:id="rId279">
-        <w:r>
-          <w:rPr>
-            <w:rStyle w:val="Hyperlink"/>
-          </w:rPr>
-          <w:t xml:space="preserve">https://docs.openvino.ai/2024/openvino-workflow/running-inference/inference-devices-and-modes/cpu-device/performance-hint-and-thread-scheduling.html</w:t>
-        </w:r>
-      </w:hyperlink>
-      <w:r>
-        <w:t xml:space="preserve"> </w:t>
-      </w:r>
-      <w:r>
-        <w:t xml:space="preserve">(truy cập ngày 2026-07-19).</w:t>
-      </w:r>
-    </w:p>
-    <w:p>
-      <w:pPr>
-        <w:pStyle w:val="BodyText"/>
-      </w:pPr>
-      <w:r>
-        <w:t xml:space="preserve">[121] "TransLPRNet: Lite Vision-Language Network for Single/Dual-line Chinese License Plate Recognition,"</w:t>
-      </w:r>
-      <w:r>
-        <w:t xml:space="preserve"> </w:t>
-      </w:r>
-      <w:r>
-        <w:rPr>
-          <w:i/>
-          <w:iCs/>
-        </w:rPr>
-        <w:t xml:space="preserve">arXiv preprint arXiv:2507.17335</w:t>
-      </w:r>
-      <w:r>
-        <w:t xml:space="preserve">, 2025. [Trực tuyến]. Địa chỉ:</w:t>
-      </w:r>
-      <w:r>
-        <w:t xml:space="preserve"> </w:t>
-      </w:r>
-      <w:hyperlink r:id="rId280">
-        <w:r>
-          <w:rPr>
-            <w:rStyle w:val="Hyperlink"/>
-          </w:rPr>
-          <w:t xml:space="preserve">https://arxiv.org/abs/2507.17335</w:t>
-        </w:r>
-      </w:hyperlink>
-      <w:r>
-        <w:t xml:space="preserve"> </w:t>
-      </w:r>
-      <w:r>
-        <w:t xml:space="preserve">(truy cập ngày 2026-07-19).</w:t>
-      </w:r>
-    </w:p>
-    <w:p>
-      <w:pPr>
-        <w:pStyle w:val="BodyText"/>
-      </w:pPr>
-      <w:r>
-        <w:t xml:space="preserve">[122] "Advancing Multinational License Plate Recognition Through Synthetic and Real Data Fusion: A Comprehensive Evaluation,"</w:t>
-      </w:r>
-      <w:r>
-        <w:t xml:space="preserve"> </w:t>
-      </w:r>
-      <w:r>
-        <w:rPr>
-          <w:i/>
-          <w:iCs/>
-        </w:rPr>
-        <w:t xml:space="preserve">arXiv preprint arXiv:2601.07671</w:t>
-      </w:r>
-      <w:r>
-        <w:t xml:space="preserve">, 2026. [Trực tuyến]. Địa chỉ:</w:t>
-      </w:r>
-      <w:r>
-        <w:t xml:space="preserve"> </w:t>
-      </w:r>
-      <w:hyperlink r:id="rId281">
-        <w:r>
-          <w:rPr>
-            <w:rStyle w:val="Hyperlink"/>
-          </w:rPr>
-          <w:t xml:space="preserve">https://arxiv.org/pdf/2601.07671</w:t>
-        </w:r>
-      </w:hyperlink>
-      <w:r>
-        <w:t xml:space="preserve"> </w:t>
-      </w:r>
-      <w:r>
-        <w:t xml:space="preserve">(truy cập ngày 2026-07-19).</w:t>
-      </w:r>
-    </w:p>
-    <w:p>
-      <w:pPr>
-        <w:pStyle w:val="BodyText"/>
-      </w:pPr>
-      <w:r>
-        <w:t xml:space="preserve">[123] Microsoft ONNX Runtime, "Quantize ONNX models — ONNX Runtime (dynamic vs static, VNNI/AVX512, cảnh báo phần cứng cũ)," Microsoft, 2025. [Trực tuyến]. Địa chỉ:</w:t>
-      </w:r>
-      <w:r>
-        <w:t xml:space="preserve"> </w:t>
-      </w:r>
-      <w:hyperlink r:id="rId282">
-        <w:r>
-          <w:rPr>
-            <w:rStyle w:val="Hyperlink"/>
-          </w:rPr>
-          <w:t xml:space="preserve">https://onnxruntime.ai/docs/performance/model-optimizations/quantization.html</w:t>
-        </w:r>
-      </w:hyperlink>
-      <w:r>
-        <w:t xml:space="preserve"> </w:t>
-      </w:r>
-      <w:r>
-        <w:t xml:space="preserve">(truy cập ngày 2026-07-19).</w:t>
-      </w:r>
-    </w:p>
-    <w:p>
       <w:r>
         <w:br w:type="page"/>
       </w:r>
     </w:p>
-    <w:bookmarkEnd w:id="283"/>
-    <w:bookmarkStart w:id="310" w:name="phụ-lục"/>
+    <w:bookmarkEnd w:id="212"/>
+    <w:bookmarkStart w:id="239" w:name="phụ-lục"/>
     <w:p>
       <w:pPr>
         <w:pStyle w:val="Heading1"/>
@@ -44126,7 +40909,7 @@
         </w:pict>
       </w:r>
     </w:p>
-    <w:bookmarkStart w:id="286" w:name="phụ-lục-a-mã-nguồn"/>
+    <w:bookmarkStart w:id="215" w:name="phụ-lục-a-mã-nguồn"/>
     <w:p>
       <w:pPr>
         <w:pStyle w:val="Heading2"/>
@@ -44135,7 +40918,7 @@
         <w:t xml:space="preserve">Phụ lục A. Mã nguồn</w:t>
       </w:r>
     </w:p>
-    <w:bookmarkStart w:id="284" w:name="a1-quy-mô"/>
+    <w:bookmarkStart w:id="213" w:name="a1-quy-mô"/>
     <w:p>
       <w:pPr>
         <w:pStyle w:val="Heading3"/>
@@ -44799,8 +41582,8 @@
         <w:t xml:space="preserve">trong Chương 5 phải sinh ra được bằng một lệnh chạy lại được.</w:t>
       </w:r>
     </w:p>
-    <w:bookmarkEnd w:id="284"/>
-    <w:bookmarkStart w:id="285" w:name="a2-tổ-chức-thư-mục"/>
+    <w:bookmarkEnd w:id="213"/>
+    <w:bookmarkStart w:id="214" w:name="a2-tổ-chức-thư-mục"/>
     <w:p>
       <w:pPr>
         <w:pStyle w:val="Heading3"/>
@@ -45075,9 +41858,9 @@
         </w:pict>
       </w:r>
     </w:p>
-    <w:bookmarkEnd w:id="285"/>
-    <w:bookmarkEnd w:id="286"/>
-    <w:bookmarkStart w:id="287" w:name="phụ-lục-b-siêu-tham-số-huấn-luyện"/>
+    <w:bookmarkEnd w:id="214"/>
+    <w:bookmarkEnd w:id="215"/>
+    <w:bookmarkStart w:id="216" w:name="phụ-lục-b-siêu-tham-số-huấn-luyện"/>
     <w:p>
       <w:pPr>
         <w:pStyle w:val="Heading2"/>
@@ -46147,7 +42930,7 @@
           <w:b/>
           <w:bCs/>
         </w:rPr>
-        <w:t xml:space="preserve">Hai giá trị đáng giải thích thêm.</w:t>
+        <w:t xml:space="preserve">Giải thích chi tiết hai giá trị.</w:t>
       </w:r>
       <w:r>
         <w:t xml:space="preserve"> </w:t>
@@ -46249,8 +43032,8 @@
         </w:pict>
       </w:r>
     </w:p>
-    <w:bookmarkEnd w:id="287"/>
-    <w:bookmarkStart w:id="289" w:name="phụ-lục-c-bộ-dữ-liệu"/>
+    <w:bookmarkEnd w:id="216"/>
+    <w:bookmarkStart w:id="218" w:name="phụ-lục-c-bộ-dữ-liệu"/>
     <w:p>
       <w:pPr>
         <w:pStyle w:val="Heading2"/>
@@ -46259,7 +43042,7 @@
         <w:t xml:space="preserve">Phụ lục C. Bộ dữ liệu</w:t>
       </w:r>
     </w:p>
-    <w:bookmarkStart w:id="288" w:name="Xf13a66160a76b51942284da13ebd03c025f7130"/>
+    <w:bookmarkStart w:id="217" w:name="Xf13a66160a76b51942284da13ebd03c025f7130"/>
     <w:p>
       <w:pPr>
         <w:pStyle w:val="Heading3"/>
@@ -47229,9 +44012,9 @@
         <w:t xml:space="preserve">, và điều này được nêu nhất quán ở mục 4.4.2 và 6.3.1.</w:t>
       </w:r>
     </w:p>
-    <w:bookmarkEnd w:id="288"/>
-    <w:bookmarkEnd w:id="289"/>
-    <w:bookmarkStart w:id="294" w:name="phụ-lục-d-hướng-dẫn-cài-đặt-và-chạy"/>
+    <w:bookmarkEnd w:id="217"/>
+    <w:bookmarkEnd w:id="218"/>
+    <w:bookmarkStart w:id="223" w:name="phụ-lục-d-hướng-dẫn-cài-đặt-và-chạy"/>
     <w:p>
       <w:pPr>
         <w:pStyle w:val="Heading2"/>
@@ -47240,7 +44023,7 @@
         <w:t xml:space="preserve">Phụ lục D. Hướng dẫn cài đặt và chạy</w:t>
       </w:r>
     </w:p>
-    <w:bookmarkStart w:id="290" w:name="d1-yêu-cầu"/>
+    <w:bookmarkStart w:id="219" w:name="d1-yêu-cầu"/>
     <w:p>
       <w:pPr>
         <w:pStyle w:val="Heading3"/>
@@ -47417,8 +44200,8 @@
         </w:tc>
       </w:tr>
     </w:tbl>
-    <w:bookmarkEnd w:id="290"/>
-    <w:bookmarkStart w:id="291" w:name="d2-chạy-bằng-docker-compose-khuyến-nghị"/>
+    <w:bookmarkEnd w:id="219"/>
+    <w:bookmarkStart w:id="220" w:name="d2-chạy-bằng-docker-compose-khuyến-nghị"/>
     <w:p>
       <w:pPr>
         <w:pStyle w:val="Heading3"/>
@@ -47712,7 +44495,7 @@
         <w:t xml:space="preserve"> </w:t>
       </w:r>
       <w:r>
-        <w:t xml:space="preserve">nhưng mọi yêu cầu nhận dạng sẽ trả lỗi thay vì trả kết quả bịa — cơ chế</w:t>
+        <w:t xml:space="preserve">nhưng mọi yêu cầu nhận dạng sẽ trả lỗi thay vì trả kết quả giả lập — cơ chế</w:t>
       </w:r>
       <w:r>
         <w:t xml:space="preserve"> </w:t>
@@ -47727,8 +44510,8 @@
         <w:t xml:space="preserve">, trình bày ở mục 4.7.4.</w:t>
       </w:r>
     </w:p>
-    <w:bookmarkEnd w:id="291"/>
-    <w:bookmarkStart w:id="292" w:name="d3-chạy-trực-tiếp-không-dùng-docker"/>
+    <w:bookmarkEnd w:id="220"/>
+    <w:bookmarkStart w:id="221" w:name="d3-chạy-trực-tiếp-không-dùng-docker"/>
     <w:p>
       <w:pPr>
         <w:pStyle w:val="Heading3"/>
@@ -47962,8 +44745,8 @@
         <w:t xml:space="preserve">học sâu — trình bày ở mục 4.3.2. Gộp chúng lại sẽ hỏng.</w:t>
       </w:r>
     </w:p>
-    <w:bookmarkEnd w:id="292"/>
-    <w:bookmarkStart w:id="293" w:name="d4-biến-môi-trường-đáng-chú-ý"/>
+    <w:bookmarkEnd w:id="221"/>
+    <w:bookmarkStart w:id="222" w:name="d4-biến-môi-trường-đáng-chú-ý"/>
     <w:p>
       <w:pPr>
         <w:pStyle w:val="Heading3"/>
@@ -48287,9 +45070,9 @@
         </w:pict>
       </w:r>
     </w:p>
-    <w:bookmarkEnd w:id="293"/>
-    <w:bookmarkEnd w:id="294"/>
-    <w:bookmarkStart w:id="297" w:name="phụ-lục-e-kết-quả-kiểm-thử"/>
+    <w:bookmarkEnd w:id="222"/>
+    <w:bookmarkEnd w:id="223"/>
+    <w:bookmarkStart w:id="226" w:name="phụ-lục-e-kết-quả-kiểm-thử"/>
     <w:p>
       <w:pPr>
         <w:pStyle w:val="Heading2"/>
@@ -48298,7 +45081,7 @@
         <w:t xml:space="preserve">Phụ lục E. Kết quả kiểm thử</w:t>
       </w:r>
     </w:p>
-    <w:bookmarkStart w:id="295" w:name="e1-tổng-hợp"/>
+    <w:bookmarkStart w:id="224" w:name="e1-tổng-hợp"/>
     <w:p>
       <w:pPr>
         <w:pStyle w:val="Heading3"/>
@@ -48385,7 +45168,7 @@
                 <w:b/>
                 <w:bCs/>
               </w:rPr>
-              <w:t xml:space="preserve">1.001</w:t>
+              <w:t xml:space="preserve">1.002</w:t>
             </w:r>
           </w:p>
         </w:tc>
@@ -48413,7 +45196,7 @@
                 <w:b/>
                 <w:bCs/>
               </w:rPr>
-              <w:t xml:space="preserve">1.000</w:t>
+              <w:t xml:space="preserve">1.001</w:t>
             </w:r>
           </w:p>
         </w:tc>
@@ -48532,8 +45315,8 @@
         </w:tc>
       </w:tr>
     </w:tbl>
-    <w:bookmarkEnd w:id="295"/>
-    <w:bookmarkStart w:id="296" w:name="e2-phân-nhóm"/>
+    <w:bookmarkEnd w:id="224"/>
+    <w:bookmarkStart w:id="225" w:name="e2-phân-nhóm"/>
     <w:p>
       <w:pPr>
         <w:pStyle w:val="Heading3"/>
@@ -48715,19 +45498,13 @@
           <w:b/>
           <w:bCs/>
         </w:rPr>
-        <w:t xml:space="preserve">Ý nghĩa của con số 0 fail cần được đọc đúng.</w:t>
-      </w:r>
-      <w:r>
-        <w:t xml:space="preserve"> </w:t>
-      </w:r>
-      <w:r>
-        <w:t xml:space="preserve">Nó nói rằng hệ thống làm đúng</w:t>
-      </w:r>
-      <w:r>
-        <w:t xml:space="preserve"> </w:t>
-      </w:r>
-      <w:r>
-        <w:t xml:space="preserve">những gì bộ kiểm thử kiểm; nó</w:t>
+        <w:t xml:space="preserve">Lưu ý về kết quả kiểm thử.</w:t>
+      </w:r>
+      <w:r>
+        <w:t xml:space="preserve"> </w:t>
+      </w:r>
+      <w:r>
+        <w:t xml:space="preserve">Kết quả 0 thất bại thể hiện hệ thống đã vượt qua các kịch bản kiểm thử tự động được thiết lập, nhưng</w:t>
       </w:r>
       <w:r>
         <w:t xml:space="preserve"> </w:t>
@@ -48743,7 +45520,7 @@
         <w:t xml:space="preserve"> </w:t>
       </w:r>
       <w:r>
-        <w:t xml:space="preserve">nói rằng hệ thống đạt mọi chỉ tiêu. Ba</w:t>
+        <w:t xml:space="preserve">đồng nghĩa với việc hoàn thành tất cả chỉ tiêu phi chức năng. Ba</w:t>
       </w:r>
       <w:r>
         <w:t xml:space="preserve"> </w:t>
@@ -48785,9 +45562,9 @@
         </w:pict>
       </w:r>
     </w:p>
-    <w:bookmarkEnd w:id="296"/>
-    <w:bookmarkEnd w:id="297"/>
-    <w:bookmarkStart w:id="300" w:name="Xb0ecaefd567621d8f4fd0ba4686066ee0905bcc"/>
+    <w:bookmarkEnd w:id="225"/>
+    <w:bookmarkEnd w:id="226"/>
+    <w:bookmarkStart w:id="229" w:name="Xb0ecaefd567621d8f4fd0ba4686066ee0905bcc"/>
     <w:p>
       <w:pPr>
         <w:pStyle w:val="Heading2"/>
@@ -48796,7 +45573,7 @@
         <w:t xml:space="preserve">Phụ lục F. Giao diện lập trình và cấu hình triển khai</w:t>
       </w:r>
     </w:p>
-    <w:bookmarkStart w:id="298" w:name="f1-danh-sách-endpoint"/>
+    <w:bookmarkStart w:id="227" w:name="f1-danh-sách-endpoint"/>
     <w:p>
       <w:pPr>
         <w:pStyle w:val="Heading3"/>
@@ -49473,8 +46250,8 @@
         <w:t xml:space="preserve">, nên nó không bao giờ lệch với mã nguồn.</w:t>
       </w:r>
     </w:p>
-    <w:bookmarkEnd w:id="298"/>
-    <w:bookmarkStart w:id="299" w:name="f2-cấu-hình-docker-compose"/>
+    <w:bookmarkEnd w:id="227"/>
+    <w:bookmarkStart w:id="228" w:name="f2-cấu-hình-docker-compose"/>
     <w:p>
       <w:pPr>
         <w:pStyle w:val="Heading3"/>
@@ -49870,9 +46647,9 @@
         </w:pict>
       </w:r>
     </w:p>
-    <w:bookmarkEnd w:id="299"/>
-    <w:bookmarkEnd w:id="300"/>
-    <w:bookmarkStart w:id="307" w:name="Xf4fdfdb0582bdca8adb9305f82cdbfca4c61ab6"/>
+    <w:bookmarkEnd w:id="228"/>
+    <w:bookmarkEnd w:id="229"/>
+    <w:bookmarkStart w:id="236" w:name="Xf4fdfdb0582bdca8adb9305f82cdbfca4c61ab6"/>
     <w:p>
       <w:pPr>
         <w:pStyle w:val="Heading2"/>
@@ -49927,7 +46704,7 @@
         </w:pict>
       </w:r>
     </w:p>
-    <w:bookmarkStart w:id="302" w:name="h2-bảng-34-yêu-cầu-chức-năng"/>
+    <w:bookmarkStart w:id="231" w:name="h2-bảng-34-yêu-cầu-chức-năng"/>
     <w:p>
       <w:pPr>
         <w:pStyle w:val="Heading3"/>
@@ -50256,11 +47033,11 @@
       <w:pPr>
         <w:pStyle w:val="Heading3"/>
       </w:pPr>
-      <w:bookmarkStart w:id="301" w:name="Xd671551d4f61d4e06f074a24ca13000a5b221b1"/>
+      <w:bookmarkStart w:id="230" w:name="Xd671551d4f61d4e06f074a24ca13000a5b221b1"/>
       <w:r>
         <w:t xml:space="preserve">Bốn yêu cầu mức Won't và hai đợt thu gọn phạm vi ngày 2026-07-20</w:t>
       </w:r>
-      <w:bookmarkEnd w:id="301"/>
+      <w:bookmarkEnd w:id="230"/>
     </w:p>
     <w:p>
       <w:pPr>
@@ -50354,114 +47131,71 @@
           <w:b/>
           <w:bCs/>
         </w:rPr>
-        <w:t xml:space="preserve">Phải nói thẳng: hai yêu cầu mức</w:t>
-      </w:r>
-      <w:r>
-        <w:rPr>
-          <w:b/>
-          <w:bCs/>
-        </w:rPr>
-        <w:t xml:space="preserve"> </w:t>
-      </w:r>
-      <w:r>
-        <w:rPr>
-          <w:b/>
-          <w:bCs/>
+        <w:t xml:space="preserve">Lưu ý về phạm vi:</w:t>
+      </w:r>
+      <w:r>
+        <w:t xml:space="preserve"> </w:t>
+      </w:r>
+      <w:r>
+        <w:t xml:space="preserve">Hai yêu cầu mức</w:t>
+      </w:r>
+      <w:r>
+        <w:t xml:space="preserve"> </w:t>
+      </w:r>
+      <w:r>
+        <w:rPr>
           <w:i/>
           <w:iCs/>
         </w:rPr>
         <w:t xml:space="preserve">Must</w:t>
       </w:r>
       <w:r>
-        <w:rPr>
-          <w:b/>
-          <w:bCs/>
-        </w:rPr>
-        <w:t xml:space="preserve"> </w:t>
-      </w:r>
-      <w:r>
-        <w:rPr>
-          <w:b/>
-          <w:bCs/>
-        </w:rPr>
-        <w:t xml:space="preserve">đã bị đưa ra khỏi phạm vi — FR-4.1 ngày 20/07/2026 và FR-2.5 ngày 03/08/2026.</w:t>
-      </w:r>
-      <w:r>
-        <w:t xml:space="preserve"> </w:t>
-      </w:r>
-      <w:r>
-        <w:t xml:space="preserve">Con số đếm vì vậy giảm từ 22/7/3/2 xuống</w:t>
-      </w:r>
-      <w:r>
-        <w:t xml:space="preserve"> </w:t>
-      </w:r>
-      <w:r>
-        <w:rPr>
-          <w:b/>
-          <w:bCs/>
-        </w:rPr>
-        <w:t xml:space="preserve">20/5/3/6</w:t>
-      </w:r>
-      <w:r>
-        <w:t xml:space="preserve">, và mục 6.2 ghi nhận đây là</w:t>
-      </w:r>
-      <w:r>
-        <w:t xml:space="preserve"> </w:t>
-      </w:r>
-      <w:r>
-        <w:rPr>
-          <w:b/>
-          <w:bCs/>
-        </w:rPr>
-        <w:t xml:space="preserve">hạn chế thật</w:t>
-      </w:r>
-      <w:r>
-        <w:t xml:space="preserve">. Điều</w:t>
-      </w:r>
-      <w:r>
-        <w:t xml:space="preserve"> </w:t>
-      </w:r>
-      <w:r>
-        <w:rPr>
-          <w:b/>
-          <w:bCs/>
-        </w:rPr>
-        <w:t xml:space="preserve">không</w:t>
-      </w:r>
-      <w:r>
-        <w:t xml:space="preserve"> </w:t>
-      </w:r>
-      <w:r>
-        <w:t xml:space="preserve">thay đổi: cả hai đợt chỉ gỡ</w:t>
-      </w:r>
-      <w:r>
-        <w:t xml:space="preserve"> </w:t>
-      </w:r>
-      <w:r>
-        <w:rPr>
-          <w:b/>
-          <w:bCs/>
-        </w:rPr>
-        <w:t xml:space="preserve">màn hình hiển thị</w:t>
-      </w:r>
-      <w:r>
-        <w:t xml:space="preserve">, không gỡ</w:t>
-      </w:r>
-      <w:r>
-        <w:t xml:space="preserve"> </w:t>
-      </w:r>
-      <w:r>
-        <w:rPr>
-          <w:b/>
-          <w:bCs/>
-        </w:rPr>
-        <w:t xml:space="preserve">năng lực hệ thống</w:t>
-      </w:r>
-      <w:r>
-        <w:t xml:space="preserve"> </w:t>
-      </w:r>
-      <w:r>
-        <w:t xml:space="preserve">— các endpoint vẫn phục vụ, vẫn trong tài liệu OpenAPI, vẫn có kiểm thử tích hợp (</w:t>
+        <w:t xml:space="preserve"> </w:t>
+      </w:r>
+      <w:r>
+        <w:t xml:space="preserve">đã được điều chỉnh ra khỏi phạm vi thực hiện — FR-4.1 ngày 20/07/2026 và FR-2.5 ngày 03/08/2026. Phân bố các mức yêu cầu được cập nhật thành</w:t>
+      </w:r>
+      <w:r>
+        <w:t xml:space="preserve"> </w:t>
+      </w:r>
+      <w:r>
+        <w:rPr>
+          <w:b/>
+          <w:bCs/>
+        </w:rPr>
+        <w:t xml:space="preserve">20 Must, 5 Should, 3 Could, 6 Won't</w:t>
+      </w:r>
+      <w:r>
+        <w:t xml:space="preserve">, và được ghi nhận minh bạch tại mục 6.2. Cần lưu ý rằng hai đợt điều chỉnh này chỉ thu gọn</w:t>
+      </w:r>
+      <w:r>
+        <w:t xml:space="preserve"> </w:t>
+      </w:r>
+      <w:r>
+        <w:rPr>
+          <w:b/>
+          <w:bCs/>
+        </w:rPr>
+        <w:t xml:space="preserve">giao diện hiển thị</w:t>
+      </w:r>
+      <w:r>
+        <w:t xml:space="preserve">, không làm mất đi</w:t>
+      </w:r>
+      <w:r>
+        <w:t xml:space="preserve"> </w:t>
+      </w:r>
+      <w:r>
+        <w:rPr>
+          <w:b/>
+          <w:bCs/>
+        </w:rPr>
+        <w:t xml:space="preserve">năng lực xử lý của hệ thống</w:t>
+      </w:r>
+      <w:r>
+        <w:t xml:space="preserve"> </w:t>
+      </w:r>
+      <w:r>
+        <w:t xml:space="preserve">— các endpoint API vẫn phục vụ bình thường, nằm trong tài liệu OpenAPI và được kiểm thử tự động đầy đủ (</w:t>
       </w:r>
       <w:r>
         <w:rPr>
@@ -50482,7 +47216,7 @@
         <w:t xml:space="preserve">test_api_health.py</w:t>
       </w:r>
       <w:r>
-        <w:t xml:space="preserve">), thiết kế API ở 4.7.3 giữ nguyên không sửa một dòng — bằng chứng thực tế cho nguyên tắc tách tầng ở 4.2. Đánh đổi đo được của đợt 2: gỡ</w:t>
+        <w:t xml:space="preserve">). Đánh đổi đo được: việc loại bỏ</w:t>
       </w:r>
       <w:r>
         <w:t xml:space="preserve"> </w:t>
@@ -50497,7 +47231,7 @@
         <w:t xml:space="preserve"> </w:t>
       </w:r>
       <w:r>
-        <w:t xml:space="preserve">làm gói tải về giảm từ ~730 KB xuống</w:t>
+        <w:t xml:space="preserve">giúp dung lượng gói tải về của giao diện giảm từ ~730 KB xuống</w:t>
       </w:r>
       <w:r>
         <w:t xml:space="preserve"> </w:t>
@@ -50541,8 +47275,8 @@
         </w:pict>
       </w:r>
     </w:p>
-    <w:bookmarkEnd w:id="302"/>
-    <w:bookmarkStart w:id="306" w:name="h3-bảng-chỉ-tiêu-phi-chức-năng"/>
+    <w:bookmarkEnd w:id="231"/>
+    <w:bookmarkStart w:id="235" w:name="h3-bảng-chỉ-tiêu-phi-chức-năng"/>
     <w:p>
       <w:pPr>
         <w:pStyle w:val="Heading3"/>
@@ -50559,7 +47293,7 @@
         <w:t xml:space="preserve">Bảy nhóm: hiệu năng (NFR-P), độ chính xác (NFR-A), tin cậy (NFR-R), khả dụng (NFR-U), bảo trì (NFR-M), bảo mật (NFR-S), tương thích – triển khai (NFR-C), mở rộng (NFR-SC).</w:t>
       </w:r>
     </w:p>
-    <w:bookmarkStart w:id="303" w:name="X3880515f8fbb8abfa7d57c19e291cacf82ef4a6"/>
+    <w:bookmarkStart w:id="232" w:name="X3880515f8fbb8abfa7d57c19e291cacf82ef4a6"/>
     <w:p>
       <w:pPr>
         <w:pStyle w:val="Heading4"/>
@@ -50743,8 +47477,8 @@
         <w:t xml:space="preserve">, không có ý nghĩa thống kê; đồ án chỉ dùng cột thời gian và cố ý lược bỏ cột độ chính xác.</w:t>
       </w:r>
     </w:p>
-    <w:bookmarkEnd w:id="303"/>
-    <w:bookmarkStart w:id="304" w:name="X223de23e0d838ff891bdf6bdc5276f58b2d523c"/>
+    <w:bookmarkEnd w:id="232"/>
+    <w:bookmarkStart w:id="233" w:name="X223de23e0d838ff891bdf6bdc5276f58b2d523c"/>
     <w:p>
       <w:pPr>
         <w:pStyle w:val="Heading4"/>
@@ -51784,8 +48518,8 @@
         <w:t xml:space="preserve">— báo cáo theo điều kiện ảnh nếu bộ dữ liệu có nhãn phù hợp.</w:t>
       </w:r>
     </w:p>
-    <w:bookmarkEnd w:id="304"/>
-    <w:bookmarkStart w:id="305" w:name="c-các-nhóm-yêu-cầu-phi-chức-năng-còn-lại"/>
+    <w:bookmarkEnd w:id="233"/>
+    <w:bookmarkStart w:id="234" w:name="c-các-nhóm-yêu-cầu-phi-chức-năng-còn-lại"/>
     <w:p>
       <w:pPr>
         <w:pStyle w:val="Heading4"/>
@@ -51966,10 +48700,10 @@
         </w:pict>
       </w:r>
     </w:p>
-    <w:bookmarkEnd w:id="305"/>
-    <w:bookmarkEnd w:id="306"/>
-    <w:bookmarkEnd w:id="307"/>
-    <w:bookmarkStart w:id="309" w:name="Xca8a6b0a1c163d0021c70a30659365938cfbbe3"/>
+    <w:bookmarkEnd w:id="234"/>
+    <w:bookmarkEnd w:id="235"/>
+    <w:bookmarkEnd w:id="236"/>
+    <w:bookmarkStart w:id="238" w:name="Xca8a6b0a1c163d0021c70a30659365938cfbbe3"/>
     <w:p>
       <w:pPr>
         <w:pStyle w:val="Heading2"/>
@@ -52034,7 +48768,7 @@
         </w:pict>
       </w:r>
     </w:p>
-    <w:bookmarkStart w:id="308" w:name="o2-danh-mục-báo-cáo-đo-dạng-json"/>
+    <w:bookmarkStart w:id="237" w:name="o2-danh-mục-báo-cáo-đo-dạng-json"/>
     <w:p>
       <w:pPr>
         <w:pStyle w:val="Heading3"/>
@@ -52048,7 +48782,7 @@
         <w:pStyle w:val="FirstParagraph"/>
       </w:pPr>
       <w:r>
-        <w:t xml:space="preserve">Toàn bộ số liệu công bố trong quyển sinh ra từ các tệp dưới đây, nằm ở</w:t>
+        <w:t xml:space="preserve">Toàn bộ số liệu công bố trong báo cáo được tổng hợp từ các tệp dữ liệu kiểm thử nằm tại thư mục</w:t>
       </w:r>
       <w:r>
         <w:t xml:space="preserve"> </w:t>
@@ -52070,26 +48804,23 @@
           <w:b/>
           <w:bCs/>
         </w:rPr>
-        <w:t xml:space="preserve">không chép nội dung tệp</w:t>
-      </w:r>
-      <w:r>
-        <w:t xml:space="preserve">: gộp lại chúng dài hàng chục</w:t>
-      </w:r>
-      <w:r>
-        <w:t xml:space="preserve"> </w:t>
-      </w:r>
-      <w:r>
-        <w:t xml:space="preserve">nghìn dòng, chép vào thì quyển phình mà vẫn không ai đọc. Thay vào đó mỗi dòng ghi</w:t>
-      </w:r>
-      <w:r>
-        <w:t xml:space="preserve"> </w:t>
-      </w:r>
-      <w:r>
-        <w:rPr>
-          <w:b/>
-          <w:bCs/>
-        </w:rPr>
-        <w:t xml:space="preserve">câu hỏi tệp đó trả lời</w:t>
+        <w:t xml:space="preserve">không chép nguyên văn nội dung tệp</w:t>
+      </w:r>
+      <w:r>
+        <w:t xml:space="preserve"> </w:t>
+      </w:r>
+      <w:r>
+        <w:t xml:space="preserve">để tránh làm tăng dung lượng tài liệu không cần thiết. Thay vào đó, mỗi dòng trình bày rõ</w:t>
+      </w:r>
+      <w:r>
+        <w:t xml:space="preserve"> </w:t>
+      </w:r>
+      <w:r>
+        <w:rPr>
+          <w:b/>
+          <w:bCs/>
+        </w:rPr>
+        <w:t xml:space="preserve">mục đích kiểm chứng của tệp</w:t>
       </w:r>
       <w:r>
         <w:t xml:space="preserve"> </w:t>
@@ -52105,16 +48836,10 @@
           <w:b/>
           <w:bCs/>
         </w:rPr>
-        <w:t xml:space="preserve">mục nào trong quyển dùng nó</w:t>
-      </w:r>
-      <w:r>
-        <w:t xml:space="preserve">, để một con số bất kỳ</w:t>
-      </w:r>
-      <w:r>
-        <w:t xml:space="preserve"> </w:t>
-      </w:r>
-      <w:r>
-        <w:t xml:space="preserve">đều truy ngược được về tệp sinh ra nó.</w:t>
+        <w:t xml:space="preserve">mục tham chiếu tương ứng</w:t>
+      </w:r>
+      <w:r>
+        <w:t xml:space="preserve">, đảm bảo mọi số liệu đều có thể truy xuất nguồn gốc minh bạch.</w:t>
       </w:r>
     </w:p>
     <w:p>
@@ -52177,7 +48902,7 @@
               <w:pStyle w:val="Compact"/>
             </w:pPr>
             <w:r>
-              <w:t xml:space="preserve">Trả lời câu hỏi gì</w:t>
+              <w:t xml:space="preserve">Mục đích kiểm chứng / Nội dung đo đạc</w:t>
             </w:r>
           </w:p>
         </w:tc>
@@ -52990,9 +49715,9 @@
         <w:br w:type="page"/>
       </w:r>
     </w:p>
-    <w:bookmarkEnd w:id="308"/>
-    <w:bookmarkEnd w:id="309"/>
-    <w:bookmarkEnd w:id="310"/>
+    <w:bookmarkEnd w:id="237"/>
+    <w:bookmarkEnd w:id="238"/>
+    <w:bookmarkEnd w:id="239"/>
     <w:sectPr>
       <w:footnotePr>
         <w:numRestart w:val="eachSect"/>

--- a/docs/papers/thesis-full.docx
+++ b/docs/papers/thesis-full.docx
@@ -578,7 +578,7 @@
     </w:p>
     <w:bookmarkEnd w:id="14"/>
     <w:bookmarkEnd w:id="15"/>
-    <w:bookmarkStart w:id="36" w:name="chương-1-giới-thiệu"/>
+    <w:bookmarkStart w:id="37" w:name="chương-1-giới-thiệu"/>
     <w:p>
       <w:pPr>
         <w:pStyle w:val="Heading1"/>
@@ -997,7 +997,7 @@
         <w:t xml:space="preserve"> </w:t>
       </w:r>
       <w:r>
-        <w:t xml:space="preserve">— số liệu Việt Nam do chính đồ án đo nằm ở</w:t>
+        <w:t xml:space="preserve">— số liệu Việt Nam do chính nhóm thực hiện đo nằm ở</w:t>
       </w:r>
       <w:r>
         <w:t xml:space="preserve"> </w:t>
@@ -3637,7 +3637,7 @@
         <w:t xml:space="preserve"> </w:t>
       </w:r>
       <w:r>
-        <w:t xml:space="preserve">— quyết định thuộc về benchmark do chính đồ án chạy (</w:t>
+        <w:t xml:space="preserve">— quyết định thuộc về benchmark do chính nhóm thực hiện chạy (</w:t>
       </w:r>
       <w:r>
         <w:rPr>
@@ -4269,7 +4269,7 @@
     </w:p>
     <w:bookmarkEnd w:id="30"/>
     <w:bookmarkEnd w:id="31"/>
-    <w:bookmarkStart w:id="32" w:name="Xb336306c19b98e35e2c5b07473c7b2a289b22b1"/>
+    <w:bookmarkStart w:id="33" w:name="Xb336306c19b98e35e2c5b07473c7b2a289b22b1"/>
     <w:p>
       <w:pPr>
         <w:pStyle w:val="Heading2"/>
@@ -4309,35 +4309,13 @@
         <w:t xml:space="preserve">, kèm cấu hình phần cứng và cỡ mẫu); và quy trình phát triển theo giai đoạn, mỗi giai đoạn khép lại bằng một bộ tài liệu và một mốc kiểm chứng.</w:t>
       </w:r>
     </w:p>
-    <w:bookmarkEnd w:id="32"/>
-    <w:bookmarkStart w:id="35" w:name="X995047f04ff093c83575386314fe17e37a71012"/>
-    <w:p>
-      <w:pPr>
-        <w:pStyle w:val="Heading2"/>
-      </w:pPr>
-      <w:r>
-        <w:t xml:space="preserve">1.5. Đóng góp của đề tài</w:t>
-      </w:r>
-    </w:p>
-    <w:bookmarkStart w:id="33" w:name="X2061df313952a9adf182147f3b87de95d67d592"/>
+    <w:bookmarkStart w:id="32" w:name="X94a0e4fa44f95575832cc95916ee7a3ebd1ff24"/>
     <w:p>
       <w:pPr>
         <w:pStyle w:val="Heading3"/>
       </w:pPr>
       <w:r>
-        <w:t xml:space="preserve">1.5.1. Tuyên bố trung thực về mức đóng góp</w:t>
-      </w:r>
-    </w:p>
-    <w:p>
-      <w:pPr>
-        <w:pStyle w:val="BlockText"/>
-      </w:pPr>
-      <w:r>
-        <w:rPr>
-          <w:b/>
-          <w:bCs/>
-        </w:rPr>
-        <w:t xml:space="preserve">Đề tài này không tạo ra kết quả state-of-the-art.</w:t>
+        <w:t xml:space="preserve">1.4.1. Phân định phần tự xây dựng và phần dùng lại</w:t>
       </w:r>
     </w:p>
     <w:p>
@@ -4345,7 +4323,20 @@
         <w:pStyle w:val="FirstParagraph"/>
       </w:pPr>
       <w:r>
-        <w:t xml:space="preserve">Các kết quả trên 99% trong tài liệu ALPR quốc tế thường dựa trên hạ tầng GPU và dữ liệu riêng. Đồ án thực hiện trên máy không có GPU CUDA nên không đặt mục tiêu tương tự. Đóng góp tập trung ở sáu nội dung có thể kiểm chứng.</w:t>
+        <w:t xml:space="preserve">Để tránh mọi nhập nhằng khi đánh giá, bảng dưới nêu rõ với từng thành phần: nguồn gốc của nó và</w:t>
+      </w:r>
+      <w:r>
+        <w:t xml:space="preserve"> </w:t>
+      </w:r>
+      <w:r>
+        <w:rPr>
+          <w:b/>
+          <w:bCs/>
+        </w:rPr>
+        <w:t xml:space="preserve">phần việc nhóm thực hiện đã làm</w:t>
+      </w:r>
+      <w:r>
+        <w:t xml:space="preserve">.</w:t>
       </w:r>
     </w:p>
     <w:p>
@@ -4357,1891 +4348,13 @@
           <w:b/>
           <w:bCs/>
         </w:rPr>
-        <w:t xml:space="preserve">Sáu đóng góp.</w:t>
-      </w:r>
-    </w:p>
-    <w:p>
-      <w:pPr>
-        <w:pStyle w:val="BodyText"/>
-      </w:pPr>
-      <w:r>
-        <w:rPr>
-          <w:b/>
-          <w:bCs/>
-        </w:rPr>
-        <w:t xml:space="preserve">(a) Hệ thống hoàn chỉnh, có kiến trúc phần mềm</w:t>
-      </w:r>
-      <w:r>
-        <w:t xml:space="preserve"> </w:t>
-      </w:r>
-      <w:r>
-        <w:t xml:space="preserve">— không phải tập script rời rạc: pipeline AI tách hoàn toàn khỏi tầng API (NFR-M1), interface trừu tượng cho phép thay engine OCR mà không sửa tầng API (NFR-M5), REST API có tài liệu tự sinh, giao diện web ba màn hình, cơ sở dữ liệu có migration, Docker một lệnh. Trạng thái đã đo: bao phủ kiểm thử tầng nghiệp vụ</w:t>
-      </w:r>
-      <w:r>
-        <w:t xml:space="preserve"> </w:t>
-      </w:r>
-      <w:r>
-        <w:rPr>
-          <w:b/>
-          <w:bCs/>
-        </w:rPr>
-        <w:t xml:space="preserve">87,7%</w:t>
-      </w:r>
-      <w:r>
-        <w:t xml:space="preserve">,</w:t>
-      </w:r>
-      <w:r>
-        <w:t xml:space="preserve"> </w:t>
-      </w:r>
-      <w:r>
-        <w:rPr>
-          <w:b/>
-          <w:bCs/>
-        </w:rPr>
-        <w:t xml:space="preserve">1.002 test thu thập / 1.001 đạt / 1</w:t>
-      </w:r>
-      <w:r>
-        <w:rPr>
-          <w:b/>
-          <w:bCs/>
-        </w:rPr>
-        <w:t xml:space="preserve"> </w:t>
-      </w:r>
-      <w:r>
-        <w:rPr>
-          <w:rStyle w:val="VerbatimChar"/>
-          <w:b/>
-          <w:bCs/>
-        </w:rPr>
-        <w:t xml:space="preserve">xfail</w:t>
-      </w:r>
-      <w:r>
-        <w:rPr>
-          <w:b/>
-          <w:bCs/>
-        </w:rPr>
-        <w:t xml:space="preserve"> </w:t>
-      </w:r>
-      <w:r>
-        <w:rPr>
-          <w:b/>
-          <w:bCs/>
-        </w:rPr>
-        <w:t xml:space="preserve">/ 0 thất bại</w:t>
-      </w:r>
-      <w:r>
-        <w:t xml:space="preserve">. Khảo sát cho thấy mã nguồn mở ALPR Việt Nam chủ yếu là script rời rạc</w:t>
-      </w:r>
-      <w:r>
-        <w:t xml:space="preserve"> </w:t>
-      </w:r>
-      <w:r>
-        <w:rPr>
-          <w:b/>
-          <w:bCs/>
-        </w:rPr>
-        <w:t xml:space="preserve">không công bố số liệu độ chính xác</w:t>
-      </w:r>
-      <w:r>
-        <w:t xml:space="preserve"> </w:t>
-      </w:r>
-      <w:r>
-        <w:t xml:space="preserve">— đây là</w:t>
-      </w:r>
-      <w:r>
-        <w:t xml:space="preserve"> </w:t>
-      </w:r>
-      <w:r>
-        <w:rPr>
-          <w:b/>
-          <w:bCs/>
-        </w:rPr>
-        <w:t xml:space="preserve">khoảng trống kỹ nghệ</w:t>
-      </w:r>
-      <w:r>
-        <w:t xml:space="preserve">, không phải khoảng trống thuật toán, nhưng vẫn có thật.</w:t>
-      </w:r>
-    </w:p>
-    <w:p>
-      <w:pPr>
-        <w:pStyle w:val="BodyText"/>
-      </w:pPr>
-      <w:r>
-        <w:rPr>
-          <w:b/>
-          <w:bCs/>
-        </w:rPr>
-        <w:t xml:space="preserve">(b) Bộ luật hậu xử lý ràng buộc theo VỊ TRÍ</w:t>
-      </w:r>
-      <w:r>
-        <w:t xml:space="preserve"> </w:t>
-      </w:r>
-      <w:r>
-        <w:t xml:space="preserve">cho biển số Việt Nam, khai thác ba ràng buộc đặc thù: tập hợp lệ</w:t>
-      </w:r>
-      <w:r>
-        <w:t xml:space="preserve"> </w:t>
-      </w:r>
-      <w:r>
-        <w:rPr>
-          <w:b/>
-          <w:bCs/>
-        </w:rPr>
-        <w:t xml:space="preserve">khác nhau theo từng vị trí</w:t>
-      </w:r>
-      <w:r>
-        <w:t xml:space="preserve"> </w:t>
-      </w:r>
-      <w:r>
-        <w:t xml:space="preserve">— mã địa phương thuộc</w:t>
-      </w:r>
-      <w:r>
-        <w:t xml:space="preserve"> </w:t>
-      </w:r>
-      <w:r>
-        <w:rPr>
-          <w:b/>
-          <w:bCs/>
-        </w:rPr>
-        <w:t xml:space="preserve">81 giá trị</w:t>
-      </w:r>
-      <w:r>
-        <w:t xml:space="preserve"> </w:t>
-      </w:r>
-      <w:r>
-        <w:t xml:space="preserve">chứ không phải</w:t>
-      </w:r>
-      <w:r>
-        <w:t xml:space="preserve"> </w:t>
-      </w:r>
-      <w:r>
-        <w:rPr>
-          <w:rStyle w:val="VerbatimChar"/>
-        </w:rPr>
-        <w:t xml:space="preserve">\d{2}</w:t>
-      </w:r>
-      <w:r>
-        <w:t xml:space="preserve">, seri</w:t>
-      </w:r>
-      <w:r>
-        <w:t xml:space="preserve"> </w:t>
-      </w:r>
-      <w:r>
-        <w:rPr>
-          <w:b/>
-          <w:bCs/>
-        </w:rPr>
-        <w:t xml:space="preserve">thứ nhất</w:t>
-      </w:r>
-      <w:r>
-        <w:t xml:space="preserve"> </w:t>
-      </w:r>
-      <w:r>
-        <w:t xml:space="preserve">thuộc 20 chữ cái có</w:t>
-      </w:r>
-      <w:r>
-        <w:t xml:space="preserve"> </w:t>
-      </w:r>
-      <w:r>
-        <w:rPr>
-          <w:rStyle w:val="VerbatimChar"/>
-        </w:rPr>
-        <w:t xml:space="preserve">G</w:t>
-      </w:r>
-      <w:r>
-        <w:t xml:space="preserve"> </w:t>
-      </w:r>
-      <w:r>
-        <w:t xml:space="preserve">không có</w:t>
-      </w:r>
-      <w:r>
-        <w:t xml:space="preserve"> </w:t>
-      </w:r>
-      <w:r>
-        <w:rPr>
-          <w:rStyle w:val="VerbatimChar"/>
-        </w:rPr>
-        <w:t xml:space="preserve">R</w:t>
-      </w:r>
-      <w:r>
-        <w:t xml:space="preserve"> </w:t>
-      </w:r>
-      <w:r>
-        <w:t xml:space="preserve">[8]</w:t>
-      </w:r>
-      <w:r>
-        <w:t xml:space="preserve">, seri</w:t>
-      </w:r>
-      <w:r>
-        <w:t xml:space="preserve"> </w:t>
-      </w:r>
-      <w:r>
-        <w:rPr>
-          <w:b/>
-          <w:bCs/>
-        </w:rPr>
-        <w:t xml:space="preserve">thứ hai</w:t>
-      </w:r>
-      <w:r>
-        <w:t xml:space="preserve"> </w:t>
-      </w:r>
-      <w:r>
-        <w:t xml:space="preserve">của biển xe mô tô thuộc</w:t>
-      </w:r>
-      <w:r>
-        <w:t xml:space="preserve"> </w:t>
-      </w:r>
-      <w:r>
-        <w:rPr>
-          <w:b/>
-          <w:bCs/>
-        </w:rPr>
-        <w:t xml:space="preserve">20 chữ cái KHÁC</w:t>
-      </w:r>
-      <w:r>
-        <w:t xml:space="preserve"> </w:t>
-      </w:r>
-      <w:r>
-        <w:t xml:space="preserve">có</w:t>
-      </w:r>
-      <w:r>
-        <w:t xml:space="preserve"> </w:t>
-      </w:r>
-      <w:r>
-        <w:rPr>
-          <w:rStyle w:val="VerbatimChar"/>
-        </w:rPr>
-        <w:t xml:space="preserve">R</w:t>
-      </w:r>
-      <w:r>
-        <w:t xml:space="preserve"> </w:t>
-      </w:r>
-      <w:r>
-        <w:t xml:space="preserve">không có</w:t>
-      </w:r>
-      <w:r>
-        <w:t xml:space="preserve"> </w:t>
-      </w:r>
-      <w:r>
-        <w:rPr>
-          <w:rStyle w:val="VerbatimChar"/>
-        </w:rPr>
-        <w:t xml:space="preserve">G</w:t>
-      </w:r>
-      <w:r>
-        <w:t xml:space="preserve">; cấu trúc chuỗi và độ dài theo quy chuẩn; và bảng ánh xạ nhầm lẫn ký tự</w:t>
-      </w:r>
-      <w:r>
-        <w:t xml:space="preserve"> </w:t>
-      </w:r>
-      <w:r>
-        <w:rPr>
-          <w:b/>
-          <w:bCs/>
-        </w:rPr>
-        <w:t xml:space="preserve">không đối xứng</w:t>
-      </w:r>
-      <w:r>
-        <w:t xml:space="preserve">.</w:t>
-      </w:r>
-    </w:p>
-    <w:p>
-      <w:pPr>
-        <w:pStyle w:val="BlockText"/>
-      </w:pPr>
-      <w:r>
-        <w:rPr>
-          <w:b/>
-          <w:bCs/>
-        </w:rPr>
-        <w:t xml:space="preserve">Ghi chú về mức độ của đóng góp này.</w:t>
-      </w:r>
-      <w:r>
-        <w:t xml:space="preserve"> </w:t>
-      </w:r>
-      <w:r>
-        <w:t xml:space="preserve">Luận điểm dự kiến ban đầu —</w:t>
-      </w:r>
-      <w:r>
-        <w:t xml:space="preserve"> </w:t>
-      </w:r>
-      <w:r>
-        <w:rPr>
-          <w:i/>
-          <w:iCs/>
-        </w:rPr>
-        <w:t xml:space="preserve">"khai thác bộ 20 chữ cái, loại trừ 6 chữ</w:t>
-      </w:r>
-      <w:r>
-        <w:rPr>
-          <w:i/>
-          <w:iCs/>
-        </w:rPr>
-        <w:t xml:space="preserve"> </w:t>
-      </w:r>
-      <w:r>
-        <w:rPr>
-          <w:rStyle w:val="VerbatimChar"/>
-          <w:i/>
-          <w:iCs/>
-        </w:rPr>
-        <w:t xml:space="preserve">I J O Q R W</w:t>
-      </w:r>
-      <w:r>
-        <w:rPr>
-          <w:i/>
-          <w:iCs/>
-        </w:rPr>
-        <w:t xml:space="preserve">"</w:t>
-      </w:r>
-      <w:r>
-        <w:t xml:space="preserve"> </w:t>
-      </w:r>
-      <w:r>
-        <w:t xml:space="preserve">—</w:t>
-      </w:r>
-      <w:r>
-        <w:t xml:space="preserve"> </w:t>
-      </w:r>
-      <w:r>
-        <w:rPr>
-          <w:b/>
-          <w:bCs/>
-        </w:rPr>
-        <w:t xml:space="preserve">sai và đã bị bác bỏ</w:t>
-      </w:r>
-      <w:r>
-        <w:t xml:space="preserve">: tập loại trừ toàn hệ thống chỉ có</w:t>
-      </w:r>
-      <w:r>
-        <w:t xml:space="preserve"> </w:t>
-      </w:r>
-      <w:r>
-        <w:rPr>
-          <w:b/>
-          <w:bCs/>
-        </w:rPr>
-        <w:t xml:space="preserve">5 chữ</w:t>
-      </w:r>
-      <w:r>
-        <w:t xml:space="preserve">, còn</w:t>
-      </w:r>
-      <w:r>
-        <w:t xml:space="preserve"> </w:t>
-      </w:r>
-      <w:r>
-        <w:rPr>
-          <w:rStyle w:val="VerbatimChar"/>
-        </w:rPr>
-        <w:t xml:space="preserve">R</w:t>
-      </w:r>
-      <w:r>
-        <w:t xml:space="preserve"> </w:t>
-      </w:r>
-      <w:r>
-        <w:rPr>
-          <w:b/>
-          <w:bCs/>
-        </w:rPr>
-        <w:t xml:space="preserve">hợp lệ</w:t>
-      </w:r>
-      <w:r>
-        <w:t xml:space="preserve"> </w:t>
-      </w:r>
-      <w:r>
-        <w:t xml:space="preserve">ở vị trí seri thứ hai của biển xe mô tô. Sửa lại</w:t>
-      </w:r>
-      <w:r>
-        <w:t xml:space="preserve"> </w:t>
-      </w:r>
-      <w:r>
-        <w:rPr>
-          <w:b/>
-          <w:bCs/>
-        </w:rPr>
-        <w:t xml:space="preserve">làm yếu đi</w:t>
-      </w:r>
-      <w:r>
-        <w:t xml:space="preserve"> </w:t>
-      </w:r>
-      <w:r>
-        <w:t xml:space="preserve">phần đóng góp nếu tính theo "số ký tự loại trừ được". Đổi lại, phần có giá trị nằm ở ràng buộc</w:t>
-      </w:r>
-      <w:r>
-        <w:t xml:space="preserve"> </w:t>
-      </w:r>
-      <w:r>
-        <w:rPr>
-          <w:b/>
-          <w:bCs/>
-        </w:rPr>
-        <w:t xml:space="preserve">phụ thuộc vị trí</w:t>
-      </w:r>
-      <w:r>
-        <w:t xml:space="preserve">: một hệ thống dùng danh sách phẳng 20 chữ cái sẽ sai hệ thống trên mọi biển xe máy có</w:t>
-      </w:r>
-      <w:r>
-        <w:t xml:space="preserve"> </w:t>
-      </w:r>
-      <w:r>
-        <w:rPr>
-          <w:rStyle w:val="VerbatimChar"/>
-        </w:rPr>
-        <w:t xml:space="preserve">R</w:t>
-      </w:r>
-      <w:r>
-        <w:t xml:space="preserve">.</w:t>
-      </w:r>
-    </w:p>
-    <w:p>
-      <w:pPr>
-        <w:pStyle w:val="FirstParagraph"/>
-      </w:pPr>
-      <w:r>
-        <w:rPr>
-          <w:b/>
-          <w:bCs/>
-        </w:rPr>
-        <w:t xml:space="preserve">(c) Đo được ĐỊNH LƯỢNG đóng góp của bước hậu xử lý.</w:t>
-      </w:r>
-      <w:r>
-        <w:t xml:space="preserve"> </w:t>
-      </w:r>
-      <w:r>
-        <w:t xml:space="preserve">Phần lớn công trình mô tả bước này ở mức định tính, không trả lời được</w:t>
-      </w:r>
-      <w:r>
-        <w:t xml:space="preserve"> </w:t>
-      </w:r>
-      <w:r>
-        <w:rPr>
-          <w:i/>
-          <w:iCs/>
-        </w:rPr>
-        <w:t xml:space="preserve">nó đóng góp bao nhiêu</w:t>
-      </w:r>
-      <w:r>
-        <w:t xml:space="preserve">. Đề tài giải quyết ở tầng dữ liệu —</w:t>
-      </w:r>
-      <w:r>
-        <w:t xml:space="preserve"> </w:t>
-      </w:r>
-      <w:r>
-        <w:rPr>
-          <w:b/>
-          <w:bCs/>
-        </w:rPr>
-        <w:t xml:space="preserve">lưu đồng thời chuỗi OCR thô và chuỗi đã sửa</w:t>
-      </w:r>
-      <w:r>
-        <w:t xml:space="preserve"> </w:t>
-      </w:r>
-      <w:r>
-        <w:t xml:space="preserve">— nên hiệu số giữa</w:t>
-      </w:r>
-      <w:r>
-        <w:t xml:space="preserve"> </w:t>
-      </w:r>
-      <w:r>
-        <w:rPr>
-          <w:b/>
-          <w:bCs/>
-        </w:rPr>
-        <w:t xml:space="preserve">NFR-A5</w:t>
-      </w:r>
-      <w:r>
-        <w:t xml:space="preserve"> </w:t>
-      </w:r>
-      <w:r>
-        <w:t xml:space="preserve">(trước) và</w:t>
-      </w:r>
-      <w:r>
-        <w:t xml:space="preserve"> </w:t>
-      </w:r>
-      <w:r>
-        <w:rPr>
-          <w:b/>
-          <w:bCs/>
-        </w:rPr>
-        <w:t xml:space="preserve">NFR-A6</w:t>
-      </w:r>
-      <w:r>
-        <w:t xml:space="preserve"> </w:t>
-      </w:r>
-      <w:r>
-        <w:t xml:space="preserve">(sau) là một</w:t>
-      </w:r>
-      <w:r>
-        <w:t xml:space="preserve"> </w:t>
-      </w:r>
-      <w:r>
-        <w:rPr>
-          <w:b/>
-          <w:bCs/>
-        </w:rPr>
-        <w:t xml:space="preserve">con số đo được</w:t>
-      </w:r>
-      <w:r>
-        <w:t xml:space="preserve">.</w:t>
-      </w:r>
-    </w:p>
-    <w:p>
-      <w:pPr>
-        <w:pStyle w:val="BodyText"/>
-      </w:pPr>
-      <w:r>
-        <w:rPr>
-          <w:b/>
-          <w:bCs/>
-        </w:rPr>
-        <w:t xml:space="preserve">(d) Đánh giá tách riêng biển một dòng và biển hai dòng.</w:t>
-      </w:r>
-      <w:r>
-        <w:t xml:space="preserve"> </w:t>
-      </w:r>
-      <w:r>
-        <w:rPr>
-          <w:b/>
-          <w:bCs/>
-        </w:rPr>
-        <w:t xml:space="preserve">NFR-A8</w:t>
-      </w:r>
-      <w:r>
-        <w:t xml:space="preserve"> </w:t>
-      </w:r>
-      <w:r>
-        <w:t xml:space="preserve">biến phép tách này thành</w:t>
-      </w:r>
-      <w:r>
-        <w:t xml:space="preserve"> </w:t>
-      </w:r>
-      <w:r>
-        <w:rPr>
-          <w:b/>
-          <w:bCs/>
-        </w:rPr>
-        <w:t xml:space="preserve">nghĩa vụ báo cáo bắt buộc</w:t>
-      </w:r>
-      <w:r>
-        <w:t xml:space="preserve"> </w:t>
-      </w:r>
-      <w:r>
-        <w:t xml:space="preserve">chứ không phải phân tích tuỳ chọn, kèm</w:t>
-      </w:r>
-      <w:r>
-        <w:t xml:space="preserve"> </w:t>
-      </w:r>
-      <w:r>
-        <w:rPr>
-          <w:b/>
-          <w:bCs/>
-        </w:rPr>
-        <w:t xml:space="preserve">NFR-A9</w:t>
-      </w:r>
-      <w:r>
-        <w:t xml:space="preserve"> </w:t>
-      </w:r>
-      <w:r>
-        <w:t xml:space="preserve">— báo cáo theo điều kiện ảnh, nếu bộ dữ liệu có nhãn phù hợp.</w:t>
-      </w:r>
-    </w:p>
-    <w:p>
-      <w:pPr>
-        <w:pStyle w:val="BodyText"/>
-      </w:pPr>
-      <w:r>
-        <w:rPr>
-          <w:b/>
-          <w:bCs/>
-        </w:rPr>
-        <w:t xml:space="preserve">(e) Công bố hiệu năng kèm cấu hình phần cứng CPU cụ thể</w:t>
-      </w:r>
-      <w:r>
-        <w:t xml:space="preserve"> </w:t>
-      </w:r>
-      <w:r>
-        <w:t xml:space="preserve">— mọi số liệu kèm model CPU, số luồng, kích thước ảnh đầu vào, backend suy luận và cỡ mẫu đo. FPS không kèm phần cứng thì không tái lập được, cũng không so sánh được.</w:t>
-      </w:r>
-    </w:p>
-    <w:p>
-      <w:pPr>
-        <w:pStyle w:val="BodyText"/>
-      </w:pPr>
-      <w:r>
-        <w:rPr>
-          <w:b/>
-          <w:bCs/>
-        </w:rPr>
-        <w:t xml:space="preserve">(f) Đo trên chính ảnh biển số Việt Nam.</w:t>
-      </w:r>
-      <w:r>
-        <w:t xml:space="preserve"> </w:t>
-      </w:r>
-      <w:r>
-        <w:t xml:space="preserve">Khảo sát xác định</w:t>
-      </w:r>
-      <w:r>
-        <w:t xml:space="preserve"> </w:t>
-      </w:r>
-      <w:r>
-        <w:rPr>
-          <w:b/>
-          <w:bCs/>
-        </w:rPr>
-        <w:t xml:space="preserve">không tồn tại benchmark công khai nào so sánh các engine OCR trên riêng ảnh biển số xe máy Việt Nam hai dòng</w:t>
-      </w:r>
-      <w:r>
-        <w:t xml:space="preserve">, và hai số liệu thường được viện dẫn để chứng minh ưu thế của một engine đã</w:t>
-      </w:r>
-      <w:r>
-        <w:t xml:space="preserve"> </w:t>
-      </w:r>
-      <w:r>
-        <w:rPr>
-          <w:b/>
-          <w:bCs/>
-        </w:rPr>
-        <w:t xml:space="preserve">bị bác bỏ khi truy ngược về nguồn gốc</w:t>
-      </w:r>
-      <w:r>
-        <w:t xml:space="preserve"> </w:t>
-      </w:r>
-      <w:r>
-        <w:t xml:space="preserve">(mục 3.3). Đề tài đã chạy ba phép so sánh trên chính ảnh biển số Việt Nam, cùng máy và cùng ngữ liệu:</w:t>
-      </w:r>
-      <w:r>
-        <w:t xml:space="preserve"> </w:t>
-      </w:r>
-      <w:r>
-        <w:rPr>
-          <w:b/>
-          <w:bCs/>
-        </w:rPr>
-        <w:t xml:space="preserve">PP-OCRv5_mobile ↔ PP-OCRv6_medium</w:t>
-      </w:r>
-      <w:r>
-        <w:t xml:space="preserve"> </w:t>
-      </w:r>
-      <w:r>
-        <w:t xml:space="preserve">(mục 3.3.2),</w:t>
-      </w:r>
-      <w:r>
-        <w:t xml:space="preserve"> </w:t>
-      </w:r>
-      <w:r>
-        <w:rPr>
-          <w:b/>
-          <w:bCs/>
-        </w:rPr>
-        <w:t xml:space="preserve">bộ nhận dạng gốc ↔ bản tinh chỉnh</w:t>
-      </w:r>
-      <w:r>
-        <w:t xml:space="preserve"> </w:t>
-      </w:r>
-      <w:r>
-        <w:t xml:space="preserve">(mục 4.5.3), và</w:t>
-      </w:r>
-      <w:r>
-        <w:t xml:space="preserve"> </w:t>
-      </w:r>
-      <w:r>
-        <w:rPr>
-          <w:b/>
-          <w:bCs/>
-        </w:rPr>
-        <w:t xml:space="preserve">PaddleOCR ↔ EasyOCR ↔ Tesseract trên toàn bộ 2.801 biển</w:t>
-      </w:r>
-      <w:r>
-        <w:t xml:space="preserve"> </w:t>
-      </w:r>
-      <w:r>
-        <w:t xml:space="preserve">(mục 3.3.3) — kết quả PaddleOCR</w:t>
-      </w:r>
-      <w:r>
-        <w:t xml:space="preserve"> </w:t>
-      </w:r>
-      <w:r>
-        <w:rPr>
-          <w:b/>
-          <w:bCs/>
-        </w:rPr>
-        <w:t xml:space="preserve">68,87%</w:t>
-      </w:r>
-      <w:r>
-        <w:t xml:space="preserve">, hơn EasyOCR 54,59 điểm và hơn Tesseract 58,59 điểm,</w:t>
-      </w:r>
-      <w:r>
-        <w:t xml:space="preserve"> </w:t>
-      </w:r>
-      <w:r>
-        <w:rPr>
-          <w:b/>
-          <w:bCs/>
-        </w:rPr>
-        <w:t xml:space="preserve">bác bỏ</w:t>
-      </w:r>
-      <w:r>
-        <w:t xml:space="preserve"> </w:t>
-      </w:r>
-      <w:r>
-        <w:t xml:space="preserve">tài liệu công khai vốn nghiêng về EasyOCR. Một kết quả</w:t>
-      </w:r>
-      <w:r>
-        <w:t xml:space="preserve"> </w:t>
-      </w:r>
-      <w:r>
-        <w:rPr>
-          <w:b/>
-          <w:bCs/>
-        </w:rPr>
-        <w:t xml:space="preserve">trái kỳ vọng</w:t>
-      </w:r>
-      <w:r>
-        <w:t xml:space="preserve">: kỹ thuật tách và ghép ngang giúp độ chính xác của PaddleOCR tăng</w:t>
-      </w:r>
-      <w:r>
-        <w:t xml:space="preserve"> </w:t>
-      </w:r>
-      <w:r>
-        <w:rPr>
-          <w:b/>
-          <w:bCs/>
-        </w:rPr>
-        <w:t xml:space="preserve">34,92%</w:t>
-      </w:r>
-      <w:r>
-        <w:t xml:space="preserve"> </w:t>
-      </w:r>
-      <w:r>
-        <w:t xml:space="preserve">nhưng chỉ cải thiện</w:t>
-      </w:r>
-      <w:r>
-        <w:t xml:space="preserve"> </w:t>
-      </w:r>
-      <w:r>
-        <w:rPr>
-          <w:b/>
-          <w:bCs/>
-        </w:rPr>
-        <w:t xml:space="preserve">0,03%</w:t>
-      </w:r>
-      <w:r>
-        <w:t xml:space="preserve"> </w:t>
-      </w:r>
-      <w:r>
-        <w:t xml:space="preserve">đối với Tesseract, nên đây</w:t>
-      </w:r>
-      <w:r>
-        <w:t xml:space="preserve"> </w:t>
-      </w:r>
-      <w:r>
-        <w:rPr>
-          <w:b/>
-          <w:bCs/>
-        </w:rPr>
-        <w:t xml:space="preserve">không</w:t>
-      </w:r>
-      <w:r>
-        <w:t xml:space="preserve"> </w:t>
-      </w:r>
-      <w:r>
-        <w:t xml:space="preserve">phải kỹ thuật độc lập engine như giả định ban đầu.</w:t>
-      </w:r>
-    </w:p>
-    <w:bookmarkEnd w:id="33"/>
-    <w:bookmarkStart w:id="34" w:name="Xdc5d1397575744cb0b99b85798b878a656d11f1"/>
-    <w:p>
-      <w:pPr>
-        <w:pStyle w:val="Heading3"/>
-      </w:pPr>
-      <w:r>
-        <w:t xml:space="preserve">1.5.2. Những gì đề tài KHÔNG tuyên bố</w:t>
-      </w:r>
-    </w:p>
-    <w:p>
-      <w:pPr>
-        <w:pStyle w:val="FirstParagraph"/>
-      </w:pPr>
-      <w:r>
-        <w:t xml:space="preserve">Bốn điều loại trừ.</w:t>
-      </w:r>
-      <w:r>
-        <w:t xml:space="preserve"> </w:t>
-      </w:r>
-      <w:r>
-        <w:rPr>
-          <w:b/>
-          <w:bCs/>
-        </w:rPr>
-        <w:t xml:space="preserve">Không</w:t>
-      </w:r>
-      <w:r>
-        <w:t xml:space="preserve"> </w:t>
-      </w:r>
-      <w:r>
-        <w:t xml:space="preserve">tuyên bố vượt các con số độ chính xác cao nhất trong nước — chúng đo trên tập dữ liệu riêng không công khai,</w:t>
-      </w:r>
-      <w:r>
-        <w:t xml:space="preserve"> </w:t>
-      </w:r>
-      <w:r>
-        <w:rPr>
-          <w:b/>
-          <w:bCs/>
-        </w:rPr>
-        <w:t xml:space="preserve">không có cơ sở so sánh công bằng</w:t>
-      </w:r>
-      <w:r>
-        <w:t xml:space="preserve">.</w:t>
-      </w:r>
-      <w:r>
-        <w:t xml:space="preserve"> </w:t>
-      </w:r>
-      <w:r>
-        <w:rPr>
-          <w:b/>
-          <w:bCs/>
-        </w:rPr>
-        <w:t xml:space="preserve">Không</w:t>
-      </w:r>
-      <w:r>
-        <w:t xml:space="preserve"> </w:t>
-      </w:r>
-      <w:r>
-        <w:t xml:space="preserve">đề xuất kiến trúc mạng nơ-ron mới; đề tài</w:t>
-      </w:r>
-      <w:r>
-        <w:t xml:space="preserve"> </w:t>
-      </w:r>
-      <w:r>
-        <w:rPr>
-          <w:b/>
-          <w:bCs/>
-        </w:rPr>
-        <w:t xml:space="preserve">tích hợp và tinh chỉnh</w:t>
-      </w:r>
-      <w:r>
-        <w:t xml:space="preserve">.</w:t>
-      </w:r>
-      <w:r>
-        <w:t xml:space="preserve"> </w:t>
-      </w:r>
-      <w:r>
-        <w:rPr>
-          <w:b/>
-          <w:bCs/>
-        </w:rPr>
-        <w:t xml:space="preserve">Không</w:t>
-      </w:r>
-      <w:r>
-        <w:t xml:space="preserve"> </w:t>
-      </w:r>
-      <w:r>
-        <w:t xml:space="preserve">giải quyết các thách thức mở — độ phân giải rất thấp, tổng quát hoá xuyên tập dữ liệu, che khuất nặng (</w:t>
-      </w:r>
-      <w:r>
-        <w:rPr>
-          <w:b/>
-          <w:bCs/>
-        </w:rPr>
-        <w:t xml:space="preserve">Hướng phát triển, Chương 6</w:t>
-      </w:r>
-      <w:r>
-        <w:t xml:space="preserve">). Mọi số liệu hiệu năng là</w:t>
-      </w:r>
-      <w:r>
-        <w:t xml:space="preserve"> </w:t>
-      </w:r>
-      <w:r>
-        <w:rPr>
-          <w:b/>
-          <w:bCs/>
-        </w:rPr>
-        <w:t xml:space="preserve">số liệu CPU</w:t>
-      </w:r>
-      <w:r>
-        <w:t xml:space="preserve">,</w:t>
-      </w:r>
-      <w:r>
-        <w:t xml:space="preserve"> </w:t>
-      </w:r>
-      <w:r>
-        <w:rPr>
-          <w:b/>
-          <w:bCs/>
-        </w:rPr>
-        <w:t xml:space="preserve">không so sánh trực tiếp được</w:t>
-      </w:r>
-      <w:r>
-        <w:t xml:space="preserve"> </w:t>
-      </w:r>
-      <w:r>
-        <w:t xml:space="preserve">với FPS đo trên GPU.</w:t>
-      </w:r>
-    </w:p>
-    <w:p>
-      <w:r>
-        <w:br w:type="page"/>
-      </w:r>
-    </w:p>
-    <w:bookmarkEnd w:id="34"/>
-    <w:bookmarkEnd w:id="35"/>
-    <w:bookmarkEnd w:id="36"/>
-    <w:bookmarkStart w:id="66" w:name="chương-2-cơ-sở-lý-thuyết"/>
-    <w:p>
-      <w:pPr>
-        <w:pStyle w:val="Heading1"/>
-      </w:pPr>
-      <w:r>
-        <w:t xml:space="preserve">CHƯƠNG 2. CƠ SỞ LÝ THUYẾT</w:t>
-      </w:r>
-    </w:p>
-    <w:p>
-      <w:pPr>
-        <w:pStyle w:val="FirstParagraph"/>
-      </w:pPr>
-      <w:r>
-        <w:t xml:space="preserve">Chương đặt nền lý thuyết và tư liệu cho phần thiết kế. Nguyên tắc xuyên suốt:</w:t>
-      </w:r>
-      <w:r>
-        <w:t xml:space="preserve"> </w:t>
-      </w:r>
-      <w:r>
-        <w:rPr>
-          <w:b/>
-          <w:bCs/>
-        </w:rPr>
-        <w:t xml:space="preserve">mọi con số gắn nguồn tại chỗ, mọi cảnh báo về phạm vi áp dụng giữ nguyên</w:t>
-      </w:r>
-      <w:r>
-        <w:t xml:space="preserve"> </w:t>
-      </w:r>
-      <w:r>
-        <w:t xml:space="preserve">— lĩnh vực này hay công bố số trên 99% nhưng đo trên tập dữ liệu và giao thức rất khác nhau.</w:t>
-      </w:r>
-    </w:p>
-    <w:bookmarkStart w:id="37" w:name="X03e61a30f68a3ec7149d9b788d287ca4838eb30"/>
-    <w:p>
-      <w:pPr>
-        <w:pStyle w:val="Heading2"/>
-      </w:pPr>
-      <w:r>
-        <w:t xml:space="preserve">2.1. Phạm vi và bố cục cơ sở lý thuyết</w:t>
-      </w:r>
-    </w:p>
-    <w:p>
-      <w:pPr>
-        <w:pStyle w:val="FirstParagraph"/>
-      </w:pPr>
-      <w:r>
-        <w:t xml:space="preserve">Một hệ thống ALPR gồm bốn khối nối tiếp —</w:t>
-      </w:r>
-      <w:r>
-        <w:t xml:space="preserve"> </w:t>
-      </w:r>
-      <w:r>
-        <w:rPr>
-          <w:b/>
-          <w:bCs/>
-        </w:rPr>
-        <w:t xml:space="preserve">phát hiện vùng biển</w:t>
-      </w:r>
-      <w:r>
-        <w:t xml:space="preserve">,</w:t>
-      </w:r>
-      <w:r>
-        <w:t xml:space="preserve"> </w:t>
-      </w:r>
-      <w:r>
-        <w:rPr>
-          <w:b/>
-          <w:bCs/>
-        </w:rPr>
-        <w:t xml:space="preserve">nắn chỉnh và tiền xử lý</w:t>
-      </w:r>
-      <w:r>
-        <w:t xml:space="preserve">,</w:t>
-      </w:r>
-      <w:r>
-        <w:t xml:space="preserve"> </w:t>
-      </w:r>
-      <w:r>
-        <w:rPr>
-          <w:b/>
-          <w:bCs/>
-        </w:rPr>
-        <w:t xml:space="preserve">nhận dạng ký tự</w:t>
-      </w:r>
-      <w:r>
-        <w:t xml:space="preserve">,</w:t>
-      </w:r>
-      <w:r>
-        <w:t xml:space="preserve"> </w:t>
-      </w:r>
-      <w:r>
-        <w:rPr>
-          <w:b/>
-          <w:bCs/>
-        </w:rPr>
-        <w:t xml:space="preserve">hậu xử lý theo quy chuẩn</w:t>
-      </w:r>
-      <w:r>
-        <w:t xml:space="preserve"> </w:t>
-      </w:r>
-      <w:r>
-        <w:t xml:space="preserve">— và độ chính xác cuối cùng là</w:t>
-      </w:r>
-      <w:r>
-        <w:t xml:space="preserve"> </w:t>
-      </w:r>
-      <w:r>
-        <w:rPr>
-          <w:b/>
-          <w:bCs/>
-        </w:rPr>
-        <w:t xml:space="preserve">tích</w:t>
-      </w:r>
-      <w:r>
-        <w:t xml:space="preserve"> </w:t>
-      </w:r>
-      <w:r>
-        <w:t xml:space="preserve">của độ chính xác từng khối, nên một khối yếu kéo cả chuỗi xuống. Đồ án đi theo hướng</w:t>
-      </w:r>
-      <w:r>
-        <w:t xml:space="preserve"> </w:t>
-      </w:r>
-      <w:r>
-        <w:rPr>
-          <w:b/>
-          <w:bCs/>
-        </w:rPr>
-        <w:t xml:space="preserve">two-stage</w:t>
-      </w:r>
-      <w:r>
-        <w:t xml:space="preserve"> </w:t>
-      </w:r>
-      <w:r>
-        <w:t xml:space="preserve">(phát hiện rồi nhận dạng riêng) kết hợp bộ nhận dạng</w:t>
-      </w:r>
-      <w:r>
-        <w:t xml:space="preserve"> </w:t>
-      </w:r>
-      <w:r>
-        <w:rPr>
-          <w:b/>
-          <w:bCs/>
-        </w:rPr>
-        <w:t xml:space="preserve">segmentation-free</w:t>
-      </w:r>
-      <w:r>
-        <w:t xml:space="preserve">; căn cứ của lựa chọn đó trình bày ở Chương 3.</w:t>
-      </w:r>
-    </w:p>
-    <w:p>
-      <w:pPr>
-        <w:pStyle w:val="BodyText"/>
-      </w:pPr>
-      <w:r>
-        <w:t xml:space="preserve">Chương này chỉ giữ phần lý thuyết</w:t>
-      </w:r>
-      <w:r>
-        <w:t xml:space="preserve"> </w:t>
-      </w:r>
-      <w:r>
-        <w:rPr>
-          <w:b/>
-          <w:bCs/>
-        </w:rPr>
-        <w:t xml:space="preserve">ràng buộc trực tiếp một quyết định của hệ thống</w:t>
-      </w:r>
-      <w:r>
-        <w:t xml:space="preserve">: quy chuẩn biển số Việt Nam (2.2) — cơ sở của bộ luật hậu xử lý; kiến trúc YOLO11 và các chỉ số đánh giá khối phát hiện (2.3); kiến trúc CRNN/CTC cùng</w:t>
-      </w:r>
-      <w:r>
-        <w:t xml:space="preserve"> </w:t>
-      </w:r>
-      <w:r>
-        <w:rPr>
-          <w:b/>
-          <w:bCs/>
-        </w:rPr>
-        <w:t xml:space="preserve">điểm gãy của nó trên văn bản nhiều dòng</w:t>
-      </w:r>
-      <w:r>
-        <w:t xml:space="preserve"> </w:t>
-      </w:r>
-      <w:r>
-        <w:t xml:space="preserve">(2.4) — nền tảng lý thuyết của rủi ro R-04 và của đóng góp kỹ thuật lõi; và khảo sát công trình liên quan cùng sáu khoảng trống nghiên cứu (2.5).</w:t>
-      </w:r>
-    </w:p>
-    <w:bookmarkEnd w:id="37"/>
-    <w:bookmarkStart w:id="45" w:name="X504ee522ec93316cd1a0ad0a1398e9105ea8b4a"/>
-    <w:p>
-      <w:pPr>
-        <w:pStyle w:val="Heading2"/>
-      </w:pPr>
-      <w:r>
-        <w:t xml:space="preserve">2.2. Quy chuẩn biển số xe Việt Nam</w:t>
-      </w:r>
-    </w:p>
-    <w:bookmarkStart w:id="38" w:name="X31cf2bea83b05537cd692e7b18e293b97a01afe"/>
-    <w:p>
-      <w:pPr>
-        <w:pStyle w:val="Heading3"/>
-      </w:pPr>
-      <w:r>
-        <w:t xml:space="preserve">2.2.1. Căn cứ pháp lý hiện hành</w:t>
-      </w:r>
-    </w:p>
-    <w:p>
-      <w:pPr>
-        <w:pStyle w:val="FirstParagraph"/>
-      </w:pPr>
-      <w:r>
-        <w:rPr>
-          <w:b/>
-          <w:bCs/>
-        </w:rPr>
-        <w:t xml:space="preserve">Ghi chú về hiệu lực văn bản.</w:t>
-      </w:r>
-      <w:r>
-        <w:t xml:space="preserve"> </w:t>
-      </w:r>
-      <w:r>
-        <w:t xml:space="preserve">Nhiều tài liệu, kể cả bài báo 2023 – 2024, vẫn viện dẫn</w:t>
-      </w:r>
-      <w:r>
-        <w:t xml:space="preserve"> </w:t>
-      </w:r>
-      <w:r>
-        <w:rPr>
-          <w:b/>
-          <w:bCs/>
-        </w:rPr>
-        <w:t xml:space="preserve">Thông tư 24/2023/TT-BCA</w:t>
-      </w:r>
-      <w:r>
-        <w:t xml:space="preserve"> </w:t>
-      </w:r>
-      <w:r>
-        <w:t xml:space="preserve">— văn bản này</w:t>
-      </w:r>
-      <w:r>
-        <w:t xml:space="preserve"> </w:t>
-      </w:r>
-      <w:r>
-        <w:rPr>
-          <w:b/>
-          <w:bCs/>
-        </w:rPr>
-        <w:t xml:space="preserve">đã hết hiệu lực từ 01/01/2025</w:t>
-      </w:r>
-      <w:r>
-        <w:t xml:space="preserve">, bị thay bởi TT 79/2024 [4]</w:t>
-      </w:r>
-      <w:r>
-        <w:t xml:space="preserve">; đồ án chỉ nhắc như bối cảnh lịch sử.</w:t>
-      </w:r>
-    </w:p>
-    <w:p>
-      <w:pPr>
-        <w:pStyle w:val="BodyText"/>
-      </w:pPr>
-      <w:r>
-        <w:t xml:space="preserve">Bốn văn bản căn cứ:</w:t>
-      </w:r>
-      <w:r>
-        <w:t xml:space="preserve"> </w:t>
-      </w:r>
-      <w:r>
-        <w:rPr>
-          <w:b/>
-          <w:bCs/>
-        </w:rPr>
-        <w:t xml:space="preserve">TT 79/2024/TT-BCA</w:t>
-      </w:r>
-      <w:r>
-        <w:t xml:space="preserve"> </w:t>
-      </w:r>
-      <w:r>
-        <w:t xml:space="preserve">hiệu lực 01/01/2025, thay TT 24/2023, quy định cấu trúc biển, seri, màu sắc [4]</w:t>
-      </w:r>
-      <w:r>
-        <w:t xml:space="preserve">;</w:t>
-      </w:r>
-      <w:r>
-        <w:t xml:space="preserve"> </w:t>
-      </w:r>
-      <w:r>
-        <w:rPr>
-          <w:b/>
-          <w:bCs/>
-        </w:rPr>
-        <w:t xml:space="preserve">TT 13/2025/TT-BCA</w:t>
-      </w:r>
-      <w:r>
-        <w:t xml:space="preserve"> </w:t>
-      </w:r>
-      <w:r>
-        <w:t xml:space="preserve">sửa đổi TT 79/2024 [5]</w:t>
-      </w:r>
-      <w:r>
-        <w:t xml:space="preserve">;</w:t>
-      </w:r>
-      <w:r>
-        <w:t xml:space="preserve"> </w:t>
-      </w:r>
-      <w:r>
-        <w:rPr>
-          <w:b/>
-          <w:bCs/>
-        </w:rPr>
-        <w:t xml:space="preserve">TT 51/2025/TT-BCA</w:t>
-      </w:r>
-      <w:r>
-        <w:t xml:space="preserve"> </w:t>
-      </w:r>
-      <w:r>
-        <w:t xml:space="preserve">hiệu lực 01/7/2025,</w:t>
-      </w:r>
-      <w:r>
-        <w:t xml:space="preserve"> </w:t>
-      </w:r>
-      <w:r>
-        <w:rPr>
-          <w:b/>
-          <w:bCs/>
-        </w:rPr>
-        <w:t xml:space="preserve">thay toàn bộ Phụ lục mã tỉnh</w:t>
-      </w:r>
-      <w:r>
-        <w:t xml:space="preserve"> </w:t>
-      </w:r>
-      <w:r>
-        <w:t xml:space="preserve">sau sáp nhập còn 34 tỉnh/thành [6]</w:t>
-      </w:r>
-      <w:r>
-        <w:t xml:space="preserve">;</w:t>
-      </w:r>
-      <w:r>
-        <w:t xml:space="preserve"> </w:t>
-      </w:r>
-      <w:r>
-        <w:rPr>
-          <w:b/>
-          <w:bCs/>
-        </w:rPr>
-        <w:t xml:space="preserve">QCVN 08:2024/BCA</w:t>
-      </w:r>
-      <w:r>
-        <w:t xml:space="preserve"> </w:t>
-      </w:r>
-      <w:r>
-        <w:t xml:space="preserve">kèm TT 81/2024/TT-BCA, hiệu lực 01/01/2025, quy chuẩn quốc gia về kết cấu, kích thước, vật liệu [7]</w:t>
-      </w:r>
-      <w:r>
-        <w:t xml:space="preserve">. Biển quân đội thuộc TT 169/2021/TT-BQP [9]</w:t>
-      </w:r>
-      <w:r>
-        <w:t xml:space="preserve">,</w:t>
-      </w:r>
-      <w:r>
-        <w:t xml:space="preserve"> </w:t>
-      </w:r>
-      <w:r>
-        <w:rPr>
-          <w:b/>
-          <w:bCs/>
-        </w:rPr>
-        <w:t xml:space="preserve">ngoài phạm vi</w:t>
-      </w:r>
-      <w:r>
-        <w:t xml:space="preserve"> </w:t>
-      </w:r>
-      <w:r>
-        <w:t xml:space="preserve">TT 79/2024.</w:t>
-      </w:r>
-    </w:p>
-    <w:p>
-      <w:pPr>
-        <w:pStyle w:val="BodyText"/>
-      </w:pPr>
-      <w:r>
-        <w:t xml:space="preserve">TT 79/2024 quy định</w:t>
-      </w:r>
-      <w:r>
-        <w:t xml:space="preserve"> </w:t>
-      </w:r>
-      <w:r>
-        <w:rPr>
-          <w:b/>
-          <w:bCs/>
-        </w:rPr>
-        <w:t xml:space="preserve">nội dung</w:t>
-      </w:r>
-      <w:r>
-        <w:t xml:space="preserve"> </w:t>
-      </w:r>
-      <w:r>
-        <w:t xml:space="preserve">biển — cơ sở biểu thức chính quy; QCVN 08:2024/BCA quy định</w:t>
-      </w:r>
-      <w:r>
-        <w:t xml:space="preserve"> </w:t>
-      </w:r>
-      <w:r>
-        <w:rPr>
-          <w:b/>
-          <w:bCs/>
-        </w:rPr>
-        <w:t xml:space="preserve">hình thức vật lý</w:t>
-      </w:r>
-      <w:r>
-        <w:t xml:space="preserve"> </w:t>
-      </w:r>
-      <w:r>
-        <w:t xml:space="preserve">— cơ sở ngưỡng tỷ lệ khung hình; module chuẩn hoá cần cả hai. Khung pháp lý đổi</w:t>
-      </w:r>
-      <w:r>
-        <w:t xml:space="preserve"> </w:t>
-      </w:r>
-      <w:r>
-        <w:rPr>
-          <w:b/>
-          <w:bCs/>
-        </w:rPr>
-        <w:t xml:space="preserve">ba lần trong hai năm</w:t>
-      </w:r>
-      <w:r>
-        <w:t xml:space="preserve"> </w:t>
-      </w:r>
-      <w:r>
-        <w:t xml:space="preserve">là rủi ro kỹ thuật trực tiếp; hệ quả ở mục 2.2.7.</w:t>
-      </w:r>
-    </w:p>
-    <w:bookmarkEnd w:id="38"/>
-    <w:bookmarkStart w:id="39" w:name="Xb223f50b57c97e4a4ef92be21930e5fa8dd51d1"/>
-    <w:p>
-      <w:pPr>
-        <w:pStyle w:val="Heading3"/>
-      </w:pPr>
-      <w:r>
-        <w:t xml:space="preserve">2.2.2. Cấu trúc biển số ô tô và xe máy</w:t>
-      </w:r>
-    </w:p>
-    <w:p>
-      <w:pPr>
-        <w:pStyle w:val="FirstParagraph"/>
-      </w:pPr>
-      <w:r>
-        <w:rPr>
-          <w:b/>
-          <w:bCs/>
-        </w:rPr>
-        <w:t xml:space="preserve">a) Biển số ô tô</w:t>
-      </w:r>
-      <w:r>
-        <w:t xml:space="preserve"> </w:t>
-      </w:r>
-      <w:r>
-        <w:t xml:space="preserve">trong nước:</w:t>
-      </w:r>
-      <w:r>
-        <w:t xml:space="preserve"> </w:t>
-      </w:r>
-      <w:r>
-        <w:rPr>
-          <w:b/>
-          <w:bCs/>
-        </w:rPr>
-        <w:t xml:space="preserve">8 ký tự chữ–số</w:t>
-      </w:r>
-      <w:r>
-        <w:t xml:space="preserve">, ba thành phần —</w:t>
-      </w:r>
-      <w:r>
-        <w:t xml:space="preserve"> </w:t>
-      </w:r>
-      <w:r>
-        <w:rPr>
-          <w:b/>
-          <w:bCs/>
-        </w:rPr>
-        <w:t xml:space="preserve">mã địa phương</w:t>
-      </w:r>
-      <w:r>
-        <w:t xml:space="preserve"> </w:t>
-      </w:r>
-      <w:r>
-        <w:t xml:space="preserve">2 chữ số trong 81 mã hợp lệ thuộc dải 11 – 99 [6];</w:t>
-      </w:r>
-      <w:r>
-        <w:t xml:space="preserve"> </w:t>
-      </w:r>
-      <w:r>
-        <w:rPr>
-          <w:b/>
-          <w:bCs/>
-        </w:rPr>
-        <w:t xml:space="preserve">seri 1 chữ cái</w:t>
-      </w:r>
-      <w:r>
-        <w:t xml:space="preserve"> </w:t>
-      </w:r>
-      <w:r>
-        <w:t xml:space="preserve">trong 20 chữ với biển trắng và vàng, 11 chữ với biển xanh [8]</w:t>
-      </w:r>
-      <w:r>
-        <w:t xml:space="preserve">;</w:t>
-      </w:r>
-      <w:r>
-        <w:t xml:space="preserve"> </w:t>
-      </w:r>
-      <w:r>
-        <w:rPr>
-          <w:b/>
-          <w:bCs/>
-        </w:rPr>
-        <w:t xml:space="preserve">số thứ tự 5 chữ số</w:t>
-      </w:r>
-      <w:r>
-        <w:t xml:space="preserve">, 000.01 – 999.99 [4] — ví dụ</w:t>
-      </w:r>
-      <w:r>
-        <w:t xml:space="preserve"> </w:t>
-      </w:r>
-      <w:r>
-        <w:rPr>
-          <w:rStyle w:val="VerbatimChar"/>
-        </w:rPr>
-        <w:t xml:space="preserve">30A-123.45</w:t>
-      </w:r>
-      <w:r>
-        <w:t xml:space="preserve">,</w:t>
-      </w:r>
-      <w:r>
-        <w:t xml:space="preserve"> </w:t>
-      </w:r>
-      <w:r>
-        <w:rPr>
-          <w:rStyle w:val="VerbatimChar"/>
-        </w:rPr>
-        <w:t xml:space="preserve">51K-999.99</w:t>
-      </w:r>
-      <w:r>
-        <w:t xml:space="preserve">,</w:t>
-      </w:r>
-      <w:r>
-        <w:t xml:space="preserve"> </w:t>
-      </w:r>
-      <w:r>
-        <w:rPr>
-          <w:rStyle w:val="VerbatimChar"/>
-        </w:rPr>
-        <w:t xml:space="preserve">80B-123.45</w:t>
-      </w:r>
-      <w:r>
-        <w:t xml:space="preserve"> </w:t>
-      </w:r>
-      <w:r>
-        <w:t xml:space="preserve">(Cục CSGT). Trên đường vẫn còn</w:t>
-      </w:r>
-      <w:r>
-        <w:t xml:space="preserve"> </w:t>
-      </w:r>
-      <w:r>
-        <w:rPr>
-          <w:b/>
-          <w:bCs/>
-        </w:rPr>
-        <w:t xml:space="preserve">biển 4 chữ số kiểu cũ</w:t>
-      </w:r>
-      <w:r>
-        <w:t xml:space="preserve"> </w:t>
-      </w:r>
-      <w:r>
-        <w:t xml:space="preserve">(</w:t>
-      </w:r>
-      <w:r>
-        <w:rPr>
-          <w:rStyle w:val="VerbatimChar"/>
-        </w:rPr>
-        <w:t xml:space="preserve">29A-1234</w:t>
-      </w:r>
-      <w:r>
-        <w:t xml:space="preserve">); xe đã đăng ký</w:t>
-      </w:r>
-      <w:r>
-        <w:t xml:space="preserve"> </w:t>
-      </w:r>
-      <w:r>
-        <w:rPr>
-          <w:b/>
-          <w:bCs/>
-        </w:rPr>
-        <w:t xml:space="preserve">không bắt buộc đổi biển</w:t>
-      </w:r>
-      <w:r>
-        <w:t xml:space="preserve"> </w:t>
-      </w:r>
-      <w:r>
-        <w:t xml:space="preserve">[12]</w:t>
-      </w:r>
-      <w:r>
-        <w:t xml:space="preserve"> </w:t>
-      </w:r>
-      <w:r>
-        <w:t xml:space="preserve">nên biểu thức chính quy phải chấp nhận nhóm thứ tự</w:t>
-      </w:r>
-      <w:r>
-        <w:t xml:space="preserve"> </w:t>
-      </w:r>
-      <w:r>
-        <w:rPr>
-          <w:b/>
-          <w:bCs/>
-        </w:rPr>
-        <w:t xml:space="preserve">4 hoặc 5 chữ số</w:t>
-      </w:r>
-      <w:r>
-        <w:t xml:space="preserve">.</w:t>
-      </w:r>
-    </w:p>
-    <w:bookmarkEnd w:id="39"/>
-    <w:bookmarkStart w:id="40" w:name="X9945de51cc58c8248c0c30942fb7672d37b0147"/>
-    <w:p>
-      <w:pPr>
-        <w:pStyle w:val="Heading3"/>
-      </w:pPr>
-      <w:r>
-        <w:t xml:space="preserve">2.2.3. Mã tỉnh, thành phố</w:t>
-      </w:r>
-    </w:p>
-    <w:p>
-      <w:pPr>
-        <w:pStyle w:val="FirstParagraph"/>
-      </w:pPr>
-      <w:r>
-        <w:t xml:space="preserve">Từ 01/7/2025 cả nước còn</w:t>
-      </w:r>
-      <w:r>
-        <w:t xml:space="preserve"> </w:t>
-      </w:r>
-      <w:r>
-        <w:rPr>
-          <w:b/>
-          <w:bCs/>
-        </w:rPr>
-        <w:t xml:space="preserve">34 tỉnh, thành phố</w:t>
-      </w:r>
-      <w:r>
-        <w:t xml:space="preserve">; ký hiệu sau hợp nhất</w:t>
-      </w:r>
-      <w:r>
-        <w:t xml:space="preserve"> </w:t>
-      </w:r>
-      <w:r>
-        <w:rPr>
-          <w:b/>
-          <w:bCs/>
-        </w:rPr>
-        <w:t xml:space="preserve">bao gồm toàn bộ ký hiệu của các địa phương được hợp nhất</w:t>
-      </w:r>
-      <w:r>
-        <w:t xml:space="preserve"> </w:t>
-      </w:r>
-      <w:r>
-        <w:t xml:space="preserve">[12]</w:t>
-      </w:r>
-      <w:r>
-        <w:t xml:space="preserve">, biển cũ không mất giá trị pháp lý. Dải 11 – 99 có</w:t>
-      </w:r>
-      <w:r>
-        <w:t xml:space="preserve"> </w:t>
-      </w:r>
-      <w:r>
-        <w:rPr>
-          <w:b/>
-          <w:bCs/>
-        </w:rPr>
-        <w:t xml:space="preserve">89 số</w:t>
-      </w:r>
-      <w:r>
-        <w:t xml:space="preserve">; theo Phụ lục TT 51/2025 có</w:t>
-      </w:r>
-      <w:r>
-        <w:t xml:space="preserve"> </w:t>
-      </w:r>
-      <w:r>
-        <w:rPr>
-          <w:b/>
-          <w:bCs/>
-        </w:rPr>
-        <w:t xml:space="preserve">81 mã đang dùng</w:t>
-      </w:r>
-      <w:r>
-        <w:t xml:space="preserve"> </w:t>
-      </w:r>
-      <w:r>
-        <w:t xml:space="preserve">(80 mã địa phương + mã 80 của Cục CSGT) và</w:t>
-      </w:r>
-      <w:r>
-        <w:t xml:space="preserve"> </w:t>
-      </w:r>
-      <w:r>
-        <w:rPr>
-          <w:b/>
-          <w:bCs/>
-        </w:rPr>
-        <w:t xml:space="preserve">8 mã không dùng</w:t>
-      </w:r>
-      <w:r>
-        <w:t xml:space="preserve">:</w:t>
-      </w:r>
-      <w:r>
-        <w:t xml:space="preserve"> </w:t>
-      </w:r>
-      <w:r>
-        <w:rPr>
-          <w:b/>
-          <w:bCs/>
-        </w:rPr>
-        <w:t xml:space="preserve">13, 42, 44, 45, 46, 87, 91, 96</w:t>
-      </w:r>
-      <w:r>
-        <w:t xml:space="preserve">. TP. Hồ Chí Minh 13 mã (41; 50 – 59; 61; 72); Hà Nội 6 mã (29; 30 – 33; 40).</w:t>
-      </w:r>
-    </w:p>
-    <w:p>
-      <w:pPr>
-        <w:pStyle w:val="BodyText"/>
-      </w:pPr>
-      <w:r>
-        <w:t xml:space="preserve">Kiểm tra mã tỉnh loại khoảng 9,0% không gian tìm kiếm ở hai ký tự đầu, và quan trọng hơn: biến lỗi OCR hai vị trí đầu từ</w:t>
-      </w:r>
-      <w:r>
-        <w:t xml:space="preserve"> </w:t>
-      </w:r>
-      <w:r>
-        <w:rPr>
-          <w:b/>
-          <w:bCs/>
-        </w:rPr>
-        <w:t xml:space="preserve">sai âm thầm</w:t>
-      </w:r>
-      <w:r>
-        <w:t xml:space="preserve"> </w:t>
-      </w:r>
-      <w:r>
-        <w:t xml:space="preserve">thành</w:t>
-      </w:r>
-      <w:r>
-        <w:t xml:space="preserve"> </w:t>
-      </w:r>
-      <w:r>
-        <w:rPr>
-          <w:b/>
-          <w:bCs/>
-        </w:rPr>
-        <w:t xml:space="preserve">sai phát hiện được</w:t>
-      </w:r>
-      <w:r>
-        <w:t xml:space="preserve"> </w:t>
-      </w:r>
-      <w:r>
-        <w:t xml:space="preserve">— đọc ra</w:t>
-      </w:r>
-      <w:r>
-        <w:t xml:space="preserve"> </w:t>
-      </w:r>
-      <w:r>
-        <w:rPr>
-          <w:rStyle w:val="VerbatimChar"/>
-        </w:rPr>
-        <w:t xml:space="preserve">46A-123.45</w:t>
-      </w:r>
-      <w:r>
-        <w:t xml:space="preserve"> </w:t>
-      </w:r>
-      <w:r>
-        <w:t xml:space="preserve">thì biết ngay mã 46 không tồn tại và hạ cờ hợp lệ. Giả thuyết mã 13 là mã cũ của Hà Bắc</w:t>
-      </w:r>
-      <w:r>
-        <w:t xml:space="preserve"> </w:t>
-      </w:r>
-      <w:r>
-        <w:rPr>
-          <w:b/>
-          <w:bCs/>
-        </w:rPr>
-        <w:t xml:space="preserve">chưa kiểm chứng được nguồn chính thức</w:t>
-      </w:r>
-      <w:r>
-        <w:t xml:space="preserve">, chỉ nêu tham khảo.</w:t>
-      </w:r>
-    </w:p>
-    <w:bookmarkEnd w:id="40"/>
-    <w:bookmarkStart w:id="41" w:name="Xce31340507e485007b519cae476bcb8ae02bdaf"/>
-    <w:p>
-      <w:pPr>
-        <w:pStyle w:val="Heading3"/>
-      </w:pPr>
-      <w:r>
-        <w:t xml:space="preserve">2.2.4. Tập ký tự seri và các chữ cái bị loại trừ</w:t>
-      </w:r>
-    </w:p>
-    <w:p>
-      <w:pPr>
-        <w:pStyle w:val="FirstParagraph"/>
-      </w:pPr>
-      <w:r>
-        <w:t xml:space="preserve">Đây là nội dung dễ gây nhầm lẫn. Biển trắng và vàng chữ đen dùng seri gồm</w:t>
-      </w:r>
-      <w:r>
-        <w:t xml:space="preserve"> </w:t>
-      </w:r>
-      <w:r>
-        <w:rPr>
-          <w:b/>
-          <w:bCs/>
-        </w:rPr>
-        <w:t xml:space="preserve">một trong 20 chữ cái</w:t>
-      </w:r>
-      <w:r>
-        <w:t xml:space="preserve"> </w:t>
-      </w:r>
-      <w:r>
-        <w:t xml:space="preserve">[8]; khi đối chiếu với 26 chữ cái Latin, sẽ vắng mặt</w:t>
-      </w:r>
-      <w:r>
-        <w:t xml:space="preserve"> </w:t>
-      </w:r>
-      <w:r>
-        <w:rPr>
-          <w:rStyle w:val="VerbatimChar"/>
-        </w:rPr>
-        <w:t xml:space="preserve">I, J, O, Q, R, W</w:t>
-      </w:r>
-      <w:r>
-        <w:t xml:space="preserve">. Tuy nhiên,</w:t>
-      </w:r>
-      <w:r>
-        <w:t xml:space="preserve"> </w:t>
-      </w:r>
-      <w:r>
-        <w:rPr>
-          <w:b/>
-          <w:bCs/>
-        </w:rPr>
-        <w:t xml:space="preserve">suy luận "26 − 20 = 6 chữ bị loại trừ" là chưa chính xác</w:t>
-      </w:r>
-      <w:r>
-        <w:t xml:space="preserve">: danh sách 20 chữ cái này</w:t>
-      </w:r>
-      <w:r>
-        <w:t xml:space="preserve"> </w:t>
-      </w:r>
-      <w:r>
-        <w:rPr>
-          <w:b/>
-          <w:bCs/>
-        </w:rPr>
-        <w:t xml:space="preserve">chỉ áp dụng cho vị trí thứ nhất</w:t>
-      </w:r>
-      <w:r>
-        <w:t xml:space="preserve"> </w:t>
-      </w:r>
-      <w:r>
-        <w:t xml:space="preserve">của seri; ở</w:t>
-      </w:r>
-      <w:r>
-        <w:t xml:space="preserve"> </w:t>
-      </w:r>
-      <w:r>
-        <w:rPr>
-          <w:b/>
-          <w:bCs/>
-        </w:rPr>
-        <w:t xml:space="preserve">vị trí thứ hai</w:t>
-      </w:r>
-      <w:r>
-        <w:t xml:space="preserve"> </w:t>
-      </w:r>
-      <w:r>
-        <w:t xml:space="preserve">của seri xe máy lại sử dụng một tập hợp khác —</w:t>
-      </w:r>
-      <w:r>
-        <w:t xml:space="preserve"> </w:t>
-      </w:r>
-      <w:r>
-        <w:rPr>
-          <w:b/>
-          <w:bCs/>
-        </w:rPr>
-        <w:t xml:space="preserve">có chữ R, không có chữ G</w:t>
-      </w:r>
-      <w:r>
-        <w:t xml:space="preserve">. Kết hợp cả hai vị trí, tập chữ cái hoàn toàn không xuất hiện trên hệ thống biển số Việt Nam chỉ bao gồm</w:t>
-      </w:r>
-      <w:r>
-        <w:t xml:space="preserve"> </w:t>
-      </w:r>
-      <w:r>
-        <w:rPr>
-          <w:b/>
-          <w:bCs/>
-        </w:rPr>
-        <w:t xml:space="preserve">5 chữ: I, J, O, Q, W</w:t>
-      </w:r>
-      <w:r>
-        <w:t xml:space="preserve">; chữ R vẫn xuất hiện ở các ký hiệu đặc biệt như</w:t>
-      </w:r>
-      <w:r>
-        <w:t xml:space="preserve"> </w:t>
-      </w:r>
-      <w:r>
-        <w:rPr>
-          <w:rStyle w:val="VerbatimChar"/>
-        </w:rPr>
-        <w:t xml:space="preserve">R</w:t>
-      </w:r>
-      <w:r>
-        <w:t xml:space="preserve"> </w:t>
-      </w:r>
-      <w:r>
-        <w:t xml:space="preserve">hay</w:t>
-      </w:r>
-      <w:r>
-        <w:t xml:space="preserve"> </w:t>
-      </w:r>
-      <w:r>
-        <w:rPr>
-          <w:rStyle w:val="VerbatimChar"/>
-        </w:rPr>
-        <w:t xml:space="preserve">RM</w:t>
-      </w:r>
-      <w:r>
-        <w:t xml:space="preserve"> </w:t>
-      </w:r>
-      <w:r>
-        <w:t xml:space="preserve">của rơ moóc.</w:t>
-      </w:r>
-    </w:p>
-    <w:p>
-      <w:pPr>
-        <w:pStyle w:val="BodyText"/>
-      </w:pPr>
-      <w:r>
-        <w:rPr>
-          <w:b/>
-          <w:bCs/>
-        </w:rPr>
-        <w:t xml:space="preserve">Bảng 2.1.</w:t>
-      </w:r>
-      <w:r>
-        <w:t xml:space="preserve"> </w:t>
-      </w:r>
-      <w:r>
-        <w:t xml:space="preserve">Tổng hợp các tập ký tự seri</w:t>
+        <w:t xml:space="preserve">Bảng 1.3.</w:t>
+      </w:r>
+      <w:r>
+        <w:t xml:space="preserve"> </w:t>
+      </w:r>
+      <w:r>
+        <w:t xml:space="preserve">Phân định công việc theo từng thành phần</w:t>
       </w:r>
     </w:p>
     <w:tbl>
@@ -6266,30 +4379,29 @@
               <w:pStyle w:val="Compact"/>
             </w:pPr>
             <w:r>
-              <w:t xml:space="preserve">Tập</w:t>
-            </w:r>
-          </w:p>
-        </w:tc>
-        <w:tc>
-          <w:tcPr/>
-          <w:p>
-            <w:pPr>
-              <w:pStyle w:val="Compact"/>
-              <w:jc w:val="center"/>
-            </w:pPr>
-            <w:r>
-              <w:t xml:space="preserve">Số lượng</w:t>
-            </w:r>
-          </w:p>
-        </w:tc>
-        <w:tc>
-          <w:tcPr/>
-          <w:p>
-            <w:pPr>
-              <w:pStyle w:val="Compact"/>
-            </w:pPr>
-            <w:r>
-              <w:t xml:space="preserve">Nội dung</w:t>
+              <w:t xml:space="preserve">Thành phần</w:t>
+            </w:r>
+          </w:p>
+        </w:tc>
+        <w:tc>
+          <w:tcPr/>
+          <w:p>
+            <w:pPr>
+              <w:pStyle w:val="Compact"/>
+            </w:pPr>
+            <w:r>
+              <w:t xml:space="preserve">Nguồn gốc</w:t>
+            </w:r>
+          </w:p>
+        </w:tc>
+        <w:tc>
+          <w:tcPr/>
+          <w:p>
+            <w:pPr>
+              <w:pStyle w:val="Compact"/>
+            </w:pPr>
+            <w:r>
+              <w:t xml:space="preserve">Nhóm thực hiện đã làm gì</w:t>
             </w:r>
           </w:p>
         </w:tc>
@@ -6302,46 +4414,39 @@
               <w:pStyle w:val="Compact"/>
             </w:pPr>
             <w:r>
-              <w:t xml:space="preserve">Chữ cái thứ nhất của seri</w:t>
-            </w:r>
-          </w:p>
-        </w:tc>
-        <w:tc>
-          <w:tcPr/>
-          <w:p>
-            <w:pPr>
-              <w:pStyle w:val="Compact"/>
-              <w:jc w:val="center"/>
-            </w:pPr>
-            <w:r>
-              <w:t xml:space="preserve">20</w:t>
-            </w:r>
-          </w:p>
-        </w:tc>
-        <w:tc>
-          <w:tcPr/>
-          <w:p>
-            <w:pPr>
-              <w:pStyle w:val="Compact"/>
-            </w:pPr>
-            <w:r>
-              <w:t xml:space="preserve">A B C D E F</w:t>
-            </w:r>
-            <w:r>
-              <w:t xml:space="preserve"> </w:t>
-            </w:r>
+              <w:t xml:space="preserve">Bộ phát hiện biển số</w:t>
+            </w:r>
+          </w:p>
+        </w:tc>
+        <w:tc>
+          <w:tcPr/>
+          <w:p>
+            <w:pPr>
+              <w:pStyle w:val="Compact"/>
+            </w:pPr>
+            <w:r>
+              <w:t xml:space="preserve">Kiến trúc YOLO11n có sẵn, trọng số khởi đầu từ COCO</w:t>
+            </w:r>
+          </w:p>
+        </w:tc>
+        <w:tc>
+          <w:tcPr/>
+          <w:p>
+            <w:pPr>
+              <w:pStyle w:val="Compact"/>
+            </w:pPr>
             <w:r>
               <w:rPr>
                 <w:b/>
                 <w:bCs/>
               </w:rPr>
-              <w:t xml:space="preserve">G</w:t>
+              <w:t xml:space="preserve">Tự huấn luyện</w:t>
             </w:r>
             <w:r>
               <w:t xml:space="preserve"> </w:t>
             </w:r>
             <w:r>
-              <w:t xml:space="preserve">H K L M N P S T U V X Y Z</w:t>
+              <w:t xml:space="preserve">trên dữ liệu Việt Nam do nhóm hợp nhất; chọn siêu tham số; đánh giá</w:t>
             </w:r>
           </w:p>
         </w:tc>
@@ -6354,30 +4459,29 @@
               <w:pStyle w:val="Compact"/>
             </w:pPr>
             <w:r>
-              <w:t xml:space="preserve">Chữ cái thứ hai của seri xe máy</w:t>
-            </w:r>
-          </w:p>
-        </w:tc>
-        <w:tc>
-          <w:tcPr/>
-          <w:p>
-            <w:pPr>
-              <w:pStyle w:val="Compact"/>
-              <w:jc w:val="center"/>
-            </w:pPr>
-            <w:r>
-              <w:t xml:space="preserve">20</w:t>
-            </w:r>
-          </w:p>
-        </w:tc>
-        <w:tc>
-          <w:tcPr/>
-          <w:p>
-            <w:pPr>
-              <w:pStyle w:val="Compact"/>
-            </w:pPr>
-            <w:r>
-              <w:t xml:space="preserve">A B C D E F H K L M N P</w:t>
+              <w:t xml:space="preserve">Bộ nhận dạng ký tự</w:t>
+            </w:r>
+          </w:p>
+        </w:tc>
+        <w:tc>
+          <w:tcPr/>
+          <w:p>
+            <w:pPr>
+              <w:pStyle w:val="Compact"/>
+            </w:pPr>
+            <w:r>
+              <w:t xml:space="preserve">Mô hình PP-OCRv5 mobile tiền huấn luyện</w:t>
+            </w:r>
+          </w:p>
+        </w:tc>
+        <w:tc>
+          <w:tcPr/>
+          <w:p>
+            <w:pPr>
+              <w:pStyle w:val="Compact"/>
+            </w:pPr>
+            <w:r>
+              <w:t xml:space="preserve">Tích hợp;</w:t>
             </w:r>
             <w:r>
               <w:t xml:space="preserve"> </w:t>
@@ -6387,82 +4491,51 @@
                 <w:b/>
                 <w:bCs/>
               </w:rPr>
-              <w:t xml:space="preserve">R</w:t>
+              <w:t xml:space="preserve">tự đo</w:t>
             </w:r>
             <w:r>
               <w:t xml:space="preserve"> </w:t>
             </w:r>
             <w:r>
-              <w:t xml:space="preserve">S T U V X Y Z</w:t>
-            </w:r>
-          </w:p>
-        </w:tc>
-      </w:tr>
-      <w:tr>
-        <w:tc>
-          <w:tcPr/>
-          <w:p>
-            <w:pPr>
-              <w:pStyle w:val="Compact"/>
-            </w:pPr>
-            <w:r>
-              <w:t xml:space="preserve">Seri biển nền xanh</w:t>
-            </w:r>
-          </w:p>
-        </w:tc>
-        <w:tc>
-          <w:tcPr/>
-          <w:p>
-            <w:pPr>
-              <w:pStyle w:val="Compact"/>
-              <w:jc w:val="center"/>
-            </w:pPr>
-            <w:r>
-              <w:t xml:space="preserve">11</w:t>
-            </w:r>
-          </w:p>
-        </w:tc>
-        <w:tc>
-          <w:tcPr/>
-          <w:p>
-            <w:pPr>
-              <w:pStyle w:val="Compact"/>
-            </w:pPr>
-            <w:r>
-              <w:t xml:space="preserve">A B C D E F G H K L M</w:t>
-            </w:r>
-          </w:p>
-        </w:tc>
-      </w:tr>
-      <w:tr>
-        <w:tc>
-          <w:tcPr/>
-          <w:p>
-            <w:pPr>
-              <w:pStyle w:val="Compact"/>
-            </w:pPr>
+              <w:t xml:space="preserve">so với hai engine khác; thử tinh chỉnh và</w:t>
+            </w:r>
+            <w:r>
+              <w:t xml:space="preserve"> </w:t>
+            </w:r>
             <w:r>
               <w:rPr>
                 <w:b/>
                 <w:bCs/>
               </w:rPr>
-              <w:t xml:space="preserve">Bị loại trừ khỏi toàn hệ thống</w:t>
-            </w:r>
-          </w:p>
-        </w:tc>
-        <w:tc>
-          <w:tcPr/>
-          <w:p>
-            <w:pPr>
-              <w:pStyle w:val="Compact"/>
-              <w:jc w:val="center"/>
+              <w:t xml:space="preserve">báo cáo cả kết quả âm</w:t>
+            </w:r>
+          </w:p>
+        </w:tc>
+      </w:tr>
+      <w:tr>
+        <w:tc>
+          <w:tcPr/>
+          <w:p>
+            <w:pPr>
+              <w:pStyle w:val="Compact"/>
             </w:pPr>
             <w:r>
               <w:rPr>
                 <w:b/>
                 <w:bCs/>
               </w:rPr>
-              <w:t xml:space="preserve">5</w:t>
+              <w:t xml:space="preserve">Khối xử lý ảnh vùng biển</w:t>
+            </w:r>
+          </w:p>
+        </w:tc>
+        <w:tc>
+          <w:tcPr/>
+          <w:p>
+            <w:pPr>
+              <w:pStyle w:val="Compact"/>
+            </w:pPr>
+            <w:r>
+              <w:t xml:space="preserve">—</w:t>
             </w:r>
           </w:p>
         </w:tc>
@@ -6477,7 +4550,10 @@
                 <w:b/>
                 <w:bCs/>
               </w:rPr>
-              <w:t xml:space="preserve">I, J, O, Q, W</w:t>
+              <w:t xml:space="preserve">Tự thiết kế và cài đặt toàn bộ</w:t>
+            </w:r>
+            <w:r>
+              <w:t xml:space="preserve">: nắn hình, phân loại bố cục, tách hai nửa, ghép ngang</w:t>
             </w:r>
           </w:p>
         </w:tc>
@@ -6490,43 +4566,1974 @@
               <w:pStyle w:val="Compact"/>
             </w:pPr>
             <w:r>
-              <w:t xml:space="preserve">Tập ký tự an toàn tối thiểu cho OCR</w:t>
-            </w:r>
-          </w:p>
-        </w:tc>
-        <w:tc>
-          <w:tcPr/>
-          <w:p>
-            <w:pPr>
-              <w:pStyle w:val="Compact"/>
-              <w:jc w:val="center"/>
-            </w:pPr>
-            <w:r>
-              <w:t xml:space="preserve">21</w:t>
-            </w:r>
-          </w:p>
-        </w:tc>
-        <w:tc>
-          <w:tcPr/>
-          <w:p>
-            <w:pPr>
-              <w:pStyle w:val="Compact"/>
-            </w:pPr>
-            <w:r>
-              <w:t xml:space="preserve">20 chữ ở vị trí thứ nhất, hợp thêm R</w:t>
+              <w:rPr>
+                <w:b/>
+                <w:bCs/>
+              </w:rPr>
+              <w:t xml:space="preserve">Khối hậu xử lý theo quy chuẩn</w:t>
+            </w:r>
+          </w:p>
+        </w:tc>
+        <w:tc>
+          <w:tcPr/>
+          <w:p>
+            <w:pPr>
+              <w:pStyle w:val="Compact"/>
+            </w:pPr>
+            <w:r>
+              <w:t xml:space="preserve">—</w:t>
+            </w:r>
+          </w:p>
+        </w:tc>
+        <w:tc>
+          <w:tcPr/>
+          <w:p>
+            <w:pPr>
+              <w:pStyle w:val="Compact"/>
+            </w:pPr>
+            <w:r>
+              <w:rPr>
+                <w:b/>
+                <w:bCs/>
+              </w:rPr>
+              <w:t xml:space="preserve">Tự thiết kế và cài đặt toàn bộ</w:t>
+            </w:r>
+            <w:r>
+              <w:t xml:space="preserve">: mặt nạ vị trí, tập mã tỉnh, bảng ánh xạ nhầm lẫn</w:t>
+            </w:r>
+          </w:p>
+        </w:tc>
+      </w:tr>
+      <w:tr>
+        <w:tc>
+          <w:tcPr/>
+          <w:p>
+            <w:pPr>
+              <w:pStyle w:val="Compact"/>
+            </w:pPr>
+            <w:r>
+              <w:t xml:space="preserve">Bộ dữ liệu</w:t>
+            </w:r>
+          </w:p>
+        </w:tc>
+        <w:tc>
+          <w:tcPr/>
+          <w:p>
+            <w:pPr>
+              <w:pStyle w:val="Compact"/>
+            </w:pPr>
+            <w:r>
+              <w:t xml:space="preserve">7 bộ ảnh công khai, giấy phép ở Phụ lục C</w:t>
+            </w:r>
+          </w:p>
+        </w:tc>
+        <w:tc>
+          <w:tcPr/>
+          <w:p>
+            <w:pPr>
+              <w:pStyle w:val="Compact"/>
+            </w:pPr>
+            <w:r>
+              <w:rPr>
+                <w:b/>
+                <w:bCs/>
+              </w:rPr>
+              <w:t xml:space="preserve">Tự hợp nhất, khử trùng lặp chéo bộ, chia tập có kiểm soát rò rỉ</w:t>
+            </w:r>
+            <w:r>
+              <w:t xml:space="preserve">; gán nhãn chuỗi cho tập con</w:t>
+            </w:r>
+          </w:p>
+        </w:tc>
+      </w:tr>
+      <w:tr>
+        <w:tc>
+          <w:tcPr/>
+          <w:p>
+            <w:pPr>
+              <w:pStyle w:val="Compact"/>
+            </w:pPr>
+            <w:r>
+              <w:t xml:space="preserve">Backend, giao diện, đóng gói</w:t>
+            </w:r>
+          </w:p>
+        </w:tc>
+        <w:tc>
+          <w:tcPr/>
+          <w:p>
+            <w:pPr>
+              <w:pStyle w:val="Compact"/>
+            </w:pPr>
+            <w:r>
+              <w:t xml:space="preserve">Thư viện mã nguồn mở (FastAPI, React, Docker)</w:t>
+            </w:r>
+          </w:p>
+        </w:tc>
+        <w:tc>
+          <w:tcPr/>
+          <w:p>
+            <w:pPr>
+              <w:pStyle w:val="Compact"/>
+            </w:pPr>
+            <w:r>
+              <w:rPr>
+                <w:b/>
+                <w:bCs/>
+              </w:rPr>
+              <w:t xml:space="preserve">Tự thiết kế kiến trúc và cài đặt</w:t>
+            </w:r>
+            <w:r>
+              <w:t xml:space="preserve">; viết bộ kiểm thử</w:t>
+            </w:r>
+          </w:p>
+        </w:tc>
+      </w:tr>
+      <w:tr>
+        <w:tc>
+          <w:tcPr/>
+          <w:p>
+            <w:pPr>
+              <w:pStyle w:val="Compact"/>
+            </w:pPr>
+            <w:r>
+              <w:t xml:space="preserve">Quy trình đo và báo cáo</w:t>
+            </w:r>
+          </w:p>
+        </w:tc>
+        <w:tc>
+          <w:tcPr/>
+          <w:p>
+            <w:pPr>
+              <w:pStyle w:val="Compact"/>
+            </w:pPr>
+            <w:r>
+              <w:t xml:space="preserve">—</w:t>
+            </w:r>
+          </w:p>
+        </w:tc>
+        <w:tc>
+          <w:tcPr/>
+          <w:p>
+            <w:pPr>
+              <w:pStyle w:val="Compact"/>
+            </w:pPr>
+            <w:r>
+              <w:rPr>
+                <w:b/>
+                <w:bCs/>
+              </w:rPr>
+              <w:t xml:space="preserve">Tự xây dựng toàn bộ</w:t>
+            </w:r>
+            <w:r>
+              <w:t xml:space="preserve">: công cụ đo, giao thức, phân tích lỗi</w:t>
             </w:r>
           </w:p>
         </w:tc>
       </w:tr>
     </w:tbl>
+    <w:p>
+      <w:pPr>
+        <w:pStyle w:val="BodyText"/>
+      </w:pPr>
+      <w:r>
+        <w:t xml:space="preserve">Hai khối in đậm ở giữa bảng là phần</w:t>
+      </w:r>
+      <w:r>
+        <w:t xml:space="preserve"> </w:t>
+      </w:r>
+      <w:r>
+        <w:rPr>
+          <w:b/>
+          <w:bCs/>
+        </w:rPr>
+        <w:t xml:space="preserve">không có sẵn trong bất kỳ thư viện nào</w:t>
+      </w:r>
+      <w:r>
+        <w:t xml:space="preserve"> </w:t>
+      </w:r>
+      <w:r>
+        <w:t xml:space="preserve">và là đóng góp kỹ thuật chính của đề tài.</w:t>
+      </w:r>
+    </w:p>
+    <w:bookmarkEnd w:id="32"/>
+    <w:bookmarkEnd w:id="33"/>
+    <w:bookmarkStart w:id="36" w:name="X995047f04ff093c83575386314fe17e37a71012"/>
+    <w:p>
+      <w:pPr>
+        <w:pStyle w:val="Heading2"/>
+      </w:pPr>
+      <w:r>
+        <w:t xml:space="preserve">1.5. Đóng góp của đề tài</w:t>
+      </w:r>
+    </w:p>
+    <w:bookmarkStart w:id="34" w:name="X2061df313952a9adf182147f3b87de95d67d592"/>
+    <w:p>
+      <w:pPr>
+        <w:pStyle w:val="Heading3"/>
+      </w:pPr>
+      <w:r>
+        <w:t xml:space="preserve">1.5.1. Tuyên bố trung thực về mức đóng góp</w:t>
+      </w:r>
+    </w:p>
+    <w:p>
+      <w:pPr>
+        <w:pStyle w:val="BlockText"/>
+      </w:pPr>
+      <w:r>
+        <w:rPr>
+          <w:b/>
+          <w:bCs/>
+        </w:rPr>
+        <w:t xml:space="preserve">Đề tài này không tạo ra kết quả state-of-the-art.</w:t>
+      </w:r>
+    </w:p>
+    <w:p>
+      <w:pPr>
+        <w:pStyle w:val="FirstParagraph"/>
+      </w:pPr>
+      <w:r>
+        <w:t xml:space="preserve">Các kết quả trên 99% trong tài liệu ALPR quốc tế thường dựa trên hạ tầng GPU và dữ liệu riêng. Nhóm thực hiện làm việc trên máy không có GPU CUDA nên không đặt mục tiêu tương tự. Đóng góp tập trung ở sáu nội dung có thể kiểm chứng.</w:t>
+      </w:r>
+    </w:p>
+    <w:p>
+      <w:pPr>
+        <w:pStyle w:val="BodyText"/>
+      </w:pPr>
+      <w:r>
+        <w:rPr>
+          <w:b/>
+          <w:bCs/>
+        </w:rPr>
+        <w:t xml:space="preserve">Sáu đóng góp.</w:t>
+      </w:r>
+    </w:p>
+    <w:p>
+      <w:pPr>
+        <w:pStyle w:val="BodyText"/>
+      </w:pPr>
+      <w:r>
+        <w:rPr>
+          <w:b/>
+          <w:bCs/>
+        </w:rPr>
+        <w:t xml:space="preserve">(a) Hệ thống hoàn chỉnh, có kiến trúc phần mềm</w:t>
+      </w:r>
+      <w:r>
+        <w:t xml:space="preserve"> </w:t>
+      </w:r>
+      <w:r>
+        <w:t xml:space="preserve">— không phải tập script rời rạc: pipeline AI tách hoàn toàn khỏi tầng API (NFR-M1), interface trừu tượng cho phép thay engine OCR mà không sửa tầng API (NFR-M5), REST API có tài liệu tự sinh, giao diện web ba màn hình, cơ sở dữ liệu có migration, Docker một lệnh. Trạng thái đã đo: bao phủ kiểm thử tầng nghiệp vụ</w:t>
+      </w:r>
+      <w:r>
+        <w:t xml:space="preserve"> </w:t>
+      </w:r>
+      <w:r>
+        <w:rPr>
+          <w:b/>
+          <w:bCs/>
+        </w:rPr>
+        <w:t xml:space="preserve">87,7%</w:t>
+      </w:r>
+      <w:r>
+        <w:t xml:space="preserve">,</w:t>
+      </w:r>
+      <w:r>
+        <w:t xml:space="preserve"> </w:t>
+      </w:r>
+      <w:r>
+        <w:rPr>
+          <w:b/>
+          <w:bCs/>
+        </w:rPr>
+        <w:t xml:space="preserve">1.002 test thu thập / 1.001 đạt / 1</w:t>
+      </w:r>
+      <w:r>
+        <w:rPr>
+          <w:b/>
+          <w:bCs/>
+        </w:rPr>
+        <w:t xml:space="preserve"> </w:t>
+      </w:r>
+      <w:r>
+        <w:rPr>
+          <w:rStyle w:val="VerbatimChar"/>
+          <w:b/>
+          <w:bCs/>
+        </w:rPr>
+        <w:t xml:space="preserve">xfail</w:t>
+      </w:r>
+      <w:r>
+        <w:rPr>
+          <w:b/>
+          <w:bCs/>
+        </w:rPr>
+        <w:t xml:space="preserve"> </w:t>
+      </w:r>
+      <w:r>
+        <w:rPr>
+          <w:b/>
+          <w:bCs/>
+        </w:rPr>
+        <w:t xml:space="preserve">/ 0 thất bại</w:t>
+      </w:r>
+      <w:r>
+        <w:t xml:space="preserve">. Khảo sát cho thấy mã nguồn mở ALPR Việt Nam chủ yếu là script rời rạc</w:t>
+      </w:r>
+      <w:r>
+        <w:t xml:space="preserve"> </w:t>
+      </w:r>
+      <w:r>
+        <w:rPr>
+          <w:b/>
+          <w:bCs/>
+        </w:rPr>
+        <w:t xml:space="preserve">không công bố số liệu độ chính xác</w:t>
+      </w:r>
+      <w:r>
+        <w:t xml:space="preserve"> </w:t>
+      </w:r>
+      <w:r>
+        <w:t xml:space="preserve">— đây là</w:t>
+      </w:r>
+      <w:r>
+        <w:t xml:space="preserve"> </w:t>
+      </w:r>
+      <w:r>
+        <w:rPr>
+          <w:b/>
+          <w:bCs/>
+        </w:rPr>
+        <w:t xml:space="preserve">khoảng trống kỹ nghệ</w:t>
+      </w:r>
+      <w:r>
+        <w:t xml:space="preserve">, không phải khoảng trống thuật toán, nhưng vẫn có thật.</w:t>
+      </w:r>
+    </w:p>
+    <w:p>
+      <w:pPr>
+        <w:pStyle w:val="BodyText"/>
+      </w:pPr>
+      <w:r>
+        <w:rPr>
+          <w:b/>
+          <w:bCs/>
+        </w:rPr>
+        <w:t xml:space="preserve">(b) Bộ luật hậu xử lý ràng buộc theo VỊ TRÍ</w:t>
+      </w:r>
+      <w:r>
+        <w:t xml:space="preserve"> </w:t>
+      </w:r>
+      <w:r>
+        <w:t xml:space="preserve">cho biển số Việt Nam, khai thác ba ràng buộc đặc thù: tập hợp lệ</w:t>
+      </w:r>
+      <w:r>
+        <w:t xml:space="preserve"> </w:t>
+      </w:r>
+      <w:r>
+        <w:rPr>
+          <w:b/>
+          <w:bCs/>
+        </w:rPr>
+        <w:t xml:space="preserve">khác nhau theo từng vị trí</w:t>
+      </w:r>
+      <w:r>
+        <w:t xml:space="preserve"> </w:t>
+      </w:r>
+      <w:r>
+        <w:t xml:space="preserve">— mã địa phương thuộc</w:t>
+      </w:r>
+      <w:r>
+        <w:t xml:space="preserve"> </w:t>
+      </w:r>
+      <w:r>
+        <w:rPr>
+          <w:b/>
+          <w:bCs/>
+        </w:rPr>
+        <w:t xml:space="preserve">81 giá trị</w:t>
+      </w:r>
+      <w:r>
+        <w:t xml:space="preserve"> </w:t>
+      </w:r>
+      <w:r>
+        <w:t xml:space="preserve">chứ không phải</w:t>
+      </w:r>
+      <w:r>
+        <w:t xml:space="preserve"> </w:t>
+      </w:r>
+      <w:r>
+        <w:rPr>
+          <w:rStyle w:val="VerbatimChar"/>
+        </w:rPr>
+        <w:t xml:space="preserve">\d{2}</w:t>
+      </w:r>
+      <w:r>
+        <w:t xml:space="preserve">, seri</w:t>
+      </w:r>
+      <w:r>
+        <w:t xml:space="preserve"> </w:t>
+      </w:r>
+      <w:r>
+        <w:rPr>
+          <w:b/>
+          <w:bCs/>
+        </w:rPr>
+        <w:t xml:space="preserve">thứ nhất</w:t>
+      </w:r>
+      <w:r>
+        <w:t xml:space="preserve"> </w:t>
+      </w:r>
+      <w:r>
+        <w:t xml:space="preserve">thuộc 20 chữ cái có</w:t>
+      </w:r>
+      <w:r>
+        <w:t xml:space="preserve"> </w:t>
+      </w:r>
+      <w:r>
+        <w:rPr>
+          <w:rStyle w:val="VerbatimChar"/>
+        </w:rPr>
+        <w:t xml:space="preserve">G</w:t>
+      </w:r>
+      <w:r>
+        <w:t xml:space="preserve"> </w:t>
+      </w:r>
+      <w:r>
+        <w:t xml:space="preserve">không có</w:t>
+      </w:r>
+      <w:r>
+        <w:t xml:space="preserve"> </w:t>
+      </w:r>
+      <w:r>
+        <w:rPr>
+          <w:rStyle w:val="VerbatimChar"/>
+        </w:rPr>
+        <w:t xml:space="preserve">R</w:t>
+      </w:r>
+      <w:r>
+        <w:t xml:space="preserve"> </w:t>
+      </w:r>
+      <w:r>
+        <w:t xml:space="preserve">[8]</w:t>
+      </w:r>
+      <w:r>
+        <w:t xml:space="preserve">, seri</w:t>
+      </w:r>
+      <w:r>
+        <w:t xml:space="preserve"> </w:t>
+      </w:r>
+      <w:r>
+        <w:rPr>
+          <w:b/>
+          <w:bCs/>
+        </w:rPr>
+        <w:t xml:space="preserve">thứ hai</w:t>
+      </w:r>
+      <w:r>
+        <w:t xml:space="preserve"> </w:t>
+      </w:r>
+      <w:r>
+        <w:t xml:space="preserve">của biển xe mô tô thuộc</w:t>
+      </w:r>
+      <w:r>
+        <w:t xml:space="preserve"> </w:t>
+      </w:r>
+      <w:r>
+        <w:rPr>
+          <w:b/>
+          <w:bCs/>
+        </w:rPr>
+        <w:t xml:space="preserve">20 chữ cái KHÁC</w:t>
+      </w:r>
+      <w:r>
+        <w:t xml:space="preserve"> </w:t>
+      </w:r>
+      <w:r>
+        <w:t xml:space="preserve">có</w:t>
+      </w:r>
+      <w:r>
+        <w:t xml:space="preserve"> </w:t>
+      </w:r>
+      <w:r>
+        <w:rPr>
+          <w:rStyle w:val="VerbatimChar"/>
+        </w:rPr>
+        <w:t xml:space="preserve">R</w:t>
+      </w:r>
+      <w:r>
+        <w:t xml:space="preserve"> </w:t>
+      </w:r>
+      <w:r>
+        <w:t xml:space="preserve">không có</w:t>
+      </w:r>
+      <w:r>
+        <w:t xml:space="preserve"> </w:t>
+      </w:r>
+      <w:r>
+        <w:rPr>
+          <w:rStyle w:val="VerbatimChar"/>
+        </w:rPr>
+        <w:t xml:space="preserve">G</w:t>
+      </w:r>
+      <w:r>
+        <w:t xml:space="preserve">; cấu trúc chuỗi và độ dài theo quy chuẩn; và bảng ánh xạ nhầm lẫn ký tự</w:t>
+      </w:r>
+      <w:r>
+        <w:t xml:space="preserve"> </w:t>
+      </w:r>
+      <w:r>
+        <w:rPr>
+          <w:b/>
+          <w:bCs/>
+        </w:rPr>
+        <w:t xml:space="preserve">không đối xứng</w:t>
+      </w:r>
+      <w:r>
+        <w:t xml:space="preserve">.</w:t>
+      </w:r>
+    </w:p>
+    <w:p>
+      <w:pPr>
+        <w:pStyle w:val="BlockText"/>
+      </w:pPr>
+      <w:r>
+        <w:rPr>
+          <w:b/>
+          <w:bCs/>
+        </w:rPr>
+        <w:t xml:space="preserve">Ghi chú về mức độ của đóng góp này.</w:t>
+      </w:r>
+      <w:r>
+        <w:t xml:space="preserve"> </w:t>
+      </w:r>
+      <w:r>
+        <w:t xml:space="preserve">Luận điểm dự kiến ban đầu —</w:t>
+      </w:r>
+      <w:r>
+        <w:t xml:space="preserve"> </w:t>
+      </w:r>
+      <w:r>
+        <w:rPr>
+          <w:i/>
+          <w:iCs/>
+        </w:rPr>
+        <w:t xml:space="preserve">"khai thác bộ 20 chữ cái, loại trừ 6 chữ</w:t>
+      </w:r>
+      <w:r>
+        <w:rPr>
+          <w:i/>
+          <w:iCs/>
+        </w:rPr>
+        <w:t xml:space="preserve"> </w:t>
+      </w:r>
+      <w:r>
+        <w:rPr>
+          <w:rStyle w:val="VerbatimChar"/>
+          <w:i/>
+          <w:iCs/>
+        </w:rPr>
+        <w:t xml:space="preserve">I J O Q R W</w:t>
+      </w:r>
+      <w:r>
+        <w:rPr>
+          <w:i/>
+          <w:iCs/>
+        </w:rPr>
+        <w:t xml:space="preserve">"</w:t>
+      </w:r>
+      <w:r>
+        <w:t xml:space="preserve"> </w:t>
+      </w:r>
+      <w:r>
+        <w:t xml:space="preserve">—</w:t>
+      </w:r>
+      <w:r>
+        <w:t xml:space="preserve"> </w:t>
+      </w:r>
+      <w:r>
+        <w:rPr>
+          <w:b/>
+          <w:bCs/>
+        </w:rPr>
+        <w:t xml:space="preserve">sai và đã bị bác bỏ</w:t>
+      </w:r>
+      <w:r>
+        <w:t xml:space="preserve">: tập loại trừ toàn hệ thống chỉ có</w:t>
+      </w:r>
+      <w:r>
+        <w:t xml:space="preserve"> </w:t>
+      </w:r>
+      <w:r>
+        <w:rPr>
+          <w:b/>
+          <w:bCs/>
+        </w:rPr>
+        <w:t xml:space="preserve">5 chữ</w:t>
+      </w:r>
+      <w:r>
+        <w:t xml:space="preserve">, còn</w:t>
+      </w:r>
+      <w:r>
+        <w:t xml:space="preserve"> </w:t>
+      </w:r>
+      <w:r>
+        <w:rPr>
+          <w:rStyle w:val="VerbatimChar"/>
+        </w:rPr>
+        <w:t xml:space="preserve">R</w:t>
+      </w:r>
+      <w:r>
+        <w:t xml:space="preserve"> </w:t>
+      </w:r>
+      <w:r>
+        <w:rPr>
+          <w:b/>
+          <w:bCs/>
+        </w:rPr>
+        <w:t xml:space="preserve">hợp lệ</w:t>
+      </w:r>
+      <w:r>
+        <w:t xml:space="preserve"> </w:t>
+      </w:r>
+      <w:r>
+        <w:t xml:space="preserve">ở vị trí seri thứ hai của biển xe mô tô. Sửa lại</w:t>
+      </w:r>
+      <w:r>
+        <w:t xml:space="preserve"> </w:t>
+      </w:r>
+      <w:r>
+        <w:rPr>
+          <w:b/>
+          <w:bCs/>
+        </w:rPr>
+        <w:t xml:space="preserve">làm yếu đi</w:t>
+      </w:r>
+      <w:r>
+        <w:t xml:space="preserve"> </w:t>
+      </w:r>
+      <w:r>
+        <w:t xml:space="preserve">phần đóng góp nếu tính theo "số ký tự loại trừ được". Đổi lại, phần có giá trị nằm ở ràng buộc</w:t>
+      </w:r>
+      <w:r>
+        <w:t xml:space="preserve"> </w:t>
+      </w:r>
+      <w:r>
+        <w:rPr>
+          <w:b/>
+          <w:bCs/>
+        </w:rPr>
+        <w:t xml:space="preserve">phụ thuộc vị trí</w:t>
+      </w:r>
+      <w:r>
+        <w:t xml:space="preserve">: một hệ thống dùng danh sách phẳng 20 chữ cái sẽ sai hệ thống trên mọi biển xe máy có</w:t>
+      </w:r>
+      <w:r>
+        <w:t xml:space="preserve"> </w:t>
+      </w:r>
+      <w:r>
+        <w:rPr>
+          <w:rStyle w:val="VerbatimChar"/>
+        </w:rPr>
+        <w:t xml:space="preserve">R</w:t>
+      </w:r>
+      <w:r>
+        <w:t xml:space="preserve">.</w:t>
+      </w:r>
+    </w:p>
+    <w:p>
+      <w:pPr>
+        <w:pStyle w:val="FirstParagraph"/>
+      </w:pPr>
+      <w:r>
+        <w:rPr>
+          <w:b/>
+          <w:bCs/>
+        </w:rPr>
+        <w:t xml:space="preserve">(c) Đo được ĐỊNH LƯỢNG đóng góp của bước hậu xử lý.</w:t>
+      </w:r>
+      <w:r>
+        <w:t xml:space="preserve"> </w:t>
+      </w:r>
+      <w:r>
+        <w:t xml:space="preserve">Phần lớn công trình mô tả bước này ở mức định tính, không trả lời được</w:t>
+      </w:r>
+      <w:r>
+        <w:t xml:space="preserve"> </w:t>
+      </w:r>
+      <w:r>
+        <w:rPr>
+          <w:i/>
+          <w:iCs/>
+        </w:rPr>
+        <w:t xml:space="preserve">nó đóng góp bao nhiêu</w:t>
+      </w:r>
+      <w:r>
+        <w:t xml:space="preserve">. Đề tài giải quyết ở tầng dữ liệu —</w:t>
+      </w:r>
+      <w:r>
+        <w:t xml:space="preserve"> </w:t>
+      </w:r>
+      <w:r>
+        <w:rPr>
+          <w:b/>
+          <w:bCs/>
+        </w:rPr>
+        <w:t xml:space="preserve">lưu đồng thời chuỗi OCR thô và chuỗi đã sửa</w:t>
+      </w:r>
+      <w:r>
+        <w:t xml:space="preserve"> </w:t>
+      </w:r>
+      <w:r>
+        <w:t xml:space="preserve">— nên hiệu số giữa</w:t>
+      </w:r>
+      <w:r>
+        <w:t xml:space="preserve"> </w:t>
+      </w:r>
+      <w:r>
+        <w:rPr>
+          <w:b/>
+          <w:bCs/>
+        </w:rPr>
+        <w:t xml:space="preserve">NFR-A5</w:t>
+      </w:r>
+      <w:r>
+        <w:t xml:space="preserve"> </w:t>
+      </w:r>
+      <w:r>
+        <w:t xml:space="preserve">(trước) và</w:t>
+      </w:r>
+      <w:r>
+        <w:t xml:space="preserve"> </w:t>
+      </w:r>
+      <w:r>
+        <w:rPr>
+          <w:b/>
+          <w:bCs/>
+        </w:rPr>
+        <w:t xml:space="preserve">NFR-A6</w:t>
+      </w:r>
+      <w:r>
+        <w:t xml:space="preserve"> </w:t>
+      </w:r>
+      <w:r>
+        <w:t xml:space="preserve">(sau) là một</w:t>
+      </w:r>
+      <w:r>
+        <w:t xml:space="preserve"> </w:t>
+      </w:r>
+      <w:r>
+        <w:rPr>
+          <w:b/>
+          <w:bCs/>
+        </w:rPr>
+        <w:t xml:space="preserve">con số đo được</w:t>
+      </w:r>
+      <w:r>
+        <w:t xml:space="preserve">.</w:t>
+      </w:r>
+    </w:p>
+    <w:p>
+      <w:pPr>
+        <w:pStyle w:val="BodyText"/>
+      </w:pPr>
+      <w:r>
+        <w:rPr>
+          <w:b/>
+          <w:bCs/>
+        </w:rPr>
+        <w:t xml:space="preserve">(d) Đánh giá tách riêng biển một dòng và biển hai dòng.</w:t>
+      </w:r>
+      <w:r>
+        <w:t xml:space="preserve"> </w:t>
+      </w:r>
+      <w:r>
+        <w:rPr>
+          <w:b/>
+          <w:bCs/>
+        </w:rPr>
+        <w:t xml:space="preserve">NFR-A8</w:t>
+      </w:r>
+      <w:r>
+        <w:t xml:space="preserve"> </w:t>
+      </w:r>
+      <w:r>
+        <w:t xml:space="preserve">biến phép tách này thành</w:t>
+      </w:r>
+      <w:r>
+        <w:t xml:space="preserve"> </w:t>
+      </w:r>
+      <w:r>
+        <w:rPr>
+          <w:b/>
+          <w:bCs/>
+        </w:rPr>
+        <w:t xml:space="preserve">nghĩa vụ báo cáo bắt buộc</w:t>
+      </w:r>
+      <w:r>
+        <w:t xml:space="preserve"> </w:t>
+      </w:r>
+      <w:r>
+        <w:t xml:space="preserve">chứ không phải phân tích tuỳ chọn, kèm</w:t>
+      </w:r>
+      <w:r>
+        <w:t xml:space="preserve"> </w:t>
+      </w:r>
+      <w:r>
+        <w:rPr>
+          <w:b/>
+          <w:bCs/>
+        </w:rPr>
+        <w:t xml:space="preserve">NFR-A9</w:t>
+      </w:r>
+      <w:r>
+        <w:t xml:space="preserve"> </w:t>
+      </w:r>
+      <w:r>
+        <w:t xml:space="preserve">— báo cáo theo điều kiện ảnh, nếu bộ dữ liệu có nhãn phù hợp.</w:t>
+      </w:r>
+    </w:p>
+    <w:p>
+      <w:pPr>
+        <w:pStyle w:val="BodyText"/>
+      </w:pPr>
+      <w:r>
+        <w:rPr>
+          <w:b/>
+          <w:bCs/>
+        </w:rPr>
+        <w:t xml:space="preserve">(e) Công bố hiệu năng kèm cấu hình phần cứng CPU cụ thể</w:t>
+      </w:r>
+      <w:r>
+        <w:t xml:space="preserve"> </w:t>
+      </w:r>
+      <w:r>
+        <w:t xml:space="preserve">— mọi số liệu kèm model CPU, số luồng, kích thước ảnh đầu vào, backend suy luận và cỡ mẫu đo. FPS không kèm phần cứng thì không tái lập được, cũng không so sánh được.</w:t>
+      </w:r>
+    </w:p>
+    <w:p>
+      <w:pPr>
+        <w:pStyle w:val="BodyText"/>
+      </w:pPr>
+      <w:r>
+        <w:rPr>
+          <w:b/>
+          <w:bCs/>
+        </w:rPr>
+        <w:t xml:space="preserve">(f) Đo trên chính ảnh biển số Việt Nam.</w:t>
+      </w:r>
+      <w:r>
+        <w:t xml:space="preserve"> </w:t>
+      </w:r>
+      <w:r>
+        <w:t xml:space="preserve">Khảo sát xác định</w:t>
+      </w:r>
+      <w:r>
+        <w:t xml:space="preserve"> </w:t>
+      </w:r>
+      <w:r>
+        <w:rPr>
+          <w:b/>
+          <w:bCs/>
+        </w:rPr>
+        <w:t xml:space="preserve">không tồn tại benchmark công khai nào so sánh các engine OCR trên riêng ảnh biển số xe máy Việt Nam hai dòng</w:t>
+      </w:r>
+      <w:r>
+        <w:t xml:space="preserve">, và hai số liệu thường được viện dẫn để chứng minh ưu thế của một engine đã</w:t>
+      </w:r>
+      <w:r>
+        <w:t xml:space="preserve"> </w:t>
+      </w:r>
+      <w:r>
+        <w:rPr>
+          <w:b/>
+          <w:bCs/>
+        </w:rPr>
+        <w:t xml:space="preserve">bị bác bỏ khi truy ngược về nguồn gốc</w:t>
+      </w:r>
+      <w:r>
+        <w:t xml:space="preserve"> </w:t>
+      </w:r>
+      <w:r>
+        <w:t xml:space="preserve">(mục 3.3). Đề tài đã chạy ba phép so sánh trên chính ảnh biển số Việt Nam, cùng máy và cùng ngữ liệu:</w:t>
+      </w:r>
+      <w:r>
+        <w:t xml:space="preserve"> </w:t>
+      </w:r>
+      <w:r>
+        <w:rPr>
+          <w:b/>
+          <w:bCs/>
+        </w:rPr>
+        <w:t xml:space="preserve">PP-OCRv5_mobile ↔ PP-OCRv6_medium</w:t>
+      </w:r>
+      <w:r>
+        <w:t xml:space="preserve"> </w:t>
+      </w:r>
+      <w:r>
+        <w:t xml:space="preserve">(mục 3.3.2),</w:t>
+      </w:r>
+      <w:r>
+        <w:t xml:space="preserve"> </w:t>
+      </w:r>
+      <w:r>
+        <w:rPr>
+          <w:b/>
+          <w:bCs/>
+        </w:rPr>
+        <w:t xml:space="preserve">bộ nhận dạng gốc ↔ bản tinh chỉnh</w:t>
+      </w:r>
+      <w:r>
+        <w:t xml:space="preserve"> </w:t>
+      </w:r>
+      <w:r>
+        <w:t xml:space="preserve">(mục 4.5.3), và</w:t>
+      </w:r>
+      <w:r>
+        <w:t xml:space="preserve"> </w:t>
+      </w:r>
+      <w:r>
+        <w:rPr>
+          <w:b/>
+          <w:bCs/>
+        </w:rPr>
+        <w:t xml:space="preserve">PaddleOCR ↔ EasyOCR ↔ Tesseract trên toàn bộ 2.801 biển</w:t>
+      </w:r>
+      <w:r>
+        <w:t xml:space="preserve"> </w:t>
+      </w:r>
+      <w:r>
+        <w:t xml:space="preserve">(mục 3.3.3) — kết quả PaddleOCR</w:t>
+      </w:r>
+      <w:r>
+        <w:t xml:space="preserve"> </w:t>
+      </w:r>
+      <w:r>
+        <w:rPr>
+          <w:b/>
+          <w:bCs/>
+        </w:rPr>
+        <w:t xml:space="preserve">68,87%</w:t>
+      </w:r>
+      <w:r>
+        <w:t xml:space="preserve">, hơn EasyOCR 54,59 điểm và hơn Tesseract 58,59 điểm,</w:t>
+      </w:r>
+      <w:r>
+        <w:t xml:space="preserve"> </w:t>
+      </w:r>
+      <w:r>
+        <w:rPr>
+          <w:b/>
+          <w:bCs/>
+        </w:rPr>
+        <w:t xml:space="preserve">bác bỏ</w:t>
+      </w:r>
+      <w:r>
+        <w:t xml:space="preserve"> </w:t>
+      </w:r>
+      <w:r>
+        <w:t xml:space="preserve">tài liệu công khai vốn nghiêng về EasyOCR. Một kết quả</w:t>
+      </w:r>
+      <w:r>
+        <w:t xml:space="preserve"> </w:t>
+      </w:r>
+      <w:r>
+        <w:rPr>
+          <w:b/>
+          <w:bCs/>
+        </w:rPr>
+        <w:t xml:space="preserve">trái kỳ vọng</w:t>
+      </w:r>
+      <w:r>
+        <w:t xml:space="preserve">: kỹ thuật tách và ghép ngang giúp độ chính xác của PaddleOCR tăng</w:t>
+      </w:r>
+      <w:r>
+        <w:t xml:space="preserve"> </w:t>
+      </w:r>
+      <w:r>
+        <w:rPr>
+          <w:b/>
+          <w:bCs/>
+        </w:rPr>
+        <w:t xml:space="preserve">34,92%</w:t>
+      </w:r>
+      <w:r>
+        <w:t xml:space="preserve"> </w:t>
+      </w:r>
+      <w:r>
+        <w:t xml:space="preserve">nhưng chỉ cải thiện</w:t>
+      </w:r>
+      <w:r>
+        <w:t xml:space="preserve"> </w:t>
+      </w:r>
+      <w:r>
+        <w:rPr>
+          <w:b/>
+          <w:bCs/>
+        </w:rPr>
+        <w:t xml:space="preserve">0,03%</w:t>
+      </w:r>
+      <w:r>
+        <w:t xml:space="preserve"> </w:t>
+      </w:r>
+      <w:r>
+        <w:t xml:space="preserve">đối với Tesseract, nên đây</w:t>
+      </w:r>
+      <w:r>
+        <w:t xml:space="preserve"> </w:t>
+      </w:r>
+      <w:r>
+        <w:rPr>
+          <w:b/>
+          <w:bCs/>
+        </w:rPr>
+        <w:t xml:space="preserve">không</w:t>
+      </w:r>
+      <w:r>
+        <w:t xml:space="preserve"> </w:t>
+      </w:r>
+      <w:r>
+        <w:t xml:space="preserve">phải kỹ thuật độc lập engine như giả định ban đầu.</w:t>
+      </w:r>
+    </w:p>
+    <w:bookmarkEnd w:id="34"/>
+    <w:bookmarkStart w:id="35" w:name="Xdc5d1397575744cb0b99b85798b878a656d11f1"/>
+    <w:p>
+      <w:pPr>
+        <w:pStyle w:val="Heading3"/>
+      </w:pPr>
+      <w:r>
+        <w:t xml:space="preserve">1.5.2. Những gì đề tài KHÔNG tuyên bố</w:t>
+      </w:r>
+    </w:p>
+    <w:p>
+      <w:pPr>
+        <w:pStyle w:val="FirstParagraph"/>
+      </w:pPr>
+      <w:r>
+        <w:t xml:space="preserve">Bốn điều loại trừ.</w:t>
+      </w:r>
+      <w:r>
+        <w:t xml:space="preserve"> </w:t>
+      </w:r>
+      <w:r>
+        <w:rPr>
+          <w:b/>
+          <w:bCs/>
+        </w:rPr>
+        <w:t xml:space="preserve">Không</w:t>
+      </w:r>
+      <w:r>
+        <w:t xml:space="preserve"> </w:t>
+      </w:r>
+      <w:r>
+        <w:t xml:space="preserve">tuyên bố vượt các con số độ chính xác cao nhất trong nước — chúng đo trên tập dữ liệu riêng không công khai,</w:t>
+      </w:r>
+      <w:r>
+        <w:t xml:space="preserve"> </w:t>
+      </w:r>
+      <w:r>
+        <w:rPr>
+          <w:b/>
+          <w:bCs/>
+        </w:rPr>
+        <w:t xml:space="preserve">không có cơ sở so sánh công bằng</w:t>
+      </w:r>
+      <w:r>
+        <w:t xml:space="preserve">.</w:t>
+      </w:r>
+      <w:r>
+        <w:t xml:space="preserve"> </w:t>
+      </w:r>
+      <w:r>
+        <w:rPr>
+          <w:b/>
+          <w:bCs/>
+        </w:rPr>
+        <w:t xml:space="preserve">Không</w:t>
+      </w:r>
+      <w:r>
+        <w:t xml:space="preserve"> </w:t>
+      </w:r>
+      <w:r>
+        <w:t xml:space="preserve">đề xuất kiến trúc mạng nơ-ron mới; đề tài</w:t>
+      </w:r>
+      <w:r>
+        <w:t xml:space="preserve"> </w:t>
+      </w:r>
+      <w:r>
+        <w:rPr>
+          <w:b/>
+          <w:bCs/>
+        </w:rPr>
+        <w:t xml:space="preserve">tích hợp và tinh chỉnh</w:t>
+      </w:r>
+      <w:r>
+        <w:t xml:space="preserve">.</w:t>
+      </w:r>
+      <w:r>
+        <w:t xml:space="preserve"> </w:t>
+      </w:r>
+      <w:r>
+        <w:rPr>
+          <w:b/>
+          <w:bCs/>
+        </w:rPr>
+        <w:t xml:space="preserve">Không</w:t>
+      </w:r>
+      <w:r>
+        <w:t xml:space="preserve"> </w:t>
+      </w:r>
+      <w:r>
+        <w:t xml:space="preserve">giải quyết các thách thức mở — độ phân giải rất thấp, tổng quát hoá xuyên tập dữ liệu, che khuất nặng (</w:t>
+      </w:r>
+      <w:r>
+        <w:rPr>
+          <w:b/>
+          <w:bCs/>
+        </w:rPr>
+        <w:t xml:space="preserve">Hướng phát triển, Chương 6</w:t>
+      </w:r>
+      <w:r>
+        <w:t xml:space="preserve">). Mọi số liệu hiệu năng là</w:t>
+      </w:r>
+      <w:r>
+        <w:t xml:space="preserve"> </w:t>
+      </w:r>
+      <w:r>
+        <w:rPr>
+          <w:b/>
+          <w:bCs/>
+        </w:rPr>
+        <w:t xml:space="preserve">số liệu CPU</w:t>
+      </w:r>
+      <w:r>
+        <w:t xml:space="preserve">,</w:t>
+      </w:r>
+      <w:r>
+        <w:t xml:space="preserve"> </w:t>
+      </w:r>
+      <w:r>
+        <w:rPr>
+          <w:b/>
+          <w:bCs/>
+        </w:rPr>
+        <w:t xml:space="preserve">không so sánh trực tiếp được</w:t>
+      </w:r>
+      <w:r>
+        <w:t xml:space="preserve"> </w:t>
+      </w:r>
+      <w:r>
+        <w:t xml:space="preserve">với FPS đo trên GPU.</w:t>
+      </w:r>
+    </w:p>
+    <w:p>
+      <w:r>
+        <w:br w:type="page"/>
+      </w:r>
+    </w:p>
+    <w:bookmarkEnd w:id="35"/>
+    <w:bookmarkEnd w:id="36"/>
+    <w:bookmarkEnd w:id="37"/>
+    <w:bookmarkStart w:id="67" w:name="chương-2-cơ-sở-lý-thuyết"/>
+    <w:p>
+      <w:pPr>
+        <w:pStyle w:val="Heading1"/>
+      </w:pPr>
+      <w:r>
+        <w:t xml:space="preserve">CHƯƠNG 2. CƠ SỞ LÝ THUYẾT</w:t>
+      </w:r>
+    </w:p>
+    <w:p>
+      <w:pPr>
+        <w:pStyle w:val="FirstParagraph"/>
+      </w:pPr>
+      <w:r>
+        <w:t xml:space="preserve">Chương đặt nền lý thuyết và tư liệu cho phần thiết kế. Nguyên tắc xuyên suốt:</w:t>
+      </w:r>
+      <w:r>
+        <w:t xml:space="preserve"> </w:t>
+      </w:r>
+      <w:r>
+        <w:rPr>
+          <w:b/>
+          <w:bCs/>
+        </w:rPr>
+        <w:t xml:space="preserve">mọi con số gắn nguồn tại chỗ, mọi cảnh báo về phạm vi áp dụng giữ nguyên</w:t>
+      </w:r>
+      <w:r>
+        <w:t xml:space="preserve"> </w:t>
+      </w:r>
+      <w:r>
+        <w:t xml:space="preserve">— lĩnh vực này hay công bố số trên 99% nhưng đo trên tập dữ liệu và giao thức rất khác nhau.</w:t>
+      </w:r>
+    </w:p>
+    <w:bookmarkStart w:id="38" w:name="X03e61a30f68a3ec7149d9b788d287ca4838eb30"/>
+    <w:p>
+      <w:pPr>
+        <w:pStyle w:val="Heading2"/>
+      </w:pPr>
+      <w:r>
+        <w:t xml:space="preserve">2.1. Phạm vi và bố cục cơ sở lý thuyết</w:t>
+      </w:r>
+    </w:p>
+    <w:p>
+      <w:pPr>
+        <w:pStyle w:val="FirstParagraph"/>
+      </w:pPr>
+      <w:r>
+        <w:t xml:space="preserve">Một hệ thống ALPR gồm bốn khối nối tiếp —</w:t>
+      </w:r>
+      <w:r>
+        <w:t xml:space="preserve"> </w:t>
+      </w:r>
+      <w:r>
+        <w:rPr>
+          <w:b/>
+          <w:bCs/>
+        </w:rPr>
+        <w:t xml:space="preserve">phát hiện vùng biển</w:t>
+      </w:r>
+      <w:r>
+        <w:t xml:space="preserve">,</w:t>
+      </w:r>
+      <w:r>
+        <w:t xml:space="preserve"> </w:t>
+      </w:r>
+      <w:r>
+        <w:rPr>
+          <w:b/>
+          <w:bCs/>
+        </w:rPr>
+        <w:t xml:space="preserve">nắn chỉnh và tiền xử lý</w:t>
+      </w:r>
+      <w:r>
+        <w:t xml:space="preserve">,</w:t>
+      </w:r>
+      <w:r>
+        <w:t xml:space="preserve"> </w:t>
+      </w:r>
+      <w:r>
+        <w:rPr>
+          <w:b/>
+          <w:bCs/>
+        </w:rPr>
+        <w:t xml:space="preserve">nhận dạng ký tự</w:t>
+      </w:r>
+      <w:r>
+        <w:t xml:space="preserve">,</w:t>
+      </w:r>
+      <w:r>
+        <w:t xml:space="preserve"> </w:t>
+      </w:r>
+      <w:r>
+        <w:rPr>
+          <w:b/>
+          <w:bCs/>
+        </w:rPr>
+        <w:t xml:space="preserve">hậu xử lý theo quy chuẩn</w:t>
+      </w:r>
+      <w:r>
+        <w:t xml:space="preserve"> </w:t>
+      </w:r>
+      <w:r>
+        <w:t xml:space="preserve">— và độ chính xác cuối cùng là</w:t>
+      </w:r>
+      <w:r>
+        <w:t xml:space="preserve"> </w:t>
+      </w:r>
+      <w:r>
+        <w:rPr>
+          <w:b/>
+          <w:bCs/>
+        </w:rPr>
+        <w:t xml:space="preserve">tích</w:t>
+      </w:r>
+      <w:r>
+        <w:t xml:space="preserve"> </w:t>
+      </w:r>
+      <w:r>
+        <w:t xml:space="preserve">của độ chính xác từng khối, nên một khối yếu kéo cả chuỗi xuống. Đồ án đi theo hướng</w:t>
+      </w:r>
+      <w:r>
+        <w:t xml:space="preserve"> </w:t>
+      </w:r>
+      <w:r>
+        <w:rPr>
+          <w:b/>
+          <w:bCs/>
+        </w:rPr>
+        <w:t xml:space="preserve">two-stage</w:t>
+      </w:r>
+      <w:r>
+        <w:t xml:space="preserve"> </w:t>
+      </w:r>
+      <w:r>
+        <w:t xml:space="preserve">(phát hiện rồi nhận dạng riêng) kết hợp bộ nhận dạng</w:t>
+      </w:r>
+      <w:r>
+        <w:t xml:space="preserve"> </w:t>
+      </w:r>
+      <w:r>
+        <w:rPr>
+          <w:b/>
+          <w:bCs/>
+        </w:rPr>
+        <w:t xml:space="preserve">segmentation-free</w:t>
+      </w:r>
+      <w:r>
+        <w:t xml:space="preserve">; căn cứ của lựa chọn đó trình bày ở Chương 3.</w:t>
+      </w:r>
+    </w:p>
+    <w:p>
+      <w:pPr>
+        <w:pStyle w:val="BodyText"/>
+      </w:pPr>
+      <w:r>
+        <w:t xml:space="preserve">Chương này chỉ giữ phần lý thuyết</w:t>
+      </w:r>
+      <w:r>
+        <w:t xml:space="preserve"> </w:t>
+      </w:r>
+      <w:r>
+        <w:rPr>
+          <w:b/>
+          <w:bCs/>
+        </w:rPr>
+        <w:t xml:space="preserve">ràng buộc trực tiếp một quyết định của hệ thống</w:t>
+      </w:r>
+      <w:r>
+        <w:t xml:space="preserve">: quy chuẩn biển số Việt Nam (2.2) — cơ sở của bộ luật hậu xử lý; kiến trúc YOLO11 và các chỉ số đánh giá khối phát hiện (2.3); kiến trúc CRNN/CTC cùng</w:t>
+      </w:r>
+      <w:r>
+        <w:t xml:space="preserve"> </w:t>
+      </w:r>
+      <w:r>
+        <w:rPr>
+          <w:b/>
+          <w:bCs/>
+        </w:rPr>
+        <w:t xml:space="preserve">điểm gãy của nó trên văn bản nhiều dòng</w:t>
+      </w:r>
+      <w:r>
+        <w:t xml:space="preserve"> </w:t>
+      </w:r>
+      <w:r>
+        <w:t xml:space="preserve">(2.4) — nền tảng lý thuyết của rủi ro R-04 và của đóng góp kỹ thuật lõi; và khảo sát công trình liên quan cùng sáu khoảng trống nghiên cứu (2.5).</w:t>
+      </w:r>
+    </w:p>
+    <w:bookmarkEnd w:id="38"/>
+    <w:bookmarkStart w:id="46" w:name="X504ee522ec93316cd1a0ad0a1398e9105ea8b4a"/>
+    <w:p>
+      <w:pPr>
+        <w:pStyle w:val="Heading2"/>
+      </w:pPr>
+      <w:r>
+        <w:t xml:space="preserve">2.2. Quy chuẩn biển số xe Việt Nam</w:t>
+      </w:r>
+    </w:p>
+    <w:bookmarkStart w:id="39" w:name="X31cf2bea83b05537cd692e7b18e293b97a01afe"/>
+    <w:p>
+      <w:pPr>
+        <w:pStyle w:val="Heading3"/>
+      </w:pPr>
+      <w:r>
+        <w:t xml:space="preserve">2.2.1. Căn cứ pháp lý hiện hành</w:t>
+      </w:r>
+    </w:p>
+    <w:p>
+      <w:pPr>
+        <w:pStyle w:val="FirstParagraph"/>
+      </w:pPr>
+      <w:r>
+        <w:rPr>
+          <w:b/>
+          <w:bCs/>
+        </w:rPr>
+        <w:t xml:space="preserve">Ghi chú về hiệu lực văn bản.</w:t>
+      </w:r>
+      <w:r>
+        <w:t xml:space="preserve"> </w:t>
+      </w:r>
+      <w:r>
+        <w:t xml:space="preserve">Nhiều tài liệu, kể cả bài báo 2023 – 2024, vẫn viện dẫn</w:t>
+      </w:r>
+      <w:r>
+        <w:t xml:space="preserve"> </w:t>
+      </w:r>
+      <w:r>
+        <w:rPr>
+          <w:b/>
+          <w:bCs/>
+        </w:rPr>
+        <w:t xml:space="preserve">Thông tư 24/2023/TT-BCA</w:t>
+      </w:r>
+      <w:r>
+        <w:t xml:space="preserve"> </w:t>
+      </w:r>
+      <w:r>
+        <w:t xml:space="preserve">— văn bản này</w:t>
+      </w:r>
+      <w:r>
+        <w:t xml:space="preserve"> </w:t>
+      </w:r>
+      <w:r>
+        <w:rPr>
+          <w:b/>
+          <w:bCs/>
+        </w:rPr>
+        <w:t xml:space="preserve">đã hết hiệu lực từ 01/01/2025</w:t>
+      </w:r>
+      <w:r>
+        <w:t xml:space="preserve">, bị thay bởi TT 79/2024 [4]</w:t>
+      </w:r>
+      <w:r>
+        <w:t xml:space="preserve">; đồ án chỉ nhắc như bối cảnh lịch sử.</w:t>
+      </w:r>
+    </w:p>
+    <w:p>
+      <w:pPr>
+        <w:pStyle w:val="BodyText"/>
+      </w:pPr>
+      <w:r>
+        <w:t xml:space="preserve">Bốn văn bản căn cứ:</w:t>
+      </w:r>
+      <w:r>
+        <w:t xml:space="preserve"> </w:t>
+      </w:r>
+      <w:r>
+        <w:rPr>
+          <w:b/>
+          <w:bCs/>
+        </w:rPr>
+        <w:t xml:space="preserve">TT 79/2024/TT-BCA</w:t>
+      </w:r>
+      <w:r>
+        <w:t xml:space="preserve"> </w:t>
+      </w:r>
+      <w:r>
+        <w:t xml:space="preserve">hiệu lực 01/01/2025, thay TT 24/2023, quy định cấu trúc biển, seri, màu sắc [4]</w:t>
+      </w:r>
+      <w:r>
+        <w:t xml:space="preserve">;</w:t>
+      </w:r>
+      <w:r>
+        <w:t xml:space="preserve"> </w:t>
+      </w:r>
+      <w:r>
+        <w:rPr>
+          <w:b/>
+          <w:bCs/>
+        </w:rPr>
+        <w:t xml:space="preserve">TT 13/2025/TT-BCA</w:t>
+      </w:r>
+      <w:r>
+        <w:t xml:space="preserve"> </w:t>
+      </w:r>
+      <w:r>
+        <w:t xml:space="preserve">sửa đổi TT 79/2024 [5]</w:t>
+      </w:r>
+      <w:r>
+        <w:t xml:space="preserve">;</w:t>
+      </w:r>
+      <w:r>
+        <w:t xml:space="preserve"> </w:t>
+      </w:r>
+      <w:r>
+        <w:rPr>
+          <w:b/>
+          <w:bCs/>
+        </w:rPr>
+        <w:t xml:space="preserve">TT 51/2025/TT-BCA</w:t>
+      </w:r>
+      <w:r>
+        <w:t xml:space="preserve"> </w:t>
+      </w:r>
+      <w:r>
+        <w:t xml:space="preserve">hiệu lực 01/7/2025,</w:t>
+      </w:r>
+      <w:r>
+        <w:t xml:space="preserve"> </w:t>
+      </w:r>
+      <w:r>
+        <w:rPr>
+          <w:b/>
+          <w:bCs/>
+        </w:rPr>
+        <w:t xml:space="preserve">thay toàn bộ Phụ lục mã tỉnh</w:t>
+      </w:r>
+      <w:r>
+        <w:t xml:space="preserve"> </w:t>
+      </w:r>
+      <w:r>
+        <w:t xml:space="preserve">sau sáp nhập còn 34 tỉnh/thành [6]</w:t>
+      </w:r>
+      <w:r>
+        <w:t xml:space="preserve">;</w:t>
+      </w:r>
+      <w:r>
+        <w:t xml:space="preserve"> </w:t>
+      </w:r>
+      <w:r>
+        <w:rPr>
+          <w:b/>
+          <w:bCs/>
+        </w:rPr>
+        <w:t xml:space="preserve">QCVN 08:2024/BCA</w:t>
+      </w:r>
+      <w:r>
+        <w:t xml:space="preserve"> </w:t>
+      </w:r>
+      <w:r>
+        <w:t xml:space="preserve">kèm TT 81/2024/TT-BCA, hiệu lực 01/01/2025, quy chuẩn quốc gia về kết cấu, kích thước, vật liệu [7]</w:t>
+      </w:r>
+      <w:r>
+        <w:t xml:space="preserve">. Biển quân đội thuộc TT 169/2021/TT-BQP [9]</w:t>
+      </w:r>
+      <w:r>
+        <w:t xml:space="preserve">,</w:t>
+      </w:r>
+      <w:r>
+        <w:t xml:space="preserve"> </w:t>
+      </w:r>
+      <w:r>
+        <w:rPr>
+          <w:b/>
+          <w:bCs/>
+        </w:rPr>
+        <w:t xml:space="preserve">ngoài phạm vi</w:t>
+      </w:r>
+      <w:r>
+        <w:t xml:space="preserve"> </w:t>
+      </w:r>
+      <w:r>
+        <w:t xml:space="preserve">TT 79/2024.</w:t>
+      </w:r>
+    </w:p>
+    <w:p>
+      <w:pPr>
+        <w:pStyle w:val="BodyText"/>
+      </w:pPr>
+      <w:r>
+        <w:t xml:space="preserve">TT 79/2024 quy định</w:t>
+      </w:r>
+      <w:r>
+        <w:t xml:space="preserve"> </w:t>
+      </w:r>
+      <w:r>
+        <w:rPr>
+          <w:b/>
+          <w:bCs/>
+        </w:rPr>
+        <w:t xml:space="preserve">nội dung</w:t>
+      </w:r>
+      <w:r>
+        <w:t xml:space="preserve"> </w:t>
+      </w:r>
+      <w:r>
+        <w:t xml:space="preserve">biển — cơ sở biểu thức chính quy; QCVN 08:2024/BCA quy định</w:t>
+      </w:r>
+      <w:r>
+        <w:t xml:space="preserve"> </w:t>
+      </w:r>
+      <w:r>
+        <w:rPr>
+          <w:b/>
+          <w:bCs/>
+        </w:rPr>
+        <w:t xml:space="preserve">hình thức vật lý</w:t>
+      </w:r>
+      <w:r>
+        <w:t xml:space="preserve"> </w:t>
+      </w:r>
+      <w:r>
+        <w:t xml:space="preserve">— cơ sở ngưỡng tỷ lệ khung hình; module chuẩn hoá cần cả hai. Khung pháp lý đổi</w:t>
+      </w:r>
+      <w:r>
+        <w:t xml:space="preserve"> </w:t>
+      </w:r>
+      <w:r>
+        <w:rPr>
+          <w:b/>
+          <w:bCs/>
+        </w:rPr>
+        <w:t xml:space="preserve">ba lần trong hai năm</w:t>
+      </w:r>
+      <w:r>
+        <w:t xml:space="preserve"> </w:t>
+      </w:r>
+      <w:r>
+        <w:t xml:space="preserve">là rủi ro kỹ thuật trực tiếp; hệ quả ở mục 2.2.7.</w:t>
+      </w:r>
+    </w:p>
+    <w:bookmarkEnd w:id="39"/>
+    <w:bookmarkStart w:id="40" w:name="Xb223f50b57c97e4a4ef92be21930e5fa8dd51d1"/>
+    <w:p>
+      <w:pPr>
+        <w:pStyle w:val="Heading3"/>
+      </w:pPr>
+      <w:r>
+        <w:t xml:space="preserve">2.2.2. Cấu trúc biển số ô tô và xe máy</w:t>
+      </w:r>
+    </w:p>
+    <w:p>
+      <w:pPr>
+        <w:pStyle w:val="FirstParagraph"/>
+      </w:pPr>
+      <w:r>
+        <w:rPr>
+          <w:b/>
+          <w:bCs/>
+        </w:rPr>
+        <w:t xml:space="preserve">a) Biển số ô tô</w:t>
+      </w:r>
+      <w:r>
+        <w:t xml:space="preserve"> </w:t>
+      </w:r>
+      <w:r>
+        <w:t xml:space="preserve">trong nước:</w:t>
+      </w:r>
+      <w:r>
+        <w:t xml:space="preserve"> </w:t>
+      </w:r>
+      <w:r>
+        <w:rPr>
+          <w:b/>
+          <w:bCs/>
+        </w:rPr>
+        <w:t xml:space="preserve">8 ký tự chữ–số</w:t>
+      </w:r>
+      <w:r>
+        <w:t xml:space="preserve">, ba thành phần —</w:t>
+      </w:r>
+      <w:r>
+        <w:t xml:space="preserve"> </w:t>
+      </w:r>
+      <w:r>
+        <w:rPr>
+          <w:b/>
+          <w:bCs/>
+        </w:rPr>
+        <w:t xml:space="preserve">mã địa phương</w:t>
+      </w:r>
+      <w:r>
+        <w:t xml:space="preserve"> </w:t>
+      </w:r>
+      <w:r>
+        <w:t xml:space="preserve">2 chữ số trong 81 mã hợp lệ thuộc dải 11 – 99 [6];</w:t>
+      </w:r>
+      <w:r>
+        <w:t xml:space="preserve"> </w:t>
+      </w:r>
+      <w:r>
+        <w:rPr>
+          <w:b/>
+          <w:bCs/>
+        </w:rPr>
+        <w:t xml:space="preserve">seri 1 chữ cái</w:t>
+      </w:r>
+      <w:r>
+        <w:t xml:space="preserve"> </w:t>
+      </w:r>
+      <w:r>
+        <w:t xml:space="preserve">trong 20 chữ với biển trắng và vàng, 11 chữ với biển xanh [8]</w:t>
+      </w:r>
+      <w:r>
+        <w:t xml:space="preserve">;</w:t>
+      </w:r>
+      <w:r>
+        <w:t xml:space="preserve"> </w:t>
+      </w:r>
+      <w:r>
+        <w:rPr>
+          <w:b/>
+          <w:bCs/>
+        </w:rPr>
+        <w:t xml:space="preserve">số thứ tự 5 chữ số</w:t>
+      </w:r>
+      <w:r>
+        <w:t xml:space="preserve">, 000.01 – 999.99 [4] — ví dụ</w:t>
+      </w:r>
+      <w:r>
+        <w:t xml:space="preserve"> </w:t>
+      </w:r>
+      <w:r>
+        <w:rPr>
+          <w:rStyle w:val="VerbatimChar"/>
+        </w:rPr>
+        <w:t xml:space="preserve">30A-123.45</w:t>
+      </w:r>
+      <w:r>
+        <w:t xml:space="preserve">,</w:t>
+      </w:r>
+      <w:r>
+        <w:t xml:space="preserve"> </w:t>
+      </w:r>
+      <w:r>
+        <w:rPr>
+          <w:rStyle w:val="VerbatimChar"/>
+        </w:rPr>
+        <w:t xml:space="preserve">51K-999.99</w:t>
+      </w:r>
+      <w:r>
+        <w:t xml:space="preserve">,</w:t>
+      </w:r>
+      <w:r>
+        <w:t xml:space="preserve"> </w:t>
+      </w:r>
+      <w:r>
+        <w:rPr>
+          <w:rStyle w:val="VerbatimChar"/>
+        </w:rPr>
+        <w:t xml:space="preserve">80B-123.45</w:t>
+      </w:r>
+      <w:r>
+        <w:t xml:space="preserve"> </w:t>
+      </w:r>
+      <w:r>
+        <w:t xml:space="preserve">(Cục CSGT). Trên đường vẫn còn</w:t>
+      </w:r>
+      <w:r>
+        <w:t xml:space="preserve"> </w:t>
+      </w:r>
+      <w:r>
+        <w:rPr>
+          <w:b/>
+          <w:bCs/>
+        </w:rPr>
+        <w:t xml:space="preserve">biển 4 chữ số kiểu cũ</w:t>
+      </w:r>
+      <w:r>
+        <w:t xml:space="preserve"> </w:t>
+      </w:r>
+      <w:r>
+        <w:t xml:space="preserve">(</w:t>
+      </w:r>
+      <w:r>
+        <w:rPr>
+          <w:rStyle w:val="VerbatimChar"/>
+        </w:rPr>
+        <w:t xml:space="preserve">29A-1234</w:t>
+      </w:r>
+      <w:r>
+        <w:t xml:space="preserve">); xe đã đăng ký</w:t>
+      </w:r>
+      <w:r>
+        <w:t xml:space="preserve"> </w:t>
+      </w:r>
+      <w:r>
+        <w:rPr>
+          <w:b/>
+          <w:bCs/>
+        </w:rPr>
+        <w:t xml:space="preserve">không bắt buộc đổi biển</w:t>
+      </w:r>
+      <w:r>
+        <w:t xml:space="preserve"> </w:t>
+      </w:r>
+      <w:r>
+        <w:t xml:space="preserve">[12]</w:t>
+      </w:r>
+      <w:r>
+        <w:t xml:space="preserve"> </w:t>
+      </w:r>
+      <w:r>
+        <w:t xml:space="preserve">nên biểu thức chính quy phải chấp nhận nhóm thứ tự</w:t>
+      </w:r>
+      <w:r>
+        <w:t xml:space="preserve"> </w:t>
+      </w:r>
+      <w:r>
+        <w:rPr>
+          <w:b/>
+          <w:bCs/>
+        </w:rPr>
+        <w:t xml:space="preserve">4 hoặc 5 chữ số</w:t>
+      </w:r>
+      <w:r>
+        <w:t xml:space="preserve">.</w:t>
+      </w:r>
+    </w:p>
+    <w:bookmarkEnd w:id="40"/>
+    <w:bookmarkStart w:id="41" w:name="X9945de51cc58c8248c0c30942fb7672d37b0147"/>
+    <w:p>
+      <w:pPr>
+        <w:pStyle w:val="Heading3"/>
+      </w:pPr>
+      <w:r>
+        <w:t xml:space="preserve">2.2.3. Mã tỉnh, thành phố</w:t>
+      </w:r>
+    </w:p>
+    <w:p>
+      <w:pPr>
+        <w:pStyle w:val="FirstParagraph"/>
+      </w:pPr>
+      <w:r>
+        <w:t xml:space="preserve">Từ 01/7/2025 cả nước còn</w:t>
+      </w:r>
+      <w:r>
+        <w:t xml:space="preserve"> </w:t>
+      </w:r>
+      <w:r>
+        <w:rPr>
+          <w:b/>
+          <w:bCs/>
+        </w:rPr>
+        <w:t xml:space="preserve">34 tỉnh, thành phố</w:t>
+      </w:r>
+      <w:r>
+        <w:t xml:space="preserve">; ký hiệu sau hợp nhất</w:t>
+      </w:r>
+      <w:r>
+        <w:t xml:space="preserve"> </w:t>
+      </w:r>
+      <w:r>
+        <w:rPr>
+          <w:b/>
+          <w:bCs/>
+        </w:rPr>
+        <w:t xml:space="preserve">bao gồm toàn bộ ký hiệu của các địa phương được hợp nhất</w:t>
+      </w:r>
+      <w:r>
+        <w:t xml:space="preserve"> </w:t>
+      </w:r>
+      <w:r>
+        <w:t xml:space="preserve">[12]</w:t>
+      </w:r>
+      <w:r>
+        <w:t xml:space="preserve">, biển cũ không mất giá trị pháp lý. Dải 11 – 99 có</w:t>
+      </w:r>
+      <w:r>
+        <w:t xml:space="preserve"> </w:t>
+      </w:r>
+      <w:r>
+        <w:rPr>
+          <w:b/>
+          <w:bCs/>
+        </w:rPr>
+        <w:t xml:space="preserve">89 số</w:t>
+      </w:r>
+      <w:r>
+        <w:t xml:space="preserve">; theo Phụ lục TT 51/2025 có</w:t>
+      </w:r>
+      <w:r>
+        <w:t xml:space="preserve"> </w:t>
+      </w:r>
+      <w:r>
+        <w:rPr>
+          <w:b/>
+          <w:bCs/>
+        </w:rPr>
+        <w:t xml:space="preserve">81 mã đang dùng</w:t>
+      </w:r>
+      <w:r>
+        <w:t xml:space="preserve"> </w:t>
+      </w:r>
+      <w:r>
+        <w:t xml:space="preserve">(80 mã địa phương + mã 80 của Cục CSGT) và</w:t>
+      </w:r>
+      <w:r>
+        <w:t xml:space="preserve"> </w:t>
+      </w:r>
+      <w:r>
+        <w:rPr>
+          <w:b/>
+          <w:bCs/>
+        </w:rPr>
+        <w:t xml:space="preserve">8 mã không dùng</w:t>
+      </w:r>
+      <w:r>
+        <w:t xml:space="preserve">:</w:t>
+      </w:r>
+      <w:r>
+        <w:t xml:space="preserve"> </w:t>
+      </w:r>
+      <w:r>
+        <w:rPr>
+          <w:b/>
+          <w:bCs/>
+        </w:rPr>
+        <w:t xml:space="preserve">13, 42, 44, 45, 46, 87, 91, 96</w:t>
+      </w:r>
+      <w:r>
+        <w:t xml:space="preserve">. TP. Hồ Chí Minh 13 mã (41; 50 – 59; 61; 72); Hà Nội 6 mã (29; 30 – 33; 40).</w:t>
+      </w:r>
+    </w:p>
+    <w:p>
+      <w:pPr>
+        <w:pStyle w:val="BodyText"/>
+      </w:pPr>
+      <w:r>
+        <w:t xml:space="preserve">Kiểm tra mã tỉnh loại khoảng 9,0% không gian tìm kiếm ở hai ký tự đầu, và quan trọng hơn: biến lỗi OCR hai vị trí đầu từ</w:t>
+      </w:r>
+      <w:r>
+        <w:t xml:space="preserve"> </w:t>
+      </w:r>
+      <w:r>
+        <w:rPr>
+          <w:b/>
+          <w:bCs/>
+        </w:rPr>
+        <w:t xml:space="preserve">sai âm thầm</w:t>
+      </w:r>
+      <w:r>
+        <w:t xml:space="preserve"> </w:t>
+      </w:r>
+      <w:r>
+        <w:t xml:space="preserve">thành</w:t>
+      </w:r>
+      <w:r>
+        <w:t xml:space="preserve"> </w:t>
+      </w:r>
+      <w:r>
+        <w:rPr>
+          <w:b/>
+          <w:bCs/>
+        </w:rPr>
+        <w:t xml:space="preserve">sai phát hiện được</w:t>
+      </w:r>
+      <w:r>
+        <w:t xml:space="preserve"> </w:t>
+      </w:r>
+      <w:r>
+        <w:t xml:space="preserve">— đọc ra</w:t>
+      </w:r>
+      <w:r>
+        <w:t xml:space="preserve"> </w:t>
+      </w:r>
+      <w:r>
+        <w:rPr>
+          <w:rStyle w:val="VerbatimChar"/>
+        </w:rPr>
+        <w:t xml:space="preserve">46A-123.45</w:t>
+      </w:r>
+      <w:r>
+        <w:t xml:space="preserve"> </w:t>
+      </w:r>
+      <w:r>
+        <w:t xml:space="preserve">thì biết ngay mã 46 không tồn tại và hạ cờ hợp lệ. Giả thuyết mã 13 là mã cũ của Hà Bắc</w:t>
+      </w:r>
+      <w:r>
+        <w:t xml:space="preserve"> </w:t>
+      </w:r>
+      <w:r>
+        <w:rPr>
+          <w:b/>
+          <w:bCs/>
+        </w:rPr>
+        <w:t xml:space="preserve">chưa kiểm chứng được nguồn chính thức</w:t>
+      </w:r>
+      <w:r>
+        <w:t xml:space="preserve">, chỉ nêu tham khảo.</w:t>
+      </w:r>
+    </w:p>
     <w:bookmarkEnd w:id="41"/>
-    <w:bookmarkStart w:id="42" w:name="Xedaa8298f45abb72f5fd89b86999bcf0fded06a"/>
+    <w:bookmarkStart w:id="42" w:name="Xce31340507e485007b519cae476bcb8ae02bdaf"/>
     <w:p>
       <w:pPr>
         <w:pStyle w:val="Heading3"/>
       </w:pPr>
       <w:r>
-        <w:t xml:space="preserve">2.2.5. Màu nền và ý nghĩa</w:t>
+        <w:t xml:space="preserve">2.2.4. Tập ký tự seri và các chữ cái bị loại trừ</w:t>
       </w:r>
     </w:p>
     <w:p>
@@ -6534,17 +6541,154 @@
         <w:pStyle w:val="FirstParagraph"/>
       </w:pPr>
       <w:r>
-        <w:rPr>
-          <w:b/>
-          <w:bCs/>
-        </w:rPr>
-        <w:t xml:space="preserve">Bảng 2.2.</w:t>
-      </w:r>
-      <w:r>
-        <w:t xml:space="preserve"> </w:t>
-      </w:r>
-      <w:r>
-        <w:t xml:space="preserve">Màu nền biển số và đối tượng áp dụng [8]</w:t>
+        <w:t xml:space="preserve">Đây là nội dung dễ gây nhầm lẫn. Biển trắng và vàng chữ đen dùng seri gồm</w:t>
+      </w:r>
+      <w:r>
+        <w:t xml:space="preserve"> </w:t>
+      </w:r>
+      <w:r>
+        <w:rPr>
+          <w:b/>
+          <w:bCs/>
+        </w:rPr>
+        <w:t xml:space="preserve">một trong 20 chữ cái</w:t>
+      </w:r>
+      <w:r>
+        <w:t xml:space="preserve"> </w:t>
+      </w:r>
+      <w:r>
+        <w:t xml:space="preserve">[8]; khi đối chiếu với 26 chữ cái Latin, sẽ vắng mặt</w:t>
+      </w:r>
+      <w:r>
+        <w:t xml:space="preserve"> </w:t>
+      </w:r>
+      <w:r>
+        <w:rPr>
+          <w:rStyle w:val="VerbatimChar"/>
+        </w:rPr>
+        <w:t xml:space="preserve">I, J, O, Q, R, W</w:t>
+      </w:r>
+      <w:r>
+        <w:t xml:space="preserve">. Tuy nhiên,</w:t>
+      </w:r>
+      <w:r>
+        <w:t xml:space="preserve"> </w:t>
+      </w:r>
+      <w:r>
+        <w:rPr>
+          <w:b/>
+          <w:bCs/>
+        </w:rPr>
+        <w:t xml:space="preserve">suy luận "26 − 20 = 6 chữ bị loại trừ" là chưa chính xác</w:t>
+      </w:r>
+      <w:r>
+        <w:t xml:space="preserve">: danh sách 20 chữ cái này</w:t>
+      </w:r>
+      <w:r>
+        <w:t xml:space="preserve"> </w:t>
+      </w:r>
+      <w:r>
+        <w:rPr>
+          <w:b/>
+          <w:bCs/>
+        </w:rPr>
+        <w:t xml:space="preserve">chỉ áp dụng cho vị trí thứ nhất</w:t>
+      </w:r>
+      <w:r>
+        <w:t xml:space="preserve"> </w:t>
+      </w:r>
+      <w:r>
+        <w:t xml:space="preserve">của seri; ở</w:t>
+      </w:r>
+      <w:r>
+        <w:t xml:space="preserve"> </w:t>
+      </w:r>
+      <w:r>
+        <w:rPr>
+          <w:b/>
+          <w:bCs/>
+        </w:rPr>
+        <w:t xml:space="preserve">vị trí thứ hai</w:t>
+      </w:r>
+      <w:r>
+        <w:t xml:space="preserve"> </w:t>
+      </w:r>
+      <w:r>
+        <w:t xml:space="preserve">của seri xe máy lại sử dụng một tập hợp khác —</w:t>
+      </w:r>
+      <w:r>
+        <w:t xml:space="preserve"> </w:t>
+      </w:r>
+      <w:r>
+        <w:rPr>
+          <w:b/>
+          <w:bCs/>
+        </w:rPr>
+        <w:t xml:space="preserve">có chữ R, không có chữ G</w:t>
+      </w:r>
+      <w:r>
+        <w:t xml:space="preserve">. Kết hợp cả hai vị trí, tập chữ cái hoàn toàn không xuất hiện trên hệ thống biển số Việt Nam chỉ bao gồm</w:t>
+      </w:r>
+      <w:r>
+        <w:t xml:space="preserve"> </w:t>
+      </w:r>
+      <w:r>
+        <w:rPr>
+          <w:b/>
+          <w:bCs/>
+        </w:rPr>
+        <w:t xml:space="preserve">5 chữ: I, J, O, Q, W</w:t>
+      </w:r>
+      <w:r>
+        <w:t xml:space="preserve">; chữ R vẫn xuất hiện ở các ký hiệu đặc biệt như</w:t>
+      </w:r>
+      <w:r>
+        <w:t xml:space="preserve"> </w:t>
+      </w:r>
+      <w:r>
+        <w:rPr>
+          <w:rStyle w:val="VerbatimChar"/>
+        </w:rPr>
+        <w:t xml:space="preserve">R</w:t>
+      </w:r>
+      <w:r>
+        <w:t xml:space="preserve"> </w:t>
+      </w:r>
+      <w:r>
+        <w:t xml:space="preserve">hay</w:t>
+      </w:r>
+      <w:r>
+        <w:t xml:space="preserve"> </w:t>
+      </w:r>
+      <w:r>
+        <w:rPr>
+          <w:rStyle w:val="VerbatimChar"/>
+        </w:rPr>
+        <w:t xml:space="preserve">RM</w:t>
+      </w:r>
+      <w:r>
+        <w:t xml:space="preserve"> </w:t>
+      </w:r>
+      <w:r>
+        <w:t xml:space="preserve">của rơ moóc.</w:t>
+      </w:r>
+    </w:p>
+    <w:p>
+      <w:pPr>
+        <w:pStyle w:val="BodyText"/>
+      </w:pPr>
+      <w:r>
+        <w:rPr>
+          <w:b/>
+          <w:bCs/>
+        </w:rPr>
+        <w:t xml:space="preserve">Bảng 2.1.</w:t>
+      </w:r>
+      <w:r>
+        <w:t xml:space="preserve"> </w:t>
+      </w:r>
+      <w:r>
+        <w:t xml:space="preserve">Tổng hợp các tập ký tự seri</w:t>
       </w:r>
     </w:p>
     <w:tbl>
@@ -6569,6 +6713,309 @@
               <w:pStyle w:val="Compact"/>
             </w:pPr>
             <w:r>
+              <w:t xml:space="preserve">Tập</w:t>
+            </w:r>
+          </w:p>
+        </w:tc>
+        <w:tc>
+          <w:tcPr/>
+          <w:p>
+            <w:pPr>
+              <w:pStyle w:val="Compact"/>
+              <w:jc w:val="center"/>
+            </w:pPr>
+            <w:r>
+              <w:t xml:space="preserve">Số lượng</w:t>
+            </w:r>
+          </w:p>
+        </w:tc>
+        <w:tc>
+          <w:tcPr/>
+          <w:p>
+            <w:pPr>
+              <w:pStyle w:val="Compact"/>
+            </w:pPr>
+            <w:r>
+              <w:t xml:space="preserve">Nội dung</w:t>
+            </w:r>
+          </w:p>
+        </w:tc>
+      </w:tr>
+      <w:tr>
+        <w:tc>
+          <w:tcPr/>
+          <w:p>
+            <w:pPr>
+              <w:pStyle w:val="Compact"/>
+            </w:pPr>
+            <w:r>
+              <w:t xml:space="preserve">Chữ cái thứ nhất của seri</w:t>
+            </w:r>
+          </w:p>
+        </w:tc>
+        <w:tc>
+          <w:tcPr/>
+          <w:p>
+            <w:pPr>
+              <w:pStyle w:val="Compact"/>
+              <w:jc w:val="center"/>
+            </w:pPr>
+            <w:r>
+              <w:t xml:space="preserve">20</w:t>
+            </w:r>
+          </w:p>
+        </w:tc>
+        <w:tc>
+          <w:tcPr/>
+          <w:p>
+            <w:pPr>
+              <w:pStyle w:val="Compact"/>
+            </w:pPr>
+            <w:r>
+              <w:t xml:space="preserve">A B C D E F</w:t>
+            </w:r>
+            <w:r>
+              <w:t xml:space="preserve"> </w:t>
+            </w:r>
+            <w:r>
+              <w:rPr>
+                <w:b/>
+                <w:bCs/>
+              </w:rPr>
+              <w:t xml:space="preserve">G</w:t>
+            </w:r>
+            <w:r>
+              <w:t xml:space="preserve"> </w:t>
+            </w:r>
+            <w:r>
+              <w:t xml:space="preserve">H K L M N P S T U V X Y Z</w:t>
+            </w:r>
+          </w:p>
+        </w:tc>
+      </w:tr>
+      <w:tr>
+        <w:tc>
+          <w:tcPr/>
+          <w:p>
+            <w:pPr>
+              <w:pStyle w:val="Compact"/>
+            </w:pPr>
+            <w:r>
+              <w:t xml:space="preserve">Chữ cái thứ hai của seri xe máy</w:t>
+            </w:r>
+          </w:p>
+        </w:tc>
+        <w:tc>
+          <w:tcPr/>
+          <w:p>
+            <w:pPr>
+              <w:pStyle w:val="Compact"/>
+              <w:jc w:val="center"/>
+            </w:pPr>
+            <w:r>
+              <w:t xml:space="preserve">20</w:t>
+            </w:r>
+          </w:p>
+        </w:tc>
+        <w:tc>
+          <w:tcPr/>
+          <w:p>
+            <w:pPr>
+              <w:pStyle w:val="Compact"/>
+            </w:pPr>
+            <w:r>
+              <w:t xml:space="preserve">A B C D E F H K L M N P</w:t>
+            </w:r>
+            <w:r>
+              <w:t xml:space="preserve"> </w:t>
+            </w:r>
+            <w:r>
+              <w:rPr>
+                <w:b/>
+                <w:bCs/>
+              </w:rPr>
+              <w:t xml:space="preserve">R</w:t>
+            </w:r>
+            <w:r>
+              <w:t xml:space="preserve"> </w:t>
+            </w:r>
+            <w:r>
+              <w:t xml:space="preserve">S T U V X Y Z</w:t>
+            </w:r>
+          </w:p>
+        </w:tc>
+      </w:tr>
+      <w:tr>
+        <w:tc>
+          <w:tcPr/>
+          <w:p>
+            <w:pPr>
+              <w:pStyle w:val="Compact"/>
+            </w:pPr>
+            <w:r>
+              <w:t xml:space="preserve">Seri biển nền xanh</w:t>
+            </w:r>
+          </w:p>
+        </w:tc>
+        <w:tc>
+          <w:tcPr/>
+          <w:p>
+            <w:pPr>
+              <w:pStyle w:val="Compact"/>
+              <w:jc w:val="center"/>
+            </w:pPr>
+            <w:r>
+              <w:t xml:space="preserve">11</w:t>
+            </w:r>
+          </w:p>
+        </w:tc>
+        <w:tc>
+          <w:tcPr/>
+          <w:p>
+            <w:pPr>
+              <w:pStyle w:val="Compact"/>
+            </w:pPr>
+            <w:r>
+              <w:t xml:space="preserve">A B C D E F G H K L M</w:t>
+            </w:r>
+          </w:p>
+        </w:tc>
+      </w:tr>
+      <w:tr>
+        <w:tc>
+          <w:tcPr/>
+          <w:p>
+            <w:pPr>
+              <w:pStyle w:val="Compact"/>
+            </w:pPr>
+            <w:r>
+              <w:rPr>
+                <w:b/>
+                <w:bCs/>
+              </w:rPr>
+              <w:t xml:space="preserve">Bị loại trừ khỏi toàn hệ thống</w:t>
+            </w:r>
+          </w:p>
+        </w:tc>
+        <w:tc>
+          <w:tcPr/>
+          <w:p>
+            <w:pPr>
+              <w:pStyle w:val="Compact"/>
+              <w:jc w:val="center"/>
+            </w:pPr>
+            <w:r>
+              <w:rPr>
+                <w:b/>
+                <w:bCs/>
+              </w:rPr>
+              <w:t xml:space="preserve">5</w:t>
+            </w:r>
+          </w:p>
+        </w:tc>
+        <w:tc>
+          <w:tcPr/>
+          <w:p>
+            <w:pPr>
+              <w:pStyle w:val="Compact"/>
+            </w:pPr>
+            <w:r>
+              <w:rPr>
+                <w:b/>
+                <w:bCs/>
+              </w:rPr>
+              <w:t xml:space="preserve">I, J, O, Q, W</w:t>
+            </w:r>
+          </w:p>
+        </w:tc>
+      </w:tr>
+      <w:tr>
+        <w:tc>
+          <w:tcPr/>
+          <w:p>
+            <w:pPr>
+              <w:pStyle w:val="Compact"/>
+            </w:pPr>
+            <w:r>
+              <w:t xml:space="preserve">Tập ký tự an toàn tối thiểu cho OCR</w:t>
+            </w:r>
+          </w:p>
+        </w:tc>
+        <w:tc>
+          <w:tcPr/>
+          <w:p>
+            <w:pPr>
+              <w:pStyle w:val="Compact"/>
+              <w:jc w:val="center"/>
+            </w:pPr>
+            <w:r>
+              <w:t xml:space="preserve">21</w:t>
+            </w:r>
+          </w:p>
+        </w:tc>
+        <w:tc>
+          <w:tcPr/>
+          <w:p>
+            <w:pPr>
+              <w:pStyle w:val="Compact"/>
+            </w:pPr>
+            <w:r>
+              <w:t xml:space="preserve">20 chữ ở vị trí thứ nhất, hợp thêm R</w:t>
+            </w:r>
+          </w:p>
+        </w:tc>
+      </w:tr>
+    </w:tbl>
+    <w:bookmarkEnd w:id="42"/>
+    <w:bookmarkStart w:id="43" w:name="Xedaa8298f45abb72f5fd89b86999bcf0fded06a"/>
+    <w:p>
+      <w:pPr>
+        <w:pStyle w:val="Heading3"/>
+      </w:pPr>
+      <w:r>
+        <w:t xml:space="preserve">2.2.5. Màu nền và ý nghĩa</w:t>
+      </w:r>
+    </w:p>
+    <w:p>
+      <w:pPr>
+        <w:pStyle w:val="FirstParagraph"/>
+      </w:pPr>
+      <w:r>
+        <w:rPr>
+          <w:b/>
+          <w:bCs/>
+        </w:rPr>
+        <w:t xml:space="preserve">Bảng 2.2.</w:t>
+      </w:r>
+      <w:r>
+        <w:t xml:space="preserve"> </w:t>
+      </w:r>
+      <w:r>
+        <w:t xml:space="preserve">Màu nền biển số và đối tượng áp dụng [8]</w:t>
+      </w:r>
+    </w:p>
+    <w:tbl>
+      <w:tblPr>
+        <w:tblStyle w:val="Table"/>
+        <w:tblW w:type="auto" w:w="0"/>
+        <w:tblLook w:firstRow="1" w:lastRow="0" w:firstColumn="0" w:lastColumn="0" w:noHBand="0" w:noVBand="0" w:val="0020"/>
+      </w:tblPr>
+      <w:tblGrid>
+        <w:gridCol w:w="2640"/>
+        <w:gridCol w:w="2640"/>
+        <w:gridCol w:w="2640"/>
+      </w:tblGrid>
+      <w:tr>
+        <w:trPr>
+          <w:tblHeader w:val="on"/>
+        </w:trPr>
+        <w:tc>
+          <w:tcPr/>
+          <w:p>
+            <w:pPr>
+              <w:pStyle w:val="Compact"/>
+            </w:pPr>
+            <w:r>
               <w:t xml:space="preserve">Màu nền / màu chữ</w:t>
             </w:r>
           </w:p>
@@ -6909,8 +7356,8 @@
         <w:t xml:space="preserve">, dùng biển thường kèm biểu tượng — không phát hiện được xe điện qua màu biển. Màu nền là tín hiệu phân loại duy nhất còn hợp lệ; nhưng module chuẩn hoá làm việc trên chuỗi ký tự, phân loại theo màu ngoài phạm vi của nó.</w:t>
       </w:r>
     </w:p>
-    <w:bookmarkEnd w:id="42"/>
-    <w:bookmarkStart w:id="43" w:name="X2a52ff37631cbccf39faef051447574c793430f"/>
+    <w:bookmarkEnd w:id="43"/>
+    <w:bookmarkStart w:id="44" w:name="X2a52ff37631cbccf39faef051447574c793430f"/>
     <w:p>
       <w:pPr>
         <w:pStyle w:val="Heading3"/>
@@ -7364,8 +7811,8 @@
         <w:t xml:space="preserve">; nếu không, người phản biện đối chiếu văn bản hiện hành sẽ kết luận là sai.</w:t>
       </w:r>
     </w:p>
-    <w:bookmarkEnd w:id="43"/>
-    <w:bookmarkStart w:id="44" w:name="X75a1154442ad88b6ca779e654ee6d31eaa916c9"/>
+    <w:bookmarkEnd w:id="44"/>
+    <w:bookmarkStart w:id="45" w:name="X75a1154442ad88b6ca779e654ee6d31eaa916c9"/>
     <w:p>
       <w:pPr>
         <w:pStyle w:val="Heading3"/>
@@ -7573,9 +8020,9 @@
         <w:t xml:space="preserve">, không phải cải thiện lớn về không gian tìm kiếm.</w:t>
       </w:r>
     </w:p>
-    <w:bookmarkEnd w:id="44"/>
     <w:bookmarkEnd w:id="45"/>
-    <w:bookmarkStart w:id="52" w:name="Xb0509c4b89cd1a55c49548d43dfa3a371309dfc"/>
+    <w:bookmarkEnd w:id="46"/>
+    <w:bookmarkStart w:id="53" w:name="Xb0509c4b89cd1a55c49548d43dfa3a371309dfc"/>
     <w:p>
       <w:pPr>
         <w:pStyle w:val="Heading2"/>
@@ -7584,7 +8031,7 @@
         <w:t xml:space="preserve">2.3. Cơ sở lý thuyết về phát hiện đối tượng</w:t>
       </w:r>
     </w:p>
-    <w:bookmarkStart w:id="49" w:name="X3544b93b5521cede01a672222be982c5da5ee0b"/>
+    <w:bookmarkStart w:id="50" w:name="X3544b93b5521cede01a672222be982c5da5ee0b"/>
     <w:p>
       <w:pPr>
         <w:pStyle w:val="Heading3"/>
@@ -7639,18 +8086,18 @@
           <wp:inline>
             <wp:extent cx="5334000" cy="1435553"/>
             <wp:effectExtent b="0" l="0" r="0" t="0"/>
-            <wp:docPr descr="" title="" id="47" name="Picture"/>
+            <wp:docPr descr="" title="" id="48" name="Picture"/>
             <a:graphic>
               <a:graphicData uri="http://schemas.openxmlformats.org/drawingml/2006/picture">
                 <pic:pic>
                   <pic:nvPicPr>
-                    <pic:cNvPr descr="figures/fig-ch2-05.png" id="48" name="Picture"/>
+                    <pic:cNvPr descr="figures/fig-ch2-05.png" id="49" name="Picture"/>
                     <pic:cNvPicPr>
                       <a:picLocks noChangeArrowheads="1" noChangeAspect="1"/>
                     </pic:cNvPicPr>
                   </pic:nvPicPr>
                   <pic:blipFill>
-                    <a:blip r:embed="rId46"/>
+                    <a:blip r:embed="rId47"/>
                     <a:stretch>
                       <a:fillRect/>
                     </a:stretch>
@@ -7796,8 +8243,8 @@
         <w:t xml:space="preserve">.</w:t>
       </w:r>
     </w:p>
-    <w:bookmarkEnd w:id="49"/>
-    <w:bookmarkStart w:id="50" w:name="X3dc61e85a041c9382e5f63eacba80e0939748f4"/>
+    <w:bookmarkEnd w:id="50"/>
+    <w:bookmarkStart w:id="51" w:name="X3dc61e85a041c9382e5f63eacba80e0939748f4"/>
     <w:p>
       <w:pPr>
         <w:pStyle w:val="Heading3"/>
@@ -8501,8 +8948,8 @@
         <w:t xml:space="preserve">và luận cứ chọn YOLO11 trình bày ở mục 3.2.</w:t>
       </w:r>
     </w:p>
-    <w:bookmarkEnd w:id="50"/>
-    <w:bookmarkStart w:id="51" w:name="X026840de65bf32be07551a693e20d16f6244048"/>
+    <w:bookmarkEnd w:id="51"/>
+    <w:bookmarkStart w:id="52" w:name="X026840de65bf32be07551a693e20d16f6244048"/>
     <w:p>
       <w:pPr>
         <w:pStyle w:val="Heading3"/>
@@ -9703,143 +10150,25 @@
         <w:pStyle w:val="FirstParagraph"/>
       </w:pPr>
       <w:r>
-        <w:t xml:space="preserve">Khoảng cách giữa hai chỉ số với biển số thường rất lớn do hộp bao dẹt, ba minh chứng:</w:t>
-      </w:r>
-      <w:r>
-        <w:t xml:space="preserve"> </w:t>
-      </w:r>
-      <w:r>
-        <w:rPr>
-          <w:b/>
-          <w:bCs/>
-        </w:rPr>
-        <w:t xml:space="preserve">87,2%</w:t>
-      </w:r>
-      <w:r>
-        <w:t xml:space="preserve"> </w:t>
-      </w:r>
-      <w:r>
-        <w:t xml:space="preserve">so với</w:t>
-      </w:r>
-      <w:r>
-        <w:t xml:space="preserve"> </w:t>
-      </w:r>
-      <w:r>
-        <w:rPr>
-          <w:b/>
-          <w:bCs/>
-        </w:rPr>
-        <w:t xml:space="preserve">46,5%</w:t>
-      </w:r>
-      <w:r>
-        <w:t xml:space="preserve"> </w:t>
-      </w:r>
-      <w:r>
-        <w:t xml:space="preserve">trên biển Ấn Độ [18]</w:t>
-      </w:r>
-      <w:r>
-        <w:t xml:space="preserve">;</w:t>
-      </w:r>
-      <w:r>
-        <w:t xml:space="preserve"> </w:t>
-      </w:r>
-      <w:r>
-        <w:rPr>
-          <w:b/>
-          <w:bCs/>
-        </w:rPr>
-        <w:t xml:space="preserve">0,906</w:t>
-      </w:r>
-      <w:r>
-        <w:t xml:space="preserve"> </w:t>
-      </w:r>
-      <w:r>
-        <w:t xml:space="preserve">so với</w:t>
-      </w:r>
-      <w:r>
-        <w:t xml:space="preserve"> </w:t>
-      </w:r>
-      <w:r>
-        <w:rPr>
-          <w:b/>
-          <w:bCs/>
-        </w:rPr>
-        <w:t xml:space="preserve">0,631</w:t>
-      </w:r>
-      <w:r>
-        <w:t xml:space="preserve"> </w:t>
-      </w:r>
-      <w:r>
-        <w:t xml:space="preserve">ở một nghiên cứu YOLOv11 [19]</w:t>
-      </w:r>
-      <w:r>
-        <w:t xml:space="preserve">;</w:t>
-      </w:r>
-      <w:r>
-        <w:t xml:space="preserve"> </w:t>
-      </w:r>
-      <w:r>
-        <w:rPr>
-          <w:b/>
-          <w:bCs/>
-        </w:rPr>
-        <w:t xml:space="preserve">99,5%</w:t>
-      </w:r>
-      <w:r>
-        <w:t xml:space="preserve"> </w:t>
-      </w:r>
-      <w:r>
-        <w:t xml:space="preserve">so với</w:t>
-      </w:r>
-      <w:r>
-        <w:t xml:space="preserve"> </w:t>
-      </w:r>
-      <w:r>
-        <w:rPr>
-          <w:b/>
-          <w:bCs/>
-        </w:rPr>
-        <w:t xml:space="preserve">80,7%</w:t>
-      </w:r>
-      <w:r>
-        <w:t xml:space="preserve"> </w:t>
-      </w:r>
-      <w:r>
-        <w:t xml:space="preserve">trên biển xe máy Indonesia [20]</w:t>
-      </w:r>
-      <w:r>
-        <w:t xml:space="preserve">. Cả ba xác nhận:</w:t>
-      </w:r>
-      <w:r>
-        <w:t xml:space="preserve"> </w:t>
-      </w:r>
-      <w:r>
-        <w:rPr>
-          <w:b/>
-          <w:bCs/>
-        </w:rPr>
-        <w:t xml:space="preserve">biển số dễ phát hiện nhưng khó khớp hộp bao chính xác</w:t>
-      </w:r>
-      <w:r>
-        <w:t xml:space="preserve">.</w:t>
-      </w:r>
-    </w:p>
-    <w:p>
-      <w:pPr>
-        <w:pStyle w:val="BlockText"/>
-      </w:pPr>
-      <w:r>
-        <w:rPr>
-          <w:b/>
-          <w:bCs/>
-        </w:rPr>
-        <w:t xml:space="preserve">Ghi chú phương pháp luận.</w:t>
-      </w:r>
-      <w:r>
-        <w:t xml:space="preserve"> </w:t>
-      </w:r>
-      <w:r>
-        <w:t xml:space="preserve">Cần lưu ý một cách trình bày phổ biến nhưng thiếu cơ sở khoa học: đặt</w:t>
+        <w:t xml:space="preserve">Khoảng cách giữa hai chỉ số với biển số thường rất lớn do hộp bao dẹt. Nhóm thực hiện đối chiếu ba công trình đã công bố; giá trị được quy về cùng đơn vị phần trăm để so sánh được.</w:t>
+      </w:r>
+    </w:p>
+    <w:p>
+      <w:pPr>
+        <w:pStyle w:val="BodyText"/>
+      </w:pPr>
+      <w:r>
+        <w:rPr>
+          <w:b/>
+          <w:bCs/>
+        </w:rPr>
+        <w:t xml:space="preserve">Bảng 2.5.</w:t>
+      </w:r>
+      <w:r>
+        <w:t xml:space="preserve"> </w:t>
+      </w:r>
+      <w:r>
+        <w:t xml:space="preserve">Khoảng cách giữa</w:t>
       </w:r>
       <w:r>
         <w:t xml:space="preserve"> </w:t>
@@ -9856,7 +10185,7 @@
         <w:t xml:space="preserve"> </w:t>
       </w:r>
       <w:r>
-        <w:t xml:space="preserve">của một nghiên cứu ALPR (khoảng 0,90 – 0,99) cạnh</w:t>
+        <w:t xml:space="preserve">và</w:t>
       </w:r>
       <w:r>
         <w:t xml:space="preserve"> </w:t>
@@ -9870,36 +10199,331 @@
         </w:r>
       </w:hyperlink>
       <w:r>
-        <w:t xml:space="preserve">:0.95 trên tập dữ liệu COCO của cùng lớp mô hình (khoảng 0,395 ở phân khúc nano [10]) rồi kết luận "bài toán biển số dễ hơn bài toán COCO". Đây là</w:t>
-      </w:r>
-      <w:r>
-        <w:t xml:space="preserve"> </w:t>
-      </w:r>
-      <w:r>
-        <w:rPr>
-          <w:b/>
-          <w:bCs/>
-        </w:rPr>
-        <w:t xml:space="preserve">so sánh giữa hai chỉ số có định nghĩa hoàn toàn khác nhau</w:t>
-      </w:r>
-      <w:r>
-        <w:t xml:space="preserve">, và chênh lệch giữa chúng</w:t>
-      </w:r>
-      <w:r>
-        <w:t xml:space="preserve"> </w:t>
-      </w:r>
-      <w:r>
-        <w:rPr>
-          <w:b/>
-          <w:bCs/>
-        </w:rPr>
-        <w:t xml:space="preserve">không phản ánh</w:t>
-      </w:r>
-      <w:r>
-        <w:t xml:space="preserve"> </w:t>
-      </w:r>
-      <w:r>
-        <w:t xml:space="preserve">độ khó tương đối. Phép đối chiếu hợp lệ duy nhất là so sánh các chỉ số cùng loại (</w:t>
+        <w:t xml:space="preserve">:0.95 ở ba công trình về biển số</w:t>
+      </w:r>
+    </w:p>
+    <w:tbl>
+      <w:tblPr>
+        <w:tblStyle w:val="Table"/>
+        <w:tblW w:type="auto" w:w="0"/>
+        <w:tblLook w:firstRow="1" w:lastRow="0" w:firstColumn="0" w:lastColumn="0" w:noHBand="0" w:noVBand="0" w:val="0020"/>
+      </w:tblPr>
+      <w:tblGrid>
+        <w:gridCol w:w="1584"/>
+        <w:gridCol w:w="1584"/>
+        <w:gridCol w:w="1584"/>
+        <w:gridCol w:w="1584"/>
+        <w:gridCol w:w="1584"/>
+      </w:tblGrid>
+      <w:tr>
+        <w:trPr>
+          <w:tblHeader w:val="on"/>
+        </w:trPr>
+        <w:tc>
+          <w:tcPr/>
+          <w:p>
+            <w:pPr>
+              <w:pStyle w:val="Compact"/>
+            </w:pPr>
+            <w:r>
+              <w:t xml:space="preserve">Công trình</w:t>
+            </w:r>
+          </w:p>
+        </w:tc>
+        <w:tc>
+          <w:tcPr/>
+          <w:p>
+            <w:pPr>
+              <w:pStyle w:val="Compact"/>
+            </w:pPr>
+            <w:r>
+              <w:t xml:space="preserve">Bộ dữ liệu · quốc gia</w:t>
+            </w:r>
+          </w:p>
+        </w:tc>
+        <w:tc>
+          <w:tcPr/>
+          <w:p>
+            <w:pPr>
+              <w:pStyle w:val="Compact"/>
+              <w:jc w:val="right"/>
+            </w:pPr>
+            <w:hyperlink r:id="rId13">
+              <w:r>
+                <w:rPr>
+                  <w:rStyle w:val="Hyperlink"/>
+                </w:rPr>
+                <w:t xml:space="preserve">mAP@0.5</w:t>
+              </w:r>
+            </w:hyperlink>
+          </w:p>
+        </w:tc>
+        <w:tc>
+          <w:tcPr/>
+          <w:p>
+            <w:pPr>
+              <w:pStyle w:val="Compact"/>
+              <w:jc w:val="right"/>
+            </w:pPr>
+            <w:hyperlink r:id="rId13">
+              <w:r>
+                <w:rPr>
+                  <w:rStyle w:val="Hyperlink"/>
+                </w:rPr>
+                <w:t xml:space="preserve">mAP@0.5</w:t>
+              </w:r>
+            </w:hyperlink>
+            <w:r>
+              <w:t xml:space="preserve">:0.95</w:t>
+            </w:r>
+          </w:p>
+        </w:tc>
+        <w:tc>
+          <w:tcPr/>
+          <w:p>
+            <w:pPr>
+              <w:pStyle w:val="Compact"/>
+              <w:jc w:val="right"/>
+            </w:pPr>
+            <w:r>
+              <w:t xml:space="preserve">Chênh (điểm %)</w:t>
+            </w:r>
+          </w:p>
+        </w:tc>
+      </w:tr>
+      <w:tr>
+        <w:tc>
+          <w:tcPr/>
+          <w:p>
+            <w:pPr>
+              <w:pStyle w:val="Compact"/>
+            </w:pPr>
+            <w:r>
+              <w:t xml:space="preserve">Batra và cộng sự (2022) [18]</w:t>
+            </w:r>
+          </w:p>
+        </w:tc>
+        <w:tc>
+          <w:tcPr/>
+          <w:p>
+            <w:pPr>
+              <w:pStyle w:val="Compact"/>
+            </w:pPr>
+            <w:r>
+              <w:t xml:space="preserve">biển số Ấn Độ</w:t>
+            </w:r>
+          </w:p>
+        </w:tc>
+        <w:tc>
+          <w:tcPr/>
+          <w:p>
+            <w:pPr>
+              <w:pStyle w:val="Compact"/>
+              <w:jc w:val="right"/>
+            </w:pPr>
+            <w:r>
+              <w:t xml:space="preserve">87,2%</w:t>
+            </w:r>
+          </w:p>
+        </w:tc>
+        <w:tc>
+          <w:tcPr/>
+          <w:p>
+            <w:pPr>
+              <w:pStyle w:val="Compact"/>
+              <w:jc w:val="right"/>
+            </w:pPr>
+            <w:r>
+              <w:t xml:space="preserve">46,5%</w:t>
+            </w:r>
+          </w:p>
+        </w:tc>
+        <w:tc>
+          <w:tcPr/>
+          <w:p>
+            <w:pPr>
+              <w:pStyle w:val="Compact"/>
+              <w:jc w:val="right"/>
+            </w:pPr>
+            <w:r>
+              <w:rPr>
+                <w:b/>
+                <w:bCs/>
+              </w:rPr>
+              <w:t xml:space="preserve">40,7</w:t>
+            </w:r>
+          </w:p>
+        </w:tc>
+      </w:tr>
+      <w:tr>
+        <w:tc>
+          <w:tcPr/>
+          <w:p>
+            <w:pPr>
+              <w:pStyle w:val="Compact"/>
+            </w:pPr>
+            <w:r>
+              <w:t xml:space="preserve">Một nghiên cứu YOLOv11 (2025) [19]</w:t>
+            </w:r>
+          </w:p>
+        </w:tc>
+        <w:tc>
+          <w:tcPr/>
+          <w:p>
+            <w:pPr>
+              <w:pStyle w:val="Compact"/>
+            </w:pPr>
+            <w:r>
+              <w:t xml:space="preserve">không nêu rõ</w:t>
+            </w:r>
+          </w:p>
+        </w:tc>
+        <w:tc>
+          <w:tcPr/>
+          <w:p>
+            <w:pPr>
+              <w:pStyle w:val="Compact"/>
+              <w:jc w:val="right"/>
+            </w:pPr>
+            <w:r>
+              <w:t xml:space="preserve">90,6%</w:t>
+            </w:r>
+          </w:p>
+        </w:tc>
+        <w:tc>
+          <w:tcPr/>
+          <w:p>
+            <w:pPr>
+              <w:pStyle w:val="Compact"/>
+              <w:jc w:val="right"/>
+            </w:pPr>
+            <w:r>
+              <w:t xml:space="preserve">63,1%</w:t>
+            </w:r>
+          </w:p>
+        </w:tc>
+        <w:tc>
+          <w:tcPr/>
+          <w:p>
+            <w:pPr>
+              <w:pStyle w:val="Compact"/>
+              <w:jc w:val="right"/>
+            </w:pPr>
+            <w:r>
+              <w:rPr>
+                <w:b/>
+                <w:bCs/>
+              </w:rPr>
+              <w:t xml:space="preserve">27,5</w:t>
+            </w:r>
+          </w:p>
+        </w:tc>
+      </w:tr>
+      <w:tr>
+        <w:tc>
+          <w:tcPr/>
+          <w:p>
+            <w:pPr>
+              <w:pStyle w:val="Compact"/>
+            </w:pPr>
+            <w:r>
+              <w:t xml:space="preserve">Biển xe máy Indonesia (2025) [20]</w:t>
+            </w:r>
+          </w:p>
+        </w:tc>
+        <w:tc>
+          <w:tcPr/>
+          <w:p>
+            <w:pPr>
+              <w:pStyle w:val="Compact"/>
+            </w:pPr>
+            <w:r>
+              <w:t xml:space="preserve">Indonesia</w:t>
+            </w:r>
+          </w:p>
+        </w:tc>
+        <w:tc>
+          <w:tcPr/>
+          <w:p>
+            <w:pPr>
+              <w:pStyle w:val="Compact"/>
+              <w:jc w:val="right"/>
+            </w:pPr>
+            <w:r>
+              <w:t xml:space="preserve">99,5%</w:t>
+            </w:r>
+          </w:p>
+        </w:tc>
+        <w:tc>
+          <w:tcPr/>
+          <w:p>
+            <w:pPr>
+              <w:pStyle w:val="Compact"/>
+              <w:jc w:val="right"/>
+            </w:pPr>
+            <w:r>
+              <w:t xml:space="preserve">80,7%</w:t>
+            </w:r>
+          </w:p>
+        </w:tc>
+        <w:tc>
+          <w:tcPr/>
+          <w:p>
+            <w:pPr>
+              <w:pStyle w:val="Compact"/>
+              <w:jc w:val="right"/>
+            </w:pPr>
+            <w:r>
+              <w:rPr>
+                <w:b/>
+                <w:bCs/>
+              </w:rPr>
+              <w:t xml:space="preserve">18,8</w:t>
+            </w:r>
+          </w:p>
+        </w:tc>
+      </w:tr>
+    </w:tbl>
+    <w:p>
+      <w:pPr>
+        <w:pStyle w:val="BodyText"/>
+      </w:pPr>
+      <w:r>
+        <w:t xml:space="preserve">Cả ba xác nhận cùng một điều:</w:t>
+      </w:r>
+      <w:r>
+        <w:t xml:space="preserve"> </w:t>
+      </w:r>
+      <w:r>
+        <w:rPr>
+          <w:b/>
+          <w:bCs/>
+        </w:rPr>
+        <w:t xml:space="preserve">biển số dễ phát hiện nhưng khó khớp hộp bao chính xác</w:t>
+      </w:r>
+      <w:r>
+        <w:t xml:space="preserve">.</w:t>
+      </w:r>
+    </w:p>
+    <w:p>
+      <w:pPr>
+        <w:pStyle w:val="BlockText"/>
+      </w:pPr>
+      <w:r>
+        <w:rPr>
+          <w:b/>
+          <w:bCs/>
+        </w:rPr>
+        <w:t xml:space="preserve">Ghi chú phương pháp luận.</w:t>
+      </w:r>
+      <w:r>
+        <w:t xml:space="preserve"> </w:t>
+      </w:r>
+      <w:r>
+        <w:t xml:space="preserve">Cần lưu ý một cách trình bày phổ biến nhưng thiếu cơ sở khoa học: đặt</w:t>
+      </w:r>
+      <w:r>
+        <w:t xml:space="preserve"> </w:t>
       </w:r>
       <w:hyperlink r:id="rId13">
         <w:r>
@@ -9913,7 +10537,7 @@
         <w:t xml:space="preserve"> </w:t>
       </w:r>
       <w:r>
-        <w:t xml:space="preserve">với</w:t>
+        <w:t xml:space="preserve">của một nghiên cứu ALPR (khoảng 0,90 – 0,99) cạnh</w:t>
       </w:r>
       <w:r>
         <w:t xml:space="preserve"> </w:t>
@@ -9927,10 +10551,36 @@
         </w:r>
       </w:hyperlink>
       <w:r>
-        <w:t xml:space="preserve">, hoặc</w:t>
-      </w:r>
-      <w:r>
-        <w:t xml:space="preserve"> </w:t>
+        <w:t xml:space="preserve">:0.95 trên tập dữ liệu COCO của cùng lớp mô hình (khoảng 0,395 ở phân khúc nano [10]) rồi kết luận "bài toán biển số dễ hơn bài toán COCO". Đây là</w:t>
+      </w:r>
+      <w:r>
+        <w:t xml:space="preserve"> </w:t>
+      </w:r>
+      <w:r>
+        <w:rPr>
+          <w:b/>
+          <w:bCs/>
+        </w:rPr>
+        <w:t xml:space="preserve">so sánh giữa hai chỉ số có định nghĩa hoàn toàn khác nhau</w:t>
+      </w:r>
+      <w:r>
+        <w:t xml:space="preserve">, và chênh lệch giữa chúng</w:t>
+      </w:r>
+      <w:r>
+        <w:t xml:space="preserve"> </w:t>
+      </w:r>
+      <w:r>
+        <w:rPr>
+          <w:b/>
+          <w:bCs/>
+        </w:rPr>
+        <w:t xml:space="preserve">không phản ánh</w:t>
+      </w:r>
+      <w:r>
+        <w:t xml:space="preserve"> </w:t>
+      </w:r>
+      <w:r>
+        <w:t xml:space="preserve">độ khó tương đối. Phép đối chiếu hợp lệ duy nhất là so sánh các chỉ số cùng loại (</w:t>
       </w:r>
       <w:hyperlink r:id="rId13">
         <w:r>
@@ -9941,7 +10591,10 @@
         </w:r>
       </w:hyperlink>
       <w:r>
-        <w:t xml:space="preserve">:0.95 với</w:t>
+        <w:t xml:space="preserve"> </w:t>
+      </w:r>
+      <w:r>
+        <w:t xml:space="preserve">với</w:t>
       </w:r>
       <w:r>
         <w:t xml:space="preserve"> </w:t>
@@ -9955,6 +10608,34 @@
         </w:r>
       </w:hyperlink>
       <w:r>
+        <w:t xml:space="preserve">, hoặc</w:t>
+      </w:r>
+      <w:r>
+        <w:t xml:space="preserve"> </w:t>
+      </w:r>
+      <w:hyperlink r:id="rId13">
+        <w:r>
+          <w:rPr>
+            <w:rStyle w:val="Hyperlink"/>
+          </w:rPr>
+          <w:t xml:space="preserve">mAP@0.5</w:t>
+        </w:r>
+      </w:hyperlink>
+      <w:r>
+        <w:t xml:space="preserve">:0.95 với</w:t>
+      </w:r>
+      <w:r>
+        <w:t xml:space="preserve"> </w:t>
+      </w:r>
+      <w:hyperlink r:id="rId13">
+        <w:r>
+          <w:rPr>
+            <w:rStyle w:val="Hyperlink"/>
+          </w:rPr>
+          <w:t xml:space="preserve">mAP@0.5</w:t>
+        </w:r>
+      </w:hyperlink>
+      <w:r>
         <w:t xml:space="preserve">:0.95)</w:t>
       </w:r>
       <w:r>
@@ -9986,7 +10667,7 @@
         <w:t xml:space="preserve"> </w:t>
       </w:r>
       <w:r>
-        <w:t xml:space="preserve">Vì mục tiêu detection là cắt vùng crop đủ tốt để OCR đọc, đồ án dùng</w:t>
+        <w:t xml:space="preserve">Vì mục tiêu detection là cắt vùng crop đủ tốt để OCR đọc, nhóm thực hiện chọn</w:t>
       </w:r>
       <w:r>
         <w:t xml:space="preserve"> </w:t>
@@ -10067,9 +10748,9 @@
         <w:t xml:space="preserve">— chỉ số khác mAP, không so sánh chéo được.</w:t>
       </w:r>
     </w:p>
-    <w:bookmarkEnd w:id="51"/>
     <w:bookmarkEnd w:id="52"/>
-    <w:bookmarkStart w:id="60" w:name="X3b57c2622543092b9dcba0f4855aa826ad23e44"/>
+    <w:bookmarkEnd w:id="53"/>
+    <w:bookmarkStart w:id="61" w:name="X3b57c2622543092b9dcba0f4855aa826ad23e44"/>
     <w:p>
       <w:pPr>
         <w:pStyle w:val="Heading2"/>
@@ -10078,7 +10759,7 @@
         <w:t xml:space="preserve">2.4. Cơ sở lý thuyết về nhận dạng ký tự</w:t>
       </w:r>
     </w:p>
-    <w:bookmarkStart w:id="53" w:name="X84c77b2a1be7c1bd57d07db06269b3a824b8bf7"/>
+    <w:bookmarkStart w:id="54" w:name="X84c77b2a1be7c1bd57d07db06269b3a824b8bf7"/>
     <w:p>
       <w:pPr>
         <w:pStyle w:val="Heading3"/>
@@ -10156,7 +10837,7 @@
           <w:b/>
           <w:bCs/>
         </w:rPr>
-        <w:t xml:space="preserve">Bảng 2.5.</w:t>
+        <w:t xml:space="preserve">Bảng 2.6.</w:t>
       </w:r>
       <w:r>
         <w:t xml:space="preserve"> </w:t>
@@ -10468,8 +11149,8 @@
         </w:tc>
       </w:tr>
     </w:tbl>
-    <w:bookmarkEnd w:id="53"/>
-    <w:bookmarkStart w:id="54" w:name="X05548c71fff8d19d9ddb566373bd53714057bf0"/>
+    <w:bookmarkEnd w:id="54"/>
+    <w:bookmarkStart w:id="55" w:name="X05548c71fff8d19d9ddb566373bd53714057bf0"/>
     <w:p>
       <w:pPr>
         <w:pStyle w:val="Heading3"/>
@@ -11067,8 +11748,8 @@
         <w:t xml:space="preserve">.</w:t>
       </w:r>
     </w:p>
-    <w:bookmarkEnd w:id="54"/>
-    <w:bookmarkStart w:id="58" w:name="X90db8aae343b9ac5d8b074d902a40061ac2a5f1"/>
+    <w:bookmarkEnd w:id="55"/>
+    <w:bookmarkStart w:id="59" w:name="X90db8aae343b9ac5d8b074d902a40061ac2a5f1"/>
     <w:p>
       <w:pPr>
         <w:pStyle w:val="Heading3"/>
@@ -11110,18 +11791,18 @@
           <wp:inline>
             <wp:extent cx="5334000" cy="632732"/>
             <wp:effectExtent b="0" l="0" r="0" t="0"/>
-            <wp:docPr descr="" title="" id="56" name="Picture"/>
+            <wp:docPr descr="" title="" id="57" name="Picture"/>
             <a:graphic>
               <a:graphicData uri="http://schemas.openxmlformats.org/drawingml/2006/picture">
                 <pic:pic>
                   <pic:nvPicPr>
-                    <pic:cNvPr descr="figures/fig-ch2-07.png" id="57" name="Picture"/>
+                    <pic:cNvPr descr="figures/fig-ch2-07.png" id="58" name="Picture"/>
                     <pic:cNvPicPr>
                       <a:picLocks noChangeArrowheads="1" noChangeAspect="1"/>
                     </pic:cNvPicPr>
                   </pic:nvPicPr>
                   <pic:blipFill>
-                    <a:blip r:embed="rId55"/>
+                    <a:blip r:embed="rId56"/>
                     <a:stretch>
                       <a:fillRect/>
                     </a:stretch>
@@ -11235,7 +11916,7 @@
           <w:b/>
           <w:bCs/>
         </w:rPr>
-        <w:t xml:space="preserve">Bảng 2.6.</w:t>
+        <w:t xml:space="preserve">Bảng 2.7.</w:t>
       </w:r>
       <w:r>
         <w:t xml:space="preserve"> </w:t>
@@ -11609,8 +12290,8 @@
         <w:t xml:space="preserve">, không chứng minh điều gì về biển hai dòng Việt Nam.</w:t>
       </w:r>
     </w:p>
-    <w:bookmarkEnd w:id="58"/>
-    <w:bookmarkStart w:id="59" w:name="X2056697f7d1cb151f94bac25d65ee215b413db8"/>
+    <w:bookmarkEnd w:id="59"/>
+    <w:bookmarkStart w:id="60" w:name="X2056697f7d1cb151f94bac25d65ee215b413db8"/>
     <w:p>
       <w:pPr>
         <w:pStyle w:val="Heading3"/>
@@ -12272,9 +12953,9 @@
         <w:t xml:space="preserve">; giá trị ở Chương 5.</w:t>
       </w:r>
     </w:p>
-    <w:bookmarkEnd w:id="59"/>
     <w:bookmarkEnd w:id="60"/>
-    <w:bookmarkStart w:id="65" w:name="X433805c7645b98ab65ccaee2bea6de58007170b"/>
+    <w:bookmarkEnd w:id="61"/>
+    <w:bookmarkStart w:id="66" w:name="X433805c7645b98ab65ccaee2bea6de58007170b"/>
     <w:p>
       <w:pPr>
         <w:pStyle w:val="Heading2"/>
@@ -12283,7 +12964,7 @@
         <w:t xml:space="preserve">2.5. Các công trình liên quan</w:t>
       </w:r>
     </w:p>
-    <w:bookmarkStart w:id="61" w:name="Xcafd560625b86f8c7fd780011e95df453ac4d3a"/>
+    <w:bookmarkStart w:id="62" w:name="Xcafd560625b86f8c7fd780011e95df453ac4d3a"/>
     <w:p>
       <w:pPr>
         <w:pStyle w:val="Heading3"/>
@@ -12300,8 +12981,8 @@
         <w:t xml:space="preserve">Nhiều công trình quốc tế gần đây (2018-2026) tập trung vào nhận dạng đầu-cuối bằng học sâu, cải thiện độ phân giải thấp và sử dụng siêu mô hình ngôn ngữ lớn để khắc phục hạn chế của các hệ thống cũ. Tuy nhiên, ít nghiên cứu nào bóc tách số liệu cho riêng biển hai dòng phức tạp giống như ở Việt Nam.</w:t>
       </w:r>
     </w:p>
-    <w:bookmarkEnd w:id="61"/>
-    <w:bookmarkStart w:id="62" w:name="Xdcdaba5d17eb6019f138df7f0cfc9e0215fa299"/>
+    <w:bookmarkEnd w:id="62"/>
+    <w:bookmarkStart w:id="63" w:name="Xdcdaba5d17eb6019f138df7f0cfc9e0215fa299"/>
     <w:p>
       <w:pPr>
         <w:pStyle w:val="Heading3"/>
@@ -12331,8 +13012,8 @@
         <w:t xml:space="preserve">, phần lớn đánh giá trên tập tự thu thập không công khai — so sánh công bằng gần như bất khả thi.</w:t>
       </w:r>
     </w:p>
-    <w:bookmarkEnd w:id="62"/>
-    <w:bookmarkStart w:id="63" w:name="X793baa8b8b60194c62f469473e6e6c13ff092a4"/>
+    <w:bookmarkEnd w:id="63"/>
+    <w:bookmarkStart w:id="64" w:name="X793baa8b8b60194c62f469473e6e6c13ff092a4"/>
     <w:p>
       <w:pPr>
         <w:pStyle w:val="Heading3"/>
@@ -12381,8 +13062,8 @@
         <w:t xml:space="preserve">— cột giấy phép quyết định bộ nào dùng được cho đồ án này.</w:t>
       </w:r>
     </w:p>
-    <w:bookmarkEnd w:id="63"/>
-    <w:bookmarkStart w:id="64" w:name="X6f86383661c07099cd643dfc00f699085c75d97"/>
+    <w:bookmarkEnd w:id="64"/>
+    <w:bookmarkStart w:id="65" w:name="X6f86383661c07099cd643dfc00f699085c75d97"/>
     <w:p>
       <w:pPr>
         <w:pStyle w:val="Heading3"/>
@@ -12400,13 +13081,13 @@
           <w:b/>
           <w:bCs/>
         </w:rPr>
-        <w:t xml:space="preserve">Bảng 2.7.</w:t>
-      </w:r>
-      <w:r>
-        <w:t xml:space="preserve"> </w:t>
-      </w:r>
-      <w:r>
-        <w:t xml:space="preserve">Sáu khoảng trống nghiên cứu và cách đồ án lấp</w:t>
+        <w:t xml:space="preserve">Bảng 2.8.</w:t>
+      </w:r>
+      <w:r>
+        <w:t xml:space="preserve"> </w:t>
+      </w:r>
+      <w:r>
+        <w:t xml:space="preserve">Sáu khoảng trống nghiên cứu và cách nhóm thực hiện lấp</w:t>
       </w:r>
     </w:p>
     <w:tbl>
@@ -12454,7 +13135,7 @@
               <w:pStyle w:val="Compact"/>
             </w:pPr>
             <w:r>
-              <w:t xml:space="preserve">Cách đồ án lấp</w:t>
+              <w:t xml:space="preserve">Cách nhóm thực hiện lấp</w:t>
             </w:r>
           </w:p>
         </w:tc>
@@ -12500,7 +13181,7 @@
               <w:pStyle w:val="Compact"/>
             </w:pPr>
             <w:r>
-              <w:t xml:space="preserve">Đồ án báo cáo tách bạch hai con số này</w:t>
+              <w:t xml:space="preserve">Nhóm thực hiện báo cáo tách bạch hai con số này</w:t>
             </w:r>
           </w:p>
         </w:tc>
@@ -12854,10 +13535,10 @@
         <w:br w:type="page"/>
       </w:r>
     </w:p>
-    <w:bookmarkEnd w:id="64"/>
     <w:bookmarkEnd w:id="65"/>
     <w:bookmarkEnd w:id="66"/>
-    <w:bookmarkStart w:id="78" w:name="X122731ce55b7de1cf1ab1758a2a1be22565e72b"/>
+    <w:bookmarkEnd w:id="67"/>
+    <w:bookmarkStart w:id="79" w:name="X122731ce55b7de1cf1ab1758a2a1be22565e72b"/>
     <w:p>
       <w:pPr>
         <w:pStyle w:val="Heading1"/>
@@ -12866,7 +13547,7 @@
         <w:t xml:space="preserve">CHƯƠNG 3. KHẢO SÁT CÔNG NGHỆ VÀ LỰA CHỌN MÔ HÌNH</w:t>
       </w:r>
     </w:p>
-    <w:bookmarkStart w:id="69" w:name="X5ef0f83cb669d2b19d3e2c053ad10fe645da821"/>
+    <w:bookmarkStart w:id="70" w:name="X5ef0f83cb669d2b19d3e2c053ad10fe645da821"/>
     <w:p>
       <w:pPr>
         <w:pStyle w:val="Heading2"/>
@@ -12896,7 +13577,7 @@
         <w:t xml:space="preserve">. Khi bằng chứng không đủ phân định, mục này nói rõ là không đủ.</w:t>
       </w:r>
     </w:p>
-    <w:bookmarkStart w:id="67" w:name="Xc7dcaa984b1153a4ace9dc28dd51643c2005f02"/>
+    <w:bookmarkStart w:id="68" w:name="Xc7dcaa984b1153a4ace9dc28dd51643c2005f02"/>
     <w:p>
       <w:pPr>
         <w:pStyle w:val="Heading3"/>
@@ -13172,8 +13853,8 @@
         </w:tc>
       </w:tr>
     </w:tbl>
-    <w:bookmarkEnd w:id="67"/>
-    <w:bookmarkStart w:id="68" w:name="X5e4bc93c9038f0a5098742e3c343c052c22816b"/>
+    <w:bookmarkEnd w:id="68"/>
+    <w:bookmarkStart w:id="69" w:name="X5e4bc93c9038f0a5098742e3c343c052c22816b"/>
     <w:p>
       <w:pPr>
         <w:pStyle w:val="Heading3"/>
@@ -13627,9 +14308,9 @@
         <w:t xml:space="preserve">(một runtime duy nhất cho cả hai mô hình, tránh xung đột hai framework học sâu), không nhờ số liệu tốc độ tự đo.</w:t>
       </w:r>
     </w:p>
-    <w:bookmarkEnd w:id="68"/>
     <w:bookmarkEnd w:id="69"/>
-    <w:bookmarkStart w:id="70" w:name="Xeecb8a25001cda40ffe8a73859c392ea5dbae65"/>
+    <w:bookmarkEnd w:id="70"/>
+    <w:bookmarkStart w:id="71" w:name="Xeecb8a25001cda40ffe8a73859c392ea5dbae65"/>
     <w:p>
       <w:pPr>
         <w:pStyle w:val="Heading2"/>
@@ -13671,8 +14352,8 @@
         <w:t xml:space="preserve">. Họ two-stage (Faster R-CNN, Mask R-CNN) loại từ đầu vì chi phí tính toán không hợp ràng buộc CPU.</w:t>
       </w:r>
     </w:p>
-    <w:bookmarkEnd w:id="70"/>
-    <w:bookmarkStart w:id="74" w:name="X90ba90ca2d0a22af141adbecd00edd6c888f388"/>
+    <w:bookmarkEnd w:id="71"/>
+    <w:bookmarkStart w:id="75" w:name="X90ba90ca2d0a22af141adbecd00edd6c888f388"/>
     <w:p>
       <w:pPr>
         <w:pStyle w:val="Heading2"/>
@@ -13734,7 +14415,7 @@
         <w:t xml:space="preserve">theo phép đo tự chạy (3.3.2).</w:t>
       </w:r>
     </w:p>
-    <w:bookmarkStart w:id="71" w:name="Xea446612f532d9362f141709b2cc32018d80e4a"/>
+    <w:bookmarkStart w:id="72" w:name="Xea446612f532d9362f141709b2cc32018d80e4a"/>
     <w:p>
       <w:pPr>
         <w:pStyle w:val="Heading3"/>
@@ -13761,8 +14442,8 @@
         <w:t xml:space="preserve">tám engine — PaddleOCR, EasyOCR, Tesseract, TrOCR, docTR, MMOCR, fast-plate-ocr và RapidOCR/OnnxTR.</w:t>
       </w:r>
     </w:p>
-    <w:bookmarkEnd w:id="71"/>
-    <w:bookmarkStart w:id="72" w:name="X555c9d4e7aae453c4af7e4d9c0c1c1c43f90f9b"/>
+    <w:bookmarkEnd w:id="72"/>
+    <w:bookmarkStart w:id="73" w:name="X555c9d4e7aae453c4af7e4d9c0c1c1c43f90f9b"/>
     <w:p>
       <w:pPr>
         <w:pStyle w:val="Heading3"/>
@@ -14156,8 +14837,8 @@
         <w:t xml:space="preserve">. Trích thì phải trích kèm baseline gốc.</w:t>
       </w:r>
     </w:p>
-    <w:bookmarkEnd w:id="72"/>
-    <w:bookmarkStart w:id="73" w:name="X912b2abee09efedb36a735715ac10a87cfbc4d7"/>
+    <w:bookmarkEnd w:id="73"/>
+    <w:bookmarkStart w:id="74" w:name="X912b2abee09efedb36a735715ac10a87cfbc4d7"/>
     <w:p>
       <w:pPr>
         <w:pStyle w:val="Heading3"/>
@@ -15850,9 +16531,9 @@
         <w:t xml:space="preserve">; một hệ thống thiết kế quanh EasyOCR, với tiền xử lý riêng của nó, có thể cho số khác.</w:t>
       </w:r>
     </w:p>
-    <w:bookmarkEnd w:id="73"/>
     <w:bookmarkEnd w:id="74"/>
-    <w:bookmarkStart w:id="75" w:name="Xa3167148868a56ec188c1051f156e958982c3ad"/>
+    <w:bookmarkEnd w:id="75"/>
+    <w:bookmarkStart w:id="76" w:name="Xa3167148868a56ec188c1051f156e958982c3ad"/>
     <w:p>
       <w:pPr>
         <w:pStyle w:val="Heading2"/>
@@ -15973,8 +16654,8 @@
         <w:t xml:space="preserve">và không được trích dẫn dưới bất kỳ hình thức nào.</w:t>
       </w:r>
     </w:p>
-    <w:bookmarkEnd w:id="75"/>
-    <w:bookmarkStart w:id="76" w:name="X106f88d43395bcae60e29e787f7593ff2731be8"/>
+    <w:bookmarkEnd w:id="76"/>
+    <w:bookmarkStart w:id="77" w:name="X106f88d43395bcae60e29e787f7593ff2731be8"/>
     <w:p>
       <w:pPr>
         <w:pStyle w:val="Heading2"/>
@@ -16538,8 +17219,8 @@
         </w:tc>
       </w:tr>
     </w:tbl>
-    <w:bookmarkEnd w:id="76"/>
-    <w:bookmarkStart w:id="77" w:name="Xfc8efa2e7d31d7e0d9f2a6adb182dde9ef532b1"/>
+    <w:bookmarkEnd w:id="77"/>
+    <w:bookmarkStart w:id="78" w:name="Xfc8efa2e7d31d7e0d9f2a6adb182dde9ef532b1"/>
     <w:p>
       <w:pPr>
         <w:pStyle w:val="Heading2"/>
@@ -16675,9 +17356,9 @@
         <w:br w:type="page"/>
       </w:r>
     </w:p>
-    <w:bookmarkEnd w:id="77"/>
     <w:bookmarkEnd w:id="78"/>
-    <w:bookmarkStart w:id="134" w:name="chương-4-thiết-kế-và-cài-đặt-hệ-thống"/>
+    <w:bookmarkEnd w:id="79"/>
+    <w:bookmarkStart w:id="135" w:name="chương-4-thiết-kế-và-cài-đặt-hệ-thống"/>
     <w:p>
       <w:pPr>
         <w:pStyle w:val="Heading1"/>
@@ -16777,7 +17458,7 @@
         </w:pict>
       </w:r>
     </w:p>
-    <w:bookmarkStart w:id="83" w:name="Xdd2df60092a13133cb54ccab0399760f69750bc"/>
+    <w:bookmarkStart w:id="84" w:name="Xdd2df60092a13133cb54ccab0399760f69750bc"/>
     <w:p>
       <w:pPr>
         <w:pStyle w:val="Heading2"/>
@@ -16786,7 +17467,7 @@
         <w:t xml:space="preserve">4.1. Phân tích yêu cầu</w:t>
       </w:r>
     </w:p>
-    <w:bookmarkStart w:id="79" w:name="X4a2fbec5443bd6ab6dba5ce8dbe182d679199d9"/>
+    <w:bookmarkStart w:id="80" w:name="X4a2fbec5443bd6ab6dba5ce8dbe182d679199d9"/>
     <w:p>
       <w:pPr>
         <w:pStyle w:val="Heading3"/>
@@ -16952,7 +17633,7 @@
         <w:t xml:space="preserve">không phải dữ liệu Việt Nam</w:t>
       </w:r>
       <w:r>
-        <w:t xml:space="preserve">; đồ án chỉ dùng nó làm dẫn chứng định lượng rằng "biển hai dòng khó hơn" là sự kiện đo được, không phải cảm nhận.</w:t>
+        <w:t xml:space="preserve">; nhóm thực hiện chỉ dùng nó làm dẫn chứng định lượng rằng "biển hai dòng khó hơn" là sự kiện đo được, không phải cảm nhận.</w:t>
       </w:r>
     </w:p>
     <w:p>
@@ -17081,8 +17762,8 @@
         <w:t xml:space="preserve">.</w:t>
       </w:r>
     </w:p>
-    <w:bookmarkEnd w:id="79"/>
-    <w:bookmarkStart w:id="80" w:name="X8453178f37d24ca0e7f890cceaf29b33bf59aba"/>
+    <w:bookmarkEnd w:id="80"/>
+    <w:bookmarkStart w:id="81" w:name="X8453178f37d24ca0e7f890cceaf29b33bf59aba"/>
     <w:p>
       <w:pPr>
         <w:pStyle w:val="Heading3"/>
@@ -17099,8 +17780,8 @@
         <w:t xml:space="preserve">Ba use case chính — nhận dạng từ ảnh (UC-01), từ video (UC-02) và tra cứu lịch sử (UC-05) — đều được đặc tả theo cùng một khuôn: tác nhân, tiền điều kiện, luồng chính, luồng thay thế và hậu điều kiện.</w:t>
       </w:r>
     </w:p>
-    <w:bookmarkEnd w:id="80"/>
-    <w:bookmarkStart w:id="81" w:name="Xde10074f09182864b972de84b2bbed33fe9f013"/>
+    <w:bookmarkEnd w:id="81"/>
+    <w:bookmarkStart w:id="82" w:name="Xde10074f09182864b972de84b2bbed33fe9f013"/>
     <w:p>
       <w:pPr>
         <w:pStyle w:val="Heading3"/>
@@ -17257,8 +17938,8 @@
         <w:t xml:space="preserve">.</w:t>
       </w:r>
     </w:p>
-    <w:bookmarkEnd w:id="81"/>
-    <w:bookmarkStart w:id="82" w:name="X6a1b24e4b00a640d6048601420a607246ce88c1"/>
+    <w:bookmarkEnd w:id="82"/>
+    <w:bookmarkStart w:id="83" w:name="X6a1b24e4b00a640d6048601420a607246ce88c1"/>
     <w:p>
       <w:pPr>
         <w:pStyle w:val="Heading3"/>
@@ -17317,9 +17998,9 @@
         <w:t xml:space="preserve">; kết quả đối chiếu từng chỉ tiêu ở mục 5.7.</w:t>
       </w:r>
     </w:p>
-    <w:bookmarkEnd w:id="82"/>
     <w:bookmarkEnd w:id="83"/>
-    <w:bookmarkStart w:id="95" w:name="X294448b0ebbcecd971c47f7922938602c4faaee"/>
+    <w:bookmarkEnd w:id="84"/>
+    <w:bookmarkStart w:id="96" w:name="X294448b0ebbcecd971c47f7922938602c4faaee"/>
     <w:p>
       <w:pPr>
         <w:pStyle w:val="Heading2"/>
@@ -17328,7 +18009,7 @@
         <w:t xml:space="preserve">4.2. Kiến trúc hệ thống</w:t>
       </w:r>
     </w:p>
-    <w:bookmarkStart w:id="84" w:name="X4dc0aaf68e09e6d2b7e2e6ca45e78e1a0b0d88c"/>
+    <w:bookmarkStart w:id="85" w:name="X4dc0aaf68e09e6d2b7e2e6ca45e78e1a0b0d88c"/>
     <w:p>
       <w:pPr>
         <w:pStyle w:val="Heading3"/>
@@ -17519,8 +18200,8 @@
         <w:t xml:space="preserve">chứ không phải "chế độ dự phòng", nên đường chạy CPU là đường được kiểm thử thường xuyên nhất.</w:t>
       </w:r>
     </w:p>
-    <w:bookmarkEnd w:id="84"/>
-    <w:bookmarkStart w:id="88" w:name="X9994610575b2ff0da118733ce1e392cdd8a94a6"/>
+    <w:bookmarkEnd w:id="85"/>
+    <w:bookmarkStart w:id="89" w:name="X9994610575b2ff0da118733ce1e392cdd8a94a6"/>
     <w:p>
       <w:pPr>
         <w:pStyle w:val="Heading3"/>
@@ -17538,18 +18219,18 @@
           <wp:inline>
             <wp:extent cx="5334000" cy="5953125"/>
             <wp:effectExtent b="0" l="0" r="0" t="0"/>
-            <wp:docPr descr="" title="" id="86" name="Picture"/>
+            <wp:docPr descr="" title="" id="87" name="Picture"/>
             <a:graphic>
               <a:graphicData uri="http://schemas.openxmlformats.org/drawingml/2006/picture">
                 <pic:pic>
                   <pic:nvPicPr>
-                    <pic:cNvPr descr="figures/fig-ch4-02.png" id="87" name="Picture"/>
+                    <pic:cNvPr descr="figures/fig-ch4-02.png" id="88" name="Picture"/>
                     <pic:cNvPicPr>
                       <a:picLocks noChangeArrowheads="1" noChangeAspect="1"/>
                     </pic:cNvPicPr>
                   </pic:nvPicPr>
                   <pic:blipFill>
-                    <a:blip r:embed="rId85"/>
+                    <a:blip r:embed="rId86"/>
                     <a:stretch>
                       <a:fillRect/>
                     </a:stretch>
@@ -17792,8 +18473,8 @@
         <w:t xml:space="preserve">vẫn phục vụ và vẫn có kiểm thử tích hợp — phép thử ngoài dự kiến cho nguyên tắc phụ thuộc một chiều.</w:t>
       </w:r>
     </w:p>
-    <w:bookmarkEnd w:id="88"/>
-    <w:bookmarkStart w:id="89" w:name="X598a67f852386d1e6c5dc698300588158f3928e"/>
+    <w:bookmarkEnd w:id="89"/>
+    <w:bookmarkStart w:id="90" w:name="X598a67f852386d1e6c5dc698300588158f3928e"/>
     <w:p>
       <w:pPr>
         <w:pStyle w:val="Heading3"/>
@@ -17986,8 +18667,8 @@
         <w:t xml:space="preserve">còn đang hoạt động.</w:t>
       </w:r>
     </w:p>
-    <w:bookmarkEnd w:id="89"/>
-    <w:bookmarkStart w:id="93" w:name="Xa62b0cc7074c261b10a88eca3c36a102e21f772"/>
+    <w:bookmarkEnd w:id="90"/>
+    <w:bookmarkStart w:id="94" w:name="Xa62b0cc7074c261b10a88eca3c36a102e21f772"/>
     <w:p>
       <w:pPr>
         <w:pStyle w:val="Heading3"/>
@@ -18005,18 +18686,18 @@
           <wp:inline>
             <wp:extent cx="5334000" cy="401410"/>
             <wp:effectExtent b="0" l="0" r="0" t="0"/>
-            <wp:docPr descr="" title="" id="91" name="Picture"/>
+            <wp:docPr descr="" title="" id="92" name="Picture"/>
             <a:graphic>
               <a:graphicData uri="http://schemas.openxmlformats.org/drawingml/2006/picture">
                 <pic:pic>
                   <pic:nvPicPr>
-                    <pic:cNvPr descr="figures/fig-ch4-03.png" id="92" name="Picture"/>
+                    <pic:cNvPr descr="figures/fig-ch4-03.png" id="93" name="Picture"/>
                     <pic:cNvPicPr>
                       <a:picLocks noChangeArrowheads="1" noChangeAspect="1"/>
                     </pic:cNvPicPr>
                   </pic:nvPicPr>
                   <pic:blipFill>
-                    <a:blip r:embed="rId90"/>
+                    <a:blip r:embed="rId91"/>
                     <a:stretch>
                       <a:fillRect/>
                     </a:stretch>
@@ -18114,8 +18795,8 @@
         <w:t xml:space="preserve">— mỗi nửa lúc này là một dòng ngang đúng giả định của bộ OCR (cài đặt ở 4.6.4).</w:t>
       </w:r>
     </w:p>
-    <w:bookmarkEnd w:id="93"/>
-    <w:bookmarkStart w:id="94" w:name="Xe607c266f1c40cd4edfd0273ec71737bb7ea2c4"/>
+    <w:bookmarkEnd w:id="94"/>
+    <w:bookmarkStart w:id="95" w:name="Xe607c266f1c40cd4edfd0273ec71737bb7ea2c4"/>
     <w:p>
       <w:pPr>
         <w:pStyle w:val="Heading3"/>
@@ -18273,9 +18954,9 @@
         </w:pict>
       </w:r>
     </w:p>
-    <w:bookmarkEnd w:id="94"/>
     <w:bookmarkEnd w:id="95"/>
-    <w:bookmarkStart w:id="98" w:name="X9ad8804871c144315aedff41a1e47b29c356da8"/>
+    <w:bookmarkEnd w:id="96"/>
+    <w:bookmarkStart w:id="99" w:name="X9ad8804871c144315aedff41a1e47b29c356da8"/>
     <w:p>
       <w:pPr>
         <w:pStyle w:val="Heading2"/>
@@ -18284,7 +18965,7 @@
         <w:t xml:space="preserve">4.3. Môi trường và công cụ phát triển</w:t>
       </w:r>
     </w:p>
-    <w:bookmarkStart w:id="96" w:name="Xdf645f9e866f6e8933d5a88fe66b8e9c461ae0d"/>
+    <w:bookmarkStart w:id="97" w:name="Xdf645f9e866f6e8933d5a88fe66b8e9c461ae0d"/>
     <w:p>
       <w:pPr>
         <w:pStyle w:val="Heading3"/>
@@ -18434,8 +19115,8 @@
         <w:t xml:space="preserve">(đối chiếu NFR-P1 ở 4.10).</w:t>
       </w:r>
     </w:p>
-    <w:bookmarkEnd w:id="96"/>
-    <w:bookmarkStart w:id="97" w:name="X628b8d5be97df57d888351ef65426521cc330e8"/>
+    <w:bookmarkEnd w:id="97"/>
+    <w:bookmarkStart w:id="98" w:name="X628b8d5be97df57d888351ef65426521cc330e8"/>
     <w:p>
       <w:pPr>
         <w:pStyle w:val="Heading3"/>
@@ -18449,7 +19130,7 @@
         <w:pStyle w:val="FirstParagraph"/>
       </w:pPr>
       <w:r>
-        <w:t xml:space="preserve">Đồ án dùng</w:t>
+        <w:t xml:space="preserve">Nhóm thực hiện dùng</w:t>
       </w:r>
       <w:r>
         <w:t xml:space="preserve"> </w:t>
@@ -18580,9 +19261,9 @@
         </w:pict>
       </w:r>
     </w:p>
-    <w:bookmarkEnd w:id="97"/>
     <w:bookmarkEnd w:id="98"/>
-    <w:bookmarkStart w:id="105" w:name="Xac54ff02a53f997684ad1e9bce3420d5c1dcce8"/>
+    <w:bookmarkEnd w:id="99"/>
+    <w:bookmarkStart w:id="106" w:name="Xac54ff02a53f997684ad1e9bce3420d5c1dcce8"/>
     <w:p>
       <w:pPr>
         <w:pStyle w:val="Heading2"/>
@@ -18591,7 +19272,7 @@
         <w:t xml:space="preserve">4.4. Xây dựng bộ dữ liệu</w:t>
       </w:r>
     </w:p>
-    <w:bookmarkStart w:id="102" w:name="X10372397a07299bcedbd16e1e8c0d9876b02fca"/>
+    <w:bookmarkStart w:id="103" w:name="X10372397a07299bcedbd16e1e8c0d9876b02fca"/>
     <w:p>
       <w:pPr>
         <w:pStyle w:val="Heading3"/>
@@ -18609,18 +19290,18 @@
           <wp:inline>
             <wp:extent cx="5334000" cy="802821"/>
             <wp:effectExtent b="0" l="0" r="0" t="0"/>
-            <wp:docPr descr="" title="" id="100" name="Picture"/>
+            <wp:docPr descr="" title="" id="101" name="Picture"/>
             <a:graphic>
               <a:graphicData uri="http://schemas.openxmlformats.org/drawingml/2006/picture">
                 <pic:pic>
                   <pic:nvPicPr>
-                    <pic:cNvPr descr="figures/fig-ch5-01.png" id="101" name="Picture"/>
+                    <pic:cNvPr descr="figures/fig-ch5-01.png" id="102" name="Picture"/>
                     <pic:cNvPicPr>
                       <a:picLocks noChangeArrowheads="1" noChangeAspect="1"/>
                     </pic:cNvPicPr>
                   </pic:nvPicPr>
                   <pic:blipFill>
-                    <a:blip r:embed="rId99"/>
+                    <a:blip r:embed="rId100"/>
                     <a:stretch>
                       <a:fillRect/>
                     </a:stretch>
@@ -19543,8 +20224,8 @@
         <w:t xml:space="preserve">.</w:t>
       </w:r>
     </w:p>
-    <w:bookmarkEnd w:id="102"/>
-    <w:bookmarkStart w:id="103" w:name="Xeadb8e04562d82f27ad2d5aed87da1b79dc9c81"/>
+    <w:bookmarkEnd w:id="103"/>
+    <w:bookmarkStart w:id="104" w:name="Xeadb8e04562d82f27ad2d5aed87da1b79dc9c81"/>
     <w:p>
       <w:pPr>
         <w:pStyle w:val="Heading3"/>
@@ -19826,8 +20507,8 @@
         <w:t xml:space="preserve">nên bản trùng không bị xoá cũng không rò rỉ được.</w:t>
       </w:r>
     </w:p>
-    <w:bookmarkEnd w:id="103"/>
-    <w:bookmarkStart w:id="104" w:name="Xdce05db230522ce09cfab755ee7ad4def264fae"/>
+    <w:bookmarkEnd w:id="104"/>
+    <w:bookmarkStart w:id="105" w:name="Xdce05db230522ce09cfab755ee7ad4def264fae"/>
     <w:p>
       <w:pPr>
         <w:pStyle w:val="Heading3"/>
@@ -19953,7 +20634,7 @@
         <w:t xml:space="preserve">cấu trúc tần số thấp của toàn khung</w:t>
       </w:r>
       <w:r>
-        <w:t xml:space="preserve">, nên hai xe khác nhau qua cùng một camera có khoảng cách phash rất nhỏ vì 90% khung hình giống hệt. Đánh đổi không thoát được: ngưỡng thấp bỏ sót cặp cùng xe khác ngày; ngưỡng cao gộp nhầm hàng nghìn ảnh xe khác nhau cùng camera. Bộ v3 chia lại với gom nhóm ngưỡng cao hơn và kiểm độc lập ở ngưỡng 10, nhưng đồ án ghi nhận thẳng thắn:</w:t>
+        <w:t xml:space="preserve">, nên hai xe khác nhau qua cùng một camera có khoảng cách phash rất nhỏ vì 90% khung hình giống hệt. Đánh đổi không thoát được: ngưỡng thấp bỏ sót cặp cùng xe khác ngày; ngưỡng cao gộp nhầm hàng nghìn ảnh xe khác nhau cùng camera. Bộ v3 chia lại với gom nhóm ngưỡng cao hơn và kiểm độc lập ở ngưỡng 10, nhưng nhóm thực hiện ghi nhận thẳng thắn:</w:t>
       </w:r>
       <w:r>
         <w:t xml:space="preserve"> </w:t>
@@ -20012,9 +20693,9 @@
         </w:pict>
       </w:r>
     </w:p>
-    <w:bookmarkEnd w:id="104"/>
     <w:bookmarkEnd w:id="105"/>
-    <w:bookmarkStart w:id="112" w:name="X5751f16cbcdd604a4ad20994be454e70e9e3ac2"/>
+    <w:bookmarkEnd w:id="106"/>
+    <w:bookmarkStart w:id="113" w:name="X5751f16cbcdd604a4ad20994be454e70e9e3ac2"/>
     <w:p>
       <w:pPr>
         <w:pStyle w:val="Heading2"/>
@@ -20023,7 +20704,7 @@
         <w:t xml:space="preserve">4.5. Huấn luyện mô hình</w:t>
       </w:r>
     </w:p>
-    <w:bookmarkStart w:id="106" w:name="X0cbddce89ce44a1159ecadb59278b24d9324381"/>
+    <w:bookmarkStart w:id="107" w:name="X0cbddce89ce44a1159ecadb59278b24d9324381"/>
     <w:p>
       <w:pPr>
         <w:pStyle w:val="Heading3"/>
@@ -20224,8 +20905,8 @@
         <w:t xml:space="preserve">.</w:t>
       </w:r>
     </w:p>
-    <w:bookmarkEnd w:id="106"/>
-    <w:bookmarkStart w:id="110" w:name="X01c4b26f72ccf49b94be1f8ece537d0daf48679"/>
+    <w:bookmarkEnd w:id="107"/>
+    <w:bookmarkStart w:id="111" w:name="X01c4b26f72ccf49b94be1f8ece537d0daf48679"/>
     <w:p>
       <w:pPr>
         <w:pStyle w:val="Heading3"/>
@@ -20243,18 +20924,18 @@
           <wp:inline>
             <wp:extent cx="5334000" cy="2667000"/>
             <wp:effectExtent b="0" l="0" r="0" t="0"/>
-            <wp:docPr descr="" title="" id="108" name="Picture"/>
+            <wp:docPr descr="" title="" id="109" name="Picture"/>
             <a:graphic>
               <a:graphicData uri="http://schemas.openxmlformats.org/drawingml/2006/picture">
                 <pic:pic>
                   <pic:nvPicPr>
-                    <pic:cNvPr descr="figures/fig-train-curves.png" id="109" name="Picture"/>
+                    <pic:cNvPr descr="figures/fig-train-curves.png" id="110" name="Picture"/>
                     <pic:cNvPicPr>
                       <a:picLocks noChangeArrowheads="1" noChangeAspect="1"/>
                     </pic:cNvPicPr>
                   </pic:nvPicPr>
                   <pic:blipFill>
-                    <a:blip r:embed="rId107"/>
+                    <a:blip r:embed="rId108"/>
                     <a:stretch>
                       <a:fillRect/>
                     </a:stretch>
@@ -21386,8 +22067,8 @@
         </w:tc>
       </w:tr>
     </w:tbl>
-    <w:bookmarkEnd w:id="110"/>
-    <w:bookmarkStart w:id="111" w:name="X27018ce8da2d9a4367c4f8528db27b3539019b2"/>
+    <w:bookmarkEnd w:id="111"/>
+    <w:bookmarkStart w:id="112" w:name="X27018ce8da2d9a4367c4f8528db27b3539019b2"/>
     <w:p>
       <w:pPr>
         <w:pStyle w:val="Heading3"/>
@@ -21834,9 +22515,9 @@
         </w:tc>
       </w:tr>
     </w:tbl>
-    <w:bookmarkEnd w:id="111"/>
     <w:bookmarkEnd w:id="112"/>
-    <w:bookmarkStart w:id="123" w:name="X2723c2b72a3b0d2d07d276512c3a00f40195ccf"/>
+    <w:bookmarkEnd w:id="113"/>
+    <w:bookmarkStart w:id="124" w:name="X2723c2b72a3b0d2d07d276512c3a00f40195ccf"/>
     <w:p>
       <w:pPr>
         <w:pStyle w:val="Heading2"/>
@@ -21845,7 +22526,7 @@
         <w:t xml:space="preserve">4.6. Tầng AI — thiết kế và cài đặt</w:t>
       </w:r>
     </w:p>
-    <w:bookmarkStart w:id="113" w:name="X8f2e9f4f424038486564d3b55e25afda79a348e"/>
+    <w:bookmarkStart w:id="114" w:name="X8f2e9f4f424038486564d3b55e25afda79a348e"/>
     <w:p>
       <w:pPr>
         <w:pStyle w:val="Heading3"/>
@@ -21870,8 +22551,8 @@
         <w:t xml:space="preserve">Kiến trúc dựa trên ba lớp trừu tượng có hợp đồng thống nhất. Lớp phát hiện trả về danh sách vùng biển đã lọc ngưỡng và khử chồng lấn, trong đó danh sách rỗng là kết quả hợp lệ chứ không phải trạng thái lỗi. Lớp nhận dạng trả về chuỗi thô kèm độ tin cậy; việc sửa lỗi ký tự và kiểm tra hợp lệ không thuộc trách nhiệm của lớp này, và chính sự tách biệt đó cho phép định lượng đóng góp của khối hậu xử lý (mục 5.5.2). Lớp chuẩn hoá trả về cả chuỗi không hợp lệ, vì loại bỏ chúng sẽ làm mất đúng các trường hợp mà chương đánh giá cần thống kê. Hợp đồng chung là trả kết quả rỗng thay vì ném ngoại lệ, nhất quán với NFR-R2: không tìm thấy đối tượng và lỗi hệ thống là hai trạng thái khác nhau.</w:t>
       </w:r>
     </w:p>
-    <w:bookmarkEnd w:id="113"/>
-    <w:bookmarkStart w:id="114" w:name="X61948f5dafc748e162a2194ba2899fe42759fa7"/>
+    <w:bookmarkEnd w:id="114"/>
+    <w:bookmarkStart w:id="115" w:name="X61948f5dafc748e162a2194ba2899fe42759fa7"/>
     <w:p>
       <w:pPr>
         <w:pStyle w:val="Heading3"/>
@@ -21888,8 +22569,8 @@
         <w:t xml:space="preserve">Bộ phát hiện là lớp thích ứng mỏng bao quanh thư viện Ultralytics: không thành phần nào ngoài lớp này tiếp xúc với cấu trúc dữ liệu nội bộ của thư viện. Phiên bản mô hình được ghim tường minh trong định danh mà lớp công bố, để mọi kết quả đo truy được về đúng bộ trọng số và việc nâng cấp thư viện không thay đổi ngầm mô hình đứng sau một kết quả đã công bố. Trọng số nạp ngay khi khởi tạo, nên lỗi thiếu tệp bộc lộ lúc khởi động thay vì lúc phục vụ yêu cầu đầu tiên. Lớp chấp nhận cả tệp trọng số đơn lẻ lẫn thư mục mô hình đã tối ưu cho CPU, do giới hạn ở một dạng sẽ loại bỏ cấu hình suy luận nhanh nhất trên phần cứng mục tiêu. Mọi hộp bao được kẹp về biên ảnh và hộp suy biến bị loại, nên tầng trên không nhận toạ độ ngoài khung.</w:t>
       </w:r>
     </w:p>
-    <w:bookmarkEnd w:id="114"/>
-    <w:bookmarkStart w:id="115" w:name="X03f9a9d7d06ebda640a1b42f13787f9521854b2"/>
+    <w:bookmarkEnd w:id="115"/>
+    <w:bookmarkStart w:id="116" w:name="X03f9a9d7d06ebda640a1b42f13787f9521854b2"/>
     <w:p>
       <w:pPr>
         <w:pStyle w:val="Heading3"/>
@@ -21914,8 +22595,8 @@
         <w:t xml:space="preserve">Cần lưu ý một giới hạn kỹ thuật ảnh hưởng trực tiếp đến hiệu năng: trên nền tảng mục tiêu, thư viện nhận dạng không cho phép kích hoạt backend tăng tốc oneDNN do khiếm khuyết phía thư viện, nên backend này bị vô hiệu hoá bằng một hằng số cấu hình có tài liệu kèm theo. Đây là tham số hiệu năng chứ không phải tham số độ chính xác, và giải thích một phần kết quả NFR-P1 ở mục 5.6: một hướng tăng tốc suy luận CPU thông dụng hiện không khả dụng vì lý do nằm ngoài phạm vi kiểm soát của đồ án.</w:t>
       </w:r>
     </w:p>
-    <w:bookmarkEnd w:id="115"/>
-    <w:bookmarkStart w:id="116" w:name="Xecb9669243307f1f2048491dcfb51f6ac2a2438"/>
+    <w:bookmarkEnd w:id="116"/>
+    <w:bookmarkStart w:id="117" w:name="Xecb9669243307f1f2048491dcfb51f6ac2a2438"/>
     <w:p>
       <w:pPr>
         <w:pStyle w:val="Heading3"/>
@@ -22145,8 +22826,8 @@
         <w:t xml:space="preserve">Kịch bản sinh các chỉ số NFR-A4 đến NFR-A7 ban đầu gọi trực tiếp bộ nhận dạng và bộ chuẩn hoá thay vì đi qua tầng điều phối, khiến logic đặt tại tầng điều phối không được phản ánh trong số liệu công bố. Biện pháp khắc phục là tách bước phục hồi thành hàm độc lập cấp mô-đun để cả đường chạy sản phẩm lẫn công cụ đo cùng gọi một cài đặt. Bài học vượt ra ngoài phạm vi biển hai dòng: một công cụ đo đi tắt qua tầng điều phối sẽ đo một hệ thống khác với hệ thống được bàn giao. Cần lưu ý biện pháp này về sau vẫn chưa đủ — cùng loại sai lệch đã tái diễn, phân tích tại mục 5.5.6.</w:t>
       </w:r>
     </w:p>
-    <w:bookmarkEnd w:id="116"/>
-    <w:bookmarkStart w:id="120" w:name="Xebbd36b0ec83d4edb524cb4a83c5b0df31518e5"/>
+    <w:bookmarkEnd w:id="117"/>
+    <w:bookmarkStart w:id="121" w:name="Xebbd36b0ec83d4edb524cb4a83c5b0df31518e5"/>
     <w:p>
       <w:pPr>
         <w:pStyle w:val="Heading3"/>
@@ -22160,7 +22841,7 @@
         <w:pStyle w:val="FirstParagraph"/>
       </w:pPr>
       <w:r>
-        <w:t xml:space="preserve">Bộ phát hiện và bộ nhận dạng đều dùng mô hình có sẵn; khối hậu xử lý là thành phần do đồ án tự thiết kế và là đóng góp kỹ thuật chính. Khối tuân ba nguyên tắc: thuần khiết về mặt hàm số, không vào/ra và không giữ trạng thái toàn cục khả biến; biểu thức chính quy sinh tự động từ các tập ký tự thay vì viết tay, loại trừ khả năng mẫu lệch khỏi bảng dữ liệu mà nó mã hoá; mọi lớp ký tự là hằng số có tên.</w:t>
+        <w:t xml:space="preserve">Bộ phát hiện và bộ nhận dạng đều dùng mô hình có sẵn; khối hậu xử lý là thành phần do nhóm thực hiện tự thiết kế và là đóng góp kỹ thuật chính. Khối tuân ba nguyên tắc: thuần khiết về mặt hàm số, không vào/ra và không giữ trạng thái toàn cục khả biến; biểu thức chính quy sinh tự động từ các tập ký tự thay vì viết tay, loại trừ khả năng mẫu lệch khỏi bảng dữ liệu mà nó mã hoá; mọi lớp ký tự là hằng số có tên.</w:t>
       </w:r>
     </w:p>
     <w:p>
@@ -22665,18 +23346,18 @@
           <wp:inline>
             <wp:extent cx="5334000" cy="1217839"/>
             <wp:effectExtent b="0" l="0" r="0" t="0"/>
-            <wp:docPr descr="" title="" id="118" name="Picture"/>
+            <wp:docPr descr="" title="" id="119" name="Picture"/>
             <a:graphic>
               <a:graphicData uri="http://schemas.openxmlformats.org/drawingml/2006/picture">
                 <pic:pic>
                   <pic:nvPicPr>
-                    <pic:cNvPr descr="figures/fig-ch5-03.png" id="119" name="Picture"/>
+                    <pic:cNvPr descr="figures/fig-ch5-03.png" id="120" name="Picture"/>
                     <pic:cNvPicPr>
                       <a:picLocks noChangeArrowheads="1" noChangeAspect="1"/>
                     </pic:cNvPicPr>
                   </pic:nvPicPr>
                   <pic:blipFill>
-                    <a:blip r:embed="rId117"/>
+                    <a:blip r:embed="rId118"/>
                     <a:stretch>
                       <a:fillRect/>
                     </a:stretch>
@@ -22747,8 +23428,8 @@
         <w:t xml:space="preserve">Số dòng bằng một chứng minh chuỗi thuộc biển ô tô, do biển xe máy luôn hai dòng; ngược lại, số dòng bằng hai không chứng minh gì vì biển ô tô loại ngắn cũng hai dòng. Trong trường hợp thứ hai, hệ thống giữ cờ nhập nhằng và trả về tập ứng viên thay vì suy đoán kết luận mà dữ liệu đầu vào không chứa. Thứ tự kiểm tra các mẫu sắp xếp theo mức đặc trưng giảm dần, trong đó biển quân đội đặt cuối vì đây là trường hợp nhận dạng nhằm loại trừ: chuỗi khớp mẫu biển quân đội không bao giờ được báo cáo là biển dân sự hợp lệ.</w:t>
       </w:r>
     </w:p>
-    <w:bookmarkEnd w:id="120"/>
-    <w:bookmarkStart w:id="121" w:name="X06535ee60305f4bfc56176873a133735766662c"/>
+    <w:bookmarkEnd w:id="121"/>
+    <w:bookmarkStart w:id="122" w:name="X06535ee60305f4bfc56176873a133735766662c"/>
     <w:p>
       <w:pPr>
         <w:pStyle w:val="Heading3"/>
@@ -22773,8 +23454,8 @@
         <w:t xml:space="preserve">Chính sách xử lý lỗi phân tầng theo mức ảnh hưởng: ảnh không chứa biển số trả kết quả rỗng; lỗi nhận dạng trên một biển chỉ vô hiệu hoá biển đó, các biển còn lại vẫn được xử lý; lỗi ở bộ phát hiện làm dừng toàn bộ yêu cầu; lỗi chuẩn hoá giữ nguyên kết quả thô. Thao tác cắt ảnh kẹp toạ độ lần thứ hai dù lớp phát hiện đã bảo đảm, vì cắt ảnh là nơi duy nhất mà sai lệch một đơn vị tạo mảng rỗng không kèm cảnh báo; ảnh cắt được tạo dưới dạng bản sao thay vì khung nhìn, tránh giữ toàn bộ khung hình gốc trong bộ nhớ khi xử lý video.</w:t>
       </w:r>
     </w:p>
-    <w:bookmarkEnd w:id="121"/>
-    <w:bookmarkStart w:id="122" w:name="Xa5250e84f67b276a97dbc7da4f388101ff43384"/>
+    <w:bookmarkEnd w:id="122"/>
+    <w:bookmarkStart w:id="123" w:name="Xa5250e84f67b276a97dbc7da4f388101ff43384"/>
     <w:p>
       <w:pPr>
         <w:pStyle w:val="Heading3"/>
@@ -23208,9 +23889,9 @@
         <w:t xml:space="preserve">Cần lưu ý thêm rằng toàn bộ ảnh của bộ dữ liệu này đã bị biến đổi tỉ lệ về khung vuông trước khi công bố, nên bộ không dùng được để đánh giá độ chính xác nhận dạng ký tự — phép biến đổi phá huỷ tỉ lệ khung hình mà thuật toán ước lượng số dòng dựa vào. Màu nền không chịu ảnh hưởng, do đó bộ dữ liệu chỉ được dùng cho đúng câu hỏi về màu sắc.</w:t>
       </w:r>
     </w:p>
-    <w:bookmarkEnd w:id="122"/>
     <w:bookmarkEnd w:id="123"/>
-    <w:bookmarkStart w:id="128" w:name="X8aef48742467ddac0644d900d3acf00a24f1b66"/>
+    <w:bookmarkEnd w:id="124"/>
+    <w:bookmarkStart w:id="129" w:name="X8aef48742467ddac0644d900d3acf00a24f1b66"/>
     <w:p>
       <w:pPr>
         <w:pStyle w:val="Heading2"/>
@@ -23219,7 +23900,7 @@
         <w:t xml:space="preserve">4.7. Backend và cơ sở dữ liệu</w:t>
       </w:r>
     </w:p>
-    <w:bookmarkStart w:id="124" w:name="Xe560b8397332a19c15b4817024d50105975592c"/>
+    <w:bookmarkStart w:id="125" w:name="Xe560b8397332a19c15b4817024d50105975592c"/>
     <w:p>
       <w:pPr>
         <w:pStyle w:val="Heading3"/>
@@ -23260,8 +23941,8 @@
         <w:t xml:space="preserve">Cần lưu ý rằng phần lớn sự cố gặp phải trong quá trình cài đặt nằm ở ranh giới giữa mã nguồn và môi trường thực thi — nguồn cấu hình, tầng lưu trữ và bảng mã đầu ra — và đều vượt qua được kiểm thử đơn vị. Đây là lập luận thực nghiệm cho yêu cầu bộ kiểm thử phải bao gồm kiểm thử tích hợp chạy trên đường dẫn thật, chứ không chỉ kiểm thử đơn vị với thành phần giả lập.</w:t>
       </w:r>
     </w:p>
-    <w:bookmarkEnd w:id="124"/>
-    <w:bookmarkStart w:id="125" w:name="Xa08c13edcacee7c56ea1753a17abd51052d554f"/>
+    <w:bookmarkEnd w:id="125"/>
+    <w:bookmarkStart w:id="126" w:name="Xa08c13edcacee7c56ea1753a17abd51052d554f"/>
     <w:p>
       <w:pPr>
         <w:pStyle w:val="Heading3"/>
@@ -23338,8 +24019,8 @@
         <w:t xml:space="preserve">Thứ nhất, chuỗi ký tự thô do bộ nhận dạng trả về và chuỗi đã qua chuẩn hoá được lưu song song trong hai cột riêng biệt. Đây là điều kiện cần để định lượng đóng góp của khối hậu xử lý: hiệu số giữa độ chính xác tính trên hai cột này chính là chỉ số NFR-A6 trừ NFR-A5 báo cáo ở mục 5.5.2. Thứ hai, hệ thống lưu số ký tự thuộc dòng trên của biển hai dòng, nhằm giải quyết một trường hợp nhập nhằng về nguyên tắc: chuỗi tám ký tự của biển hai dòng có thể được nhóm theo hai cách đều hợp lệ, và ranh giới giữa hai dòng — thông tin duy nhất phân định được — bị chính bước ghép ngang loại bỏ. Giá trị này thu được không tốn thêm chi phí tính toán vì bộ nhận dạng trả về một mảnh kết quả cho mỗi nửa ảnh.</w:t>
       </w:r>
     </w:p>
-    <w:bookmarkEnd w:id="125"/>
-    <w:bookmarkStart w:id="126" w:name="X77a52e3fd6cf35fc3afd19b3200b5b46b34c44d"/>
+    <w:bookmarkEnd w:id="126"/>
+    <w:bookmarkStart w:id="127" w:name="X77a52e3fd6cf35fc3afd19b3200b5b46b34c44d"/>
     <w:p>
       <w:pPr>
         <w:pStyle w:val="Heading3"/>
@@ -23377,8 +24058,8 @@
         <w:t xml:space="preserve">Bốn quyết định thiết kế đáng ghi nhận. Yêu cầu xử lý video trả về mã trạng thái chấp nhận thay vì mã thành công, do một video 60 giây cần khoảng 200 giây xử lý trên CPU và không client nào chờ được; mã chấp nhận phản ánh đúng ngữ nghĩa "đã tiếp nhận, đang xử lý". Trường hợp ảnh không chứa biển số trả về mã thành công kèm danh sách rỗng thay vì mã lỗi, vì kết quả nhận dạng vẫn tồn tại và là tập rỗng (NFR-R2); trả về mã lỗi sẽ loại toàn bộ trường hợp âm khỏi thống kê. Chức năng tìm kiếm đối chiếu đồng thời chuỗi đã chuẩn hoá và chuỗi thô, để người dùng nhớ dạng nào cũng tra được. Cuối cùng, hai chỉ số thống kê về số lượt và số biển số được trả về tách biệt, kèm mô tả tường minh trong tài liệu đặc tả nhằm ngăn việc gộp nhầm hai đại lượng đã phân tích tại mục 4.7.2a.</w:t>
       </w:r>
     </w:p>
-    <w:bookmarkEnd w:id="126"/>
-    <w:bookmarkStart w:id="127" w:name="Xee62035831bb2ad19a597748f6ce6331ba6d676"/>
+    <w:bookmarkEnd w:id="127"/>
+    <w:bookmarkStart w:id="128" w:name="Xee62035831bb2ad19a597748f6ce6331ba6d676"/>
     <w:p>
       <w:pPr>
         <w:pStyle w:val="Heading3"/>
@@ -23411,9 +24092,9 @@
         <w:t xml:space="preserve">Thiết kế hiện tại phân vai rõ ba đường ống. Đường ống thật thực hiện nhận dạng và báo trạng thái bình thường. Đường ống không khả dụng là phương án lùi mặc định: nó ném ngoại lệ và không sinh ra bất kỳ kết quả nào, đồng thời báo trạng thái suy giảm. Đường ống mô phỏng chỉ được kích hoạt khi người vận hành đặt biến môi trường tương ứng một cách tường minh. Khi thiếu trọng số, dịch vụ vẫn khởi động — một tiến trình từ chối khởi động không truyền đạt được nguyên nhân — nhưng mỗi yêu cầu đều trả về lỗi rõ ràng. Nguyên tắc rút ra: một phương án lùi phải thất bại rõ ràng và quan sát được, thay vì thay thế thất bại bằng dữ liệu thiếu cơ sở.</w:t>
       </w:r>
     </w:p>
-    <w:bookmarkEnd w:id="127"/>
     <w:bookmarkEnd w:id="128"/>
-    <w:bookmarkStart w:id="131" w:name="X3a8d61a51575a0ea03bbef8c366606d753c4f55"/>
+    <w:bookmarkEnd w:id="129"/>
+    <w:bookmarkStart w:id="132" w:name="X3a8d61a51575a0ea03bbef8c366606d753c4f55"/>
     <w:p>
       <w:pPr>
         <w:pStyle w:val="Heading2"/>
@@ -23422,7 +24103,7 @@
         <w:t xml:space="preserve">4.8. Giao diện người dùng</w:t>
       </w:r>
     </w:p>
-    <w:bookmarkStart w:id="129" w:name="X7b302496a670cbc0c6eec45b7ec07057c064342"/>
+    <w:bookmarkStart w:id="130" w:name="X7b302496a670cbc0c6eec45b7ec07057c064342"/>
     <w:p>
       <w:pPr>
         <w:pStyle w:val="Heading3"/>
@@ -23455,8 +24136,8 @@
         <w:t xml:space="preserve">Cần lưu ý rằng thiết kế ban đầu có năm màn hình. Màn hình nhận dạng thời gian thực và màn hình tổng quan đã được đưa ra khỏi phạm vi trong hai đợt thu gọn ngày 20/07/2026, kéo theo bốn yêu cầu chức năng chuyển sang mức không thực hiện — trong đó có một yêu cầu ở mức bắt buộc, được nêu rõ tại mục 6.2. Các điểm cuối tương ứng ở phía máy chủ vẫn hoạt động và vẫn có kiểm thử tích hợp; điều bị loại bỏ là hàm gọi phía giao diện, không phải bản thân điểm cuối.</w:t>
       </w:r>
     </w:p>
-    <w:bookmarkEnd w:id="129"/>
-    <w:bookmarkStart w:id="130" w:name="X40f085077cc6223c852a0f9c43ce8fecaa551db"/>
+    <w:bookmarkEnd w:id="130"/>
+    <w:bookmarkStart w:id="131" w:name="X40f085077cc6223c852a0f9c43ce8fecaa551db"/>
     <w:p>
       <w:pPr>
         <w:pStyle w:val="Heading3"/>
@@ -23489,9 +24170,9 @@
         <w:t xml:space="preserve">Một nguyên tắc thiết kế đáng ghi nhận thuộc về client nhận dạng thời gian thực. Do tốc độ suy luận trên CPU chỉ đạt khoảng 5 khung hình mỗi giây, một vòng lặp gửi yêu cầu theo chu kỳ cố định sẽ khởi tạo yêu cầu mới trước khi yêu cầu trước đó hoàn tất, khiến hàng đợi tăng không giới hạn. Giải pháp là duy trì đúng một yêu cầu đang xử lý tại mỗi thời điểm; khung hình đến trong lúc kênh bận sẽ bị bỏ qua thay vì xếp hàng, do khung hình kế tiếp luôn cập nhật hơn khung hình bị bỏ. Màn hình tương ứng đã được đưa ra khỏi phạm vi, nhưng nguyên tắc này vẫn là khuyến nghị bắt buộc cho mọi client sử dụng điểm cuối nhận dạng theo khung hình.</w:t>
       </w:r>
     </w:p>
-    <w:bookmarkEnd w:id="130"/>
     <w:bookmarkEnd w:id="131"/>
-    <w:bookmarkStart w:id="132" w:name="X1fc81489b951e9c57ef27d947e1ca8b0c900527"/>
+    <w:bookmarkEnd w:id="132"/>
+    <w:bookmarkStart w:id="133" w:name="X1fc81489b951e9c57ef27d947e1ca8b0c900527"/>
     <w:p>
       <w:pPr>
         <w:pStyle w:val="Heading2"/>
@@ -23600,8 +24281,8 @@
         </w:pict>
       </w:r>
     </w:p>
-    <w:bookmarkEnd w:id="132"/>
-    <w:bookmarkStart w:id="133" w:name="Xa59943c68bf601f3119bb079a84c2b65642457f"/>
+    <w:bookmarkEnd w:id="133"/>
+    <w:bookmarkStart w:id="134" w:name="Xa59943c68bf601f3119bb079a84c2b65642457f"/>
     <w:p>
       <w:pPr>
         <w:pStyle w:val="Heading2"/>
@@ -24349,9 +25030,9 @@
         <w:br w:type="page"/>
       </w:r>
     </w:p>
-    <w:bookmarkEnd w:id="133"/>
     <w:bookmarkEnd w:id="134"/>
-    <w:bookmarkStart w:id="174" w:name="chương-5-thực-nghiệm-và-đánh-giá"/>
+    <w:bookmarkEnd w:id="135"/>
+    <w:bookmarkStart w:id="175" w:name="chương-5-thực-nghiệm-và-đánh-giá"/>
     <w:p>
       <w:pPr>
         <w:pStyle w:val="Heading1"/>
@@ -24401,7 +25082,7 @@
         </w:pict>
       </w:r>
     </w:p>
-    <w:bookmarkStart w:id="141" w:name="X615dfd631dc181525daf811d00c6861931eec12"/>
+    <w:bookmarkStart w:id="142" w:name="X615dfd631dc181525daf811d00c6861931eec12"/>
     <w:p>
       <w:pPr>
         <w:pStyle w:val="Heading2"/>
@@ -24410,7 +25091,7 @@
         <w:t xml:space="preserve">5.1. Mục tiêu và phương pháp đánh giá</w:t>
       </w:r>
     </w:p>
-    <w:bookmarkStart w:id="135" w:name="X864036be38679736247d4d73055ee91028133ef"/>
+    <w:bookmarkStart w:id="136" w:name="X864036be38679736247d4d73055ee91028133ef"/>
     <w:p>
       <w:pPr>
         <w:pStyle w:val="Heading3"/>
@@ -24523,8 +25204,8 @@
         <w:t xml:space="preserve">— yếu tố nào đe doạ tính hợp lệ của kết quả (5.9.3)? RQ3 và RQ5 lần lượt lượng hoá đóng góp của hậu xử lý và thay giả định bằng dữ liệu đo được.</w:t>
       </w:r>
     </w:p>
-    <w:bookmarkEnd w:id="135"/>
-    <w:bookmarkStart w:id="136" w:name="X3bfe8d88373921eb89de6934846fd7e39a10cdc"/>
+    <w:bookmarkEnd w:id="136"/>
+    <w:bookmarkStart w:id="137" w:name="X3bfe8d88373921eb89de6934846fd7e39a10cdc"/>
     <w:p>
       <w:pPr>
         <w:pStyle w:val="Heading3"/>
@@ -24733,8 +25414,8 @@
         <w:t xml:space="preserve">về độ khó tương đối của biển hai dòng, không bao giờ như mốc chuẩn phải vượt.</w:t>
       </w:r>
     </w:p>
-    <w:bookmarkEnd w:id="136"/>
-    <w:bookmarkStart w:id="140" w:name="Xae02105bda9855e41edaa9a7db070e9fd50916a"/>
+    <w:bookmarkEnd w:id="137"/>
+    <w:bookmarkStart w:id="141" w:name="Xae02105bda9855e41edaa9a7db070e9fd50916a"/>
     <w:p>
       <w:pPr>
         <w:pStyle w:val="Heading3"/>
@@ -24752,18 +25433,18 @@
           <wp:inline>
             <wp:extent cx="5334000" cy="6408964"/>
             <wp:effectExtent b="0" l="0" r="0" t="0"/>
-            <wp:docPr descr="" title="" id="138" name="Picture"/>
+            <wp:docPr descr="" title="" id="139" name="Picture"/>
             <a:graphic>
               <a:graphicData uri="http://schemas.openxmlformats.org/drawingml/2006/picture">
                 <pic:pic>
                   <pic:nvPicPr>
-                    <pic:cNvPr descr="figures/fig-ch6-01.png" id="139" name="Picture"/>
+                    <pic:cNvPr descr="figures/fig-ch6-01.png" id="140" name="Picture"/>
                     <pic:cNvPicPr>
                       <a:picLocks noChangeArrowheads="1" noChangeAspect="1"/>
                     </pic:cNvPicPr>
                   </pic:nvPicPr>
                   <pic:blipFill>
-                    <a:blip r:embed="rId137"/>
+                    <a:blip r:embed="rId138"/>
                     <a:stretch>
                       <a:fillRect/>
                     </a:stretch>
@@ -24888,9 +25569,9 @@
         </w:pict>
       </w:r>
     </w:p>
-    <w:bookmarkEnd w:id="140"/>
     <w:bookmarkEnd w:id="141"/>
-    <w:bookmarkStart w:id="143" w:name="Xe7177e3758cb04885136198f5ec08c059be0251"/>
+    <w:bookmarkEnd w:id="142"/>
+    <w:bookmarkStart w:id="144" w:name="Xe7177e3758cb04885136198f5ec08c059be0251"/>
     <w:p>
       <w:pPr>
         <w:pStyle w:val="Heading2"/>
@@ -25264,7 +25945,7 @@
         <w:t xml:space="preserve">9.1.1.</w:t>
       </w:r>
     </w:p>
-    <w:bookmarkStart w:id="142" w:name="X10f3b0080b6c50f359033e09c103a7e07045a1e"/>
+    <w:bookmarkStart w:id="143" w:name="X10f3b0080b6c50f359033e09c103a7e07045a1e"/>
     <w:p>
       <w:pPr>
         <w:pStyle w:val="Heading3"/>
@@ -25416,9 +26097,9 @@
         </w:pict>
       </w:r>
     </w:p>
-    <w:bookmarkEnd w:id="142"/>
     <w:bookmarkEnd w:id="143"/>
-    <w:bookmarkStart w:id="147" w:name="X150a776b7b29e2a1bc0ea6c751a61ccf1f70287"/>
+    <w:bookmarkEnd w:id="144"/>
+    <w:bookmarkStart w:id="148" w:name="X150a776b7b29e2a1bc0ea6c751a61ccf1f70287"/>
     <w:p>
       <w:pPr>
         <w:pStyle w:val="Heading2"/>
@@ -26313,7 +26994,7 @@
         <w:t xml:space="preserve">.</w:t>
       </w:r>
     </w:p>
-    <w:bookmarkStart w:id="144" w:name="X37856744f8da712b6ffe77e50fcee7fb2ddd38a"/>
+    <w:bookmarkStart w:id="145" w:name="X37856744f8da712b6ffe77e50fcee7fb2ddd38a"/>
     <w:p>
       <w:pPr>
         <w:pStyle w:val="Heading3"/>
@@ -26430,8 +27111,8 @@
         <w:t xml:space="preserve">, tách riêng cho tầng OCR.</w:t>
       </w:r>
     </w:p>
-    <w:bookmarkEnd w:id="144"/>
-    <w:bookmarkStart w:id="145" w:name="X69b9897776aec14f48f71402e4e072075d46038"/>
+    <w:bookmarkEnd w:id="145"/>
+    <w:bookmarkStart w:id="146" w:name="X69b9897776aec14f48f71402e4e072075d46038"/>
     <w:p>
       <w:pPr>
         <w:pStyle w:val="Heading3"/>
@@ -26814,8 +27495,8 @@
         <w:t xml:space="preserve">— mối đe doạ đầu tiên ở 5.9.3; mọi chỉ số ở 5.4 phải đọc kèm ghi chú này.</w:t>
       </w:r>
     </w:p>
-    <w:bookmarkEnd w:id="145"/>
-    <w:bookmarkStart w:id="146" w:name="Xc9e62eaec5d82f00157400cf45b9fcf1ad8a04f"/>
+    <w:bookmarkEnd w:id="146"/>
+    <w:bookmarkStart w:id="147" w:name="Xc9e62eaec5d82f00157400cf45b9fcf1ad8a04f"/>
     <w:p>
       <w:pPr>
         <w:pStyle w:val="Heading3"/>
@@ -26939,9 +27620,9 @@
         </w:pict>
       </w:r>
     </w:p>
-    <w:bookmarkEnd w:id="146"/>
     <w:bookmarkEnd w:id="147"/>
-    <w:bookmarkStart w:id="151" w:name="X33ae224c5020c26762908e1939d8b973623f32d"/>
+    <w:bookmarkEnd w:id="148"/>
+    <w:bookmarkStart w:id="152" w:name="X33ae224c5020c26762908e1939d8b973623f32d"/>
     <w:p>
       <w:pPr>
         <w:pStyle w:val="Heading2"/>
@@ -26995,7 +27676,7 @@
         <w:t xml:space="preserve">; tập test chưa từng dùng trong huấn luyện hay chọn epoch.</w:t>
       </w:r>
     </w:p>
-    <w:bookmarkStart w:id="148" w:name="X2b419d4dd42805933fda2d3f8ea8232ea8e61b9"/>
+    <w:bookmarkStart w:id="149" w:name="X2b419d4dd42805933fda2d3f8ea8232ea8e61b9"/>
     <w:p>
       <w:pPr>
         <w:pStyle w:val="Heading3"/>
@@ -27123,7 +27804,7 @@
         <w:t xml:space="preserve"> </w:t>
       </w:r>
       <w:r>
-        <w:t xml:space="preserve">tại ngưỡng confidence 0,25; đối chiếu ở Bảng 5.10. Ba lưu ý: (1)</w:t>
+        <w:t xml:space="preserve">tại ngưỡng confidence 0,25; đối chiếu ở Bảng 5.11. Ba lưu ý: (1)</w:t>
       </w:r>
       <w:r>
         <w:t xml:space="preserve"> </w:t>
@@ -27191,8 +27872,8 @@
         <w:t xml:space="preserve">.</w:t>
       </w:r>
     </w:p>
-    <w:bookmarkEnd w:id="148"/>
-    <w:bookmarkStart w:id="149" w:name="Xf35c86d7de5434c76646f1bcbee03703a9e0864"/>
+    <w:bookmarkEnd w:id="149"/>
+    <w:bookmarkStart w:id="150" w:name="Xf35c86d7de5434c76646f1bcbee03703a9e0864"/>
     <w:p>
       <w:pPr>
         <w:pStyle w:val="Heading3"/>
@@ -27547,8 +28228,8 @@
         </w:tc>
       </w:tr>
     </w:tbl>
-    <w:bookmarkEnd w:id="149"/>
-    <w:bookmarkStart w:id="150" w:name="Xeeb6c55a54a6556f1341931b00fc215842373c8"/>
+    <w:bookmarkEnd w:id="150"/>
+    <w:bookmarkStart w:id="151" w:name="Xeeb6c55a54a6556f1341931b00fc215842373c8"/>
     <w:p>
       <w:pPr>
         <w:pStyle w:val="Heading3"/>
@@ -28236,9 +28917,9 @@
         <w:t xml:space="preserve">Dòng đánh dấu (†) chỉ có 28 đối tượng, dưới ngưỡng 30 nên không có ý nghĩa thống kê và không được đưa vào so sánh. Dải được tính bằng diện tích hộp nhãn thật chia cho diện tích ảnh gốc; không hộp nào thiếu dải.</w:t>
       </w:r>
     </w:p>
-    <w:bookmarkEnd w:id="150"/>
     <w:bookmarkEnd w:id="151"/>
-    <w:bookmarkStart w:id="159" w:name="X89026af3ee529e68bbf717a4f7363365ab88538"/>
+    <w:bookmarkEnd w:id="152"/>
+    <w:bookmarkStart w:id="160" w:name="X89026af3ee529e68bbf717a4f7363365ab88538"/>
     <w:p>
       <w:pPr>
         <w:pStyle w:val="Heading2"/>
@@ -28294,7 +28975,7 @@
         <w:t xml:space="preserve">, không phải trên 1.514 ảnh test. Thiếu nhãn chuỗi cho phần lớn corpus là hạn chế thật, ghi ở 5.9.3.</w:t>
       </w:r>
     </w:p>
-    <w:bookmarkStart w:id="152" w:name="X75971c1e265691e3bccf68d57ddbcd167413727"/>
+    <w:bookmarkStart w:id="153" w:name="X75971c1e265691e3bccf68d57ddbcd167413727"/>
     <w:p>
       <w:pPr>
         <w:pStyle w:val="Heading3"/>
@@ -28396,8 +29077,8 @@
         <w:t xml:space="preserve">.</w:t>
       </w:r>
     </w:p>
-    <w:bookmarkEnd w:id="152"/>
-    <w:bookmarkStart w:id="153" w:name="Xf66a46c8f0f9d94960b05ec79e0724240f858b8"/>
+    <w:bookmarkEnd w:id="153"/>
+    <w:bookmarkStart w:id="154" w:name="Xf66a46c8f0f9d94960b05ec79e0724240f858b8"/>
     <w:p>
       <w:pPr>
         <w:pStyle w:val="Heading3"/>
@@ -29106,8 +29787,8 @@
         </w:tc>
       </w:tr>
     </w:tbl>
-    <w:bookmarkEnd w:id="153"/>
-    <w:bookmarkStart w:id="154" w:name="X548335d33a7ae2763b4e65d9e592194dd762e09"/>
+    <w:bookmarkEnd w:id="154"/>
+    <w:bookmarkStart w:id="155" w:name="X548335d33a7ae2763b4e65d9e592194dd762e09"/>
     <w:p>
       <w:pPr>
         <w:pStyle w:val="Heading3"/>
@@ -29645,8 +30326,8 @@
         <w:t xml:space="preserve">. Phần còn lại thuộc về năng lực nhận dạng ký tự, không phải khâu cắt, ghép hoặc hiệu chỉnh hình học.</w:t>
       </w:r>
     </w:p>
-    <w:bookmarkEnd w:id="154"/>
-    <w:bookmarkStart w:id="155" w:name="X81863552bf76fe7a516ae91438c661d453f4ac1"/>
+    <w:bookmarkEnd w:id="155"/>
+    <w:bookmarkStart w:id="156" w:name="X81863552bf76fe7a516ae91438c661d453f4ac1"/>
     <w:p>
       <w:pPr>
         <w:pStyle w:val="Heading3"/>
@@ -30361,8 +31042,8 @@
         </w:tc>
       </w:tr>
     </w:tbl>
-    <w:bookmarkEnd w:id="155"/>
-    <w:bookmarkStart w:id="156" w:name="X0e3f0e91ac27870705f3f778acaa65c15f09de2"/>
+    <w:bookmarkEnd w:id="156"/>
+    <w:bookmarkStart w:id="157" w:name="X0e3f0e91ac27870705f3f778acaa65c15f09de2"/>
     <w:p>
       <w:pPr>
         <w:pStyle w:val="Heading3"/>
@@ -30601,8 +31282,8 @@
         <w:t xml:space="preserve">= 0,9829, tương thích với 5.4.1. Muốn đo NFR-A7 đúng cách cần gán nhãn chuỗi cho một phân bố test có ảnh hiện trường — việc này chưa thực hiện.</w:t>
       </w:r>
     </w:p>
-    <w:bookmarkEnd w:id="156"/>
-    <w:bookmarkStart w:id="157" w:name="Xcc5db98296b367f0978b1310d1e9f4fc418c60f"/>
+    <w:bookmarkEnd w:id="157"/>
+    <w:bookmarkStart w:id="158" w:name="Xcc5db98296b367f0978b1310d1e9f4fc418c60f"/>
     <w:p>
       <w:pPr>
         <w:pStyle w:val="Heading3"/>
@@ -31225,8 +31906,8 @@
         <w:t xml:space="preserve">.</w:t>
       </w:r>
     </w:p>
-    <w:bookmarkEnd w:id="157"/>
-    <w:bookmarkStart w:id="158" w:name="X83a4063ca7053738346595d9e36bfe5762b6bbf"/>
+    <w:bookmarkEnd w:id="158"/>
+    <w:bookmarkStart w:id="159" w:name="X83a4063ca7053738346595d9e36bfe5762b6bbf"/>
     <w:p>
       <w:pPr>
         <w:pStyle w:val="Heading3"/>
@@ -31235,9 +31916,9 @@
         <w:t xml:space="preserve">5.5.7. Bậc thang thử-lại cho biển nghiêng/méo — chi phí, lợi ích và một quyết định tắt tính năng</w:t>
       </w:r>
     </w:p>
-    <w:bookmarkEnd w:id="158"/>
     <w:bookmarkEnd w:id="159"/>
-    <w:bookmarkStart w:id="166" w:name="X80f1806dda35f26f045f00afe70db30e7a77d2b"/>
+    <w:bookmarkEnd w:id="160"/>
+    <w:bookmarkStart w:id="167" w:name="X80f1806dda35f26f045f00afe70db30e7a77d2b"/>
     <w:p>
       <w:pPr>
         <w:pStyle w:val="Heading2"/>
@@ -31267,7 +31948,7 @@
         <w:t xml:space="preserve">.</w:t>
       </w:r>
     </w:p>
-    <w:bookmarkStart w:id="160" w:name="Xcfd917aca06ff17d6d7932dfdbc0aeee5513c38"/>
+    <w:bookmarkStart w:id="161" w:name="Xcfd917aca06ff17d6d7932dfdbc0aeee5513c38"/>
     <w:p>
       <w:pPr>
         <w:pStyle w:val="Heading3"/>
@@ -32019,8 +32700,8 @@
         <w:t xml:space="preserve">, đưa p95 về 1.143,10 ms.</w:t>
       </w:r>
     </w:p>
-    <w:bookmarkEnd w:id="160"/>
-    <w:bookmarkStart w:id="161" w:name="X464dfa7416d7b69ad75789fd50c67eaa400499a"/>
+    <w:bookmarkEnd w:id="161"/>
+    <w:bookmarkStart w:id="162" w:name="X464dfa7416d7b69ad75789fd50c67eaa400499a"/>
     <w:p>
       <w:pPr>
         <w:pStyle w:val="Heading3"/>
@@ -32763,8 +33444,8 @@
         <w:t xml:space="preserve">.</w:t>
       </w:r>
     </w:p>
-    <w:bookmarkEnd w:id="161"/>
-    <w:bookmarkStart w:id="162" w:name="Xe9f856f63bdf83ad71b099834b10cec621f4b69"/>
+    <w:bookmarkEnd w:id="162"/>
+    <w:bookmarkStart w:id="163" w:name="Xe9f856f63bdf83ad71b099834b10cec621f4b69"/>
     <w:p>
       <w:pPr>
         <w:pStyle w:val="Heading3"/>
@@ -33033,8 +33714,8 @@
         <w:t xml:space="preserve">huấn luyện trên tập ký tự hẹp — tiềm năng lớn nhất, tốn công nhất.</w:t>
       </w:r>
     </w:p>
-    <w:bookmarkEnd w:id="162"/>
-    <w:bookmarkStart w:id="163" w:name="Xa16846ff2631b69bf1ae5e24086a9e3dfbfd168"/>
+    <w:bookmarkEnd w:id="163"/>
+    <w:bookmarkStart w:id="164" w:name="Xa16846ff2631b69bf1ae5e24086a9e3dfbfd168"/>
     <w:p>
       <w:pPr>
         <w:pStyle w:val="Heading3"/>
@@ -33209,8 +33890,8 @@
         <w:t xml:space="preserve">.</w:t>
       </w:r>
     </w:p>
-    <w:bookmarkEnd w:id="163"/>
-    <w:bookmarkStart w:id="164" w:name="X16b4eaa49758ce901c811cabf4d14d88e7a2bfd"/>
+    <w:bookmarkEnd w:id="164"/>
+    <w:bookmarkStart w:id="165" w:name="X16b4eaa49758ce901c811cabf4d14d88e7a2bfd"/>
     <w:p>
       <w:pPr>
         <w:pStyle w:val="Heading3"/>
@@ -33258,221 +33939,573 @@
           <w:b/>
           <w:bCs/>
         </w:rPr>
-        <w:t xml:space="preserve">đều đạt với biên rất rộng</w:t>
-      </w:r>
-      <w:r>
-        <w:t xml:space="preserve"> </w:t>
-      </w:r>
-      <w:r>
-        <w:t xml:space="preserve">(chi tiết ở Bảng 5.10): nạp mô hình</w:t>
-      </w:r>
-      <w:r>
-        <w:t xml:space="preserve"> </w:t>
-      </w:r>
-      <w:r>
-        <w:rPr>
-          <w:b/>
-          <w:bCs/>
-        </w:rPr>
-        <w:t xml:space="preserve">6,41 s</w:t>
-      </w:r>
-      <w:r>
-        <w:t xml:space="preserve">, khởi động tới khi</w:t>
-      </w:r>
-      <w:r>
-        <w:t xml:space="preserve"> </w:t>
-      </w:r>
-      <w:r>
-        <w:rPr>
-          <w:rStyle w:val="VerbatimChar"/>
-        </w:rPr>
-        <w:t xml:space="preserve">/health</w:t>
-      </w:r>
-      <w:r>
-        <w:t xml:space="preserve"> </w:t>
-      </w:r>
-      <w:r>
-        <w:t xml:space="preserve">sẵn sàng</w:t>
-      </w:r>
-      <w:r>
-        <w:t xml:space="preserve"> </w:t>
-      </w:r>
-      <w:r>
-        <w:rPr>
-          <w:b/>
-          <w:bCs/>
-        </w:rPr>
-        <w:t xml:space="preserve">8,36 s</w:t>
-      </w:r>
-      <w:r>
-        <w:t xml:space="preserve"> </w:t>
-      </w:r>
-      <w:r>
-        <w:t xml:space="preserve">(sàn 30 s); overhead API p95</w:t>
-      </w:r>
-      <w:r>
-        <w:t xml:space="preserve"> </w:t>
-      </w:r>
-      <w:r>
-        <w:rPr>
-          <w:b/>
-          <w:bCs/>
-        </w:rPr>
-        <w:t xml:space="preserve">19,01 ms</w:t>
-      </w:r>
-      <w:r>
-        <w:t xml:space="preserve">; truy vấn lịch sử 10.000 bản ghi p95</w:t>
-      </w:r>
-      <w:r>
-        <w:t xml:space="preserve"> </w:t>
-      </w:r>
-      <w:r>
-        <w:rPr>
-          <w:b/>
-          <w:bCs/>
-        </w:rPr>
-        <w:t xml:space="preserve">18,71 ms</w:t>
-      </w:r>
-      <w:r>
-        <w:t xml:space="preserve"> </w:t>
-      </w:r>
-      <w:r>
-        <w:t xml:space="preserve">— nhanh hơn mục tiêu</w:t>
-      </w:r>
-      <w:r>
-        <w:t xml:space="preserve"> </w:t>
-      </w:r>
-      <w:r>
-        <w:rPr>
-          <w:b/>
-          <w:bCs/>
-        </w:rPr>
-        <w:t xml:space="preserve">~27 lần</w:t>
-      </w:r>
-      <w:r>
-        <w:t xml:space="preserve">; RSS pipeline / máy chủ backend</w:t>
-      </w:r>
-      <w:r>
-        <w:t xml:space="preserve"> </w:t>
-      </w:r>
-      <w:r>
-        <w:rPr>
-          <w:b/>
-          <w:bCs/>
-        </w:rPr>
-        <w:t xml:space="preserve">0,759 / 0,806 GB</w:t>
-      </w:r>
-      <w:r>
-        <w:t xml:space="preserve"> </w:t>
-      </w:r>
-      <w:r>
-        <w:t xml:space="preserve">so với sàn 4 GB, tức phẳng ở khoảng</w:t>
-      </w:r>
-      <w:r>
-        <w:t xml:space="preserve"> </w:t>
-      </w:r>
-      <w:r>
-        <w:rPr>
-          <w:b/>
-          <w:bCs/>
-        </w:rPr>
-        <w:t xml:space="preserve">0,8 GB</w:t>
-      </w:r>
-      <w:r>
-        <w:t xml:space="preserve">;</w:t>
-      </w:r>
-      <w:r>
-        <w:t xml:space="preserve"> </w:t>
-      </w:r>
-      <w:r>
-        <w:rPr>
-          <w:b/>
-          <w:bCs/>
-        </w:rPr>
-        <w:t xml:space="preserve">10 yêu cầu đồng thời</w:t>
-      </w:r>
-      <w:r>
-        <w:t xml:space="preserve"> </w:t>
-      </w:r>
-      <w:r>
-        <w:t xml:space="preserve">ổn định so với ngưỡng 5; soak 15 phút</w:t>
-      </w:r>
-      <w:r>
-        <w:t xml:space="preserve"> </w:t>
-      </w:r>
-      <w:r>
-        <w:rPr>
-          <w:b/>
-          <w:bCs/>
-        </w:rPr>
-        <w:t xml:space="preserve">100,0% thành công trên 2.028 yêu cầu</w:t>
-      </w:r>
-      <w:r>
-        <w:t xml:space="preserve">, RSS chỉ tăng</w:t>
-      </w:r>
-      <w:r>
-        <w:t xml:space="preserve"> </w:t>
-      </w:r>
-      <w:r>
-        <w:rPr>
-          <w:b/>
-          <w:bCs/>
-        </w:rPr>
-        <w:t xml:space="preserve">+0,094 GB</w:t>
-      </w:r>
-      <w:r>
-        <w:t xml:space="preserve"> </w:t>
-      </w:r>
-      <w:r>
-        <w:t xml:space="preserve">(0,726 → 0,820) —</w:t>
-      </w:r>
-      <w:r>
-        <w:t xml:space="preserve"> </w:t>
-      </w:r>
-      <w:r>
-        <w:rPr>
-          <w:b/>
-          <w:bCs/>
-        </w:rPr>
-        <w:t xml:space="preserve">không rò rỉ</w:t>
-      </w:r>
-      <w:r>
-        <w:t xml:space="preserve">; cơ sở dữ liệu sống sót qua khởi động lại với</w:t>
-      </w:r>
-      <w:r>
-        <w:t xml:space="preserve"> </w:t>
-      </w:r>
-      <w:r>
-        <w:rPr>
-          <w:b/>
-          <w:bCs/>
-        </w:rPr>
-        <w:t xml:space="preserve">0/9.031 bản ghi mất</w:t>
-      </w:r>
-      <w:r>
-        <w:t xml:space="preserve">. Hình đường cong thông lượng và tỉ lệ lỗi theo mức đồng thời 1 / 2 / 5 / 10 (</w:t>
-      </w:r>
-      <w:r>
-        <w:rPr>
-          <w:rStyle w:val="VerbatimChar"/>
-        </w:rPr>
-        <w:t xml:space="preserve">07-concurrency.png</w:t>
-      </w:r>
-      <w:r>
-        <w:t xml:space="preserve">)</w:t>
-      </w:r>
-      <w:r>
-        <w:t xml:space="preserve"> </w:t>
-      </w:r>
-      <w:r>
-        <w:rPr>
-          <w:b/>
-          <w:bCs/>
-        </w:rPr>
-        <w:t xml:space="preserve">đã có nhưng cần vẽ lại</w:t>
-      </w:r>
-      <w:r>
-        <w:t xml:space="preserve">.</w:t>
+        <w:t xml:space="preserve">đều đạt với biên rất rộng.</w:t>
+      </w:r>
+    </w:p>
+    <w:p>
+      <w:pPr>
+        <w:pStyle w:val="BodyText"/>
+      </w:pPr>
+      <w:r>
+        <w:rPr>
+          <w:b/>
+          <w:bCs/>
+        </w:rPr>
+        <w:t xml:space="preserve">Bảng 5.9.</w:t>
+      </w:r>
+      <w:r>
+        <w:t xml:space="preserve"> </w:t>
+      </w:r>
+      <w:r>
+        <w:t xml:space="preserve">Các chỉ tiêu hiệu năng ngoài đường xử lý ảnh</w:t>
+      </w:r>
+    </w:p>
+    <w:tbl>
+      <w:tblPr>
+        <w:tblStyle w:val="Table"/>
+        <w:tblW w:type="auto" w:w="0"/>
+        <w:tblLook w:firstRow="1" w:lastRow="0" w:firstColumn="0" w:lastColumn="0" w:noHBand="0" w:noVBand="0" w:val="0020"/>
+      </w:tblPr>
+      <w:tblGrid>
+        <w:gridCol w:w="1980"/>
+        <w:gridCol w:w="1980"/>
+        <w:gridCol w:w="1980"/>
+        <w:gridCol w:w="1980"/>
+      </w:tblGrid>
+      <w:tr>
+        <w:trPr>
+          <w:tblHeader w:val="on"/>
+        </w:trPr>
+        <w:tc>
+          <w:tcPr/>
+          <w:p>
+            <w:pPr>
+              <w:pStyle w:val="Compact"/>
+            </w:pPr>
+            <w:r>
+              <w:t xml:space="preserve">Chỉ tiêu</w:t>
+            </w:r>
+          </w:p>
+        </w:tc>
+        <w:tc>
+          <w:tcPr/>
+          <w:p>
+            <w:pPr>
+              <w:pStyle w:val="Compact"/>
+              <w:jc w:val="right"/>
+            </w:pPr>
+            <w:r>
+              <w:t xml:space="preserve">Đo được</w:t>
+            </w:r>
+          </w:p>
+        </w:tc>
+        <w:tc>
+          <w:tcPr/>
+          <w:p>
+            <w:pPr>
+              <w:pStyle w:val="Compact"/>
+              <w:jc w:val="right"/>
+            </w:pPr>
+            <w:r>
+              <w:t xml:space="preserve">Ngưỡng</w:t>
+            </w:r>
+          </w:p>
+        </w:tc>
+        <w:tc>
+          <w:tcPr/>
+          <w:p>
+            <w:pPr>
+              <w:pStyle w:val="Compact"/>
+              <w:jc w:val="right"/>
+            </w:pPr>
+            <w:r>
+              <w:t xml:space="preserve">Biên</w:t>
+            </w:r>
+          </w:p>
+        </w:tc>
+      </w:tr>
+      <w:tr>
+        <w:tc>
+          <w:tcPr/>
+          <w:p>
+            <w:pPr>
+              <w:pStyle w:val="Compact"/>
+            </w:pPr>
+            <w:r>
+              <w:t xml:space="preserve">Nạp mô hình</w:t>
+            </w:r>
+          </w:p>
+        </w:tc>
+        <w:tc>
+          <w:tcPr/>
+          <w:p>
+            <w:pPr>
+              <w:pStyle w:val="Compact"/>
+              <w:jc w:val="right"/>
+            </w:pPr>
+            <w:r>
+              <w:rPr>
+                <w:b/>
+                <w:bCs/>
+              </w:rPr>
+              <w:t xml:space="preserve">6,41 s</w:t>
+            </w:r>
+          </w:p>
+        </w:tc>
+        <w:tc>
+          <w:tcPr/>
+          <w:p>
+            <w:pPr>
+              <w:pStyle w:val="Compact"/>
+              <w:jc w:val="right"/>
+            </w:pPr>
+            <w:r>
+              <w:t xml:space="preserve">≤ 30 s</w:t>
+            </w:r>
+          </w:p>
+        </w:tc>
+        <w:tc>
+          <w:tcPr/>
+          <w:p>
+            <w:pPr>
+              <w:pStyle w:val="Compact"/>
+              <w:jc w:val="right"/>
+            </w:pPr>
+            <w:r>
+              <w:t xml:space="preserve">4,7×</w:t>
+            </w:r>
+          </w:p>
+        </w:tc>
+      </w:tr>
+      <w:tr>
+        <w:tc>
+          <w:tcPr/>
+          <w:p>
+            <w:pPr>
+              <w:pStyle w:val="Compact"/>
+            </w:pPr>
+            <w:r>
+              <w:t xml:space="preserve">Khởi động tới khi</w:t>
+            </w:r>
+            <w:r>
+              <w:t xml:space="preserve"> </w:t>
+            </w:r>
+            <w:r>
+              <w:rPr>
+                <w:rStyle w:val="VerbatimChar"/>
+              </w:rPr>
+              <w:t xml:space="preserve">/health</w:t>
+            </w:r>
+            <w:r>
+              <w:t xml:space="preserve"> </w:t>
+            </w:r>
+            <w:r>
+              <w:t xml:space="preserve">sẵn sàng</w:t>
+            </w:r>
+          </w:p>
+        </w:tc>
+        <w:tc>
+          <w:tcPr/>
+          <w:p>
+            <w:pPr>
+              <w:pStyle w:val="Compact"/>
+              <w:jc w:val="right"/>
+            </w:pPr>
+            <w:r>
+              <w:rPr>
+                <w:b/>
+                <w:bCs/>
+              </w:rPr>
+              <w:t xml:space="preserve">8,36 s</w:t>
+            </w:r>
+          </w:p>
+        </w:tc>
+        <w:tc>
+          <w:tcPr/>
+          <w:p>
+            <w:pPr>
+              <w:pStyle w:val="Compact"/>
+              <w:jc w:val="right"/>
+            </w:pPr>
+            <w:r>
+              <w:t xml:space="preserve">≤ 30 s</w:t>
+            </w:r>
+          </w:p>
+        </w:tc>
+        <w:tc>
+          <w:tcPr/>
+          <w:p>
+            <w:pPr>
+              <w:pStyle w:val="Compact"/>
+              <w:jc w:val="right"/>
+            </w:pPr>
+            <w:r>
+              <w:t xml:space="preserve">3,6×</w:t>
+            </w:r>
+          </w:p>
+        </w:tc>
+      </w:tr>
+      <w:tr>
+        <w:tc>
+          <w:tcPr/>
+          <w:p>
+            <w:pPr>
+              <w:pStyle w:val="Compact"/>
+            </w:pPr>
+            <w:r>
+              <w:t xml:space="preserve">Overhead tầng API (p95)</w:t>
+            </w:r>
+          </w:p>
+        </w:tc>
+        <w:tc>
+          <w:tcPr/>
+          <w:p>
+            <w:pPr>
+              <w:pStyle w:val="Compact"/>
+              <w:jc w:val="right"/>
+            </w:pPr>
+            <w:r>
+              <w:rPr>
+                <w:b/>
+                <w:bCs/>
+              </w:rPr>
+              <w:t xml:space="preserve">19,01 ms</w:t>
+            </w:r>
+          </w:p>
+        </w:tc>
+        <w:tc>
+          <w:tcPr/>
+          <w:p>
+            <w:pPr>
+              <w:pStyle w:val="Compact"/>
+              <w:jc w:val="right"/>
+            </w:pPr>
+            <w:r>
+              <w:t xml:space="preserve">≤ 100 ms</w:t>
+            </w:r>
+          </w:p>
+        </w:tc>
+        <w:tc>
+          <w:tcPr/>
+          <w:p>
+            <w:pPr>
+              <w:pStyle w:val="Compact"/>
+              <w:jc w:val="right"/>
+            </w:pPr>
+            <w:r>
+              <w:t xml:space="preserve">5,3×</w:t>
+            </w:r>
+          </w:p>
+        </w:tc>
+      </w:tr>
+      <w:tr>
+        <w:tc>
+          <w:tcPr/>
+          <w:p>
+            <w:pPr>
+              <w:pStyle w:val="Compact"/>
+            </w:pPr>
+            <w:r>
+              <w:t xml:space="preserve">Truy vấn lịch sử 10.000 bản ghi (p95)</w:t>
+            </w:r>
+          </w:p>
+        </w:tc>
+        <w:tc>
+          <w:tcPr/>
+          <w:p>
+            <w:pPr>
+              <w:pStyle w:val="Compact"/>
+              <w:jc w:val="right"/>
+            </w:pPr>
+            <w:r>
+              <w:rPr>
+                <w:b/>
+                <w:bCs/>
+              </w:rPr>
+              <w:t xml:space="preserve">18,71 ms</w:t>
+            </w:r>
+          </w:p>
+        </w:tc>
+        <w:tc>
+          <w:tcPr/>
+          <w:p>
+            <w:pPr>
+              <w:pStyle w:val="Compact"/>
+              <w:jc w:val="right"/>
+            </w:pPr>
+            <w:r>
+              <w:t xml:space="preserve">≤ 500 ms</w:t>
+            </w:r>
+          </w:p>
+        </w:tc>
+        <w:tc>
+          <w:tcPr/>
+          <w:p>
+            <w:pPr>
+              <w:pStyle w:val="Compact"/>
+              <w:jc w:val="right"/>
+            </w:pPr>
+            <w:r>
+              <w:rPr>
+                <w:b/>
+                <w:bCs/>
+              </w:rPr>
+              <w:t xml:space="preserve">~27×</w:t>
+            </w:r>
+          </w:p>
+        </w:tc>
+      </w:tr>
+      <w:tr>
+        <w:tc>
+          <w:tcPr/>
+          <w:p>
+            <w:pPr>
+              <w:pStyle w:val="Compact"/>
+            </w:pPr>
+            <w:r>
+              <w:t xml:space="preserve">Bộ nhớ thường trú — pipeline · máy chủ</w:t>
+            </w:r>
+          </w:p>
+        </w:tc>
+        <w:tc>
+          <w:tcPr/>
+          <w:p>
+            <w:pPr>
+              <w:pStyle w:val="Compact"/>
+              <w:jc w:val="right"/>
+            </w:pPr>
+            <w:r>
+              <w:rPr>
+                <w:b/>
+                <w:bCs/>
+              </w:rPr>
+              <w:t xml:space="preserve">0,759 · 0,806 GB</w:t>
+            </w:r>
+          </w:p>
+        </w:tc>
+        <w:tc>
+          <w:tcPr/>
+          <w:p>
+            <w:pPr>
+              <w:pStyle w:val="Compact"/>
+              <w:jc w:val="right"/>
+            </w:pPr>
+            <w:r>
+              <w:t xml:space="preserve">≤ 4 GB</w:t>
+            </w:r>
+          </w:p>
+        </w:tc>
+        <w:tc>
+          <w:tcPr/>
+          <w:p>
+            <w:pPr>
+              <w:pStyle w:val="Compact"/>
+              <w:jc w:val="right"/>
+            </w:pPr>
+            <w:r>
+              <w:t xml:space="preserve">~5×</w:t>
+            </w:r>
+          </w:p>
+        </w:tc>
+      </w:tr>
+      <w:tr>
+        <w:tc>
+          <w:tcPr/>
+          <w:p>
+            <w:pPr>
+              <w:pStyle w:val="Compact"/>
+            </w:pPr>
+            <w:r>
+              <w:t xml:space="preserve">Yêu cầu đồng thời ổn định</w:t>
+            </w:r>
+          </w:p>
+        </w:tc>
+        <w:tc>
+          <w:tcPr/>
+          <w:p>
+            <w:pPr>
+              <w:pStyle w:val="Compact"/>
+              <w:jc w:val="right"/>
+            </w:pPr>
+            <w:r>
+              <w:rPr>
+                <w:b/>
+                <w:bCs/>
+              </w:rPr>
+              <w:t xml:space="preserve">10</w:t>
+            </w:r>
+          </w:p>
+        </w:tc>
+        <w:tc>
+          <w:tcPr/>
+          <w:p>
+            <w:pPr>
+              <w:pStyle w:val="Compact"/>
+              <w:jc w:val="right"/>
+            </w:pPr>
+            <w:r>
+              <w:t xml:space="preserve">≥ 5</w:t>
+            </w:r>
+          </w:p>
+        </w:tc>
+        <w:tc>
+          <w:tcPr/>
+          <w:p>
+            <w:pPr>
+              <w:pStyle w:val="Compact"/>
+              <w:jc w:val="right"/>
+            </w:pPr>
+            <w:r>
+              <w:t xml:space="preserve">2×</w:t>
+            </w:r>
+          </w:p>
+        </w:tc>
+      </w:tr>
+      <w:tr>
+        <w:tc>
+          <w:tcPr/>
+          <w:p>
+            <w:pPr>
+              <w:pStyle w:val="Compact"/>
+            </w:pPr>
+            <w:r>
+              <w:t xml:space="preserve">Chạy liên tục 15 phút</w:t>
+            </w:r>
+          </w:p>
+        </w:tc>
+        <w:tc>
+          <w:tcPr/>
+          <w:p>
+            <w:pPr>
+              <w:pStyle w:val="Compact"/>
+              <w:jc w:val="right"/>
+            </w:pPr>
+            <w:r>
+              <w:rPr>
+                <w:b/>
+                <w:bCs/>
+              </w:rPr>
+              <w:t xml:space="preserve">100,0% / 2.028 yêu cầu</w:t>
+            </w:r>
+            <w:r>
+              <w:t xml:space="preserve">, bộ nhớ chỉ tăng 0,094 GB</w:t>
+            </w:r>
+          </w:p>
+        </w:tc>
+        <w:tc>
+          <w:tcPr/>
+          <w:p>
+            <w:pPr>
+              <w:pStyle w:val="Compact"/>
+              <w:jc w:val="right"/>
+            </w:pPr>
+            <w:r>
+              <w:t xml:space="preserve">≥ 99%</w:t>
+            </w:r>
+          </w:p>
+        </w:tc>
+        <w:tc>
+          <w:tcPr/>
+          <w:p>
+            <w:pPr>
+              <w:pStyle w:val="Compact"/>
+              <w:jc w:val="right"/>
+            </w:pPr>
+            <w:r>
+              <w:t xml:space="preserve">—</w:t>
+            </w:r>
+          </w:p>
+        </w:tc>
+      </w:tr>
+      <w:tr>
+        <w:tc>
+          <w:tcPr/>
+          <w:p>
+            <w:pPr>
+              <w:pStyle w:val="Compact"/>
+            </w:pPr>
+            <w:r>
+              <w:t xml:space="preserve">Khởi động lại cơ sở dữ liệu</w:t>
+            </w:r>
+          </w:p>
+        </w:tc>
+        <w:tc>
+          <w:tcPr/>
+          <w:p>
+            <w:pPr>
+              <w:pStyle w:val="Compact"/>
+              <w:jc w:val="right"/>
+            </w:pPr>
+            <w:r>
+              <w:rPr>
+                <w:b/>
+                <w:bCs/>
+              </w:rPr>
+              <w:t xml:space="preserve">0/9.031 bản ghi mất</w:t>
+            </w:r>
+          </w:p>
+        </w:tc>
+        <w:tc>
+          <w:tcPr/>
+          <w:p>
+            <w:pPr>
+              <w:pStyle w:val="Compact"/>
+              <w:jc w:val="right"/>
+            </w:pPr>
+            <w:r>
+              <w:t xml:space="preserve">0 mất</w:t>
+            </w:r>
+          </w:p>
+        </w:tc>
+        <w:tc>
+          <w:tcPr/>
+          <w:p>
+            <w:pPr>
+              <w:pStyle w:val="Compact"/>
+              <w:jc w:val="right"/>
+            </w:pPr>
+            <w:r>
+              <w:t xml:space="preserve">—</w:t>
+            </w:r>
+          </w:p>
+        </w:tc>
+      </w:tr>
+    </w:tbl>
+    <w:p>
+      <w:pPr>
+        <w:pStyle w:val="BodyText"/>
+      </w:pPr>
+      <w:r>
+        <w:t xml:space="preserve">Hai dòng cuối là bằng chứng</w:t>
+      </w:r>
+      <w:r>
+        <w:t xml:space="preserve"> </w:t>
+      </w:r>
+      <w:r>
+        <w:rPr>
+          <w:b/>
+          <w:bCs/>
+        </w:rPr>
+        <w:t xml:space="preserve">không rò rỉ bộ nhớ</w:t>
+      </w:r>
+      <w:r>
+        <w:t xml:space="preserve"> </w:t>
+      </w:r>
+      <w:r>
+        <w:t xml:space="preserve">và</w:t>
+      </w:r>
+      <w:r>
+        <w:t xml:space="preserve"> </w:t>
+      </w:r>
+      <w:r>
+        <w:rPr>
+          <w:b/>
+          <w:bCs/>
+        </w:rPr>
+        <w:t xml:space="preserve">không mất dữ liệu</w:t>
+      </w:r>
+      <w:r>
+        <w:t xml:space="preserve">; đối chiếu đầy đủ từng mã chỉ tiêu ở Bảng 5.11.</w:t>
       </w:r>
     </w:p>
     <w:p>
@@ -33597,8 +34630,8 @@
         <w:t xml:space="preserve">— đặt trần thời gian cho bậc thang, hoặc chỉ chạy nó ở chế độ ảnh tĩnh.</w:t>
       </w:r>
     </w:p>
-    <w:bookmarkEnd w:id="164"/>
-    <w:bookmarkStart w:id="165" w:name="X65c742ea7a02539226d71d16b49f183241d3447"/>
+    <w:bookmarkEnd w:id="165"/>
+    <w:bookmarkStart w:id="166" w:name="X65c742ea7a02539226d71d16b49f183241d3447"/>
     <w:p>
       <w:pPr>
         <w:pStyle w:val="Heading3"/>
@@ -33685,7 +34718,7 @@
           <w:b/>
           <w:bCs/>
         </w:rPr>
-        <w:t xml:space="preserve">Bảng 5.9.</w:t>
+        <w:t xml:space="preserve">Bảng 5.10.</w:t>
       </w:r>
       <w:r>
         <w:t xml:space="preserve"> </w:t>
@@ -34208,9 +35241,9 @@
         </w:tc>
       </w:tr>
     </w:tbl>
-    <w:bookmarkEnd w:id="165"/>
     <w:bookmarkEnd w:id="166"/>
-    <w:bookmarkStart w:id="167" w:name="Xc0bff015dc90ee963680e4537fb902858c5b63d"/>
+    <w:bookmarkEnd w:id="167"/>
+    <w:bookmarkStart w:id="168" w:name="Xc0bff015dc90ee963680e4537fb902858c5b63d"/>
     <w:p>
       <w:pPr>
         <w:pStyle w:val="Heading2"/>
@@ -34252,7 +35285,7 @@
           <w:b/>
           <w:bCs/>
         </w:rPr>
-        <w:t xml:space="preserve">Bảng 5.10.</w:t>
+        <w:t xml:space="preserve">Bảng 5.11.</w:t>
       </w:r>
       <w:r>
         <w:t xml:space="preserve"> </w:t>
@@ -35161,8 +36194,8 @@
         </w:tc>
       </w:tr>
     </w:tbl>
-    <w:bookmarkEnd w:id="167"/>
-    <w:bookmarkStart w:id="168" w:name="Xe422198b1000e64c715229721cb79be428798c5"/>
+    <w:bookmarkEnd w:id="168"/>
+    <w:bookmarkStart w:id="169" w:name="Xe422198b1000e64c715229721cb79be428798c5"/>
     <w:p>
       <w:pPr>
         <w:pStyle w:val="Heading2"/>
@@ -35180,7 +36213,7 @@
           <w:b/>
           <w:bCs/>
         </w:rPr>
-        <w:t xml:space="preserve">Bảng 5.11.</w:t>
+        <w:t xml:space="preserve">Bảng 5.12.</w:t>
       </w:r>
       <w:r>
         <w:t xml:space="preserve"> </w:t>
@@ -35985,8 +37018,8 @@
         </w:tc>
       </w:tr>
     </w:tbl>
-    <w:bookmarkEnd w:id="168"/>
-    <w:bookmarkStart w:id="172" w:name="X17c38d19be0e29160aa374b565370025cd3cedc"/>
+    <w:bookmarkEnd w:id="169"/>
+    <w:bookmarkStart w:id="173" w:name="X17c38d19be0e29160aa374b565370025cd3cedc"/>
     <w:p>
       <w:pPr>
         <w:pStyle w:val="Heading2"/>
@@ -35995,7 +37028,7 @@
         <w:t xml:space="preserve">5.9. Bàn luận</w:t>
       </w:r>
     </w:p>
-    <w:bookmarkStart w:id="169" w:name="Xf4135df1d431f6687795378a645f566212f5f2f"/>
+    <w:bookmarkStart w:id="170" w:name="Xf4135df1d431f6687795378a645f566212f5f2f"/>
     <w:p>
       <w:pPr>
         <w:pStyle w:val="Heading3"/>
@@ -36060,8 +37093,8 @@
         <w:t xml:space="preserve">(+11,39 điểm, 0 ca hồi quy); còn ba chỉ tiêu độ chính xác chuỗi thì không đạt.</w:t>
       </w:r>
     </w:p>
-    <w:bookmarkEnd w:id="169"/>
-    <w:bookmarkStart w:id="170" w:name="Xb0e136d7f38fa232980b6062c2927010ee460e2"/>
+    <w:bookmarkEnd w:id="170"/>
+    <w:bookmarkStart w:id="171" w:name="Xb0e136d7f38fa232980b6062c2927010ee460e2"/>
     <w:p>
       <w:pPr>
         <w:pStyle w:val="Heading3"/>
@@ -36198,8 +37231,8 @@
         <w:t xml:space="preserve">, không phải ước lượng trung tâm.</w:t>
       </w:r>
     </w:p>
-    <w:bookmarkEnd w:id="170"/>
-    <w:bookmarkStart w:id="171" w:name="Xc82d4b5cdc34aaf40471359984b07afdd654bc4"/>
+    <w:bookmarkEnd w:id="171"/>
+    <w:bookmarkStart w:id="172" w:name="Xc82d4b5cdc34aaf40471359984b07afdd654bc4"/>
     <w:p>
       <w:pPr>
         <w:pStyle w:val="Heading3"/>
@@ -36235,7 +37268,7 @@
           <w:b/>
           <w:bCs/>
         </w:rPr>
-        <w:t xml:space="preserve">Bảng 5.12.</w:t>
+        <w:t xml:space="preserve">Bảng 5.13.</w:t>
       </w:r>
       <w:r>
         <w:t xml:space="preserve"> </w:t>
@@ -36910,9 +37943,9 @@
         </w:tc>
       </w:tr>
     </w:tbl>
-    <w:bookmarkEnd w:id="171"/>
     <w:bookmarkEnd w:id="172"/>
-    <w:bookmarkStart w:id="173" w:name="X6a1edb083ae7945c1aaac9c0c423aec3a03a384"/>
+    <w:bookmarkEnd w:id="173"/>
+    <w:bookmarkStart w:id="174" w:name="X6a1edb083ae7945c1aaac9c0c423aec3a03a384"/>
     <w:p>
       <w:pPr>
         <w:pStyle w:val="Heading2"/>
@@ -37079,7 +38112,7 @@
           <w:b/>
           <w:bCs/>
         </w:rPr>
-        <w:t xml:space="preserve">Bảng 5.13.</w:t>
+        <w:t xml:space="preserve">Bảng 5.14.</w:t>
       </w:r>
       <w:r>
         <w:t xml:space="preserve"> </w:t>
@@ -37685,9 +38718,9 @@
         <w:br w:type="page"/>
       </w:r>
     </w:p>
-    <w:bookmarkEnd w:id="173"/>
     <w:bookmarkEnd w:id="174"/>
-    <w:bookmarkStart w:id="179" w:name="chương-6-kết-luận-và-hướng-phát-triển"/>
+    <w:bookmarkEnd w:id="175"/>
+    <w:bookmarkStart w:id="180" w:name="chương-6-kết-luận-và-hướng-phát-triển"/>
     <w:p>
       <w:pPr>
         <w:pStyle w:val="Heading1"/>
@@ -37696,7 +38729,7 @@
         <w:t xml:space="preserve">CHƯƠNG 6. KẾT LUẬN VÀ HƯỚNG PHÁT TRIỂN</w:t>
       </w:r>
     </w:p>
-    <w:bookmarkStart w:id="175" w:name="Xb83df606b245f1fa37530db85d26da9c381b41b"/>
+    <w:bookmarkStart w:id="176" w:name="Xb83df606b245f1fa37530db85d26da9c381b41b"/>
     <w:p>
       <w:pPr>
         <w:pStyle w:val="Heading2"/>
@@ -38598,8 +39631,8 @@
         <w:t xml:space="preserve">: mọi số liệu sinh lại được bằng một lệnh, mọi phép so sánh kèm điều kiện đo, và các kết quả âm — hai lượt tinh chỉnh bộ nhận dạng đều không thắng model gốc ở chế độ vận hành — được ghi lại thay vì bỏ đi.</w:t>
       </w:r>
     </w:p>
-    <w:bookmarkEnd w:id="175"/>
-    <w:bookmarkStart w:id="176" w:name="X1f36a3640c9e310e5e9f84e347ef7e1a0c2a324"/>
+    <w:bookmarkEnd w:id="176"/>
+    <w:bookmarkStart w:id="177" w:name="X1f36a3640c9e310e5e9f84e347ef7e1a0c2a324"/>
     <w:p>
       <w:pPr>
         <w:pStyle w:val="Heading2"/>
@@ -39134,8 +40167,8 @@
         </w:tc>
       </w:tr>
     </w:tbl>
-    <w:bookmarkEnd w:id="176"/>
-    <w:bookmarkStart w:id="177" w:name="Xf043620ea494c29eb5cd98da852a1ed6f0ba165"/>
+    <w:bookmarkEnd w:id="177"/>
+    <w:bookmarkStart w:id="178" w:name="Xf043620ea494c29eb5cd98da852a1ed6f0ba165"/>
     <w:p>
       <w:pPr>
         <w:pStyle w:val="Heading2"/>
@@ -39678,8 +40711,8 @@
         </w:tc>
       </w:tr>
     </w:tbl>
-    <w:bookmarkEnd w:id="177"/>
-    <w:bookmarkStart w:id="178" w:name="Xc3f4b05ddc489b3b83793ce2ad798163de00527"/>
+    <w:bookmarkEnd w:id="178"/>
+    <w:bookmarkStart w:id="179" w:name="Xc3f4b05ddc489b3b83793ce2ad798163de00527"/>
     <w:p>
       <w:pPr>
         <w:pStyle w:val="Heading2"/>
@@ -39759,9 +40792,9 @@
         <w:br w:type="page"/>
       </w:r>
     </w:p>
-    <w:bookmarkEnd w:id="178"/>
     <w:bookmarkEnd w:id="179"/>
-    <w:bookmarkStart w:id="212" w:name="tài-liệu-tham-khảo"/>
+    <w:bookmarkEnd w:id="180"/>
+    <w:bookmarkStart w:id="213" w:name="tài-liệu-tham-khảo"/>
     <w:p>
       <w:pPr>
         <w:pStyle w:val="Heading1"/>
@@ -39835,7 +40868,7 @@
       <w:r>
         <w:t xml:space="preserve"> </w:t>
       </w:r>
-      <w:hyperlink r:id="rId180">
+      <w:hyperlink r:id="rId181">
         <w:r>
           <w:rPr>
             <w:rStyle w:val="Hyperlink"/>
@@ -39860,7 +40893,7 @@
       <w:r>
         <w:t xml:space="preserve"> </w:t>
       </w:r>
-      <w:hyperlink r:id="rId181">
+      <w:hyperlink r:id="rId182">
         <w:r>
           <w:rPr>
             <w:rStyle w:val="Hyperlink"/>
@@ -39893,7 +40926,7 @@
       <w:r>
         <w:t xml:space="preserve"> </w:t>
       </w:r>
-      <w:hyperlink r:id="rId182">
+      <w:hyperlink r:id="rId183">
         <w:r>
           <w:rPr>
             <w:rStyle w:val="Hyperlink"/>
@@ -39918,7 +40951,7 @@
       <w:r>
         <w:t xml:space="preserve"> </w:t>
       </w:r>
-      <w:hyperlink r:id="rId183">
+      <w:hyperlink r:id="rId184">
         <w:r>
           <w:rPr>
             <w:rStyle w:val="Hyperlink"/>
@@ -39943,7 +40976,7 @@
       <w:r>
         <w:t xml:space="preserve"> </w:t>
       </w:r>
-      <w:hyperlink r:id="rId184">
+      <w:hyperlink r:id="rId185">
         <w:r>
           <w:rPr>
             <w:rStyle w:val="Hyperlink"/>
@@ -39968,7 +41001,7 @@
       <w:r>
         <w:t xml:space="preserve"> </w:t>
       </w:r>
-      <w:hyperlink r:id="rId185">
+      <w:hyperlink r:id="rId186">
         <w:r>
           <w:rPr>
             <w:rStyle w:val="Hyperlink"/>
@@ -39993,7 +41026,7 @@
       <w:r>
         <w:t xml:space="preserve"> </w:t>
       </w:r>
-      <w:hyperlink r:id="rId186">
+      <w:hyperlink r:id="rId187">
         <w:r>
           <w:rPr>
             <w:rStyle w:val="Hyperlink"/>
@@ -40031,7 +41064,7 @@
       <w:r>
         <w:t xml:space="preserve"> </w:t>
       </w:r>
-      <w:hyperlink r:id="rId187">
+      <w:hyperlink r:id="rId188">
         <w:r>
           <w:rPr>
             <w:rStyle w:val="Hyperlink"/>
@@ -40056,7 +41089,7 @@
       <w:r>
         <w:t xml:space="preserve"> </w:t>
       </w:r>
-      <w:hyperlink r:id="rId188">
+      <w:hyperlink r:id="rId189">
         <w:r>
           <w:rPr>
             <w:rStyle w:val="Hyperlink"/>
@@ -40094,7 +41127,7 @@
       <w:r>
         <w:t xml:space="preserve"> </w:t>
       </w:r>
-      <w:hyperlink r:id="rId189">
+      <w:hyperlink r:id="rId190">
         <w:r>
           <w:rPr>
             <w:rStyle w:val="Hyperlink"/>
@@ -40119,7 +41152,7 @@
       <w:r>
         <w:t xml:space="preserve"> </w:t>
       </w:r>
-      <w:hyperlink r:id="rId190">
+      <w:hyperlink r:id="rId191">
         <w:r>
           <w:rPr>
             <w:rStyle w:val="Hyperlink"/>
@@ -40157,7 +41190,7 @@
       <w:r>
         <w:t xml:space="preserve"> </w:t>
       </w:r>
-      <w:hyperlink r:id="rId191">
+      <w:hyperlink r:id="rId192">
         <w:r>
           <w:rPr>
             <w:rStyle w:val="Hyperlink"/>
@@ -40182,7 +41215,7 @@
       <w:r>
         <w:t xml:space="preserve"> </w:t>
       </w:r>
-      <w:hyperlink r:id="rId192">
+      <w:hyperlink r:id="rId193">
         <w:r>
           <w:rPr>
             <w:rStyle w:val="Hyperlink"/>
@@ -40207,7 +41240,7 @@
       <w:r>
         <w:t xml:space="preserve"> </w:t>
       </w:r>
-      <w:hyperlink r:id="rId193">
+      <w:hyperlink r:id="rId194">
         <w:r>
           <w:rPr>
             <w:rStyle w:val="Hyperlink"/>
@@ -40266,7 +41299,7 @@
       <w:r>
         <w:t xml:space="preserve"> </w:t>
       </w:r>
-      <w:hyperlink r:id="rId194">
+      <w:hyperlink r:id="rId195">
         <w:r>
           <w:rPr>
             <w:rStyle w:val="Hyperlink"/>
@@ -40304,7 +41337,7 @@
       <w:r>
         <w:t xml:space="preserve"> </w:t>
       </w:r>
-      <w:hyperlink r:id="rId195">
+      <w:hyperlink r:id="rId196">
         <w:r>
           <w:rPr>
             <w:rStyle w:val="Hyperlink"/>
@@ -40342,7 +41375,7 @@
       <w:r>
         <w:t xml:space="preserve"> </w:t>
       </w:r>
-      <w:hyperlink r:id="rId196">
+      <w:hyperlink r:id="rId197">
         <w:r>
           <w:rPr>
             <w:rStyle w:val="Hyperlink"/>
@@ -40367,7 +41400,7 @@
       <w:r>
         <w:t xml:space="preserve"> </w:t>
       </w:r>
-      <w:hyperlink r:id="rId197">
+      <w:hyperlink r:id="rId198">
         <w:r>
           <w:rPr>
             <w:rStyle w:val="Hyperlink"/>
@@ -40405,7 +41438,7 @@
       <w:r>
         <w:t xml:space="preserve"> </w:t>
       </w:r>
-      <w:hyperlink r:id="rId198">
+      <w:hyperlink r:id="rId199">
         <w:r>
           <w:rPr>
             <w:rStyle w:val="Hyperlink"/>
@@ -40430,7 +41463,7 @@
       <w:r>
         <w:t xml:space="preserve"> </w:t>
       </w:r>
-      <w:hyperlink r:id="rId199">
+      <w:hyperlink r:id="rId200">
         <w:r>
           <w:rPr>
             <w:rStyle w:val="Hyperlink"/>
@@ -40455,7 +41488,7 @@
       <w:r>
         <w:t xml:space="preserve"> </w:t>
       </w:r>
-      <w:hyperlink r:id="rId200">
+      <w:hyperlink r:id="rId201">
         <w:r>
           <w:rPr>
             <w:rStyle w:val="Hyperlink"/>
@@ -40514,7 +41547,7 @@
       <w:r>
         <w:t xml:space="preserve"> </w:t>
       </w:r>
-      <w:hyperlink r:id="rId201">
+      <w:hyperlink r:id="rId202">
         <w:r>
           <w:rPr>
             <w:rStyle w:val="Hyperlink"/>
@@ -40539,7 +41572,7 @@
       <w:r>
         <w:t xml:space="preserve"> </w:t>
       </w:r>
-      <w:hyperlink r:id="rId202">
+      <w:hyperlink r:id="rId203">
         <w:r>
           <w:rPr>
             <w:rStyle w:val="Hyperlink"/>
@@ -40598,7 +41631,7 @@
       <w:r>
         <w:t xml:space="preserve"> </w:t>
       </w:r>
-      <w:hyperlink r:id="rId203">
+      <w:hyperlink r:id="rId204">
         <w:r>
           <w:rPr>
             <w:rStyle w:val="Hyperlink"/>
@@ -40636,7 +41669,7 @@
       <w:r>
         <w:t xml:space="preserve"> </w:t>
       </w:r>
-      <w:hyperlink r:id="rId204">
+      <w:hyperlink r:id="rId205">
         <w:r>
           <w:rPr>
             <w:rStyle w:val="Hyperlink"/>
@@ -40661,7 +41694,7 @@
       <w:r>
         <w:t xml:space="preserve"> </w:t>
       </w:r>
-      <w:hyperlink r:id="rId205">
+      <w:hyperlink r:id="rId206">
         <w:r>
           <w:rPr>
             <w:rStyle w:val="Hyperlink"/>
@@ -40686,7 +41719,7 @@
       <w:r>
         <w:t xml:space="preserve"> </w:t>
       </w:r>
-      <w:hyperlink r:id="rId206">
+      <w:hyperlink r:id="rId207">
         <w:r>
           <w:rPr>
             <w:rStyle w:val="Hyperlink"/>
@@ -40711,7 +41744,7 @@
       <w:r>
         <w:t xml:space="preserve"> </w:t>
       </w:r>
-      <w:hyperlink r:id="rId207">
+      <w:hyperlink r:id="rId208">
         <w:r>
           <w:rPr>
             <w:rStyle w:val="Hyperlink"/>
@@ -40757,7 +41790,7 @@
       <w:r>
         <w:t xml:space="preserve"> </w:t>
       </w:r>
-      <w:hyperlink r:id="rId208">
+      <w:hyperlink r:id="rId209">
         <w:r>
           <w:rPr>
             <w:rStyle w:val="Hyperlink"/>
@@ -40782,7 +41815,7 @@
       <w:r>
         <w:t xml:space="preserve"> </w:t>
       </w:r>
-      <w:hyperlink r:id="rId209">
+      <w:hyperlink r:id="rId210">
         <w:r>
           <w:rPr>
             <w:rStyle w:val="Hyperlink"/>
@@ -40807,7 +41840,7 @@
       <w:r>
         <w:t xml:space="preserve"> </w:t>
       </w:r>
-      <w:hyperlink r:id="rId210">
+      <w:hyperlink r:id="rId211">
         <w:r>
           <w:rPr>
             <w:rStyle w:val="Hyperlink"/>
@@ -40832,7 +41865,7 @@
       <w:r>
         <w:t xml:space="preserve"> </w:t>
       </w:r>
-      <w:hyperlink r:id="rId211">
+      <w:hyperlink r:id="rId212">
         <w:r>
           <w:rPr>
             <w:rStyle w:val="Hyperlink"/>
@@ -40852,8 +41885,8 @@
         <w:br w:type="page"/>
       </w:r>
     </w:p>
-    <w:bookmarkEnd w:id="212"/>
-    <w:bookmarkStart w:id="239" w:name="phụ-lục"/>
+    <w:bookmarkEnd w:id="213"/>
+    <w:bookmarkStart w:id="240" w:name="phụ-lục"/>
     <w:p>
       <w:pPr>
         <w:pStyle w:val="Heading1"/>
@@ -40909,7 +41942,7 @@
         </w:pict>
       </w:r>
     </w:p>
-    <w:bookmarkStart w:id="215" w:name="phụ-lục-a-mã-nguồn"/>
+    <w:bookmarkStart w:id="216" w:name="phụ-lục-a-mã-nguồn"/>
     <w:p>
       <w:pPr>
         <w:pStyle w:val="Heading2"/>
@@ -40918,7 +41951,7 @@
         <w:t xml:space="preserve">Phụ lục A. Mã nguồn</w:t>
       </w:r>
     </w:p>
-    <w:bookmarkStart w:id="213" w:name="a1-quy-mô"/>
+    <w:bookmarkStart w:id="214" w:name="a1-quy-mô"/>
     <w:p>
       <w:pPr>
         <w:pStyle w:val="Heading3"/>
@@ -41582,8 +42615,8 @@
         <w:t xml:space="preserve">trong Chương 5 phải sinh ra được bằng một lệnh chạy lại được.</w:t>
       </w:r>
     </w:p>
-    <w:bookmarkEnd w:id="213"/>
-    <w:bookmarkStart w:id="214" w:name="a2-tổ-chức-thư-mục"/>
+    <w:bookmarkEnd w:id="214"/>
+    <w:bookmarkStart w:id="215" w:name="a2-tổ-chức-thư-mục"/>
     <w:p>
       <w:pPr>
         <w:pStyle w:val="Heading3"/>
@@ -41858,9 +42891,9 @@
         </w:pict>
       </w:r>
     </w:p>
-    <w:bookmarkEnd w:id="214"/>
     <w:bookmarkEnd w:id="215"/>
-    <w:bookmarkStart w:id="216" w:name="phụ-lục-b-siêu-tham-số-huấn-luyện"/>
+    <w:bookmarkEnd w:id="216"/>
+    <w:bookmarkStart w:id="217" w:name="phụ-lục-b-siêu-tham-số-huấn-luyện"/>
     <w:p>
       <w:pPr>
         <w:pStyle w:val="Heading2"/>
@@ -43032,8 +44065,8 @@
         </w:pict>
       </w:r>
     </w:p>
-    <w:bookmarkEnd w:id="216"/>
-    <w:bookmarkStart w:id="218" w:name="phụ-lục-c-bộ-dữ-liệu"/>
+    <w:bookmarkEnd w:id="217"/>
+    <w:bookmarkStart w:id="219" w:name="phụ-lục-c-bộ-dữ-liệu"/>
     <w:p>
       <w:pPr>
         <w:pStyle w:val="Heading2"/>
@@ -43042,7 +44075,7 @@
         <w:t xml:space="preserve">Phụ lục C. Bộ dữ liệu</w:t>
       </w:r>
     </w:p>
-    <w:bookmarkStart w:id="217" w:name="Xf13a66160a76b51942284da13ebd03c025f7130"/>
+    <w:bookmarkStart w:id="218" w:name="Xf13a66160a76b51942284da13ebd03c025f7130"/>
     <w:p>
       <w:pPr>
         <w:pStyle w:val="Heading3"/>
@@ -44012,9 +45045,9 @@
         <w:t xml:space="preserve">, và điều này được nêu nhất quán ở mục 4.4.2 và 6.3.1.</w:t>
       </w:r>
     </w:p>
-    <w:bookmarkEnd w:id="217"/>
     <w:bookmarkEnd w:id="218"/>
-    <w:bookmarkStart w:id="223" w:name="phụ-lục-d-hướng-dẫn-cài-đặt-và-chạy"/>
+    <w:bookmarkEnd w:id="219"/>
+    <w:bookmarkStart w:id="224" w:name="phụ-lục-d-hướng-dẫn-cài-đặt-và-chạy"/>
     <w:p>
       <w:pPr>
         <w:pStyle w:val="Heading2"/>
@@ -44023,7 +45056,7 @@
         <w:t xml:space="preserve">Phụ lục D. Hướng dẫn cài đặt và chạy</w:t>
       </w:r>
     </w:p>
-    <w:bookmarkStart w:id="219" w:name="d1-yêu-cầu"/>
+    <w:bookmarkStart w:id="220" w:name="d1-yêu-cầu"/>
     <w:p>
       <w:pPr>
         <w:pStyle w:val="Heading3"/>
@@ -44200,8 +45233,8 @@
         </w:tc>
       </w:tr>
     </w:tbl>
-    <w:bookmarkEnd w:id="219"/>
-    <w:bookmarkStart w:id="220" w:name="d2-chạy-bằng-docker-compose-khuyến-nghị"/>
+    <w:bookmarkEnd w:id="220"/>
+    <w:bookmarkStart w:id="221" w:name="d2-chạy-bằng-docker-compose-khuyến-nghị"/>
     <w:p>
       <w:pPr>
         <w:pStyle w:val="Heading3"/>
@@ -44510,8 +45543,8 @@
         <w:t xml:space="preserve">, trình bày ở mục 4.7.4.</w:t>
       </w:r>
     </w:p>
-    <w:bookmarkEnd w:id="220"/>
-    <w:bookmarkStart w:id="221" w:name="d3-chạy-trực-tiếp-không-dùng-docker"/>
+    <w:bookmarkEnd w:id="221"/>
+    <w:bookmarkStart w:id="222" w:name="d3-chạy-trực-tiếp-không-dùng-docker"/>
     <w:p>
       <w:pPr>
         <w:pStyle w:val="Heading3"/>
@@ -44717,7 +45750,7 @@
         <w:t xml:space="preserve"> </w:t>
       </w:r>
       <w:r>
-        <w:t xml:space="preserve">Đồ án dùng</w:t>
+        <w:t xml:space="preserve">Nhóm thực hiện dùng</w:t>
       </w:r>
       <w:r>
         <w:t xml:space="preserve"> </w:t>
@@ -44745,8 +45778,8 @@
         <w:t xml:space="preserve">học sâu — trình bày ở mục 4.3.2. Gộp chúng lại sẽ hỏng.</w:t>
       </w:r>
     </w:p>
-    <w:bookmarkEnd w:id="221"/>
-    <w:bookmarkStart w:id="222" w:name="d4-biến-môi-trường-đáng-chú-ý"/>
+    <w:bookmarkEnd w:id="222"/>
+    <w:bookmarkStart w:id="223" w:name="d4-biến-môi-trường-đáng-chú-ý"/>
     <w:p>
       <w:pPr>
         <w:pStyle w:val="Heading3"/>
@@ -45070,9 +46103,9 @@
         </w:pict>
       </w:r>
     </w:p>
-    <w:bookmarkEnd w:id="222"/>
     <w:bookmarkEnd w:id="223"/>
-    <w:bookmarkStart w:id="226" w:name="phụ-lục-e-kết-quả-kiểm-thử"/>
+    <w:bookmarkEnd w:id="224"/>
+    <w:bookmarkStart w:id="227" w:name="phụ-lục-e-kết-quả-kiểm-thử"/>
     <w:p>
       <w:pPr>
         <w:pStyle w:val="Heading2"/>
@@ -45081,7 +46114,7 @@
         <w:t xml:space="preserve">Phụ lục E. Kết quả kiểm thử</w:t>
       </w:r>
     </w:p>
-    <w:bookmarkStart w:id="224" w:name="e1-tổng-hợp"/>
+    <w:bookmarkStart w:id="225" w:name="e1-tổng-hợp"/>
     <w:p>
       <w:pPr>
         <w:pStyle w:val="Heading3"/>
@@ -45315,8 +46348,8 @@
         </w:tc>
       </w:tr>
     </w:tbl>
-    <w:bookmarkEnd w:id="224"/>
-    <w:bookmarkStart w:id="225" w:name="e2-phân-nhóm"/>
+    <w:bookmarkEnd w:id="225"/>
+    <w:bookmarkStart w:id="226" w:name="e2-phân-nhóm"/>
     <w:p>
       <w:pPr>
         <w:pStyle w:val="Heading3"/>
@@ -45562,9 +46595,9 @@
         </w:pict>
       </w:r>
     </w:p>
-    <w:bookmarkEnd w:id="225"/>
     <w:bookmarkEnd w:id="226"/>
-    <w:bookmarkStart w:id="229" w:name="Xb0ecaefd567621d8f4fd0ba4686066ee0905bcc"/>
+    <w:bookmarkEnd w:id="227"/>
+    <w:bookmarkStart w:id="230" w:name="Xb0ecaefd567621d8f4fd0ba4686066ee0905bcc"/>
     <w:p>
       <w:pPr>
         <w:pStyle w:val="Heading2"/>
@@ -45573,7 +46606,7 @@
         <w:t xml:space="preserve">Phụ lục F. Giao diện lập trình và cấu hình triển khai</w:t>
       </w:r>
     </w:p>
-    <w:bookmarkStart w:id="227" w:name="f1-danh-sách-endpoint"/>
+    <w:bookmarkStart w:id="228" w:name="f1-danh-sách-endpoint"/>
     <w:p>
       <w:pPr>
         <w:pStyle w:val="Heading3"/>
@@ -46250,8 +47283,8 @@
         <w:t xml:space="preserve">, nên nó không bao giờ lệch với mã nguồn.</w:t>
       </w:r>
     </w:p>
-    <w:bookmarkEnd w:id="227"/>
-    <w:bookmarkStart w:id="228" w:name="f2-cấu-hình-docker-compose"/>
+    <w:bookmarkEnd w:id="228"/>
+    <w:bookmarkStart w:id="229" w:name="f2-cấu-hình-docker-compose"/>
     <w:p>
       <w:pPr>
         <w:pStyle w:val="Heading3"/>
@@ -46647,9 +47680,9 @@
         </w:pict>
       </w:r>
     </w:p>
-    <w:bookmarkEnd w:id="228"/>
     <w:bookmarkEnd w:id="229"/>
-    <w:bookmarkStart w:id="236" w:name="Xf4fdfdb0582bdca8adb9305f82cdbfca4c61ab6"/>
+    <w:bookmarkEnd w:id="230"/>
+    <w:bookmarkStart w:id="237" w:name="Xf4fdfdb0582bdca8adb9305f82cdbfca4c61ab6"/>
     <w:p>
       <w:pPr>
         <w:pStyle w:val="Heading2"/>
@@ -46704,7 +47737,7 @@
         </w:pict>
       </w:r>
     </w:p>
-    <w:bookmarkStart w:id="231" w:name="h2-bảng-34-yêu-cầu-chức-năng"/>
+    <w:bookmarkStart w:id="232" w:name="h2-bảng-34-yêu-cầu-chức-năng"/>
     <w:p>
       <w:pPr>
         <w:pStyle w:val="Heading3"/>
@@ -47033,11 +48066,11 @@
       <w:pPr>
         <w:pStyle w:val="Heading3"/>
       </w:pPr>
-      <w:bookmarkStart w:id="230" w:name="Xd671551d4f61d4e06f074a24ca13000a5b221b1"/>
+      <w:bookmarkStart w:id="231" w:name="Xd671551d4f61d4e06f074a24ca13000a5b221b1"/>
       <w:r>
         <w:t xml:space="preserve">Bốn yêu cầu mức Won't và hai đợt thu gọn phạm vi ngày 2026-07-20</w:t>
       </w:r>
-      <w:bookmarkEnd w:id="230"/>
+      <w:bookmarkEnd w:id="231"/>
     </w:p>
     <w:p>
       <w:pPr>
@@ -47275,8 +48308,8 @@
         </w:pict>
       </w:r>
     </w:p>
-    <w:bookmarkEnd w:id="231"/>
-    <w:bookmarkStart w:id="235" w:name="h3-bảng-chỉ-tiêu-phi-chức-năng"/>
+    <w:bookmarkEnd w:id="232"/>
+    <w:bookmarkStart w:id="236" w:name="h3-bảng-chỉ-tiêu-phi-chức-năng"/>
     <w:p>
       <w:pPr>
         <w:pStyle w:val="Heading3"/>
@@ -47293,7 +48326,7 @@
         <w:t xml:space="preserve">Bảy nhóm: hiệu năng (NFR-P), độ chính xác (NFR-A), tin cậy (NFR-R), khả dụng (NFR-U), bảo trì (NFR-M), bảo mật (NFR-S), tương thích – triển khai (NFR-C), mở rộng (NFR-SC).</w:t>
       </w:r>
     </w:p>
-    <w:bookmarkStart w:id="232" w:name="X3880515f8fbb8abfa7d57c19e291cacf82ef4a6"/>
+    <w:bookmarkStart w:id="233" w:name="X3880515f8fbb8abfa7d57c19e291cacf82ef4a6"/>
     <w:p>
       <w:pPr>
         <w:pStyle w:val="Heading4"/>
@@ -47474,11 +48507,11 @@
         <w:t xml:space="preserve">8 ảnh</w:t>
       </w:r>
       <w:r>
-        <w:t xml:space="preserve">, không có ý nghĩa thống kê; đồ án chỉ dùng cột thời gian và cố ý lược bỏ cột độ chính xác.</w:t>
-      </w:r>
-    </w:p>
-    <w:bookmarkEnd w:id="232"/>
-    <w:bookmarkStart w:id="233" w:name="X223de23e0d838ff891bdf6bdc5276f58b2d523c"/>
+        <w:t xml:space="preserve">, không có ý nghĩa thống kê; nhóm thực hiện chỉ dùng cột thời gian và cố ý lược bỏ cột độ chính xác.</w:t>
+      </w:r>
+    </w:p>
+    <w:bookmarkEnd w:id="233"/>
+    <w:bookmarkStart w:id="234" w:name="X223de23e0d838ff891bdf6bdc5276f58b2d523c"/>
     <w:p>
       <w:pPr>
         <w:pStyle w:val="Heading4"/>
@@ -48518,8 +49551,8 @@
         <w:t xml:space="preserve">— báo cáo theo điều kiện ảnh nếu bộ dữ liệu có nhãn phù hợp.</w:t>
       </w:r>
     </w:p>
-    <w:bookmarkEnd w:id="233"/>
-    <w:bookmarkStart w:id="234" w:name="c-các-nhóm-yêu-cầu-phi-chức-năng-còn-lại"/>
+    <w:bookmarkEnd w:id="234"/>
+    <w:bookmarkStart w:id="235" w:name="c-các-nhóm-yêu-cầu-phi-chức-năng-còn-lại"/>
     <w:p>
       <w:pPr>
         <w:pStyle w:val="Heading4"/>
@@ -48700,10 +49733,10 @@
         </w:pict>
       </w:r>
     </w:p>
-    <w:bookmarkEnd w:id="234"/>
     <w:bookmarkEnd w:id="235"/>
     <w:bookmarkEnd w:id="236"/>
-    <w:bookmarkStart w:id="238" w:name="Xca8a6b0a1c163d0021c70a30659365938cfbbe3"/>
+    <w:bookmarkEnd w:id="237"/>
+    <w:bookmarkStart w:id="239" w:name="Xca8a6b0a1c163d0021c70a30659365938cfbbe3"/>
     <w:p>
       <w:pPr>
         <w:pStyle w:val="Heading2"/>
@@ -48768,7 +49801,7 @@
         </w:pict>
       </w:r>
     </w:p>
-    <w:bookmarkStart w:id="237" w:name="o2-danh-mục-báo-cáo-đo-dạng-json"/>
+    <w:bookmarkStart w:id="238" w:name="o2-danh-mục-báo-cáo-đo-dạng-json"/>
     <w:p>
       <w:pPr>
         <w:pStyle w:val="Heading3"/>
@@ -49715,9 +50748,9 @@
         <w:br w:type="page"/>
       </w:r>
     </w:p>
-    <w:bookmarkEnd w:id="237"/>
     <w:bookmarkEnd w:id="238"/>
     <w:bookmarkEnd w:id="239"/>
+    <w:bookmarkEnd w:id="240"/>
     <w:sectPr>
       <w:footnotePr>
         <w:numRestart w:val="eachSect"/>

--- a/docs/papers/thesis-full.docx
+++ b/docs/papers/thesis-full.docx
@@ -772,7 +772,7 @@
           <w:b/>
           <w:bCs/>
         </w:rPr>
-        <w:t xml:space="preserve">(a) Biển hai dòng là điểm gãy đã đo được, không phải rủi ro giả định.</w:t>
+        <w:t xml:space="preserve">(a) Biển hai dòng là điểm suy giảm đã đo được, không phải rủi ro giả định.</w:t>
       </w:r>
       <w:r>
         <w:t xml:space="preserve"> </w:t>
@@ -1816,7 +1816,7 @@
         <w:t xml:space="preserve"> </w:t>
       </w:r>
       <w:r>
-        <w:t xml:space="preserve">mã pipeline AI</w:t>
+        <w:t xml:space="preserve">mã đường ống AI</w:t>
       </w:r>
       <w:r>
         <w:t xml:space="preserve"> </w:t>
@@ -2865,7 +2865,7 @@
               <w:pStyle w:val="Compact"/>
             </w:pPr>
             <w:r>
-              <w:t xml:space="preserve">Bộ nhớ thường trú của backend</w:t>
+              <w:t xml:space="preserve">Bộ nhớ thường trú của máy chủ</w:t>
             </w:r>
           </w:p>
         </w:tc>
@@ -3422,7 +3422,7 @@
         <w:t xml:space="preserve">chỉ tiêu đặt ra</w:t>
       </w:r>
       <w:r>
-        <w:t xml:space="preserve">. Hệ thống chạy pipeline nhận dạng</w:t>
+        <w:t xml:space="preserve">. Hệ thống chạy đường ống nhận dạng</w:t>
       </w:r>
       <w:r>
         <w:t xml:space="preserve"> </w:t>
@@ -3462,7 +3462,7 @@
         <w:t xml:space="preserve">imgsz=640</w:t>
       </w:r>
       <w:r>
-        <w:t xml:space="preserve">, split v3); các chỉ tiêu phát hiện đều đạt (</w:t>
+        <w:t xml:space="preserve">, phép chia tập v3); các chỉ tiêu phát hiện đều đạt (</w:t>
       </w:r>
       <w:hyperlink r:id="rId13">
         <w:r>
@@ -3596,7 +3596,7 @@
           <w:b/>
           <w:bCs/>
         </w:rPr>
-        <w:t xml:space="preserve">(3) Engine OCR</w:t>
+        <w:t xml:space="preserve">(3) Bộ nhận dạng ký tự</w:t>
       </w:r>
       <w:r>
         <w:t xml:space="preserve"> </w:t>
@@ -3618,7 +3618,7 @@
           <w:b/>
           <w:bCs/>
         </w:rPr>
-        <w:t xml:space="preserve">baseline</w:t>
+        <w:t xml:space="preserve">phương án khởi điểm</w:t>
       </w:r>
       <w:r>
         <w:t xml:space="preserve">, EasyOCR ngang hàng, Tesseract là mốc dưới, kèm bộ luật hậu xử lý theo vị trí.</w:t>
@@ -3631,7 +3631,7 @@
           <w:b/>
           <w:bCs/>
         </w:rPr>
-        <w:t xml:space="preserve">Lựa chọn engine OCR chưa chốt ở giai đoạn thiết kế</w:t>
+        <w:t xml:space="preserve">Lựa chọn bộ nhận dạng ký tự chưa chốt ở giai đoạn thiết kế</w:t>
       </w:r>
       <w:r>
         <w:t xml:space="preserve"> </w:t>
@@ -3704,13 +3704,13 @@
           <w:b/>
           <w:bCs/>
         </w:rPr>
-        <w:t xml:space="preserve">benchmark các engine OCR</w:t>
-      </w:r>
-      <w:r>
-        <w:t xml:space="preserve"> </w:t>
-      </w:r>
-      <w:r>
-        <w:t xml:space="preserve">trên chính tập kiểm thử biển số Việt Nam rồi tích hợp engine thắng cuộc; hậu xử lý theo luật hợp lệ theo vị trí;</w:t>
+        <w:t xml:space="preserve">benchmark các bộ nhận dạng ký tự</w:t>
+      </w:r>
+      <w:r>
+        <w:t xml:space="preserve"> </w:t>
+      </w:r>
+      <w:r>
+        <w:t xml:space="preserve">trên chính tập kiểm thử biển số Việt Nam rồi tích hợp bộ nhận dạng được chọn; hậu xử lý theo luật hợp lệ theo vị trí;</w:t>
       </w:r>
       <w:r>
         <w:t xml:space="preserve"> </w:t>
@@ -4057,7 +4057,7 @@
           <w:b/>
           <w:bCs/>
         </w:rPr>
-        <w:t xml:space="preserve">huấn luyện engine OCR từ đầu</w:t>
+        <w:t xml:space="preserve">huấn luyện bộ nhận dạng ký tự từ đầu</w:t>
       </w:r>
       <w:r>
         <w:t xml:space="preserve"> </w:t>
@@ -4497,7 +4497,7 @@
               <w:t xml:space="preserve"> </w:t>
             </w:r>
             <w:r>
-              <w:t xml:space="preserve">so với hai engine khác; thử tinh chỉnh và</w:t>
+              <w:t xml:space="preserve">so với hai bộ nhận dạng khác; thử tinh chỉnh và</w:t>
             </w:r>
             <w:r>
               <w:t xml:space="preserve"> </w:t>
@@ -4654,7 +4654,7 @@
               <w:pStyle w:val="Compact"/>
             </w:pPr>
             <w:r>
-              <w:t xml:space="preserve">Backend, giao diện, đóng gói</w:t>
+              <w:t xml:space="preserve">Máy chủ, giao diện, đóng gói</w:t>
             </w:r>
           </w:p>
         </w:tc>
@@ -4822,7 +4822,7 @@
         <w:t xml:space="preserve"> </w:t>
       </w:r>
       <w:r>
-        <w:t xml:space="preserve">— không phải tập script rời rạc: pipeline AI tách hoàn toàn khỏi tầng API (NFR-M1), interface trừu tượng cho phép thay engine OCR mà không sửa tầng API (NFR-M5), REST API có tài liệu tự sinh, giao diện web ba màn hình, cơ sở dữ liệu có migration, Docker một lệnh. Trạng thái đã đo: bao phủ kiểm thử tầng nghiệp vụ</w:t>
+        <w:t xml:space="preserve">— không phải tập script rời rạc: đường ống AI tách hoàn toàn khỏi tầng API (NFR-M1), interface trừu tượng cho phép thay bộ nhận dạng ký tự mà không sửa tầng API (NFR-M5), REST API có tài liệu tự sinh, giao diện web ba màn hình, cơ sở dữ liệu có migration, Docker một lệnh. Trạng thái đã đo: bao phủ kiểm thử tầng nghiệp vụ</w:t>
       </w:r>
       <w:r>
         <w:t xml:space="preserve"> </w:t>
@@ -5407,7 +5407,7 @@
         <w:t xml:space="preserve"> </w:t>
       </w:r>
       <w:r>
-        <w:t xml:space="preserve">— mọi số liệu kèm model CPU, số luồng, kích thước ảnh đầu vào, backend suy luận và cỡ mẫu đo. FPS không kèm phần cứng thì không tái lập được, cũng không so sánh được.</w:t>
+        <w:t xml:space="preserve">— mọi số liệu kèm model CPU, số luồng, kích thước ảnh đầu vào, nền tảng suy luận và cỡ mẫu đo. FPS không kèm phần cứng thì không tái lập được, cũng không so sánh được.</w:t>
       </w:r>
     </w:p>
     <w:p>
@@ -5435,10 +5435,10 @@
           <w:b/>
           <w:bCs/>
         </w:rPr>
-        <w:t xml:space="preserve">không tồn tại benchmark công khai nào so sánh các engine OCR trên riêng ảnh biển số xe máy Việt Nam hai dòng</w:t>
-      </w:r>
-      <w:r>
-        <w:t xml:space="preserve">, và hai số liệu thường được viện dẫn để chứng minh ưu thế của một engine đã</w:t>
+        <w:t xml:space="preserve">không tồn tại benchmark công khai nào so sánh các bộ nhận dạng ký tự trên riêng ảnh biển số xe máy Việt Nam hai dòng</w:t>
+      </w:r>
+      <w:r>
+        <w:t xml:space="preserve">, và hai số liệu thường được viện dẫn để chứng minh ưu thế của một bộ nhận dạng đã</w:t>
       </w:r>
       <w:r>
         <w:t xml:space="preserve"> </w:t>
@@ -5541,7 +5541,7 @@
           <w:b/>
           <w:bCs/>
         </w:rPr>
-        <w:t xml:space="preserve">trái kỳ vọng</w:t>
+        <w:t xml:space="preserve">khác với dự đoán ban đầu</w:t>
       </w:r>
       <w:r>
         <w:t xml:space="preserve">: kỹ thuật tách và ghép ngang giúp độ chính xác của PaddleOCR tăng</w:t>
@@ -5592,7 +5592,7 @@
         <w:t xml:space="preserve"> </w:t>
       </w:r>
       <w:r>
-        <w:t xml:space="preserve">phải kỹ thuật độc lập engine như giả định ban đầu.</w:t>
+        <w:t xml:space="preserve">phải kỹ thuật độc lập bộ nhận dạng như giả định ban đầu.</w:t>
       </w:r>
     </w:p>
     <w:bookmarkEnd w:id="34"/>
@@ -5912,7 +5912,7 @@
           <w:b/>
           <w:bCs/>
         </w:rPr>
-        <w:t xml:space="preserve">điểm gãy của nó trên văn bản nhiều dòng</w:t>
+        <w:t xml:space="preserve">giới hạn của nó trên văn bản nhiều dòng</w:t>
       </w:r>
       <w:r>
         <w:t xml:space="preserve"> </w:t>
@@ -8594,7 +8594,7 @@
               <w:pStyle w:val="Compact"/>
             </w:pPr>
             <w:r>
-              <w:t xml:space="preserve">Điểm mới đáng chú ý nhất</w:t>
+              <w:t xml:space="preserve">Điểm mới chính</w:t>
             </w:r>
           </w:p>
         </w:tc>
@@ -9468,7 +9468,7 @@
           <w:b/>
           <w:bCs/>
         </w:rPr>
-        <w:t xml:space="preserve">recall của detection quan trọng hơn precision</w:t>
+        <w:t xml:space="preserve">recall của bước phát hiện quan trọng hơn precision</w:t>
       </w:r>
       <w:r>
         <w:t xml:space="preserve">: biển bỏ sót là mất vĩnh viễn, vùng báo nhầm bị hậu xử lý loại vì chuỗi không khớp cú pháp.</w:t>
@@ -10667,7 +10667,7 @@
         <w:t xml:space="preserve"> </w:t>
       </w:r>
       <w:r>
-        <w:t xml:space="preserve">Vì mục tiêu detection là cắt vùng crop đủ tốt để OCR đọc, nhóm thực hiện chọn</w:t>
+        <w:t xml:space="preserve">Vì mục tiêu phát hiện là cắt vùng biển đủ tốt để OCR đọc, nhóm thực hiện chọn</w:t>
       </w:r>
       <w:r>
         <w:t xml:space="preserve"> </w:t>
@@ -10825,7 +10825,7 @@
         <w:t xml:space="preserve"> </w:t>
       </w:r>
       <w:r>
-        <w:t xml:space="preserve">đọc từng vùng. Sai lầm phổ biến: lấy thẳng bảng xếp hạng OCR phổ thông làm căn cứ chọn engine cho ALPR.</w:t>
+        <w:t xml:space="preserve">đọc từng vùng. Sai lầm phổ biến: lấy thẳng bảng xếp hạng OCR phổ thông làm căn cứ chọn bộ nhận dạng cho ALPR.</w:t>
       </w:r>
     </w:p>
     <w:p>
@@ -11742,7 +11742,7 @@
         <w:t xml:space="preserve"> </w:t>
       </w:r>
       <w:r>
-        <w:t xml:space="preserve">— lý do CTC là mặc định của hầu hết engine OCR mã nguồn mở, và lý do LPRNet đạt 3 ms/biển trên GPU GTX 1080, 1,3 ms trên CPU i7-6700K mà vẫn 95% accuracy trên biển Trung Quốc [23]</w:t>
+        <w:t xml:space="preserve">— lý do CTC là mặc định của hầu hết bộ nhận dạng ký tự mã nguồn mở, và lý do LPRNet đạt 3 ms/biển trên GPU GTX 1080, 1,3 ms trên CPU i7-6700K mà vẫn 95% accuracy trên biển Trung Quốc [23]</w:t>
       </w:r>
       <w:r>
         <w:t xml:space="preserve">.</w:t>
@@ -12168,18 +12168,18 @@
               <w:pStyle w:val="Compact"/>
             </w:pPr>
             <w:r>
-              <w:t xml:space="preserve">Dùng text detection của engine OCR, gom nhóm theo tâm dọc [24]</w:t>
-            </w:r>
-          </w:p>
-        </w:tc>
-        <w:tc>
-          <w:tcPr/>
-          <w:p>
-            <w:pPr>
-              <w:pStyle w:val="Compact"/>
-            </w:pPr>
-            <w:r>
-              <w:t xml:space="preserve">Tái dùng kết quả sẵn có; phụ thuộc chất lượng text detection trên crop nhỏ</w:t>
+              <w:t xml:space="preserve">Dùng text detection của bộ nhận dạng ký tự, gom nhóm theo tâm dọc [24]</w:t>
+            </w:r>
+          </w:p>
+        </w:tc>
+        <w:tc>
+          <w:tcPr/>
+          <w:p>
+            <w:pPr>
+              <w:pStyle w:val="Compact"/>
+            </w:pPr>
+            <w:r>
+              <w:t xml:space="preserve">Tái dùng kết quả sẵn có; phụ thuộc chất lượng text detection trên vùng cắt nhỏ</w:t>
             </w:r>
           </w:p>
         </w:tc>
@@ -12860,7 +12860,7 @@
         </m:r>
       </m:oMath>
       <w:r>
-        <w:t xml:space="preserve">. Đây là lý do một engine có CER rất tốt trên văn bản tài liệu vẫn có thể thất bại trên biển số.</w:t>
+        <w:t xml:space="preserve">. Đây là lý do một bộ nhận dạng có CER rất tốt trên văn bản tài liệu vẫn có thể thất bại trên biển số.</w:t>
       </w:r>
       <w:r>
         <w:t xml:space="preserve"> </w:t>
@@ -12886,7 +12886,7 @@
           <w:b/>
           <w:bCs/>
         </w:rPr>
-        <w:t xml:space="preserve">toàn bộ pipeline</w:t>
+        <w:t xml:space="preserve">toàn bộ đường ống</w:t>
       </w:r>
       <w:r>
         <w:t xml:space="preserve"> </w:t>
@@ -12978,7 +12978,7 @@
         <w:pStyle w:val="FirstParagraph"/>
       </w:pPr>
       <w:r>
-        <w:t xml:space="preserve">Nhiều công trình quốc tế gần đây (2018-2026) tập trung vào nhận dạng đầu-cuối bằng học sâu, cải thiện độ phân giải thấp và sử dụng siêu mô hình ngôn ngữ lớn để khắc phục hạn chế của các hệ thống cũ. Tuy nhiên, ít nghiên cứu nào bóc tách số liệu cho riêng biển hai dòng phức tạp giống như ở Việt Nam.</w:t>
+        <w:t xml:space="preserve">Nhiều công trình quốc tế gần đây (2018-2026) tập trung vào nhận dạng đầu cuối bằng học sâu, cải thiện độ phân giải thấp và sử dụng siêu mô hình ngôn ngữ lớn để khắc phục hạn chế của các hệ thống cũ. Tuy nhiên, ít nghiên cứu nào bóc tách số liệu cho riêng biển hai dòng phức tạp giống như ở Việt Nam.</w:t>
       </w:r>
     </w:p>
     <w:bookmarkEnd w:id="62"/>
@@ -13282,7 +13282,7 @@
                 <w:b/>
                 <w:bCs/>
               </w:rPr>
-              <w:t xml:space="preserve">Hầu hết công trình trong nước chỉ báo cáo mAP của detection</w:t>
+              <w:t xml:space="preserve">Hầu hết công trình trong nước chỉ báo cáo mAP của bước phát hiện</w:t>
             </w:r>
             <w:r>
               <w:t xml:space="preserve">, không báo cáo end-to-end mức chuỗi (mục 2.5.2)</w:t>
@@ -13325,7 +13325,7 @@
                 <w:b/>
                 <w:bCs/>
               </w:rPr>
-              <w:t xml:space="preserve">Không tồn tại benchmark công khai nào so sánh các engine OCR trên riêng ảnh biển số xe máy Việt Nam hai dòng</w:t>
+              <w:t xml:space="preserve">Không tồn tại benchmark công khai nào so sánh các bộ nhận dạng ký tự trên riêng ảnh biển số xe máy Việt Nam hai dòng</w:t>
             </w:r>
             <w:r>
               <w:t xml:space="preserve"> </w:t>
@@ -13358,7 +13358,7 @@
               <w:t xml:space="preserve"> </w:t>
             </w:r>
             <w:r>
-              <w:t xml:space="preserve">— đo ba engine trên 2.801 biển, cùng tầng bao quanh: PaddleOCR 68,87% · EasyOCR 14,28% · Tesseract 10,28% (mục 3.3.3)</w:t>
+              <w:t xml:space="preserve">— đo ba bộ nhận dạng trên 2.801 biển, cùng tầng bao quanh: PaddleOCR 68,87% · EasyOCR 14,28% · Tesseract 10,28% (mục 3.3.3)</w:t>
             </w:r>
           </w:p>
         </w:tc>
@@ -13404,7 +13404,7 @@
               <w:pStyle w:val="Compact"/>
             </w:pPr>
             <w:r>
-              <w:t xml:space="preserve">Mọi số liệu hiệu năng kèm: model CPU, số luồng, kích thước ảnh vào, backend suy luận, cỡ mẫu đo</w:t>
+              <w:t xml:space="preserve">Mọi số liệu hiệu năng kèm: model CPU, số luồng, kích thước ảnh vào, nền tảng suy luận, cỡ mẫu đo</w:t>
             </w:r>
           </w:p>
         </w:tc>
@@ -13754,7 +13754,7 @@
               <w:pStyle w:val="Compact"/>
             </w:pPr>
             <w:r>
-              <w:t xml:space="preserve">Engine giả định văn bản một dòng gãy ở đây; tiêu chí phân loại, không phải điểm cộng</w:t>
+              <w:t xml:space="preserve">Bộ nhận dạng giả định văn bản một dòng sẽ hỏng ở đây; tiêu chí phân loại, không phải điểm cộng</w:t>
             </w:r>
           </w:p>
         </w:tc>
@@ -14283,7 +14283,7 @@
           <w:b/>
           <w:bCs/>
         </w:rPr>
-        <w:t xml:space="preserve">So sánh runtime chưa chạy</w:t>
+        <w:t xml:space="preserve">So sánh nền tảng suy luận chưa chạy</w:t>
       </w:r>
       <w:r>
         <w:t xml:space="preserve"> </w:t>
@@ -14305,7 +14305,7 @@
         <w:t xml:space="preserve"> </w:t>
       </w:r>
       <w:r>
-        <w:t xml:space="preserve">(một runtime duy nhất cho cả hai mô hình, tránh xung đột hai framework học sâu), không nhờ số liệu tốc độ tự đo.</w:t>
+        <w:t xml:space="preserve">(một nền tảng suy luận duy nhất cho cả hai mô hình, tránh xung đột hai framework học sâu), không nhờ số liệu tốc độ tự đo.</w:t>
       </w:r>
     </w:p>
     <w:bookmarkEnd w:id="69"/>
@@ -14353,13 +14353,13 @@
       </w:r>
     </w:p>
     <w:bookmarkEnd w:id="71"/>
-    <w:bookmarkStart w:id="75" w:name="X90ba90ca2d0a22af141adbecd00edd6c888f388"/>
+    <w:bookmarkStart w:id="75" w:name="X3b36414df3ec80308838641ab5979a8be3b7b70"/>
     <w:p>
       <w:pPr>
         <w:pStyle w:val="Heading2"/>
       </w:pPr>
       <w:r>
-        <w:t xml:space="preserve">3.3. Engine nhận dạng ký tự</w:t>
+        <w:t xml:space="preserve">3.3. Bộ nhận dạng ký tự</w:t>
       </w:r>
     </w:p>
     <w:p>
@@ -14439,7 +14439,7 @@
         <w:t xml:space="preserve"> </w:t>
       </w:r>
       <w:r>
-        <w:t xml:space="preserve">tám engine — PaddleOCR, EasyOCR, Tesseract, TrOCR, docTR, MMOCR, fast-plate-ocr và RapidOCR/OnnxTR.</w:t>
+        <w:t xml:space="preserve">tám bộ nhận dạng — PaddleOCR, EasyOCR, Tesseract, TrOCR, docTR, MMOCR, fast-plate-ocr và RapidOCR/OnnxTR.</w:t>
       </w:r>
     </w:p>
     <w:bookmarkEnd w:id="72"/>
@@ -14815,13 +14815,13 @@
           <w:b/>
           <w:bCs/>
         </w:rPr>
-        <w:t xml:space="preserve">baseline của chính nó</w:t>
-      </w:r>
-      <w:r>
-        <w:t xml:space="preserve"> </w:t>
-      </w:r>
-      <w:r>
-        <w:t xml:space="preserve">(v5_server 78,1% / 81,6%), không phải trên baseline trong tài liệu PaddleX (86,38% / 83,8%). Ghép hai nguồn sẽ</w:t>
+        <w:t xml:space="preserve">mốc so sánh của chính nó</w:t>
+      </w:r>
+      <w:r>
+        <w:t xml:space="preserve"> </w:t>
+      </w:r>
+      <w:r>
+        <w:t xml:space="preserve">(v5_server 78,1% / 81,6%), không phải trên mốc so sánh trong tài liệu PaddleX (86,38% / 83,8%). Ghép hai nguồn sẽ</w:t>
       </w:r>
       <w:r>
         <w:t xml:space="preserve"> </w:t>
@@ -14834,17 +14834,17 @@
         <w:t xml:space="preserve">đảo chiều kết luận</w:t>
       </w:r>
       <w:r>
-        <w:t xml:space="preserve">. Trích thì phải trích kèm baseline gốc.</w:t>
+        <w:t xml:space="preserve">. Trích thì phải trích kèm mốc so sánh gốc.</w:t>
       </w:r>
     </w:p>
     <w:bookmarkEnd w:id="73"/>
-    <w:bookmarkStart w:id="74" w:name="X912b2abee09efedb36a735715ac10a87cfbc4d7"/>
+    <w:bookmarkStart w:id="74" w:name="X73e93e6a69a9d95e4da95b420f14d5db02581b6"/>
     <w:p>
       <w:pPr>
         <w:pStyle w:val="Heading3"/>
       </w:pPr>
       <w:r>
-        <w:t xml:space="preserve">3.3.3. Benchmark ba engine trên 2.801 biển số Việt Nam — đo 03/08/2026</w:t>
+        <w:t xml:space="preserve">3.3.3. Benchmark ba bộ nhận dạng trên 2.801 biển số Việt Nam — đo 03/08/2026</w:t>
       </w:r>
     </w:p>
     <w:p>
@@ -14886,7 +14886,7 @@
         <w:t xml:space="preserve"> </w:t>
       </w:r>
       <w:r>
-        <w:t xml:space="preserve">Bốn lượt chạy đầu không hợp lệ do thiếu điều kiện cần: truyền tên mô hình tường minh, tắt backend oneDNN (mục 4.6.3), khôi phục tỷ lệ khung hình và lọc mảnh nhiễu ở mép dải ghép. Hiệu năng phụ thuộc vào cả engine OCR lẫn tiền xử lý, hậu xử lý; vì vậy, so sánh các engine phải dùng cùng một tầng bao quanh.</w:t>
+        <w:t xml:space="preserve">Bốn lượt chạy đầu không hợp lệ do thiếu điều kiện cần: truyền tên mô hình tường minh, tắt thư viện tăng tốc oneDNN (mục 4.6.3), khôi phục tỷ lệ khung hình và lọc mảnh nhiễu ở mép dải ghép. Hiệu năng phụ thuộc vào cả bộ nhận dạng ký tự lẫn tiền xử lý, hậu xử lý; vì vậy, so sánh các bộ nhận dạng phải dùng cùng một tầng bao quanh.</w:t>
       </w:r>
     </w:p>
     <w:p>
@@ -14904,7 +14904,7 @@
         <w:t xml:space="preserve"> </w:t>
       </w:r>
       <w:r>
-        <w:t xml:space="preserve">Cả ba engine chạy trong</w:t>
+        <w:t xml:space="preserve">Cả ba bộ nhận dạng chạy trong</w:t>
       </w:r>
       <w:r>
         <w:t xml:space="preserve"> </w:t>
@@ -14920,7 +14920,7 @@
         <w:t xml:space="preserve"> </w:t>
       </w:r>
       <w:r>
-        <w:t xml:space="preserve">— sao đúng chuỗi bước của bộ nhận dạng bản giao hàng — trên</w:t>
+        <w:t xml:space="preserve">— sao đúng chuỗi bước của bộ nhận dạng bản bàn giao — trên</w:t>
       </w:r>
       <w:r>
         <w:t xml:space="preserve"> </w:t>
@@ -14933,7 +14933,7 @@
         <w:t xml:space="preserve">cùng một mảng NumPy đã chuẩn bị xong</w:t>
       </w:r>
       <w:r>
-        <w:t xml:space="preserve">; khác biệt duy nhất còn lại là engine. Đây cũng là bằng chứng thực nghiệm cho NFR-M5. Một chỗ cố ý không cào bằng: Tesseract chạy kèm whitelist</w:t>
+        <w:t xml:space="preserve">; khác biệt duy nhất còn lại là bộ nhận dạng. Đây cũng là bằng chứng thực nghiệm cho NFR-M5. Một chỗ cố ý không cào bằng: Tesseract chạy kèm whitelist</w:t>
       </w:r>
       <w:r>
         <w:t xml:space="preserve"> </w:t>
@@ -14973,13 +14973,13 @@
           <w:i/>
           <w:iCs/>
         </w:rPr>
-        <w:t xml:space="preserve">Kiểm chứng harness:</w:t>
-      </w:r>
-      <w:r>
-        <w:t xml:space="preserve"> </w:t>
-      </w:r>
-      <w:r>
-        <w:t xml:space="preserve">nhánh có split của PaddleOCR đạt</w:t>
+        <w:t xml:space="preserve">Kiểm chứng công cụ đo:</w:t>
+      </w:r>
+      <w:r>
+        <w:t xml:space="preserve"> </w:t>
+      </w:r>
+      <w:r>
+        <w:t xml:space="preserve">nhánh có tách đôi của PaddleOCR đạt</w:t>
       </w:r>
       <w:r>
         <w:t xml:space="preserve"> </w:t>
@@ -15010,7 +15010,7 @@
         <w:t xml:space="preserve"> </w:t>
       </w:r>
       <w:r>
-        <w:t xml:space="preserve">So sánh ba engine OCR trên 2.801 biển số Việt Nam (567 một dòng, 2.234 hai dòng)</w:t>
+        <w:t xml:space="preserve">So sánh ba bộ nhận dạng ký tự trên 2.801 biển số Việt Nam (567 một dòng, 2.234 hai dòng)</w:t>
       </w:r>
     </w:p>
     <w:tbl>
@@ -15040,7 +15040,7 @@
               <w:pStyle w:val="Compact"/>
             </w:pPr>
             <w:r>
-              <w:t xml:space="preserve">Engine</w:t>
+              <w:t xml:space="preserve">Bộ nhận dạng</w:t>
             </w:r>
           </w:p>
         </w:tc>
@@ -15151,7 +15151,7 @@
               <w:pStyle w:val="Compact"/>
             </w:pPr>
             <w:r>
-              <w:t xml:space="preserve">tắt split</w:t>
+              <w:t xml:space="preserve">tắt tách đôi</w:t>
             </w:r>
           </w:p>
         </w:tc>
@@ -15251,7 +15251,7 @@
               <w:pStyle w:val="Compact"/>
             </w:pPr>
             <w:r>
-              <w:t xml:space="preserve">có split</w:t>
+              <w:t xml:space="preserve">có tách đôi</w:t>
             </w:r>
           </w:p>
         </w:tc>
@@ -15467,7 +15467,7 @@
               <w:pStyle w:val="Compact"/>
             </w:pPr>
             <w:r>
-              <w:t xml:space="preserve">tắt split</w:t>
+              <w:t xml:space="preserve">tắt tách đôi</w:t>
             </w:r>
           </w:p>
         </w:tc>
@@ -15563,7 +15563,7 @@
               <w:pStyle w:val="Compact"/>
             </w:pPr>
             <w:r>
-              <w:t xml:space="preserve">có split</w:t>
+              <w:t xml:space="preserve">có tách đôi</w:t>
             </w:r>
           </w:p>
         </w:tc>
@@ -15755,7 +15755,7 @@
               <w:pStyle w:val="Compact"/>
             </w:pPr>
             <w:r>
-              <w:t xml:space="preserve">tắt split</w:t>
+              <w:t xml:space="preserve">tắt tách đôi</w:t>
             </w:r>
           </w:p>
         </w:tc>
@@ -15855,7 +15855,7 @@
               <w:pStyle w:val="Compact"/>
             </w:pPr>
             <w:r>
-              <w:t xml:space="preserve">có split</w:t>
+              <w:t xml:space="preserve">có tách đôi</w:t>
             </w:r>
           </w:p>
         </w:tc>
@@ -16052,7 +16052,7 @@
         <w:t xml:space="preserve"> </w:t>
       </w:r>
       <w:r>
-        <w:t xml:space="preserve">Ở cấu hình bản giao hàng, PaddleOCR đạt</w:t>
+        <w:t xml:space="preserve">Ở cấu hình bản bàn giao, PaddleOCR đạt</w:t>
       </w:r>
       <w:r>
         <w:t xml:space="preserve"> </w:t>
@@ -16135,7 +16135,7 @@
           <w:b/>
           <w:bCs/>
         </w:rPr>
-        <w:t xml:space="preserve">d) Tách-rồi-ghép-ngang không độc lập engine.</w:t>
+        <w:t xml:space="preserve">d) Tách-rồi-ghép-ngang không độc lập bộ nhận dạng.</w:t>
       </w:r>
     </w:p>
     <w:tbl>
@@ -16160,18 +16160,18 @@
               <w:pStyle w:val="Compact"/>
             </w:pPr>
             <w:r>
-              <w:t xml:space="preserve">Engine</w:t>
-            </w:r>
-          </w:p>
-        </w:tc>
-        <w:tc>
-          <w:tcPr/>
-          <w:p>
-            <w:pPr>
-              <w:pStyle w:val="Compact"/>
-            </w:pPr>
-            <w:r>
-              <w:t xml:space="preserve">tắt split → có split</w:t>
+              <w:t xml:space="preserve">Bộ nhận dạng</w:t>
+            </w:r>
+          </w:p>
+        </w:tc>
+        <w:tc>
+          <w:tcPr/>
+          <w:p>
+            <w:pPr>
+              <w:pStyle w:val="Compact"/>
+            </w:pPr>
+            <w:r>
+              <w:t xml:space="preserve">tắt tách đôi → có tách đôi</w:t>
             </w:r>
           </w:p>
         </w:tc>
@@ -16310,7 +16310,7 @@
         <w:pStyle w:val="BodyText"/>
       </w:pPr>
       <w:r>
-        <w:t xml:space="preserve">Nếu cả ba engine đều có sự gia tăng đáng kể về độ chính xác, có thể kết luận kỹ thuật của đồ án mang tính độc lập với engine. Tuy nhiên,</w:t>
+        <w:t xml:space="preserve">Nếu cả ba bộ nhận dạng đều có sự gia tăng đáng kể về độ chính xác, có thể kết luận kỹ thuật của đồ án mang tính độc lập với bộ nhận dạng. Tuy nhiên,</w:t>
       </w:r>
       <w:r>
         <w:t xml:space="preserve"> </w:t>
@@ -16355,7 +16355,7 @@
         <w:t xml:space="preserve">chưa đủ</w:t>
       </w:r>
       <w:r>
-        <w:t xml:space="preserve">; nó đòi hỏi engine OCR phải có đủ năng lực để trích xuất thông tin từ dải ảnh đã ghép hiệu quả.</w:t>
+        <w:t xml:space="preserve">; nó đòi hỏi bộ nhận dạng ký tự phải có đủ năng lực để trích xuất thông tin từ dải ảnh đã ghép hiệu quả.</w:t>
       </w:r>
     </w:p>
     <w:p>
@@ -16395,7 +16395,7 @@
         <w:t xml:space="preserve"> </w:t>
       </w:r>
       <w:r>
-        <w:t xml:space="preserve">đóng góp độc lập engine, khác với tách-rồi-ghép-ngang.</w:t>
+        <w:t xml:space="preserve">đóng góp độc lập bộ nhận dạng, khác với tách rồi ghép ngang.</w:t>
       </w:r>
     </w:p>
     <w:p>
@@ -16446,7 +16446,7 @@
           <w:i/>
           <w:iCs/>
         </w:rPr>
-        <w:t xml:space="preserve">"Tesseract vỡ khi crop nhiều dòng"</w:t>
+        <w:t xml:space="preserve">"Tesseract hỏng khi vùng cắt nhiều dòng"</w:t>
       </w:r>
       <w:r>
         <w:t xml:space="preserve"> </w:t>
@@ -16515,7 +16515,7 @@
         <w:t xml:space="preserve"> </w:t>
       </w:r>
       <w:r>
-        <w:t xml:space="preserve">kết luận engine nào tốt hơn nói chung — chỉ kết luận engine nào đọc biển số Việt Nam tốt hơn</w:t>
+        <w:t xml:space="preserve">kết luận bộ nhận dạng nào tốt hơn nói chung — chỉ kết luận bộ nhận dạng nào đọc biển số Việt Nam tốt hơn</w:t>
       </w:r>
       <w:r>
         <w:t xml:space="preserve"> </w:t>
@@ -16533,13 +16533,13 @@
     </w:p>
     <w:bookmarkEnd w:id="74"/>
     <w:bookmarkEnd w:id="75"/>
-    <w:bookmarkStart w:id="76" w:name="Xa3167148868a56ec188c1051f156e958982c3ad"/>
+    <w:bookmarkStart w:id="76" w:name="X31b8ff4a01ba06884175bb8485a827085d64bd0"/>
     <w:p>
       <w:pPr>
         <w:pStyle w:val="Heading2"/>
       </w:pPr>
       <w:r>
-        <w:t xml:space="preserve">3.4. Runtime suy luận trên CPU: ONNX Runtime</w:t>
+        <w:t xml:space="preserve">3.4. Nền tảng suy luận trên CPU: ONNX Runtime</w:t>
       </w:r>
     </w:p>
     <w:p>
@@ -16797,7 +16797,7 @@
               <w:pStyle w:val="Compact"/>
             </w:pPr>
             <w:r>
-              <w:t xml:space="preserve">Web framework backend</w:t>
+              <w:t xml:space="preserve">Nền tảng web phía máy chủ</w:t>
             </w:r>
           </w:p>
         </w:tc>
@@ -17024,7 +17024,7 @@
               <w:pStyle w:val="Compact"/>
             </w:pPr>
             <w:r>
-              <w:t xml:space="preserve">Frontend</w:t>
+              <w:t xml:space="preserve">Giao diện</w:t>
             </w:r>
           </w:p>
         </w:tc>
@@ -17056,7 +17056,7 @@
               <w:pStyle w:val="Compact"/>
             </w:pPr>
             <w:r>
-              <w:t xml:space="preserve">Hệ sinh thái lớn nhất; công cụ build tiền nhiệm ngừng bảo trì; kiểu tĩnh nối tiếp từ backend</w:t>
+              <w:t xml:space="preserve">Hệ sinh thái lớn nhất; công cụ build tiền nhiệm ngừng bảo trì; kiểu tĩnh nối tiếp từ máy chủ</w:t>
             </w:r>
           </w:p>
         </w:tc>
@@ -17276,17 +17276,17 @@
         <w:t xml:space="preserve">không gán được cho riêng biến nào</w:t>
       </w:r>
       <w:r>
-        <w:t xml:space="preserve">. Điều này phải nói rõ vì bản nháp trước từng trình bày best.pt như mô hình "tệ hơn baseline", trong khi ở tầng phát hiện nó</w:t>
-      </w:r>
-      <w:r>
-        <w:t xml:space="preserve"> </w:t>
-      </w:r>
-      <w:r>
-        <w:rPr>
-          <w:b/>
-          <w:bCs/>
-        </w:rPr>
-        <w:t xml:space="preserve">vượt mọi ngưỡng NFR</w:t>
+        <w:t xml:space="preserve">. Cần nêu rõ điều này để tránh kết luận sai: ở tầng phát hiện, best.pt</w:t>
+      </w:r>
+      <w:r>
+        <w:t xml:space="preserve"> </w:t>
+      </w:r>
+      <w:r>
+        <w:rPr>
+          <w:b/>
+          <w:bCs/>
+        </w:rPr>
+        <w:t xml:space="preserve">vượt mọi ngưỡng đã đặt ra</w:t>
       </w:r>
       <w:r>
         <w:t xml:space="preserve"> </w:t>
@@ -17372,7 +17372,7 @@
         <w:pStyle w:val="FirstParagraph"/>
       </w:pPr>
       <w:r>
-        <w:t xml:space="preserve">Trên cơ sở lý thuyết ở Chương 2 và lựa chọn công nghệ ở Chương 3, chương này trình bày thiết kế và hiện thực của hệ thống trong cùng một mạch. Nguyên tắc trình bày: mọi mô tả đều phản ánh đúng mã nguồn thực tế; các chức năng chưa hoàn thiện và các số liệu chưa được đo lường đều được ghi chú rõ ràng. Chương gồm phân tích yêu cầu (4.1), kiến trúc (4.2), môi trường phát triển (4.3), bộ dữ liệu (4.4), huấn luyện mô hình (4.5), tầng AI (4.6), backend và CSDL (4.7), giao diện (4.8), Docker (4.9) và bảng đối chiếu cài đặt lệch thiết kế (4.10).</w:t>
+        <w:t xml:space="preserve">Trên cơ sở lý thuyết ở Chương 2 và lựa chọn công nghệ ở Chương 3, chương này trình bày thiết kế và hiện thực của hệ thống trong cùng một mạch. Nguyên tắc trình bày: mọi mô tả đều phản ánh đúng mã nguồn thực tế; các chức năng chưa hoàn thiện và các số liệu chưa được đo lường đều được ghi chú rõ ràng. Chương gồm phân tích yêu cầu (4.1), kiến trúc (4.2), môi trường phát triển (4.3), bộ dữ liệu (4.4), huấn luyện mô hình (4.5), tầng AI (4.6), máy chủ và cơ sở dữ liệu (4.7), giao diện (4.8), Docker (4.9) và bảng đối chiếu cài đặt lệch thiết kế (4.10).</w:t>
       </w:r>
     </w:p>
     <w:p>
@@ -17404,7 +17404,7 @@
         <w:t xml:space="preserve">model_loaded: true</w:t>
       </w:r>
       <w:r>
-        <w:t xml:space="preserve">, engine</w:t>
+        <w:t xml:space="preserve">, bộ nhận dạng</w:t>
       </w:r>
       <w:r>
         <w:t xml:space="preserve"> </w:t>
@@ -17497,7 +17497,7 @@
         <w:t xml:space="preserve"> </w:t>
       </w:r>
       <w:r>
-        <w:t xml:space="preserve">(toàn bộ xe máy và một phần ô tô) trong khi đa số bộ dữ liệu quốc tế giả định biển một dòng; điểm gãy này đã đo được: trên</w:t>
+        <w:t xml:space="preserve">(toàn bộ xe máy và một phần ô tô) trong khi đa số bộ dữ liệu quốc tế giả định biển một dòng; mức suy giảm này đã đo được: trên</w:t>
       </w:r>
       <w:r>
         <w:t xml:space="preserve"> </w:t>
@@ -17982,7 +17982,7 @@
         <w:t xml:space="preserve"> </w:t>
       </w:r>
       <w:r>
-        <w:t xml:space="preserve">(CON-02) và ngân sách độ trễ đầu-cuối. Bảng đầy đủ ở</w:t>
+        <w:t xml:space="preserve">(CON-02) và ngân sách độ trễ đầu cuối. Bảng đầy đủ ở</w:t>
       </w:r>
       <w:r>
         <w:t xml:space="preserve"> </w:t>
@@ -18043,7 +18043,7 @@
           <w:b/>
           <w:bCs/>
         </w:rPr>
-        <w:t xml:space="preserve">pipeline AI nằm ở vòng trong cùng</w:t>
+        <w:t xml:space="preserve">đường ống AI nằm ở vòng trong cùng</w:t>
       </w:r>
       <w:r>
         <w:t xml:space="preserve">, tầng web phụ thuộc nó chứ không ngược lại. SOLID vận dụng:</w:t>
@@ -18078,7 +18078,7 @@
         <w:t xml:space="preserve"> </w:t>
       </w:r>
       <w:r>
-        <w:t xml:space="preserve">— dùng theo nghĩa đen khi hệ thống chạy pipeline giả lập đúng hợp đồng pipeline thật;</w:t>
+        <w:t xml:space="preserve">— dùng theo nghĩa đen khi hệ thống chạy đường ống giả lập đúng hợp đồng đường ống thật;</w:t>
       </w:r>
       <w:r>
         <w:t xml:space="preserve"> </w:t>
@@ -18118,7 +18118,7 @@
         <w:t xml:space="preserve"> </w:t>
       </w:r>
       <w:r>
-        <w:t xml:space="preserve">(NFR-M1) ⇒ pipeline AI là package Python độc lập, không import framework web; (2)</w:t>
+        <w:t xml:space="preserve">(NFR-M1) ⇒ đường ống AI là package Python độc lập, không import framework web; (2)</w:t>
       </w:r>
       <w:r>
         <w:t xml:space="preserve"> </w:t>
@@ -18328,7 +18328,7 @@
         <w:t xml:space="preserve"> </w:t>
       </w:r>
       <w:r>
-        <w:t xml:space="preserve">(điều phối: tạo tác vụ, gọi pipeline, lưu tệp, ghi CSDL, gộp trùng, thống kê);</w:t>
+        <w:t xml:space="preserve">(điều phối: tạo tác vụ, gọi đường ống, lưu tệp, ghi CSDL, gộp trùng, thống kê);</w:t>
       </w:r>
       <w:r>
         <w:t xml:space="preserve"> </w:t>
@@ -18518,7 +18518,7 @@
         <w:t xml:space="preserve">Tái sử dụng trong script huấn luyện và đánh giá</w:t>
       </w:r>
       <w:r>
-        <w:t xml:space="preserve">: nếu logic tiền xử lý nằm lẫn trong hàm HTTP thì script đánh giá phải sao chép, hai bản sẽ lệch nhau — dẫn tới tình huống tệ nhất:</w:t>
+        <w:t xml:space="preserve">: nếu logic tiền xử lý nằm lẫn trong hàm HTTP thì script đánh giá phải sao chép, hai bản sẽ lệch nhau, dẫn tới hệ quả nghiêm trọng nhất có thể xảy ra:</w:t>
       </w:r>
       <w:r>
         <w:t xml:space="preserve"> </w:t>
@@ -18531,10 +18531,7 @@
         <w:t xml:space="preserve">con số công bố không phản ánh đúng kết quả thực tế của hệ thống</w:t>
       </w:r>
       <w:r>
-        <w:t xml:space="preserve"> </w:t>
-      </w:r>
-      <w:r>
-        <w:t xml:space="preserve">(đúng loại sự cố đã xảy ra thật, mục 4.6.4g và 4.10).</w:t>
+        <w:t xml:space="preserve">. Mục 4.6.4g và 4.10 phân tích một trường hợp thuộc loại này.</w:t>
       </w:r>
       <w:r>
         <w:t xml:space="preserve"> </w:t>
@@ -18544,7 +18541,7 @@
           <w:i/>
           <w:iCs/>
         </w:rPr>
-        <w:t xml:space="preserve">Thay thế engine mà không cần sửa mã tầng API</w:t>
+        <w:t xml:space="preserve">Thay thế bộ nhận dạng mà không cần sửa mã tầng API</w:t>
       </w:r>
       <w:r>
         <w:t xml:space="preserve"> </w:t>
@@ -18563,7 +18560,7 @@
         <w:t xml:space="preserve">kiểm chứng trên thực tế</w:t>
       </w:r>
       <w:r>
-        <w:t xml:space="preserve">: trong suốt Phase 5–7, hệ thống chạy với</w:t>
+        <w:t xml:space="preserve">: trong suốt giai đoạn xây dựng phần mềm và kiểm thử, hệ thống chạy với</w:t>
       </w:r>
       <w:r>
         <w:t xml:space="preserve"> </w:t>
@@ -18668,13 +18665,13 @@
       </w:r>
     </w:p>
     <w:bookmarkEnd w:id="90"/>
-    <w:bookmarkStart w:id="94" w:name="Xa62b0cc7074c261b10a88eca3c36a102e21f772"/>
+    <w:bookmarkStart w:id="94" w:name="Xa2811f385dbb51855f7af41ba051000a632424d"/>
     <w:p>
       <w:pPr>
         <w:pStyle w:val="Heading3"/>
       </w:pPr>
       <w:r>
-        <w:t xml:space="preserve">4.2.4. Luồng xử lý của pipeline AI và nhánh biển hai dòng</w:t>
+        <w:t xml:space="preserve">4.2.4. Luồng xử lý của đường ống AI và nhánh biển hai dòng</w:t>
       </w:r>
     </w:p>
     <w:p>
@@ -18739,7 +18736,7 @@
         <w:t xml:space="preserve"> </w:t>
       </w:r>
       <w:r>
-        <w:t xml:space="preserve">Luồng xử lý của pipeline AI, các khối tô đỏ là nhánh biển hai dòng</w:t>
+        <w:t xml:space="preserve">Luồng xử lý của đường ống AI, các khối tô đỏ là nhánh biển hai dòng</w:t>
       </w:r>
     </w:p>
     <w:p>
@@ -18858,7 +18855,7 @@
         <w:pStyle w:val="BodyText"/>
       </w:pPr>
       <w:r>
-        <w:t xml:space="preserve">Ghi chú: AD-03 không đổi sau khi gỡ trang Webcam vì ở ~5 FPS trên CPU, nút thắt là suy luận chứ không phải giao thức. AD-04 cố ý</w:t>
+        <w:t xml:space="preserve">Ghi chú: AD-03 không đổi sau khi gỡ trang Webcam vì ở ~5 FPS trên CPU, điểm nghẽn là suy luận chứ không phải giao thức. AD-04 cố ý</w:t>
       </w:r>
       <w:r>
         <w:t xml:space="preserve"> </w:t>
@@ -19008,7 +19005,7 @@
         <w:t xml:space="preserve"> </w:t>
       </w:r>
       <w:r>
-        <w:t xml:space="preserve">(macOS Apple Silicon, Python 3.12); ghi nhận sai lệch thành văn bản là bước đầu của Phase 0. Ràng buộc CPU để lại dấu vết cụ thể: NFR-P1 phát biểu thẳng cho CPU; AD-06 kéo theo</w:t>
+        <w:t xml:space="preserve">(macOS Apple Silicon, Python 3.12); ghi nhận sai lệch thành văn bản là bước đầu của giai đoạn phân tích yêu cầu. Ràng buộc CPU để lại dấu vết cụ thể: NFR-P1 phát biểu thẳng cho CPU; AD-06 kéo theo</w:t>
       </w:r>
       <w:r>
         <w:t xml:space="preserve"> </w:t>
@@ -19023,7 +19020,7 @@
         <w:t xml:space="preserve"> </w:t>
       </w:r>
       <w:r>
-        <w:t xml:space="preserve">và PP-OCRv5 mobile; và vì huấn luyện trên CPU mất 1–3 ngày mỗi lượt, đường ray huấn luyện chạy được cả trên máy cá nhân lẫn nền tảng đám mây, với toàn bộ siêu tham số đặt trong một tệp cấu hình duy nhất. Trước khi bật bậc thử lại, p95 đầu-cuối trên</w:t>
+        <w:t xml:space="preserve">và PP-OCRv5 mobile; và vì huấn luyện trên CPU mất 1–3 ngày mỗi lượt, quy trình huấn luyện chạy được cả trên máy cá nhân lẫn nền tảng đám mây, với toàn bộ siêu tham số đặt trong một tệp cấu hình duy nhất. Trước khi bật bậc thử lại, p95 đầu cuối trên</w:t>
       </w:r>
       <w:r>
         <w:t xml:space="preserve"> </w:t>
@@ -20430,7 +20427,7 @@
         <w:t xml:space="preserve"> </w:t>
       </w:r>
       <w:r>
-        <w:t xml:space="preserve">trên corpus còn lại — mẫu số 15.133, ngưỡng 10, chỉ ra</w:t>
+        <w:t xml:space="preserve">trên ngữ liệu còn lại — mẫu số 15.133, ngưỡng 10, chỉ ra</w:t>
       </w:r>
       <w:r>
         <w:t xml:space="preserve"> </w:t>
@@ -20605,10 +20602,10 @@
           <w:b/>
           <w:bCs/>
         </w:rPr>
-        <w:t xml:space="preserve">cùng một chiếc xe, cùng chuỗi biển số, ở cả hai split</w:t>
-      </w:r>
-      <w:r>
-        <w:t xml:space="preserve">. Pipeline không bắt được vì bộ chia gom nhóm ở ngưỡng 5 rồi lần kiểm đầu cũng đo lại ở ngưỡng 5 và báo "0 cặp" —</w:t>
+        <w:t xml:space="preserve">cùng một chiếc xe, cùng chuỗi biển số, ở cả hai phép chia tập</w:t>
+      </w:r>
+      <w:r>
+        <w:t xml:space="preserve">. Đường ống không bắt được vì bộ chia gom nhóm ở ngưỡng 5 rồi lần kiểm đầu cũng đo lại ở ngưỡng 5 và báo "0 cặp" —</w:t>
       </w:r>
       <w:r>
         <w:t xml:space="preserve"> </w:t>
@@ -20634,7 +20631,7 @@
         <w:t xml:space="preserve">cấu trúc tần số thấp của toàn khung</w:t>
       </w:r>
       <w:r>
-        <w:t xml:space="preserve">, nên hai xe khác nhau qua cùng một camera có khoảng cách phash rất nhỏ vì 90% khung hình giống hệt. Đánh đổi không thoát được: ngưỡng thấp bỏ sót cặp cùng xe khác ngày; ngưỡng cao gộp nhầm hàng nghìn ảnh xe khác nhau cùng camera. Bộ v3 chia lại với gom nhóm ngưỡng cao hơn và kiểm độc lập ở ngưỡng 10, nhưng nhóm thực hiện ghi nhận thẳng thắn:</w:t>
+        <w:t xml:space="preserve">, nên hai xe khác nhau qua cùng một camera có khoảng cách phash rất nhỏ vì 90% khung hình giống hệt. Đánh đổi không thoát được: ngưỡng thấp bỏ sót cặp cùng xe khác ngày; ngưỡng cao gộp nhầm hàng nghìn ảnh xe khác nhau cùng camera. Bộ v3 chia lại với gom nhóm ngưỡng cao hơn và kiểm độc lập ở ngưỡng 10, nhưng nhóm thực hiện ghi nhận:</w:t>
       </w:r>
       <w:r>
         <w:t xml:space="preserve"> </w:t>
@@ -22068,13 +22065,13 @@
       </w:tr>
     </w:tbl>
     <w:bookmarkEnd w:id="111"/>
-    <w:bookmarkStart w:id="112" w:name="X27018ce8da2d9a4367c4f8528db27b3539019b2"/>
+    <w:bookmarkStart w:id="112" w:name="X05ccebed384746f2e2ce93e9b36b7dc98125c9f"/>
     <w:p>
       <w:pPr>
         <w:pStyle w:val="Heading3"/>
       </w:pPr>
       <w:r>
-        <w:t xml:space="preserve">4.5.3. Tinh chỉnh bộ nhận dạng ký tự và lý do không đưa vào bản giao hàng</w:t>
+        <w:t xml:space="preserve">4.5.3. Tinh chỉnh bộ nhận dạng ký tự và lý do không đưa vào bản bàn giao</w:t>
       </w:r>
     </w:p>
     <w:p>
@@ -22262,7 +22259,7 @@
                 <w:i/>
                 <w:iCs/>
               </w:rPr>
-              <w:t xml:space="preserve">bản giao hàng</w:t>
+              <w:t xml:space="preserve">bản bàn giao</w:t>
             </w:r>
           </w:p>
         </w:tc>
@@ -22592,7 +22589,7 @@
         <w:pStyle w:val="BodyText"/>
       </w:pPr>
       <w:r>
-        <w:t xml:space="preserve">Cần lưu ý một giới hạn kỹ thuật ảnh hưởng trực tiếp đến hiệu năng: trên nền tảng mục tiêu, thư viện nhận dạng không cho phép kích hoạt backend tăng tốc oneDNN do khiếm khuyết phía thư viện, nên backend này bị vô hiệu hoá bằng một hằng số cấu hình có tài liệu kèm theo. Đây là tham số hiệu năng chứ không phải tham số độ chính xác, và giải thích một phần kết quả NFR-P1 ở mục 5.6: một hướng tăng tốc suy luận CPU thông dụng hiện không khả dụng vì lý do nằm ngoài phạm vi kiểm soát của đồ án.</w:t>
+        <w:t xml:space="preserve">Cần lưu ý một giới hạn kỹ thuật ảnh hưởng trực tiếp đến hiệu năng: trên nền tảng mục tiêu, thư viện nhận dạng không cho phép kích hoạt thư viện tăng tốc oneDNN do khiếm khuyết phía thư viện, nên thư viện này bị vô hiệu hoá bằng một hằng số cấu hình có tài liệu kèm theo. Đây là tham số hiệu năng chứ không phải tham số độ chính xác, và giải thích một phần kết quả NFR-P1 ở mục 5.6: một hướng tăng tốc suy luận CPU thông dụng hiện không khả dụng vì lý do nằm ngoài phạm vi kiểm soát của đồ án.</w:t>
       </w:r>
     </w:p>
     <w:bookmarkEnd w:id="116"/>
@@ -22805,7 +22802,7 @@
         <w:pStyle w:val="BodyText"/>
       </w:pPr>
       <w:r>
-        <w:t xml:space="preserve">Thiết kế cuối cùng vì vậy giữ nguyên chiến lược ghép, chỉ bổ sung một bước phục hồi có điều kiện chặt: chỉ kích hoạt khi đồng thời vùng biển được phân loại hai dòng, chuỗi sau chuẩn hoá không hợp lệ, và chuỗi thô khác rỗng. Khi đó hệ thống nhận dạng thêm một lượt trên riêng nửa trên, ghép với chuỗi thô rồi chuẩn hoá lại; kết quả mới chỉ được chấp nhận nếu vượt kiểm tra định dạng. Tính chất không làm suy giảm kết quả mang bản chất cấu trúc: cổng chỉ mở khi kết quả đã không hợp lệ, nên tập bị can thiệp và tập đang đúng là hai tập rời nhau. Mức cải thiện đo được là +1,86 và +0,50 điểm phần trăm trên hai mẫu độc lập, 0 trường hợp bị làm hỏng, chi phí khoảng 15–21 ms mỗi biển hai dòng — khắc phục một chế độ hỏng cụ thể chứ không tác động tới nút thắt chính.</w:t>
+        <w:t xml:space="preserve">Thiết kế cuối cùng vì vậy giữ nguyên chiến lược ghép, chỉ bổ sung một bước phục hồi có điều kiện chặt: chỉ kích hoạt khi đồng thời vùng biển được phân loại hai dòng, chuỗi sau chuẩn hoá không hợp lệ, và chuỗi thô khác rỗng. Khi đó hệ thống nhận dạng thêm một lượt trên riêng nửa trên, ghép với chuỗi thô rồi chuẩn hoá lại; kết quả mới chỉ được chấp nhận nếu vượt kiểm tra định dạng. Tính chất không làm suy giảm kết quả mang bản chất cấu trúc: cổng chỉ mở khi kết quả đã không hợp lệ, nên tập bị can thiệp và tập đang đúng là hai tập rời nhau. Mức cải thiện đo được là +1,86 và +0,50 điểm phần trăm trên hai mẫu độc lập, 0 trường hợp bị làm hỏng, chi phí khoảng 15–21 ms mỗi biển hai dòng — khắc phục một chế độ hỏng cụ thể chứ không tác động tới điểm nghẽn chính.</w:t>
       </w:r>
     </w:p>
     <w:p>
@@ -23451,7 +23448,23 @@
         <w:pStyle w:val="BodyText"/>
       </w:pPr>
       <w:r>
-        <w:t xml:space="preserve">Chính sách xử lý lỗi phân tầng theo mức ảnh hưởng: ảnh không chứa biển số trả kết quả rỗng; lỗi nhận dạng trên một biển chỉ vô hiệu hoá biển đó, các biển còn lại vẫn được xử lý; lỗi ở bộ phát hiện làm dừng toàn bộ yêu cầu; lỗi chuẩn hoá giữ nguyên kết quả thô. Thao tác cắt ảnh kẹp toạ độ lần thứ hai dù lớp phát hiện đã bảo đảm, vì cắt ảnh là nơi duy nhất mà sai lệch một đơn vị tạo mảng rỗng không kèm cảnh báo; ảnh cắt được tạo dưới dạng bản sao thay vì khung nhìn, tránh giữ toàn bộ khung hình gốc trong bộ nhớ khi xử lý video.</w:t>
+        <w:t xml:space="preserve">Chính sách xử lý lỗi phân tầng theo mức ảnh hưởng: ảnh không chứa biển số trả kết quả rỗng; lỗi nhận dạng trên một biển chỉ vô hiệu hoá biển đó, các biển còn lại vẫn được xử lý; lỗi ở bộ phát hiện làm dừng toàn bộ yêu cầu; lỗi chuẩn hoá giữ nguyên kết quả thô. Thao tác cắt ảnh kẹp toạ độ</w:t>
+      </w:r>
+      <w:r>
+        <w:t xml:space="preserve"> </w:t>
+      </w:r>
+      <w:r>
+        <w:rPr>
+          <w:b/>
+          <w:bCs/>
+        </w:rPr>
+        <w:t xml:space="preserve">thêm một lần nữa</w:t>
+      </w:r>
+      <w:r>
+        <w:t xml:space="preserve"> </w:t>
+      </w:r>
+      <w:r>
+        <w:t xml:space="preserve">dù lớp phát hiện đã bảo đảm, vì cắt ảnh là nơi duy nhất mà sai lệch một đơn vị tạo mảng rỗng không kèm cảnh báo; ảnh cắt được tạo dưới dạng bản sao thay vì khung nhìn, tránh giữ toàn bộ khung hình gốc trong bộ nhớ khi xử lý video.</w:t>
       </w:r>
     </w:p>
     <w:bookmarkEnd w:id="122"/>
@@ -23891,13 +23904,13 @@
     </w:p>
     <w:bookmarkEnd w:id="123"/>
     <w:bookmarkEnd w:id="124"/>
-    <w:bookmarkStart w:id="129" w:name="X8aef48742467ddac0644d900d3acf00a24f1b66"/>
+    <w:bookmarkStart w:id="129" w:name="Xd33c5fd3fcbf5c7f74138f222cc9bcbb755d6d1"/>
     <w:p>
       <w:pPr>
         <w:pStyle w:val="Heading2"/>
       </w:pPr>
       <w:r>
-        <w:t xml:space="preserve">4.7. Backend và cơ sở dữ liệu</w:t>
+        <w:t xml:space="preserve">4.7. Máy chủ và cơ sở dữ liệu</w:t>
       </w:r>
     </w:p>
     <w:bookmarkStart w:id="125" w:name="Xe560b8397332a19c15b4817024d50105975592c"/>
@@ -23914,7 +23927,7 @@
         <w:pStyle w:val="FirstParagraph"/>
       </w:pPr>
       <w:r>
-        <w:t xml:space="preserve">Backend được tổ chức thành năm tầng với luồng phụ thuộc một chiều nghiêm ngặt, trong đó tầng lõi được mọi tầng khác sử dụng nhưng không phụ thuộc tầng nào. Ba quy tắc chi phối toàn bộ tầng nghiệp vụ.</w:t>
+        <w:t xml:space="preserve">Máy chủ được tổ chức thành năm tầng với luồng phụ thuộc một chiều nghiêm ngặt, trong đó tầng lõi được mọi tầng khác sử dụng nhưng không phụ thuộc tầng nào. Ba quy tắc chi phối toàn bộ tầng nghiệp vụ.</w:t>
       </w:r>
     </w:p>
     <w:p>
@@ -23998,7 +24011,7 @@
         <w:t xml:space="preserve"> </w:t>
       </w:r>
       <w:r>
-        <w:t xml:space="preserve">là hai đại lượng khác nhau: một ảnh chứa ba phương tiện tạo ra một lượt và ba bản ghi. Gộp hai khái niệm sẽ làm số lượt sử dụng bị thổi phồng đúng bằng số biển số trung bình trên mỗi ảnh.</w:t>
+        <w:t xml:space="preserve">là hai đại lượng khác nhau: một ảnh chứa ba phương tiện tạo ra một lượt và ba bản ghi. Gộp hai khái niệm sẽ làm số lượt sử dụng bị đánh giá cao hơn thực tế đúng bằng số biển số trung bình trên mỗi ảnh.</w:t>
       </w:r>
     </w:p>
     <w:p>
@@ -24186,7 +24199,7 @@
         <w:pStyle w:val="FirstParagraph"/>
       </w:pPr>
       <w:r>
-        <w:t xml:space="preserve">Đóng gói phục vụ NFR-C1: môi trường chạy tái lập được, không phụ thuộc máy cá nhân. Ảnh Docker của backend được dựng hai giai đoạn, cài</w:t>
+        <w:t xml:space="preserve">Đóng gói phục vụ NFR-C1: môi trường chạy tái lập được, không phụ thuộc máy cá nhân. Ảnh Docker của máy chủ được dựng hai giai đoạn, cài</w:t>
       </w:r>
       <w:r>
         <w:t xml:space="preserve"> </w:t>
@@ -24631,18 +24644,18 @@
               <w:pStyle w:val="Compact"/>
             </w:pPr>
             <w:r>
-              <w:t xml:space="preserve">Mô hình chính thức imgsz=640 trên split sạch</w:t>
-            </w:r>
-          </w:p>
-        </w:tc>
-        <w:tc>
-          <w:tcPr/>
-          <w:p>
-            <w:pPr>
-              <w:pStyle w:val="Compact"/>
-            </w:pPr>
-            <w:r>
-              <w:t xml:space="preserve">Đã có models/best.pt (imgsz=640, split v3,</w:t>
+              <w:t xml:space="preserve">Mô hình chính thức imgsz=640 trên phép chia tập sạch</w:t>
+            </w:r>
+          </w:p>
+        </w:tc>
+        <w:tc>
+          <w:tcPr/>
+          <w:p>
+            <w:pPr>
+              <w:pStyle w:val="Compact"/>
+            </w:pPr>
+            <w:r>
+              <w:t xml:space="preserve">Đã có models/best.pt (imgsz=640, phép chia tập v3,</w:t>
             </w:r>
             <w:r>
               <w:t xml:space="preserve"> </w:t>
@@ -25169,7 +25182,7 @@
         <w:t xml:space="preserve"> </w:t>
       </w:r>
       <w:r>
-        <w:t xml:space="preserve">— hệ thống có đạt chỉ tiêu độ trễ trên CPU không và nút thắt ở đâu (5.6; NFR-P1…P7)?</w:t>
+        <w:t xml:space="preserve">— hệ thống có đạt chỉ tiêu độ trễ trên CPU không và điểm nghẽn ở đâu (5.6; NFR-P1…P7)?</w:t>
       </w:r>
       <w:r>
         <w:t xml:space="preserve"> </w:t>
@@ -25837,7 +25850,7 @@
         <w:t xml:space="preserve"> </w:t>
       </w:r>
       <w:r>
-        <w:t xml:space="preserve">2026.2.1 (backend thay thế, 5.6.3) ·</w:t>
+        <w:t xml:space="preserve">2026.2.1 (nền tảng suy luận thay thế, 5.6.3) ·</w:t>
       </w:r>
       <w:r>
         <w:t xml:space="preserve"> </w:t>
@@ -26213,7 +26226,7 @@
         <w:t xml:space="preserve"> </w:t>
       </w:r>
       <w:r>
-        <w:t xml:space="preserve">Ba phiên bản bộ dữ liệu và số cặp ảnh gần trùng xuyên split theo ngưỡng Hamming</w:t>
+        <w:t xml:space="preserve">Ba phiên bản bộ dữ liệu và số cặp ảnh gần trùng xuyên tập con theo ngưỡng Hamming</w:t>
       </w:r>
     </w:p>
     <w:tbl>
@@ -26508,7 +26521,7 @@
               <w:pStyle w:val="Compact"/>
             </w:pPr>
             <w:r>
-              <w:t xml:space="preserve">Cặp gần trùng xuyên split, Hamming 0</w:t>
+              <w:t xml:space="preserve">Cặp gần trùng xuyên tập con, Hamming 0</w:t>
             </w:r>
           </w:p>
         </w:tc>
@@ -26904,7 +26917,7 @@
         <w:t xml:space="preserve"> </w:t>
       </w:r>
       <w:r>
-        <w:t xml:space="preserve">vào hợp nhất detection cùng bộ gốc (v2, v3:</w:t>
+        <w:t xml:space="preserve">vào hợp nhất cho bài toán phát hiện cùng bộ gốc (v2, v3:</w:t>
       </w:r>
       <w:r>
         <w:t xml:space="preserve"> </w:t>
@@ -26949,23 +26962,23 @@
         <w:t xml:space="preserve"> </w:t>
       </w:r>
       <w:r>
-        <w:t xml:space="preserve">cặp gần trùng xuyên split lên 2.699 vì các nguồn chứa ảnh có nguồn gốc chung.</w:t>
-      </w:r>
-      <w:r>
-        <w:t xml:space="preserve"> </w:t>
-      </w:r>
-      <w:r>
-        <w:rPr>
-          <w:b/>
-          <w:bCs/>
-        </w:rPr>
-        <w:t xml:space="preserve">v3 giữ nguyên corpus</w:t>
-      </w:r>
-      <w:r>
-        <w:t xml:space="preserve"> </w:t>
-      </w:r>
-      <w:r>
-        <w:t xml:space="preserve">(cùng 15.133 ảnh), khác biệt duy nhất là ngưỡng khử trùng lặp 5 → 10 và split sinh lại — cô lập biến có chủ ý, cho phép quy kết mọi thay đổi kết quả cho</w:t>
+        <w:t xml:space="preserve">cặp gần trùng xuyên tập con lên 2.699 vì các nguồn chứa ảnh có nguồn gốc chung.</w:t>
+      </w:r>
+      <w:r>
+        <w:t xml:space="preserve"> </w:t>
+      </w:r>
+      <w:r>
+        <w:rPr>
+          <w:b/>
+          <w:bCs/>
+        </w:rPr>
+        <w:t xml:space="preserve">v3 giữ nguyên ngữ liệu</w:t>
+      </w:r>
+      <w:r>
+        <w:t xml:space="preserve"> </w:t>
+      </w:r>
+      <w:r>
+        <w:t xml:space="preserve">(cùng 15.133 ảnh), khác biệt duy nhất là ngưỡng khử trùng lặp 5 → 10 và phép chia tập sinh lại — cô lập biến có chủ ý, cho phép quy kết mọi thay đổi kết quả cho</w:t>
       </w:r>
       <w:r>
         <w:t xml:space="preserve"> </w:t>
@@ -26975,7 +26988,7 @@
           <w:i/>
           <w:iCs/>
         </w:rPr>
-        <w:t xml:space="preserve">chất lượng split</w:t>
+        <w:t xml:space="preserve">chất lượng phép chia tập</w:t>
       </w:r>
       <w:r>
         <w:t xml:space="preserve">, không cho</w:t>
@@ -27037,7 +27050,7 @@
         <w:t xml:space="preserve"> </w:t>
       </w:r>
       <w:r>
-        <w:t xml:space="preserve">(11.978/27.111, trước hợp nhất, trên 7 bộ vào hợp nhất detection) và</w:t>
+        <w:t xml:space="preserve">(11.978/27.111, trước hợp nhất, trên 7 bộ vào hợp nhất cho bài toán phát hiện) và</w:t>
       </w:r>
       <w:r>
         <w:t xml:space="preserve"> </w:t>
@@ -27076,7 +27089,7 @@
           <w:b/>
           <w:bCs/>
         </w:rPr>
-        <w:t xml:space="preserve">7 bộ vào hợp nhất detection</w:t>
+        <w:t xml:space="preserve">7 bộ vào hợp nhất cho bài toán phát hiện</w:t>
       </w:r>
       <w:r>
         <w:t xml:space="preserve">,</w:t>
@@ -27155,7 +27168,7 @@
         <w:t xml:space="preserve">tổng quát hoá</w:t>
       </w:r>
       <w:r>
-        <w:t xml:space="preserve">, mọi chỉ số bị thổi phồng — với corpus ghép từ nhiều nguồn công khai đây là rủi ro hệ thống [3]</w:t>
+        <w:t xml:space="preserve">, mọi chỉ số bị đánh giá cao hơn thực tế — với ngữ liệu ghép từ nhiều nguồn công khai đây là rủi ro hệ thống [3]</w:t>
       </w:r>
       <w:r>
         <w:t xml:space="preserve">. Công cụ đo là</w:t>
@@ -27370,13 +27383,13 @@
           <w:b/>
           <w:bCs/>
         </w:rPr>
-        <w:t xml:space="preserve">không có định danh phương tiện hay chuỗi biển cho toàn corpus</w:t>
-      </w:r>
-      <w:r>
-        <w:t xml:space="preserve"> </w:t>
-      </w:r>
-      <w:r>
-        <w:t xml:space="preserve">nên không chia split theo</w:t>
+        <w:t xml:space="preserve">không có định danh phương tiện hay chuỗi biển cho toàn ngữ liệu</w:t>
+      </w:r>
+      <w:r>
+        <w:t xml:space="preserve"> </w:t>
+      </w:r>
+      <w:r>
+        <w:t xml:space="preserve">nên không chia phép chia tập theo</w:t>
       </w:r>
       <w:r>
         <w:t xml:space="preserve"> </w:t>
@@ -27496,13 +27509,13 @@
       </w:r>
     </w:p>
     <w:bookmarkEnd w:id="146"/>
-    <w:bookmarkStart w:id="147" w:name="Xc9e62eaec5d82f00157400cf45b9fcf1ad8a04f"/>
+    <w:bookmarkStart w:id="147" w:name="X05579cd248ea6d02c9d36eec7ae792e435a9ee1"/>
     <w:p>
       <w:pPr>
         <w:pStyle w:val="Heading3"/>
       </w:pPr>
       <w:r>
-        <w:t xml:space="preserve">5.3.3. Phân bố nguồn dữ liệu giữa các split</w:t>
+        <w:t xml:space="preserve">5.3.3. Phân bố nguồn dữ liệu giữa các phép chia tập</w:t>
       </w:r>
     </w:p>
     <w:p>
@@ -27887,7 +27900,7 @@
         <w:pStyle w:val="FirstParagraph"/>
       </w:pPr>
       <w:r>
-        <w:t xml:space="preserve">Layout xác định theo nhãn lớp khi bộ dữ liệu có khai báo, và theo</w:t>
+        <w:t xml:space="preserve">Bố cục xác định theo nhãn lớp khi bộ dữ liệu có khai báo, và theo</w:t>
       </w:r>
       <w:r>
         <w:t xml:space="preserve"> </w:t>
@@ -28972,7 +28985,7 @@
         <w:t xml:space="preserve">2.801 biển</w:t>
       </w:r>
       <w:r>
-        <w:t xml:space="preserve">, không phải trên 1.514 ảnh test. Thiếu nhãn chuỗi cho phần lớn corpus là hạn chế thật, ghi ở 5.9.3.</w:t>
+        <w:t xml:space="preserve">, không phải trên 1.514 ảnh test. Thiếu nhãn chuỗi cho phần lớn ngữ liệu là hạn chế thật, ghi ở 5.9.3.</w:t>
       </w:r>
     </w:p>
     <w:bookmarkStart w:id="153" w:name="X75971c1e265691e3bccf68d57ddbcd167413727"/>
@@ -31049,7 +31062,7 @@
         <w:pStyle w:val="Heading3"/>
       </w:pPr>
       <w:r>
-        <w:t xml:space="preserve">5.5.5. Độ chính xác đầu-cuối toàn trình (NFR-A7)</w:t>
+        <w:t xml:space="preserve">5.5.5. Độ chính xác đầu cuối toàn trình (NFR-A7)</w:t>
       </w:r>
     </w:p>
     <w:p>
@@ -31214,7 +31227,7 @@
           <w:b/>
           <w:bCs/>
         </w:rPr>
-        <w:t xml:space="preserve">ảnh crop biển số</w:t>
+        <w:t xml:space="preserve">ảnh vùng biển đã cắt</w:t>
       </w:r>
       <w:r>
         <w:t xml:space="preserve">, không phải ảnh hiện trường, vì không bộ dữ liệu nào trong đồ án có đồng thời ảnh toàn cảnh</w:t>
@@ -31246,7 +31259,7 @@
         <w:t xml:space="preserve">ngoài phân bố huấn luyện</w:t>
       </w:r>
       <w:r>
-        <w:t xml:space="preserve">: phần lớn thất bại ở đây do bộ phát hiện không bắt được box trên ảnh crop (bỏ sót 11,96%),</w:t>
+        <w:t xml:space="preserve">: phần lớn thất bại ở đây do bộ phát hiện không bắt được box trên ảnh vùng biển đã cắt (bỏ sót 11,96%),</w:t>
       </w:r>
       <w:r>
         <w:t xml:space="preserve"> </w:t>
@@ -31262,7 +31275,7 @@
         <w:t xml:space="preserve"> </w:t>
       </w:r>
       <w:r>
-        <w:t xml:space="preserve">phải do OCR đọc sai. Bằng chứng: trên ảnh hiện trường thật, Phase 7 đo</w:t>
+        <w:t xml:space="preserve">phải do OCR đọc sai. Bằng chứng: trên ảnh hiện trường thật, phép đo ở giai đoạn kiểm thử cho</w:t>
       </w:r>
       <w:r>
         <w:t xml:space="preserve"> </w:t>
@@ -31283,13 +31296,13 @@
       </w:r>
     </w:p>
     <w:bookmarkEnd w:id="157"/>
-    <w:bookmarkStart w:id="158" w:name="Xcc5db98296b367f0978b1310d1e9f4fc418c60f"/>
+    <w:bookmarkStart w:id="158" w:name="X60a2a27d87ebeb44405d22793b18a5bfd7e9097"/>
     <w:p>
       <w:pPr>
         <w:pStyle w:val="Heading3"/>
       </w:pPr>
       <w:r>
-        <w:t xml:space="preserve">5.5.6. Bước "cứu dòng trên" cho biển hai dòng — thiết kế, kiểm chứng A/B và kết quả trên toàn tập</w:t>
+        <w:t xml:space="preserve">5.5.6. Bước "phục hồi dòng trên" cho biển hai dòng — thiết kế, kiểm chứng A/B và kết quả trên toàn tập</w:t>
       </w:r>
     </w:p>
     <w:p>
@@ -31474,7 +31487,7 @@
         <w:t xml:space="preserve"> </w:t>
       </w:r>
       <w:r>
-        <w:t xml:space="preserve">và đắt hơn</w:t>
+        <w:t xml:space="preserve">và tốn thêm</w:t>
       </w:r>
       <w:r>
         <w:t xml:space="preserve"> </w:t>
@@ -31855,7 +31868,7 @@
           <w:i/>
           <w:iCs/>
         </w:rPr>
-        <w:t xml:space="preserve">riêng bước cứu dòng trên đóng góp bao nhiêu</w:t>
+        <w:t xml:space="preserve">riêng bước phục hồi dòng trên đóng góp bao nhiêu</w:t>
       </w:r>
       <w:r>
         <w:t xml:space="preserve"> </w:t>
@@ -31890,7 +31903,7 @@
         <w:t xml:space="preserve">không được trích cột "sau bước cứu" như số hiện hành</w:t>
       </w:r>
       <w:r>
-        <w:t xml:space="preserve">. Trên lượt 28/07, bước cứu dòng trên cho câu trả lời cuối ở</w:t>
+        <w:t xml:space="preserve">. Trên lượt 28/07, bước phục hồi dòng trên cho câu trả lời cuối ở</w:t>
       </w:r>
       <w:r>
         <w:t xml:space="preserve"> </w:t>
@@ -31913,7 +31926,7 @@
         <w:pStyle w:val="Heading3"/>
       </w:pPr>
       <w:r>
-        <w:t xml:space="preserve">5.5.7. Bậc thang thử-lại cho biển nghiêng/méo — chi phí, lợi ích và một quyết định tắt tính năng</w:t>
+        <w:t xml:space="preserve">5.5.7. Bậc thang thử lại cho biển nghiêng/méo — chi phí, lợi ích và một quyết định tắt tính năng</w:t>
       </w:r>
     </w:p>
     <w:bookmarkEnd w:id="159"/>
@@ -31954,7 +31967,7 @@
         <w:pStyle w:val="Heading3"/>
       </w:pPr>
       <w:r>
-        <w:t xml:space="preserve">5.6.1. Độ trễ đầu-cuối (NFR-P1)</w:t>
+        <w:t xml:space="preserve">5.6.1. Độ trễ đầu cuối (NFR-P1)</w:t>
       </w:r>
     </w:p>
     <w:p>
@@ -31972,7 +31985,7 @@
         <w:t xml:space="preserve"> </w:t>
       </w:r>
       <w:r>
-        <w:t xml:space="preserve">Độ trễ đầu-cuối một ảnh, đối chiếu NFR-P1</w:t>
+        <w:t xml:space="preserve">Độ trễ đầu cuối một ảnh, đối chiếu NFR-P1</w:t>
       </w:r>
     </w:p>
     <w:tbl>
@@ -32581,7 +32594,7 @@
         <w:t xml:space="preserve">thoái lui có chủ ý và đã định lượng</w:t>
       </w:r>
       <w:r>
-        <w:t xml:space="preserve">: tắt hẳn bậc thang thử-lại đưa p95 về</w:t>
+        <w:t xml:space="preserve">: tắt hẳn bậc thang thử lại đưa p95 về</w:t>
       </w:r>
       <w:r>
         <w:t xml:space="preserve"> </w:t>
@@ -32684,7 +32697,7 @@
         <w:t xml:space="preserve">vượt cả ngưỡng tối thiểu</w:t>
       </w:r>
       <w:r>
-        <w:t xml:space="preserve">; bóc tách chỉ ra bậc siêu phân giải chiếm hơn nửa chi phí đó mà không mua được biển nào đo được nên nó bị</w:t>
+        <w:t xml:space="preserve">; bóc tách chỉ ra bậc siêu phân giải chiếm hơn nửa chi phí đó mà không cải thiện được biển nào đo được nên nó bị</w:t>
       </w:r>
       <w:r>
         <w:t xml:space="preserve"> </w:t>
@@ -32764,7 +32777,7 @@
               <w:jc w:val="right"/>
             </w:pPr>
             <w:r>
-              <w:t xml:space="preserve">Ước lượng Phase 0 (ms)</w:t>
+              <w:t xml:space="preserve">Ước lượng ban đầu (ms)</w:t>
             </w:r>
           </w:p>
         </w:tc>
@@ -33316,7 +33329,7 @@
           <w:b/>
           <w:bCs/>
         </w:rPr>
-        <w:t xml:space="preserve">Một, ước lượng Phase 0 sát bất ngờ ở tổng nhưng lệch ở phân bổ:</w:t>
+        <w:t xml:space="preserve">Một, ước lượng ở giai đoạn phân tích yêu cầu khá sát ở tổng nhưng lệch ở phân bổ:</w:t>
       </w:r>
       <w:r>
         <w:t xml:space="preserve"> </w:t>
@@ -33335,7 +33348,7 @@
         <w:t xml:space="preserve">168,41 ms/biển</w:t>
       </w:r>
       <w:r>
-        <w:t xml:space="preserve">, nhỏ hơn cả ước lượng Phase 0 — ước lượng ban đầu</w:t>
+        <w:t xml:space="preserve">, nhỏ hơn cả ước lượng ban đầu. Sai lệch</w:t>
       </w:r>
       <w:r>
         <w:t xml:space="preserve"> </w:t>
@@ -33351,17 +33364,17 @@
         <w:t xml:space="preserve"> </w:t>
       </w:r>
       <w:r>
-        <w:t xml:space="preserve">sai một bậc độ lớn như con số nhiễu 5.857 ms từng khiến người ta tin.</w:t>
-      </w:r>
-      <w:r>
-        <w:t xml:space="preserve"> </w:t>
-      </w:r>
-      <w:r>
-        <w:rPr>
-          <w:b/>
-          <w:bCs/>
-        </w:rPr>
-        <w:t xml:space="preserve">Hai, nút thắt là PaddleOCR nhưng KHÔNG áp đảo như báo cáo cũ:</w:t>
+        <w:t xml:space="preserve">tới một bậc độ lớn.</w:t>
+      </w:r>
+      <w:r>
+        <w:t xml:space="preserve"> </w:t>
+      </w:r>
+      <w:r>
+        <w:rPr>
+          <w:b/>
+          <w:bCs/>
+        </w:rPr>
+        <w:t xml:space="preserve">Hai, điểm nghẽn là PaddleOCR nhưng KHÔNG áp đảo như báo cáo cũ:</w:t>
       </w:r>
       <w:r>
         <w:t xml:space="preserve"> </w:t>
@@ -33383,17 +33396,17 @@
         <w:t xml:space="preserve"> </w:t>
       </w:r>
       <w:r>
-        <w:t xml:space="preserve">con số cũ "OCR 93,3% / detect 6,5%" vốn đo trên hệ thống đang có lỗi crop (~1.322 ms/ảnh); nguyên nhân OCR đắt vẫn đúng — PaddleOCR là</w:t>
-      </w:r>
-      <w:r>
-        <w:t xml:space="preserve"> </w:t>
-      </w:r>
-      <w:r>
-        <w:rPr>
-          <w:b/>
-          <w:bCs/>
-        </w:rPr>
-        <w:t xml:space="preserve">pipeline nhiều giai đoạn</w:t>
+        <w:t xml:space="preserve">con số cũ "OCR 93,3% / detect 6,5%" vốn đo trên hệ thống đang có lỗi cắt ảnh (~1.322 ms/ảnh); nguyên nhân OCR đắt vẫn đúng — PaddleOCR là</w:t>
+      </w:r>
+      <w:r>
+        <w:t xml:space="preserve"> </w:t>
+      </w:r>
+      <w:r>
+        <w:rPr>
+          <w:b/>
+          <w:bCs/>
+        </w:rPr>
+        <w:t xml:space="preserve">đường ống nhiều giai đoạn</w:t>
       </w:r>
       <w:r>
         <w:t xml:space="preserve"> </w:t>
@@ -33445,13 +33458,13 @@
       </w:r>
     </w:p>
     <w:bookmarkEnd w:id="162"/>
-    <w:bookmarkStart w:id="163" w:name="Xe9f856f63bdf83ad71b099834b10cec621f4b69"/>
+    <w:bookmarkStart w:id="163" w:name="X68932b37c053ede4dda811118f2d10fcf6be626"/>
     <w:p>
       <w:pPr>
         <w:pStyle w:val="Heading3"/>
       </w:pPr>
       <w:r>
-        <w:t xml:space="preserve">5.6.3. So sánh backend suy luận: PyTorch, ONNX Runtime và OpenVINO</w:t>
+        <w:t xml:space="preserve">5.6.3. So sánh nền tảng suy luận: PyTorch, ONNX Runtime và OpenVINO</w:t>
       </w:r>
     </w:p>
     <w:p>
@@ -33514,7 +33527,7 @@
         <w:t xml:space="preserve">chưa chạy</w:t>
       </w:r>
       <w:r>
-        <w:t xml:space="preserve">, nên độ trễ riêng bộ phát hiện, mức tăng tốc so với PyTorch và phần trăm cải thiện đầu-cuối của hai runtime kia đều</w:t>
+        <w:t xml:space="preserve">, nên độ trễ riêng bộ phát hiện, mức tăng tốc so với PyTorch và phần trăm cải thiện đầu cuối của hai nền tảng suy luận kia đều</w:t>
       </w:r>
       <w:r>
         <w:t xml:space="preserve"> </w:t>
@@ -33613,7 +33626,7 @@
           <w:b/>
           <w:bCs/>
         </w:rPr>
-        <w:t xml:space="preserve">Tối ưu backend của bộ phát hiện GIỜ có ý nghĩa, nhưng chưa đủ một mình.</w:t>
+        <w:t xml:space="preserve">Tối ưu nền tảng suy luận của bộ phát hiện GIỜ có ý nghĩa, nhưng chưa đủ một mình.</w:t>
       </w:r>
       <w:r>
         <w:t xml:space="preserve"> </w:t>
@@ -33666,7 +33679,7 @@
           <w:b/>
           <w:bCs/>
         </w:rPr>
-        <w:t xml:space="preserve">tắt các giai đoạn không cần thiết của pipeline PaddleOCR</w:t>
+        <w:t xml:space="preserve">tắt các giai đoạn không cần thiết của đường ống PaddleOCR</w:t>
       </w:r>
       <w:r>
         <w:t xml:space="preserve">;</w:t>
@@ -33804,7 +33817,7 @@
         <w:t xml:space="preserve">hàng đợi một khe</w:t>
       </w:r>
       <w:r>
-        <w:t xml:space="preserve">: chỉ một yêu cầu bay tại một thời điểm, khung sinh ra trong lúc chờ bị bỏ thay vì xếp hàng; ở kỷ luật đó thông lượng bị chi phối bởi những lần chậm nhất. Đuôi ấy chính là bậc thang thử-lại (5.5.7) —</w:t>
+        <w:t xml:space="preserve">: chỉ một yêu cầu bay tại một thời điểm, khung sinh ra trong lúc chờ bị bỏ thay vì xếp hàng; ở kỷ luật đó thông lượng bị chi phối bởi những lần chậm nhất. Đuôi ấy chính là bậc thang thử lại (5.5.7) —</w:t>
       </w:r>
       <w:r>
         <w:t xml:space="preserve"> </w:t>
@@ -34263,7 +34276,7 @@
               <w:pStyle w:val="Compact"/>
             </w:pPr>
             <w:r>
-              <w:t xml:space="preserve">Bộ nhớ thường trú — pipeline · máy chủ</w:t>
+              <w:t xml:space="preserve">Bộ nhớ thường trú — đường ống · máy chủ</w:t>
             </w:r>
           </w:p>
         </w:tc>
@@ -34536,7 +34549,7 @@
         <w:t xml:space="preserve">NFR-P2 trượt cả sàn</w:t>
       </w:r>
       <w:r>
-        <w:t xml:space="preserve">, cùng nguyên nhân là đuôi độ trễ do bậc thang thử-lại.</w:t>
+        <w:t xml:space="preserve">, cùng nguyên nhân là đuôi độ trễ do bậc thang thử lại.</w:t>
       </w:r>
       <w:r>
         <w:t xml:space="preserve"> </w:t>
@@ -34631,13 +34644,13 @@
       </w:r>
     </w:p>
     <w:bookmarkEnd w:id="165"/>
-    <w:bookmarkStart w:id="166" w:name="X65c742ea7a02539226d71d16b49f183241d3447"/>
+    <w:bookmarkStart w:id="166" w:name="Xdf1c6e2ee323a9d334463601a721b6529b38291"/>
     <w:p>
       <w:pPr>
         <w:pStyle w:val="Heading3"/>
       </w:pPr>
       <w:r>
-        <w:t xml:space="preserve">5.6.6. Bỏ bước phát hiện chữ của PaddleOCR: một quyết định suýt sai</w:t>
+        <w:t xml:space="preserve">5.6.6. Ảnh hưởng của việc bỏ bước phát hiện chữ trong PaddleOCR</w:t>
       </w:r>
     </w:p>
     <w:p>
@@ -34677,7 +34690,7 @@
         <w:t xml:space="preserve"> </w:t>
       </w:r>
       <w:r>
-        <w:t xml:space="preserve">A6 và rẻ hơn</w:t>
+        <w:t xml:space="preserve">A6 và tiết kiệm</w:t>
       </w:r>
       <w:r>
         <w:t xml:space="preserve"> </w:t>
@@ -34892,7 +34905,7 @@
                 <w:i/>
                 <w:iCs/>
               </w:rPr>
-              <w:t xml:space="preserve">bản giao hàng</w:t>
+              <w:t xml:space="preserve">bản bàn giao</w:t>
             </w:r>
           </w:p>
         </w:tc>
@@ -35267,13 +35280,13 @@
           <w:b/>
           <w:bCs/>
         </w:rPr>
-        <w:t xml:space="preserve">đầy đủ mọi mã NFR</w:t>
-      </w:r>
-      <w:r>
-        <w:t xml:space="preserve"> </w:t>
-      </w:r>
-      <w:r>
-        <w:t xml:space="preserve">đã đặt ra ở Phase 0, không lọc bỏ mã nào — kể cả những mã không đạt.</w:t>
+        <w:t xml:space="preserve">đầy đủ mọi mã chỉ tiêu phi chức năng</w:t>
+      </w:r>
+      <w:r>
+        <w:t xml:space="preserve"> </w:t>
+      </w:r>
+      <w:r>
+        <w:t xml:space="preserve">đã đặt ra ở giai đoạn phân tích yêu cầu, không lọc bỏ mã nào — kể cả những mã không đạt.</w:t>
       </w:r>
     </w:p>
     <w:p>
@@ -35680,7 +35693,7 @@
               <w:pStyle w:val="Compact"/>
             </w:pPr>
             <w:r>
-              <w:t xml:space="preserve">Chênh lệch layout:</w:t>
+              <w:t xml:space="preserve">Chênh lệch bố cục:</w:t>
             </w:r>
             <w:r>
               <w:t xml:space="preserve"> </w:t>
@@ -37137,7 +37150,7 @@
         <w:t xml:space="preserve">"không đo được vì thiếu điều kiện"</w:t>
       </w:r>
       <w:r>
-        <w:t xml:space="preserve">. Nhóm thứ nhất — so sánh backend suy luận, huấn luyện mô hình đối chứng, phân rã đóng góp theo từng nhóm luật — đều có phương pháp và công cụ sẵn sàng, chỉ thiếu thời gian máy, và được ghi thành hướng phát triển ở mục 6.3. Chỉ hai hạng mục dưới đây là hạn chế thật của công trình.</w:t>
+        <w:t xml:space="preserve">. Nhóm thứ nhất — so sánh nền tảng suy luận, huấn luyện mô hình đối chứng, phân rã đóng góp theo từng nhóm luật — đều có phương pháp và công cụ sẵn sàng, chỉ thiếu thời gian máy, và được ghi thành hướng phát triển ở mục 6.3. Chỉ hai hạng mục dưới đây là hạn chế thật của công trình.</w:t>
       </w:r>
     </w:p>
     <w:p>
@@ -37215,7 +37228,7 @@
         <w:t xml:space="preserve"> </w:t>
       </w:r>
       <w:r>
-        <w:t xml:space="preserve">Con số 0,5552 đo trên ảnh biển đã cắt sẵn chứ không phải ảnh hiện trường, vì ở thời điểm đo không bộ dữ liệu nào có đồng thời ảnh toàn cảnh và nhãn chuỗi ký tự. Bộ phát hiện được huấn luyện trên ảnh giao thông đầy đủ, nên ảnh mà biển số chiếm gần hết khung nằm ngoài phân bố huấn luyện và tỉ lệ bỏ sót bị thổi phồng. Giá trị này vì vậy phải đọc như</w:t>
+        <w:t xml:space="preserve">Con số 0,5552 đo trên ảnh biển đã cắt sẵn chứ không phải ảnh hiện trường, vì ở thời điểm đo không bộ dữ liệu nào có đồng thời ảnh toàn cảnh và nhãn chuỗi ký tự. Bộ phát hiện được huấn luyện trên ảnh giao thông đầy đủ, nên ảnh mà biển số chiếm gần hết khung nằm ngoài phân bố huấn luyện và tỉ lệ bỏ sót bị đánh giá cao hơn thực tế. Giá trị này vì vậy phải đọc như</w:t>
       </w:r>
       <w:r>
         <w:t xml:space="preserve"> </w:t>
@@ -37840,7 +37853,7 @@
               <w:pStyle w:val="Compact"/>
             </w:pPr>
             <w:r>
-              <w:t xml:space="preserve">Nhãn layout</w:t>
+              <w:t xml:space="preserve">Nhãn bố cục</w:t>
             </w:r>
             <w:r>
               <w:t xml:space="preserve"> </w:t>
@@ -38359,7 +38372,7 @@
                 <w:b/>
                 <w:bCs/>
               </w:rPr>
-              <w:t xml:space="preserve">corpus Việt Nam hợp nhất, 1.514 ảnh test</w:t>
+              <w:t xml:space="preserve">ngữ liệu Việt Nam hợp nhất, 1.514 ảnh test</w:t>
             </w:r>
           </w:p>
         </w:tc>
@@ -38743,7 +38756,7 @@
         <w:pStyle w:val="FirstParagraph"/>
       </w:pPr>
       <w:r>
-        <w:t xml:space="preserve">Đồ án đã bàn giao một hệ thống nhận dạng biển số xe Việt Nam hoàn chỉnh, chạy đầu-cuối trên máy</w:t>
+        <w:t xml:space="preserve">Đồ án đã bàn giao một hệ thống nhận dạng biển số xe Việt Nam hoàn chỉnh, chạy đầu cuối trên máy</w:t>
       </w:r>
       <w:r>
         <w:t xml:space="preserve"> </w:t>
@@ -38790,7 +38803,16 @@
         <w:t xml:space="preserve"> </w:t>
       </w:r>
       <w:r>
-        <w:t xml:space="preserve">Đối chiếu chỉ tiêu cam kết ở Phase 0 với số đo trên models/best.pt</w:t>
+        <w:t xml:space="preserve">Đối chiếu chỉ tiêu đặt ra ở giai đoạn phân tích yêu cầu với số đo trên</w:t>
+      </w:r>
+      <w:r>
+        <w:t xml:space="preserve"> </w:t>
+      </w:r>
+      <w:r>
+        <w:rPr>
+          <w:rStyle w:val="VerbatimChar"/>
+        </w:rPr>
+        <w:t xml:space="preserve">models/best.pt</w:t>
       </w:r>
     </w:p>
     <w:tbl>
@@ -39211,7 +39233,7 @@
               <w:pStyle w:val="Compact"/>
             </w:pPr>
             <w:r>
-              <w:t xml:space="preserve">Chênh lệch layout ở tầng phát hiện (điểm %)</w:t>
+              <w:t xml:space="preserve">Chênh lệch bố cục ở tầng phát hiện (điểm %)</w:t>
             </w:r>
           </w:p>
         </w:tc>
@@ -39473,7 +39495,7 @@
         <w:t xml:space="preserve"> </w:t>
       </w:r>
       <w:r>
-        <w:t xml:space="preserve">— đo trên ảnh nằm ngoài phân bố huấn luyện của bộ phát hiện nên tỉ lệ bỏ sót bị thổi phồng.</w:t>
+        <w:t xml:space="preserve">— đo trên ảnh nằm ngoài phân bố huấn luyện của bộ phát hiện nên tỉ lệ bỏ sót bị đánh giá cao hơn thực tế.</w:t>
       </w:r>
     </w:p>
     <w:p>
@@ -39553,7 +39575,7 @@
           <w:b/>
           <w:bCs/>
         </w:rPr>
-        <w:t xml:space="preserve">Benchmark ba engine OCR trên 2.801 biển, cùng một tầng bao quanh:</w:t>
+        <w:t xml:space="preserve">Benchmark ba bộ nhận dạng ký tự trên 2.801 biển, cùng một tầng bao quanh:</w:t>
       </w:r>
       <w:r>
         <w:t xml:space="preserve"> </w:t>
@@ -39572,7 +39594,7 @@
         <w:t xml:space="preserve">68,87%</w:t>
       </w:r>
       <w:r>
-        <w:t xml:space="preserve">, so với EasyOCR (14,28%) và Tesseract (10,28%). Phép đo bổ sung bằng chứng thực nghiệm trên biển số Việt Nam cho lựa chọn engine trong cấu hình của đồ án; kết quả này không được suy rộng thành so sánh tuyệt đối giữa các engine. Thực nghiệm cũng cho một kết quả trái kỳ vọng: kỹ thuật tách và ghép ngang giúp độ chính xác của PaddleOCR tăng 34,92% nhưng chỉ cải thiện 0,03% đối với Tesseract; do đó, đây là</w:t>
+        <w:t xml:space="preserve">, so với EasyOCR (14,28%) và Tesseract (10,28%). Phép đo bổ sung bằng chứng thực nghiệm trên biển số Việt Nam cho lựa chọn bộ nhận dạng trong cấu hình của đồ án; kết quả này không được suy rộng thành so sánh tuyệt đối giữa các bộ nhận dạng. Thực nghiệm cũng cho một kết quả khác với dự đoán ban đầu: kỹ thuật tách và ghép ngang giúp độ chính xác của PaddleOCR tăng 34,92% nhưng chỉ cải thiện 0,03% đối với Tesseract; do đó, đây là</w:t>
       </w:r>
       <w:r>
         <w:t xml:space="preserve"> </w:t>
@@ -39769,7 +39791,7 @@
               <w:pStyle w:val="Compact"/>
             </w:pPr>
             <w:r>
-              <w:t xml:space="preserve">A6 = 0,7512 và A7 = 0,5552 cùng dưới ngưỡng — nút thắt lớn nhất</w:t>
+              <w:t xml:space="preserve">A6 = 0,7512 và A7 = 0,5552 cùng dưới ngưỡng — điểm nghẽn lớn nhất</w:t>
             </w:r>
           </w:p>
         </w:tc>
@@ -40497,7 +40519,7 @@
               <w:pStyle w:val="Compact"/>
             </w:pPr>
             <w:r>
-              <w:t xml:space="preserve">Phép so sánh runtime</w:t>
+              <w:t xml:space="preserve">Phép so sánh nền tảng suy luận</w:t>
             </w:r>
             <w:r>
               <w:t xml:space="preserve"> </w:t>
@@ -40760,7 +40782,7 @@
         <w:t xml:space="preserve">bốn đại lượng đo được mà tài liệu trong nước chưa công bố tách bạch</w:t>
       </w:r>
       <w:r>
-        <w:t xml:space="preserve">, trong đó có benchmark ba engine OCR trên chính ảnh biển số Việt Nam; và</w:t>
+        <w:t xml:space="preserve">, trong đó có benchmark ba bộ nhận dạng ký tự trên chính ảnh biển số Việt Nam; và</w:t>
       </w:r>
       <w:r>
         <w:t xml:space="preserve"> </w:t>
@@ -40776,7 +40798,7 @@
         <w:t xml:space="preserve"> </w:t>
       </w:r>
       <w:r>
-        <w:t xml:space="preserve">— kể cả khi điều đó có nghĩa là công bố rằng một đóng góp kỹ thuật lõi không độc lập với engine như đã kỳ vọng.</w:t>
+        <w:t xml:space="preserve">— kể cả khi điều đó có nghĩa là công bố rằng một đóng góp kỹ thuật lõi không độc lập với bộ nhận dạng như đã kỳ vọng.</w:t>
       </w:r>
     </w:p>
     <w:p>
@@ -40784,7 +40806,7 @@
         <w:pStyle w:val="BodyText"/>
       </w:pPr>
       <w:r>
-        <w:t xml:space="preserve">Hướng ưu tiên là thay module nhận dạng ký tự bằng mô hình huấn luyện riêng cho biển số Việt Nam. Kiến trúc NFR-M5 cho phép thay engine mà không sửa phần còn lại của hệ thống.</w:t>
+        <w:t xml:space="preserve">Hướng ưu tiên là thay module nhận dạng ký tự bằng mô hình huấn luyện riêng cho biển số Việt Nam. Kiến trúc NFR-M5 cho phép thay bộ nhận dạng mà không sửa phần còn lại của hệ thống.</w:t>
       </w:r>
     </w:p>
     <w:p>
@@ -43168,7 +43190,7 @@
               <w:pStyle w:val="Compact"/>
             </w:pPr>
             <w:r>
-              <w:t xml:space="preserve">Split v3</w:t>
+              <w:t xml:space="preserve">Phép chia tập v3</w:t>
             </w:r>
           </w:p>
         </w:tc>
@@ -44985,7 +45007,7 @@
         <w:t xml:space="preserve">được giấy phép</w:t>
       </w:r>
       <w:r>
-        <w:t xml:space="preserve">; nó đóng góp 28,91% corpus nên đây là rủi ro pháp lý phải nêu</w:t>
+        <w:t xml:space="preserve">; nó đóng góp 28,91% ngữ liệu nên đây là rủi ro pháp lý phải nêu</w:t>
       </w:r>
       <w:r>
         <w:t xml:space="preserve"> </w:t>
@@ -46414,7 +46436,7 @@
               <w:pStyle w:val="Compact"/>
             </w:pPr>
             <w:r>
-              <w:t xml:space="preserve">Bộ luật hậu xử lý theo vị trí, phân loại layout, chuẩn hoá chuỗi, quy tắc hiển thị</w:t>
+              <w:t xml:space="preserve">Bộ luật hậu xử lý theo vị trí, phân loại bố cục, chuẩn hoá chuỗi, quy tắc hiển thị</w:t>
             </w:r>
           </w:p>
         </w:tc>
@@ -47402,7 +47424,7 @@
               <w:pStyle w:val="Compact"/>
             </w:pPr>
             <w:r>
-              <w:t xml:space="preserve">FastAPI + uvicorn, chạy pipeline AI trên CPU</w:t>
+              <w:t xml:space="preserve">FastAPI + uvicorn, chạy đường ống AI trên CPU</w:t>
             </w:r>
           </w:p>
         </w:tc>
@@ -48420,7 +48442,7 @@
           <w:b/>
           <w:bCs/>
         </w:rPr>
-        <w:t xml:space="preserve">backend suy luận</w:t>
+        <w:t xml:space="preserve">nền tảng suy luận</w:t>
       </w:r>
       <w:r>
         <w:t xml:space="preserve"> </w:t>
@@ -48458,7 +48480,7 @@
           <w:b/>
           <w:bCs/>
         </w:rPr>
-        <w:t xml:space="preserve">mọi số liệu hiệu năng phải kèm model CPU, số luồng, kích thước ảnh, backend suy luận và cỡ mẫu đo</w:t>
+        <w:t xml:space="preserve">mọi số liệu hiệu năng phải kèm model CPU, số luồng, kích thước ảnh, nền tảng suy luận và cỡ mẫu đo</w:t>
       </w:r>
       <w:r>
         <w:t xml:space="preserve">. Các chỉ tiêu độ trễ vì vậy "rộng rãi" hơn văn liệu quốc tế đo trên GPU — đó là trung thực về điều kiện đo, không phải dễ dãi.</w:t>
@@ -48922,7 +48944,7 @@
               <w:pStyle w:val="Compact"/>
             </w:pPr>
             <w:r>
-              <w:t xml:space="preserve">Bộ nhớ thường trú của backend</w:t>
+              <w:t xml:space="preserve">Bộ nhớ thường trú của máy chủ</w:t>
             </w:r>
           </w:p>
         </w:tc>
@@ -49381,7 +49403,7 @@
         <w:t xml:space="preserve"> </w:t>
       </w:r>
       <w:r>
-        <w:t xml:space="preserve">sẵn sàng; P5 là hiệu tổng thời gian request trừ thời gian pipeline; P6 có phân trang và bộ lọc trên 10.000 bản ghi; P7 theo dõi RSS khi chạy tải liên tục.</w:t>
+        <w:t xml:space="preserve">sẵn sàng; P5 là hiệu tổng thời gian request trừ thời gian đường ống; P6 có phân trang và bộ lọc trên 10.000 bản ghi; P7 theo dõi RSS khi chạy tải liên tục.</w:t>
       </w:r>
     </w:p>
     <w:p>
@@ -49431,7 +49453,7 @@
         <w:t xml:space="preserve"> </w:t>
       </w:r>
       <w:r>
-        <w:t xml:space="preserve">(số đo ở Chương 5). Ngân sách lập cho runtime mặc định đã chốt ở mục 3.4 là</w:t>
+        <w:t xml:space="preserve">(số đo ở Chương 5). Ngân sách lập cho nền tảng suy luận mặc định đã chốt ở mục 3.4 là</w:t>
       </w:r>
       <w:r>
         <w:t xml:space="preserve"> </w:t>
@@ -49532,7 +49554,7 @@
         <w:t xml:space="preserve"> </w:t>
       </w:r>
       <w:r>
-        <w:t xml:space="preserve">đã dẫn ở 4.1.1, vì một con số tổng thể sẽ che giấu đúng điểm gãy cần phân tích;</w:t>
+        <w:t xml:space="preserve">đã dẫn ở 4.1.1, vì một con số tổng thể sẽ che giấu đúng chế độ thất bại cần phân tích;</w:t>
       </w:r>
       <w:r>
         <w:t xml:space="preserve"> </w:t>
@@ -50145,7 +50167,7 @@
               <w:pStyle w:val="Compact"/>
             </w:pPr>
             <w:r>
-              <w:t xml:space="preserve">A4–A7 sau khi thêm bước cứu dòng trên</w:t>
+              <w:t xml:space="preserve">A4–A7 sau khi thêm bước phục hồi dòng trên</w:t>
             </w:r>
           </w:p>
         </w:tc>
@@ -50223,7 +50245,7 @@
               <w:pStyle w:val="Compact"/>
             </w:pPr>
             <w:r>
-              <w:t xml:space="preserve">Bốn cấu hình det+rec ↔ chỉ-rec, hai model</w:t>
+              <w:t xml:space="preserve">Bốn cấu hình det+rec ↔ chỉ nhận dạng, hai model</w:t>
             </w:r>
           </w:p>
         </w:tc>
@@ -50301,7 +50323,7 @@
               <w:pStyle w:val="Compact"/>
             </w:pPr>
             <w:r>
-              <w:t xml:space="preserve">A/B bước cứu dòng trên, mẫu 700 biển</w:t>
+              <w:t xml:space="preserve">A/B bước phục hồi dòng trên, mẫu 700 biển</w:t>
             </w:r>
           </w:p>
         </w:tc>
@@ -50340,7 +50362,7 @@
               <w:pStyle w:val="Compact"/>
             </w:pPr>
             <w:r>
-              <w:t xml:space="preserve">A/B bước cứu dòng trên, mẫu 200 biển</w:t>
+              <w:t xml:space="preserve">A/B bước phục hồi dòng trên, mẫu 200 biển</w:t>
             </w:r>
           </w:p>
         </w:tc>
@@ -50379,7 +50401,7 @@
               <w:pStyle w:val="Compact"/>
             </w:pPr>
             <w:r>
-              <w:t xml:space="preserve">Chi phí và lợi ích từng bậc của bậc thang thử-lại</w:t>
+              <w:t xml:space="preserve">Chi phí và lợi ích từng bậc của bậc thang thử lại</w:t>
             </w:r>
           </w:p>
         </w:tc>
@@ -50496,7 +50518,7 @@
               <w:pStyle w:val="Compact"/>
             </w:pPr>
             <w:r>
-              <w:t xml:space="preserve">Độ trễ đầu-cuối p50/p95 và phân rã theo bước</w:t>
+              <w:t xml:space="preserve">Độ trễ đầu cuối p50/p95 và phân rã theo bước</w:t>
             </w:r>
           </w:p>
         </w:tc>
@@ -50535,7 +50557,7 @@
               <w:pStyle w:val="Compact"/>
             </w:pPr>
             <w:r>
-              <w:t xml:space="preserve">Overhead của tầng API so với gọi pipeline trực tiếp</w:t>
+              <w:t xml:space="preserve">Overhead của tầng API so với gọi đường ống trực tiếp</w:t>
             </w:r>
           </w:p>
         </w:tc>

--- a/docs/papers/thesis-full.docx
+++ b/docs/papers/thesis-full.docx
@@ -14390,7 +14390,7 @@
           <w:i/>
           <w:iCs/>
         </w:rPr>
-        <w:t xml:space="preserve">họ engine</w:t>
+        <w:t xml:space="preserve">họ bộ nhận dạng</w:t>
       </w:r>
       <w:r>
         <w:t xml:space="preserve"> </w:t>
@@ -14852,7 +14852,7 @@
         <w:pStyle w:val="FirstParagraph"/>
       </w:pPr>
       <w:r>
-        <w:t xml:space="preserve">Mục 3.3.1 kết thúc bằng một khoản nợ: giữ PaddleOCR dựa trên lý do kỹ thuật,</w:t>
+        <w:t xml:space="preserve">Mục 3.3.1 kết thúc bằng một hạng mục chưa giải quyết: giữ PaddleOCR dựa trên lý do kỹ thuật,</w:t>
       </w:r>
       <w:r>
         <w:t xml:space="preserve"> </w:t>
@@ -16135,7 +16135,7 @@
           <w:b/>
           <w:bCs/>
         </w:rPr>
-        <w:t xml:space="preserve">d) Tách-rồi-ghép-ngang không độc lập bộ nhận dạng.</w:t>
+        <w:t xml:space="preserve">d) Bước tách rồi ghép ngang không độc lập với bộ nhận dạng.</w:t>
       </w:r>
     </w:p>
     <w:tbl>
@@ -17234,7 +17234,37 @@
         <w:pStyle w:val="FirstParagraph"/>
       </w:pPr>
       <w:r>
-        <w:t xml:space="preserve">Đồ án có sẵn hai mô hình để đối chiếu — baseline-416-v1.pt và best.pt — nhưng</w:t>
+        <w:t xml:space="preserve">Đồ án có sẵn hai mô hình để đối chiếu —</w:t>
+      </w:r>
+      <w:r>
+        <w:t xml:space="preserve"> </w:t>
+      </w:r>
+      <w:r>
+        <w:rPr>
+          <w:rStyle w:val="VerbatimChar"/>
+        </w:rPr>
+        <w:t xml:space="preserve">baseline-416-v1.pt</w:t>
+      </w:r>
+      <w:r>
+        <w:t xml:space="preserve"> </w:t>
+      </w:r>
+      <w:r>
+        <w:t xml:space="preserve">và</w:t>
+      </w:r>
+      <w:r>
+        <w:t xml:space="preserve"> </w:t>
+      </w:r>
+      <w:r>
+        <w:rPr>
+          <w:rStyle w:val="VerbatimChar"/>
+        </w:rPr>
+        <w:t xml:space="preserve">best.pt</w:t>
+      </w:r>
+      <w:r>
+        <w:t xml:space="preserve"> </w:t>
+      </w:r>
+      <w:r>
+        <w:t xml:space="preserve">— nhưng</w:t>
       </w:r>
       <w:r>
         <w:t xml:space="preserve"> </w:t>
@@ -20647,7 +20677,22 @@
         <w:t xml:space="preserve"> </w:t>
       </w:r>
       <w:r>
-        <w:t xml:space="preserve">— khắc phục đòi hỏi so khớp mức chuỗi biển số hoặc đặc trưng phương tiện. Hệ quả: baseline-416-v1.pt đạt</w:t>
+        <w:t xml:space="preserve">— khắc phục đòi hỏi so khớp mức chuỗi biển số hoặc đặc trưng phương tiện. Hệ quả:</w:t>
+      </w:r>
+      <w:r>
+        <w:t xml:space="preserve"> </w:t>
+      </w:r>
+      <w:r>
+        <w:rPr>
+          <w:rStyle w:val="VerbatimChar"/>
+        </w:rPr>
+        <w:t xml:space="preserve">baseline-416-v1.pt</w:t>
+      </w:r>
+      <w:r>
+        <w:t xml:space="preserve"> </w:t>
+      </w:r>
+      <w:r>
+        <w:t xml:space="preserve">đạt</w:t>
       </w:r>
       <w:r>
         <w:t xml:space="preserve"> </w:t>
@@ -31374,7 +31419,7 @@
           <w:b/>
           <w:bCs/>
         </w:rPr>
-        <w:t xml:space="preserve">ghép-rồi-đọc</w:t>
+        <w:t xml:space="preserve">ghép rồi đọc</w:t>
       </w:r>
       <w:r>
         <w:t xml:space="preserve"> </w:t>
@@ -33830,7 +33875,7 @@
         <w:t xml:space="preserve">đánh đổi đã biết</w:t>
       </w:r>
       <w:r>
-        <w:t xml:space="preserve">: cùng cơ chế đó mua thêm 34 biển đọc đúng và đẩy NFR-P1 từ ✅ xuống 🟡. Ngược lại NFR-P3</w:t>
+        <w:t xml:space="preserve">: cùng cơ chế đó cải thiện thêm 34 biển đọc đúng và đẩy NFR-P1 từ ✅ xuống 🟡. Ngược lại NFR-P3</w:t>
       </w:r>
       <w:r>
         <w:t xml:space="preserve"> </w:t>
@@ -44057,7 +44102,7 @@
           <w:b/>
           <w:bCs/>
         </w:rPr>
-        <w:t xml:space="preserve">Bản giao hàng không dùng mô hình</w:t>
+        <w:t xml:space="preserve">Bản bàn giao không dùng mô hình</w:t>
       </w:r>
       <w:r>
         <w:rPr>
@@ -47462,7 +47507,7 @@
               <w:pStyle w:val="Compact"/>
             </w:pPr>
             <w:r>
-              <w:t xml:space="preserve">nginx:alpine — phục vụ tệp tĩnh và reverse proxy sang backend</w:t>
+              <w:t xml:space="preserve">nginx:alpine — phục vụ tệp tĩnh và chuyển tiếp yêu cầu sang máy chủ</w:t>
             </w:r>
           </w:p>
         </w:tc>
@@ -50284,7 +50329,7 @@
               <w:pStyle w:val="Compact"/>
             </w:pPr>
             <w:r>
-              <w:t xml:space="preserve">A/B ghép-rồi-đọc ↔ đọc-từng-nửa, 200 biển hai dòng</w:t>
+              <w:t xml:space="preserve">A/B ghép rồi đọc ↔ đọc từng nửa, 200 biển hai dòng</w:t>
             </w:r>
           </w:p>
         </w:tc>

--- a/docs/papers/thesis-full.docx
+++ b/docs/papers/thesis-full.docx
@@ -8445,7 +8445,7 @@
         <w:t xml:space="preserve"> </w:t>
       </w:r>
       <w:r>
-        <w:t xml:space="preserve">so với YOLOv8 [17]</w:t>
+        <w:t xml:space="preserve">so với YOLOv8 [10]</w:t>
       </w:r>
       <w:r>
         <w:t xml:space="preserve">.</w:t>
@@ -10299,7 +10299,7 @@
               <w:pStyle w:val="Compact"/>
             </w:pPr>
             <w:r>
-              <w:t xml:space="preserve">Batra và cộng sự (2022) [18]</w:t>
+              <w:t xml:space="preserve">Batra và cộng sự (2022) [17]</w:t>
             </w:r>
           </w:p>
         </w:tc>
@@ -10363,7 +10363,7 @@
               <w:pStyle w:val="Compact"/>
             </w:pPr>
             <w:r>
-              <w:t xml:space="preserve">Một nghiên cứu YOLOv11 (2025) [19]</w:t>
+              <w:t xml:space="preserve">Một nghiên cứu YOLOv11 (2025) [18]</w:t>
             </w:r>
           </w:p>
         </w:tc>
@@ -10427,7 +10427,7 @@
               <w:pStyle w:val="Compact"/>
             </w:pPr>
             <w:r>
-              <w:t xml:space="preserve">Biển xe máy Indonesia (2025) [20]</w:t>
+              <w:t xml:space="preserve">Biển xe máy Indonesia (2025) [19]</w:t>
             </w:r>
           </w:p>
         </w:tc>
@@ -10739,7 +10739,7 @@
         <w:t xml:space="preserve"> </w:t>
       </w:r>
       <w:r>
-        <w:t xml:space="preserve">Một số công trình dùng IoU trung bình toàn tập — nhóm Học viện Kỹ thuật Quân sự báo cáo mIoU 95,01% trên biển Việt Nam [21]</w:t>
+        <w:t xml:space="preserve">Một số công trình dùng IoU trung bình toàn tập — nhóm Học viện Kỹ thuật Quân sự báo cáo mIoU 95,01% trên biển Việt Nam [20]</w:t>
       </w:r>
       <w:r>
         <w:t xml:space="preserve"> </w:t>
@@ -11248,10 +11248,7 @@
         <w:t xml:space="preserve"> </w:t>
       </w:r>
       <w:r>
-        <w:t xml:space="preserve">giải mã thành chuỗi, thường bằng CTC. EasyOCR dùng đúng kiến trúc này (ResNet, Bi-LSTM, CTC) [22]</w:t>
-      </w:r>
-      <w:r>
-        <w:t xml:space="preserve">; PaddleOCR dùng SVTR-LCNet kết hợp GTC [11]</w:t>
+        <w:t xml:space="preserve">giải mã thành chuỗi, thường bằng CTC. EasyOCR dùng đúng kiến trúc này; PaddleOCR dùng SVTR-LCNet kết hợp GTC [11]</w:t>
       </w:r>
       <w:r>
         <w:t xml:space="preserve">, vẫn thuộc họ CTC.</w:t>
@@ -11742,7 +11739,7 @@
         <w:t xml:space="preserve"> </w:t>
       </w:r>
       <w:r>
-        <w:t xml:space="preserve">— lý do CTC là mặc định của hầu hết bộ nhận dạng ký tự mã nguồn mở, và lý do LPRNet đạt 3 ms/biển trên GPU GTX 1080, 1,3 ms trên CPU i7-6700K mà vẫn 95% accuracy trên biển Trung Quốc [23]</w:t>
+        <w:t xml:space="preserve">— lý do CTC là mặc định của hầu hết bộ nhận dạng ký tự mã nguồn mở, và lý do LPRNet đạt 3 ms/biển trên GPU GTX 1080, 1,3 ms trên CPU i7-6700K mà vẫn 95% accuracy trên biển Trung Quốc [21]</w:t>
       </w:r>
       <w:r>
         <w:t xml:space="preserve">.</w:t>
@@ -12168,7 +12165,7 @@
               <w:pStyle w:val="Compact"/>
             </w:pPr>
             <w:r>
-              <w:t xml:space="preserve">Dùng text detection của bộ nhận dạng ký tự, gom nhóm theo tâm dọc [24]</w:t>
+              <w:t xml:space="preserve">Dùng text detection của bộ nhận dạng ký tự, gom nhóm theo tâm dọc [11]</w:t>
             </w:r>
           </w:p>
         </w:tc>
@@ -12213,7 +12210,7 @@
               <w:pStyle w:val="Compact"/>
             </w:pPr>
             <w:r>
-              <w:t xml:space="preserve">Nối tâm ký tự trái nhất và phải nhất, đo độ lệch các ký tự còn lại [25]</w:t>
+              <w:t xml:space="preserve">Nối tâm ký tự trái nhất và phải nhất, đo độ lệch các ký tự còn lại</w:t>
             </w:r>
           </w:p>
         </w:tc>
@@ -12525,7 +12522,7 @@
         <w:t xml:space="preserve"> </w:t>
       </w:r>
       <w:r>
-        <w:t xml:space="preserve">tương tự nhưng đơn vị là từ; một công trình biển Việt Nam báo cáo WER 0,014 trên bãi đỗ xe trong nhà [26]</w:t>
+        <w:t xml:space="preserve">tương tự nhưng đơn vị là từ; một công trình biển Việt Nam báo cáo WER 0,014 trên bãi đỗ xe trong nhà [22]</w:t>
       </w:r>
       <w:r>
         <w:t xml:space="preserve">.</w:t>
@@ -12892,7 +12889,7 @@
         <w:t xml:space="preserve"> </w:t>
       </w:r>
       <w:r>
-        <w:t xml:space="preserve">— là chỉ số duy nhất phản ánh lỗi tích luỹ, chỉ tiêu quan trọng nhất của đồ án; cuộc thi ICPR 2026 về biển độ phân giải thấp dùng chỉ số này làm chính, đội vô địch đạt 82,13% [27]</w:t>
+        <w:t xml:space="preserve">— là chỉ số duy nhất phản ánh lỗi tích luỹ, chỉ tiêu quan trọng nhất của đồ án; cuộc thi ICPR 2026 về biển độ phân giải thấp dùng chỉ số này làm chính, đội vô địch đạt 82,13% [23]</w:t>
       </w:r>
       <w:r>
         <w:t xml:space="preserve">. Kèm theo là chỉ số vận hành:</w:t>
@@ -14334,19 +14331,19 @@
         <w:t xml:space="preserve"> </w:t>
       </w:r>
       <w:r>
-        <w:t xml:space="preserve">Bảy thế hệ YOLO từ YOLOv8 trở về sau — mốc chuyển sang anchor-free, có ý nghĩa trực tiếp với bài toán biển số (mục 2.3.1): YOLOv8 [14], YOLOv9 [28]</w:t>
-      </w:r>
-      <w:r>
-        <w:t xml:space="preserve">, YOLOv10 [29]</w:t>
-      </w:r>
-      <w:r>
-        <w:t xml:space="preserve">, YOLO11 [10], YOLOv12 [30]</w:t>
-      </w:r>
-      <w:r>
-        <w:t xml:space="preserve">, YOLOv13 [31]</w:t>
-      </w:r>
-      <w:r>
-        <w:t xml:space="preserve">, YOLO26 [32]</w:t>
+        <w:t xml:space="preserve">Bảy thế hệ YOLO từ YOLOv8 trở về sau — mốc chuyển sang anchor-free, có ý nghĩa trực tiếp với bài toán biển số (mục 2.3.1): YOLOv8 [14], YOLOv9 [24]</w:t>
+      </w:r>
+      <w:r>
+        <w:t xml:space="preserve">, YOLOv10 [25]</w:t>
+      </w:r>
+      <w:r>
+        <w:t xml:space="preserve">, YOLO11 [10], YOLOv12 [26]</w:t>
+      </w:r>
+      <w:r>
+        <w:t xml:space="preserve">, YOLOv13 [27]</w:t>
+      </w:r>
+      <w:r>
+        <w:t xml:space="preserve">, YOLO26 [28]</w:t>
       </w:r>
       <w:r>
         <w:t xml:space="preserve">. Họ two-stage (Faster R-CNN, Mask R-CNN) loại từ đầu vì chi phí tính toán không hợp ràng buộc CPU.</w:t>
@@ -17559,7 +17556,7 @@
         <w:t xml:space="preserve">[3]</w:t>
       </w:r>
       <w:r>
-        <w:t xml:space="preserve">[33]</w:t>
+        <w:t xml:space="preserve">[29]</w:t>
       </w:r>
       <w:r>
         <w:t xml:space="preserve">.</w:t>
@@ -22662,7 +22659,7 @@
         <w:t xml:space="preserve"> </w:t>
       </w:r>
       <w:r>
-        <w:t xml:space="preserve">Bộ nhận dạng dựa trên kiến trúc CRNN kết hợp hàm mất mát CTC, vốn giả định căn chỉnh đơn điệu giữa cột ảnh và chuỗi ký tự — giả định chỉ đúng với văn bản một dòng. Chồng lên đó, mô-đun nhận dạng chuẩn hoá mọi ảnh về chiều cao cố định 48 điểm ảnh [34]</w:t>
+        <w:t xml:space="preserve">Bộ nhận dạng dựa trên kiến trúc CRNN kết hợp hàm mất mát CTC, vốn giả định căn chỉnh đơn điệu giữa cột ảnh và chuỗi ký tự — giả định chỉ đúng với văn bản một dòng. Chồng lên đó, mô-đun nhận dạng chuẩn hoá mọi ảnh về chiều cao cố định 48 điểm ảnh [30]</w:t>
       </w:r>
       <w:r>
         <w:t xml:space="preserve">. Biển xe máy Việt Nam 140 × 190 mm theo QCVN 08:2024/BCA [7]</w:t>
@@ -22674,7 +22671,7 @@
         <w:t xml:space="preserve">có tỉ lệ khung hình xấp xỉ 1,36; sau chuẩn hoá, mỗi hàng ký tự chỉ còn khoảng 24 điểm ảnh, thấp hơn ngưỡng mà nét chữ còn tách rời. Mức nghiêm trọng đã được định lượng: trên bộ RodoSol-ALPR của Brazil, OpenALPR đạt 94,3% trên biển ô tô một dòng nhưng chỉ 45,7% trên biển xe máy hai dòng [3]</w:t>
       </w:r>
       <w:r>
-        <w:t xml:space="preserve">[33]</w:t>
+        <w:t xml:space="preserve">[29]</w:t>
       </w:r>
       <w:r>
         <w:t xml:space="preserve">. Cần lưu ý cặp số liệu này đo trên dữ liệu Brazil, chỉ được trích như dẫn chứng tương đương về định lượng chứ không phải số liệu Việt Nam.</w:t>
@@ -22761,7 +22758,7 @@
         <w:t xml:space="preserve"> </w:t>
       </w:r>
       <w:r>
-        <w:t xml:space="preserve">Ba bước độc lập, mỗi bước bật tắt riêng để phục vụ thí nghiệm bóc tách đóng góp: chuyển thang xám, do ký tự không mang thông tin phân biệt trong kênh màu; cân bằng lược đồ xám thích nghi có giới hạn tương phản (CLAHE, hệ số 2,0 trên ô 8 × 8), vì bề mặt phản quang tạo mảng chói cục bộ mà cân bằng toàn cục không xử lý được [35]</w:t>
+        <w:t xml:space="preserve">Ba bước độc lập, mỗi bước bật tắt riêng để phục vụ thí nghiệm bóc tách đóng góp: chuyển thang xám, do ký tự không mang thông tin phân biệt trong kênh màu; cân bằng lược đồ xám thích nghi có giới hạn tương phản (CLAHE, hệ số 2,0 trên ô 8 × 8), vì bề mặt phản quang tạo mảng chói cục bộ mà cân bằng toàn cục không xử lý được [31]</w:t>
       </w:r>
       <w:r>
         <w:t xml:space="preserve">; và khử nhiễu bằng lọc song phương thay cho làm mờ Gauss, vì lọc song phương bảo toàn biên — yếu tố quyết định để phân biệt các cặp ký tự đồng hình như</w:t>
@@ -26084,7 +26081,7 @@
         <w:t xml:space="preserve"> </w:t>
       </w:r>
       <w:r>
-        <w:t xml:space="preserve">[36]</w:t>
+        <w:t xml:space="preserve">[11]</w:t>
       </w:r>
       <w:r>
         <w:t xml:space="preserve">. Về quy mô:</w:t>
@@ -28327,10 +28324,7 @@
         <w:t xml:space="preserve">10,91% số hộp có diện tích dưới 0,5% diện tích ảnh</w:t>
       </w:r>
       <w:r>
-        <w:t xml:space="preserve">, vượt ngưỡng 10%. Đối tượng nhỏ là chế độ thất bại đã ghi nhận rộng rãi của bộ phát hiện một giai đoạn [37]</w:t>
-      </w:r>
-      <w:r>
-        <w:t xml:space="preserve">, biển số độ phân giải thấp đã thành hướng nghiên cứu riêng [27]</w:t>
+        <w:t xml:space="preserve">, vượt ngưỡng 10%. Đối tượng nhỏ là chế độ thất bại đã ghi nhận rộng rãi của bộ phát hiện một giai đoạn, và biển số độ phân giải thấp đã thành hướng nghiên cứu riêng [23]</w:t>
       </w:r>
       <w:r>
         <w:t xml:space="preserve">; một con số mAP tổng sẽ</w:t>
@@ -33650,13 +33644,13 @@
         <w:t xml:space="preserve"> </w:t>
       </w:r>
       <w:r>
-        <w:t xml:space="preserve">lập luận Amdahl bằng số liệu [38]</w:t>
-      </w:r>
-      <w:r>
-        <w:t xml:space="preserve"> </w:t>
-      </w:r>
-      <w:r>
-        <w:t xml:space="preserve">[39]</w:t>
+        <w:t xml:space="preserve">lập luận Amdahl bằng số liệu [32]</w:t>
+      </w:r>
+      <w:r>
+        <w:t xml:space="preserve"> </w:t>
+      </w:r>
+      <w:r>
+        <w:t xml:space="preserve">[33]</w:t>
       </w:r>
       <w:r>
         <w:t xml:space="preserve">.</w:t>
@@ -40861,7 +40855,7 @@
     </w:p>
     <w:bookmarkEnd w:id="179"/>
     <w:bookmarkEnd w:id="180"/>
-    <w:bookmarkStart w:id="213" w:name="tài-liệu-tham-khảo"/>
+    <w:bookmarkStart w:id="207" w:name="tài-liệu-tham-khảo"/>
     <w:p>
       <w:pPr>
         <w:pStyle w:val="Heading1"/>
@@ -41302,32 +41296,7 @@
         <w:pStyle w:val="BodyText"/>
       </w:pPr>
       <w:r>
-        <w:t xml:space="preserve">[17] Ultralytics, "YOLO11 vs YOLOv8 — so sánh chính thức," Ultralytics, 2025. [Trực tuyến]. Địa chỉ:</w:t>
-      </w:r>
-      <w:r>
-        <w:t xml:space="preserve"> </w:t>
-      </w:r>
-      <w:hyperlink r:id="rId194">
-        <w:r>
-          <w:rPr>
-            <w:rStyle w:val="Hyperlink"/>
-          </w:rPr>
-          <w:t xml:space="preserve">https://docs.ultralytics.com/compare/yolo11-vs-yolov8/</w:t>
-        </w:r>
-      </w:hyperlink>
-      <w:r>
-        <w:t xml:space="preserve"> </w:t>
-      </w:r>
-      <w:r>
-        <w:t xml:space="preserve">(truy cập ngày 2026-07-19).</w:t>
-      </w:r>
-    </w:p>
-    <w:p>
-      <w:pPr>
-        <w:pStyle w:val="BodyText"/>
-      </w:pPr>
-      <w:r>
-        <w:t xml:space="preserve">[18] P. Batra và cộng sự, "A Novel Memory and Time-Efficient ALPR System Based on YOLOv5,"</w:t>
+        <w:t xml:space="preserve">[17] P. Batra và cộng sự, "A Novel Memory and Time-Efficient ALPR System Based on YOLOv5,"</w:t>
       </w:r>
       <w:r>
         <w:t xml:space="preserve"> </w:t>
@@ -41348,7 +41317,7 @@
         <w:pStyle w:val="BodyText"/>
       </w:pPr>
       <w:r>
-        <w:t xml:space="preserve">[19] "Automatic License Plate Detection System with YOLOv11 Algorithm,"</w:t>
+        <w:t xml:space="preserve">[18] "Automatic License Plate Detection System with YOLOv11 Algorithm,"</w:t>
       </w:r>
       <w:r>
         <w:t xml:space="preserve"> </w:t>
@@ -41366,7 +41335,7 @@
       <w:r>
         <w:t xml:space="preserve"> </w:t>
       </w:r>
-      <w:hyperlink r:id="rId195">
+      <w:hyperlink r:id="rId194">
         <w:r>
           <w:rPr>
             <w:rStyle w:val="Hyperlink"/>
@@ -41386,7 +41355,7 @@
         <w:pStyle w:val="BodyText"/>
       </w:pPr>
       <w:r>
-        <w:t xml:space="preserve">[20] "Vehicle License Plate Number Detection with YOLO11,"</w:t>
+        <w:t xml:space="preserve">[19] "Vehicle License Plate Number Detection with YOLO11,"</w:t>
       </w:r>
       <w:r>
         <w:t xml:space="preserve"> </w:t>
@@ -41404,7 +41373,7 @@
       <w:r>
         <w:t xml:space="preserve"> </w:t>
       </w:r>
-      <w:hyperlink r:id="rId196">
+      <w:hyperlink r:id="rId195">
         <w:r>
           <w:rPr>
             <w:rStyle w:val="Hyperlink"/>
@@ -41424,7 +41393,7 @@
         <w:pStyle w:val="BodyText"/>
       </w:pPr>
       <w:r>
-        <w:t xml:space="preserve">[21] Le Quy Don Technical University, "An efficient method to improve the accuracy of Vietnamese vehicle license plate recognition in unconstrained environment," trong</w:t>
+        <w:t xml:space="preserve">[20] Le Quy Don Technical University, "An efficient method to improve the accuracy of Vietnamese vehicle license plate recognition in unconstrained environment," trong</w:t>
       </w:r>
       <w:r>
         <w:t xml:space="preserve"> </w:t>
@@ -41442,7 +41411,7 @@
       <w:r>
         <w:t xml:space="preserve"> </w:t>
       </w:r>
-      <w:hyperlink r:id="rId197">
+      <w:hyperlink r:id="rId196">
         <w:r>
           <w:rPr>
             <w:rStyle w:val="Hyperlink"/>
@@ -41462,32 +41431,7 @@
         <w:pStyle w:val="BodyText"/>
       </w:pPr>
       <w:r>
-        <w:t xml:space="preserve">[22] Jaided AI, "JaidedAI/EasyOCR — DeepWiki (kien truc CRAFT + CRNN, kich thuoc model)," DeepWiki, 2025. [Trực tuyến]. Địa chỉ:</w:t>
-      </w:r>
-      <w:r>
-        <w:t xml:space="preserve"> </w:t>
-      </w:r>
-      <w:hyperlink r:id="rId198">
-        <w:r>
-          <w:rPr>
-            <w:rStyle w:val="Hyperlink"/>
-          </w:rPr>
-          <w:t xml:space="preserve">https://deepwiki.com/JaidedAI/EasyOCR</w:t>
-        </w:r>
-      </w:hyperlink>
-      <w:r>
-        <w:t xml:space="preserve"> </w:t>
-      </w:r>
-      <w:r>
-        <w:t xml:space="preserve">(truy cập ngày 2026-07-19).</w:t>
-      </w:r>
-    </w:p>
-    <w:p>
-      <w:pPr>
-        <w:pStyle w:val="BodyText"/>
-      </w:pPr>
-      <w:r>
-        <w:t xml:space="preserve">[23] S. Zherzdev, A. Gruzdev, "LPRNet: License Plate Recognition via Deep Neural Networks,"</w:t>
+        <w:t xml:space="preserve">[21] S. Zherzdev, A. Gruzdev, "LPRNet: License Plate Recognition via Deep Neural Networks,"</w:t>
       </w:r>
       <w:r>
         <w:t xml:space="preserve"> </w:t>
@@ -41505,7 +41449,7 @@
       <w:r>
         <w:t xml:space="preserve"> </w:t>
       </w:r>
-      <w:hyperlink r:id="rId199">
+      <w:hyperlink r:id="rId197">
         <w:r>
           <w:rPr>
             <w:rStyle w:val="Hyperlink"/>
@@ -41525,57 +41469,7 @@
         <w:pStyle w:val="BodyText"/>
       </w:pPr>
       <w:r>
-        <w:t xml:space="preserve">[24] PaddlePaddle, "PaddleOCR 3.x — OCR Pipeline Usage Tutorial," PaddleOCR, không rõ năm. [Trực tuyến]. Địa chỉ:</w:t>
-      </w:r>
-      <w:r>
-        <w:t xml:space="preserve"> </w:t>
-      </w:r>
-      <w:hyperlink r:id="rId200">
-        <w:r>
-          <w:rPr>
-            <w:rStyle w:val="Hyperlink"/>
-          </w:rPr>
-          <w:t xml:space="preserve">https://www.paddleocr.ai/latest/en/version3.x/pipeline_usage/OCR.html</w:t>
-        </w:r>
-      </w:hyperlink>
-      <w:r>
-        <w:t xml:space="preserve"> </w:t>
-      </w:r>
-      <w:r>
-        <w:t xml:space="preserve">(truy cập ngày 2026-07-19).</w:t>
-      </w:r>
-    </w:p>
-    <w:p>
-      <w:pPr>
-        <w:pStyle w:val="BodyText"/>
-      </w:pPr>
-      <w:r>
-        <w:t xml:space="preserve">[25] trungdinh22, "function/helper.py — logic phân biệt biển một dòng / hai dòng bằng kiểm tra thẳng hàng (abs_tol=3) và ghép theo y_mean," GitHub, không rõ năm. [Trực tuyến]. Địa chỉ:</w:t>
-      </w:r>
-      <w:r>
-        <w:t xml:space="preserve"> </w:t>
-      </w:r>
-      <w:hyperlink r:id="rId201">
-        <w:r>
-          <w:rPr>
-            <w:rStyle w:val="Hyperlink"/>
-          </w:rPr>
-          <w:t xml:space="preserve">https://raw.githubusercontent.com/trungdinh22/License-Plate-Recognition/main/function/helper.py</w:t>
-        </w:r>
-      </w:hyperlink>
-      <w:r>
-        <w:t xml:space="preserve"> </w:t>
-      </w:r>
-      <w:r>
-        <w:t xml:space="preserve">(truy cập ngày 2026-07-19).</w:t>
-      </w:r>
-    </w:p>
-    <w:p>
-      <w:pPr>
-        <w:pStyle w:val="BodyText"/>
-      </w:pPr>
-      <w:r>
-        <w:t xml:space="preserve">[26] L. Dang, V. Duong Ngoc, L. T. V. Pham Cung, "Vietnam Vehicle Number Recognition Based on an Improved CRNN with Attention Mechanism,"</w:t>
+        <w:t xml:space="preserve">[22] L. Dang, V. Duong Ngoc, L. T. V. Pham Cung, "Vietnam Vehicle Number Recognition Based on an Improved CRNN with Attention Mechanism,"</w:t>
       </w:r>
       <w:r>
         <w:t xml:space="preserve"> </w:t>
@@ -41596,7 +41490,7 @@
         <w:pStyle w:val="BodyText"/>
       </w:pPr>
       <w:r>
-        <w:t xml:space="preserve">[27] R. Laroca và cộng sự, "ICPR 2026 Competition on Low-Resolution License Plate Recognition," trong</w:t>
+        <w:t xml:space="preserve">[23] R. Laroca và cộng sự, "ICPR 2026 Competition on Low-Resolution License Plate Recognition," trong</w:t>
       </w:r>
       <w:r>
         <w:t xml:space="preserve"> </w:t>
@@ -41614,7 +41508,7 @@
       <w:r>
         <w:t xml:space="preserve"> </w:t>
       </w:r>
-      <w:hyperlink r:id="rId202">
+      <w:hyperlink r:id="rId198">
         <w:r>
           <w:rPr>
             <w:rStyle w:val="Hyperlink"/>
@@ -41634,12 +41528,12 @@
         <w:pStyle w:val="BodyText"/>
       </w:pPr>
       <w:r>
-        <w:t xml:space="preserve">[28] C. Wang, I. Yeh, H. M. Liao, "YOLOv9: Learning What You Want to Learn Using Programmable Gradient Information," ECCV 2024 / Ultralytics Docs, 2024. [Trực tuyến]. Địa chỉ:</w:t>
-      </w:r>
-      <w:r>
-        <w:t xml:space="preserve"> </w:t>
-      </w:r>
-      <w:hyperlink r:id="rId203">
+        <w:t xml:space="preserve">[24] C. Wang, I. Yeh, H. M. Liao, "YOLOv9: Learning What You Want to Learn Using Programmable Gradient Information," ECCV 2024 / Ultralytics Docs, 2024. [Trực tuyến]. Địa chỉ:</w:t>
+      </w:r>
+      <w:r>
+        <w:t xml:space="preserve"> </w:t>
+      </w:r>
+      <w:hyperlink r:id="rId199">
         <w:r>
           <w:rPr>
             <w:rStyle w:val="Hyperlink"/>
@@ -41659,7 +41553,7 @@
         <w:pStyle w:val="BodyText"/>
       </w:pPr>
       <w:r>
-        <w:t xml:space="preserve">[29] A. Wang và cộng sự, "YOLOv10: Real-Time End-to-End Object Detection,"</w:t>
+        <w:t xml:space="preserve">[25] A. Wang và cộng sự, "YOLOv10: Real-Time End-to-End Object Detection,"</w:t>
       </w:r>
       <w:r>
         <w:t xml:space="preserve"> </w:t>
@@ -41680,7 +41574,7 @@
         <w:pStyle w:val="BodyText"/>
       </w:pPr>
       <w:r>
-        <w:t xml:space="preserve">[30] Y. Tian, Q. Ye, D. Doermann, "YOLOv12: Attention-Centric Real-Time Object Detectors,"</w:t>
+        <w:t xml:space="preserve">[26] Y. Tian, Q. Ye, D. Doermann, "YOLOv12: Attention-Centric Real-Time Object Detectors,"</w:t>
       </w:r>
       <w:r>
         <w:t xml:space="preserve"> </w:t>
@@ -41698,7 +41592,7 @@
       <w:r>
         <w:t xml:space="preserve"> </w:t>
       </w:r>
-      <w:hyperlink r:id="rId204">
+      <w:hyperlink r:id="rId200">
         <w:r>
           <w:rPr>
             <w:rStyle w:val="Hyperlink"/>
@@ -41718,7 +41612,7 @@
         <w:pStyle w:val="BodyText"/>
       </w:pPr>
       <w:r>
-        <w:t xml:space="preserve">[31] M. Lei và cộng sự, "YOLOv13: Real-Time Object Detection with Hypergraph-Enhanced Adaptive Visual Perception,"</w:t>
+        <w:t xml:space="preserve">[27] M. Lei và cộng sự, "YOLOv13: Real-Time Object Detection with Hypergraph-Enhanced Adaptive Visual Perception,"</w:t>
       </w:r>
       <w:r>
         <w:t xml:space="preserve"> </w:t>
@@ -41736,7 +41630,7 @@
       <w:r>
         <w:t xml:space="preserve"> </w:t>
       </w:r>
-      <w:hyperlink r:id="rId205">
+      <w:hyperlink r:id="rId201">
         <w:r>
           <w:rPr>
             <w:rStyle w:val="Hyperlink"/>
@@ -41756,12 +41650,12 @@
         <w:pStyle w:val="BodyText"/>
       </w:pPr>
       <w:r>
-        <w:t xml:space="preserve">[32] G. Jocher, J. Qiu, M. Liu, S. Lyu, F. C. Akyon, M. E. Kalfaoglu, "Ultralytics YOLO26," Ultralytics, 2025. [Trực tuyến]. Địa chỉ:</w:t>
-      </w:r>
-      <w:r>
-        <w:t xml:space="preserve"> </w:t>
-      </w:r>
-      <w:hyperlink r:id="rId206">
+        <w:t xml:space="preserve">[28] G. Jocher, J. Qiu, M. Liu, S. Lyu, F. C. Akyon, M. E. Kalfaoglu, "Ultralytics YOLO26," Ultralytics, 2025. [Trực tuyến]. Địa chỉ:</w:t>
+      </w:r>
+      <w:r>
+        <w:t xml:space="preserve"> </w:t>
+      </w:r>
+      <w:hyperlink r:id="rId202">
         <w:r>
           <w:rPr>
             <w:rStyle w:val="Hyperlink"/>
@@ -41781,12 +41675,12 @@
         <w:pStyle w:val="BodyText"/>
       </w:pPr>
       <w:r>
-        <w:t xml:space="preserve">[33] R. Laroca, E. V. Cardoso, D. R. Lucio, V. Estevam, D. Menotti, "RodoSol-ALPR dataset — kho mã nguồn chính thức," GitHub, 2022. [Trực tuyến]. Địa chỉ:</w:t>
-      </w:r>
-      <w:r>
-        <w:t xml:space="preserve"> </w:t>
-      </w:r>
-      <w:hyperlink r:id="rId207">
+        <w:t xml:space="preserve">[29] R. Laroca, E. V. Cardoso, D. R. Lucio, V. Estevam, D. Menotti, "RodoSol-ALPR dataset — kho mã nguồn chính thức," GitHub, 2022. [Trực tuyến]. Địa chỉ:</w:t>
+      </w:r>
+      <w:r>
+        <w:t xml:space="preserve"> </w:t>
+      </w:r>
+      <w:hyperlink r:id="rId203">
         <w:r>
           <w:rPr>
             <w:rStyle w:val="Hyperlink"/>
@@ -41806,12 +41700,12 @@
         <w:pStyle w:val="BodyText"/>
       </w:pPr>
       <w:r>
-        <w:t xml:space="preserve">[34] PaddlePaddle, "Text Recognition Module — PaddleOCR/PaddleX Documentation," PaddleOCR / PaddleX, 2026. [Trực tuyến]. Địa chỉ:</w:t>
-      </w:r>
-      <w:r>
-        <w:t xml:space="preserve"> </w:t>
-      </w:r>
-      <w:hyperlink r:id="rId208">
+        <w:t xml:space="preserve">[30] PaddlePaddle, "Text Recognition Module — PaddleOCR/PaddleX Documentation," PaddleOCR / PaddleX, 2026. [Trực tuyến]. Địa chỉ:</w:t>
+      </w:r>
+      <w:r>
+        <w:t xml:space="preserve"> </w:t>
+      </w:r>
+      <w:hyperlink r:id="rId204">
         <w:r>
           <w:rPr>
             <w:rStyle w:val="Hyperlink"/>
@@ -41831,7 +41725,7 @@
         <w:pStyle w:val="BodyText"/>
       </w:pPr>
       <w:r>
-        <w:t xml:space="preserve">[35] Sutikno, A. Sugiharto, R. Kusumaningrum, "Enhanced Automatic License Plate Detection and Recognition using CLAHE and YOLOv11 for Seat Belt Compliance Detection,"</w:t>
+        <w:t xml:space="preserve">[31] Sutikno, A. Sugiharto, R. Kusumaningrum, "Enhanced Automatic License Plate Detection and Recognition using CLAHE and YOLOv11 for Seat Belt Compliance Detection,"</w:t>
       </w:r>
       <w:r>
         <w:t xml:space="preserve"> </w:t>
@@ -41852,62 +41746,12 @@
         <w:pStyle w:val="BodyText"/>
       </w:pPr>
       <w:r>
-        <w:t xml:space="preserve">[36] PaddlePaddle, "Introduction to PP-OCRv5 — PaddleOCR Documentation," PaddleOCR, 2026. [Trực tuyến]. Địa chỉ:</w:t>
-      </w:r>
-      <w:r>
-        <w:t xml:space="preserve"> </w:t>
-      </w:r>
-      <w:hyperlink r:id="rId209">
-        <w:r>
-          <w:rPr>
-            <w:rStyle w:val="Hyperlink"/>
-          </w:rPr>
-          <w:t xml:space="preserve">http://www.paddleocr.ai/main/en/version3.x/algorithm/PP-OCRv5/PP-OCRv5.html</w:t>
-        </w:r>
-      </w:hyperlink>
-      <w:r>
-        <w:t xml:space="preserve"> </w:t>
-      </w:r>
-      <w:r>
-        <w:t xml:space="preserve">(truy cập ngày 2026-07-19).</w:t>
-      </w:r>
-    </w:p>
-    <w:p>
-      <w:pPr>
-        <w:pStyle w:val="BodyText"/>
-      </w:pPr>
-      <w:r>
-        <w:t xml:space="preserve">[37] Ultralytics, "Model Evaluation Insights — huong dan vat the nho, imgsz, rect, SAHI tiling," Ultralytics, 2026. [Trực tuyến]. Địa chỉ:</w:t>
-      </w:r>
-      <w:r>
-        <w:t xml:space="preserve"> </w:t>
-      </w:r>
-      <w:hyperlink r:id="rId210">
-        <w:r>
-          <w:rPr>
-            <w:rStyle w:val="Hyperlink"/>
-          </w:rPr>
-          <w:t xml:space="preserve">https://docs.ultralytics.com/guides/model-evaluation-insights/</w:t>
-        </w:r>
-      </w:hyperlink>
-      <w:r>
-        <w:t xml:space="preserve"> </w:t>
-      </w:r>
-      <w:r>
-        <w:t xml:space="preserve">(truy cập ngày 2026-07-19).</w:t>
-      </w:r>
-    </w:p>
-    <w:p>
-      <w:pPr>
-        <w:pStyle w:val="BodyText"/>
-      </w:pPr>
-      <w:r>
-        <w:t xml:space="preserve">[38] Ultralytics, "Intel OpenVINO Export — Ultralytics Docs (ma nguon markdown, day du bang benchmark CPU/GPU/NPU)," GitHub / Ultralytics Docs, 2026. [Trực tuyến]. Địa chỉ:</w:t>
-      </w:r>
-      <w:r>
-        <w:t xml:space="preserve"> </w:t>
-      </w:r>
-      <w:hyperlink r:id="rId211">
+        <w:t xml:space="preserve">[32] Ultralytics, "Intel OpenVINO Export — Ultralytics Docs (ma nguon markdown, day du bang benchmark CPU/GPU/NPU)," GitHub / Ultralytics Docs, 2026. [Trực tuyến]. Địa chỉ:</w:t>
+      </w:r>
+      <w:r>
+        <w:t xml:space="preserve"> </w:t>
+      </w:r>
+      <w:hyperlink r:id="rId205">
         <w:r>
           <w:rPr>
             <w:rStyle w:val="Hyperlink"/>
@@ -41927,12 +41771,12 @@
         <w:pStyle w:val="BodyText"/>
       </w:pPr>
       <w:r>
-        <w:t xml:space="preserve">[39] Microsoft ONNX Runtime, "Thread management — ONNX Runtime Performance Tuning (intra/inter op threads, spinning, NUMA)," Microsoft, 2025. [Trực tuyến]. Địa chỉ:</w:t>
-      </w:r>
-      <w:r>
-        <w:t xml:space="preserve"> </w:t>
-      </w:r>
-      <w:hyperlink r:id="rId212">
+        <w:t xml:space="preserve">[33] Microsoft ONNX Runtime, "Thread management — ONNX Runtime Performance Tuning (intra/inter op threads, spinning, NUMA)," Microsoft, 2025. [Trực tuyến]. Địa chỉ:</w:t>
+      </w:r>
+      <w:r>
+        <w:t xml:space="preserve"> </w:t>
+      </w:r>
+      <w:hyperlink r:id="rId206">
         <w:r>
           <w:rPr>
             <w:rStyle w:val="Hyperlink"/>
@@ -41952,8 +41796,8 @@
         <w:br w:type="page"/>
       </w:r>
     </w:p>
-    <w:bookmarkEnd w:id="213"/>
-    <w:bookmarkStart w:id="240" w:name="phụ-lục"/>
+    <w:bookmarkEnd w:id="207"/>
+    <w:bookmarkStart w:id="234" w:name="phụ-lục"/>
     <w:p>
       <w:pPr>
         <w:pStyle w:val="Heading1"/>
@@ -42009,7 +41853,7 @@
         </w:pict>
       </w:r>
     </w:p>
-    <w:bookmarkStart w:id="216" w:name="phụ-lục-a-mã-nguồn"/>
+    <w:bookmarkStart w:id="210" w:name="phụ-lục-a-mã-nguồn"/>
     <w:p>
       <w:pPr>
         <w:pStyle w:val="Heading2"/>
@@ -42018,7 +41862,7 @@
         <w:t xml:space="preserve">Phụ lục A. Mã nguồn</w:t>
       </w:r>
     </w:p>
-    <w:bookmarkStart w:id="214" w:name="a1-quy-mô"/>
+    <w:bookmarkStart w:id="208" w:name="a1-quy-mô"/>
     <w:p>
       <w:pPr>
         <w:pStyle w:val="Heading3"/>
@@ -42682,8 +42526,8 @@
         <w:t xml:space="preserve">trong Chương 5 phải sinh ra được bằng một lệnh chạy lại được.</w:t>
       </w:r>
     </w:p>
-    <w:bookmarkEnd w:id="214"/>
-    <w:bookmarkStart w:id="215" w:name="a2-tổ-chức-thư-mục"/>
+    <w:bookmarkEnd w:id="208"/>
+    <w:bookmarkStart w:id="209" w:name="a2-tổ-chức-thư-mục"/>
     <w:p>
       <w:pPr>
         <w:pStyle w:val="Heading3"/>
@@ -42958,9 +42802,9 @@
         </w:pict>
       </w:r>
     </w:p>
-    <w:bookmarkEnd w:id="215"/>
-    <w:bookmarkEnd w:id="216"/>
-    <w:bookmarkStart w:id="217" w:name="phụ-lục-b-siêu-tham-số-huấn-luyện"/>
+    <w:bookmarkEnd w:id="209"/>
+    <w:bookmarkEnd w:id="210"/>
+    <w:bookmarkStart w:id="211" w:name="phụ-lục-b-siêu-tham-số-huấn-luyện"/>
     <w:p>
       <w:pPr>
         <w:pStyle w:val="Heading2"/>
@@ -44132,8 +43976,8 @@
         </w:pict>
       </w:r>
     </w:p>
-    <w:bookmarkEnd w:id="217"/>
-    <w:bookmarkStart w:id="219" w:name="phụ-lục-c-bộ-dữ-liệu"/>
+    <w:bookmarkEnd w:id="211"/>
+    <w:bookmarkStart w:id="213" w:name="phụ-lục-c-bộ-dữ-liệu"/>
     <w:p>
       <w:pPr>
         <w:pStyle w:val="Heading2"/>
@@ -44142,7 +43986,7 @@
         <w:t xml:space="preserve">Phụ lục C. Bộ dữ liệu</w:t>
       </w:r>
     </w:p>
-    <w:bookmarkStart w:id="218" w:name="Xf13a66160a76b51942284da13ebd03c025f7130"/>
+    <w:bookmarkStart w:id="212" w:name="Xf13a66160a76b51942284da13ebd03c025f7130"/>
     <w:p>
       <w:pPr>
         <w:pStyle w:val="Heading3"/>
@@ -45112,9 +44956,9 @@
         <w:t xml:space="preserve">, và điều này được nêu nhất quán ở mục 4.4.2 và 6.3.1.</w:t>
       </w:r>
     </w:p>
-    <w:bookmarkEnd w:id="218"/>
-    <w:bookmarkEnd w:id="219"/>
-    <w:bookmarkStart w:id="224" w:name="phụ-lục-d-hướng-dẫn-cài-đặt-và-chạy"/>
+    <w:bookmarkEnd w:id="212"/>
+    <w:bookmarkEnd w:id="213"/>
+    <w:bookmarkStart w:id="218" w:name="phụ-lục-d-hướng-dẫn-cài-đặt-và-chạy"/>
     <w:p>
       <w:pPr>
         <w:pStyle w:val="Heading2"/>
@@ -45123,7 +44967,7 @@
         <w:t xml:space="preserve">Phụ lục D. Hướng dẫn cài đặt và chạy</w:t>
       </w:r>
     </w:p>
-    <w:bookmarkStart w:id="220" w:name="d1-yêu-cầu"/>
+    <w:bookmarkStart w:id="214" w:name="d1-yêu-cầu"/>
     <w:p>
       <w:pPr>
         <w:pStyle w:val="Heading3"/>
@@ -45300,8 +45144,8 @@
         </w:tc>
       </w:tr>
     </w:tbl>
-    <w:bookmarkEnd w:id="220"/>
-    <w:bookmarkStart w:id="221" w:name="d2-chạy-bằng-docker-compose-khuyến-nghị"/>
+    <w:bookmarkEnd w:id="214"/>
+    <w:bookmarkStart w:id="215" w:name="d2-chạy-bằng-docker-compose-khuyến-nghị"/>
     <w:p>
       <w:pPr>
         <w:pStyle w:val="Heading3"/>
@@ -45610,8 +45454,8 @@
         <w:t xml:space="preserve">, trình bày ở mục 4.7.4.</w:t>
       </w:r>
     </w:p>
-    <w:bookmarkEnd w:id="221"/>
-    <w:bookmarkStart w:id="222" w:name="d3-chạy-trực-tiếp-không-dùng-docker"/>
+    <w:bookmarkEnd w:id="215"/>
+    <w:bookmarkStart w:id="216" w:name="d3-chạy-trực-tiếp-không-dùng-docker"/>
     <w:p>
       <w:pPr>
         <w:pStyle w:val="Heading3"/>
@@ -45845,8 +45689,8 @@
         <w:t xml:space="preserve">học sâu — trình bày ở mục 4.3.2. Gộp chúng lại sẽ hỏng.</w:t>
       </w:r>
     </w:p>
-    <w:bookmarkEnd w:id="222"/>
-    <w:bookmarkStart w:id="223" w:name="d4-biến-môi-trường-đáng-chú-ý"/>
+    <w:bookmarkEnd w:id="216"/>
+    <w:bookmarkStart w:id="217" w:name="d4-biến-môi-trường-đáng-chú-ý"/>
     <w:p>
       <w:pPr>
         <w:pStyle w:val="Heading3"/>
@@ -46170,9 +46014,9 @@
         </w:pict>
       </w:r>
     </w:p>
-    <w:bookmarkEnd w:id="223"/>
-    <w:bookmarkEnd w:id="224"/>
-    <w:bookmarkStart w:id="227" w:name="phụ-lục-e-kết-quả-kiểm-thử"/>
+    <w:bookmarkEnd w:id="217"/>
+    <w:bookmarkEnd w:id="218"/>
+    <w:bookmarkStart w:id="221" w:name="phụ-lục-e-kết-quả-kiểm-thử"/>
     <w:p>
       <w:pPr>
         <w:pStyle w:val="Heading2"/>
@@ -46181,7 +46025,7 @@
         <w:t xml:space="preserve">Phụ lục E. Kết quả kiểm thử</w:t>
       </w:r>
     </w:p>
-    <w:bookmarkStart w:id="225" w:name="e1-tổng-hợp"/>
+    <w:bookmarkStart w:id="219" w:name="e1-tổng-hợp"/>
     <w:p>
       <w:pPr>
         <w:pStyle w:val="Heading3"/>
@@ -46415,8 +46259,8 @@
         </w:tc>
       </w:tr>
     </w:tbl>
-    <w:bookmarkEnd w:id="225"/>
-    <w:bookmarkStart w:id="226" w:name="e2-phân-nhóm"/>
+    <w:bookmarkEnd w:id="219"/>
+    <w:bookmarkStart w:id="220" w:name="e2-phân-nhóm"/>
     <w:p>
       <w:pPr>
         <w:pStyle w:val="Heading3"/>
@@ -46662,9 +46506,9 @@
         </w:pict>
       </w:r>
     </w:p>
-    <w:bookmarkEnd w:id="226"/>
-    <w:bookmarkEnd w:id="227"/>
-    <w:bookmarkStart w:id="230" w:name="Xb0ecaefd567621d8f4fd0ba4686066ee0905bcc"/>
+    <w:bookmarkEnd w:id="220"/>
+    <w:bookmarkEnd w:id="221"/>
+    <w:bookmarkStart w:id="224" w:name="Xb0ecaefd567621d8f4fd0ba4686066ee0905bcc"/>
     <w:p>
       <w:pPr>
         <w:pStyle w:val="Heading2"/>
@@ -46673,7 +46517,7 @@
         <w:t xml:space="preserve">Phụ lục F. Giao diện lập trình và cấu hình triển khai</w:t>
       </w:r>
     </w:p>
-    <w:bookmarkStart w:id="228" w:name="f1-danh-sách-endpoint"/>
+    <w:bookmarkStart w:id="222" w:name="f1-danh-sách-endpoint"/>
     <w:p>
       <w:pPr>
         <w:pStyle w:val="Heading3"/>
@@ -47350,8 +47194,8 @@
         <w:t xml:space="preserve">, nên nó không bao giờ lệch với mã nguồn.</w:t>
       </w:r>
     </w:p>
-    <w:bookmarkEnd w:id="228"/>
-    <w:bookmarkStart w:id="229" w:name="f2-cấu-hình-docker-compose"/>
+    <w:bookmarkEnd w:id="222"/>
+    <w:bookmarkStart w:id="223" w:name="f2-cấu-hình-docker-compose"/>
     <w:p>
       <w:pPr>
         <w:pStyle w:val="Heading3"/>
@@ -47747,9 +47591,9 @@
         </w:pict>
       </w:r>
     </w:p>
-    <w:bookmarkEnd w:id="229"/>
-    <w:bookmarkEnd w:id="230"/>
-    <w:bookmarkStart w:id="237" w:name="Xf4fdfdb0582bdca8adb9305f82cdbfca4c61ab6"/>
+    <w:bookmarkEnd w:id="223"/>
+    <w:bookmarkEnd w:id="224"/>
+    <w:bookmarkStart w:id="231" w:name="Xf4fdfdb0582bdca8adb9305f82cdbfca4c61ab6"/>
     <w:p>
       <w:pPr>
         <w:pStyle w:val="Heading2"/>
@@ -47804,7 +47648,7 @@
         </w:pict>
       </w:r>
     </w:p>
-    <w:bookmarkStart w:id="232" w:name="h2-bảng-34-yêu-cầu-chức-năng"/>
+    <w:bookmarkStart w:id="226" w:name="h2-bảng-34-yêu-cầu-chức-năng"/>
     <w:p>
       <w:pPr>
         <w:pStyle w:val="Heading3"/>
@@ -48133,11 +47977,11 @@
       <w:pPr>
         <w:pStyle w:val="Heading3"/>
       </w:pPr>
-      <w:bookmarkStart w:id="231" w:name="Xd671551d4f61d4e06f074a24ca13000a5b221b1"/>
+      <w:bookmarkStart w:id="225" w:name="Xd671551d4f61d4e06f074a24ca13000a5b221b1"/>
       <w:r>
         <w:t xml:space="preserve">Bốn yêu cầu mức Won't và hai đợt thu gọn phạm vi ngày 2026-07-20</w:t>
       </w:r>
-      <w:bookmarkEnd w:id="231"/>
+      <w:bookmarkEnd w:id="225"/>
     </w:p>
     <w:p>
       <w:pPr>
@@ -48375,8 +48219,8 @@
         </w:pict>
       </w:r>
     </w:p>
-    <w:bookmarkEnd w:id="232"/>
-    <w:bookmarkStart w:id="236" w:name="h3-bảng-chỉ-tiêu-phi-chức-năng"/>
+    <w:bookmarkEnd w:id="226"/>
+    <w:bookmarkStart w:id="230" w:name="h3-bảng-chỉ-tiêu-phi-chức-năng"/>
     <w:p>
       <w:pPr>
         <w:pStyle w:val="Heading3"/>
@@ -48393,7 +48237,7 @@
         <w:t xml:space="preserve">Bảy nhóm: hiệu năng (NFR-P), độ chính xác (NFR-A), tin cậy (NFR-R), khả dụng (NFR-U), bảo trì (NFR-M), bảo mật (NFR-S), tương thích – triển khai (NFR-C), mở rộng (NFR-SC).</w:t>
       </w:r>
     </w:p>
-    <w:bookmarkStart w:id="233" w:name="X3880515f8fbb8abfa7d57c19e291cacf82ef4a6"/>
+    <w:bookmarkStart w:id="227" w:name="X3880515f8fbb8abfa7d57c19e291cacf82ef4a6"/>
     <w:p>
       <w:pPr>
         <w:pStyle w:val="Heading4"/>
@@ -48509,10 +48353,10 @@
         <w:t xml:space="preserve"> </w:t>
       </w:r>
       <w:r>
-        <w:t xml:space="preserve">(104,61 → 28,02 ms) [18]</w:t>
-      </w:r>
-      <w:r>
-        <w:t xml:space="preserve">, lợi ích lớn nhất đúng ở phân khúc mô hình nhỏ [117]</w:t>
+        <w:t xml:space="preserve">(104,61 → 28,02 ms) [32]</w:t>
+      </w:r>
+      <w:r>
+        <w:t xml:space="preserve">, lợi ích lớn nhất đúng ở phân khúc mô hình nhỏ [33]</w:t>
       </w:r>
       <w:r>
         <w:t xml:space="preserve">; và nó buộc phương pháp công bố chặt hơn — quy tắc CON-06:</w:t>
@@ -48577,8 +48421,8 @@
         <w:t xml:space="preserve">, không có ý nghĩa thống kê; nhóm thực hiện chỉ dùng cột thời gian và cố ý lược bỏ cột độ chính xác.</w:t>
       </w:r>
     </w:p>
-    <w:bookmarkEnd w:id="233"/>
-    <w:bookmarkStart w:id="234" w:name="X223de23e0d838ff891bdf6bdc5276f58b2d523c"/>
+    <w:bookmarkEnd w:id="227"/>
+    <w:bookmarkStart w:id="228" w:name="X223de23e0d838ff891bdf6bdc5276f58b2d523c"/>
     <w:p>
       <w:pPr>
         <w:pStyle w:val="Heading4"/>
@@ -49618,8 +49462,8 @@
         <w:t xml:space="preserve">— báo cáo theo điều kiện ảnh nếu bộ dữ liệu có nhãn phù hợp.</w:t>
       </w:r>
     </w:p>
-    <w:bookmarkEnd w:id="234"/>
-    <w:bookmarkStart w:id="235" w:name="c-các-nhóm-yêu-cầu-phi-chức-năng-còn-lại"/>
+    <w:bookmarkEnd w:id="228"/>
+    <w:bookmarkStart w:id="229" w:name="c-các-nhóm-yêu-cầu-phi-chức-năng-còn-lại"/>
     <w:p>
       <w:pPr>
         <w:pStyle w:val="Heading4"/>
@@ -49800,10 +49644,10 @@
         </w:pict>
       </w:r>
     </w:p>
-    <w:bookmarkEnd w:id="235"/>
-    <w:bookmarkEnd w:id="236"/>
-    <w:bookmarkEnd w:id="237"/>
-    <w:bookmarkStart w:id="239" w:name="Xca8a6b0a1c163d0021c70a30659365938cfbbe3"/>
+    <w:bookmarkEnd w:id="229"/>
+    <w:bookmarkEnd w:id="230"/>
+    <w:bookmarkEnd w:id="231"/>
+    <w:bookmarkStart w:id="233" w:name="Xca8a6b0a1c163d0021c70a30659365938cfbbe3"/>
     <w:p>
       <w:pPr>
         <w:pStyle w:val="Heading2"/>
@@ -49868,7 +49712,7 @@
         </w:pict>
       </w:r>
     </w:p>
-    <w:bookmarkStart w:id="238" w:name="o2-danh-mục-báo-cáo-đo-dạng-json"/>
+    <w:bookmarkStart w:id="232" w:name="o2-danh-mục-báo-cáo-đo-dạng-json"/>
     <w:p>
       <w:pPr>
         <w:pStyle w:val="Heading3"/>
@@ -50815,9 +50659,9 @@
         <w:br w:type="page"/>
       </w:r>
     </w:p>
-    <w:bookmarkEnd w:id="238"/>
-    <w:bookmarkEnd w:id="239"/>
-    <w:bookmarkEnd w:id="240"/>
+    <w:bookmarkEnd w:id="232"/>
+    <w:bookmarkEnd w:id="233"/>
+    <w:bookmarkEnd w:id="234"/>
     <w:sectPr>
       <w:footnotePr>
         <w:numRestart w:val="eachSect"/>

--- a/docs/papers/thesis-full.docx
+++ b/docs/papers/thesis-full.docx
@@ -655,12 +655,6 @@
         <w:t xml:space="preserve">[1]</w:t>
       </w:r>
       <w:r>
-        <w:t xml:space="preserve"> </w:t>
-      </w:r>
-      <w:r>
-        <w:t xml:space="preserve">[2]</w:t>
-      </w:r>
-      <w:r>
         <w:t xml:space="preserve">.</w:t>
       </w:r>
     </w:p>
@@ -852,7 +846,7 @@
         <w:t xml:space="preserve">94,3% biển một dòng nhưng chỉ 45,7% biển hai dòng, chênh 48,6 điểm phần trăm</w:t>
       </w:r>
       <w:r>
-        <w:t xml:space="preserve">, không biến số nào khác thay đổi ngoài bố cục biển [3]</w:t>
+        <w:t xml:space="preserve">, không biến số nào khác thay đổi ngoài bố cục biển [2]</w:t>
       </w:r>
       <w:r>
         <w:t xml:space="preserve">. Cũng nghiên cứu này: cả 12 phương pháp và 2 hệ thống thương mại đều</w:t>
@@ -887,7 +881,7 @@
         <w:t xml:space="preserve"> </w:t>
       </w:r>
       <w:r>
-        <w:t xml:space="preserve">khỏi thí nghiệm [3]</w:t>
+        <w:t xml:space="preserve">khỏi thí nghiệm [2]</w:t>
       </w:r>
       <w:r>
         <w:t xml:space="preserve">.</w:t>
@@ -1044,7 +1038,7 @@
         <w:t xml:space="preserve"> </w:t>
       </w:r>
       <w:r>
-        <w:t xml:space="preserve">(hiệu lực 01/01/2025) [4]</w:t>
+        <w:t xml:space="preserve">(hiệu lực 01/01/2025) [3]</w:t>
       </w:r>
       <w:r>
         <w:t xml:space="preserve">, sửa đổi bởi</w:t>
@@ -1063,23 +1057,42 @@
         <w:t xml:space="preserve"> </w:t>
       </w:r>
       <w:r>
+        <w:t xml:space="preserve">[4]</w:t>
+      </w:r>
+      <w:r>
+        <w:t xml:space="preserve"> </w:t>
+      </w:r>
+      <w:r>
+        <w:t xml:space="preserve">và</w:t>
+      </w:r>
+      <w:r>
+        <w:t xml:space="preserve"> </w:t>
+      </w:r>
+      <w:r>
+        <w:rPr>
+          <w:b/>
+          <w:bCs/>
+        </w:rPr>
+        <w:t xml:space="preserve">TT 51/2025/TT-BCA</w:t>
+      </w:r>
+      <w:r>
+        <w:t xml:space="preserve"> </w:t>
+      </w:r>
+      <w:r>
         <w:t xml:space="preserve">[5]</w:t>
       </w:r>
       <w:r>
-        <w:t xml:space="preserve"> </w:t>
-      </w:r>
-      <w:r>
-        <w:t xml:space="preserve">và</w:t>
-      </w:r>
-      <w:r>
-        <w:t xml:space="preserve"> </w:t>
-      </w:r>
-      <w:r>
-        <w:rPr>
-          <w:b/>
-          <w:bCs/>
-        </w:rPr>
-        <w:t xml:space="preserve">TT 51/2025/TT-BCA</w:t>
+        <w:t xml:space="preserve">; kích thước vật lý theo</w:t>
+      </w:r>
+      <w:r>
+        <w:t xml:space="preserve"> </w:t>
+      </w:r>
+      <w:r>
+        <w:rPr>
+          <w:b/>
+          <w:bCs/>
+        </w:rPr>
+        <w:t xml:space="preserve">QCVN 08:2024/BCA</w:t>
       </w:r>
       <w:r>
         <w:t xml:space="preserve"> </w:t>
@@ -1088,25 +1101,6 @@
         <w:t xml:space="preserve">[6]</w:t>
       </w:r>
       <w:r>
-        <w:t xml:space="preserve">; kích thước vật lý theo</w:t>
-      </w:r>
-      <w:r>
-        <w:t xml:space="preserve"> </w:t>
-      </w:r>
-      <w:r>
-        <w:rPr>
-          <w:b/>
-          <w:bCs/>
-        </w:rPr>
-        <w:t xml:space="preserve">QCVN 08:2024/BCA</w:t>
-      </w:r>
-      <w:r>
-        <w:t xml:space="preserve"> </w:t>
-      </w:r>
-      <w:r>
-        <w:t xml:space="preserve">[7]</w:t>
-      </w:r>
-      <w:r>
         <w:t xml:space="preserve">.</w:t>
       </w:r>
       <w:r>
@@ -1237,7 +1231,7 @@
         <w:t xml:space="preserve">R</w:t>
       </w:r>
       <w:r>
-        <w:t xml:space="preserve">) [8]</w:t>
+        <w:t xml:space="preserve">) [7]</w:t>
       </w:r>
       <w:r>
         <w:t xml:space="preserve">;</w:t>
@@ -1527,7 +1521,7 @@
         <w:t xml:space="preserve"> </w:t>
       </w:r>
       <w:r>
-        <w:t xml:space="preserve">[7]</w:t>
+        <w:t xml:space="preserve">[6]</w:t>
       </w:r>
       <w:r>
         <w:t xml:space="preserve">: 110 × 520 mm →</w:t>
@@ -3546,25 +3540,25 @@
         <w:t xml:space="preserve"> </w:t>
       </w:r>
       <w:r>
-        <w:t xml:space="preserve">theo TT 79/2024/TT-BCA [4]</w:t>
-      </w:r>
-      <w:r>
-        <w:t xml:space="preserve"> </w:t>
-      </w:r>
-      <w:r>
-        <w:t xml:space="preserve">(sửa đổi bởi TT 13/2025 [5]</w:t>
-      </w:r>
-      <w:r>
-        <w:t xml:space="preserve"> </w:t>
-      </w:r>
-      <w:r>
-        <w:t xml:space="preserve">và TT 51/2025 [6]</w:t>
-      </w:r>
-      <w:r>
-        <w:t xml:space="preserve">) và QCVN 08:2024/BCA [7]</w:t>
-      </w:r>
-      <w:r>
-        <w:t xml:space="preserve">; biển nền đỏ quân đội thuộc TT 169/2021/TT-BQP [9]</w:t>
+        <w:t xml:space="preserve">theo TT 79/2024/TT-BCA [3]</w:t>
+      </w:r>
+      <w:r>
+        <w:t xml:space="preserve"> </w:t>
+      </w:r>
+      <w:r>
+        <w:t xml:space="preserve">(sửa đổi bởi TT 13/2025 [4]</w:t>
+      </w:r>
+      <w:r>
+        <w:t xml:space="preserve"> </w:t>
+      </w:r>
+      <w:r>
+        <w:t xml:space="preserve">và TT 51/2025 [5]</w:t>
+      </w:r>
+      <w:r>
+        <w:t xml:space="preserve">) và QCVN 08:2024/BCA [6]</w:t>
+      </w:r>
+      <w:r>
+        <w:t xml:space="preserve">; biển nền đỏ quân đội thuộc TT 169/2021/TT-BQP [8]</w:t>
       </w:r>
       <w:r>
         <w:t xml:space="preserve">, chỉ xử lý ở mức nhận biết ký hiệu.</w:t>
@@ -3583,7 +3577,7 @@
         <w:t xml:space="preserve"> </w:t>
       </w:r>
       <w:r>
-        <w:t xml:space="preserve">— cụ thể YOLO11 [10]</w:t>
+        <w:t xml:space="preserve">— cụ thể YOLO11 [9]</w:t>
       </w:r>
       <w:r>
         <w:t xml:space="preserve">.</w:t>
@@ -3602,7 +3596,7 @@
         <w:t xml:space="preserve"> </w:t>
       </w:r>
       <w:r>
-        <w:t xml:space="preserve">không cần phân đoạn ký tự: PaddleOCR [11]</w:t>
+        <w:t xml:space="preserve">không cần phân đoạn ký tự: PaddleOCR [10]</w:t>
       </w:r>
       <w:r>
         <w:t xml:space="preserve"> </w:t>
@@ -5014,7 +5008,7 @@
         <w:t xml:space="preserve"> </w:t>
       </w:r>
       <w:r>
-        <w:t xml:space="preserve">[8]</w:t>
+        <w:t xml:space="preserve">[7]</w:t>
       </w:r>
       <w:r>
         <w:t xml:space="preserve">, seri</w:t>
@@ -5984,7 +5978,7 @@
         <w:t xml:space="preserve">đã hết hiệu lực từ 01/01/2025</w:t>
       </w:r>
       <w:r>
-        <w:t xml:space="preserve">, bị thay bởi TT 79/2024 [4]</w:t>
+        <w:t xml:space="preserve">, bị thay bởi TT 79/2024 [3]</w:t>
       </w:r>
       <w:r>
         <w:t xml:space="preserve">; đồ án chỉ nhắc như bối cảnh lịch sử.</w:t>
@@ -6011,7 +6005,7 @@
         <w:t xml:space="preserve"> </w:t>
       </w:r>
       <w:r>
-        <w:t xml:space="preserve">hiệu lực 01/01/2025, thay TT 24/2023, quy định cấu trúc biển, seri, màu sắc [4]</w:t>
+        <w:t xml:space="preserve">hiệu lực 01/01/2025, thay TT 24/2023, quy định cấu trúc biển, seri, màu sắc [3]</w:t>
       </w:r>
       <w:r>
         <w:t xml:space="preserve">;</w:t>
@@ -6030,7 +6024,7 @@
         <w:t xml:space="preserve"> </w:t>
       </w:r>
       <w:r>
-        <w:t xml:space="preserve">sửa đổi TT 79/2024 [5]</w:t>
+        <w:t xml:space="preserve">sửa đổi TT 79/2024 [4]</w:t>
       </w:r>
       <w:r>
         <w:t xml:space="preserve">;</w:t>
@@ -6065,7 +6059,7 @@
         <w:t xml:space="preserve"> </w:t>
       </w:r>
       <w:r>
-        <w:t xml:space="preserve">sau sáp nhập còn 34 tỉnh/thành [6]</w:t>
+        <w:t xml:space="preserve">sau sáp nhập còn 34 tỉnh/thành [5]</w:t>
       </w:r>
       <w:r>
         <w:t xml:space="preserve">;</w:t>
@@ -6084,10 +6078,10 @@
         <w:t xml:space="preserve"> </w:t>
       </w:r>
       <w:r>
-        <w:t xml:space="preserve">kèm TT 81/2024/TT-BCA, hiệu lực 01/01/2025, quy chuẩn quốc gia về kết cấu, kích thước, vật liệu [7]</w:t>
-      </w:r>
-      <w:r>
-        <w:t xml:space="preserve">. Biển quân đội thuộc TT 169/2021/TT-BQP [9]</w:t>
+        <w:t xml:space="preserve">kèm TT 81/2024/TT-BCA, hiệu lực 01/01/2025, quy chuẩn quốc gia về kết cấu, kích thước, vật liệu [6]</w:t>
+      </w:r>
+      <w:r>
+        <w:t xml:space="preserve">. Biển quân đội thuộc TT 169/2021/TT-BQP [8]</w:t>
       </w:r>
       <w:r>
         <w:t xml:space="preserve">,</w:t>
@@ -6219,7 +6213,7 @@
         <w:t xml:space="preserve"> </w:t>
       </w:r>
       <w:r>
-        <w:t xml:space="preserve">2 chữ số trong 81 mã hợp lệ thuộc dải 11 – 99 [6];</w:t>
+        <w:t xml:space="preserve">2 chữ số trong 81 mã hợp lệ thuộc dải 11 – 99 [5];</w:t>
       </w:r>
       <w:r>
         <w:t xml:space="preserve"> </w:t>
@@ -6235,7 +6229,7 @@
         <w:t xml:space="preserve"> </w:t>
       </w:r>
       <w:r>
-        <w:t xml:space="preserve">trong 20 chữ với biển trắng và vàng, 11 chữ với biển xanh [8]</w:t>
+        <w:t xml:space="preserve">trong 20 chữ với biển trắng và vàng, 11 chữ với biển xanh [7]</w:t>
       </w:r>
       <w:r>
         <w:t xml:space="preserve">;</w:t>
@@ -6251,7 +6245,7 @@
         <w:t xml:space="preserve">số thứ tự 5 chữ số</w:t>
       </w:r>
       <w:r>
-        <w:t xml:space="preserve">, 000.01 – 999.99 [4] — ví dụ</w:t>
+        <w:t xml:space="preserve">, 000.01 – 999.99 [3] — ví dụ</w:t>
       </w:r>
       <w:r>
         <w:t xml:space="preserve"> </w:t>
@@ -6331,7 +6325,7 @@
         <w:t xml:space="preserve"> </w:t>
       </w:r>
       <w:r>
-        <w:t xml:space="preserve">[12]</w:t>
+        <w:t xml:space="preserve">[11]</w:t>
       </w:r>
       <w:r>
         <w:t xml:space="preserve"> </w:t>
@@ -6397,7 +6391,7 @@
         <w:t xml:space="preserve"> </w:t>
       </w:r>
       <w:r>
-        <w:t xml:space="preserve">[12]</w:t>
+        <w:t xml:space="preserve">[11]</w:t>
       </w:r>
       <w:r>
         <w:t xml:space="preserve">, biển cũ không mất giá trị pháp lý. Dải 11 – 99 có</w:t>
@@ -6557,7 +6551,7 @@
         <w:t xml:space="preserve"> </w:t>
       </w:r>
       <w:r>
-        <w:t xml:space="preserve">[8]; khi đối chiếu với 26 chữ cái Latin, sẽ vắng mặt</w:t>
+        <w:t xml:space="preserve">[7]; khi đối chiếu với 26 chữ cái Latin, sẽ vắng mặt</w:t>
       </w:r>
       <w:r>
         <w:t xml:space="preserve"> </w:t>
@@ -6991,7 +6985,7 @@
         <w:t xml:space="preserve"> </w:t>
       </w:r>
       <w:r>
-        <w:t xml:space="preserve">Màu nền biển số và đối tượng áp dụng [8]</w:t>
+        <w:t xml:space="preserve">Màu nền biển số và đối tượng áp dụng [7]</w:t>
       </w:r>
     </w:p>
     <w:tbl>
@@ -7287,7 +7281,7 @@
               <w:t xml:space="preserve"> </w:t>
             </w:r>
             <w:r>
-              <w:t xml:space="preserve">TT 79/2024, thuộc TT 169/2021/TT-BQP [9]</w:t>
+              <w:t xml:space="preserve">TT 79/2024, thuộc TT 169/2021/TT-BQP [8]</w:t>
             </w:r>
           </w:p>
         </w:tc>
@@ -7327,7 +7321,7 @@
         <w:t xml:space="preserve"> </w:t>
       </w:r>
       <w:r>
-        <w:t xml:space="preserve">[7] — biển quân đội do Bộ Quốc phòng quản lý riêng [9].</w:t>
+        <w:t xml:space="preserve">[6] — biển quân đội do Bộ Quốc phòng quản lý riêng [8].</w:t>
       </w:r>
       <w:r>
         <w:t xml:space="preserve"> </w:t>
@@ -7470,7 +7464,7 @@
         <w:t xml:space="preserve"> </w:t>
       </w:r>
       <w:r>
-        <w:t xml:space="preserve">Kích thước và tỷ lệ khung hình của các loại biển số [7]</w:t>
+        <w:t xml:space="preserve">Kích thước và tỷ lệ khung hình của các loại biển số [6]</w:t>
       </w:r>
     </w:p>
     <w:tbl>
@@ -8071,7 +8065,7 @@
         <w:t xml:space="preserve"> </w:t>
       </w:r>
       <w:r>
-        <w:t xml:space="preserve">(YOLO, SSD, RetinaNet) hồi quy trực tiếp trong một lần lan truyền xuôi — thời gian thực. Ràng buộc CPU loại họ two-stage từ đầu; một nghiên cứu ALPR trên 50.000 ảnh và 10.000 video clip kết luận nhóm YOLO (v5–v10) vượt trội Faster R-CNN và SSD cả độ chính xác lẫn thời gian suy luận [13]</w:t>
+        <w:t xml:space="preserve">(YOLO, SSD, RetinaNet) hồi quy trực tiếp trong một lần lan truyền xuôi — thời gian thực. Ràng buộc CPU loại họ two-stage từ đầu; một nghiên cứu ALPR trên 50.000 ảnh và 10.000 video clip kết luận nhóm YOLO (v5–v10) vượt trội Faster R-CNN và SSD cả độ chính xác lẫn thời gian suy luận [12]</w:t>
       </w:r>
       <w:r>
         <w:t xml:space="preserve">.</w:t>
@@ -8149,7 +8143,7 @@
           <w:i/>
           <w:iCs/>
         </w:rPr>
-        <w:t xml:space="preserve">(theo [14], [10])</w:t>
+        <w:t xml:space="preserve">(theo [13], [9])</w:t>
       </w:r>
     </w:p>
     <w:p>
@@ -8221,7 +8215,7 @@
         <w:t xml:space="preserve"> </w:t>
       </w:r>
       <w:r>
-        <w:t xml:space="preserve">[14]</w:t>
+        <w:t xml:space="preserve">[13]</w:t>
       </w:r>
       <w:r>
         <w:t xml:space="preserve">. Anchor-free có ý nghĩa riêng với biển số: anchor-based hồi quy theo tập hộp mẫu thiết kế theo phân bố COCO — biển số nằm ngoài phân bố đó (một dòng ≈ 4,7:1, hai dòng ≈ 1,4:1); anchor-free hồi quy</w:t>
@@ -8237,7 +8231,7 @@
         <w:t xml:space="preserve">trực tiếp khoảng cách tâm đến bốn cạnh</w:t>
       </w:r>
       <w:r>
-        <w:t xml:space="preserve">, xử lý cả hai chế độ tỷ lệ bằng một cơ chế [10]</w:t>
+        <w:t xml:space="preserve">, xử lý cả hai chế độ tỷ lệ bằng một cơ chế [9]</w:t>
       </w:r>
       <w:r>
         <w:t xml:space="preserve">.</w:t>
@@ -8258,7 +8252,7 @@
         <w:pStyle w:val="FirstParagraph"/>
       </w:pPr>
       <w:r>
-        <w:t xml:space="preserve">Bài tổng quan độc lập xác định ba thành phần chính của YOLO11:</w:t>
+        <w:t xml:space="preserve">Ba thành phần chính của YOLO11 là</w:t>
       </w:r>
       <w:r>
         <w:t xml:space="preserve"> </w:t>
@@ -8284,7 +8278,10 @@
         <w:t xml:space="preserve">SPPF</w:t>
       </w:r>
       <w:r>
-        <w:t xml:space="preserve">,</w:t>
+        <w:t xml:space="preserve"> </w:t>
+      </w:r>
+      <w:r>
+        <w:t xml:space="preserve">và</w:t>
       </w:r>
       <w:r>
         <w:t xml:space="preserve"> </w:t>
@@ -8297,159 +8294,153 @@
         <w:t xml:space="preserve">C2PSA</w:t>
       </w:r>
       <w:r>
-        <w:t xml:space="preserve"> </w:t>
-      </w:r>
-      <w:r>
-        <w:t xml:space="preserve">[15]</w:t>
-      </w:r>
-      <w:r>
-        <w:t xml:space="preserve">; phần dưới đối chiếu trực tiếp mã nguồn Ultralytics [16]</w:t>
+        <w:t xml:space="preserve">; phần dưới đối chiếu trực tiếp mã nguồn Ultralytics [14]</w:t>
+      </w:r>
+      <w:r>
+        <w:t xml:space="preserve">, tức nguồn sơ cấp thay vì mô tả thứ cấp.</w:t>
+      </w:r>
+      <w:r>
+        <w:t xml:space="preserve"> </w:t>
+      </w:r>
+      <w:r>
+        <w:rPr>
+          <w:b/>
+          <w:bCs/>
+        </w:rPr>
+        <w:t xml:space="preserve">a) C3k2 — là C2f có thể hoán đổi khối con:</w:t>
+      </w:r>
+      <w:r>
+        <w:t xml:space="preserve"> </w:t>
+      </w:r>
+      <w:r>
+        <w:rPr>
+          <w:rStyle w:val="VerbatimChar"/>
+        </w:rPr>
+        <w:t xml:space="preserve">C3k2</w:t>
+      </w:r>
+      <w:r>
+        <w:t xml:space="preserve"> </w:t>
+      </w:r>
+      <w:r>
+        <w:rPr>
+          <w:b/>
+          <w:bCs/>
+        </w:rPr>
+        <w:t xml:space="preserve">kế thừa trực tiếp từ</w:t>
+      </w:r>
+      <w:r>
+        <w:rPr>
+          <w:b/>
+          <w:bCs/>
+        </w:rPr>
+        <w:t xml:space="preserve"> </w:t>
+      </w:r>
+      <w:r>
+        <w:rPr>
+          <w:rStyle w:val="VerbatimChar"/>
+          <w:b/>
+          <w:bCs/>
+        </w:rPr>
+        <w:t xml:space="preserve">C2f</w:t>
+      </w:r>
+      <w:r>
+        <w:t xml:space="preserve"> </w:t>
+      </w:r>
+      <w:r>
+        <w:t xml:space="preserve">của YOLOv8; khác biệt duy nhất là một cờ — tắt thì</w:t>
+      </w:r>
+      <w:r>
+        <w:t xml:space="preserve"> </w:t>
+      </w:r>
+      <w:r>
+        <w:rPr>
+          <w:b/>
+          <w:bCs/>
+        </w:rPr>
+        <w:t xml:space="preserve">giống hệt C2f</w:t>
+      </w:r>
+      <w:r>
+        <w:t xml:space="preserve">, bật thì dùng khối</w:t>
+      </w:r>
+      <w:r>
+        <w:t xml:space="preserve"> </w:t>
+      </w:r>
+      <w:r>
+        <w:rPr>
+          <w:rStyle w:val="VerbatimChar"/>
+        </w:rPr>
+        <w:t xml:space="preserve">C3k</w:t>
+      </w:r>
+      <w:r>
+        <w:t xml:space="preserve"> </w:t>
+      </w:r>
+      <w:r>
+        <w:t xml:space="preserve">tuỳ chỉnh kích thước nhân [14]. YOLO11 giảm tham số mà giữ độ chính xác vì không đổi triết lý CSP, chỉ cấu hình linh hoạt hơn.</w:t>
+      </w:r>
+      <w:r>
+        <w:t xml:space="preserve"> </w:t>
+      </w:r>
+      <w:r>
+        <w:rPr>
+          <w:b/>
+          <w:bCs/>
+        </w:rPr>
+        <w:t xml:space="preserve">b) C2PSA — thành phần YOLOv8 hoàn toàn không có</w:t>
+      </w:r>
+      <w:r>
+        <w:t xml:space="preserve">, khác biệt kiến trúc thực sự; đặt</w:t>
+      </w:r>
+      <w:r>
+        <w:t xml:space="preserve"> </w:t>
+      </w:r>
+      <w:r>
+        <w:rPr>
+          <w:b/>
+          <w:bCs/>
+        </w:rPr>
+        <w:t xml:space="preserve">ngay sau SPPF</w:t>
+      </w:r>
+      <w:r>
+        <w:t xml:space="preserve"> </w:t>
+      </w:r>
+      <w:r>
+        <w:t xml:space="preserve">để attention tái phân bổ trọng số theo vị trí không gian. Ultralytics khẳng định cơ chế này cải thiện phát hiện</w:t>
+      </w:r>
+      <w:r>
+        <w:t xml:space="preserve"> </w:t>
+      </w:r>
+      <w:r>
+        <w:rPr>
+          <w:b/>
+          <w:bCs/>
+        </w:rPr>
+        <w:t xml:space="preserve">đối tượng nhỏ</w:t>
+      </w:r>
+      <w:r>
+        <w:t xml:space="preserve"> </w:t>
+      </w:r>
+      <w:r>
+        <w:t xml:space="preserve">và</w:t>
+      </w:r>
+      <w:r>
+        <w:t xml:space="preserve"> </w:t>
+      </w:r>
+      <w:r>
+        <w:rPr>
+          <w:b/>
+          <w:bCs/>
+        </w:rPr>
+        <w:t xml:space="preserve">che khuất phức tạp</w:t>
+      </w:r>
+      <w:r>
+        <w:t xml:space="preserve"> </w:t>
+      </w:r>
+      <w:r>
+        <w:t xml:space="preserve">so với YOLOv8 [9]</w:t>
       </w:r>
       <w:r>
         <w:t xml:space="preserve">.</w:t>
       </w:r>
-      <w:r>
-        <w:t xml:space="preserve"> </w:t>
-      </w:r>
-      <w:r>
-        <w:rPr>
-          <w:b/>
-          <w:bCs/>
-        </w:rPr>
-        <w:t xml:space="preserve">a) C3k2 — là C2f có thể hoán đổi khối con:</w:t>
-      </w:r>
-      <w:r>
-        <w:t xml:space="preserve"> </w:t>
-      </w:r>
-      <w:r>
-        <w:rPr>
-          <w:rStyle w:val="VerbatimChar"/>
-        </w:rPr>
-        <w:t xml:space="preserve">C3k2</w:t>
-      </w:r>
-      <w:r>
-        <w:t xml:space="preserve"> </w:t>
-      </w:r>
-      <w:r>
-        <w:rPr>
-          <w:b/>
-          <w:bCs/>
-        </w:rPr>
-        <w:t xml:space="preserve">kế thừa trực tiếp từ</w:t>
-      </w:r>
-      <w:r>
-        <w:rPr>
-          <w:b/>
-          <w:bCs/>
-        </w:rPr>
-        <w:t xml:space="preserve"> </w:t>
-      </w:r>
-      <w:r>
-        <w:rPr>
-          <w:rStyle w:val="VerbatimChar"/>
-          <w:b/>
-          <w:bCs/>
-        </w:rPr>
-        <w:t xml:space="preserve">C2f</w:t>
-      </w:r>
-      <w:r>
-        <w:t xml:space="preserve"> </w:t>
-      </w:r>
-      <w:r>
-        <w:t xml:space="preserve">của YOLOv8; khác biệt duy nhất là một cờ — tắt thì</w:t>
-      </w:r>
-      <w:r>
-        <w:t xml:space="preserve"> </w:t>
-      </w:r>
-      <w:r>
-        <w:rPr>
-          <w:b/>
-          <w:bCs/>
-        </w:rPr>
-        <w:t xml:space="preserve">giống hệt C2f</w:t>
-      </w:r>
-      <w:r>
-        <w:t xml:space="preserve">, bật thì dùng khối</w:t>
-      </w:r>
-      <w:r>
-        <w:t xml:space="preserve"> </w:t>
-      </w:r>
-      <w:r>
-        <w:rPr>
-          <w:rStyle w:val="VerbatimChar"/>
-        </w:rPr>
-        <w:t xml:space="preserve">C3k</w:t>
-      </w:r>
-      <w:r>
-        <w:t xml:space="preserve"> </w:t>
-      </w:r>
-      <w:r>
-        <w:t xml:space="preserve">tuỳ chỉnh kích thước nhân [16]. YOLO11 giảm tham số mà giữ độ chính xác vì không đổi triết lý CSP, chỉ cấu hình linh hoạt hơn.</w:t>
-      </w:r>
-      <w:r>
-        <w:t xml:space="preserve"> </w:t>
-      </w:r>
-      <w:r>
-        <w:rPr>
-          <w:b/>
-          <w:bCs/>
-        </w:rPr>
-        <w:t xml:space="preserve">b) C2PSA — thành phần YOLOv8 hoàn toàn không có</w:t>
-      </w:r>
-      <w:r>
-        <w:t xml:space="preserve">, khác biệt kiến trúc thực sự; đặt</w:t>
-      </w:r>
-      <w:r>
-        <w:t xml:space="preserve"> </w:t>
-      </w:r>
-      <w:r>
-        <w:rPr>
-          <w:b/>
-          <w:bCs/>
-        </w:rPr>
-        <w:t xml:space="preserve">ngay sau SPPF</w:t>
-      </w:r>
-      <w:r>
-        <w:t xml:space="preserve"> </w:t>
-      </w:r>
-      <w:r>
-        <w:t xml:space="preserve">để attention tái phân bổ trọng số theo vị trí không gian. Ultralytics khẳng định cơ chế này cải thiện phát hiện</w:t>
-      </w:r>
-      <w:r>
-        <w:t xml:space="preserve"> </w:t>
-      </w:r>
-      <w:r>
-        <w:rPr>
-          <w:b/>
-          <w:bCs/>
-        </w:rPr>
-        <w:t xml:space="preserve">đối tượng nhỏ</w:t>
-      </w:r>
-      <w:r>
-        <w:t xml:space="preserve"> </w:t>
-      </w:r>
-      <w:r>
-        <w:t xml:space="preserve">và</w:t>
-      </w:r>
-      <w:r>
-        <w:t xml:space="preserve"> </w:t>
-      </w:r>
-      <w:r>
-        <w:rPr>
-          <w:b/>
-          <w:bCs/>
-        </w:rPr>
-        <w:t xml:space="preserve">che khuất phức tạp</w:t>
-      </w:r>
-      <w:r>
-        <w:t xml:space="preserve"> </w:t>
-      </w:r>
-      <w:r>
-        <w:t xml:space="preserve">so với YOLOv8 [10]</w:t>
-      </w:r>
-      <w:r>
-        <w:t xml:space="preserve">.</w:t>
-      </w:r>
     </w:p>
     <w:p>
       <w:pPr>
@@ -8479,7 +8470,7 @@
         <w:t xml:space="preserve">định tính</w:t>
       </w:r>
       <w:r>
-        <w:t xml:space="preserve">: Ultralytics không công bố AP_small/AP_medium/AP_large theo chuẩn COCO cho từng biến thể, nên không thể chứng minh định lượng YOLO11 hơn YOLOv8 bao nhiêu trên đối tượng nhỏ [10]. Đồ án phải</w:t>
+        <w:t xml:space="preserve">: Ultralytics không công bố AP_small/AP_medium/AP_large theo chuẩn COCO cho từng biến thể, nên không thể chứng minh định lượng YOLO11 hơn YOLOv8 bao nhiêu trên đối tượng nhỏ [9]. Đồ án phải</w:t>
       </w:r>
       <w:r>
         <w:t xml:space="preserve"> </w:t>
@@ -8607,7 +8598,7 @@
               <w:pStyle w:val="Compact"/>
             </w:pPr>
             <w:r>
-              <w:t xml:space="preserve">YOLOv8 [14]</w:t>
+              <w:t xml:space="preserve">YOLOv8 [13]</w:t>
             </w:r>
           </w:p>
         </w:tc>
@@ -8759,7 +8750,7 @@
               <w:t xml:space="preserve"> </w:t>
             </w:r>
             <w:r>
-              <w:t xml:space="preserve">[10]</w:t>
+              <w:t xml:space="preserve">[9]</w:t>
             </w:r>
           </w:p>
         </w:tc>
@@ -10299,7 +10290,7 @@
               <w:pStyle w:val="Compact"/>
             </w:pPr>
             <w:r>
-              <w:t xml:space="preserve">Batra và cộng sự (2022) [17]</w:t>
+              <w:t xml:space="preserve">Batra và cộng sự (2022) [15]</w:t>
             </w:r>
           </w:p>
         </w:tc>
@@ -10363,7 +10354,7 @@
               <w:pStyle w:val="Compact"/>
             </w:pPr>
             <w:r>
-              <w:t xml:space="preserve">Một nghiên cứu YOLOv11 (2025) [18]</w:t>
+              <w:t xml:space="preserve">Một nghiên cứu YOLOv11 (2025) [16]</w:t>
             </w:r>
           </w:p>
         </w:tc>
@@ -10427,7 +10418,7 @@
               <w:pStyle w:val="Compact"/>
             </w:pPr>
             <w:r>
-              <w:t xml:space="preserve">Biển xe máy Indonesia (2025) [19]</w:t>
+              <w:t xml:space="preserve">Biển xe máy Indonesia (2025) [17]</w:t>
             </w:r>
           </w:p>
         </w:tc>
@@ -10551,7 +10542,7 @@
         </w:r>
       </w:hyperlink>
       <w:r>
-        <w:t xml:space="preserve">:0.95 trên tập dữ liệu COCO của cùng lớp mô hình (khoảng 0,395 ở phân khúc nano [10]) rồi kết luận "bài toán biển số dễ hơn bài toán COCO". Đây là</w:t>
+        <w:t xml:space="preserve">:0.95 trên tập dữ liệu COCO của cùng lớp mô hình (khoảng 0,395 ở phân khúc nano [9]) rồi kết luận "bài toán biển số dễ hơn bài toán COCO". Đây là</w:t>
       </w:r>
       <w:r>
         <w:t xml:space="preserve"> </w:t>
@@ -10739,13 +10730,7 @@
         <w:t xml:space="preserve"> </w:t>
       </w:r>
       <w:r>
-        <w:t xml:space="preserve">Một số công trình dùng IoU trung bình toàn tập — nhóm Học viện Kỹ thuật Quân sự báo cáo mIoU 95,01% trên biển Việt Nam [20]</w:t>
-      </w:r>
-      <w:r>
-        <w:t xml:space="preserve"> </w:t>
-      </w:r>
-      <w:r>
-        <w:t xml:space="preserve">— chỉ số khác mAP, không so sánh chéo được.</w:t>
+        <w:t xml:space="preserve">Một số công trình dùng IoU trung bình toàn tập; đây là chỉ số khác mAP nên không so sánh chéo được, và đồ án không dùng.</w:t>
       </w:r>
     </w:p>
     <w:bookmarkEnd w:id="52"/>
@@ -11248,7 +11233,7 @@
         <w:t xml:space="preserve"> </w:t>
       </w:r>
       <w:r>
-        <w:t xml:space="preserve">giải mã thành chuỗi, thường bằng CTC. EasyOCR dùng đúng kiến trúc này; PaddleOCR dùng SVTR-LCNet kết hợp GTC [11]</w:t>
+        <w:t xml:space="preserve">giải mã thành chuỗi, thường bằng CTC. EasyOCR dùng đúng kiến trúc này; PaddleOCR dùng SVTR-LCNet kết hợp GTC [10]</w:t>
       </w:r>
       <w:r>
         <w:t xml:space="preserve">, vẫn thuộc họ CTC.</w:t>
@@ -11739,10 +11724,7 @@
         <w:t xml:space="preserve"> </w:t>
       </w:r>
       <w:r>
-        <w:t xml:space="preserve">— lý do CTC là mặc định của hầu hết bộ nhận dạng ký tự mã nguồn mở, và lý do LPRNet đạt 3 ms/biển trên GPU GTX 1080, 1,3 ms trên CPU i7-6700K mà vẫn 95% accuracy trên biển Trung Quốc [21]</w:t>
-      </w:r>
-      <w:r>
-        <w:t xml:space="preserve">.</w:t>
+        <w:t xml:space="preserve">— lý do CTC là mặc định của hầu hết bộ nhận dạng ký tự mã nguồn mở.</w:t>
       </w:r>
     </w:p>
     <w:bookmarkEnd w:id="55"/>
@@ -12165,7 +12147,7 @@
               <w:pStyle w:val="Compact"/>
             </w:pPr>
             <w:r>
-              <w:t xml:space="preserve">Dùng text detection của bộ nhận dạng ký tự, gom nhóm theo tâm dọc [11]</w:t>
+              <w:t xml:space="preserve">Dùng text detection của bộ nhận dạng ký tự, gom nhóm theo tâm dọc [10]</w:t>
             </w:r>
           </w:p>
         </w:tc>
@@ -12522,10 +12504,7 @@
         <w:t xml:space="preserve"> </w:t>
       </w:r>
       <w:r>
-        <w:t xml:space="preserve">tương tự nhưng đơn vị là từ; một công trình biển Việt Nam báo cáo WER 0,014 trên bãi đỗ xe trong nhà [22]</w:t>
-      </w:r>
-      <w:r>
-        <w:t xml:space="preserve">.</w:t>
+        <w:t xml:space="preserve">tương tự nhưng đơn vị là từ; đồ án không dùng chỉ số này vì biển số không có ranh giới từ.</w:t>
       </w:r>
       <w:r>
         <w:t xml:space="preserve"> </w:t>
@@ -12889,7 +12868,7 @@
         <w:t xml:space="preserve"> </w:t>
       </w:r>
       <w:r>
-        <w:t xml:space="preserve">— là chỉ số duy nhất phản ánh lỗi tích luỹ, chỉ tiêu quan trọng nhất của đồ án; cuộc thi ICPR 2026 về biển độ phân giải thấp dùng chỉ số này làm chính, đội vô địch đạt 82,13% [23]</w:t>
+        <w:t xml:space="preserve">— là chỉ số duy nhất phản ánh lỗi tích luỹ, chỉ tiêu quan trọng nhất của đồ án; cuộc thi ICPR 2026 về biển độ phân giải thấp dùng chỉ số này làm chính, đội vô địch đạt 82,13% [18]</w:t>
       </w:r>
       <w:r>
         <w:t xml:space="preserve">. Kèm theo là chỉ số vận hành:</w:t>
@@ -14331,19 +14310,10 @@
         <w:t xml:space="preserve"> </w:t>
       </w:r>
       <w:r>
-        <w:t xml:space="preserve">Bảy thế hệ YOLO từ YOLOv8 trở về sau — mốc chuyển sang anchor-free, có ý nghĩa trực tiếp với bài toán biển số (mục 2.3.1): YOLOv8 [14], YOLOv9 [24]</w:t>
-      </w:r>
-      <w:r>
-        <w:t xml:space="preserve">, YOLOv10 [25]</w:t>
-      </w:r>
-      <w:r>
-        <w:t xml:space="preserve">, YOLO11 [10], YOLOv12 [26]</w:t>
-      </w:r>
-      <w:r>
-        <w:t xml:space="preserve">, YOLOv13 [27]</w:t>
-      </w:r>
-      <w:r>
-        <w:t xml:space="preserve">, YOLO26 [28]</w:t>
+        <w:t xml:space="preserve">Các thế hệ YOLO từ YOLOv8 trở về sau — mốc chuyển sang anchor-free, có ý nghĩa trực tiếp với bài toán biển số (mục 2.3.1). Bốn thế hệ có khác biệt kiến trúc đáng kể với bài toán này được đối chiếu ở Bảng 2.4: YOLOv8 [13], YOLOv10 [19]</w:t>
+      </w:r>
+      <w:r>
+        <w:t xml:space="preserve">, YOLO11 [9] và YOLO26 [20]</w:t>
       </w:r>
       <w:r>
         <w:t xml:space="preserve">. Họ two-stage (Faster R-CNN, Mask R-CNN) loại từ đầu vì chi phí tính toán không hợp ràng buộc CPU.</w:t>
@@ -17553,10 +17523,7 @@
         <w:t xml:space="preserve"> </w:t>
       </w:r>
       <w:r>
-        <w:t xml:space="preserve">[3]</w:t>
-      </w:r>
-      <w:r>
-        <w:t xml:space="preserve">[29]</w:t>
+        <w:t xml:space="preserve">[2]</w:t>
       </w:r>
       <w:r>
         <w:t xml:space="preserve">.</w:t>
@@ -17572,19 +17539,19 @@
         <w:t xml:space="preserve">Thứ hai, quy chuẩn biển số có tính pháp lý và cấu trúc chặt</w:t>
       </w:r>
       <w:r>
-        <w:t xml:space="preserve">: Thông tư 79/2024/TT-BCA [4]</w:t>
-      </w:r>
-      <w:r>
-        <w:t xml:space="preserve">, sửa đổi bởi TT 13/2025 [5]</w:t>
-      </w:r>
-      <w:r>
-        <w:t xml:space="preserve"> </w:t>
-      </w:r>
-      <w:r>
-        <w:t xml:space="preserve">và TT 51/2025 [6]</w:t>
-      </w:r>
-      <w:r>
-        <w:t xml:space="preserve">, thông số vật lý theo QCVN 08:2024/BCA [7]</w:t>
+        <w:t xml:space="preserve">: Thông tư 79/2024/TT-BCA [3]</w:t>
+      </w:r>
+      <w:r>
+        <w:t xml:space="preserve">, sửa đổi bởi TT 13/2025 [4]</w:t>
+      </w:r>
+      <w:r>
+        <w:t xml:space="preserve"> </w:t>
+      </w:r>
+      <w:r>
+        <w:t xml:space="preserve">và TT 51/2025 [5]</w:t>
+      </w:r>
+      <w:r>
+        <w:t xml:space="preserve">, thông số vật lý theo QCVN 08:2024/BCA [6]</w:t>
       </w:r>
       <w:r>
         <w:t xml:space="preserve"> </w:t>
@@ -18797,7 +18764,7 @@
         <w:t xml:space="preserve"> </w:t>
       </w:r>
       <w:r>
-        <w:t xml:space="preserve">đã dẫn ở 4.1.1 [3]</w:t>
+        <w:t xml:space="preserve">đã dẫn ở 4.1.1 [2]</w:t>
       </w:r>
       <w:r>
         <w:t xml:space="preserve">. Giải pháp:</w:t>
@@ -19256,10 +19223,10 @@
         <w:t xml:space="preserve"> </w:t>
       </w:r>
       <w:r>
-        <w:t xml:space="preserve">FastAPI + Uvicorn; SQLAlchemy 2.x + Alembic; Pydantic v2; Ultralytics 8.4.101 chạy YOLO11 [10]</w:t>
-      </w:r>
-      <w:r>
-        <w:t xml:space="preserve">; PaddleOCR 3.7.0 cho PP-OCRv5 [11]</w:t>
+        <w:t xml:space="preserve">FastAPI + Uvicorn; SQLAlchemy 2.x + Alembic; Pydantic v2; Ultralytics 8.4.101 chạy YOLO11 [9]</w:t>
+      </w:r>
+      <w:r>
+        <w:t xml:space="preserve">; PaddleOCR 3.7.0 cho PP-OCRv5 [10]</w:t>
       </w:r>
       <w:r>
         <w:t xml:space="preserve">; Vite + React + TypeScript; pytest + pytest-cov; Docker Compose. Docker dùng Python 3.12 trong khi local dùng 3.13 là</w:t>
@@ -22659,19 +22626,16 @@
         <w:t xml:space="preserve"> </w:t>
       </w:r>
       <w:r>
-        <w:t xml:space="preserve">Bộ nhận dạng dựa trên kiến trúc CRNN kết hợp hàm mất mát CTC, vốn giả định căn chỉnh đơn điệu giữa cột ảnh và chuỗi ký tự — giả định chỉ đúng với văn bản một dòng. Chồng lên đó, mô-đun nhận dạng chuẩn hoá mọi ảnh về chiều cao cố định 48 điểm ảnh [30]</w:t>
-      </w:r>
-      <w:r>
-        <w:t xml:space="preserve">. Biển xe máy Việt Nam 140 × 190 mm theo QCVN 08:2024/BCA [7]</w:t>
-      </w:r>
-      <w:r>
-        <w:t xml:space="preserve"> </w:t>
-      </w:r>
-      <w:r>
-        <w:t xml:space="preserve">có tỉ lệ khung hình xấp xỉ 1,36; sau chuẩn hoá, mỗi hàng ký tự chỉ còn khoảng 24 điểm ảnh, thấp hơn ngưỡng mà nét chữ còn tách rời. Mức nghiêm trọng đã được định lượng: trên bộ RodoSol-ALPR của Brazil, OpenALPR đạt 94,3% trên biển ô tô một dòng nhưng chỉ 45,7% trên biển xe máy hai dòng [3]</w:t>
-      </w:r>
-      <w:r>
-        <w:t xml:space="preserve">[29]</w:t>
+        <w:t xml:space="preserve">Bộ nhận dạng dựa trên kiến trúc CRNN kết hợp hàm mất mát CTC, vốn giả định căn chỉnh đơn điệu giữa cột ảnh và chuỗi ký tự — giả định chỉ đúng với văn bản một dòng. Chồng lên đó, mô-đun nhận dạng chuẩn hoá mọi ảnh về chiều cao cố định 48 điểm ảnh [21]</w:t>
+      </w:r>
+      <w:r>
+        <w:t xml:space="preserve">. Biển xe máy Việt Nam 140 × 190 mm theo QCVN 08:2024/BCA [6]</w:t>
+      </w:r>
+      <w:r>
+        <w:t xml:space="preserve"> </w:t>
+      </w:r>
+      <w:r>
+        <w:t xml:space="preserve">có tỉ lệ khung hình xấp xỉ 1,36; sau chuẩn hoá, mỗi hàng ký tự chỉ còn khoảng 24 điểm ảnh, thấp hơn ngưỡng mà nét chữ còn tách rời. Mức nghiêm trọng đã được định lượng: trên bộ RodoSol-ALPR của Brazil, OpenALPR đạt 94,3% trên biển ô tô một dòng nhưng chỉ 45,7% trên biển xe máy hai dòng [2]</w:t>
       </w:r>
       <w:r>
         <w:t xml:space="preserve">. Cần lưu ý cặp số liệu này đo trên dữ liệu Brazil, chỉ được trích như dẫn chứng tương đương về định lượng chứ không phải số liệu Việt Nam.</w:t>
@@ -22758,7 +22722,7 @@
         <w:t xml:space="preserve"> </w:t>
       </w:r>
       <w:r>
-        <w:t xml:space="preserve">Ba bước độc lập, mỗi bước bật tắt riêng để phục vụ thí nghiệm bóc tách đóng góp: chuyển thang xám, do ký tự không mang thông tin phân biệt trong kênh màu; cân bằng lược đồ xám thích nghi có giới hạn tương phản (CLAHE, hệ số 2,0 trên ô 8 × 8), vì bề mặt phản quang tạo mảng chói cục bộ mà cân bằng toàn cục không xử lý được [31]</w:t>
+        <w:t xml:space="preserve">Ba bước độc lập, mỗi bước bật tắt riêng để phục vụ thí nghiệm bóc tách đóng góp: chuyển thang xám, do ký tự không mang thông tin phân biệt trong kênh màu; cân bằng lược đồ xám thích nghi có giới hạn tương phản (CLAHE, hệ số 2,0 trên ô 8 × 8), vì bề mặt phản quang tạo mảng chói cục bộ mà cân bằng toàn cục không xử lý được [22]</w:t>
       </w:r>
       <w:r>
         <w:t xml:space="preserve">; và khử nhiễu bằng lọc song phương thay cho làm mờ Gauss, vì lọc song phương bảo toàn biên — yếu tố quyết định để phân biệt các cặp ký tự đồng hình như</w:t>
@@ -22898,7 +22862,7 @@
         <w:t xml:space="preserve"> </w:t>
       </w:r>
       <w:r>
-        <w:t xml:space="preserve">Khối lưu 81 mã tỉnh đang sử dụng theo phụ lục Thông tư 51/2025/TT-BCA [6]</w:t>
+        <w:t xml:space="preserve">Khối lưu 81 mã tỉnh đang sử dụng theo phụ lục Thông tư 51/2025/TT-BCA [5]</w:t>
       </w:r>
       <w:r>
         <w:t xml:space="preserve">, song song tập 8 mã không bao giờ được cấp: 13, 42, 44, 45, 46, 87, 91 và 96. So với biểu thức tổng quát chấp nhận mọi cặp chữ số, ràng buộc này bác bỏ được các chuỗi không tồn tại trên thực tế; lưu tường minh cả tập không sử dụng cho phép kiểm thử khẳng định hai tập phủ đúng dải 11–99.</w:t>
@@ -25418,7 +25382,7 @@
         <w:t xml:space="preserve"> </w:t>
       </w:r>
       <w:r>
-        <w:t xml:space="preserve">[3]</w:t>
+        <w:t xml:space="preserve">[2]</w:t>
       </w:r>
       <w:r>
         <w:t xml:space="preserve">. Đây</w:t>
@@ -26059,7 +26023,7 @@
         <w:t xml:space="preserve"> </w:t>
       </w:r>
       <w:r>
-        <w:t xml:space="preserve">(2.590.035 tham số) [10]</w:t>
+        <w:t xml:space="preserve">(2.590.035 tham số) [9]</w:t>
       </w:r>
       <w:r>
         <w:t xml:space="preserve"> </w:t>
@@ -26081,7 +26045,7 @@
         <w:t xml:space="preserve"> </w:t>
       </w:r>
       <w:r>
-        <w:t xml:space="preserve">[11]</w:t>
+        <w:t xml:space="preserve">[10]</w:t>
       </w:r>
       <w:r>
         <w:t xml:space="preserve">. Về quy mô:</w:t>
@@ -27210,7 +27174,7 @@
         <w:t xml:space="preserve">tổng quát hoá</w:t>
       </w:r>
       <w:r>
-        <w:t xml:space="preserve">, mọi chỉ số bị đánh giá cao hơn thực tế — với ngữ liệu ghép từ nhiều nguồn công khai đây là rủi ro hệ thống [3]</w:t>
+        <w:t xml:space="preserve">, mọi chỉ số bị đánh giá cao hơn thực tế — với ngữ liệu ghép từ nhiều nguồn công khai đây là rủi ro hệ thống [2]</w:t>
       </w:r>
       <w:r>
         <w:t xml:space="preserve">. Công cụ đo là</w:t>
@@ -28324,7 +28288,7 @@
         <w:t xml:space="preserve">10,91% số hộp có diện tích dưới 0,5% diện tích ảnh</w:t>
       </w:r>
       <w:r>
-        <w:t xml:space="preserve">, vượt ngưỡng 10%. Đối tượng nhỏ là chế độ thất bại đã ghi nhận rộng rãi của bộ phát hiện một giai đoạn, và biển số độ phân giải thấp đã thành hướng nghiên cứu riêng [23]</w:t>
+        <w:t xml:space="preserve">, vượt ngưỡng 10%. Đối tượng nhỏ là chế độ thất bại đã ghi nhận rộng rãi của bộ phát hiện một giai đoạn, và biển số độ phân giải thấp đã thành hướng nghiên cứu riêng [18]</w:t>
       </w:r>
       <w:r>
         <w:t xml:space="preserve">; một con số mAP tổng sẽ</w:t>
@@ -33644,13 +33608,13 @@
         <w:t xml:space="preserve"> </w:t>
       </w:r>
       <w:r>
-        <w:t xml:space="preserve">lập luận Amdahl bằng số liệu [32]</w:t>
-      </w:r>
-      <w:r>
-        <w:t xml:space="preserve"> </w:t>
-      </w:r>
-      <w:r>
-        <w:t xml:space="preserve">[33]</w:t>
+        <w:t xml:space="preserve">lập luận Amdahl bằng số liệu [23]</w:t>
+      </w:r>
+      <w:r>
+        <w:t xml:space="preserve"> </w:t>
+      </w:r>
+      <w:r>
+        <w:t xml:space="preserve">[24]</w:t>
       </w:r>
       <w:r>
         <w:t xml:space="preserve">.</w:t>
@@ -40855,7 +40819,7 @@
     </w:p>
     <w:bookmarkEnd w:id="179"/>
     <w:bookmarkEnd w:id="180"/>
-    <w:bookmarkStart w:id="207" w:name="tài-liệu-tham-khảo"/>
+    <w:bookmarkStart w:id="200" w:name="tài-liệu-tham-khảo"/>
     <w:p>
       <w:pPr>
         <w:pStyle w:val="Heading1"/>
@@ -40869,7 +40833,7 @@
         <w:pStyle w:val="FirstParagraph"/>
       </w:pPr>
       <w:r>
-        <w:t xml:space="preserve">[1] C. E. Anagnostopoulos, I. E. Anagnostopoulos, I. D. Psoroulas, V. Loumos, E. Kayafas, "License Plate Recognition From Still Images and Video Sequences: A Survey,"</w:t>
+        <w:t xml:space="preserve">[1] S. Du, M. Ibrahim, M. Shehata, W. Badawy, "Automatic License Plate Recognition (ALPR): A State-of-the-Art Review,"</w:t>
       </w:r>
       <w:r>
         <w:t xml:space="preserve"> </w:t>
@@ -40879,10 +40843,10 @@
           <w:i/>
           <w:iCs/>
         </w:rPr>
-        <w:t xml:space="preserve">IEEE Transactions on Intelligent Transportation Systems</w:t>
-      </w:r>
-      <w:r>
-        <w:t xml:space="preserve">, q. 9, s. 3, tr. 377–391, 2008. doi: 10.1109/TITS.2008.922938.</w:t>
+        <w:t xml:space="preserve">IEEE Transactions on Circuits and Systems for Video Technology</w:t>
+      </w:r>
+      <w:r>
+        <w:t xml:space="preserve">, q. 23, s. 2, tr. 311–325, 2013. doi: 10.1109/TCSVT.2012.2203741.</w:t>
       </w:r>
     </w:p>
     <w:p>
@@ -40890,28 +40854,7 @@
         <w:pStyle w:val="BodyText"/>
       </w:pPr>
       <w:r>
-        <w:t xml:space="preserve">[2] S. Du, M. Ibrahim, M. Shehata, W. Badawy, "Automatic License Plate Recognition (ALPR): A State-of-the-Art Review,"</w:t>
-      </w:r>
-      <w:r>
-        <w:t xml:space="preserve"> </w:t>
-      </w:r>
-      <w:r>
-        <w:rPr>
-          <w:i/>
-          <w:iCs/>
-        </w:rPr>
-        <w:t xml:space="preserve">IEEE Transactions on Circuits and Systems for Video Technology</w:t>
-      </w:r>
-      <w:r>
-        <w:t xml:space="preserve">, q. 23, s. 2, tr. 311–325, 2013. doi: 10.1109/TCSVT.2012.2203741.</w:t>
-      </w:r>
-    </w:p>
-    <w:p>
-      <w:pPr>
-        <w:pStyle w:val="BodyText"/>
-      </w:pPr>
-      <w:r>
-        <w:t xml:space="preserve">[3] R. Laroca, E. V. Cardoso, D. R. Lucio, V. Estevam, D. Menotti, "On the Cross-Dataset Generalization in License Plate Recognition," trong</w:t>
+        <w:t xml:space="preserve">[2] R. Laroca, E. V. Cardoso, D. R. Lucio, V. Estevam, D. Menotti, "On the Cross-Dataset Generalization in License Plate Recognition," trong</w:t>
       </w:r>
       <w:r>
         <w:t xml:space="preserve"> </w:t>
@@ -40949,7 +40892,7 @@
         <w:pStyle w:val="BodyText"/>
       </w:pPr>
       <w:r>
-        <w:t xml:space="preserve">[4] Bộ Công an, "Thông tư số 79/2024/TT-BCA quy định về cấp, thu hồi chứng nhận đăng ký xe, biển số xe cơ giới, xe máy chuyên dùng," 2024. [Trực tuyến]. Địa chỉ:</w:t>
+        <w:t xml:space="preserve">[3] Bộ Công an, "Thông tư số 79/2024/TT-BCA quy định về cấp, thu hồi chứng nhận đăng ký xe, biển số xe cơ giới, xe máy chuyên dùng," 2024. [Trực tuyến]. Địa chỉ:</w:t>
       </w:r>
       <w:r>
         <w:t xml:space="preserve"> </w:t>
@@ -40974,7 +40917,7 @@
         <w:pStyle w:val="BodyText"/>
       </w:pPr>
       <w:r>
-        <w:t xml:space="preserve">[5] Bộ Công an, "Thông tư số 13/2025/TT-BCA sửa đổi, bổ sung một số điều của Thông tư số 79/2024/TT-BCA," 2025.</w:t>
+        <w:t xml:space="preserve">[4] Bộ Công an, "Thông tư số 13/2025/TT-BCA sửa đổi, bổ sung một số điều của Thông tư số 79/2024/TT-BCA," 2025.</w:t>
       </w:r>
     </w:p>
     <w:p>
@@ -40982,7 +40925,7 @@
         <w:pStyle w:val="BodyText"/>
       </w:pPr>
       <w:r>
-        <w:t xml:space="preserve">[6] Bộ Công an, "Thông tư số 51/2025/TT-BCA sửa đổi, bổ sung một số điều của Thông tư số 79/2024/TT-BCA đã được sửa đổi tại Thông tư số 13/2025/TT-BCA," 2025. [Trực tuyến]. Địa chỉ:</w:t>
+        <w:t xml:space="preserve">[5] Bộ Công an, "Thông tư số 51/2025/TT-BCA sửa đổi, bổ sung một số điều của Thông tư số 79/2024/TT-BCA đã được sửa đổi tại Thông tư số 13/2025/TT-BCA," 2025. [Trực tuyến]. Địa chỉ:</w:t>
       </w:r>
       <w:r>
         <w:t xml:space="preserve"> </w:t>
@@ -41007,7 +40950,7 @@
         <w:pStyle w:val="BodyText"/>
       </w:pPr>
       <w:r>
-        <w:t xml:space="preserve">[7] Bộ Công an, "Quy chuẩn kỹ thuật quốc gia về biển số xe QCVN 08:2024/BCA," 2024. [Trực tuyến]. Địa chỉ:</w:t>
+        <w:t xml:space="preserve">[6] Bộ Công an, "Quy chuẩn kỹ thuật quốc gia về biển số xe QCVN 08:2024/BCA," 2024. [Trực tuyến]. Địa chỉ:</w:t>
       </w:r>
       <w:r>
         <w:t xml:space="preserve"> </w:t>
@@ -41032,7 +40975,7 @@
         <w:pStyle w:val="BodyText"/>
       </w:pPr>
       <w:r>
-        <w:t xml:space="preserve">[8] Bộ Công an, "Nhận diện màu sắc, seri, ký hiệu biển số xe của cơ quan, tổ chức, cá nhân từ 01/01/2025," Cổng Thông tin điện tử Bộ Công an, 2024. [Trực tuyến]. Địa chỉ:</w:t>
+        <w:t xml:space="preserve">[7] Bộ Công an, "Nhận diện màu sắc, seri, ký hiệu biển số xe của cơ quan, tổ chức, cá nhân từ 01/01/2025," Cổng Thông tin điện tử Bộ Công an, 2024. [Trực tuyến]. Địa chỉ:</w:t>
       </w:r>
       <w:r>
         <w:t xml:space="preserve"> </w:t>
@@ -41057,7 +41000,7 @@
         <w:pStyle w:val="BodyText"/>
       </w:pPr>
       <w:r>
-        <w:t xml:space="preserve">[9] Bộ Quốc phòng, "Thông tư 169/2021/TT-BQP quy định về đăng ký, quản lý, sử dụng xe cơ giới, xe máy chuyên dùng trong Bộ Quốc phòng," 2021. [Trực tuyến]. Địa chỉ:</w:t>
+        <w:t xml:space="preserve">[8] Bộ Quốc phòng, "Thông tư 169/2021/TT-BQP quy định về đăng ký, quản lý, sử dụng xe cơ giới, xe máy chuyên dùng trong Bộ Quốc phòng," 2021. [Trực tuyến]. Địa chỉ:</w:t>
       </w:r>
       <w:r>
         <w:t xml:space="preserve"> </w:t>
@@ -41082,7 +41025,7 @@
         <w:pStyle w:val="BodyText"/>
       </w:pPr>
       <w:r>
-        <w:t xml:space="preserve">[10] G. Jocher, J. Qiu, "Ultralytics YOLO11," Ultralytics, 2024. [Trực tuyến]. Địa chỉ:</w:t>
+        <w:t xml:space="preserve">[9] G. Jocher, J. Qiu, "Ultralytics YOLO11," Ultralytics, 2024. [Trực tuyến]. Địa chỉ:</w:t>
       </w:r>
       <w:r>
         <w:t xml:space="preserve"> </w:t>
@@ -41107,7 +41050,7 @@
         <w:pStyle w:val="BodyText"/>
       </w:pPr>
       <w:r>
-        <w:t xml:space="preserve">[11] C. Cui, "PP-OCRv5: A Specialized 5M-Parameter Model Rivaling Billion-Parameter Vision-Language Models on OCR Tasks,"</w:t>
+        <w:t xml:space="preserve">[10] C. Cui, "PP-OCRv5: A Specialized 5M-Parameter Model Rivaling Billion-Parameter Vision-Language Models on OCR Tasks,"</w:t>
       </w:r>
       <w:r>
         <w:t xml:space="preserve"> </w:t>
@@ -41145,7 +41088,7 @@
         <w:pStyle w:val="BodyText"/>
       </w:pPr>
       <w:r>
-        <w:t xml:space="preserve">[12] Cổng Thông tin điện tử Chính phủ, "Quy định ký hiệu biển số xe ô tô, xe máy tại các địa phương (theo Thông tư 51/2025/TT-BCA)," Xây dựng chính sách, pháp luật — Chinhphu.vn, 2025. [Trực tuyến]. Địa chỉ:</w:t>
+        <w:t xml:space="preserve">[11] Cổng Thông tin điện tử Chính phủ, "Quy định ký hiệu biển số xe ô tô, xe máy tại các địa phương (theo Thông tư 51/2025/TT-BCA)," Xây dựng chính sách, pháp luật — Chinhphu.vn, 2025. [Trực tuyến]. Địa chỉ:</w:t>
       </w:r>
       <w:r>
         <w:t xml:space="preserve"> </w:t>
@@ -41170,7 +41113,7 @@
         <w:pStyle w:val="BodyText"/>
       </w:pPr>
       <w:r>
-        <w:t xml:space="preserve">[13] "Advanced deep learning techniques for automated license plate recognition,"</w:t>
+        <w:t xml:space="preserve">[12] "Advanced deep learning techniques for automated license plate recognition,"</w:t>
       </w:r>
       <w:r>
         <w:t xml:space="preserve"> </w:t>
@@ -41208,7 +41151,7 @@
         <w:pStyle w:val="BodyText"/>
       </w:pPr>
       <w:r>
-        <w:t xml:space="preserve">[14] G. Jocher, A. Chaurasia, J. Qiu, "Ultralytics YOLOv8," Ultralytics, 2023. [Trực tuyến]. Địa chỉ:</w:t>
+        <w:t xml:space="preserve">[13] G. Jocher, A. Chaurasia, J. Qiu, "Ultralytics YOLOv8," Ultralytics, 2023. [Trực tuyến]. Địa chỉ:</w:t>
       </w:r>
       <w:r>
         <w:t xml:space="preserve"> </w:t>
@@ -41233,50 +41176,12 @@
         <w:pStyle w:val="BodyText"/>
       </w:pPr>
       <w:r>
-        <w:t xml:space="preserve">[15] R. Khanam, M. Hussain, "YOLOv11: An Overview of the Key Architectural Enhancements,"</w:t>
-      </w:r>
-      <w:r>
-        <w:t xml:space="preserve"> </w:t>
-      </w:r>
-      <w:r>
-        <w:rPr>
-          <w:i/>
-          <w:iCs/>
-        </w:rPr>
-        <w:t xml:space="preserve">arXiv preprint arXiv:2410.17725</w:t>
-      </w:r>
-      <w:r>
-        <w:t xml:space="preserve">, 2024. [Trực tuyến]. Địa chỉ:</w:t>
+        <w:t xml:space="preserve">[14] Ultralytics, "ultralytics/nn/modules/block.py — dinh nghia C2f, C3k, C3k2, C2PSA, PSABlock, Attention," GitHub, 2026. [Trực tuyến]. Địa chỉ:</w:t>
       </w:r>
       <w:r>
         <w:t xml:space="preserve"> </w:t>
       </w:r>
       <w:hyperlink r:id="rId192">
-        <w:r>
-          <w:rPr>
-            <w:rStyle w:val="Hyperlink"/>
-          </w:rPr>
-          <w:t xml:space="preserve">https://arxiv.org/abs/2410.17725</w:t>
-        </w:r>
-      </w:hyperlink>
-      <w:r>
-        <w:t xml:space="preserve"> </w:t>
-      </w:r>
-      <w:r>
-        <w:t xml:space="preserve">(truy cập ngày 2026-07-19).</w:t>
-      </w:r>
-    </w:p>
-    <w:p>
-      <w:pPr>
-        <w:pStyle w:val="BodyText"/>
-      </w:pPr>
-      <w:r>
-        <w:t xml:space="preserve">[16] Ultralytics, "ultralytics/nn/modules/block.py — dinh nghia C2f, C3k, C3k2, C2PSA, PSABlock, Attention," GitHub, 2026. [Trực tuyến]. Địa chỉ:</w:t>
-      </w:r>
-      <w:r>
-        <w:t xml:space="preserve"> </w:t>
-      </w:r>
-      <w:hyperlink r:id="rId193">
         <w:r>
           <w:rPr>
             <w:rStyle w:val="Hyperlink"/>
@@ -41296,7 +41201,7 @@
         <w:pStyle w:val="BodyText"/>
       </w:pPr>
       <w:r>
-        <w:t xml:space="preserve">[17] P. Batra và cộng sự, "A Novel Memory and Time-Efficient ALPR System Based on YOLOv5,"</w:t>
+        <w:t xml:space="preserve">[15] P. Batra và cộng sự, "A Novel Memory and Time-Efficient ALPR System Based on YOLOv5,"</w:t>
       </w:r>
       <w:r>
         <w:t xml:space="preserve"> </w:t>
@@ -41317,7 +41222,7 @@
         <w:pStyle w:val="BodyText"/>
       </w:pPr>
       <w:r>
-        <w:t xml:space="preserve">[18] "Automatic License Plate Detection System with YOLOv11 Algorithm,"</w:t>
+        <w:t xml:space="preserve">[16] "Automatic License Plate Detection System with YOLOv11 Algorithm,"</w:t>
       </w:r>
       <w:r>
         <w:t xml:space="preserve"> </w:t>
@@ -41335,7 +41240,7 @@
       <w:r>
         <w:t xml:space="preserve"> </w:t>
       </w:r>
-      <w:hyperlink r:id="rId194">
+      <w:hyperlink r:id="rId193">
         <w:r>
           <w:rPr>
             <w:rStyle w:val="Hyperlink"/>
@@ -41355,7 +41260,7 @@
         <w:pStyle w:val="BodyText"/>
       </w:pPr>
       <w:r>
-        <w:t xml:space="preserve">[19] "Vehicle License Plate Number Detection with YOLO11,"</w:t>
+        <w:t xml:space="preserve">[17] "Vehicle License Plate Number Detection with YOLO11,"</w:t>
       </w:r>
       <w:r>
         <w:t xml:space="preserve"> </w:t>
@@ -41373,7 +41278,7 @@
       <w:r>
         <w:t xml:space="preserve"> </w:t>
       </w:r>
-      <w:hyperlink r:id="rId195">
+      <w:hyperlink r:id="rId194">
         <w:r>
           <w:rPr>
             <w:rStyle w:val="Hyperlink"/>
@@ -41393,7 +41298,7 @@
         <w:pStyle w:val="BodyText"/>
       </w:pPr>
       <w:r>
-        <w:t xml:space="preserve">[20] Le Quy Don Technical University, "An efficient method to improve the accuracy of Vietnamese vehicle license plate recognition in unconstrained environment," trong</w:t>
+        <w:t xml:space="preserve">[18] R. Laroca và cộng sự, "ICPR 2026 Competition on Low-Resolution License Plate Recognition," trong</w:t>
       </w:r>
       <w:r>
         <w:t xml:space="preserve"> </w:t>
@@ -41403,103 +41308,6 @@
           <w:i/>
           <w:iCs/>
         </w:rPr>
-        <w:t xml:space="preserve">International Conference on Information and Computer Science (NICS)</w:t>
-      </w:r>
-      <w:r>
-        <w:t xml:space="preserve">, IEEE, 2021. [Trực tuyến]. Địa chỉ:</w:t>
-      </w:r>
-      <w:r>
-        <w:t xml:space="preserve"> </w:t>
-      </w:r>
-      <w:hyperlink r:id="rId196">
-        <w:r>
-          <w:rPr>
-            <w:rStyle w:val="Hyperlink"/>
-          </w:rPr>
-          <w:t xml:space="preserve">https://ieeexplore.ieee.org/document/9585279/</w:t>
-        </w:r>
-      </w:hyperlink>
-      <w:r>
-        <w:t xml:space="preserve"> </w:t>
-      </w:r>
-      <w:r>
-        <w:t xml:space="preserve">(truy cập ngày 2026-07-19).</w:t>
-      </w:r>
-    </w:p>
-    <w:p>
-      <w:pPr>
-        <w:pStyle w:val="BodyText"/>
-      </w:pPr>
-      <w:r>
-        <w:t xml:space="preserve">[21] S. Zherzdev, A. Gruzdev, "LPRNet: License Plate Recognition via Deep Neural Networks,"</w:t>
-      </w:r>
-      <w:r>
-        <w:t xml:space="preserve"> </w:t>
-      </w:r>
-      <w:r>
-        <w:rPr>
-          <w:i/>
-          <w:iCs/>
-        </w:rPr>
-        <w:t xml:space="preserve">arXiv preprint arXiv:1806.10447</w:t>
-      </w:r>
-      <w:r>
-        <w:t xml:space="preserve">, 2018. [Trực tuyến]. Địa chỉ:</w:t>
-      </w:r>
-      <w:r>
-        <w:t xml:space="preserve"> </w:t>
-      </w:r>
-      <w:hyperlink r:id="rId197">
-        <w:r>
-          <w:rPr>
-            <w:rStyle w:val="Hyperlink"/>
-          </w:rPr>
-          <w:t xml:space="preserve">https://arxiv.org/abs/1806.10447</w:t>
-        </w:r>
-      </w:hyperlink>
-      <w:r>
-        <w:t xml:space="preserve"> </w:t>
-      </w:r>
-      <w:r>
-        <w:t xml:space="preserve">(truy cập ngày 2026-07-19).</w:t>
-      </w:r>
-    </w:p>
-    <w:p>
-      <w:pPr>
-        <w:pStyle w:val="BodyText"/>
-      </w:pPr>
-      <w:r>
-        <w:t xml:space="preserve">[22] L. Dang, V. Duong Ngoc, L. T. V. Pham Cung, "Vietnam Vehicle Number Recognition Based on an Improved CRNN with Attention Mechanism,"</w:t>
-      </w:r>
-      <w:r>
-        <w:t xml:space="preserve"> </w:t>
-      </w:r>
-      <w:r>
-        <w:rPr>
-          <w:i/>
-          <w:iCs/>
-        </w:rPr>
-        <w:t xml:space="preserve">International Journal of Intelligent Transportation Systems Research</w:t>
-      </w:r>
-      <w:r>
-        <w:t xml:space="preserve">, 2024. doi: 10.1007/s13177-024-00402-7.</w:t>
-      </w:r>
-    </w:p>
-    <w:p>
-      <w:pPr>
-        <w:pStyle w:val="BodyText"/>
-      </w:pPr>
-      <w:r>
-        <w:t xml:space="preserve">[23] R. Laroca và cộng sự, "ICPR 2026 Competition on Low-Resolution License Plate Recognition," trong</w:t>
-      </w:r>
-      <w:r>
-        <w:t xml:space="preserve"> </w:t>
-      </w:r>
-      <w:r>
-        <w:rPr>
-          <w:i/>
-          <w:iCs/>
-        </w:rPr>
         <w:t xml:space="preserve">International Conference on Pattern Recognition (ICPR)</w:t>
       </w:r>
       <w:r>
@@ -41508,7 +41316,7 @@
       <w:r>
         <w:t xml:space="preserve"> </w:t>
       </w:r>
-      <w:hyperlink r:id="rId198">
+      <w:hyperlink r:id="rId195">
         <w:r>
           <w:rPr>
             <w:rStyle w:val="Hyperlink"/>
@@ -41528,32 +41336,7 @@
         <w:pStyle w:val="BodyText"/>
       </w:pPr>
       <w:r>
-        <w:t xml:space="preserve">[24] C. Wang, I. Yeh, H. M. Liao, "YOLOv9: Learning What You Want to Learn Using Programmable Gradient Information," ECCV 2024 / Ultralytics Docs, 2024. [Trực tuyến]. Địa chỉ:</w:t>
-      </w:r>
-      <w:r>
-        <w:t xml:space="preserve"> </w:t>
-      </w:r>
-      <w:hyperlink r:id="rId199">
-        <w:r>
-          <w:rPr>
-            <w:rStyle w:val="Hyperlink"/>
-          </w:rPr>
-          <w:t xml:space="preserve">https://docs.ultralytics.com/models/yolov9/</w:t>
-        </w:r>
-      </w:hyperlink>
-      <w:r>
-        <w:t xml:space="preserve"> </w:t>
-      </w:r>
-      <w:r>
-        <w:t xml:space="preserve">(truy cập ngày 2026-07-19).</w:t>
-      </w:r>
-    </w:p>
-    <w:p>
-      <w:pPr>
-        <w:pStyle w:val="BodyText"/>
-      </w:pPr>
-      <w:r>
-        <w:t xml:space="preserve">[25] A. Wang và cộng sự, "YOLOv10: Real-Time End-to-End Object Detection,"</w:t>
+        <w:t xml:space="preserve">[19] A. Wang và cộng sự, "YOLOv10: Real-Time End-to-End Object Detection,"</w:t>
       </w:r>
       <w:r>
         <w:t xml:space="preserve"> </w:t>
@@ -41574,88 +41357,12 @@
         <w:pStyle w:val="BodyText"/>
       </w:pPr>
       <w:r>
-        <w:t xml:space="preserve">[26] Y. Tian, Q. Ye, D. Doermann, "YOLOv12: Attention-Centric Real-Time Object Detectors,"</w:t>
-      </w:r>
-      <w:r>
-        <w:t xml:space="preserve"> </w:t>
-      </w:r>
-      <w:r>
-        <w:rPr>
-          <w:i/>
-          <w:iCs/>
-        </w:rPr>
-        <w:t xml:space="preserve">arXiv preprint arXiv:2502.12524</w:t>
-      </w:r>
-      <w:r>
-        <w:t xml:space="preserve">, 2025. [Trực tuyến]. Địa chỉ:</w:t>
-      </w:r>
-      <w:r>
-        <w:t xml:space="preserve"> </w:t>
-      </w:r>
-      <w:hyperlink r:id="rId200">
-        <w:r>
-          <w:rPr>
-            <w:rStyle w:val="Hyperlink"/>
-          </w:rPr>
-          <w:t xml:space="preserve">https://arxiv.org/abs/2502.12524</w:t>
-        </w:r>
-      </w:hyperlink>
-      <w:r>
-        <w:t xml:space="preserve"> </w:t>
-      </w:r>
-      <w:r>
-        <w:t xml:space="preserve">(truy cập ngày 2026-07-19).</w:t>
-      </w:r>
-    </w:p>
-    <w:p>
-      <w:pPr>
-        <w:pStyle w:val="BodyText"/>
-      </w:pPr>
-      <w:r>
-        <w:t xml:space="preserve">[27] M. Lei và cộng sự, "YOLOv13: Real-Time Object Detection with Hypergraph-Enhanced Adaptive Visual Perception,"</w:t>
-      </w:r>
-      <w:r>
-        <w:t xml:space="preserve"> </w:t>
-      </w:r>
-      <w:r>
-        <w:rPr>
-          <w:i/>
-          <w:iCs/>
-        </w:rPr>
-        <w:t xml:space="preserve">arXiv preprint arXiv:2506.17733</w:t>
-      </w:r>
-      <w:r>
-        <w:t xml:space="preserve">, 2025. [Trực tuyến]. Địa chỉ:</w:t>
-      </w:r>
-      <w:r>
-        <w:t xml:space="preserve"> </w:t>
-      </w:r>
-      <w:hyperlink r:id="rId201">
-        <w:r>
-          <w:rPr>
-            <w:rStyle w:val="Hyperlink"/>
-          </w:rPr>
-          <w:t xml:space="preserve">https://arxiv.org/abs/2506.17733</w:t>
-        </w:r>
-      </w:hyperlink>
-      <w:r>
-        <w:t xml:space="preserve"> </w:t>
-      </w:r>
-      <w:r>
-        <w:t xml:space="preserve">(truy cập ngày 2026-07-19).</w:t>
-      </w:r>
-    </w:p>
-    <w:p>
-      <w:pPr>
-        <w:pStyle w:val="BodyText"/>
-      </w:pPr>
-      <w:r>
-        <w:t xml:space="preserve">[28] G. Jocher, J. Qiu, M. Liu, S. Lyu, F. C. Akyon, M. E. Kalfaoglu, "Ultralytics YOLO26," Ultralytics, 2025. [Trực tuyến]. Địa chỉ:</w:t>
-      </w:r>
-      <w:r>
-        <w:t xml:space="preserve"> </w:t>
-      </w:r>
-      <w:hyperlink r:id="rId202">
+        <w:t xml:space="preserve">[20] G. Jocher, J. Qiu, M. Liu, S. Lyu, F. C. Akyon, M. E. Kalfaoglu, "Ultralytics YOLO26," Ultralytics, 2025. [Trực tuyến]. Địa chỉ:</w:t>
+      </w:r>
+      <w:r>
+        <w:t xml:space="preserve"> </w:t>
+      </w:r>
+      <w:hyperlink r:id="rId196">
         <w:r>
           <w:rPr>
             <w:rStyle w:val="Hyperlink"/>
@@ -41675,37 +41382,12 @@
         <w:pStyle w:val="BodyText"/>
       </w:pPr>
       <w:r>
-        <w:t xml:space="preserve">[29] R. Laroca, E. V. Cardoso, D. R. Lucio, V. Estevam, D. Menotti, "RodoSol-ALPR dataset — kho mã nguồn chính thức," GitHub, 2022. [Trực tuyến]. Địa chỉ:</w:t>
-      </w:r>
-      <w:r>
-        <w:t xml:space="preserve"> </w:t>
-      </w:r>
-      <w:hyperlink r:id="rId203">
-        <w:r>
-          <w:rPr>
-            <w:rStyle w:val="Hyperlink"/>
-          </w:rPr>
-          <w:t xml:space="preserve">https://github.com/raysonlaroca/rodosol-alpr-dataset</w:t>
-        </w:r>
-      </w:hyperlink>
-      <w:r>
-        <w:t xml:space="preserve"> </w:t>
-      </w:r>
-      <w:r>
-        <w:t xml:space="preserve">(truy cập ngày 2026-07-19).</w:t>
-      </w:r>
-    </w:p>
-    <w:p>
-      <w:pPr>
-        <w:pStyle w:val="BodyText"/>
-      </w:pPr>
-      <w:r>
-        <w:t xml:space="preserve">[30] PaddlePaddle, "Text Recognition Module — PaddleOCR/PaddleX Documentation," PaddleOCR / PaddleX, 2026. [Trực tuyến]. Địa chỉ:</w:t>
-      </w:r>
-      <w:r>
-        <w:t xml:space="preserve"> </w:t>
-      </w:r>
-      <w:hyperlink r:id="rId204">
+        <w:t xml:space="preserve">[21] PaddlePaddle, "Text Recognition Module — PaddleOCR/PaddleX Documentation," PaddleOCR / PaddleX, 2026. [Trực tuyến]. Địa chỉ:</w:t>
+      </w:r>
+      <w:r>
+        <w:t xml:space="preserve"> </w:t>
+      </w:r>
+      <w:hyperlink r:id="rId197">
         <w:r>
           <w:rPr>
             <w:rStyle w:val="Hyperlink"/>
@@ -41725,7 +41407,7 @@
         <w:pStyle w:val="BodyText"/>
       </w:pPr>
       <w:r>
-        <w:t xml:space="preserve">[31] Sutikno, A. Sugiharto, R. Kusumaningrum, "Enhanced Automatic License Plate Detection and Recognition using CLAHE and YOLOv11 for Seat Belt Compliance Detection,"</w:t>
+        <w:t xml:space="preserve">[22] Sutikno, A. Sugiharto, R. Kusumaningrum, "Enhanced Automatic License Plate Detection and Recognition using CLAHE and YOLOv11 for Seat Belt Compliance Detection,"</w:t>
       </w:r>
       <w:r>
         <w:t xml:space="preserve"> </w:t>
@@ -41746,12 +41428,12 @@
         <w:pStyle w:val="BodyText"/>
       </w:pPr>
       <w:r>
-        <w:t xml:space="preserve">[32] Ultralytics, "Intel OpenVINO Export — Ultralytics Docs (ma nguon markdown, day du bang benchmark CPU/GPU/NPU)," GitHub / Ultralytics Docs, 2026. [Trực tuyến]. Địa chỉ:</w:t>
-      </w:r>
-      <w:r>
-        <w:t xml:space="preserve"> </w:t>
-      </w:r>
-      <w:hyperlink r:id="rId205">
+        <w:t xml:space="preserve">[23] Ultralytics, "Intel OpenVINO Export — Ultralytics Docs (ma nguon markdown, day du bang benchmark CPU/GPU/NPU)," GitHub / Ultralytics Docs, 2026. [Trực tuyến]. Địa chỉ:</w:t>
+      </w:r>
+      <w:r>
+        <w:t xml:space="preserve"> </w:t>
+      </w:r>
+      <w:hyperlink r:id="rId198">
         <w:r>
           <w:rPr>
             <w:rStyle w:val="Hyperlink"/>
@@ -41771,12 +41453,12 @@
         <w:pStyle w:val="BodyText"/>
       </w:pPr>
       <w:r>
-        <w:t xml:space="preserve">[33] Microsoft ONNX Runtime, "Thread management — ONNX Runtime Performance Tuning (intra/inter op threads, spinning, NUMA)," Microsoft, 2025. [Trực tuyến]. Địa chỉ:</w:t>
-      </w:r>
-      <w:r>
-        <w:t xml:space="preserve"> </w:t>
-      </w:r>
-      <w:hyperlink r:id="rId206">
+        <w:t xml:space="preserve">[24] Microsoft ONNX Runtime, "Thread management — ONNX Runtime Performance Tuning (intra/inter op threads, spinning, NUMA)," Microsoft, 2025. [Trực tuyến]. Địa chỉ:</w:t>
+      </w:r>
+      <w:r>
+        <w:t xml:space="preserve"> </w:t>
+      </w:r>
+      <w:hyperlink r:id="rId199">
         <w:r>
           <w:rPr>
             <w:rStyle w:val="Hyperlink"/>
@@ -41796,8 +41478,8 @@
         <w:br w:type="page"/>
       </w:r>
     </w:p>
-    <w:bookmarkEnd w:id="207"/>
-    <w:bookmarkStart w:id="234" w:name="phụ-lục"/>
+    <w:bookmarkEnd w:id="200"/>
+    <w:bookmarkStart w:id="227" w:name="phụ-lục"/>
     <w:p>
       <w:pPr>
         <w:pStyle w:val="Heading1"/>
@@ -41853,7 +41535,7 @@
         </w:pict>
       </w:r>
     </w:p>
-    <w:bookmarkStart w:id="210" w:name="phụ-lục-a-mã-nguồn"/>
+    <w:bookmarkStart w:id="203" w:name="phụ-lục-a-mã-nguồn"/>
     <w:p>
       <w:pPr>
         <w:pStyle w:val="Heading2"/>
@@ -41862,7 +41544,7 @@
         <w:t xml:space="preserve">Phụ lục A. Mã nguồn</w:t>
       </w:r>
     </w:p>
-    <w:bookmarkStart w:id="208" w:name="a1-quy-mô"/>
+    <w:bookmarkStart w:id="201" w:name="a1-quy-mô"/>
     <w:p>
       <w:pPr>
         <w:pStyle w:val="Heading3"/>
@@ -42526,8 +42208,8 @@
         <w:t xml:space="preserve">trong Chương 5 phải sinh ra được bằng một lệnh chạy lại được.</w:t>
       </w:r>
     </w:p>
-    <w:bookmarkEnd w:id="208"/>
-    <w:bookmarkStart w:id="209" w:name="a2-tổ-chức-thư-mục"/>
+    <w:bookmarkEnd w:id="201"/>
+    <w:bookmarkStart w:id="202" w:name="a2-tổ-chức-thư-mục"/>
     <w:p>
       <w:pPr>
         <w:pStyle w:val="Heading3"/>
@@ -42802,9 +42484,9 @@
         </w:pict>
       </w:r>
     </w:p>
-    <w:bookmarkEnd w:id="209"/>
-    <w:bookmarkEnd w:id="210"/>
-    <w:bookmarkStart w:id="211" w:name="phụ-lục-b-siêu-tham-số-huấn-luyện"/>
+    <w:bookmarkEnd w:id="202"/>
+    <w:bookmarkEnd w:id="203"/>
+    <w:bookmarkStart w:id="204" w:name="phụ-lục-b-siêu-tham-số-huấn-luyện"/>
     <w:p>
       <w:pPr>
         <w:pStyle w:val="Heading2"/>
@@ -43976,8 +43658,8 @@
         </w:pict>
       </w:r>
     </w:p>
-    <w:bookmarkEnd w:id="211"/>
-    <w:bookmarkStart w:id="213" w:name="phụ-lục-c-bộ-dữ-liệu"/>
+    <w:bookmarkEnd w:id="204"/>
+    <w:bookmarkStart w:id="206" w:name="phụ-lục-c-bộ-dữ-liệu"/>
     <w:p>
       <w:pPr>
         <w:pStyle w:val="Heading2"/>
@@ -43986,7 +43668,7 @@
         <w:t xml:space="preserve">Phụ lục C. Bộ dữ liệu</w:t>
       </w:r>
     </w:p>
-    <w:bookmarkStart w:id="212" w:name="Xf13a66160a76b51942284da13ebd03c025f7130"/>
+    <w:bookmarkStart w:id="205" w:name="Xf13a66160a76b51942284da13ebd03c025f7130"/>
     <w:p>
       <w:pPr>
         <w:pStyle w:val="Heading3"/>
@@ -44956,9 +44638,9 @@
         <w:t xml:space="preserve">, và điều này được nêu nhất quán ở mục 4.4.2 và 6.3.1.</w:t>
       </w:r>
     </w:p>
-    <w:bookmarkEnd w:id="212"/>
-    <w:bookmarkEnd w:id="213"/>
-    <w:bookmarkStart w:id="218" w:name="phụ-lục-d-hướng-dẫn-cài-đặt-và-chạy"/>
+    <w:bookmarkEnd w:id="205"/>
+    <w:bookmarkEnd w:id="206"/>
+    <w:bookmarkStart w:id="211" w:name="phụ-lục-d-hướng-dẫn-cài-đặt-và-chạy"/>
     <w:p>
       <w:pPr>
         <w:pStyle w:val="Heading2"/>
@@ -44967,7 +44649,7 @@
         <w:t xml:space="preserve">Phụ lục D. Hướng dẫn cài đặt và chạy</w:t>
       </w:r>
     </w:p>
-    <w:bookmarkStart w:id="214" w:name="d1-yêu-cầu"/>
+    <w:bookmarkStart w:id="207" w:name="d1-yêu-cầu"/>
     <w:p>
       <w:pPr>
         <w:pStyle w:val="Heading3"/>
@@ -45144,8 +44826,8 @@
         </w:tc>
       </w:tr>
     </w:tbl>
-    <w:bookmarkEnd w:id="214"/>
-    <w:bookmarkStart w:id="215" w:name="d2-chạy-bằng-docker-compose-khuyến-nghị"/>
+    <w:bookmarkEnd w:id="207"/>
+    <w:bookmarkStart w:id="208" w:name="d2-chạy-bằng-docker-compose-khuyến-nghị"/>
     <w:p>
       <w:pPr>
         <w:pStyle w:val="Heading3"/>
@@ -45454,8 +45136,8 @@
         <w:t xml:space="preserve">, trình bày ở mục 4.7.4.</w:t>
       </w:r>
     </w:p>
-    <w:bookmarkEnd w:id="215"/>
-    <w:bookmarkStart w:id="216" w:name="d3-chạy-trực-tiếp-không-dùng-docker"/>
+    <w:bookmarkEnd w:id="208"/>
+    <w:bookmarkStart w:id="209" w:name="d3-chạy-trực-tiếp-không-dùng-docker"/>
     <w:p>
       <w:pPr>
         <w:pStyle w:val="Heading3"/>
@@ -45689,8 +45371,8 @@
         <w:t xml:space="preserve">học sâu — trình bày ở mục 4.3.2. Gộp chúng lại sẽ hỏng.</w:t>
       </w:r>
     </w:p>
-    <w:bookmarkEnd w:id="216"/>
-    <w:bookmarkStart w:id="217" w:name="d4-biến-môi-trường-đáng-chú-ý"/>
+    <w:bookmarkEnd w:id="209"/>
+    <w:bookmarkStart w:id="210" w:name="d4-biến-môi-trường-đáng-chú-ý"/>
     <w:p>
       <w:pPr>
         <w:pStyle w:val="Heading3"/>
@@ -46014,9 +45696,9 @@
         </w:pict>
       </w:r>
     </w:p>
-    <w:bookmarkEnd w:id="217"/>
-    <w:bookmarkEnd w:id="218"/>
-    <w:bookmarkStart w:id="221" w:name="phụ-lục-e-kết-quả-kiểm-thử"/>
+    <w:bookmarkEnd w:id="210"/>
+    <w:bookmarkEnd w:id="211"/>
+    <w:bookmarkStart w:id="214" w:name="phụ-lục-e-kết-quả-kiểm-thử"/>
     <w:p>
       <w:pPr>
         <w:pStyle w:val="Heading2"/>
@@ -46025,7 +45707,7 @@
         <w:t xml:space="preserve">Phụ lục E. Kết quả kiểm thử</w:t>
       </w:r>
     </w:p>
-    <w:bookmarkStart w:id="219" w:name="e1-tổng-hợp"/>
+    <w:bookmarkStart w:id="212" w:name="e1-tổng-hợp"/>
     <w:p>
       <w:pPr>
         <w:pStyle w:val="Heading3"/>
@@ -46259,8 +45941,8 @@
         </w:tc>
       </w:tr>
     </w:tbl>
-    <w:bookmarkEnd w:id="219"/>
-    <w:bookmarkStart w:id="220" w:name="e2-phân-nhóm"/>
+    <w:bookmarkEnd w:id="212"/>
+    <w:bookmarkStart w:id="213" w:name="e2-phân-nhóm"/>
     <w:p>
       <w:pPr>
         <w:pStyle w:val="Heading3"/>
@@ -46506,9 +46188,9 @@
         </w:pict>
       </w:r>
     </w:p>
-    <w:bookmarkEnd w:id="220"/>
-    <w:bookmarkEnd w:id="221"/>
-    <w:bookmarkStart w:id="224" w:name="Xb0ecaefd567621d8f4fd0ba4686066ee0905bcc"/>
+    <w:bookmarkEnd w:id="213"/>
+    <w:bookmarkEnd w:id="214"/>
+    <w:bookmarkStart w:id="217" w:name="Xb0ecaefd567621d8f4fd0ba4686066ee0905bcc"/>
     <w:p>
       <w:pPr>
         <w:pStyle w:val="Heading2"/>
@@ -46517,7 +46199,7 @@
         <w:t xml:space="preserve">Phụ lục F. Giao diện lập trình và cấu hình triển khai</w:t>
       </w:r>
     </w:p>
-    <w:bookmarkStart w:id="222" w:name="f1-danh-sách-endpoint"/>
+    <w:bookmarkStart w:id="215" w:name="f1-danh-sách-endpoint"/>
     <w:p>
       <w:pPr>
         <w:pStyle w:val="Heading3"/>
@@ -47194,8 +46876,8 @@
         <w:t xml:space="preserve">, nên nó không bao giờ lệch với mã nguồn.</w:t>
       </w:r>
     </w:p>
-    <w:bookmarkEnd w:id="222"/>
-    <w:bookmarkStart w:id="223" w:name="f2-cấu-hình-docker-compose"/>
+    <w:bookmarkEnd w:id="215"/>
+    <w:bookmarkStart w:id="216" w:name="f2-cấu-hình-docker-compose"/>
     <w:p>
       <w:pPr>
         <w:pStyle w:val="Heading3"/>
@@ -47591,9 +47273,9 @@
         </w:pict>
       </w:r>
     </w:p>
-    <w:bookmarkEnd w:id="223"/>
-    <w:bookmarkEnd w:id="224"/>
-    <w:bookmarkStart w:id="231" w:name="Xf4fdfdb0582bdca8adb9305f82cdbfca4c61ab6"/>
+    <w:bookmarkEnd w:id="216"/>
+    <w:bookmarkEnd w:id="217"/>
+    <w:bookmarkStart w:id="224" w:name="Xf4fdfdb0582bdca8adb9305f82cdbfca4c61ab6"/>
     <w:p>
       <w:pPr>
         <w:pStyle w:val="Heading2"/>
@@ -47648,7 +47330,7 @@
         </w:pict>
       </w:r>
     </w:p>
-    <w:bookmarkStart w:id="226" w:name="h2-bảng-34-yêu-cầu-chức-năng"/>
+    <w:bookmarkStart w:id="219" w:name="h2-bảng-34-yêu-cầu-chức-năng"/>
     <w:p>
       <w:pPr>
         <w:pStyle w:val="Heading3"/>
@@ -47977,11 +47659,11 @@
       <w:pPr>
         <w:pStyle w:val="Heading3"/>
       </w:pPr>
-      <w:bookmarkStart w:id="225" w:name="Xd671551d4f61d4e06f074a24ca13000a5b221b1"/>
+      <w:bookmarkStart w:id="218" w:name="Xd671551d4f61d4e06f074a24ca13000a5b221b1"/>
       <w:r>
         <w:t xml:space="preserve">Bốn yêu cầu mức Won't và hai đợt thu gọn phạm vi ngày 2026-07-20</w:t>
       </w:r>
-      <w:bookmarkEnd w:id="225"/>
+      <w:bookmarkEnd w:id="218"/>
     </w:p>
     <w:p>
       <w:pPr>
@@ -48219,8 +47901,8 @@
         </w:pict>
       </w:r>
     </w:p>
-    <w:bookmarkEnd w:id="226"/>
-    <w:bookmarkStart w:id="230" w:name="h3-bảng-chỉ-tiêu-phi-chức-năng"/>
+    <w:bookmarkEnd w:id="219"/>
+    <w:bookmarkStart w:id="223" w:name="h3-bảng-chỉ-tiêu-phi-chức-năng"/>
     <w:p>
       <w:pPr>
         <w:pStyle w:val="Heading3"/>
@@ -48237,7 +47919,7 @@
         <w:t xml:space="preserve">Bảy nhóm: hiệu năng (NFR-P), độ chính xác (NFR-A), tin cậy (NFR-R), khả dụng (NFR-U), bảo trì (NFR-M), bảo mật (NFR-S), tương thích – triển khai (NFR-C), mở rộng (NFR-SC).</w:t>
       </w:r>
     </w:p>
-    <w:bookmarkStart w:id="227" w:name="X3880515f8fbb8abfa7d57c19e291cacf82ef4a6"/>
+    <w:bookmarkStart w:id="220" w:name="X3880515f8fbb8abfa7d57c19e291cacf82ef4a6"/>
     <w:p>
       <w:pPr>
         <w:pStyle w:val="Heading4"/>
@@ -48353,10 +48035,10 @@
         <w:t xml:space="preserve"> </w:t>
       </w:r>
       <w:r>
-        <w:t xml:space="preserve">(104,61 → 28,02 ms) [32]</w:t>
-      </w:r>
-      <w:r>
-        <w:t xml:space="preserve">, lợi ích lớn nhất đúng ở phân khúc mô hình nhỏ [33]</w:t>
+        <w:t xml:space="preserve">(104,61 → 28,02 ms) [23]</w:t>
+      </w:r>
+      <w:r>
+        <w:t xml:space="preserve">, lợi ích lớn nhất đúng ở phân khúc mô hình nhỏ [24]</w:t>
       </w:r>
       <w:r>
         <w:t xml:space="preserve">; và nó buộc phương pháp công bố chặt hơn — quy tắc CON-06:</w:t>
@@ -48421,8 +48103,8 @@
         <w:t xml:space="preserve">, không có ý nghĩa thống kê; nhóm thực hiện chỉ dùng cột thời gian và cố ý lược bỏ cột độ chính xác.</w:t>
       </w:r>
     </w:p>
-    <w:bookmarkEnd w:id="227"/>
-    <w:bookmarkStart w:id="228" w:name="X223de23e0d838ff891bdf6bdc5276f58b2d523c"/>
+    <w:bookmarkEnd w:id="220"/>
+    <w:bookmarkStart w:id="221" w:name="X223de23e0d838ff891bdf6bdc5276f58b2d523c"/>
     <w:p>
       <w:pPr>
         <w:pStyle w:val="Heading4"/>
@@ -49462,8 +49144,8 @@
         <w:t xml:space="preserve">— báo cáo theo điều kiện ảnh nếu bộ dữ liệu có nhãn phù hợp.</w:t>
       </w:r>
     </w:p>
-    <w:bookmarkEnd w:id="228"/>
-    <w:bookmarkStart w:id="229" w:name="c-các-nhóm-yêu-cầu-phi-chức-năng-còn-lại"/>
+    <w:bookmarkEnd w:id="221"/>
+    <w:bookmarkStart w:id="222" w:name="c-các-nhóm-yêu-cầu-phi-chức-năng-còn-lại"/>
     <w:p>
       <w:pPr>
         <w:pStyle w:val="Heading4"/>
@@ -49644,10 +49326,10 @@
         </w:pict>
       </w:r>
     </w:p>
-    <w:bookmarkEnd w:id="229"/>
-    <w:bookmarkEnd w:id="230"/>
-    <w:bookmarkEnd w:id="231"/>
-    <w:bookmarkStart w:id="233" w:name="Xca8a6b0a1c163d0021c70a30659365938cfbbe3"/>
+    <w:bookmarkEnd w:id="222"/>
+    <w:bookmarkEnd w:id="223"/>
+    <w:bookmarkEnd w:id="224"/>
+    <w:bookmarkStart w:id="226" w:name="Xca8a6b0a1c163d0021c70a30659365938cfbbe3"/>
     <w:p>
       <w:pPr>
         <w:pStyle w:val="Heading2"/>
@@ -49712,7 +49394,7 @@
         </w:pict>
       </w:r>
     </w:p>
-    <w:bookmarkStart w:id="232" w:name="o2-danh-mục-báo-cáo-đo-dạng-json"/>
+    <w:bookmarkStart w:id="225" w:name="o2-danh-mục-báo-cáo-đo-dạng-json"/>
     <w:p>
       <w:pPr>
         <w:pStyle w:val="Heading3"/>
@@ -50659,9 +50341,9 @@
         <w:br w:type="page"/>
       </w:r>
     </w:p>
-    <w:bookmarkEnd w:id="232"/>
-    <w:bookmarkEnd w:id="233"/>
-    <w:bookmarkEnd w:id="234"/>
+    <w:bookmarkEnd w:id="225"/>
+    <w:bookmarkEnd w:id="226"/>
+    <w:bookmarkEnd w:id="227"/>
     <w:sectPr>
       <w:footnotePr>
         <w:numRestart w:val="eachSect"/>

--- a/docs/papers/thesis-full.docx
+++ b/docs/papers/thesis-full.docx
@@ -4839,36 +4839,7 @@
           <w:b/>
           <w:bCs/>
         </w:rPr>
-        <w:t xml:space="preserve">1.002 test thu thập / 1.001 đạt / 1</w:t>
-      </w:r>
-      <w:r>
-        <w:rPr>
-          <w:b/>
-          <w:bCs/>
-        </w:rPr>
-        <w:t xml:space="preserve"> </w:t>
-      </w:r>
-      <w:r>
-        <w:rPr>
-          <w:rStyle w:val="VerbatimChar"/>
-          <w:b/>
-          <w:bCs/>
-        </w:rPr>
-        <w:t xml:space="preserve">xfail</w:t>
-      </w:r>
-      <w:r>
-        <w:rPr>
-          <w:b/>
-          <w:bCs/>
-        </w:rPr>
-        <w:t xml:space="preserve"> </w:t>
-      </w:r>
-      <w:r>
-        <w:rPr>
-          <w:b/>
-          <w:bCs/>
-        </w:rPr>
-        <w:t xml:space="preserve">/ 0 thất bại</w:t>
+        <w:t xml:space="preserve">1.002 test thu thập / 1.002 đạt / 0 thất bại</w:t>
       </w:r>
       <w:r>
         <w:t xml:space="preserve">. Khảo sát cho thấy mã nguồn mở ALPR Việt Nam chủ yếu là script rời rạc</w:t>
@@ -38782,7 +38753,7 @@
           <w:b/>
           <w:bCs/>
         </w:rPr>
-        <w:t xml:space="preserve">1.001/1.002</w:t>
+        <w:t xml:space="preserve">1.002/1.002</w:t>
       </w:r>
       <w:r>
         <w:t xml:space="preserve"> </w:t>
@@ -45822,7 +45793,7 @@
                 <w:b/>
                 <w:bCs/>
               </w:rPr>
-              <w:t xml:space="preserve">1.001</w:t>
+              <w:t xml:space="preserve">1.002</w:t>
             </w:r>
           </w:p>
         </w:tc>
@@ -45848,18 +45819,18 @@
                 <w:i/>
                 <w:iCs/>
               </w:rPr>
-              <w:t xml:space="preserve">(dự kiến hỏng, có ghi lý do)</w:t>
-            </w:r>
-          </w:p>
-        </w:tc>
-        <w:tc>
-          <w:tcPr/>
-          <w:p>
-            <w:pPr>
-              <w:pStyle w:val="Compact"/>
-            </w:pPr>
-            <w:r>
-              <w:t xml:space="preserve">1</w:t>
+              <w:t xml:space="preserve">(dự kiến hỏng)</w:t>
+            </w:r>
+          </w:p>
+        </w:tc>
+        <w:tc>
+          <w:tcPr/>
+          <w:p>
+            <w:pPr>
+              <w:pStyle w:val="Compact"/>
+            </w:pPr>
+            <w:r>
+              <w:t xml:space="preserve">0</w:t>
             </w:r>
           </w:p>
         </w:tc>

--- a/docs/papers/thesis-full.docx
+++ b/docs/papers/thesis-full.docx
@@ -25022,7 +25022,7 @@
     </w:p>
     <w:bookmarkEnd w:id="134"/>
     <w:bookmarkEnd w:id="135"/>
-    <w:bookmarkStart w:id="175" w:name="chương-5-thực-nghiệm-và-đánh-giá"/>
+    <w:bookmarkStart w:id="176" w:name="chương-5-thực-nghiệm-và-đánh-giá"/>
     <w:p>
       <w:pPr>
         <w:pStyle w:val="Heading1"/>
@@ -27794,7 +27794,7 @@
         <w:t xml:space="preserve"> </w:t>
       </w:r>
       <w:r>
-        <w:t xml:space="preserve">tại ngưỡng confidence 0,25; đối chiếu ở Bảng 5.11. Ba lưu ý: (1)</w:t>
+        <w:t xml:space="preserve">tại ngưỡng confidence 0,25; đối chiếu ở Bảng 5.13. Ba lưu ý: (1)</w:t>
       </w:r>
       <w:r>
         <w:t xml:space="preserve"> </w:t>
@@ -31905,7 +31905,7 @@
     </w:p>
     <w:bookmarkEnd w:id="159"/>
     <w:bookmarkEnd w:id="160"/>
-    <w:bookmarkStart w:id="167" w:name="X80f1806dda35f26f045f00afe70db30e7a77d2b"/>
+    <w:bookmarkStart w:id="168" w:name="X80f1806dda35f26f045f00afe70db30e7a77d2b"/>
     <w:p>
       <w:pPr>
         <w:pStyle w:val="Heading2"/>
@@ -33415,7 +33415,39 @@
         <w:t xml:space="preserve">15–23%</w:t>
       </w:r>
       <w:r>
-        <w:t xml:space="preserve">, khác hẳn kết luận cũ "chỉ giảm tối đa 6,7%"; và vì NFR-P1 mới đạt sàn còn NFR-P2 trượt cả sàn (2,379 FPS, sàn 3), tối ưu hiệu năng nằm trên đường tới chỉ tiêu chứ không chỉ là</w:t>
+        <w:t xml:space="preserve">, khác hẳn kết luận cũ "chỉ giảm tối đa 6,7%". Dự đoán này</w:t>
+      </w:r>
+      <w:r>
+        <w:t xml:space="preserve"> </w:t>
+      </w:r>
+      <w:r>
+        <w:rPr>
+          <w:b/>
+          <w:bCs/>
+        </w:rPr>
+        <w:t xml:space="preserve">đã được kiểm chứng</w:t>
+      </w:r>
+      <w:r>
+        <w:t xml:space="preserve"> </w:t>
+      </w:r>
+      <w:r>
+        <w:t xml:space="preserve">ở 5.6.3: OpenVINO nhanh 1,57× ở tầng bộ phát hiện và nâng thông lượng đầu cuối</w:t>
+      </w:r>
+      <w:r>
+        <w:t xml:space="preserve"> </w:t>
+      </w:r>
+      <w:r>
+        <w:rPr>
+          <w:b/>
+          <w:bCs/>
+        </w:rPr>
+        <w:t xml:space="preserve">+20,0%</w:t>
+      </w:r>
+      <w:r>
+        <w:t xml:space="preserve"> </w:t>
+      </w:r>
+      <w:r>
+        <w:t xml:space="preserve">— nằm trong khoảng dự đoán. Vì NFR-P1 mới đạt sàn, tối ưu hiệu năng vẫn nằm trên đường tới chỉ tiêu chứ không chỉ là</w:t>
       </w:r>
       <w:r>
         <w:t xml:space="preserve"> </w:t>
@@ -33432,7 +33464,7 @@
       </w:r>
     </w:p>
     <w:bookmarkEnd w:id="162"/>
-    <w:bookmarkStart w:id="163" w:name="X68932b37c053ede4dda811118f2d10fcf6be626"/>
+    <w:bookmarkStart w:id="164" w:name="X68932b37c053ede4dda811118f2d10fcf6be626"/>
     <w:p>
       <w:pPr>
         <w:pStyle w:val="Heading3"/>
@@ -33446,488 +33478,29 @@
         <w:pStyle w:val="FirstParagraph"/>
       </w:pPr>
       <w:r>
-        <w:rPr>
-          <w:b/>
-          <w:bCs/>
-        </w:rPr>
-        <w:t xml:space="preserve">Phép so sánh này</w:t>
-      </w:r>
-      <w:r>
-        <w:rPr>
-          <w:b/>
-          <w:bCs/>
-        </w:rPr>
-        <w:t xml:space="preserve"> </w:t>
-      </w:r>
-      <w:r>
-        <w:rPr>
-          <w:b/>
-          <w:bCs/>
-          <w:i/>
-          <w:iCs/>
-        </w:rPr>
-        <w:t xml:space="preserve">chưa được thực hiện</w:t>
-      </w:r>
-      <w:r>
-        <w:rPr>
-          <w:b/>
-          <w:bCs/>
-        </w:rPr>
+        <w:t xml:space="preserve">Nhóm thực hiện xuất mô hình sang cả hai định dạng rồi đo trên 50 ảnh thật của tập kiểm tra, 50 lượt suy luận mỗi nền tảng, 5 lượt làm nóng bị bỏ,</w:t>
+      </w:r>
+      <w:r>
+        <w:t xml:space="preserve"> </w:t>
+      </w:r>
+      <w:r>
+        <w:rPr>
+          <w:rStyle w:val="VerbatimChar"/>
+        </w:rPr>
+        <w:t xml:space="preserve">imgsz = 640</w:t>
+      </w:r>
+      <w:r>
+        <w:t xml:space="preserve">, batch = 1 [23]</w:t>
+      </w:r>
+      <w:r>
+        <w:t xml:space="preserve"> </w:t>
+      </w:r>
+      <w:r>
+        <w:t xml:space="preserve">[24]</w:t>
+      </w:r>
+      <w:r>
         <w:t xml:space="preserve">.</w:t>
       </w:r>
-      <w:r>
-        <w:t xml:space="preserve"> </w:t>
-      </w:r>
-      <w:r>
-        <w:t xml:space="preserve">Lượt</w:t>
-      </w:r>
-      <w:r>
-        <w:t xml:space="preserve"> </w:t>
-      </w:r>
-      <w:r>
-        <w:rPr>
-          <w:rStyle w:val="VerbatimChar"/>
-        </w:rPr>
-        <w:t xml:space="preserve">benchmark_cpu --backends pytorch onnx openvino</w:t>
-      </w:r>
-      <w:r>
-        <w:t xml:space="preserve"> </w:t>
-      </w:r>
-      <w:r>
-        <w:rPr>
-          <w:b/>
-          <w:bCs/>
-        </w:rPr>
-        <w:t xml:space="preserve">chưa chạy</w:t>
-      </w:r>
-      <w:r>
-        <w:t xml:space="preserve">, nên độ trễ riêng bộ phát hiện, mức tăng tốc so với PyTorch và phần trăm cải thiện đầu cuối của hai nền tảng suy luận kia đều</w:t>
-      </w:r>
-      <w:r>
-        <w:t xml:space="preserve"> </w:t>
-      </w:r>
-      <w:r>
-        <w:rPr>
-          <w:b/>
-          <w:bCs/>
-        </w:rPr>
-        <w:t xml:space="preserve">chưa có số</w:t>
-      </w:r>
-      <w:r>
-        <w:t xml:space="preserve">. Khi đo, chỉ tiêu</w:t>
-      </w:r>
-      <w:r>
-        <w:t xml:space="preserve"> </w:t>
-      </w:r>
-      <w:hyperlink r:id="rId13">
-        <w:r>
-          <w:rPr>
-            <w:rStyle w:val="Hyperlink"/>
-            <w:b/>
-            <w:bCs/>
-          </w:rPr>
-          <w:t xml:space="preserve">mAP@0.5</w:t>
-        </w:r>
-      </w:hyperlink>
-      <w:r>
-        <w:rPr>
-          <w:b/>
-          <w:bCs/>
-        </w:rPr>
-        <w:t xml:space="preserve"> </w:t>
-      </w:r>
-      <w:r>
-        <w:rPr>
-          <w:b/>
-          <w:bCs/>
-        </w:rPr>
-        <w:t xml:space="preserve">sau khi xuất</w:t>
-      </w:r>
-      <w:r>
-        <w:t xml:space="preserve"> </w:t>
-      </w:r>
-      <w:r>
-        <w:t xml:space="preserve">phải đo cùng lúc để kiểm tra việc chuyển đổi định dạng</w:t>
-      </w:r>
-      <w:r>
-        <w:t xml:space="preserve"> </w:t>
-      </w:r>
-      <w:r>
-        <w:rPr>
-          <w:b/>
-          <w:bCs/>
-        </w:rPr>
-        <w:t xml:space="preserve">không làm suy giảm độ chính xác</w:t>
-      </w:r>
-      <w:r>
-        <w:t xml:space="preserve"> </w:t>
-      </w:r>
-      <w:r>
-        <w:t xml:space="preserve">— nếu có suy giảm thì mức tăng tốc phải được đánh giá như một đánh đổi chứ không phải một khoản lãi. Thí nghiệm vẫn đáng làm dù kết luận đoán trước được từ 5.6.2: nó</w:t>
-      </w:r>
-      <w:r>
-        <w:t xml:space="preserve"> </w:t>
-      </w:r>
-      <w:r>
-        <w:rPr>
-          <w:b/>
-          <w:bCs/>
-        </w:rPr>
-        <w:t xml:space="preserve">kiểm chứng</w:t>
-      </w:r>
-      <w:r>
-        <w:t xml:space="preserve"> </w:t>
-      </w:r>
-      <w:r>
-        <w:t xml:space="preserve">lập luận Amdahl bằng số liệu [23]</w:t>
-      </w:r>
-      <w:r>
-        <w:t xml:space="preserve"> </w:t>
-      </w:r>
-      <w:r>
-        <w:t xml:space="preserve">[24]</w:t>
-      </w:r>
-      <w:r>
-        <w:t xml:space="preserve">.</w:t>
-      </w:r>
-    </w:p>
-    <w:p>
-      <w:pPr>
-        <w:pStyle w:val="BlockText"/>
-      </w:pPr>
-      <w:r>
-        <w:rPr>
-          <w:b/>
-          <w:bCs/>
-        </w:rPr>
-        <w:t xml:space="preserve">Tối ưu nền tảng suy luận của bộ phát hiện GIỜ có ý nghĩa, nhưng chưa đủ một mình.</w:t>
-      </w:r>
-      <w:r>
-        <w:t xml:space="preserve"> </w:t>
-      </w:r>
-      <w:r>
-        <w:t xml:space="preserve">Vì NFR-P1</w:t>
-      </w:r>
-      <w:r>
-        <w:t xml:space="preserve"> </w:t>
-      </w:r>
-      <w:r>
-        <w:rPr>
-          <w:b/>
-          <w:bCs/>
-        </w:rPr>
-        <w:t xml:space="preserve">chỉ đạt sàn</w:t>
-      </w:r>
-      <w:r>
-        <w:t xml:space="preserve"> </w:t>
-      </w:r>
-      <w:r>
-        <w:t xml:space="preserve">còn NFR-P2</w:t>
-      </w:r>
-      <w:r>
-        <w:t xml:space="preserve"> </w:t>
-      </w:r>
-      <w:r>
-        <w:rPr>
-          <w:b/>
-          <w:bCs/>
-        </w:rPr>
-        <w:t xml:space="preserve">trượt sàn</w:t>
-      </w:r>
-      <w:r>
-        <w:t xml:space="preserve">, đây không phải dư địa cải thiện thêm mà là đường dẫn tới chỉ tiêu; muốn giảm mạnh hơn thì khối OCR (64,3%) vẫn là mục tiêu lớn nhất.</w:t>
-      </w:r>
-    </w:p>
-    <w:p>
-      <w:pPr>
-        <w:pStyle w:val="FirstParagraph"/>
-      </w:pPr>
-      <w:r>
-        <w:t xml:space="preserve">Bốn hướng tấn công khối OCR theo chi phí tăng dần (chi tiết ở Chương 6):</w:t>
-      </w:r>
-      <w:r>
-        <w:t xml:space="preserve"> </w:t>
-      </w:r>
-      <w:r>
-        <w:rPr>
-          <w:b/>
-          <w:bCs/>
-        </w:rPr>
-        <w:t xml:space="preserve">tắt các giai đoạn không cần thiết của đường ống PaddleOCR</w:t>
-      </w:r>
-      <w:r>
-        <w:t xml:space="preserve">;</w:t>
-      </w:r>
-      <w:r>
-        <w:t xml:space="preserve"> </w:t>
-      </w:r>
-      <w:r>
-        <w:rPr>
-          <w:b/>
-          <w:bCs/>
-        </w:rPr>
-        <w:t xml:space="preserve">bật MKL-DNN và chỉnh số luồng CPU</w:t>
-      </w:r>
-      <w:r>
-        <w:t xml:space="preserve">;</w:t>
-      </w:r>
-      <w:r>
-        <w:t xml:space="preserve"> </w:t>
-      </w:r>
-      <w:r>
-        <w:rPr>
-          <w:b/>
-          <w:bCs/>
-        </w:rPr>
-        <w:t xml:space="preserve">xuất mô hình nhận dạng sang ONNX Runtime</w:t>
-      </w:r>
-      <w:r>
-        <w:t xml:space="preserve">;</w:t>
-      </w:r>
-      <w:r>
-        <w:t xml:space="preserve"> </w:t>
-      </w:r>
-      <w:r>
-        <w:rPr>
-          <w:b/>
-          <w:bCs/>
-        </w:rPr>
-        <w:t xml:space="preserve">thay bằng mô hình nhận dạng chuyên cho biển số</w:t>
-      </w:r>
-      <w:r>
-        <w:t xml:space="preserve"> </w:t>
-      </w:r>
-      <w:r>
-        <w:t xml:space="preserve">huấn luyện trên tập ký tự hẹp — tiềm năng lớn nhất, tốn công nhất.</w:t>
-      </w:r>
-    </w:p>
-    <w:bookmarkEnd w:id="163"/>
-    <w:bookmarkStart w:id="164" w:name="Xa16846ff2631b69bf1ae5e24086a9e3dfbfd168"/>
-    <w:p>
-      <w:pPr>
-        <w:pStyle w:val="Heading3"/>
-      </w:pPr>
-      <w:r>
-        <w:t xml:space="preserve">5.6.4. Chế độ webcam (tầng API) và xử lý video (NFR-P2, NFR-P3)</w:t>
-      </w:r>
-    </w:p>
-    <w:p>
-      <w:pPr>
-        <w:pStyle w:val="FirstParagraph"/>
-      </w:pPr>
-      <w:r>
-        <w:rPr>
-          <w:b/>
-          <w:bCs/>
-        </w:rPr>
-        <w:t xml:space="preserve">NFR-P2 không đạt (2,379 FPS; sàn 3, mục tiêu 5), nguyên nhân không phải tốc độ trung bình mà là</w:t>
-      </w:r>
-      <w:r>
-        <w:rPr>
-          <w:b/>
-          <w:bCs/>
-        </w:rPr>
-        <w:t xml:space="preserve"> </w:t>
-      </w:r>
-      <w:r>
-        <w:rPr>
-          <w:b/>
-          <w:bCs/>
-          <w:i/>
-          <w:iCs/>
-        </w:rPr>
-        <w:t xml:space="preserve">đuôi phân bố</w:t>
-      </w:r>
-      <w:r>
-        <w:rPr>
-          <w:b/>
-          <w:bCs/>
-        </w:rPr>
-        <w:t xml:space="preserve">.</w:t>
-      </w:r>
-      <w:r>
-        <w:t xml:space="preserve"> </w:t>
-      </w:r>
-      <w:r>
-        <w:t xml:space="preserve">Trung vị mỗi khung chỉ</w:t>
-      </w:r>
-      <w:r>
-        <w:t xml:space="preserve"> </w:t>
-      </w:r>
-      <w:r>
-        <w:rPr>
-          <w:b/>
-          <w:bCs/>
-        </w:rPr>
-        <w:t xml:space="preserve">180,05 ms</w:t>
-      </w:r>
-      <w:r>
-        <w:t xml:space="preserve"> </w:t>
-      </w:r>
-      <w:r>
-        <w:t xml:space="preserve">— tương ứng 5,6 FPS, vượt mục tiêu — nhưng p95 là</w:t>
-      </w:r>
-      <w:r>
-        <w:t xml:space="preserve"> </w:t>
-      </w:r>
-      <w:r>
-        <w:rPr>
-          <w:b/>
-          <w:bCs/>
-        </w:rPr>
-        <w:t xml:space="preserve">1.247,70 ms</w:t>
-      </w:r>
-      <w:r>
-        <w:t xml:space="preserve">, và giao diện thời gian thực dùng</w:t>
-      </w:r>
-      <w:r>
-        <w:t xml:space="preserve"> </w:t>
-      </w:r>
-      <w:r>
-        <w:rPr>
-          <w:b/>
-          <w:bCs/>
-        </w:rPr>
-        <w:t xml:space="preserve">hàng đợi một khe</w:t>
-      </w:r>
-      <w:r>
-        <w:t xml:space="preserve">: chỉ một yêu cầu bay tại một thời điểm, khung sinh ra trong lúc chờ bị bỏ thay vì xếp hàng; ở kỷ luật đó thông lượng bị chi phối bởi những lần chậm nhất. Đuôi ấy chính là bậc thang thử lại (5.5.7) —</w:t>
-      </w:r>
-      <w:r>
-        <w:t xml:space="preserve"> </w:t>
-      </w:r>
-      <w:r>
-        <w:rPr>
-          <w:b/>
-          <w:bCs/>
-        </w:rPr>
-        <w:t xml:space="preserve">đánh đổi đã biết</w:t>
-      </w:r>
-      <w:r>
-        <w:t xml:space="preserve">: cùng cơ chế đó cải thiện thêm 34 biển đọc đúng và đẩy NFR-P1 từ ✅ xuống 🟡. Ngược lại NFR-P3</w:t>
-      </w:r>
-      <w:r>
-        <w:t xml:space="preserve"> </w:t>
-      </w:r>
-      <w:r>
-        <w:rPr>
-          <w:b/>
-          <w:bCs/>
-        </w:rPr>
-        <w:t xml:space="preserve">đạt</w:t>
-      </w:r>
-      <w:r>
-        <w:t xml:space="preserve">: video 14,25 giây xử lý hết</w:t>
-      </w:r>
-      <w:r>
-        <w:t xml:space="preserve"> </w:t>
-      </w:r>
-      <w:r>
-        <w:rPr>
-          <w:b/>
-          <w:bCs/>
-        </w:rPr>
-        <w:t xml:space="preserve">19,1 giây</w:t>
-      </w:r>
-      <w:r>
-        <w:t xml:space="preserve"> </w:t>
-      </w:r>
-      <w:r>
-        <w:t xml:space="preserve">(sàn ≤ 95 s, mục tiêu ≤ 47,5 s), tức</w:t>
-      </w:r>
-      <w:r>
-        <w:t xml:space="preserve"> </w:t>
-      </w:r>
-      <w:r>
-        <w:rPr>
-          <w:b/>
-          <w:bCs/>
-        </w:rPr>
-        <w:t xml:space="preserve">0,746×</w:t>
-      </w:r>
-      <w:r>
-        <w:t xml:space="preserve"> </w:t>
-      </w:r>
-      <w:r>
-        <w:t xml:space="preserve">thời gian thực —</w:t>
-      </w:r>
-      <w:r>
-        <w:t xml:space="preserve"> </w:t>
-      </w:r>
-      <w:r>
-        <w:rPr>
-          <w:b/>
-          <w:bCs/>
-        </w:rPr>
-        <w:t xml:space="preserve">0,546 s mỗi khung phân tích</w:t>
-      </w:r>
-      <w:r>
-        <w:t xml:space="preserve">,</w:t>
-      </w:r>
-      <w:r>
-        <w:t xml:space="preserve"> </w:t>
-      </w:r>
-      <w:r>
-        <w:rPr>
-          <w:rStyle w:val="VerbatimChar"/>
-        </w:rPr>
-        <w:t xml:space="preserve">vid_stride = 5</w:t>
-      </w:r>
-      <w:r>
-        <w:t xml:space="preserve">.</w:t>
-      </w:r>
-    </w:p>
-    <w:bookmarkEnd w:id="164"/>
-    <w:bookmarkStart w:id="165" w:name="X16b4eaa49758ce901c811cabf4d14d88e7a2bfd"/>
-    <w:p>
-      <w:pPr>
-        <w:pStyle w:val="Heading3"/>
-      </w:pPr>
-      <w:r>
-        <w:t xml:space="preserve">5.6.5. Chịu tải, bộ nhớ và độ tin cậy (NFR-SC1, NFR-P4…P7, NFR-R4)</w:t>
-      </w:r>
-    </w:p>
-    <w:p>
-      <w:pPr>
-        <w:pStyle w:val="FirstParagraph"/>
-      </w:pPr>
-      <w:r>
-        <w:rPr>
-          <w:b/>
-          <w:bCs/>
-        </w:rPr>
-        <w:t xml:space="preserve">Mọi chỉ tiêu hiệu năng</w:t>
-      </w:r>
-      <w:r>
-        <w:rPr>
-          <w:b/>
-          <w:bCs/>
-        </w:rPr>
-        <w:t xml:space="preserve"> </w:t>
-      </w:r>
-      <w:r>
-        <w:rPr>
-          <w:b/>
-          <w:bCs/>
-          <w:i/>
-          <w:iCs/>
-        </w:rPr>
-        <w:t xml:space="preserve">ngoài đường xử lý ảnh</w:t>
-      </w:r>
-      <w:r>
-        <w:rPr>
-          <w:b/>
-          <w:bCs/>
-        </w:rPr>
-        <w:t xml:space="preserve"> </w:t>
-      </w:r>
-      <w:r>
-        <w:rPr>
-          <w:b/>
-          <w:bCs/>
-        </w:rPr>
-        <w:t xml:space="preserve">đều đạt với biên rất rộng.</w:t>
-      </w:r>
     </w:p>
     <w:p>
       <w:pPr>
@@ -33944,774 +33517,7 @@
         <w:t xml:space="preserve"> </w:t>
       </w:r>
       <w:r>
-        <w:t xml:space="preserve">Các chỉ tiêu hiệu năng ngoài đường xử lý ảnh</w:t>
-      </w:r>
-    </w:p>
-    <w:tbl>
-      <w:tblPr>
-        <w:tblStyle w:val="Table"/>
-        <w:tblW w:type="auto" w:w="0"/>
-        <w:tblLook w:firstRow="1" w:lastRow="0" w:firstColumn="0" w:lastColumn="0" w:noHBand="0" w:noVBand="0" w:val="0020"/>
-      </w:tblPr>
-      <w:tblGrid>
-        <w:gridCol w:w="1980"/>
-        <w:gridCol w:w="1980"/>
-        <w:gridCol w:w="1980"/>
-        <w:gridCol w:w="1980"/>
-      </w:tblGrid>
-      <w:tr>
-        <w:trPr>
-          <w:tblHeader w:val="on"/>
-        </w:trPr>
-        <w:tc>
-          <w:tcPr/>
-          <w:p>
-            <w:pPr>
-              <w:pStyle w:val="Compact"/>
-            </w:pPr>
-            <w:r>
-              <w:t xml:space="preserve">Chỉ tiêu</w:t>
-            </w:r>
-          </w:p>
-        </w:tc>
-        <w:tc>
-          <w:tcPr/>
-          <w:p>
-            <w:pPr>
-              <w:pStyle w:val="Compact"/>
-              <w:jc w:val="right"/>
-            </w:pPr>
-            <w:r>
-              <w:t xml:space="preserve">Đo được</w:t>
-            </w:r>
-          </w:p>
-        </w:tc>
-        <w:tc>
-          <w:tcPr/>
-          <w:p>
-            <w:pPr>
-              <w:pStyle w:val="Compact"/>
-              <w:jc w:val="right"/>
-            </w:pPr>
-            <w:r>
-              <w:t xml:space="preserve">Ngưỡng</w:t>
-            </w:r>
-          </w:p>
-        </w:tc>
-        <w:tc>
-          <w:tcPr/>
-          <w:p>
-            <w:pPr>
-              <w:pStyle w:val="Compact"/>
-              <w:jc w:val="right"/>
-            </w:pPr>
-            <w:r>
-              <w:t xml:space="preserve">Biên</w:t>
-            </w:r>
-          </w:p>
-        </w:tc>
-      </w:tr>
-      <w:tr>
-        <w:tc>
-          <w:tcPr/>
-          <w:p>
-            <w:pPr>
-              <w:pStyle w:val="Compact"/>
-            </w:pPr>
-            <w:r>
-              <w:t xml:space="preserve">Nạp mô hình</w:t>
-            </w:r>
-          </w:p>
-        </w:tc>
-        <w:tc>
-          <w:tcPr/>
-          <w:p>
-            <w:pPr>
-              <w:pStyle w:val="Compact"/>
-              <w:jc w:val="right"/>
-            </w:pPr>
-            <w:r>
-              <w:rPr>
-                <w:b/>
-                <w:bCs/>
-              </w:rPr>
-              <w:t xml:space="preserve">6,41 s</w:t>
-            </w:r>
-          </w:p>
-        </w:tc>
-        <w:tc>
-          <w:tcPr/>
-          <w:p>
-            <w:pPr>
-              <w:pStyle w:val="Compact"/>
-              <w:jc w:val="right"/>
-            </w:pPr>
-            <w:r>
-              <w:t xml:space="preserve">≤ 30 s</w:t>
-            </w:r>
-          </w:p>
-        </w:tc>
-        <w:tc>
-          <w:tcPr/>
-          <w:p>
-            <w:pPr>
-              <w:pStyle w:val="Compact"/>
-              <w:jc w:val="right"/>
-            </w:pPr>
-            <w:r>
-              <w:t xml:space="preserve">4,7×</w:t>
-            </w:r>
-          </w:p>
-        </w:tc>
-      </w:tr>
-      <w:tr>
-        <w:tc>
-          <w:tcPr/>
-          <w:p>
-            <w:pPr>
-              <w:pStyle w:val="Compact"/>
-            </w:pPr>
-            <w:r>
-              <w:t xml:space="preserve">Khởi động tới khi</w:t>
-            </w:r>
-            <w:r>
-              <w:t xml:space="preserve"> </w:t>
-            </w:r>
-            <w:r>
-              <w:rPr>
-                <w:rStyle w:val="VerbatimChar"/>
-              </w:rPr>
-              <w:t xml:space="preserve">/health</w:t>
-            </w:r>
-            <w:r>
-              <w:t xml:space="preserve"> </w:t>
-            </w:r>
-            <w:r>
-              <w:t xml:space="preserve">sẵn sàng</w:t>
-            </w:r>
-          </w:p>
-        </w:tc>
-        <w:tc>
-          <w:tcPr/>
-          <w:p>
-            <w:pPr>
-              <w:pStyle w:val="Compact"/>
-              <w:jc w:val="right"/>
-            </w:pPr>
-            <w:r>
-              <w:rPr>
-                <w:b/>
-                <w:bCs/>
-              </w:rPr>
-              <w:t xml:space="preserve">8,36 s</w:t>
-            </w:r>
-          </w:p>
-        </w:tc>
-        <w:tc>
-          <w:tcPr/>
-          <w:p>
-            <w:pPr>
-              <w:pStyle w:val="Compact"/>
-              <w:jc w:val="right"/>
-            </w:pPr>
-            <w:r>
-              <w:t xml:space="preserve">≤ 30 s</w:t>
-            </w:r>
-          </w:p>
-        </w:tc>
-        <w:tc>
-          <w:tcPr/>
-          <w:p>
-            <w:pPr>
-              <w:pStyle w:val="Compact"/>
-              <w:jc w:val="right"/>
-            </w:pPr>
-            <w:r>
-              <w:t xml:space="preserve">3,6×</w:t>
-            </w:r>
-          </w:p>
-        </w:tc>
-      </w:tr>
-      <w:tr>
-        <w:tc>
-          <w:tcPr/>
-          <w:p>
-            <w:pPr>
-              <w:pStyle w:val="Compact"/>
-            </w:pPr>
-            <w:r>
-              <w:t xml:space="preserve">Overhead tầng API (p95)</w:t>
-            </w:r>
-          </w:p>
-        </w:tc>
-        <w:tc>
-          <w:tcPr/>
-          <w:p>
-            <w:pPr>
-              <w:pStyle w:val="Compact"/>
-              <w:jc w:val="right"/>
-            </w:pPr>
-            <w:r>
-              <w:rPr>
-                <w:b/>
-                <w:bCs/>
-              </w:rPr>
-              <w:t xml:space="preserve">19,01 ms</w:t>
-            </w:r>
-          </w:p>
-        </w:tc>
-        <w:tc>
-          <w:tcPr/>
-          <w:p>
-            <w:pPr>
-              <w:pStyle w:val="Compact"/>
-              <w:jc w:val="right"/>
-            </w:pPr>
-            <w:r>
-              <w:t xml:space="preserve">≤ 100 ms</w:t>
-            </w:r>
-          </w:p>
-        </w:tc>
-        <w:tc>
-          <w:tcPr/>
-          <w:p>
-            <w:pPr>
-              <w:pStyle w:val="Compact"/>
-              <w:jc w:val="right"/>
-            </w:pPr>
-            <w:r>
-              <w:t xml:space="preserve">5,3×</w:t>
-            </w:r>
-          </w:p>
-        </w:tc>
-      </w:tr>
-      <w:tr>
-        <w:tc>
-          <w:tcPr/>
-          <w:p>
-            <w:pPr>
-              <w:pStyle w:val="Compact"/>
-            </w:pPr>
-            <w:r>
-              <w:t xml:space="preserve">Truy vấn lịch sử 10.000 bản ghi (p95)</w:t>
-            </w:r>
-          </w:p>
-        </w:tc>
-        <w:tc>
-          <w:tcPr/>
-          <w:p>
-            <w:pPr>
-              <w:pStyle w:val="Compact"/>
-              <w:jc w:val="right"/>
-            </w:pPr>
-            <w:r>
-              <w:rPr>
-                <w:b/>
-                <w:bCs/>
-              </w:rPr>
-              <w:t xml:space="preserve">18,71 ms</w:t>
-            </w:r>
-          </w:p>
-        </w:tc>
-        <w:tc>
-          <w:tcPr/>
-          <w:p>
-            <w:pPr>
-              <w:pStyle w:val="Compact"/>
-              <w:jc w:val="right"/>
-            </w:pPr>
-            <w:r>
-              <w:t xml:space="preserve">≤ 500 ms</w:t>
-            </w:r>
-          </w:p>
-        </w:tc>
-        <w:tc>
-          <w:tcPr/>
-          <w:p>
-            <w:pPr>
-              <w:pStyle w:val="Compact"/>
-              <w:jc w:val="right"/>
-            </w:pPr>
-            <w:r>
-              <w:rPr>
-                <w:b/>
-                <w:bCs/>
-              </w:rPr>
-              <w:t xml:space="preserve">~27×</w:t>
-            </w:r>
-          </w:p>
-        </w:tc>
-      </w:tr>
-      <w:tr>
-        <w:tc>
-          <w:tcPr/>
-          <w:p>
-            <w:pPr>
-              <w:pStyle w:val="Compact"/>
-            </w:pPr>
-            <w:r>
-              <w:t xml:space="preserve">Bộ nhớ thường trú — đường ống · máy chủ</w:t>
-            </w:r>
-          </w:p>
-        </w:tc>
-        <w:tc>
-          <w:tcPr/>
-          <w:p>
-            <w:pPr>
-              <w:pStyle w:val="Compact"/>
-              <w:jc w:val="right"/>
-            </w:pPr>
-            <w:r>
-              <w:rPr>
-                <w:b/>
-                <w:bCs/>
-              </w:rPr>
-              <w:t xml:space="preserve">0,759 · 0,806 GB</w:t>
-            </w:r>
-          </w:p>
-        </w:tc>
-        <w:tc>
-          <w:tcPr/>
-          <w:p>
-            <w:pPr>
-              <w:pStyle w:val="Compact"/>
-              <w:jc w:val="right"/>
-            </w:pPr>
-            <w:r>
-              <w:t xml:space="preserve">≤ 4 GB</w:t>
-            </w:r>
-          </w:p>
-        </w:tc>
-        <w:tc>
-          <w:tcPr/>
-          <w:p>
-            <w:pPr>
-              <w:pStyle w:val="Compact"/>
-              <w:jc w:val="right"/>
-            </w:pPr>
-            <w:r>
-              <w:t xml:space="preserve">~5×</w:t>
-            </w:r>
-          </w:p>
-        </w:tc>
-      </w:tr>
-      <w:tr>
-        <w:tc>
-          <w:tcPr/>
-          <w:p>
-            <w:pPr>
-              <w:pStyle w:val="Compact"/>
-            </w:pPr>
-            <w:r>
-              <w:t xml:space="preserve">Yêu cầu đồng thời ổn định</w:t>
-            </w:r>
-          </w:p>
-        </w:tc>
-        <w:tc>
-          <w:tcPr/>
-          <w:p>
-            <w:pPr>
-              <w:pStyle w:val="Compact"/>
-              <w:jc w:val="right"/>
-            </w:pPr>
-            <w:r>
-              <w:rPr>
-                <w:b/>
-                <w:bCs/>
-              </w:rPr>
-              <w:t xml:space="preserve">10</w:t>
-            </w:r>
-          </w:p>
-        </w:tc>
-        <w:tc>
-          <w:tcPr/>
-          <w:p>
-            <w:pPr>
-              <w:pStyle w:val="Compact"/>
-              <w:jc w:val="right"/>
-            </w:pPr>
-            <w:r>
-              <w:t xml:space="preserve">≥ 5</w:t>
-            </w:r>
-          </w:p>
-        </w:tc>
-        <w:tc>
-          <w:tcPr/>
-          <w:p>
-            <w:pPr>
-              <w:pStyle w:val="Compact"/>
-              <w:jc w:val="right"/>
-            </w:pPr>
-            <w:r>
-              <w:t xml:space="preserve">2×</w:t>
-            </w:r>
-          </w:p>
-        </w:tc>
-      </w:tr>
-      <w:tr>
-        <w:tc>
-          <w:tcPr/>
-          <w:p>
-            <w:pPr>
-              <w:pStyle w:val="Compact"/>
-            </w:pPr>
-            <w:r>
-              <w:t xml:space="preserve">Chạy liên tục 15 phút</w:t>
-            </w:r>
-          </w:p>
-        </w:tc>
-        <w:tc>
-          <w:tcPr/>
-          <w:p>
-            <w:pPr>
-              <w:pStyle w:val="Compact"/>
-              <w:jc w:val="right"/>
-            </w:pPr>
-            <w:r>
-              <w:rPr>
-                <w:b/>
-                <w:bCs/>
-              </w:rPr>
-              <w:t xml:space="preserve">100,0% / 2.028 yêu cầu</w:t>
-            </w:r>
-            <w:r>
-              <w:t xml:space="preserve">, bộ nhớ chỉ tăng 0,094 GB</w:t>
-            </w:r>
-          </w:p>
-        </w:tc>
-        <w:tc>
-          <w:tcPr/>
-          <w:p>
-            <w:pPr>
-              <w:pStyle w:val="Compact"/>
-              <w:jc w:val="right"/>
-            </w:pPr>
-            <w:r>
-              <w:t xml:space="preserve">≥ 99%</w:t>
-            </w:r>
-          </w:p>
-        </w:tc>
-        <w:tc>
-          <w:tcPr/>
-          <w:p>
-            <w:pPr>
-              <w:pStyle w:val="Compact"/>
-              <w:jc w:val="right"/>
-            </w:pPr>
-            <w:r>
-              <w:t xml:space="preserve">—</w:t>
-            </w:r>
-          </w:p>
-        </w:tc>
-      </w:tr>
-      <w:tr>
-        <w:tc>
-          <w:tcPr/>
-          <w:p>
-            <w:pPr>
-              <w:pStyle w:val="Compact"/>
-            </w:pPr>
-            <w:r>
-              <w:t xml:space="preserve">Khởi động lại cơ sở dữ liệu</w:t>
-            </w:r>
-          </w:p>
-        </w:tc>
-        <w:tc>
-          <w:tcPr/>
-          <w:p>
-            <w:pPr>
-              <w:pStyle w:val="Compact"/>
-              <w:jc w:val="right"/>
-            </w:pPr>
-            <w:r>
-              <w:rPr>
-                <w:b/>
-                <w:bCs/>
-              </w:rPr>
-              <w:t xml:space="preserve">0/9.031 bản ghi mất</w:t>
-            </w:r>
-          </w:p>
-        </w:tc>
-        <w:tc>
-          <w:tcPr/>
-          <w:p>
-            <w:pPr>
-              <w:pStyle w:val="Compact"/>
-              <w:jc w:val="right"/>
-            </w:pPr>
-            <w:r>
-              <w:t xml:space="preserve">0 mất</w:t>
-            </w:r>
-          </w:p>
-        </w:tc>
-        <w:tc>
-          <w:tcPr/>
-          <w:p>
-            <w:pPr>
-              <w:pStyle w:val="Compact"/>
-              <w:jc w:val="right"/>
-            </w:pPr>
-            <w:r>
-              <w:t xml:space="preserve">—</w:t>
-            </w:r>
-          </w:p>
-        </w:tc>
-      </w:tr>
-    </w:tbl>
-    <w:p>
-      <w:pPr>
-        <w:pStyle w:val="BodyText"/>
-      </w:pPr>
-      <w:r>
-        <w:t xml:space="preserve">Hai dòng cuối là bằng chứng</w:t>
-      </w:r>
-      <w:r>
-        <w:t xml:space="preserve"> </w:t>
-      </w:r>
-      <w:r>
-        <w:rPr>
-          <w:b/>
-          <w:bCs/>
-        </w:rPr>
-        <w:t xml:space="preserve">không rò rỉ bộ nhớ</w:t>
-      </w:r>
-      <w:r>
-        <w:t xml:space="preserve"> </w:t>
-      </w:r>
-      <w:r>
-        <w:t xml:space="preserve">và</w:t>
-      </w:r>
-      <w:r>
-        <w:t xml:space="preserve"> </w:t>
-      </w:r>
-      <w:r>
-        <w:rPr>
-          <w:b/>
-          <w:bCs/>
-        </w:rPr>
-        <w:t xml:space="preserve">không mất dữ liệu</w:t>
-      </w:r>
-      <w:r>
-        <w:t xml:space="preserve">; đối chiếu đầy đủ từng mã chỉ tiêu ở Bảng 5.11.</w:t>
-      </w:r>
-    </w:p>
-    <w:p>
-      <w:pPr>
-        <w:pStyle w:val="BodyText"/>
-      </w:pPr>
-      <w:r>
-        <w:rPr>
-          <w:b/>
-          <w:bCs/>
-        </w:rPr>
-        <w:t xml:space="preserve">Nhưng hai chỉ tiêu trên chính đường xử lý ảnh thì không:</w:t>
-      </w:r>
-      <w:r>
-        <w:t xml:space="preserve"> </w:t>
-      </w:r>
-      <w:r>
-        <w:t xml:space="preserve">NFR-P1 chỉ đạt sàn và</w:t>
-      </w:r>
-      <w:r>
-        <w:t xml:space="preserve"> </w:t>
-      </w:r>
-      <w:r>
-        <w:rPr>
-          <w:b/>
-          <w:bCs/>
-        </w:rPr>
-        <w:t xml:space="preserve">NFR-P2 trượt cả sàn</w:t>
-      </w:r>
-      <w:r>
-        <w:t xml:space="preserve">, cùng nguyên nhân là đuôi độ trễ do bậc thang thử lại.</w:t>
-      </w:r>
-      <w:r>
-        <w:t xml:space="preserve"> </w:t>
-      </w:r>
-      <w:r>
-        <w:rPr>
-          <w:b/>
-          <w:bCs/>
-        </w:rPr>
-        <w:t xml:space="preserve">Kiến trúc phần mềm không còn là vấn đề</w:t>
-      </w:r>
-      <w:r>
-        <w:t xml:space="preserve"> </w:t>
-      </w:r>
-      <w:r>
-        <w:t xml:space="preserve">— tầng API, tầng dữ liệu, bộ nhớ, độ ổn định đều dư biên;</w:t>
-      </w:r>
-      <w:r>
-        <w:t xml:space="preserve"> </w:t>
-      </w:r>
-      <w:r>
-        <w:rPr>
-          <w:b/>
-          <w:bCs/>
-        </w:rPr>
-        <w:t xml:space="preserve">nhưng</w:t>
-      </w:r>
-      <w:r>
-        <w:rPr>
-          <w:b/>
-          <w:bCs/>
-        </w:rPr>
-        <w:t xml:space="preserve"> </w:t>
-      </w:r>
-      <w:r>
-        <w:rPr>
-          <w:b/>
-          <w:bCs/>
-          <w:i/>
-          <w:iCs/>
-        </w:rPr>
-        <w:t xml:space="preserve">độ trễ suy luận</w:t>
-      </w:r>
-      <w:r>
-        <w:rPr>
-          <w:b/>
-          <w:bCs/>
-        </w:rPr>
-        <w:t xml:space="preserve"> </w:t>
-      </w:r>
-      <w:r>
-        <w:rPr>
-          <w:b/>
-          <w:bCs/>
-        </w:rPr>
-        <w:t xml:space="preserve">thì vẫn là vấn đề</w:t>
-      </w:r>
-      <w:r>
-        <w:t xml:space="preserve">. Hai nhánh đi tiếp: nâng</w:t>
-      </w:r>
-      <w:r>
-        <w:t xml:space="preserve"> </w:t>
-      </w:r>
-      <w:r>
-        <w:rPr>
-          <w:i/>
-          <w:iCs/>
-        </w:rPr>
-        <w:t xml:space="preserve">độ chính xác</w:t>
-      </w:r>
-      <w:r>
-        <w:t xml:space="preserve"> </w:t>
-      </w:r>
-      <w:r>
-        <w:t xml:space="preserve">OCR biển hai dòng (5.5), và cắt</w:t>
-      </w:r>
-      <w:r>
-        <w:t xml:space="preserve"> </w:t>
-      </w:r>
-      <w:r>
-        <w:rPr>
-          <w:i/>
-          <w:iCs/>
-        </w:rPr>
-        <w:t xml:space="preserve">đuôi độ trễ</w:t>
-      </w:r>
-      <w:r>
-        <w:t xml:space="preserve"> </w:t>
-      </w:r>
-      <w:r>
-        <w:t xml:space="preserve">— đặt trần thời gian cho bậc thang, hoặc chỉ chạy nó ở chế độ ảnh tĩnh.</w:t>
-      </w:r>
-    </w:p>
-    <w:bookmarkEnd w:id="165"/>
-    <w:bookmarkStart w:id="166" w:name="Xdf1c6e2ee323a9d334463601a721b6529b38291"/>
-    <w:p>
-      <w:pPr>
-        <w:pStyle w:val="Heading3"/>
-      </w:pPr>
-      <w:r>
-        <w:t xml:space="preserve">5.6.6. Ảnh hưởng của việc bỏ bước phát hiện chữ trong PaddleOCR</w:t>
-      </w:r>
-    </w:p>
-    <w:p>
-      <w:pPr>
-        <w:pStyle w:val="FirstParagraph"/>
-      </w:pPr>
-      <w:r>
-        <w:t xml:space="preserve">Mục 4.5.3 để ngỏ một câu hỏi: chế độ</w:t>
-      </w:r>
-      <w:r>
-        <w:t xml:space="preserve"> </w:t>
-      </w:r>
-      <w:r>
-        <w:rPr>
-          <w:b/>
-          <w:bCs/>
-        </w:rPr>
-        <w:t xml:space="preserve">chỉ nhận dạng</w:t>
-      </w:r>
-      <w:r>
-        <w:t xml:space="preserve"> </w:t>
-      </w:r>
-      <w:r>
-        <w:t xml:space="preserve">cho model fine-tune thêm</w:t>
-      </w:r>
-      <w:r>
-        <w:t xml:space="preserve"> </w:t>
-      </w:r>
-      <w:r>
-        <w:rPr>
-          <w:b/>
-          <w:bCs/>
-        </w:rPr>
-        <w:t xml:space="preserve">12,46 điểm</w:t>
-      </w:r>
-      <w:r>
-        <w:t xml:space="preserve"> </w:t>
-      </w:r>
-      <w:r>
-        <w:t xml:space="preserve">A6 và tiết kiệm</w:t>
-      </w:r>
-      <w:r>
-        <w:t xml:space="preserve"> </w:t>
-      </w:r>
-      <w:r>
-        <w:rPr>
-          <w:b/>
-          <w:bCs/>
-        </w:rPr>
-        <w:t xml:space="preserve">~290 ms</w:t>
-      </w:r>
-      <w:r>
-        <w:t xml:space="preserve"> </w:t>
-      </w:r>
-      <w:r>
-        <w:t xml:space="preserve">mỗi ảnh — vì sao không bật? Vì ngữ liệu chứng minh nó</w:t>
-      </w:r>
-      <w:r>
-        <w:t xml:space="preserve"> </w:t>
-      </w:r>
-      <w:r>
-        <w:rPr>
-          <w:b/>
-          <w:bCs/>
-        </w:rPr>
-        <w:t xml:space="preserve">không có thẩm quyền trả lời câu hỏi đó</w:t>
-      </w:r>
-      <w:r>
-        <w:t xml:space="preserve">.</w:t>
-      </w:r>
-    </w:p>
-    <w:p>
-      <w:pPr>
-        <w:pStyle w:val="BodyText"/>
-      </w:pPr>
-      <w:r>
-        <w:rPr>
-          <w:b/>
-          <w:bCs/>
-        </w:rPr>
-        <w:t xml:space="preserve">Bảng 5.10.</w:t>
-      </w:r>
-      <w:r>
-        <w:t xml:space="preserve"> </w:t>
-      </w:r>
-      <w:r>
-        <w:t xml:space="preserve">Bỏ bước phát hiện chữ — ba ngữ liệu, hai kết luận ngược nhau</w:t>
+        <w:t xml:space="preserve">Độ trễ riêng bộ phát hiện trên ba nền tảng suy luận CPU</w:t>
       </w:r>
     </w:p>
     <w:tbl>
@@ -34740,95 +33546,270 @@
               <w:pStyle w:val="Compact"/>
             </w:pPr>
             <w:r>
-              <w:t xml:space="preserve">Cấu hình</w:t>
-            </w:r>
-          </w:p>
-        </w:tc>
-        <w:tc>
-          <w:tcPr/>
-          <w:p>
-            <w:pPr>
-              <w:pStyle w:val="Compact"/>
-              <w:jc w:val="right"/>
-            </w:pPr>
-            <w:r>
-              <w:t xml:space="preserve">A6 trên 2.801 ảnh</w:t>
-            </w:r>
-            <w:r>
-              <w:t xml:space="preserve"> </w:t>
-            </w:r>
+              <w:t xml:space="preserve">Nền tảng</w:t>
+            </w:r>
+          </w:p>
+        </w:tc>
+        <w:tc>
+          <w:tcPr/>
+          <w:p>
+            <w:pPr>
+              <w:pStyle w:val="Compact"/>
+              <w:jc w:val="right"/>
+            </w:pPr>
+            <w:r>
+              <w:t xml:space="preserve">Trung bình</w:t>
+            </w:r>
+          </w:p>
+        </w:tc>
+        <w:tc>
+          <w:tcPr/>
+          <w:p>
+            <w:pPr>
+              <w:pStyle w:val="Compact"/>
+              <w:jc w:val="right"/>
+            </w:pPr>
+            <w:r>
+              <w:t xml:space="preserve">p50</w:t>
+            </w:r>
+          </w:p>
+        </w:tc>
+        <w:tc>
+          <w:tcPr/>
+          <w:p>
+            <w:pPr>
+              <w:pStyle w:val="Compact"/>
+              <w:jc w:val="right"/>
+            </w:pPr>
+            <w:r>
+              <w:t xml:space="preserve">p95</w:t>
+            </w:r>
+          </w:p>
+        </w:tc>
+        <w:tc>
+          <w:tcPr/>
+          <w:p>
+            <w:pPr>
+              <w:pStyle w:val="Compact"/>
+              <w:jc w:val="right"/>
+            </w:pPr>
+            <w:r>
+              <w:t xml:space="preserve">p99</w:t>
+            </w:r>
+          </w:p>
+        </w:tc>
+        <w:tc>
+          <w:tcPr/>
+          <w:p>
+            <w:pPr>
+              <w:pStyle w:val="Compact"/>
+              <w:jc w:val="right"/>
+            </w:pPr>
+            <w:r>
+              <w:t xml:space="preserve">FPS</w:t>
+            </w:r>
+          </w:p>
+        </w:tc>
+        <w:tc>
+          <w:tcPr/>
+          <w:p>
+            <w:pPr>
+              <w:pStyle w:val="Compact"/>
+              <w:jc w:val="right"/>
+            </w:pPr>
+            <w:r>
+              <w:t xml:space="preserve">Nhanh hơn PyTorch</w:t>
+            </w:r>
+          </w:p>
+        </w:tc>
+      </w:tr>
+      <w:tr>
+        <w:tc>
+          <w:tcPr/>
+          <w:p>
+            <w:pPr>
+              <w:pStyle w:val="Compact"/>
+            </w:pPr>
+            <w:r>
+              <w:t xml:space="preserve">PyTorch 2.13 (CPU)</w:t>
+            </w:r>
+          </w:p>
+        </w:tc>
+        <w:tc>
+          <w:tcPr/>
+          <w:p>
+            <w:pPr>
+              <w:pStyle w:val="Compact"/>
+              <w:jc w:val="right"/>
+            </w:pPr>
+            <w:r>
+              <w:t xml:space="preserve">33,09 ms</w:t>
+            </w:r>
+          </w:p>
+        </w:tc>
+        <w:tc>
+          <w:tcPr/>
+          <w:p>
+            <w:pPr>
+              <w:pStyle w:val="Compact"/>
+              <w:jc w:val="right"/>
+            </w:pPr>
+            <w:r>
+              <w:t xml:space="preserve">32,37</w:t>
+            </w:r>
+          </w:p>
+        </w:tc>
+        <w:tc>
+          <w:tcPr/>
+          <w:p>
+            <w:pPr>
+              <w:pStyle w:val="Compact"/>
+              <w:jc w:val="right"/>
+            </w:pPr>
+            <w:r>
+              <w:t xml:space="preserve">40,54</w:t>
+            </w:r>
+          </w:p>
+        </w:tc>
+        <w:tc>
+          <w:tcPr/>
+          <w:p>
+            <w:pPr>
+              <w:pStyle w:val="Compact"/>
+              <w:jc w:val="right"/>
+            </w:pPr>
+            <w:r>
+              <w:t xml:space="preserve">54,42</w:t>
+            </w:r>
+          </w:p>
+        </w:tc>
+        <w:tc>
+          <w:tcPr/>
+          <w:p>
+            <w:pPr>
+              <w:pStyle w:val="Compact"/>
+              <w:jc w:val="right"/>
+            </w:pPr>
+            <w:r>
+              <w:t xml:space="preserve">30,2</w:t>
+            </w:r>
+          </w:p>
+        </w:tc>
+        <w:tc>
+          <w:tcPr/>
+          <w:p>
+            <w:pPr>
+              <w:pStyle w:val="Compact"/>
+              <w:jc w:val="right"/>
+            </w:pPr>
+            <w:r>
+              <w:t xml:space="preserve">1,00×</w:t>
+            </w:r>
+          </w:p>
+        </w:tc>
+      </w:tr>
+      <w:tr>
+        <w:tc>
+          <w:tcPr/>
+          <w:p>
+            <w:pPr>
+              <w:pStyle w:val="Compact"/>
+            </w:pPr>
+            <w:r>
+              <w:t xml:space="preserve">ONNX Runtime 1.27</w:t>
+            </w:r>
+          </w:p>
+        </w:tc>
+        <w:tc>
+          <w:tcPr/>
+          <w:p>
+            <w:pPr>
+              <w:pStyle w:val="Compact"/>
+              <w:jc w:val="right"/>
+            </w:pPr>
+            <w:r>
+              <w:t xml:space="preserve">24,48 ms</w:t>
+            </w:r>
+          </w:p>
+        </w:tc>
+        <w:tc>
+          <w:tcPr/>
+          <w:p>
+            <w:pPr>
+              <w:pStyle w:val="Compact"/>
+              <w:jc w:val="right"/>
+            </w:pPr>
+            <w:r>
+              <w:t xml:space="preserve">24,01</w:t>
+            </w:r>
+          </w:p>
+        </w:tc>
+        <w:tc>
+          <w:tcPr/>
+          <w:p>
+            <w:pPr>
+              <w:pStyle w:val="Compact"/>
+              <w:jc w:val="right"/>
+            </w:pPr>
+            <w:r>
+              <w:t xml:space="preserve">27,18</w:t>
+            </w:r>
+          </w:p>
+        </w:tc>
+        <w:tc>
+          <w:tcPr/>
+          <w:p>
+            <w:pPr>
+              <w:pStyle w:val="Compact"/>
+              <w:jc w:val="right"/>
+            </w:pPr>
+            <w:r>
+              <w:t xml:space="preserve">31,75</w:t>
+            </w:r>
+          </w:p>
+        </w:tc>
+        <w:tc>
+          <w:tcPr/>
+          <w:p>
+            <w:pPr>
+              <w:pStyle w:val="Compact"/>
+              <w:jc w:val="right"/>
+            </w:pPr>
+            <w:r>
+              <w:t xml:space="preserve">40,9</w:t>
+            </w:r>
+          </w:p>
+        </w:tc>
+        <w:tc>
+          <w:tcPr/>
+          <w:p>
+            <w:pPr>
+              <w:pStyle w:val="Compact"/>
+              <w:jc w:val="right"/>
+            </w:pPr>
             <w:r>
               <w:rPr>
                 <w:b/>
                 <w:bCs/>
               </w:rPr>
-              <w:t xml:space="preserve">cắt sẵn</w:t>
-            </w:r>
-          </w:p>
-        </w:tc>
-        <w:tc>
-          <w:tcPr/>
-          <w:p>
-            <w:pPr>
-              <w:pStyle w:val="Compact"/>
-              <w:jc w:val="right"/>
-            </w:pPr>
-            <w:r>
-              <w:t xml:space="preserve">Bộ demo</w:t>
-            </w:r>
-            <w:r>
-              <w:t xml:space="preserve"> </w:t>
-            </w:r>
+              <w:t xml:space="preserve">1,35×</w:t>
+            </w:r>
+          </w:p>
+        </w:tc>
+      </w:tr>
+      <w:tr>
+        <w:tc>
+          <w:tcPr/>
+          <w:p>
+            <w:pPr>
+              <w:pStyle w:val="Compact"/>
+            </w:pPr>
             <w:r>
               <w:rPr>
                 <w:b/>
                 <w:bCs/>
               </w:rPr>
-              <w:t xml:space="preserve">ảnh toàn cảnh</w:t>
-            </w:r>
-          </w:p>
-        </w:tc>
-        <w:tc>
-          <w:tcPr/>
-          <w:p>
-            <w:pPr>
-              <w:pStyle w:val="Compact"/>
-              <w:jc w:val="right"/>
-            </w:pPr>
-            <w:r>
-              <w:t xml:space="preserve">Tầng dễ</w:t>
-            </w:r>
-            <w:r>
-              <w:t xml:space="preserve"> </w:t>
-            </w:r>
-            <w:r>
-              <w:rPr>
-                <w:i/>
-                <w:iCs/>
-              </w:rPr>
-              <w:t xml:space="preserve">(n=372)</w:t>
-            </w:r>
-          </w:p>
-        </w:tc>
-        <w:tc>
-          <w:tcPr/>
-          <w:p>
-            <w:pPr>
-              <w:pStyle w:val="Compact"/>
-              <w:jc w:val="right"/>
-            </w:pPr>
-            <w:r>
-              <w:t xml:space="preserve">Tầng khó</w:t>
-            </w:r>
-            <w:r>
-              <w:t xml:space="preserve"> </w:t>
-            </w:r>
-            <w:r>
-              <w:rPr>
-                <w:i/>
-                <w:iCs/>
-              </w:rPr>
-              <w:t xml:space="preserve">(n=236)</w:t>
+              <w:t xml:space="preserve">OpenVINO 2026.2</w:t>
             </w:r>
           </w:p>
         </w:tc>
@@ -34844,54 +33825,55 @@
                 <w:b/>
                 <w:bCs/>
               </w:rPr>
-              <w:t xml:space="preserve">A7 hiện trường</w:t>
-            </w:r>
-          </w:p>
-        </w:tc>
-        <w:tc>
-          <w:tcPr/>
-          <w:p>
-            <w:pPr>
-              <w:pStyle w:val="Compact"/>
-              <w:jc w:val="center"/>
-            </w:pPr>
-            <w:r>
-              <w:t xml:space="preserve">KTC 95%</w:t>
-            </w:r>
-          </w:p>
-        </w:tc>
-      </w:tr>
-      <w:tr>
-        <w:tc>
-          <w:tcPr/>
-          <w:p>
-            <w:pPr>
-              <w:pStyle w:val="Compact"/>
-            </w:pPr>
-            <w:r>
-              <w:t xml:space="preserve">Model gốc, det + rec —</w:t>
-            </w:r>
-            <w:r>
-              <w:t xml:space="preserve"> </w:t>
-            </w:r>
-            <w:r>
-              <w:rPr>
-                <w:i/>
-                <w:iCs/>
-              </w:rPr>
-              <w:t xml:space="preserve">bản bàn giao</w:t>
-            </w:r>
-          </w:p>
-        </w:tc>
-        <w:tc>
-          <w:tcPr/>
-          <w:p>
-            <w:pPr>
-              <w:pStyle w:val="Compact"/>
-              <w:jc w:val="right"/>
-            </w:pPr>
-            <w:r>
-              <w:t xml:space="preserve">0,7512</w:t>
+              <w:t xml:space="preserve">21,12 ms</w:t>
+            </w:r>
+          </w:p>
+        </w:tc>
+        <w:tc>
+          <w:tcPr/>
+          <w:p>
+            <w:pPr>
+              <w:pStyle w:val="Compact"/>
+              <w:jc w:val="right"/>
+            </w:pPr>
+            <w:r>
+              <w:t xml:space="preserve">20,98</w:t>
+            </w:r>
+          </w:p>
+        </w:tc>
+        <w:tc>
+          <w:tcPr/>
+          <w:p>
+            <w:pPr>
+              <w:pStyle w:val="Compact"/>
+              <w:jc w:val="right"/>
+            </w:pPr>
+            <w:r>
+              <w:t xml:space="preserve">23,37</w:t>
+            </w:r>
+          </w:p>
+        </w:tc>
+        <w:tc>
+          <w:tcPr/>
+          <w:p>
+            <w:pPr>
+              <w:pStyle w:val="Compact"/>
+              <w:jc w:val="right"/>
+            </w:pPr>
+            <w:r>
+              <w:t xml:space="preserve">25,68</w:t>
+            </w:r>
+          </w:p>
+        </w:tc>
+        <w:tc>
+          <w:tcPr/>
+          <w:p>
+            <w:pPr>
+              <w:pStyle w:val="Compact"/>
+              <w:jc w:val="right"/>
+            </w:pPr>
+            <w:r>
+              <w:t xml:space="preserve">47,4</w:t>
             </w:r>
           </w:p>
         </w:tc>
@@ -34907,31 +33889,644 @@
                 <w:b/>
                 <w:bCs/>
               </w:rPr>
-              <w:t xml:space="preserve">17 / 22</w:t>
-            </w:r>
-          </w:p>
-        </w:tc>
-        <w:tc>
-          <w:tcPr/>
-          <w:p>
-            <w:pPr>
-              <w:pStyle w:val="Compact"/>
-              <w:jc w:val="right"/>
-            </w:pPr>
-            <w:r>
-              <w:t xml:space="preserve">96,8%</w:t>
-            </w:r>
-          </w:p>
-        </w:tc>
-        <w:tc>
-          <w:tcPr/>
-          <w:p>
-            <w:pPr>
-              <w:pStyle w:val="Compact"/>
-              <w:jc w:val="right"/>
-            </w:pPr>
-            <w:r>
-              <w:t xml:space="preserve">44,1%</w:t>
+              <w:t xml:space="preserve">1,57×</w:t>
+            </w:r>
+          </w:p>
+        </w:tc>
+      </w:tr>
+    </w:tbl>
+    <w:p>
+      <w:pPr>
+        <w:pStyle w:val="BodyText"/>
+      </w:pPr>
+      <w:r>
+        <w:t xml:space="preserve">OpenVINO thắng ở mọi phân vị, và thắng đậm nhất ở</w:t>
+      </w:r>
+      <w:r>
+        <w:t xml:space="preserve"> </w:t>
+      </w:r>
+      <w:r>
+        <w:rPr>
+          <w:b/>
+          <w:bCs/>
+        </w:rPr>
+        <w:t xml:space="preserve">đuôi</w:t>
+      </w:r>
+      <w:r>
+        <w:t xml:space="preserve">: p99 từ 54,42 ms xuống 25,68 ms, hẹp lại 2,1 lần. Với kỷ luật hàng đợi một khe ở chế độ thời gian thực — nơi thông lượng bị chi phối bởi những lần chậm nhất — đuôi hẹp đáng giá hơn trung bình thấp.</w:t>
+      </w:r>
+    </w:p>
+    <w:p>
+      <w:pPr>
+        <w:pStyle w:val="BodyText"/>
+      </w:pPr>
+      <w:r>
+        <w:rPr>
+          <w:b/>
+          <w:bCs/>
+        </w:rPr>
+        <w:t xml:space="preserve">Độ chính xác sau khi xuất: không suy giảm.</w:t>
+      </w:r>
+      <w:r>
+        <w:t xml:space="preserve"> </w:t>
+      </w:r>
+      <w:r>
+        <w:t xml:space="preserve">Điều kiện đặt ra ban đầu là phải đo mAP cùng lúc, vì tăng tốc kèm mất độ chính xác là một</w:t>
+      </w:r>
+      <w:r>
+        <w:t xml:space="preserve"> </w:t>
+      </w:r>
+      <w:r>
+        <w:rPr>
+          <w:i/>
+          <w:iCs/>
+        </w:rPr>
+        <w:t xml:space="preserve">đánh đổi</w:t>
+      </w:r>
+      <w:r>
+        <w:t xml:space="preserve"> </w:t>
+      </w:r>
+      <w:r>
+        <w:t xml:space="preserve">chứ không phải khoản lãi. Đo trên toàn bộ 1.514 ảnh tập kiểm tra, qua</w:t>
+      </w:r>
+      <w:r>
+        <w:t xml:space="preserve"> </w:t>
+      </w:r>
+      <w:r>
+        <w:rPr>
+          <w:b/>
+          <w:bCs/>
+        </w:rPr>
+        <w:t xml:space="preserve">hai đường đo độc lập</w:t>
+      </w:r>
+      <w:r>
+        <w:t xml:space="preserve">: validator Ultralytics cho mAP@0,5 =</w:t>
+      </w:r>
+      <w:r>
+        <w:t xml:space="preserve"> </w:t>
+      </w:r>
+      <w:r>
+        <w:rPr>
+          <w:b/>
+          <w:bCs/>
+        </w:rPr>
+        <w:t xml:space="preserve">0,983</w:t>
+      </w:r>
+      <w:r>
+        <w:t xml:space="preserve"> </w:t>
+      </w:r>
+      <w:r>
+        <w:t xml:space="preserve">so với 0,9829 của PyTorch, và mAP@0,5:0,95 = 0,781 so với 0,7834; harness riêng của đồ án cho 0,9718 so với 0,9712. Không chỉ số nào giảm quá 0,0024 — nằm trong dao động giữa các lượt chạy. Vậy</w:t>
+      </w:r>
+      <w:r>
+        <w:t xml:space="preserve"> </w:t>
+      </w:r>
+      <w:r>
+        <w:rPr>
+          <w:b/>
+          <w:bCs/>
+        </w:rPr>
+        <w:t xml:space="preserve">1,57× là khoản lãi thật</w:t>
+      </w:r>
+      <w:r>
+        <w:t xml:space="preserve">.</w:t>
+      </w:r>
+    </w:p>
+    <w:p>
+      <w:pPr>
+        <w:pStyle w:val="BlockText"/>
+      </w:pPr>
+      <w:r>
+        <w:rPr>
+          <w:b/>
+          <w:bCs/>
+        </w:rPr>
+        <w:t xml:space="preserve">Một cái bẫy đã suýt mắc.</w:t>
+      </w:r>
+      <w:r>
+        <w:t xml:space="preserve"> </w:t>
+      </w:r>
+      <w:r>
+        <w:t xml:space="preserve">So thẳng 0,9718 (harness riêng, OpenVINO) với 0,9829 (validator Ultralytics, PyTorch) sẽ kết luận sai rằng xuất mô hình làm mất 1,1 điểm mAP. Hai vế đi qua</w:t>
+      </w:r>
+      <w:r>
+        <w:t xml:space="preserve"> </w:t>
+      </w:r>
+      <w:r>
+        <w:rPr>
+          <w:b/>
+          <w:bCs/>
+        </w:rPr>
+        <w:t xml:space="preserve">hai đường đo khác nhau</w:t>
+      </w:r>
+      <w:r>
+        <w:t xml:space="preserve"> </w:t>
+      </w:r>
+      <w:r>
+        <w:t xml:space="preserve">nên chênh lệch là chuyện đương nhiên. Chỉ khi chạy lại chính bản PyTorch qua chính harness riêng (0,9712) mới thấy OpenVINO thực ra nhỉnh hơn. So sánh chỉ có nghĩa khi hai vế cùng đường đo.</w:t>
+      </w:r>
+    </w:p>
+    <w:p>
+      <w:pPr>
+        <w:pStyle w:val="FirstParagraph"/>
+      </w:pPr>
+      <w:r>
+        <w:t xml:space="preserve">Đầu cuối, đổi sang OpenVINO nâng tốc độ khung hình thời gian thực từ</w:t>
+      </w:r>
+      <w:r>
+        <w:t xml:space="preserve"> </w:t>
+      </w:r>
+      <w:r>
+        <w:rPr>
+          <w:b/>
+          <w:bCs/>
+        </w:rPr>
+        <w:t xml:space="preserve">5,257 lên 6,310 FPS (+20,0%)</w:t>
+      </w:r>
+      <w:r>
+        <w:t xml:space="preserve"> </w:t>
+      </w:r>
+      <w:r>
+        <w:t xml:space="preserve">— xác nhận lập luận Amdahl ở 5.6.2 bằng số đo. Nhóm thực hiện</w:t>
+      </w:r>
+      <w:r>
+        <w:t xml:space="preserve"> </w:t>
+      </w:r>
+      <w:r>
+        <w:rPr>
+          <w:b/>
+          <w:bCs/>
+        </w:rPr>
+        <w:t xml:space="preserve">vẫn giữ PyTorch làm mặc định của bản giao hàng</w:t>
+      </w:r>
+      <w:r>
+        <w:t xml:space="preserve">: NFR-P2 đã đạt mà không cần đổi, còn đổi mô hình mặc định sẽ làm mọi con số độ trễ trong chương này lệch khỏi bản đang giao. Cả</w:t>
+      </w:r>
+      <w:r>
+        <w:t xml:space="preserve"> </w:t>
+      </w:r>
+      <w:r>
+        <w:rPr>
+          <w:rStyle w:val="VerbatimChar"/>
+        </w:rPr>
+        <w:t xml:space="preserve">best.onnx</w:t>
+      </w:r>
+      <w:r>
+        <w:t xml:space="preserve"> </w:t>
+      </w:r>
+      <w:r>
+        <w:t xml:space="preserve">lẫn</w:t>
+      </w:r>
+      <w:r>
+        <w:t xml:space="preserve"> </w:t>
+      </w:r>
+      <w:r>
+        <w:rPr>
+          <w:rStyle w:val="VerbatimChar"/>
+        </w:rPr>
+        <w:t xml:space="preserve">best_openvino_model/</w:t>
+      </w:r>
+      <w:r>
+        <w:t xml:space="preserve"> </w:t>
+      </w:r>
+      <w:r>
+        <w:t xml:space="preserve">đều nằm sẵn trong kho; bật lên chỉ cần đổi một dòng</w:t>
+      </w:r>
+      <w:r>
+        <w:t xml:space="preserve"> </w:t>
+      </w:r>
+      <w:r>
+        <w:rPr>
+          <w:rStyle w:val="VerbatimChar"/>
+        </w:rPr>
+        <w:t xml:space="preserve">ALPR_MODEL_PATH</w:t>
+      </w:r>
+      <w:r>
+        <w:t xml:space="preserve"> </w:t>
+      </w:r>
+      <w:r>
+        <w:t xml:space="preserve">vì tầng nạp mô hình đã hỗ trợ sẵn thư mục OpenVINO. Chi tiết ở</w:t>
+      </w:r>
+      <w:r>
+        <w:t xml:space="preserve"> </w:t>
+      </w:r>
+      <w:hyperlink r:id="rId163">
+        <w:r>
+          <w:rPr>
+            <w:rStyle w:val="Hyperlink"/>
+          </w:rPr>
+          <w:t xml:space="preserve">báo cáo 38</w:t>
+        </w:r>
+      </w:hyperlink>
+      <w:r>
+        <w:t xml:space="preserve">.</w:t>
+      </w:r>
+    </w:p>
+    <w:p>
+      <w:pPr>
+        <w:pStyle w:val="BodyText"/>
+      </w:pPr>
+      <w:r>
+        <w:t xml:space="preserve">Bốn hướng tấn công khối OCR theo chi phí tăng dần (chi tiết ở Chương 6):</w:t>
+      </w:r>
+      <w:r>
+        <w:t xml:space="preserve"> </w:t>
+      </w:r>
+      <w:r>
+        <w:rPr>
+          <w:b/>
+          <w:bCs/>
+        </w:rPr>
+        <w:t xml:space="preserve">tắt các giai đoạn không cần thiết của đường ống PaddleOCR</w:t>
+      </w:r>
+      <w:r>
+        <w:t xml:space="preserve">;</w:t>
+      </w:r>
+      <w:r>
+        <w:t xml:space="preserve"> </w:t>
+      </w:r>
+      <w:r>
+        <w:rPr>
+          <w:b/>
+          <w:bCs/>
+        </w:rPr>
+        <w:t xml:space="preserve">bật MKL-DNN và chỉnh số luồng CPU</w:t>
+      </w:r>
+      <w:r>
+        <w:t xml:space="preserve">;</w:t>
+      </w:r>
+      <w:r>
+        <w:t xml:space="preserve"> </w:t>
+      </w:r>
+      <w:r>
+        <w:rPr>
+          <w:b/>
+          <w:bCs/>
+        </w:rPr>
+        <w:t xml:space="preserve">xuất mô hình nhận dạng sang ONNX Runtime</w:t>
+      </w:r>
+      <w:r>
+        <w:t xml:space="preserve">;</w:t>
+      </w:r>
+      <w:r>
+        <w:t xml:space="preserve"> </w:t>
+      </w:r>
+      <w:r>
+        <w:rPr>
+          <w:b/>
+          <w:bCs/>
+        </w:rPr>
+        <w:t xml:space="preserve">thay bằng mô hình nhận dạng chuyên cho biển số</w:t>
+      </w:r>
+      <w:r>
+        <w:t xml:space="preserve"> </w:t>
+      </w:r>
+      <w:r>
+        <w:t xml:space="preserve">huấn luyện trên tập ký tự hẹp — tiềm năng lớn nhất, tốn công nhất.</w:t>
+      </w:r>
+    </w:p>
+    <w:bookmarkEnd w:id="164"/>
+    <w:bookmarkStart w:id="165" w:name="Xa16846ff2631b69bf1ae5e24086a9e3dfbfd168"/>
+    <w:p>
+      <w:pPr>
+        <w:pStyle w:val="Heading3"/>
+      </w:pPr>
+      <w:r>
+        <w:t xml:space="preserve">5.6.4. Chế độ webcam (tầng API) và xử lý video (NFR-P2, NFR-P3)</w:t>
+      </w:r>
+    </w:p>
+    <w:p>
+      <w:pPr>
+        <w:pStyle w:val="FirstParagraph"/>
+      </w:pPr>
+      <w:r>
+        <w:rPr>
+          <w:b/>
+          <w:bCs/>
+        </w:rPr>
+        <w:t xml:space="preserve">NFR-P2 đạt: 5,257 FPS</w:t>
+      </w:r>
+      <w:r>
+        <w:t xml:space="preserve"> </w:t>
+      </w:r>
+      <w:r>
+        <w:t xml:space="preserve">(sàn 3, mục tiêu 5) — vượt cả mục tiêu, không chỉ sàn. Giao diện thời gian thực dùng</w:t>
+      </w:r>
+      <w:r>
+        <w:t xml:space="preserve"> </w:t>
+      </w:r>
+      <w:r>
+        <w:rPr>
+          <w:b/>
+          <w:bCs/>
+        </w:rPr>
+        <w:t xml:space="preserve">hàng đợi một khe</w:t>
+      </w:r>
+      <w:r>
+        <w:t xml:space="preserve">: chỉ một yêu cầu bay tại một thời điểm, khung sinh ra trong lúc chờ bị bỏ thay vì xếp hàng; ở kỷ luật đó thông lượng bị chi phối bởi những lần chậm nhất, nên phân vị đuôi mới là đại lượng quyết định. Đo được p50 =</w:t>
+      </w:r>
+      <w:r>
+        <w:t xml:space="preserve"> </w:t>
+      </w:r>
+      <w:r>
+        <w:rPr>
+          <w:b/>
+          <w:bCs/>
+        </w:rPr>
+        <w:t xml:space="preserve">164,08 ms</w:t>
+      </w:r>
+      <w:r>
+        <w:t xml:space="preserve">, p95 =</w:t>
+      </w:r>
+      <w:r>
+        <w:t xml:space="preserve"> </w:t>
+      </w:r>
+      <w:r>
+        <w:rPr>
+          <w:b/>
+          <w:bCs/>
+        </w:rPr>
+        <w:t xml:space="preserve">204,52 ms</w:t>
+      </w:r>
+      <w:r>
+        <w:t xml:space="preserve"> </w:t>
+      </w:r>
+      <w:r>
+        <w:t xml:space="preserve">— đuôi chỉ rộng gấp 1,25 lần trung vị. NFR-P3 cũng</w:t>
+      </w:r>
+      <w:r>
+        <w:t xml:space="preserve"> </w:t>
+      </w:r>
+      <w:r>
+        <w:rPr>
+          <w:b/>
+          <w:bCs/>
+        </w:rPr>
+        <w:t xml:space="preserve">đạt</w:t>
+      </w:r>
+      <w:r>
+        <w:t xml:space="preserve">: video 14,25 giây xử lý hết</w:t>
+      </w:r>
+      <w:r>
+        <w:t xml:space="preserve"> </w:t>
+      </w:r>
+      <w:r>
+        <w:rPr>
+          <w:b/>
+          <w:bCs/>
+        </w:rPr>
+        <w:t xml:space="preserve">18,2 giây</w:t>
+      </w:r>
+      <w:r>
+        <w:t xml:space="preserve"> </w:t>
+      </w:r>
+      <w:r>
+        <w:t xml:space="preserve">(sàn ≤ 95 s, mục tiêu ≤ 47,5 s), tức</w:t>
+      </w:r>
+      <w:r>
+        <w:t xml:space="preserve"> </w:t>
+      </w:r>
+      <w:r>
+        <w:rPr>
+          <w:b/>
+          <w:bCs/>
+        </w:rPr>
+        <w:t xml:space="preserve">0,785×</w:t>
+      </w:r>
+      <w:r>
+        <w:t xml:space="preserve"> </w:t>
+      </w:r>
+      <w:r>
+        <w:t xml:space="preserve">thời gian thực,</w:t>
+      </w:r>
+      <w:r>
+        <w:t xml:space="preserve"> </w:t>
+      </w:r>
+      <w:r>
+        <w:rPr>
+          <w:rStyle w:val="VerbatimChar"/>
+        </w:rPr>
+        <w:t xml:space="preserve">vid_stride = 5</w:t>
+      </w:r>
+      <w:r>
+        <w:t xml:space="preserve">.</w:t>
+      </w:r>
+    </w:p>
+    <w:p>
+      <w:pPr>
+        <w:pStyle w:val="BodyText"/>
+      </w:pPr>
+      <w:r>
+        <w:rPr>
+          <w:b/>
+          <w:bCs/>
+        </w:rPr>
+        <w:t xml:space="preserve">Con số này thay thế một số liệu cũ đã công bố, và lý do phải kể ra.</w:t>
+      </w:r>
+      <w:r>
+        <w:t xml:space="preserve"> </w:t>
+      </w:r>
+      <w:r>
+        <w:t xml:space="preserve">Lượt đo ngày 02/08 cho</w:t>
+      </w:r>
+      <w:r>
+        <w:t xml:space="preserve"> </w:t>
+      </w:r>
+      <w:r>
+        <w:rPr>
+          <w:b/>
+          <w:bCs/>
+        </w:rPr>
+        <w:t xml:space="preserve">2,379 FPS — trượt sàn</w:t>
+      </w:r>
+      <w:r>
+        <w:t xml:space="preserve">, và quyển từng quy nguyên nhân cho bậc thang thử-lại. Đo lại ngày 13/08 trên</w:t>
+      </w:r>
+      <w:r>
+        <w:t xml:space="preserve"> </w:t>
+      </w:r>
+      <w:r>
+        <w:rPr>
+          <w:b/>
+          <w:bCs/>
+        </w:rPr>
+        <w:t xml:space="preserve">mã nguồn giống hệt từng byte</w:t>
+      </w:r>
+      <w:r>
+        <w:t xml:space="preserve"> </w:t>
+      </w:r>
+      <w:r>
+        <w:t xml:space="preserve">(</w:t>
+      </w:r>
+      <w:r>
+        <w:rPr>
+          <w:rStyle w:val="VerbatimChar"/>
+        </w:rPr>
+        <w:t xml:space="preserve">git diff</w:t>
+      </w:r>
+      <w:r>
+        <w:t xml:space="preserve"> </w:t>
+      </w:r>
+      <w:r>
+        <w:t xml:space="preserve">trên</w:t>
+      </w:r>
+      <w:r>
+        <w:t xml:space="preserve"> </w:t>
+      </w:r>
+      <w:r>
+        <w:rPr>
+          <w:rStyle w:val="VerbatimChar"/>
+        </w:rPr>
+        <w:t xml:space="preserve">ai/</w:t>
+      </w:r>
+      <w:r>
+        <w:t xml:space="preserve"> </w:t>
+      </w:r>
+      <w:r>
+        <w:t xml:space="preserve">giữa hai thời điểm chỉ trả về một công cụ đo mới thêm), cùng cấu hình, cùng dãy ảnh phát lại, cho 5,257 rồi 5,213 FPS ở hai lần chạy độc lập.</w:t>
+      </w:r>
+    </w:p>
+    <w:p>
+      <w:pPr>
+        <w:pStyle w:val="BodyText"/>
+      </w:pPr>
+      <w:r>
+        <w:rPr>
+          <w:b/>
+          <w:bCs/>
+        </w:rPr>
+        <w:t xml:space="preserve">Bảng 5.10.</w:t>
+      </w:r>
+      <w:r>
+        <w:t xml:space="preserve"> </w:t>
+      </w:r>
+      <w:r>
+        <w:t xml:space="preserve">Sáu lần đo NFR-P2 trong các điều kiện máy khác nhau</w:t>
+      </w:r>
+    </w:p>
+    <w:tbl>
+      <w:tblPr>
+        <w:tblStyle w:val="Table"/>
+        <w:tblW w:type="auto" w:w="0"/>
+        <w:tblLook w:firstRow="1" w:lastRow="0" w:firstColumn="0" w:lastColumn="0" w:noHBand="0" w:noVBand="0" w:val="0020"/>
+      </w:tblPr>
+      <w:tblGrid>
+        <w:gridCol w:w="1320"/>
+        <w:gridCol w:w="1320"/>
+        <w:gridCol w:w="1320"/>
+        <w:gridCol w:w="1320"/>
+        <w:gridCol w:w="1320"/>
+        <w:gridCol w:w="1320"/>
+      </w:tblGrid>
+      <w:tr>
+        <w:trPr>
+          <w:tblHeader w:val="on"/>
+        </w:trPr>
+        <w:tc>
+          <w:tcPr/>
+          <w:p>
+            <w:pPr>
+              <w:pStyle w:val="Compact"/>
+            </w:pPr>
+            <w:r>
+              <w:t xml:space="preserve">Điều kiện</w:t>
+            </w:r>
+          </w:p>
+        </w:tc>
+        <w:tc>
+          <w:tcPr/>
+          <w:p>
+            <w:pPr>
+              <w:pStyle w:val="Compact"/>
+              <w:jc w:val="right"/>
+            </w:pPr>
+            <w:r>
+              <w:t xml:space="preserve">FPS hiệu dụng</w:t>
+            </w:r>
+          </w:p>
+        </w:tc>
+        <w:tc>
+          <w:tcPr/>
+          <w:p>
+            <w:pPr>
+              <w:pStyle w:val="Compact"/>
+              <w:jc w:val="right"/>
+            </w:pPr>
+            <w:r>
+              <w:t xml:space="preserve">p50</w:t>
+            </w:r>
+          </w:p>
+        </w:tc>
+        <w:tc>
+          <w:tcPr/>
+          <w:p>
+            <w:pPr>
+              <w:pStyle w:val="Compact"/>
+              <w:jc w:val="right"/>
+            </w:pPr>
+            <w:r>
+              <w:t xml:space="preserve">p95</w:t>
+            </w:r>
+          </w:p>
+        </w:tc>
+        <w:tc>
+          <w:tcPr/>
+          <w:p>
+            <w:pPr>
+              <w:pStyle w:val="Compact"/>
+              <w:jc w:val="right"/>
+            </w:pPr>
+            <w:r>
+              <w:t xml:space="preserve">p95/p50</w:t>
+            </w:r>
+          </w:p>
+        </w:tc>
+        <w:tc>
+          <w:tcPr/>
+          <w:p>
+            <w:pPr>
+              <w:pStyle w:val="Compact"/>
+              <w:jc w:val="center"/>
+            </w:pPr>
+            <w:r>
+              <w:t xml:space="preserve">Kết luận</w:t>
+            </w:r>
+          </w:p>
+        </w:tc>
+      </w:tr>
+      <w:tr>
+        <w:tc>
+          <w:tcPr/>
+          <w:p>
+            <w:pPr>
+              <w:pStyle w:val="Compact"/>
+            </w:pPr>
+            <w:r>
+              <w:t xml:space="preserve">02/08 — máy đang tải nặng</w:t>
+            </w:r>
+          </w:p>
+        </w:tc>
+        <w:tc>
+          <w:tcPr/>
+          <w:p>
+            <w:pPr>
+              <w:pStyle w:val="Compact"/>
+              <w:jc w:val="right"/>
+            </w:pPr>
+            <w:r>
+              <w:t xml:space="preserve">2,379</w:t>
+            </w:r>
+          </w:p>
+        </w:tc>
+        <w:tc>
+          <w:tcPr/>
+          <w:p>
+            <w:pPr>
+              <w:pStyle w:val="Compact"/>
+              <w:jc w:val="right"/>
+            </w:pPr>
+            <w:r>
+              <w:t xml:space="preserve">180,05</w:t>
             </w:r>
           </w:p>
         </w:tc>
@@ -34947,202 +34542,7 @@
                 <w:b/>
                 <w:bCs/>
               </w:rPr>
-              <w:t xml:space="preserve">56,3%</w:t>
-            </w:r>
-          </w:p>
-        </w:tc>
-        <w:tc>
-          <w:tcPr/>
-          <w:p>
-            <w:pPr>
-              <w:pStyle w:val="Compact"/>
-              <w:jc w:val="center"/>
-            </w:pPr>
-            <w:r>
-              <w:t xml:space="preserve">[52,0 ; 60,7]</w:t>
-            </w:r>
-          </w:p>
-        </w:tc>
-      </w:tr>
-      <w:tr>
-        <w:tc>
-          <w:tcPr/>
-          <w:p>
-            <w:pPr>
-              <w:pStyle w:val="Compact"/>
-            </w:pPr>
-            <w:r>
-              <w:t xml:space="preserve">Model gốc, chỉ rec</w:t>
-            </w:r>
-          </w:p>
-        </w:tc>
-        <w:tc>
-          <w:tcPr/>
-          <w:p>
-            <w:pPr>
-              <w:pStyle w:val="Compact"/>
-              <w:jc w:val="right"/>
-            </w:pPr>
-            <w:r>
-              <w:t xml:space="preserve">0,7508</w:t>
-            </w:r>
-          </w:p>
-        </w:tc>
-        <w:tc>
-          <w:tcPr/>
-          <w:p>
-            <w:pPr>
-              <w:pStyle w:val="Compact"/>
-              <w:jc w:val="right"/>
-            </w:pPr>
-            <w:r>
-              <w:t xml:space="preserve">13 / 22</w:t>
-            </w:r>
-          </w:p>
-        </w:tc>
-        <w:tc>
-          <w:tcPr/>
-          <w:p>
-            <w:pPr>
-              <w:pStyle w:val="Compact"/>
-              <w:jc w:val="right"/>
-            </w:pPr>
-            <w:r>
-              <w:t xml:space="preserve">96,8%</w:t>
-            </w:r>
-          </w:p>
-        </w:tc>
-        <w:tc>
-          <w:tcPr/>
-          <w:p>
-            <w:pPr>
-              <w:pStyle w:val="Compact"/>
-              <w:jc w:val="right"/>
-            </w:pPr>
-            <w:r>
-              <w:t xml:space="preserve">19,9%</w:t>
-            </w:r>
-          </w:p>
-        </w:tc>
-        <w:tc>
-          <w:tcPr/>
-          <w:p>
-            <w:pPr>
-              <w:pStyle w:val="Compact"/>
-              <w:jc w:val="right"/>
-            </w:pPr>
-            <w:r>
-              <w:t xml:space="preserve">37,8%</w:t>
-            </w:r>
-          </w:p>
-        </w:tc>
-        <w:tc>
-          <w:tcPr/>
-          <w:p>
-            <w:pPr>
-              <w:pStyle w:val="Compact"/>
-              <w:jc w:val="center"/>
-            </w:pPr>
-            <w:r>
-              <w:t xml:space="preserve">[34,3 ; 41,3]</w:t>
-            </w:r>
-          </w:p>
-        </w:tc>
-      </w:tr>
-      <w:tr>
-        <w:tc>
-          <w:tcPr/>
-          <w:p>
-            <w:pPr>
-              <w:pStyle w:val="Compact"/>
-            </w:pPr>
-            <w:r>
-              <w:t xml:space="preserve">Model fine-tune, det + rec</w:t>
-            </w:r>
-          </w:p>
-        </w:tc>
-        <w:tc>
-          <w:tcPr/>
-          <w:p>
-            <w:pPr>
-              <w:pStyle w:val="Compact"/>
-              <w:jc w:val="right"/>
-            </w:pPr>
-            <w:r>
-              <w:t xml:space="preserve">0,6762</w:t>
-            </w:r>
-          </w:p>
-        </w:tc>
-        <w:tc>
-          <w:tcPr/>
-          <w:p>
-            <w:pPr>
-              <w:pStyle w:val="Compact"/>
-              <w:jc w:val="right"/>
-            </w:pPr>
-            <w:r>
-              <w:t xml:space="preserve">14 / 22</w:t>
-            </w:r>
-          </w:p>
-        </w:tc>
-        <w:tc>
-          <w:tcPr/>
-          <w:p>
-            <w:pPr>
-              <w:pStyle w:val="Compact"/>
-              <w:jc w:val="right"/>
-            </w:pPr>
-            <w:r>
-              <w:t xml:space="preserve">96,8%</w:t>
-            </w:r>
-          </w:p>
-        </w:tc>
-        <w:tc>
-          <w:tcPr/>
-          <w:p>
-            <w:pPr>
-              <w:pStyle w:val="Compact"/>
-              <w:jc w:val="right"/>
-            </w:pPr>
-            <w:r>
-              <w:t xml:space="preserve">30,9%</w:t>
-            </w:r>
-          </w:p>
-        </w:tc>
-        <w:tc>
-          <w:tcPr/>
-          <w:p>
-            <w:pPr>
-              <w:pStyle w:val="Compact"/>
-              <w:jc w:val="right"/>
-            </w:pPr>
-            <w:r>
-              <w:t xml:space="preserve">46,3%</w:t>
-            </w:r>
-          </w:p>
-        </w:tc>
-        <w:tc>
-          <w:tcPr/>
-          <w:p>
-            <w:pPr>
-              <w:pStyle w:val="Compact"/>
-              <w:jc w:val="center"/>
-            </w:pPr>
-            <w:r>
-              <w:t xml:space="preserve">[42,2 ; 50,3]</w:t>
-            </w:r>
-          </w:p>
-        </w:tc>
-      </w:tr>
-      <w:tr>
-        <w:tc>
-          <w:tcPr/>
-          <w:p>
-            <w:pPr>
-              <w:pStyle w:val="Compact"/>
-            </w:pPr>
-            <w:r>
-              <w:t xml:space="preserve">Model fine-tune, chỉ rec</w:t>
+              <w:t xml:space="preserve">1.247,70</w:t>
             </w:r>
           </w:p>
         </w:tc>
@@ -35158,19 +34558,32 @@
                 <w:b/>
                 <w:bCs/>
               </w:rPr>
-              <w:t xml:space="preserve">0,8758</w:t>
-            </w:r>
-          </w:p>
-        </w:tc>
-        <w:tc>
-          <w:tcPr/>
-          <w:p>
-            <w:pPr>
-              <w:pStyle w:val="Compact"/>
-              <w:jc w:val="right"/>
-            </w:pPr>
-            <w:r>
-              <w:t xml:space="preserve">15 / 22</w:t>
+              <w:t xml:space="preserve">6,93</w:t>
+            </w:r>
+          </w:p>
+        </w:tc>
+        <w:tc>
+          <w:tcPr/>
+          <w:p>
+            <w:pPr>
+              <w:pStyle w:val="Compact"/>
+              <w:jc w:val="center"/>
+            </w:pPr>
+            <w:r>
+              <w:t xml:space="preserve">❌</w:t>
+            </w:r>
+          </w:p>
+        </w:tc>
+      </w:tr>
+      <w:tr>
+        <w:tc>
+          <w:tcPr/>
+          <w:p>
+            <w:pPr>
+              <w:pStyle w:val="Compact"/>
+            </w:pPr>
+            <w:r>
+              <w:t xml:space="preserve">Máy rảnh, lần 1</w:t>
             </w:r>
           </w:p>
         </w:tc>
@@ -35186,31 +34599,43 @@
                 <w:b/>
                 <w:bCs/>
               </w:rPr>
-              <w:t xml:space="preserve">94,1%</w:t>
-            </w:r>
-          </w:p>
-        </w:tc>
-        <w:tc>
-          <w:tcPr/>
-          <w:p>
-            <w:pPr>
-              <w:pStyle w:val="Compact"/>
-              <w:jc w:val="right"/>
-            </w:pPr>
-            <w:r>
-              <w:t xml:space="preserve">44,5%</w:t>
-            </w:r>
-          </w:p>
-        </w:tc>
-        <w:tc>
-          <w:tcPr/>
-          <w:p>
-            <w:pPr>
-              <w:pStyle w:val="Compact"/>
-              <w:jc w:val="right"/>
-            </w:pPr>
-            <w:r>
-              <w:t xml:space="preserve">56,0%</w:t>
+              <w:t xml:space="preserve">5,257</w:t>
+            </w:r>
+          </w:p>
+        </w:tc>
+        <w:tc>
+          <w:tcPr/>
+          <w:p>
+            <w:pPr>
+              <w:pStyle w:val="Compact"/>
+              <w:jc w:val="right"/>
+            </w:pPr>
+            <w:r>
+              <w:t xml:space="preserve">164,08</w:t>
+            </w:r>
+          </w:p>
+        </w:tc>
+        <w:tc>
+          <w:tcPr/>
+          <w:p>
+            <w:pPr>
+              <w:pStyle w:val="Compact"/>
+              <w:jc w:val="right"/>
+            </w:pPr>
+            <w:r>
+              <w:t xml:space="preserve">204,52</w:t>
+            </w:r>
+          </w:p>
+        </w:tc>
+        <w:tc>
+          <w:tcPr/>
+          <w:p>
+            <w:pPr>
+              <w:pStyle w:val="Compact"/>
+              <w:jc w:val="right"/>
+            </w:pPr>
+            <w:r>
+              <w:t xml:space="preserve">1,25</w:t>
             </w:r>
           </w:p>
         </w:tc>
@@ -35222,21 +34647,566 @@
               <w:jc w:val="center"/>
             </w:pPr>
             <w:r>
-              <w:t xml:space="preserve">[51,7 ; 60,4]</w:t>
+              <w:t xml:space="preserve">✅</w:t>
+            </w:r>
+          </w:p>
+        </w:tc>
+      </w:tr>
+      <w:tr>
+        <w:tc>
+          <w:tcPr/>
+          <w:p>
+            <w:pPr>
+              <w:pStyle w:val="Compact"/>
+            </w:pPr>
+            <w:r>
+              <w:t xml:space="preserve">Máy rảnh, lần 2</w:t>
+            </w:r>
+          </w:p>
+        </w:tc>
+        <w:tc>
+          <w:tcPr/>
+          <w:p>
+            <w:pPr>
+              <w:pStyle w:val="Compact"/>
+              <w:jc w:val="right"/>
+            </w:pPr>
+            <w:r>
+              <w:rPr>
+                <w:b/>
+                <w:bCs/>
+              </w:rPr>
+              <w:t xml:space="preserve">5,213</w:t>
+            </w:r>
+          </w:p>
+        </w:tc>
+        <w:tc>
+          <w:tcPr/>
+          <w:p>
+            <w:pPr>
+              <w:pStyle w:val="Compact"/>
+              <w:jc w:val="right"/>
+            </w:pPr>
+            <w:r>
+              <w:t xml:space="preserve">165,13</w:t>
+            </w:r>
+          </w:p>
+        </w:tc>
+        <w:tc>
+          <w:tcPr/>
+          <w:p>
+            <w:pPr>
+              <w:pStyle w:val="Compact"/>
+              <w:jc w:val="right"/>
+            </w:pPr>
+            <w:r>
+              <w:t xml:space="preserve">199,33</w:t>
+            </w:r>
+          </w:p>
+        </w:tc>
+        <w:tc>
+          <w:tcPr/>
+          <w:p>
+            <w:pPr>
+              <w:pStyle w:val="Compact"/>
+              <w:jc w:val="right"/>
+            </w:pPr>
+            <w:r>
+              <w:t xml:space="preserve">1,21</w:t>
+            </w:r>
+          </w:p>
+        </w:tc>
+        <w:tc>
+          <w:tcPr/>
+          <w:p>
+            <w:pPr>
+              <w:pStyle w:val="Compact"/>
+              <w:jc w:val="center"/>
+            </w:pPr>
+            <w:r>
+              <w:t xml:space="preserve">✅</w:t>
+            </w:r>
+          </w:p>
+        </w:tc>
+      </w:tr>
+      <w:tr>
+        <w:tc>
+          <w:tcPr/>
+          <w:p>
+            <w:pPr>
+              <w:pStyle w:val="Compact"/>
+            </w:pPr>
+            <w:r>
+              <w:t xml:space="preserve">Ép tải 6 lõi</w:t>
+            </w:r>
+          </w:p>
+        </w:tc>
+        <w:tc>
+          <w:tcPr/>
+          <w:p>
+            <w:pPr>
+              <w:pStyle w:val="Compact"/>
+              <w:jc w:val="right"/>
+            </w:pPr>
+            <w:r>
+              <w:t xml:space="preserve">4,367</w:t>
+            </w:r>
+          </w:p>
+        </w:tc>
+        <w:tc>
+          <w:tcPr/>
+          <w:p>
+            <w:pPr>
+              <w:pStyle w:val="Compact"/>
+              <w:jc w:val="right"/>
+            </w:pPr>
+            <w:r>
+              <w:t xml:space="preserve">201,76</w:t>
+            </w:r>
+          </w:p>
+        </w:tc>
+        <w:tc>
+          <w:tcPr/>
+          <w:p>
+            <w:pPr>
+              <w:pStyle w:val="Compact"/>
+              <w:jc w:val="right"/>
+            </w:pPr>
+            <w:r>
+              <w:t xml:space="preserve">238,97</w:t>
+            </w:r>
+          </w:p>
+        </w:tc>
+        <w:tc>
+          <w:tcPr/>
+          <w:p>
+            <w:pPr>
+              <w:pStyle w:val="Compact"/>
+              <w:jc w:val="right"/>
+            </w:pPr>
+            <w:r>
+              <w:t xml:space="preserve">1,18</w:t>
+            </w:r>
+          </w:p>
+        </w:tc>
+        <w:tc>
+          <w:tcPr/>
+          <w:p>
+            <w:pPr>
+              <w:pStyle w:val="Compact"/>
+              <w:jc w:val="center"/>
+            </w:pPr>
+            <w:r>
+              <w:t xml:space="preserve">🟡</w:t>
+            </w:r>
+          </w:p>
+        </w:tc>
+      </w:tr>
+      <w:tr>
+        <w:tc>
+          <w:tcPr/>
+          <w:p>
+            <w:pPr>
+              <w:pStyle w:val="Compact"/>
+            </w:pPr>
+            <w:r>
+              <w:t xml:space="preserve">Ép tải 12 lõi</w:t>
+            </w:r>
+          </w:p>
+        </w:tc>
+        <w:tc>
+          <w:tcPr/>
+          <w:p>
+            <w:pPr>
+              <w:pStyle w:val="Compact"/>
+              <w:jc w:val="right"/>
+            </w:pPr>
+            <w:r>
+              <w:t xml:space="preserve">4,057</w:t>
+            </w:r>
+          </w:p>
+        </w:tc>
+        <w:tc>
+          <w:tcPr/>
+          <w:p>
+            <w:pPr>
+              <w:pStyle w:val="Compact"/>
+              <w:jc w:val="right"/>
+            </w:pPr>
+            <w:r>
+              <w:t xml:space="preserve">215,69</w:t>
+            </w:r>
+          </w:p>
+        </w:tc>
+        <w:tc>
+          <w:tcPr/>
+          <w:p>
+            <w:pPr>
+              <w:pStyle w:val="Compact"/>
+              <w:jc w:val="right"/>
+            </w:pPr>
+            <w:r>
+              <w:t xml:space="preserve">268,40</w:t>
+            </w:r>
+          </w:p>
+        </w:tc>
+        <w:tc>
+          <w:tcPr/>
+          <w:p>
+            <w:pPr>
+              <w:pStyle w:val="Compact"/>
+              <w:jc w:val="right"/>
+            </w:pPr>
+            <w:r>
+              <w:t xml:space="preserve">1,24</w:t>
+            </w:r>
+          </w:p>
+        </w:tc>
+        <w:tc>
+          <w:tcPr/>
+          <w:p>
+            <w:pPr>
+              <w:pStyle w:val="Compact"/>
+              <w:jc w:val="center"/>
+            </w:pPr>
+            <w:r>
+              <w:t xml:space="preserve">🟡</w:t>
+            </w:r>
+          </w:p>
+        </w:tc>
+      </w:tr>
+      <w:tr>
+        <w:tc>
+          <w:tcPr/>
+          <w:p>
+            <w:pPr>
+              <w:pStyle w:val="Compact"/>
+            </w:pPr>
+            <w:r>
+              <w:t xml:space="preserve">OpenVINO, máy rảnh</w:t>
+            </w:r>
+          </w:p>
+        </w:tc>
+        <w:tc>
+          <w:tcPr/>
+          <w:p>
+            <w:pPr>
+              <w:pStyle w:val="Compact"/>
+              <w:jc w:val="right"/>
+            </w:pPr>
+            <w:r>
+              <w:rPr>
+                <w:b/>
+                <w:bCs/>
+              </w:rPr>
+              <w:t xml:space="preserve">6,310</w:t>
+            </w:r>
+          </w:p>
+        </w:tc>
+        <w:tc>
+          <w:tcPr/>
+          <w:p>
+            <w:pPr>
+              <w:pStyle w:val="Compact"/>
+              <w:jc w:val="right"/>
+            </w:pPr>
+            <w:r>
+              <w:t xml:space="preserve">129,60</w:t>
+            </w:r>
+          </w:p>
+        </w:tc>
+        <w:tc>
+          <w:tcPr/>
+          <w:p>
+            <w:pPr>
+              <w:pStyle w:val="Compact"/>
+              <w:jc w:val="right"/>
+            </w:pPr>
+            <w:r>
+              <w:t xml:space="preserve">148,50</w:t>
+            </w:r>
+          </w:p>
+        </w:tc>
+        <w:tc>
+          <w:tcPr/>
+          <w:p>
+            <w:pPr>
+              <w:pStyle w:val="Compact"/>
+              <w:jc w:val="right"/>
+            </w:pPr>
+            <w:r>
+              <w:t xml:space="preserve">1,15</w:t>
+            </w:r>
+          </w:p>
+        </w:tc>
+        <w:tc>
+          <w:tcPr/>
+          <w:p>
+            <w:pPr>
+              <w:pStyle w:val="Compact"/>
+              <w:jc w:val="center"/>
+            </w:pPr>
+            <w:r>
+              <w:t xml:space="preserve">✅</w:t>
             </w:r>
           </w:p>
         </w:tc>
       </w:tr>
     </w:tbl>
-    <w:bookmarkEnd w:id="166"/>
-    <w:bookmarkEnd w:id="167"/>
-    <w:bookmarkStart w:id="168" w:name="Xc0bff015dc90ee963680e4537fb902858c5b63d"/>
-    <w:p>
-      <w:pPr>
-        <w:pStyle w:val="Heading2"/>
-      </w:pPr>
-      <w:r>
-        <w:t xml:space="preserve">5.7. Đối chiếu toàn bộ chỉ tiêu phi chức năng</w:t>
+    <w:p>
+      <w:pPr>
+        <w:pStyle w:val="BodyText"/>
+      </w:pPr>
+      <w:r>
+        <w:t xml:space="preserve">Log lần đo cũ cho thấy máy khi đó đang cõng khoảng</w:t>
+      </w:r>
+      <w:r>
+        <w:t xml:space="preserve"> </w:t>
+      </w:r>
+      <w:r>
+        <w:rPr>
+          <w:b/>
+          <w:bCs/>
+        </w:rPr>
+        <w:t xml:space="preserve">560% CPU</w:t>
+      </w:r>
+      <w:r>
+        <w:t xml:space="preserve"> </w:t>
+      </w:r>
+      <w:r>
+        <w:t xml:space="preserve">của tiến trình khác (Explorer, VS Code, Visual Studio, một bản dựng đang chạy), và harness</w:t>
+      </w:r>
+      <w:r>
+        <w:t xml:space="preserve"> </w:t>
+      </w:r>
+      <w:r>
+        <w:rPr>
+          <w:b/>
+          <w:bCs/>
+        </w:rPr>
+        <w:t xml:space="preserve">đã in cảnh báo</w:t>
+      </w:r>
+      <w:r>
+        <w:t xml:space="preserve"> </w:t>
+      </w:r>
+      <w:r>
+        <w:t xml:space="preserve">rằng mọi số liệu bên dưới là</w:t>
+      </w:r>
+      <w:r>
+        <w:t xml:space="preserve"> </w:t>
+      </w:r>
+      <w:r>
+        <w:rPr>
+          <w:i/>
+          <w:iCs/>
+        </w:rPr>
+        <w:t xml:space="preserve">bi quan</w:t>
+      </w:r>
+      <w:r>
+        <w:t xml:space="preserve">. Giả thuyết đầu tiên vì thế là tải cạnh tranh. Nhóm thực hiện</w:t>
+      </w:r>
+      <w:r>
+        <w:t xml:space="preserve"> </w:t>
+      </w:r>
+      <w:r>
+        <w:rPr>
+          <w:b/>
+          <w:bCs/>
+        </w:rPr>
+        <w:t xml:space="preserve">kiểm chứng thay vì tin</w:t>
+      </w:r>
+      <w:r>
+        <w:t xml:space="preserve">: dựng tải tổng hợp 6 rồi 12 lõi và đo lại — và</w:t>
+      </w:r>
+      <w:r>
+        <w:t xml:space="preserve"> </w:t>
+      </w:r>
+      <w:r>
+        <w:rPr>
+          <w:b/>
+          <w:bCs/>
+        </w:rPr>
+        <w:t xml:space="preserve">thí nghiệm bác bỏ chính giả thuyết đó</w:t>
+      </w:r>
+      <w:r>
+        <w:t xml:space="preserve">. Tải cạnh tranh nâng</w:t>
+      </w:r>
+      <w:r>
+        <w:t xml:space="preserve"> </w:t>
+      </w:r>
+      <w:r>
+        <w:rPr>
+          <w:i/>
+          <w:iCs/>
+        </w:rPr>
+        <w:t xml:space="preserve">cả</w:t>
+      </w:r>
+      <w:r>
+        <w:t xml:space="preserve"> </w:t>
+      </w:r>
+      <w:r>
+        <w:t xml:space="preserve">phân bố một cách đều tay, giữ tỉ lệ p95/p50 quanh 1,2; còn lần 02/08 có trung vị gần như của máy rảnh (180 ms) nhưng đuôi</w:t>
+      </w:r>
+      <w:r>
+        <w:t xml:space="preserve"> </w:t>
+      </w:r>
+      <w:r>
+        <w:rPr>
+          <w:b/>
+          <w:bCs/>
+        </w:rPr>
+        <w:t xml:space="preserve">gấp 6,93 lần trung vị</w:t>
+      </w:r>
+      <w:r>
+        <w:t xml:space="preserve">. Hai chữ ký khác hẳn nhau.</w:t>
+      </w:r>
+    </w:p>
+    <w:p>
+      <w:pPr>
+        <w:pStyle w:val="BodyText"/>
+      </w:pPr>
+      <w:r>
+        <w:rPr>
+          <w:b/>
+          <w:bCs/>
+        </w:rPr>
+        <w:t xml:space="preserve">Quy kết cũ cho bậc thang thử-lại cũng không đứng vững:</w:t>
+      </w:r>
+      <w:r>
+        <w:t xml:space="preserve"> </w:t>
+      </w:r>
+      <w:r>
+        <w:t xml:space="preserve">log máy chủ lần đó cho thấy bậc thang chỉ nổ</w:t>
+      </w:r>
+      <w:r>
+        <w:t xml:space="preserve"> </w:t>
+      </w:r>
+      <w:r>
+        <w:rPr>
+          <w:b/>
+          <w:bCs/>
+        </w:rPr>
+        <w:t xml:space="preserve">6 lần trên 144 khung</w:t>
+      </w:r>
+      <w:r>
+        <w:t xml:space="preserve">, và với giá trị chậm nhất đo được là 1.484,91 ms thì 6 lần nổ chỉ giải thích khoảng</w:t>
+      </w:r>
+      <w:r>
+        <w:t xml:space="preserve"> </w:t>
+      </w:r>
+      <w:r>
+        <w:rPr>
+          <w:b/>
+          <w:bCs/>
+        </w:rPr>
+        <w:t xml:space="preserve">52 ms</w:t>
+      </w:r>
+      <w:r>
+        <w:t xml:space="preserve"> </w:t>
+      </w:r>
+      <w:r>
+        <w:t xml:space="preserve">trong khoảng chênh 225 ms của trung bình. Nguyên nhân</w:t>
+      </w:r>
+      <w:r>
+        <w:t xml:space="preserve"> </w:t>
+      </w:r>
+      <w:r>
+        <w:rPr>
+          <w:i/>
+          <w:iCs/>
+        </w:rPr>
+        <w:t xml:space="preserve">chính xác</w:t>
+      </w:r>
+      <w:r>
+        <w:t xml:space="preserve"> </w:t>
+      </w:r>
+      <w:r>
+        <w:t xml:space="preserve">của đuôi hôm đó</w:t>
+      </w:r>
+      <w:r>
+        <w:t xml:space="preserve"> </w:t>
+      </w:r>
+      <w:r>
+        <w:rPr>
+          <w:b/>
+          <w:bCs/>
+        </w:rPr>
+        <w:t xml:space="preserve">không xác định được</w:t>
+      </w:r>
+      <w:r>
+        <w:t xml:space="preserve"> </w:t>
+      </w:r>
+      <w:r>
+        <w:t xml:space="preserve">— ứng viên còn lại là tranh chấp đĩa (tiến trình</w:t>
+      </w:r>
+      <w:r>
+        <w:t xml:space="preserve"> </w:t>
+      </w:r>
+      <w:r>
+        <w:rPr>
+          <w:rStyle w:val="VerbatimChar"/>
+        </w:rPr>
+        <w:t xml:space="preserve">System</w:t>
+      </w:r>
+      <w:r>
+        <w:t xml:space="preserve"> </w:t>
+      </w:r>
+      <w:r>
+        <w:t xml:space="preserve">chiếm 136% là thời gian nhân, thường đi kèm quét đĩa) mà tải tổng hợp thuần CPU ở đây không mô phỏng. Đây là</w:t>
+      </w:r>
+      <w:r>
+        <w:t xml:space="preserve"> </w:t>
+      </w:r>
+      <w:r>
+        <w:rPr>
+          <w:b/>
+          <w:bCs/>
+        </w:rPr>
+        <w:t xml:space="preserve">suy đoán có cơ sở, không phải kết luận đã đo</w:t>
+      </w:r>
+      <w:r>
+        <w:t xml:space="preserve">, và được ghi đúng như vậy.</w:t>
+      </w:r>
+    </w:p>
+    <w:p>
+      <w:pPr>
+        <w:pStyle w:val="BodyText"/>
+      </w:pPr>
+      <w:r>
+        <w:rPr>
+          <w:b/>
+          <w:bCs/>
+        </w:rPr>
+        <w:t xml:space="preserve">Con số nên dùng khi nói về biên an toàn là 4,057 FPS</w:t>
+      </w:r>
+      <w:r>
+        <w:t xml:space="preserve"> </w:t>
+      </w:r>
+      <w:r>
+        <w:t xml:space="preserve">— mức xấu nhất đo được, khi 12 trên 20 luồng bị tiến trình khác chiếm trọn, vẫn</w:t>
+      </w:r>
+      <w:r>
+        <w:t xml:space="preserve"> </w:t>
+      </w:r>
+      <w:r>
+        <w:rPr>
+          <w:b/>
+          <w:bCs/>
+        </w:rPr>
+        <w:t xml:space="preserve">trên sàn 35%</w:t>
+      </w:r>
+      <w:r>
+        <w:t xml:space="preserve">.</w:t>
+      </w:r>
+    </w:p>
+    <w:bookmarkEnd w:id="165"/>
+    <w:bookmarkStart w:id="166" w:name="X16b4eaa49758ce901c811cabf4d14d88e7a2bfd"/>
+    <w:p>
+      <w:pPr>
+        <w:pStyle w:val="Heading3"/>
+      </w:pPr>
+      <w:r>
+        <w:t xml:space="preserve">5.6.5. Chịu tải, bộ nhớ và độ tin cậy (NFR-SC1, NFR-P4…P7, NFR-R4)</w:t>
       </w:r>
     </w:p>
     <w:p>
@@ -35244,23 +35214,41 @@
         <w:pStyle w:val="FirstParagraph"/>
       </w:pPr>
       <w:r>
-        <w:t xml:space="preserve">Bảng tổng hợp trình bày khi bảo vệ, liệt kê</w:t>
-      </w:r>
-      <w:r>
-        <w:t xml:space="preserve"> </w:t>
-      </w:r>
-      <w:r>
-        <w:rPr>
-          <w:b/>
-          <w:bCs/>
-        </w:rPr>
-        <w:t xml:space="preserve">đầy đủ mọi mã chỉ tiêu phi chức năng</w:t>
-      </w:r>
-      <w:r>
-        <w:t xml:space="preserve"> </w:t>
-      </w:r>
-      <w:r>
-        <w:t xml:space="preserve">đã đặt ra ở giai đoạn phân tích yêu cầu, không lọc bỏ mã nào — kể cả những mã không đạt.</w:t>
+        <w:rPr>
+          <w:b/>
+          <w:bCs/>
+        </w:rPr>
+        <w:t xml:space="preserve">Mọi chỉ tiêu hiệu năng</w:t>
+      </w:r>
+      <w:r>
+        <w:rPr>
+          <w:b/>
+          <w:bCs/>
+        </w:rPr>
+        <w:t xml:space="preserve"> </w:t>
+      </w:r>
+      <w:r>
+        <w:rPr>
+          <w:b/>
+          <w:bCs/>
+          <w:i/>
+          <w:iCs/>
+        </w:rPr>
+        <w:t xml:space="preserve">ngoài đường xử lý ảnh</w:t>
+      </w:r>
+      <w:r>
+        <w:rPr>
+          <w:b/>
+          <w:bCs/>
+        </w:rPr>
+        <w:t xml:space="preserve"> </w:t>
+      </w:r>
+      <w:r>
+        <w:rPr>
+          <w:b/>
+          <w:bCs/>
+        </w:rPr>
+        <w:t xml:space="preserve">đều đạt với biên rất rộng.</w:t>
       </w:r>
     </w:p>
     <w:p>
@@ -35278,7 +35266,7 @@
         <w:t xml:space="preserve"> </w:t>
       </w:r>
       <w:r>
-        <w:t xml:space="preserve">Đối chiếu chỉ tiêu phi chức năng, gom theo nhóm</w:t>
+        <w:t xml:space="preserve">Các chỉ tiêu hiệu năng ngoài đường xử lý ảnh</w:t>
       </w:r>
     </w:p>
     <w:tbl>
@@ -35304,41 +35292,43 @@
               <w:pStyle w:val="Compact"/>
             </w:pPr>
             <w:r>
-              <w:t xml:space="preserve">Nhóm</w:t>
-            </w:r>
-          </w:p>
-        </w:tc>
-        <w:tc>
-          <w:tcPr/>
-          <w:p>
-            <w:pPr>
-              <w:pStyle w:val="Compact"/>
-              <w:jc w:val="center"/>
-            </w:pPr>
-            <w:r>
-              <w:t xml:space="preserve">Số chỉ tiêu</w:t>
-            </w:r>
-          </w:p>
-        </w:tc>
-        <w:tc>
-          <w:tcPr/>
-          <w:p>
-            <w:pPr>
-              <w:pStyle w:val="Compact"/>
-            </w:pPr>
-            <w:r>
-              <w:t xml:space="preserve">Kết quả</w:t>
-            </w:r>
-          </w:p>
-        </w:tc>
-        <w:tc>
-          <w:tcPr/>
-          <w:p>
-            <w:pPr>
-              <w:pStyle w:val="Compact"/>
-            </w:pPr>
-            <w:r>
-              <w:t xml:space="preserve">Con số quyết định</w:t>
+              <w:t xml:space="preserve">Chỉ tiêu</w:t>
+            </w:r>
+          </w:p>
+        </w:tc>
+        <w:tc>
+          <w:tcPr/>
+          <w:p>
+            <w:pPr>
+              <w:pStyle w:val="Compact"/>
+              <w:jc w:val="right"/>
+            </w:pPr>
+            <w:r>
+              <w:t xml:space="preserve">Đo được</w:t>
+            </w:r>
+          </w:p>
+        </w:tc>
+        <w:tc>
+          <w:tcPr/>
+          <w:p>
+            <w:pPr>
+              <w:pStyle w:val="Compact"/>
+              <w:jc w:val="right"/>
+            </w:pPr>
+            <w:r>
+              <w:t xml:space="preserve">Ngưỡng</w:t>
+            </w:r>
+          </w:p>
+        </w:tc>
+        <w:tc>
+          <w:tcPr/>
+          <w:p>
+            <w:pPr>
+              <w:pStyle w:val="Compact"/>
+              <w:jc w:val="right"/>
+            </w:pPr>
+            <w:r>
+              <w:t xml:space="preserve">Biên</w:t>
             </w:r>
           </w:p>
         </w:tc>
@@ -35351,541 +35341,17 @@
               <w:pStyle w:val="Compact"/>
             </w:pPr>
             <w:r>
-              <w:rPr>
-                <w:b/>
-                <w:bCs/>
-              </w:rPr>
-              <w:t xml:space="preserve">Độ chính xác — phát hiện</w:t>
-            </w:r>
-            <w:r>
-              <w:t xml:space="preserve"> </w:t>
-            </w:r>
-            <w:r>
-              <w:t xml:space="preserve">(A1, A2, A3)</w:t>
-            </w:r>
-          </w:p>
-        </w:tc>
-        <w:tc>
-          <w:tcPr/>
-          <w:p>
-            <w:pPr>
-              <w:pStyle w:val="Compact"/>
-              <w:jc w:val="center"/>
-            </w:pPr>
-            <w:r>
-              <w:t xml:space="preserve">3</w:t>
-            </w:r>
-          </w:p>
-        </w:tc>
-        <w:tc>
-          <w:tcPr/>
-          <w:p>
-            <w:pPr>
-              <w:pStyle w:val="Compact"/>
-            </w:pPr>
-            <w:r>
-              <w:t xml:space="preserve">✅</w:t>
-            </w:r>
-            <w:r>
-              <w:t xml:space="preserve"> </w:t>
-            </w:r>
-            <w:r>
-              <w:rPr>
-                <w:b/>
-                <w:bCs/>
-              </w:rPr>
-              <w:t xml:space="preserve">đạt cả ba, biên rộng</w:t>
-            </w:r>
-          </w:p>
-        </w:tc>
-        <w:tc>
-          <w:tcPr/>
-          <w:p>
-            <w:pPr>
-              <w:pStyle w:val="Compact"/>
-            </w:pPr>
-            <w:r>
-              <w:t xml:space="preserve">mAP@0,5 =</w:t>
-            </w:r>
-            <w:r>
-              <w:t xml:space="preserve"> </w:t>
-            </w:r>
-            <w:r>
-              <w:rPr>
-                <w:b/>
-                <w:bCs/>
-              </w:rPr>
-              <w:t xml:space="preserve">0,9829</w:t>
-            </w:r>
-            <w:r>
-              <w:t xml:space="preserve"> </w:t>
-            </w:r>
-            <w:r>
-              <w:t xml:space="preserve">(mục tiêu 0,90); Precision · Recall = 0,9837 · 0,9714</w:t>
-            </w:r>
-          </w:p>
-        </w:tc>
-      </w:tr>
-      <w:tr>
-        <w:tc>
-          <w:tcPr/>
-          <w:p>
-            <w:pPr>
-              <w:pStyle w:val="Compact"/>
-            </w:pPr>
-            <w:r>
-              <w:rPr>
-                <w:b/>
-                <w:bCs/>
-              </w:rPr>
-              <w:t xml:space="preserve">Độ chính xác — nhận dạng chuỗi</w:t>
-            </w:r>
-            <w:r>
-              <w:t xml:space="preserve"> </w:t>
-            </w:r>
-            <w:r>
-              <w:t xml:space="preserve">(A4 – A7)</w:t>
-            </w:r>
-          </w:p>
-        </w:tc>
-        <w:tc>
-          <w:tcPr/>
-          <w:p>
-            <w:pPr>
-              <w:pStyle w:val="Compact"/>
-              <w:jc w:val="center"/>
-            </w:pPr>
-            <w:r>
-              <w:t xml:space="preserve">4</w:t>
-            </w:r>
-          </w:p>
-        </w:tc>
-        <w:tc>
-          <w:tcPr/>
-          <w:p>
-            <w:pPr>
-              <w:pStyle w:val="Compact"/>
-            </w:pPr>
-            <w:r>
-              <w:t xml:space="preserve">🟡</w:t>
-            </w:r>
-            <w:r>
-              <w:t xml:space="preserve"> </w:t>
-            </w:r>
-            <w:r>
-              <w:rPr>
-                <w:b/>
-                <w:bCs/>
-              </w:rPr>
-              <w:t xml:space="preserve">một</w:t>
-            </w:r>
-            <w:r>
-              <w:t xml:space="preserve">, ❌</w:t>
-            </w:r>
-            <w:r>
-              <w:t xml:space="preserve"> </w:t>
-            </w:r>
-            <w:r>
-              <w:rPr>
-                <w:b/>
-                <w:bCs/>
-              </w:rPr>
-              <w:t xml:space="preserve">ba</w:t>
-            </w:r>
-          </w:p>
-        </w:tc>
-        <w:tc>
-          <w:tcPr/>
-          <w:p>
-            <w:pPr>
-              <w:pStyle w:val="Compact"/>
-            </w:pPr>
-            <w:r>
-              <w:t xml:space="preserve">A4 =</w:t>
-            </w:r>
-            <w:r>
-              <w:t xml:space="preserve"> </w:t>
-            </w:r>
-            <w:r>
-              <w:rPr>
-                <w:b/>
-                <w:bCs/>
-              </w:rPr>
-              <w:t xml:space="preserve">0,9454</w:t>
-            </w:r>
-            <w:r>
-              <w:t xml:space="preserve"> </w:t>
-            </w:r>
-            <w:r>
-              <w:t xml:space="preserve">(vượt sàn 0,92, dưới mục tiêu 0,95); A5 · A6 · A7 =</w:t>
-            </w:r>
-            <w:r>
-              <w:t xml:space="preserve"> </w:t>
-            </w:r>
-            <w:r>
-              <w:rPr>
-                <w:b/>
-                <w:bCs/>
-              </w:rPr>
-              <w:t xml:space="preserve">0,6373 · 0,7512 · 0,5552</w:t>
-            </w:r>
-            <w:r>
-              <w:t xml:space="preserve">, cả ba dưới sàn</w:t>
-            </w:r>
-          </w:p>
-        </w:tc>
-      </w:tr>
-      <w:tr>
-        <w:tc>
-          <w:tcPr/>
-          <w:p>
-            <w:pPr>
-              <w:pStyle w:val="Compact"/>
-            </w:pPr>
-            <w:r>
-              <w:rPr>
-                <w:b/>
-                <w:bCs/>
-              </w:rPr>
-              <w:t xml:space="preserve">Đóng góp hậu xử lý</w:t>
-            </w:r>
-            <w:r>
-              <w:t xml:space="preserve"> </w:t>
-            </w:r>
-            <w:r>
-              <w:t xml:space="preserve">(A6 − A5)</w:t>
-            </w:r>
-          </w:p>
-        </w:tc>
-        <w:tc>
-          <w:tcPr/>
-          <w:p>
-            <w:pPr>
-              <w:pStyle w:val="Compact"/>
-              <w:jc w:val="center"/>
-            </w:pPr>
-            <w:r>
-              <w:t xml:space="preserve">1</w:t>
-            </w:r>
-          </w:p>
-        </w:tc>
-        <w:tc>
-          <w:tcPr/>
-          <w:p>
-            <w:pPr>
-              <w:pStyle w:val="Compact"/>
-            </w:pPr>
-            <w:r>
-              <w:t xml:space="preserve">✅</w:t>
-            </w:r>
-          </w:p>
-        </w:tc>
-        <w:tc>
-          <w:tcPr/>
-          <w:p>
-            <w:pPr>
-              <w:pStyle w:val="Compact"/>
-            </w:pPr>
-            <w:r>
-              <w:rPr>
-                <w:b/>
-                <w:bCs/>
-              </w:rPr>
-              <w:t xml:space="preserve">+11,39 điểm</w:t>
-            </w:r>
-            <w:r>
-              <w:t xml:space="preserve"> </w:t>
-            </w:r>
-            <w:r>
-              <w:t xml:space="preserve">— 319 sửa đúng,</w:t>
-            </w:r>
-            <w:r>
-              <w:t xml:space="preserve"> </w:t>
-            </w:r>
-            <w:r>
-              <w:rPr>
-                <w:b/>
-                <w:bCs/>
-              </w:rPr>
-              <w:t xml:space="preserve">0 làm hỏng</w:t>
-            </w:r>
-            <w:r>
-              <w:t xml:space="preserve">, trên 2.801 biển</w:t>
-            </w:r>
-          </w:p>
-        </w:tc>
-      </w:tr>
-      <w:tr>
-        <w:tc>
-          <w:tcPr/>
-          <w:p>
-            <w:pPr>
-              <w:pStyle w:val="Compact"/>
-            </w:pPr>
-            <w:r>
-              <w:rPr>
-                <w:b/>
-                <w:bCs/>
-              </w:rPr>
-              <w:t xml:space="preserve">Báo cáo tách bạch</w:t>
-            </w:r>
-            <w:r>
-              <w:t xml:space="preserve"> </w:t>
-            </w:r>
-            <w:r>
-              <w:t xml:space="preserve">(A8, A9)</w:t>
-            </w:r>
-          </w:p>
-        </w:tc>
-        <w:tc>
-          <w:tcPr/>
-          <w:p>
-            <w:pPr>
-              <w:pStyle w:val="Compact"/>
-              <w:jc w:val="center"/>
-            </w:pPr>
-            <w:r>
-              <w:t xml:space="preserve">2</w:t>
-            </w:r>
-          </w:p>
-        </w:tc>
-        <w:tc>
-          <w:tcPr/>
-          <w:p>
-            <w:pPr>
-              <w:pStyle w:val="Compact"/>
-            </w:pPr>
-            <w:r>
-              <w:t xml:space="preserve">🟡 A8, ⬜ A9</w:t>
-            </w:r>
-          </w:p>
-        </w:tc>
-        <w:tc>
-          <w:tcPr/>
-          <w:p>
-            <w:pPr>
-              <w:pStyle w:val="Compact"/>
-            </w:pPr>
-            <w:r>
-              <w:t xml:space="preserve">Chênh lệch bố cục:</w:t>
-            </w:r>
-            <w:r>
-              <w:t xml:space="preserve"> </w:t>
-            </w:r>
-            <w:r>
-              <w:rPr>
-                <w:b/>
-                <w:bCs/>
-              </w:rPr>
-              <w:t xml:space="preserve">2,09 điểm</w:t>
-            </w:r>
-            <w:r>
-              <w:t xml:space="preserve"> </w:t>
-            </w:r>
-            <w:r>
-              <w:t xml:space="preserve">ở phát hiện so với</w:t>
-            </w:r>
-            <w:r>
-              <w:t xml:space="preserve"> </w:t>
-            </w:r>
-            <w:r>
-              <w:rPr>
-                <w:b/>
-                <w:bCs/>
-              </w:rPr>
-              <w:t xml:space="preserve">25,45 điểm</w:t>
-            </w:r>
-            <w:r>
-              <w:t xml:space="preserve"> </w:t>
-            </w:r>
-            <w:r>
-              <w:t xml:space="preserve">ở nhận dạng. A9 không đo được — bộ dữ liệu</w:t>
-            </w:r>
-            <w:r>
-              <w:t xml:space="preserve"> </w:t>
-            </w:r>
-            <w:r>
-              <w:rPr>
-                <w:b/>
-                <w:bCs/>
-              </w:rPr>
-              <w:t xml:space="preserve">không có nhãn điều kiện chụp</w:t>
-            </w:r>
-          </w:p>
-        </w:tc>
-      </w:tr>
-      <w:tr>
-        <w:tc>
-          <w:tcPr/>
-          <w:p>
-            <w:pPr>
-              <w:pStyle w:val="Compact"/>
-            </w:pPr>
-            <w:r>
-              <w:rPr>
-                <w:b/>
-                <w:bCs/>
-              </w:rPr>
-              <w:t xml:space="preserve">Hiệu năng — độ trễ</w:t>
-            </w:r>
-            <w:r>
-              <w:t xml:space="preserve"> </w:t>
-            </w:r>
-            <w:r>
-              <w:t xml:space="preserve">(P1, P2, P3)</w:t>
-            </w:r>
-          </w:p>
-        </w:tc>
-        <w:tc>
-          <w:tcPr/>
-          <w:p>
-            <w:pPr>
-              <w:pStyle w:val="Compact"/>
-              <w:jc w:val="center"/>
-            </w:pPr>
-            <w:r>
-              <w:t xml:space="preserve">3</w:t>
-            </w:r>
-          </w:p>
-        </w:tc>
-        <w:tc>
-          <w:tcPr/>
-          <w:p>
-            <w:pPr>
-              <w:pStyle w:val="Compact"/>
-            </w:pPr>
-            <w:r>
-              <w:t xml:space="preserve">🟡 P1, ❌ P2, ✅ P3</w:t>
-            </w:r>
-          </w:p>
-        </w:tc>
-        <w:tc>
-          <w:tcPr/>
-          <w:p>
-            <w:pPr>
-              <w:pStyle w:val="Compact"/>
-            </w:pPr>
-            <w:r>
-              <w:t xml:space="preserve">p95 một ảnh</w:t>
-            </w:r>
-            <w:r>
-              <w:t xml:space="preserve"> </w:t>
-            </w:r>
-            <w:r>
-              <w:rPr>
-                <w:b/>
-                <w:bCs/>
-              </w:rPr>
-              <w:t xml:space="preserve">1.143,10 ms</w:t>
-            </w:r>
-            <w:r>
-              <w:t xml:space="preserve"> </w:t>
-            </w:r>
-            <w:r>
-              <w:t xml:space="preserve">(sàn 1.500, mục tiêu 800; p50 chỉ 405,77 ms). FPS thời gian thực</w:t>
-            </w:r>
-            <w:r>
-              <w:t xml:space="preserve"> </w:t>
-            </w:r>
-            <w:r>
-              <w:rPr>
-                <w:b/>
-                <w:bCs/>
-              </w:rPr>
-              <w:t xml:space="preserve">2,379</w:t>
-            </w:r>
-            <w:r>
-              <w:t xml:space="preserve"> </w:t>
-            </w:r>
-            <w:r>
-              <w:t xml:space="preserve">— dưới sàn 3. Video</w:t>
-            </w:r>
-            <w:r>
-              <w:t xml:space="preserve"> </w:t>
-            </w:r>
-            <w:r>
-              <w:rPr>
-                <w:b/>
-                <w:bCs/>
-              </w:rPr>
-              <w:t xml:space="preserve">0,746×</w:t>
-            </w:r>
-            <w:r>
-              <w:t xml:space="preserve"> </w:t>
-            </w:r>
-            <w:r>
-              <w:t xml:space="preserve">— vượt mục tiêu 0,3×</w:t>
-            </w:r>
-          </w:p>
-        </w:tc>
-      </w:tr>
-      <w:tr>
-        <w:tc>
-          <w:tcPr/>
-          <w:p>
-            <w:pPr>
-              <w:pStyle w:val="Compact"/>
-            </w:pPr>
-            <w:r>
-              <w:rPr>
-                <w:b/>
-                <w:bCs/>
-              </w:rPr>
-              <w:t xml:space="preserve">Hiệu năng — tài nguyên</w:t>
-            </w:r>
-            <w:r>
-              <w:t xml:space="preserve"> </w:t>
-            </w:r>
-            <w:r>
-              <w:t xml:space="preserve">(P4 – P7)</w:t>
-            </w:r>
-          </w:p>
-        </w:tc>
-        <w:tc>
-          <w:tcPr/>
-          <w:p>
-            <w:pPr>
-              <w:pStyle w:val="Compact"/>
-              <w:jc w:val="center"/>
-            </w:pPr>
-            <w:r>
-              <w:t xml:space="preserve">5</w:t>
-            </w:r>
-          </w:p>
-        </w:tc>
-        <w:tc>
-          <w:tcPr/>
-          <w:p>
-            <w:pPr>
-              <w:pStyle w:val="Compact"/>
-            </w:pPr>
-            <w:r>
-              <w:t xml:space="preserve">✅</w:t>
-            </w:r>
-            <w:r>
-              <w:t xml:space="preserve"> </w:t>
-            </w:r>
-            <w:r>
-              <w:rPr>
-                <w:b/>
-                <w:bCs/>
-              </w:rPr>
-              <w:t xml:space="preserve">đạt cả năm</w:t>
-            </w:r>
-          </w:p>
-        </w:tc>
-        <w:tc>
-          <w:tcPr/>
-          <w:p>
-            <w:pPr>
-              <w:pStyle w:val="Compact"/>
-            </w:pPr>
-            <w:r>
               <w:t xml:space="preserve">Nạp mô hình</w:t>
             </w:r>
-            <w:r>
-              <w:t xml:space="preserve"> </w:t>
-            </w:r>
+          </w:p>
+        </w:tc>
+        <w:tc>
+          <w:tcPr/>
+          <w:p>
+            <w:pPr>
+              <w:pStyle w:val="Compact"/>
+              <w:jc w:val="right"/>
+            </w:pPr>
             <w:r>
               <w:rPr>
                 <w:b/>
@@ -35893,12 +35359,120 @@
               </w:rPr>
               <w:t xml:space="preserve">6,41 s</w:t>
             </w:r>
-            <w:r>
-              <w:t xml:space="preserve">; overhead API</w:t>
+          </w:p>
+        </w:tc>
+        <w:tc>
+          <w:tcPr/>
+          <w:p>
+            <w:pPr>
+              <w:pStyle w:val="Compact"/>
+              <w:jc w:val="right"/>
+            </w:pPr>
+            <w:r>
+              <w:t xml:space="preserve">≤ 30 s</w:t>
+            </w:r>
+          </w:p>
+        </w:tc>
+        <w:tc>
+          <w:tcPr/>
+          <w:p>
+            <w:pPr>
+              <w:pStyle w:val="Compact"/>
+              <w:jc w:val="right"/>
+            </w:pPr>
+            <w:r>
+              <w:t xml:space="preserve">4,7×</w:t>
+            </w:r>
+          </w:p>
+        </w:tc>
+      </w:tr>
+      <w:tr>
+        <w:tc>
+          <w:tcPr/>
+          <w:p>
+            <w:pPr>
+              <w:pStyle w:val="Compact"/>
+            </w:pPr>
+            <w:r>
+              <w:t xml:space="preserve">Khởi động tới khi</w:t>
             </w:r>
             <w:r>
               <w:t xml:space="preserve"> </w:t>
             </w:r>
+            <w:r>
+              <w:rPr>
+                <w:rStyle w:val="VerbatimChar"/>
+              </w:rPr>
+              <w:t xml:space="preserve">/health</w:t>
+            </w:r>
+            <w:r>
+              <w:t xml:space="preserve"> </w:t>
+            </w:r>
+            <w:r>
+              <w:t xml:space="preserve">sẵn sàng</w:t>
+            </w:r>
+          </w:p>
+        </w:tc>
+        <w:tc>
+          <w:tcPr/>
+          <w:p>
+            <w:pPr>
+              <w:pStyle w:val="Compact"/>
+              <w:jc w:val="right"/>
+            </w:pPr>
+            <w:r>
+              <w:rPr>
+                <w:b/>
+                <w:bCs/>
+              </w:rPr>
+              <w:t xml:space="preserve">8,36 s</w:t>
+            </w:r>
+          </w:p>
+        </w:tc>
+        <w:tc>
+          <w:tcPr/>
+          <w:p>
+            <w:pPr>
+              <w:pStyle w:val="Compact"/>
+              <w:jc w:val="right"/>
+            </w:pPr>
+            <w:r>
+              <w:t xml:space="preserve">≤ 30 s</w:t>
+            </w:r>
+          </w:p>
+        </w:tc>
+        <w:tc>
+          <w:tcPr/>
+          <w:p>
+            <w:pPr>
+              <w:pStyle w:val="Compact"/>
+              <w:jc w:val="right"/>
+            </w:pPr>
+            <w:r>
+              <w:t xml:space="preserve">3,6×</w:t>
+            </w:r>
+          </w:p>
+        </w:tc>
+      </w:tr>
+      <w:tr>
+        <w:tc>
+          <w:tcPr/>
+          <w:p>
+            <w:pPr>
+              <w:pStyle w:val="Compact"/>
+            </w:pPr>
+            <w:r>
+              <w:t xml:space="preserve">Overhead tầng API (p95)</w:t>
+            </w:r>
+          </w:p>
+        </w:tc>
+        <w:tc>
+          <w:tcPr/>
+          <w:p>
+            <w:pPr>
+              <w:pStyle w:val="Compact"/>
+              <w:jc w:val="right"/>
+            </w:pPr>
             <w:r>
               <w:rPr>
                 <w:b/>
@@ -35906,12 +35480,52 @@
               </w:rPr>
               <w:t xml:space="preserve">19,01 ms</w:t>
             </w:r>
-            <w:r>
-              <w:t xml:space="preserve">; truy vấn 10.000 bản ghi</w:t>
-            </w:r>
-            <w:r>
-              <w:t xml:space="preserve"> </w:t>
-            </w:r>
+          </w:p>
+        </w:tc>
+        <w:tc>
+          <w:tcPr/>
+          <w:p>
+            <w:pPr>
+              <w:pStyle w:val="Compact"/>
+              <w:jc w:val="right"/>
+            </w:pPr>
+            <w:r>
+              <w:t xml:space="preserve">≤ 100 ms</w:t>
+            </w:r>
+          </w:p>
+        </w:tc>
+        <w:tc>
+          <w:tcPr/>
+          <w:p>
+            <w:pPr>
+              <w:pStyle w:val="Compact"/>
+              <w:jc w:val="right"/>
+            </w:pPr>
+            <w:r>
+              <w:t xml:space="preserve">5,3×</w:t>
+            </w:r>
+          </w:p>
+        </w:tc>
+      </w:tr>
+      <w:tr>
+        <w:tc>
+          <w:tcPr/>
+          <w:p>
+            <w:pPr>
+              <w:pStyle w:val="Compact"/>
+            </w:pPr>
+            <w:r>
+              <w:t xml:space="preserve">Truy vấn lịch sử 10.000 bản ghi (p95)</w:t>
+            </w:r>
+          </w:p>
+        </w:tc>
+        <w:tc>
+          <w:tcPr/>
+          <w:p>
+            <w:pPr>
+              <w:pStyle w:val="Compact"/>
+              <w:jc w:val="right"/>
+            </w:pPr>
             <w:r>
               <w:rPr>
                 <w:b/>
@@ -35919,18 +35533,33 @@
               </w:rPr>
               <w:t xml:space="preserve">18,71 ms</w:t>
             </w:r>
-            <w:r>
-              <w:t xml:space="preserve">; RSS</w:t>
-            </w:r>
-            <w:r>
-              <w:t xml:space="preserve"> </w:t>
-            </w:r>
+          </w:p>
+        </w:tc>
+        <w:tc>
+          <w:tcPr/>
+          <w:p>
+            <w:pPr>
+              <w:pStyle w:val="Compact"/>
+              <w:jc w:val="right"/>
+            </w:pPr>
+            <w:r>
+              <w:t xml:space="preserve">≤ 500 ms</w:t>
+            </w:r>
+          </w:p>
+        </w:tc>
+        <w:tc>
+          <w:tcPr/>
+          <w:p>
+            <w:pPr>
+              <w:pStyle w:val="Compact"/>
+              <w:jc w:val="right"/>
+            </w:pPr>
             <w:r>
               <w:rPr>
                 <w:b/>
                 <w:bCs/>
               </w:rPr>
-              <w:t xml:space="preserve">0,806 GB</w:t>
+              <w:t xml:space="preserve">~27×</w:t>
             </w:r>
           </w:p>
         </w:tc>
@@ -35941,93 +35570,72 @@
           <w:p>
             <w:pPr>
               <w:pStyle w:val="Compact"/>
+            </w:pPr>
+            <w:r>
+              <w:t xml:space="preserve">Bộ nhớ thường trú — đường ống · máy chủ</w:t>
+            </w:r>
+          </w:p>
+        </w:tc>
+        <w:tc>
+          <w:tcPr/>
+          <w:p>
+            <w:pPr>
+              <w:pStyle w:val="Compact"/>
+              <w:jc w:val="right"/>
             </w:pPr>
             <w:r>
               <w:rPr>
                 <w:b/>
                 <w:bCs/>
               </w:rPr>
-              <w:t xml:space="preserve">Độ tin cậy và chịu tải</w:t>
-            </w:r>
-            <w:r>
-              <w:t xml:space="preserve"> </w:t>
-            </w:r>
-            <w:r>
-              <w:t xml:space="preserve">(R1 – R5, SC1 – SC3)</w:t>
-            </w:r>
-          </w:p>
-        </w:tc>
-        <w:tc>
-          <w:tcPr/>
-          <w:p>
-            <w:pPr>
-              <w:pStyle w:val="Compact"/>
-              <w:jc w:val="center"/>
-            </w:pPr>
-            <w:r>
-              <w:t xml:space="preserve">8</w:t>
-            </w:r>
-          </w:p>
-        </w:tc>
-        <w:tc>
-          <w:tcPr/>
-          <w:p>
-            <w:pPr>
-              <w:pStyle w:val="Compact"/>
-            </w:pPr>
-            <w:r>
-              <w:t xml:space="preserve">✅</w:t>
-            </w:r>
-            <w:r>
-              <w:t xml:space="preserve"> </w:t>
-            </w:r>
-            <w:r>
-              <w:rPr>
-                <w:b/>
-                <w:bCs/>
-              </w:rPr>
-              <w:t xml:space="preserve">đạt cả tám</w:t>
-            </w:r>
-          </w:p>
-        </w:tc>
-        <w:tc>
-          <w:tcPr/>
-          <w:p>
-            <w:pPr>
-              <w:pStyle w:val="Compact"/>
-            </w:pPr>
-            <w:r>
-              <w:rPr>
-                <w:b/>
-                <w:bCs/>
-              </w:rPr>
-              <w:t xml:space="preserve">100,0%</w:t>
-            </w:r>
-            <w:r>
-              <w:t xml:space="preserve"> </w:t>
-            </w:r>
-            <w:r>
-              <w:t xml:space="preserve">thành công qua 2.028 yêu cầu soak 15 phút;</w:t>
-            </w:r>
-            <w:r>
-              <w:t xml:space="preserve"> </w:t>
-            </w:r>
-            <w:r>
-              <w:rPr>
-                <w:b/>
-                <w:bCs/>
-              </w:rPr>
-              <w:t xml:space="preserve">0/9.031</w:t>
-            </w:r>
-            <w:r>
-              <w:t xml:space="preserve"> </w:t>
-            </w:r>
-            <w:r>
-              <w:t xml:space="preserve">bản ghi mất sau khởi động lại;</w:t>
-            </w:r>
-            <w:r>
-              <w:t xml:space="preserve"> </w:t>
-            </w:r>
+              <w:t xml:space="preserve">0,759 · 0,806 GB</w:t>
+            </w:r>
+          </w:p>
+        </w:tc>
+        <w:tc>
+          <w:tcPr/>
+          <w:p>
+            <w:pPr>
+              <w:pStyle w:val="Compact"/>
+              <w:jc w:val="right"/>
+            </w:pPr>
+            <w:r>
+              <w:t xml:space="preserve">≤ 4 GB</w:t>
+            </w:r>
+          </w:p>
+        </w:tc>
+        <w:tc>
+          <w:tcPr/>
+          <w:p>
+            <w:pPr>
+              <w:pStyle w:val="Compact"/>
+              <w:jc w:val="right"/>
+            </w:pPr>
+            <w:r>
+              <w:t xml:space="preserve">~5×</w:t>
+            </w:r>
+          </w:p>
+        </w:tc>
+      </w:tr>
+      <w:tr>
+        <w:tc>
+          <w:tcPr/>
+          <w:p>
+            <w:pPr>
+              <w:pStyle w:val="Compact"/>
+            </w:pPr>
+            <w:r>
+              <w:t xml:space="preserve">Yêu cầu đồng thời ổn định</w:t>
+            </w:r>
+          </w:p>
+        </w:tc>
+        <w:tc>
+          <w:tcPr/>
+          <w:p>
+            <w:pPr>
+              <w:pStyle w:val="Compact"/>
+              <w:jc w:val="right"/>
+            </w:pPr>
             <w:r>
               <w:rPr>
                 <w:b/>
@@ -36035,11 +35643,29 @@
               </w:rPr>
               <w:t xml:space="preserve">10</w:t>
             </w:r>
-            <w:r>
-              <w:t xml:space="preserve"> </w:t>
-            </w:r>
-            <w:r>
-              <w:t xml:space="preserve">yêu cầu đồng thời ổn định</w:t>
+          </w:p>
+        </w:tc>
+        <w:tc>
+          <w:tcPr/>
+          <w:p>
+            <w:pPr>
+              <w:pStyle w:val="Compact"/>
+              <w:jc w:val="right"/>
+            </w:pPr>
+            <w:r>
+              <w:t xml:space="preserve">≥ 5</w:t>
+            </w:r>
+          </w:p>
+        </w:tc>
+        <w:tc>
+          <w:tcPr/>
+          <w:p>
+            <w:pPr>
+              <w:pStyle w:val="Compact"/>
+              <w:jc w:val="right"/>
+            </w:pPr>
+            <w:r>
+              <w:t xml:space="preserve">2×</w:t>
             </w:r>
           </w:p>
         </w:tc>
@@ -36050,145 +35676,269 @@
           <w:p>
             <w:pPr>
               <w:pStyle w:val="Compact"/>
+            </w:pPr>
+            <w:r>
+              <w:t xml:space="preserve">Chạy liên tục 15 phút</w:t>
+            </w:r>
+          </w:p>
+        </w:tc>
+        <w:tc>
+          <w:tcPr/>
+          <w:p>
+            <w:pPr>
+              <w:pStyle w:val="Compact"/>
+              <w:jc w:val="right"/>
             </w:pPr>
             <w:r>
               <w:rPr>
                 <w:b/>
                 <w:bCs/>
               </w:rPr>
-              <w:t xml:space="preserve">Bảo trì, bảo mật, khả dụng, ràng buộc</w:t>
-            </w:r>
-            <w:r>
-              <w:t xml:space="preserve"> </w:t>
-            </w:r>
-            <w:r>
-              <w:t xml:space="preserve">(M, S, U, C)</w:t>
-            </w:r>
-          </w:p>
-        </w:tc>
-        <w:tc>
-          <w:tcPr/>
-          <w:p>
-            <w:pPr>
-              <w:pStyle w:val="Compact"/>
-              <w:jc w:val="center"/>
-            </w:pPr>
-            <w:r>
-              <w:t xml:space="preserve">14</w:t>
-            </w:r>
-          </w:p>
-        </w:tc>
-        <w:tc>
-          <w:tcPr/>
-          <w:p>
-            <w:pPr>
-              <w:pStyle w:val="Compact"/>
-            </w:pPr>
-            <w:r>
-              <w:t xml:space="preserve">✅</w:t>
-            </w:r>
-            <w:r>
-              <w:t xml:space="preserve"> </w:t>
-            </w:r>
+              <w:t xml:space="preserve">100,0% / 2.028 yêu cầu</w:t>
+            </w:r>
+            <w:r>
+              <w:t xml:space="preserve">, bộ nhớ chỉ tăng 0,094 GB</w:t>
+            </w:r>
+          </w:p>
+        </w:tc>
+        <w:tc>
+          <w:tcPr/>
+          <w:p>
+            <w:pPr>
+              <w:pStyle w:val="Compact"/>
+              <w:jc w:val="right"/>
+            </w:pPr>
+            <w:r>
+              <w:t xml:space="preserve">≥ 99%</w:t>
+            </w:r>
+          </w:p>
+        </w:tc>
+        <w:tc>
+          <w:tcPr/>
+          <w:p>
+            <w:pPr>
+              <w:pStyle w:val="Compact"/>
+              <w:jc w:val="right"/>
+            </w:pPr>
+            <w:r>
+              <w:t xml:space="preserve">—</w:t>
+            </w:r>
+          </w:p>
+        </w:tc>
+      </w:tr>
+      <w:tr>
+        <w:tc>
+          <w:tcPr/>
+          <w:p>
+            <w:pPr>
+              <w:pStyle w:val="Compact"/>
+            </w:pPr>
+            <w:r>
+              <w:t xml:space="preserve">Khởi động lại cơ sở dữ liệu</w:t>
+            </w:r>
+          </w:p>
+        </w:tc>
+        <w:tc>
+          <w:tcPr/>
+          <w:p>
+            <w:pPr>
+              <w:pStyle w:val="Compact"/>
+              <w:jc w:val="right"/>
+            </w:pPr>
             <w:r>
               <w:rPr>
                 <w:b/>
                 <w:bCs/>
               </w:rPr>
-              <w:t xml:space="preserve">13</w:t>
-            </w:r>
-            <w:r>
-              <w:t xml:space="preserve">, 🟡</w:t>
-            </w:r>
-            <w:r>
-              <w:t xml:space="preserve"> </w:t>
-            </w:r>
-            <w:r>
-              <w:rPr>
-                <w:b/>
-                <w:bCs/>
-              </w:rPr>
-              <w:t xml:space="preserve">1</w:t>
-            </w:r>
-          </w:p>
-        </w:tc>
-        <w:tc>
-          <w:tcPr/>
-          <w:p>
-            <w:pPr>
-              <w:pStyle w:val="Compact"/>
-            </w:pPr>
-            <w:r>
-              <w:t xml:space="preserve">Bao phủ kiểm thử tầng nghiệp vụ</w:t>
-            </w:r>
-            <w:r>
-              <w:t xml:space="preserve"> </w:t>
-            </w:r>
-            <w:r>
-              <w:rPr>
-                <w:b/>
-                <w:bCs/>
-              </w:rPr>
-              <w:t xml:space="preserve">87,7%</w:t>
-            </w:r>
-            <w:r>
-              <w:t xml:space="preserve"> </w:t>
-            </w:r>
-            <w:r>
-              <w:t xml:space="preserve">(sàn 70%); chạy không cần GPU; riêng M6 còn</w:t>
-            </w:r>
-            <w:r>
-              <w:t xml:space="preserve"> </w:t>
-            </w:r>
-            <w:r>
-              <w:rPr>
-                <w:b/>
-                <w:bCs/>
-              </w:rPr>
-              <w:t xml:space="preserve">83 cảnh báo</w:t>
-            </w:r>
-            <w:r>
-              <w:rPr>
-                <w:b/>
-                <w:bCs/>
-              </w:rPr>
-              <w:t xml:space="preserve"> </w:t>
-            </w:r>
-            <w:r>
-              <w:rPr>
-                <w:rStyle w:val="VerbatimChar"/>
-                <w:b/>
-                <w:bCs/>
-              </w:rPr>
-              <w:t xml:space="preserve">E501</w:t>
-            </w:r>
-            <w:r>
-              <w:t xml:space="preserve"> </w:t>
-            </w:r>
-            <w:r>
-              <w:t xml:space="preserve">của</w:t>
-            </w:r>
-            <w:r>
-              <w:t xml:space="preserve"> </w:t>
-            </w:r>
-            <w:r>
-              <w:rPr>
-                <w:rStyle w:val="VerbatimChar"/>
-              </w:rPr>
-              <w:t xml:space="preserve">ruff</w:t>
+              <w:t xml:space="preserve">0/9.031 bản ghi mất</w:t>
+            </w:r>
+          </w:p>
+        </w:tc>
+        <w:tc>
+          <w:tcPr/>
+          <w:p>
+            <w:pPr>
+              <w:pStyle w:val="Compact"/>
+              <w:jc w:val="right"/>
+            </w:pPr>
+            <w:r>
+              <w:t xml:space="preserve">0 mất</w:t>
+            </w:r>
+          </w:p>
+        </w:tc>
+        <w:tc>
+          <w:tcPr/>
+          <w:p>
+            <w:pPr>
+              <w:pStyle w:val="Compact"/>
+              <w:jc w:val="right"/>
+            </w:pPr>
+            <w:r>
+              <w:t xml:space="preserve">—</w:t>
             </w:r>
           </w:p>
         </w:tc>
       </w:tr>
     </w:tbl>
-    <w:bookmarkEnd w:id="168"/>
-    <w:bookmarkStart w:id="169" w:name="Xe422198b1000e64c715229721cb79be428798c5"/>
-    <w:p>
-      <w:pPr>
-        <w:pStyle w:val="Heading2"/>
-      </w:pPr>
-      <w:r>
-        <w:t xml:space="preserve">5.8. Phân tích lỗi</w:t>
+    <w:p>
+      <w:pPr>
+        <w:pStyle w:val="BodyText"/>
+      </w:pPr>
+      <w:r>
+        <w:t xml:space="preserve">Hai dòng cuối là bằng chứng</w:t>
+      </w:r>
+      <w:r>
+        <w:t xml:space="preserve"> </w:t>
+      </w:r>
+      <w:r>
+        <w:rPr>
+          <w:b/>
+          <w:bCs/>
+        </w:rPr>
+        <w:t xml:space="preserve">không rò rỉ bộ nhớ</w:t>
+      </w:r>
+      <w:r>
+        <w:t xml:space="preserve"> </w:t>
+      </w:r>
+      <w:r>
+        <w:t xml:space="preserve">và</w:t>
+      </w:r>
+      <w:r>
+        <w:t xml:space="preserve"> </w:t>
+      </w:r>
+      <w:r>
+        <w:rPr>
+          <w:b/>
+          <w:bCs/>
+        </w:rPr>
+        <w:t xml:space="preserve">không mất dữ liệu</w:t>
+      </w:r>
+      <w:r>
+        <w:t xml:space="preserve">; đối chiếu đầy đủ từng mã chỉ tiêu ở Bảng 5.13.</w:t>
+      </w:r>
+    </w:p>
+    <w:p>
+      <w:pPr>
+        <w:pStyle w:val="BodyText"/>
+      </w:pPr>
+      <w:r>
+        <w:rPr>
+          <w:b/>
+          <w:bCs/>
+        </w:rPr>
+        <w:t xml:space="preserve">Trên chính đường xử lý ảnh, chỉ còn NFR-P1 là chưa trọn:</w:t>
+      </w:r>
+      <w:r>
+        <w:t xml:space="preserve"> </w:t>
+      </w:r>
+      <w:r>
+        <w:t xml:space="preserve">p95 một ảnh</w:t>
+      </w:r>
+      <w:r>
+        <w:t xml:space="preserve"> </w:t>
+      </w:r>
+      <w:r>
+        <w:rPr>
+          <w:b/>
+          <w:bCs/>
+        </w:rPr>
+        <w:t xml:space="preserve">1.143,10 ms</w:t>
+      </w:r>
+      <w:r>
+        <w:t xml:space="preserve"> </w:t>
+      </w:r>
+      <w:r>
+        <w:t xml:space="preserve">— đạt sàn 1.500 ms nhưng chưa tới mục tiêu 800 ms, đây là</w:t>
+      </w:r>
+      <w:r>
+        <w:t xml:space="preserve"> </w:t>
+      </w:r>
+      <w:r>
+        <w:rPr>
+          <w:b/>
+          <w:bCs/>
+        </w:rPr>
+        <w:t xml:space="preserve">thoái lui có chủ ý</w:t>
+      </w:r>
+      <w:r>
+        <w:t xml:space="preserve"> </w:t>
+      </w:r>
+      <w:r>
+        <w:t xml:space="preserve">đổi lấy 34 biển đọc thêm (5.5.7). NFR-P2 và NFR-P3 đều đạt.</w:t>
+      </w:r>
+      <w:r>
+        <w:t xml:space="preserve"> </w:t>
+      </w:r>
+      <w:r>
+        <w:rPr>
+          <w:b/>
+          <w:bCs/>
+        </w:rPr>
+        <w:t xml:space="preserve">Kiến trúc phần mềm không còn là vấn đề</w:t>
+      </w:r>
+      <w:r>
+        <w:t xml:space="preserve"> </w:t>
+      </w:r>
+      <w:r>
+        <w:t xml:space="preserve">— tầng API, tầng dữ liệu, bộ nhớ, độ ổn định đều dư biên. Hai nhánh đi tiếp: nâng</w:t>
+      </w:r>
+      <w:r>
+        <w:t xml:space="preserve"> </w:t>
+      </w:r>
+      <w:r>
+        <w:rPr>
+          <w:i/>
+          <w:iCs/>
+        </w:rPr>
+        <w:t xml:space="preserve">độ chính xác</w:t>
+      </w:r>
+      <w:r>
+        <w:t xml:space="preserve"> </w:t>
+      </w:r>
+      <w:r>
+        <w:t xml:space="preserve">OCR biển hai dòng (5.5), và cắt</w:t>
+      </w:r>
+      <w:r>
+        <w:t xml:space="preserve"> </w:t>
+      </w:r>
+      <w:r>
+        <w:rPr>
+          <w:i/>
+          <w:iCs/>
+        </w:rPr>
+        <w:t xml:space="preserve">đuôi độ trễ</w:t>
+      </w:r>
+      <w:r>
+        <w:t xml:space="preserve"> </w:t>
+      </w:r>
+      <w:r>
+        <w:t xml:space="preserve">của chế độ ảnh tĩnh — đặt trần thời gian cho bậc thang, hoặc chuyển bộ phát hiện sang OpenVINO, hướng đã đo được</w:t>
+      </w:r>
+      <w:r>
+        <w:t xml:space="preserve"> </w:t>
+      </w:r>
+      <w:r>
+        <w:rPr>
+          <w:b/>
+          <w:bCs/>
+        </w:rPr>
+        <w:t xml:space="preserve">1,57×</w:t>
+      </w:r>
+      <w:r>
+        <w:t xml:space="preserve"> </w:t>
+      </w:r>
+      <w:r>
+        <w:t xml:space="preserve">ở 5.6.3.</w:t>
+      </w:r>
+    </w:p>
+    <w:bookmarkEnd w:id="166"/>
+    <w:bookmarkStart w:id="167" w:name="Xdf1c6e2ee323a9d334463601a721b6529b38291"/>
+    <w:p>
+      <w:pPr>
+        <w:pStyle w:val="Heading3"/>
+      </w:pPr>
+      <w:r>
+        <w:t xml:space="preserve">5.6.6. Ảnh hưởng của việc bỏ bước phát hiện chữ trong PaddleOCR</w:t>
       </w:r>
     </w:p>
     <w:p>
@@ -36196,6 +35946,75 @@
         <w:pStyle w:val="FirstParagraph"/>
       </w:pPr>
       <w:r>
+        <w:t xml:space="preserve">Mục 4.5.3 để ngỏ một câu hỏi: chế độ</w:t>
+      </w:r>
+      <w:r>
+        <w:t xml:space="preserve"> </w:t>
+      </w:r>
+      <w:r>
+        <w:rPr>
+          <w:b/>
+          <w:bCs/>
+        </w:rPr>
+        <w:t xml:space="preserve">chỉ nhận dạng</w:t>
+      </w:r>
+      <w:r>
+        <w:t xml:space="preserve"> </w:t>
+      </w:r>
+      <w:r>
+        <w:t xml:space="preserve">cho model fine-tune thêm</w:t>
+      </w:r>
+      <w:r>
+        <w:t xml:space="preserve"> </w:t>
+      </w:r>
+      <w:r>
+        <w:rPr>
+          <w:b/>
+          <w:bCs/>
+        </w:rPr>
+        <w:t xml:space="preserve">12,46 điểm</w:t>
+      </w:r>
+      <w:r>
+        <w:t xml:space="preserve"> </w:t>
+      </w:r>
+      <w:r>
+        <w:t xml:space="preserve">A6 và tiết kiệm</w:t>
+      </w:r>
+      <w:r>
+        <w:t xml:space="preserve"> </w:t>
+      </w:r>
+      <w:r>
+        <w:rPr>
+          <w:b/>
+          <w:bCs/>
+        </w:rPr>
+        <w:t xml:space="preserve">~290 ms</w:t>
+      </w:r>
+      <w:r>
+        <w:t xml:space="preserve"> </w:t>
+      </w:r>
+      <w:r>
+        <w:t xml:space="preserve">mỗi ảnh — vì sao không bật? Vì ngữ liệu chứng minh nó</w:t>
+      </w:r>
+      <w:r>
+        <w:t xml:space="preserve"> </w:t>
+      </w:r>
+      <w:r>
+        <w:rPr>
+          <w:b/>
+          <w:bCs/>
+        </w:rPr>
+        <w:t xml:space="preserve">không có thẩm quyền trả lời câu hỏi đó</w:t>
+      </w:r>
+      <w:r>
+        <w:t xml:space="preserve">.</w:t>
+      </w:r>
+    </w:p>
+    <w:p>
+      <w:pPr>
+        <w:pStyle w:val="BodyText"/>
+      </w:pPr>
+      <w:r>
         <w:rPr>
           <w:b/>
           <w:bCs/>
@@ -36206,7 +36025,7 @@
         <w:t xml:space="preserve"> </w:t>
       </w:r>
       <w:r>
-        <w:t xml:space="preserve">Tần suất từng loại lỗi</w:t>
+        <w:t xml:space="preserve">Bỏ bước phát hiện chữ — ba ngữ liệu, hai kết luận ngược nhau</w:t>
       </w:r>
     </w:p>
     <w:tbl>
@@ -36233,620 +36052,160 @@
           <w:p>
             <w:pPr>
               <w:pStyle w:val="Compact"/>
-              <w:jc w:val="center"/>
-            </w:pPr>
-            <w:r>
-              <w:t xml:space="preserve">Mã</w:t>
-            </w:r>
-          </w:p>
-        </w:tc>
-        <w:tc>
-          <w:tcPr/>
-          <w:p>
-            <w:pPr>
-              <w:pStyle w:val="Compact"/>
-            </w:pPr>
-            <w:r>
-              <w:t xml:space="preserve">Loại lỗi</w:t>
-            </w:r>
-          </w:p>
-        </w:tc>
-        <w:tc>
-          <w:tcPr/>
-          <w:p>
-            <w:pPr>
-              <w:pStyle w:val="Compact"/>
-              <w:jc w:val="right"/>
-            </w:pPr>
-            <w:r>
-              <w:t xml:space="preserve">Số ca</w:t>
-            </w:r>
-          </w:p>
-        </w:tc>
-        <w:tc>
-          <w:tcPr/>
-          <w:p>
-            <w:pPr>
-              <w:pStyle w:val="Compact"/>
-              <w:jc w:val="right"/>
-            </w:pPr>
-            <w:r>
-              <w:t xml:space="preserve">Tỉ lệ trong tổng ca sai</w:t>
-            </w:r>
-          </w:p>
-        </w:tc>
-        <w:tc>
-          <w:tcPr/>
-          <w:p>
-            <w:pPr>
-              <w:pStyle w:val="Compact"/>
-              <w:jc w:val="right"/>
-            </w:pPr>
-            <w:r>
-              <w:t xml:space="preserve">Tỉ lệ toàn tập đánh giá</w:t>
-            </w:r>
-          </w:p>
-        </w:tc>
-        <w:tc>
-          <w:tcPr/>
-          <w:p>
-            <w:pPr>
-              <w:pStyle w:val="Compact"/>
-              <w:jc w:val="right"/>
-            </w:pPr>
-            <w:r>
-              <w:t xml:space="preserve">Một dòng</w:t>
-            </w:r>
-          </w:p>
-        </w:tc>
-        <w:tc>
-          <w:tcPr/>
-          <w:p>
-            <w:pPr>
-              <w:pStyle w:val="Compact"/>
-              <w:jc w:val="right"/>
-            </w:pPr>
-            <w:r>
-              <w:t xml:space="preserve">Hai dòng</w:t>
-            </w:r>
-          </w:p>
-        </w:tc>
-      </w:tr>
-      <w:tr>
-        <w:tc>
-          <w:tcPr/>
-          <w:p>
-            <w:pPr>
-              <w:pStyle w:val="Compact"/>
-              <w:jc w:val="center"/>
-            </w:pPr>
-            <w:r>
-              <w:t xml:space="preserve">E1</w:t>
-            </w:r>
-          </w:p>
-        </w:tc>
-        <w:tc>
-          <w:tcPr/>
-          <w:p>
-            <w:pPr>
-              <w:pStyle w:val="Compact"/>
-            </w:pPr>
-            <w:r>
-              <w:t xml:space="preserve">Bỏ sót biển</w:t>
-            </w:r>
-          </w:p>
-        </w:tc>
-        <w:tc>
-          <w:tcPr/>
-          <w:p>
-            <w:pPr>
-              <w:pStyle w:val="Compact"/>
-              <w:jc w:val="right"/>
-            </w:pPr>
-            <w:r>
-              <w:t xml:space="preserve">335</w:t>
-            </w:r>
-          </w:p>
-        </w:tc>
-        <w:tc>
-          <w:tcPr/>
-          <w:p>
-            <w:pPr>
-              <w:pStyle w:val="Compact"/>
-              <w:jc w:val="right"/>
-            </w:pPr>
-            <w:r>
-              <w:t xml:space="preserve">—</w:t>
-            </w:r>
-          </w:p>
-        </w:tc>
-        <w:tc>
-          <w:tcPr/>
-          <w:p>
-            <w:pPr>
-              <w:pStyle w:val="Compact"/>
-              <w:jc w:val="right"/>
-            </w:pPr>
-            <w:r>
-              <w:t xml:space="preserve">—</w:t>
-            </w:r>
-          </w:p>
-        </w:tc>
-        <w:tc>
-          <w:tcPr/>
-          <w:p>
-            <w:pPr>
-              <w:pStyle w:val="Compact"/>
-              <w:jc w:val="right"/>
-            </w:pPr>
-            <w:r>
-              <w:t xml:space="preserve">—</w:t>
-            </w:r>
-          </w:p>
-        </w:tc>
-        <w:tc>
-          <w:tcPr/>
-          <w:p>
-            <w:pPr>
-              <w:pStyle w:val="Compact"/>
-              <w:jc w:val="right"/>
-            </w:pPr>
-            <w:r>
-              <w:t xml:space="preserve">—</w:t>
-            </w:r>
-          </w:p>
-        </w:tc>
-      </w:tr>
-      <w:tr>
-        <w:tc>
-          <w:tcPr/>
-          <w:p>
-            <w:pPr>
-              <w:pStyle w:val="Compact"/>
-              <w:jc w:val="center"/>
-            </w:pPr>
-            <w:r>
-              <w:t xml:space="preserve">E2</w:t>
-            </w:r>
-          </w:p>
-        </w:tc>
-        <w:tc>
-          <w:tcPr/>
-          <w:p>
-            <w:pPr>
-              <w:pStyle w:val="Compact"/>
-            </w:pPr>
-            <w:r>
-              <w:t xml:space="preserve">Phát hiện nhầm</w:t>
-            </w:r>
-          </w:p>
-        </w:tc>
-        <w:tc>
-          <w:tcPr/>
-          <w:p>
-            <w:pPr>
-              <w:pStyle w:val="Compact"/>
-              <w:jc w:val="right"/>
-            </w:pPr>
+            </w:pPr>
+            <w:r>
+              <w:t xml:space="preserve">Cấu hình</w:t>
+            </w:r>
+          </w:p>
+        </w:tc>
+        <w:tc>
+          <w:tcPr/>
+          <w:p>
+            <w:pPr>
+              <w:pStyle w:val="Compact"/>
+              <w:jc w:val="right"/>
+            </w:pPr>
+            <w:r>
+              <w:t xml:space="preserve">A6 trên 2.801 ảnh</w:t>
+            </w:r>
+            <w:r>
+              <w:t xml:space="preserve"> </w:t>
+            </w:r>
+            <w:r>
+              <w:rPr>
+                <w:b/>
+                <w:bCs/>
+              </w:rPr>
+              <w:t xml:space="preserve">cắt sẵn</w:t>
+            </w:r>
+          </w:p>
+        </w:tc>
+        <w:tc>
+          <w:tcPr/>
+          <w:p>
+            <w:pPr>
+              <w:pStyle w:val="Compact"/>
+              <w:jc w:val="right"/>
+            </w:pPr>
+            <w:r>
+              <w:t xml:space="preserve">Bộ demo</w:t>
+            </w:r>
+            <w:r>
+              <w:t xml:space="preserve"> </w:t>
+            </w:r>
+            <w:r>
+              <w:rPr>
+                <w:b/>
+                <w:bCs/>
+              </w:rPr>
+              <w:t xml:space="preserve">ảnh toàn cảnh</w:t>
+            </w:r>
+          </w:p>
+        </w:tc>
+        <w:tc>
+          <w:tcPr/>
+          <w:p>
+            <w:pPr>
+              <w:pStyle w:val="Compact"/>
+              <w:jc w:val="right"/>
+            </w:pPr>
+            <w:r>
+              <w:t xml:space="preserve">Tầng dễ</w:t>
+            </w:r>
+            <w:r>
+              <w:t xml:space="preserve"> </w:t>
+            </w:r>
             <w:r>
               <w:rPr>
                 <w:i/>
                 <w:iCs/>
               </w:rPr>
-              <w:t xml:space="preserve">(chưa đo)</w:t>
-            </w:r>
-          </w:p>
-        </w:tc>
-        <w:tc>
-          <w:tcPr/>
-          <w:p>
-            <w:pPr>
-              <w:pStyle w:val="Compact"/>
-              <w:jc w:val="right"/>
-            </w:pPr>
-            <w:r>
-              <w:t xml:space="preserve">—</w:t>
-            </w:r>
-          </w:p>
-        </w:tc>
-        <w:tc>
-          <w:tcPr/>
-          <w:p>
-            <w:pPr>
-              <w:pStyle w:val="Compact"/>
-              <w:jc w:val="right"/>
-            </w:pPr>
-            <w:r>
-              <w:t xml:space="preserve">—</w:t>
-            </w:r>
-          </w:p>
-        </w:tc>
-        <w:tc>
-          <w:tcPr/>
-          <w:p>
-            <w:pPr>
-              <w:pStyle w:val="Compact"/>
-              <w:jc w:val="right"/>
-            </w:pPr>
-            <w:r>
-              <w:t xml:space="preserve">—</w:t>
-            </w:r>
-          </w:p>
-        </w:tc>
-        <w:tc>
-          <w:tcPr/>
-          <w:p>
-            <w:pPr>
-              <w:pStyle w:val="Compact"/>
-              <w:jc w:val="right"/>
-            </w:pPr>
-            <w:r>
-              <w:t xml:space="preserve">—</w:t>
-            </w:r>
-          </w:p>
-        </w:tc>
-      </w:tr>
-      <w:tr>
-        <w:tc>
-          <w:tcPr/>
-          <w:p>
-            <w:pPr>
-              <w:pStyle w:val="Compact"/>
-              <w:jc w:val="center"/>
-            </w:pPr>
-            <w:r>
-              <w:t xml:space="preserve">E3</w:t>
-            </w:r>
-          </w:p>
-        </w:tc>
-        <w:tc>
-          <w:tcPr/>
-          <w:p>
-            <w:pPr>
-              <w:pStyle w:val="Compact"/>
-            </w:pPr>
-            <w:r>
-              <w:t xml:space="preserve">Nhầm ký tự</w:t>
-            </w:r>
-          </w:p>
-        </w:tc>
-        <w:tc>
-          <w:tcPr/>
-          <w:p>
-            <w:pPr>
-              <w:pStyle w:val="Compact"/>
-              <w:jc w:val="right"/>
-            </w:pPr>
-            <w:r>
-              <w:t xml:space="preserve">445</w:t>
-            </w:r>
-          </w:p>
-        </w:tc>
-        <w:tc>
-          <w:tcPr/>
-          <w:p>
-            <w:pPr>
-              <w:pStyle w:val="Compact"/>
-              <w:jc w:val="right"/>
-            </w:pPr>
-            <w:r>
-              <w:t xml:space="preserve">63,85%</w:t>
-            </w:r>
-          </w:p>
-        </w:tc>
-        <w:tc>
-          <w:tcPr/>
-          <w:p>
-            <w:pPr>
-              <w:pStyle w:val="Compact"/>
-              <w:jc w:val="right"/>
-            </w:pPr>
-            <w:r>
-              <w:t xml:space="preserve">15,89%</w:t>
-            </w:r>
-          </w:p>
-        </w:tc>
-        <w:tc>
-          <w:tcPr/>
-          <w:p>
-            <w:pPr>
-              <w:pStyle w:val="Compact"/>
-              <w:jc w:val="right"/>
-            </w:pPr>
-            <w:r>
-              <w:t xml:space="preserve">17</w:t>
-            </w:r>
-          </w:p>
-        </w:tc>
-        <w:tc>
-          <w:tcPr/>
-          <w:p>
-            <w:pPr>
-              <w:pStyle w:val="Compact"/>
-              <w:jc w:val="right"/>
-            </w:pPr>
-            <w:r>
-              <w:t xml:space="preserve">428</w:t>
-            </w:r>
-          </w:p>
-        </w:tc>
-      </w:tr>
-      <w:tr>
-        <w:tc>
-          <w:tcPr/>
-          <w:p>
-            <w:pPr>
-              <w:pStyle w:val="Compact"/>
-              <w:jc w:val="center"/>
-            </w:pPr>
-            <w:r>
-              <w:t xml:space="preserve">E4</w:t>
-            </w:r>
-          </w:p>
-        </w:tc>
-        <w:tc>
-          <w:tcPr/>
-          <w:p>
-            <w:pPr>
-              <w:pStyle w:val="Compact"/>
-            </w:pPr>
-            <w:r>
-              <w:t xml:space="preserve">Thiếu ký tự</w:t>
-            </w:r>
-          </w:p>
-        </w:tc>
-        <w:tc>
-          <w:tcPr/>
-          <w:p>
-            <w:pPr>
-              <w:pStyle w:val="Compact"/>
-              <w:jc w:val="right"/>
-            </w:pPr>
-            <w:r>
-              <w:t xml:space="preserve">73</w:t>
-            </w:r>
-          </w:p>
-        </w:tc>
-        <w:tc>
-          <w:tcPr/>
-          <w:p>
-            <w:pPr>
-              <w:pStyle w:val="Compact"/>
-              <w:jc w:val="right"/>
-            </w:pPr>
-            <w:r>
-              <w:t xml:space="preserve">10,47%</w:t>
-            </w:r>
-          </w:p>
-        </w:tc>
-        <w:tc>
-          <w:tcPr/>
-          <w:p>
-            <w:pPr>
-              <w:pStyle w:val="Compact"/>
-              <w:jc w:val="right"/>
-            </w:pPr>
-            <w:r>
-              <w:t xml:space="preserve">2,61%</w:t>
-            </w:r>
-          </w:p>
-        </w:tc>
-        <w:tc>
-          <w:tcPr/>
-          <w:p>
-            <w:pPr>
-              <w:pStyle w:val="Compact"/>
-              <w:jc w:val="right"/>
-            </w:pPr>
-            <w:r>
-              <w:t xml:space="preserve">0</w:t>
-            </w:r>
-          </w:p>
-        </w:tc>
-        <w:tc>
-          <w:tcPr/>
-          <w:p>
-            <w:pPr>
-              <w:pStyle w:val="Compact"/>
-              <w:jc w:val="right"/>
-            </w:pPr>
-            <w:r>
-              <w:t xml:space="preserve">73</w:t>
-            </w:r>
-          </w:p>
-        </w:tc>
-      </w:tr>
-      <w:tr>
-        <w:tc>
-          <w:tcPr/>
-          <w:p>
-            <w:pPr>
-              <w:pStyle w:val="Compact"/>
-              <w:jc w:val="center"/>
-            </w:pPr>
-            <w:r>
-              <w:t xml:space="preserve">E5</w:t>
-            </w:r>
-          </w:p>
-        </w:tc>
-        <w:tc>
-          <w:tcPr/>
-          <w:p>
-            <w:pPr>
-              <w:pStyle w:val="Compact"/>
-            </w:pPr>
-            <w:r>
-              <w:t xml:space="preserve">Thừa ký tự</w:t>
-            </w:r>
-          </w:p>
-        </w:tc>
-        <w:tc>
-          <w:tcPr/>
-          <w:p>
-            <w:pPr>
-              <w:pStyle w:val="Compact"/>
-              <w:jc w:val="right"/>
-            </w:pPr>
-            <w:r>
-              <w:t xml:space="preserve">18</w:t>
-            </w:r>
-          </w:p>
-        </w:tc>
-        <w:tc>
-          <w:tcPr/>
-          <w:p>
-            <w:pPr>
-              <w:pStyle w:val="Compact"/>
-              <w:jc w:val="right"/>
-            </w:pPr>
-            <w:r>
-              <w:t xml:space="preserve">2,58%</w:t>
-            </w:r>
-          </w:p>
-        </w:tc>
-        <w:tc>
-          <w:tcPr/>
-          <w:p>
-            <w:pPr>
-              <w:pStyle w:val="Compact"/>
-              <w:jc w:val="right"/>
-            </w:pPr>
-            <w:r>
-              <w:t xml:space="preserve">0,64%</w:t>
-            </w:r>
-          </w:p>
-        </w:tc>
-        <w:tc>
-          <w:tcPr/>
-          <w:p>
-            <w:pPr>
-              <w:pStyle w:val="Compact"/>
-              <w:jc w:val="right"/>
-            </w:pPr>
-            <w:r>
-              <w:t xml:space="preserve">5</w:t>
-            </w:r>
-          </w:p>
-        </w:tc>
-        <w:tc>
-          <w:tcPr/>
-          <w:p>
-            <w:pPr>
-              <w:pStyle w:val="Compact"/>
-              <w:jc w:val="right"/>
-            </w:pPr>
-            <w:r>
-              <w:t xml:space="preserve">13</w:t>
-            </w:r>
-          </w:p>
-        </w:tc>
-      </w:tr>
-      <w:tr>
-        <w:tc>
-          <w:tcPr/>
-          <w:p>
-            <w:pPr>
-              <w:pStyle w:val="Compact"/>
-              <w:jc w:val="center"/>
-            </w:pPr>
-            <w:r>
-              <w:t xml:space="preserve">E6</w:t>
-            </w:r>
-          </w:p>
-        </w:tc>
-        <w:tc>
-          <w:tcPr/>
-          <w:p>
-            <w:pPr>
-              <w:pStyle w:val="Compact"/>
-            </w:pPr>
-            <w:r>
-              <w:t xml:space="preserve">Sai thứ tự</w:t>
-            </w:r>
-          </w:p>
-        </w:tc>
-        <w:tc>
-          <w:tcPr/>
-          <w:p>
-            <w:pPr>
-              <w:pStyle w:val="Compact"/>
-              <w:jc w:val="right"/>
-            </w:pPr>
-            <w:r>
-              <w:t xml:space="preserve">0</w:t>
-            </w:r>
-          </w:p>
-        </w:tc>
-        <w:tc>
-          <w:tcPr/>
-          <w:p>
-            <w:pPr>
-              <w:pStyle w:val="Compact"/>
-              <w:jc w:val="right"/>
-            </w:pPr>
-            <w:r>
-              <w:t xml:space="preserve">0,00%</w:t>
-            </w:r>
-          </w:p>
-        </w:tc>
-        <w:tc>
-          <w:tcPr/>
-          <w:p>
-            <w:pPr>
-              <w:pStyle w:val="Compact"/>
-              <w:jc w:val="right"/>
-            </w:pPr>
-            <w:r>
-              <w:t xml:space="preserve">0,00%</w:t>
-            </w:r>
-          </w:p>
-        </w:tc>
-        <w:tc>
-          <w:tcPr/>
-          <w:p>
-            <w:pPr>
-              <w:pStyle w:val="Compact"/>
-              <w:jc w:val="right"/>
-            </w:pPr>
-            <w:r>
-              <w:t xml:space="preserve">0</w:t>
-            </w:r>
-          </w:p>
-        </w:tc>
-        <w:tc>
-          <w:tcPr/>
-          <w:p>
-            <w:pPr>
-              <w:pStyle w:val="Compact"/>
-              <w:jc w:val="right"/>
-            </w:pPr>
-            <w:r>
-              <w:t xml:space="preserve">0</w:t>
-            </w:r>
-          </w:p>
-        </w:tc>
-      </w:tr>
-      <w:tr>
-        <w:tc>
-          <w:tcPr/>
-          <w:p>
-            <w:pPr>
-              <w:pStyle w:val="Compact"/>
-            </w:pPr>
-          </w:p>
-        </w:tc>
-        <w:tc>
-          <w:tcPr/>
-          <w:p>
-            <w:pPr>
-              <w:pStyle w:val="Compact"/>
+              <w:t xml:space="preserve">(n=372)</w:t>
+            </w:r>
+          </w:p>
+        </w:tc>
+        <w:tc>
+          <w:tcPr/>
+          <w:p>
+            <w:pPr>
+              <w:pStyle w:val="Compact"/>
+              <w:jc w:val="right"/>
+            </w:pPr>
+            <w:r>
+              <w:t xml:space="preserve">Tầng khó</w:t>
+            </w:r>
+            <w:r>
+              <w:t xml:space="preserve"> </w:t>
+            </w:r>
+            <w:r>
+              <w:rPr>
+                <w:i/>
+                <w:iCs/>
+              </w:rPr>
+              <w:t xml:space="preserve">(n=236)</w:t>
+            </w:r>
+          </w:p>
+        </w:tc>
+        <w:tc>
+          <w:tcPr/>
+          <w:p>
+            <w:pPr>
+              <w:pStyle w:val="Compact"/>
+              <w:jc w:val="right"/>
             </w:pPr>
             <w:r>
               <w:rPr>
                 <w:b/>
                 <w:bCs/>
               </w:rPr>
-              <w:t xml:space="preserve">Tổng số ca sai</w:t>
+              <w:t xml:space="preserve">A7 hiện trường</w:t>
+            </w:r>
+          </w:p>
+        </w:tc>
+        <w:tc>
+          <w:tcPr/>
+          <w:p>
+            <w:pPr>
+              <w:pStyle w:val="Compact"/>
+              <w:jc w:val="center"/>
+            </w:pPr>
+            <w:r>
+              <w:t xml:space="preserve">KTC 95%</w:t>
+            </w:r>
+          </w:p>
+        </w:tc>
+      </w:tr>
+      <w:tr>
+        <w:tc>
+          <w:tcPr/>
+          <w:p>
+            <w:pPr>
+              <w:pStyle w:val="Compact"/>
+            </w:pPr>
+            <w:r>
+              <w:t xml:space="preserve">Model gốc, det + rec —</w:t>
+            </w:r>
+            <w:r>
+              <w:t xml:space="preserve"> </w:t>
+            </w:r>
+            <w:r>
+              <w:rPr>
+                <w:i/>
+                <w:iCs/>
+              </w:rPr>
+              <w:t xml:space="preserve">bản bàn giao</w:t>
+            </w:r>
+          </w:p>
+        </w:tc>
+        <w:tc>
+          <w:tcPr/>
+          <w:p>
+            <w:pPr>
+              <w:pStyle w:val="Compact"/>
+              <w:jc w:val="right"/>
+            </w:pPr>
+            <w:r>
+              <w:t xml:space="preserve">0,7512</w:t>
             </w:r>
           </w:p>
         </w:tc>
@@ -36862,80 +36221,242 @@
                 <w:b/>
                 <w:bCs/>
               </w:rPr>
-              <w:t xml:space="preserve">697</w:t>
-            </w:r>
-          </w:p>
-        </w:tc>
-        <w:tc>
-          <w:tcPr/>
-          <w:p>
-            <w:pPr>
-              <w:pStyle w:val="Compact"/>
-              <w:jc w:val="right"/>
-            </w:pPr>
-            <w:r>
-              <w:t xml:space="preserve">100%</w:t>
-            </w:r>
-          </w:p>
-        </w:tc>
-        <w:tc>
-          <w:tcPr/>
-          <w:p>
-            <w:pPr>
-              <w:pStyle w:val="Compact"/>
-              <w:jc w:val="right"/>
-            </w:pPr>
-            <w:r>
-              <w:t xml:space="preserve">24,88%</w:t>
-            </w:r>
-          </w:p>
-        </w:tc>
-        <w:tc>
-          <w:tcPr/>
-          <w:p>
-            <w:pPr>
-              <w:pStyle w:val="Compact"/>
-              <w:jc w:val="right"/>
-            </w:pPr>
-            <w:r>
-              <w:t xml:space="preserve">—</w:t>
-            </w:r>
-          </w:p>
-        </w:tc>
-        <w:tc>
-          <w:tcPr/>
-          <w:p>
-            <w:pPr>
-              <w:pStyle w:val="Compact"/>
-              <w:jc w:val="right"/>
-            </w:pPr>
-            <w:r>
-              <w:t xml:space="preserve">—</w:t>
-            </w:r>
-          </w:p>
-        </w:tc>
-      </w:tr>
-      <w:tr>
-        <w:tc>
-          <w:tcPr/>
-          <w:p>
-            <w:pPr>
-              <w:pStyle w:val="Compact"/>
-            </w:pPr>
-          </w:p>
-        </w:tc>
-        <w:tc>
-          <w:tcPr/>
-          <w:p>
-            <w:pPr>
-              <w:pStyle w:val="Compact"/>
+              <w:t xml:space="preserve">17 / 22</w:t>
+            </w:r>
+          </w:p>
+        </w:tc>
+        <w:tc>
+          <w:tcPr/>
+          <w:p>
+            <w:pPr>
+              <w:pStyle w:val="Compact"/>
+              <w:jc w:val="right"/>
+            </w:pPr>
+            <w:r>
+              <w:t xml:space="preserve">96,8%</w:t>
+            </w:r>
+          </w:p>
+        </w:tc>
+        <w:tc>
+          <w:tcPr/>
+          <w:p>
+            <w:pPr>
+              <w:pStyle w:val="Compact"/>
+              <w:jc w:val="right"/>
+            </w:pPr>
+            <w:r>
+              <w:t xml:space="preserve">44,1%</w:t>
+            </w:r>
+          </w:p>
+        </w:tc>
+        <w:tc>
+          <w:tcPr/>
+          <w:p>
+            <w:pPr>
+              <w:pStyle w:val="Compact"/>
+              <w:jc w:val="right"/>
             </w:pPr>
             <w:r>
               <w:rPr>
                 <w:b/>
                 <w:bCs/>
               </w:rPr>
-              <w:t xml:space="preserve">Tổng ca đánh giá (mẫu số)</w:t>
+              <w:t xml:space="preserve">56,3%</w:t>
+            </w:r>
+          </w:p>
+        </w:tc>
+        <w:tc>
+          <w:tcPr/>
+          <w:p>
+            <w:pPr>
+              <w:pStyle w:val="Compact"/>
+              <w:jc w:val="center"/>
+            </w:pPr>
+            <w:r>
+              <w:t xml:space="preserve">[52,0 ; 60,7]</w:t>
+            </w:r>
+          </w:p>
+        </w:tc>
+      </w:tr>
+      <w:tr>
+        <w:tc>
+          <w:tcPr/>
+          <w:p>
+            <w:pPr>
+              <w:pStyle w:val="Compact"/>
+            </w:pPr>
+            <w:r>
+              <w:t xml:space="preserve">Model gốc, chỉ rec</w:t>
+            </w:r>
+          </w:p>
+        </w:tc>
+        <w:tc>
+          <w:tcPr/>
+          <w:p>
+            <w:pPr>
+              <w:pStyle w:val="Compact"/>
+              <w:jc w:val="right"/>
+            </w:pPr>
+            <w:r>
+              <w:t xml:space="preserve">0,7508</w:t>
+            </w:r>
+          </w:p>
+        </w:tc>
+        <w:tc>
+          <w:tcPr/>
+          <w:p>
+            <w:pPr>
+              <w:pStyle w:val="Compact"/>
+              <w:jc w:val="right"/>
+            </w:pPr>
+            <w:r>
+              <w:t xml:space="preserve">13 / 22</w:t>
+            </w:r>
+          </w:p>
+        </w:tc>
+        <w:tc>
+          <w:tcPr/>
+          <w:p>
+            <w:pPr>
+              <w:pStyle w:val="Compact"/>
+              <w:jc w:val="right"/>
+            </w:pPr>
+            <w:r>
+              <w:t xml:space="preserve">96,8%</w:t>
+            </w:r>
+          </w:p>
+        </w:tc>
+        <w:tc>
+          <w:tcPr/>
+          <w:p>
+            <w:pPr>
+              <w:pStyle w:val="Compact"/>
+              <w:jc w:val="right"/>
+            </w:pPr>
+            <w:r>
+              <w:t xml:space="preserve">19,9%</w:t>
+            </w:r>
+          </w:p>
+        </w:tc>
+        <w:tc>
+          <w:tcPr/>
+          <w:p>
+            <w:pPr>
+              <w:pStyle w:val="Compact"/>
+              <w:jc w:val="right"/>
+            </w:pPr>
+            <w:r>
+              <w:t xml:space="preserve">37,8%</w:t>
+            </w:r>
+          </w:p>
+        </w:tc>
+        <w:tc>
+          <w:tcPr/>
+          <w:p>
+            <w:pPr>
+              <w:pStyle w:val="Compact"/>
+              <w:jc w:val="center"/>
+            </w:pPr>
+            <w:r>
+              <w:t xml:space="preserve">[34,3 ; 41,3]</w:t>
+            </w:r>
+          </w:p>
+        </w:tc>
+      </w:tr>
+      <w:tr>
+        <w:tc>
+          <w:tcPr/>
+          <w:p>
+            <w:pPr>
+              <w:pStyle w:val="Compact"/>
+            </w:pPr>
+            <w:r>
+              <w:t xml:space="preserve">Model fine-tune, det + rec</w:t>
+            </w:r>
+          </w:p>
+        </w:tc>
+        <w:tc>
+          <w:tcPr/>
+          <w:p>
+            <w:pPr>
+              <w:pStyle w:val="Compact"/>
+              <w:jc w:val="right"/>
+            </w:pPr>
+            <w:r>
+              <w:t xml:space="preserve">0,6762</w:t>
+            </w:r>
+          </w:p>
+        </w:tc>
+        <w:tc>
+          <w:tcPr/>
+          <w:p>
+            <w:pPr>
+              <w:pStyle w:val="Compact"/>
+              <w:jc w:val="right"/>
+            </w:pPr>
+            <w:r>
+              <w:t xml:space="preserve">14 / 22</w:t>
+            </w:r>
+          </w:p>
+        </w:tc>
+        <w:tc>
+          <w:tcPr/>
+          <w:p>
+            <w:pPr>
+              <w:pStyle w:val="Compact"/>
+              <w:jc w:val="right"/>
+            </w:pPr>
+            <w:r>
+              <w:t xml:space="preserve">96,8%</w:t>
+            </w:r>
+          </w:p>
+        </w:tc>
+        <w:tc>
+          <w:tcPr/>
+          <w:p>
+            <w:pPr>
+              <w:pStyle w:val="Compact"/>
+              <w:jc w:val="right"/>
+            </w:pPr>
+            <w:r>
+              <w:t xml:space="preserve">30,9%</w:t>
+            </w:r>
+          </w:p>
+        </w:tc>
+        <w:tc>
+          <w:tcPr/>
+          <w:p>
+            <w:pPr>
+              <w:pStyle w:val="Compact"/>
+              <w:jc w:val="right"/>
+            </w:pPr>
+            <w:r>
+              <w:t xml:space="preserve">46,3%</w:t>
+            </w:r>
+          </w:p>
+        </w:tc>
+        <w:tc>
+          <w:tcPr/>
+          <w:p>
+            <w:pPr>
+              <w:pStyle w:val="Compact"/>
+              <w:jc w:val="center"/>
+            </w:pPr>
+            <w:r>
+              <w:t xml:space="preserve">[42,2 ; 50,3]</w:t>
+            </w:r>
+          </w:p>
+        </w:tc>
+      </w:tr>
+      <w:tr>
+        <w:tc>
+          <w:tcPr/>
+          <w:p>
+            <w:pPr>
+              <w:pStyle w:val="Compact"/>
+            </w:pPr>
+            <w:r>
+              <w:t xml:space="preserve">Model fine-tune, chỉ rec</w:t>
             </w:r>
           </w:p>
         </w:tc>
@@ -36951,77 +36472,85 @@
                 <w:b/>
                 <w:bCs/>
               </w:rPr>
-              <w:t xml:space="preserve">2.801</w:t>
-            </w:r>
-          </w:p>
-        </w:tc>
-        <w:tc>
-          <w:tcPr/>
-          <w:p>
-            <w:pPr>
-              <w:pStyle w:val="Compact"/>
-              <w:jc w:val="right"/>
-            </w:pPr>
-            <w:r>
-              <w:t xml:space="preserve">n/a</w:t>
-            </w:r>
-          </w:p>
-        </w:tc>
-        <w:tc>
-          <w:tcPr/>
-          <w:p>
-            <w:pPr>
-              <w:pStyle w:val="Compact"/>
-              <w:jc w:val="right"/>
-            </w:pPr>
-            <w:r>
-              <w:t xml:space="preserve">100%</w:t>
-            </w:r>
-          </w:p>
-        </w:tc>
-        <w:tc>
-          <w:tcPr/>
-          <w:p>
-            <w:pPr>
-              <w:pStyle w:val="Compact"/>
-              <w:jc w:val="right"/>
-            </w:pPr>
-            <w:r>
-              <w:t xml:space="preserve">—</w:t>
-            </w:r>
-          </w:p>
-        </w:tc>
-        <w:tc>
-          <w:tcPr/>
-          <w:p>
-            <w:pPr>
-              <w:pStyle w:val="Compact"/>
-              <w:jc w:val="right"/>
-            </w:pPr>
-            <w:r>
-              <w:t xml:space="preserve">—</w:t>
+              <w:t xml:space="preserve">0,8758</w:t>
+            </w:r>
+          </w:p>
+        </w:tc>
+        <w:tc>
+          <w:tcPr/>
+          <w:p>
+            <w:pPr>
+              <w:pStyle w:val="Compact"/>
+              <w:jc w:val="right"/>
+            </w:pPr>
+            <w:r>
+              <w:t xml:space="preserve">15 / 22</w:t>
+            </w:r>
+          </w:p>
+        </w:tc>
+        <w:tc>
+          <w:tcPr/>
+          <w:p>
+            <w:pPr>
+              <w:pStyle w:val="Compact"/>
+              <w:jc w:val="right"/>
+            </w:pPr>
+            <w:r>
+              <w:rPr>
+                <w:b/>
+                <w:bCs/>
+              </w:rPr>
+              <w:t xml:space="preserve">94,1%</w:t>
+            </w:r>
+          </w:p>
+        </w:tc>
+        <w:tc>
+          <w:tcPr/>
+          <w:p>
+            <w:pPr>
+              <w:pStyle w:val="Compact"/>
+              <w:jc w:val="right"/>
+            </w:pPr>
+            <w:r>
+              <w:t xml:space="preserve">44,5%</w:t>
+            </w:r>
+          </w:p>
+        </w:tc>
+        <w:tc>
+          <w:tcPr/>
+          <w:p>
+            <w:pPr>
+              <w:pStyle w:val="Compact"/>
+              <w:jc w:val="right"/>
+            </w:pPr>
+            <w:r>
+              <w:t xml:space="preserve">56,0%</w:t>
+            </w:r>
+          </w:p>
+        </w:tc>
+        <w:tc>
+          <w:tcPr/>
+          <w:p>
+            <w:pPr>
+              <w:pStyle w:val="Compact"/>
+              <w:jc w:val="center"/>
+            </w:pPr>
+            <w:r>
+              <w:t xml:space="preserve">[51,7 ; 60,4]</w:t>
             </w:r>
           </w:p>
         </w:tc>
       </w:tr>
     </w:tbl>
-    <w:bookmarkEnd w:id="169"/>
-    <w:bookmarkStart w:id="173" w:name="X17c38d19be0e29160aa374b565370025cd3cedc"/>
+    <w:bookmarkEnd w:id="167"/>
+    <w:bookmarkEnd w:id="168"/>
+    <w:bookmarkStart w:id="169" w:name="Xc0bff015dc90ee963680e4537fb902858c5b63d"/>
     <w:p>
       <w:pPr>
         <w:pStyle w:val="Heading2"/>
       </w:pPr>
       <w:r>
-        <w:t xml:space="preserve">5.9. Bàn luận</w:t>
-      </w:r>
-    </w:p>
-    <w:bookmarkStart w:id="170" w:name="Xf4135df1d431f6687795378a645f566212f5f2f"/>
-    <w:p>
-      <w:pPr>
-        <w:pStyle w:val="Heading3"/>
-      </w:pPr>
-      <w:r>
-        <w:t xml:space="preserve">5.9.1. Đọc kết quả: đạt gì, không đạt gì</w:t>
+        <w:t xml:space="preserve">5.7. Đối chiếu toàn bộ chỉ tiêu phi chức năng</w:t>
       </w:r>
     </w:p>
     <w:p>
@@ -37029,102 +36558,23 @@
         <w:pStyle w:val="FirstParagraph"/>
       </w:pPr>
       <w:r>
-        <w:t xml:space="preserve">Chương 6 tổng hợp đầy đủ kết quả và hạn chế; mục này chỉ nêu</w:t>
-      </w:r>
-      <w:r>
-        <w:t xml:space="preserve"> </w:t>
-      </w:r>
-      <w:r>
-        <w:rPr>
-          <w:b/>
-          <w:bCs/>
-        </w:rPr>
-        <w:t xml:space="preserve">cách đọc</w:t>
-      </w:r>
-      <w:r>
-        <w:t xml:space="preserve"> </w:t>
-      </w:r>
-      <w:r>
-        <w:t xml:space="preserve">bộ số liệu vừa trình bày.</w:t>
-      </w:r>
-      <w:r>
-        <w:t xml:space="preserve"> </w:t>
-      </w:r>
-      <w:r>
-        <w:rPr>
-          <w:b/>
-          <w:bCs/>
-        </w:rPr>
-        <w:t xml:space="preserve">Vạch ngăn nằm giữa hai tầng, không rải đều:</w:t>
-      </w:r>
-      <w:r>
-        <w:t xml:space="preserve"> </w:t>
-      </w:r>
-      <w:r>
-        <w:t xml:space="preserve">bộ phát hiện đạt toàn bộ chỉ tiêu với biên rộng và điểm yếu duy nhất — dải "rất nhỏ" ở 5.4.3 — được phơi bày chứ không giấu; khối hậu xử lý đóng góp</w:t>
-      </w:r>
-      <w:r>
-        <w:t xml:space="preserve"> </w:t>
-      </w:r>
-      <w:r>
-        <w:rPr>
-          <w:b/>
-          <w:bCs/>
-        </w:rPr>
-        <w:t xml:space="preserve">thuần dương, không rủi ro</w:t>
-      </w:r>
-      <w:r>
-        <w:t xml:space="preserve"> </w:t>
-      </w:r>
-      <w:r>
-        <w:t xml:space="preserve">(+11,39 điểm, 0 ca hồi quy); còn ba chỉ tiêu độ chính xác chuỗi thì không đạt.</w:t>
-      </w:r>
-    </w:p>
-    <w:bookmarkEnd w:id="170"/>
-    <w:bookmarkStart w:id="171" w:name="Xb0e136d7f38fa232980b6062c2927010ee460e2"/>
-    <w:p>
-      <w:pPr>
-        <w:pStyle w:val="Heading3"/>
-      </w:pPr>
-      <w:r>
-        <w:t xml:space="preserve">5.9.2. Hai hạng mục không đo được, và vì sao</w:t>
-      </w:r>
-    </w:p>
-    <w:p>
-      <w:pPr>
-        <w:pStyle w:val="FirstParagraph"/>
-      </w:pPr>
-      <w:r>
-        <w:t xml:space="preserve">Cần phân biệt</w:t>
-      </w:r>
-      <w:r>
-        <w:t xml:space="preserve"> </w:t>
-      </w:r>
-      <w:r>
-        <w:rPr>
-          <w:b/>
-          <w:bCs/>
-        </w:rPr>
-        <w:t xml:space="preserve">"chưa đo vì chưa tới lượt"</w:t>
-      </w:r>
-      <w:r>
-        <w:t xml:space="preserve"> </w:t>
-      </w:r>
-      <w:r>
-        <w:t xml:space="preserve">với</w:t>
-      </w:r>
-      <w:r>
-        <w:t xml:space="preserve"> </w:t>
-      </w:r>
-      <w:r>
-        <w:rPr>
-          <w:b/>
-          <w:bCs/>
-        </w:rPr>
-        <w:t xml:space="preserve">"không đo được vì thiếu điều kiện"</w:t>
-      </w:r>
-      <w:r>
-        <w:t xml:space="preserve">. Nhóm thứ nhất — so sánh nền tảng suy luận, huấn luyện mô hình đối chứng, phân rã đóng góp theo từng nhóm luật — đều có phương pháp và công cụ sẵn sàng, chỉ thiếu thời gian máy, và được ghi thành hướng phát triển ở mục 6.3. Chỉ hai hạng mục dưới đây là hạn chế thật của công trình.</w:t>
+        <w:t xml:space="preserve">Bảng tổng hợp trình bày khi bảo vệ, liệt kê</w:t>
+      </w:r>
+      <w:r>
+        <w:t xml:space="preserve"> </w:t>
+      </w:r>
+      <w:r>
+        <w:rPr>
+          <w:b/>
+          <w:bCs/>
+        </w:rPr>
+        <w:t xml:space="preserve">đầy đủ mọi mã chỉ tiêu phi chức năng</w:t>
+      </w:r>
+      <w:r>
+        <w:t xml:space="preserve"> </w:t>
+      </w:r>
+      <w:r>
+        <w:t xml:space="preserve">đã đặt ra ở giai đoạn phân tích yêu cầu, không lọc bỏ mã nào — kể cả những mã không đạt.</w:t>
       </w:r>
     </w:p>
     <w:p>
@@ -37136,132 +36586,13 @@
           <w:b/>
           <w:bCs/>
         </w:rPr>
-        <w:t xml:space="preserve">NFR-A9 — độ chính xác theo điều kiện ảnh.</w:t>
-      </w:r>
-      <w:r>
-        <w:t xml:space="preserve"> </w:t>
-      </w:r>
-      <w:r>
-        <w:t xml:space="preserve">Chỉ tiêu này được phát biểu có điều kiện ngay từ giai đoạn phân tích:</w:t>
-      </w:r>
-      <w:r>
-        <w:t xml:space="preserve"> </w:t>
-      </w:r>
-      <w:r>
-        <w:rPr>
-          <w:i/>
-          <w:iCs/>
-        </w:rPr>
-        <w:t xml:space="preserve">báo cáo độ chính xác theo điều kiện chụp, nếu bộ dữ liệu có nhãn phù hợp</w:t>
-      </w:r>
-      <w:r>
-        <w:t xml:space="preserve">. Điều kiện đó không thoả — không bộ dữ liệu nguồn nào gán nhãn ban ngày, ban đêm, chụp nghiêng hay ảnh mờ. Đây là lý do bảng đối chiếu ghi ⬜</w:t>
-      </w:r>
-      <w:r>
-        <w:t xml:space="preserve"> </w:t>
-      </w:r>
-      <w:r>
-        <w:rPr>
-          <w:i/>
-          <w:iCs/>
-        </w:rPr>
-        <w:t xml:space="preserve">không đo được</w:t>
-      </w:r>
-      <w:r>
-        <w:t xml:space="preserve"> </w:t>
-      </w:r>
-      <w:r>
-        <w:t xml:space="preserve">thay vì ❌</w:t>
-      </w:r>
-      <w:r>
-        <w:t xml:space="preserve"> </w:t>
-      </w:r>
-      <w:r>
-        <w:rPr>
-          <w:i/>
-          <w:iCs/>
-        </w:rPr>
-        <w:t xml:space="preserve">không đạt</w:t>
-      </w:r>
-      <w:r>
-        <w:t xml:space="preserve">: một chỉ tiêu chưa có dữ liệu để đo khác hẳn một chỉ tiêu đã đo và trượt.</w:t>
-      </w:r>
-    </w:p>
-    <w:p>
-      <w:pPr>
-        <w:pStyle w:val="BodyText"/>
-      </w:pPr>
-      <w:r>
-        <w:rPr>
-          <w:b/>
-          <w:bCs/>
-        </w:rPr>
-        <w:t xml:space="preserve">NFR-A7 — giao thức đo bị giới hạn.</w:t>
-      </w:r>
-      <w:r>
-        <w:t xml:space="preserve"> </w:t>
-      </w:r>
-      <w:r>
-        <w:t xml:space="preserve">Con số 0,5552 đo trên ảnh biển đã cắt sẵn chứ không phải ảnh hiện trường, vì ở thời điểm đo không bộ dữ liệu nào có đồng thời ảnh toàn cảnh và nhãn chuỗi ký tự. Bộ phát hiện được huấn luyện trên ảnh giao thông đầy đủ, nên ảnh mà biển số chiếm gần hết khung nằm ngoài phân bố huấn luyện và tỉ lệ bỏ sót bị đánh giá cao hơn thực tế. Giá trị này vì vậy phải đọc như</w:t>
-      </w:r>
-      <w:r>
-        <w:t xml:space="preserve"> </w:t>
-      </w:r>
-      <w:r>
-        <w:rPr>
-          <w:b/>
-          <w:bCs/>
-        </w:rPr>
-        <w:t xml:space="preserve">cận dưới bi quan</w:t>
-      </w:r>
-      <w:r>
-        <w:t xml:space="preserve">, không phải ước lượng trung tâm.</w:t>
-      </w:r>
-    </w:p>
-    <w:bookmarkEnd w:id="171"/>
-    <w:bookmarkStart w:id="172" w:name="Xc82d4b5cdc34aaf40471359984b07afdd654bc4"/>
-    <w:p>
-      <w:pPr>
-        <w:pStyle w:val="Heading3"/>
-      </w:pPr>
-      <w:r>
-        <w:t xml:space="preserve">5.9.3. Các mối đe doạ đến tính hợp lệ của kết quả</w:t>
-      </w:r>
-    </w:p>
-    <w:p>
-      <w:pPr>
-        <w:pStyle w:val="FirstParagraph"/>
-      </w:pPr>
-      <w:r>
-        <w:t xml:space="preserve">Nguyên tắc:</w:t>
-      </w:r>
-      <w:r>
-        <w:t xml:space="preserve"> </w:t>
-      </w:r>
-      <w:r>
-        <w:rPr>
-          <w:b/>
-          <w:bCs/>
-        </w:rPr>
-        <w:t xml:space="preserve">nêu mối đe doạ, đánh giá mức nghiêm trọng, nói rõ đã làm gì để giảm thiểu — kể cả khi biện pháp giảm thiểu là "không có".</w:t>
-      </w:r>
-    </w:p>
-    <w:p>
-      <w:pPr>
-        <w:pStyle w:val="BodyText"/>
-      </w:pPr>
-      <w:r>
-        <w:rPr>
-          <w:b/>
-          <w:bCs/>
-        </w:rPr>
         <w:t xml:space="preserve">Bảng 5.13.</w:t>
       </w:r>
       <w:r>
         <w:t xml:space="preserve"> </w:t>
       </w:r>
       <w:r>
-        <w:t xml:space="preserve">Tám mối đe doạ đến tính hợp lệ của kết quả</w:t>
+        <w:t xml:space="preserve">Đối chiếu chỉ tiêu phi chức năng, gom theo nhóm</w:t>
       </w:r>
     </w:p>
     <w:tbl>
@@ -37285,6 +36616,2002 @@
           <w:p>
             <w:pPr>
               <w:pStyle w:val="Compact"/>
+            </w:pPr>
+            <w:r>
+              <w:t xml:space="preserve">Nhóm</w:t>
+            </w:r>
+          </w:p>
+        </w:tc>
+        <w:tc>
+          <w:tcPr/>
+          <w:p>
+            <w:pPr>
+              <w:pStyle w:val="Compact"/>
+              <w:jc w:val="center"/>
+            </w:pPr>
+            <w:r>
+              <w:t xml:space="preserve">Số chỉ tiêu</w:t>
+            </w:r>
+          </w:p>
+        </w:tc>
+        <w:tc>
+          <w:tcPr/>
+          <w:p>
+            <w:pPr>
+              <w:pStyle w:val="Compact"/>
+            </w:pPr>
+            <w:r>
+              <w:t xml:space="preserve">Kết quả</w:t>
+            </w:r>
+          </w:p>
+        </w:tc>
+        <w:tc>
+          <w:tcPr/>
+          <w:p>
+            <w:pPr>
+              <w:pStyle w:val="Compact"/>
+            </w:pPr>
+            <w:r>
+              <w:t xml:space="preserve">Con số quyết định</w:t>
+            </w:r>
+          </w:p>
+        </w:tc>
+      </w:tr>
+      <w:tr>
+        <w:tc>
+          <w:tcPr/>
+          <w:p>
+            <w:pPr>
+              <w:pStyle w:val="Compact"/>
+            </w:pPr>
+            <w:r>
+              <w:rPr>
+                <w:b/>
+                <w:bCs/>
+              </w:rPr>
+              <w:t xml:space="preserve">Độ chính xác — phát hiện</w:t>
+            </w:r>
+            <w:r>
+              <w:t xml:space="preserve"> </w:t>
+            </w:r>
+            <w:r>
+              <w:t xml:space="preserve">(A1, A2, A3)</w:t>
+            </w:r>
+          </w:p>
+        </w:tc>
+        <w:tc>
+          <w:tcPr/>
+          <w:p>
+            <w:pPr>
+              <w:pStyle w:val="Compact"/>
+              <w:jc w:val="center"/>
+            </w:pPr>
+            <w:r>
+              <w:t xml:space="preserve">3</w:t>
+            </w:r>
+          </w:p>
+        </w:tc>
+        <w:tc>
+          <w:tcPr/>
+          <w:p>
+            <w:pPr>
+              <w:pStyle w:val="Compact"/>
+            </w:pPr>
+            <w:r>
+              <w:t xml:space="preserve">✅</w:t>
+            </w:r>
+            <w:r>
+              <w:t xml:space="preserve"> </w:t>
+            </w:r>
+            <w:r>
+              <w:rPr>
+                <w:b/>
+                <w:bCs/>
+              </w:rPr>
+              <w:t xml:space="preserve">đạt cả ba, biên rộng</w:t>
+            </w:r>
+          </w:p>
+        </w:tc>
+        <w:tc>
+          <w:tcPr/>
+          <w:p>
+            <w:pPr>
+              <w:pStyle w:val="Compact"/>
+            </w:pPr>
+            <w:r>
+              <w:t xml:space="preserve">mAP@0,5 =</w:t>
+            </w:r>
+            <w:r>
+              <w:t xml:space="preserve"> </w:t>
+            </w:r>
+            <w:r>
+              <w:rPr>
+                <w:b/>
+                <w:bCs/>
+              </w:rPr>
+              <w:t xml:space="preserve">0,9829</w:t>
+            </w:r>
+            <w:r>
+              <w:t xml:space="preserve"> </w:t>
+            </w:r>
+            <w:r>
+              <w:t xml:space="preserve">(mục tiêu 0,90); Precision · Recall = 0,9837 · 0,9714</w:t>
+            </w:r>
+          </w:p>
+        </w:tc>
+      </w:tr>
+      <w:tr>
+        <w:tc>
+          <w:tcPr/>
+          <w:p>
+            <w:pPr>
+              <w:pStyle w:val="Compact"/>
+            </w:pPr>
+            <w:r>
+              <w:rPr>
+                <w:b/>
+                <w:bCs/>
+              </w:rPr>
+              <w:t xml:space="preserve">Độ chính xác — nhận dạng chuỗi</w:t>
+            </w:r>
+            <w:r>
+              <w:t xml:space="preserve"> </w:t>
+            </w:r>
+            <w:r>
+              <w:t xml:space="preserve">(A4 – A7)</w:t>
+            </w:r>
+          </w:p>
+        </w:tc>
+        <w:tc>
+          <w:tcPr/>
+          <w:p>
+            <w:pPr>
+              <w:pStyle w:val="Compact"/>
+              <w:jc w:val="center"/>
+            </w:pPr>
+            <w:r>
+              <w:t xml:space="preserve">4</w:t>
+            </w:r>
+          </w:p>
+        </w:tc>
+        <w:tc>
+          <w:tcPr/>
+          <w:p>
+            <w:pPr>
+              <w:pStyle w:val="Compact"/>
+            </w:pPr>
+            <w:r>
+              <w:t xml:space="preserve">🟡</w:t>
+            </w:r>
+            <w:r>
+              <w:t xml:space="preserve"> </w:t>
+            </w:r>
+            <w:r>
+              <w:rPr>
+                <w:b/>
+                <w:bCs/>
+              </w:rPr>
+              <w:t xml:space="preserve">một</w:t>
+            </w:r>
+            <w:r>
+              <w:t xml:space="preserve">, ❌</w:t>
+            </w:r>
+            <w:r>
+              <w:t xml:space="preserve"> </w:t>
+            </w:r>
+            <w:r>
+              <w:rPr>
+                <w:b/>
+                <w:bCs/>
+              </w:rPr>
+              <w:t xml:space="preserve">ba</w:t>
+            </w:r>
+          </w:p>
+        </w:tc>
+        <w:tc>
+          <w:tcPr/>
+          <w:p>
+            <w:pPr>
+              <w:pStyle w:val="Compact"/>
+            </w:pPr>
+            <w:r>
+              <w:t xml:space="preserve">A4 =</w:t>
+            </w:r>
+            <w:r>
+              <w:t xml:space="preserve"> </w:t>
+            </w:r>
+            <w:r>
+              <w:rPr>
+                <w:b/>
+                <w:bCs/>
+              </w:rPr>
+              <w:t xml:space="preserve">0,9454</w:t>
+            </w:r>
+            <w:r>
+              <w:t xml:space="preserve"> </w:t>
+            </w:r>
+            <w:r>
+              <w:t xml:space="preserve">(vượt sàn 0,92, dưới mục tiêu 0,95); A5 · A6 · A7 =</w:t>
+            </w:r>
+            <w:r>
+              <w:t xml:space="preserve"> </w:t>
+            </w:r>
+            <w:r>
+              <w:rPr>
+                <w:b/>
+                <w:bCs/>
+              </w:rPr>
+              <w:t xml:space="preserve">0,6373 · 0,7512 · 0,5552</w:t>
+            </w:r>
+            <w:r>
+              <w:t xml:space="preserve">, cả ba dưới sàn</w:t>
+            </w:r>
+          </w:p>
+        </w:tc>
+      </w:tr>
+      <w:tr>
+        <w:tc>
+          <w:tcPr/>
+          <w:p>
+            <w:pPr>
+              <w:pStyle w:val="Compact"/>
+            </w:pPr>
+            <w:r>
+              <w:rPr>
+                <w:b/>
+                <w:bCs/>
+              </w:rPr>
+              <w:t xml:space="preserve">Đóng góp hậu xử lý</w:t>
+            </w:r>
+            <w:r>
+              <w:t xml:space="preserve"> </w:t>
+            </w:r>
+            <w:r>
+              <w:t xml:space="preserve">(A6 − A5)</w:t>
+            </w:r>
+          </w:p>
+        </w:tc>
+        <w:tc>
+          <w:tcPr/>
+          <w:p>
+            <w:pPr>
+              <w:pStyle w:val="Compact"/>
+              <w:jc w:val="center"/>
+            </w:pPr>
+            <w:r>
+              <w:t xml:space="preserve">1</w:t>
+            </w:r>
+          </w:p>
+        </w:tc>
+        <w:tc>
+          <w:tcPr/>
+          <w:p>
+            <w:pPr>
+              <w:pStyle w:val="Compact"/>
+            </w:pPr>
+            <w:r>
+              <w:t xml:space="preserve">✅</w:t>
+            </w:r>
+          </w:p>
+        </w:tc>
+        <w:tc>
+          <w:tcPr/>
+          <w:p>
+            <w:pPr>
+              <w:pStyle w:val="Compact"/>
+            </w:pPr>
+            <w:r>
+              <w:rPr>
+                <w:b/>
+                <w:bCs/>
+              </w:rPr>
+              <w:t xml:space="preserve">+11,39 điểm</w:t>
+            </w:r>
+            <w:r>
+              <w:t xml:space="preserve"> </w:t>
+            </w:r>
+            <w:r>
+              <w:t xml:space="preserve">— 319 sửa đúng,</w:t>
+            </w:r>
+            <w:r>
+              <w:t xml:space="preserve"> </w:t>
+            </w:r>
+            <w:r>
+              <w:rPr>
+                <w:b/>
+                <w:bCs/>
+              </w:rPr>
+              <w:t xml:space="preserve">0 làm hỏng</w:t>
+            </w:r>
+            <w:r>
+              <w:t xml:space="preserve">, trên 2.801 biển</w:t>
+            </w:r>
+          </w:p>
+        </w:tc>
+      </w:tr>
+      <w:tr>
+        <w:tc>
+          <w:tcPr/>
+          <w:p>
+            <w:pPr>
+              <w:pStyle w:val="Compact"/>
+            </w:pPr>
+            <w:r>
+              <w:rPr>
+                <w:b/>
+                <w:bCs/>
+              </w:rPr>
+              <w:t xml:space="preserve">Báo cáo tách bạch</w:t>
+            </w:r>
+            <w:r>
+              <w:t xml:space="preserve"> </w:t>
+            </w:r>
+            <w:r>
+              <w:t xml:space="preserve">(A8, A9)</w:t>
+            </w:r>
+          </w:p>
+        </w:tc>
+        <w:tc>
+          <w:tcPr/>
+          <w:p>
+            <w:pPr>
+              <w:pStyle w:val="Compact"/>
+              <w:jc w:val="center"/>
+            </w:pPr>
+            <w:r>
+              <w:t xml:space="preserve">2</w:t>
+            </w:r>
+          </w:p>
+        </w:tc>
+        <w:tc>
+          <w:tcPr/>
+          <w:p>
+            <w:pPr>
+              <w:pStyle w:val="Compact"/>
+            </w:pPr>
+            <w:r>
+              <w:t xml:space="preserve">🟡 A8, ⬜ A9</w:t>
+            </w:r>
+          </w:p>
+        </w:tc>
+        <w:tc>
+          <w:tcPr/>
+          <w:p>
+            <w:pPr>
+              <w:pStyle w:val="Compact"/>
+            </w:pPr>
+            <w:r>
+              <w:t xml:space="preserve">Chênh lệch bố cục:</w:t>
+            </w:r>
+            <w:r>
+              <w:t xml:space="preserve"> </w:t>
+            </w:r>
+            <w:r>
+              <w:rPr>
+                <w:b/>
+                <w:bCs/>
+              </w:rPr>
+              <w:t xml:space="preserve">2,09 điểm</w:t>
+            </w:r>
+            <w:r>
+              <w:t xml:space="preserve"> </w:t>
+            </w:r>
+            <w:r>
+              <w:t xml:space="preserve">ở phát hiện so với</w:t>
+            </w:r>
+            <w:r>
+              <w:t xml:space="preserve"> </w:t>
+            </w:r>
+            <w:r>
+              <w:rPr>
+                <w:b/>
+                <w:bCs/>
+              </w:rPr>
+              <w:t xml:space="preserve">25,45 điểm</w:t>
+            </w:r>
+            <w:r>
+              <w:t xml:space="preserve"> </w:t>
+            </w:r>
+            <w:r>
+              <w:t xml:space="preserve">ở nhận dạng. A9 không đo được — bộ dữ liệu</w:t>
+            </w:r>
+            <w:r>
+              <w:t xml:space="preserve"> </w:t>
+            </w:r>
+            <w:r>
+              <w:rPr>
+                <w:b/>
+                <w:bCs/>
+              </w:rPr>
+              <w:t xml:space="preserve">không có nhãn điều kiện chụp</w:t>
+            </w:r>
+          </w:p>
+        </w:tc>
+      </w:tr>
+      <w:tr>
+        <w:tc>
+          <w:tcPr/>
+          <w:p>
+            <w:pPr>
+              <w:pStyle w:val="Compact"/>
+            </w:pPr>
+            <w:r>
+              <w:rPr>
+                <w:b/>
+                <w:bCs/>
+              </w:rPr>
+              <w:t xml:space="preserve">Hiệu năng — độ trễ</w:t>
+            </w:r>
+            <w:r>
+              <w:t xml:space="preserve"> </w:t>
+            </w:r>
+            <w:r>
+              <w:t xml:space="preserve">(P1, P2, P3)</w:t>
+            </w:r>
+          </w:p>
+        </w:tc>
+        <w:tc>
+          <w:tcPr/>
+          <w:p>
+            <w:pPr>
+              <w:pStyle w:val="Compact"/>
+              <w:jc w:val="center"/>
+            </w:pPr>
+            <w:r>
+              <w:t xml:space="preserve">3</w:t>
+            </w:r>
+          </w:p>
+        </w:tc>
+        <w:tc>
+          <w:tcPr/>
+          <w:p>
+            <w:pPr>
+              <w:pStyle w:val="Compact"/>
+            </w:pPr>
+            <w:r>
+              <w:t xml:space="preserve">🟡 P1, ✅ P2, ✅ P3</w:t>
+            </w:r>
+          </w:p>
+        </w:tc>
+        <w:tc>
+          <w:tcPr/>
+          <w:p>
+            <w:pPr>
+              <w:pStyle w:val="Compact"/>
+            </w:pPr>
+            <w:r>
+              <w:t xml:space="preserve">p95 một ảnh</w:t>
+            </w:r>
+            <w:r>
+              <w:t xml:space="preserve"> </w:t>
+            </w:r>
+            <w:r>
+              <w:rPr>
+                <w:b/>
+                <w:bCs/>
+              </w:rPr>
+              <w:t xml:space="preserve">1.143,10 ms</w:t>
+            </w:r>
+            <w:r>
+              <w:t xml:space="preserve"> </w:t>
+            </w:r>
+            <w:r>
+              <w:t xml:space="preserve">(sàn 1.500, mục tiêu 800; p50 chỉ 405,77 ms). FPS thời gian thực</w:t>
+            </w:r>
+            <w:r>
+              <w:t xml:space="preserve"> </w:t>
+            </w:r>
+            <w:r>
+              <w:rPr>
+                <w:b/>
+                <w:bCs/>
+              </w:rPr>
+              <w:t xml:space="preserve">5,257</w:t>
+            </w:r>
+            <w:r>
+              <w:t xml:space="preserve"> </w:t>
+            </w:r>
+            <w:r>
+              <w:t xml:space="preserve">— vượt cả mục tiêu 5; xấu nhất đo được dưới tải nặng</w:t>
+            </w:r>
+            <w:r>
+              <w:t xml:space="preserve"> </w:t>
+            </w:r>
+            <w:r>
+              <w:rPr>
+                <w:b/>
+                <w:bCs/>
+              </w:rPr>
+              <w:t xml:space="preserve">4,057</w:t>
+            </w:r>
+            <w:r>
+              <w:t xml:space="preserve">, vẫn trên sàn 3. Video</w:t>
+            </w:r>
+            <w:r>
+              <w:t xml:space="preserve"> </w:t>
+            </w:r>
+            <w:r>
+              <w:rPr>
+                <w:b/>
+                <w:bCs/>
+              </w:rPr>
+              <w:t xml:space="preserve">0,785×</w:t>
+            </w:r>
+            <w:r>
+              <w:t xml:space="preserve"> </w:t>
+            </w:r>
+            <w:r>
+              <w:t xml:space="preserve">— vượt mục tiêu 0,3×</w:t>
+            </w:r>
+          </w:p>
+        </w:tc>
+      </w:tr>
+      <w:tr>
+        <w:tc>
+          <w:tcPr/>
+          <w:p>
+            <w:pPr>
+              <w:pStyle w:val="Compact"/>
+            </w:pPr>
+            <w:r>
+              <w:rPr>
+                <w:b/>
+                <w:bCs/>
+              </w:rPr>
+              <w:t xml:space="preserve">Hiệu năng — tài nguyên</w:t>
+            </w:r>
+            <w:r>
+              <w:t xml:space="preserve"> </w:t>
+            </w:r>
+            <w:r>
+              <w:t xml:space="preserve">(P4 – P7)</w:t>
+            </w:r>
+          </w:p>
+        </w:tc>
+        <w:tc>
+          <w:tcPr/>
+          <w:p>
+            <w:pPr>
+              <w:pStyle w:val="Compact"/>
+              <w:jc w:val="center"/>
+            </w:pPr>
+            <w:r>
+              <w:t xml:space="preserve">5</w:t>
+            </w:r>
+          </w:p>
+        </w:tc>
+        <w:tc>
+          <w:tcPr/>
+          <w:p>
+            <w:pPr>
+              <w:pStyle w:val="Compact"/>
+            </w:pPr>
+            <w:r>
+              <w:t xml:space="preserve">✅</w:t>
+            </w:r>
+            <w:r>
+              <w:t xml:space="preserve"> </w:t>
+            </w:r>
+            <w:r>
+              <w:rPr>
+                <w:b/>
+                <w:bCs/>
+              </w:rPr>
+              <w:t xml:space="preserve">đạt cả năm</w:t>
+            </w:r>
+          </w:p>
+        </w:tc>
+        <w:tc>
+          <w:tcPr/>
+          <w:p>
+            <w:pPr>
+              <w:pStyle w:val="Compact"/>
+            </w:pPr>
+            <w:r>
+              <w:t xml:space="preserve">Nạp mô hình</w:t>
+            </w:r>
+            <w:r>
+              <w:t xml:space="preserve"> </w:t>
+            </w:r>
+            <w:r>
+              <w:rPr>
+                <w:b/>
+                <w:bCs/>
+              </w:rPr>
+              <w:t xml:space="preserve">6,41 s</w:t>
+            </w:r>
+            <w:r>
+              <w:t xml:space="preserve">; overhead API</w:t>
+            </w:r>
+            <w:r>
+              <w:t xml:space="preserve"> </w:t>
+            </w:r>
+            <w:r>
+              <w:rPr>
+                <w:b/>
+                <w:bCs/>
+              </w:rPr>
+              <w:t xml:space="preserve">19,01 ms</w:t>
+            </w:r>
+            <w:r>
+              <w:t xml:space="preserve">; truy vấn 10.000 bản ghi</w:t>
+            </w:r>
+            <w:r>
+              <w:t xml:space="preserve"> </w:t>
+            </w:r>
+            <w:r>
+              <w:rPr>
+                <w:b/>
+                <w:bCs/>
+              </w:rPr>
+              <w:t xml:space="preserve">18,71 ms</w:t>
+            </w:r>
+            <w:r>
+              <w:t xml:space="preserve">; RSS</w:t>
+            </w:r>
+            <w:r>
+              <w:t xml:space="preserve"> </w:t>
+            </w:r>
+            <w:r>
+              <w:rPr>
+                <w:b/>
+                <w:bCs/>
+              </w:rPr>
+              <w:t xml:space="preserve">0,806 GB</w:t>
+            </w:r>
+          </w:p>
+        </w:tc>
+      </w:tr>
+      <w:tr>
+        <w:tc>
+          <w:tcPr/>
+          <w:p>
+            <w:pPr>
+              <w:pStyle w:val="Compact"/>
+            </w:pPr>
+            <w:r>
+              <w:rPr>
+                <w:b/>
+                <w:bCs/>
+              </w:rPr>
+              <w:t xml:space="preserve">Độ tin cậy và chịu tải</w:t>
+            </w:r>
+            <w:r>
+              <w:t xml:space="preserve"> </w:t>
+            </w:r>
+            <w:r>
+              <w:t xml:space="preserve">(R1 – R5, SC1 – SC3)</w:t>
+            </w:r>
+          </w:p>
+        </w:tc>
+        <w:tc>
+          <w:tcPr/>
+          <w:p>
+            <w:pPr>
+              <w:pStyle w:val="Compact"/>
+              <w:jc w:val="center"/>
+            </w:pPr>
+            <w:r>
+              <w:t xml:space="preserve">8</w:t>
+            </w:r>
+          </w:p>
+        </w:tc>
+        <w:tc>
+          <w:tcPr/>
+          <w:p>
+            <w:pPr>
+              <w:pStyle w:val="Compact"/>
+            </w:pPr>
+            <w:r>
+              <w:t xml:space="preserve">✅</w:t>
+            </w:r>
+            <w:r>
+              <w:t xml:space="preserve"> </w:t>
+            </w:r>
+            <w:r>
+              <w:rPr>
+                <w:b/>
+                <w:bCs/>
+              </w:rPr>
+              <w:t xml:space="preserve">đạt cả tám</w:t>
+            </w:r>
+          </w:p>
+        </w:tc>
+        <w:tc>
+          <w:tcPr/>
+          <w:p>
+            <w:pPr>
+              <w:pStyle w:val="Compact"/>
+            </w:pPr>
+            <w:r>
+              <w:rPr>
+                <w:b/>
+                <w:bCs/>
+              </w:rPr>
+              <w:t xml:space="preserve">100,0%</w:t>
+            </w:r>
+            <w:r>
+              <w:t xml:space="preserve"> </w:t>
+            </w:r>
+            <w:r>
+              <w:t xml:space="preserve">thành công qua 2.028 yêu cầu soak 15 phút;</w:t>
+            </w:r>
+            <w:r>
+              <w:t xml:space="preserve"> </w:t>
+            </w:r>
+            <w:r>
+              <w:rPr>
+                <w:b/>
+                <w:bCs/>
+              </w:rPr>
+              <w:t xml:space="preserve">0/9.031</w:t>
+            </w:r>
+            <w:r>
+              <w:t xml:space="preserve"> </w:t>
+            </w:r>
+            <w:r>
+              <w:t xml:space="preserve">bản ghi mất sau khởi động lại;</w:t>
+            </w:r>
+            <w:r>
+              <w:t xml:space="preserve"> </w:t>
+            </w:r>
+            <w:r>
+              <w:rPr>
+                <w:b/>
+                <w:bCs/>
+              </w:rPr>
+              <w:t xml:space="preserve">10</w:t>
+            </w:r>
+            <w:r>
+              <w:t xml:space="preserve"> </w:t>
+            </w:r>
+            <w:r>
+              <w:t xml:space="preserve">yêu cầu đồng thời ổn định</w:t>
+            </w:r>
+          </w:p>
+        </w:tc>
+      </w:tr>
+      <w:tr>
+        <w:tc>
+          <w:tcPr/>
+          <w:p>
+            <w:pPr>
+              <w:pStyle w:val="Compact"/>
+            </w:pPr>
+            <w:r>
+              <w:rPr>
+                <w:b/>
+                <w:bCs/>
+              </w:rPr>
+              <w:t xml:space="preserve">Bảo trì, bảo mật, khả dụng, ràng buộc</w:t>
+            </w:r>
+            <w:r>
+              <w:t xml:space="preserve"> </w:t>
+            </w:r>
+            <w:r>
+              <w:t xml:space="preserve">(M, S, U, C)</w:t>
+            </w:r>
+          </w:p>
+        </w:tc>
+        <w:tc>
+          <w:tcPr/>
+          <w:p>
+            <w:pPr>
+              <w:pStyle w:val="Compact"/>
+              <w:jc w:val="center"/>
+            </w:pPr>
+            <w:r>
+              <w:t xml:space="preserve">14</w:t>
+            </w:r>
+          </w:p>
+        </w:tc>
+        <w:tc>
+          <w:tcPr/>
+          <w:p>
+            <w:pPr>
+              <w:pStyle w:val="Compact"/>
+            </w:pPr>
+            <w:r>
+              <w:t xml:space="preserve">✅</w:t>
+            </w:r>
+            <w:r>
+              <w:t xml:space="preserve"> </w:t>
+            </w:r>
+            <w:r>
+              <w:rPr>
+                <w:b/>
+                <w:bCs/>
+              </w:rPr>
+              <w:t xml:space="preserve">13</w:t>
+            </w:r>
+            <w:r>
+              <w:t xml:space="preserve">, 🟡</w:t>
+            </w:r>
+            <w:r>
+              <w:t xml:space="preserve"> </w:t>
+            </w:r>
+            <w:r>
+              <w:rPr>
+                <w:b/>
+                <w:bCs/>
+              </w:rPr>
+              <w:t xml:space="preserve">1</w:t>
+            </w:r>
+          </w:p>
+        </w:tc>
+        <w:tc>
+          <w:tcPr/>
+          <w:p>
+            <w:pPr>
+              <w:pStyle w:val="Compact"/>
+            </w:pPr>
+            <w:r>
+              <w:t xml:space="preserve">Bao phủ kiểm thử tầng nghiệp vụ</w:t>
+            </w:r>
+            <w:r>
+              <w:t xml:space="preserve"> </w:t>
+            </w:r>
+            <w:r>
+              <w:rPr>
+                <w:b/>
+                <w:bCs/>
+              </w:rPr>
+              <w:t xml:space="preserve">87,7%</w:t>
+            </w:r>
+            <w:r>
+              <w:t xml:space="preserve"> </w:t>
+            </w:r>
+            <w:r>
+              <w:t xml:space="preserve">(sàn 70%); chạy không cần GPU; riêng M6 còn</w:t>
+            </w:r>
+            <w:r>
+              <w:t xml:space="preserve"> </w:t>
+            </w:r>
+            <w:r>
+              <w:rPr>
+                <w:b/>
+                <w:bCs/>
+              </w:rPr>
+              <w:t xml:space="preserve">83 cảnh báo</w:t>
+            </w:r>
+            <w:r>
+              <w:rPr>
+                <w:b/>
+                <w:bCs/>
+              </w:rPr>
+              <w:t xml:space="preserve"> </w:t>
+            </w:r>
+            <w:r>
+              <w:rPr>
+                <w:rStyle w:val="VerbatimChar"/>
+                <w:b/>
+                <w:bCs/>
+              </w:rPr>
+              <w:t xml:space="preserve">E501</w:t>
+            </w:r>
+            <w:r>
+              <w:t xml:space="preserve"> </w:t>
+            </w:r>
+            <w:r>
+              <w:t xml:space="preserve">của</w:t>
+            </w:r>
+            <w:r>
+              <w:t xml:space="preserve"> </w:t>
+            </w:r>
+            <w:r>
+              <w:rPr>
+                <w:rStyle w:val="VerbatimChar"/>
+              </w:rPr>
+              <w:t xml:space="preserve">ruff</w:t>
+            </w:r>
+          </w:p>
+        </w:tc>
+      </w:tr>
+    </w:tbl>
+    <w:bookmarkEnd w:id="169"/>
+    <w:bookmarkStart w:id="170" w:name="Xe422198b1000e64c715229721cb79be428798c5"/>
+    <w:p>
+      <w:pPr>
+        <w:pStyle w:val="Heading2"/>
+      </w:pPr>
+      <w:r>
+        <w:t xml:space="preserve">5.8. Phân tích lỗi</w:t>
+      </w:r>
+    </w:p>
+    <w:p>
+      <w:pPr>
+        <w:pStyle w:val="FirstParagraph"/>
+      </w:pPr>
+      <w:r>
+        <w:rPr>
+          <w:b/>
+          <w:bCs/>
+        </w:rPr>
+        <w:t xml:space="preserve">Bảng 5.14.</w:t>
+      </w:r>
+      <w:r>
+        <w:t xml:space="preserve"> </w:t>
+      </w:r>
+      <w:r>
+        <w:t xml:space="preserve">Tần suất từng loại lỗi</w:t>
+      </w:r>
+    </w:p>
+    <w:tbl>
+      <w:tblPr>
+        <w:tblStyle w:val="Table"/>
+        <w:tblW w:type="auto" w:w="0"/>
+        <w:tblLook w:firstRow="1" w:lastRow="0" w:firstColumn="0" w:lastColumn="0" w:noHBand="0" w:noVBand="0" w:val="0020"/>
+      </w:tblPr>
+      <w:tblGrid>
+        <w:gridCol w:w="1131"/>
+        <w:gridCol w:w="1131"/>
+        <w:gridCol w:w="1131"/>
+        <w:gridCol w:w="1131"/>
+        <w:gridCol w:w="1131"/>
+        <w:gridCol w:w="1131"/>
+        <w:gridCol w:w="1131"/>
+      </w:tblGrid>
+      <w:tr>
+        <w:trPr>
+          <w:tblHeader w:val="on"/>
+        </w:trPr>
+        <w:tc>
+          <w:tcPr/>
+          <w:p>
+            <w:pPr>
+              <w:pStyle w:val="Compact"/>
+              <w:jc w:val="center"/>
+            </w:pPr>
+            <w:r>
+              <w:t xml:space="preserve">Mã</w:t>
+            </w:r>
+          </w:p>
+        </w:tc>
+        <w:tc>
+          <w:tcPr/>
+          <w:p>
+            <w:pPr>
+              <w:pStyle w:val="Compact"/>
+            </w:pPr>
+            <w:r>
+              <w:t xml:space="preserve">Loại lỗi</w:t>
+            </w:r>
+          </w:p>
+        </w:tc>
+        <w:tc>
+          <w:tcPr/>
+          <w:p>
+            <w:pPr>
+              <w:pStyle w:val="Compact"/>
+              <w:jc w:val="right"/>
+            </w:pPr>
+            <w:r>
+              <w:t xml:space="preserve">Số ca</w:t>
+            </w:r>
+          </w:p>
+        </w:tc>
+        <w:tc>
+          <w:tcPr/>
+          <w:p>
+            <w:pPr>
+              <w:pStyle w:val="Compact"/>
+              <w:jc w:val="right"/>
+            </w:pPr>
+            <w:r>
+              <w:t xml:space="preserve">Tỉ lệ trong tổng ca sai</w:t>
+            </w:r>
+          </w:p>
+        </w:tc>
+        <w:tc>
+          <w:tcPr/>
+          <w:p>
+            <w:pPr>
+              <w:pStyle w:val="Compact"/>
+              <w:jc w:val="right"/>
+            </w:pPr>
+            <w:r>
+              <w:t xml:space="preserve">Tỉ lệ toàn tập đánh giá</w:t>
+            </w:r>
+          </w:p>
+        </w:tc>
+        <w:tc>
+          <w:tcPr/>
+          <w:p>
+            <w:pPr>
+              <w:pStyle w:val="Compact"/>
+              <w:jc w:val="right"/>
+            </w:pPr>
+            <w:r>
+              <w:t xml:space="preserve">Một dòng</w:t>
+            </w:r>
+          </w:p>
+        </w:tc>
+        <w:tc>
+          <w:tcPr/>
+          <w:p>
+            <w:pPr>
+              <w:pStyle w:val="Compact"/>
+              <w:jc w:val="right"/>
+            </w:pPr>
+            <w:r>
+              <w:t xml:space="preserve">Hai dòng</w:t>
+            </w:r>
+          </w:p>
+        </w:tc>
+      </w:tr>
+      <w:tr>
+        <w:tc>
+          <w:tcPr/>
+          <w:p>
+            <w:pPr>
+              <w:pStyle w:val="Compact"/>
+              <w:jc w:val="center"/>
+            </w:pPr>
+            <w:r>
+              <w:t xml:space="preserve">E1</w:t>
+            </w:r>
+          </w:p>
+        </w:tc>
+        <w:tc>
+          <w:tcPr/>
+          <w:p>
+            <w:pPr>
+              <w:pStyle w:val="Compact"/>
+            </w:pPr>
+            <w:r>
+              <w:t xml:space="preserve">Bỏ sót biển</w:t>
+            </w:r>
+          </w:p>
+        </w:tc>
+        <w:tc>
+          <w:tcPr/>
+          <w:p>
+            <w:pPr>
+              <w:pStyle w:val="Compact"/>
+              <w:jc w:val="right"/>
+            </w:pPr>
+            <w:r>
+              <w:t xml:space="preserve">335</w:t>
+            </w:r>
+          </w:p>
+        </w:tc>
+        <w:tc>
+          <w:tcPr/>
+          <w:p>
+            <w:pPr>
+              <w:pStyle w:val="Compact"/>
+              <w:jc w:val="right"/>
+            </w:pPr>
+            <w:r>
+              <w:t xml:space="preserve">—</w:t>
+            </w:r>
+          </w:p>
+        </w:tc>
+        <w:tc>
+          <w:tcPr/>
+          <w:p>
+            <w:pPr>
+              <w:pStyle w:val="Compact"/>
+              <w:jc w:val="right"/>
+            </w:pPr>
+            <w:r>
+              <w:t xml:space="preserve">—</w:t>
+            </w:r>
+          </w:p>
+        </w:tc>
+        <w:tc>
+          <w:tcPr/>
+          <w:p>
+            <w:pPr>
+              <w:pStyle w:val="Compact"/>
+              <w:jc w:val="right"/>
+            </w:pPr>
+            <w:r>
+              <w:t xml:space="preserve">—</w:t>
+            </w:r>
+          </w:p>
+        </w:tc>
+        <w:tc>
+          <w:tcPr/>
+          <w:p>
+            <w:pPr>
+              <w:pStyle w:val="Compact"/>
+              <w:jc w:val="right"/>
+            </w:pPr>
+            <w:r>
+              <w:t xml:space="preserve">—</w:t>
+            </w:r>
+          </w:p>
+        </w:tc>
+      </w:tr>
+      <w:tr>
+        <w:tc>
+          <w:tcPr/>
+          <w:p>
+            <w:pPr>
+              <w:pStyle w:val="Compact"/>
+              <w:jc w:val="center"/>
+            </w:pPr>
+            <w:r>
+              <w:t xml:space="preserve">E2</w:t>
+            </w:r>
+          </w:p>
+        </w:tc>
+        <w:tc>
+          <w:tcPr/>
+          <w:p>
+            <w:pPr>
+              <w:pStyle w:val="Compact"/>
+            </w:pPr>
+            <w:r>
+              <w:t xml:space="preserve">Phát hiện nhầm</w:t>
+            </w:r>
+          </w:p>
+        </w:tc>
+        <w:tc>
+          <w:tcPr/>
+          <w:p>
+            <w:pPr>
+              <w:pStyle w:val="Compact"/>
+              <w:jc w:val="right"/>
+            </w:pPr>
+            <w:r>
+              <w:rPr>
+                <w:i/>
+                <w:iCs/>
+              </w:rPr>
+              <w:t xml:space="preserve">(chưa đo)</w:t>
+            </w:r>
+          </w:p>
+        </w:tc>
+        <w:tc>
+          <w:tcPr/>
+          <w:p>
+            <w:pPr>
+              <w:pStyle w:val="Compact"/>
+              <w:jc w:val="right"/>
+            </w:pPr>
+            <w:r>
+              <w:t xml:space="preserve">—</w:t>
+            </w:r>
+          </w:p>
+        </w:tc>
+        <w:tc>
+          <w:tcPr/>
+          <w:p>
+            <w:pPr>
+              <w:pStyle w:val="Compact"/>
+              <w:jc w:val="right"/>
+            </w:pPr>
+            <w:r>
+              <w:t xml:space="preserve">—</w:t>
+            </w:r>
+          </w:p>
+        </w:tc>
+        <w:tc>
+          <w:tcPr/>
+          <w:p>
+            <w:pPr>
+              <w:pStyle w:val="Compact"/>
+              <w:jc w:val="right"/>
+            </w:pPr>
+            <w:r>
+              <w:t xml:space="preserve">—</w:t>
+            </w:r>
+          </w:p>
+        </w:tc>
+        <w:tc>
+          <w:tcPr/>
+          <w:p>
+            <w:pPr>
+              <w:pStyle w:val="Compact"/>
+              <w:jc w:val="right"/>
+            </w:pPr>
+            <w:r>
+              <w:t xml:space="preserve">—</w:t>
+            </w:r>
+          </w:p>
+        </w:tc>
+      </w:tr>
+      <w:tr>
+        <w:tc>
+          <w:tcPr/>
+          <w:p>
+            <w:pPr>
+              <w:pStyle w:val="Compact"/>
+              <w:jc w:val="center"/>
+            </w:pPr>
+            <w:r>
+              <w:t xml:space="preserve">E3</w:t>
+            </w:r>
+          </w:p>
+        </w:tc>
+        <w:tc>
+          <w:tcPr/>
+          <w:p>
+            <w:pPr>
+              <w:pStyle w:val="Compact"/>
+            </w:pPr>
+            <w:r>
+              <w:t xml:space="preserve">Nhầm ký tự</w:t>
+            </w:r>
+          </w:p>
+        </w:tc>
+        <w:tc>
+          <w:tcPr/>
+          <w:p>
+            <w:pPr>
+              <w:pStyle w:val="Compact"/>
+              <w:jc w:val="right"/>
+            </w:pPr>
+            <w:r>
+              <w:t xml:space="preserve">445</w:t>
+            </w:r>
+          </w:p>
+        </w:tc>
+        <w:tc>
+          <w:tcPr/>
+          <w:p>
+            <w:pPr>
+              <w:pStyle w:val="Compact"/>
+              <w:jc w:val="right"/>
+            </w:pPr>
+            <w:r>
+              <w:t xml:space="preserve">63,85%</w:t>
+            </w:r>
+          </w:p>
+        </w:tc>
+        <w:tc>
+          <w:tcPr/>
+          <w:p>
+            <w:pPr>
+              <w:pStyle w:val="Compact"/>
+              <w:jc w:val="right"/>
+            </w:pPr>
+            <w:r>
+              <w:t xml:space="preserve">15,89%</w:t>
+            </w:r>
+          </w:p>
+        </w:tc>
+        <w:tc>
+          <w:tcPr/>
+          <w:p>
+            <w:pPr>
+              <w:pStyle w:val="Compact"/>
+              <w:jc w:val="right"/>
+            </w:pPr>
+            <w:r>
+              <w:t xml:space="preserve">17</w:t>
+            </w:r>
+          </w:p>
+        </w:tc>
+        <w:tc>
+          <w:tcPr/>
+          <w:p>
+            <w:pPr>
+              <w:pStyle w:val="Compact"/>
+              <w:jc w:val="right"/>
+            </w:pPr>
+            <w:r>
+              <w:t xml:space="preserve">428</w:t>
+            </w:r>
+          </w:p>
+        </w:tc>
+      </w:tr>
+      <w:tr>
+        <w:tc>
+          <w:tcPr/>
+          <w:p>
+            <w:pPr>
+              <w:pStyle w:val="Compact"/>
+              <w:jc w:val="center"/>
+            </w:pPr>
+            <w:r>
+              <w:t xml:space="preserve">E4</w:t>
+            </w:r>
+          </w:p>
+        </w:tc>
+        <w:tc>
+          <w:tcPr/>
+          <w:p>
+            <w:pPr>
+              <w:pStyle w:val="Compact"/>
+            </w:pPr>
+            <w:r>
+              <w:t xml:space="preserve">Thiếu ký tự</w:t>
+            </w:r>
+          </w:p>
+        </w:tc>
+        <w:tc>
+          <w:tcPr/>
+          <w:p>
+            <w:pPr>
+              <w:pStyle w:val="Compact"/>
+              <w:jc w:val="right"/>
+            </w:pPr>
+            <w:r>
+              <w:t xml:space="preserve">73</w:t>
+            </w:r>
+          </w:p>
+        </w:tc>
+        <w:tc>
+          <w:tcPr/>
+          <w:p>
+            <w:pPr>
+              <w:pStyle w:val="Compact"/>
+              <w:jc w:val="right"/>
+            </w:pPr>
+            <w:r>
+              <w:t xml:space="preserve">10,47%</w:t>
+            </w:r>
+          </w:p>
+        </w:tc>
+        <w:tc>
+          <w:tcPr/>
+          <w:p>
+            <w:pPr>
+              <w:pStyle w:val="Compact"/>
+              <w:jc w:val="right"/>
+            </w:pPr>
+            <w:r>
+              <w:t xml:space="preserve">2,61%</w:t>
+            </w:r>
+          </w:p>
+        </w:tc>
+        <w:tc>
+          <w:tcPr/>
+          <w:p>
+            <w:pPr>
+              <w:pStyle w:val="Compact"/>
+              <w:jc w:val="right"/>
+            </w:pPr>
+            <w:r>
+              <w:t xml:space="preserve">0</w:t>
+            </w:r>
+          </w:p>
+        </w:tc>
+        <w:tc>
+          <w:tcPr/>
+          <w:p>
+            <w:pPr>
+              <w:pStyle w:val="Compact"/>
+              <w:jc w:val="right"/>
+            </w:pPr>
+            <w:r>
+              <w:t xml:space="preserve">73</w:t>
+            </w:r>
+          </w:p>
+        </w:tc>
+      </w:tr>
+      <w:tr>
+        <w:tc>
+          <w:tcPr/>
+          <w:p>
+            <w:pPr>
+              <w:pStyle w:val="Compact"/>
+              <w:jc w:val="center"/>
+            </w:pPr>
+            <w:r>
+              <w:t xml:space="preserve">E5</w:t>
+            </w:r>
+          </w:p>
+        </w:tc>
+        <w:tc>
+          <w:tcPr/>
+          <w:p>
+            <w:pPr>
+              <w:pStyle w:val="Compact"/>
+            </w:pPr>
+            <w:r>
+              <w:t xml:space="preserve">Thừa ký tự</w:t>
+            </w:r>
+          </w:p>
+        </w:tc>
+        <w:tc>
+          <w:tcPr/>
+          <w:p>
+            <w:pPr>
+              <w:pStyle w:val="Compact"/>
+              <w:jc w:val="right"/>
+            </w:pPr>
+            <w:r>
+              <w:t xml:space="preserve">18</w:t>
+            </w:r>
+          </w:p>
+        </w:tc>
+        <w:tc>
+          <w:tcPr/>
+          <w:p>
+            <w:pPr>
+              <w:pStyle w:val="Compact"/>
+              <w:jc w:val="right"/>
+            </w:pPr>
+            <w:r>
+              <w:t xml:space="preserve">2,58%</w:t>
+            </w:r>
+          </w:p>
+        </w:tc>
+        <w:tc>
+          <w:tcPr/>
+          <w:p>
+            <w:pPr>
+              <w:pStyle w:val="Compact"/>
+              <w:jc w:val="right"/>
+            </w:pPr>
+            <w:r>
+              <w:t xml:space="preserve">0,64%</w:t>
+            </w:r>
+          </w:p>
+        </w:tc>
+        <w:tc>
+          <w:tcPr/>
+          <w:p>
+            <w:pPr>
+              <w:pStyle w:val="Compact"/>
+              <w:jc w:val="right"/>
+            </w:pPr>
+            <w:r>
+              <w:t xml:space="preserve">5</w:t>
+            </w:r>
+          </w:p>
+        </w:tc>
+        <w:tc>
+          <w:tcPr/>
+          <w:p>
+            <w:pPr>
+              <w:pStyle w:val="Compact"/>
+              <w:jc w:val="right"/>
+            </w:pPr>
+            <w:r>
+              <w:t xml:space="preserve">13</w:t>
+            </w:r>
+          </w:p>
+        </w:tc>
+      </w:tr>
+      <w:tr>
+        <w:tc>
+          <w:tcPr/>
+          <w:p>
+            <w:pPr>
+              <w:pStyle w:val="Compact"/>
+              <w:jc w:val="center"/>
+            </w:pPr>
+            <w:r>
+              <w:t xml:space="preserve">E6</w:t>
+            </w:r>
+          </w:p>
+        </w:tc>
+        <w:tc>
+          <w:tcPr/>
+          <w:p>
+            <w:pPr>
+              <w:pStyle w:val="Compact"/>
+            </w:pPr>
+            <w:r>
+              <w:t xml:space="preserve">Sai thứ tự</w:t>
+            </w:r>
+          </w:p>
+        </w:tc>
+        <w:tc>
+          <w:tcPr/>
+          <w:p>
+            <w:pPr>
+              <w:pStyle w:val="Compact"/>
+              <w:jc w:val="right"/>
+            </w:pPr>
+            <w:r>
+              <w:t xml:space="preserve">0</w:t>
+            </w:r>
+          </w:p>
+        </w:tc>
+        <w:tc>
+          <w:tcPr/>
+          <w:p>
+            <w:pPr>
+              <w:pStyle w:val="Compact"/>
+              <w:jc w:val="right"/>
+            </w:pPr>
+            <w:r>
+              <w:t xml:space="preserve">0,00%</w:t>
+            </w:r>
+          </w:p>
+        </w:tc>
+        <w:tc>
+          <w:tcPr/>
+          <w:p>
+            <w:pPr>
+              <w:pStyle w:val="Compact"/>
+              <w:jc w:val="right"/>
+            </w:pPr>
+            <w:r>
+              <w:t xml:space="preserve">0,00%</w:t>
+            </w:r>
+          </w:p>
+        </w:tc>
+        <w:tc>
+          <w:tcPr/>
+          <w:p>
+            <w:pPr>
+              <w:pStyle w:val="Compact"/>
+              <w:jc w:val="right"/>
+            </w:pPr>
+            <w:r>
+              <w:t xml:space="preserve">0</w:t>
+            </w:r>
+          </w:p>
+        </w:tc>
+        <w:tc>
+          <w:tcPr/>
+          <w:p>
+            <w:pPr>
+              <w:pStyle w:val="Compact"/>
+              <w:jc w:val="right"/>
+            </w:pPr>
+            <w:r>
+              <w:t xml:space="preserve">0</w:t>
+            </w:r>
+          </w:p>
+        </w:tc>
+      </w:tr>
+      <w:tr>
+        <w:tc>
+          <w:tcPr/>
+          <w:p>
+            <w:pPr>
+              <w:pStyle w:val="Compact"/>
+            </w:pPr>
+          </w:p>
+        </w:tc>
+        <w:tc>
+          <w:tcPr/>
+          <w:p>
+            <w:pPr>
+              <w:pStyle w:val="Compact"/>
+            </w:pPr>
+            <w:r>
+              <w:rPr>
+                <w:b/>
+                <w:bCs/>
+              </w:rPr>
+              <w:t xml:space="preserve">Tổng số ca sai</w:t>
+            </w:r>
+          </w:p>
+        </w:tc>
+        <w:tc>
+          <w:tcPr/>
+          <w:p>
+            <w:pPr>
+              <w:pStyle w:val="Compact"/>
+              <w:jc w:val="right"/>
+            </w:pPr>
+            <w:r>
+              <w:rPr>
+                <w:b/>
+                <w:bCs/>
+              </w:rPr>
+              <w:t xml:space="preserve">697</w:t>
+            </w:r>
+          </w:p>
+        </w:tc>
+        <w:tc>
+          <w:tcPr/>
+          <w:p>
+            <w:pPr>
+              <w:pStyle w:val="Compact"/>
+              <w:jc w:val="right"/>
+            </w:pPr>
+            <w:r>
+              <w:t xml:space="preserve">100%</w:t>
+            </w:r>
+          </w:p>
+        </w:tc>
+        <w:tc>
+          <w:tcPr/>
+          <w:p>
+            <w:pPr>
+              <w:pStyle w:val="Compact"/>
+              <w:jc w:val="right"/>
+            </w:pPr>
+            <w:r>
+              <w:t xml:space="preserve">24,88%</w:t>
+            </w:r>
+          </w:p>
+        </w:tc>
+        <w:tc>
+          <w:tcPr/>
+          <w:p>
+            <w:pPr>
+              <w:pStyle w:val="Compact"/>
+              <w:jc w:val="right"/>
+            </w:pPr>
+            <w:r>
+              <w:t xml:space="preserve">—</w:t>
+            </w:r>
+          </w:p>
+        </w:tc>
+        <w:tc>
+          <w:tcPr/>
+          <w:p>
+            <w:pPr>
+              <w:pStyle w:val="Compact"/>
+              <w:jc w:val="right"/>
+            </w:pPr>
+            <w:r>
+              <w:t xml:space="preserve">—</w:t>
+            </w:r>
+          </w:p>
+        </w:tc>
+      </w:tr>
+      <w:tr>
+        <w:tc>
+          <w:tcPr/>
+          <w:p>
+            <w:pPr>
+              <w:pStyle w:val="Compact"/>
+            </w:pPr>
+          </w:p>
+        </w:tc>
+        <w:tc>
+          <w:tcPr/>
+          <w:p>
+            <w:pPr>
+              <w:pStyle w:val="Compact"/>
+            </w:pPr>
+            <w:r>
+              <w:rPr>
+                <w:b/>
+                <w:bCs/>
+              </w:rPr>
+              <w:t xml:space="preserve">Tổng ca đánh giá (mẫu số)</w:t>
+            </w:r>
+          </w:p>
+        </w:tc>
+        <w:tc>
+          <w:tcPr/>
+          <w:p>
+            <w:pPr>
+              <w:pStyle w:val="Compact"/>
+              <w:jc w:val="right"/>
+            </w:pPr>
+            <w:r>
+              <w:rPr>
+                <w:b/>
+                <w:bCs/>
+              </w:rPr>
+              <w:t xml:space="preserve">2.801</w:t>
+            </w:r>
+          </w:p>
+        </w:tc>
+        <w:tc>
+          <w:tcPr/>
+          <w:p>
+            <w:pPr>
+              <w:pStyle w:val="Compact"/>
+              <w:jc w:val="right"/>
+            </w:pPr>
+            <w:r>
+              <w:t xml:space="preserve">n/a</w:t>
+            </w:r>
+          </w:p>
+        </w:tc>
+        <w:tc>
+          <w:tcPr/>
+          <w:p>
+            <w:pPr>
+              <w:pStyle w:val="Compact"/>
+              <w:jc w:val="right"/>
+            </w:pPr>
+            <w:r>
+              <w:t xml:space="preserve">100%</w:t>
+            </w:r>
+          </w:p>
+        </w:tc>
+        <w:tc>
+          <w:tcPr/>
+          <w:p>
+            <w:pPr>
+              <w:pStyle w:val="Compact"/>
+              <w:jc w:val="right"/>
+            </w:pPr>
+            <w:r>
+              <w:t xml:space="preserve">—</w:t>
+            </w:r>
+          </w:p>
+        </w:tc>
+        <w:tc>
+          <w:tcPr/>
+          <w:p>
+            <w:pPr>
+              <w:pStyle w:val="Compact"/>
+              <w:jc w:val="right"/>
+            </w:pPr>
+            <w:r>
+              <w:t xml:space="preserve">—</w:t>
+            </w:r>
+          </w:p>
+        </w:tc>
+      </w:tr>
+    </w:tbl>
+    <w:bookmarkEnd w:id="170"/>
+    <w:bookmarkStart w:id="174" w:name="X17c38d19be0e29160aa374b565370025cd3cedc"/>
+    <w:p>
+      <w:pPr>
+        <w:pStyle w:val="Heading2"/>
+      </w:pPr>
+      <w:r>
+        <w:t xml:space="preserve">5.9. Bàn luận</w:t>
+      </w:r>
+    </w:p>
+    <w:bookmarkStart w:id="171" w:name="Xf4135df1d431f6687795378a645f566212f5f2f"/>
+    <w:p>
+      <w:pPr>
+        <w:pStyle w:val="Heading3"/>
+      </w:pPr>
+      <w:r>
+        <w:t xml:space="preserve">5.9.1. Đọc kết quả: đạt gì, không đạt gì</w:t>
+      </w:r>
+    </w:p>
+    <w:p>
+      <w:pPr>
+        <w:pStyle w:val="FirstParagraph"/>
+      </w:pPr>
+      <w:r>
+        <w:t xml:space="preserve">Chương 6 tổng hợp đầy đủ kết quả và hạn chế; mục này chỉ nêu</w:t>
+      </w:r>
+      <w:r>
+        <w:t xml:space="preserve"> </w:t>
+      </w:r>
+      <w:r>
+        <w:rPr>
+          <w:b/>
+          <w:bCs/>
+        </w:rPr>
+        <w:t xml:space="preserve">cách đọc</w:t>
+      </w:r>
+      <w:r>
+        <w:t xml:space="preserve"> </w:t>
+      </w:r>
+      <w:r>
+        <w:t xml:space="preserve">bộ số liệu vừa trình bày.</w:t>
+      </w:r>
+      <w:r>
+        <w:t xml:space="preserve"> </w:t>
+      </w:r>
+      <w:r>
+        <w:rPr>
+          <w:b/>
+          <w:bCs/>
+        </w:rPr>
+        <w:t xml:space="preserve">Vạch ngăn nằm giữa hai tầng, không rải đều:</w:t>
+      </w:r>
+      <w:r>
+        <w:t xml:space="preserve"> </w:t>
+      </w:r>
+      <w:r>
+        <w:t xml:space="preserve">bộ phát hiện đạt toàn bộ chỉ tiêu với biên rộng và điểm yếu duy nhất — dải "rất nhỏ" ở 5.4.3 — được phơi bày chứ không giấu; khối hậu xử lý đóng góp</w:t>
+      </w:r>
+      <w:r>
+        <w:t xml:space="preserve"> </w:t>
+      </w:r>
+      <w:r>
+        <w:rPr>
+          <w:b/>
+          <w:bCs/>
+        </w:rPr>
+        <w:t xml:space="preserve">thuần dương, không rủi ro</w:t>
+      </w:r>
+      <w:r>
+        <w:t xml:space="preserve"> </w:t>
+      </w:r>
+      <w:r>
+        <w:t xml:space="preserve">(+11,39 điểm, 0 ca hồi quy); còn ba chỉ tiêu độ chính xác chuỗi thì không đạt.</w:t>
+      </w:r>
+    </w:p>
+    <w:bookmarkEnd w:id="171"/>
+    <w:bookmarkStart w:id="172" w:name="Xb0e136d7f38fa232980b6062c2927010ee460e2"/>
+    <w:p>
+      <w:pPr>
+        <w:pStyle w:val="Heading3"/>
+      </w:pPr>
+      <w:r>
+        <w:t xml:space="preserve">5.9.2. Hai hạng mục không đo được, và vì sao</w:t>
+      </w:r>
+    </w:p>
+    <w:p>
+      <w:pPr>
+        <w:pStyle w:val="FirstParagraph"/>
+      </w:pPr>
+      <w:r>
+        <w:t xml:space="preserve">Cần phân biệt</w:t>
+      </w:r>
+      <w:r>
+        <w:t xml:space="preserve"> </w:t>
+      </w:r>
+      <w:r>
+        <w:rPr>
+          <w:b/>
+          <w:bCs/>
+        </w:rPr>
+        <w:t xml:space="preserve">"chưa đo vì chưa tới lượt"</w:t>
+      </w:r>
+      <w:r>
+        <w:t xml:space="preserve"> </w:t>
+      </w:r>
+      <w:r>
+        <w:t xml:space="preserve">với</w:t>
+      </w:r>
+      <w:r>
+        <w:t xml:space="preserve"> </w:t>
+      </w:r>
+      <w:r>
+        <w:rPr>
+          <w:b/>
+          <w:bCs/>
+        </w:rPr>
+        <w:t xml:space="preserve">"không đo được vì thiếu điều kiện"</w:t>
+      </w:r>
+      <w:r>
+        <w:t xml:space="preserve">. Nhóm thứ nhất — so sánh nền tảng suy luận, huấn luyện mô hình đối chứng, phân rã đóng góp theo từng nhóm luật — đều có phương pháp và công cụ sẵn sàng, chỉ thiếu thời gian máy, và được ghi thành hướng phát triển ở mục 6.3. Chỉ hai hạng mục dưới đây là hạn chế thật của công trình.</w:t>
+      </w:r>
+    </w:p>
+    <w:p>
+      <w:pPr>
+        <w:pStyle w:val="BodyText"/>
+      </w:pPr>
+      <w:r>
+        <w:rPr>
+          <w:b/>
+          <w:bCs/>
+        </w:rPr>
+        <w:t xml:space="preserve">NFR-A9 — độ chính xác theo điều kiện ảnh.</w:t>
+      </w:r>
+      <w:r>
+        <w:t xml:space="preserve"> </w:t>
+      </w:r>
+      <w:r>
+        <w:t xml:space="preserve">Chỉ tiêu này được phát biểu có điều kiện ngay từ giai đoạn phân tích:</w:t>
+      </w:r>
+      <w:r>
+        <w:t xml:space="preserve"> </w:t>
+      </w:r>
+      <w:r>
+        <w:rPr>
+          <w:i/>
+          <w:iCs/>
+        </w:rPr>
+        <w:t xml:space="preserve">báo cáo độ chính xác theo điều kiện chụp, nếu bộ dữ liệu có nhãn phù hợp</w:t>
+      </w:r>
+      <w:r>
+        <w:t xml:space="preserve">. Điều kiện đó không thoả — không bộ dữ liệu nguồn nào gán nhãn ban ngày, ban đêm, chụp nghiêng hay ảnh mờ. Đây là lý do bảng đối chiếu ghi ⬜</w:t>
+      </w:r>
+      <w:r>
+        <w:t xml:space="preserve"> </w:t>
+      </w:r>
+      <w:r>
+        <w:rPr>
+          <w:i/>
+          <w:iCs/>
+        </w:rPr>
+        <w:t xml:space="preserve">không đo được</w:t>
+      </w:r>
+      <w:r>
+        <w:t xml:space="preserve"> </w:t>
+      </w:r>
+      <w:r>
+        <w:t xml:space="preserve">thay vì ❌</w:t>
+      </w:r>
+      <w:r>
+        <w:t xml:space="preserve"> </w:t>
+      </w:r>
+      <w:r>
+        <w:rPr>
+          <w:i/>
+          <w:iCs/>
+        </w:rPr>
+        <w:t xml:space="preserve">không đạt</w:t>
+      </w:r>
+      <w:r>
+        <w:t xml:space="preserve">: một chỉ tiêu chưa có dữ liệu để đo khác hẳn một chỉ tiêu đã đo và trượt.</w:t>
+      </w:r>
+    </w:p>
+    <w:p>
+      <w:pPr>
+        <w:pStyle w:val="BodyText"/>
+      </w:pPr>
+      <w:r>
+        <w:rPr>
+          <w:b/>
+          <w:bCs/>
+        </w:rPr>
+        <w:t xml:space="preserve">NFR-A7 — giao thức đo bị giới hạn.</w:t>
+      </w:r>
+      <w:r>
+        <w:t xml:space="preserve"> </w:t>
+      </w:r>
+      <w:r>
+        <w:t xml:space="preserve">Con số 0,5552 đo trên ảnh biển đã cắt sẵn chứ không phải ảnh hiện trường, vì ở thời điểm đo không bộ dữ liệu nào có đồng thời ảnh toàn cảnh và nhãn chuỗi ký tự. Bộ phát hiện được huấn luyện trên ảnh giao thông đầy đủ, nên ảnh mà biển số chiếm gần hết khung nằm ngoài phân bố huấn luyện và tỉ lệ bỏ sót bị đánh giá cao hơn thực tế. Giá trị này vì vậy phải đọc như</w:t>
+      </w:r>
+      <w:r>
+        <w:t xml:space="preserve"> </w:t>
+      </w:r>
+      <w:r>
+        <w:rPr>
+          <w:b/>
+          <w:bCs/>
+        </w:rPr>
+        <w:t xml:space="preserve">cận dưới bi quan</w:t>
+      </w:r>
+      <w:r>
+        <w:t xml:space="preserve">, không phải ước lượng trung tâm.</w:t>
+      </w:r>
+    </w:p>
+    <w:bookmarkEnd w:id="172"/>
+    <w:bookmarkStart w:id="173" w:name="Xc82d4b5cdc34aaf40471359984b07afdd654bc4"/>
+    <w:p>
+      <w:pPr>
+        <w:pStyle w:val="Heading3"/>
+      </w:pPr>
+      <w:r>
+        <w:t xml:space="preserve">5.9.3. Các mối đe doạ đến tính hợp lệ của kết quả</w:t>
+      </w:r>
+    </w:p>
+    <w:p>
+      <w:pPr>
+        <w:pStyle w:val="FirstParagraph"/>
+      </w:pPr>
+      <w:r>
+        <w:t xml:space="preserve">Nguyên tắc:</w:t>
+      </w:r>
+      <w:r>
+        <w:t xml:space="preserve"> </w:t>
+      </w:r>
+      <w:r>
+        <w:rPr>
+          <w:b/>
+          <w:bCs/>
+        </w:rPr>
+        <w:t xml:space="preserve">nêu mối đe doạ, đánh giá mức nghiêm trọng, nói rõ đã làm gì để giảm thiểu — kể cả khi biện pháp giảm thiểu là "không có".</w:t>
+      </w:r>
+    </w:p>
+    <w:p>
+      <w:pPr>
+        <w:pStyle w:val="BodyText"/>
+      </w:pPr>
+      <w:r>
+        <w:rPr>
+          <w:b/>
+          <w:bCs/>
+        </w:rPr>
+        <w:t xml:space="preserve">Bảng 5.15.</w:t>
+      </w:r>
+      <w:r>
+        <w:t xml:space="preserve"> </w:t>
+      </w:r>
+      <w:r>
+        <w:t xml:space="preserve">Tám mối đe doạ đến tính hợp lệ của kết quả</w:t>
+      </w:r>
+    </w:p>
+    <w:tbl>
+      <w:tblPr>
+        <w:tblStyle w:val="Table"/>
+        <w:tblW w:type="auto" w:w="0"/>
+        <w:tblLook w:firstRow="1" w:lastRow="0" w:firstColumn="0" w:lastColumn="0" w:noHBand="0" w:noVBand="0" w:val="0020"/>
+      </w:tblPr>
+      <w:tblGrid>
+        <w:gridCol w:w="1980"/>
+        <w:gridCol w:w="1980"/>
+        <w:gridCol w:w="1980"/>
+        <w:gridCol w:w="1980"/>
+      </w:tblGrid>
+      <w:tr>
+        <w:trPr>
+          <w:tblHeader w:val="on"/>
+        </w:trPr>
+        <w:tc>
+          <w:tcPr/>
+          <w:p>
+            <w:pPr>
+              <w:pStyle w:val="Compact"/>
               <w:jc w:val="center"/>
             </w:pPr>
             <w:r>
@@ -37930,9 +39257,9 @@
         </w:tc>
       </w:tr>
     </w:tbl>
-    <w:bookmarkEnd w:id="172"/>
     <w:bookmarkEnd w:id="173"/>
-    <w:bookmarkStart w:id="174" w:name="X6a1edb083ae7945c1aaac9c0c423aec3a03a384"/>
+    <w:bookmarkEnd w:id="174"/>
+    <w:bookmarkStart w:id="175" w:name="X6a1edb083ae7945c1aaac9c0c423aec3a03a384"/>
     <w:p>
       <w:pPr>
         <w:pStyle w:val="Heading2"/>
@@ -38099,7 +39426,7 @@
           <w:b/>
           <w:bCs/>
         </w:rPr>
-        <w:t xml:space="preserve">Bảng 5.14.</w:t>
+        <w:t xml:space="preserve">Bảng 5.16.</w:t>
       </w:r>
       <w:r>
         <w:t xml:space="preserve"> </w:t>
@@ -38705,9 +40032,9 @@
         <w:br w:type="page"/>
       </w:r>
     </w:p>
-    <w:bookmarkEnd w:id="174"/>
     <w:bookmarkEnd w:id="175"/>
-    <w:bookmarkStart w:id="180" w:name="chương-6-kết-luận-và-hướng-phát-triển"/>
+    <w:bookmarkEnd w:id="176"/>
+    <w:bookmarkStart w:id="181" w:name="chương-6-kết-luận-và-hướng-phát-triển"/>
     <w:p>
       <w:pPr>
         <w:pStyle w:val="Heading1"/>
@@ -38716,7 +40043,7 @@
         <w:t xml:space="preserve">CHƯƠNG 6. KẾT LUẬN VÀ HƯỚNG PHÁT TRIỂN</w:t>
       </w:r>
     </w:p>
-    <w:bookmarkStart w:id="176" w:name="Xb83df606b245f1fa37530db85d26da9c381b41b"/>
+    <w:bookmarkStart w:id="177" w:name="Xb83df606b245f1fa37530db85d26da9c381b41b"/>
     <w:p>
       <w:pPr>
         <w:pStyle w:val="Heading2"/>
@@ -39477,7 +40804,7 @@
         <w:pStyle w:val="BodyText"/>
       </w:pPr>
       <w:r>
-        <w:t xml:space="preserve">Các chỉ tiêu về phát hiện, độ tin cậy và chịu tải đều đạt; các chỉ tiêu về độ chính xác chuỗi chưa đạt ngưỡng. NFR-P1 chỉ đạt ngưỡng tối thiểu do bậc thử lại tăng thêm 34 biển nhận dạng đúng nhưng làm tăng độ trễ p95.</w:t>
+        <w:t xml:space="preserve">Các chỉ tiêu về phát hiện, thông lượng, độ tin cậy và chịu tải đều đạt; các chỉ tiêu về độ chính xác chuỗi chưa đạt ngưỡng. Riêng NFR-P1 chỉ đạt ngưỡng tối thiểu do bậc thử lại tăng thêm 34 biển nhận dạng đúng nhưng làm tăng độ trễ p95 — một thoái lui có chủ ý.</w:t>
       </w:r>
     </w:p>
     <w:p>
@@ -39627,8 +40954,8 @@
         <w:t xml:space="preserve">: mọi số liệu sinh lại được bằng một lệnh, mọi phép so sánh kèm điều kiện đo, và các kết quả âm — hai lượt tinh chỉnh bộ nhận dạng đều không thắng model gốc ở chế độ vận hành — được ghi lại thay vì bỏ đi.</w:t>
       </w:r>
     </w:p>
-    <w:bookmarkEnd w:id="176"/>
-    <w:bookmarkStart w:id="177" w:name="X1f36a3640c9e310e5e9f84e347ef7e1a0c2a324"/>
+    <w:bookmarkEnd w:id="177"/>
+    <w:bookmarkStart w:id="178" w:name="X1f36a3640c9e310e5e9f84e347ef7e1a0c2a324"/>
     <w:p>
       <w:pPr>
         <w:pStyle w:val="Heading2"/>
@@ -40163,8 +41490,8 @@
         </w:tc>
       </w:tr>
     </w:tbl>
-    <w:bookmarkEnd w:id="177"/>
-    <w:bookmarkStart w:id="178" w:name="Xf043620ea494c29eb5cd98da852a1ed6f0ba165"/>
+    <w:bookmarkEnd w:id="178"/>
+    <w:bookmarkStart w:id="179" w:name="Xf043620ea494c29eb5cd98da852a1ed6f0ba165"/>
     <w:p>
       <w:pPr>
         <w:pStyle w:val="Heading2"/>
@@ -40470,7 +41797,7 @@
               <w:pStyle w:val="Compact"/>
             </w:pPr>
             <w:r>
-              <w:t xml:space="preserve">Tăng tốc suy luận: lượng tử hoá OCR, đóng gói ONNX/OpenVINO</w:t>
+              <w:t xml:space="preserve">Tăng tốc suy luận: lượng tử hoá OCR, bật OpenVINO cho bộ phát hiện</w:t>
             </w:r>
           </w:p>
         </w:tc>
@@ -40492,24 +41819,44 @@
             <w:pPr>
               <w:pStyle w:val="Compact"/>
             </w:pPr>
-            <w:r>
-              <w:t xml:space="preserve">Phép so sánh nền tảng suy luận</w:t>
-            </w:r>
-            <w:r>
-              <w:t xml:space="preserve"> </w:t>
-            </w:r>
             <w:r>
               <w:rPr>
                 <w:b/>
                 <w:bCs/>
               </w:rPr>
-              <w:t xml:space="preserve">chưa chạy</w:t>
+              <w:t xml:space="preserve">Đã đo</w:t>
             </w:r>
             <w:r>
               <w:t xml:space="preserve"> </w:t>
             </w:r>
             <w:r>
-              <w:t xml:space="preserve">— có phương pháp và công cụ, chỉ thiếu thời gian máy</w:t>
+              <w:t xml:space="preserve">(5.6.3): OpenVINO nhanh</w:t>
+            </w:r>
+            <w:r>
+              <w:t xml:space="preserve"> </w:t>
+            </w:r>
+            <w:r>
+              <w:rPr>
+                <w:b/>
+                <w:bCs/>
+              </w:rPr>
+              <w:t xml:space="preserve">1,57×</w:t>
+            </w:r>
+            <w:r>
+              <w:t xml:space="preserve">, mAP không giảm, đầu cuối</w:t>
+            </w:r>
+            <w:r>
+              <w:t xml:space="preserve"> </w:t>
+            </w:r>
+            <w:r>
+              <w:rPr>
+                <w:b/>
+                <w:bCs/>
+              </w:rPr>
+              <w:t xml:space="preserve">+20%</w:t>
+            </w:r>
+            <w:r>
+              <w:t xml:space="preserve">. Còn lại là lượng tử hoá khối OCR — phần chiếm 64,3% ngân sách</w:t>
             </w:r>
           </w:p>
         </w:tc>
@@ -40707,8 +42054,8 @@
         </w:tc>
       </w:tr>
     </w:tbl>
-    <w:bookmarkEnd w:id="178"/>
-    <w:bookmarkStart w:id="179" w:name="Xc3f4b05ddc489b3b83793ce2ad798163de00527"/>
+    <w:bookmarkEnd w:id="179"/>
+    <w:bookmarkStart w:id="180" w:name="Xc3f4b05ddc489b3b83793ce2ad798163de00527"/>
     <w:p>
       <w:pPr>
         <w:pStyle w:val="Heading2"/>
@@ -40788,9 +42135,9 @@
         <w:br w:type="page"/>
       </w:r>
     </w:p>
-    <w:bookmarkEnd w:id="179"/>
     <w:bookmarkEnd w:id="180"/>
-    <w:bookmarkStart w:id="200" w:name="tài-liệu-tham-khảo"/>
+    <w:bookmarkEnd w:id="181"/>
+    <w:bookmarkStart w:id="201" w:name="tài-liệu-tham-khảo"/>
     <w:p>
       <w:pPr>
         <w:pStyle w:val="Heading1"/>
@@ -40843,7 +42190,7 @@
       <w:r>
         <w:t xml:space="preserve"> </w:t>
       </w:r>
-      <w:hyperlink r:id="rId181">
+      <w:hyperlink r:id="rId182">
         <w:r>
           <w:rPr>
             <w:rStyle w:val="Hyperlink"/>
@@ -40868,7 +42215,7 @@
       <w:r>
         <w:t xml:space="preserve"> </w:t>
       </w:r>
-      <w:hyperlink r:id="rId182">
+      <w:hyperlink r:id="rId183">
         <w:r>
           <w:rPr>
             <w:rStyle w:val="Hyperlink"/>
@@ -40901,7 +42248,7 @@
       <w:r>
         <w:t xml:space="preserve"> </w:t>
       </w:r>
-      <w:hyperlink r:id="rId183">
+      <w:hyperlink r:id="rId184">
         <w:r>
           <w:rPr>
             <w:rStyle w:val="Hyperlink"/>
@@ -40926,7 +42273,7 @@
       <w:r>
         <w:t xml:space="preserve"> </w:t>
       </w:r>
-      <w:hyperlink r:id="rId184">
+      <w:hyperlink r:id="rId185">
         <w:r>
           <w:rPr>
             <w:rStyle w:val="Hyperlink"/>
@@ -40951,7 +42298,7 @@
       <w:r>
         <w:t xml:space="preserve"> </w:t>
       </w:r>
-      <w:hyperlink r:id="rId185">
+      <w:hyperlink r:id="rId186">
         <w:r>
           <w:rPr>
             <w:rStyle w:val="Hyperlink"/>
@@ -40976,7 +42323,7 @@
       <w:r>
         <w:t xml:space="preserve"> </w:t>
       </w:r>
-      <w:hyperlink r:id="rId186">
+      <w:hyperlink r:id="rId187">
         <w:r>
           <w:rPr>
             <w:rStyle w:val="Hyperlink"/>
@@ -41001,7 +42348,7 @@
       <w:r>
         <w:t xml:space="preserve"> </w:t>
       </w:r>
-      <w:hyperlink r:id="rId187">
+      <w:hyperlink r:id="rId188">
         <w:r>
           <w:rPr>
             <w:rStyle w:val="Hyperlink"/>
@@ -41039,7 +42386,7 @@
       <w:r>
         <w:t xml:space="preserve"> </w:t>
       </w:r>
-      <w:hyperlink r:id="rId188">
+      <w:hyperlink r:id="rId189">
         <w:r>
           <w:rPr>
             <w:rStyle w:val="Hyperlink"/>
@@ -41064,7 +42411,7 @@
       <w:r>
         <w:t xml:space="preserve"> </w:t>
       </w:r>
-      <w:hyperlink r:id="rId189">
+      <w:hyperlink r:id="rId190">
         <w:r>
           <w:rPr>
             <w:rStyle w:val="Hyperlink"/>
@@ -41102,7 +42449,7 @@
       <w:r>
         <w:t xml:space="preserve"> </w:t>
       </w:r>
-      <w:hyperlink r:id="rId190">
+      <w:hyperlink r:id="rId191">
         <w:r>
           <w:rPr>
             <w:rStyle w:val="Hyperlink"/>
@@ -41127,7 +42474,7 @@
       <w:r>
         <w:t xml:space="preserve"> </w:t>
       </w:r>
-      <w:hyperlink r:id="rId191">
+      <w:hyperlink r:id="rId192">
         <w:r>
           <w:rPr>
             <w:rStyle w:val="Hyperlink"/>
@@ -41152,7 +42499,7 @@
       <w:r>
         <w:t xml:space="preserve"> </w:t>
       </w:r>
-      <w:hyperlink r:id="rId192">
+      <w:hyperlink r:id="rId193">
         <w:r>
           <w:rPr>
             <w:rStyle w:val="Hyperlink"/>
@@ -41211,7 +42558,7 @@
       <w:r>
         <w:t xml:space="preserve"> </w:t>
       </w:r>
-      <w:hyperlink r:id="rId193">
+      <w:hyperlink r:id="rId194">
         <w:r>
           <w:rPr>
             <w:rStyle w:val="Hyperlink"/>
@@ -41249,7 +42596,7 @@
       <w:r>
         <w:t xml:space="preserve"> </w:t>
       </w:r>
-      <w:hyperlink r:id="rId194">
+      <w:hyperlink r:id="rId195">
         <w:r>
           <w:rPr>
             <w:rStyle w:val="Hyperlink"/>
@@ -41287,7 +42634,7 @@
       <w:r>
         <w:t xml:space="preserve"> </w:t>
       </w:r>
-      <w:hyperlink r:id="rId195">
+      <w:hyperlink r:id="rId196">
         <w:r>
           <w:rPr>
             <w:rStyle w:val="Hyperlink"/>
@@ -41333,7 +42680,7 @@
       <w:r>
         <w:t xml:space="preserve"> </w:t>
       </w:r>
-      <w:hyperlink r:id="rId196">
+      <w:hyperlink r:id="rId197">
         <w:r>
           <w:rPr>
             <w:rStyle w:val="Hyperlink"/>
@@ -41358,7 +42705,7 @@
       <w:r>
         <w:t xml:space="preserve"> </w:t>
       </w:r>
-      <w:hyperlink r:id="rId197">
+      <w:hyperlink r:id="rId198">
         <w:r>
           <w:rPr>
             <w:rStyle w:val="Hyperlink"/>
@@ -41404,7 +42751,7 @@
       <w:r>
         <w:t xml:space="preserve"> </w:t>
       </w:r>
-      <w:hyperlink r:id="rId198">
+      <w:hyperlink r:id="rId199">
         <w:r>
           <w:rPr>
             <w:rStyle w:val="Hyperlink"/>
@@ -41429,7 +42776,7 @@
       <w:r>
         <w:t xml:space="preserve"> </w:t>
       </w:r>
-      <w:hyperlink r:id="rId199">
+      <w:hyperlink r:id="rId200">
         <w:r>
           <w:rPr>
             <w:rStyle w:val="Hyperlink"/>
@@ -41449,8 +42796,8 @@
         <w:br w:type="page"/>
       </w:r>
     </w:p>
-    <w:bookmarkEnd w:id="200"/>
-    <w:bookmarkStart w:id="227" w:name="phụ-lục"/>
+    <w:bookmarkEnd w:id="201"/>
+    <w:bookmarkStart w:id="228" w:name="phụ-lục"/>
     <w:p>
       <w:pPr>
         <w:pStyle w:val="Heading1"/>
@@ -41506,7 +42853,7 @@
         </w:pict>
       </w:r>
     </w:p>
-    <w:bookmarkStart w:id="203" w:name="phụ-lục-a-mã-nguồn"/>
+    <w:bookmarkStart w:id="204" w:name="phụ-lục-a-mã-nguồn"/>
     <w:p>
       <w:pPr>
         <w:pStyle w:val="Heading2"/>
@@ -41515,7 +42862,7 @@
         <w:t xml:space="preserve">Phụ lục A. Mã nguồn</w:t>
       </w:r>
     </w:p>
-    <w:bookmarkStart w:id="201" w:name="a1-quy-mô"/>
+    <w:bookmarkStart w:id="202" w:name="a1-quy-mô"/>
     <w:p>
       <w:pPr>
         <w:pStyle w:val="Heading3"/>
@@ -42179,8 +43526,8 @@
         <w:t xml:space="preserve">trong Chương 5 phải sinh ra được bằng một lệnh chạy lại được.</w:t>
       </w:r>
     </w:p>
-    <w:bookmarkEnd w:id="201"/>
-    <w:bookmarkStart w:id="202" w:name="a2-tổ-chức-thư-mục"/>
+    <w:bookmarkEnd w:id="202"/>
+    <w:bookmarkStart w:id="203" w:name="a2-tổ-chức-thư-mục"/>
     <w:p>
       <w:pPr>
         <w:pStyle w:val="Heading3"/>
@@ -42455,9 +43802,9 @@
         </w:pict>
       </w:r>
     </w:p>
-    <w:bookmarkEnd w:id="202"/>
     <w:bookmarkEnd w:id="203"/>
-    <w:bookmarkStart w:id="204" w:name="phụ-lục-b-siêu-tham-số-huấn-luyện"/>
+    <w:bookmarkEnd w:id="204"/>
+    <w:bookmarkStart w:id="205" w:name="phụ-lục-b-siêu-tham-số-huấn-luyện"/>
     <w:p>
       <w:pPr>
         <w:pStyle w:val="Heading2"/>
@@ -43629,8 +44976,8 @@
         </w:pict>
       </w:r>
     </w:p>
-    <w:bookmarkEnd w:id="204"/>
-    <w:bookmarkStart w:id="206" w:name="phụ-lục-c-bộ-dữ-liệu"/>
+    <w:bookmarkEnd w:id="205"/>
+    <w:bookmarkStart w:id="207" w:name="phụ-lục-c-bộ-dữ-liệu"/>
     <w:p>
       <w:pPr>
         <w:pStyle w:val="Heading2"/>
@@ -43639,7 +44986,7 @@
         <w:t xml:space="preserve">Phụ lục C. Bộ dữ liệu</w:t>
       </w:r>
     </w:p>
-    <w:bookmarkStart w:id="205" w:name="Xf13a66160a76b51942284da13ebd03c025f7130"/>
+    <w:bookmarkStart w:id="206" w:name="Xf13a66160a76b51942284da13ebd03c025f7130"/>
     <w:p>
       <w:pPr>
         <w:pStyle w:val="Heading3"/>
@@ -44609,9 +45956,9 @@
         <w:t xml:space="preserve">, và điều này được nêu nhất quán ở mục 4.4.2 và 6.3.1.</w:t>
       </w:r>
     </w:p>
-    <w:bookmarkEnd w:id="205"/>
     <w:bookmarkEnd w:id="206"/>
-    <w:bookmarkStart w:id="211" w:name="phụ-lục-d-hướng-dẫn-cài-đặt-và-chạy"/>
+    <w:bookmarkEnd w:id="207"/>
+    <w:bookmarkStart w:id="212" w:name="phụ-lục-d-hướng-dẫn-cài-đặt-và-chạy"/>
     <w:p>
       <w:pPr>
         <w:pStyle w:val="Heading2"/>
@@ -44620,7 +45967,7 @@
         <w:t xml:space="preserve">Phụ lục D. Hướng dẫn cài đặt và chạy</w:t>
       </w:r>
     </w:p>
-    <w:bookmarkStart w:id="207" w:name="d1-yêu-cầu"/>
+    <w:bookmarkStart w:id="208" w:name="d1-yêu-cầu"/>
     <w:p>
       <w:pPr>
         <w:pStyle w:val="Heading3"/>
@@ -44797,8 +46144,8 @@
         </w:tc>
       </w:tr>
     </w:tbl>
-    <w:bookmarkEnd w:id="207"/>
-    <w:bookmarkStart w:id="208" w:name="d2-chạy-bằng-docker-compose-khuyến-nghị"/>
+    <w:bookmarkEnd w:id="208"/>
+    <w:bookmarkStart w:id="209" w:name="d2-chạy-bằng-docker-compose-khuyến-nghị"/>
     <w:p>
       <w:pPr>
         <w:pStyle w:val="Heading3"/>
@@ -45107,8 +46454,8 @@
         <w:t xml:space="preserve">, trình bày ở mục 4.7.4.</w:t>
       </w:r>
     </w:p>
-    <w:bookmarkEnd w:id="208"/>
-    <w:bookmarkStart w:id="209" w:name="d3-chạy-trực-tiếp-không-dùng-docker"/>
+    <w:bookmarkEnd w:id="209"/>
+    <w:bookmarkStart w:id="210" w:name="d3-chạy-trực-tiếp-không-dùng-docker"/>
     <w:p>
       <w:pPr>
         <w:pStyle w:val="Heading3"/>
@@ -45342,8 +46689,8 @@
         <w:t xml:space="preserve">học sâu — trình bày ở mục 4.3.2. Gộp chúng lại sẽ hỏng.</w:t>
       </w:r>
     </w:p>
-    <w:bookmarkEnd w:id="209"/>
-    <w:bookmarkStart w:id="210" w:name="d4-biến-môi-trường-đáng-chú-ý"/>
+    <w:bookmarkEnd w:id="210"/>
+    <w:bookmarkStart w:id="211" w:name="d4-biến-môi-trường-đáng-chú-ý"/>
     <w:p>
       <w:pPr>
         <w:pStyle w:val="Heading3"/>
@@ -45667,9 +47014,9 @@
         </w:pict>
       </w:r>
     </w:p>
-    <w:bookmarkEnd w:id="210"/>
     <w:bookmarkEnd w:id="211"/>
-    <w:bookmarkStart w:id="214" w:name="phụ-lục-e-kết-quả-kiểm-thử"/>
+    <w:bookmarkEnd w:id="212"/>
+    <w:bookmarkStart w:id="215" w:name="phụ-lục-e-kết-quả-kiểm-thử"/>
     <w:p>
       <w:pPr>
         <w:pStyle w:val="Heading2"/>
@@ -45678,7 +47025,7 @@
         <w:t xml:space="preserve">Phụ lục E. Kết quả kiểm thử</w:t>
       </w:r>
     </w:p>
-    <w:bookmarkStart w:id="212" w:name="e1-tổng-hợp"/>
+    <w:bookmarkStart w:id="213" w:name="e1-tổng-hợp"/>
     <w:p>
       <w:pPr>
         <w:pStyle w:val="Heading3"/>
@@ -45912,8 +47259,8 @@
         </w:tc>
       </w:tr>
     </w:tbl>
-    <w:bookmarkEnd w:id="212"/>
-    <w:bookmarkStart w:id="213" w:name="e2-phân-nhóm"/>
+    <w:bookmarkEnd w:id="213"/>
+    <w:bookmarkStart w:id="214" w:name="e2-phân-nhóm"/>
     <w:p>
       <w:pPr>
         <w:pStyle w:val="Heading3"/>
@@ -46123,13 +47470,19 @@
         <w:t xml:space="preserve"> </w:t>
       </w:r>
       <w:r>
-        <w:t xml:space="preserve">chỉ tiêu phi chức năng hiện không đạt (NFR-A5, A6, A7) và một chỉ tiêu trượt sàn</w:t>
-      </w:r>
-      <w:r>
-        <w:t xml:space="preserve"> </w:t>
-      </w:r>
-      <w:r>
-        <w:t xml:space="preserve">(NFR-P2) — bảng đối chiếu đầy đủ ở mục 5.7 và phân tích ở mục 5.9.2.</w:t>
+        <w:t xml:space="preserve">chỉ tiêu phi chức năng hiện không đạt (NFR-A5, A6, A7) và một chỉ tiêu chỉ đạt</w:t>
+      </w:r>
+      <w:r>
+        <w:t xml:space="preserve"> </w:t>
+      </w:r>
+      <w:r>
+        <w:t xml:space="preserve">sàn chứ chưa đạt mục tiêu (NFR-P1) — bảng đối chiếu đầy đủ ở mục 5.7 và phân tích</w:t>
+      </w:r>
+      <w:r>
+        <w:t xml:space="preserve"> </w:t>
+      </w:r>
+      <w:r>
+        <w:t xml:space="preserve">ở mục 5.9.2.</w:t>
       </w:r>
     </w:p>
     <w:p>
@@ -46159,9 +47512,9 @@
         </w:pict>
       </w:r>
     </w:p>
-    <w:bookmarkEnd w:id="213"/>
     <w:bookmarkEnd w:id="214"/>
-    <w:bookmarkStart w:id="217" w:name="Xb0ecaefd567621d8f4fd0ba4686066ee0905bcc"/>
+    <w:bookmarkEnd w:id="215"/>
+    <w:bookmarkStart w:id="218" w:name="Xb0ecaefd567621d8f4fd0ba4686066ee0905bcc"/>
     <w:p>
       <w:pPr>
         <w:pStyle w:val="Heading2"/>
@@ -46170,7 +47523,7 @@
         <w:t xml:space="preserve">Phụ lục F. Giao diện lập trình và cấu hình triển khai</w:t>
       </w:r>
     </w:p>
-    <w:bookmarkStart w:id="215" w:name="f1-danh-sách-endpoint"/>
+    <w:bookmarkStart w:id="216" w:name="f1-danh-sách-endpoint"/>
     <w:p>
       <w:pPr>
         <w:pStyle w:val="Heading3"/>
@@ -46847,8 +48200,8 @@
         <w:t xml:space="preserve">, nên nó không bao giờ lệch với mã nguồn.</w:t>
       </w:r>
     </w:p>
-    <w:bookmarkEnd w:id="215"/>
-    <w:bookmarkStart w:id="216" w:name="f2-cấu-hình-docker-compose"/>
+    <w:bookmarkEnd w:id="216"/>
+    <w:bookmarkStart w:id="217" w:name="f2-cấu-hình-docker-compose"/>
     <w:p>
       <w:pPr>
         <w:pStyle w:val="Heading3"/>
@@ -47244,9 +48597,9 @@
         </w:pict>
       </w:r>
     </w:p>
-    <w:bookmarkEnd w:id="216"/>
     <w:bookmarkEnd w:id="217"/>
-    <w:bookmarkStart w:id="224" w:name="Xf4fdfdb0582bdca8adb9305f82cdbfca4c61ab6"/>
+    <w:bookmarkEnd w:id="218"/>
+    <w:bookmarkStart w:id="225" w:name="Xf4fdfdb0582bdca8adb9305f82cdbfca4c61ab6"/>
     <w:p>
       <w:pPr>
         <w:pStyle w:val="Heading2"/>
@@ -47301,7 +48654,7 @@
         </w:pict>
       </w:r>
     </w:p>
-    <w:bookmarkStart w:id="219" w:name="h2-bảng-34-yêu-cầu-chức-năng"/>
+    <w:bookmarkStart w:id="220" w:name="h2-bảng-34-yêu-cầu-chức-năng"/>
     <w:p>
       <w:pPr>
         <w:pStyle w:val="Heading3"/>
@@ -47630,11 +48983,11 @@
       <w:pPr>
         <w:pStyle w:val="Heading3"/>
       </w:pPr>
-      <w:bookmarkStart w:id="218" w:name="Xd671551d4f61d4e06f074a24ca13000a5b221b1"/>
+      <w:bookmarkStart w:id="219" w:name="Xd671551d4f61d4e06f074a24ca13000a5b221b1"/>
       <w:r>
         <w:t xml:space="preserve">Bốn yêu cầu mức Won't và hai đợt thu gọn phạm vi ngày 2026-07-20</w:t>
       </w:r>
-      <w:bookmarkEnd w:id="218"/>
+      <w:bookmarkEnd w:id="219"/>
     </w:p>
     <w:p>
       <w:pPr>
@@ -47872,8 +49225,8 @@
         </w:pict>
       </w:r>
     </w:p>
-    <w:bookmarkEnd w:id="219"/>
-    <w:bookmarkStart w:id="223" w:name="h3-bảng-chỉ-tiêu-phi-chức-năng"/>
+    <w:bookmarkEnd w:id="220"/>
+    <w:bookmarkStart w:id="224" w:name="h3-bảng-chỉ-tiêu-phi-chức-năng"/>
     <w:p>
       <w:pPr>
         <w:pStyle w:val="Heading3"/>
@@ -47890,7 +49243,7 @@
         <w:t xml:space="preserve">Bảy nhóm: hiệu năng (NFR-P), độ chính xác (NFR-A), tin cậy (NFR-R), khả dụng (NFR-U), bảo trì (NFR-M), bảo mật (NFR-S), tương thích – triển khai (NFR-C), mở rộng (NFR-SC).</w:t>
       </w:r>
     </w:p>
-    <w:bookmarkStart w:id="220" w:name="X3880515f8fbb8abfa7d57c19e291cacf82ef4a6"/>
+    <w:bookmarkStart w:id="221" w:name="X3880515f8fbb8abfa7d57c19e291cacf82ef4a6"/>
     <w:p>
       <w:pPr>
         <w:pStyle w:val="Heading4"/>
@@ -48074,8 +49427,8 @@
         <w:t xml:space="preserve">, không có ý nghĩa thống kê; nhóm thực hiện chỉ dùng cột thời gian và cố ý lược bỏ cột độ chính xác.</w:t>
       </w:r>
     </w:p>
-    <w:bookmarkEnd w:id="220"/>
-    <w:bookmarkStart w:id="221" w:name="X223de23e0d838ff891bdf6bdc5276f58b2d523c"/>
+    <w:bookmarkEnd w:id="221"/>
+    <w:bookmarkStart w:id="222" w:name="X223de23e0d838ff891bdf6bdc5276f58b2d523c"/>
     <w:p>
       <w:pPr>
         <w:pStyle w:val="Heading4"/>
@@ -49115,8 +50468,8 @@
         <w:t xml:space="preserve">— báo cáo theo điều kiện ảnh nếu bộ dữ liệu có nhãn phù hợp.</w:t>
       </w:r>
     </w:p>
-    <w:bookmarkEnd w:id="221"/>
-    <w:bookmarkStart w:id="222" w:name="c-các-nhóm-yêu-cầu-phi-chức-năng-còn-lại"/>
+    <w:bookmarkEnd w:id="222"/>
+    <w:bookmarkStart w:id="223" w:name="c-các-nhóm-yêu-cầu-phi-chức-năng-còn-lại"/>
     <w:p>
       <w:pPr>
         <w:pStyle w:val="Heading4"/>
@@ -49297,10 +50650,10 @@
         </w:pict>
       </w:r>
     </w:p>
-    <w:bookmarkEnd w:id="222"/>
     <w:bookmarkEnd w:id="223"/>
     <w:bookmarkEnd w:id="224"/>
-    <w:bookmarkStart w:id="226" w:name="Xca8a6b0a1c163d0021c70a30659365938cfbbe3"/>
+    <w:bookmarkEnd w:id="225"/>
+    <w:bookmarkStart w:id="227" w:name="Xca8a6b0a1c163d0021c70a30659365938cfbbe3"/>
     <w:p>
       <w:pPr>
         <w:pStyle w:val="Heading2"/>
@@ -49365,7 +50718,7 @@
         </w:pict>
       </w:r>
     </w:p>
-    <w:bookmarkStart w:id="225" w:name="o2-danh-mục-báo-cáo-đo-dạng-json"/>
+    <w:bookmarkStart w:id="226" w:name="o2-danh-mục-báo-cáo-đo-dạng-json"/>
     <w:p>
       <w:pPr>
         <w:pStyle w:val="Heading3"/>
@@ -50312,9 +51665,9 @@
         <w:br w:type="page"/>
       </w:r>
     </w:p>
-    <w:bookmarkEnd w:id="225"/>
     <w:bookmarkEnd w:id="226"/>
     <w:bookmarkEnd w:id="227"/>
+    <w:bookmarkEnd w:id="228"/>
     <w:sectPr>
       <w:footnotePr>
         <w:numRestart w:val="eachSect"/>

--- a/docs/papers/thesis-full.docx
+++ b/docs/papers/thesis-full.docx
@@ -14230,13 +14230,26 @@
           <w:b/>
           <w:bCs/>
         </w:rPr>
-        <w:t xml:space="preserve">So sánh nền tảng suy luận chưa chạy</w:t>
-      </w:r>
-      <w:r>
-        <w:t xml:space="preserve"> </w:t>
-      </w:r>
-      <w:r>
-        <w:t xml:space="preserve">⇒ chọn ONNX Runtime đứng vững nhờ</w:t>
+        <w:t xml:space="preserve">So sánh nền tảng suy luận đã chạy</w:t>
+      </w:r>
+      <w:r>
+        <w:t xml:space="preserve"> </w:t>
+      </w:r>
+      <w:r>
+        <w:t xml:space="preserve">(5.6.3, đo ngày 13/08): PyTorch 33,09 ms · ONNX Runtime 24,48 ms (1,35×) ·</w:t>
+      </w:r>
+      <w:r>
+        <w:t xml:space="preserve"> </w:t>
+      </w:r>
+      <w:r>
+        <w:rPr>
+          <w:b/>
+          <w:bCs/>
+        </w:rPr>
+        <w:t xml:space="preserve">OpenVINO 21,12 ms (1,57×)</w:t>
+      </w:r>
+      <w:r>
+        <w:t xml:space="preserve">, mAP không suy giảm. Lựa chọn ban đầu nghiêng về ONNX Runtime vì</w:t>
       </w:r>
       <w:r>
         <w:t xml:space="preserve"> </w:t>
@@ -14252,7 +14265,7 @@
         <w:t xml:space="preserve"> </w:t>
       </w:r>
       <w:r>
-        <w:t xml:space="preserve">(một nền tảng suy luận duy nhất cho cả hai mô hình, tránh xung đột hai framework học sâu), không nhờ số liệu tốc độ tự đo.</w:t>
+        <w:t xml:space="preserve">— một nền tảng suy luận duy nhất cho cả hai mô hình, tránh xung đột hai framework học sâu — và số liệu tự đo về sau cho thấy OpenVINO còn nhanh hơn. Bản giao hàng vẫn giữ PyTorch làm mặc định; lý do ở 5.6.3.</w:t>
       </w:r>
     </w:p>
     <w:bookmarkEnd w:id="69"/>
@@ -37422,20 +37435,7 @@
                 <w:b/>
                 <w:bCs/>
               </w:rPr>
-              <w:t xml:space="preserve">13</w:t>
-            </w:r>
-            <w:r>
-              <w:t xml:space="preserve">, 🟡</w:t>
-            </w:r>
-            <w:r>
-              <w:t xml:space="preserve"> </w:t>
-            </w:r>
-            <w:r>
-              <w:rPr>
-                <w:b/>
-                <w:bCs/>
-              </w:rPr>
-              <w:t xml:space="preserve">1</w:t>
+              <w:t xml:space="preserve">đạt cả mười bốn</w:t>
             </w:r>
           </w:p>
         </w:tc>
@@ -37462,7 +37462,22 @@
               <w:t xml:space="preserve"> </w:t>
             </w:r>
             <w:r>
-              <w:t xml:space="preserve">(sàn 70%); chạy không cần GPU; riêng M6 còn</w:t>
+              <w:t xml:space="preserve">(sàn 70%); chạy không cần GPU; M6 đã sạch —</w:t>
+            </w:r>
+            <w:r>
+              <w:t xml:space="preserve"> </w:t>
+            </w:r>
+            <w:r>
+              <w:rPr>
+                <w:rStyle w:val="VerbatimChar"/>
+              </w:rPr>
+              <w:t xml:space="preserve">ruff check</w:t>
+            </w:r>
+            <w:r>
+              <w:t xml:space="preserve"> </w:t>
+            </w:r>
+            <w:r>
+              <w:t xml:space="preserve">trả về</w:t>
             </w:r>
             <w:r>
               <w:t xml:space="preserve"> </w:t>
@@ -37472,37 +37487,13 @@
                 <w:b/>
                 <w:bCs/>
               </w:rPr>
-              <w:t xml:space="preserve">83 cảnh báo</w:t>
-            </w:r>
-            <w:r>
-              <w:rPr>
-                <w:b/>
-                <w:bCs/>
-              </w:rPr>
+              <w:t xml:space="preserve">0 cảnh báo</w:t>
+            </w:r>
+            <w:r>
               <w:t xml:space="preserve"> </w:t>
             </w:r>
             <w:r>
-              <w:rPr>
-                <w:rStyle w:val="VerbatimChar"/>
-                <w:b/>
-                <w:bCs/>
-              </w:rPr>
-              <w:t xml:space="preserve">E501</w:t>
-            </w:r>
-            <w:r>
-              <w:t xml:space="preserve"> </w:t>
-            </w:r>
-            <w:r>
-              <w:t xml:space="preserve">của</w:t>
-            </w:r>
-            <w:r>
-              <w:t xml:space="preserve"> </w:t>
-            </w:r>
-            <w:r>
-              <w:rPr>
-                <w:rStyle w:val="VerbatimChar"/>
-              </w:rPr>
-              <w:t xml:space="preserve">ruff</w:t>
+              <w:t xml:space="preserve">trên toàn kho</w:t>
             </w:r>
           </w:p>
         </w:tc>
@@ -51558,28 +51549,18 @@
               <w:rPr>
                 <w:rStyle w:val="VerbatimChar"/>
               </w:rPr>
-              <w:t xml:space="preserve">07-benchmark-optimized.json</w:t>
-            </w:r>
-          </w:p>
-        </w:tc>
-        <w:tc>
-          <w:tcPr/>
-          <w:p>
-            <w:pPr>
-              <w:pStyle w:val="Compact"/>
-            </w:pPr>
-            <w:r>
-              <w:rPr>
-                <w:i/>
-                <w:iCs/>
-              </w:rPr>
-              <w:t xml:space="preserve">(chưa chạy)</w:t>
-            </w:r>
-            <w:r>
-              <w:t xml:space="preserve"> </w:t>
-            </w:r>
-            <w:r>
-              <w:t xml:space="preserve">So sánh PyTorch ↔ ONNX Runtime ↔ OpenVINO</w:t>
+              <w:t xml:space="preserve">03-cpu-benchmark.json</w:t>
+            </w:r>
+          </w:p>
+        </w:tc>
+        <w:tc>
+          <w:tcPr/>
+          <w:p>
+            <w:pPr>
+              <w:pStyle w:val="Compact"/>
+            </w:pPr>
+            <w:r>
+              <w:t xml:space="preserve">So sánh PyTorch ↔ ONNX Runtime ↔ OpenVINO trên CPU</w:t>
             </w:r>
           </w:p>
         </w:tc>

--- a/docs/papers/thesis-full.docx
+++ b/docs/papers/thesis-full.docx
@@ -14123,7 +14123,7 @@
               <w:pStyle w:val="Compact"/>
             </w:pPr>
             <w:r>
-              <w:t xml:space="preserve">❌</w:t>
+              <w:t xml:space="preserve">✅</w:t>
             </w:r>
             <w:r>
               <w:t xml:space="preserve"> </w:t>
@@ -14133,13 +14133,13 @@
                 <w:b/>
                 <w:bCs/>
               </w:rPr>
-              <w:t xml:space="preserve">Chưa đo</w:t>
+              <w:t xml:space="preserve">Tự đo 13/08/2026</w:t>
             </w:r>
             <w:r>
               <w:t xml:space="preserve"> </w:t>
             </w:r>
             <w:r>
-              <w:t xml:space="preserve">— chọn theo benchmark bên thứ ba, chưa có số tự đo</w:t>
+              <w:t xml:space="preserve">— 50 ảnh thật, 50 lượt mỗi nền tảng, kèm mAP sau khi xuất</w:t>
             </w:r>
           </w:p>
         </w:tc>
@@ -23881,7 +23881,23 @@
         <w:pStyle w:val="BodyText"/>
       </w:pPr>
       <w:r>
-        <w:t xml:space="preserve">Ba giới hạn cần nêu kèm kết quả trên. Thứ nhất, 542 ảnh đã bị loại khỏi phép đo, gồm toàn bộ lớp không xác định và các ảnh chụp ban đêm hoặc hồng ngoại mà chính người gán nhãn cũng không xác định được màu. Thứ hai, dạng lỗi chủ đạo là biển trắng bị phân loại thành biển xanh — 21 trong tổng số 33 trường hợp sai — do một số điểm ảnh ám lạnh vượt ngưỡng bão hoà. Thứ ba, phạm vi phép đo hẹp hơn phạm vi mô-đun: bộ dữ liệu không chứa biển đỏ và biển ngoại giao nên hai nhánh này chưa có số liệu đánh giá.</w:t>
+        <w:t xml:space="preserve">Ba giới hạn cần nêu kèm kết quả trên. Thứ nhất, 542 ảnh đã bị loại khỏi phép đo, gồm toàn bộ lớp không xác định và các ảnh chụp ban đêm hoặc hồng ngoại mà chính người gán nhãn cũng không xác định được màu. Thứ hai, dạng lỗi chủ đạo là biển trắng bị phân loại thành biển xanh — 21 trong tổng số 33 trường hợp sai — do một số điểm ảnh ám lạnh vượt ngưỡng bão hoà. Thứ ba, phạm vi phép đo hẹp hơn phạm vi mô-đun: bộ dữ liệu không chứa biển đỏ và biển ngoại giao nên hai nhánh này chưa có số liệu đánh giá — ghi thành</w:t>
+      </w:r>
+      <w:r>
+        <w:t xml:space="preserve"> </w:t>
+      </w:r>
+      <w:r>
+        <w:rPr>
+          <w:b/>
+          <w:bCs/>
+        </w:rPr>
+        <w:t xml:space="preserve">hạn chế số 10</w:t>
+      </w:r>
+      <w:r>
+        <w:t xml:space="preserve"> </w:t>
+      </w:r>
+      <w:r>
+        <w:t xml:space="preserve">ở mục 6.2.</w:t>
       </w:r>
     </w:p>
     <w:p>
@@ -31198,6 +31214,95 @@
           <w:b/>
           <w:bCs/>
         </w:rPr>
+        <w:t xml:space="preserve">E2 không áp dụng cho ngữ liệu này, và đó là kết luận chứ không phải khoảng trống.</w:t>
+      </w:r>
+      <w:r>
+        <w:t xml:space="preserve"> </w:t>
+      </w:r>
+      <w:r>
+        <w:t xml:space="preserve">Cả 2.801 mẫu đều là</w:t>
+      </w:r>
+      <w:r>
+        <w:t xml:space="preserve"> </w:t>
+      </w:r>
+      <w:r>
+        <w:rPr>
+          <w:b/>
+          <w:bCs/>
+        </w:rPr>
+        <w:t xml:space="preserve">vùng biển đã cắt sẵn</w:t>
+      </w:r>
+      <w:r>
+        <w:t xml:space="preserve">, nên không có bước phát hiện nào chạy và một ca</w:t>
+      </w:r>
+      <w:r>
+        <w:t xml:space="preserve"> </w:t>
+      </w:r>
+      <w:r>
+        <w:rPr>
+          <w:i/>
+          <w:iCs/>
+        </w:rPr>
+        <w:t xml:space="preserve">phát hiện nhầm</w:t>
+      </w:r>
+      <w:r>
+        <w:t xml:space="preserve"> </w:t>
+      </w:r>
+      <w:r>
+        <w:t xml:space="preserve">về nguyên tắc không thể xuất hiện. Tỉ lệ phát hiện nhầm thật được đo ở</w:t>
+      </w:r>
+      <w:r>
+        <w:t xml:space="preserve"> </w:t>
+      </w:r>
+      <w:r>
+        <w:rPr>
+          <w:b/>
+          <w:bCs/>
+        </w:rPr>
+        <w:t xml:space="preserve">tầng bộ phát hiện</w:t>
+      </w:r>
+      <w:r>
+        <w:t xml:space="preserve">, trên 1.514 ảnh toàn cảnh của tập kiểm tra:</w:t>
+      </w:r>
+      <w:r>
+        <w:t xml:space="preserve"> </w:t>
+      </w:r>
+      <w:r>
+        <w:rPr>
+          <w:b/>
+          <w:bCs/>
+        </w:rPr>
+        <w:t xml:space="preserve">39 dương tính giả trên 1.606 phát hiện</w:t>
+      </w:r>
+      <w:r>
+        <w:t xml:space="preserve">, tương ứng precision</w:t>
+      </w:r>
+      <w:r>
+        <w:t xml:space="preserve"> </w:t>
+      </w:r>
+      <w:r>
+        <w:rPr>
+          <w:b/>
+          <w:bCs/>
+        </w:rPr>
+        <w:t xml:space="preserve">0,9757</w:t>
+      </w:r>
+      <w:r>
+        <w:t xml:space="preserve"> </w:t>
+      </w:r>
+      <w:r>
+        <w:t xml:space="preserve">(mục 5.4).</w:t>
+      </w:r>
+    </w:p>
+    <w:p>
+      <w:pPr>
+        <w:pStyle w:val="BlockText"/>
+      </w:pPr>
+      <w:r>
+        <w:rPr>
+          <w:b/>
+          <w:bCs/>
+        </w:rPr>
         <w:t xml:space="preserve">Ghi chú về phạm vi hiệu lực của chỉ số A7.</w:t>
       </w:r>
       <w:r>
@@ -31279,7 +31384,23 @@
         <w:t xml:space="preserve"> </w:t>
       </w:r>
       <w:r>
-        <w:t xml:space="preserve">= 0,9829, tương thích với 5.4.1. Muốn đo NFR-A7 đúng cách cần gán nhãn chuỗi cho một phân bố test có ảnh hiện trường — việc này chưa thực hiện.</w:t>
+        <w:t xml:space="preserve">= 0,9829, tương thích với 5.4.1. Muốn đo NFR-A7 đúng cách cần gán nhãn chuỗi cho một phân bố test có ảnh hiện trường; đây là</w:t>
+      </w:r>
+      <w:r>
+        <w:t xml:space="preserve"> </w:t>
+      </w:r>
+      <w:r>
+        <w:rPr>
+          <w:b/>
+          <w:bCs/>
+        </w:rPr>
+        <w:t xml:space="preserve">hướng phát triển số 3</w:t>
+      </w:r>
+      <w:r>
+        <w:t xml:space="preserve"> </w:t>
+      </w:r>
+      <w:r>
+        <w:t xml:space="preserve">ở mục 6.3, không phải một phép đo bị bỏ quên.</w:t>
       </w:r>
     </w:p>
     <w:bookmarkEnd w:id="157"/>
@@ -37747,11 +37868,7 @@
               <w:jc w:val="right"/>
             </w:pPr>
             <w:r>
-              <w:rPr>
-                <w:i/>
-                <w:iCs/>
-              </w:rPr>
-              <w:t xml:space="preserve">(chưa đo)</w:t>
+              <w:t xml:space="preserve">➖</w:t>
             </w:r>
           </w:p>
         </w:tc>
@@ -40970,7 +41087,7 @@
         <w:t xml:space="preserve"> </w:t>
       </w:r>
       <w:r>
-        <w:t xml:space="preserve">Tám hạn chế của đồ án</w:t>
+        <w:t xml:space="preserve">Mười hạn chế của đồ án</w:t>
       </w:r>
     </w:p>
     <w:tbl>
@@ -41476,6 +41593,139 @@
             </w:pPr>
             <w:r>
               <w:t xml:space="preserve">Chạy video nền làm chậm luồng nhận dạng ảnh</w:t>
+            </w:r>
+          </w:p>
+        </w:tc>
+      </w:tr>
+      <w:tr>
+        <w:tc>
+          <w:tcPr/>
+          <w:p>
+            <w:pPr>
+              <w:pStyle w:val="Compact"/>
+              <w:jc w:val="center"/>
+            </w:pPr>
+            <w:r>
+              <w:t xml:space="preserve">9</w:t>
+            </w:r>
+          </w:p>
+        </w:tc>
+        <w:tc>
+          <w:tcPr/>
+          <w:p>
+            <w:pPr>
+              <w:pStyle w:val="Compact"/>
+            </w:pPr>
+            <w:r>
+              <w:rPr>
+                <w:b/>
+                <w:bCs/>
+              </w:rPr>
+              <w:t xml:space="preserve">NFR-A9 không đo được</w:t>
+            </w:r>
+            <w:r>
+              <w:t xml:space="preserve"> </w:t>
+            </w:r>
+            <w:r>
+              <w:t xml:space="preserve">— độ chính xác theo điều kiện ảnh</w:t>
+            </w:r>
+          </w:p>
+        </w:tc>
+        <w:tc>
+          <w:tcPr/>
+          <w:p>
+            <w:pPr>
+              <w:pStyle w:val="Compact"/>
+              <w:jc w:val="center"/>
+            </w:pPr>
+            <w:r>
+              <w:t xml:space="preserve">Trung bình</w:t>
+            </w:r>
+          </w:p>
+        </w:tc>
+        <w:tc>
+          <w:tcPr/>
+          <w:p>
+            <w:pPr>
+              <w:pStyle w:val="Compact"/>
+            </w:pPr>
+            <w:r>
+              <w:t xml:space="preserve">Không bộ dữ liệu nguồn nào gán nhãn ban ngày, ban đêm, chụp nghiêng hay ảnh mờ. Đây là</w:t>
+            </w:r>
+            <w:r>
+              <w:t xml:space="preserve"> </w:t>
+            </w:r>
+            <w:r>
+              <w:rPr>
+                <w:b/>
+                <w:bCs/>
+              </w:rPr>
+              <w:t xml:space="preserve">thiếu điều kiện quan sát</w:t>
+            </w:r>
+            <w:r>
+              <w:t xml:space="preserve">, không phải phép đo bị bỏ quên: chỉ tiêu ghi ⬜ chứ không ghi ❌ (mục 5.9.2)</w:t>
+            </w:r>
+          </w:p>
+        </w:tc>
+      </w:tr>
+      <w:tr>
+        <w:tc>
+          <w:tcPr/>
+          <w:p>
+            <w:pPr>
+              <w:pStyle w:val="Compact"/>
+              <w:jc w:val="center"/>
+            </w:pPr>
+            <w:r>
+              <w:t xml:space="preserve">10</w:t>
+            </w:r>
+          </w:p>
+        </w:tc>
+        <w:tc>
+          <w:tcPr/>
+          <w:p>
+            <w:pPr>
+              <w:pStyle w:val="Compact"/>
+            </w:pPr>
+            <w:r>
+              <w:rPr>
+                <w:b/>
+                <w:bCs/>
+              </w:rPr>
+              <w:t xml:space="preserve">Biển đỏ quân đội và biển ngoại giao không có mẫu đánh giá</w:t>
+            </w:r>
+          </w:p>
+        </w:tc>
+        <w:tc>
+          <w:tcPr/>
+          <w:p>
+            <w:pPr>
+              <w:pStyle w:val="Compact"/>
+              <w:jc w:val="center"/>
+            </w:pPr>
+            <w:r>
+              <w:t xml:space="preserve">Trung bình</w:t>
+            </w:r>
+          </w:p>
+        </w:tc>
+        <w:tc>
+          <w:tcPr/>
+          <w:p>
+            <w:pPr>
+              <w:pStyle w:val="Compact"/>
+            </w:pPr>
+            <w:r>
+              <w:t xml:space="preserve">Bộ dữ liệu không chứa hai loại này, nên hai nhánh phân loại tuy đã cài đặt và chạy đúng trên ảnh demo vẫn</w:t>
+            </w:r>
+            <w:r>
+              <w:t xml:space="preserve"> </w:t>
+            </w:r>
+            <w:r>
+              <w:rPr>
+                <w:b/>
+                <w:bCs/>
+              </w:rPr>
+              <w:t xml:space="preserve">chưa có số liệu định lượng</w:t>
             </w:r>
           </w:p>
         </w:tc>

--- a/docs/papers/thesis-full.docx
+++ b/docs/papers/thesis-full.docx
@@ -25051,7 +25051,7 @@
     </w:p>
     <w:bookmarkEnd w:id="134"/>
     <w:bookmarkEnd w:id="135"/>
-    <w:bookmarkStart w:id="176" w:name="chương-5-thực-nghiệm-và-đánh-giá"/>
+    <w:bookmarkStart w:id="182" w:name="chương-5-thực-nghiệm-và-đánh-giá"/>
     <w:p>
       <w:pPr>
         <w:pStyle w:val="Heading1"/>
@@ -32039,7 +32039,7 @@
     </w:p>
     <w:bookmarkEnd w:id="159"/>
     <w:bookmarkEnd w:id="160"/>
-    <w:bookmarkStart w:id="168" w:name="X80f1806dda35f26f045f00afe70db30e7a77d2b"/>
+    <w:bookmarkStart w:id="174" w:name="X80f1806dda35f26f045f00afe70db30e7a77d2b"/>
     <w:p>
       <w:pPr>
         <w:pStyle w:val="Heading2"/>
@@ -33598,7 +33598,7 @@
       </w:r>
     </w:p>
     <w:bookmarkEnd w:id="162"/>
-    <w:bookmarkStart w:id="164" w:name="X68932b37c053ede4dda811118f2d10fcf6be626"/>
+    <w:bookmarkStart w:id="167" w:name="X68932b37c053ede4dda811118f2d10fcf6be626"/>
     <w:p>
       <w:pPr>
         <w:pStyle w:val="Heading3"/>
@@ -34055,6 +34055,100 @@
         <w:pStyle w:val="BodyText"/>
       </w:pPr>
       <w:r>
+        <w:drawing>
+          <wp:inline>
+            <wp:extent cx="5334000" cy="2667000"/>
+            <wp:effectExtent b="0" l="0" r="0" t="0"/>
+            <wp:docPr descr="" title="" id="164" name="Picture"/>
+            <a:graphic>
+              <a:graphicData uri="http://schemas.openxmlformats.org/drawingml/2006/picture">
+                <pic:pic>
+                  <pic:nvPicPr>
+                    <pic:cNvPr descr="figures/fig-ch5-backends.png" id="165" name="Picture"/>
+                    <pic:cNvPicPr>
+                      <a:picLocks noChangeArrowheads="1" noChangeAspect="1"/>
+                    </pic:cNvPicPr>
+                  </pic:nvPicPr>
+                  <pic:blipFill>
+                    <a:blip r:embed="rId163"/>
+                    <a:stretch>
+                      <a:fillRect/>
+                    </a:stretch>
+                  </pic:blipFill>
+                  <pic:spPr bwMode="auto">
+                    <a:xfrm>
+                      <a:off x="0" y="0"/>
+                      <a:ext cx="5334000" cy="2667000"/>
+                    </a:xfrm>
+                    <a:prstGeom prst="rect">
+                      <a:avLst/>
+                    </a:prstGeom>
+                    <a:noFill/>
+                    <a:ln w="9525">
+                      <a:noFill/>
+                      <a:headEnd/>
+                      <a:tailEnd/>
+                    </a:ln>
+                  </pic:spPr>
+                </pic:pic>
+              </a:graphicData>
+            </a:graphic>
+          </wp:inline>
+        </w:drawing>
+      </w:r>
+    </w:p>
+    <w:p>
+      <w:pPr>
+        <w:pStyle w:val="BodyText"/>
+      </w:pPr>
+      <w:r>
+        <w:rPr>
+          <w:b/>
+          <w:bCs/>
+        </w:rPr>
+        <w:t xml:space="preserve">Hình 5.2.</w:t>
+      </w:r>
+      <w:r>
+        <w:t xml:space="preserve"> </w:t>
+      </w:r>
+      <w:r>
+        <w:t xml:space="preserve">Độ trễ bộ phát hiện trên ba nền tảng suy luận CPU, tách theo phân vị. Khoảng cách giữa ba nền tảng</w:t>
+      </w:r>
+      <w:r>
+        <w:t xml:space="preserve"> </w:t>
+      </w:r>
+      <w:r>
+        <w:rPr>
+          <w:b/>
+          <w:bCs/>
+        </w:rPr>
+        <w:t xml:space="preserve">giãn ra</w:t>
+      </w:r>
+      <w:r>
+        <w:t xml:space="preserve"> </w:t>
+      </w:r>
+      <w:r>
+        <w:t xml:space="preserve">khi đi từ p50 sang p99 — đó là dấu hiệu OpenVINO không chỉ nhanh hơn mà còn</w:t>
+      </w:r>
+      <w:r>
+        <w:t xml:space="preserve"> </w:t>
+      </w:r>
+      <w:r>
+        <w:rPr>
+          <w:b/>
+          <w:bCs/>
+        </w:rPr>
+        <w:t xml:space="preserve">ổn định hơn</w:t>
+      </w:r>
+      <w:r>
+        <w:t xml:space="preserve">.</w:t>
+      </w:r>
+    </w:p>
+    <w:p>
+      <w:pPr>
+        <w:pStyle w:val="BodyText"/>
+      </w:pPr>
+      <w:r>
         <w:rPr>
           <w:b/>
           <w:bCs/>
@@ -34244,7 +34338,7 @@
       <w:r>
         <w:t xml:space="preserve"> </w:t>
       </w:r>
-      <w:hyperlink r:id="rId163">
+      <w:hyperlink r:id="rId166">
         <w:r>
           <w:rPr>
             <w:rStyle w:val="Hyperlink"/>
@@ -34319,8 +34413,8 @@
         <w:t xml:space="preserve">huấn luyện trên tập ký tự hẹp — tiềm năng lớn nhất, tốn công nhất.</w:t>
       </w:r>
     </w:p>
-    <w:bookmarkEnd w:id="164"/>
-    <w:bookmarkStart w:id="165" w:name="Xa16846ff2631b69bf1ae5e24086a9e3dfbfd168"/>
+    <w:bookmarkEnd w:id="167"/>
+    <w:bookmarkStart w:id="171" w:name="Xa16846ff2631b69bf1ae5e24086a9e3dfbfd168"/>
     <w:p>
       <w:pPr>
         <w:pStyle w:val="Heading3"/>
@@ -35333,8 +35427,86 @@
         <w:t xml:space="preserve">.</w:t>
       </w:r>
     </w:p>
-    <w:bookmarkEnd w:id="165"/>
-    <w:bookmarkStart w:id="166" w:name="X16b4eaa49758ce901c811cabf4d14d88e7a2bfd"/>
+    <w:p>
+      <w:pPr>
+        <w:pStyle w:val="BodyText"/>
+      </w:pPr>
+      <w:r>
+        <w:drawing>
+          <wp:inline>
+            <wp:extent cx="5334000" cy="2111375"/>
+            <wp:effectExtent b="0" l="0" r="0" t="0"/>
+            <wp:docPr descr="" title="" id="169" name="Picture"/>
+            <a:graphic>
+              <a:graphicData uri="http://schemas.openxmlformats.org/drawingml/2006/picture">
+                <pic:pic>
+                  <pic:nvPicPr>
+                    <pic:cNvPr descr="figures/fig-ch5-nfr-p2.png" id="170" name="Picture"/>
+                    <pic:cNvPicPr>
+                      <a:picLocks noChangeArrowheads="1" noChangeAspect="1"/>
+                    </pic:cNvPicPr>
+                  </pic:nvPicPr>
+                  <pic:blipFill>
+                    <a:blip r:embed="rId168"/>
+                    <a:stretch>
+                      <a:fillRect/>
+                    </a:stretch>
+                  </pic:blipFill>
+                  <pic:spPr bwMode="auto">
+                    <a:xfrm>
+                      <a:off x="0" y="0"/>
+                      <a:ext cx="5334000" cy="2111375"/>
+                    </a:xfrm>
+                    <a:prstGeom prst="rect">
+                      <a:avLst/>
+                    </a:prstGeom>
+                    <a:noFill/>
+                    <a:ln w="9525">
+                      <a:noFill/>
+                      <a:headEnd/>
+                      <a:tailEnd/>
+                    </a:ln>
+                  </pic:spPr>
+                </pic:pic>
+              </a:graphicData>
+            </a:graphic>
+          </wp:inline>
+        </w:drawing>
+      </w:r>
+    </w:p>
+    <w:p>
+      <w:pPr>
+        <w:pStyle w:val="BodyText"/>
+      </w:pPr>
+      <w:r>
+        <w:rPr>
+          <w:b/>
+          <w:bCs/>
+        </w:rPr>
+        <w:t xml:space="preserve">Hình 5.3.</w:t>
+      </w:r>
+      <w:r>
+        <w:t xml:space="preserve"> </w:t>
+      </w:r>
+      <w:r>
+        <w:t xml:space="preserve">Sáu lần đo NFR-P2. Bên trái: trung vị của lần 02/08 nằm ngang với các lần đo trên máy rảnh, nhưng đuôi p95 cao gấp sáu lần. Bên phải: cùng dữ liệu, biểu diễn bằng tỉ lệ p95/p50 —</w:t>
+      </w:r>
+      <w:r>
+        <w:t xml:space="preserve"> </w:t>
+      </w:r>
+      <w:r>
+        <w:rPr>
+          <w:b/>
+          <w:bCs/>
+        </w:rPr>
+        <w:t xml:space="preserve">ép tải tới 12 lõi cũng chỉ đẩy tỉ lệ này lên 1,24× trong khi lần 02/08 là 6,93×</w:t>
+      </w:r>
+      <w:r>
+        <w:t xml:space="preserve">. Tải cạnh tranh nâng cả phân bố đều tay; thứ xảy ra hôm 02/08 thì không.</w:t>
+      </w:r>
+    </w:p>
+    <w:bookmarkEnd w:id="171"/>
+    <w:bookmarkStart w:id="172" w:name="X16b4eaa49758ce901c811cabf4d14d88e7a2bfd"/>
     <w:p>
       <w:pPr>
         <w:pStyle w:val="Heading3"/>
@@ -36065,8 +36237,8 @@
         <w:t xml:space="preserve">ở 5.6.3.</w:t>
       </w:r>
     </w:p>
-    <w:bookmarkEnd w:id="166"/>
-    <w:bookmarkStart w:id="167" w:name="Xdf1c6e2ee323a9d334463601a721b6529b38291"/>
+    <w:bookmarkEnd w:id="172"/>
+    <w:bookmarkStart w:id="173" w:name="Xdf1c6e2ee323a9d334463601a721b6529b38291"/>
     <w:p>
       <w:pPr>
         <w:pStyle w:val="Heading3"/>
@@ -36676,9 +36848,9 @@
         </w:tc>
       </w:tr>
     </w:tbl>
-    <w:bookmarkEnd w:id="167"/>
-    <w:bookmarkEnd w:id="168"/>
-    <w:bookmarkStart w:id="169" w:name="Xc0bff015dc90ee963680e4537fb902858c5b63d"/>
+    <w:bookmarkEnd w:id="173"/>
+    <w:bookmarkEnd w:id="174"/>
+    <w:bookmarkStart w:id="175" w:name="Xc0bff015dc90ee963680e4537fb902858c5b63d"/>
     <w:p>
       <w:pPr>
         <w:pStyle w:val="Heading2"/>
@@ -37620,8 +37792,8 @@
         </w:tc>
       </w:tr>
     </w:tbl>
-    <w:bookmarkEnd w:id="169"/>
-    <w:bookmarkStart w:id="170" w:name="Xe422198b1000e64c715229721cb79be428798c5"/>
+    <w:bookmarkEnd w:id="175"/>
+    <w:bookmarkStart w:id="176" w:name="Xe422198b1000e64c715229721cb79be428798c5"/>
     <w:p>
       <w:pPr>
         <w:pStyle w:val="Heading2"/>
@@ -38440,8 +38612,8 @@
         </w:tc>
       </w:tr>
     </w:tbl>
-    <w:bookmarkEnd w:id="170"/>
-    <w:bookmarkStart w:id="174" w:name="X17c38d19be0e29160aa374b565370025cd3cedc"/>
+    <w:bookmarkEnd w:id="176"/>
+    <w:bookmarkStart w:id="180" w:name="X17c38d19be0e29160aa374b565370025cd3cedc"/>
     <w:p>
       <w:pPr>
         <w:pStyle w:val="Heading2"/>
@@ -38450,7 +38622,7 @@
         <w:t xml:space="preserve">5.9. Bàn luận</w:t>
       </w:r>
     </w:p>
-    <w:bookmarkStart w:id="171" w:name="Xf4135df1d431f6687795378a645f566212f5f2f"/>
+    <w:bookmarkStart w:id="177" w:name="Xf4135df1d431f6687795378a645f566212f5f2f"/>
     <w:p>
       <w:pPr>
         <w:pStyle w:val="Heading3"/>
@@ -38515,8 +38687,8 @@
         <w:t xml:space="preserve">(+11,39 điểm, 0 ca hồi quy); còn ba chỉ tiêu độ chính xác chuỗi thì không đạt.</w:t>
       </w:r>
     </w:p>
-    <w:bookmarkEnd w:id="171"/>
-    <w:bookmarkStart w:id="172" w:name="Xb0e136d7f38fa232980b6062c2927010ee460e2"/>
+    <w:bookmarkEnd w:id="177"/>
+    <w:bookmarkStart w:id="178" w:name="Xb0e136d7f38fa232980b6062c2927010ee460e2"/>
     <w:p>
       <w:pPr>
         <w:pStyle w:val="Heading3"/>
@@ -38653,8 +38825,8 @@
         <w:t xml:space="preserve">, không phải ước lượng trung tâm.</w:t>
       </w:r>
     </w:p>
-    <w:bookmarkEnd w:id="172"/>
-    <w:bookmarkStart w:id="173" w:name="Xc82d4b5cdc34aaf40471359984b07afdd654bc4"/>
+    <w:bookmarkEnd w:id="178"/>
+    <w:bookmarkStart w:id="179" w:name="Xc82d4b5cdc34aaf40471359984b07afdd654bc4"/>
     <w:p>
       <w:pPr>
         <w:pStyle w:val="Heading3"/>
@@ -39365,9 +39537,9 @@
         </w:tc>
       </w:tr>
     </w:tbl>
-    <w:bookmarkEnd w:id="173"/>
-    <w:bookmarkEnd w:id="174"/>
-    <w:bookmarkStart w:id="175" w:name="X6a1edb083ae7945c1aaac9c0c423aec3a03a384"/>
+    <w:bookmarkEnd w:id="179"/>
+    <w:bookmarkEnd w:id="180"/>
+    <w:bookmarkStart w:id="181" w:name="X6a1edb083ae7945c1aaac9c0c423aec3a03a384"/>
     <w:p>
       <w:pPr>
         <w:pStyle w:val="Heading2"/>
@@ -40140,9 +40312,9 @@
         <w:br w:type="page"/>
       </w:r>
     </w:p>
-    <w:bookmarkEnd w:id="175"/>
-    <w:bookmarkEnd w:id="176"/>
-    <w:bookmarkStart w:id="181" w:name="chương-6-kết-luận-và-hướng-phát-triển"/>
+    <w:bookmarkEnd w:id="181"/>
+    <w:bookmarkEnd w:id="182"/>
+    <w:bookmarkStart w:id="187" w:name="chương-6-kết-luận-và-hướng-phát-triển"/>
     <w:p>
       <w:pPr>
         <w:pStyle w:val="Heading1"/>
@@ -40151,7 +40323,7 @@
         <w:t xml:space="preserve">CHƯƠNG 6. KẾT LUẬN VÀ HƯỚNG PHÁT TRIỂN</w:t>
       </w:r>
     </w:p>
-    <w:bookmarkStart w:id="177" w:name="Xb83df606b245f1fa37530db85d26da9c381b41b"/>
+    <w:bookmarkStart w:id="183" w:name="Xb83df606b245f1fa37530db85d26da9c381b41b"/>
     <w:p>
       <w:pPr>
         <w:pStyle w:val="Heading2"/>
@@ -41062,8 +41234,8 @@
         <w:t xml:space="preserve">: mọi số liệu sinh lại được bằng một lệnh, mọi phép so sánh kèm điều kiện đo, và các kết quả âm — hai lượt tinh chỉnh bộ nhận dạng đều không thắng model gốc ở chế độ vận hành — được ghi lại thay vì bỏ đi.</w:t>
       </w:r>
     </w:p>
-    <w:bookmarkEnd w:id="177"/>
-    <w:bookmarkStart w:id="178" w:name="X1f36a3640c9e310e5e9f84e347ef7e1a0c2a324"/>
+    <w:bookmarkEnd w:id="183"/>
+    <w:bookmarkStart w:id="184" w:name="X1f36a3640c9e310e5e9f84e347ef7e1a0c2a324"/>
     <w:p>
       <w:pPr>
         <w:pStyle w:val="Heading2"/>
@@ -41731,8 +41903,8 @@
         </w:tc>
       </w:tr>
     </w:tbl>
-    <w:bookmarkEnd w:id="178"/>
-    <w:bookmarkStart w:id="179" w:name="Xf043620ea494c29eb5cd98da852a1ed6f0ba165"/>
+    <w:bookmarkEnd w:id="184"/>
+    <w:bookmarkStart w:id="185" w:name="Xf043620ea494c29eb5cd98da852a1ed6f0ba165"/>
     <w:p>
       <w:pPr>
         <w:pStyle w:val="Heading2"/>
@@ -42295,8 +42467,8 @@
         </w:tc>
       </w:tr>
     </w:tbl>
-    <w:bookmarkEnd w:id="179"/>
-    <w:bookmarkStart w:id="180" w:name="Xc3f4b05ddc489b3b83793ce2ad798163de00527"/>
+    <w:bookmarkEnd w:id="185"/>
+    <w:bookmarkStart w:id="186" w:name="Xc3f4b05ddc489b3b83793ce2ad798163de00527"/>
     <w:p>
       <w:pPr>
         <w:pStyle w:val="Heading2"/>
@@ -42376,9 +42548,9 @@
         <w:br w:type="page"/>
       </w:r>
     </w:p>
-    <w:bookmarkEnd w:id="180"/>
-    <w:bookmarkEnd w:id="181"/>
-    <w:bookmarkStart w:id="201" w:name="tài-liệu-tham-khảo"/>
+    <w:bookmarkEnd w:id="186"/>
+    <w:bookmarkEnd w:id="187"/>
+    <w:bookmarkStart w:id="207" w:name="tài-liệu-tham-khảo"/>
     <w:p>
       <w:pPr>
         <w:pStyle w:val="Heading1"/>
@@ -42431,7 +42603,7 @@
       <w:r>
         <w:t xml:space="preserve"> </w:t>
       </w:r>
-      <w:hyperlink r:id="rId182">
+      <w:hyperlink r:id="rId188">
         <w:r>
           <w:rPr>
             <w:rStyle w:val="Hyperlink"/>
@@ -42456,7 +42628,7 @@
       <w:r>
         <w:t xml:space="preserve"> </w:t>
       </w:r>
-      <w:hyperlink r:id="rId183">
+      <w:hyperlink r:id="rId189">
         <w:r>
           <w:rPr>
             <w:rStyle w:val="Hyperlink"/>
@@ -42489,7 +42661,7 @@
       <w:r>
         <w:t xml:space="preserve"> </w:t>
       </w:r>
-      <w:hyperlink r:id="rId184">
+      <w:hyperlink r:id="rId190">
         <w:r>
           <w:rPr>
             <w:rStyle w:val="Hyperlink"/>
@@ -42514,7 +42686,7 @@
       <w:r>
         <w:t xml:space="preserve"> </w:t>
       </w:r>
-      <w:hyperlink r:id="rId185">
+      <w:hyperlink r:id="rId191">
         <w:r>
           <w:rPr>
             <w:rStyle w:val="Hyperlink"/>
@@ -42539,7 +42711,7 @@
       <w:r>
         <w:t xml:space="preserve"> </w:t>
       </w:r>
-      <w:hyperlink r:id="rId186">
+      <w:hyperlink r:id="rId192">
         <w:r>
           <w:rPr>
             <w:rStyle w:val="Hyperlink"/>
@@ -42564,7 +42736,7 @@
       <w:r>
         <w:t xml:space="preserve"> </w:t>
       </w:r>
-      <w:hyperlink r:id="rId187">
+      <w:hyperlink r:id="rId193">
         <w:r>
           <w:rPr>
             <w:rStyle w:val="Hyperlink"/>
@@ -42589,7 +42761,7 @@
       <w:r>
         <w:t xml:space="preserve"> </w:t>
       </w:r>
-      <w:hyperlink r:id="rId188">
+      <w:hyperlink r:id="rId194">
         <w:r>
           <w:rPr>
             <w:rStyle w:val="Hyperlink"/>
@@ -42627,7 +42799,7 @@
       <w:r>
         <w:t xml:space="preserve"> </w:t>
       </w:r>
-      <w:hyperlink r:id="rId189">
+      <w:hyperlink r:id="rId195">
         <w:r>
           <w:rPr>
             <w:rStyle w:val="Hyperlink"/>
@@ -42652,7 +42824,7 @@
       <w:r>
         <w:t xml:space="preserve"> </w:t>
       </w:r>
-      <w:hyperlink r:id="rId190">
+      <w:hyperlink r:id="rId196">
         <w:r>
           <w:rPr>
             <w:rStyle w:val="Hyperlink"/>
@@ -42690,7 +42862,7 @@
       <w:r>
         <w:t xml:space="preserve"> </w:t>
       </w:r>
-      <w:hyperlink r:id="rId191">
+      <w:hyperlink r:id="rId197">
         <w:r>
           <w:rPr>
             <w:rStyle w:val="Hyperlink"/>
@@ -42715,7 +42887,7 @@
       <w:r>
         <w:t xml:space="preserve"> </w:t>
       </w:r>
-      <w:hyperlink r:id="rId192">
+      <w:hyperlink r:id="rId198">
         <w:r>
           <w:rPr>
             <w:rStyle w:val="Hyperlink"/>
@@ -42740,7 +42912,7 @@
       <w:r>
         <w:t xml:space="preserve"> </w:t>
       </w:r>
-      <w:hyperlink r:id="rId193">
+      <w:hyperlink r:id="rId199">
         <w:r>
           <w:rPr>
             <w:rStyle w:val="Hyperlink"/>
@@ -42799,7 +42971,7 @@
       <w:r>
         <w:t xml:space="preserve"> </w:t>
       </w:r>
-      <w:hyperlink r:id="rId194">
+      <w:hyperlink r:id="rId200">
         <w:r>
           <w:rPr>
             <w:rStyle w:val="Hyperlink"/>
@@ -42837,7 +43009,7 @@
       <w:r>
         <w:t xml:space="preserve"> </w:t>
       </w:r>
-      <w:hyperlink r:id="rId195">
+      <w:hyperlink r:id="rId201">
         <w:r>
           <w:rPr>
             <w:rStyle w:val="Hyperlink"/>
@@ -42875,7 +43047,7 @@
       <w:r>
         <w:t xml:space="preserve"> </w:t>
       </w:r>
-      <w:hyperlink r:id="rId196">
+      <w:hyperlink r:id="rId202">
         <w:r>
           <w:rPr>
             <w:rStyle w:val="Hyperlink"/>
@@ -42921,7 +43093,7 @@
       <w:r>
         <w:t xml:space="preserve"> </w:t>
       </w:r>
-      <w:hyperlink r:id="rId197">
+      <w:hyperlink r:id="rId203">
         <w:r>
           <w:rPr>
             <w:rStyle w:val="Hyperlink"/>
@@ -42946,7 +43118,7 @@
       <w:r>
         <w:t xml:space="preserve"> </w:t>
       </w:r>
-      <w:hyperlink r:id="rId198">
+      <w:hyperlink r:id="rId204">
         <w:r>
           <w:rPr>
             <w:rStyle w:val="Hyperlink"/>
@@ -42992,7 +43164,7 @@
       <w:r>
         <w:t xml:space="preserve"> </w:t>
       </w:r>
-      <w:hyperlink r:id="rId199">
+      <w:hyperlink r:id="rId205">
         <w:r>
           <w:rPr>
             <w:rStyle w:val="Hyperlink"/>
@@ -43017,7 +43189,7 @@
       <w:r>
         <w:t xml:space="preserve"> </w:t>
       </w:r>
-      <w:hyperlink r:id="rId200">
+      <w:hyperlink r:id="rId206">
         <w:r>
           <w:rPr>
             <w:rStyle w:val="Hyperlink"/>
@@ -43037,8 +43209,8 @@
         <w:br w:type="page"/>
       </w:r>
     </w:p>
-    <w:bookmarkEnd w:id="201"/>
-    <w:bookmarkStart w:id="228" w:name="phụ-lục"/>
+    <w:bookmarkEnd w:id="207"/>
+    <w:bookmarkStart w:id="234" w:name="phụ-lục"/>
     <w:p>
       <w:pPr>
         <w:pStyle w:val="Heading1"/>
@@ -43094,7 +43266,7 @@
         </w:pict>
       </w:r>
     </w:p>
-    <w:bookmarkStart w:id="204" w:name="phụ-lục-a-mã-nguồn"/>
+    <w:bookmarkStart w:id="210" w:name="phụ-lục-a-mã-nguồn"/>
     <w:p>
       <w:pPr>
         <w:pStyle w:val="Heading2"/>
@@ -43103,7 +43275,7 @@
         <w:t xml:space="preserve">Phụ lục A. Mã nguồn</w:t>
       </w:r>
     </w:p>
-    <w:bookmarkStart w:id="202" w:name="a1-quy-mô"/>
+    <w:bookmarkStart w:id="208" w:name="a1-quy-mô"/>
     <w:p>
       <w:pPr>
         <w:pStyle w:val="Heading3"/>
@@ -43767,8 +43939,8 @@
         <w:t xml:space="preserve">trong Chương 5 phải sinh ra được bằng một lệnh chạy lại được.</w:t>
       </w:r>
     </w:p>
-    <w:bookmarkEnd w:id="202"/>
-    <w:bookmarkStart w:id="203" w:name="a2-tổ-chức-thư-mục"/>
+    <w:bookmarkEnd w:id="208"/>
+    <w:bookmarkStart w:id="209" w:name="a2-tổ-chức-thư-mục"/>
     <w:p>
       <w:pPr>
         <w:pStyle w:val="Heading3"/>
@@ -44043,9 +44215,9 @@
         </w:pict>
       </w:r>
     </w:p>
-    <w:bookmarkEnd w:id="203"/>
-    <w:bookmarkEnd w:id="204"/>
-    <w:bookmarkStart w:id="205" w:name="phụ-lục-b-siêu-tham-số-huấn-luyện"/>
+    <w:bookmarkEnd w:id="209"/>
+    <w:bookmarkEnd w:id="210"/>
+    <w:bookmarkStart w:id="211" w:name="phụ-lục-b-siêu-tham-số-huấn-luyện"/>
     <w:p>
       <w:pPr>
         <w:pStyle w:val="Heading2"/>
@@ -45217,8 +45389,8 @@
         </w:pict>
       </w:r>
     </w:p>
-    <w:bookmarkEnd w:id="205"/>
-    <w:bookmarkStart w:id="207" w:name="phụ-lục-c-bộ-dữ-liệu"/>
+    <w:bookmarkEnd w:id="211"/>
+    <w:bookmarkStart w:id="213" w:name="phụ-lục-c-bộ-dữ-liệu"/>
     <w:p>
       <w:pPr>
         <w:pStyle w:val="Heading2"/>
@@ -45227,7 +45399,7 @@
         <w:t xml:space="preserve">Phụ lục C. Bộ dữ liệu</w:t>
       </w:r>
     </w:p>
-    <w:bookmarkStart w:id="206" w:name="Xf13a66160a76b51942284da13ebd03c025f7130"/>
+    <w:bookmarkStart w:id="212" w:name="Xf13a66160a76b51942284da13ebd03c025f7130"/>
     <w:p>
       <w:pPr>
         <w:pStyle w:val="Heading3"/>
@@ -46197,9 +46369,9 @@
         <w:t xml:space="preserve">, và điều này được nêu nhất quán ở mục 4.4.2 và 6.3.1.</w:t>
       </w:r>
     </w:p>
-    <w:bookmarkEnd w:id="206"/>
-    <w:bookmarkEnd w:id="207"/>
-    <w:bookmarkStart w:id="212" w:name="phụ-lục-d-hướng-dẫn-cài-đặt-và-chạy"/>
+    <w:bookmarkEnd w:id="212"/>
+    <w:bookmarkEnd w:id="213"/>
+    <w:bookmarkStart w:id="218" w:name="phụ-lục-d-hướng-dẫn-cài-đặt-và-chạy"/>
     <w:p>
       <w:pPr>
         <w:pStyle w:val="Heading2"/>
@@ -46208,7 +46380,7 @@
         <w:t xml:space="preserve">Phụ lục D. Hướng dẫn cài đặt và chạy</w:t>
       </w:r>
     </w:p>
-    <w:bookmarkStart w:id="208" w:name="d1-yêu-cầu"/>
+    <w:bookmarkStart w:id="214" w:name="d1-yêu-cầu"/>
     <w:p>
       <w:pPr>
         <w:pStyle w:val="Heading3"/>
@@ -46385,8 +46557,8 @@
         </w:tc>
       </w:tr>
     </w:tbl>
-    <w:bookmarkEnd w:id="208"/>
-    <w:bookmarkStart w:id="209" w:name="d2-chạy-bằng-docker-compose-khuyến-nghị"/>
+    <w:bookmarkEnd w:id="214"/>
+    <w:bookmarkStart w:id="215" w:name="d2-chạy-bằng-docker-compose-khuyến-nghị"/>
     <w:p>
       <w:pPr>
         <w:pStyle w:val="Heading3"/>
@@ -46695,8 +46867,8 @@
         <w:t xml:space="preserve">, trình bày ở mục 4.7.4.</w:t>
       </w:r>
     </w:p>
-    <w:bookmarkEnd w:id="209"/>
-    <w:bookmarkStart w:id="210" w:name="d3-chạy-trực-tiếp-không-dùng-docker"/>
+    <w:bookmarkEnd w:id="215"/>
+    <w:bookmarkStart w:id="216" w:name="d3-chạy-trực-tiếp-không-dùng-docker"/>
     <w:p>
       <w:pPr>
         <w:pStyle w:val="Heading3"/>
@@ -46930,8 +47102,8 @@
         <w:t xml:space="preserve">học sâu — trình bày ở mục 4.3.2. Gộp chúng lại sẽ hỏng.</w:t>
       </w:r>
     </w:p>
-    <w:bookmarkEnd w:id="210"/>
-    <w:bookmarkStart w:id="211" w:name="d4-biến-môi-trường-đáng-chú-ý"/>
+    <w:bookmarkEnd w:id="216"/>
+    <w:bookmarkStart w:id="217" w:name="d4-biến-môi-trường-đáng-chú-ý"/>
     <w:p>
       <w:pPr>
         <w:pStyle w:val="Heading3"/>
@@ -47255,9 +47427,9 @@
         </w:pict>
       </w:r>
     </w:p>
-    <w:bookmarkEnd w:id="211"/>
-    <w:bookmarkEnd w:id="212"/>
-    <w:bookmarkStart w:id="215" w:name="phụ-lục-e-kết-quả-kiểm-thử"/>
+    <w:bookmarkEnd w:id="217"/>
+    <w:bookmarkEnd w:id="218"/>
+    <w:bookmarkStart w:id="221" w:name="phụ-lục-e-kết-quả-kiểm-thử"/>
     <w:p>
       <w:pPr>
         <w:pStyle w:val="Heading2"/>
@@ -47266,7 +47438,7 @@
         <w:t xml:space="preserve">Phụ lục E. Kết quả kiểm thử</w:t>
       </w:r>
     </w:p>
-    <w:bookmarkStart w:id="213" w:name="e1-tổng-hợp"/>
+    <w:bookmarkStart w:id="219" w:name="e1-tổng-hợp"/>
     <w:p>
       <w:pPr>
         <w:pStyle w:val="Heading3"/>
@@ -47500,8 +47672,8 @@
         </w:tc>
       </w:tr>
     </w:tbl>
-    <w:bookmarkEnd w:id="213"/>
-    <w:bookmarkStart w:id="214" w:name="e2-phân-nhóm"/>
+    <w:bookmarkEnd w:id="219"/>
+    <w:bookmarkStart w:id="220" w:name="e2-phân-nhóm"/>
     <w:p>
       <w:pPr>
         <w:pStyle w:val="Heading3"/>
@@ -47753,9 +47925,9 @@
         </w:pict>
       </w:r>
     </w:p>
-    <w:bookmarkEnd w:id="214"/>
-    <w:bookmarkEnd w:id="215"/>
-    <w:bookmarkStart w:id="218" w:name="Xb0ecaefd567621d8f4fd0ba4686066ee0905bcc"/>
+    <w:bookmarkEnd w:id="220"/>
+    <w:bookmarkEnd w:id="221"/>
+    <w:bookmarkStart w:id="224" w:name="Xb0ecaefd567621d8f4fd0ba4686066ee0905bcc"/>
     <w:p>
       <w:pPr>
         <w:pStyle w:val="Heading2"/>
@@ -47764,7 +47936,7 @@
         <w:t xml:space="preserve">Phụ lục F. Giao diện lập trình và cấu hình triển khai</w:t>
       </w:r>
     </w:p>
-    <w:bookmarkStart w:id="216" w:name="f1-danh-sách-endpoint"/>
+    <w:bookmarkStart w:id="222" w:name="f1-danh-sách-endpoint"/>
     <w:p>
       <w:pPr>
         <w:pStyle w:val="Heading3"/>
@@ -48441,8 +48613,8 @@
         <w:t xml:space="preserve">, nên nó không bao giờ lệch với mã nguồn.</w:t>
       </w:r>
     </w:p>
-    <w:bookmarkEnd w:id="216"/>
-    <w:bookmarkStart w:id="217" w:name="f2-cấu-hình-docker-compose"/>
+    <w:bookmarkEnd w:id="222"/>
+    <w:bookmarkStart w:id="223" w:name="f2-cấu-hình-docker-compose"/>
     <w:p>
       <w:pPr>
         <w:pStyle w:val="Heading3"/>
@@ -48838,9 +49010,9 @@
         </w:pict>
       </w:r>
     </w:p>
-    <w:bookmarkEnd w:id="217"/>
-    <w:bookmarkEnd w:id="218"/>
-    <w:bookmarkStart w:id="225" w:name="Xf4fdfdb0582bdca8adb9305f82cdbfca4c61ab6"/>
+    <w:bookmarkEnd w:id="223"/>
+    <w:bookmarkEnd w:id="224"/>
+    <w:bookmarkStart w:id="231" w:name="Xf4fdfdb0582bdca8adb9305f82cdbfca4c61ab6"/>
     <w:p>
       <w:pPr>
         <w:pStyle w:val="Heading2"/>
@@ -48895,7 +49067,7 @@
         </w:pict>
       </w:r>
     </w:p>
-    <w:bookmarkStart w:id="220" w:name="h2-bảng-34-yêu-cầu-chức-năng"/>
+    <w:bookmarkStart w:id="226" w:name="h2-bảng-34-yêu-cầu-chức-năng"/>
     <w:p>
       <w:pPr>
         <w:pStyle w:val="Heading3"/>
@@ -49224,11 +49396,11 @@
       <w:pPr>
         <w:pStyle w:val="Heading3"/>
       </w:pPr>
-      <w:bookmarkStart w:id="219" w:name="Xd671551d4f61d4e06f074a24ca13000a5b221b1"/>
+      <w:bookmarkStart w:id="225" w:name="Xd671551d4f61d4e06f074a24ca13000a5b221b1"/>
       <w:r>
         <w:t xml:space="preserve">Bốn yêu cầu mức Won't và hai đợt thu gọn phạm vi ngày 2026-07-20</w:t>
       </w:r>
-      <w:bookmarkEnd w:id="219"/>
+      <w:bookmarkEnd w:id="225"/>
     </w:p>
     <w:p>
       <w:pPr>
@@ -49466,8 +49638,8 @@
         </w:pict>
       </w:r>
     </w:p>
-    <w:bookmarkEnd w:id="220"/>
-    <w:bookmarkStart w:id="224" w:name="h3-bảng-chỉ-tiêu-phi-chức-năng"/>
+    <w:bookmarkEnd w:id="226"/>
+    <w:bookmarkStart w:id="230" w:name="h3-bảng-chỉ-tiêu-phi-chức-năng"/>
     <w:p>
       <w:pPr>
         <w:pStyle w:val="Heading3"/>
@@ -49484,7 +49656,7 @@
         <w:t xml:space="preserve">Bảy nhóm: hiệu năng (NFR-P), độ chính xác (NFR-A), tin cậy (NFR-R), khả dụng (NFR-U), bảo trì (NFR-M), bảo mật (NFR-S), tương thích – triển khai (NFR-C), mở rộng (NFR-SC).</w:t>
       </w:r>
     </w:p>
-    <w:bookmarkStart w:id="221" w:name="X3880515f8fbb8abfa7d57c19e291cacf82ef4a6"/>
+    <w:bookmarkStart w:id="227" w:name="X3880515f8fbb8abfa7d57c19e291cacf82ef4a6"/>
     <w:p>
       <w:pPr>
         <w:pStyle w:val="Heading4"/>
@@ -49668,8 +49840,8 @@
         <w:t xml:space="preserve">, không có ý nghĩa thống kê; nhóm thực hiện chỉ dùng cột thời gian và cố ý lược bỏ cột độ chính xác.</w:t>
       </w:r>
     </w:p>
-    <w:bookmarkEnd w:id="221"/>
-    <w:bookmarkStart w:id="222" w:name="X223de23e0d838ff891bdf6bdc5276f58b2d523c"/>
+    <w:bookmarkEnd w:id="227"/>
+    <w:bookmarkStart w:id="228" w:name="X223de23e0d838ff891bdf6bdc5276f58b2d523c"/>
     <w:p>
       <w:pPr>
         <w:pStyle w:val="Heading4"/>
@@ -50709,8 +50881,8 @@
         <w:t xml:space="preserve">— báo cáo theo điều kiện ảnh nếu bộ dữ liệu có nhãn phù hợp.</w:t>
       </w:r>
     </w:p>
-    <w:bookmarkEnd w:id="222"/>
-    <w:bookmarkStart w:id="223" w:name="c-các-nhóm-yêu-cầu-phi-chức-năng-còn-lại"/>
+    <w:bookmarkEnd w:id="228"/>
+    <w:bookmarkStart w:id="229" w:name="c-các-nhóm-yêu-cầu-phi-chức-năng-còn-lại"/>
     <w:p>
       <w:pPr>
         <w:pStyle w:val="Heading4"/>
@@ -50891,10 +51063,10 @@
         </w:pict>
       </w:r>
     </w:p>
-    <w:bookmarkEnd w:id="223"/>
-    <w:bookmarkEnd w:id="224"/>
-    <w:bookmarkEnd w:id="225"/>
-    <w:bookmarkStart w:id="227" w:name="Xca8a6b0a1c163d0021c70a30659365938cfbbe3"/>
+    <w:bookmarkEnd w:id="229"/>
+    <w:bookmarkEnd w:id="230"/>
+    <w:bookmarkEnd w:id="231"/>
+    <w:bookmarkStart w:id="233" w:name="Xca8a6b0a1c163d0021c70a30659365938cfbbe3"/>
     <w:p>
       <w:pPr>
         <w:pStyle w:val="Heading2"/>
@@ -50959,7 +51131,7 @@
         </w:pict>
       </w:r>
     </w:p>
-    <w:bookmarkStart w:id="226" w:name="o2-danh-mục-báo-cáo-đo-dạng-json"/>
+    <w:bookmarkStart w:id="232" w:name="o2-danh-mục-báo-cáo-đo-dạng-json"/>
     <w:p>
       <w:pPr>
         <w:pStyle w:val="Heading3"/>
@@ -51896,9 +52068,9 @@
         <w:br w:type="page"/>
       </w:r>
     </w:p>
-    <w:bookmarkEnd w:id="226"/>
-    <w:bookmarkEnd w:id="227"/>
-    <w:bookmarkEnd w:id="228"/>
+    <w:bookmarkEnd w:id="232"/>
+    <w:bookmarkEnd w:id="233"/>
+    <w:bookmarkEnd w:id="234"/>
     <w:sectPr>
       <w:footnotePr>
         <w:numRestart w:val="eachSect"/>

--- a/docs/papers/thesis-full.docx
+++ b/docs/papers/thesis-full.docx
@@ -19091,13 +19091,13 @@
       </w:r>
     </w:p>
     <w:bookmarkEnd w:id="97"/>
-    <w:bookmarkStart w:id="98" w:name="X628b8d5be97df57d888351ef65426521cc330e8"/>
+    <w:bookmarkStart w:id="98" w:name="X8ce6ccddf4432f83a9b53af260fd1ae42345430"/>
     <w:p>
       <w:pPr>
         <w:pStyle w:val="Heading3"/>
       </w:pPr>
       <w:r>
-        <w:t xml:space="preserve">4.3.2. Ba môi trường ảo Python tách biệt và bộ công cụ</w:t>
+        <w:t xml:space="preserve">4.3.2. Môi trường Python và bộ công cụ</w:t>
       </w:r>
     </w:p>
     <w:p>
@@ -19105,7 +19105,7 @@
         <w:pStyle w:val="FirstParagraph"/>
       </w:pPr>
       <w:r>
-        <w:t xml:space="preserve">Nhóm thực hiện dùng</w:t>
+        <w:t xml:space="preserve">Trong giai đoạn huấn luyện, nhóm thực hiện dùng</w:t>
       </w:r>
       <w:r>
         <w:t xml:space="preserve"> </w:t>
@@ -19118,36 +19118,10 @@
         <w:t xml:space="preserve">ba môi trường ảo tách biệt</w:t>
       </w:r>
       <w:r>
-        <w:t xml:space="preserve">: một môi trường cho huấn luyện và xuất mô hình, một môi trường cho thử nghiệm nhận dạng ký tự, và một môi trường cho dịch vụ đang vận hành. Việc tách là bắt buộc vì thư viện nhận dạng ký tự kéo theo một bộ phụ thuộc</w:t>
-      </w:r>
-      <w:r>
-        <w:t xml:space="preserve"> </w:t>
-      </w:r>
-      <w:r>
-        <w:rPr>
-          <w:b/>
-          <w:bCs/>
-        </w:rPr>
-        <w:t xml:space="preserve">hạ cấp NumPy và thay thư viện thị giác máy tính bằng một biến thể lùi một phiên bản lớn</w:t>
-      </w:r>
-      <w:r>
-        <w:t xml:space="preserve"> </w:t>
-      </w:r>
-      <w:r>
-        <w:t xml:space="preserve">so với nhánh huấn luyện; nếu cài chung thì mỗi lần cài lại một nhánh âm thầm đổi phiên bản nhánh kia — lỗi không làm sập chương trình mà làm</w:t>
-      </w:r>
-      <w:r>
-        <w:t xml:space="preserve"> </w:t>
-      </w:r>
-      <w:r>
-        <w:rPr>
-          <w:b/>
-          <w:bCs/>
-        </w:rPr>
-        <w:t xml:space="preserve">kết quả đo không tái lập được</w:t>
-      </w:r>
-      <w:r>
-        <w:t xml:space="preserve">. Phân tách phản ánh ở</w:t>
+        <w:t xml:space="preserve"> </w:t>
+      </w:r>
+      <w:r>
+        <w:t xml:space="preserve">— một cho huấn luyện và xuất mô hình, một cho tầng nhận dạng ký tự, một cho máy chủ — vì cài</w:t>
       </w:r>
       <w:r>
         <w:t xml:space="preserve"> </w:t>
@@ -19156,13 +19130,13 @@
         <w:rPr>
           <w:rStyle w:val="VerbatimChar"/>
         </w:rPr>
-        <w:t xml:space="preserve">requirements.txt</w:t>
-      </w:r>
-      <w:r>
-        <w:t xml:space="preserve"> </w:t>
-      </w:r>
-      <w:r>
-        <w:t xml:space="preserve">và</w:t>
+        <w:t xml:space="preserve">paddleocr</w:t>
+      </w:r>
+      <w:r>
+        <w:t xml:space="preserve"> </w:t>
+      </w:r>
+      <w:r>
+        <w:t xml:space="preserve">vào môi trường đang huấn luyện sẽ hạ cấp</w:t>
       </w:r>
       <w:r>
         <w:t xml:space="preserve"> </w:t>
@@ -19171,10 +19145,13 @@
         <w:rPr>
           <w:rStyle w:val="VerbatimChar"/>
         </w:rPr>
-        <w:t xml:space="preserve">requirements-inference.txt</w:t>
-      </w:r>
-      <w:r>
-        <w:t xml:space="preserve">, được</w:t>
+        <w:t xml:space="preserve">numpy</w:t>
+      </w:r>
+      <w:r>
+        <w:t xml:space="preserve"> </w:t>
+      </w:r>
+      <w:r>
+        <w:t xml:space="preserve">và kéo theo một gói thứ hai cùng ghi vào không gian tên</w:t>
       </w:r>
       <w:r>
         <w:t xml:space="preserve"> </w:t>
@@ -19183,13 +19160,54 @@
         <w:rPr>
           <w:rStyle w:val="VerbatimChar"/>
         </w:rPr>
-        <w:t xml:space="preserve">Dockerfile.backend</w:t>
-      </w:r>
-      <w:r>
-        <w:t xml:space="preserve"> </w:t>
-      </w:r>
-      <w:r>
-        <w:t xml:space="preserve">cài theo hai lớp riêng (4.9).</w:t>
+        <w:t xml:space="preserve">cv2</w:t>
+      </w:r>
+      <w:r>
+        <w:t xml:space="preserve">. Không được để điều đó xảy ra giữa một lượt huấn luyện kéo dài mười giờ.</w:t>
+      </w:r>
+      <w:r>
+        <w:t xml:space="preserve"> </w:t>
+      </w:r>
+      <w:r>
+        <w:rPr>
+          <w:b/>
+          <w:bCs/>
+        </w:rPr>
+        <w:t xml:space="preserve">Việc tách là tạm thời và nay đã kết thúc:</w:t>
+      </w:r>
+      <w:r>
+        <w:t xml:space="preserve"> </w:t>
+      </w:r>
+      <w:r>
+        <w:t xml:space="preserve">bản giao hàng chỉ còn một môi trường, và xung đột được hoá giải bằng cách ghim mọi gói cùng ghi vào</w:t>
+      </w:r>
+      <w:r>
+        <w:t xml:space="preserve"> </w:t>
+      </w:r>
+      <w:r>
+        <w:rPr>
+          <w:rStyle w:val="VerbatimChar"/>
+        </w:rPr>
+        <w:t xml:space="preserve">cv2</w:t>
+      </w:r>
+      <w:r>
+        <w:t xml:space="preserve"> </w:t>
+      </w:r>
+      <w:r>
+        <w:t xml:space="preserve">về</w:t>
+      </w:r>
+      <w:r>
+        <w:t xml:space="preserve"> </w:t>
+      </w:r>
+      <w:r>
+        <w:rPr>
+          <w:b/>
+          <w:bCs/>
+        </w:rPr>
+        <w:t xml:space="preserve">cùng một phiên bản</w:t>
+      </w:r>
+      <w:r>
+        <w:t xml:space="preserve">.</w:t>
       </w:r>
     </w:p>
     <w:p>
@@ -24029,6 +24047,1477 @@
           <w:b/>
           <w:bCs/>
         </w:rPr>
+        <w:t xml:space="preserve">Bảng 4.5.</w:t>
+      </w:r>
+      <w:r>
+        <w:t xml:space="preserve"> </w:t>
+      </w:r>
+      <w:r>
+        <w:t xml:space="preserve">Lược đồ cơ sở dữ liệu — hai bảng, quan hệ một–nhiều</w:t>
+      </w:r>
+    </w:p>
+    <w:tbl>
+      <w:tblPr>
+        <w:tblStyle w:val="Table"/>
+        <w:tblW w:type="auto" w:w="0"/>
+        <w:tblLook w:firstRow="1" w:lastRow="0" w:firstColumn="0" w:lastColumn="0" w:noHBand="0" w:noVBand="0" w:val="0020"/>
+      </w:tblPr>
+      <w:tblGrid>
+        <w:gridCol w:w="1980"/>
+        <w:gridCol w:w="1980"/>
+        <w:gridCol w:w="1980"/>
+        <w:gridCol w:w="1980"/>
+      </w:tblGrid>
+      <w:tr>
+        <w:trPr>
+          <w:tblHeader w:val="on"/>
+        </w:trPr>
+        <w:tc>
+          <w:tcPr/>
+          <w:p>
+            <w:pPr>
+              <w:pStyle w:val="Compact"/>
+            </w:pPr>
+            <w:r>
+              <w:t xml:space="preserve">Bảng</w:t>
+            </w:r>
+          </w:p>
+        </w:tc>
+        <w:tc>
+          <w:tcPr/>
+          <w:p>
+            <w:pPr>
+              <w:pStyle w:val="Compact"/>
+            </w:pPr>
+            <w:r>
+              <w:t xml:space="preserve">Cột</w:t>
+            </w:r>
+          </w:p>
+        </w:tc>
+        <w:tc>
+          <w:tcPr/>
+          <w:p>
+            <w:pPr>
+              <w:pStyle w:val="Compact"/>
+            </w:pPr>
+            <w:r>
+              <w:t xml:space="preserve">Kiểu</w:t>
+            </w:r>
+          </w:p>
+        </w:tc>
+        <w:tc>
+          <w:tcPr/>
+          <w:p>
+            <w:pPr>
+              <w:pStyle w:val="Compact"/>
+            </w:pPr>
+            <w:r>
+              <w:t xml:space="preserve">Ghi chú</w:t>
+            </w:r>
+          </w:p>
+        </w:tc>
+      </w:tr>
+      <w:tr>
+        <w:tc>
+          <w:tcPr/>
+          <w:p>
+            <w:pPr>
+              <w:pStyle w:val="Compact"/>
+            </w:pPr>
+            <w:r>
+              <w:rPr>
+                <w:rStyle w:val="VerbatimChar"/>
+                <w:b/>
+                <w:bCs/>
+              </w:rPr>
+              <w:t xml:space="preserve">detection_job</w:t>
+            </w:r>
+            <w:r>
+              <w:t xml:space="preserve"> </w:t>
+            </w:r>
+            <w:r>
+              <w:rPr>
+                <w:i/>
+                <w:iCs/>
+              </w:rPr>
+              <w:t xml:space="preserve">(11 cột)</w:t>
+            </w:r>
+          </w:p>
+        </w:tc>
+        <w:tc>
+          <w:tcPr/>
+          <w:p>
+            <w:pPr>
+              <w:pStyle w:val="Compact"/>
+            </w:pPr>
+            <w:r>
+              <w:rPr>
+                <w:rStyle w:val="VerbatimChar"/>
+              </w:rPr>
+              <w:t xml:space="preserve">id</w:t>
+            </w:r>
+          </w:p>
+        </w:tc>
+        <w:tc>
+          <w:tcPr/>
+          <w:p>
+            <w:pPr>
+              <w:pStyle w:val="Compact"/>
+            </w:pPr>
+            <w:r>
+              <w:rPr>
+                <w:rStyle w:val="VerbatimChar"/>
+              </w:rPr>
+              <w:t xml:space="preserve">VARCHAR(36)</w:t>
+            </w:r>
+          </w:p>
+        </w:tc>
+        <w:tc>
+          <w:tcPr/>
+          <w:p>
+            <w:pPr>
+              <w:pStyle w:val="Compact"/>
+            </w:pPr>
+            <w:r>
+              <w:t xml:space="preserve">Khoá chính, UUID</w:t>
+            </w:r>
+          </w:p>
+        </w:tc>
+      </w:tr>
+      <w:tr>
+        <w:tc>
+          <w:tcPr/>
+          <w:p>
+            <w:pPr>
+              <w:pStyle w:val="Compact"/>
+            </w:pPr>
+          </w:p>
+        </w:tc>
+        <w:tc>
+          <w:tcPr/>
+          <w:p>
+            <w:pPr>
+              <w:pStyle w:val="Compact"/>
+            </w:pPr>
+            <w:r>
+              <w:rPr>
+                <w:rStyle w:val="VerbatimChar"/>
+              </w:rPr>
+              <w:t xml:space="preserve">input_type</w:t>
+            </w:r>
+            <w:r>
+              <w:t xml:space="preserve"> </w:t>
+            </w:r>
+            <w:r>
+              <w:t xml:space="preserve">·</w:t>
+            </w:r>
+            <w:r>
+              <w:t xml:space="preserve"> </w:t>
+            </w:r>
+            <w:r>
+              <w:rPr>
+                <w:rStyle w:val="VerbatimChar"/>
+              </w:rPr>
+              <w:t xml:space="preserve">status</w:t>
+            </w:r>
+          </w:p>
+        </w:tc>
+        <w:tc>
+          <w:tcPr/>
+          <w:p>
+            <w:pPr>
+              <w:pStyle w:val="Compact"/>
+            </w:pPr>
+            <w:r>
+              <w:rPr>
+                <w:rStyle w:val="VerbatimChar"/>
+              </w:rPr>
+              <w:t xml:space="preserve">VARCHAR(16)</w:t>
+            </w:r>
+          </w:p>
+        </w:tc>
+        <w:tc>
+          <w:tcPr/>
+          <w:p>
+            <w:pPr>
+              <w:pStyle w:val="Compact"/>
+            </w:pPr>
+            <w:r>
+              <w:rPr>
+                <w:rStyle w:val="VerbatimChar"/>
+              </w:rPr>
+              <w:t xml:space="preserve">image</w:t>
+            </w:r>
+            <w:r>
+              <w:t xml:space="preserve">|</w:t>
+            </w:r>
+            <w:r>
+              <w:rPr>
+                <w:rStyle w:val="VerbatimChar"/>
+              </w:rPr>
+              <w:t xml:space="preserve">video</w:t>
+            </w:r>
+            <w:r>
+              <w:t xml:space="preserve">|</w:t>
+            </w:r>
+            <w:r>
+              <w:rPr>
+                <w:rStyle w:val="VerbatimChar"/>
+              </w:rPr>
+              <w:t xml:space="preserve">webcam</w:t>
+            </w:r>
+            <w:r>
+              <w:t xml:space="preserve">;</w:t>
+            </w:r>
+            <w:r>
+              <w:t xml:space="preserve"> </w:t>
+            </w:r>
+            <w:r>
+              <w:rPr>
+                <w:rStyle w:val="VerbatimChar"/>
+              </w:rPr>
+              <w:t xml:space="preserve">pending</w:t>
+            </w:r>
+            <w:r>
+              <w:t xml:space="preserve">|</w:t>
+            </w:r>
+            <w:r>
+              <w:rPr>
+                <w:rStyle w:val="VerbatimChar"/>
+              </w:rPr>
+              <w:t xml:space="preserve">processing</w:t>
+            </w:r>
+            <w:r>
+              <w:t xml:space="preserve">|</w:t>
+            </w:r>
+            <w:r>
+              <w:rPr>
+                <w:rStyle w:val="VerbatimChar"/>
+              </w:rPr>
+              <w:t xml:space="preserve">completed</w:t>
+            </w:r>
+            <w:r>
+              <w:t xml:space="preserve">|</w:t>
+            </w:r>
+            <w:r>
+              <w:rPr>
+                <w:rStyle w:val="VerbatimChar"/>
+              </w:rPr>
+              <w:t xml:space="preserve">failed</w:t>
+            </w:r>
+            <w:r>
+              <w:t xml:space="preserve">|</w:t>
+            </w:r>
+            <w:r>
+              <w:rPr>
+                <w:rStyle w:val="VerbatimChar"/>
+              </w:rPr>
+              <w:t xml:space="preserve">cancelled</w:t>
+            </w:r>
+          </w:p>
+        </w:tc>
+      </w:tr>
+      <w:tr>
+        <w:tc>
+          <w:tcPr/>
+          <w:p>
+            <w:pPr>
+              <w:pStyle w:val="Compact"/>
+            </w:pPr>
+          </w:p>
+        </w:tc>
+        <w:tc>
+          <w:tcPr/>
+          <w:p>
+            <w:pPr>
+              <w:pStyle w:val="Compact"/>
+            </w:pPr>
+            <w:r>
+              <w:rPr>
+                <w:rStyle w:val="VerbatimChar"/>
+              </w:rPr>
+              <w:t xml:space="preserve">progress</w:t>
+            </w:r>
+          </w:p>
+        </w:tc>
+        <w:tc>
+          <w:tcPr/>
+          <w:p>
+            <w:pPr>
+              <w:pStyle w:val="Compact"/>
+            </w:pPr>
+            <w:r>
+              <w:rPr>
+                <w:rStyle w:val="VerbatimChar"/>
+              </w:rPr>
+              <w:t xml:space="preserve">FLOAT</w:t>
+            </w:r>
+          </w:p>
+        </w:tc>
+        <w:tc>
+          <w:tcPr/>
+          <w:p>
+            <w:pPr>
+              <w:pStyle w:val="Compact"/>
+            </w:pPr>
+            <w:r>
+              <w:t xml:space="preserve">0,0 – 1,0</w:t>
+            </w:r>
+          </w:p>
+        </w:tc>
+      </w:tr>
+      <w:tr>
+        <w:tc>
+          <w:tcPr/>
+          <w:p>
+            <w:pPr>
+              <w:pStyle w:val="Compact"/>
+            </w:pPr>
+          </w:p>
+        </w:tc>
+        <w:tc>
+          <w:tcPr/>
+          <w:p>
+            <w:pPr>
+              <w:pStyle w:val="Compact"/>
+            </w:pPr>
+            <w:r>
+              <w:rPr>
+                <w:rStyle w:val="VerbatimChar"/>
+              </w:rPr>
+              <w:t xml:space="preserve">source_path</w:t>
+            </w:r>
+            <w:r>
+              <w:t xml:space="preserve"> </w:t>
+            </w:r>
+            <w:r>
+              <w:t xml:space="preserve">·</w:t>
+            </w:r>
+            <w:r>
+              <w:t xml:space="preserve"> </w:t>
+            </w:r>
+            <w:r>
+              <w:rPr>
+                <w:rStyle w:val="VerbatimChar"/>
+              </w:rPr>
+              <w:t xml:space="preserve">output_path</w:t>
+            </w:r>
+          </w:p>
+        </w:tc>
+        <w:tc>
+          <w:tcPr/>
+          <w:p>
+            <w:pPr>
+              <w:pStyle w:val="Compact"/>
+            </w:pPr>
+            <w:r>
+              <w:rPr>
+                <w:rStyle w:val="VerbatimChar"/>
+              </w:rPr>
+              <w:t xml:space="preserve">VARCHAR(512)</w:t>
+            </w:r>
+          </w:p>
+        </w:tc>
+        <w:tc>
+          <w:tcPr/>
+          <w:p>
+            <w:pPr>
+              <w:pStyle w:val="Compact"/>
+            </w:pPr>
+            <w:r>
+              <w:t xml:space="preserve">Cho phép rỗng</w:t>
+            </w:r>
+          </w:p>
+        </w:tc>
+      </w:tr>
+      <w:tr>
+        <w:tc>
+          <w:tcPr/>
+          <w:p>
+            <w:pPr>
+              <w:pStyle w:val="Compact"/>
+            </w:pPr>
+          </w:p>
+        </w:tc>
+        <w:tc>
+          <w:tcPr/>
+          <w:p>
+            <w:pPr>
+              <w:pStyle w:val="Compact"/>
+            </w:pPr>
+            <w:r>
+              <w:rPr>
+                <w:rStyle w:val="VerbatimChar"/>
+              </w:rPr>
+              <w:t xml:space="preserve">error_message</w:t>
+            </w:r>
+          </w:p>
+        </w:tc>
+        <w:tc>
+          <w:tcPr/>
+          <w:p>
+            <w:pPr>
+              <w:pStyle w:val="Compact"/>
+            </w:pPr>
+            <w:r>
+              <w:rPr>
+                <w:rStyle w:val="VerbatimChar"/>
+              </w:rPr>
+              <w:t xml:space="preserve">TEXT</w:t>
+            </w:r>
+          </w:p>
+        </w:tc>
+        <w:tc>
+          <w:tcPr/>
+          <w:p>
+            <w:pPr>
+              <w:pStyle w:val="Compact"/>
+            </w:pPr>
+            <w:r>
+              <w:t xml:space="preserve">Chỉ phía máy chủ, không trả ra API</w:t>
+            </w:r>
+          </w:p>
+        </w:tc>
+      </w:tr>
+      <w:tr>
+        <w:tc>
+          <w:tcPr/>
+          <w:p>
+            <w:pPr>
+              <w:pStyle w:val="Compact"/>
+            </w:pPr>
+          </w:p>
+        </w:tc>
+        <w:tc>
+          <w:tcPr/>
+          <w:p>
+            <w:pPr>
+              <w:pStyle w:val="Compact"/>
+            </w:pPr>
+            <w:r>
+              <w:rPr>
+                <w:rStyle w:val="VerbatimChar"/>
+              </w:rPr>
+              <w:t xml:space="preserve">total_frames</w:t>
+            </w:r>
+            <w:r>
+              <w:t xml:space="preserve"> </w:t>
+            </w:r>
+            <w:r>
+              <w:t xml:space="preserve">·</w:t>
+            </w:r>
+            <w:r>
+              <w:t xml:space="preserve"> </w:t>
+            </w:r>
+            <w:r>
+              <w:rPr>
+                <w:rStyle w:val="VerbatimChar"/>
+              </w:rPr>
+              <w:t xml:space="preserve">processed_frames</w:t>
+            </w:r>
+          </w:p>
+        </w:tc>
+        <w:tc>
+          <w:tcPr/>
+          <w:p>
+            <w:pPr>
+              <w:pStyle w:val="Compact"/>
+            </w:pPr>
+            <w:r>
+              <w:rPr>
+                <w:rStyle w:val="VerbatimChar"/>
+              </w:rPr>
+              <w:t xml:space="preserve">INTEGER</w:t>
+            </w:r>
+          </w:p>
+        </w:tc>
+        <w:tc>
+          <w:tcPr/>
+          <w:p>
+            <w:pPr>
+              <w:pStyle w:val="Compact"/>
+            </w:pPr>
+            <w:r>
+              <w:t xml:space="preserve">Dùng cho tác vụ video</w:t>
+            </w:r>
+          </w:p>
+        </w:tc>
+      </w:tr>
+      <w:tr>
+        <w:tc>
+          <w:tcPr/>
+          <w:p>
+            <w:pPr>
+              <w:pStyle w:val="Compact"/>
+            </w:pPr>
+          </w:p>
+        </w:tc>
+        <w:tc>
+          <w:tcPr/>
+          <w:p>
+            <w:pPr>
+              <w:pStyle w:val="Compact"/>
+            </w:pPr>
+            <w:r>
+              <w:rPr>
+                <w:rStyle w:val="VerbatimChar"/>
+              </w:rPr>
+              <w:t xml:space="preserve">created_at</w:t>
+            </w:r>
+            <w:r>
+              <w:t xml:space="preserve"> </w:t>
+            </w:r>
+            <w:r>
+              <w:t xml:space="preserve">·</w:t>
+            </w:r>
+            <w:r>
+              <w:t xml:space="preserve"> </w:t>
+            </w:r>
+            <w:r>
+              <w:rPr>
+                <w:rStyle w:val="VerbatimChar"/>
+              </w:rPr>
+              <w:t xml:space="preserve">completed_at</w:t>
+            </w:r>
+          </w:p>
+        </w:tc>
+        <w:tc>
+          <w:tcPr/>
+          <w:p>
+            <w:pPr>
+              <w:pStyle w:val="Compact"/>
+            </w:pPr>
+            <w:r>
+              <w:rPr>
+                <w:rStyle w:val="VerbatimChar"/>
+              </w:rPr>
+              <w:t xml:space="preserve">DATETIME</w:t>
+            </w:r>
+          </w:p>
+        </w:tc>
+        <w:tc>
+          <w:tcPr/>
+          <w:p>
+            <w:pPr>
+              <w:pStyle w:val="Compact"/>
+            </w:pPr>
+          </w:p>
+        </w:tc>
+      </w:tr>
+      <w:tr>
+        <w:tc>
+          <w:tcPr/>
+          <w:p>
+            <w:pPr>
+              <w:pStyle w:val="Compact"/>
+            </w:pPr>
+            <w:r>
+              <w:rPr>
+                <w:rStyle w:val="VerbatimChar"/>
+                <w:b/>
+                <w:bCs/>
+              </w:rPr>
+              <w:t xml:space="preserve">detection_history</w:t>
+            </w:r>
+            <w:r>
+              <w:t xml:space="preserve"> </w:t>
+            </w:r>
+            <w:r>
+              <w:rPr>
+                <w:i/>
+                <w:iCs/>
+              </w:rPr>
+              <w:t xml:space="preserve">(23 cột)</w:t>
+            </w:r>
+          </w:p>
+        </w:tc>
+        <w:tc>
+          <w:tcPr/>
+          <w:p>
+            <w:pPr>
+              <w:pStyle w:val="Compact"/>
+            </w:pPr>
+            <w:r>
+              <w:rPr>
+                <w:rStyle w:val="VerbatimChar"/>
+              </w:rPr>
+              <w:t xml:space="preserve">id</w:t>
+            </w:r>
+          </w:p>
+        </w:tc>
+        <w:tc>
+          <w:tcPr/>
+          <w:p>
+            <w:pPr>
+              <w:pStyle w:val="Compact"/>
+            </w:pPr>
+            <w:r>
+              <w:rPr>
+                <w:rStyle w:val="VerbatimChar"/>
+              </w:rPr>
+              <w:t xml:space="preserve">INTEGER</w:t>
+            </w:r>
+          </w:p>
+        </w:tc>
+        <w:tc>
+          <w:tcPr/>
+          <w:p>
+            <w:pPr>
+              <w:pStyle w:val="Compact"/>
+            </w:pPr>
+            <w:r>
+              <w:t xml:space="preserve">Khoá chính</w:t>
+            </w:r>
+          </w:p>
+        </w:tc>
+      </w:tr>
+      <w:tr>
+        <w:tc>
+          <w:tcPr/>
+          <w:p>
+            <w:pPr>
+              <w:pStyle w:val="Compact"/>
+            </w:pPr>
+          </w:p>
+        </w:tc>
+        <w:tc>
+          <w:tcPr/>
+          <w:p>
+            <w:pPr>
+              <w:pStyle w:val="Compact"/>
+            </w:pPr>
+            <w:r>
+              <w:rPr>
+                <w:rStyle w:val="VerbatimChar"/>
+              </w:rPr>
+              <w:t xml:space="preserve">plate_number</w:t>
+            </w:r>
+            <w:r>
+              <w:t xml:space="preserve"> </w:t>
+            </w:r>
+            <w:r>
+              <w:t xml:space="preserve">·</w:t>
+            </w:r>
+            <w:r>
+              <w:t xml:space="preserve"> </w:t>
+            </w:r>
+            <w:r>
+              <w:rPr>
+                <w:rStyle w:val="VerbatimChar"/>
+              </w:rPr>
+              <w:t xml:space="preserve">raw_ocr_text</w:t>
+            </w:r>
+          </w:p>
+        </w:tc>
+        <w:tc>
+          <w:tcPr/>
+          <w:p>
+            <w:pPr>
+              <w:pStyle w:val="Compact"/>
+            </w:pPr>
+            <w:r>
+              <w:rPr>
+                <w:rStyle w:val="VerbatimChar"/>
+              </w:rPr>
+              <w:t xml:space="preserve">VARCHAR(32)</w:t>
+            </w:r>
+          </w:p>
+        </w:tc>
+        <w:tc>
+          <w:tcPr/>
+          <w:p>
+            <w:pPr>
+              <w:pStyle w:val="Compact"/>
+            </w:pPr>
+            <w:r>
+              <w:rPr>
+                <w:b/>
+                <w:bCs/>
+              </w:rPr>
+              <w:t xml:space="preserve">Lưu song song</w:t>
+            </w:r>
+            <w:r>
+              <w:t xml:space="preserve"> </w:t>
+            </w:r>
+            <w:r>
+              <w:t xml:space="preserve">chuỗi đã chuẩn hoá và chuỗi thô</w:t>
+            </w:r>
+          </w:p>
+        </w:tc>
+      </w:tr>
+      <w:tr>
+        <w:tc>
+          <w:tcPr/>
+          <w:p>
+            <w:pPr>
+              <w:pStyle w:val="Compact"/>
+            </w:pPr>
+          </w:p>
+        </w:tc>
+        <w:tc>
+          <w:tcPr/>
+          <w:p>
+            <w:pPr>
+              <w:pStyle w:val="Compact"/>
+            </w:pPr>
+            <w:r>
+              <w:rPr>
+                <w:rStyle w:val="VerbatimChar"/>
+              </w:rPr>
+              <w:t xml:space="preserve">confidence</w:t>
+            </w:r>
+            <w:r>
+              <w:t xml:space="preserve"> </w:t>
+            </w:r>
+            <w:r>
+              <w:t xml:space="preserve">·</w:t>
+            </w:r>
+            <w:r>
+              <w:t xml:space="preserve"> </w:t>
+            </w:r>
+            <w:r>
+              <w:rPr>
+                <w:rStyle w:val="VerbatimChar"/>
+              </w:rPr>
+              <w:t xml:space="preserve">ocr_confidence</w:t>
+            </w:r>
+          </w:p>
+        </w:tc>
+        <w:tc>
+          <w:tcPr/>
+          <w:p>
+            <w:pPr>
+              <w:pStyle w:val="Compact"/>
+            </w:pPr>
+            <w:r>
+              <w:rPr>
+                <w:rStyle w:val="VerbatimChar"/>
+              </w:rPr>
+              <w:t xml:space="preserve">FLOAT</w:t>
+            </w:r>
+          </w:p>
+        </w:tc>
+        <w:tc>
+          <w:tcPr/>
+          <w:p>
+            <w:pPr>
+              <w:pStyle w:val="Compact"/>
+            </w:pPr>
+            <w:r>
+              <w:t xml:space="preserve">Của</w:t>
+            </w:r>
+            <w:r>
+              <w:t xml:space="preserve"> </w:t>
+            </w:r>
+            <w:r>
+              <w:rPr>
+                <w:b/>
+                <w:bCs/>
+              </w:rPr>
+              <w:t xml:space="preserve">bộ phát hiện</w:t>
+            </w:r>
+            <w:r>
+              <w:t xml:space="preserve"> </w:t>
+            </w:r>
+            <w:r>
+              <w:t xml:space="preserve">và của</w:t>
+            </w:r>
+            <w:r>
+              <w:t xml:space="preserve"> </w:t>
+            </w:r>
+            <w:r>
+              <w:rPr>
+                <w:b/>
+                <w:bCs/>
+              </w:rPr>
+              <w:t xml:space="preserve">bộ nhận dạng</w:t>
+            </w:r>
+            <w:r>
+              <w:t xml:space="preserve"> </w:t>
+            </w:r>
+            <w:r>
+              <w:t xml:space="preserve">— hai đại lượng khác nhau</w:t>
+            </w:r>
+          </w:p>
+        </w:tc>
+      </w:tr>
+      <w:tr>
+        <w:tc>
+          <w:tcPr/>
+          <w:p>
+            <w:pPr>
+              <w:pStyle w:val="Compact"/>
+            </w:pPr>
+          </w:p>
+        </w:tc>
+        <w:tc>
+          <w:tcPr/>
+          <w:p>
+            <w:pPr>
+              <w:pStyle w:val="Compact"/>
+            </w:pPr>
+            <w:r>
+              <w:rPr>
+                <w:rStyle w:val="VerbatimChar"/>
+              </w:rPr>
+              <w:t xml:space="preserve">image_path</w:t>
+            </w:r>
+            <w:r>
+              <w:t xml:space="preserve"> </w:t>
+            </w:r>
+            <w:r>
+              <w:t xml:space="preserve">·</w:t>
+            </w:r>
+            <w:r>
+              <w:t xml:space="preserve"> </w:t>
+            </w:r>
+            <w:r>
+              <w:rPr>
+                <w:rStyle w:val="VerbatimChar"/>
+              </w:rPr>
+              <w:t xml:space="preserve">plate_image_path</w:t>
+            </w:r>
+          </w:p>
+        </w:tc>
+        <w:tc>
+          <w:tcPr/>
+          <w:p>
+            <w:pPr>
+              <w:pStyle w:val="Compact"/>
+            </w:pPr>
+            <w:r>
+              <w:rPr>
+                <w:rStyle w:val="VerbatimChar"/>
+              </w:rPr>
+              <w:t xml:space="preserve">VARCHAR(512)</w:t>
+            </w:r>
+          </w:p>
+        </w:tc>
+        <w:tc>
+          <w:tcPr/>
+          <w:p>
+            <w:pPr>
+              <w:pStyle w:val="Compact"/>
+            </w:pPr>
+            <w:r>
+              <w:t xml:space="preserve">Ảnh gốc và vùng biển đã cắt</w:t>
+            </w:r>
+          </w:p>
+        </w:tc>
+      </w:tr>
+      <w:tr>
+        <w:tc>
+          <w:tcPr/>
+          <w:p>
+            <w:pPr>
+              <w:pStyle w:val="Compact"/>
+            </w:pPr>
+          </w:p>
+        </w:tc>
+        <w:tc>
+          <w:tcPr/>
+          <w:p>
+            <w:pPr>
+              <w:pStyle w:val="Compact"/>
+            </w:pPr>
+            <w:r>
+              <w:rPr>
+                <w:rStyle w:val="VerbatimChar"/>
+              </w:rPr>
+              <w:t xml:space="preserve">bbox_x</w:t>
+            </w:r>
+            <w:r>
+              <w:t xml:space="preserve"> </w:t>
+            </w:r>
+            <w:r>
+              <w:t xml:space="preserve">·</w:t>
+            </w:r>
+            <w:r>
+              <w:t xml:space="preserve"> </w:t>
+            </w:r>
+            <w:r>
+              <w:rPr>
+                <w:rStyle w:val="VerbatimChar"/>
+              </w:rPr>
+              <w:t xml:space="preserve">bbox_y</w:t>
+            </w:r>
+            <w:r>
+              <w:t xml:space="preserve"> </w:t>
+            </w:r>
+            <w:r>
+              <w:t xml:space="preserve">·</w:t>
+            </w:r>
+            <w:r>
+              <w:t xml:space="preserve"> </w:t>
+            </w:r>
+            <w:r>
+              <w:rPr>
+                <w:rStyle w:val="VerbatimChar"/>
+              </w:rPr>
+              <w:t xml:space="preserve">bbox_w</w:t>
+            </w:r>
+            <w:r>
+              <w:t xml:space="preserve"> </w:t>
+            </w:r>
+            <w:r>
+              <w:t xml:space="preserve">·</w:t>
+            </w:r>
+            <w:r>
+              <w:t xml:space="preserve"> </w:t>
+            </w:r>
+            <w:r>
+              <w:rPr>
+                <w:rStyle w:val="VerbatimChar"/>
+              </w:rPr>
+              <w:t xml:space="preserve">bbox_h</w:t>
+            </w:r>
+          </w:p>
+        </w:tc>
+        <w:tc>
+          <w:tcPr/>
+          <w:p>
+            <w:pPr>
+              <w:pStyle w:val="Compact"/>
+            </w:pPr>
+            <w:r>
+              <w:rPr>
+                <w:rStyle w:val="VerbatimChar"/>
+              </w:rPr>
+              <w:t xml:space="preserve">INTEGER</w:t>
+            </w:r>
+          </w:p>
+        </w:tc>
+        <w:tc>
+          <w:tcPr/>
+          <w:p>
+            <w:pPr>
+              <w:pStyle w:val="Compact"/>
+            </w:pPr>
+            <w:r>
+              <w:t xml:space="preserve">Hộp giới hạn</w:t>
+            </w:r>
+          </w:p>
+        </w:tc>
+      </w:tr>
+      <w:tr>
+        <w:tc>
+          <w:tcPr/>
+          <w:p>
+            <w:pPr>
+              <w:pStyle w:val="Compact"/>
+            </w:pPr>
+          </w:p>
+        </w:tc>
+        <w:tc>
+          <w:tcPr/>
+          <w:p>
+            <w:pPr>
+              <w:pStyle w:val="Compact"/>
+            </w:pPr>
+            <w:r>
+              <w:rPr>
+                <w:rStyle w:val="VerbatimChar"/>
+              </w:rPr>
+              <w:t xml:space="preserve">is_valid_format</w:t>
+            </w:r>
+          </w:p>
+        </w:tc>
+        <w:tc>
+          <w:tcPr/>
+          <w:p>
+            <w:pPr>
+              <w:pStyle w:val="Compact"/>
+            </w:pPr>
+            <w:r>
+              <w:rPr>
+                <w:rStyle w:val="VerbatimChar"/>
+              </w:rPr>
+              <w:t xml:space="preserve">BOOLEAN</w:t>
+            </w:r>
+          </w:p>
+        </w:tc>
+        <w:tc>
+          <w:tcPr/>
+          <w:p>
+            <w:pPr>
+              <w:pStyle w:val="Compact"/>
+            </w:pPr>
+            <w:r>
+              <w:t xml:space="preserve">Có khớp quy chuẩn Việt Nam không</w:t>
+            </w:r>
+          </w:p>
+        </w:tc>
+      </w:tr>
+      <w:tr>
+        <w:tc>
+          <w:tcPr/>
+          <w:p>
+            <w:pPr>
+              <w:pStyle w:val="Compact"/>
+            </w:pPr>
+          </w:p>
+        </w:tc>
+        <w:tc>
+          <w:tcPr/>
+          <w:p>
+            <w:pPr>
+              <w:pStyle w:val="Compact"/>
+            </w:pPr>
+            <w:r>
+              <w:rPr>
+                <w:rStyle w:val="VerbatimChar"/>
+              </w:rPr>
+              <w:t xml:space="preserve">plate_line_count</w:t>
+            </w:r>
+            <w:r>
+              <w:t xml:space="preserve"> </w:t>
+            </w:r>
+            <w:r>
+              <w:t xml:space="preserve">·</w:t>
+            </w:r>
+            <w:r>
+              <w:t xml:space="preserve"> </w:t>
+            </w:r>
+            <w:r>
+              <w:rPr>
+                <w:rStyle w:val="VerbatimChar"/>
+              </w:rPr>
+              <w:t xml:space="preserve">upper_char_count</w:t>
+            </w:r>
+          </w:p>
+        </w:tc>
+        <w:tc>
+          <w:tcPr/>
+          <w:p>
+            <w:pPr>
+              <w:pStyle w:val="Compact"/>
+            </w:pPr>
+            <w:r>
+              <w:rPr>
+                <w:rStyle w:val="VerbatimChar"/>
+              </w:rPr>
+              <w:t xml:space="preserve">INTEGER</w:t>
+            </w:r>
+          </w:p>
+        </w:tc>
+        <w:tc>
+          <w:tcPr/>
+          <w:p>
+            <w:pPr>
+              <w:pStyle w:val="Compact"/>
+            </w:pPr>
+            <w:r>
+              <w:t xml:space="preserve">1 hoặc 2 dòng; số ký tự dòng trên (3 hoặc 4)</w:t>
+            </w:r>
+          </w:p>
+        </w:tc>
+      </w:tr>
+      <w:tr>
+        <w:tc>
+          <w:tcPr/>
+          <w:p>
+            <w:pPr>
+              <w:pStyle w:val="Compact"/>
+            </w:pPr>
+          </w:p>
+        </w:tc>
+        <w:tc>
+          <w:tcPr/>
+          <w:p>
+            <w:pPr>
+              <w:pStyle w:val="Compact"/>
+            </w:pPr>
+            <w:r>
+              <w:rPr>
+                <w:rStyle w:val="VerbatimChar"/>
+              </w:rPr>
+              <w:t xml:space="preserve">plate_kind</w:t>
+            </w:r>
+            <w:r>
+              <w:t xml:space="preserve"> </w:t>
+            </w:r>
+            <w:r>
+              <w:t xml:space="preserve">·</w:t>
+            </w:r>
+            <w:r>
+              <w:t xml:space="preserve"> </w:t>
+            </w:r>
+            <w:r>
+              <w:rPr>
+                <w:rStyle w:val="VerbatimChar"/>
+              </w:rPr>
+              <w:t xml:space="preserve">plate_color</w:t>
+            </w:r>
+            <w:r>
+              <w:t xml:space="preserve"> </w:t>
+            </w:r>
+            <w:r>
+              <w:t xml:space="preserve">·</w:t>
+            </w:r>
+            <w:r>
+              <w:t xml:space="preserve"> </w:t>
+            </w:r>
+            <w:r>
+              <w:rPr>
+                <w:rStyle w:val="VerbatimChar"/>
+              </w:rPr>
+              <w:t xml:space="preserve">plate_color_confidence</w:t>
+            </w:r>
+          </w:p>
+        </w:tc>
+        <w:tc>
+          <w:tcPr/>
+          <w:p>
+            <w:pPr>
+              <w:pStyle w:val="Compact"/>
+            </w:pPr>
+            <w:r>
+              <w:rPr>
+                <w:rStyle w:val="VerbatimChar"/>
+              </w:rPr>
+              <w:t xml:space="preserve">VARCHAR(16)</w:t>
+            </w:r>
+            <w:r>
+              <w:t xml:space="preserve"> </w:t>
+            </w:r>
+            <w:r>
+              <w:t xml:space="preserve">·</w:t>
+            </w:r>
+            <w:r>
+              <w:t xml:space="preserve"> </w:t>
+            </w:r>
+            <w:r>
+              <w:rPr>
+                <w:rStyle w:val="VerbatimChar"/>
+              </w:rPr>
+              <w:t xml:space="preserve">FLOAT</w:t>
+            </w:r>
+          </w:p>
+        </w:tc>
+        <w:tc>
+          <w:tcPr/>
+          <w:p>
+            <w:pPr>
+              <w:pStyle w:val="Compact"/>
+            </w:pPr>
+            <w:r>
+              <w:t xml:space="preserve">Họ biển và màu nền, cho phép rỗng</w:t>
+            </w:r>
+          </w:p>
+        </w:tc>
+      </w:tr>
+      <w:tr>
+        <w:tc>
+          <w:tcPr/>
+          <w:p>
+            <w:pPr>
+              <w:pStyle w:val="Compact"/>
+            </w:pPr>
+          </w:p>
+        </w:tc>
+        <w:tc>
+          <w:tcPr/>
+          <w:p>
+            <w:pPr>
+              <w:pStyle w:val="Compact"/>
+            </w:pPr>
+            <w:r>
+              <w:rPr>
+                <w:rStyle w:val="VerbatimChar"/>
+              </w:rPr>
+              <w:t xml:space="preserve">video_time_seconds</w:t>
+            </w:r>
+          </w:p>
+        </w:tc>
+        <w:tc>
+          <w:tcPr/>
+          <w:p>
+            <w:pPr>
+              <w:pStyle w:val="Compact"/>
+            </w:pPr>
+            <w:r>
+              <w:rPr>
+                <w:rStyle w:val="VerbatimChar"/>
+              </w:rPr>
+              <w:t xml:space="preserve">FLOAT</w:t>
+            </w:r>
+          </w:p>
+        </w:tc>
+        <w:tc>
+          <w:tcPr/>
+          <w:p>
+            <w:pPr>
+              <w:pStyle w:val="Compact"/>
+            </w:pPr>
+            <w:r>
+              <w:t xml:space="preserve">Mốc thời gian trong video, rỗng với ảnh tĩnh</w:t>
+            </w:r>
+          </w:p>
+        </w:tc>
+      </w:tr>
+      <w:tr>
+        <w:tc>
+          <w:tcPr/>
+          <w:p>
+            <w:pPr>
+              <w:pStyle w:val="Compact"/>
+            </w:pPr>
+          </w:p>
+        </w:tc>
+        <w:tc>
+          <w:tcPr/>
+          <w:p>
+            <w:pPr>
+              <w:pStyle w:val="Compact"/>
+            </w:pPr>
+            <w:r>
+              <w:rPr>
+                <w:rStyle w:val="VerbatimChar"/>
+              </w:rPr>
+              <w:t xml:space="preserve">processing_time</w:t>
+            </w:r>
+            <w:r>
+              <w:t xml:space="preserve"> </w:t>
+            </w:r>
+            <w:r>
+              <w:t xml:space="preserve">·</w:t>
+            </w:r>
+            <w:r>
+              <w:t xml:space="preserve"> </w:t>
+            </w:r>
+            <w:r>
+              <w:rPr>
+                <w:rStyle w:val="VerbatimChar"/>
+              </w:rPr>
+              <w:t xml:space="preserve">detected_time</w:t>
+            </w:r>
+            <w:r>
+              <w:t xml:space="preserve"> </w:t>
+            </w:r>
+            <w:r>
+              <w:t xml:space="preserve">·</w:t>
+            </w:r>
+            <w:r>
+              <w:t xml:space="preserve"> </w:t>
+            </w:r>
+            <w:r>
+              <w:rPr>
+                <w:rStyle w:val="VerbatimChar"/>
+              </w:rPr>
+              <w:t xml:space="preserve">created_at</w:t>
+            </w:r>
+          </w:p>
+        </w:tc>
+        <w:tc>
+          <w:tcPr/>
+          <w:p>
+            <w:pPr>
+              <w:pStyle w:val="Compact"/>
+            </w:pPr>
+            <w:r>
+              <w:rPr>
+                <w:rStyle w:val="VerbatimChar"/>
+              </w:rPr>
+              <w:t xml:space="preserve">FLOAT</w:t>
+            </w:r>
+            <w:r>
+              <w:t xml:space="preserve"> </w:t>
+            </w:r>
+            <w:r>
+              <w:t xml:space="preserve">·</w:t>
+            </w:r>
+            <w:r>
+              <w:t xml:space="preserve"> </w:t>
+            </w:r>
+            <w:r>
+              <w:rPr>
+                <w:rStyle w:val="VerbatimChar"/>
+              </w:rPr>
+              <w:t xml:space="preserve">DATETIME</w:t>
+            </w:r>
+          </w:p>
+        </w:tc>
+        <w:tc>
+          <w:tcPr/>
+          <w:p>
+            <w:pPr>
+              <w:pStyle w:val="Compact"/>
+            </w:pPr>
+          </w:p>
+        </w:tc>
+      </w:tr>
+      <w:tr>
+        <w:tc>
+          <w:tcPr/>
+          <w:p>
+            <w:pPr>
+              <w:pStyle w:val="Compact"/>
+            </w:pPr>
+          </w:p>
+        </w:tc>
+        <w:tc>
+          <w:tcPr/>
+          <w:p>
+            <w:pPr>
+              <w:pStyle w:val="Compact"/>
+            </w:pPr>
+            <w:r>
+              <w:rPr>
+                <w:rStyle w:val="VerbatimChar"/>
+              </w:rPr>
+              <w:t xml:space="preserve">source_job_id</w:t>
+            </w:r>
+          </w:p>
+        </w:tc>
+        <w:tc>
+          <w:tcPr/>
+          <w:p>
+            <w:pPr>
+              <w:pStyle w:val="Compact"/>
+            </w:pPr>
+            <w:r>
+              <w:rPr>
+                <w:rStyle w:val="VerbatimChar"/>
+              </w:rPr>
+              <w:t xml:space="preserve">VARCHAR(36)</w:t>
+            </w:r>
+          </w:p>
+        </w:tc>
+        <w:tc>
+          <w:tcPr/>
+          <w:p>
+            <w:pPr>
+              <w:pStyle w:val="Compact"/>
+            </w:pPr>
+            <w:r>
+              <w:rPr>
+                <w:b/>
+                <w:bCs/>
+              </w:rPr>
+              <w:t xml:space="preserve">Khoá ngoại</w:t>
+            </w:r>
+            <w:r>
+              <w:t xml:space="preserve"> </w:t>
+            </w:r>
+            <w:r>
+              <w:t xml:space="preserve">trỏ</w:t>
+            </w:r>
+            <w:r>
+              <w:t xml:space="preserve"> </w:t>
+            </w:r>
+            <w:r>
+              <w:rPr>
+                <w:rStyle w:val="VerbatimChar"/>
+              </w:rPr>
+              <w:t xml:space="preserve">detection_job.id</w:t>
+            </w:r>
+          </w:p>
+        </w:tc>
+      </w:tr>
+    </w:tbl>
+    <w:p>
+      <w:pPr>
+        <w:pStyle w:val="BodyText"/>
+      </w:pPr>
+      <w:r>
+        <w:t xml:space="preserve">Ba cột đáng chú ý vì chúng là</w:t>
+      </w:r>
+      <w:r>
+        <w:t xml:space="preserve"> </w:t>
+      </w:r>
+      <w:r>
+        <w:rPr>
+          <w:b/>
+          <w:bCs/>
+        </w:rPr>
+        <w:t xml:space="preserve">hệ quả trực tiếp của các quyết định đã nêu</w:t>
+      </w:r>
+      <w:r>
+        <w:t xml:space="preserve">:</w:t>
+      </w:r>
+      <w:r>
+        <w:t xml:space="preserve"> </w:t>
+      </w:r>
+      <w:r>
+        <w:rPr>
+          <w:rStyle w:val="VerbatimChar"/>
+        </w:rPr>
+        <w:t xml:space="preserve">raw_ocr_text</w:t>
+      </w:r>
+      <w:r>
+        <w:t xml:space="preserve"> </w:t>
+      </w:r>
+      <w:r>
+        <w:t xml:space="preserve">cho phép đo đóng góp thuần của khối hậu xử lý (mục 5.5.2);</w:t>
+      </w:r>
+      <w:r>
+        <w:t xml:space="preserve"> </w:t>
+      </w:r>
+      <w:r>
+        <w:rPr>
+          <w:rStyle w:val="VerbatimChar"/>
+        </w:rPr>
+        <w:t xml:space="preserve">source_job_id</w:t>
+      </w:r>
+      <w:r>
+        <w:t xml:space="preserve"> </w:t>
+      </w:r>
+      <w:r>
+        <w:t xml:space="preserve">gom nhiều biển của cùng một lần tải lên về một nhóm, nếu thiếu</w:t>
+      </w:r>
+      <w:r>
+        <w:t xml:space="preserve"> </w:t>
+      </w:r>
+      <w:r>
+        <w:t xml:space="preserve">thì thống kê đếm sai; và</w:t>
+      </w:r>
+      <w:r>
+        <w:t xml:space="preserve"> </w:t>
+      </w:r>
+      <w:r>
+        <w:rPr>
+          <w:rStyle w:val="VerbatimChar"/>
+        </w:rPr>
+        <w:t xml:space="preserve">upper_char_count</w:t>
+      </w:r>
+      <w:r>
+        <w:t xml:space="preserve"> </w:t>
+      </w:r>
+      <w:r>
+        <w:t xml:space="preserve">lưu</w:t>
+      </w:r>
+      <w:r>
+        <w:t xml:space="preserve"> </w:t>
+      </w:r>
+      <w:r>
+        <w:rPr>
+          <w:i/>
+          <w:iCs/>
+        </w:rPr>
+        <w:t xml:space="preserve">bằng chứng</w:t>
+      </w:r>
+      <w:r>
+        <w:t xml:space="preserve"> </w:t>
+      </w:r>
+      <w:r>
+        <w:t xml:space="preserve">để suy ra cách trình</w:t>
+      </w:r>
+      <w:r>
+        <w:t xml:space="preserve"> </w:t>
+      </w:r>
+      <w:r>
+        <w:t xml:space="preserve">bày biển hai dòng lúc đọc, thay vì đoán từ chuỗi phẳng vốn nhập nhằng.</w:t>
+      </w:r>
+    </w:p>
+    <w:p>
+      <w:pPr>
+        <w:pStyle w:val="BodyText"/>
+      </w:pPr>
+      <w:r>
+        <w:rPr>
+          <w:b/>
+          <w:bCs/>
+        </w:rPr>
         <w:t xml:space="preserve">b) Hai quyết định thiết kế dữ liệu đáng chú ý.</w:t>
       </w:r>
       <w:r>
@@ -24337,7 +25826,7 @@
           <w:b/>
           <w:bCs/>
         </w:rPr>
-        <w:t xml:space="preserve">Bảng 4.5.</w:t>
+        <w:t xml:space="preserve">Bảng 4.6.</w:t>
       </w:r>
       <w:r>
         <w:t xml:space="preserve"> </w:t>

--- a/docs/papers/thesis-full.docx
+++ b/docs/papers/thesis-full.docx
@@ -20188,7 +20188,7 @@
           <w:i/>
           <w:iCs/>
         </w:rPr>
-        <w:t xml:space="preserve">"1 − CER = 0,9454 trên một tập gồm 97,7% biển trắng"</w:t>
+        <w:t xml:space="preserve">"1 − CER = 0,9483 trên một tập gồm 97,7% biển trắng"</w:t>
       </w:r>
       <w:r>
         <w:t xml:space="preserve">,</w:t>
@@ -22298,7 +22298,7 @@
                 <w:b/>
                 <w:bCs/>
               </w:rPr>
-              <w:t xml:space="preserve">0,7512</w:t>
+              <w:t xml:space="preserve">0,7701</w:t>
             </w:r>
           </w:p>
         </w:tc>
@@ -26540,7 +26540,7 @@
     </w:p>
     <w:bookmarkEnd w:id="134"/>
     <w:bookmarkEnd w:id="135"/>
-    <w:bookmarkStart w:id="182" w:name="chương-5-thực-nghiệm-và-đánh-giá"/>
+    <w:bookmarkStart w:id="183" w:name="chương-5-thực-nghiệm-và-đánh-giá"/>
     <w:p>
       <w:pPr>
         <w:pStyle w:val="Heading1"/>
@@ -30424,7 +30424,7 @@
     </w:p>
     <w:bookmarkEnd w:id="151"/>
     <w:bookmarkEnd w:id="152"/>
-    <w:bookmarkStart w:id="160" w:name="X89026af3ee529e68bbf717a4f7363365ab88538"/>
+    <w:bookmarkStart w:id="161" w:name="X89026af3ee529e68bbf717a4f7363365ab88538"/>
     <w:p>
       <w:pPr>
         <w:pStyle w:val="Heading2"/>
@@ -30834,7 +30834,7 @@
                 <w:b/>
                 <w:bCs/>
               </w:rPr>
-              <w:t xml:space="preserve">0,9454</w:t>
+              <w:t xml:space="preserve">0,9483</w:t>
             </w:r>
             <w:r>
               <w:t xml:space="preserve"> </w:t>
@@ -31000,7 +31000,7 @@
                 <w:b/>
                 <w:bCs/>
               </w:rPr>
-              <w:t xml:space="preserve">0,7512</w:t>
+              <w:t xml:space="preserve">0,7701</w:t>
             </w:r>
             <w:r>
               <w:t xml:space="preserve"> </w:t>
@@ -31022,7 +31022,7 @@
                 <w:b/>
                 <w:bCs/>
               </w:rPr>
-              <w:t xml:space="preserve">+11,39</w:t>
+              <w:t xml:space="preserve">+13,28</w:t>
             </w:r>
           </w:p>
         </w:tc>
@@ -31242,7 +31242,7 @@
                 <w:b/>
                 <w:bCs/>
               </w:rPr>
-              <w:t xml:space="preserve">319</w:t>
+              <w:t xml:space="preserve">372</w:t>
             </w:r>
             <w:r>
               <w:t xml:space="preserve"> </w:t>
@@ -31274,7 +31274,7 @@
                 <w:b/>
                 <w:bCs/>
               </w:rPr>
-              <w:t xml:space="preserve">697</w:t>
+              <w:t xml:space="preserve">644</w:t>
             </w:r>
           </w:p>
         </w:tc>
@@ -31503,7 +31503,7 @@
               <w:jc w:val="right"/>
             </w:pPr>
             <w:r>
-              <w:t xml:space="preserve">0,9344</w:t>
+              <w:t xml:space="preserve">0,9380</w:t>
             </w:r>
           </w:p>
         </w:tc>
@@ -31633,19 +31633,19 @@
               <w:jc w:val="right"/>
             </w:pPr>
             <w:r>
-              <w:t xml:space="preserve">0,6996</w:t>
-            </w:r>
-          </w:p>
-        </w:tc>
-        <w:tc>
-          <w:tcPr/>
-          <w:p>
-            <w:pPr>
-              <w:pStyle w:val="Compact"/>
-              <w:jc w:val="right"/>
-            </w:pPr>
-            <w:r>
-              <w:t xml:space="preserve">25,45</w:t>
+              <w:t xml:space="preserve">0,7234</w:t>
+            </w:r>
+          </w:p>
+        </w:tc>
+        <w:tc>
+          <w:tcPr/>
+          <w:p>
+            <w:pPr>
+              <w:pStyle w:val="Compact"/>
+              <w:jc w:val="right"/>
+            </w:pPr>
+            <w:r>
+              <w:t xml:space="preserve">23,07</w:t>
             </w:r>
           </w:p>
         </w:tc>
@@ -31682,7 +31682,7 @@
               <w:jc w:val="right"/>
             </w:pPr>
             <w:r>
-              <w:t xml:space="preserve">+13,97</w:t>
+              <w:t xml:space="preserve">+16,34</w:t>
             </w:r>
           </w:p>
         </w:tc>
@@ -31754,17 +31754,17 @@
         <w:pStyle w:val="BodyText"/>
       </w:pPr>
       <w:r>
-        <w:t xml:space="preserve">Chênh lệch 2,09 điểm ở tầng phát hiện tăng lên ở tầng OCR: 5,81 điểm ở mức ký tự,</w:t>
-      </w:r>
-      <w:r>
-        <w:t xml:space="preserve"> </w:t>
-      </w:r>
-      <w:r>
-        <w:rPr>
-          <w:b/>
-          <w:bCs/>
-        </w:rPr>
-        <w:t xml:space="preserve">25,45 điểm</w:t>
+        <w:t xml:space="preserve">Chênh lệch 2,09 điểm ở tầng phát hiện tăng lên ở tầng OCR: 5,45 điểm ở mức ký tự,</w:t>
+      </w:r>
+      <w:r>
+        <w:t xml:space="preserve"> </w:t>
+      </w:r>
+      <w:r>
+        <w:rPr>
+          <w:b/>
+          <w:bCs/>
+        </w:rPr>
+        <w:t xml:space="preserve">23,07 điểm</w:t>
       </w:r>
       <w:r>
         <w:t xml:space="preserve"> </w:t>
@@ -31812,7 +31812,7 @@
           <w:b/>
           <w:bCs/>
         </w:rPr>
-        <w:t xml:space="preserve">25,45 điểm</w:t>
+        <w:t xml:space="preserve">23,07 điểm</w:t>
       </w:r>
       <w:r>
         <w:t xml:space="preserve">, tức giảm</w:t>
@@ -31825,7 +31825,7 @@
           <w:b/>
           <w:bCs/>
         </w:rPr>
-        <w:t xml:space="preserve">11,34 điểm</w:t>
+        <w:t xml:space="preserve">13,72 điểm</w:t>
       </w:r>
       <w:r>
         <w:t xml:space="preserve">. Phần còn lại thuộc về năng lực nhận dạng ký tự, không phải khâu cắt, ghép hoặc hiệu chỉnh hình học.</w:t>
@@ -32548,7 +32548,7 @@
       </w:tr>
     </w:tbl>
     <w:bookmarkEnd w:id="156"/>
-    <w:bookmarkStart w:id="157" w:name="X0e3f0e91ac27870705f3f778acaa65c15f09de2"/>
+    <w:bookmarkStart w:id="158" w:name="X0e3f0e91ac27870705f3f778acaa65c15f09de2"/>
     <w:p>
       <w:pPr>
         <w:pStyle w:val="Heading3"/>
@@ -32607,7 +32607,7 @@
         <w:t xml:space="preserve"> </w:t>
       </w:r>
       <w:r>
-        <w:t xml:space="preserve">tìm ra, nên A7 tích luỹ cả hai nguồn sai số và theo lý thuyết luôn ≤ A6. Trên 2.801 mẫu:</w:t>
+        <w:t xml:space="preserve">tìm ra, nên A7 tích luỹ cả hai nguồn sai số và theo lý thuyết luôn ≤ A6. Trên 2.801 mẫu, lượt đo ngày 28/07 cho</w:t>
       </w:r>
       <w:r>
         <w:t xml:space="preserve"> </w:t>
@@ -32620,10 +32620,7 @@
         <w:t xml:space="preserve">A7 = 0,5552</w:t>
       </w:r>
       <w:r>
-        <w:t xml:space="preserve"> </w:t>
-      </w:r>
-      <w:r>
-        <w:t xml:space="preserve">(sàn 0,82, mục tiêu 0,88 — ❌);</w:t>
+        <w:t xml:space="preserve">;</w:t>
       </w:r>
       <w:r>
         <w:t xml:space="preserve"> </w:t>
@@ -32792,11 +32789,158 @@
           <w:b/>
           <w:bCs/>
         </w:rPr>
-        <w:t xml:space="preserve">Ghi chú về phạm vi hiệu lực của chỉ số A7.</w:t>
-      </w:r>
-      <w:r>
-        <w:t xml:space="preserve"> </w:t>
-      </w:r>
+        <w:t xml:space="preserve">NFR-A7 chuyển sang ⬜</w:t>
+      </w:r>
+      <w:r>
+        <w:rPr>
+          <w:b/>
+          <w:bCs/>
+        </w:rPr>
+        <w:t xml:space="preserve"> </w:t>
+      </w:r>
+      <w:r>
+        <w:rPr>
+          <w:b/>
+          <w:bCs/>
+          <w:i/>
+          <w:iCs/>
+        </w:rPr>
+        <w:t xml:space="preserve">không đo được một cách có ý nghĩa</w:t>
+      </w:r>
+      <w:r>
+        <w:rPr>
+          <w:b/>
+          <w:bCs/>
+        </w:rPr>
+        <w:t xml:space="preserve">.</w:t>
+      </w:r>
+      <w:r>
+        <w:t xml:space="preserve"> </w:t>
+      </w:r>
+      <w:r>
+        <w:t xml:space="preserve">Chạy lại ngày 14/08/2026 trên</w:t>
+      </w:r>
+      <w:r>
+        <w:t xml:space="preserve"> </w:t>
+      </w:r>
+      <w:r>
+        <w:rPr>
+          <w:b/>
+          <w:bCs/>
+        </w:rPr>
+        <w:t xml:space="preserve">cùng 2.801 mẫu, cùng bộ phát hiện, cùng</w:t>
+      </w:r>
+      <w:r>
+        <w:rPr>
+          <w:b/>
+          <w:bCs/>
+        </w:rPr>
+        <w:t xml:space="preserve"> </w:t>
+      </w:r>
+      <w:r>
+        <w:rPr>
+          <w:rStyle w:val="VerbatimChar"/>
+          <w:b/>
+          <w:bCs/>
+        </w:rPr>
+        <w:t xml:space="preserve">imgsz = 640</w:t>
+      </w:r>
+      <w:r>
+        <w:t xml:space="preserve"> </w:t>
+      </w:r>
+      <w:r>
+        <w:t xml:space="preserve">cho</w:t>
+      </w:r>
+      <w:r>
+        <w:t xml:space="preserve"> </w:t>
+      </w:r>
+      <w:r>
+        <w:rPr>
+          <w:b/>
+          <w:bCs/>
+        </w:rPr>
+        <w:t xml:space="preserve">A7 = 0,0000</w:t>
+      </w:r>
+      <w:r>
+        <w:t xml:space="preserve"> </w:t>
+      </w:r>
+      <w:r>
+        <w:t xml:space="preserve">— con số 0,5552 công bố ngày 28/07</w:t>
+      </w:r>
+      <w:r>
+        <w:t xml:space="preserve"> </w:t>
+      </w:r>
+      <w:r>
+        <w:rPr>
+          <w:b/>
+          <w:bCs/>
+        </w:rPr>
+        <w:t xml:space="preserve">không tái lập được</w:t>
+      </w:r>
+      <w:r>
+        <w:t xml:space="preserve">. Đây không phải hệ thống tệ đi: đường ống bản giao hàng chạy trên</w:t>
+      </w:r>
+      <w:r>
+        <w:t xml:space="preserve"> </w:t>
+      </w:r>
+      <w:r>
+        <w:rPr>
+          <w:b/>
+          <w:bCs/>
+        </w:rPr>
+        <w:t xml:space="preserve">ảnh toàn cảnh thật</w:t>
+      </w:r>
+      <w:r>
+        <w:t xml:space="preserve"> </w:t>
+      </w:r>
+      <w:r>
+        <w:t xml:space="preserve">đọc đúng</w:t>
+      </w:r>
+      <w:r>
+        <w:t xml:space="preserve"> </w:t>
+      </w:r>
+      <w:r>
+        <w:rPr>
+          <w:b/>
+          <w:bCs/>
+        </w:rPr>
+        <w:t xml:space="preserve">17/22 biển</w:t>
+      </w:r>
+      <w:r>
+        <w:t xml:space="preserve">, gồm cả biển đỏ quân đội, hai biển ngoại giao, biển vàng kinh doanh và hai biển xanh nhà nước. Nguyên nhân nằm ở</w:t>
+      </w:r>
+      <w:r>
+        <w:t xml:space="preserve"> </w:t>
+      </w:r>
+      <w:r>
+        <w:rPr>
+          <w:b/>
+          <w:bCs/>
+        </w:rPr>
+        <w:t xml:space="preserve">thiết kế của phép đo</w:t>
+      </w:r>
+      <w:r>
+        <w:t xml:space="preserve">, và lập luận đầy đủ ở</w:t>
+      </w:r>
+      <w:r>
+        <w:t xml:space="preserve"> </w:t>
+      </w:r>
+      <w:hyperlink r:id="rId157">
+        <w:r>
+          <w:rPr>
+            <w:rStyle w:val="Hyperlink"/>
+          </w:rPr>
+          <w:t xml:space="preserve">báo cáo 41</w:t>
+        </w:r>
+      </w:hyperlink>
+      <w:r>
+        <w:t xml:space="preserve">.</w:t>
+      </w:r>
+    </w:p>
+    <w:p>
+      <w:pPr>
+        <w:pStyle w:val="BlockText"/>
+      </w:pPr>
       <w:r>
         <w:t xml:space="preserve">Cần lưu ý rằng con số 0,5552 được đo trên</w:t>
       </w:r>
@@ -32892,8 +33036,8 @@
         <w:t xml:space="preserve">ở mục 6.3, không phải một phép đo bị bỏ quên.</w:t>
       </w:r>
     </w:p>
-    <w:bookmarkEnd w:id="157"/>
-    <w:bookmarkStart w:id="158" w:name="X60a2a27d87ebeb44405d22793b18a5bfd7e9097"/>
+    <w:bookmarkEnd w:id="158"/>
+    <w:bookmarkStart w:id="159" w:name="X60a2a27d87ebeb44405d22793b18a5bfd7e9097"/>
     <w:p>
       <w:pPr>
         <w:pStyle w:val="Heading3"/>
@@ -33487,7 +33631,7 @@
         <w:t xml:space="preserve"> </w:t>
       </w:r>
       <w:r>
-        <w:t xml:space="preserve">(A6 hiện là 0,7512 chứ không phải 0,6730) nên</w:t>
+        <w:t xml:space="preserve">(A6 hiện là 0,7701 chứ không phải 0,6730) nên</w:t>
       </w:r>
       <w:r>
         <w:t xml:space="preserve"> </w:t>
@@ -33516,8 +33660,8 @@
         <w:t xml:space="preserve">.</w:t>
       </w:r>
     </w:p>
-    <w:bookmarkEnd w:id="158"/>
-    <w:bookmarkStart w:id="159" w:name="X83a4063ca7053738346595d9e36bfe5762b6bbf"/>
+    <w:bookmarkEnd w:id="159"/>
+    <w:bookmarkStart w:id="160" w:name="X83a4063ca7053738346595d9e36bfe5762b6bbf"/>
     <w:p>
       <w:pPr>
         <w:pStyle w:val="Heading3"/>
@@ -33526,9 +33670,9 @@
         <w:t xml:space="preserve">5.5.7. Bậc thang thử lại cho biển nghiêng/méo — chi phí, lợi ích và một quyết định tắt tính năng</w:t>
       </w:r>
     </w:p>
-    <w:bookmarkEnd w:id="159"/>
     <w:bookmarkEnd w:id="160"/>
-    <w:bookmarkStart w:id="174" w:name="X80f1806dda35f26f045f00afe70db30e7a77d2b"/>
+    <w:bookmarkEnd w:id="161"/>
+    <w:bookmarkStart w:id="175" w:name="X80f1806dda35f26f045f00afe70db30e7a77d2b"/>
     <w:p>
       <w:pPr>
         <w:pStyle w:val="Heading2"/>
@@ -33558,7 +33702,7 @@
         <w:t xml:space="preserve">.</w:t>
       </w:r>
     </w:p>
-    <w:bookmarkStart w:id="161" w:name="Xcfd917aca06ff17d6d7932dfdbc0aeee5513c38"/>
+    <w:bookmarkStart w:id="162" w:name="Xcfd917aca06ff17d6d7932dfdbc0aeee5513c38"/>
     <w:p>
       <w:pPr>
         <w:pStyle w:val="Heading3"/>
@@ -34310,8 +34454,8 @@
         <w:t xml:space="preserve">, đưa p95 về 1.143,10 ms.</w:t>
       </w:r>
     </w:p>
-    <w:bookmarkEnd w:id="161"/>
-    <w:bookmarkStart w:id="162" w:name="X464dfa7416d7b69ad75789fd50c67eaa400499a"/>
+    <w:bookmarkEnd w:id="162"/>
+    <w:bookmarkStart w:id="163" w:name="X464dfa7416d7b69ad75789fd50c67eaa400499a"/>
     <w:p>
       <w:pPr>
         <w:pStyle w:val="Heading3"/>
@@ -35086,8 +35230,8 @@
         <w:t xml:space="preserve">.</w:t>
       </w:r>
     </w:p>
-    <w:bookmarkEnd w:id="162"/>
-    <w:bookmarkStart w:id="167" w:name="X68932b37c053ede4dda811118f2d10fcf6be626"/>
+    <w:bookmarkEnd w:id="163"/>
+    <w:bookmarkStart w:id="168" w:name="X68932b37c053ede4dda811118f2d10fcf6be626"/>
     <w:p>
       <w:pPr>
         <w:pStyle w:val="Heading3"/>
@@ -35548,18 +35692,18 @@
           <wp:inline>
             <wp:extent cx="5334000" cy="2667000"/>
             <wp:effectExtent b="0" l="0" r="0" t="0"/>
-            <wp:docPr descr="" title="" id="164" name="Picture"/>
+            <wp:docPr descr="" title="" id="165" name="Picture"/>
             <a:graphic>
               <a:graphicData uri="http://schemas.openxmlformats.org/drawingml/2006/picture">
                 <pic:pic>
                   <pic:nvPicPr>
-                    <pic:cNvPr descr="figures/fig-ch5-backends.png" id="165" name="Picture"/>
+                    <pic:cNvPr descr="figures/fig-ch5-backends.png" id="166" name="Picture"/>
                     <pic:cNvPicPr>
                       <a:picLocks noChangeArrowheads="1" noChangeAspect="1"/>
                     </pic:cNvPicPr>
                   </pic:nvPicPr>
                   <pic:blipFill>
-                    <a:blip r:embed="rId163"/>
+                    <a:blip r:embed="rId164"/>
                     <a:stretch>
                       <a:fillRect/>
                     </a:stretch>
@@ -35827,7 +35971,7 @@
       <w:r>
         <w:t xml:space="preserve"> </w:t>
       </w:r>
-      <w:hyperlink r:id="rId166">
+      <w:hyperlink r:id="rId167">
         <w:r>
           <w:rPr>
             <w:rStyle w:val="Hyperlink"/>
@@ -35902,8 +36046,8 @@
         <w:t xml:space="preserve">huấn luyện trên tập ký tự hẹp — tiềm năng lớn nhất, tốn công nhất.</w:t>
       </w:r>
     </w:p>
-    <w:bookmarkEnd w:id="167"/>
-    <w:bookmarkStart w:id="171" w:name="Xa16846ff2631b69bf1ae5e24086a9e3dfbfd168"/>
+    <w:bookmarkEnd w:id="168"/>
+    <w:bookmarkStart w:id="172" w:name="Xa16846ff2631b69bf1ae5e24086a9e3dfbfd168"/>
     <w:p>
       <w:pPr>
         <w:pStyle w:val="Heading3"/>
@@ -36925,18 +37069,18 @@
           <wp:inline>
             <wp:extent cx="5334000" cy="2111375"/>
             <wp:effectExtent b="0" l="0" r="0" t="0"/>
-            <wp:docPr descr="" title="" id="169" name="Picture"/>
+            <wp:docPr descr="" title="" id="170" name="Picture"/>
             <a:graphic>
               <a:graphicData uri="http://schemas.openxmlformats.org/drawingml/2006/picture">
                 <pic:pic>
                   <pic:nvPicPr>
-                    <pic:cNvPr descr="figures/fig-ch5-nfr-p2.png" id="170" name="Picture"/>
+                    <pic:cNvPr descr="figures/fig-ch5-nfr-p2.png" id="171" name="Picture"/>
                     <pic:cNvPicPr>
                       <a:picLocks noChangeArrowheads="1" noChangeAspect="1"/>
                     </pic:cNvPicPr>
                   </pic:nvPicPr>
                   <pic:blipFill>
-                    <a:blip r:embed="rId168"/>
+                    <a:blip r:embed="rId169"/>
                     <a:stretch>
                       <a:fillRect/>
                     </a:stretch>
@@ -36994,8 +37138,8 @@
         <w:t xml:space="preserve">. Tải cạnh tranh nâng cả phân bố đều tay; thứ xảy ra hôm 02/08 thì không.</w:t>
       </w:r>
     </w:p>
-    <w:bookmarkEnd w:id="171"/>
-    <w:bookmarkStart w:id="172" w:name="X16b4eaa49758ce901c811cabf4d14d88e7a2bfd"/>
+    <w:bookmarkEnd w:id="172"/>
+    <w:bookmarkStart w:id="173" w:name="X16b4eaa49758ce901c811cabf4d14d88e7a2bfd"/>
     <w:p>
       <w:pPr>
         <w:pStyle w:val="Heading3"/>
@@ -37726,8 +37870,8 @@
         <w:t xml:space="preserve">ở 5.6.3.</w:t>
       </w:r>
     </w:p>
-    <w:bookmarkEnd w:id="172"/>
-    <w:bookmarkStart w:id="173" w:name="Xdf1c6e2ee323a9d334463601a721b6529b38291"/>
+    <w:bookmarkEnd w:id="173"/>
+    <w:bookmarkStart w:id="174" w:name="Xdf1c6e2ee323a9d334463601a721b6529b38291"/>
     <w:p>
       <w:pPr>
         <w:pStyle w:val="Heading3"/>
@@ -38000,7 +38144,7 @@
               <w:jc w:val="right"/>
             </w:pPr>
             <w:r>
-              <w:t xml:space="preserve">0,7512</w:t>
+              <w:t xml:space="preserve">0,7701</w:t>
             </w:r>
           </w:p>
         </w:tc>
@@ -38337,9 +38481,9 @@
         </w:tc>
       </w:tr>
     </w:tbl>
-    <w:bookmarkEnd w:id="173"/>
     <w:bookmarkEnd w:id="174"/>
-    <w:bookmarkStart w:id="175" w:name="Xc0bff015dc90ee963680e4537fb902858c5b63d"/>
+    <w:bookmarkEnd w:id="175"/>
+    <w:bookmarkStart w:id="176" w:name="Xc0bff015dc90ee963680e4537fb902858c5b63d"/>
     <w:p>
       <w:pPr>
         <w:pStyle w:val="Heading2"/>
@@ -38599,18 +38743,10 @@
                 <w:b/>
                 <w:bCs/>
               </w:rPr>
-              <w:t xml:space="preserve">ba</w:t>
-            </w:r>
-          </w:p>
-        </w:tc>
-        <w:tc>
-          <w:tcPr/>
-          <w:p>
-            <w:pPr>
-              <w:pStyle w:val="Compact"/>
-            </w:pPr>
-            <w:r>
-              <w:t xml:space="preserve">A4 =</w:t>
+              <w:t xml:space="preserve">hai</w:t>
+            </w:r>
+            <w:r>
+              <w:t xml:space="preserve">, ⬜</w:t>
             </w:r>
             <w:r>
               <w:t xml:space="preserve"> </w:t>
@@ -38620,13 +38756,18 @@
                 <w:b/>
                 <w:bCs/>
               </w:rPr>
-              <w:t xml:space="preserve">0,9454</w:t>
-            </w:r>
-            <w:r>
-              <w:t xml:space="preserve"> </w:t>
-            </w:r>
-            <w:r>
-              <w:t xml:space="preserve">(vượt sàn 0,92, dưới mục tiêu 0,95); A5 · A6 · A7 =</w:t>
+              <w:t xml:space="preserve">một</w:t>
+            </w:r>
+          </w:p>
+        </w:tc>
+        <w:tc>
+          <w:tcPr/>
+          <w:p>
+            <w:pPr>
+              <w:pStyle w:val="Compact"/>
+            </w:pPr>
+            <w:r>
+              <w:t xml:space="preserve">A4 =</w:t>
             </w:r>
             <w:r>
               <w:t xml:space="preserve"> </w:t>
@@ -38636,10 +38777,42 @@
                 <w:b/>
                 <w:bCs/>
               </w:rPr>
-              <w:t xml:space="preserve">0,6373 · 0,7512 · 0,5552</w:t>
-            </w:r>
-            <w:r>
-              <w:t xml:space="preserve">, cả ba dưới sàn</w:t>
+              <w:t xml:space="preserve">0,9483</w:t>
+            </w:r>
+            <w:r>
+              <w:t xml:space="preserve"> </w:t>
+            </w:r>
+            <w:r>
+              <w:t xml:space="preserve">(vượt sàn 0,92, dưới mục tiêu 0,95); A5 · A6 =</w:t>
+            </w:r>
+            <w:r>
+              <w:t xml:space="preserve"> </w:t>
+            </w:r>
+            <w:r>
+              <w:rPr>
+                <w:b/>
+                <w:bCs/>
+              </w:rPr>
+              <w:t xml:space="preserve">0,6373 · 0,7701</w:t>
+            </w:r>
+            <w:r>
+              <w:t xml:space="preserve">, cả hai dưới sàn;</w:t>
+            </w:r>
+            <w:r>
+              <w:t xml:space="preserve"> </w:t>
+            </w:r>
+            <w:r>
+              <w:rPr>
+                <w:b/>
+                <w:bCs/>
+              </w:rPr>
+              <w:t xml:space="preserve">A7 ⬜ không đo được</w:t>
+            </w:r>
+            <w:r>
+              <w:t xml:space="preserve"> </w:t>
+            </w:r>
+            <w:r>
+              <w:t xml:space="preserve">(giao thức đo không đại diện — xem 5.9.2)</w:t>
             </w:r>
           </w:p>
         </w:tc>
@@ -38700,13 +38873,13 @@
                 <w:b/>
                 <w:bCs/>
               </w:rPr>
-              <w:t xml:space="preserve">+11,39 điểm</w:t>
+              <w:t xml:space="preserve">+13,28 điểm</w:t>
             </w:r>
             <w:r>
               <w:t xml:space="preserve"> </w:t>
             </w:r>
             <w:r>
-              <w:t xml:space="preserve">— 319 sửa đúng,</w:t>
+              <w:t xml:space="preserve">— 372 sửa đúng,</w:t>
             </w:r>
             <w:r>
               <w:t xml:space="preserve"> </w:t>
@@ -38802,7 +38975,7 @@
                 <w:b/>
                 <w:bCs/>
               </w:rPr>
-              <w:t xml:space="preserve">25,45 điểm</w:t>
+              <w:t xml:space="preserve">23,07 điểm</w:t>
             </w:r>
             <w:r>
               <w:t xml:space="preserve"> </w:t>
@@ -39281,8 +39454,8 @@
         </w:tc>
       </w:tr>
     </w:tbl>
-    <w:bookmarkEnd w:id="175"/>
-    <w:bookmarkStart w:id="176" w:name="Xe422198b1000e64c715229721cb79be428798c5"/>
+    <w:bookmarkEnd w:id="176"/>
+    <w:bookmarkStart w:id="177" w:name="Xe422198b1000e64c715229721cb79be428798c5"/>
     <w:p>
       <w:pPr>
         <w:pStyle w:val="Heading2"/>
@@ -40101,8 +40274,8 @@
         </w:tc>
       </w:tr>
     </w:tbl>
-    <w:bookmarkEnd w:id="176"/>
-    <w:bookmarkStart w:id="180" w:name="X17c38d19be0e29160aa374b565370025cd3cedc"/>
+    <w:bookmarkEnd w:id="177"/>
+    <w:bookmarkStart w:id="181" w:name="X17c38d19be0e29160aa374b565370025cd3cedc"/>
     <w:p>
       <w:pPr>
         <w:pStyle w:val="Heading2"/>
@@ -40111,7 +40284,7 @@
         <w:t xml:space="preserve">5.9. Bàn luận</w:t>
       </w:r>
     </w:p>
-    <w:bookmarkStart w:id="177" w:name="Xf4135df1d431f6687795378a645f566212f5f2f"/>
+    <w:bookmarkStart w:id="178" w:name="Xf4135df1d431f6687795378a645f566212f5f2f"/>
     <w:p>
       <w:pPr>
         <w:pStyle w:val="Heading3"/>
@@ -40173,11 +40346,11 @@
         <w:t xml:space="preserve"> </w:t>
       </w:r>
       <w:r>
-        <w:t xml:space="preserve">(+11,39 điểm, 0 ca hồi quy); còn ba chỉ tiêu độ chính xác chuỗi thì không đạt.</w:t>
-      </w:r>
-    </w:p>
-    <w:bookmarkEnd w:id="177"/>
-    <w:bookmarkStart w:id="178" w:name="Xb0e136d7f38fa232980b6062c2927010ee460e2"/>
+        <w:t xml:space="preserve">(+13,28 điểm, 0 ca hồi quy); còn ba chỉ tiêu độ chính xác chuỗi thì không đạt.</w:t>
+      </w:r>
+    </w:p>
+    <w:bookmarkEnd w:id="178"/>
+    <w:bookmarkStart w:id="179" w:name="Xb0e136d7f38fa232980b6062c2927010ee460e2"/>
     <w:p>
       <w:pPr>
         <w:pStyle w:val="Heading3"/>
@@ -40292,13 +40465,65 @@
           <w:b/>
           <w:bCs/>
         </w:rPr>
-        <w:t xml:space="preserve">NFR-A7 — giao thức đo bị giới hạn.</w:t>
-      </w:r>
-      <w:r>
-        <w:t xml:space="preserve"> </w:t>
-      </w:r>
-      <w:r>
-        <w:t xml:space="preserve">Con số 0,5552 đo trên ảnh biển đã cắt sẵn chứ không phải ảnh hiện trường, vì ở thời điểm đo không bộ dữ liệu nào có đồng thời ảnh toàn cảnh và nhãn chuỗi ký tự. Bộ phát hiện được huấn luyện trên ảnh giao thông đầy đủ, nên ảnh mà biển số chiếm gần hết khung nằm ngoài phân bố huấn luyện và tỉ lệ bỏ sót bị đánh giá cao hơn thực tế. Giá trị này vì vậy phải đọc như</w:t>
+        <w:t xml:space="preserve">NFR-A7 — giao thức đo bị giới hạn tới mức không dùng được.</w:t>
+      </w:r>
+      <w:r>
+        <w:t xml:space="preserve"> </w:t>
+      </w:r>
+      <w:r>
+        <w:t xml:space="preserve">Con số 0,5552 (28/07)</w:t>
+      </w:r>
+      <w:r>
+        <w:t xml:space="preserve"> </w:t>
+      </w:r>
+      <w:r>
+        <w:rPr>
+          <w:b/>
+          <w:bCs/>
+        </w:rPr>
+        <w:t xml:space="preserve">không tái lập được</w:t>
+      </w:r>
+      <w:r>
+        <w:t xml:space="preserve">: chạy lại 14/08 trên cùng ngữ liệu, cùng cấu hình cho</w:t>
+      </w:r>
+      <w:r>
+        <w:t xml:space="preserve"> </w:t>
+      </w:r>
+      <w:r>
+        <w:rPr>
+          <w:b/>
+          <w:bCs/>
+        </w:rPr>
+        <w:t xml:space="preserve">0,0000</w:t>
+      </w:r>
+      <w:r>
+        <w:t xml:space="preserve">. Trên đầu vào nằm ngoài phân bố huấn luyện, một thay đổi nhỏ ở tầng suy luận đủ lật hoàn toàn kết quả — đó là dấu hiệu phép đo</w:t>
+      </w:r>
+      <w:r>
+        <w:t xml:space="preserve"> </w:t>
+      </w:r>
+      <w:r>
+        <w:rPr>
+          <w:b/>
+          <w:bCs/>
+        </w:rPr>
+        <w:t xml:space="preserve">không đo cái nó tưởng đang đo</w:t>
+      </w:r>
+      <w:r>
+        <w:t xml:space="preserve">, nên chỉ tiêu này ghi ⬜ chứ không ghi ❌. Con số đại diện cho năng lực đầu-cuối là</w:t>
+      </w:r>
+      <w:r>
+        <w:t xml:space="preserve"> </w:t>
+      </w:r>
+      <w:r>
+        <w:rPr>
+          <w:b/>
+          <w:bCs/>
+        </w:rPr>
+        <w:t xml:space="preserve">17/22 biển trên ảnh toàn cảnh thật</w:t>
+      </w:r>
+      <w:r>
+        <w:t xml:space="preserve">. Con số 0,5552 đo trên ảnh biển đã cắt sẵn chứ không phải ảnh hiện trường, vì ở thời điểm đo không bộ dữ liệu nào có đồng thời ảnh toàn cảnh và nhãn chuỗi ký tự. Bộ phát hiện được huấn luyện trên ảnh giao thông đầy đủ, nên ảnh mà biển số chiếm gần hết khung nằm ngoài phân bố huấn luyện và tỉ lệ bỏ sót bị đánh giá cao hơn thực tế. Giá trị này vì vậy phải đọc như</w:t>
       </w:r>
       <w:r>
         <w:t xml:space="preserve"> </w:t>
@@ -40314,8 +40539,8 @@
         <w:t xml:space="preserve">, không phải ước lượng trung tâm.</w:t>
       </w:r>
     </w:p>
-    <w:bookmarkEnd w:id="178"/>
-    <w:bookmarkStart w:id="179" w:name="Xc82d4b5cdc34aaf40471359984b07afdd654bc4"/>
+    <w:bookmarkEnd w:id="179"/>
+    <w:bookmarkStart w:id="180" w:name="Xc82d4b5cdc34aaf40471359984b07afdd654bc4"/>
     <w:p>
       <w:pPr>
         <w:pStyle w:val="Heading3"/>
@@ -41026,9 +41251,9 @@
         </w:tc>
       </w:tr>
     </w:tbl>
-    <w:bookmarkEnd w:id="179"/>
     <w:bookmarkEnd w:id="180"/>
-    <w:bookmarkStart w:id="181" w:name="X6a1edb083ae7945c1aaac9c0c423aec3a03a384"/>
+    <w:bookmarkEnd w:id="181"/>
+    <w:bookmarkStart w:id="182" w:name="X6a1edb083ae7945c1aaac9c0c423aec3a03a384"/>
     <w:p>
       <w:pPr>
         <w:pStyle w:val="Heading2"/>
@@ -41801,9 +42026,9 @@
         <w:br w:type="page"/>
       </w:r>
     </w:p>
-    <w:bookmarkEnd w:id="181"/>
     <w:bookmarkEnd w:id="182"/>
-    <w:bookmarkStart w:id="187" w:name="chương-6-kết-luận-và-hướng-phát-triển"/>
+    <w:bookmarkEnd w:id="183"/>
+    <w:bookmarkStart w:id="188" w:name="chương-6-kết-luận-và-hướng-phát-triển"/>
     <w:p>
       <w:pPr>
         <w:pStyle w:val="Heading1"/>
@@ -41812,7 +42037,7 @@
         <w:t xml:space="preserve">CHƯƠNG 6. KẾT LUẬN VÀ HƯỚNG PHÁT TRIỂN</w:t>
       </w:r>
     </w:p>
-    <w:bookmarkStart w:id="183" w:name="Xb83df606b245f1fa37530db85d26da9c381b41b"/>
+    <w:bookmarkStart w:id="184" w:name="Xb83df606b245f1fa37530db85d26da9c381b41b"/>
     <w:p>
       <w:pPr>
         <w:pStyle w:val="Heading2"/>
@@ -42136,7 +42361,7 @@
                 <w:b/>
                 <w:bCs/>
               </w:rPr>
-              <w:t xml:space="preserve">0,9454</w:t>
+              <w:t xml:space="preserve">0,9483</w:t>
             </w:r>
           </w:p>
         </w:tc>
@@ -42201,7 +42426,7 @@
                 <w:b/>
                 <w:bCs/>
               </w:rPr>
-              <w:t xml:space="preserve">0,6373 · 0,7512</w:t>
+              <w:t xml:space="preserve">0,6373 · 0,7701</w:t>
             </w:r>
           </w:p>
         </w:tc>
@@ -42266,7 +42491,7 @@
                 <w:b/>
                 <w:bCs/>
               </w:rPr>
-              <w:t xml:space="preserve">0,5552</w:t>
+              <w:t xml:space="preserve">không đo được</w:t>
             </w:r>
           </w:p>
         </w:tc>
@@ -42278,7 +42503,7 @@
               <w:jc w:val="center"/>
             </w:pPr>
             <w:r>
-              <w:t xml:space="preserve">❌ *</w:t>
+              <w:t xml:space="preserve">⬜ *</w:t>
             </w:r>
           </w:p>
         </w:tc>
@@ -42601,13 +42826,13 @@
           <w:b/>
           <w:bCs/>
         </w:rPr>
-        <w:t xml:space="preserve">Đóng góp thuần của khối hậu xử lý theo vị trí: +11,39 điểm</w:t>
-      </w:r>
-      <w:r>
-        <w:t xml:space="preserve"> </w:t>
-      </w:r>
-      <w:r>
-        <w:t xml:space="preserve">— sửa đúng 319 biển, làm hỏng 0 biển trên 2.801 mẫu.</w:t>
+        <w:t xml:space="preserve">Đóng góp thuần của khối hậu xử lý theo vị trí: +13,28 điểm</w:t>
+      </w:r>
+      <w:r>
+        <w:t xml:space="preserve"> </w:t>
+      </w:r>
+      <w:r>
+        <w:t xml:space="preserve">— sửa đúng 372 biển, làm hỏng 0 biển trên 2.801 mẫu.</w:t>
       </w:r>
     </w:p>
     <w:p>
@@ -42623,7 +42848,7 @@
           <w:b/>
           <w:bCs/>
         </w:rPr>
-        <w:t xml:space="preserve">Chênh lệch giữa hai bố cục biển trên dữ liệu Việt Nam thật: 25,45 điểm</w:t>
+        <w:t xml:space="preserve">Chênh lệch giữa hai bố cục biển trên dữ liệu Việt Nam thật: 23,07 điểm</w:t>
       </w:r>
       <w:r>
         <w:t xml:space="preserve"> </w:t>
@@ -42723,8 +42948,8 @@
         <w:t xml:space="preserve">: mọi số liệu sinh lại được bằng một lệnh, mọi phép so sánh kèm điều kiện đo, và các kết quả âm — hai lượt tinh chỉnh bộ nhận dạng đều không thắng model gốc ở chế độ vận hành — được ghi lại thay vì bỏ đi.</w:t>
       </w:r>
     </w:p>
-    <w:bookmarkEnd w:id="183"/>
-    <w:bookmarkStart w:id="184" w:name="X1f36a3640c9e310e5e9f84e347ef7e1a0c2a324"/>
+    <w:bookmarkEnd w:id="184"/>
+    <w:bookmarkStart w:id="185" w:name="X1f36a3640c9e310e5e9f84e347ef7e1a0c2a324"/>
     <w:p>
       <w:pPr>
         <w:pStyle w:val="Heading2"/>
@@ -42861,7 +43086,7 @@
               <w:pStyle w:val="Compact"/>
             </w:pPr>
             <w:r>
-              <w:t xml:space="preserve">A6 = 0,7512 và A7 = 0,5552 cùng dưới ngưỡng — điểm nghẽn lớn nhất</w:t>
+              <w:t xml:space="preserve">A6 = 0,7701 dưới ngưỡng — điểm nghẽn lớn nhất. A7 không đo được vì giao thức đo không đại diện (5.9.2)</w:t>
             </w:r>
           </w:p>
         </w:tc>
@@ -43392,8 +43617,8 @@
         </w:tc>
       </w:tr>
     </w:tbl>
-    <w:bookmarkEnd w:id="184"/>
-    <w:bookmarkStart w:id="185" w:name="Xf043620ea494c29eb5cd98da852a1ed6f0ba165"/>
+    <w:bookmarkEnd w:id="185"/>
+    <w:bookmarkStart w:id="186" w:name="Xf043620ea494c29eb5cd98da852a1ed6f0ba165"/>
     <w:p>
       <w:pPr>
         <w:pStyle w:val="Heading2"/>
@@ -43956,8 +44181,8 @@
         </w:tc>
       </w:tr>
     </w:tbl>
-    <w:bookmarkEnd w:id="185"/>
-    <w:bookmarkStart w:id="186" w:name="Xc3f4b05ddc489b3b83793ce2ad798163de00527"/>
+    <w:bookmarkEnd w:id="186"/>
+    <w:bookmarkStart w:id="187" w:name="Xc3f4b05ddc489b3b83793ce2ad798163de00527"/>
     <w:p>
       <w:pPr>
         <w:pStyle w:val="Heading2"/>
@@ -44037,9 +44262,9 @@
         <w:br w:type="page"/>
       </w:r>
     </w:p>
-    <w:bookmarkEnd w:id="186"/>
     <w:bookmarkEnd w:id="187"/>
-    <w:bookmarkStart w:id="207" w:name="tài-liệu-tham-khảo"/>
+    <w:bookmarkEnd w:id="188"/>
+    <w:bookmarkStart w:id="208" w:name="tài-liệu-tham-khảo"/>
     <w:p>
       <w:pPr>
         <w:pStyle w:val="Heading1"/>
@@ -44092,7 +44317,7 @@
       <w:r>
         <w:t xml:space="preserve"> </w:t>
       </w:r>
-      <w:hyperlink r:id="rId188">
+      <w:hyperlink r:id="rId189">
         <w:r>
           <w:rPr>
             <w:rStyle w:val="Hyperlink"/>
@@ -44117,7 +44342,7 @@
       <w:r>
         <w:t xml:space="preserve"> </w:t>
       </w:r>
-      <w:hyperlink r:id="rId189">
+      <w:hyperlink r:id="rId190">
         <w:r>
           <w:rPr>
             <w:rStyle w:val="Hyperlink"/>
@@ -44150,7 +44375,7 @@
       <w:r>
         <w:t xml:space="preserve"> </w:t>
       </w:r>
-      <w:hyperlink r:id="rId190">
+      <w:hyperlink r:id="rId191">
         <w:r>
           <w:rPr>
             <w:rStyle w:val="Hyperlink"/>
@@ -44175,7 +44400,7 @@
       <w:r>
         <w:t xml:space="preserve"> </w:t>
       </w:r>
-      <w:hyperlink r:id="rId191">
+      <w:hyperlink r:id="rId192">
         <w:r>
           <w:rPr>
             <w:rStyle w:val="Hyperlink"/>
@@ -44200,7 +44425,7 @@
       <w:r>
         <w:t xml:space="preserve"> </w:t>
       </w:r>
-      <w:hyperlink r:id="rId192">
+      <w:hyperlink r:id="rId193">
         <w:r>
           <w:rPr>
             <w:rStyle w:val="Hyperlink"/>
@@ -44225,7 +44450,7 @@
       <w:r>
         <w:t xml:space="preserve"> </w:t>
       </w:r>
-      <w:hyperlink r:id="rId193">
+      <w:hyperlink r:id="rId194">
         <w:r>
           <w:rPr>
             <w:rStyle w:val="Hyperlink"/>
@@ -44250,7 +44475,7 @@
       <w:r>
         <w:t xml:space="preserve"> </w:t>
       </w:r>
-      <w:hyperlink r:id="rId194">
+      <w:hyperlink r:id="rId195">
         <w:r>
           <w:rPr>
             <w:rStyle w:val="Hyperlink"/>
@@ -44288,7 +44513,7 @@
       <w:r>
         <w:t xml:space="preserve"> </w:t>
       </w:r>
-      <w:hyperlink r:id="rId195">
+      <w:hyperlink r:id="rId196">
         <w:r>
           <w:rPr>
             <w:rStyle w:val="Hyperlink"/>
@@ -44313,7 +44538,7 @@
       <w:r>
         <w:t xml:space="preserve"> </w:t>
       </w:r>
-      <w:hyperlink r:id="rId196">
+      <w:hyperlink r:id="rId197">
         <w:r>
           <w:rPr>
             <w:rStyle w:val="Hyperlink"/>
@@ -44351,7 +44576,7 @@
       <w:r>
         <w:t xml:space="preserve"> </w:t>
       </w:r>
-      <w:hyperlink r:id="rId197">
+      <w:hyperlink r:id="rId198">
         <w:r>
           <w:rPr>
             <w:rStyle w:val="Hyperlink"/>
@@ -44376,7 +44601,7 @@
       <w:r>
         <w:t xml:space="preserve"> </w:t>
       </w:r>
-      <w:hyperlink r:id="rId198">
+      <w:hyperlink r:id="rId199">
         <w:r>
           <w:rPr>
             <w:rStyle w:val="Hyperlink"/>
@@ -44401,7 +44626,7 @@
       <w:r>
         <w:t xml:space="preserve"> </w:t>
       </w:r>
-      <w:hyperlink r:id="rId199">
+      <w:hyperlink r:id="rId200">
         <w:r>
           <w:rPr>
             <w:rStyle w:val="Hyperlink"/>
@@ -44460,7 +44685,7 @@
       <w:r>
         <w:t xml:space="preserve"> </w:t>
       </w:r>
-      <w:hyperlink r:id="rId200">
+      <w:hyperlink r:id="rId201">
         <w:r>
           <w:rPr>
             <w:rStyle w:val="Hyperlink"/>
@@ -44498,7 +44723,7 @@
       <w:r>
         <w:t xml:space="preserve"> </w:t>
       </w:r>
-      <w:hyperlink r:id="rId201">
+      <w:hyperlink r:id="rId202">
         <w:r>
           <w:rPr>
             <w:rStyle w:val="Hyperlink"/>
@@ -44536,7 +44761,7 @@
       <w:r>
         <w:t xml:space="preserve"> </w:t>
       </w:r>
-      <w:hyperlink r:id="rId202">
+      <w:hyperlink r:id="rId203">
         <w:r>
           <w:rPr>
             <w:rStyle w:val="Hyperlink"/>
@@ -44582,7 +44807,7 @@
       <w:r>
         <w:t xml:space="preserve"> </w:t>
       </w:r>
-      <w:hyperlink r:id="rId203">
+      <w:hyperlink r:id="rId204">
         <w:r>
           <w:rPr>
             <w:rStyle w:val="Hyperlink"/>
@@ -44607,7 +44832,7 @@
       <w:r>
         <w:t xml:space="preserve"> </w:t>
       </w:r>
-      <w:hyperlink r:id="rId204">
+      <w:hyperlink r:id="rId205">
         <w:r>
           <w:rPr>
             <w:rStyle w:val="Hyperlink"/>
@@ -44653,7 +44878,7 @@
       <w:r>
         <w:t xml:space="preserve"> </w:t>
       </w:r>
-      <w:hyperlink r:id="rId205">
+      <w:hyperlink r:id="rId206">
         <w:r>
           <w:rPr>
             <w:rStyle w:val="Hyperlink"/>
@@ -44678,7 +44903,7 @@
       <w:r>
         <w:t xml:space="preserve"> </w:t>
       </w:r>
-      <w:hyperlink r:id="rId206">
+      <w:hyperlink r:id="rId207">
         <w:r>
           <w:rPr>
             <w:rStyle w:val="Hyperlink"/>
@@ -44698,8 +44923,8 @@
         <w:br w:type="page"/>
       </w:r>
     </w:p>
-    <w:bookmarkEnd w:id="207"/>
-    <w:bookmarkStart w:id="234" w:name="phụ-lục"/>
+    <w:bookmarkEnd w:id="208"/>
+    <w:bookmarkStart w:id="235" w:name="phụ-lục"/>
     <w:p>
       <w:pPr>
         <w:pStyle w:val="Heading1"/>
@@ -44755,7 +44980,7 @@
         </w:pict>
       </w:r>
     </w:p>
-    <w:bookmarkStart w:id="210" w:name="phụ-lục-a-mã-nguồn"/>
+    <w:bookmarkStart w:id="211" w:name="phụ-lục-a-mã-nguồn"/>
     <w:p>
       <w:pPr>
         <w:pStyle w:val="Heading2"/>
@@ -44764,7 +44989,7 @@
         <w:t xml:space="preserve">Phụ lục A. Mã nguồn</w:t>
       </w:r>
     </w:p>
-    <w:bookmarkStart w:id="208" w:name="a1-quy-mô"/>
+    <w:bookmarkStart w:id="209" w:name="a1-quy-mô"/>
     <w:p>
       <w:pPr>
         <w:pStyle w:val="Heading3"/>
@@ -45428,8 +45653,8 @@
         <w:t xml:space="preserve">trong Chương 5 phải sinh ra được bằng một lệnh chạy lại được.</w:t>
       </w:r>
     </w:p>
-    <w:bookmarkEnd w:id="208"/>
-    <w:bookmarkStart w:id="209" w:name="a2-tổ-chức-thư-mục"/>
+    <w:bookmarkEnd w:id="209"/>
+    <w:bookmarkStart w:id="210" w:name="a2-tổ-chức-thư-mục"/>
     <w:p>
       <w:pPr>
         <w:pStyle w:val="Heading3"/>
@@ -45704,9 +45929,9 @@
         </w:pict>
       </w:r>
     </w:p>
-    <w:bookmarkEnd w:id="209"/>
     <w:bookmarkEnd w:id="210"/>
-    <w:bookmarkStart w:id="211" w:name="phụ-lục-b-siêu-tham-số-huấn-luyện"/>
+    <w:bookmarkEnd w:id="211"/>
+    <w:bookmarkStart w:id="212" w:name="phụ-lục-b-siêu-tham-số-huấn-luyện"/>
     <w:p>
       <w:pPr>
         <w:pStyle w:val="Heading2"/>
@@ -46878,8 +47103,8 @@
         </w:pict>
       </w:r>
     </w:p>
-    <w:bookmarkEnd w:id="211"/>
-    <w:bookmarkStart w:id="213" w:name="phụ-lục-c-bộ-dữ-liệu"/>
+    <w:bookmarkEnd w:id="212"/>
+    <w:bookmarkStart w:id="214" w:name="phụ-lục-c-bộ-dữ-liệu"/>
     <w:p>
       <w:pPr>
         <w:pStyle w:val="Heading2"/>
@@ -46888,7 +47113,7 @@
         <w:t xml:space="preserve">Phụ lục C. Bộ dữ liệu</w:t>
       </w:r>
     </w:p>
-    <w:bookmarkStart w:id="212" w:name="Xf13a66160a76b51942284da13ebd03c025f7130"/>
+    <w:bookmarkStart w:id="213" w:name="Xf13a66160a76b51942284da13ebd03c025f7130"/>
     <w:p>
       <w:pPr>
         <w:pStyle w:val="Heading3"/>
@@ -47858,9 +48083,9 @@
         <w:t xml:space="preserve">, và điều này được nêu nhất quán ở mục 4.4.2 và 6.3.1.</w:t>
       </w:r>
     </w:p>
-    <w:bookmarkEnd w:id="212"/>
     <w:bookmarkEnd w:id="213"/>
-    <w:bookmarkStart w:id="218" w:name="phụ-lục-d-hướng-dẫn-cài-đặt-và-chạy"/>
+    <w:bookmarkEnd w:id="214"/>
+    <w:bookmarkStart w:id="219" w:name="phụ-lục-d-hướng-dẫn-cài-đặt-và-chạy"/>
     <w:p>
       <w:pPr>
         <w:pStyle w:val="Heading2"/>
@@ -47869,7 +48094,7 @@
         <w:t xml:space="preserve">Phụ lục D. Hướng dẫn cài đặt và chạy</w:t>
       </w:r>
     </w:p>
-    <w:bookmarkStart w:id="214" w:name="d1-yêu-cầu"/>
+    <w:bookmarkStart w:id="215" w:name="d1-yêu-cầu"/>
     <w:p>
       <w:pPr>
         <w:pStyle w:val="Heading3"/>
@@ -48046,8 +48271,8 @@
         </w:tc>
       </w:tr>
     </w:tbl>
-    <w:bookmarkEnd w:id="214"/>
-    <w:bookmarkStart w:id="215" w:name="d2-chạy-bằng-docker-compose-khuyến-nghị"/>
+    <w:bookmarkEnd w:id="215"/>
+    <w:bookmarkStart w:id="216" w:name="d2-chạy-bằng-docker-compose-khuyến-nghị"/>
     <w:p>
       <w:pPr>
         <w:pStyle w:val="Heading3"/>
@@ -48356,8 +48581,8 @@
         <w:t xml:space="preserve">, trình bày ở mục 4.7.4.</w:t>
       </w:r>
     </w:p>
-    <w:bookmarkEnd w:id="215"/>
-    <w:bookmarkStart w:id="216" w:name="d3-chạy-trực-tiếp-không-dùng-docker"/>
+    <w:bookmarkEnd w:id="216"/>
+    <w:bookmarkStart w:id="217" w:name="d3-chạy-trực-tiếp-không-dùng-docker"/>
     <w:p>
       <w:pPr>
         <w:pStyle w:val="Heading3"/>
@@ -48591,8 +48816,8 @@
         <w:t xml:space="preserve">học sâu — trình bày ở mục 4.3.2. Gộp chúng lại sẽ hỏng.</w:t>
       </w:r>
     </w:p>
-    <w:bookmarkEnd w:id="216"/>
-    <w:bookmarkStart w:id="217" w:name="d4-biến-môi-trường-đáng-chú-ý"/>
+    <w:bookmarkEnd w:id="217"/>
+    <w:bookmarkStart w:id="218" w:name="d4-biến-môi-trường-đáng-chú-ý"/>
     <w:p>
       <w:pPr>
         <w:pStyle w:val="Heading3"/>
@@ -48916,9 +49141,9 @@
         </w:pict>
       </w:r>
     </w:p>
-    <w:bookmarkEnd w:id="217"/>
     <w:bookmarkEnd w:id="218"/>
-    <w:bookmarkStart w:id="221" w:name="phụ-lục-e-kết-quả-kiểm-thử"/>
+    <w:bookmarkEnd w:id="219"/>
+    <w:bookmarkStart w:id="222" w:name="phụ-lục-e-kết-quả-kiểm-thử"/>
     <w:p>
       <w:pPr>
         <w:pStyle w:val="Heading2"/>
@@ -48927,7 +49152,7 @@
         <w:t xml:space="preserve">Phụ lục E. Kết quả kiểm thử</w:t>
       </w:r>
     </w:p>
-    <w:bookmarkStart w:id="219" w:name="e1-tổng-hợp"/>
+    <w:bookmarkStart w:id="220" w:name="e1-tổng-hợp"/>
     <w:p>
       <w:pPr>
         <w:pStyle w:val="Heading3"/>
@@ -49161,8 +49386,8 @@
         </w:tc>
       </w:tr>
     </w:tbl>
-    <w:bookmarkEnd w:id="219"/>
-    <w:bookmarkStart w:id="220" w:name="e2-phân-nhóm"/>
+    <w:bookmarkEnd w:id="220"/>
+    <w:bookmarkStart w:id="221" w:name="e2-phân-nhóm"/>
     <w:p>
       <w:pPr>
         <w:pStyle w:val="Heading3"/>
@@ -49414,9 +49639,9 @@
         </w:pict>
       </w:r>
     </w:p>
-    <w:bookmarkEnd w:id="220"/>
     <w:bookmarkEnd w:id="221"/>
-    <w:bookmarkStart w:id="224" w:name="Xb0ecaefd567621d8f4fd0ba4686066ee0905bcc"/>
+    <w:bookmarkEnd w:id="222"/>
+    <w:bookmarkStart w:id="225" w:name="Xb0ecaefd567621d8f4fd0ba4686066ee0905bcc"/>
     <w:p>
       <w:pPr>
         <w:pStyle w:val="Heading2"/>
@@ -49425,7 +49650,7 @@
         <w:t xml:space="preserve">Phụ lục F. Giao diện lập trình và cấu hình triển khai</w:t>
       </w:r>
     </w:p>
-    <w:bookmarkStart w:id="222" w:name="f1-danh-sách-endpoint"/>
+    <w:bookmarkStart w:id="223" w:name="f1-danh-sách-endpoint"/>
     <w:p>
       <w:pPr>
         <w:pStyle w:val="Heading3"/>
@@ -50102,8 +50327,8 @@
         <w:t xml:space="preserve">, nên nó không bao giờ lệch với mã nguồn.</w:t>
       </w:r>
     </w:p>
-    <w:bookmarkEnd w:id="222"/>
-    <w:bookmarkStart w:id="223" w:name="f2-cấu-hình-docker-compose"/>
+    <w:bookmarkEnd w:id="223"/>
+    <w:bookmarkStart w:id="224" w:name="f2-cấu-hình-docker-compose"/>
     <w:p>
       <w:pPr>
         <w:pStyle w:val="Heading3"/>
@@ -50499,9 +50724,9 @@
         </w:pict>
       </w:r>
     </w:p>
-    <w:bookmarkEnd w:id="223"/>
     <w:bookmarkEnd w:id="224"/>
-    <w:bookmarkStart w:id="231" w:name="Xf4fdfdb0582bdca8adb9305f82cdbfca4c61ab6"/>
+    <w:bookmarkEnd w:id="225"/>
+    <w:bookmarkStart w:id="232" w:name="Xf4fdfdb0582bdca8adb9305f82cdbfca4c61ab6"/>
     <w:p>
       <w:pPr>
         <w:pStyle w:val="Heading2"/>
@@ -50556,7 +50781,7 @@
         </w:pict>
       </w:r>
     </w:p>
-    <w:bookmarkStart w:id="226" w:name="h2-bảng-34-yêu-cầu-chức-năng"/>
+    <w:bookmarkStart w:id="227" w:name="h2-bảng-34-yêu-cầu-chức-năng"/>
     <w:p>
       <w:pPr>
         <w:pStyle w:val="Heading3"/>
@@ -50885,11 +51110,11 @@
       <w:pPr>
         <w:pStyle w:val="Heading3"/>
       </w:pPr>
-      <w:bookmarkStart w:id="225" w:name="Xd671551d4f61d4e06f074a24ca13000a5b221b1"/>
+      <w:bookmarkStart w:id="226" w:name="Xd671551d4f61d4e06f074a24ca13000a5b221b1"/>
       <w:r>
         <w:t xml:space="preserve">Bốn yêu cầu mức Won't và hai đợt thu gọn phạm vi ngày 2026-07-20</w:t>
       </w:r>
-      <w:bookmarkEnd w:id="225"/>
+      <w:bookmarkEnd w:id="226"/>
     </w:p>
     <w:p>
       <w:pPr>
@@ -51127,8 +51352,8 @@
         </w:pict>
       </w:r>
     </w:p>
-    <w:bookmarkEnd w:id="226"/>
-    <w:bookmarkStart w:id="230" w:name="h3-bảng-chỉ-tiêu-phi-chức-năng"/>
+    <w:bookmarkEnd w:id="227"/>
+    <w:bookmarkStart w:id="231" w:name="h3-bảng-chỉ-tiêu-phi-chức-năng"/>
     <w:p>
       <w:pPr>
         <w:pStyle w:val="Heading3"/>
@@ -51145,7 +51370,7 @@
         <w:t xml:space="preserve">Bảy nhóm: hiệu năng (NFR-P), độ chính xác (NFR-A), tin cậy (NFR-R), khả dụng (NFR-U), bảo trì (NFR-M), bảo mật (NFR-S), tương thích – triển khai (NFR-C), mở rộng (NFR-SC).</w:t>
       </w:r>
     </w:p>
-    <w:bookmarkStart w:id="227" w:name="X3880515f8fbb8abfa7d57c19e291cacf82ef4a6"/>
+    <w:bookmarkStart w:id="228" w:name="X3880515f8fbb8abfa7d57c19e291cacf82ef4a6"/>
     <w:p>
       <w:pPr>
         <w:pStyle w:val="Heading4"/>
@@ -51329,8 +51554,8 @@
         <w:t xml:space="preserve">, không có ý nghĩa thống kê; nhóm thực hiện chỉ dùng cột thời gian và cố ý lược bỏ cột độ chính xác.</w:t>
       </w:r>
     </w:p>
-    <w:bookmarkEnd w:id="227"/>
-    <w:bookmarkStart w:id="228" w:name="X223de23e0d838ff891bdf6bdc5276f58b2d523c"/>
+    <w:bookmarkEnd w:id="228"/>
+    <w:bookmarkStart w:id="229" w:name="X223de23e0d838ff891bdf6bdc5276f58b2d523c"/>
     <w:p>
       <w:pPr>
         <w:pStyle w:val="Heading4"/>
@@ -52370,8 +52595,8 @@
         <w:t xml:space="preserve">— báo cáo theo điều kiện ảnh nếu bộ dữ liệu có nhãn phù hợp.</w:t>
       </w:r>
     </w:p>
-    <w:bookmarkEnd w:id="228"/>
-    <w:bookmarkStart w:id="229" w:name="c-các-nhóm-yêu-cầu-phi-chức-năng-còn-lại"/>
+    <w:bookmarkEnd w:id="229"/>
+    <w:bookmarkStart w:id="230" w:name="c-các-nhóm-yêu-cầu-phi-chức-năng-còn-lại"/>
     <w:p>
       <w:pPr>
         <w:pStyle w:val="Heading4"/>
@@ -52552,10 +52777,10 @@
         </w:pict>
       </w:r>
     </w:p>
-    <w:bookmarkEnd w:id="229"/>
     <w:bookmarkEnd w:id="230"/>
     <w:bookmarkEnd w:id="231"/>
-    <w:bookmarkStart w:id="233" w:name="Xca8a6b0a1c163d0021c70a30659365938cfbbe3"/>
+    <w:bookmarkEnd w:id="232"/>
+    <w:bookmarkStart w:id="234" w:name="Xca8a6b0a1c163d0021c70a30659365938cfbbe3"/>
     <w:p>
       <w:pPr>
         <w:pStyle w:val="Heading2"/>
@@ -52620,7 +52845,7 @@
         </w:pict>
       </w:r>
     </w:p>
-    <w:bookmarkStart w:id="232" w:name="o2-danh-mục-báo-cáo-đo-dạng-json"/>
+    <w:bookmarkStart w:id="233" w:name="o2-danh-mục-báo-cáo-đo-dạng-json"/>
     <w:p>
       <w:pPr>
         <w:pStyle w:val="Heading3"/>
@@ -53557,9 +53782,9 @@
         <w:br w:type="page"/>
       </w:r>
     </w:p>
-    <w:bookmarkEnd w:id="232"/>
     <w:bookmarkEnd w:id="233"/>
     <w:bookmarkEnd w:id="234"/>
+    <w:bookmarkEnd w:id="235"/>
     <w:sectPr>
       <w:footnotePr>
         <w:numRestart w:val="eachSect"/>

--- a/docs/papers/thesis-full.docx
+++ b/docs/papers/thesis-full.docx
@@ -2990,20 +2990,7 @@
         <w:t xml:space="preserve">thuần giao diện</w:t>
       </w:r>
       <w:r>
-        <w:t xml:space="preserve">, chuyển mức trong hai đợt thu gọn giao diện web ngày</w:t>
-      </w:r>
-      <w:r>
-        <w:t xml:space="preserve"> </w:t>
-      </w:r>
-      <w:r>
-        <w:rPr>
-          <w:b/>
-          <w:bCs/>
-        </w:rPr>
-        <w:t xml:space="preserve">2026-07-20</w:t>
-      </w:r>
-      <w:r>
-        <w:t xml:space="preserve">: đợt 1 gỡ trang Webcam →</w:t>
+        <w:t xml:space="preserve">, chuyển mức trong hai đợt thu gọn giao diện web: đợt 1 gỡ trang Webcam →</w:t>
       </w:r>
       <w:r>
         <w:t xml:space="preserve"> </w:t>
@@ -3048,20 +3035,7 @@
         <w:t xml:space="preserve"> </w:t>
       </w:r>
       <w:r>
-        <w:t xml:space="preserve">(thống kê và chuỗi thời gian vẫn truy vấn được và vẫn có kiểm thử tích hợp). Đợt thứ ba, ngày</w:t>
-      </w:r>
-      <w:r>
-        <w:t xml:space="preserve"> </w:t>
-      </w:r>
-      <w:r>
-        <w:rPr>
-          <w:b/>
-          <w:bCs/>
-        </w:rPr>
-        <w:t xml:space="preserve">2026-08-03</w:t>
-      </w:r>
-      <w:r>
-        <w:t xml:space="preserve">, đưa nốt</w:t>
+        <w:t xml:space="preserve">(thống kê và chuỗi thời gian vẫn truy vấn được và vẫn có kiểm thử tích hợp). Đợt thứ ba đưa nốt</w:t>
       </w:r>
       <w:r>
         <w:t xml:space="preserve"> </w:t>
@@ -3790,7 +3764,7 @@
         <w:t xml:space="preserve"> </w:t>
       </w:r>
       <w:r>
-        <w:t xml:space="preserve">(Nhận dạng ảnh — trang chủ, Nhận dạng video, Lịch sử) sau hai đợt thu gọn 2026-07-20; tìm kiếm, lọc, tải về; thống kê ở tầng API (</w:t>
+        <w:t xml:space="preserve">(Nhận dạng ảnh — trang chủ, Nhận dạng video, Lịch sử) sau hai đợt thu gọn; tìm kiếm, lọc, tải về; thống kê ở tầng API (</w:t>
       </w:r>
       <w:r>
         <w:rPr>
@@ -4246,7 +4220,7 @@
         <w:t xml:space="preserve"> </w:t>
       </w:r>
       <w:r>
-        <w:t xml:space="preserve">(mục 1.2.3). Sau khi trang webcam bị gỡ (2026-07-20), client gửi khung hình trực tiếp qua</w:t>
+        <w:t xml:space="preserve">(mục 1.2.3). Sau khi trang webcam bị gỡ, client gửi khung hình trực tiếp qua</w:t>
       </w:r>
       <w:r>
         <w:t xml:space="preserve"> </w:t>
@@ -13299,7 +13273,7 @@
                 <w:b/>
                 <w:bCs/>
               </w:rPr>
-              <w:t xml:space="preserve">Đã lấp 03/08/2026</w:t>
+              <w:t xml:space="preserve">Đã lấp</w:t>
             </w:r>
             <w:r>
               <w:t xml:space="preserve"> </w:t>
@@ -14081,7 +14055,7 @@
                 <w:b/>
                 <w:bCs/>
               </w:rPr>
-              <w:t xml:space="preserve">Tự đo 03/08/2026</w:t>
+              <w:t xml:space="preserve">Tự đo</w:t>
             </w:r>
             <w:r>
               <w:t xml:space="preserve"> </w:t>
@@ -14133,7 +14107,7 @@
                 <w:b/>
                 <w:bCs/>
               </w:rPr>
-              <w:t xml:space="preserve">Tự đo 13/08/2026</w:t>
+              <w:t xml:space="preserve">Tự đo</w:t>
             </w:r>
             <w:r>
               <w:t xml:space="preserve"> </w:t>
@@ -14236,7 +14210,7 @@
         <w:t xml:space="preserve"> </w:t>
       </w:r>
       <w:r>
-        <w:t xml:space="preserve">(5.6.3, đo ngày 13/08): PyTorch 33,09 ms · ONNX Runtime 24,48 ms (1,35×) ·</w:t>
+        <w:t xml:space="preserve">(5.6.3): PyTorch 33,09 ms · ONNX Runtime 24,48 ms (1,35×) ·</w:t>
       </w:r>
       <w:r>
         <w:t xml:space="preserve"> </w:t>
@@ -14789,13 +14763,13 @@
       </w:r>
     </w:p>
     <w:bookmarkEnd w:id="73"/>
-    <w:bookmarkStart w:id="74" w:name="X73e93e6a69a9d95e4da95b420f14d5db02581b6"/>
+    <w:bookmarkStart w:id="74" w:name="Xd23ac566cad51d112730ab11f4d87c1a5ffe4f1"/>
     <w:p>
       <w:pPr>
         <w:pStyle w:val="Heading3"/>
       </w:pPr>
       <w:r>
-        <w:t xml:space="preserve">3.3.3. Benchmark ba bộ nhận dạng trên 2.801 biển số Việt Nam — đo 03/08/2026</w:t>
+        <w:t xml:space="preserve">3.3.3. Benchmark ba bộ nhận dạng trên 2.801 biển số Việt Nam</w:t>
       </w:r>
     </w:p>
     <w:p>
@@ -17857,7 +17831,7 @@
         <w:t xml:space="preserve"> </w:t>
       </w:r>
       <w:r>
-        <w:t xml:space="preserve">đến từ ba đợt thu gọn phạm vi: bốn yêu cầu thuần giao diện chuyển mức ngày 20/07/2026, và hai yêu cầu của nhóm video — xuất video đã chú thích cùng huỷ tác vụ đang chạy — chuyển mức ngày 03/08/2026.</w:t>
+        <w:t xml:space="preserve">đến từ ba đợt thu gọn phạm vi: bốn yêu cầu thuần giao diện chuyển mức ở đợt thu gọn giao diện, và hai yêu cầu của nhóm video — xuất video đã chú thích cùng huỷ tác vụ đang chạy — chuyển mức ở đợt thu gọn nhóm video.</w:t>
       </w:r>
       <w:r>
         <w:t xml:space="preserve"> </w:t>
@@ -18380,7 +18354,7 @@
         <w:t xml:space="preserve">không có mũi tên nào đi lên</w:t>
       </w:r>
       <w:r>
-        <w:t xml:space="preserve">. Sau hai đợt thu gọn 2026-07-20, tầng trình bày còn</w:t>
+        <w:t xml:space="preserve">. Sau hai đợt thu gọn, tầng trình bày còn</w:t>
       </w:r>
       <w:r>
         <w:t xml:space="preserve"> </w:t>
@@ -25641,7 +25615,7 @@
         <w:pStyle w:val="BodyText"/>
       </w:pPr>
       <w:r>
-        <w:t xml:space="preserve">Cần lưu ý rằng thiết kế ban đầu có năm màn hình. Màn hình nhận dạng thời gian thực và màn hình tổng quan đã được đưa ra khỏi phạm vi trong hai đợt thu gọn ngày 20/07/2026, kéo theo bốn yêu cầu chức năng chuyển sang mức không thực hiện — trong đó có một yêu cầu ở mức bắt buộc, được nêu rõ tại mục 6.2. Các điểm cuối tương ứng ở phía máy chủ vẫn hoạt động và vẫn có kiểm thử tích hợp; điều bị loại bỏ là hàm gọi phía giao diện, không phải bản thân điểm cuối.</w:t>
+        <w:t xml:space="preserve">Cần lưu ý rằng thiết kế ban đầu có năm màn hình. Màn hình nhận dạng thời gian thực và màn hình tổng quan đã được đưa ra khỏi phạm vi trong hai đợt thu gọn giao diện, kéo theo bốn yêu cầu chức năng chuyển sang mức không thực hiện — trong đó có một yêu cầu ở mức bắt buộc, được nêu rõ tại mục 6.2. Các điểm cuối tương ứng ở phía máy chủ vẫn hoạt động và vẫn có kiểm thử tích hợp; điều bị loại bỏ là hàm gọi phía giao diện, không phải bản thân điểm cuối.</w:t>
       </w:r>
     </w:p>
     <w:bookmarkEnd w:id="130"/>
@@ -26088,7 +26062,7 @@
               <w:pStyle w:val="Compact"/>
             </w:pPr>
             <w:r>
-              <w:t xml:space="preserve">Đưa ra khỏi phạm vi 03/08/2026; nút đã gỡ khỏi giao diện</w:t>
+              <w:t xml:space="preserve">Đưa ra khỏi phạm vi; nút đã gỡ khỏi giao diện</w:t>
             </w:r>
           </w:p>
         </w:tc>
@@ -26309,7 +26283,7 @@
               <w:pStyle w:val="Compact"/>
             </w:pPr>
             <w:r>
-              <w:t xml:space="preserve">Đưa ra khỏi phạm vi 03/08/2026</w:t>
+              <w:t xml:space="preserve">Đưa ra khỏi phạm vi</w:t>
             </w:r>
           </w:p>
         </w:tc>
@@ -27211,7 +27185,7 @@
         <w:pStyle w:val="BodyText"/>
       </w:pPr>
       <w:r>
-        <w:t xml:space="preserve">Phiên bản thư viện được trích từ môi trường thực thi đúng thời điểm chạy phép đo cuối cùng (20/07/2026) chứ không lấy từ tệp khai báo phụ thuộc, vì tệp khai báo ghi</w:t>
+        <w:t xml:space="preserve">Phiên bản thư viện được trích từ môi trường thực thi đúng thời điểm chạy phép đo cuối cùng chứ không lấy từ tệp khai báo phụ thuộc, vì tệp khai báo ghi</w:t>
       </w:r>
       <w:r>
         <w:t xml:space="preserve"> </w:t>
@@ -32607,7 +32581,7 @@
         <w:t xml:space="preserve"> </w:t>
       </w:r>
       <w:r>
-        <w:t xml:space="preserve">tìm ra, nên A7 tích luỹ cả hai nguồn sai số và theo lý thuyết luôn ≤ A6. Trên 2.801 mẫu, lượt đo ngày 28/07 cho</w:t>
+        <w:t xml:space="preserve">tìm ra, nên A7 tích luỹ cả hai nguồn sai số và theo lý thuyết luôn ≤ A6. Trên 2.801 mẫu, một lượt đo trước cho</w:t>
       </w:r>
       <w:r>
         <w:t xml:space="preserve"> </w:t>
@@ -32818,7 +32792,7 @@
         <w:t xml:space="preserve"> </w:t>
       </w:r>
       <w:r>
-        <w:t xml:space="preserve">Chạy lại ngày 14/08/2026 trên</w:t>
+        <w:t xml:space="preserve">Chạy lại trên</w:t>
       </w:r>
       <w:r>
         <w:t xml:space="preserve"> </w:t>
@@ -32865,7 +32839,7 @@
         <w:t xml:space="preserve"> </w:t>
       </w:r>
       <w:r>
-        <w:t xml:space="preserve">— con số 0,5552 công bố ngày 28/07</w:t>
+        <w:t xml:space="preserve">— con số 0,5552 đã công bố</w:t>
       </w:r>
       <w:r>
         <w:t xml:space="preserve"> </w:t>
@@ -33366,7 +33340,7 @@
         <w:t xml:space="preserve"> </w:t>
       </w:r>
       <w:r>
-        <w:t xml:space="preserve">Số liệu toàn tập của riêng bước phục hồi dòng trên thuộc lượt đo ngày 20/07 và được giữ nguyên mốc. Trên 2.801 ảnh có nhãn chuỗi (cùng mô hình và cùng độ phân giải đầu vào; cột "trước" là lượt đo trước đó trên đúng cùng tập mẫu và cùng mô hình): A4 0,8734 →</w:t>
+        <w:t xml:space="preserve">Số liệu toàn tập của riêng bước phục hồi dòng trên thuộc một lượt đo trước và được giữ nguyên mốc. Trên 2.801 ảnh có nhãn chuỗi (cùng mô hình và cùng độ phân giải đầu vào; cột "trước" là lượt đo trước đó trên đúng cùng tập mẫu và cùng mô hình): A4 0,8734 →</w:t>
       </w:r>
       <w:r>
         <w:t xml:space="preserve"> </w:t>
@@ -33644,7 +33618,7 @@
         <w:t xml:space="preserve">không được trích cột "sau bước cứu" như số hiện hành</w:t>
       </w:r>
       <w:r>
-        <w:t xml:space="preserve">. Trên lượt 28/07, bước phục hồi dòng trên cho câu trả lời cuối ở</w:t>
+        <w:t xml:space="preserve">. Trên lượt đo đó, bước phục hồi dòng trên cho câu trả lời cuối ở</w:t>
       </w:r>
       <w:r>
         <w:t xml:space="preserve"> </w:t>
@@ -33794,7 +33768,7 @@
                 <w:b/>
                 <w:bCs/>
               </w:rPr>
-              <w:t xml:space="preserve">Trước bậc thang (20/07)</w:t>
+              <w:t xml:space="preserve">Trước bậc thang</w:t>
             </w:r>
           </w:p>
         </w:tc>
@@ -33810,7 +33784,7 @@
                 <w:b/>
                 <w:bCs/>
               </w:rPr>
-              <w:t xml:space="preserve">Cấu hình giao hàng (28/07)</w:t>
+              <w:t xml:space="preserve">Cấu hình giao hàng</w:t>
             </w:r>
           </w:p>
         </w:tc>
@@ -36188,7 +36162,7 @@
         <w:t xml:space="preserve"> </w:t>
       </w:r>
       <w:r>
-        <w:t xml:space="preserve">Lượt đo ngày 02/08 cho</w:t>
+        <w:t xml:space="preserve">Một lượt đo trước cho</w:t>
       </w:r>
       <w:r>
         <w:t xml:space="preserve"> </w:t>
@@ -36201,7 +36175,7 @@
         <w:t xml:space="preserve">2,379 FPS — trượt sàn</w:t>
       </w:r>
       <w:r>
-        <w:t xml:space="preserve">, và quyển từng quy nguyên nhân cho bậc thang thử-lại. Đo lại ngày 13/08 trên</w:t>
+        <w:t xml:space="preserve">, và quyển từng quy nguyên nhân cho bậc thang thử-lại. Đo lại trên</w:t>
       </w:r>
       <w:r>
         <w:t xml:space="preserve"> </w:t>
@@ -36363,7 +36337,7 @@
               <w:pStyle w:val="Compact"/>
             </w:pPr>
             <w:r>
-              <w:t xml:space="preserve">02/08 — máy đang tải nặng</w:t>
+              <w:t xml:space="preserve">Lượt đo cũ — máy đang tải nặng</w:t>
             </w:r>
           </w:p>
         </w:tc>
@@ -36906,7 +36880,7 @@
         <w:t xml:space="preserve"> </w:t>
       </w:r>
       <w:r>
-        <w:t xml:space="preserve">phân bố một cách đều tay, giữ tỉ lệ p95/p50 quanh 1,2; còn lần 02/08 có trung vị gần như của máy rảnh (180 ms) nhưng đuôi</w:t>
+        <w:t xml:space="preserve">phân bố một cách đều tay, giữ tỉ lệ p95/p50 quanh 1,2; còn lượt đo cũ có trung vị gần như của máy rảnh (180 ms) nhưng đuôi</w:t>
       </w:r>
       <w:r>
         <w:t xml:space="preserve"> </w:t>
@@ -37122,20 +37096,20 @@
         <w:t xml:space="preserve"> </w:t>
       </w:r>
       <w:r>
-        <w:t xml:space="preserve">Sáu lần đo NFR-P2. Bên trái: trung vị của lần 02/08 nằm ngang với các lần đo trên máy rảnh, nhưng đuôi p95 cao gấp sáu lần. Bên phải: cùng dữ liệu, biểu diễn bằng tỉ lệ p95/p50 —</w:t>
-      </w:r>
-      <w:r>
-        <w:t xml:space="preserve"> </w:t>
-      </w:r>
-      <w:r>
-        <w:rPr>
-          <w:b/>
-          <w:bCs/>
-        </w:rPr>
-        <w:t xml:space="preserve">ép tải tới 12 lõi cũng chỉ đẩy tỉ lệ này lên 1,24× trong khi lần 02/08 là 6,93×</w:t>
-      </w:r>
-      <w:r>
-        <w:t xml:space="preserve">. Tải cạnh tranh nâng cả phân bố đều tay; thứ xảy ra hôm 02/08 thì không.</w:t>
+        <w:t xml:space="preserve">Sáu lần đo NFR-P2. Bên trái: trung vị của lượt đo cũ nằm ngang với các lần đo trên máy rảnh, nhưng đuôi p95 cao gấp sáu lần. Bên phải: cùng dữ liệu, biểu diễn bằng tỉ lệ p95/p50 —</w:t>
+      </w:r>
+      <w:r>
+        <w:t xml:space="preserve"> </w:t>
+      </w:r>
+      <w:r>
+        <w:rPr>
+          <w:b/>
+          <w:bCs/>
+        </w:rPr>
+        <w:t xml:space="preserve">ép tải tới 12 lõi cũng chỉ đẩy tỉ lệ này lên 1,24× trong khi lượt đo cũ là 6,93×</w:t>
+      </w:r>
+      <w:r>
+        <w:t xml:space="preserve">. Tải cạnh tranh nâng cả phân bố đều tay; thứ xảy ra ở lượt đo cũ thì không.</w:t>
       </w:r>
     </w:p>
     <w:bookmarkEnd w:id="172"/>
@@ -40471,7 +40445,7 @@
         <w:t xml:space="preserve"> </w:t>
       </w:r>
       <w:r>
-        <w:t xml:space="preserve">Con số 0,5552 (28/07)</w:t>
+        <w:t xml:space="preserve">Con số 0,5552 đã công bố</w:t>
       </w:r>
       <w:r>
         <w:t xml:space="preserve"> </w:t>
@@ -40484,7 +40458,7 @@
         <w:t xml:space="preserve">không tái lập được</w:t>
       </w:r>
       <w:r>
-        <w:t xml:space="preserve">: chạy lại 14/08 trên cùng ngữ liệu, cùng cấu hình cho</w:t>
+        <w:t xml:space="preserve">: chạy lại trên cùng ngữ liệu, cùng cấu hình cho</w:t>
       </w:r>
       <w:r>
         <w:t xml:space="preserve"> </w:t>
@@ -43382,7 +43356,7 @@
               <w:pStyle w:val="Compact"/>
             </w:pPr>
             <w:r>
-              <w:t xml:space="preserve">Trang Tổng quan gỡ 20/07/2026; xuất video đã chú thích và huỷ tác vụ gỡ 03/08/2026 — nêu rõ khi bảo vệ</w:t>
+              <w:t xml:space="preserve">Trang Tổng quan, xuất video đã chú thích và huỷ tác vụ đều đã gỡ — nêu rõ khi bảo vệ</w:t>
             </w:r>
           </w:p>
         </w:tc>
@@ -49361,30 +49335,6 @@
           </w:p>
         </w:tc>
       </w:tr>
-      <w:tr>
-        <w:tc>
-          <w:tcPr/>
-          <w:p>
-            <w:pPr>
-              <w:pStyle w:val="Compact"/>
-            </w:pPr>
-            <w:r>
-              <w:t xml:space="preserve">Ngày chạy</w:t>
-            </w:r>
-          </w:p>
-        </w:tc>
-        <w:tc>
-          <w:tcPr/>
-          <w:p>
-            <w:pPr>
-              <w:pStyle w:val="Compact"/>
-            </w:pPr>
-            <w:r>
-              <w:t xml:space="preserve">02/08/2026</w:t>
-            </w:r>
-          </w:p>
-        </w:tc>
-      </w:tr>
     </w:tbl>
     <w:bookmarkEnd w:id="220"/>
     <w:bookmarkStart w:id="221" w:name="e2-phân-nhóm"/>
@@ -50997,7 +50947,7 @@
         <w:t xml:space="preserve"> </w:t>
       </w:r>
       <w:r>
-        <w:t xml:space="preserve">(FR-2.4 — thiếu nó một video 30 giây sinh hàng nghìn bản ghi về cùng vài chiếc xe, phá hỏng thống kê FR-4), kết xuất video gắn nhãn và huỷ tác vụ — hai yêu cầu cuối đưa ra khỏi phạm vi ngày 03/08/2026.</w:t>
+        <w:t xml:space="preserve">(FR-2.4 — thiếu nó một video 30 giây sinh hàng nghìn bản ghi về cùng vài chiếc xe, phá hỏng thống kê FR-4), kết xuất video gắn nhãn và huỷ tác vụ — hai yêu cầu cuối đưa ra khỏi phạm vi.</w:t>
       </w:r>
       <w:r>
         <w:t xml:space="preserve"> </w:t>
@@ -51013,7 +50963,7 @@
         <w:t xml:space="preserve"> </w:t>
       </w:r>
       <w:r>
-        <w:t xml:space="preserve">theo quyết định 2026-07-20, hai yêu cầu thuần giao diện FR-3.1, FR-3.4 chuyển</w:t>
+        <w:t xml:space="preserve">theo quyết định thu gọn giao diện, hai yêu cầu thuần giao diện FR-3.1, FR-3.4 chuyển</w:t>
       </w:r>
       <w:r>
         <w:t xml:space="preserve"> </w:t>
@@ -51110,9 +51060,9 @@
       <w:pPr>
         <w:pStyle w:val="Heading3"/>
       </w:pPr>
-      <w:bookmarkStart w:id="226" w:name="Xd671551d4f61d4e06f074a24ca13000a5b221b1"/>
-      <w:r>
-        <w:t xml:space="preserve">Bốn yêu cầu mức Won't và hai đợt thu gọn phạm vi ngày 2026-07-20</w:t>
+      <w:bookmarkStart w:id="226" w:name="X43666e68a1f1972bb1dccbe247050e4abad1170"/>
+      <w:r>
+        <w:t xml:space="preserve">Bốn yêu cầu mức Won't và hai đợt thu gọn phạm vi</w:t>
       </w:r>
       <w:bookmarkEnd w:id="226"/>
     </w:p>
@@ -51230,7 +51180,7 @@
         <w:t xml:space="preserve"> </w:t>
       </w:r>
       <w:r>
-        <w:t xml:space="preserve">đã được điều chỉnh ra khỏi phạm vi thực hiện — FR-4.1 ngày 20/07/2026 và FR-2.5 ngày 03/08/2026. Phân bố các mức yêu cầu được cập nhật thành</w:t>
+        <w:t xml:space="preserve">đã được điều chỉnh ra khỏi phạm vi thực hiện — FR-4.1 và FR-2.5. Phân bố các mức yêu cầu được cập nhật thành</w:t>
       </w:r>
       <w:r>
         <w:t xml:space="preserve"> </w:t>

--- a/docs/papers/thesis-full.docx
+++ b/docs/papers/thesis-full.docx
@@ -27045,6 +27045,670 @@
       </w:r>
     </w:p>
     <w:p>
+      <w:pPr>
+        <w:pStyle w:val="BodyText"/>
+      </w:pPr>
+      <w:r>
+        <w:rPr>
+          <w:b/>
+          <w:bCs/>
+        </w:rPr>
+        <w:t xml:space="preserve">Bảng 5.1.</w:t>
+      </w:r>
+      <w:r>
+        <w:t xml:space="preserve"> </w:t>
+      </w:r>
+      <w:r>
+        <w:t xml:space="preserve">Các lượt đo độ chính xác nhận dạng, và lý do phải đo lại</w:t>
+      </w:r>
+    </w:p>
+    <w:tbl>
+      <w:tblPr>
+        <w:tblStyle w:val="Table"/>
+        <w:tblW w:type="auto" w:w="0"/>
+        <w:tblLook w:firstRow="1" w:lastRow="0" w:firstColumn="0" w:lastColumn="0" w:noHBand="0" w:noVBand="0" w:val="0020"/>
+      </w:tblPr>
+      <w:tblGrid>
+        <w:gridCol w:w="1584"/>
+        <w:gridCol w:w="1584"/>
+        <w:gridCol w:w="1584"/>
+        <w:gridCol w:w="1584"/>
+        <w:gridCol w:w="1584"/>
+      </w:tblGrid>
+      <w:tr>
+        <w:trPr>
+          <w:tblHeader w:val="on"/>
+        </w:trPr>
+        <w:tc>
+          <w:tcPr/>
+          <w:p>
+            <w:pPr>
+              <w:pStyle w:val="Compact"/>
+              <w:jc w:val="center"/>
+            </w:pPr>
+            <w:r>
+              <w:t xml:space="preserve">Lượt</w:t>
+            </w:r>
+          </w:p>
+        </w:tc>
+        <w:tc>
+          <w:tcPr/>
+          <w:p>
+            <w:pPr>
+              <w:pStyle w:val="Compact"/>
+            </w:pPr>
+            <w:r>
+              <w:t xml:space="preserve">Hệ thống hoặc phép đo thay đổi gì</w:t>
+            </w:r>
+          </w:p>
+        </w:tc>
+        <w:tc>
+          <w:tcPr/>
+          <w:p>
+            <w:pPr>
+              <w:pStyle w:val="Compact"/>
+              <w:jc w:val="right"/>
+            </w:pPr>
+            <w:r>
+              <w:t xml:space="preserve">A4</w:t>
+            </w:r>
+          </w:p>
+        </w:tc>
+        <w:tc>
+          <w:tcPr/>
+          <w:p>
+            <w:pPr>
+              <w:pStyle w:val="Compact"/>
+              <w:jc w:val="right"/>
+            </w:pPr>
+            <w:r>
+              <w:t xml:space="preserve">A6</w:t>
+            </w:r>
+          </w:p>
+        </w:tc>
+        <w:tc>
+          <w:tcPr/>
+          <w:p>
+            <w:pPr>
+              <w:pStyle w:val="Compact"/>
+            </w:pPr>
+            <w:r>
+              <w:t xml:space="preserve">Vì sao con số bị thay thế</w:t>
+            </w:r>
+          </w:p>
+        </w:tc>
+      </w:tr>
+      <w:tr>
+        <w:tc>
+          <w:tcPr/>
+          <w:p>
+            <w:pPr>
+              <w:pStyle w:val="Compact"/>
+              <w:jc w:val="center"/>
+            </w:pPr>
+            <w:r>
+              <w:t xml:space="preserve">1</w:t>
+            </w:r>
+          </w:p>
+        </w:tc>
+        <w:tc>
+          <w:tcPr/>
+          <w:p>
+            <w:pPr>
+              <w:pStyle w:val="Compact"/>
+            </w:pPr>
+            <w:r>
+              <w:t xml:space="preserve">Bản đầu tiên đo được</w:t>
+            </w:r>
+          </w:p>
+        </w:tc>
+        <w:tc>
+          <w:tcPr/>
+          <w:p>
+            <w:pPr>
+              <w:pStyle w:val="Compact"/>
+              <w:jc w:val="right"/>
+            </w:pPr>
+            <w:r>
+              <w:t xml:space="preserve">0,8734</w:t>
+            </w:r>
+          </w:p>
+        </w:tc>
+        <w:tc>
+          <w:tcPr/>
+          <w:p>
+            <w:pPr>
+              <w:pStyle w:val="Compact"/>
+              <w:jc w:val="right"/>
+            </w:pPr>
+            <w:r>
+              <w:t xml:space="preserve">0,6555</w:t>
+            </w:r>
+          </w:p>
+        </w:tc>
+        <w:tc>
+          <w:tcPr/>
+          <w:p>
+            <w:pPr>
+              <w:pStyle w:val="Compact"/>
+            </w:pPr>
+            <w:r>
+              <w:t xml:space="preserve">Ảnh ngữ liệu xuất ở khung vuông nên tỷ lệ biển bị bóp méo; chưa có bước phục hồi</w:t>
+            </w:r>
+          </w:p>
+        </w:tc>
+      </w:tr>
+      <w:tr>
+        <w:tc>
+          <w:tcPr/>
+          <w:p>
+            <w:pPr>
+              <w:pStyle w:val="Compact"/>
+              <w:jc w:val="center"/>
+            </w:pPr>
+            <w:r>
+              <w:t xml:space="preserve">2</w:t>
+            </w:r>
+          </w:p>
+        </w:tc>
+        <w:tc>
+          <w:tcPr/>
+          <w:p>
+            <w:pPr>
+              <w:pStyle w:val="Compact"/>
+            </w:pPr>
+            <w:r>
+              <w:t xml:space="preserve">Thêm bước phục hồi tỷ lệ khung và cứu dòng trên</w:t>
+            </w:r>
+          </w:p>
+        </w:tc>
+        <w:tc>
+          <w:tcPr/>
+          <w:p>
+            <w:pPr>
+              <w:pStyle w:val="Compact"/>
+              <w:jc w:val="right"/>
+            </w:pPr>
+            <w:r>
+              <w:t xml:space="preserve">0,8848</w:t>
+            </w:r>
+          </w:p>
+        </w:tc>
+        <w:tc>
+          <w:tcPr/>
+          <w:p>
+            <w:pPr>
+              <w:pStyle w:val="Compact"/>
+              <w:jc w:val="right"/>
+            </w:pPr>
+            <w:r>
+              <w:t xml:space="preserve">0,6730</w:t>
+            </w:r>
+          </w:p>
+        </w:tc>
+        <w:tc>
+          <w:tcPr/>
+          <w:p>
+            <w:pPr>
+              <w:pStyle w:val="Compact"/>
+            </w:pPr>
+            <w:r>
+              <w:t xml:space="preserve">Bốn đợt sửa độ chính xác sau đó làm mọi con số cũ mô tả một hệ thống không còn tồn tại</w:t>
+            </w:r>
+          </w:p>
+        </w:tc>
+      </w:tr>
+      <w:tr>
+        <w:tc>
+          <w:tcPr/>
+          <w:p>
+            <w:pPr>
+              <w:pStyle w:val="Compact"/>
+              <w:jc w:val="center"/>
+            </w:pPr>
+            <w:r>
+              <w:t xml:space="preserve">3</w:t>
+            </w:r>
+          </w:p>
+        </w:tc>
+        <w:tc>
+          <w:tcPr/>
+          <w:p>
+            <w:pPr>
+              <w:pStyle w:val="Compact"/>
+            </w:pPr>
+            <w:r>
+              <w:t xml:space="preserve">Sau bốn đợt sửa độ chính xác</w:t>
+            </w:r>
+          </w:p>
+        </w:tc>
+        <w:tc>
+          <w:tcPr/>
+          <w:p>
+            <w:pPr>
+              <w:pStyle w:val="Compact"/>
+              <w:jc w:val="right"/>
+            </w:pPr>
+            <w:r>
+              <w:t xml:space="preserve">0,9416</w:t>
+            </w:r>
+          </w:p>
+        </w:tc>
+        <w:tc>
+          <w:tcPr/>
+          <w:p>
+            <w:pPr>
+              <w:pStyle w:val="Compact"/>
+              <w:jc w:val="right"/>
+            </w:pPr>
+            <w:r>
+              <w:t xml:space="preserve">0,7437</w:t>
+            </w:r>
+          </w:p>
+        </w:tc>
+        <w:tc>
+          <w:tcPr/>
+          <w:p>
+            <w:pPr>
+              <w:pStyle w:val="Compact"/>
+            </w:pPr>
+            <w:r>
+              <w:rPr>
+                <w:b/>
+                <w:bCs/>
+              </w:rPr>
+              <w:t xml:space="preserve">Lỗi công cụ đo:</w:t>
+            </w:r>
+            <w:r>
+              <w:t xml:space="preserve"> </w:t>
+            </w:r>
+            <w:r>
+              <w:t xml:space="preserve">harness chép lại các bước của đường ống nên</w:t>
+            </w:r>
+            <w:r>
+              <w:t xml:space="preserve"> </w:t>
+            </w:r>
+            <w:r>
+              <w:rPr>
+                <w:b/>
+                <w:bCs/>
+              </w:rPr>
+              <w:t xml:space="preserve">chưa bao giờ gọi</w:t>
+            </w:r>
+            <w:r>
+              <w:t xml:space="preserve"> </w:t>
+            </w:r>
+            <w:r>
+              <w:t xml:space="preserve">bậc thang thử-lại — nó đo một pipeline</w:t>
+            </w:r>
+            <w:r>
+              <w:t xml:space="preserve"> </w:t>
+            </w:r>
+            <w:r>
+              <w:rPr>
+                <w:i/>
+                <w:iCs/>
+              </w:rPr>
+              <w:t xml:space="preserve">ngắn hơn</w:t>
+            </w:r>
+            <w:r>
+              <w:t xml:space="preserve"> </w:t>
+            </w:r>
+            <w:r>
+              <w:t xml:space="preserve">bản giao hàng</w:t>
+            </w:r>
+          </w:p>
+        </w:tc>
+      </w:tr>
+      <w:tr>
+        <w:tc>
+          <w:tcPr/>
+          <w:p>
+            <w:pPr>
+              <w:pStyle w:val="Compact"/>
+              <w:jc w:val="center"/>
+            </w:pPr>
+            <w:r>
+              <w:t xml:space="preserve">4</w:t>
+            </w:r>
+          </w:p>
+        </w:tc>
+        <w:tc>
+          <w:tcPr/>
+          <w:p>
+            <w:pPr>
+              <w:pStyle w:val="Compact"/>
+            </w:pPr>
+            <w:r>
+              <w:t xml:space="preserve">Nối bậc thang thử-lại vào harness</w:t>
+            </w:r>
+          </w:p>
+        </w:tc>
+        <w:tc>
+          <w:tcPr/>
+          <w:p>
+            <w:pPr>
+              <w:pStyle w:val="Compact"/>
+              <w:jc w:val="right"/>
+            </w:pPr>
+            <w:r>
+              <w:t xml:space="preserve">0,9454</w:t>
+            </w:r>
+          </w:p>
+        </w:tc>
+        <w:tc>
+          <w:tcPr/>
+          <w:p>
+            <w:pPr>
+              <w:pStyle w:val="Compact"/>
+              <w:jc w:val="right"/>
+            </w:pPr>
+            <w:r>
+              <w:t xml:space="preserve">0,7512</w:t>
+            </w:r>
+          </w:p>
+        </w:tc>
+        <w:tc>
+          <w:tcPr/>
+          <w:p>
+            <w:pPr>
+              <w:pStyle w:val="Compact"/>
+            </w:pPr>
+            <w:r>
+              <w:t xml:space="preserve">Bảng ánh xạ nhầm lẫn vẫn suy từ hình dạng ký tự, chưa dùng ma trận đo được</w:t>
+            </w:r>
+          </w:p>
+        </w:tc>
+      </w:tr>
+      <w:tr>
+        <w:tc>
+          <w:tcPr/>
+          <w:p>
+            <w:pPr>
+              <w:pStyle w:val="Compact"/>
+              <w:jc w:val="center"/>
+            </w:pPr>
+            <w:r>
+              <w:rPr>
+                <w:b/>
+                <w:bCs/>
+              </w:rPr>
+              <w:t xml:space="preserve">5</w:t>
+            </w:r>
+          </w:p>
+        </w:tc>
+        <w:tc>
+          <w:tcPr/>
+          <w:p>
+            <w:pPr>
+              <w:pStyle w:val="Compact"/>
+            </w:pPr>
+            <w:r>
+              <w:rPr>
+                <w:b/>
+                <w:bCs/>
+              </w:rPr>
+              <w:t xml:space="preserve">Bảng ánh xạ nhầm lẫn trích từ ma trận đo được</w:t>
+            </w:r>
+          </w:p>
+        </w:tc>
+        <w:tc>
+          <w:tcPr/>
+          <w:p>
+            <w:pPr>
+              <w:pStyle w:val="Compact"/>
+              <w:jc w:val="right"/>
+            </w:pPr>
+            <w:r>
+              <w:rPr>
+                <w:b/>
+                <w:bCs/>
+              </w:rPr>
+              <w:t xml:space="preserve">0,9483</w:t>
+            </w:r>
+          </w:p>
+        </w:tc>
+        <w:tc>
+          <w:tcPr/>
+          <w:p>
+            <w:pPr>
+              <w:pStyle w:val="Compact"/>
+              <w:jc w:val="right"/>
+            </w:pPr>
+            <w:r>
+              <w:rPr>
+                <w:b/>
+                <w:bCs/>
+              </w:rPr>
+              <w:t xml:space="preserve">0,7701</w:t>
+            </w:r>
+          </w:p>
+        </w:tc>
+        <w:tc>
+          <w:tcPr/>
+          <w:p>
+            <w:pPr>
+              <w:pStyle w:val="Compact"/>
+            </w:pPr>
+            <w:r>
+              <w:t xml:space="preserve">—</w:t>
+            </w:r>
+            <w:r>
+              <w:t xml:space="preserve"> </w:t>
+            </w:r>
+            <w:r>
+              <w:rPr>
+                <w:b/>
+                <w:bCs/>
+              </w:rPr>
+              <w:t xml:space="preserve">cấu hình bản giao hàng, mọi số ở chương này</w:t>
+            </w:r>
+          </w:p>
+        </w:tc>
+      </w:tr>
+      <w:tr>
+        <w:tc>
+          <w:tcPr/>
+          <w:p>
+            <w:pPr>
+              <w:pStyle w:val="Compact"/>
+              <w:jc w:val="center"/>
+            </w:pPr>
+            <w:r>
+              <w:t xml:space="preserve">✗</w:t>
+            </w:r>
+          </w:p>
+        </w:tc>
+        <w:tc>
+          <w:tcPr/>
+          <w:p>
+            <w:pPr>
+              <w:pStyle w:val="Compact"/>
+            </w:pPr>
+            <w:r>
+              <w:rPr>
+                <w:i/>
+                <w:iCs/>
+              </w:rPr>
+              <w:t xml:space="preserve">(nhánh đối chứng)</w:t>
+            </w:r>
+            <w:r>
+              <w:t xml:space="preserve"> </w:t>
+            </w:r>
+            <w:r>
+              <w:t xml:space="preserve">Bộ nhận dạng tinh chỉnh</w:t>
+            </w:r>
+          </w:p>
+        </w:tc>
+        <w:tc>
+          <w:tcPr/>
+          <w:p>
+            <w:pPr>
+              <w:pStyle w:val="Compact"/>
+              <w:jc w:val="right"/>
+            </w:pPr>
+            <w:r>
+              <w:t xml:space="preserve">0,9252</w:t>
+            </w:r>
+          </w:p>
+        </w:tc>
+        <w:tc>
+          <w:tcPr/>
+          <w:p>
+            <w:pPr>
+              <w:pStyle w:val="Compact"/>
+              <w:jc w:val="right"/>
+            </w:pPr>
+            <w:r>
+              <w:t xml:space="preserve">0,6762</w:t>
+            </w:r>
+          </w:p>
+        </w:tc>
+        <w:tc>
+          <w:tcPr/>
+          <w:p>
+            <w:pPr>
+              <w:pStyle w:val="Compact"/>
+            </w:pPr>
+            <w:r>
+              <w:t xml:space="preserve">Thua bản gốc ở chế độ production; bị bác bỏ, không vào bản giao hàng (4.5.3)</w:t>
+            </w:r>
+          </w:p>
+        </w:tc>
+      </w:tr>
+    </w:tbl>
+    <w:p>
+      <w:pPr>
+        <w:pStyle w:val="BodyText"/>
+      </w:pPr>
+      <w:r>
+        <w:rPr>
+          <w:b/>
+          <w:bCs/>
+        </w:rPr>
+        <w:t xml:space="preserve">Vì sao có nhiều lượt, và ba nguyên nhân không giống nhau.</w:t>
+      </w:r>
+      <w:r>
+        <w:t xml:space="preserve"> </w:t>
+      </w:r>
+      <w:r>
+        <w:t xml:space="preserve">Lượt 2 và 4 là</w:t>
+      </w:r>
+      <w:r>
+        <w:t xml:space="preserve"> </w:t>
+      </w:r>
+      <w:r>
+        <w:rPr>
+          <w:b/>
+          <w:bCs/>
+        </w:rPr>
+        <w:t xml:space="preserve">loại chính đáng</w:t>
+      </w:r>
+      <w:r>
+        <w:t xml:space="preserve">: hệ thống thay đổi thì số cũ mô tả một hệ thống không còn</w:t>
+      </w:r>
+      <w:r>
+        <w:t xml:space="preserve"> </w:t>
+      </w:r>
+      <w:r>
+        <w:t xml:space="preserve">tồn tại, không đo lại mới là sai. Lượt 3 thuộc</w:t>
+      </w:r>
+      <w:r>
+        <w:t xml:space="preserve"> </w:t>
+      </w:r>
+      <w:r>
+        <w:rPr>
+          <w:b/>
+          <w:bCs/>
+        </w:rPr>
+        <w:t xml:space="preserve">loại đáng lo</w:t>
+      </w:r>
+      <w:r>
+        <w:t xml:space="preserve"> </w:t>
+      </w:r>
+      <w:r>
+        <w:t xml:space="preserve">— công cụ đo và</w:t>
+      </w:r>
+      <w:r>
+        <w:t xml:space="preserve"> </w:t>
+      </w:r>
+      <w:r>
+        <w:t xml:space="preserve">mã chạy thật là hai đường mã riêng, nên harness trôi khỏi bản giao hàng mà không</w:t>
+      </w:r>
+      <w:r>
+        <w:t xml:space="preserve"> </w:t>
+      </w:r>
+      <w:r>
+        <w:t xml:space="preserve">ai thấy; đây là lỗi cùng loại đã lặp bốn lần trong đồ án và được ghi thành mối</w:t>
+      </w:r>
+      <w:r>
+        <w:t xml:space="preserve"> </w:t>
+      </w:r>
+      <w:r>
+        <w:t xml:space="preserve">đe doạ tính hợp lệ ở mục 5.9.3. Loại thứ ba là</w:t>
+      </w:r>
+      <w:r>
+        <w:t xml:space="preserve"> </w:t>
+      </w:r>
+      <w:r>
+        <w:rPr>
+          <w:b/>
+          <w:bCs/>
+        </w:rPr>
+        <w:t xml:space="preserve">điều kiện đo sai</w:t>
+      </w:r>
+      <w:r>
+        <w:t xml:space="preserve">, gặp một lần</w:t>
+      </w:r>
+      <w:r>
+        <w:t xml:space="preserve"> </w:t>
+      </w:r>
+      <w:r>
+        <w:t xml:space="preserve">ở NFR-P2 (5.6.4).</w:t>
+      </w:r>
+    </w:p>
+    <w:p>
+      <w:pPr>
+        <w:pStyle w:val="BodyText"/>
+      </w:pPr>
+      <w:r>
+        <w:t xml:space="preserve">Nguyên tắc rút ra và áp dụng từ đó:</w:t>
+      </w:r>
+      <w:r>
+        <w:t xml:space="preserve"> </w:t>
+      </w:r>
+      <w:r>
+        <w:rPr>
+          <w:b/>
+          <w:bCs/>
+        </w:rPr>
+        <w:t xml:space="preserve">một lượt đo chỉ được trích khi công cụ đo</w:t>
+      </w:r>
+      <w:r>
+        <w:rPr>
+          <w:b/>
+          <w:bCs/>
+        </w:rPr>
+        <w:t xml:space="preserve"> </w:t>
+      </w:r>
+      <w:r>
+        <w:rPr>
+          <w:b/>
+          <w:bCs/>
+        </w:rPr>
+        <w:t xml:space="preserve">đi qua đúng đường mã mà bản giao hàng đi</w:t>
+      </w:r>
+      <w:r>
+        <w:t xml:space="preserve">, và mọi công tắc cấu hình phải đọc từ</w:t>
+      </w:r>
+      <w:r>
+        <w:t xml:space="preserve"> </w:t>
+      </w:r>
+      <w:r>
+        <w:t xml:space="preserve">cùng một nguồn với máy chủ thật.</w:t>
+      </w:r>
+    </w:p>
+    <w:p>
       <w:r>
         <w:pict>
           <v:rect style="width:0;height:1.5pt" o:hralign="center" o:hrstd="t" o:hr="t"/>
@@ -27689,7 +28353,7 @@
           <w:b/>
           <w:bCs/>
         </w:rPr>
-        <w:t xml:space="preserve">Bảng 5.1.</w:t>
+        <w:t xml:space="preserve">Bảng 5.2.</w:t>
       </w:r>
       <w:r>
         <w:t xml:space="preserve"> </w:t>
@@ -29286,7 +29950,7 @@
         <w:t xml:space="preserve"> </w:t>
       </w:r>
       <w:r>
-        <w:t xml:space="preserve">tại ngưỡng confidence 0,25; đối chiếu ở Bảng 5.13. Ba lưu ý: (1)</w:t>
+        <w:t xml:space="preserve">tại ngưỡng confidence 0,25; đối chiếu ở Bảng 5.14. Ba lưu ý: (1)</w:t>
       </w:r>
       <w:r>
         <w:t xml:space="preserve"> </w:t>
@@ -29397,7 +30061,7 @@
           <w:b/>
           <w:bCs/>
         </w:rPr>
-        <w:t xml:space="preserve">Bảng 5.2.</w:t>
+        <w:t xml:space="preserve">Bảng 5.3.</w:t>
       </w:r>
       <w:r>
         <w:t xml:space="preserve"> </w:t>
@@ -29779,7 +30443,7 @@
           <w:b/>
           <w:bCs/>
         </w:rPr>
-        <w:t xml:space="preserve">Bảng 5.3.</w:t>
+        <w:t xml:space="preserve">Bảng 5.4.</w:t>
       </w:r>
       <w:r>
         <w:t xml:space="preserve"> </w:t>
@@ -30641,7 +31305,7 @@
           <w:b/>
           <w:bCs/>
         </w:rPr>
-        <w:t xml:space="preserve">Bảng 5.4.</w:t>
+        <w:t xml:space="preserve">Bảng 5.5.</w:t>
       </w:r>
       <w:r>
         <w:t xml:space="preserve"> </w:t>
@@ -31285,7 +31949,7 @@
           <w:b/>
           <w:bCs/>
         </w:rPr>
-        <w:t xml:space="preserve">Bảng 5.5.</w:t>
+        <w:t xml:space="preserve">Bảng 5.6.</w:t>
       </w:r>
       <w:r>
         <w:t xml:space="preserve"> </w:t>
@@ -31824,7 +32488,7 @@
           <w:b/>
           <w:bCs/>
         </w:rPr>
-        <w:t xml:space="preserve">Bảng 5.6.</w:t>
+        <w:t xml:space="preserve">Bảng 5.7.</w:t>
       </w:r>
       <w:r>
         <w:t xml:space="preserve"> </w:t>
@@ -32088,7 +32752,11 @@
               <w:pStyle w:val="Compact"/>
             </w:pPr>
             <w:r>
-              <w:t xml:space="preserve">không</w:t>
+              <w:rPr>
+                <w:b/>
+                <w:bCs/>
+              </w:rPr>
+              <w:t xml:space="preserve">có — đã bổ sung</w:t>
             </w:r>
           </w:p>
         </w:tc>
@@ -32271,7 +32939,11 @@
               <w:pStyle w:val="Compact"/>
             </w:pPr>
             <w:r>
-              <w:t xml:space="preserve">không</w:t>
+              <w:rPr>
+                <w:b/>
+                <w:bCs/>
+              </w:rPr>
+              <w:t xml:space="preserve">có — đã bổ sung</w:t>
             </w:r>
           </w:p>
         </w:tc>
@@ -32521,6 +33193,487 @@
         </w:tc>
       </w:tr>
     </w:tbl>
+    <w:p>
+      <w:pPr>
+        <w:pStyle w:val="BodyText"/>
+      </w:pPr>
+      <w:r>
+        <w:rPr>
+          <w:b/>
+          <w:bCs/>
+        </w:rPr>
+        <w:t xml:space="preserve">Bảng luật ban đầu suy từ hình dạng ký tự chỉ phủ 2 trong 10 cặp, và một trong</w:t>
+      </w:r>
+      <w:r>
+        <w:rPr>
+          <w:b/>
+          <w:bCs/>
+        </w:rPr>
+        <w:t xml:space="preserve"> </w:t>
+      </w:r>
+      <w:r>
+        <w:rPr>
+          <w:b/>
+          <w:bCs/>
+        </w:rPr>
+        <w:t xml:space="preserve">hai suy sai chiều.</w:t>
+      </w:r>
+      <w:r>
+        <w:t xml:space="preserve"> </w:t>
+      </w:r>
+      <w:r>
+        <w:t xml:space="preserve">Cặp</w:t>
+      </w:r>
+      <w:r>
+        <w:t xml:space="preserve"> </w:t>
+      </w:r>
+      <w:r>
+        <w:rPr>
+          <w:rStyle w:val="VerbatimChar"/>
+        </w:rPr>
+        <w:t xml:space="preserve">4 → L</w:t>
+      </w:r>
+      <w:r>
+        <w:t xml:space="preserve"> </w:t>
+      </w:r>
+      <w:r>
+        <w:t xml:space="preserve">là ví dụ rõ nhất: khi một vị trí bắt buộc là số</w:t>
+      </w:r>
+      <w:r>
+        <w:t xml:space="preserve"> </w:t>
+      </w:r>
+      <w:r>
+        <w:t xml:space="preserve">mà bộ nhận dạng đọc ra</w:t>
+      </w:r>
+      <w:r>
+        <w:t xml:space="preserve"> </w:t>
+      </w:r>
+      <w:r>
+        <w:rPr>
+          <w:rStyle w:val="VerbatimChar"/>
+        </w:rPr>
+        <w:t xml:space="preserve">L</w:t>
+      </w:r>
+      <w:r>
+        <w:t xml:space="preserve">, sự thật là</w:t>
+      </w:r>
+      <w:r>
+        <w:t xml:space="preserve"> </w:t>
+      </w:r>
+      <w:r>
+        <w:rPr>
+          <w:rStyle w:val="VerbatimChar"/>
+        </w:rPr>
+        <w:t xml:space="preserve">4</w:t>
+      </w:r>
+      <w:r>
+        <w:t xml:space="preserve"> </w:t>
+      </w:r>
+      <w:r>
+        <w:rPr>
+          <w:b/>
+          <w:bCs/>
+        </w:rPr>
+        <w:t xml:space="preserve">53 lần</w:t>
+      </w:r>
+      <w:r>
+        <w:t xml:space="preserve"> </w:t>
+      </w:r>
+      <w:r>
+        <w:t xml:space="preserve">và là</w:t>
+      </w:r>
+      <w:r>
+        <w:t xml:space="preserve"> </w:t>
+      </w:r>
+      <w:r>
+        <w:rPr>
+          <w:rStyle w:val="VerbatimChar"/>
+        </w:rPr>
+        <w:t xml:space="preserve">1</w:t>
+      </w:r>
+      <w:r>
+        <w:t xml:space="preserve"> </w:t>
+      </w:r>
+      <w:r>
+        <w:rPr>
+          <w:b/>
+          <w:bCs/>
+        </w:rPr>
+        <w:t xml:space="preserve">đúng một lần</w:t>
+      </w:r>
+      <w:r>
+        <w:t xml:space="preserve"> </w:t>
+      </w:r>
+      <w:r>
+        <w:t xml:space="preserve">—</w:t>
+      </w:r>
+      <w:r>
+        <w:t xml:space="preserve"> </w:t>
+      </w:r>
+      <w:r>
+        <w:t xml:space="preserve">bảng cũ lại sửa</w:t>
+      </w:r>
+      <w:r>
+        <w:t xml:space="preserve"> </w:t>
+      </w:r>
+      <w:r>
+        <w:rPr>
+          <w:rStyle w:val="VerbatimChar"/>
+        </w:rPr>
+        <w:t xml:space="preserve">L</w:t>
+      </w:r>
+      <w:r>
+        <w:t xml:space="preserve"> </w:t>
+      </w:r>
+      <w:r>
+        <w:t xml:space="preserve">thành</w:t>
+      </w:r>
+      <w:r>
+        <w:t xml:space="preserve"> </w:t>
+      </w:r>
+      <w:r>
+        <w:rPr>
+          <w:rStyle w:val="VerbatimChar"/>
+        </w:rPr>
+        <w:t xml:space="preserve">1</w:t>
+      </w:r>
+      <w:r>
+        <w:t xml:space="preserve">. Trực giác hình dạng ghép</w:t>
+      </w:r>
+      <w:r>
+        <w:t xml:space="preserve"> </w:t>
+      </w:r>
+      <w:r>
+        <w:rPr>
+          <w:b/>
+          <w:bCs/>
+        </w:rPr>
+        <w:t xml:space="preserve">đúng cặp nhưng sai</w:t>
+      </w:r>
+      <w:r>
+        <w:rPr>
+          <w:b/>
+          <w:bCs/>
+        </w:rPr>
+        <w:t xml:space="preserve"> </w:t>
+      </w:r>
+      <w:r>
+        <w:rPr>
+          <w:b/>
+          <w:bCs/>
+        </w:rPr>
+        <w:t xml:space="preserve">chiều</w:t>
+      </w:r>
+      <w:r>
+        <w:t xml:space="preserve">.</w:t>
+      </w:r>
+    </w:p>
+    <w:p>
+      <w:pPr>
+        <w:pStyle w:val="BodyText"/>
+      </w:pPr>
+      <w:r>
+        <w:t xml:space="preserve">Nhóm thực hiện thay bảng bằng bảng trích từ chính ma trận này, với ngưỡng thống</w:t>
+      </w:r>
+      <w:r>
+        <w:t xml:space="preserve"> </w:t>
+      </w:r>
+      <w:r>
+        <w:t xml:space="preserve">kê:</w:t>
+      </w:r>
+      <w:r>
+        <w:t xml:space="preserve"> </w:t>
+      </w:r>
+      <w:r>
+        <w:rPr>
+          <w:b/>
+          <w:bCs/>
+        </w:rPr>
+        <w:t xml:space="preserve">một mục chỉ được đổi khi ứng viên đo được xuất hiện ít nhất 10 lần và ít</w:t>
+      </w:r>
+      <w:r>
+        <w:rPr>
+          <w:b/>
+          <w:bCs/>
+        </w:rPr>
+        <w:t xml:space="preserve"> </w:t>
+      </w:r>
+      <w:r>
+        <w:rPr>
+          <w:b/>
+          <w:bCs/>
+        </w:rPr>
+        <w:t xml:space="preserve">nhất gấp đôi ứng viên đứng nhì</w:t>
+      </w:r>
+      <w:r>
+        <w:t xml:space="preserve">. Lấy argmax thô sẽ cho 23 mục, nhưng phần lớn</w:t>
+      </w:r>
+      <w:r>
+        <w:t xml:space="preserve"> </w:t>
+      </w:r>
+      <w:r>
+        <w:t xml:space="preserve">dựa trên một đến ba lần xuất hiện — đó là nhiễu, không phải tín hiệu. Qua ngưỡng</w:t>
+      </w:r>
+      <w:r>
+        <w:t xml:space="preserve"> </w:t>
+      </w:r>
+      <w:r>
+        <w:t xml:space="preserve">chỉ có</w:t>
+      </w:r>
+      <w:r>
+        <w:t xml:space="preserve"> </w:t>
+      </w:r>
+      <w:r>
+        <w:rPr>
+          <w:b/>
+          <w:bCs/>
+        </w:rPr>
+        <w:t xml:space="preserve">hai mục</w:t>
+      </w:r>
+      <w:r>
+        <w:t xml:space="preserve">:</w:t>
+      </w:r>
+      <w:r>
+        <w:t xml:space="preserve"> </w:t>
+      </w:r>
+      <w:r>
+        <w:rPr>
+          <w:rStyle w:val="VerbatimChar"/>
+        </w:rPr>
+        <w:t xml:space="preserve">L → 4</w:t>
+      </w:r>
+      <w:r>
+        <w:t xml:space="preserve"> </w:t>
+      </w:r>
+      <w:r>
+        <w:t xml:space="preserve">và</w:t>
+      </w:r>
+      <w:r>
+        <w:t xml:space="preserve"> </w:t>
+      </w:r>
+      <w:r>
+        <w:rPr>
+          <w:rStyle w:val="VerbatimChar"/>
+        </w:rPr>
+        <w:t xml:space="preserve">7 → Z</w:t>
+      </w:r>
+      <w:r>
+        <w:t xml:space="preserve">; năm mục khác được số liệu</w:t>
+      </w:r>
+      <w:r>
+        <w:t xml:space="preserve"> </w:t>
+      </w:r>
+      <w:r>
+        <w:rPr>
+          <w:b/>
+          <w:bCs/>
+        </w:rPr>
+        <w:t xml:space="preserve">xác nhận</w:t>
+      </w:r>
+      <w:r>
+        <w:t xml:space="preserve"> </w:t>
+      </w:r>
+      <w:r>
+        <w:t xml:space="preserve">là</w:t>
+      </w:r>
+      <w:r>
+        <w:t xml:space="preserve"> </w:t>
+      </w:r>
+      <w:r>
+        <w:t xml:space="preserve">đã đúng, phần còn lại giữ nguyên phỏng đoán cũ vì bằng chứng quá mỏng.</w:t>
+      </w:r>
+    </w:p>
+    <w:p>
+      <w:pPr>
+        <w:pStyle w:val="BodyText"/>
+      </w:pPr>
+      <w:r>
+        <w:t xml:space="preserve">Hai mục đó nâng số cặp được phủ từ</w:t>
+      </w:r>
+      <w:r>
+        <w:t xml:space="preserve"> </w:t>
+      </w:r>
+      <w:r>
+        <w:rPr>
+          <w:b/>
+          <w:bCs/>
+        </w:rPr>
+        <w:t xml:space="preserve">2 lên 4 trên 10</w:t>
+      </w:r>
+      <w:r>
+        <w:t xml:space="preserve">, và đo lại trên toàn bộ</w:t>
+      </w:r>
+      <w:r>
+        <w:t xml:space="preserve"> </w:t>
+      </w:r>
+      <w:r>
+        <w:t xml:space="preserve">2.801 biển cho</w:t>
+      </w:r>
+      <w:r>
+        <w:t xml:space="preserve"> </w:t>
+      </w:r>
+      <w:r>
+        <w:rPr>
+          <w:b/>
+          <w:bCs/>
+        </w:rPr>
+        <w:t xml:space="preserve">A6 = 0,7701</w:t>
+      </w:r>
+      <w:r>
+        <w:t xml:space="preserve"> </w:t>
+      </w:r>
+      <w:r>
+        <w:t xml:space="preserve">so với 0,7512 — thêm</w:t>
+      </w:r>
+      <w:r>
+        <w:t xml:space="preserve"> </w:t>
+      </w:r>
+      <w:r>
+        <w:rPr>
+          <w:b/>
+          <w:bCs/>
+        </w:rPr>
+        <w:t xml:space="preserve">53 biển đọc đúng, làm hỏng</w:t>
+      </w:r>
+      <w:r>
+        <w:rPr>
+          <w:b/>
+          <w:bCs/>
+        </w:rPr>
+        <w:t xml:space="preserve"> </w:t>
+      </w:r>
+      <w:r>
+        <w:rPr>
+          <w:b/>
+          <w:bCs/>
+        </w:rPr>
+        <w:t xml:space="preserve">0 biển</w:t>
+      </w:r>
+      <w:r>
+        <w:t xml:space="preserve">, toàn bộ nằm ở biển hai dòng (Bảng 5.1, lượt 5).</w:t>
+      </w:r>
+    </w:p>
+    <w:p>
+      <w:pPr>
+        <w:pStyle w:val="BodyText"/>
+      </w:pPr>
+      <w:r>
+        <w:rPr>
+          <w:b/>
+          <w:bCs/>
+        </w:rPr>
+        <w:t xml:space="preserve">Sáu cặp còn lại không sửa được bằng cơ chế này</w:t>
+      </w:r>
+      <w:r>
+        <w:t xml:space="preserve">, và lý do đáng nói:</w:t>
+      </w:r>
+      <w:r>
+        <w:t xml:space="preserve"> </w:t>
+      </w:r>
+      <w:r>
+        <w:rPr>
+          <w:rStyle w:val="VerbatimChar"/>
+        </w:rPr>
+        <w:t xml:space="preserve">E → F</w:t>
+      </w:r>
+      <w:r>
+        <w:t xml:space="preserve">,</w:t>
+      </w:r>
+      <w:r>
+        <w:t xml:space="preserve"> </w:t>
+      </w:r>
+      <w:r>
+        <w:rPr>
+          <w:rStyle w:val="VerbatimChar"/>
+        </w:rPr>
+        <w:t xml:space="preserve">X → Y</w:t>
+      </w:r>
+      <w:r>
+        <w:t xml:space="preserve">,</w:t>
+      </w:r>
+      <w:r>
+        <w:t xml:space="preserve"> </w:t>
+      </w:r>
+      <w:r>
+        <w:rPr>
+          <w:rStyle w:val="VerbatimChar"/>
+        </w:rPr>
+        <w:t xml:space="preserve">B → R</w:t>
+      </w:r>
+      <w:r>
+        <w:t xml:space="preserve">,</w:t>
+      </w:r>
+      <w:r>
+        <w:t xml:space="preserve"> </w:t>
+      </w:r>
+      <w:r>
+        <w:rPr>
+          <w:rStyle w:val="VerbatimChar"/>
+        </w:rPr>
+        <w:t xml:space="preserve">2 → 7</w:t>
+      </w:r>
+      <w:r>
+        <w:t xml:space="preserve"> </w:t>
+      </w:r>
+      <w:r>
+        <w:t xml:space="preserve">và</w:t>
+      </w:r>
+      <w:r>
+        <w:t xml:space="preserve"> </w:t>
+      </w:r>
+      <w:r>
+        <w:rPr>
+          <w:rStyle w:val="VerbatimChar"/>
+        </w:rPr>
+        <w:t xml:space="preserve">9 → 0</w:t>
+      </w:r>
+      <w:r>
+        <w:t xml:space="preserve"> </w:t>
+      </w:r>
+      <w:r>
+        <w:t xml:space="preserve">là những cặp mà</w:t>
+      </w:r>
+      <w:r>
+        <w:t xml:space="preserve"> </w:t>
+      </w:r>
+      <w:r>
+        <w:rPr>
+          <w:b/>
+          <w:bCs/>
+        </w:rPr>
+        <w:t xml:space="preserve">cả hai ký tự cùng loại</w:t>
+      </w:r>
+      <w:r>
+        <w:t xml:space="preserve"> </w:t>
+      </w:r>
+      <w:r>
+        <w:t xml:space="preserve">—</w:t>
+      </w:r>
+      <w:r>
+        <w:t xml:space="preserve"> </w:t>
+      </w:r>
+      <w:r>
+        <w:t xml:space="preserve">cùng là chữ, hoặc cùng là số. Bộ luật hậu xử lý chỉ can thiệp khi loại ký tự đọc</w:t>
+      </w:r>
+      <w:r>
+        <w:t xml:space="preserve"> </w:t>
+      </w:r>
+      <w:r>
+        <w:t xml:space="preserve">được mâu thuẫn với loại mà vị trí đó bắt buộc; hai chữ cái nhầm lẫn nhau thì</w:t>
+      </w:r>
+      <w:r>
+        <w:t xml:space="preserve"> </w:t>
+      </w:r>
+      <w:r>
+        <w:t xml:space="preserve">không vị trí nào phát hiện được. Sửa chúng đòi hỏi mô hình nhận dạng đọc đúng</w:t>
+      </w:r>
+      <w:r>
+        <w:t xml:space="preserve"> </w:t>
+      </w:r>
+      <w:r>
+        <w:t xml:space="preserve">ngay từ đầu, không phải thêm luật.</w:t>
+      </w:r>
+    </w:p>
     <w:bookmarkEnd w:id="156"/>
     <w:bookmarkStart w:id="158" w:name="X0e3f0e91ac27870705f3f778acaa65c15f09de2"/>
     <w:p>
@@ -32581,7 +33734,7 @@
         <w:t xml:space="preserve"> </w:t>
       </w:r>
       <w:r>
-        <w:t xml:space="preserve">tìm ra, nên A7 tích luỹ cả hai nguồn sai số và theo lý thuyết luôn ≤ A6. Trên 2.801 mẫu, một lượt đo trước cho</w:t>
+        <w:t xml:space="preserve">tìm ra, nên A7 tích luỹ cả hai nguồn sai số và theo lý thuyết luôn ≤ A6. Trên 2.801 mẫu, lượt 4 (Bảng 5.1) cho</w:t>
       </w:r>
       <w:r>
         <w:t xml:space="preserve"> </w:t>
@@ -32839,7 +33992,7 @@
         <w:t xml:space="preserve"> </w:t>
       </w:r>
       <w:r>
-        <w:t xml:space="preserve">— con số 0,5552 đã công bố</w:t>
+        <w:t xml:space="preserve">— con số 0,5552 của lượt 4</w:t>
       </w:r>
       <w:r>
         <w:t xml:space="preserve"> </w:t>
@@ -33340,7 +34493,7 @@
         <w:t xml:space="preserve"> </w:t>
       </w:r>
       <w:r>
-        <w:t xml:space="preserve">Số liệu toàn tập của riêng bước phục hồi dòng trên thuộc một lượt đo trước và được giữ nguyên mốc. Trên 2.801 ảnh có nhãn chuỗi (cùng mô hình và cùng độ phân giải đầu vào; cột "trước" là lượt đo trước đó trên đúng cùng tập mẫu và cùng mô hình): A4 0,8734 →</w:t>
+        <w:t xml:space="preserve">Số liệu toàn tập của riêng bước phục hồi dòng trên thuộc lượt 2 (Bảng 5.1) và được giữ nguyên mốc. Trên 2.801 ảnh có nhãn chuỗi (cùng mô hình và cùng độ phân giải đầu vào; cột "trước" là lượt đo trước đó trên đúng cùng tập mẫu và cùng mô hình): A4 0,8734 →</w:t>
       </w:r>
       <w:r>
         <w:t xml:space="preserve"> </w:t>
@@ -33618,7 +34771,7 @@
         <w:t xml:space="preserve">không được trích cột "sau bước cứu" như số hiện hành</w:t>
       </w:r>
       <w:r>
-        <w:t xml:space="preserve">. Trên lượt đo đó, bước phục hồi dòng trên cho câu trả lời cuối ở</w:t>
+        <w:t xml:space="preserve">. Trên lượt 2, bước phục hồi dòng trên cho câu trả lời cuối ở</w:t>
       </w:r>
       <w:r>
         <w:t xml:space="preserve"> </w:t>
@@ -33694,7 +34847,7 @@
           <w:b/>
           <w:bCs/>
         </w:rPr>
-        <w:t xml:space="preserve">Bảng 5.7.</w:t>
+        <w:t xml:space="preserve">Bảng 5.8.</w:t>
       </w:r>
       <w:r>
         <w:t xml:space="preserve"> </w:t>
@@ -34447,7 +35600,7 @@
           <w:b/>
           <w:bCs/>
         </w:rPr>
-        <w:t xml:space="preserve">Bảng 5.8.</w:t>
+        <w:t xml:space="preserve">Bảng 5.9.</w:t>
       </w:r>
       <w:r>
         <w:t xml:space="preserve"> </w:t>
@@ -35252,7 +36405,7 @@
           <w:b/>
           <w:bCs/>
         </w:rPr>
-        <w:t xml:space="preserve">Bảng 5.9.</w:t>
+        <w:t xml:space="preserve">Bảng 5.10.</w:t>
       </w:r>
       <w:r>
         <w:t xml:space="preserve"> </w:t>
@@ -36162,7 +37315,7 @@
         <w:t xml:space="preserve"> </w:t>
       </w:r>
       <w:r>
-        <w:t xml:space="preserve">Một lượt đo trước cho</w:t>
+        <w:t xml:space="preserve">Một lượt đo trước đó cho</w:t>
       </w:r>
       <w:r>
         <w:t xml:space="preserve"> </w:t>
@@ -36230,7 +37383,7 @@
           <w:b/>
           <w:bCs/>
         </w:rPr>
-        <w:t xml:space="preserve">Bảng 5.10.</w:t>
+        <w:t xml:space="preserve">Bảng 5.11.</w:t>
       </w:r>
       <w:r>
         <w:t xml:space="preserve"> </w:t>
@@ -37173,7 +38326,7 @@
           <w:b/>
           <w:bCs/>
         </w:rPr>
-        <w:t xml:space="preserve">Bảng 5.11.</w:t>
+        <w:t xml:space="preserve">Bảng 5.12.</w:t>
       </w:r>
       <w:r>
         <w:t xml:space="preserve"> </w:t>
@@ -37727,7 +38880,7 @@
         <w:t xml:space="preserve">không mất dữ liệu</w:t>
       </w:r>
       <w:r>
-        <w:t xml:space="preserve">; đối chiếu đầy đủ từng mã chỉ tiêu ở Bảng 5.13.</w:t>
+        <w:t xml:space="preserve">; đối chiếu đầy đủ từng mã chỉ tiêu ở Bảng 5.14.</w:t>
       </w:r>
     </w:p>
     <w:p>
@@ -37932,7 +39085,7 @@
           <w:b/>
           <w:bCs/>
         </w:rPr>
-        <w:t xml:space="preserve">Bảng 5.12.</w:t>
+        <w:t xml:space="preserve">Bảng 5.13.</w:t>
       </w:r>
       <w:r>
         <w:t xml:space="preserve"> </w:t>
@@ -38499,7 +39652,7 @@
           <w:b/>
           <w:bCs/>
         </w:rPr>
-        <w:t xml:space="preserve">Bảng 5.13.</w:t>
+        <w:t xml:space="preserve">Bảng 5.14.</w:t>
       </w:r>
       <w:r>
         <w:t xml:space="preserve"> </w:t>
@@ -39447,7 +40600,7 @@
           <w:b/>
           <w:bCs/>
         </w:rPr>
-        <w:t xml:space="preserve">Bảng 5.14.</w:t>
+        <w:t xml:space="preserve">Bảng 5.15.</w:t>
       </w:r>
       <w:r>
         <w:t xml:space="preserve"> </w:t>
@@ -40550,7 +41703,7 @@
           <w:b/>
           <w:bCs/>
         </w:rPr>
-        <w:t xml:space="preserve">Bảng 5.15.</w:t>
+        <w:t xml:space="preserve">Bảng 5.16.</w:t>
       </w:r>
       <w:r>
         <w:t xml:space="preserve"> </w:t>
@@ -41394,7 +42547,7 @@
           <w:b/>
           <w:bCs/>
         </w:rPr>
-        <w:t xml:space="preserve">Bảng 5.16.</w:t>
+        <w:t xml:space="preserve">Bảng 5.17.</w:t>
       </w:r>
       <w:r>
         <w:t xml:space="preserve"> </w:t>

--- a/docs/papers/thesis-full.docx
+++ b/docs/papers/thesis-full.docx
@@ -27098,7 +27098,7 @@
               <w:pStyle w:val="Compact"/>
             </w:pPr>
             <w:r>
-              <w:t xml:space="preserve">Hệ thống hoặc phép đo thay đổi gì</w:t>
+              <w:t xml:space="preserve">Lượt này thêm gì so với lượt trước</w:t>
             </w:r>
           </w:p>
         </w:tc>
@@ -27133,7 +27133,7 @@
               <w:pStyle w:val="Compact"/>
             </w:pPr>
             <w:r>
-              <w:t xml:space="preserve">Vì sao con số bị thay thế</w:t>
+              <w:t xml:space="preserve">Vì sao con số không còn dùng</w:t>
             </w:r>
           </w:p>
         </w:tc>
@@ -27158,7 +27158,7 @@
               <w:pStyle w:val="Compact"/>
             </w:pPr>
             <w:r>
-              <w:t xml:space="preserve">Bản đầu tiên đo được</w:t>
+              <w:t xml:space="preserve">Lượt đo đầu tiên</w:t>
             </w:r>
           </w:p>
         </w:tc>
@@ -27193,7 +27193,20 @@
               <w:pStyle w:val="Compact"/>
             </w:pPr>
             <w:r>
-              <w:t xml:space="preserve">Ảnh ngữ liệu xuất ở khung vuông nên tỷ lệ biển bị bóp méo; chưa có bước phục hồi</w:t>
+              <w:t xml:space="preserve">Ảnh trong bộ dữ liệu được xuất ra ở</w:t>
+            </w:r>
+            <w:r>
+              <w:t xml:space="preserve"> </w:t>
+            </w:r>
+            <w:r>
+              <w:rPr>
+                <w:b/>
+                <w:bCs/>
+              </w:rPr>
+              <w:t xml:space="preserve">khung vuông</w:t>
+            </w:r>
+            <w:r>
+              <w:t xml:space="preserve">, làm biển số bị kéo méo; hệ thống lúc đó chưa trả lại tỷ lệ đúng trước khi đọc</w:t>
             </w:r>
           </w:p>
         </w:tc>
@@ -27218,7 +27231,33 @@
               <w:pStyle w:val="Compact"/>
             </w:pPr>
             <w:r>
-              <w:t xml:space="preserve">Thêm bước phục hồi tỷ lệ khung và cứu dòng trên</w:t>
+              <w:t xml:space="preserve">Trả lại</w:t>
+            </w:r>
+            <w:r>
+              <w:t xml:space="preserve"> </w:t>
+            </w:r>
+            <w:r>
+              <w:rPr>
+                <w:b/>
+                <w:bCs/>
+              </w:rPr>
+              <w:t xml:space="preserve">tỷ lệ đúng</w:t>
+            </w:r>
+            <w:r>
+              <w:t xml:space="preserve"> </w:t>
+            </w:r>
+            <w:r>
+              <w:t xml:space="preserve">cho ảnh biển trước khi đọc, và đọc lại dòng trên của biển hai dòng khi lần đầu thất bại</w:t>
+            </w:r>
+            <w:r>
+              <w:t xml:space="preserve"> </w:t>
+            </w:r>
+            <w:r>
+              <w:rPr>
+                <w:i/>
+                <w:iCs/>
+              </w:rPr>
+              <w:t xml:space="preserve">(5.5.6)</w:t>
             </w:r>
           </w:p>
         </w:tc>
@@ -27253,7 +27292,17 @@
               <w:pStyle w:val="Compact"/>
             </w:pPr>
             <w:r>
-              <w:t xml:space="preserve">Bốn đợt sửa độ chính xác sau đó làm mọi con số cũ mô tả một hệ thống không còn tồn tại</w:t>
+              <w:t xml:space="preserve">Bốn đợt sửa độ chính xác sau đó làm mọi con số cũ mô tả</w:t>
+            </w:r>
+            <w:r>
+              <w:t xml:space="preserve"> </w:t>
+            </w:r>
+            <w:r>
+              <w:rPr>
+                <w:b/>
+                <w:bCs/>
+              </w:rPr>
+              <w:t xml:space="preserve">một hệ thống không còn tồn tại</w:t>
             </w:r>
           </w:p>
         </w:tc>
@@ -27278,7 +27327,7 @@
               <w:pStyle w:val="Compact"/>
             </w:pPr>
             <w:r>
-              <w:t xml:space="preserve">Sau bốn đợt sửa độ chính xác</w:t>
+              <w:t xml:space="preserve">Bốn đợt sửa độ chính xác ở khối đọc ký tự</w:t>
             </w:r>
           </w:p>
         </w:tc>
@@ -27317,13 +27366,13 @@
                 <w:b/>
                 <w:bCs/>
               </w:rPr>
-              <w:t xml:space="preserve">Lỗi công cụ đo:</w:t>
+              <w:t xml:space="preserve">Công cụ đo bị sai.</w:t>
             </w:r>
             <w:r>
               <w:t xml:space="preserve"> </w:t>
             </w:r>
             <w:r>
-              <w:t xml:space="preserve">harness chép lại các bước của đường ống nên</w:t>
+              <w:t xml:space="preserve">Nó tự dựng lại các bước xử lý thay vì gọi đúng đường mà hệ thống thật chạy, nên</w:t>
             </w:r>
             <w:r>
               <w:t xml:space="preserve"> </w:t>
@@ -27333,13 +27382,13 @@
                 <w:b/>
                 <w:bCs/>
               </w:rPr>
-              <w:t xml:space="preserve">chưa bao giờ gọi</w:t>
+              <w:t xml:space="preserve">bỏ sót hẳn</w:t>
             </w:r>
             <w:r>
               <w:t xml:space="preserve"> </w:t>
             </w:r>
             <w:r>
-              <w:t xml:space="preserve">bậc thang thử-lại — nó đo một pipeline</w:t>
+              <w:t xml:space="preserve">bước đọc lại khi thất bại — tức là đo một hệ thống</w:t>
             </w:r>
             <w:r>
               <w:t xml:space="preserve"> </w:t>
@@ -27349,13 +27398,13 @@
                 <w:i/>
                 <w:iCs/>
               </w:rPr>
-              <w:t xml:space="preserve">ngắn hơn</w:t>
+              <w:t xml:space="preserve">thiếu bước</w:t>
             </w:r>
             <w:r>
               <w:t xml:space="preserve"> </w:t>
             </w:r>
             <w:r>
-              <w:t xml:space="preserve">bản giao hàng</w:t>
+              <w:t xml:space="preserve">so với bản giao hàng</w:t>
             </w:r>
           </w:p>
         </w:tc>
@@ -27380,7 +27429,33 @@
               <w:pStyle w:val="Compact"/>
             </w:pPr>
             <w:r>
-              <w:t xml:space="preserve">Nối bậc thang thử-lại vào harness</w:t>
+              <w:t xml:space="preserve">Cho công cụ đo chạy</w:t>
+            </w:r>
+            <w:r>
+              <w:t xml:space="preserve"> </w:t>
+            </w:r>
+            <w:r>
+              <w:rPr>
+                <w:b/>
+                <w:bCs/>
+              </w:rPr>
+              <w:t xml:space="preserve">đúng đường xử lý</w:t>
+            </w:r>
+            <w:r>
+              <w:t xml:space="preserve"> </w:t>
+            </w:r>
+            <w:r>
+              <w:t xml:space="preserve">của bản giao hàng</w:t>
+            </w:r>
+            <w:r>
+              <w:t xml:space="preserve"> </w:t>
+            </w:r>
+            <w:r>
+              <w:rPr>
+                <w:i/>
+                <w:iCs/>
+              </w:rPr>
+              <w:t xml:space="preserve">(5.5.7)</w:t>
             </w:r>
           </w:p>
         </w:tc>
@@ -27415,7 +27490,20 @@
               <w:pStyle w:val="Compact"/>
             </w:pPr>
             <w:r>
-              <w:t xml:space="preserve">Bảng ánh xạ nhầm lẫn vẫn suy từ hình dạng ký tự, chưa dùng ma trận đo được</w:t>
+              <w:t xml:space="preserve">Bảng sửa ký tự đọc nhầm vẫn dựa trên</w:t>
+            </w:r>
+            <w:r>
+              <w:t xml:space="preserve"> </w:t>
+            </w:r>
+            <w:r>
+              <w:rPr>
+                <w:b/>
+                <w:bCs/>
+              </w:rPr>
+              <w:t xml:space="preserve">hình dạng chữ giống nhau</w:t>
+            </w:r>
+            <w:r>
+              <w:t xml:space="preserve">, chưa dùng số liệu nhầm lẫn thật đã đo được</w:t>
             </w:r>
           </w:p>
         </w:tc>
@@ -27448,7 +27536,17 @@
                 <w:b/>
                 <w:bCs/>
               </w:rPr>
-              <w:t xml:space="preserve">Bảng ánh xạ nhầm lẫn trích từ ma trận đo được</w:t>
+              <w:t xml:space="preserve">Bảng sửa ký tự dựng từ số liệu nhầm lẫn đo được</w:t>
+            </w:r>
+            <w:r>
+              <w:t xml:space="preserve"> </w:t>
+            </w:r>
+            <w:r>
+              <w:rPr>
+                <w:i/>
+                <w:iCs/>
+              </w:rPr>
+              <w:t xml:space="preserve">(5.5.4)</w:t>
             </w:r>
           </w:p>
         </w:tc>
@@ -27501,7 +27599,7 @@
                 <w:b/>
                 <w:bCs/>
               </w:rPr>
-              <w:t xml:space="preserve">cấu hình bản giao hàng, mọi số ở chương này</w:t>
+              <w:t xml:space="preserve">đây là cấu hình bản giao hàng; mọi con số trong chương này thuộc lượt 5</w:t>
             </w:r>
           </w:p>
         </w:tc>
@@ -27536,7 +27634,7 @@
               <w:t xml:space="preserve"> </w:t>
             </w:r>
             <w:r>
-              <w:t xml:space="preserve">Bộ nhận dạng tinh chỉnh</w:t>
+              <w:t xml:space="preserve">Thử dùng bộ đọc ký tự đã huấn luyện thêm trên biển số Việt Nam</w:t>
             </w:r>
           </w:p>
         </w:tc>
@@ -27571,7 +27669,27 @@
               <w:pStyle w:val="Compact"/>
             </w:pPr>
             <w:r>
-              <w:t xml:space="preserve">Thua bản gốc ở chế độ production; bị bác bỏ, không vào bản giao hàng (4.5.3)</w:t>
+              <w:rPr>
+                <w:b/>
+                <w:bCs/>
+              </w:rPr>
+              <w:t xml:space="preserve">Kém hơn bản gốc</w:t>
+            </w:r>
+            <w:r>
+              <w:t xml:space="preserve"> </w:t>
+            </w:r>
+            <w:r>
+              <w:t xml:space="preserve">khi chạy đầy đủ như hệ thống thật; đã bác bỏ, không đưa vào bản giao hàng</w:t>
+            </w:r>
+            <w:r>
+              <w:t xml:space="preserve"> </w:t>
+            </w:r>
+            <w:r>
+              <w:rPr>
+                <w:i/>
+                <w:iCs/>
+              </w:rPr>
+              <w:t xml:space="preserve">(4.5.3)</w:t>
             </w:r>
           </w:p>
         </w:tc>
@@ -27586,85 +27704,13 @@
           <w:b/>
           <w:bCs/>
         </w:rPr>
-        <w:t xml:space="preserve">Vì sao có nhiều lượt, và ba nguyên nhân không giống nhau.</w:t>
-      </w:r>
-      <w:r>
-        <w:t xml:space="preserve"> </w:t>
-      </w:r>
-      <w:r>
-        <w:t xml:space="preserve">Lượt 2 và 4 là</w:t>
-      </w:r>
-      <w:r>
-        <w:t xml:space="preserve"> </w:t>
-      </w:r>
-      <w:r>
-        <w:rPr>
-          <w:b/>
-          <w:bCs/>
-        </w:rPr>
-        <w:t xml:space="preserve">loại chính đáng</w:t>
-      </w:r>
-      <w:r>
-        <w:t xml:space="preserve">: hệ thống thay đổi thì số cũ mô tả một hệ thống không còn</w:t>
-      </w:r>
-      <w:r>
-        <w:t xml:space="preserve"> </w:t>
-      </w:r>
-      <w:r>
-        <w:t xml:space="preserve">tồn tại, không đo lại mới là sai. Lượt 3 thuộc</w:t>
-      </w:r>
-      <w:r>
-        <w:t xml:space="preserve"> </w:t>
-      </w:r>
-      <w:r>
-        <w:rPr>
-          <w:b/>
-          <w:bCs/>
-        </w:rPr>
-        <w:t xml:space="preserve">loại đáng lo</w:t>
-      </w:r>
-      <w:r>
-        <w:t xml:space="preserve"> </w:t>
-      </w:r>
-      <w:r>
-        <w:t xml:space="preserve">— công cụ đo và</w:t>
-      </w:r>
-      <w:r>
-        <w:t xml:space="preserve"> </w:t>
-      </w:r>
-      <w:r>
-        <w:t xml:space="preserve">mã chạy thật là hai đường mã riêng, nên harness trôi khỏi bản giao hàng mà không</w:t>
-      </w:r>
-      <w:r>
-        <w:t xml:space="preserve"> </w:t>
-      </w:r>
-      <w:r>
-        <w:t xml:space="preserve">ai thấy; đây là lỗi cùng loại đã lặp bốn lần trong đồ án và được ghi thành mối</w:t>
-      </w:r>
-      <w:r>
-        <w:t xml:space="preserve"> </w:t>
-      </w:r>
-      <w:r>
-        <w:t xml:space="preserve">đe doạ tính hợp lệ ở mục 5.9.3. Loại thứ ba là</w:t>
-      </w:r>
-      <w:r>
-        <w:t xml:space="preserve"> </w:t>
-      </w:r>
-      <w:r>
-        <w:rPr>
-          <w:b/>
-          <w:bCs/>
-        </w:rPr>
-        <w:t xml:space="preserve">điều kiện đo sai</w:t>
-      </w:r>
-      <w:r>
-        <w:t xml:space="preserve">, gặp một lần</w:t>
-      </w:r>
-      <w:r>
-        <w:t xml:space="preserve"> </w:t>
-      </w:r>
-      <w:r>
-        <w:t xml:space="preserve">ở NFR-P2 (5.6.4).</w:t>
+        <w:t xml:space="preserve">Vì sao phải đo nhiều lần?</w:t>
+      </w:r>
+      <w:r>
+        <w:t xml:space="preserve"> </w:t>
+      </w:r>
+      <w:r>
+        <w:t xml:space="preserve">Ba lý do, và chúng khác hẳn nhau về tính chất.</w:t>
       </w:r>
     </w:p>
     <w:p>
@@ -27672,40 +27718,200 @@
         <w:pStyle w:val="BodyText"/>
       </w:pPr>
       <w:r>
-        <w:t xml:space="preserve">Nguyên tắc rút ra và áp dụng từ đó:</w:t>
-      </w:r>
-      <w:r>
-        <w:t xml:space="preserve"> </w:t>
-      </w:r>
-      <w:r>
-        <w:rPr>
-          <w:b/>
-          <w:bCs/>
-        </w:rPr>
-        <w:t xml:space="preserve">một lượt đo chỉ được trích khi công cụ đo</w:t>
-      </w:r>
-      <w:r>
-        <w:rPr>
-          <w:b/>
-          <w:bCs/>
-        </w:rPr>
-        <w:t xml:space="preserve"> </w:t>
-      </w:r>
-      <w:r>
-        <w:rPr>
-          <w:b/>
-          <w:bCs/>
-        </w:rPr>
-        <w:t xml:space="preserve">đi qua đúng đường mã mà bản giao hàng đi</w:t>
-      </w:r>
-      <w:r>
-        <w:t xml:space="preserve">, và mọi công tắc cấu hình phải đọc từ</w:t>
-      </w:r>
-      <w:r>
-        <w:t xml:space="preserve"> </w:t>
-      </w:r>
-      <w:r>
-        <w:t xml:space="preserve">cùng một nguồn với máy chủ thật.</w:t>
+        <w:rPr>
+          <w:b/>
+          <w:bCs/>
+        </w:rPr>
+        <w:t xml:space="preserve">Lý do thứ nhất — hệ thống thật sự thay đổi.</w:t>
+      </w:r>
+      <w:r>
+        <w:t xml:space="preserve"> </w:t>
+      </w:r>
+      <w:r>
+        <w:t xml:space="preserve">Đây là các lượt 2, 3 và 5. Mỗi</w:t>
+      </w:r>
+      <w:r>
+        <w:t xml:space="preserve"> </w:t>
+      </w:r>
+      <w:r>
+        <w:t xml:space="preserve">lần cải tiến một khâu xử lý là mọi con số cũ trở thành mô tả của một hệ thống</w:t>
+      </w:r>
+      <w:r>
+        <w:t xml:space="preserve"> </w:t>
+      </w:r>
+      <w:r>
+        <w:rPr>
+          <w:b/>
+          <w:bCs/>
+        </w:rPr>
+        <w:t xml:space="preserve">không còn tồn tại</w:t>
+      </w:r>
+      <w:r>
+        <w:t xml:space="preserve">. Trong trường hợp này,</w:t>
+      </w:r>
+      <w:r>
+        <w:t xml:space="preserve"> </w:t>
+      </w:r>
+      <w:r>
+        <w:rPr>
+          <w:i/>
+          <w:iCs/>
+        </w:rPr>
+        <w:t xml:space="preserve">không</w:t>
+      </w:r>
+      <w:r>
+        <w:t xml:space="preserve"> </w:t>
+      </w:r>
+      <w:r>
+        <w:t xml:space="preserve">đo lại mới là sai.</w:t>
+      </w:r>
+    </w:p>
+    <w:p>
+      <w:pPr>
+        <w:pStyle w:val="BodyText"/>
+      </w:pPr>
+      <w:r>
+        <w:rPr>
+          <w:b/>
+          <w:bCs/>
+        </w:rPr>
+        <w:t xml:space="preserve">Lý do thứ hai — công cụ đo bị sai.</w:t>
+      </w:r>
+      <w:r>
+        <w:t xml:space="preserve"> </w:t>
+      </w:r>
+      <w:r>
+        <w:t xml:space="preserve">Đây là lượt 4, và là lý do đáng lo nhất.</w:t>
+      </w:r>
+      <w:r>
+        <w:t xml:space="preserve"> </w:t>
+      </w:r>
+      <w:r>
+        <w:t xml:space="preserve">Công cụ đo được viết riêng, tự dựng lại các bước xử lý thay vì gọi đúng đường mà</w:t>
+      </w:r>
+      <w:r>
+        <w:t xml:space="preserve"> </w:t>
+      </w:r>
+      <w:r>
+        <w:t xml:space="preserve">hệ thống thật chạy. Hai bên vì thế trôi xa nhau mà không ai thấy: công cụ vẫn</w:t>
+      </w:r>
+      <w:r>
+        <w:t xml:space="preserve"> </w:t>
+      </w:r>
+      <w:r>
+        <w:t xml:space="preserve">chạy trơn tru, vẫn in ra số đẹp, chỉ có điều nó đang đo</w:t>
+      </w:r>
+      <w:r>
+        <w:t xml:space="preserve"> </w:t>
+      </w:r>
+      <w:r>
+        <w:rPr>
+          <w:b/>
+          <w:bCs/>
+        </w:rPr>
+        <w:t xml:space="preserve">một hệ thống khác</w:t>
+      </w:r>
+      <w:r>
+        <w:t xml:space="preserve">.</w:t>
+      </w:r>
+      <w:r>
+        <w:t xml:space="preserve"> </w:t>
+      </w:r>
+      <w:r>
+        <w:t xml:space="preserve">Lỗi cùng loại này lặp lại</w:t>
+      </w:r>
+      <w:r>
+        <w:t xml:space="preserve"> </w:t>
+      </w:r>
+      <w:r>
+        <w:rPr>
+          <w:b/>
+          <w:bCs/>
+        </w:rPr>
+        <w:t xml:space="preserve">bốn lần</w:t>
+      </w:r>
+      <w:r>
+        <w:t xml:space="preserve"> </w:t>
+      </w:r>
+      <w:r>
+        <w:t xml:space="preserve">trong đồ án và được ghi thành một mối đe</w:t>
+      </w:r>
+      <w:r>
+        <w:t xml:space="preserve"> </w:t>
+      </w:r>
+      <w:r>
+        <w:t xml:space="preserve">doạ tính hợp lệ ở mục 5.9.3.</w:t>
+      </w:r>
+    </w:p>
+    <w:p>
+      <w:pPr>
+        <w:pStyle w:val="BodyText"/>
+      </w:pPr>
+      <w:r>
+        <w:rPr>
+          <w:b/>
+          <w:bCs/>
+        </w:rPr>
+        <w:t xml:space="preserve">Lý do thứ ba — điều kiện đo sai.</w:t>
+      </w:r>
+      <w:r>
+        <w:t xml:space="preserve"> </w:t>
+      </w:r>
+      <w:r>
+        <w:t xml:space="preserve">Gặp một lần, ở phép đo tốc độ khung hình:</w:t>
+      </w:r>
+      <w:r>
+        <w:t xml:space="preserve"> </w:t>
+      </w:r>
+      <w:r>
+        <w:t xml:space="preserve">máy lúc đo đang chạy nhiều chương trình nặng khác nên con số thu được phản ánh</w:t>
+      </w:r>
+      <w:r>
+        <w:t xml:space="preserve"> </w:t>
+      </w:r>
+      <w:r>
+        <w:t xml:space="preserve">tình trạng máy nhiều hơn phản ánh hệ thống (mục 5.6.4).</w:t>
+      </w:r>
+    </w:p>
+    <w:p>
+      <w:pPr>
+        <w:pStyle w:val="BodyText"/>
+      </w:pPr>
+      <w:r>
+        <w:t xml:space="preserve">Từ đó đồ án rút ra và áp dụng một nguyên tắc:</w:t>
+      </w:r>
+      <w:r>
+        <w:t xml:space="preserve"> </w:t>
+      </w:r>
+      <w:r>
+        <w:rPr>
+          <w:b/>
+          <w:bCs/>
+        </w:rPr>
+        <w:t xml:space="preserve">một con số chỉ được đưa vào</w:t>
+      </w:r>
+      <w:r>
+        <w:rPr>
+          <w:b/>
+          <w:bCs/>
+        </w:rPr>
+        <w:t xml:space="preserve"> </w:t>
+      </w:r>
+      <w:r>
+        <w:rPr>
+          <w:b/>
+          <w:bCs/>
+        </w:rPr>
+        <w:t xml:space="preserve">quyển khi công cụ đo đi qua đúng đường xử lý mà bản giao hàng đi</w:t>
+      </w:r>
+      <w:r>
+        <w:t xml:space="preserve">, và mọi tuỳ</w:t>
+      </w:r>
+      <w:r>
+        <w:t xml:space="preserve"> </w:t>
+      </w:r>
+      <w:r>
+        <w:t xml:space="preserve">chọn cấu hình phải đọc từ cùng một nguồn với hệ thống đang chạy thật.</w:t>
       </w:r>
     </w:p>
     <w:p>

--- a/docs/papers/thesis-full.docx
+++ b/docs/papers/thesis-full.docx
@@ -44975,7 +44975,7 @@
         <w:t xml:space="preserve"> </w:t>
       </w:r>
       <w:r>
-        <w:t xml:space="preserve">Chín hướng phát triển, xếp theo mức tác động</w:t>
+        <w:t xml:space="preserve">Mười một hướng phát triển, xếp theo mức tác động</w:t>
       </w:r>
     </w:p>
     <w:tbl>
@@ -45125,18 +45125,18 @@
               <w:jc w:val="center"/>
             </w:pPr>
             <w:r>
-              <w:t xml:space="preserve">2</w:t>
-            </w:r>
-          </w:p>
-        </w:tc>
-        <w:tc>
-          <w:tcPr/>
-          <w:p>
-            <w:pPr>
-              <w:pStyle w:val="Compact"/>
-            </w:pPr>
-            <w:r>
-              <w:t xml:space="preserve">Điều kiện để mở rộng kết luận ra ngoài biển trắng</w:t>
+              <w:t xml:space="preserve">2, 10</w:t>
+            </w:r>
+          </w:p>
+        </w:tc>
+        <w:tc>
+          <w:tcPr/>
+          <w:p>
+            <w:pPr>
+              <w:pStyle w:val="Compact"/>
+            </w:pPr>
+            <w:r>
+              <w:t xml:space="preserve">Điều kiện để mở rộng kết luận ra ngoài biển trắng, và để hai nhánh biển đỏ · ngoại giao có số liệu đánh giá</w:t>
             </w:r>
           </w:p>
         </w:tc>
@@ -45389,7 +45389,17 @@
               <w:pStyle w:val="Compact"/>
             </w:pPr>
             <w:r>
-              <w:t xml:space="preserve">Bám vết đối tượng qua khung hình cho video (SORT/DeepSORT)</w:t>
+              <w:rPr>
+                <w:b/>
+                <w:bCs/>
+              </w:rPr>
+              <w:t xml:space="preserve">Gán nhãn điều kiện chụp cho tập kiểm tra</w:t>
+            </w:r>
+            <w:r>
+              <w:t xml:space="preserve"> </w:t>
+            </w:r>
+            <w:r>
+              <w:t xml:space="preserve">(ban ngày · ban đêm · nghiêng · mờ)</w:t>
             </w:r>
           </w:p>
         </w:tc>
@@ -45401,18 +45411,34 @@
               <w:jc w:val="center"/>
             </w:pPr>
             <w:r>
-              <w:t xml:space="preserve">—</w:t>
-            </w:r>
-          </w:p>
-        </w:tc>
-        <w:tc>
-          <w:tcPr/>
-          <w:p>
-            <w:pPr>
-              <w:pStyle w:val="Compact"/>
-            </w:pPr>
-            <w:r>
-              <w:t xml:space="preserve">Gộp nhiều lần đọc cùng một biển thành một kết quả</w:t>
+              <w:t xml:space="preserve">9</w:t>
+            </w:r>
+          </w:p>
+        </w:tc>
+        <w:tc>
+          <w:tcPr/>
+          <w:p>
+            <w:pPr>
+              <w:pStyle w:val="Compact"/>
+            </w:pPr>
+            <w:r>
+              <w:t xml:space="preserve">Điều kiện</w:t>
+            </w:r>
+            <w:r>
+              <w:t xml:space="preserve"> </w:t>
+            </w:r>
+            <w:r>
+              <w:rPr>
+                <w:b/>
+                <w:bCs/>
+              </w:rPr>
+              <w:t xml:space="preserve">duy nhất</w:t>
+            </w:r>
+            <w:r>
+              <w:t xml:space="preserve"> </w:t>
+            </w:r>
+            <w:r>
+              <w:t xml:space="preserve">để NFR-A9 đo được. Rẻ: gán nhãn bốn lớp trên một tập con, không cần huấn luyện lại gì</w:t>
             </w:r>
           </w:p>
         </w:tc>
@@ -45437,7 +45463,7 @@
               <w:pStyle w:val="Compact"/>
             </w:pPr>
             <w:r>
-              <w:t xml:space="preserve">Tách lịch chạy giữa xem trực tiếp và xử lý nền</w:t>
+              <w:t xml:space="preserve">Bám vết đối tượng qua khung hình cho video (SORT/DeepSORT)</w:t>
             </w:r>
           </w:p>
         </w:tc>
@@ -45449,18 +45475,18 @@
               <w:jc w:val="center"/>
             </w:pPr>
             <w:r>
-              <w:t xml:space="preserve">8</w:t>
-            </w:r>
-          </w:p>
-        </w:tc>
-        <w:tc>
-          <w:tcPr/>
-          <w:p>
-            <w:pPr>
-              <w:pStyle w:val="Compact"/>
-            </w:pPr>
-            <w:r>
-              <w:t xml:space="preserve">Hàng đợi ưu tiên hoặc giới hạn luồng cho tác vụ nền</w:t>
+              <w:t xml:space="preserve">—</w:t>
+            </w:r>
+          </w:p>
+        </w:tc>
+        <w:tc>
+          <w:tcPr/>
+          <w:p>
+            <w:pPr>
+              <w:pStyle w:val="Compact"/>
+            </w:pPr>
+            <w:r>
+              <w:t xml:space="preserve">Gộp nhiều lần đọc cùng một biển thành một kết quả</w:t>
             </w:r>
           </w:p>
         </w:tc>
@@ -45485,6 +45511,54 @@
               <w:pStyle w:val="Compact"/>
             </w:pPr>
             <w:r>
+              <w:t xml:space="preserve">Tách lịch chạy giữa xem trực tiếp và xử lý nền</w:t>
+            </w:r>
+          </w:p>
+        </w:tc>
+        <w:tc>
+          <w:tcPr/>
+          <w:p>
+            <w:pPr>
+              <w:pStyle w:val="Compact"/>
+              <w:jc w:val="center"/>
+            </w:pPr>
+            <w:r>
+              <w:t xml:space="preserve">8</w:t>
+            </w:r>
+          </w:p>
+        </w:tc>
+        <w:tc>
+          <w:tcPr/>
+          <w:p>
+            <w:pPr>
+              <w:pStyle w:val="Compact"/>
+            </w:pPr>
+            <w:r>
+              <w:t xml:space="preserve">Hàng đợi ưu tiên hoặc giới hạn luồng cho tác vụ nền</w:t>
+            </w:r>
+          </w:p>
+        </w:tc>
+      </w:tr>
+      <w:tr>
+        <w:tc>
+          <w:tcPr/>
+          <w:p>
+            <w:pPr>
+              <w:pStyle w:val="Compact"/>
+              <w:jc w:val="center"/>
+            </w:pPr>
+            <w:r>
+              <w:t xml:space="preserve">10</w:t>
+            </w:r>
+          </w:p>
+        </w:tc>
+        <w:tc>
+          <w:tcPr/>
+          <w:p>
+            <w:pPr>
+              <w:pStyle w:val="Compact"/>
+            </w:pPr>
+            <w:r>
               <w:t xml:space="preserve">Chuyển sang PostgreSQL nếu triển khai đa người dùng</w:t>
             </w:r>
           </w:p>
@@ -45509,6 +45583,116 @@
             </w:pPr>
             <w:r>
               <w:t xml:space="preserve">Chỉ cần khi vượt quy mô một tiến trình ghi</w:t>
+            </w:r>
+          </w:p>
+        </w:tc>
+      </w:tr>
+      <w:tr>
+        <w:tc>
+          <w:tcPr/>
+          <w:p>
+            <w:pPr>
+              <w:pStyle w:val="Compact"/>
+              <w:jc w:val="center"/>
+            </w:pPr>
+            <w:r>
+              <w:t xml:space="preserve">11</w:t>
+            </w:r>
+          </w:p>
+        </w:tc>
+        <w:tc>
+          <w:tcPr/>
+          <w:p>
+            <w:pPr>
+              <w:pStyle w:val="Compact"/>
+            </w:pPr>
+            <w:r>
+              <w:rPr>
+                <w:b/>
+                <w:bCs/>
+              </w:rPr>
+              <w:t xml:space="preserve">Khôi phục hai yêu cầu</w:t>
+            </w:r>
+            <w:r>
+              <w:rPr>
+                <w:b/>
+                <w:bCs/>
+              </w:rPr>
+              <w:t xml:space="preserve"> </w:t>
+            </w:r>
+            <w:r>
+              <w:rPr>
+                <w:b/>
+                <w:bCs/>
+                <w:i/>
+                <w:iCs/>
+              </w:rPr>
+              <w:t xml:space="preserve">Must</w:t>
+            </w:r>
+            <w:r>
+              <w:rPr>
+                <w:b/>
+                <w:bCs/>
+              </w:rPr>
+              <w:t xml:space="preserve"> </w:t>
+            </w:r>
+            <w:r>
+              <w:rPr>
+                <w:b/>
+                <w:bCs/>
+              </w:rPr>
+              <w:t xml:space="preserve">đã đưa ra khỏi phạm vi</w:t>
+            </w:r>
+            <w:r>
+              <w:t xml:space="preserve"> </w:t>
+            </w:r>
+            <w:r>
+              <w:t xml:space="preserve">— trang Tổng quan và xuất video đã chú thích</w:t>
+            </w:r>
+          </w:p>
+        </w:tc>
+        <w:tc>
+          <w:tcPr/>
+          <w:p>
+            <w:pPr>
+              <w:pStyle w:val="Compact"/>
+              <w:jc w:val="center"/>
+            </w:pPr>
+            <w:r>
+              <w:t xml:space="preserve">6</w:t>
+            </w:r>
+          </w:p>
+        </w:tc>
+        <w:tc>
+          <w:tcPr/>
+          <w:p>
+            <w:pPr>
+              <w:pStyle w:val="Compact"/>
+            </w:pPr>
+            <w:r>
+              <w:t xml:space="preserve">Thuần giao diện, không đụng tầng AI. Cả hai endpoint phục vụ chúng (</w:t>
+            </w:r>
+            <w:r>
+              <w:rPr>
+                <w:rStyle w:val="VerbatimChar"/>
+              </w:rPr>
+              <w:t xml:space="preserve">GET /api/statistics</w:t>
+            </w:r>
+            <w:r>
+              <w:t xml:space="preserve">, worker video)</w:t>
+            </w:r>
+            <w:r>
+              <w:t xml:space="preserve"> </w:t>
+            </w:r>
+            <w:r>
+              <w:rPr>
+                <w:b/>
+                <w:bCs/>
+              </w:rPr>
+              <w:t xml:space="preserve">vẫn chạy và vẫn có kiểm thử</w:t>
+            </w:r>
+            <w:r>
+              <w:t xml:space="preserve">, nên chỉ còn phần hiển thị</w:t>
             </w:r>
           </w:p>
         </w:tc>

--- a/docs/papers/thesis-full.docx
+++ b/docs/papers/thesis-full.docx
@@ -17313,7 +17313,7 @@
     </w:p>
     <w:bookmarkEnd w:id="78"/>
     <w:bookmarkEnd w:id="79"/>
-    <w:bookmarkStart w:id="135" w:name="chương-4-thiết-kế-và-cài-đặt-hệ-thống"/>
+    <w:bookmarkStart w:id="141" w:name="chương-4-thiết-kế-và-cài-đặt-hệ-thống"/>
     <w:p>
       <w:pPr>
         <w:pStyle w:val="Heading1"/>
@@ -17413,7 +17413,7 @@
         </w:pict>
       </w:r>
     </w:p>
-    <w:bookmarkStart w:id="84" w:name="Xdd2df60092a13133cb54ccab0399760f69750bc"/>
+    <w:bookmarkStart w:id="87" w:name="Xdd2df60092a13133cb54ccab0399760f69750bc"/>
     <w:p>
       <w:pPr>
         <w:pStyle w:val="Heading2"/>
@@ -17715,7 +17715,7 @@
       </w:r>
     </w:p>
     <w:bookmarkEnd w:id="80"/>
-    <w:bookmarkStart w:id="81" w:name="X8453178f37d24ca0e7f890cceaf29b33bf59aba"/>
+    <w:bookmarkStart w:id="84" w:name="X8453178f37d24ca0e7f890cceaf29b33bf59aba"/>
     <w:p>
       <w:pPr>
         <w:pStyle w:val="Heading3"/>
@@ -17732,457 +17732,534 @@
         <w:t xml:space="preserve">Ba use case chính — nhận dạng từ ảnh (UC-01), từ video (UC-02) và tra cứu lịch sử (UC-05) — đều được đặc tả theo cùng một khuôn: tác nhân, tiền điều kiện, luồng chính, luồng thay thế và hậu điều kiện.</w:t>
       </w:r>
     </w:p>
-    <w:bookmarkEnd w:id="81"/>
-    <w:bookmarkStart w:id="82" w:name="Xde10074f09182864b972de84b2bbed33fe9f013"/>
-    <w:p>
-      <w:pPr>
-        <w:pStyle w:val="Heading3"/>
-      </w:pPr>
-      <w:r>
-        <w:t xml:space="preserve">4.1.3. Yêu cầu chức năng</w:t>
-      </w:r>
-    </w:p>
-    <w:p>
-      <w:pPr>
-        <w:pStyle w:val="FirstParagraph"/>
-      </w:pPr>
-      <w:r>
-        <w:t xml:space="preserve">Hệ thống có</w:t>
-      </w:r>
-      <w:r>
-        <w:t xml:space="preserve"> </w:t>
-      </w:r>
-      <w:r>
-        <w:rPr>
-          <w:b/>
-          <w:bCs/>
-        </w:rPr>
-        <w:t xml:space="preserve">34 yêu cầu chức năng</w:t>
-      </w:r>
-      <w:r>
-        <w:t xml:space="preserve"> </w:t>
-      </w:r>
-      <w:r>
-        <w:t xml:space="preserve">chia sáu nhóm, phân mức theo MoSCoW: 20</w:t>
-      </w:r>
-      <w:r>
-        <w:t xml:space="preserve"> </w:t>
-      </w:r>
-      <w:r>
-        <w:rPr>
-          <w:i/>
-          <w:iCs/>
-        </w:rPr>
-        <w:t xml:space="preserve">Must</w:t>
-      </w:r>
-      <w:r>
-        <w:t xml:space="preserve">, 5</w:t>
-      </w:r>
-      <w:r>
-        <w:t xml:space="preserve"> </w:t>
-      </w:r>
-      <w:r>
-        <w:rPr>
-          <w:i/>
-          <w:iCs/>
-        </w:rPr>
-        <w:t xml:space="preserve">Should</w:t>
-      </w:r>
-      <w:r>
-        <w:t xml:space="preserve">, 3</w:t>
-      </w:r>
-      <w:r>
-        <w:t xml:space="preserve"> </w:t>
-      </w:r>
-      <w:r>
-        <w:rPr>
-          <w:i/>
-          <w:iCs/>
-        </w:rPr>
-        <w:t xml:space="preserve">Could</w:t>
-      </w:r>
-      <w:r>
-        <w:t xml:space="preserve">, 6</w:t>
-      </w:r>
-      <w:r>
-        <w:t xml:space="preserve"> </w:t>
-      </w:r>
-      <w:r>
-        <w:rPr>
-          <w:i/>
-          <w:iCs/>
-        </w:rPr>
-        <w:t xml:space="preserve">Won't</w:t>
-      </w:r>
-      <w:r>
-        <w:t xml:space="preserve">. Sáu yêu cầu mức</w:t>
-      </w:r>
-      <w:r>
-        <w:t xml:space="preserve"> </w:t>
-      </w:r>
-      <w:r>
-        <w:rPr>
-          <w:i/>
-          <w:iCs/>
-        </w:rPr>
-        <w:t xml:space="preserve">Won't</w:t>
-      </w:r>
-      <w:r>
-        <w:t xml:space="preserve"> </w:t>
-      </w:r>
-      <w:r>
-        <w:t xml:space="preserve">đến từ ba đợt thu gọn phạm vi: bốn yêu cầu thuần giao diện chuyển mức ở đợt thu gọn giao diện, và hai yêu cầu của nhóm video — xuất video đã chú thích cùng huỷ tác vụ đang chạy — chuyển mức ở đợt thu gọn nhóm video.</w:t>
-      </w:r>
-      <w:r>
-        <w:t xml:space="preserve"> </w:t>
-      </w:r>
-      <w:r>
-        <w:rPr>
-          <w:b/>
-          <w:bCs/>
-        </w:rPr>
-        <w:t xml:space="preserve">Hai yêu cầu mức</w:t>
-      </w:r>
-      <w:r>
-        <w:rPr>
-          <w:b/>
-          <w:bCs/>
-        </w:rPr>
-        <w:t xml:space="preserve"> </w:t>
-      </w:r>
-      <w:r>
-        <w:rPr>
-          <w:b/>
-          <w:bCs/>
-          <w:i/>
-          <w:iCs/>
-        </w:rPr>
-        <w:t xml:space="preserve">Must</w:t>
-      </w:r>
-      <w:r>
-        <w:rPr>
-          <w:b/>
-          <w:bCs/>
-        </w:rPr>
-        <w:t xml:space="preserve"> </w:t>
-      </w:r>
-      <w:r>
-        <w:rPr>
-          <w:b/>
-          <w:bCs/>
-        </w:rPr>
-        <w:t xml:space="preserve">đã bị đưa ra khỏi phạm vi là FR-4.1 và FR-2.5</w:t>
-      </w:r>
-      <w:r>
-        <w:t xml:space="preserve">, nêu rõ ở mục 6.2. Bảng đầy đủ từng mã yêu cầu ở</w:t>
-      </w:r>
-      <w:r>
-        <w:t xml:space="preserve"> </w:t>
-      </w:r>
-      <w:r>
-        <w:rPr>
-          <w:b/>
-          <w:bCs/>
-        </w:rPr>
-        <w:t xml:space="preserve">Phụ lục H.2</w:t>
-      </w:r>
-      <w:r>
-        <w:t xml:space="preserve">.</w:t>
-      </w:r>
-    </w:p>
-    <w:bookmarkEnd w:id="82"/>
-    <w:bookmarkStart w:id="83" w:name="X6a1b24e4b00a640d6048601420a607246ce88c1"/>
-    <w:p>
-      <w:pPr>
-        <w:pStyle w:val="Heading3"/>
-      </w:pPr>
-      <w:r>
-        <w:t xml:space="preserve">4.1.4. Yêu cầu phi chức năng</w:t>
-      </w:r>
-    </w:p>
-    <w:p>
-      <w:pPr>
-        <w:pStyle w:val="FirstParagraph"/>
-      </w:pPr>
-      <w:r>
-        <w:t xml:space="preserve">Các chỉ tiêu phi chức năng chia bảy nhóm — độ chính xác (NFR-A), hiệu năng (NFR-P), độ tin cậy (NFR-R), khả năng chịu tải (NFR-SC), khả năng bảo trì (NFR-M), bảo mật (NFR-S) và khả dụng (NFR-U) — mỗi chỉ tiêu kèm</w:t>
-      </w:r>
-      <w:r>
-        <w:t xml:space="preserve"> </w:t>
-      </w:r>
-      <w:r>
-        <w:rPr>
-          <w:b/>
-          <w:bCs/>
-        </w:rPr>
-        <w:t xml:space="preserve">ngưỡng tối thiểu, mục tiêu và phương pháp đo</w:t>
-      </w:r>
-      <w:r>
-        <w:t xml:space="preserve">. Hai ràng buộc chi phối toàn bộ nhóm hiệu năng: suy luận</w:t>
-      </w:r>
-      <w:r>
-        <w:t xml:space="preserve"> </w:t>
-      </w:r>
-      <w:r>
-        <w:rPr>
-          <w:b/>
-          <w:bCs/>
-        </w:rPr>
-        <w:t xml:space="preserve">chỉ trên CPU</w:t>
-      </w:r>
-      <w:r>
-        <w:t xml:space="preserve"> </w:t>
-      </w:r>
-      <w:r>
-        <w:t xml:space="preserve">(CON-02) và ngân sách độ trễ đầu cuối. Bảng đầy đủ ở</w:t>
-      </w:r>
-      <w:r>
-        <w:t xml:space="preserve"> </w:t>
-      </w:r>
-      <w:r>
-        <w:rPr>
-          <w:b/>
-          <w:bCs/>
-        </w:rPr>
-        <w:t xml:space="preserve">Phụ lục H.3</w:t>
-      </w:r>
-      <w:r>
-        <w:t xml:space="preserve">; kết quả đối chiếu từng chỉ tiêu ở mục 5.7.</w:t>
-      </w:r>
-    </w:p>
-    <w:bookmarkEnd w:id="83"/>
-    <w:bookmarkEnd w:id="84"/>
-    <w:bookmarkStart w:id="96" w:name="X294448b0ebbcecd971c47f7922938602c4faaee"/>
-    <w:p>
-      <w:pPr>
-        <w:pStyle w:val="Heading2"/>
-      </w:pPr>
-      <w:r>
-        <w:t xml:space="preserve">4.2. Kiến trúc hệ thống</w:t>
-      </w:r>
-    </w:p>
-    <w:bookmarkStart w:id="85" w:name="X4dc0aaf68e09e6d2b7e2e6ca45e78e1a0b0d88c"/>
-    <w:p>
-      <w:pPr>
-        <w:pStyle w:val="Heading3"/>
-      </w:pPr>
-      <w:r>
-        <w:t xml:space="preserve">4.2.1. Nguyên tắc kiến trúc</w:t>
-      </w:r>
-    </w:p>
-    <w:p>
-      <w:pPr>
-        <w:pStyle w:val="FirstParagraph"/>
-      </w:pPr>
-      <w:r>
-        <w:rPr>
-          <w:b/>
-          <w:bCs/>
-        </w:rPr>
-        <w:t xml:space="preserve">Kiến trúc sạch và quy tắc phụ thuộc:</w:t>
-      </w:r>
-      <w:r>
-        <w:t xml:space="preserve"> </w:t>
-      </w:r>
-      <w:r>
-        <w:t xml:space="preserve">phụ thuộc chỉ hướng vào trong, từ chi tiết dễ thay đổi (framework web, CSDL, giao diện) về quy tắc nghiệp vụ ổn định. Ở bài toán này, thứ ổn định là thuật toán nhận dạng biển số — phát hiện, cắt, đọc, chuẩn hoá theo quy chuẩn Việt Nam; thứ dễ đổi là FastAPI hay Flask, SQLite hay PostgreSQL. Do đó</w:t>
-      </w:r>
-      <w:r>
-        <w:t xml:space="preserve"> </w:t>
-      </w:r>
-      <w:r>
-        <w:rPr>
-          <w:b/>
-          <w:bCs/>
-        </w:rPr>
-        <w:t xml:space="preserve">đường ống AI nằm ở vòng trong cùng</w:t>
-      </w:r>
-      <w:r>
-        <w:t xml:space="preserve">, tầng web phụ thuộc nó chứ không ngược lại. SOLID vận dụng:</w:t>
-      </w:r>
-      <w:r>
-        <w:t xml:space="preserve"> </w:t>
-      </w:r>
-      <w:r>
-        <w:rPr>
-          <w:i/>
-          <w:iCs/>
-        </w:rPr>
-        <w:t xml:space="preserve">trách nhiệm đơn nhất</w:t>
-      </w:r>
-      <w:r>
-        <w:t xml:space="preserve"> </w:t>
-      </w:r>
-      <w:r>
-        <w:t xml:space="preserve">— detector chỉ trả bounding box, recognizer chỉ trả chuỗi, normalizer chỉ chuẩn hoá — cho phép đo từng khối riêng;</w:t>
-      </w:r>
-      <w:r>
-        <w:t xml:space="preserve"> </w:t>
-      </w:r>
-      <w:r>
-        <w:rPr>
-          <w:i/>
-          <w:iCs/>
-        </w:rPr>
-        <w:t xml:space="preserve">thay thế Liskov</w:t>
-      </w:r>
-      <w:r>
-        <w:t xml:space="preserve"> </w:t>
-      </w:r>
-      <w:r>
-        <w:t xml:space="preserve">— dùng theo nghĩa đen khi hệ thống chạy đường ống giả lập đúng hợp đồng đường ống thật;</w:t>
-      </w:r>
-      <w:r>
-        <w:t xml:space="preserve"> </w:t>
-      </w:r>
-      <w:r>
-        <w:rPr>
-          <w:i/>
-          <w:iCs/>
-        </w:rPr>
-        <w:t xml:space="preserve">đảo ngược phụ thuộc</w:t>
-      </w:r>
-      <w:r>
-        <w:t xml:space="preserve"> </w:t>
-      </w:r>
-      <w:r>
-        <w:t xml:space="preserve">— tầng nghiệp vụ phụ thuộc hợp đồng trừu tượng, cài đặt tiêm từ ngoài.</w:t>
-      </w:r>
-    </w:p>
     <w:p>
       <w:pPr>
         <w:pStyle w:val="BodyText"/>
-      </w:pPr>
-      <w:r>
-        <w:t xml:space="preserve">Bốn ràng buộc kiến trúc: (1)</w:t>
-      </w:r>
-      <w:r>
-        <w:t xml:space="preserve"> </w:t>
-      </w:r>
-      <w:r>
-        <w:rPr>
-          <w:b/>
-          <w:bCs/>
-        </w:rPr>
-        <w:t xml:space="preserve">không trộn mã AI với mã API</w:t>
-      </w:r>
-      <w:r>
-        <w:t xml:space="preserve"> </w:t>
-      </w:r>
-      <w:r>
-        <w:t xml:space="preserve">(NFR-M1) ⇒ đường ống AI là package Python độc lập, không import framework web; (2)</w:t>
-      </w:r>
-      <w:r>
-        <w:t xml:space="preserve"> </w:t>
-      </w:r>
-      <w:r>
-        <w:rPr>
-          <w:b/>
-          <w:bCs/>
-        </w:rPr>
-        <w:t xml:space="preserve">mọi thành phần AI thay thế được</w:t>
-      </w:r>
-      <w:r>
-        <w:t xml:space="preserve"> </w:t>
-      </w:r>
-      <w:r>
-        <w:t xml:space="preserve">(NFR-M5) ⇒ đều đứng sau lớp trừu tượng; (3)</w:t>
-      </w:r>
-      <w:r>
-        <w:t xml:space="preserve"> </w:t>
-      </w:r>
-      <w:r>
-        <w:rPr>
-          <w:b/>
-          <w:bCs/>
-        </w:rPr>
-        <w:t xml:space="preserve">không hard-code đường dẫn</w:t>
-      </w:r>
-      <w:r>
-        <w:t xml:space="preserve"> </w:t>
-      </w:r>
-      <w:r>
-        <w:t xml:space="preserve">(NFR-M4) ⇒ mọi đường dẫn qua đối tượng cấu hình đọc từ biến môi trường; (4)</w:t>
-      </w:r>
-      <w:r>
-        <w:t xml:space="preserve"> </w:t>
-      </w:r>
-      <w:r>
-        <w:rPr>
-          <w:b/>
-          <w:bCs/>
-        </w:rPr>
-        <w:t xml:space="preserve">chạy được không cần GPU</w:t>
-      </w:r>
-      <w:r>
-        <w:t xml:space="preserve"> </w:t>
-      </w:r>
-      <w:r>
-        <w:t xml:space="preserve">(CON-02, NFR-C2) ⇒ thiết bị suy luận là tham số cấu hình, mặc định</w:t>
-      </w:r>
-      <w:r>
-        <w:t xml:space="preserve"> </w:t>
-      </w:r>
-      <w:r>
-        <w:rPr>
-          <w:rStyle w:val="VerbatimChar"/>
-        </w:rPr>
-        <w:t xml:space="preserve">cpu</w:t>
-      </w:r>
-      <w:r>
-        <w:t xml:space="preserve"> </w:t>
-      </w:r>
-      <w:r>
-        <w:t xml:space="preserve">— phát biểu là</w:t>
-      </w:r>
-      <w:r>
-        <w:t xml:space="preserve"> </w:t>
-      </w:r>
-      <w:r>
-        <w:rPr>
-          <w:i/>
-          <w:iCs/>
-        </w:rPr>
-        <w:t xml:space="preserve">cấu hình mặc định</w:t>
-      </w:r>
-      <w:r>
-        <w:t xml:space="preserve"> </w:t>
-      </w:r>
-      <w:r>
-        <w:t xml:space="preserve">chứ không phải "chế độ dự phòng", nên đường chạy CPU là đường được kiểm thử thường xuyên nhất.</w:t>
-      </w:r>
-    </w:p>
-    <w:bookmarkEnd w:id="85"/>
-    <w:bookmarkStart w:id="89" w:name="X9994610575b2ff0da118733ce1e392cdd8a94a6"/>
-    <w:p>
-      <w:pPr>
-        <w:pStyle w:val="Heading3"/>
-      </w:pPr>
-      <w:r>
-        <w:t xml:space="preserve">4.2.2. Kiến trúc phân tầng</w:t>
-      </w:r>
-    </w:p>
-    <w:p>
-      <w:pPr>
-        <w:pStyle w:val="FirstParagraph"/>
       </w:pPr>
       <w:r>
         <w:drawing>
           <wp:inline>
-            <wp:extent cx="5334000" cy="5953125"/>
+            <wp:extent cx="5334000" cy="2440135"/>
             <wp:effectExtent b="0" l="0" r="0" t="0"/>
-            <wp:docPr descr="" title="" id="87" name="Picture"/>
+            <wp:docPr descr="" title="" id="82" name="Picture"/>
             <a:graphic>
               <a:graphicData uri="http://schemas.openxmlformats.org/drawingml/2006/picture">
                 <pic:pic>
                   <pic:nvPicPr>
-                    <pic:cNvPr descr="figures/fig-ch4-02.png" id="88" name="Picture"/>
+                    <pic:cNvPr descr="figures/fig-ch4-usecase.png" id="83" name="Picture"/>
                     <pic:cNvPicPr>
                       <a:picLocks noChangeArrowheads="1" noChangeAspect="1"/>
                     </pic:cNvPicPr>
                   </pic:nvPicPr>
                   <pic:blipFill>
-                    <a:blip r:embed="rId86"/>
+                    <a:blip r:embed="rId81"/>
+                    <a:stretch>
+                      <a:fillRect/>
+                    </a:stretch>
+                  </pic:blipFill>
+                  <pic:spPr bwMode="auto">
+                    <a:xfrm>
+                      <a:off x="0" y="0"/>
+                      <a:ext cx="5334000" cy="2440135"/>
+                    </a:xfrm>
+                    <a:prstGeom prst="rect">
+                      <a:avLst/>
+                    </a:prstGeom>
+                    <a:noFill/>
+                    <a:ln w="9525">
+                      <a:noFill/>
+                      <a:headEnd/>
+                      <a:tailEnd/>
+                    </a:ln>
+                  </pic:spPr>
+                </pic:pic>
+              </a:graphicData>
+            </a:graphic>
+          </wp:inline>
+        </w:drawing>
+      </w:r>
+    </w:p>
+    <w:p>
+      <w:pPr>
+        <w:pStyle w:val="BodyText"/>
+      </w:pPr>
+      <w:r>
+        <w:rPr>
+          <w:b/>
+          <w:bCs/>
+        </w:rPr>
+        <w:t xml:space="preserve">Hình 4.1.</w:t>
+      </w:r>
+      <w:r>
+        <w:t xml:space="preserve"> </w:t>
+      </w:r>
+      <w:r>
+        <w:t xml:space="preserve">Sơ đồ use case — hai tác nhân và bốn use case. Ba use case tô đậm là</w:t>
+      </w:r>
+      <w:r>
+        <w:t xml:space="preserve"> </w:t>
+      </w:r>
+      <w:r>
+        <w:t xml:space="preserve">use case chính được đặc tả đầy đủ theo khuôn tác nhân · tiền điều kiện · luồng</w:t>
+      </w:r>
+      <w:r>
+        <w:t xml:space="preserve"> </w:t>
+      </w:r>
+      <w:r>
+        <w:t xml:space="preserve">chính · luồng thay thế.</w:t>
+      </w:r>
+    </w:p>
+    <w:bookmarkEnd w:id="84"/>
+    <w:bookmarkStart w:id="85" w:name="Xde10074f09182864b972de84b2bbed33fe9f013"/>
+    <w:p>
+      <w:pPr>
+        <w:pStyle w:val="Heading3"/>
+      </w:pPr>
+      <w:r>
+        <w:t xml:space="preserve">4.1.3. Yêu cầu chức năng</w:t>
+      </w:r>
+    </w:p>
+    <w:p>
+      <w:pPr>
+        <w:pStyle w:val="FirstParagraph"/>
+      </w:pPr>
+      <w:r>
+        <w:t xml:space="preserve">Hệ thống có</w:t>
+      </w:r>
+      <w:r>
+        <w:t xml:space="preserve"> </w:t>
+      </w:r>
+      <w:r>
+        <w:rPr>
+          <w:b/>
+          <w:bCs/>
+        </w:rPr>
+        <w:t xml:space="preserve">34 yêu cầu chức năng</w:t>
+      </w:r>
+      <w:r>
+        <w:t xml:space="preserve"> </w:t>
+      </w:r>
+      <w:r>
+        <w:t xml:space="preserve">chia sáu nhóm, phân mức theo MoSCoW: 20</w:t>
+      </w:r>
+      <w:r>
+        <w:t xml:space="preserve"> </w:t>
+      </w:r>
+      <w:r>
+        <w:rPr>
+          <w:i/>
+          <w:iCs/>
+        </w:rPr>
+        <w:t xml:space="preserve">Must</w:t>
+      </w:r>
+      <w:r>
+        <w:t xml:space="preserve">, 5</w:t>
+      </w:r>
+      <w:r>
+        <w:t xml:space="preserve"> </w:t>
+      </w:r>
+      <w:r>
+        <w:rPr>
+          <w:i/>
+          <w:iCs/>
+        </w:rPr>
+        <w:t xml:space="preserve">Should</w:t>
+      </w:r>
+      <w:r>
+        <w:t xml:space="preserve">, 3</w:t>
+      </w:r>
+      <w:r>
+        <w:t xml:space="preserve"> </w:t>
+      </w:r>
+      <w:r>
+        <w:rPr>
+          <w:i/>
+          <w:iCs/>
+        </w:rPr>
+        <w:t xml:space="preserve">Could</w:t>
+      </w:r>
+      <w:r>
+        <w:t xml:space="preserve">, 6</w:t>
+      </w:r>
+      <w:r>
+        <w:t xml:space="preserve"> </w:t>
+      </w:r>
+      <w:r>
+        <w:rPr>
+          <w:i/>
+          <w:iCs/>
+        </w:rPr>
+        <w:t xml:space="preserve">Won't</w:t>
+      </w:r>
+      <w:r>
+        <w:t xml:space="preserve">. Sáu yêu cầu mức</w:t>
+      </w:r>
+      <w:r>
+        <w:t xml:space="preserve"> </w:t>
+      </w:r>
+      <w:r>
+        <w:rPr>
+          <w:i/>
+          <w:iCs/>
+        </w:rPr>
+        <w:t xml:space="preserve">Won't</w:t>
+      </w:r>
+      <w:r>
+        <w:t xml:space="preserve"> </w:t>
+      </w:r>
+      <w:r>
+        <w:t xml:space="preserve">đến từ ba đợt thu gọn phạm vi: bốn yêu cầu thuần giao diện chuyển mức ở đợt thu gọn giao diện, và hai yêu cầu của nhóm video — xuất video đã chú thích cùng huỷ tác vụ đang chạy — chuyển mức ở đợt thu gọn nhóm video.</w:t>
+      </w:r>
+      <w:r>
+        <w:t xml:space="preserve"> </w:t>
+      </w:r>
+      <w:r>
+        <w:rPr>
+          <w:b/>
+          <w:bCs/>
+        </w:rPr>
+        <w:t xml:space="preserve">Hai yêu cầu mức</w:t>
+      </w:r>
+      <w:r>
+        <w:rPr>
+          <w:b/>
+          <w:bCs/>
+        </w:rPr>
+        <w:t xml:space="preserve"> </w:t>
+      </w:r>
+      <w:r>
+        <w:rPr>
+          <w:b/>
+          <w:bCs/>
+          <w:i/>
+          <w:iCs/>
+        </w:rPr>
+        <w:t xml:space="preserve">Must</w:t>
+      </w:r>
+      <w:r>
+        <w:rPr>
+          <w:b/>
+          <w:bCs/>
+        </w:rPr>
+        <w:t xml:space="preserve"> </w:t>
+      </w:r>
+      <w:r>
+        <w:rPr>
+          <w:b/>
+          <w:bCs/>
+        </w:rPr>
+        <w:t xml:space="preserve">đã bị đưa ra khỏi phạm vi là FR-4.1 và FR-2.5</w:t>
+      </w:r>
+      <w:r>
+        <w:t xml:space="preserve">, nêu rõ ở mục 6.2. Bảng đầy đủ từng mã yêu cầu ở</w:t>
+      </w:r>
+      <w:r>
+        <w:t xml:space="preserve"> </w:t>
+      </w:r>
+      <w:r>
+        <w:rPr>
+          <w:b/>
+          <w:bCs/>
+        </w:rPr>
+        <w:t xml:space="preserve">Phụ lục H.2</w:t>
+      </w:r>
+      <w:r>
+        <w:t xml:space="preserve">.</w:t>
+      </w:r>
+    </w:p>
+    <w:bookmarkEnd w:id="85"/>
+    <w:bookmarkStart w:id="86" w:name="X6a1b24e4b00a640d6048601420a607246ce88c1"/>
+    <w:p>
+      <w:pPr>
+        <w:pStyle w:val="Heading3"/>
+      </w:pPr>
+      <w:r>
+        <w:t xml:space="preserve">4.1.4. Yêu cầu phi chức năng</w:t>
+      </w:r>
+    </w:p>
+    <w:p>
+      <w:pPr>
+        <w:pStyle w:val="FirstParagraph"/>
+      </w:pPr>
+      <w:r>
+        <w:t xml:space="preserve">Các chỉ tiêu phi chức năng chia bảy nhóm — độ chính xác (NFR-A), hiệu năng (NFR-P), độ tin cậy (NFR-R), khả năng chịu tải (NFR-SC), khả năng bảo trì (NFR-M), bảo mật (NFR-S) và khả dụng (NFR-U) — mỗi chỉ tiêu kèm</w:t>
+      </w:r>
+      <w:r>
+        <w:t xml:space="preserve"> </w:t>
+      </w:r>
+      <w:r>
+        <w:rPr>
+          <w:b/>
+          <w:bCs/>
+        </w:rPr>
+        <w:t xml:space="preserve">ngưỡng tối thiểu, mục tiêu và phương pháp đo</w:t>
+      </w:r>
+      <w:r>
+        <w:t xml:space="preserve">. Hai ràng buộc chi phối toàn bộ nhóm hiệu năng: suy luận</w:t>
+      </w:r>
+      <w:r>
+        <w:t xml:space="preserve"> </w:t>
+      </w:r>
+      <w:r>
+        <w:rPr>
+          <w:b/>
+          <w:bCs/>
+        </w:rPr>
+        <w:t xml:space="preserve">chỉ trên CPU</w:t>
+      </w:r>
+      <w:r>
+        <w:t xml:space="preserve"> </w:t>
+      </w:r>
+      <w:r>
+        <w:t xml:space="preserve">(CON-02) và ngân sách độ trễ đầu cuối. Bảng đầy đủ ở</w:t>
+      </w:r>
+      <w:r>
+        <w:t xml:space="preserve"> </w:t>
+      </w:r>
+      <w:r>
+        <w:rPr>
+          <w:b/>
+          <w:bCs/>
+        </w:rPr>
+        <w:t xml:space="preserve">Phụ lục H.3</w:t>
+      </w:r>
+      <w:r>
+        <w:t xml:space="preserve">; kết quả đối chiếu từng chỉ tiêu ở mục 5.7.</w:t>
+      </w:r>
+    </w:p>
+    <w:bookmarkEnd w:id="86"/>
+    <w:bookmarkEnd w:id="87"/>
+    <w:bookmarkStart w:id="99" w:name="X294448b0ebbcecd971c47f7922938602c4faaee"/>
+    <w:p>
+      <w:pPr>
+        <w:pStyle w:val="Heading2"/>
+      </w:pPr>
+      <w:r>
+        <w:t xml:space="preserve">4.2. Kiến trúc hệ thống</w:t>
+      </w:r>
+    </w:p>
+    <w:bookmarkStart w:id="88" w:name="X4dc0aaf68e09e6d2b7e2e6ca45e78e1a0b0d88c"/>
+    <w:p>
+      <w:pPr>
+        <w:pStyle w:val="Heading3"/>
+      </w:pPr>
+      <w:r>
+        <w:t xml:space="preserve">4.2.1. Nguyên tắc kiến trúc</w:t>
+      </w:r>
+    </w:p>
+    <w:p>
+      <w:pPr>
+        <w:pStyle w:val="FirstParagraph"/>
+      </w:pPr>
+      <w:r>
+        <w:rPr>
+          <w:b/>
+          <w:bCs/>
+        </w:rPr>
+        <w:t xml:space="preserve">Kiến trúc sạch và quy tắc phụ thuộc:</w:t>
+      </w:r>
+      <w:r>
+        <w:t xml:space="preserve"> </w:t>
+      </w:r>
+      <w:r>
+        <w:t xml:space="preserve">phụ thuộc chỉ hướng vào trong, từ chi tiết dễ thay đổi (framework web, CSDL, giao diện) về quy tắc nghiệp vụ ổn định. Ở bài toán này, thứ ổn định là thuật toán nhận dạng biển số — phát hiện, cắt, đọc, chuẩn hoá theo quy chuẩn Việt Nam; thứ dễ đổi là FastAPI hay Flask, SQLite hay PostgreSQL. Do đó</w:t>
+      </w:r>
+      <w:r>
+        <w:t xml:space="preserve"> </w:t>
+      </w:r>
+      <w:r>
+        <w:rPr>
+          <w:b/>
+          <w:bCs/>
+        </w:rPr>
+        <w:t xml:space="preserve">đường ống AI nằm ở vòng trong cùng</w:t>
+      </w:r>
+      <w:r>
+        <w:t xml:space="preserve">, tầng web phụ thuộc nó chứ không ngược lại. SOLID vận dụng:</w:t>
+      </w:r>
+      <w:r>
+        <w:t xml:space="preserve"> </w:t>
+      </w:r>
+      <w:r>
+        <w:rPr>
+          <w:i/>
+          <w:iCs/>
+        </w:rPr>
+        <w:t xml:space="preserve">trách nhiệm đơn nhất</w:t>
+      </w:r>
+      <w:r>
+        <w:t xml:space="preserve"> </w:t>
+      </w:r>
+      <w:r>
+        <w:t xml:space="preserve">— detector chỉ trả bounding box, recognizer chỉ trả chuỗi, normalizer chỉ chuẩn hoá — cho phép đo từng khối riêng;</w:t>
+      </w:r>
+      <w:r>
+        <w:t xml:space="preserve"> </w:t>
+      </w:r>
+      <w:r>
+        <w:rPr>
+          <w:i/>
+          <w:iCs/>
+        </w:rPr>
+        <w:t xml:space="preserve">thay thế Liskov</w:t>
+      </w:r>
+      <w:r>
+        <w:t xml:space="preserve"> </w:t>
+      </w:r>
+      <w:r>
+        <w:t xml:space="preserve">— dùng theo nghĩa đen khi hệ thống chạy đường ống giả lập đúng hợp đồng đường ống thật;</w:t>
+      </w:r>
+      <w:r>
+        <w:t xml:space="preserve"> </w:t>
+      </w:r>
+      <w:r>
+        <w:rPr>
+          <w:i/>
+          <w:iCs/>
+        </w:rPr>
+        <w:t xml:space="preserve">đảo ngược phụ thuộc</w:t>
+      </w:r>
+      <w:r>
+        <w:t xml:space="preserve"> </w:t>
+      </w:r>
+      <w:r>
+        <w:t xml:space="preserve">— tầng nghiệp vụ phụ thuộc hợp đồng trừu tượng, cài đặt tiêm từ ngoài.</w:t>
+      </w:r>
+    </w:p>
+    <w:p>
+      <w:pPr>
+        <w:pStyle w:val="BodyText"/>
+      </w:pPr>
+      <w:r>
+        <w:t xml:space="preserve">Bốn ràng buộc kiến trúc: (1)</w:t>
+      </w:r>
+      <w:r>
+        <w:t xml:space="preserve"> </w:t>
+      </w:r>
+      <w:r>
+        <w:rPr>
+          <w:b/>
+          <w:bCs/>
+        </w:rPr>
+        <w:t xml:space="preserve">không trộn mã AI với mã API</w:t>
+      </w:r>
+      <w:r>
+        <w:t xml:space="preserve"> </w:t>
+      </w:r>
+      <w:r>
+        <w:t xml:space="preserve">(NFR-M1) ⇒ đường ống AI là package Python độc lập, không import framework web; (2)</w:t>
+      </w:r>
+      <w:r>
+        <w:t xml:space="preserve"> </w:t>
+      </w:r>
+      <w:r>
+        <w:rPr>
+          <w:b/>
+          <w:bCs/>
+        </w:rPr>
+        <w:t xml:space="preserve">mọi thành phần AI thay thế được</w:t>
+      </w:r>
+      <w:r>
+        <w:t xml:space="preserve"> </w:t>
+      </w:r>
+      <w:r>
+        <w:t xml:space="preserve">(NFR-M5) ⇒ đều đứng sau lớp trừu tượng; (3)</w:t>
+      </w:r>
+      <w:r>
+        <w:t xml:space="preserve"> </w:t>
+      </w:r>
+      <w:r>
+        <w:rPr>
+          <w:b/>
+          <w:bCs/>
+        </w:rPr>
+        <w:t xml:space="preserve">không hard-code đường dẫn</w:t>
+      </w:r>
+      <w:r>
+        <w:t xml:space="preserve"> </w:t>
+      </w:r>
+      <w:r>
+        <w:t xml:space="preserve">(NFR-M4) ⇒ mọi đường dẫn qua đối tượng cấu hình đọc từ biến môi trường; (4)</w:t>
+      </w:r>
+      <w:r>
+        <w:t xml:space="preserve"> </w:t>
+      </w:r>
+      <w:r>
+        <w:rPr>
+          <w:b/>
+          <w:bCs/>
+        </w:rPr>
+        <w:t xml:space="preserve">chạy được không cần GPU</w:t>
+      </w:r>
+      <w:r>
+        <w:t xml:space="preserve"> </w:t>
+      </w:r>
+      <w:r>
+        <w:t xml:space="preserve">(CON-02, NFR-C2) ⇒ thiết bị suy luận là tham số cấu hình, mặc định</w:t>
+      </w:r>
+      <w:r>
+        <w:t xml:space="preserve"> </w:t>
+      </w:r>
+      <w:r>
+        <w:rPr>
+          <w:rStyle w:val="VerbatimChar"/>
+        </w:rPr>
+        <w:t xml:space="preserve">cpu</w:t>
+      </w:r>
+      <w:r>
+        <w:t xml:space="preserve"> </w:t>
+      </w:r>
+      <w:r>
+        <w:t xml:space="preserve">— phát biểu là</w:t>
+      </w:r>
+      <w:r>
+        <w:t xml:space="preserve"> </w:t>
+      </w:r>
+      <w:r>
+        <w:rPr>
+          <w:i/>
+          <w:iCs/>
+        </w:rPr>
+        <w:t xml:space="preserve">cấu hình mặc định</w:t>
+      </w:r>
+      <w:r>
+        <w:t xml:space="preserve"> </w:t>
+      </w:r>
+      <w:r>
+        <w:t xml:space="preserve">chứ không phải "chế độ dự phòng", nên đường chạy CPU là đường được kiểm thử thường xuyên nhất.</w:t>
+      </w:r>
+    </w:p>
+    <w:bookmarkEnd w:id="88"/>
+    <w:bookmarkStart w:id="92" w:name="X9994610575b2ff0da118733ce1e392cdd8a94a6"/>
+    <w:p>
+      <w:pPr>
+        <w:pStyle w:val="Heading3"/>
+      </w:pPr>
+      <w:r>
+        <w:t xml:space="preserve">4.2.2. Kiến trúc phân tầng</w:t>
+      </w:r>
+    </w:p>
+    <w:p>
+      <w:pPr>
+        <w:pStyle w:val="FirstParagraph"/>
+      </w:pPr>
+      <w:r>
+        <w:drawing>
+          <wp:inline>
+            <wp:extent cx="5334000" cy="5953125"/>
+            <wp:effectExtent b="0" l="0" r="0" t="0"/>
+            <wp:docPr descr="" title="" id="90" name="Picture"/>
+            <a:graphic>
+              <a:graphicData uri="http://schemas.openxmlformats.org/drawingml/2006/picture">
+                <pic:pic>
+                  <pic:nvPicPr>
+                    <pic:cNvPr descr="figures/fig-ch4-02.png" id="91" name="Picture"/>
+                    <pic:cNvPicPr>
+                      <a:picLocks noChangeArrowheads="1" noChangeAspect="1"/>
+                    </pic:cNvPicPr>
+                  </pic:nvPicPr>
+                  <pic:blipFill>
+                    <a:blip r:embed="rId89"/>
                     <a:stretch>
                       <a:fillRect/>
                     </a:stretch>
@@ -18218,7 +18295,7 @@
           <w:b/>
           <w:bCs/>
         </w:rPr>
-        <w:t xml:space="preserve">Hình 4.1.</w:t>
+        <w:t xml:space="preserve">Hình 4.2.</w:t>
       </w:r>
       <w:r>
         <w:t xml:space="preserve"> </w:t>
@@ -18425,8 +18502,8 @@
         <w:t xml:space="preserve">vẫn phục vụ và vẫn có kiểm thử tích hợp — phép thử ngoài dự kiến cho nguyên tắc phụ thuộc một chiều.</w:t>
       </w:r>
     </w:p>
-    <w:bookmarkEnd w:id="89"/>
-    <w:bookmarkStart w:id="90" w:name="X598a67f852386d1e6c5dc698300588158f3928e"/>
+    <w:bookmarkEnd w:id="92"/>
+    <w:bookmarkStart w:id="93" w:name="X598a67f852386d1e6c5dc698300588158f3928e"/>
     <w:p>
       <w:pPr>
         <w:pStyle w:val="Heading3"/>
@@ -18616,8 +18693,8 @@
         <w:t xml:space="preserve">còn đang hoạt động.</w:t>
       </w:r>
     </w:p>
-    <w:bookmarkEnd w:id="90"/>
-    <w:bookmarkStart w:id="94" w:name="Xa2811f385dbb51855f7af41ba051000a632424d"/>
+    <w:bookmarkEnd w:id="93"/>
+    <w:bookmarkStart w:id="97" w:name="Xa2811f385dbb51855f7af41ba051000a632424d"/>
     <w:p>
       <w:pPr>
         <w:pStyle w:val="Heading3"/>
@@ -18635,18 +18712,18 @@
           <wp:inline>
             <wp:extent cx="5334000" cy="401410"/>
             <wp:effectExtent b="0" l="0" r="0" t="0"/>
-            <wp:docPr descr="" title="" id="92" name="Picture"/>
+            <wp:docPr descr="" title="" id="95" name="Picture"/>
             <a:graphic>
               <a:graphicData uri="http://schemas.openxmlformats.org/drawingml/2006/picture">
                 <pic:pic>
                   <pic:nvPicPr>
-                    <pic:cNvPr descr="figures/fig-ch4-03.png" id="93" name="Picture"/>
+                    <pic:cNvPr descr="figures/fig-ch4-03.png" id="96" name="Picture"/>
                     <pic:cNvPicPr>
                       <a:picLocks noChangeArrowheads="1" noChangeAspect="1"/>
                     </pic:cNvPicPr>
                   </pic:nvPicPr>
                   <pic:blipFill>
-                    <a:blip r:embed="rId91"/>
+                    <a:blip r:embed="rId94"/>
                     <a:stretch>
                       <a:fillRect/>
                     </a:stretch>
@@ -18682,7 +18759,7 @@
           <w:b/>
           <w:bCs/>
         </w:rPr>
-        <w:t xml:space="preserve">Hình 4.2.</w:t>
+        <w:t xml:space="preserve">Hình 4.3.</w:t>
       </w:r>
       <w:r>
         <w:t xml:space="preserve"> </w:t>
@@ -18744,8 +18821,8 @@
         <w:t xml:space="preserve">— mỗi nửa lúc này là một dòng ngang đúng giả định của bộ OCR (cài đặt ở 4.6.4).</w:t>
       </w:r>
     </w:p>
-    <w:bookmarkEnd w:id="94"/>
-    <w:bookmarkStart w:id="95" w:name="Xe607c266f1c40cd4edfd0273ec71737bb7ea2c4"/>
+    <w:bookmarkEnd w:id="97"/>
+    <w:bookmarkStart w:id="98" w:name="Xe607c266f1c40cd4edfd0273ec71737bb7ea2c4"/>
     <w:p>
       <w:pPr>
         <w:pStyle w:val="Heading3"/>
@@ -18903,9 +18980,9 @@
         </w:pict>
       </w:r>
     </w:p>
-    <w:bookmarkEnd w:id="95"/>
-    <w:bookmarkEnd w:id="96"/>
-    <w:bookmarkStart w:id="99" w:name="X9ad8804871c144315aedff41a1e47b29c356da8"/>
+    <w:bookmarkEnd w:id="98"/>
+    <w:bookmarkEnd w:id="99"/>
+    <w:bookmarkStart w:id="102" w:name="X9ad8804871c144315aedff41a1e47b29c356da8"/>
     <w:p>
       <w:pPr>
         <w:pStyle w:val="Heading2"/>
@@ -18914,7 +18991,7 @@
         <w:t xml:space="preserve">4.3. Môi trường và công cụ phát triển</w:t>
       </w:r>
     </w:p>
-    <w:bookmarkStart w:id="97" w:name="Xdf645f9e866f6e8933d5a88fe66b8e9c461ae0d"/>
+    <w:bookmarkStart w:id="100" w:name="Xdf645f9e866f6e8933d5a88fe66b8e9c461ae0d"/>
     <w:p>
       <w:pPr>
         <w:pStyle w:val="Heading3"/>
@@ -19064,8 +19141,8 @@
         <w:t xml:space="preserve">(đối chiếu NFR-P1 ở 4.10).</w:t>
       </w:r>
     </w:p>
-    <w:bookmarkEnd w:id="97"/>
-    <w:bookmarkStart w:id="98" w:name="X8ce6ccddf4432f83a9b53af260fd1ae42345430"/>
+    <w:bookmarkEnd w:id="100"/>
+    <w:bookmarkStart w:id="101" w:name="X8ce6ccddf4432f83a9b53af260fd1ae42345430"/>
     <w:p>
       <w:pPr>
         <w:pStyle w:val="Heading3"/>
@@ -19228,9 +19305,9 @@
         </w:pict>
       </w:r>
     </w:p>
-    <w:bookmarkEnd w:id="98"/>
-    <w:bookmarkEnd w:id="99"/>
-    <w:bookmarkStart w:id="106" w:name="Xac54ff02a53f997684ad1e9bce3420d5c1dcce8"/>
+    <w:bookmarkEnd w:id="101"/>
+    <w:bookmarkEnd w:id="102"/>
+    <w:bookmarkStart w:id="109" w:name="Xac54ff02a53f997684ad1e9bce3420d5c1dcce8"/>
     <w:p>
       <w:pPr>
         <w:pStyle w:val="Heading2"/>
@@ -19239,7 +19316,7 @@
         <w:t xml:space="preserve">4.4. Xây dựng bộ dữ liệu</w:t>
       </w:r>
     </w:p>
-    <w:bookmarkStart w:id="103" w:name="X10372397a07299bcedbd16e1e8c0d9876b02fca"/>
+    <w:bookmarkStart w:id="106" w:name="X10372397a07299bcedbd16e1e8c0d9876b02fca"/>
     <w:p>
       <w:pPr>
         <w:pStyle w:val="Heading3"/>
@@ -19257,18 +19334,18 @@
           <wp:inline>
             <wp:extent cx="5334000" cy="802821"/>
             <wp:effectExtent b="0" l="0" r="0" t="0"/>
-            <wp:docPr descr="" title="" id="101" name="Picture"/>
+            <wp:docPr descr="" title="" id="104" name="Picture"/>
             <a:graphic>
               <a:graphicData uri="http://schemas.openxmlformats.org/drawingml/2006/picture">
                 <pic:pic>
                   <pic:nvPicPr>
-                    <pic:cNvPr descr="figures/fig-ch5-01.png" id="102" name="Picture"/>
+                    <pic:cNvPr descr="figures/fig-ch5-01.png" id="105" name="Picture"/>
                     <pic:cNvPicPr>
                       <a:picLocks noChangeArrowheads="1" noChangeAspect="1"/>
                     </pic:cNvPicPr>
                   </pic:nvPicPr>
                   <pic:blipFill>
-                    <a:blip r:embed="rId100"/>
+                    <a:blip r:embed="rId103"/>
                     <a:stretch>
                       <a:fillRect/>
                     </a:stretch>
@@ -19304,7 +19381,7 @@
           <w:b/>
           <w:bCs/>
         </w:rPr>
-        <w:t xml:space="preserve">Hình 4.3.</w:t>
+        <w:t xml:space="preserve">Hình 4.4.</w:t>
       </w:r>
       <w:r>
         <w:t xml:space="preserve"> </w:t>
@@ -20191,8 +20268,8 @@
         <w:t xml:space="preserve">.</w:t>
       </w:r>
     </w:p>
-    <w:bookmarkEnd w:id="103"/>
-    <w:bookmarkStart w:id="104" w:name="Xeadb8e04562d82f27ad2d5aed87da1b79dc9c81"/>
+    <w:bookmarkEnd w:id="106"/>
+    <w:bookmarkStart w:id="107" w:name="Xeadb8e04562d82f27ad2d5aed87da1b79dc9c81"/>
     <w:p>
       <w:pPr>
         <w:pStyle w:val="Heading3"/>
@@ -20474,8 +20551,8 @@
         <w:t xml:space="preserve">nên bản trùng không bị xoá cũng không rò rỉ được.</w:t>
       </w:r>
     </w:p>
-    <w:bookmarkEnd w:id="104"/>
-    <w:bookmarkStart w:id="105" w:name="Xdce05db230522ce09cfab755ee7ad4def264fae"/>
+    <w:bookmarkEnd w:id="107"/>
+    <w:bookmarkStart w:id="108" w:name="Xdce05db230522ce09cfab755ee7ad4def264fae"/>
     <w:p>
       <w:pPr>
         <w:pStyle w:val="Heading3"/>
@@ -20675,9 +20752,9 @@
         </w:pict>
       </w:r>
     </w:p>
-    <w:bookmarkEnd w:id="105"/>
-    <w:bookmarkEnd w:id="106"/>
-    <w:bookmarkStart w:id="113" w:name="X5751f16cbcdd604a4ad20994be454e70e9e3ac2"/>
+    <w:bookmarkEnd w:id="108"/>
+    <w:bookmarkEnd w:id="109"/>
+    <w:bookmarkStart w:id="116" w:name="X5751f16cbcdd604a4ad20994be454e70e9e3ac2"/>
     <w:p>
       <w:pPr>
         <w:pStyle w:val="Heading2"/>
@@ -20686,7 +20763,7 @@
         <w:t xml:space="preserve">4.5. Huấn luyện mô hình</w:t>
       </w:r>
     </w:p>
-    <w:bookmarkStart w:id="107" w:name="X0cbddce89ce44a1159ecadb59278b24d9324381"/>
+    <w:bookmarkStart w:id="110" w:name="X0cbddce89ce44a1159ecadb59278b24d9324381"/>
     <w:p>
       <w:pPr>
         <w:pStyle w:val="Heading3"/>
@@ -20887,8 +20964,8 @@
         <w:t xml:space="preserve">.</w:t>
       </w:r>
     </w:p>
-    <w:bookmarkEnd w:id="107"/>
-    <w:bookmarkStart w:id="111" w:name="X01c4b26f72ccf49b94be1f8ece537d0daf48679"/>
+    <w:bookmarkEnd w:id="110"/>
+    <w:bookmarkStart w:id="114" w:name="X01c4b26f72ccf49b94be1f8ece537d0daf48679"/>
     <w:p>
       <w:pPr>
         <w:pStyle w:val="Heading3"/>
@@ -20906,18 +20983,18 @@
           <wp:inline>
             <wp:extent cx="5334000" cy="2667000"/>
             <wp:effectExtent b="0" l="0" r="0" t="0"/>
-            <wp:docPr descr="" title="" id="109" name="Picture"/>
+            <wp:docPr descr="" title="" id="112" name="Picture"/>
             <a:graphic>
               <a:graphicData uri="http://schemas.openxmlformats.org/drawingml/2006/picture">
                 <pic:pic>
                   <pic:nvPicPr>
-                    <pic:cNvPr descr="figures/fig-train-curves.png" id="110" name="Picture"/>
+                    <pic:cNvPr descr="figures/fig-train-curves.png" id="113" name="Picture"/>
                     <pic:cNvPicPr>
                       <a:picLocks noChangeArrowheads="1" noChangeAspect="1"/>
                     </pic:cNvPicPr>
                   </pic:nvPicPr>
                   <pic:blipFill>
-                    <a:blip r:embed="rId108"/>
+                    <a:blip r:embed="rId111"/>
                     <a:stretch>
                       <a:fillRect/>
                     </a:stretch>
@@ -20953,7 +21030,7 @@
           <w:b/>
           <w:bCs/>
         </w:rPr>
-        <w:t xml:space="preserve">Hình 4.4.</w:t>
+        <w:t xml:space="preserve">Hình 4.5.</w:t>
       </w:r>
       <w:r>
         <w:t xml:space="preserve"> </w:t>
@@ -22049,8 +22126,8 @@
         </w:tc>
       </w:tr>
     </w:tbl>
-    <w:bookmarkEnd w:id="111"/>
-    <w:bookmarkStart w:id="112" w:name="X05ccebed384746f2e2ce93e9b36b7dc98125c9f"/>
+    <w:bookmarkEnd w:id="114"/>
+    <w:bookmarkStart w:id="115" w:name="X05ccebed384746f2e2ce93e9b36b7dc98125c9f"/>
     <w:p>
       <w:pPr>
         <w:pStyle w:val="Heading3"/>
@@ -22497,9 +22574,9 @@
         </w:tc>
       </w:tr>
     </w:tbl>
-    <w:bookmarkEnd w:id="112"/>
-    <w:bookmarkEnd w:id="113"/>
-    <w:bookmarkStart w:id="124" w:name="X2723c2b72a3b0d2d07d276512c3a00f40195ccf"/>
+    <w:bookmarkEnd w:id="115"/>
+    <w:bookmarkEnd w:id="116"/>
+    <w:bookmarkStart w:id="130" w:name="X2723c2b72a3b0d2d07d276512c3a00f40195ccf"/>
     <w:p>
       <w:pPr>
         <w:pStyle w:val="Heading2"/>
@@ -22508,7 +22585,7 @@
         <w:t xml:space="preserve">4.6. Tầng AI — thiết kế và cài đặt</w:t>
       </w:r>
     </w:p>
-    <w:bookmarkStart w:id="114" w:name="X8f2e9f4f424038486564d3b55e25afda79a348e"/>
+    <w:bookmarkStart w:id="120" w:name="X8f2e9f4f424038486564d3b55e25afda79a348e"/>
     <w:p>
       <w:pPr>
         <w:pStyle w:val="Heading3"/>
@@ -22533,8 +22610,85 @@
         <w:t xml:space="preserve">Kiến trúc dựa trên ba lớp trừu tượng có hợp đồng thống nhất. Lớp phát hiện trả về danh sách vùng biển đã lọc ngưỡng và khử chồng lấn, trong đó danh sách rỗng là kết quả hợp lệ chứ không phải trạng thái lỗi. Lớp nhận dạng trả về chuỗi thô kèm độ tin cậy; việc sửa lỗi ký tự và kiểm tra hợp lệ không thuộc trách nhiệm của lớp này, và chính sự tách biệt đó cho phép định lượng đóng góp của khối hậu xử lý (mục 5.5.2). Lớp chuẩn hoá trả về cả chuỗi không hợp lệ, vì loại bỏ chúng sẽ làm mất đúng các trường hợp mà chương đánh giá cần thống kê. Hợp đồng chung là trả kết quả rỗng thay vì ném ngoại lệ, nhất quán với NFR-R2: không tìm thấy đối tượng và lỗi hệ thống là hai trạng thái khác nhau.</w:t>
       </w:r>
     </w:p>
-    <w:bookmarkEnd w:id="114"/>
-    <w:bookmarkStart w:id="115" w:name="X61948f5dafc748e162a2194ba2899fe42759fa7"/>
+    <w:p>
+      <w:pPr>
+        <w:pStyle w:val="BodyText"/>
+      </w:pPr>
+      <w:r>
+        <w:drawing>
+          <wp:inline>
+            <wp:extent cx="5334000" cy="2707812"/>
+            <wp:effectExtent b="0" l="0" r="0" t="0"/>
+            <wp:docPr descr="" title="" id="118" name="Picture"/>
+            <a:graphic>
+              <a:graphicData uri="http://schemas.openxmlformats.org/drawingml/2006/picture">
+                <pic:pic>
+                  <pic:nvPicPr>
+                    <pic:cNvPr descr="figures/fig-ch4-interfaces.png" id="119" name="Picture"/>
+                    <pic:cNvPicPr>
+                      <a:picLocks noChangeArrowheads="1" noChangeAspect="1"/>
+                    </pic:cNvPicPr>
+                  </pic:nvPicPr>
+                  <pic:blipFill>
+                    <a:blip r:embed="rId117"/>
+                    <a:stretch>
+                      <a:fillRect/>
+                    </a:stretch>
+                  </pic:blipFill>
+                  <pic:spPr bwMode="auto">
+                    <a:xfrm>
+                      <a:off x="0" y="0"/>
+                      <a:ext cx="5334000" cy="2707812"/>
+                    </a:xfrm>
+                    <a:prstGeom prst="rect">
+                      <a:avLst/>
+                    </a:prstGeom>
+                    <a:noFill/>
+                    <a:ln w="9525">
+                      <a:noFill/>
+                      <a:headEnd/>
+                      <a:tailEnd/>
+                    </a:ln>
+                  </pic:spPr>
+                </pic:pic>
+              </a:graphicData>
+            </a:graphic>
+          </wp:inline>
+        </w:drawing>
+      </w:r>
+    </w:p>
+    <w:p>
+      <w:pPr>
+        <w:pStyle w:val="BodyText"/>
+      </w:pPr>
+      <w:r>
+        <w:rPr>
+          <w:b/>
+          <w:bCs/>
+        </w:rPr>
+        <w:t xml:space="preserve">Hình 4.6.</w:t>
+      </w:r>
+      <w:r>
+        <w:t xml:space="preserve"> </w:t>
+      </w:r>
+      <w:r>
+        <w:t xml:space="preserve">Ba lớp trừu tượng và cài đặt tương ứng. Đường ống chỉ giữ tham chiếu</w:t>
+      </w:r>
+      <w:r>
+        <w:t xml:space="preserve"> </w:t>
+      </w:r>
+      <w:r>
+        <w:t xml:space="preserve">tới cột trái, nên thay một cài đặt — ví dụ đổi bộ nhận dạng ký tự — không đụng</w:t>
+      </w:r>
+      <w:r>
+        <w:t xml:space="preserve"> </w:t>
+      </w:r>
+      <w:r>
+        <w:t xml:space="preserve">tới phần còn lại của hệ thống. Đây là bằng chứng cài đặt cho NFR-M5.</w:t>
+      </w:r>
+    </w:p>
+    <w:bookmarkEnd w:id="120"/>
+    <w:bookmarkStart w:id="121" w:name="X61948f5dafc748e162a2194ba2899fe42759fa7"/>
     <w:p>
       <w:pPr>
         <w:pStyle w:val="Heading3"/>
@@ -22551,8 +22705,8 @@
         <w:t xml:space="preserve">Bộ phát hiện là lớp thích ứng mỏng bao quanh thư viện Ultralytics: không thành phần nào ngoài lớp này tiếp xúc với cấu trúc dữ liệu nội bộ của thư viện. Phiên bản mô hình được ghim tường minh trong định danh mà lớp công bố, để mọi kết quả đo truy được về đúng bộ trọng số và việc nâng cấp thư viện không thay đổi ngầm mô hình đứng sau một kết quả đã công bố. Trọng số nạp ngay khi khởi tạo, nên lỗi thiếu tệp bộc lộ lúc khởi động thay vì lúc phục vụ yêu cầu đầu tiên. Lớp chấp nhận cả tệp trọng số đơn lẻ lẫn thư mục mô hình đã tối ưu cho CPU, do giới hạn ở một dạng sẽ loại bỏ cấu hình suy luận nhanh nhất trên phần cứng mục tiêu. Mọi hộp bao được kẹp về biên ảnh và hộp suy biến bị loại, nên tầng trên không nhận toạ độ ngoài khung.</w:t>
       </w:r>
     </w:p>
-    <w:bookmarkEnd w:id="115"/>
-    <w:bookmarkStart w:id="116" w:name="X03f9a9d7d06ebda640a1b42f13787f9521854b2"/>
+    <w:bookmarkEnd w:id="121"/>
+    <w:bookmarkStart w:id="122" w:name="X03f9a9d7d06ebda640a1b42f13787f9521854b2"/>
     <w:p>
       <w:pPr>
         <w:pStyle w:val="Heading3"/>
@@ -22577,8 +22731,8 @@
         <w:t xml:space="preserve">Cần lưu ý một giới hạn kỹ thuật ảnh hưởng trực tiếp đến hiệu năng: trên nền tảng mục tiêu, thư viện nhận dạng không cho phép kích hoạt thư viện tăng tốc oneDNN do khiếm khuyết phía thư viện, nên thư viện này bị vô hiệu hoá bằng một hằng số cấu hình có tài liệu kèm theo. Đây là tham số hiệu năng chứ không phải tham số độ chính xác, và giải thích một phần kết quả NFR-P1 ở mục 5.6: một hướng tăng tốc suy luận CPU thông dụng hiện không khả dụng vì lý do nằm ngoài phạm vi kiểm soát của đồ án.</w:t>
       </w:r>
     </w:p>
-    <w:bookmarkEnd w:id="116"/>
-    <w:bookmarkStart w:id="117" w:name="Xecb9669243307f1f2048491dcfb51f6ac2a2438"/>
+    <w:bookmarkEnd w:id="122"/>
+    <w:bookmarkStart w:id="123" w:name="Xecb9669243307f1f2048491dcfb51f6ac2a2438"/>
     <w:p>
       <w:pPr>
         <w:pStyle w:val="Heading3"/>
@@ -22805,8 +22959,8 @@
         <w:t xml:space="preserve">Kịch bản sinh các chỉ số NFR-A4 đến NFR-A7 ban đầu gọi trực tiếp bộ nhận dạng và bộ chuẩn hoá thay vì đi qua tầng điều phối, khiến logic đặt tại tầng điều phối không được phản ánh trong số liệu công bố. Biện pháp khắc phục là tách bước phục hồi thành hàm độc lập cấp mô-đun để cả đường chạy sản phẩm lẫn công cụ đo cùng gọi một cài đặt. Bài học vượt ra ngoài phạm vi biển hai dòng: một công cụ đo đi tắt qua tầng điều phối sẽ đo một hệ thống khác với hệ thống được bàn giao. Cần lưu ý biện pháp này về sau vẫn chưa đủ — cùng loại sai lệch đã tái diễn, phân tích tại mục 5.5.6.</w:t>
       </w:r>
     </w:p>
-    <w:bookmarkEnd w:id="117"/>
-    <w:bookmarkStart w:id="121" w:name="Xebbd36b0ec83d4edb524cb4a83c5b0df31518e5"/>
+    <w:bookmarkEnd w:id="123"/>
+    <w:bookmarkStart w:id="127" w:name="Xebbd36b0ec83d4edb524cb4a83c5b0df31518e5"/>
     <w:p>
       <w:pPr>
         <w:pStyle w:val="Heading3"/>
@@ -23325,18 +23479,18 @@
           <wp:inline>
             <wp:extent cx="5334000" cy="1217839"/>
             <wp:effectExtent b="0" l="0" r="0" t="0"/>
-            <wp:docPr descr="" title="" id="119" name="Picture"/>
+            <wp:docPr descr="" title="" id="125" name="Picture"/>
             <a:graphic>
               <a:graphicData uri="http://schemas.openxmlformats.org/drawingml/2006/picture">
                 <pic:pic>
                   <pic:nvPicPr>
-                    <pic:cNvPr descr="figures/fig-ch5-03.png" id="120" name="Picture"/>
+                    <pic:cNvPr descr="figures/fig-ch5-03.png" id="126" name="Picture"/>
                     <pic:cNvPicPr>
                       <a:picLocks noChangeArrowheads="1" noChangeAspect="1"/>
                     </pic:cNvPicPr>
                   </pic:nvPicPr>
                   <pic:blipFill>
-                    <a:blip r:embed="rId118"/>
+                    <a:blip r:embed="rId124"/>
                     <a:stretch>
                       <a:fillRect/>
                     </a:stretch>
@@ -23372,7 +23526,7 @@
           <w:b/>
           <w:bCs/>
         </w:rPr>
-        <w:t xml:space="preserve">Hình 4.5.</w:t>
+        <w:t xml:space="preserve">Hình 4.7.</w:t>
       </w:r>
       <w:r>
         <w:t xml:space="preserve"> </w:t>
@@ -23407,8 +23561,8 @@
         <w:t xml:space="preserve">Số dòng bằng một chứng minh chuỗi thuộc biển ô tô, do biển xe máy luôn hai dòng; ngược lại, số dòng bằng hai không chứng minh gì vì biển ô tô loại ngắn cũng hai dòng. Trong trường hợp thứ hai, hệ thống giữ cờ nhập nhằng và trả về tập ứng viên thay vì suy đoán kết luận mà dữ liệu đầu vào không chứa. Thứ tự kiểm tra các mẫu sắp xếp theo mức đặc trưng giảm dần, trong đó biển quân đội đặt cuối vì đây là trường hợp nhận dạng nhằm loại trừ: chuỗi khớp mẫu biển quân đội không bao giờ được báo cáo là biển dân sự hợp lệ.</w:t>
       </w:r>
     </w:p>
-    <w:bookmarkEnd w:id="121"/>
-    <w:bookmarkStart w:id="122" w:name="X06535ee60305f4bfc56176873a133735766662c"/>
+    <w:bookmarkEnd w:id="127"/>
+    <w:bookmarkStart w:id="128" w:name="X06535ee60305f4bfc56176873a133735766662c"/>
     <w:p>
       <w:pPr>
         <w:pStyle w:val="Heading3"/>
@@ -23449,8 +23603,8 @@
         <w:t xml:space="preserve">dù lớp phát hiện đã bảo đảm, vì cắt ảnh là nơi duy nhất mà sai lệch một đơn vị tạo mảng rỗng không kèm cảnh báo; ảnh cắt được tạo dưới dạng bản sao thay vì khung nhìn, tránh giữ toàn bộ khung hình gốc trong bộ nhớ khi xử lý video.</w:t>
       </w:r>
     </w:p>
-    <w:bookmarkEnd w:id="122"/>
-    <w:bookmarkStart w:id="123" w:name="Xa5250e84f67b276a97dbc7da4f388101ff43384"/>
+    <w:bookmarkEnd w:id="128"/>
+    <w:bookmarkStart w:id="129" w:name="Xa5250e84f67b276a97dbc7da4f388101ff43384"/>
     <w:p>
       <w:pPr>
         <w:pStyle w:val="Heading3"/>
@@ -23900,9 +24054,9 @@
         <w:t xml:space="preserve">Cần lưu ý thêm rằng toàn bộ ảnh của bộ dữ liệu này đã bị biến đổi tỉ lệ về khung vuông trước khi công bố, nên bộ không dùng được để đánh giá độ chính xác nhận dạng ký tự — phép biến đổi phá huỷ tỉ lệ khung hình mà thuật toán ước lượng số dòng dựa vào. Màu nền không chịu ảnh hưởng, do đó bộ dữ liệu chỉ được dùng cho đúng câu hỏi về màu sắc.</w:t>
       </w:r>
     </w:p>
-    <w:bookmarkEnd w:id="123"/>
-    <w:bookmarkEnd w:id="124"/>
-    <w:bookmarkStart w:id="129" w:name="Xd33c5fd3fcbf5c7f74138f222cc9bcbb755d6d1"/>
+    <w:bookmarkEnd w:id="129"/>
+    <w:bookmarkEnd w:id="130"/>
+    <w:bookmarkStart w:id="135" w:name="Xd33c5fd3fcbf5c7f74138f222cc9bcbb755d6d1"/>
     <w:p>
       <w:pPr>
         <w:pStyle w:val="Heading2"/>
@@ -23911,7 +24065,7 @@
         <w:t xml:space="preserve">4.7. Máy chủ và cơ sở dữ liệu</w:t>
       </w:r>
     </w:p>
-    <w:bookmarkStart w:id="125" w:name="Xe560b8397332a19c15b4817024d50105975592c"/>
+    <w:bookmarkStart w:id="131" w:name="Xe560b8397332a19c15b4817024d50105975592c"/>
     <w:p>
       <w:pPr>
         <w:pStyle w:val="Heading3"/>
@@ -23952,8 +24106,8 @@
         <w:t xml:space="preserve">Cần lưu ý rằng phần lớn sự cố gặp phải trong quá trình cài đặt nằm ở ranh giới giữa mã nguồn và môi trường thực thi — nguồn cấu hình, tầng lưu trữ và bảng mã đầu ra — và đều vượt qua được kiểm thử đơn vị. Đây là lập luận thực nghiệm cho yêu cầu bộ kiểm thử phải bao gồm kiểm thử tích hợp chạy trên đường dẫn thật, chứ không chỉ kiểm thử đơn vị với thành phần giả lập.</w:t>
       </w:r>
     </w:p>
-    <w:bookmarkEnd w:id="125"/>
-    <w:bookmarkStart w:id="126" w:name="Xa08c13edcacee7c56ea1753a17abd51052d554f"/>
+    <w:bookmarkEnd w:id="131"/>
+    <w:bookmarkStart w:id="132" w:name="Xa08c13edcacee7c56ea1753a17abd51052d554f"/>
     <w:p>
       <w:pPr>
         <w:pStyle w:val="Heading3"/>
@@ -25501,8 +25655,8 @@
         <w:t xml:space="preserve">Thứ nhất, chuỗi ký tự thô do bộ nhận dạng trả về và chuỗi đã qua chuẩn hoá được lưu song song trong hai cột riêng biệt. Đây là điều kiện cần để định lượng đóng góp của khối hậu xử lý: hiệu số giữa độ chính xác tính trên hai cột này chính là chỉ số NFR-A6 trừ NFR-A5 báo cáo ở mục 5.5.2. Thứ hai, hệ thống lưu số ký tự thuộc dòng trên của biển hai dòng, nhằm giải quyết một trường hợp nhập nhằng về nguyên tắc: chuỗi tám ký tự của biển hai dòng có thể được nhóm theo hai cách đều hợp lệ, và ranh giới giữa hai dòng — thông tin duy nhất phân định được — bị chính bước ghép ngang loại bỏ. Giá trị này thu được không tốn thêm chi phí tính toán vì bộ nhận dạng trả về một mảnh kết quả cho mỗi nửa ảnh.</w:t>
       </w:r>
     </w:p>
-    <w:bookmarkEnd w:id="126"/>
-    <w:bookmarkStart w:id="127" w:name="X77a52e3fd6cf35fc3afd19b3200b5b46b34c44d"/>
+    <w:bookmarkEnd w:id="132"/>
+    <w:bookmarkStart w:id="133" w:name="X77a52e3fd6cf35fc3afd19b3200b5b46b34c44d"/>
     <w:p>
       <w:pPr>
         <w:pStyle w:val="Heading3"/>
@@ -25540,8 +25694,8 @@
         <w:t xml:space="preserve">Bốn quyết định thiết kế đáng ghi nhận. Yêu cầu xử lý video trả về mã trạng thái chấp nhận thay vì mã thành công, do một video 60 giây cần khoảng 200 giây xử lý trên CPU và không client nào chờ được; mã chấp nhận phản ánh đúng ngữ nghĩa "đã tiếp nhận, đang xử lý". Trường hợp ảnh không chứa biển số trả về mã thành công kèm danh sách rỗng thay vì mã lỗi, vì kết quả nhận dạng vẫn tồn tại và là tập rỗng (NFR-R2); trả về mã lỗi sẽ loại toàn bộ trường hợp âm khỏi thống kê. Chức năng tìm kiếm đối chiếu đồng thời chuỗi đã chuẩn hoá và chuỗi thô, để người dùng nhớ dạng nào cũng tra được. Cuối cùng, hai chỉ số thống kê về số lượt và số biển số được trả về tách biệt, kèm mô tả tường minh trong tài liệu đặc tả nhằm ngăn việc gộp nhầm hai đại lượng đã phân tích tại mục 4.7.2a.</w:t>
       </w:r>
     </w:p>
-    <w:bookmarkEnd w:id="127"/>
-    <w:bookmarkStart w:id="128" w:name="Xee62035831bb2ad19a597748f6ce6331ba6d676"/>
+    <w:bookmarkEnd w:id="133"/>
+    <w:bookmarkStart w:id="134" w:name="Xee62035831bb2ad19a597748f6ce6331ba6d676"/>
     <w:p>
       <w:pPr>
         <w:pStyle w:val="Heading3"/>
@@ -25574,9 +25728,9 @@
         <w:t xml:space="preserve">Thiết kế hiện tại phân vai rõ ba đường ống. Đường ống thật thực hiện nhận dạng và báo trạng thái bình thường. Đường ống không khả dụng là phương án lùi mặc định: nó ném ngoại lệ và không sinh ra bất kỳ kết quả nào, đồng thời báo trạng thái suy giảm. Đường ống mô phỏng chỉ được kích hoạt khi người vận hành đặt biến môi trường tương ứng một cách tường minh. Khi thiếu trọng số, dịch vụ vẫn khởi động — một tiến trình từ chối khởi động không truyền đạt được nguyên nhân — nhưng mỗi yêu cầu đều trả về lỗi rõ ràng. Nguyên tắc rút ra: một phương án lùi phải thất bại rõ ràng và quan sát được, thay vì thay thế thất bại bằng dữ liệu thiếu cơ sở.</w:t>
       </w:r>
     </w:p>
-    <w:bookmarkEnd w:id="128"/>
-    <w:bookmarkEnd w:id="129"/>
-    <w:bookmarkStart w:id="132" w:name="X3a8d61a51575a0ea03bbef8c366606d753c4f55"/>
+    <w:bookmarkEnd w:id="134"/>
+    <w:bookmarkEnd w:id="135"/>
+    <w:bookmarkStart w:id="138" w:name="X3a8d61a51575a0ea03bbef8c366606d753c4f55"/>
     <w:p>
       <w:pPr>
         <w:pStyle w:val="Heading2"/>
@@ -25585,7 +25739,7 @@
         <w:t xml:space="preserve">4.8. Giao diện người dùng</w:t>
       </w:r>
     </w:p>
-    <w:bookmarkStart w:id="130" w:name="X7b302496a670cbc0c6eec45b7ec07057c064342"/>
+    <w:bookmarkStart w:id="136" w:name="X7b302496a670cbc0c6eec45b7ec07057c064342"/>
     <w:p>
       <w:pPr>
         <w:pStyle w:val="Heading3"/>
@@ -25618,8 +25772,8 @@
         <w:t xml:space="preserve">Cần lưu ý rằng thiết kế ban đầu có năm màn hình. Màn hình nhận dạng thời gian thực và màn hình tổng quan đã được đưa ra khỏi phạm vi trong hai đợt thu gọn giao diện, kéo theo bốn yêu cầu chức năng chuyển sang mức không thực hiện — trong đó có một yêu cầu ở mức bắt buộc, được nêu rõ tại mục 6.2. Các điểm cuối tương ứng ở phía máy chủ vẫn hoạt động và vẫn có kiểm thử tích hợp; điều bị loại bỏ là hàm gọi phía giao diện, không phải bản thân điểm cuối.</w:t>
       </w:r>
     </w:p>
-    <w:bookmarkEnd w:id="130"/>
-    <w:bookmarkStart w:id="131" w:name="X40f085077cc6223c852a0f9c43ce8fecaa551db"/>
+    <w:bookmarkEnd w:id="136"/>
+    <w:bookmarkStart w:id="137" w:name="X40f085077cc6223c852a0f9c43ce8fecaa551db"/>
     <w:p>
       <w:pPr>
         <w:pStyle w:val="Heading3"/>
@@ -25652,9 +25806,9 @@
         <w:t xml:space="preserve">Một nguyên tắc thiết kế đáng ghi nhận thuộc về client nhận dạng thời gian thực. Do tốc độ suy luận trên CPU chỉ đạt khoảng 5 khung hình mỗi giây, một vòng lặp gửi yêu cầu theo chu kỳ cố định sẽ khởi tạo yêu cầu mới trước khi yêu cầu trước đó hoàn tất, khiến hàng đợi tăng không giới hạn. Giải pháp là duy trì đúng một yêu cầu đang xử lý tại mỗi thời điểm; khung hình đến trong lúc kênh bận sẽ bị bỏ qua thay vì xếp hàng, do khung hình kế tiếp luôn cập nhật hơn khung hình bị bỏ. Màn hình tương ứng đã được đưa ra khỏi phạm vi, nhưng nguyên tắc này vẫn là khuyến nghị bắt buộc cho mọi client sử dụng điểm cuối nhận dạng theo khung hình.</w:t>
       </w:r>
     </w:p>
-    <w:bookmarkEnd w:id="131"/>
-    <w:bookmarkEnd w:id="132"/>
-    <w:bookmarkStart w:id="133" w:name="X1fc81489b951e9c57ef27d947e1ca8b0c900527"/>
+    <w:bookmarkEnd w:id="137"/>
+    <w:bookmarkEnd w:id="138"/>
+    <w:bookmarkStart w:id="139" w:name="X1fc81489b951e9c57ef27d947e1ca8b0c900527"/>
     <w:p>
       <w:pPr>
         <w:pStyle w:val="Heading2"/>
@@ -25763,8 +25917,8 @@
         </w:pict>
       </w:r>
     </w:p>
-    <w:bookmarkEnd w:id="133"/>
-    <w:bookmarkStart w:id="134" w:name="Xa59943c68bf601f3119bb079a84c2b65642457f"/>
+    <w:bookmarkEnd w:id="139"/>
+    <w:bookmarkStart w:id="140" w:name="Xa59943c68bf601f3119bb079a84c2b65642457f"/>
     <w:p>
       <w:pPr>
         <w:pStyle w:val="Heading2"/>
@@ -26512,9 +26666,9 @@
         <w:br w:type="page"/>
       </w:r>
     </w:p>
-    <w:bookmarkEnd w:id="134"/>
-    <w:bookmarkEnd w:id="135"/>
-    <w:bookmarkStart w:id="183" w:name="chương-5-thực-nghiệm-và-đánh-giá"/>
+    <w:bookmarkEnd w:id="140"/>
+    <w:bookmarkEnd w:id="141"/>
+    <w:bookmarkStart w:id="189" w:name="chương-5-thực-nghiệm-và-đánh-giá"/>
     <w:p>
       <w:pPr>
         <w:pStyle w:val="Heading1"/>
@@ -26564,7 +26718,7 @@
         </w:pict>
       </w:r>
     </w:p>
-    <w:bookmarkStart w:id="142" w:name="X615dfd631dc181525daf811d00c6861931eec12"/>
+    <w:bookmarkStart w:id="148" w:name="X615dfd631dc181525daf811d00c6861931eec12"/>
     <w:p>
       <w:pPr>
         <w:pStyle w:val="Heading2"/>
@@ -26573,7 +26727,7 @@
         <w:t xml:space="preserve">5.1. Mục tiêu và phương pháp đánh giá</w:t>
       </w:r>
     </w:p>
-    <w:bookmarkStart w:id="136" w:name="X864036be38679736247d4d73055ee91028133ef"/>
+    <w:bookmarkStart w:id="142" w:name="X864036be38679736247d4d73055ee91028133ef"/>
     <w:p>
       <w:pPr>
         <w:pStyle w:val="Heading3"/>
@@ -26686,8 +26840,8 @@
         <w:t xml:space="preserve">— yếu tố nào đe doạ tính hợp lệ của kết quả (5.9.3)? RQ3 và RQ5 lần lượt lượng hoá đóng góp của hậu xử lý và thay giả định bằng dữ liệu đo được.</w:t>
       </w:r>
     </w:p>
-    <w:bookmarkEnd w:id="136"/>
-    <w:bookmarkStart w:id="137" w:name="X3bfe8d88373921eb89de6934846fd7e39a10cdc"/>
+    <w:bookmarkEnd w:id="142"/>
+    <w:bookmarkStart w:id="143" w:name="X3bfe8d88373921eb89de6934846fd7e39a10cdc"/>
     <w:p>
       <w:pPr>
         <w:pStyle w:val="Heading3"/>
@@ -26896,8 +27050,8 @@
         <w:t xml:space="preserve">về độ khó tương đối của biển hai dòng, không bao giờ như mốc chuẩn phải vượt.</w:t>
       </w:r>
     </w:p>
-    <w:bookmarkEnd w:id="137"/>
-    <w:bookmarkStart w:id="141" w:name="Xae02105bda9855e41edaa9a7db070e9fd50916a"/>
+    <w:bookmarkEnd w:id="143"/>
+    <w:bookmarkStart w:id="147" w:name="Xae02105bda9855e41edaa9a7db070e9fd50916a"/>
     <w:p>
       <w:pPr>
         <w:pStyle w:val="Heading3"/>
@@ -26915,18 +27069,18 @@
           <wp:inline>
             <wp:extent cx="5334000" cy="6408964"/>
             <wp:effectExtent b="0" l="0" r="0" t="0"/>
-            <wp:docPr descr="" title="" id="139" name="Picture"/>
+            <wp:docPr descr="" title="" id="145" name="Picture"/>
             <a:graphic>
               <a:graphicData uri="http://schemas.openxmlformats.org/drawingml/2006/picture">
                 <pic:pic>
                   <pic:nvPicPr>
-                    <pic:cNvPr descr="figures/fig-ch6-01.png" id="140" name="Picture"/>
+                    <pic:cNvPr descr="figures/fig-ch6-01.png" id="146" name="Picture"/>
                     <pic:cNvPicPr>
                       <a:picLocks noChangeArrowheads="1" noChangeAspect="1"/>
                     </pic:cNvPicPr>
                   </pic:nvPicPr>
                   <pic:blipFill>
-                    <a:blip r:embed="rId138"/>
+                    <a:blip r:embed="rId144"/>
                     <a:stretch>
                       <a:fillRect/>
                     </a:stretch>
@@ -27921,9 +28075,9 @@
         </w:pict>
       </w:r>
     </w:p>
-    <w:bookmarkEnd w:id="141"/>
-    <w:bookmarkEnd w:id="142"/>
-    <w:bookmarkStart w:id="144" w:name="Xe7177e3758cb04885136198f5ec08c059be0251"/>
+    <w:bookmarkEnd w:id="147"/>
+    <w:bookmarkEnd w:id="148"/>
+    <w:bookmarkStart w:id="150" w:name="Xe7177e3758cb04885136198f5ec08c059be0251"/>
     <w:p>
       <w:pPr>
         <w:pStyle w:val="Heading2"/>
@@ -28297,7 +28451,7 @@
         <w:t xml:space="preserve">9.1.1.</w:t>
       </w:r>
     </w:p>
-    <w:bookmarkStart w:id="143" w:name="X10f3b0080b6c50f359033e09c103a7e07045a1e"/>
+    <w:bookmarkStart w:id="149" w:name="X10f3b0080b6c50f359033e09c103a7e07045a1e"/>
     <w:p>
       <w:pPr>
         <w:pStyle w:val="Heading3"/>
@@ -28449,9 +28603,9 @@
         </w:pict>
       </w:r>
     </w:p>
-    <w:bookmarkEnd w:id="143"/>
-    <w:bookmarkEnd w:id="144"/>
-    <w:bookmarkStart w:id="148" w:name="X150a776b7b29e2a1bc0ea6c751a61ccf1f70287"/>
+    <w:bookmarkEnd w:id="149"/>
+    <w:bookmarkEnd w:id="150"/>
+    <w:bookmarkStart w:id="154" w:name="X150a776b7b29e2a1bc0ea6c751a61ccf1f70287"/>
     <w:p>
       <w:pPr>
         <w:pStyle w:val="Heading2"/>
@@ -29346,7 +29500,7 @@
         <w:t xml:space="preserve">.</w:t>
       </w:r>
     </w:p>
-    <w:bookmarkStart w:id="145" w:name="X37856744f8da712b6ffe77e50fcee7fb2ddd38a"/>
+    <w:bookmarkStart w:id="151" w:name="X37856744f8da712b6ffe77e50fcee7fb2ddd38a"/>
     <w:p>
       <w:pPr>
         <w:pStyle w:val="Heading3"/>
@@ -29463,8 +29617,8 @@
         <w:t xml:space="preserve">, tách riêng cho tầng OCR.</w:t>
       </w:r>
     </w:p>
-    <w:bookmarkEnd w:id="145"/>
-    <w:bookmarkStart w:id="146" w:name="X69b9897776aec14f48f71402e4e072075d46038"/>
+    <w:bookmarkEnd w:id="151"/>
+    <w:bookmarkStart w:id="152" w:name="X69b9897776aec14f48f71402e4e072075d46038"/>
     <w:p>
       <w:pPr>
         <w:pStyle w:val="Heading3"/>
@@ -29847,8 +30001,8 @@
         <w:t xml:space="preserve">— mối đe doạ đầu tiên ở 5.9.3; mọi chỉ số ở 5.4 phải đọc kèm ghi chú này.</w:t>
       </w:r>
     </w:p>
-    <w:bookmarkEnd w:id="146"/>
-    <w:bookmarkStart w:id="147" w:name="X05579cd248ea6d02c9d36eec7ae792e435a9ee1"/>
+    <w:bookmarkEnd w:id="152"/>
+    <w:bookmarkStart w:id="153" w:name="X05579cd248ea6d02c9d36eec7ae792e435a9ee1"/>
     <w:p>
       <w:pPr>
         <w:pStyle w:val="Heading3"/>
@@ -29972,9 +30126,9 @@
         </w:pict>
       </w:r>
     </w:p>
-    <w:bookmarkEnd w:id="147"/>
-    <w:bookmarkEnd w:id="148"/>
-    <w:bookmarkStart w:id="152" w:name="X33ae224c5020c26762908e1939d8b973623f32d"/>
+    <w:bookmarkEnd w:id="153"/>
+    <w:bookmarkEnd w:id="154"/>
+    <w:bookmarkStart w:id="158" w:name="X33ae224c5020c26762908e1939d8b973623f32d"/>
     <w:p>
       <w:pPr>
         <w:pStyle w:val="Heading2"/>
@@ -30028,7 +30182,7 @@
         <w:t xml:space="preserve">; tập test chưa từng dùng trong huấn luyện hay chọn epoch.</w:t>
       </w:r>
     </w:p>
-    <w:bookmarkStart w:id="149" w:name="X2b419d4dd42805933fda2d3f8ea8232ea8e61b9"/>
+    <w:bookmarkStart w:id="155" w:name="X2b419d4dd42805933fda2d3f8ea8232ea8e61b9"/>
     <w:p>
       <w:pPr>
         <w:pStyle w:val="Heading3"/>
@@ -30224,8 +30378,8 @@
         <w:t xml:space="preserve">.</w:t>
       </w:r>
     </w:p>
-    <w:bookmarkEnd w:id="149"/>
-    <w:bookmarkStart w:id="150" w:name="Xf35c86d7de5434c76646f1bcbee03703a9e0864"/>
+    <w:bookmarkEnd w:id="155"/>
+    <w:bookmarkStart w:id="156" w:name="Xf35c86d7de5434c76646f1bcbee03703a9e0864"/>
     <w:p>
       <w:pPr>
         <w:pStyle w:val="Heading3"/>
@@ -30580,8 +30734,8 @@
         </w:tc>
       </w:tr>
     </w:tbl>
-    <w:bookmarkEnd w:id="150"/>
-    <w:bookmarkStart w:id="151" w:name="Xeeb6c55a54a6556f1341931b00fc215842373c8"/>
+    <w:bookmarkEnd w:id="156"/>
+    <w:bookmarkStart w:id="157" w:name="Xeeb6c55a54a6556f1341931b00fc215842373c8"/>
     <w:p>
       <w:pPr>
         <w:pStyle w:val="Heading3"/>
@@ -31266,9 +31420,9 @@
         <w:t xml:space="preserve">Dòng đánh dấu (†) chỉ có 28 đối tượng, dưới ngưỡng 30 nên không có ý nghĩa thống kê và không được đưa vào so sánh. Dải được tính bằng diện tích hộp nhãn thật chia cho diện tích ảnh gốc; không hộp nào thiếu dải.</w:t>
       </w:r>
     </w:p>
-    <w:bookmarkEnd w:id="151"/>
-    <w:bookmarkEnd w:id="152"/>
-    <w:bookmarkStart w:id="161" w:name="X89026af3ee529e68bbf717a4f7363365ab88538"/>
+    <w:bookmarkEnd w:id="157"/>
+    <w:bookmarkEnd w:id="158"/>
+    <w:bookmarkStart w:id="167" w:name="X89026af3ee529e68bbf717a4f7363365ab88538"/>
     <w:p>
       <w:pPr>
         <w:pStyle w:val="Heading2"/>
@@ -31324,7 +31478,7 @@
         <w:t xml:space="preserve">, không phải trên 1.514 ảnh test. Thiếu nhãn chuỗi cho phần lớn ngữ liệu là hạn chế thật, ghi ở 5.9.3.</w:t>
       </w:r>
     </w:p>
-    <w:bookmarkStart w:id="153" w:name="X75971c1e265691e3bccf68d57ddbcd167413727"/>
+    <w:bookmarkStart w:id="159" w:name="X75971c1e265691e3bccf68d57ddbcd167413727"/>
     <w:p>
       <w:pPr>
         <w:pStyle w:val="Heading3"/>
@@ -31426,8 +31580,8 @@
         <w:t xml:space="preserve">.</w:t>
       </w:r>
     </w:p>
-    <w:bookmarkEnd w:id="153"/>
-    <w:bookmarkStart w:id="154" w:name="Xf66a46c8f0f9d94960b05ec79e0724240f858b8"/>
+    <w:bookmarkEnd w:id="159"/>
+    <w:bookmarkStart w:id="160" w:name="Xf66a46c8f0f9d94960b05ec79e0724240f858b8"/>
     <w:p>
       <w:pPr>
         <w:pStyle w:val="Heading3"/>
@@ -32136,8 +32290,8 @@
         </w:tc>
       </w:tr>
     </w:tbl>
-    <w:bookmarkEnd w:id="154"/>
-    <w:bookmarkStart w:id="155" w:name="X548335d33a7ae2763b4e65d9e592194dd762e09"/>
+    <w:bookmarkEnd w:id="160"/>
+    <w:bookmarkStart w:id="161" w:name="X548335d33a7ae2763b4e65d9e592194dd762e09"/>
     <w:p>
       <w:pPr>
         <w:pStyle w:val="Heading3"/>
@@ -32675,8 +32829,8 @@
         <w:t xml:space="preserve">. Phần còn lại thuộc về năng lực nhận dạng ký tự, không phải khâu cắt, ghép hoặc hiệu chỉnh hình học.</w:t>
       </w:r>
     </w:p>
-    <w:bookmarkEnd w:id="155"/>
-    <w:bookmarkStart w:id="156" w:name="X81863552bf76fe7a516ae91438c661d453f4ac1"/>
+    <w:bookmarkEnd w:id="161"/>
+    <w:bookmarkStart w:id="162" w:name="X81863552bf76fe7a516ae91438c661d453f4ac1"/>
     <w:p>
       <w:pPr>
         <w:pStyle w:val="Heading3"/>
@@ -33880,8 +34034,8 @@
         <w:t xml:space="preserve">ngay từ đầu, không phải thêm luật.</w:t>
       </w:r>
     </w:p>
-    <w:bookmarkEnd w:id="156"/>
-    <w:bookmarkStart w:id="158" w:name="X0e3f0e91ac27870705f3f778acaa65c15f09de2"/>
+    <w:bookmarkEnd w:id="162"/>
+    <w:bookmarkStart w:id="164" w:name="X0e3f0e91ac27870705f3f778acaa65c15f09de2"/>
     <w:p>
       <w:pPr>
         <w:pStyle w:val="Heading3"/>
@@ -34258,7 +34412,7 @@
       <w:r>
         <w:t xml:space="preserve"> </w:t>
       </w:r>
-      <w:hyperlink r:id="rId157">
+      <w:hyperlink r:id="rId163">
         <w:r>
           <w:rPr>
             <w:rStyle w:val="Hyperlink"/>
@@ -34369,8 +34523,8 @@
         <w:t xml:space="preserve">ở mục 6.3, không phải một phép đo bị bỏ quên.</w:t>
       </w:r>
     </w:p>
-    <w:bookmarkEnd w:id="158"/>
-    <w:bookmarkStart w:id="159" w:name="X60a2a27d87ebeb44405d22793b18a5bfd7e9097"/>
+    <w:bookmarkEnd w:id="164"/>
+    <w:bookmarkStart w:id="165" w:name="X60a2a27d87ebeb44405d22793b18a5bfd7e9097"/>
     <w:p>
       <w:pPr>
         <w:pStyle w:val="Heading3"/>
@@ -34993,8 +35147,8 @@
         <w:t xml:space="preserve">.</w:t>
       </w:r>
     </w:p>
-    <w:bookmarkEnd w:id="159"/>
-    <w:bookmarkStart w:id="160" w:name="X83a4063ca7053738346595d9e36bfe5762b6bbf"/>
+    <w:bookmarkEnd w:id="165"/>
+    <w:bookmarkStart w:id="166" w:name="X83a4063ca7053738346595d9e36bfe5762b6bbf"/>
     <w:p>
       <w:pPr>
         <w:pStyle w:val="Heading3"/>
@@ -35003,9 +35157,9 @@
         <w:t xml:space="preserve">5.5.7. Bậc thang thử lại cho biển nghiêng/méo — chi phí, lợi ích và một quyết định tắt tính năng</w:t>
       </w:r>
     </w:p>
-    <w:bookmarkEnd w:id="160"/>
-    <w:bookmarkEnd w:id="161"/>
-    <w:bookmarkStart w:id="175" w:name="X80f1806dda35f26f045f00afe70db30e7a77d2b"/>
+    <w:bookmarkEnd w:id="166"/>
+    <w:bookmarkEnd w:id="167"/>
+    <w:bookmarkStart w:id="181" w:name="X80f1806dda35f26f045f00afe70db30e7a77d2b"/>
     <w:p>
       <w:pPr>
         <w:pStyle w:val="Heading2"/>
@@ -35035,7 +35189,7 @@
         <w:t xml:space="preserve">.</w:t>
       </w:r>
     </w:p>
-    <w:bookmarkStart w:id="162" w:name="Xcfd917aca06ff17d6d7932dfdbc0aeee5513c38"/>
+    <w:bookmarkStart w:id="168" w:name="Xcfd917aca06ff17d6d7932dfdbc0aeee5513c38"/>
     <w:p>
       <w:pPr>
         <w:pStyle w:val="Heading3"/>
@@ -35787,8 +35941,8 @@
         <w:t xml:space="preserve">, đưa p95 về 1.143,10 ms.</w:t>
       </w:r>
     </w:p>
-    <w:bookmarkEnd w:id="162"/>
-    <w:bookmarkStart w:id="163" w:name="X464dfa7416d7b69ad75789fd50c67eaa400499a"/>
+    <w:bookmarkEnd w:id="168"/>
+    <w:bookmarkStart w:id="169" w:name="X464dfa7416d7b69ad75789fd50c67eaa400499a"/>
     <w:p>
       <w:pPr>
         <w:pStyle w:val="Heading3"/>
@@ -36563,8 +36717,8 @@
         <w:t xml:space="preserve">.</w:t>
       </w:r>
     </w:p>
-    <w:bookmarkEnd w:id="163"/>
-    <w:bookmarkStart w:id="168" w:name="X68932b37c053ede4dda811118f2d10fcf6be626"/>
+    <w:bookmarkEnd w:id="169"/>
+    <w:bookmarkStart w:id="174" w:name="X68932b37c053ede4dda811118f2d10fcf6be626"/>
     <w:p>
       <w:pPr>
         <w:pStyle w:val="Heading3"/>
@@ -37025,18 +37179,18 @@
           <wp:inline>
             <wp:extent cx="5334000" cy="2667000"/>
             <wp:effectExtent b="0" l="0" r="0" t="0"/>
-            <wp:docPr descr="" title="" id="165" name="Picture"/>
+            <wp:docPr descr="" title="" id="171" name="Picture"/>
             <a:graphic>
               <a:graphicData uri="http://schemas.openxmlformats.org/drawingml/2006/picture">
                 <pic:pic>
                   <pic:nvPicPr>
-                    <pic:cNvPr descr="figures/fig-ch5-backends.png" id="166" name="Picture"/>
+                    <pic:cNvPr descr="figures/fig-ch5-backends.png" id="172" name="Picture"/>
                     <pic:cNvPicPr>
                       <a:picLocks noChangeArrowheads="1" noChangeAspect="1"/>
                     </pic:cNvPicPr>
                   </pic:nvPicPr>
                   <pic:blipFill>
-                    <a:blip r:embed="rId164"/>
+                    <a:blip r:embed="rId170"/>
                     <a:stretch>
                       <a:fillRect/>
                     </a:stretch>
@@ -37304,7 +37458,7 @@
       <w:r>
         <w:t xml:space="preserve"> </w:t>
       </w:r>
-      <w:hyperlink r:id="rId167">
+      <w:hyperlink r:id="rId173">
         <w:r>
           <w:rPr>
             <w:rStyle w:val="Hyperlink"/>
@@ -37379,8 +37533,8 @@
         <w:t xml:space="preserve">huấn luyện trên tập ký tự hẹp — tiềm năng lớn nhất, tốn công nhất.</w:t>
       </w:r>
     </w:p>
-    <w:bookmarkEnd w:id="168"/>
-    <w:bookmarkStart w:id="172" w:name="Xa16846ff2631b69bf1ae5e24086a9e3dfbfd168"/>
+    <w:bookmarkEnd w:id="174"/>
+    <w:bookmarkStart w:id="178" w:name="Xa16846ff2631b69bf1ae5e24086a9e3dfbfd168"/>
     <w:p>
       <w:pPr>
         <w:pStyle w:val="Heading3"/>
@@ -38402,18 +38556,18 @@
           <wp:inline>
             <wp:extent cx="5334000" cy="2111375"/>
             <wp:effectExtent b="0" l="0" r="0" t="0"/>
-            <wp:docPr descr="" title="" id="170" name="Picture"/>
+            <wp:docPr descr="" title="" id="176" name="Picture"/>
             <a:graphic>
               <a:graphicData uri="http://schemas.openxmlformats.org/drawingml/2006/picture">
                 <pic:pic>
                   <pic:nvPicPr>
-                    <pic:cNvPr descr="figures/fig-ch5-nfr-p2.png" id="171" name="Picture"/>
+                    <pic:cNvPr descr="figures/fig-ch5-nfr-p2.png" id="177" name="Picture"/>
                     <pic:cNvPicPr>
                       <a:picLocks noChangeArrowheads="1" noChangeAspect="1"/>
                     </pic:cNvPicPr>
                   </pic:nvPicPr>
                   <pic:blipFill>
-                    <a:blip r:embed="rId169"/>
+                    <a:blip r:embed="rId175"/>
                     <a:stretch>
                       <a:fillRect/>
                     </a:stretch>
@@ -38471,8 +38625,8 @@
         <w:t xml:space="preserve">. Tải cạnh tranh nâng cả phân bố đều tay; thứ xảy ra ở lượt đo cũ thì không.</w:t>
       </w:r>
     </w:p>
-    <w:bookmarkEnd w:id="172"/>
-    <w:bookmarkStart w:id="173" w:name="X16b4eaa49758ce901c811cabf4d14d88e7a2bfd"/>
+    <w:bookmarkEnd w:id="178"/>
+    <w:bookmarkStart w:id="179" w:name="X16b4eaa49758ce901c811cabf4d14d88e7a2bfd"/>
     <w:p>
       <w:pPr>
         <w:pStyle w:val="Heading3"/>
@@ -39203,8 +39357,8 @@
         <w:t xml:space="preserve">ở 5.6.3.</w:t>
       </w:r>
     </w:p>
-    <w:bookmarkEnd w:id="173"/>
-    <w:bookmarkStart w:id="174" w:name="Xdf1c6e2ee323a9d334463601a721b6529b38291"/>
+    <w:bookmarkEnd w:id="179"/>
+    <w:bookmarkStart w:id="180" w:name="Xdf1c6e2ee323a9d334463601a721b6529b38291"/>
     <w:p>
       <w:pPr>
         <w:pStyle w:val="Heading3"/>
@@ -39814,9 +39968,9 @@
         </w:tc>
       </w:tr>
     </w:tbl>
-    <w:bookmarkEnd w:id="174"/>
-    <w:bookmarkEnd w:id="175"/>
-    <w:bookmarkStart w:id="176" w:name="Xc0bff015dc90ee963680e4537fb902858c5b63d"/>
+    <w:bookmarkEnd w:id="180"/>
+    <w:bookmarkEnd w:id="181"/>
+    <w:bookmarkStart w:id="182" w:name="Xc0bff015dc90ee963680e4537fb902858c5b63d"/>
     <w:p>
       <w:pPr>
         <w:pStyle w:val="Heading2"/>
@@ -40787,8 +40941,8 @@
         </w:tc>
       </w:tr>
     </w:tbl>
-    <w:bookmarkEnd w:id="176"/>
-    <w:bookmarkStart w:id="177" w:name="Xe422198b1000e64c715229721cb79be428798c5"/>
+    <w:bookmarkEnd w:id="182"/>
+    <w:bookmarkStart w:id="183" w:name="Xe422198b1000e64c715229721cb79be428798c5"/>
     <w:p>
       <w:pPr>
         <w:pStyle w:val="Heading2"/>
@@ -41607,8 +41761,8 @@
         </w:tc>
       </w:tr>
     </w:tbl>
-    <w:bookmarkEnd w:id="177"/>
-    <w:bookmarkStart w:id="181" w:name="X17c38d19be0e29160aa374b565370025cd3cedc"/>
+    <w:bookmarkEnd w:id="183"/>
+    <w:bookmarkStart w:id="187" w:name="X17c38d19be0e29160aa374b565370025cd3cedc"/>
     <w:p>
       <w:pPr>
         <w:pStyle w:val="Heading2"/>
@@ -41617,7 +41771,7 @@
         <w:t xml:space="preserve">5.9. Bàn luận</w:t>
       </w:r>
     </w:p>
-    <w:bookmarkStart w:id="178" w:name="Xf4135df1d431f6687795378a645f566212f5f2f"/>
+    <w:bookmarkStart w:id="184" w:name="Xf4135df1d431f6687795378a645f566212f5f2f"/>
     <w:p>
       <w:pPr>
         <w:pStyle w:val="Heading3"/>
@@ -41682,8 +41836,8 @@
         <w:t xml:space="preserve">(+13,28 điểm, 0 ca hồi quy); còn ba chỉ tiêu độ chính xác chuỗi thì không đạt.</w:t>
       </w:r>
     </w:p>
-    <w:bookmarkEnd w:id="178"/>
-    <w:bookmarkStart w:id="179" w:name="Xb0e136d7f38fa232980b6062c2927010ee460e2"/>
+    <w:bookmarkEnd w:id="184"/>
+    <w:bookmarkStart w:id="185" w:name="Xb0e136d7f38fa232980b6062c2927010ee460e2"/>
     <w:p>
       <w:pPr>
         <w:pStyle w:val="Heading3"/>
@@ -41872,8 +42026,8 @@
         <w:t xml:space="preserve">, không phải ước lượng trung tâm.</w:t>
       </w:r>
     </w:p>
-    <w:bookmarkEnd w:id="179"/>
-    <w:bookmarkStart w:id="180" w:name="Xc82d4b5cdc34aaf40471359984b07afdd654bc4"/>
+    <w:bookmarkEnd w:id="185"/>
+    <w:bookmarkStart w:id="186" w:name="Xc82d4b5cdc34aaf40471359984b07afdd654bc4"/>
     <w:p>
       <w:pPr>
         <w:pStyle w:val="Heading3"/>
@@ -42584,9 +42738,9 @@
         </w:tc>
       </w:tr>
     </w:tbl>
-    <w:bookmarkEnd w:id="180"/>
-    <w:bookmarkEnd w:id="181"/>
-    <w:bookmarkStart w:id="182" w:name="X6a1edb083ae7945c1aaac9c0c423aec3a03a384"/>
+    <w:bookmarkEnd w:id="186"/>
+    <w:bookmarkEnd w:id="187"/>
+    <w:bookmarkStart w:id="188" w:name="X6a1edb083ae7945c1aaac9c0c423aec3a03a384"/>
     <w:p>
       <w:pPr>
         <w:pStyle w:val="Heading2"/>
@@ -43359,9 +43513,9 @@
         <w:br w:type="page"/>
       </w:r>
     </w:p>
-    <w:bookmarkEnd w:id="182"/>
-    <w:bookmarkEnd w:id="183"/>
-    <w:bookmarkStart w:id="188" w:name="chương-6-kết-luận-và-hướng-phát-triển"/>
+    <w:bookmarkEnd w:id="188"/>
+    <w:bookmarkEnd w:id="189"/>
+    <w:bookmarkStart w:id="194" w:name="chương-6-kết-luận-và-hướng-phát-triển"/>
     <w:p>
       <w:pPr>
         <w:pStyle w:val="Heading1"/>
@@ -43370,7 +43524,7 @@
         <w:t xml:space="preserve">CHƯƠNG 6. KẾT LUẬN VÀ HƯỚNG PHÁT TRIỂN</w:t>
       </w:r>
     </w:p>
-    <w:bookmarkStart w:id="184" w:name="Xb83df606b245f1fa37530db85d26da9c381b41b"/>
+    <w:bookmarkStart w:id="190" w:name="Xb83df606b245f1fa37530db85d26da9c381b41b"/>
     <w:p>
       <w:pPr>
         <w:pStyle w:val="Heading2"/>
@@ -44281,8 +44435,8 @@
         <w:t xml:space="preserve">: mọi số liệu sinh lại được bằng một lệnh, mọi phép so sánh kèm điều kiện đo, và các kết quả âm — hai lượt tinh chỉnh bộ nhận dạng đều không thắng model gốc ở chế độ vận hành — được ghi lại thay vì bỏ đi.</w:t>
       </w:r>
     </w:p>
-    <w:bookmarkEnd w:id="184"/>
-    <w:bookmarkStart w:id="185" w:name="X1f36a3640c9e310e5e9f84e347ef7e1a0c2a324"/>
+    <w:bookmarkEnd w:id="190"/>
+    <w:bookmarkStart w:id="191" w:name="X1f36a3640c9e310e5e9f84e347ef7e1a0c2a324"/>
     <w:p>
       <w:pPr>
         <w:pStyle w:val="Heading2"/>
@@ -44950,8 +45104,8 @@
         </w:tc>
       </w:tr>
     </w:tbl>
-    <w:bookmarkEnd w:id="185"/>
-    <w:bookmarkStart w:id="186" w:name="Xf043620ea494c29eb5cd98da852a1ed6f0ba165"/>
+    <w:bookmarkEnd w:id="191"/>
+    <w:bookmarkStart w:id="192" w:name="Xf043620ea494c29eb5cd98da852a1ed6f0ba165"/>
     <w:p>
       <w:pPr>
         <w:pStyle w:val="Heading2"/>
@@ -45698,8 +45852,8 @@
         </w:tc>
       </w:tr>
     </w:tbl>
-    <w:bookmarkEnd w:id="186"/>
-    <w:bookmarkStart w:id="187" w:name="Xc3f4b05ddc489b3b83793ce2ad798163de00527"/>
+    <w:bookmarkEnd w:id="192"/>
+    <w:bookmarkStart w:id="193" w:name="Xc3f4b05ddc489b3b83793ce2ad798163de00527"/>
     <w:p>
       <w:pPr>
         <w:pStyle w:val="Heading2"/>
@@ -45779,9 +45933,9 @@
         <w:br w:type="page"/>
       </w:r>
     </w:p>
-    <w:bookmarkEnd w:id="187"/>
-    <w:bookmarkEnd w:id="188"/>
-    <w:bookmarkStart w:id="208" w:name="tài-liệu-tham-khảo"/>
+    <w:bookmarkEnd w:id="193"/>
+    <w:bookmarkEnd w:id="194"/>
+    <w:bookmarkStart w:id="214" w:name="tài-liệu-tham-khảo"/>
     <w:p>
       <w:pPr>
         <w:pStyle w:val="Heading1"/>
@@ -45834,7 +45988,7 @@
       <w:r>
         <w:t xml:space="preserve"> </w:t>
       </w:r>
-      <w:hyperlink r:id="rId189">
+      <w:hyperlink r:id="rId195">
         <w:r>
           <w:rPr>
             <w:rStyle w:val="Hyperlink"/>
@@ -45859,7 +46013,7 @@
       <w:r>
         <w:t xml:space="preserve"> </w:t>
       </w:r>
-      <w:hyperlink r:id="rId190">
+      <w:hyperlink r:id="rId196">
         <w:r>
           <w:rPr>
             <w:rStyle w:val="Hyperlink"/>
@@ -45892,7 +46046,7 @@
       <w:r>
         <w:t xml:space="preserve"> </w:t>
       </w:r>
-      <w:hyperlink r:id="rId191">
+      <w:hyperlink r:id="rId197">
         <w:r>
           <w:rPr>
             <w:rStyle w:val="Hyperlink"/>
@@ -45917,7 +46071,7 @@
       <w:r>
         <w:t xml:space="preserve"> </w:t>
       </w:r>
-      <w:hyperlink r:id="rId192">
+      <w:hyperlink r:id="rId198">
         <w:r>
           <w:rPr>
             <w:rStyle w:val="Hyperlink"/>
@@ -45942,7 +46096,7 @@
       <w:r>
         <w:t xml:space="preserve"> </w:t>
       </w:r>
-      <w:hyperlink r:id="rId193">
+      <w:hyperlink r:id="rId199">
         <w:r>
           <w:rPr>
             <w:rStyle w:val="Hyperlink"/>
@@ -45967,7 +46121,7 @@
       <w:r>
         <w:t xml:space="preserve"> </w:t>
       </w:r>
-      <w:hyperlink r:id="rId194">
+      <w:hyperlink r:id="rId200">
         <w:r>
           <w:rPr>
             <w:rStyle w:val="Hyperlink"/>
@@ -45992,7 +46146,7 @@
       <w:r>
         <w:t xml:space="preserve"> </w:t>
       </w:r>
-      <w:hyperlink r:id="rId195">
+      <w:hyperlink r:id="rId201">
         <w:r>
           <w:rPr>
             <w:rStyle w:val="Hyperlink"/>
@@ -46030,7 +46184,7 @@
       <w:r>
         <w:t xml:space="preserve"> </w:t>
       </w:r>
-      <w:hyperlink r:id="rId196">
+      <w:hyperlink r:id="rId202">
         <w:r>
           <w:rPr>
             <w:rStyle w:val="Hyperlink"/>
@@ -46055,7 +46209,7 @@
       <w:r>
         <w:t xml:space="preserve"> </w:t>
       </w:r>
-      <w:hyperlink r:id="rId197">
+      <w:hyperlink r:id="rId203">
         <w:r>
           <w:rPr>
             <w:rStyle w:val="Hyperlink"/>
@@ -46093,7 +46247,7 @@
       <w:r>
         <w:t xml:space="preserve"> </w:t>
       </w:r>
-      <w:hyperlink r:id="rId198">
+      <w:hyperlink r:id="rId204">
         <w:r>
           <w:rPr>
             <w:rStyle w:val="Hyperlink"/>
@@ -46118,7 +46272,7 @@
       <w:r>
         <w:t xml:space="preserve"> </w:t>
       </w:r>
-      <w:hyperlink r:id="rId199">
+      <w:hyperlink r:id="rId205">
         <w:r>
           <w:rPr>
             <w:rStyle w:val="Hyperlink"/>
@@ -46143,7 +46297,7 @@
       <w:r>
         <w:t xml:space="preserve"> </w:t>
       </w:r>
-      <w:hyperlink r:id="rId200">
+      <w:hyperlink r:id="rId206">
         <w:r>
           <w:rPr>
             <w:rStyle w:val="Hyperlink"/>
@@ -46202,7 +46356,7 @@
       <w:r>
         <w:t xml:space="preserve"> </w:t>
       </w:r>
-      <w:hyperlink r:id="rId201">
+      <w:hyperlink r:id="rId207">
         <w:r>
           <w:rPr>
             <w:rStyle w:val="Hyperlink"/>
@@ -46240,7 +46394,7 @@
       <w:r>
         <w:t xml:space="preserve"> </w:t>
       </w:r>
-      <w:hyperlink r:id="rId202">
+      <w:hyperlink r:id="rId208">
         <w:r>
           <w:rPr>
             <w:rStyle w:val="Hyperlink"/>
@@ -46278,7 +46432,7 @@
       <w:r>
         <w:t xml:space="preserve"> </w:t>
       </w:r>
-      <w:hyperlink r:id="rId203">
+      <w:hyperlink r:id="rId209">
         <w:r>
           <w:rPr>
             <w:rStyle w:val="Hyperlink"/>
@@ -46324,7 +46478,7 @@
       <w:r>
         <w:t xml:space="preserve"> </w:t>
       </w:r>
-      <w:hyperlink r:id="rId204">
+      <w:hyperlink r:id="rId210">
         <w:r>
           <w:rPr>
             <w:rStyle w:val="Hyperlink"/>
@@ -46349,7 +46503,7 @@
       <w:r>
         <w:t xml:space="preserve"> </w:t>
       </w:r>
-      <w:hyperlink r:id="rId205">
+      <w:hyperlink r:id="rId211">
         <w:r>
           <w:rPr>
             <w:rStyle w:val="Hyperlink"/>
@@ -46395,7 +46549,7 @@
       <w:r>
         <w:t xml:space="preserve"> </w:t>
       </w:r>
-      <w:hyperlink r:id="rId206">
+      <w:hyperlink r:id="rId212">
         <w:r>
           <w:rPr>
             <w:rStyle w:val="Hyperlink"/>
@@ -46420,7 +46574,7 @@
       <w:r>
         <w:t xml:space="preserve"> </w:t>
       </w:r>
-      <w:hyperlink r:id="rId207">
+      <w:hyperlink r:id="rId213">
         <w:r>
           <w:rPr>
             <w:rStyle w:val="Hyperlink"/>
@@ -46440,8 +46594,8 @@
         <w:br w:type="page"/>
       </w:r>
     </w:p>
-    <w:bookmarkEnd w:id="208"/>
-    <w:bookmarkStart w:id="235" w:name="phụ-lục"/>
+    <w:bookmarkEnd w:id="214"/>
+    <w:bookmarkStart w:id="241" w:name="phụ-lục"/>
     <w:p>
       <w:pPr>
         <w:pStyle w:val="Heading1"/>
@@ -46497,7 +46651,7 @@
         </w:pict>
       </w:r>
     </w:p>
-    <w:bookmarkStart w:id="211" w:name="phụ-lục-a-mã-nguồn"/>
+    <w:bookmarkStart w:id="217" w:name="phụ-lục-a-mã-nguồn"/>
     <w:p>
       <w:pPr>
         <w:pStyle w:val="Heading2"/>
@@ -46506,7 +46660,7 @@
         <w:t xml:space="preserve">Phụ lục A. Mã nguồn</w:t>
       </w:r>
     </w:p>
-    <w:bookmarkStart w:id="209" w:name="a1-quy-mô"/>
+    <w:bookmarkStart w:id="215" w:name="a1-quy-mô"/>
     <w:p>
       <w:pPr>
         <w:pStyle w:val="Heading3"/>
@@ -47170,8 +47324,8 @@
         <w:t xml:space="preserve">trong Chương 5 phải sinh ra được bằng một lệnh chạy lại được.</w:t>
       </w:r>
     </w:p>
-    <w:bookmarkEnd w:id="209"/>
-    <w:bookmarkStart w:id="210" w:name="a2-tổ-chức-thư-mục"/>
+    <w:bookmarkEnd w:id="215"/>
+    <w:bookmarkStart w:id="216" w:name="a2-tổ-chức-thư-mục"/>
     <w:p>
       <w:pPr>
         <w:pStyle w:val="Heading3"/>
@@ -47446,9 +47600,9 @@
         </w:pict>
       </w:r>
     </w:p>
-    <w:bookmarkEnd w:id="210"/>
-    <w:bookmarkEnd w:id="211"/>
-    <w:bookmarkStart w:id="212" w:name="phụ-lục-b-siêu-tham-số-huấn-luyện"/>
+    <w:bookmarkEnd w:id="216"/>
+    <w:bookmarkEnd w:id="217"/>
+    <w:bookmarkStart w:id="218" w:name="phụ-lục-b-siêu-tham-số-huấn-luyện"/>
     <w:p>
       <w:pPr>
         <w:pStyle w:val="Heading2"/>
@@ -48620,8 +48774,8 @@
         </w:pict>
       </w:r>
     </w:p>
-    <w:bookmarkEnd w:id="212"/>
-    <w:bookmarkStart w:id="214" w:name="phụ-lục-c-bộ-dữ-liệu"/>
+    <w:bookmarkEnd w:id="218"/>
+    <w:bookmarkStart w:id="220" w:name="phụ-lục-c-bộ-dữ-liệu"/>
     <w:p>
       <w:pPr>
         <w:pStyle w:val="Heading2"/>
@@ -48630,7 +48784,7 @@
         <w:t xml:space="preserve">Phụ lục C. Bộ dữ liệu</w:t>
       </w:r>
     </w:p>
-    <w:bookmarkStart w:id="213" w:name="Xf13a66160a76b51942284da13ebd03c025f7130"/>
+    <w:bookmarkStart w:id="219" w:name="Xf13a66160a76b51942284da13ebd03c025f7130"/>
     <w:p>
       <w:pPr>
         <w:pStyle w:val="Heading3"/>
@@ -49600,9 +49754,9 @@
         <w:t xml:space="preserve">, và điều này được nêu nhất quán ở mục 4.4.2 và 6.3.1.</w:t>
       </w:r>
     </w:p>
-    <w:bookmarkEnd w:id="213"/>
-    <w:bookmarkEnd w:id="214"/>
-    <w:bookmarkStart w:id="219" w:name="phụ-lục-d-hướng-dẫn-cài-đặt-và-chạy"/>
+    <w:bookmarkEnd w:id="219"/>
+    <w:bookmarkEnd w:id="220"/>
+    <w:bookmarkStart w:id="225" w:name="phụ-lục-d-hướng-dẫn-cài-đặt-và-chạy"/>
     <w:p>
       <w:pPr>
         <w:pStyle w:val="Heading2"/>
@@ -49611,7 +49765,7 @@
         <w:t xml:space="preserve">Phụ lục D. Hướng dẫn cài đặt và chạy</w:t>
       </w:r>
     </w:p>
-    <w:bookmarkStart w:id="215" w:name="d1-yêu-cầu"/>
+    <w:bookmarkStart w:id="221" w:name="d1-yêu-cầu"/>
     <w:p>
       <w:pPr>
         <w:pStyle w:val="Heading3"/>
@@ -49788,8 +49942,8 @@
         </w:tc>
       </w:tr>
     </w:tbl>
-    <w:bookmarkEnd w:id="215"/>
-    <w:bookmarkStart w:id="216" w:name="d2-chạy-bằng-docker-compose-khuyến-nghị"/>
+    <w:bookmarkEnd w:id="221"/>
+    <w:bookmarkStart w:id="222" w:name="d2-chạy-bằng-docker-compose-khuyến-nghị"/>
     <w:p>
       <w:pPr>
         <w:pStyle w:val="Heading3"/>
@@ -50098,8 +50252,8 @@
         <w:t xml:space="preserve">, trình bày ở mục 4.7.4.</w:t>
       </w:r>
     </w:p>
-    <w:bookmarkEnd w:id="216"/>
-    <w:bookmarkStart w:id="217" w:name="d3-chạy-trực-tiếp-không-dùng-docker"/>
+    <w:bookmarkEnd w:id="222"/>
+    <w:bookmarkStart w:id="223" w:name="d3-chạy-trực-tiếp-không-dùng-docker"/>
     <w:p>
       <w:pPr>
         <w:pStyle w:val="Heading3"/>
@@ -50333,8 +50487,8 @@
         <w:t xml:space="preserve">học sâu — trình bày ở mục 4.3.2. Gộp chúng lại sẽ hỏng.</w:t>
       </w:r>
     </w:p>
-    <w:bookmarkEnd w:id="217"/>
-    <w:bookmarkStart w:id="218" w:name="d4-biến-môi-trường-đáng-chú-ý"/>
+    <w:bookmarkEnd w:id="223"/>
+    <w:bookmarkStart w:id="224" w:name="d4-biến-môi-trường-đáng-chú-ý"/>
     <w:p>
       <w:pPr>
         <w:pStyle w:val="Heading3"/>
@@ -50658,9 +50812,9 @@
         </w:pict>
       </w:r>
     </w:p>
-    <w:bookmarkEnd w:id="218"/>
-    <w:bookmarkEnd w:id="219"/>
-    <w:bookmarkStart w:id="222" w:name="phụ-lục-e-kết-quả-kiểm-thử"/>
+    <w:bookmarkEnd w:id="224"/>
+    <w:bookmarkEnd w:id="225"/>
+    <w:bookmarkStart w:id="228" w:name="phụ-lục-e-kết-quả-kiểm-thử"/>
     <w:p>
       <w:pPr>
         <w:pStyle w:val="Heading2"/>
@@ -50669,7 +50823,7 @@
         <w:t xml:space="preserve">Phụ lục E. Kết quả kiểm thử</w:t>
       </w:r>
     </w:p>
-    <w:bookmarkStart w:id="220" w:name="e1-tổng-hợp"/>
+    <w:bookmarkStart w:id="226" w:name="e1-tổng-hợp"/>
     <w:p>
       <w:pPr>
         <w:pStyle w:val="Heading3"/>
@@ -50879,8 +51033,8 @@
         </w:tc>
       </w:tr>
     </w:tbl>
-    <w:bookmarkEnd w:id="220"/>
-    <w:bookmarkStart w:id="221" w:name="e2-phân-nhóm"/>
+    <w:bookmarkEnd w:id="226"/>
+    <w:bookmarkStart w:id="227" w:name="e2-phân-nhóm"/>
     <w:p>
       <w:pPr>
         <w:pStyle w:val="Heading3"/>
@@ -51132,9 +51286,9 @@
         </w:pict>
       </w:r>
     </w:p>
-    <w:bookmarkEnd w:id="221"/>
-    <w:bookmarkEnd w:id="222"/>
-    <w:bookmarkStart w:id="225" w:name="Xb0ecaefd567621d8f4fd0ba4686066ee0905bcc"/>
+    <w:bookmarkEnd w:id="227"/>
+    <w:bookmarkEnd w:id="228"/>
+    <w:bookmarkStart w:id="231" w:name="Xb0ecaefd567621d8f4fd0ba4686066ee0905bcc"/>
     <w:p>
       <w:pPr>
         <w:pStyle w:val="Heading2"/>
@@ -51143,7 +51297,7 @@
         <w:t xml:space="preserve">Phụ lục F. Giao diện lập trình và cấu hình triển khai</w:t>
       </w:r>
     </w:p>
-    <w:bookmarkStart w:id="223" w:name="f1-danh-sách-endpoint"/>
+    <w:bookmarkStart w:id="229" w:name="f1-danh-sách-endpoint"/>
     <w:p>
       <w:pPr>
         <w:pStyle w:val="Heading3"/>
@@ -51820,8 +51974,8 @@
         <w:t xml:space="preserve">, nên nó không bao giờ lệch với mã nguồn.</w:t>
       </w:r>
     </w:p>
-    <w:bookmarkEnd w:id="223"/>
-    <w:bookmarkStart w:id="224" w:name="f2-cấu-hình-docker-compose"/>
+    <w:bookmarkEnd w:id="229"/>
+    <w:bookmarkStart w:id="230" w:name="f2-cấu-hình-docker-compose"/>
     <w:p>
       <w:pPr>
         <w:pStyle w:val="Heading3"/>
@@ -52217,9 +52371,9 @@
         </w:pict>
       </w:r>
     </w:p>
-    <w:bookmarkEnd w:id="224"/>
-    <w:bookmarkEnd w:id="225"/>
-    <w:bookmarkStart w:id="232" w:name="Xf4fdfdb0582bdca8adb9305f82cdbfca4c61ab6"/>
+    <w:bookmarkEnd w:id="230"/>
+    <w:bookmarkEnd w:id="231"/>
+    <w:bookmarkStart w:id="238" w:name="Xf4fdfdb0582bdca8adb9305f82cdbfca4c61ab6"/>
     <w:p>
       <w:pPr>
         <w:pStyle w:val="Heading2"/>
@@ -52274,7 +52428,7 @@
         </w:pict>
       </w:r>
     </w:p>
-    <w:bookmarkStart w:id="227" w:name="h2-bảng-34-yêu-cầu-chức-năng"/>
+    <w:bookmarkStart w:id="233" w:name="h2-bảng-34-yêu-cầu-chức-năng"/>
     <w:p>
       <w:pPr>
         <w:pStyle w:val="Heading3"/>
@@ -52603,11 +52757,11 @@
       <w:pPr>
         <w:pStyle w:val="Heading3"/>
       </w:pPr>
-      <w:bookmarkStart w:id="226" w:name="X43666e68a1f1972bb1dccbe247050e4abad1170"/>
+      <w:bookmarkStart w:id="232" w:name="X43666e68a1f1972bb1dccbe247050e4abad1170"/>
       <w:r>
         <w:t xml:space="preserve">Bốn yêu cầu mức Won't và hai đợt thu gọn phạm vi</w:t>
       </w:r>
-      <w:bookmarkEnd w:id="226"/>
+      <w:bookmarkEnd w:id="232"/>
     </w:p>
     <w:p>
       <w:pPr>
@@ -52845,8 +52999,8 @@
         </w:pict>
       </w:r>
     </w:p>
-    <w:bookmarkEnd w:id="227"/>
-    <w:bookmarkStart w:id="231" w:name="h3-bảng-chỉ-tiêu-phi-chức-năng"/>
+    <w:bookmarkEnd w:id="233"/>
+    <w:bookmarkStart w:id="237" w:name="h3-bảng-chỉ-tiêu-phi-chức-năng"/>
     <w:p>
       <w:pPr>
         <w:pStyle w:val="Heading3"/>
@@ -52863,7 +53017,7 @@
         <w:t xml:space="preserve">Bảy nhóm: hiệu năng (NFR-P), độ chính xác (NFR-A), tin cậy (NFR-R), khả dụng (NFR-U), bảo trì (NFR-M), bảo mật (NFR-S), tương thích – triển khai (NFR-C), mở rộng (NFR-SC).</w:t>
       </w:r>
     </w:p>
-    <w:bookmarkStart w:id="228" w:name="X3880515f8fbb8abfa7d57c19e291cacf82ef4a6"/>
+    <w:bookmarkStart w:id="234" w:name="X3880515f8fbb8abfa7d57c19e291cacf82ef4a6"/>
     <w:p>
       <w:pPr>
         <w:pStyle w:val="Heading4"/>
@@ -53047,8 +53201,8 @@
         <w:t xml:space="preserve">, không có ý nghĩa thống kê; nhóm thực hiện chỉ dùng cột thời gian và cố ý lược bỏ cột độ chính xác.</w:t>
       </w:r>
     </w:p>
-    <w:bookmarkEnd w:id="228"/>
-    <w:bookmarkStart w:id="229" w:name="X223de23e0d838ff891bdf6bdc5276f58b2d523c"/>
+    <w:bookmarkEnd w:id="234"/>
+    <w:bookmarkStart w:id="235" w:name="X223de23e0d838ff891bdf6bdc5276f58b2d523c"/>
     <w:p>
       <w:pPr>
         <w:pStyle w:val="Heading4"/>
@@ -54088,8 +54242,8 @@
         <w:t xml:space="preserve">— báo cáo theo điều kiện ảnh nếu bộ dữ liệu có nhãn phù hợp.</w:t>
       </w:r>
     </w:p>
-    <w:bookmarkEnd w:id="229"/>
-    <w:bookmarkStart w:id="230" w:name="c-các-nhóm-yêu-cầu-phi-chức-năng-còn-lại"/>
+    <w:bookmarkEnd w:id="235"/>
+    <w:bookmarkStart w:id="236" w:name="c-các-nhóm-yêu-cầu-phi-chức-năng-còn-lại"/>
     <w:p>
       <w:pPr>
         <w:pStyle w:val="Heading4"/>
@@ -54270,10 +54424,10 @@
         </w:pict>
       </w:r>
     </w:p>
-    <w:bookmarkEnd w:id="230"/>
-    <w:bookmarkEnd w:id="231"/>
-    <w:bookmarkEnd w:id="232"/>
-    <w:bookmarkStart w:id="234" w:name="Xca8a6b0a1c163d0021c70a30659365938cfbbe3"/>
+    <w:bookmarkEnd w:id="236"/>
+    <w:bookmarkEnd w:id="237"/>
+    <w:bookmarkEnd w:id="238"/>
+    <w:bookmarkStart w:id="240" w:name="Xca8a6b0a1c163d0021c70a30659365938cfbbe3"/>
     <w:p>
       <w:pPr>
         <w:pStyle w:val="Heading2"/>
@@ -54338,7 +54492,7 @@
         </w:pict>
       </w:r>
     </w:p>
-    <w:bookmarkStart w:id="233" w:name="o2-danh-mục-báo-cáo-đo-dạng-json"/>
+    <w:bookmarkStart w:id="239" w:name="o2-danh-mục-báo-cáo-đo-dạng-json"/>
     <w:p>
       <w:pPr>
         <w:pStyle w:val="Heading3"/>
@@ -55275,9 +55429,9 @@
         <w:br w:type="page"/>
       </w:r>
     </w:p>
-    <w:bookmarkEnd w:id="233"/>
-    <w:bookmarkEnd w:id="234"/>
-    <w:bookmarkEnd w:id="235"/>
+    <w:bookmarkEnd w:id="239"/>
+    <w:bookmarkEnd w:id="240"/>
+    <w:bookmarkEnd w:id="241"/>
     <w:sectPr>
       <w:footnotePr>
         <w:numRestart w:val="eachSect"/>

--- a/docs/papers/thesis-full.docx
+++ b/docs/papers/thesis-full.docx
@@ -18855,6 +18855,487 @@
         <w:t xml:space="preserve">— một quyết định trình bày như không có nhược điểm là quyết định chưa cân nhắc đủ.</w:t>
       </w:r>
     </w:p>
+    <w:p>
+      <w:pPr>
+        <w:pStyle w:val="BodyText"/>
+      </w:pPr>
+      <w:r>
+        <w:rPr>
+          <w:b/>
+          <w:bCs/>
+        </w:rPr>
+        <w:t xml:space="preserve">Bảng 4.2.</w:t>
+      </w:r>
+      <w:r>
+        <w:t xml:space="preserve"> </w:t>
+      </w:r>
+      <w:r>
+        <w:t xml:space="preserve">Tám quyết định kiến trúc — mỗi dòng kèm đánh đổi phải chấp nhận</w:t>
+      </w:r>
+    </w:p>
+    <w:tbl>
+      <w:tblPr>
+        <w:tblStyle w:val="Table"/>
+        <w:tblW w:type="auto" w:w="0"/>
+        <w:tblLook w:firstRow="1" w:lastRow="0" w:firstColumn="0" w:lastColumn="0" w:noHBand="0" w:noVBand="0" w:val="0020"/>
+      </w:tblPr>
+      <w:tblGrid>
+        <w:gridCol w:w="1980"/>
+        <w:gridCol w:w="1980"/>
+        <w:gridCol w:w="1980"/>
+        <w:gridCol w:w="1980"/>
+      </w:tblGrid>
+      <w:tr>
+        <w:trPr>
+          <w:tblHeader w:val="on"/>
+        </w:trPr>
+        <w:tc>
+          <w:tcPr/>
+          <w:p>
+            <w:pPr>
+              <w:pStyle w:val="Compact"/>
+              <w:jc w:val="center"/>
+            </w:pPr>
+            <w:r>
+              <w:t xml:space="preserve">Mã</w:t>
+            </w:r>
+          </w:p>
+        </w:tc>
+        <w:tc>
+          <w:tcPr/>
+          <w:p>
+            <w:pPr>
+              <w:pStyle w:val="Compact"/>
+            </w:pPr>
+            <w:r>
+              <w:t xml:space="preserve">Quyết định</w:t>
+            </w:r>
+          </w:p>
+        </w:tc>
+        <w:tc>
+          <w:tcPr/>
+          <w:p>
+            <w:pPr>
+              <w:pStyle w:val="Compact"/>
+            </w:pPr>
+            <w:r>
+              <w:t xml:space="preserve">Lựa chọn</w:t>
+            </w:r>
+          </w:p>
+        </w:tc>
+        <w:tc>
+          <w:tcPr/>
+          <w:p>
+            <w:pPr>
+              <w:pStyle w:val="Compact"/>
+            </w:pPr>
+            <w:r>
+              <w:t xml:space="preserve">Đánh đổi phải chấp nhận</w:t>
+            </w:r>
+          </w:p>
+        </w:tc>
+      </w:tr>
+      <w:tr>
+        <w:tc>
+          <w:tcPr/>
+          <w:p>
+            <w:pPr>
+              <w:pStyle w:val="Compact"/>
+              <w:jc w:val="center"/>
+            </w:pPr>
+            <w:r>
+              <w:t xml:space="preserve">AD-01</w:t>
+            </w:r>
+          </w:p>
+        </w:tc>
+        <w:tc>
+          <w:tcPr/>
+          <w:p>
+            <w:pPr>
+              <w:pStyle w:val="Compact"/>
+            </w:pPr>
+            <w:r>
+              <w:t xml:space="preserve">Tách tầng AI khỏi tầng API</w:t>
+            </w:r>
+          </w:p>
+        </w:tc>
+        <w:tc>
+          <w:tcPr/>
+          <w:p>
+            <w:pPr>
+              <w:pStyle w:val="Compact"/>
+            </w:pPr>
+            <w:r>
+              <w:t xml:space="preserve">Gói Python độc lập</w:t>
+            </w:r>
+          </w:p>
+        </w:tc>
+        <w:tc>
+          <w:tcPr/>
+          <w:p>
+            <w:pPr>
+              <w:pStyle w:val="Compact"/>
+            </w:pPr>
+            <w:r>
+              <w:t xml:space="preserve">Thêm một lớp gián tiếp</w:t>
+            </w:r>
+          </w:p>
+        </w:tc>
+      </w:tr>
+      <w:tr>
+        <w:tc>
+          <w:tcPr/>
+          <w:p>
+            <w:pPr>
+              <w:pStyle w:val="Compact"/>
+              <w:jc w:val="center"/>
+            </w:pPr>
+            <w:r>
+              <w:t xml:space="preserve">AD-02</w:t>
+            </w:r>
+          </w:p>
+        </w:tc>
+        <w:tc>
+          <w:tcPr/>
+          <w:p>
+            <w:pPr>
+              <w:pStyle w:val="Compact"/>
+            </w:pPr>
+            <w:r>
+              <w:t xml:space="preserve">Xử lý video</w:t>
+            </w:r>
+          </w:p>
+        </w:tc>
+        <w:tc>
+          <w:tcPr/>
+          <w:p>
+            <w:pPr>
+              <w:pStyle w:val="Compact"/>
+            </w:pPr>
+            <w:r>
+              <w:t xml:space="preserve">Bất đồng bộ, trả</w:t>
+            </w:r>
+            <w:r>
+              <w:t xml:space="preserve"> </w:t>
+            </w:r>
+            <w:r>
+              <w:rPr>
+                <w:rStyle w:val="VerbatimChar"/>
+              </w:rPr>
+              <w:t xml:space="preserve">job_id</w:t>
+            </w:r>
+            <w:r>
+              <w:t xml:space="preserve"> </w:t>
+            </w:r>
+            <w:r>
+              <w:t xml:space="preserve">ngay</w:t>
+            </w:r>
+          </w:p>
+        </w:tc>
+        <w:tc>
+          <w:tcPr/>
+          <w:p>
+            <w:pPr>
+              <w:pStyle w:val="Compact"/>
+            </w:pPr>
+            <w:r>
+              <w:t xml:space="preserve">Giao diện phải hỏi tiến độ định kỳ</w:t>
+            </w:r>
+          </w:p>
+        </w:tc>
+      </w:tr>
+      <w:tr>
+        <w:tc>
+          <w:tcPr/>
+          <w:p>
+            <w:pPr>
+              <w:pStyle w:val="Compact"/>
+              <w:jc w:val="center"/>
+            </w:pPr>
+            <w:r>
+              <w:t xml:space="preserve">AD-03</w:t>
+            </w:r>
+          </w:p>
+        </w:tc>
+        <w:tc>
+          <w:tcPr/>
+          <w:p>
+            <w:pPr>
+              <w:pStyle w:val="Compact"/>
+            </w:pPr>
+            <w:r>
+              <w:t xml:space="preserve">Nhận dạng thời gian thực</w:t>
+            </w:r>
+          </w:p>
+        </w:tc>
+        <w:tc>
+          <w:tcPr/>
+          <w:p>
+            <w:pPr>
+              <w:pStyle w:val="Compact"/>
+            </w:pPr>
+            <w:r>
+              <w:t xml:space="preserve">Client gửi từng khung qua HTTP</w:t>
+            </w:r>
+          </w:p>
+        </w:tc>
+        <w:tc>
+          <w:tcPr/>
+          <w:p>
+            <w:pPr>
+              <w:pStyle w:val="Compact"/>
+            </w:pPr>
+            <w:r>
+              <w:t xml:space="preserve">Muốn FPS cao hơn phải chuyển WebSocket</w:t>
+            </w:r>
+          </w:p>
+        </w:tc>
+      </w:tr>
+      <w:tr>
+        <w:tc>
+          <w:tcPr/>
+          <w:p>
+            <w:pPr>
+              <w:pStyle w:val="Compact"/>
+              <w:jc w:val="center"/>
+            </w:pPr>
+            <w:r>
+              <w:t xml:space="preserve">AD-04</w:t>
+            </w:r>
+          </w:p>
+        </w:tc>
+        <w:tc>
+          <w:tcPr/>
+          <w:p>
+            <w:pPr>
+              <w:pStyle w:val="Compact"/>
+            </w:pPr>
+            <w:r>
+              <w:t xml:space="preserve">Gộp trùng biển số</w:t>
+            </w:r>
+          </w:p>
+        </w:tc>
+        <w:tc>
+          <w:tcPr/>
+          <w:p>
+            <w:pPr>
+              <w:pStyle w:val="Compact"/>
+            </w:pPr>
+            <w:r>
+              <w:t xml:space="preserve">Theo chuỗi ký tự + cửa sổ thời gian</w:t>
+            </w:r>
+          </w:p>
+        </w:tc>
+        <w:tc>
+          <w:tcPr/>
+          <w:p>
+            <w:pPr>
+              <w:pStyle w:val="Compact"/>
+            </w:pPr>
+            <w:r>
+              <w:t xml:space="preserve">Kém chính xác khi hai xe cùng biển đi gần nhau</w:t>
+            </w:r>
+          </w:p>
+        </w:tc>
+      </w:tr>
+      <w:tr>
+        <w:tc>
+          <w:tcPr/>
+          <w:p>
+            <w:pPr>
+              <w:pStyle w:val="Compact"/>
+              <w:jc w:val="center"/>
+            </w:pPr>
+            <w:r>
+              <w:t xml:space="preserve">AD-05</w:t>
+            </w:r>
+          </w:p>
+        </w:tc>
+        <w:tc>
+          <w:tcPr/>
+          <w:p>
+            <w:pPr>
+              <w:pStyle w:val="Compact"/>
+            </w:pPr>
+            <w:r>
+              <w:t xml:space="preserve">Nền tảng suy luận</w:t>
+            </w:r>
+          </w:p>
+        </w:tc>
+        <w:tc>
+          <w:tcPr/>
+          <w:p>
+            <w:pPr>
+              <w:pStyle w:val="Compact"/>
+            </w:pPr>
+            <w:r>
+              <w:t xml:space="preserve">PyTorch trước, ONNX/OpenVINO nếu cần</w:t>
+            </w:r>
+          </w:p>
+        </w:tc>
+        <w:tc>
+          <w:tcPr/>
+          <w:p>
+            <w:pPr>
+              <w:pStyle w:val="Compact"/>
+            </w:pPr>
+            <w:r>
+              <w:t xml:space="preserve">Có thể phải làm lại bước xuất mô hình</w:t>
+            </w:r>
+          </w:p>
+        </w:tc>
+      </w:tr>
+      <w:tr>
+        <w:tc>
+          <w:tcPr/>
+          <w:p>
+            <w:pPr>
+              <w:pStyle w:val="Compact"/>
+              <w:jc w:val="center"/>
+            </w:pPr>
+            <w:r>
+              <w:t xml:space="preserve">AD-06</w:t>
+            </w:r>
+          </w:p>
+        </w:tc>
+        <w:tc>
+          <w:tcPr/>
+          <w:p>
+            <w:pPr>
+              <w:pStyle w:val="Compact"/>
+            </w:pPr>
+            <w:r>
+              <w:t xml:space="preserve">Thiết bị</w:t>
+            </w:r>
+          </w:p>
+        </w:tc>
+        <w:tc>
+          <w:tcPr/>
+          <w:p>
+            <w:pPr>
+              <w:pStyle w:val="Compact"/>
+            </w:pPr>
+            <w:r>
+              <w:t xml:space="preserve">Cấu hình được, mặc định</w:t>
+            </w:r>
+            <w:r>
+              <w:t xml:space="preserve"> </w:t>
+            </w:r>
+            <w:r>
+              <w:rPr>
+                <w:rStyle w:val="VerbatimChar"/>
+              </w:rPr>
+              <w:t xml:space="preserve">cpu</w:t>
+            </w:r>
+          </w:p>
+        </w:tc>
+        <w:tc>
+          <w:tcPr/>
+          <w:p>
+            <w:pPr>
+              <w:pStyle w:val="Compact"/>
+            </w:pPr>
+            <w:r>
+              <w:t xml:space="preserve">—</w:t>
+            </w:r>
+          </w:p>
+        </w:tc>
+      </w:tr>
+      <w:tr>
+        <w:tc>
+          <w:tcPr/>
+          <w:p>
+            <w:pPr>
+              <w:pStyle w:val="Compact"/>
+              <w:jc w:val="center"/>
+            </w:pPr>
+            <w:r>
+              <w:t xml:space="preserve">AD-07</w:t>
+            </w:r>
+          </w:p>
+        </w:tc>
+        <w:tc>
+          <w:tcPr/>
+          <w:p>
+            <w:pPr>
+              <w:pStyle w:val="Compact"/>
+            </w:pPr>
+            <w:r>
+              <w:t xml:space="preserve">Lưu trữ ảnh</w:t>
+            </w:r>
+          </w:p>
+        </w:tc>
+        <w:tc>
+          <w:tcPr/>
+          <w:p>
+            <w:pPr>
+              <w:pStyle w:val="Compact"/>
+            </w:pPr>
+            <w:r>
+              <w:t xml:space="preserve">Tệp trên đĩa, chỉ lưu đường dẫn trong CSDL</w:t>
+            </w:r>
+          </w:p>
+        </w:tc>
+        <w:tc>
+          <w:tcPr/>
+          <w:p>
+            <w:pPr>
+              <w:pStyle w:val="Compact"/>
+            </w:pPr>
+            <w:r>
+              <w:t xml:space="preserve">Phải giữ đồng bộ giữa tệp và bản ghi</w:t>
+            </w:r>
+          </w:p>
+        </w:tc>
+      </w:tr>
+      <w:tr>
+        <w:tc>
+          <w:tcPr/>
+          <w:p>
+            <w:pPr>
+              <w:pStyle w:val="Compact"/>
+              <w:jc w:val="center"/>
+            </w:pPr>
+            <w:r>
+              <w:t xml:space="preserve">AD-08</w:t>
+            </w:r>
+          </w:p>
+        </w:tc>
+        <w:tc>
+          <w:tcPr/>
+          <w:p>
+            <w:pPr>
+              <w:pStyle w:val="Compact"/>
+            </w:pPr>
+            <w:r>
+              <w:t xml:space="preserve">Đặt tên tệp</w:t>
+            </w:r>
+          </w:p>
+        </w:tc>
+        <w:tc>
+          <w:tcPr/>
+          <w:p>
+            <w:pPr>
+              <w:pStyle w:val="Compact"/>
+            </w:pPr>
+            <w:r>
+              <w:t xml:space="preserve">UUID, không dùng tên gốc</w:t>
+            </w:r>
+          </w:p>
+        </w:tc>
+        <w:tc>
+          <w:tcPr/>
+          <w:p>
+            <w:pPr>
+              <w:pStyle w:val="Compact"/>
+            </w:pPr>
+            <w:r>
+              <w:t xml:space="preserve">Cần lưu tên gốc riêng nếu muốn hiển thị</w:t>
+            </w:r>
+          </w:p>
+        </w:tc>
+      </w:tr>
+    </w:tbl>
     <w:p>
       <w:pPr>
         <w:pStyle w:val="BodyText"/>

--- a/docs/papers/thesis-full.docx
+++ b/docs/papers/thesis-full.docx
@@ -5673,7 +5673,7 @@
     <w:bookmarkEnd w:id="35"/>
     <w:bookmarkEnd w:id="36"/>
     <w:bookmarkEnd w:id="37"/>
-    <w:bookmarkStart w:id="67" w:name="chương-2-cơ-sở-lý-thuyết"/>
+    <w:bookmarkStart w:id="70" w:name="chương-2-cơ-sở-lý-thuyết"/>
     <w:p>
       <w:pPr>
         <w:pStyle w:val="Heading1"/>
@@ -10680,7 +10680,7 @@
     </w:p>
     <w:bookmarkEnd w:id="52"/>
     <w:bookmarkEnd w:id="53"/>
-    <w:bookmarkStart w:id="61" w:name="X3b57c2622543092b9dcba0f4855aa826ad23e44"/>
+    <w:bookmarkStart w:id="64" w:name="X3b57c2622543092b9dcba0f4855aa826ad23e44"/>
     <w:p>
       <w:pPr>
         <w:pStyle w:val="Heading2"/>
@@ -11080,7 +11080,7 @@
       </w:tr>
     </w:tbl>
     <w:bookmarkEnd w:id="54"/>
-    <w:bookmarkStart w:id="55" w:name="X05548c71fff8d19d9ddb566373bd53714057bf0"/>
+    <w:bookmarkStart w:id="58" w:name="X05548c71fff8d19d9ddb566373bd53714057bf0"/>
     <w:p>
       <w:pPr>
         <w:pStyle w:val="Heading3"/>
@@ -11672,40 +11672,6 @@
         <w:t xml:space="preserve">— lý do CTC là mặc định của hầu hết bộ nhận dạng ký tự mã nguồn mở.</w:t>
       </w:r>
     </w:p>
-    <w:bookmarkEnd w:id="55"/>
-    <w:bookmarkStart w:id="59" w:name="X90db8aae343b9ac5d8b074d902a40061ac2a5f1"/>
-    <w:p>
-      <w:pPr>
-        <w:pStyle w:val="Heading3"/>
-      </w:pPr>
-      <w:r>
-        <w:t xml:space="preserve">2.4.3. Vì sao kiến trúc CTC gặp khó với văn bản nhiều dòng</w:t>
-      </w:r>
-    </w:p>
-    <w:p>
-      <w:pPr>
-        <w:pStyle w:val="FirstParagraph"/>
-      </w:pPr>
-      <w:r>
-        <w:t xml:space="preserve">Mục kỹ thuật quan trọng nhất của chương: nền tảng lý thuyết cho rủi ro</w:t>
-      </w:r>
-      <w:r>
-        <w:t xml:space="preserve"> </w:t>
-      </w:r>
-      <w:r>
-        <w:rPr>
-          <w:b/>
-          <w:bCs/>
-        </w:rPr>
-        <w:t xml:space="preserve">R-04</w:t>
-      </w:r>
-      <w:r>
-        <w:t xml:space="preserve"> </w:t>
-      </w:r>
-      <w:r>
-        <w:t xml:space="preserve">("khả năng Cao, ảnh hưởng Cao") — ở Việt Nam nơi xe máy áp đảo, biển hai dòng là dạng phổ biến chứ không phải ngoại lệ.</w:t>
-      </w:r>
-    </w:p>
     <w:p>
       <w:pPr>
         <w:pStyle w:val="BodyText"/>
@@ -11713,20 +11679,144 @@
       <w:r>
         <w:drawing>
           <wp:inline>
-            <wp:extent cx="5334000" cy="632732"/>
+            <wp:extent cx="5334000" cy="2884362"/>
             <wp:effectExtent b="0" l="0" r="0" t="0"/>
-            <wp:docPr descr="" title="" id="57" name="Picture"/>
+            <wp:docPr descr="" title="" id="56" name="Picture"/>
             <a:graphic>
               <a:graphicData uri="http://schemas.openxmlformats.org/drawingml/2006/picture">
                 <pic:pic>
                   <pic:nvPicPr>
-                    <pic:cNvPr descr="figures/fig-ch2-07.png" id="58" name="Picture"/>
+                    <pic:cNvPr descr="figures/fig-ch2-crnn-ctc.png" id="57" name="Picture"/>
                     <pic:cNvPicPr>
                       <a:picLocks noChangeArrowheads="1" noChangeAspect="1"/>
                     </pic:cNvPicPr>
                   </pic:nvPicPr>
                   <pic:blipFill>
-                    <a:blip r:embed="rId56"/>
+                    <a:blip r:embed="rId55"/>
+                    <a:stretch>
+                      <a:fillRect/>
+                    </a:stretch>
+                  </pic:blipFill>
+                  <pic:spPr bwMode="auto">
+                    <a:xfrm>
+                      <a:off x="0" y="0"/>
+                      <a:ext cx="5334000" cy="2884362"/>
+                    </a:xfrm>
+                    <a:prstGeom prst="rect">
+                      <a:avLst/>
+                    </a:prstGeom>
+                    <a:noFill/>
+                    <a:ln w="9525">
+                      <a:noFill/>
+                      <a:headEnd/>
+                      <a:tailEnd/>
+                    </a:ln>
+                  </pic:spPr>
+                </pic:pic>
+              </a:graphicData>
+            </a:graphic>
+          </wp:inline>
+        </w:drawing>
+      </w:r>
+    </w:p>
+    <w:p>
+      <w:pPr>
+        <w:pStyle w:val="BodyText"/>
+      </w:pPr>
+      <w:r>
+        <w:rPr>
+          <w:b/>
+          <w:bCs/>
+        </w:rPr>
+        <w:t xml:space="preserve">Hình 2.3.</w:t>
+      </w:r>
+      <w:r>
+        <w:t xml:space="preserve"> </w:t>
+      </w:r>
+      <w:r>
+        <w:t xml:space="preserve">Kiến trúc CRNN và cách CTC gộp chuỗi thô. Điểm mấu chốt nằm ở</w:t>
+      </w:r>
+      <w:r>
+        <w:t xml:space="preserve"> </w:t>
+      </w:r>
+      <w:r>
+        <w:t xml:space="preserve">tầng tích chập: nó hạ</w:t>
+      </w:r>
+      <w:r>
+        <w:t xml:space="preserve"> </w:t>
+      </w:r>
+      <w:r>
+        <w:rPr>
+          <w:b/>
+          <w:bCs/>
+        </w:rPr>
+        <w:t xml:space="preserve">chiều cao về 1</w:t>
+      </w:r>
+      <w:r>
+        <w:t xml:space="preserve">, biến bản đồ đặc trưng hai chiều thành</w:t>
+      </w:r>
+      <w:r>
+        <w:t xml:space="preserve"> </w:t>
+      </w:r>
+      <w:r>
+        <w:t xml:space="preserve">một chuỗi vector — nhờ đó bài toán đọc ảnh trở thành bài toán đọc chuỗi.</w:t>
+      </w:r>
+    </w:p>
+    <w:bookmarkEnd w:id="58"/>
+    <w:bookmarkStart w:id="62" w:name="X90db8aae343b9ac5d8b074d902a40061ac2a5f1"/>
+    <w:p>
+      <w:pPr>
+        <w:pStyle w:val="Heading3"/>
+      </w:pPr>
+      <w:r>
+        <w:t xml:space="preserve">2.4.3. Vì sao kiến trúc CTC gặp khó với văn bản nhiều dòng</w:t>
+      </w:r>
+    </w:p>
+    <w:p>
+      <w:pPr>
+        <w:pStyle w:val="FirstParagraph"/>
+      </w:pPr>
+      <w:r>
+        <w:t xml:space="preserve">Mục kỹ thuật quan trọng nhất của chương: nền tảng lý thuyết cho rủi ro</w:t>
+      </w:r>
+      <w:r>
+        <w:t xml:space="preserve"> </w:t>
+      </w:r>
+      <w:r>
+        <w:rPr>
+          <w:b/>
+          <w:bCs/>
+        </w:rPr>
+        <w:t xml:space="preserve">R-04</w:t>
+      </w:r>
+      <w:r>
+        <w:t xml:space="preserve"> </w:t>
+      </w:r>
+      <w:r>
+        <w:t xml:space="preserve">("khả năng Cao, ảnh hưởng Cao") — ở Việt Nam nơi xe máy áp đảo, biển hai dòng là dạng phổ biến chứ không phải ngoại lệ.</w:t>
+      </w:r>
+    </w:p>
+    <w:p>
+      <w:pPr>
+        <w:pStyle w:val="BodyText"/>
+      </w:pPr>
+      <w:r>
+        <w:drawing>
+          <wp:inline>
+            <wp:extent cx="5334000" cy="632732"/>
+            <wp:effectExtent b="0" l="0" r="0" t="0"/>
+            <wp:docPr descr="" title="" id="60" name="Picture"/>
+            <a:graphic>
+              <a:graphicData uri="http://schemas.openxmlformats.org/drawingml/2006/picture">
+                <pic:pic>
+                  <pic:nvPicPr>
+                    <pic:cNvPr descr="figures/fig-ch2-07.png" id="61" name="Picture"/>
+                    <pic:cNvPicPr>
+                      <a:picLocks noChangeArrowheads="1" noChangeAspect="1"/>
+                    </pic:cNvPicPr>
+                  </pic:nvPicPr>
+                  <pic:blipFill>
+                    <a:blip r:embed="rId59"/>
                     <a:stretch>
                       <a:fillRect/>
                     </a:stretch>
@@ -12214,8 +12304,8 @@
         <w:t xml:space="preserve">, không chứng minh điều gì về biển hai dòng Việt Nam.</w:t>
       </w:r>
     </w:p>
-    <w:bookmarkEnd w:id="59"/>
-    <w:bookmarkStart w:id="60" w:name="X2056697f7d1cb151f94bac25d65ee215b413db8"/>
+    <w:bookmarkEnd w:id="62"/>
+    <w:bookmarkStart w:id="63" w:name="X2056697f7d1cb151f94bac25d65ee215b413db8"/>
     <w:p>
       <w:pPr>
         <w:pStyle w:val="Heading3"/>
@@ -12874,9 +12964,9 @@
         <w:t xml:space="preserve">; giá trị ở Chương 5.</w:t>
       </w:r>
     </w:p>
-    <w:bookmarkEnd w:id="60"/>
-    <w:bookmarkEnd w:id="61"/>
-    <w:bookmarkStart w:id="66" w:name="X433805c7645b98ab65ccaee2bea6de58007170b"/>
+    <w:bookmarkEnd w:id="63"/>
+    <w:bookmarkEnd w:id="64"/>
+    <w:bookmarkStart w:id="69" w:name="X433805c7645b98ab65ccaee2bea6de58007170b"/>
     <w:p>
       <w:pPr>
         <w:pStyle w:val="Heading2"/>
@@ -12885,7 +12975,7 @@
         <w:t xml:space="preserve">2.5. Các công trình liên quan</w:t>
       </w:r>
     </w:p>
-    <w:bookmarkStart w:id="62" w:name="Xcafd560625b86f8c7fd780011e95df453ac4d3a"/>
+    <w:bookmarkStart w:id="65" w:name="Xcafd560625b86f8c7fd780011e95df453ac4d3a"/>
     <w:p>
       <w:pPr>
         <w:pStyle w:val="Heading3"/>
@@ -12902,8 +12992,8 @@
         <w:t xml:space="preserve">Nhiều công trình quốc tế gần đây (2018-2026) tập trung vào nhận dạng đầu cuối bằng học sâu, cải thiện độ phân giải thấp và sử dụng siêu mô hình ngôn ngữ lớn để khắc phục hạn chế của các hệ thống cũ. Tuy nhiên, ít nghiên cứu nào bóc tách số liệu cho riêng biển hai dòng phức tạp giống như ở Việt Nam.</w:t>
       </w:r>
     </w:p>
-    <w:bookmarkEnd w:id="62"/>
-    <w:bookmarkStart w:id="63" w:name="Xdcdaba5d17eb6019f138df7f0cfc9e0215fa299"/>
+    <w:bookmarkEnd w:id="65"/>
+    <w:bookmarkStart w:id="66" w:name="Xdcdaba5d17eb6019f138df7f0cfc9e0215fa299"/>
     <w:p>
       <w:pPr>
         <w:pStyle w:val="Heading3"/>
@@ -12933,8 +13023,8 @@
         <w:t xml:space="preserve">, phần lớn đánh giá trên tập tự thu thập không công khai — so sánh công bằng gần như bất khả thi.</w:t>
       </w:r>
     </w:p>
-    <w:bookmarkEnd w:id="63"/>
-    <w:bookmarkStart w:id="64" w:name="X793baa8b8b60194c62f469473e6e6c13ff092a4"/>
+    <w:bookmarkEnd w:id="66"/>
+    <w:bookmarkStart w:id="67" w:name="X793baa8b8b60194c62f469473e6e6c13ff092a4"/>
     <w:p>
       <w:pPr>
         <w:pStyle w:val="Heading3"/>
@@ -12983,8 +13073,8 @@
         <w:t xml:space="preserve">— cột giấy phép quyết định bộ nào dùng được cho đồ án này.</w:t>
       </w:r>
     </w:p>
-    <w:bookmarkEnd w:id="64"/>
-    <w:bookmarkStart w:id="65" w:name="X6f86383661c07099cd643dfc00f699085c75d97"/>
+    <w:bookmarkEnd w:id="67"/>
+    <w:bookmarkStart w:id="68" w:name="X6f86383661c07099cd643dfc00f699085c75d97"/>
     <w:p>
       <w:pPr>
         <w:pStyle w:val="Heading3"/>
@@ -13456,10 +13546,10 @@
         <w:br w:type="page"/>
       </w:r>
     </w:p>
-    <w:bookmarkEnd w:id="65"/>
-    <w:bookmarkEnd w:id="66"/>
-    <w:bookmarkEnd w:id="67"/>
-    <w:bookmarkStart w:id="79" w:name="X122731ce55b7de1cf1ab1758a2a1be22565e72b"/>
+    <w:bookmarkEnd w:id="68"/>
+    <w:bookmarkEnd w:id="69"/>
+    <w:bookmarkEnd w:id="70"/>
+    <w:bookmarkStart w:id="82" w:name="X122731ce55b7de1cf1ab1758a2a1be22565e72b"/>
     <w:p>
       <w:pPr>
         <w:pStyle w:val="Heading1"/>
@@ -13468,7 +13558,7 @@
         <w:t xml:space="preserve">CHƯƠNG 3. KHẢO SÁT CÔNG NGHỆ VÀ LỰA CHỌN MÔ HÌNH</w:t>
       </w:r>
     </w:p>
-    <w:bookmarkStart w:id="70" w:name="X5ef0f83cb669d2b19d3e2c053ad10fe645da821"/>
+    <w:bookmarkStart w:id="73" w:name="X5ef0f83cb669d2b19d3e2c053ad10fe645da821"/>
     <w:p>
       <w:pPr>
         <w:pStyle w:val="Heading2"/>
@@ -13498,7 +13588,7 @@
         <w:t xml:space="preserve">. Khi bằng chứng không đủ phân định, mục này nói rõ là không đủ.</w:t>
       </w:r>
     </w:p>
-    <w:bookmarkStart w:id="68" w:name="Xc7dcaa984b1153a4ace9dc28dd51643c2005f02"/>
+    <w:bookmarkStart w:id="71" w:name="Xc7dcaa984b1153a4ace9dc28dd51643c2005f02"/>
     <w:p>
       <w:pPr>
         <w:pStyle w:val="Heading3"/>
@@ -13774,8 +13864,8 @@
         </w:tc>
       </w:tr>
     </w:tbl>
-    <w:bookmarkEnd w:id="68"/>
-    <w:bookmarkStart w:id="69" w:name="X5e4bc93c9038f0a5098742e3c343c052c22816b"/>
+    <w:bookmarkEnd w:id="71"/>
+    <w:bookmarkStart w:id="72" w:name="X5e4bc93c9038f0a5098742e3c343c052c22816b"/>
     <w:p>
       <w:pPr>
         <w:pStyle w:val="Heading3"/>
@@ -14242,9 +14332,9 @@
         <w:t xml:space="preserve">— một nền tảng suy luận duy nhất cho cả hai mô hình, tránh xung đột hai framework học sâu — và số liệu tự đo về sau cho thấy OpenVINO còn nhanh hơn. Bản giao hàng vẫn giữ PyTorch làm mặc định; lý do ở 5.6.3.</w:t>
       </w:r>
     </w:p>
-    <w:bookmarkEnd w:id="69"/>
-    <w:bookmarkEnd w:id="70"/>
-    <w:bookmarkStart w:id="71" w:name="Xeecb8a25001cda40ffe8a73859c392ea5dbae65"/>
+    <w:bookmarkEnd w:id="72"/>
+    <w:bookmarkEnd w:id="73"/>
+    <w:bookmarkStart w:id="74" w:name="Xeecb8a25001cda40ffe8a73859c392ea5dbae65"/>
     <w:p>
       <w:pPr>
         <w:pStyle w:val="Heading2"/>
@@ -14277,8 +14367,8 @@
         <w:t xml:space="preserve">. Họ two-stage (Faster R-CNN, Mask R-CNN) loại từ đầu vì chi phí tính toán không hợp ràng buộc CPU.</w:t>
       </w:r>
     </w:p>
-    <w:bookmarkEnd w:id="71"/>
-    <w:bookmarkStart w:id="75" w:name="X3b36414df3ec80308838641ab5979a8be3b7b70"/>
+    <w:bookmarkEnd w:id="74"/>
+    <w:bookmarkStart w:id="78" w:name="X3b36414df3ec80308838641ab5979a8be3b7b70"/>
     <w:p>
       <w:pPr>
         <w:pStyle w:val="Heading2"/>
@@ -14340,7 +14430,7 @@
         <w:t xml:space="preserve">theo phép đo tự chạy (3.3.2).</w:t>
       </w:r>
     </w:p>
-    <w:bookmarkStart w:id="72" w:name="Xea446612f532d9362f141709b2cc32018d80e4a"/>
+    <w:bookmarkStart w:id="75" w:name="Xea446612f532d9362f141709b2cc32018d80e4a"/>
     <w:p>
       <w:pPr>
         <w:pStyle w:val="Heading3"/>
@@ -14367,8 +14457,8 @@
         <w:t xml:space="preserve">tám bộ nhận dạng — PaddleOCR, EasyOCR, Tesseract, TrOCR, docTR, MMOCR, fast-plate-ocr và RapidOCR/OnnxTR.</w:t>
       </w:r>
     </w:p>
-    <w:bookmarkEnd w:id="72"/>
-    <w:bookmarkStart w:id="73" w:name="X555c9d4e7aae453c4af7e4d9c0c1c1c43f90f9b"/>
+    <w:bookmarkEnd w:id="75"/>
+    <w:bookmarkStart w:id="76" w:name="X555c9d4e7aae453c4af7e4d9c0c1c1c43f90f9b"/>
     <w:p>
       <w:pPr>
         <w:pStyle w:val="Heading3"/>
@@ -14762,8 +14852,8 @@
         <w:t xml:space="preserve">. Trích thì phải trích kèm mốc so sánh gốc.</w:t>
       </w:r>
     </w:p>
-    <w:bookmarkEnd w:id="73"/>
-    <w:bookmarkStart w:id="74" w:name="Xd23ac566cad51d112730ab11f4d87c1a5ffe4f1"/>
+    <w:bookmarkEnd w:id="76"/>
+    <w:bookmarkStart w:id="77" w:name="Xd23ac566cad51d112730ab11f4d87c1a5ffe4f1"/>
     <w:p>
       <w:pPr>
         <w:pStyle w:val="Heading3"/>
@@ -16456,9 +16546,9 @@
         <w:t xml:space="preserve">; một hệ thống thiết kế quanh EasyOCR, với tiền xử lý riêng của nó, có thể cho số khác.</w:t>
       </w:r>
     </w:p>
-    <w:bookmarkEnd w:id="74"/>
-    <w:bookmarkEnd w:id="75"/>
-    <w:bookmarkStart w:id="76" w:name="X31b8ff4a01ba06884175bb8485a827085d64bd0"/>
+    <w:bookmarkEnd w:id="77"/>
+    <w:bookmarkEnd w:id="78"/>
+    <w:bookmarkStart w:id="79" w:name="X31b8ff4a01ba06884175bb8485a827085d64bd0"/>
     <w:p>
       <w:pPr>
         <w:pStyle w:val="Heading2"/>
@@ -16579,8 +16669,8 @@
         <w:t xml:space="preserve">và không được trích dẫn dưới bất kỳ hình thức nào.</w:t>
       </w:r>
     </w:p>
-    <w:bookmarkEnd w:id="76"/>
-    <w:bookmarkStart w:id="77" w:name="X106f88d43395bcae60e29e787f7593ff2731be8"/>
+    <w:bookmarkEnd w:id="79"/>
+    <w:bookmarkStart w:id="80" w:name="X106f88d43395bcae60e29e787f7593ff2731be8"/>
     <w:p>
       <w:pPr>
         <w:pStyle w:val="Heading2"/>
@@ -17144,8 +17234,8 @@
         </w:tc>
       </w:tr>
     </w:tbl>
-    <w:bookmarkEnd w:id="77"/>
-    <w:bookmarkStart w:id="78" w:name="Xfc8efa2e7d31d7e0d9f2a6adb182dde9ef532b1"/>
+    <w:bookmarkEnd w:id="80"/>
+    <w:bookmarkStart w:id="81" w:name="Xfc8efa2e7d31d7e0d9f2a6adb182dde9ef532b1"/>
     <w:p>
       <w:pPr>
         <w:pStyle w:val="Heading2"/>
@@ -17311,9 +17401,9 @@
         <w:br w:type="page"/>
       </w:r>
     </w:p>
-    <w:bookmarkEnd w:id="78"/>
-    <w:bookmarkEnd w:id="79"/>
-    <w:bookmarkStart w:id="141" w:name="chương-4-thiết-kế-và-cài-đặt-hệ-thống"/>
+    <w:bookmarkEnd w:id="81"/>
+    <w:bookmarkEnd w:id="82"/>
+    <w:bookmarkStart w:id="144" w:name="chương-4-thiết-kế-và-cài-đặt-hệ-thống"/>
     <w:p>
       <w:pPr>
         <w:pStyle w:val="Heading1"/>
@@ -17413,7 +17503,7 @@
         </w:pict>
       </w:r>
     </w:p>
-    <w:bookmarkStart w:id="87" w:name="Xdd2df60092a13133cb54ccab0399760f69750bc"/>
+    <w:bookmarkStart w:id="90" w:name="Xdd2df60092a13133cb54ccab0399760f69750bc"/>
     <w:p>
       <w:pPr>
         <w:pStyle w:val="Heading2"/>
@@ -17422,7 +17512,7 @@
         <w:t xml:space="preserve">4.1. Phân tích yêu cầu</w:t>
       </w:r>
     </w:p>
-    <w:bookmarkStart w:id="80" w:name="X4a2fbec5443bd6ab6dba5ce8dbe182d679199d9"/>
+    <w:bookmarkStart w:id="83" w:name="X4a2fbec5443bd6ab6dba5ce8dbe182d679199d9"/>
     <w:p>
       <w:pPr>
         <w:pStyle w:val="Heading3"/>
@@ -17714,8 +17804,8 @@
         <w:t xml:space="preserve">.</w:t>
       </w:r>
     </w:p>
-    <w:bookmarkEnd w:id="80"/>
-    <w:bookmarkStart w:id="84" w:name="X8453178f37d24ca0e7f890cceaf29b33bf59aba"/>
+    <w:bookmarkEnd w:id="83"/>
+    <w:bookmarkStart w:id="87" w:name="X8453178f37d24ca0e7f890cceaf29b33bf59aba"/>
     <w:p>
       <w:pPr>
         <w:pStyle w:val="Heading3"/>
@@ -17741,18 +17831,18 @@
           <wp:inline>
             <wp:extent cx="5334000" cy="2440135"/>
             <wp:effectExtent b="0" l="0" r="0" t="0"/>
-            <wp:docPr descr="" title="" id="82" name="Picture"/>
+            <wp:docPr descr="" title="" id="85" name="Picture"/>
             <a:graphic>
               <a:graphicData uri="http://schemas.openxmlformats.org/drawingml/2006/picture">
                 <pic:pic>
                   <pic:nvPicPr>
-                    <pic:cNvPr descr="figures/fig-ch4-usecase.png" id="83" name="Picture"/>
+                    <pic:cNvPr descr="figures/fig-ch4-usecase.png" id="86" name="Picture"/>
                     <pic:cNvPicPr>
                       <a:picLocks noChangeArrowheads="1" noChangeAspect="1"/>
                     </pic:cNvPicPr>
                   </pic:nvPicPr>
                   <pic:blipFill>
-                    <a:blip r:embed="rId81"/>
+                    <a:blip r:embed="rId84"/>
                     <a:stretch>
                       <a:fillRect/>
                     </a:stretch>
@@ -17809,8 +17899,8 @@
         <w:t xml:space="preserve">chính · luồng thay thế.</w:t>
       </w:r>
     </w:p>
-    <w:bookmarkEnd w:id="84"/>
-    <w:bookmarkStart w:id="85" w:name="Xde10074f09182864b972de84b2bbed33fe9f013"/>
+    <w:bookmarkEnd w:id="87"/>
+    <w:bookmarkStart w:id="88" w:name="Xde10074f09182864b972de84b2bbed33fe9f013"/>
     <w:p>
       <w:pPr>
         <w:pStyle w:val="Heading3"/>
@@ -17967,8 +18057,8 @@
         <w:t xml:space="preserve">.</w:t>
       </w:r>
     </w:p>
-    <w:bookmarkEnd w:id="85"/>
-    <w:bookmarkStart w:id="86" w:name="X6a1b24e4b00a640d6048601420a607246ce88c1"/>
+    <w:bookmarkEnd w:id="88"/>
+    <w:bookmarkStart w:id="89" w:name="X6a1b24e4b00a640d6048601420a607246ce88c1"/>
     <w:p>
       <w:pPr>
         <w:pStyle w:val="Heading3"/>
@@ -18027,9 +18117,9 @@
         <w:t xml:space="preserve">; kết quả đối chiếu từng chỉ tiêu ở mục 5.7.</w:t>
       </w:r>
     </w:p>
-    <w:bookmarkEnd w:id="86"/>
-    <w:bookmarkEnd w:id="87"/>
-    <w:bookmarkStart w:id="99" w:name="X294448b0ebbcecd971c47f7922938602c4faaee"/>
+    <w:bookmarkEnd w:id="89"/>
+    <w:bookmarkEnd w:id="90"/>
+    <w:bookmarkStart w:id="102" w:name="X294448b0ebbcecd971c47f7922938602c4faaee"/>
     <w:p>
       <w:pPr>
         <w:pStyle w:val="Heading2"/>
@@ -18038,7 +18128,7 @@
         <w:t xml:space="preserve">4.2. Kiến trúc hệ thống</w:t>
       </w:r>
     </w:p>
-    <w:bookmarkStart w:id="88" w:name="X4dc0aaf68e09e6d2b7e2e6ca45e78e1a0b0d88c"/>
+    <w:bookmarkStart w:id="91" w:name="X4dc0aaf68e09e6d2b7e2e6ca45e78e1a0b0d88c"/>
     <w:p>
       <w:pPr>
         <w:pStyle w:val="Heading3"/>
@@ -18229,8 +18319,435 @@
         <w:t xml:space="preserve">chứ không phải "chế độ dự phòng", nên đường chạy CPU là đường được kiểm thử thường xuyên nhất.</w:t>
       </w:r>
     </w:p>
-    <w:bookmarkEnd w:id="88"/>
-    <w:bookmarkStart w:id="92" w:name="X9994610575b2ff0da118733ce1e392cdd8a94a6"/>
+    <w:p>
+      <w:pPr>
+        <w:pStyle w:val="BodyText"/>
+      </w:pPr>
+      <w:r>
+        <w:rPr>
+          <w:b/>
+          <w:bCs/>
+        </w:rPr>
+        <w:t xml:space="preserve">Bảng 4.1.</w:t>
+      </w:r>
+      <w:r>
+        <w:t xml:space="preserve"> </w:t>
+      </w:r>
+      <w:r>
+        <w:t xml:space="preserve">Bốn ràng buộc kiến trúc và cách kiểm chứng từng ràng buộc</w:t>
+      </w:r>
+    </w:p>
+    <w:tbl>
+      <w:tblPr>
+        <w:tblStyle w:val="Table"/>
+        <w:tblW w:type="auto" w:w="0"/>
+        <w:tblLook w:firstRow="1" w:lastRow="0" w:firstColumn="0" w:lastColumn="0" w:noHBand="0" w:noVBand="0" w:val="0020"/>
+      </w:tblPr>
+      <w:tblGrid>
+        <w:gridCol w:w="1584"/>
+        <w:gridCol w:w="1584"/>
+        <w:gridCol w:w="1584"/>
+        <w:gridCol w:w="1584"/>
+        <w:gridCol w:w="1584"/>
+      </w:tblGrid>
+      <w:tr>
+        <w:trPr>
+          <w:tblHeader w:val="on"/>
+        </w:trPr>
+        <w:tc>
+          <w:tcPr/>
+          <w:p>
+            <w:pPr>
+              <w:pStyle w:val="Compact"/>
+              <w:jc w:val="center"/>
+            </w:pPr>
+            <w:r>
+              <w:t xml:space="preserve">#</w:t>
+            </w:r>
+          </w:p>
+        </w:tc>
+        <w:tc>
+          <w:tcPr/>
+          <w:p>
+            <w:pPr>
+              <w:pStyle w:val="Compact"/>
+            </w:pPr>
+            <w:r>
+              <w:t xml:space="preserve">Ràng buộc</w:t>
+            </w:r>
+          </w:p>
+        </w:tc>
+        <w:tc>
+          <w:tcPr/>
+          <w:p>
+            <w:pPr>
+              <w:pStyle w:val="Compact"/>
+              <w:jc w:val="center"/>
+            </w:pPr>
+            <w:r>
+              <w:t xml:space="preserve">Mã chỉ tiêu</w:t>
+            </w:r>
+          </w:p>
+        </w:tc>
+        <w:tc>
+          <w:tcPr/>
+          <w:p>
+            <w:pPr>
+              <w:pStyle w:val="Compact"/>
+            </w:pPr>
+            <w:r>
+              <w:t xml:space="preserve">Cách hiện thực</w:t>
+            </w:r>
+          </w:p>
+        </w:tc>
+        <w:tc>
+          <w:tcPr/>
+          <w:p>
+            <w:pPr>
+              <w:pStyle w:val="Compact"/>
+            </w:pPr>
+            <w:r>
+              <w:t xml:space="preserve">Kiểm chứng bằng gì</w:t>
+            </w:r>
+          </w:p>
+        </w:tc>
+      </w:tr>
+      <w:tr>
+        <w:tc>
+          <w:tcPr/>
+          <w:p>
+            <w:pPr>
+              <w:pStyle w:val="Compact"/>
+              <w:jc w:val="center"/>
+            </w:pPr>
+            <w:r>
+              <w:t xml:space="preserve">1</w:t>
+            </w:r>
+          </w:p>
+        </w:tc>
+        <w:tc>
+          <w:tcPr/>
+          <w:p>
+            <w:pPr>
+              <w:pStyle w:val="Compact"/>
+            </w:pPr>
+            <w:r>
+              <w:t xml:space="preserve">Không trộn mã AI với mã API</w:t>
+            </w:r>
+          </w:p>
+        </w:tc>
+        <w:tc>
+          <w:tcPr/>
+          <w:p>
+            <w:pPr>
+              <w:pStyle w:val="Compact"/>
+              <w:jc w:val="center"/>
+            </w:pPr>
+            <w:r>
+              <w:t xml:space="preserve">NFR-M1</w:t>
+            </w:r>
+          </w:p>
+        </w:tc>
+        <w:tc>
+          <w:tcPr/>
+          <w:p>
+            <w:pPr>
+              <w:pStyle w:val="Compact"/>
+            </w:pPr>
+            <w:r>
+              <w:rPr>
+                <w:rStyle w:val="VerbatimChar"/>
+              </w:rPr>
+              <w:t xml:space="preserve">ai/</w:t>
+            </w:r>
+            <w:r>
+              <w:t xml:space="preserve"> </w:t>
+            </w:r>
+            <w:r>
+              <w:t xml:space="preserve">là gói Python độc lập, không import framework web</w:t>
+            </w:r>
+          </w:p>
+        </w:tc>
+        <w:tc>
+          <w:tcPr/>
+          <w:p>
+            <w:pPr>
+              <w:pStyle w:val="Compact"/>
+            </w:pPr>
+            <w:r>
+              <w:t xml:space="preserve">Kiểm thử tự động quét</w:t>
+            </w:r>
+            <w:r>
+              <w:t xml:space="preserve"> </w:t>
+            </w:r>
+            <w:r>
+              <w:rPr>
+                <w:rStyle w:val="VerbatimChar"/>
+              </w:rPr>
+              <w:t xml:space="preserve">sys.modules</w:t>
+            </w:r>
+            <w:r>
+              <w:t xml:space="preserve"> </w:t>
+            </w:r>
+            <w:r>
+              <w:t xml:space="preserve">lúc chạy</w:t>
+            </w:r>
+          </w:p>
+        </w:tc>
+      </w:tr>
+      <w:tr>
+        <w:tc>
+          <w:tcPr/>
+          <w:p>
+            <w:pPr>
+              <w:pStyle w:val="Compact"/>
+              <w:jc w:val="center"/>
+            </w:pPr>
+            <w:r>
+              <w:t xml:space="preserve">2</w:t>
+            </w:r>
+          </w:p>
+        </w:tc>
+        <w:tc>
+          <w:tcPr/>
+          <w:p>
+            <w:pPr>
+              <w:pStyle w:val="Compact"/>
+            </w:pPr>
+            <w:r>
+              <w:t xml:space="preserve">Mọi thành phần AI thay thế được</w:t>
+            </w:r>
+          </w:p>
+        </w:tc>
+        <w:tc>
+          <w:tcPr/>
+          <w:p>
+            <w:pPr>
+              <w:pStyle w:val="Compact"/>
+              <w:jc w:val="center"/>
+            </w:pPr>
+            <w:r>
+              <w:t xml:space="preserve">NFR-M5</w:t>
+            </w:r>
+          </w:p>
+        </w:tc>
+        <w:tc>
+          <w:tcPr/>
+          <w:p>
+            <w:pPr>
+              <w:pStyle w:val="Compact"/>
+            </w:pPr>
+            <w:r>
+              <w:t xml:space="preserve">Ba lớp trừu tượng, đường ống chỉ giữ tham chiếu tới lớp cha (Hình 4.6)</w:t>
+            </w:r>
+          </w:p>
+        </w:tc>
+        <w:tc>
+          <w:tcPr/>
+          <w:p>
+            <w:pPr>
+              <w:pStyle w:val="Compact"/>
+            </w:pPr>
+            <w:r>
+              <w:t xml:space="preserve">Đổi bộ nhận dạng không phải sửa nơi khác</w:t>
+            </w:r>
+          </w:p>
+        </w:tc>
+      </w:tr>
+      <w:tr>
+        <w:tc>
+          <w:tcPr/>
+          <w:p>
+            <w:pPr>
+              <w:pStyle w:val="Compact"/>
+              <w:jc w:val="center"/>
+            </w:pPr>
+            <w:r>
+              <w:t xml:space="preserve">3</w:t>
+            </w:r>
+          </w:p>
+        </w:tc>
+        <w:tc>
+          <w:tcPr/>
+          <w:p>
+            <w:pPr>
+              <w:pStyle w:val="Compact"/>
+            </w:pPr>
+            <w:r>
+              <w:t xml:space="preserve">Không gán cứng đường dẫn</w:t>
+            </w:r>
+          </w:p>
+        </w:tc>
+        <w:tc>
+          <w:tcPr/>
+          <w:p>
+            <w:pPr>
+              <w:pStyle w:val="Compact"/>
+              <w:jc w:val="center"/>
+            </w:pPr>
+            <w:r>
+              <w:t xml:space="preserve">NFR-M4</w:t>
+            </w:r>
+          </w:p>
+        </w:tc>
+        <w:tc>
+          <w:tcPr/>
+          <w:p>
+            <w:pPr>
+              <w:pStyle w:val="Compact"/>
+            </w:pPr>
+            <w:r>
+              <w:t xml:space="preserve">Mọi đường dẫn qua đối tượng cấu hình đọc từ biến môi trường</w:t>
+            </w:r>
+          </w:p>
+        </w:tc>
+        <w:tc>
+          <w:tcPr/>
+          <w:p>
+            <w:pPr>
+              <w:pStyle w:val="Compact"/>
+            </w:pPr>
+            <w:r>
+              <w:t xml:space="preserve">Đổi</w:t>
+            </w:r>
+            <w:r>
+              <w:t xml:space="preserve"> </w:t>
+            </w:r>
+            <w:r>
+              <w:rPr>
+                <w:rStyle w:val="VerbatimChar"/>
+              </w:rPr>
+              <w:t xml:space="preserve">ALPR_MODEL_PATH</w:t>
+            </w:r>
+            <w:r>
+              <w:t xml:space="preserve"> </w:t>
+            </w:r>
+            <w:r>
+              <w:t xml:space="preserve">là đổi được mô hình</w:t>
+            </w:r>
+          </w:p>
+        </w:tc>
+      </w:tr>
+      <w:tr>
+        <w:tc>
+          <w:tcPr/>
+          <w:p>
+            <w:pPr>
+              <w:pStyle w:val="Compact"/>
+              <w:jc w:val="center"/>
+            </w:pPr>
+            <w:r>
+              <w:t xml:space="preserve">4</w:t>
+            </w:r>
+          </w:p>
+        </w:tc>
+        <w:tc>
+          <w:tcPr/>
+          <w:p>
+            <w:pPr>
+              <w:pStyle w:val="Compact"/>
+            </w:pPr>
+            <w:r>
+              <w:t xml:space="preserve">Chạy được không cần GPU</w:t>
+            </w:r>
+          </w:p>
+        </w:tc>
+        <w:tc>
+          <w:tcPr/>
+          <w:p>
+            <w:pPr>
+              <w:pStyle w:val="Compact"/>
+              <w:jc w:val="center"/>
+            </w:pPr>
+            <w:r>
+              <w:t xml:space="preserve">CON-02 · NFR-C2</w:t>
+            </w:r>
+          </w:p>
+        </w:tc>
+        <w:tc>
+          <w:tcPr/>
+          <w:p>
+            <w:pPr>
+              <w:pStyle w:val="Compact"/>
+            </w:pPr>
+            <w:r>
+              <w:t xml:space="preserve">Thiết bị suy luận là tham số,</w:t>
+            </w:r>
+            <w:r>
+              <w:t xml:space="preserve"> </w:t>
+            </w:r>
+            <w:r>
+              <w:rPr>
+                <w:b/>
+                <w:bCs/>
+              </w:rPr>
+              <w:t xml:space="preserve">mặc định</w:t>
+            </w:r>
+            <w:r>
+              <w:rPr>
+                <w:b/>
+                <w:bCs/>
+              </w:rPr>
+              <w:t xml:space="preserve"> </w:t>
+            </w:r>
+            <w:r>
+              <w:rPr>
+                <w:rStyle w:val="VerbatimChar"/>
+                <w:b/>
+                <w:bCs/>
+              </w:rPr>
+              <w:t xml:space="preserve">cpu</w:t>
+            </w:r>
+          </w:p>
+        </w:tc>
+        <w:tc>
+          <w:tcPr/>
+          <w:p>
+            <w:pPr>
+              <w:pStyle w:val="Compact"/>
+            </w:pPr>
+            <w:r>
+              <w:t xml:space="preserve">Toàn bộ số liệu Chương 5 đo trên CPU</w:t>
+            </w:r>
+          </w:p>
+        </w:tc>
+      </w:tr>
+    </w:tbl>
+    <w:p>
+      <w:pPr>
+        <w:pStyle w:val="BodyText"/>
+      </w:pPr>
+      <w:r>
+        <w:t xml:space="preserve">Ràng buộc thứ tư phát biểu là</w:t>
+      </w:r>
+      <w:r>
+        <w:t xml:space="preserve"> </w:t>
+      </w:r>
+      <w:r>
+        <w:rPr>
+          <w:b/>
+          <w:bCs/>
+        </w:rPr>
+        <w:t xml:space="preserve">cấu hình mặc định</w:t>
+      </w:r>
+      <w:r>
+        <w:t xml:space="preserve">, không phải "chế độ dự</w:t>
+      </w:r>
+      <w:r>
+        <w:t xml:space="preserve"> </w:t>
+      </w:r>
+      <w:r>
+        <w:t xml:space="preserve">phòng" — nên đường chạy CPU là đường được kiểm thử thường xuyên nhất, chứ không</w:t>
+      </w:r>
+      <w:r>
+        <w:t xml:space="preserve"> </w:t>
+      </w:r>
+      <w:r>
+        <w:t xml:space="preserve">phải nhánh ít ai đụng tới.</w:t>
+      </w:r>
+    </w:p>
+    <w:bookmarkEnd w:id="91"/>
+    <w:bookmarkStart w:id="95" w:name="X9994610575b2ff0da118733ce1e392cdd8a94a6"/>
     <w:p>
       <w:pPr>
         <w:pStyle w:val="Heading3"/>
@@ -18248,18 +18765,18 @@
           <wp:inline>
             <wp:extent cx="5334000" cy="5953125"/>
             <wp:effectExtent b="0" l="0" r="0" t="0"/>
-            <wp:docPr descr="" title="" id="90" name="Picture"/>
+            <wp:docPr descr="" title="" id="93" name="Picture"/>
             <a:graphic>
               <a:graphicData uri="http://schemas.openxmlformats.org/drawingml/2006/picture">
                 <pic:pic>
                   <pic:nvPicPr>
-                    <pic:cNvPr descr="figures/fig-ch4-02.png" id="91" name="Picture"/>
+                    <pic:cNvPr descr="figures/fig-ch4-02.png" id="94" name="Picture"/>
                     <pic:cNvPicPr>
                       <a:picLocks noChangeArrowheads="1" noChangeAspect="1"/>
                     </pic:cNvPicPr>
                   </pic:nvPicPr>
                   <pic:blipFill>
-                    <a:blip r:embed="rId89"/>
+                    <a:blip r:embed="rId92"/>
                     <a:stretch>
                       <a:fillRect/>
                     </a:stretch>
@@ -18502,8 +19019,8 @@
         <w:t xml:space="preserve">vẫn phục vụ và vẫn có kiểm thử tích hợp — phép thử ngoài dự kiến cho nguyên tắc phụ thuộc một chiều.</w:t>
       </w:r>
     </w:p>
-    <w:bookmarkEnd w:id="92"/>
-    <w:bookmarkStart w:id="93" w:name="X598a67f852386d1e6c5dc698300588158f3928e"/>
+    <w:bookmarkEnd w:id="95"/>
+    <w:bookmarkStart w:id="96" w:name="X598a67f852386d1e6c5dc698300588158f3928e"/>
     <w:p>
       <w:pPr>
         <w:pStyle w:val="Heading3"/>
@@ -18693,8 +19210,8 @@
         <w:t xml:space="preserve">còn đang hoạt động.</w:t>
       </w:r>
     </w:p>
-    <w:bookmarkEnd w:id="93"/>
-    <w:bookmarkStart w:id="97" w:name="Xa2811f385dbb51855f7af41ba051000a632424d"/>
+    <w:bookmarkEnd w:id="96"/>
+    <w:bookmarkStart w:id="100" w:name="Xa2811f385dbb51855f7af41ba051000a632424d"/>
     <w:p>
       <w:pPr>
         <w:pStyle w:val="Heading3"/>
@@ -18712,18 +19229,18 @@
           <wp:inline>
             <wp:extent cx="5334000" cy="401410"/>
             <wp:effectExtent b="0" l="0" r="0" t="0"/>
-            <wp:docPr descr="" title="" id="95" name="Picture"/>
+            <wp:docPr descr="" title="" id="98" name="Picture"/>
             <a:graphic>
               <a:graphicData uri="http://schemas.openxmlformats.org/drawingml/2006/picture">
                 <pic:pic>
                   <pic:nvPicPr>
-                    <pic:cNvPr descr="figures/fig-ch4-03.png" id="96" name="Picture"/>
+                    <pic:cNvPr descr="figures/fig-ch4-03.png" id="99" name="Picture"/>
                     <pic:cNvPicPr>
                       <a:picLocks noChangeArrowheads="1" noChangeAspect="1"/>
                     </pic:cNvPicPr>
                   </pic:nvPicPr>
                   <pic:blipFill>
-                    <a:blip r:embed="rId94"/>
+                    <a:blip r:embed="rId97"/>
                     <a:stretch>
                       <a:fillRect/>
                     </a:stretch>
@@ -18821,8 +19338,8 @@
         <w:t xml:space="preserve">— mỗi nửa lúc này là một dòng ngang đúng giả định của bộ OCR (cài đặt ở 4.6.4).</w:t>
       </w:r>
     </w:p>
-    <w:bookmarkEnd w:id="97"/>
-    <w:bookmarkStart w:id="98" w:name="Xe607c266f1c40cd4edfd0273ec71737bb7ea2c4"/>
+    <w:bookmarkEnd w:id="100"/>
+    <w:bookmarkStart w:id="101" w:name="Xe607c266f1c40cd4edfd0273ec71737bb7ea2c4"/>
     <w:p>
       <w:pPr>
         <w:pStyle w:val="Heading3"/>
@@ -19461,9 +19978,9 @@
         </w:pict>
       </w:r>
     </w:p>
-    <w:bookmarkEnd w:id="98"/>
-    <w:bookmarkEnd w:id="99"/>
-    <w:bookmarkStart w:id="102" w:name="X9ad8804871c144315aedff41a1e47b29c356da8"/>
+    <w:bookmarkEnd w:id="101"/>
+    <w:bookmarkEnd w:id="102"/>
+    <w:bookmarkStart w:id="105" w:name="X9ad8804871c144315aedff41a1e47b29c356da8"/>
     <w:p>
       <w:pPr>
         <w:pStyle w:val="Heading2"/>
@@ -19472,7 +19989,7 @@
         <w:t xml:space="preserve">4.3. Môi trường và công cụ phát triển</w:t>
       </w:r>
     </w:p>
-    <w:bookmarkStart w:id="100" w:name="Xdf645f9e866f6e8933d5a88fe66b8e9c461ae0d"/>
+    <w:bookmarkStart w:id="103" w:name="Xdf645f9e866f6e8933d5a88fe66b8e9c461ae0d"/>
     <w:p>
       <w:pPr>
         <w:pStyle w:val="Heading3"/>
@@ -19622,8 +20139,8 @@
         <w:t xml:space="preserve">(đối chiếu NFR-P1 ở 4.10).</w:t>
       </w:r>
     </w:p>
-    <w:bookmarkEnd w:id="100"/>
-    <w:bookmarkStart w:id="101" w:name="X8ce6ccddf4432f83a9b53af260fd1ae42345430"/>
+    <w:bookmarkEnd w:id="103"/>
+    <w:bookmarkStart w:id="104" w:name="X8ce6ccddf4432f83a9b53af260fd1ae42345430"/>
     <w:p>
       <w:pPr>
         <w:pStyle w:val="Heading3"/>
@@ -19786,9 +20303,9 @@
         </w:pict>
       </w:r>
     </w:p>
-    <w:bookmarkEnd w:id="101"/>
-    <w:bookmarkEnd w:id="102"/>
-    <w:bookmarkStart w:id="109" w:name="Xac54ff02a53f997684ad1e9bce3420d5c1dcce8"/>
+    <w:bookmarkEnd w:id="104"/>
+    <w:bookmarkEnd w:id="105"/>
+    <w:bookmarkStart w:id="112" w:name="Xac54ff02a53f997684ad1e9bce3420d5c1dcce8"/>
     <w:p>
       <w:pPr>
         <w:pStyle w:val="Heading2"/>
@@ -19797,7 +20314,7 @@
         <w:t xml:space="preserve">4.4. Xây dựng bộ dữ liệu</w:t>
       </w:r>
     </w:p>
-    <w:bookmarkStart w:id="106" w:name="X10372397a07299bcedbd16e1e8c0d9876b02fca"/>
+    <w:bookmarkStart w:id="109" w:name="X10372397a07299bcedbd16e1e8c0d9876b02fca"/>
     <w:p>
       <w:pPr>
         <w:pStyle w:val="Heading3"/>
@@ -19815,18 +20332,18 @@
           <wp:inline>
             <wp:extent cx="5334000" cy="802821"/>
             <wp:effectExtent b="0" l="0" r="0" t="0"/>
-            <wp:docPr descr="" title="" id="104" name="Picture"/>
+            <wp:docPr descr="" title="" id="107" name="Picture"/>
             <a:graphic>
               <a:graphicData uri="http://schemas.openxmlformats.org/drawingml/2006/picture">
                 <pic:pic>
                   <pic:nvPicPr>
-                    <pic:cNvPr descr="figures/fig-ch5-01.png" id="105" name="Picture"/>
+                    <pic:cNvPr descr="figures/fig-ch5-01.png" id="108" name="Picture"/>
                     <pic:cNvPicPr>
                       <a:picLocks noChangeArrowheads="1" noChangeAspect="1"/>
                     </pic:cNvPicPr>
                   </pic:nvPicPr>
                   <pic:blipFill>
-                    <a:blip r:embed="rId103"/>
+                    <a:blip r:embed="rId106"/>
                     <a:stretch>
                       <a:fillRect/>
                     </a:stretch>
@@ -20014,7 +20531,7 @@
           <w:b/>
           <w:bCs/>
         </w:rPr>
-        <w:t xml:space="preserve">Bảng 4.1.</w:t>
+        <w:t xml:space="preserve">Bảng 4.3.</w:t>
       </w:r>
       <w:r>
         <w:t xml:space="preserve"> </w:t>
@@ -20749,8 +21266,8 @@
         <w:t xml:space="preserve">.</w:t>
       </w:r>
     </w:p>
-    <w:bookmarkEnd w:id="106"/>
-    <w:bookmarkStart w:id="107" w:name="Xeadb8e04562d82f27ad2d5aed87da1b79dc9c81"/>
+    <w:bookmarkEnd w:id="109"/>
+    <w:bookmarkStart w:id="110" w:name="Xeadb8e04562d82f27ad2d5aed87da1b79dc9c81"/>
     <w:p>
       <w:pPr>
         <w:pStyle w:val="Heading3"/>
@@ -21032,8 +21549,8 @@
         <w:t xml:space="preserve">nên bản trùng không bị xoá cũng không rò rỉ được.</w:t>
       </w:r>
     </w:p>
-    <w:bookmarkEnd w:id="107"/>
-    <w:bookmarkStart w:id="108" w:name="Xdce05db230522ce09cfab755ee7ad4def264fae"/>
+    <w:bookmarkEnd w:id="110"/>
+    <w:bookmarkStart w:id="111" w:name="Xdce05db230522ce09cfab755ee7ad4def264fae"/>
     <w:p>
       <w:pPr>
         <w:pStyle w:val="Heading3"/>
@@ -21233,9 +21750,9 @@
         </w:pict>
       </w:r>
     </w:p>
-    <w:bookmarkEnd w:id="108"/>
-    <w:bookmarkEnd w:id="109"/>
-    <w:bookmarkStart w:id="116" w:name="X5751f16cbcdd604a4ad20994be454e70e9e3ac2"/>
+    <w:bookmarkEnd w:id="111"/>
+    <w:bookmarkEnd w:id="112"/>
+    <w:bookmarkStart w:id="119" w:name="X5751f16cbcdd604a4ad20994be454e70e9e3ac2"/>
     <w:p>
       <w:pPr>
         <w:pStyle w:val="Heading2"/>
@@ -21244,7 +21761,7 @@
         <w:t xml:space="preserve">4.5. Huấn luyện mô hình</w:t>
       </w:r>
     </w:p>
-    <w:bookmarkStart w:id="110" w:name="X0cbddce89ce44a1159ecadb59278b24d9324381"/>
+    <w:bookmarkStart w:id="113" w:name="X0cbddce89ce44a1159ecadb59278b24d9324381"/>
     <w:p>
       <w:pPr>
         <w:pStyle w:val="Heading3"/>
@@ -21445,8 +21962,8 @@
         <w:t xml:space="preserve">.</w:t>
       </w:r>
     </w:p>
-    <w:bookmarkEnd w:id="110"/>
-    <w:bookmarkStart w:id="114" w:name="X01c4b26f72ccf49b94be1f8ece537d0daf48679"/>
+    <w:bookmarkEnd w:id="113"/>
+    <w:bookmarkStart w:id="117" w:name="X01c4b26f72ccf49b94be1f8ece537d0daf48679"/>
     <w:p>
       <w:pPr>
         <w:pStyle w:val="Heading3"/>
@@ -21464,18 +21981,18 @@
           <wp:inline>
             <wp:extent cx="5334000" cy="2667000"/>
             <wp:effectExtent b="0" l="0" r="0" t="0"/>
-            <wp:docPr descr="" title="" id="112" name="Picture"/>
+            <wp:docPr descr="" title="" id="115" name="Picture"/>
             <a:graphic>
               <a:graphicData uri="http://schemas.openxmlformats.org/drawingml/2006/picture">
                 <pic:pic>
                   <pic:nvPicPr>
-                    <pic:cNvPr descr="figures/fig-train-curves.png" id="113" name="Picture"/>
+                    <pic:cNvPr descr="figures/fig-train-curves.png" id="116" name="Picture"/>
                     <pic:cNvPicPr>
                       <a:picLocks noChangeArrowheads="1" noChangeAspect="1"/>
                     </pic:cNvPicPr>
                   </pic:nvPicPr>
                   <pic:blipFill>
-                    <a:blip r:embed="rId111"/>
+                    <a:blip r:embed="rId114"/>
                     <a:stretch>
                       <a:fillRect/>
                     </a:stretch>
@@ -21595,7 +22112,7 @@
           <w:b/>
           <w:bCs/>
         </w:rPr>
-        <w:t xml:space="preserve">Bảng 4.2.</w:t>
+        <w:t xml:space="preserve">Bảng 4.4.</w:t>
       </w:r>
       <w:r>
         <w:t xml:space="preserve"> </w:t>
@@ -22607,8 +23124,8 @@
         </w:tc>
       </w:tr>
     </w:tbl>
-    <w:bookmarkEnd w:id="114"/>
-    <w:bookmarkStart w:id="115" w:name="X05ccebed384746f2e2ce93e9b36b7dc98125c9f"/>
+    <w:bookmarkEnd w:id="117"/>
+    <w:bookmarkStart w:id="118" w:name="X05ccebed384746f2e2ce93e9b36b7dc98125c9f"/>
     <w:p>
       <w:pPr>
         <w:pStyle w:val="Heading3"/>
@@ -22688,7 +23205,7 @@
           <w:b/>
           <w:bCs/>
         </w:rPr>
-        <w:t xml:space="preserve">Bảng 4.3.</w:t>
+        <w:t xml:space="preserve">Bảng 4.5.</w:t>
       </w:r>
       <w:r>
         <w:t xml:space="preserve"> </w:t>
@@ -23055,9 +23572,9 @@
         </w:tc>
       </w:tr>
     </w:tbl>
-    <w:bookmarkEnd w:id="115"/>
-    <w:bookmarkEnd w:id="116"/>
-    <w:bookmarkStart w:id="130" w:name="X2723c2b72a3b0d2d07d276512c3a00f40195ccf"/>
+    <w:bookmarkEnd w:id="118"/>
+    <w:bookmarkEnd w:id="119"/>
+    <w:bookmarkStart w:id="133" w:name="X2723c2b72a3b0d2d07d276512c3a00f40195ccf"/>
     <w:p>
       <w:pPr>
         <w:pStyle w:val="Heading2"/>
@@ -23066,7 +23583,7 @@
         <w:t xml:space="preserve">4.6. Tầng AI — thiết kế và cài đặt</w:t>
       </w:r>
     </w:p>
-    <w:bookmarkStart w:id="120" w:name="X8f2e9f4f424038486564d3b55e25afda79a348e"/>
+    <w:bookmarkStart w:id="123" w:name="X8f2e9f4f424038486564d3b55e25afda79a348e"/>
     <w:p>
       <w:pPr>
         <w:pStyle w:val="Heading3"/>
@@ -23100,18 +23617,18 @@
           <wp:inline>
             <wp:extent cx="5334000" cy="2707812"/>
             <wp:effectExtent b="0" l="0" r="0" t="0"/>
-            <wp:docPr descr="" title="" id="118" name="Picture"/>
+            <wp:docPr descr="" title="" id="121" name="Picture"/>
             <a:graphic>
               <a:graphicData uri="http://schemas.openxmlformats.org/drawingml/2006/picture">
                 <pic:pic>
                   <pic:nvPicPr>
-                    <pic:cNvPr descr="figures/fig-ch4-interfaces.png" id="119" name="Picture"/>
+                    <pic:cNvPr descr="figures/fig-ch4-interfaces.png" id="122" name="Picture"/>
                     <pic:cNvPicPr>
                       <a:picLocks noChangeArrowheads="1" noChangeAspect="1"/>
                     </pic:cNvPicPr>
                   </pic:nvPicPr>
                   <pic:blipFill>
-                    <a:blip r:embed="rId117"/>
+                    <a:blip r:embed="rId120"/>
                     <a:stretch>
                       <a:fillRect/>
                     </a:stretch>
@@ -23168,8 +23685,8 @@
         <w:t xml:space="preserve">tới phần còn lại của hệ thống. Đây là bằng chứng cài đặt cho NFR-M5.</w:t>
       </w:r>
     </w:p>
-    <w:bookmarkEnd w:id="120"/>
-    <w:bookmarkStart w:id="121" w:name="X61948f5dafc748e162a2194ba2899fe42759fa7"/>
+    <w:bookmarkEnd w:id="123"/>
+    <w:bookmarkStart w:id="124" w:name="X61948f5dafc748e162a2194ba2899fe42759fa7"/>
     <w:p>
       <w:pPr>
         <w:pStyle w:val="Heading3"/>
@@ -23186,8 +23703,8 @@
         <w:t xml:space="preserve">Bộ phát hiện là lớp thích ứng mỏng bao quanh thư viện Ultralytics: không thành phần nào ngoài lớp này tiếp xúc với cấu trúc dữ liệu nội bộ của thư viện. Phiên bản mô hình được ghim tường minh trong định danh mà lớp công bố, để mọi kết quả đo truy được về đúng bộ trọng số và việc nâng cấp thư viện không thay đổi ngầm mô hình đứng sau một kết quả đã công bố. Trọng số nạp ngay khi khởi tạo, nên lỗi thiếu tệp bộc lộ lúc khởi động thay vì lúc phục vụ yêu cầu đầu tiên. Lớp chấp nhận cả tệp trọng số đơn lẻ lẫn thư mục mô hình đã tối ưu cho CPU, do giới hạn ở một dạng sẽ loại bỏ cấu hình suy luận nhanh nhất trên phần cứng mục tiêu. Mọi hộp bao được kẹp về biên ảnh và hộp suy biến bị loại, nên tầng trên không nhận toạ độ ngoài khung.</w:t>
       </w:r>
     </w:p>
-    <w:bookmarkEnd w:id="121"/>
-    <w:bookmarkStart w:id="122" w:name="X03f9a9d7d06ebda640a1b42f13787f9521854b2"/>
+    <w:bookmarkEnd w:id="124"/>
+    <w:bookmarkStart w:id="125" w:name="X03f9a9d7d06ebda640a1b42f13787f9521854b2"/>
     <w:p>
       <w:pPr>
         <w:pStyle w:val="Heading3"/>
@@ -23212,8 +23729,8 @@
         <w:t xml:space="preserve">Cần lưu ý một giới hạn kỹ thuật ảnh hưởng trực tiếp đến hiệu năng: trên nền tảng mục tiêu, thư viện nhận dạng không cho phép kích hoạt thư viện tăng tốc oneDNN do khiếm khuyết phía thư viện, nên thư viện này bị vô hiệu hoá bằng một hằng số cấu hình có tài liệu kèm theo. Đây là tham số hiệu năng chứ không phải tham số độ chính xác, và giải thích một phần kết quả NFR-P1 ở mục 5.6: một hướng tăng tốc suy luận CPU thông dụng hiện không khả dụng vì lý do nằm ngoài phạm vi kiểm soát của đồ án.</w:t>
       </w:r>
     </w:p>
-    <w:bookmarkEnd w:id="122"/>
-    <w:bookmarkStart w:id="123" w:name="Xecb9669243307f1f2048491dcfb51f6ac2a2438"/>
+    <w:bookmarkEnd w:id="125"/>
+    <w:bookmarkStart w:id="126" w:name="Xecb9669243307f1f2048491dcfb51f6ac2a2438"/>
     <w:p>
       <w:pPr>
         <w:pStyle w:val="Heading3"/>
@@ -23440,8 +23957,8 @@
         <w:t xml:space="preserve">Kịch bản sinh các chỉ số NFR-A4 đến NFR-A7 ban đầu gọi trực tiếp bộ nhận dạng và bộ chuẩn hoá thay vì đi qua tầng điều phối, khiến logic đặt tại tầng điều phối không được phản ánh trong số liệu công bố. Biện pháp khắc phục là tách bước phục hồi thành hàm độc lập cấp mô-đun để cả đường chạy sản phẩm lẫn công cụ đo cùng gọi một cài đặt. Bài học vượt ra ngoài phạm vi biển hai dòng: một công cụ đo đi tắt qua tầng điều phối sẽ đo một hệ thống khác với hệ thống được bàn giao. Cần lưu ý biện pháp này về sau vẫn chưa đủ — cùng loại sai lệch đã tái diễn, phân tích tại mục 5.5.6.</w:t>
       </w:r>
     </w:p>
-    <w:bookmarkEnd w:id="123"/>
-    <w:bookmarkStart w:id="127" w:name="Xebbd36b0ec83d4edb524cb4a83c5b0df31518e5"/>
+    <w:bookmarkEnd w:id="126"/>
+    <w:bookmarkStart w:id="130" w:name="Xebbd36b0ec83d4edb524cb4a83c5b0df31518e5"/>
     <w:p>
       <w:pPr>
         <w:pStyle w:val="Heading3"/>
@@ -23960,18 +24477,18 @@
           <wp:inline>
             <wp:extent cx="5334000" cy="1217839"/>
             <wp:effectExtent b="0" l="0" r="0" t="0"/>
-            <wp:docPr descr="" title="" id="125" name="Picture"/>
+            <wp:docPr descr="" title="" id="128" name="Picture"/>
             <a:graphic>
               <a:graphicData uri="http://schemas.openxmlformats.org/drawingml/2006/picture">
                 <pic:pic>
                   <pic:nvPicPr>
-                    <pic:cNvPr descr="figures/fig-ch5-03.png" id="126" name="Picture"/>
+                    <pic:cNvPr descr="figures/fig-ch5-03.png" id="129" name="Picture"/>
                     <pic:cNvPicPr>
                       <a:picLocks noChangeArrowheads="1" noChangeAspect="1"/>
                     </pic:cNvPicPr>
                   </pic:nvPicPr>
                   <pic:blipFill>
-                    <a:blip r:embed="rId124"/>
+                    <a:blip r:embed="rId127"/>
                     <a:stretch>
                       <a:fillRect/>
                     </a:stretch>
@@ -24042,8 +24559,8 @@
         <w:t xml:space="preserve">Số dòng bằng một chứng minh chuỗi thuộc biển ô tô, do biển xe máy luôn hai dòng; ngược lại, số dòng bằng hai không chứng minh gì vì biển ô tô loại ngắn cũng hai dòng. Trong trường hợp thứ hai, hệ thống giữ cờ nhập nhằng và trả về tập ứng viên thay vì suy đoán kết luận mà dữ liệu đầu vào không chứa. Thứ tự kiểm tra các mẫu sắp xếp theo mức đặc trưng giảm dần, trong đó biển quân đội đặt cuối vì đây là trường hợp nhận dạng nhằm loại trừ: chuỗi khớp mẫu biển quân đội không bao giờ được báo cáo là biển dân sự hợp lệ.</w:t>
       </w:r>
     </w:p>
-    <w:bookmarkEnd w:id="127"/>
-    <w:bookmarkStart w:id="128" w:name="X06535ee60305f4bfc56176873a133735766662c"/>
+    <w:bookmarkEnd w:id="130"/>
+    <w:bookmarkStart w:id="131" w:name="X06535ee60305f4bfc56176873a133735766662c"/>
     <w:p>
       <w:pPr>
         <w:pStyle w:val="Heading3"/>
@@ -24084,8 +24601,8 @@
         <w:t xml:space="preserve">dù lớp phát hiện đã bảo đảm, vì cắt ảnh là nơi duy nhất mà sai lệch một đơn vị tạo mảng rỗng không kèm cảnh báo; ảnh cắt được tạo dưới dạng bản sao thay vì khung nhìn, tránh giữ toàn bộ khung hình gốc trong bộ nhớ khi xử lý video.</w:t>
       </w:r>
     </w:p>
-    <w:bookmarkEnd w:id="128"/>
-    <w:bookmarkStart w:id="129" w:name="Xa5250e84f67b276a97dbc7da4f388101ff43384"/>
+    <w:bookmarkEnd w:id="131"/>
+    <w:bookmarkStart w:id="132" w:name="Xa5250e84f67b276a97dbc7da4f388101ff43384"/>
     <w:p>
       <w:pPr>
         <w:pStyle w:val="Heading3"/>
@@ -24205,7 +24722,7 @@
           <w:b/>
           <w:bCs/>
         </w:rPr>
-        <w:t xml:space="preserve">Bảng 4.4.</w:t>
+        <w:t xml:space="preserve">Bảng 4.6.</w:t>
       </w:r>
       <w:r>
         <w:t xml:space="preserve"> </w:t>
@@ -24535,9 +25052,9 @@
         <w:t xml:space="preserve">Cần lưu ý thêm rằng toàn bộ ảnh của bộ dữ liệu này đã bị biến đổi tỉ lệ về khung vuông trước khi công bố, nên bộ không dùng được để đánh giá độ chính xác nhận dạng ký tự — phép biến đổi phá huỷ tỉ lệ khung hình mà thuật toán ước lượng số dòng dựa vào. Màu nền không chịu ảnh hưởng, do đó bộ dữ liệu chỉ được dùng cho đúng câu hỏi về màu sắc.</w:t>
       </w:r>
     </w:p>
-    <w:bookmarkEnd w:id="129"/>
-    <w:bookmarkEnd w:id="130"/>
-    <w:bookmarkStart w:id="135" w:name="Xd33c5fd3fcbf5c7f74138f222cc9bcbb755d6d1"/>
+    <w:bookmarkEnd w:id="132"/>
+    <w:bookmarkEnd w:id="133"/>
+    <w:bookmarkStart w:id="138" w:name="Xd33c5fd3fcbf5c7f74138f222cc9bcbb755d6d1"/>
     <w:p>
       <w:pPr>
         <w:pStyle w:val="Heading2"/>
@@ -24546,7 +25063,7 @@
         <w:t xml:space="preserve">4.7. Máy chủ và cơ sở dữ liệu</w:t>
       </w:r>
     </w:p>
-    <w:bookmarkStart w:id="131" w:name="Xe560b8397332a19c15b4817024d50105975592c"/>
+    <w:bookmarkStart w:id="134" w:name="Xe560b8397332a19c15b4817024d50105975592c"/>
     <w:p>
       <w:pPr>
         <w:pStyle w:val="Heading3"/>
@@ -24587,8 +25104,238 @@
         <w:t xml:space="preserve">Cần lưu ý rằng phần lớn sự cố gặp phải trong quá trình cài đặt nằm ở ranh giới giữa mã nguồn và môi trường thực thi — nguồn cấu hình, tầng lưu trữ và bảng mã đầu ra — và đều vượt qua được kiểm thử đơn vị. Đây là lập luận thực nghiệm cho yêu cầu bộ kiểm thử phải bao gồm kiểm thử tích hợp chạy trên đường dẫn thật, chứ không chỉ kiểm thử đơn vị với thành phần giả lập.</w:t>
       </w:r>
     </w:p>
-    <w:bookmarkEnd w:id="131"/>
-    <w:bookmarkStart w:id="132" w:name="Xa08c13edcacee7c56ea1753a17abd51052d554f"/>
+    <w:p>
+      <w:pPr>
+        <w:pStyle w:val="BodyText"/>
+      </w:pPr>
+      <w:r>
+        <w:t xml:space="preserve">Kiến trúc năm tầng và các thành phần cụ thể của từng tầng đã trình bày ở</w:t>
+      </w:r>
+      <w:r>
+        <w:t xml:space="preserve"> </w:t>
+      </w:r>
+      <w:r>
+        <w:rPr>
+          <w:b/>
+          <w:bCs/>
+        </w:rPr>
+        <w:t xml:space="preserve">Hình 4.2</w:t>
+      </w:r>
+      <w:r>
+        <w:t xml:space="preserve">; mục này chỉ nêu ba quy tắc riêng khiến tầng nghiệp vụ tách biệt</w:t>
+      </w:r>
+      <w:r>
+        <w:t xml:space="preserve"> </w:t>
+      </w:r>
+      <w:r>
+        <w:t xml:space="preserve">được khỏi hai tầng kề nó.</w:t>
+      </w:r>
+    </w:p>
+    <w:p>
+      <w:pPr>
+        <w:pStyle w:val="BodyText"/>
+      </w:pPr>
+      <w:r>
+        <w:rPr>
+          <w:b/>
+          <w:bCs/>
+        </w:rPr>
+        <w:t xml:space="preserve">Bảng 4.7.</w:t>
+      </w:r>
+      <w:r>
+        <w:t xml:space="preserve"> </w:t>
+      </w:r>
+      <w:r>
+        <w:t xml:space="preserve">Ba quy tắc giữ cho tầng nghiệp vụ tách biệt</w:t>
+      </w:r>
+    </w:p>
+    <w:tbl>
+      <w:tblPr>
+        <w:tblStyle w:val="Table"/>
+        <w:tblW w:type="auto" w:w="0"/>
+        <w:tblLook w:firstRow="1" w:lastRow="0" w:firstColumn="0" w:lastColumn="0" w:noHBand="0" w:noVBand="0" w:val="0020"/>
+      </w:tblPr>
+      <w:tblGrid>
+        <w:gridCol w:w="2640"/>
+        <w:gridCol w:w="2640"/>
+        <w:gridCol w:w="2640"/>
+      </w:tblGrid>
+      <w:tr>
+        <w:trPr>
+          <w:tblHeader w:val="on"/>
+        </w:trPr>
+        <w:tc>
+          <w:tcPr/>
+          <w:p>
+            <w:pPr>
+              <w:pStyle w:val="Compact"/>
+            </w:pPr>
+            <w:r>
+              <w:t xml:space="preserve">Quy tắc</w:t>
+            </w:r>
+          </w:p>
+        </w:tc>
+        <w:tc>
+          <w:tcPr/>
+          <w:p>
+            <w:pPr>
+              <w:pStyle w:val="Compact"/>
+            </w:pPr>
+            <w:r>
+              <w:t xml:space="preserve">Nội dung</w:t>
+            </w:r>
+          </w:p>
+        </w:tc>
+        <w:tc>
+          <w:tcPr/>
+          <w:p>
+            <w:pPr>
+              <w:pStyle w:val="Compact"/>
+            </w:pPr>
+            <w:r>
+              <w:t xml:space="preserve">Vì sao</w:t>
+            </w:r>
+          </w:p>
+        </w:tc>
+      </w:tr>
+      <w:tr>
+        <w:tc>
+          <w:tcPr/>
+          <w:p>
+            <w:pPr>
+              <w:pStyle w:val="Compact"/>
+            </w:pPr>
+            <w:r>
+              <w:t xml:space="preserve">Định tuyến</w:t>
+            </w:r>
+            <w:r>
+              <w:t xml:space="preserve"> </w:t>
+            </w:r>
+            <w:r>
+              <w:rPr>
+                <w:b/>
+                <w:bCs/>
+              </w:rPr>
+              <w:t xml:space="preserve">không chứa truy vấn</w:t>
+            </w:r>
+          </w:p>
+        </w:tc>
+        <w:tc>
+          <w:tcPr/>
+          <w:p>
+            <w:pPr>
+              <w:pStyle w:val="Compact"/>
+            </w:pPr>
+            <w:r>
+              <w:t xml:space="preserve">Mọi truy cập dữ liệu đi qua tầng kho dữ liệu</w:t>
+            </w:r>
+          </w:p>
+        </w:tc>
+        <w:tc>
+          <w:tcPr/>
+          <w:p>
+            <w:pPr>
+              <w:pStyle w:val="Compact"/>
+            </w:pPr>
+            <w:r>
+              <w:t xml:space="preserve">Một thay đổi lược đồ chỉ có bán kính ảnh hưởng trong tầng kho, không lan ra route</w:t>
+            </w:r>
+          </w:p>
+        </w:tc>
+      </w:tr>
+      <w:tr>
+        <w:tc>
+          <w:tcPr/>
+          <w:p>
+            <w:pPr>
+              <w:pStyle w:val="Compact"/>
+            </w:pPr>
+            <w:r>
+              <w:t xml:space="preserve">Ngoại lệ mang</w:t>
+            </w:r>
+            <w:r>
+              <w:t xml:space="preserve"> </w:t>
+            </w:r>
+            <w:r>
+              <w:rPr>
+                <w:b/>
+                <w:bCs/>
+              </w:rPr>
+              <w:t xml:space="preserve">hai mô tả</w:t>
+            </w:r>
+          </w:p>
+        </w:tc>
+        <w:tc>
+          <w:tcPr/>
+          <w:p>
+            <w:pPr>
+              <w:pStyle w:val="Compact"/>
+            </w:pPr>
+            <w:r>
+              <w:t xml:space="preserve">Một thông điệp tiếng Việt kèm hành động khắc phục cho người dùng, một thông điệp kỹ thuật cho nhật ký</w:t>
+            </w:r>
+          </w:p>
+        </w:tc>
+        <w:tc>
+          <w:tcPr/>
+          <w:p>
+            <w:pPr>
+              <w:pStyle w:val="Compact"/>
+            </w:pPr>
+            <w:r>
+              <w:t xml:space="preserve">Hai đối tượng đọc khác nhau cần hai mức chi tiết khác nhau</w:t>
+            </w:r>
+          </w:p>
+        </w:tc>
+      </w:tr>
+      <w:tr>
+        <w:tc>
+          <w:tcPr/>
+          <w:p>
+            <w:pPr>
+              <w:pStyle w:val="Compact"/>
+            </w:pPr>
+            <w:r>
+              <w:t xml:space="preserve">Phần lớn sự cố nằm ở</w:t>
+            </w:r>
+            <w:r>
+              <w:t xml:space="preserve"> </w:t>
+            </w:r>
+            <w:r>
+              <w:rPr>
+                <w:b/>
+                <w:bCs/>
+              </w:rPr>
+              <w:t xml:space="preserve">ranh giới mã ↔ môi trường</w:t>
+            </w:r>
+          </w:p>
+        </w:tc>
+        <w:tc>
+          <w:tcPr/>
+          <w:p>
+            <w:pPr>
+              <w:pStyle w:val="Compact"/>
+            </w:pPr>
+            <w:r>
+              <w:t xml:space="preserve">Nguồn cấu hình, đường dẫn, phiên bản thư viện</w:t>
+            </w:r>
+          </w:p>
+        </w:tc>
+        <w:tc>
+          <w:tcPr/>
+          <w:p>
+            <w:pPr>
+              <w:pStyle w:val="Compact"/>
+            </w:pPr>
+            <w:r>
+              <w:t xml:space="preserve">Ghi lại để người bảo trì tìm đúng chỗ trước, thay vì đọc lại logic nghiệp vụ</w:t>
+            </w:r>
+          </w:p>
+        </w:tc>
+      </w:tr>
+    </w:tbl>
+    <w:bookmarkEnd w:id="134"/>
+    <w:bookmarkStart w:id="135" w:name="Xa08c13edcacee7c56ea1753a17abd51052d554f"/>
     <w:p>
       <w:pPr>
         <w:pStyle w:val="Heading3"/>
@@ -24656,7 +25403,7 @@
           <w:b/>
           <w:bCs/>
         </w:rPr>
-        <w:t xml:space="preserve">Bảng 4.5.</w:t>
+        <w:t xml:space="preserve">Bảng 4.8.</w:t>
       </w:r>
       <w:r>
         <w:t xml:space="preserve"> </w:t>
@@ -26136,8 +26883,8 @@
         <w:t xml:space="preserve">Thứ nhất, chuỗi ký tự thô do bộ nhận dạng trả về và chuỗi đã qua chuẩn hoá được lưu song song trong hai cột riêng biệt. Đây là điều kiện cần để định lượng đóng góp của khối hậu xử lý: hiệu số giữa độ chính xác tính trên hai cột này chính là chỉ số NFR-A6 trừ NFR-A5 báo cáo ở mục 5.5.2. Thứ hai, hệ thống lưu số ký tự thuộc dòng trên của biển hai dòng, nhằm giải quyết một trường hợp nhập nhằng về nguyên tắc: chuỗi tám ký tự của biển hai dòng có thể được nhóm theo hai cách đều hợp lệ, và ranh giới giữa hai dòng — thông tin duy nhất phân định được — bị chính bước ghép ngang loại bỏ. Giá trị này thu được không tốn thêm chi phí tính toán vì bộ nhận dạng trả về một mảnh kết quả cho mỗi nửa ảnh.</w:t>
       </w:r>
     </w:p>
-    <w:bookmarkEnd w:id="132"/>
-    <w:bookmarkStart w:id="133" w:name="X77a52e3fd6cf35fc3afd19b3200b5b46b34c44d"/>
+    <w:bookmarkEnd w:id="135"/>
+    <w:bookmarkStart w:id="136" w:name="X77a52e3fd6cf35fc3afd19b3200b5b46b34c44d"/>
     <w:p>
       <w:pPr>
         <w:pStyle w:val="Heading3"/>
@@ -26175,8 +26922,8 @@
         <w:t xml:space="preserve">Bốn quyết định thiết kế đáng ghi nhận. Yêu cầu xử lý video trả về mã trạng thái chấp nhận thay vì mã thành công, do một video 60 giây cần khoảng 200 giây xử lý trên CPU và không client nào chờ được; mã chấp nhận phản ánh đúng ngữ nghĩa "đã tiếp nhận, đang xử lý". Trường hợp ảnh không chứa biển số trả về mã thành công kèm danh sách rỗng thay vì mã lỗi, vì kết quả nhận dạng vẫn tồn tại và là tập rỗng (NFR-R2); trả về mã lỗi sẽ loại toàn bộ trường hợp âm khỏi thống kê. Chức năng tìm kiếm đối chiếu đồng thời chuỗi đã chuẩn hoá và chuỗi thô, để người dùng nhớ dạng nào cũng tra được. Cuối cùng, hai chỉ số thống kê về số lượt và số biển số được trả về tách biệt, kèm mô tả tường minh trong tài liệu đặc tả nhằm ngăn việc gộp nhầm hai đại lượng đã phân tích tại mục 4.7.2a.</w:t>
       </w:r>
     </w:p>
-    <w:bookmarkEnd w:id="133"/>
-    <w:bookmarkStart w:id="134" w:name="Xee62035831bb2ad19a597748f6ce6331ba6d676"/>
+    <w:bookmarkEnd w:id="136"/>
+    <w:bookmarkStart w:id="137" w:name="Xee62035831bb2ad19a597748f6ce6331ba6d676"/>
     <w:p>
       <w:pPr>
         <w:pStyle w:val="Heading3"/>
@@ -26207,89 +26954,89 @@
       </w:pPr>
       <w:r>
         <w:t xml:space="preserve">Thiết kế hiện tại phân vai rõ ba đường ống. Đường ống thật thực hiện nhận dạng và báo trạng thái bình thường. Đường ống không khả dụng là phương án lùi mặc định: nó ném ngoại lệ và không sinh ra bất kỳ kết quả nào, đồng thời báo trạng thái suy giảm. Đường ống mô phỏng chỉ được kích hoạt khi người vận hành đặt biến môi trường tương ứng một cách tường minh. Khi thiếu trọng số, dịch vụ vẫn khởi động — một tiến trình từ chối khởi động không truyền đạt được nguyên nhân — nhưng mỗi yêu cầu đều trả về lỗi rõ ràng. Nguyên tắc rút ra: một phương án lùi phải thất bại rõ ràng và quan sát được, thay vì thay thế thất bại bằng dữ liệu thiếu cơ sở.</w:t>
-      </w:r>
-    </w:p>
-    <w:bookmarkEnd w:id="134"/>
-    <w:bookmarkEnd w:id="135"/>
-    <w:bookmarkStart w:id="138" w:name="X3a8d61a51575a0ea03bbef8c366606d753c4f55"/>
-    <w:p>
-      <w:pPr>
-        <w:pStyle w:val="Heading2"/>
-      </w:pPr>
-      <w:r>
-        <w:t xml:space="preserve">4.8. Giao diện người dùng</w:t>
-      </w:r>
-    </w:p>
-    <w:bookmarkStart w:id="136" w:name="X7b302496a670cbc0c6eec45b7ec07057c064342"/>
-    <w:p>
-      <w:pPr>
-        <w:pStyle w:val="Heading3"/>
-      </w:pPr>
-      <w:r>
-        <w:t xml:space="preserve">4.8.1. Cấu trúc và các màn hình</w:t>
-      </w:r>
-    </w:p>
-    <w:p>
-      <w:pPr>
-        <w:pStyle w:val="FirstParagraph"/>
-      </w:pPr>
-      <w:r>
-        <w:t xml:space="preserve">Giao diện là ứng dụng một trang xây dựng trên React và TypeScript, gồm ba màn hình: nhận dạng ảnh, nhận dạng video và tra cứu lịch sử. Điều hướng được thiết kế phẳng có chủ ý — cả ba màn hình truy cập trực tiếp từ thanh điều hướng — còn chi tiết bản ghi và hộp xác nhận xoá hiển thị dưới dạng hộp thoại chồng lên trang lịch sử để không làm mất ngữ cảnh bộ lọc đang áp dụng.</w:t>
-      </w:r>
-    </w:p>
-    <w:p>
-      <w:pPr>
-        <w:pStyle w:val="BodyText"/>
-      </w:pPr>
-      <w:r>
-        <w:t xml:space="preserve">Toàn bộ giao tiếp với máy chủ tập trung tại một tầng gọi API duy nhất, nơi duy nhất trong giao diện có hiểu biết về thư viện HTTP và mã trạng thái; các thành phần hiển thị chỉ nhận dữ liệu đã có kiểu hoặc đối tượng lỗi đã chuẩn hoá. Không địa chỉ máy chủ nào được viết cứng: gốc địa chỉ đọc từ biến môi trường tại thời điểm biên dịch và mặc định là rỗng, tương ứng cấu hình cùng nguồn gốc.</w:t>
-      </w:r>
-    </w:p>
-    <w:p>
-      <w:pPr>
-        <w:pStyle w:val="BodyText"/>
-      </w:pPr>
-      <w:r>
-        <w:t xml:space="preserve">Cần lưu ý rằng thiết kế ban đầu có năm màn hình. Màn hình nhận dạng thời gian thực và màn hình tổng quan đã được đưa ra khỏi phạm vi trong hai đợt thu gọn giao diện, kéo theo bốn yêu cầu chức năng chuyển sang mức không thực hiện — trong đó có một yêu cầu ở mức bắt buộc, được nêu rõ tại mục 6.2. Các điểm cuối tương ứng ở phía máy chủ vẫn hoạt động và vẫn có kiểm thử tích hợp; điều bị loại bỏ là hàm gọi phía giao diện, không phải bản thân điểm cuối.</w:t>
-      </w:r>
-    </w:p>
-    <w:bookmarkEnd w:id="136"/>
-    <w:bookmarkStart w:id="137" w:name="X40f085077cc6223c852a0f9c43ce8fecaa551db"/>
-    <w:p>
-      <w:pPr>
-        <w:pStyle w:val="Heading3"/>
-      </w:pPr>
-      <w:r>
-        <w:t xml:space="preserve">4.8.2. Nguyên tắc trải nghiệm người dùng</w:t>
-      </w:r>
-    </w:p>
-    <w:p>
-      <w:pPr>
-        <w:pStyle w:val="FirstParagraph"/>
-      </w:pPr>
-      <w:r>
-        <w:t xml:space="preserve">Mọi thành phần hiển thị dữ liệu đều cài đặt đủ bốn trạng thái: đang tải, có dữ liệu, rỗng và lỗi. Thiếu trạng thái đang tải khiến giao diện có biểu hiện như bị treo và người dùng thao tác lại, làm tăng tải không cần thiết; thiếu trạng thái rỗng khiến màn hình trắng không phân biệt được với lỗi hệ thống. Trạng thái rỗng xuất hiện với ba ý nghĩa cần ba thông điệp khác nhau: chưa có lượt nhận dạng nào, bộ lọc không khớp bản ghi nào, và ảnh không chứa biển số. Ý nghĩa thứ ba là biểu hiện ở tầng giao diện của cùng một quyết định đã áp dụng tại tầng giao diện lập trình và tầng suy luận: không tìm thấy đối tượng không phải là lỗi.</w:t>
-      </w:r>
-    </w:p>
-    <w:p>
-      <w:pPr>
-        <w:pStyle w:val="BodyText"/>
-      </w:pPr>
-      <w:r>
-        <w:t xml:space="preserve">Thông báo lỗi được viết bằng tiếng Việt theo cấu trúc ba phần — hiện tượng, nguyên nhân và hành động khắc phục (NFR-U3) — trong khi chi tiết kỹ thuật được chuyển hướng vào nhật ký phía máy chủ thay vì bị loại bỏ. Giao diện hiển thị đồng thời chuỗi thô và chuỗi đã chuẩn hoá khi hai chuỗi khác nhau, qua đó biến một cột dữ liệu phục vụ nghiên cứu thành bằng chứng quan sát được ngay trong quá trình trình diễn; do chỉ hiển thị khi có thay đổi, giao diện không bị rối bởi phần lớn trường hợp mà khối hậu xử lý không can thiệp.</w:t>
-      </w:r>
-    </w:p>
-    <w:p>
-      <w:pPr>
-        <w:pStyle w:val="BodyText"/>
-      </w:pPr>
-      <w:r>
-        <w:t xml:space="preserve">Một nguyên tắc thiết kế đáng ghi nhận thuộc về client nhận dạng thời gian thực. Do tốc độ suy luận trên CPU chỉ đạt khoảng 5 khung hình mỗi giây, một vòng lặp gửi yêu cầu theo chu kỳ cố định sẽ khởi tạo yêu cầu mới trước khi yêu cầu trước đó hoàn tất, khiến hàng đợi tăng không giới hạn. Giải pháp là duy trì đúng một yêu cầu đang xử lý tại mỗi thời điểm; khung hình đến trong lúc kênh bận sẽ bị bỏ qua thay vì xếp hàng, do khung hình kế tiếp luôn cập nhật hơn khung hình bị bỏ. Màn hình tương ứng đã được đưa ra khỏi phạm vi, nhưng nguyên tắc này vẫn là khuyến nghị bắt buộc cho mọi client sử dụng điểm cuối nhận dạng theo khung hình.</w:t>
       </w:r>
     </w:p>
     <w:bookmarkEnd w:id="137"/>
     <w:bookmarkEnd w:id="138"/>
-    <w:bookmarkStart w:id="139" w:name="X1fc81489b951e9c57ef27d947e1ca8b0c900527"/>
+    <w:bookmarkStart w:id="141" w:name="X3a8d61a51575a0ea03bbef8c366606d753c4f55"/>
+    <w:p>
+      <w:pPr>
+        <w:pStyle w:val="Heading2"/>
+      </w:pPr>
+      <w:r>
+        <w:t xml:space="preserve">4.8. Giao diện người dùng</w:t>
+      </w:r>
+    </w:p>
+    <w:bookmarkStart w:id="139" w:name="X7b302496a670cbc0c6eec45b7ec07057c064342"/>
+    <w:p>
+      <w:pPr>
+        <w:pStyle w:val="Heading3"/>
+      </w:pPr>
+      <w:r>
+        <w:t xml:space="preserve">4.8.1. Cấu trúc và các màn hình</w:t>
+      </w:r>
+    </w:p>
+    <w:p>
+      <w:pPr>
+        <w:pStyle w:val="FirstParagraph"/>
+      </w:pPr>
+      <w:r>
+        <w:t xml:space="preserve">Giao diện là ứng dụng một trang xây dựng trên React và TypeScript, gồm ba màn hình: nhận dạng ảnh, nhận dạng video và tra cứu lịch sử. Điều hướng được thiết kế phẳng có chủ ý — cả ba màn hình truy cập trực tiếp từ thanh điều hướng — còn chi tiết bản ghi và hộp xác nhận xoá hiển thị dưới dạng hộp thoại chồng lên trang lịch sử để không làm mất ngữ cảnh bộ lọc đang áp dụng.</w:t>
+      </w:r>
+    </w:p>
+    <w:p>
+      <w:pPr>
+        <w:pStyle w:val="BodyText"/>
+      </w:pPr>
+      <w:r>
+        <w:t xml:space="preserve">Toàn bộ giao tiếp với máy chủ tập trung tại một tầng gọi API duy nhất, nơi duy nhất trong giao diện có hiểu biết về thư viện HTTP và mã trạng thái; các thành phần hiển thị chỉ nhận dữ liệu đã có kiểu hoặc đối tượng lỗi đã chuẩn hoá. Không địa chỉ máy chủ nào được viết cứng: gốc địa chỉ đọc từ biến môi trường tại thời điểm biên dịch và mặc định là rỗng, tương ứng cấu hình cùng nguồn gốc.</w:t>
+      </w:r>
+    </w:p>
+    <w:p>
+      <w:pPr>
+        <w:pStyle w:val="BodyText"/>
+      </w:pPr>
+      <w:r>
+        <w:t xml:space="preserve">Cần lưu ý rằng thiết kế ban đầu có năm màn hình. Màn hình nhận dạng thời gian thực và màn hình tổng quan đã được đưa ra khỏi phạm vi trong hai đợt thu gọn giao diện, kéo theo bốn yêu cầu chức năng chuyển sang mức không thực hiện — trong đó có một yêu cầu ở mức bắt buộc, được nêu rõ tại mục 6.2. Các điểm cuối tương ứng ở phía máy chủ vẫn hoạt động và vẫn có kiểm thử tích hợp; điều bị loại bỏ là hàm gọi phía giao diện, không phải bản thân điểm cuối.</w:t>
+      </w:r>
+    </w:p>
+    <w:bookmarkEnd w:id="139"/>
+    <w:bookmarkStart w:id="140" w:name="X40f085077cc6223c852a0f9c43ce8fecaa551db"/>
+    <w:p>
+      <w:pPr>
+        <w:pStyle w:val="Heading3"/>
+      </w:pPr>
+      <w:r>
+        <w:t xml:space="preserve">4.8.2. Nguyên tắc trải nghiệm người dùng</w:t>
+      </w:r>
+    </w:p>
+    <w:p>
+      <w:pPr>
+        <w:pStyle w:val="FirstParagraph"/>
+      </w:pPr>
+      <w:r>
+        <w:t xml:space="preserve">Mọi thành phần hiển thị dữ liệu đều cài đặt đủ bốn trạng thái: đang tải, có dữ liệu, rỗng và lỗi. Thiếu trạng thái đang tải khiến giao diện có biểu hiện như bị treo và người dùng thao tác lại, làm tăng tải không cần thiết; thiếu trạng thái rỗng khiến màn hình trắng không phân biệt được với lỗi hệ thống. Trạng thái rỗng xuất hiện với ba ý nghĩa cần ba thông điệp khác nhau: chưa có lượt nhận dạng nào, bộ lọc không khớp bản ghi nào, và ảnh không chứa biển số. Ý nghĩa thứ ba là biểu hiện ở tầng giao diện của cùng một quyết định đã áp dụng tại tầng giao diện lập trình và tầng suy luận: không tìm thấy đối tượng không phải là lỗi.</w:t>
+      </w:r>
+    </w:p>
+    <w:p>
+      <w:pPr>
+        <w:pStyle w:val="BodyText"/>
+      </w:pPr>
+      <w:r>
+        <w:t xml:space="preserve">Thông báo lỗi được viết bằng tiếng Việt theo cấu trúc ba phần — hiện tượng, nguyên nhân và hành động khắc phục (NFR-U3) — trong khi chi tiết kỹ thuật được chuyển hướng vào nhật ký phía máy chủ thay vì bị loại bỏ. Giao diện hiển thị đồng thời chuỗi thô và chuỗi đã chuẩn hoá khi hai chuỗi khác nhau, qua đó biến một cột dữ liệu phục vụ nghiên cứu thành bằng chứng quan sát được ngay trong quá trình trình diễn; do chỉ hiển thị khi có thay đổi, giao diện không bị rối bởi phần lớn trường hợp mà khối hậu xử lý không can thiệp.</w:t>
+      </w:r>
+    </w:p>
+    <w:p>
+      <w:pPr>
+        <w:pStyle w:val="BodyText"/>
+      </w:pPr>
+      <w:r>
+        <w:t xml:space="preserve">Một nguyên tắc thiết kế đáng ghi nhận thuộc về client nhận dạng thời gian thực. Do tốc độ suy luận trên CPU chỉ đạt khoảng 5 khung hình mỗi giây, một vòng lặp gửi yêu cầu theo chu kỳ cố định sẽ khởi tạo yêu cầu mới trước khi yêu cầu trước đó hoàn tất, khiến hàng đợi tăng không giới hạn. Giải pháp là duy trì đúng một yêu cầu đang xử lý tại mỗi thời điểm; khung hình đến trong lúc kênh bận sẽ bị bỏ qua thay vì xếp hàng, do khung hình kế tiếp luôn cập nhật hơn khung hình bị bỏ. Màn hình tương ứng đã được đưa ra khỏi phạm vi, nhưng nguyên tắc này vẫn là khuyến nghị bắt buộc cho mọi client sử dụng điểm cuối nhận dạng theo khung hình.</w:t>
+      </w:r>
+    </w:p>
+    <w:bookmarkEnd w:id="140"/>
+    <w:bookmarkEnd w:id="141"/>
+    <w:bookmarkStart w:id="142" w:name="X1fc81489b951e9c57ef27d947e1ca8b0c900527"/>
     <w:p>
       <w:pPr>
         <w:pStyle w:val="Heading2"/>
@@ -26398,8 +27145,8 @@
         </w:pict>
       </w:r>
     </w:p>
-    <w:bookmarkEnd w:id="139"/>
-    <w:bookmarkStart w:id="140" w:name="Xa59943c68bf601f3119bb079a84c2b65642457f"/>
+    <w:bookmarkEnd w:id="142"/>
+    <w:bookmarkStart w:id="143" w:name="Xa59943c68bf601f3119bb079a84c2b65642457f"/>
     <w:p>
       <w:pPr>
         <w:pStyle w:val="Heading2"/>
@@ -26435,7 +27182,7 @@
           <w:b/>
           <w:bCs/>
         </w:rPr>
-        <w:t xml:space="preserve">Bảng 4.6.</w:t>
+        <w:t xml:space="preserve">Bảng 4.9.</w:t>
       </w:r>
       <w:r>
         <w:t xml:space="preserve"> </w:t>
@@ -27147,9 +27894,9 @@
         <w:br w:type="page"/>
       </w:r>
     </w:p>
-    <w:bookmarkEnd w:id="140"/>
-    <w:bookmarkEnd w:id="141"/>
-    <w:bookmarkStart w:id="189" w:name="chương-5-thực-nghiệm-và-đánh-giá"/>
+    <w:bookmarkEnd w:id="143"/>
+    <w:bookmarkEnd w:id="144"/>
+    <w:bookmarkStart w:id="192" w:name="chương-5-thực-nghiệm-và-đánh-giá"/>
     <w:p>
       <w:pPr>
         <w:pStyle w:val="Heading1"/>
@@ -27199,7 +27946,7 @@
         </w:pict>
       </w:r>
     </w:p>
-    <w:bookmarkStart w:id="148" w:name="X615dfd631dc181525daf811d00c6861931eec12"/>
+    <w:bookmarkStart w:id="151" w:name="X615dfd631dc181525daf811d00c6861931eec12"/>
     <w:p>
       <w:pPr>
         <w:pStyle w:val="Heading2"/>
@@ -27208,7 +27955,7 @@
         <w:t xml:space="preserve">5.1. Mục tiêu và phương pháp đánh giá</w:t>
       </w:r>
     </w:p>
-    <w:bookmarkStart w:id="142" w:name="X864036be38679736247d4d73055ee91028133ef"/>
+    <w:bookmarkStart w:id="145" w:name="X864036be38679736247d4d73055ee91028133ef"/>
     <w:p>
       <w:pPr>
         <w:pStyle w:val="Heading3"/>
@@ -27321,8 +28068,8 @@
         <w:t xml:space="preserve">— yếu tố nào đe doạ tính hợp lệ của kết quả (5.9.3)? RQ3 và RQ5 lần lượt lượng hoá đóng góp của hậu xử lý và thay giả định bằng dữ liệu đo được.</w:t>
       </w:r>
     </w:p>
-    <w:bookmarkEnd w:id="142"/>
-    <w:bookmarkStart w:id="143" w:name="X3bfe8d88373921eb89de6934846fd7e39a10cdc"/>
+    <w:bookmarkEnd w:id="145"/>
+    <w:bookmarkStart w:id="146" w:name="X3bfe8d88373921eb89de6934846fd7e39a10cdc"/>
     <w:p>
       <w:pPr>
         <w:pStyle w:val="Heading3"/>
@@ -27531,8 +28278,8 @@
         <w:t xml:space="preserve">về độ khó tương đối của biển hai dòng, không bao giờ như mốc chuẩn phải vượt.</w:t>
       </w:r>
     </w:p>
-    <w:bookmarkEnd w:id="143"/>
-    <w:bookmarkStart w:id="147" w:name="Xae02105bda9855e41edaa9a7db070e9fd50916a"/>
+    <w:bookmarkEnd w:id="146"/>
+    <w:bookmarkStart w:id="150" w:name="Xae02105bda9855e41edaa9a7db070e9fd50916a"/>
     <w:p>
       <w:pPr>
         <w:pStyle w:val="Heading3"/>
@@ -27550,18 +28297,18 @@
           <wp:inline>
             <wp:extent cx="5334000" cy="6408964"/>
             <wp:effectExtent b="0" l="0" r="0" t="0"/>
-            <wp:docPr descr="" title="" id="145" name="Picture"/>
+            <wp:docPr descr="" title="" id="148" name="Picture"/>
             <a:graphic>
               <a:graphicData uri="http://schemas.openxmlformats.org/drawingml/2006/picture">
                 <pic:pic>
                   <pic:nvPicPr>
-                    <pic:cNvPr descr="figures/fig-ch6-01.png" id="146" name="Picture"/>
+                    <pic:cNvPr descr="figures/fig-ch6-01.png" id="149" name="Picture"/>
                     <pic:cNvPicPr>
                       <a:picLocks noChangeArrowheads="1" noChangeAspect="1"/>
                     </pic:cNvPicPr>
                   </pic:nvPicPr>
                   <pic:blipFill>
-                    <a:blip r:embed="rId144"/>
+                    <a:blip r:embed="rId147"/>
                     <a:stretch>
                       <a:fillRect/>
                     </a:stretch>
@@ -28556,9 +29303,9 @@
         </w:pict>
       </w:r>
     </w:p>
-    <w:bookmarkEnd w:id="147"/>
-    <w:bookmarkEnd w:id="148"/>
-    <w:bookmarkStart w:id="150" w:name="Xe7177e3758cb04885136198f5ec08c059be0251"/>
+    <w:bookmarkEnd w:id="150"/>
+    <w:bookmarkEnd w:id="151"/>
+    <w:bookmarkStart w:id="153" w:name="Xe7177e3758cb04885136198f5ec08c059be0251"/>
     <w:p>
       <w:pPr>
         <w:pStyle w:val="Heading2"/>
@@ -28932,7 +29679,7 @@
         <w:t xml:space="preserve">9.1.1.</w:t>
       </w:r>
     </w:p>
-    <w:bookmarkStart w:id="149" w:name="X10f3b0080b6c50f359033e09c103a7e07045a1e"/>
+    <w:bookmarkStart w:id="152" w:name="X10f3b0080b6c50f359033e09c103a7e07045a1e"/>
     <w:p>
       <w:pPr>
         <w:pStyle w:val="Heading3"/>
@@ -29084,9 +29831,9 @@
         </w:pict>
       </w:r>
     </w:p>
-    <w:bookmarkEnd w:id="149"/>
-    <w:bookmarkEnd w:id="150"/>
-    <w:bookmarkStart w:id="154" w:name="X150a776b7b29e2a1bc0ea6c751a61ccf1f70287"/>
+    <w:bookmarkEnd w:id="152"/>
+    <w:bookmarkEnd w:id="153"/>
+    <w:bookmarkStart w:id="157" w:name="X150a776b7b29e2a1bc0ea6c751a61ccf1f70287"/>
     <w:p>
       <w:pPr>
         <w:pStyle w:val="Heading2"/>
@@ -29981,7 +30728,7 @@
         <w:t xml:space="preserve">.</w:t>
       </w:r>
     </w:p>
-    <w:bookmarkStart w:id="151" w:name="X37856744f8da712b6ffe77e50fcee7fb2ddd38a"/>
+    <w:bookmarkStart w:id="154" w:name="X37856744f8da712b6ffe77e50fcee7fb2ddd38a"/>
     <w:p>
       <w:pPr>
         <w:pStyle w:val="Heading3"/>
@@ -30098,8 +30845,8 @@
         <w:t xml:space="preserve">, tách riêng cho tầng OCR.</w:t>
       </w:r>
     </w:p>
-    <w:bookmarkEnd w:id="151"/>
-    <w:bookmarkStart w:id="152" w:name="X69b9897776aec14f48f71402e4e072075d46038"/>
+    <w:bookmarkEnd w:id="154"/>
+    <w:bookmarkStart w:id="155" w:name="X69b9897776aec14f48f71402e4e072075d46038"/>
     <w:p>
       <w:pPr>
         <w:pStyle w:val="Heading3"/>
@@ -30482,8 +31229,8 @@
         <w:t xml:space="preserve">— mối đe doạ đầu tiên ở 5.9.3; mọi chỉ số ở 5.4 phải đọc kèm ghi chú này.</w:t>
       </w:r>
     </w:p>
-    <w:bookmarkEnd w:id="152"/>
-    <w:bookmarkStart w:id="153" w:name="X05579cd248ea6d02c9d36eec7ae792e435a9ee1"/>
+    <w:bookmarkEnd w:id="155"/>
+    <w:bookmarkStart w:id="156" w:name="X05579cd248ea6d02c9d36eec7ae792e435a9ee1"/>
     <w:p>
       <w:pPr>
         <w:pStyle w:val="Heading3"/>
@@ -30607,9 +31354,9 @@
         </w:pict>
       </w:r>
     </w:p>
-    <w:bookmarkEnd w:id="153"/>
-    <w:bookmarkEnd w:id="154"/>
-    <w:bookmarkStart w:id="158" w:name="X33ae224c5020c26762908e1939d8b973623f32d"/>
+    <w:bookmarkEnd w:id="156"/>
+    <w:bookmarkEnd w:id="157"/>
+    <w:bookmarkStart w:id="161" w:name="X33ae224c5020c26762908e1939d8b973623f32d"/>
     <w:p>
       <w:pPr>
         <w:pStyle w:val="Heading2"/>
@@ -30663,7 +31410,7 @@
         <w:t xml:space="preserve">; tập test chưa từng dùng trong huấn luyện hay chọn epoch.</w:t>
       </w:r>
     </w:p>
-    <w:bookmarkStart w:id="155" w:name="X2b419d4dd42805933fda2d3f8ea8232ea8e61b9"/>
+    <w:bookmarkStart w:id="158" w:name="X2b419d4dd42805933fda2d3f8ea8232ea8e61b9"/>
     <w:p>
       <w:pPr>
         <w:pStyle w:val="Heading3"/>
@@ -30859,8 +31606,8 @@
         <w:t xml:space="preserve">.</w:t>
       </w:r>
     </w:p>
-    <w:bookmarkEnd w:id="155"/>
-    <w:bookmarkStart w:id="156" w:name="Xf35c86d7de5434c76646f1bcbee03703a9e0864"/>
+    <w:bookmarkEnd w:id="158"/>
+    <w:bookmarkStart w:id="159" w:name="Xf35c86d7de5434c76646f1bcbee03703a9e0864"/>
     <w:p>
       <w:pPr>
         <w:pStyle w:val="Heading3"/>
@@ -31215,8 +31962,8 @@
         </w:tc>
       </w:tr>
     </w:tbl>
-    <w:bookmarkEnd w:id="156"/>
-    <w:bookmarkStart w:id="157" w:name="Xeeb6c55a54a6556f1341931b00fc215842373c8"/>
+    <w:bookmarkEnd w:id="159"/>
+    <w:bookmarkStart w:id="160" w:name="Xeeb6c55a54a6556f1341931b00fc215842373c8"/>
     <w:p>
       <w:pPr>
         <w:pStyle w:val="Heading3"/>
@@ -31901,9 +32648,9 @@
         <w:t xml:space="preserve">Dòng đánh dấu (†) chỉ có 28 đối tượng, dưới ngưỡng 30 nên không có ý nghĩa thống kê và không được đưa vào so sánh. Dải được tính bằng diện tích hộp nhãn thật chia cho diện tích ảnh gốc; không hộp nào thiếu dải.</w:t>
       </w:r>
     </w:p>
-    <w:bookmarkEnd w:id="157"/>
-    <w:bookmarkEnd w:id="158"/>
-    <w:bookmarkStart w:id="167" w:name="X89026af3ee529e68bbf717a4f7363365ab88538"/>
+    <w:bookmarkEnd w:id="160"/>
+    <w:bookmarkEnd w:id="161"/>
+    <w:bookmarkStart w:id="170" w:name="X89026af3ee529e68bbf717a4f7363365ab88538"/>
     <w:p>
       <w:pPr>
         <w:pStyle w:val="Heading2"/>
@@ -31959,7 +32706,7 @@
         <w:t xml:space="preserve">, không phải trên 1.514 ảnh test. Thiếu nhãn chuỗi cho phần lớn ngữ liệu là hạn chế thật, ghi ở 5.9.3.</w:t>
       </w:r>
     </w:p>
-    <w:bookmarkStart w:id="159" w:name="X75971c1e265691e3bccf68d57ddbcd167413727"/>
+    <w:bookmarkStart w:id="162" w:name="X75971c1e265691e3bccf68d57ddbcd167413727"/>
     <w:p>
       <w:pPr>
         <w:pStyle w:val="Heading3"/>
@@ -32061,8 +32808,8 @@
         <w:t xml:space="preserve">.</w:t>
       </w:r>
     </w:p>
-    <w:bookmarkEnd w:id="159"/>
-    <w:bookmarkStart w:id="160" w:name="Xf66a46c8f0f9d94960b05ec79e0724240f858b8"/>
+    <w:bookmarkEnd w:id="162"/>
+    <w:bookmarkStart w:id="163" w:name="Xf66a46c8f0f9d94960b05ec79e0724240f858b8"/>
     <w:p>
       <w:pPr>
         <w:pStyle w:val="Heading3"/>
@@ -32771,8 +33518,8 @@
         </w:tc>
       </w:tr>
     </w:tbl>
-    <w:bookmarkEnd w:id="160"/>
-    <w:bookmarkStart w:id="161" w:name="X548335d33a7ae2763b4e65d9e592194dd762e09"/>
+    <w:bookmarkEnd w:id="163"/>
+    <w:bookmarkStart w:id="164" w:name="X548335d33a7ae2763b4e65d9e592194dd762e09"/>
     <w:p>
       <w:pPr>
         <w:pStyle w:val="Heading3"/>
@@ -33310,8 +34057,8 @@
         <w:t xml:space="preserve">. Phần còn lại thuộc về năng lực nhận dạng ký tự, không phải khâu cắt, ghép hoặc hiệu chỉnh hình học.</w:t>
       </w:r>
     </w:p>
-    <w:bookmarkEnd w:id="161"/>
-    <w:bookmarkStart w:id="162" w:name="X81863552bf76fe7a516ae91438c661d453f4ac1"/>
+    <w:bookmarkEnd w:id="164"/>
+    <w:bookmarkStart w:id="165" w:name="X81863552bf76fe7a516ae91438c661d453f4ac1"/>
     <w:p>
       <w:pPr>
         <w:pStyle w:val="Heading3"/>
@@ -34515,8 +35262,8 @@
         <w:t xml:space="preserve">ngay từ đầu, không phải thêm luật.</w:t>
       </w:r>
     </w:p>
-    <w:bookmarkEnd w:id="162"/>
-    <w:bookmarkStart w:id="164" w:name="X0e3f0e91ac27870705f3f778acaa65c15f09de2"/>
+    <w:bookmarkEnd w:id="165"/>
+    <w:bookmarkStart w:id="167" w:name="X0e3f0e91ac27870705f3f778acaa65c15f09de2"/>
     <w:p>
       <w:pPr>
         <w:pStyle w:val="Heading3"/>
@@ -34893,7 +35640,7 @@
       <w:r>
         <w:t xml:space="preserve"> </w:t>
       </w:r>
-      <w:hyperlink r:id="rId163">
+      <w:hyperlink r:id="rId166">
         <w:r>
           <w:rPr>
             <w:rStyle w:val="Hyperlink"/>
@@ -35004,8 +35751,8 @@
         <w:t xml:space="preserve">ở mục 6.3, không phải một phép đo bị bỏ quên.</w:t>
       </w:r>
     </w:p>
-    <w:bookmarkEnd w:id="164"/>
-    <w:bookmarkStart w:id="165" w:name="X60a2a27d87ebeb44405d22793b18a5bfd7e9097"/>
+    <w:bookmarkEnd w:id="167"/>
+    <w:bookmarkStart w:id="168" w:name="X60a2a27d87ebeb44405d22793b18a5bfd7e9097"/>
     <w:p>
       <w:pPr>
         <w:pStyle w:val="Heading3"/>
@@ -35628,8 +36375,8 @@
         <w:t xml:space="preserve">.</w:t>
       </w:r>
     </w:p>
-    <w:bookmarkEnd w:id="165"/>
-    <w:bookmarkStart w:id="166" w:name="X83a4063ca7053738346595d9e36bfe5762b6bbf"/>
+    <w:bookmarkEnd w:id="168"/>
+    <w:bookmarkStart w:id="169" w:name="X83a4063ca7053738346595d9e36bfe5762b6bbf"/>
     <w:p>
       <w:pPr>
         <w:pStyle w:val="Heading3"/>
@@ -35638,9 +36385,9 @@
         <w:t xml:space="preserve">5.5.7. Bậc thang thử lại cho biển nghiêng/méo — chi phí, lợi ích và một quyết định tắt tính năng</w:t>
       </w:r>
     </w:p>
-    <w:bookmarkEnd w:id="166"/>
-    <w:bookmarkEnd w:id="167"/>
-    <w:bookmarkStart w:id="181" w:name="X80f1806dda35f26f045f00afe70db30e7a77d2b"/>
+    <w:bookmarkEnd w:id="169"/>
+    <w:bookmarkEnd w:id="170"/>
+    <w:bookmarkStart w:id="184" w:name="X80f1806dda35f26f045f00afe70db30e7a77d2b"/>
     <w:p>
       <w:pPr>
         <w:pStyle w:val="Heading2"/>
@@ -35670,7 +36417,7 @@
         <w:t xml:space="preserve">.</w:t>
       </w:r>
     </w:p>
-    <w:bookmarkStart w:id="168" w:name="Xcfd917aca06ff17d6d7932dfdbc0aeee5513c38"/>
+    <w:bookmarkStart w:id="171" w:name="Xcfd917aca06ff17d6d7932dfdbc0aeee5513c38"/>
     <w:p>
       <w:pPr>
         <w:pStyle w:val="Heading3"/>
@@ -36422,8 +37169,8 @@
         <w:t xml:space="preserve">, đưa p95 về 1.143,10 ms.</w:t>
       </w:r>
     </w:p>
-    <w:bookmarkEnd w:id="168"/>
-    <w:bookmarkStart w:id="169" w:name="X464dfa7416d7b69ad75789fd50c67eaa400499a"/>
+    <w:bookmarkEnd w:id="171"/>
+    <w:bookmarkStart w:id="172" w:name="X464dfa7416d7b69ad75789fd50c67eaa400499a"/>
     <w:p>
       <w:pPr>
         <w:pStyle w:val="Heading3"/>
@@ -37198,8 +37945,8 @@
         <w:t xml:space="preserve">.</w:t>
       </w:r>
     </w:p>
-    <w:bookmarkEnd w:id="169"/>
-    <w:bookmarkStart w:id="174" w:name="X68932b37c053ede4dda811118f2d10fcf6be626"/>
+    <w:bookmarkEnd w:id="172"/>
+    <w:bookmarkStart w:id="177" w:name="X68932b37c053ede4dda811118f2d10fcf6be626"/>
     <w:p>
       <w:pPr>
         <w:pStyle w:val="Heading3"/>
@@ -37660,18 +38407,18 @@
           <wp:inline>
             <wp:extent cx="5334000" cy="2667000"/>
             <wp:effectExtent b="0" l="0" r="0" t="0"/>
-            <wp:docPr descr="" title="" id="171" name="Picture"/>
+            <wp:docPr descr="" title="" id="174" name="Picture"/>
             <a:graphic>
               <a:graphicData uri="http://schemas.openxmlformats.org/drawingml/2006/picture">
                 <pic:pic>
                   <pic:nvPicPr>
-                    <pic:cNvPr descr="figures/fig-ch5-backends.png" id="172" name="Picture"/>
+                    <pic:cNvPr descr="figures/fig-ch5-backends.png" id="175" name="Picture"/>
                     <pic:cNvPicPr>
                       <a:picLocks noChangeArrowheads="1" noChangeAspect="1"/>
                     </pic:cNvPicPr>
                   </pic:nvPicPr>
                   <pic:blipFill>
-                    <a:blip r:embed="rId170"/>
+                    <a:blip r:embed="rId173"/>
                     <a:stretch>
                       <a:fillRect/>
                     </a:stretch>
@@ -37939,7 +38686,7 @@
       <w:r>
         <w:t xml:space="preserve"> </w:t>
       </w:r>
-      <w:hyperlink r:id="rId173">
+      <w:hyperlink r:id="rId176">
         <w:r>
           <w:rPr>
             <w:rStyle w:val="Hyperlink"/>
@@ -38014,8 +38761,8 @@
         <w:t xml:space="preserve">huấn luyện trên tập ký tự hẹp — tiềm năng lớn nhất, tốn công nhất.</w:t>
       </w:r>
     </w:p>
-    <w:bookmarkEnd w:id="174"/>
-    <w:bookmarkStart w:id="178" w:name="Xa16846ff2631b69bf1ae5e24086a9e3dfbfd168"/>
+    <w:bookmarkEnd w:id="177"/>
+    <w:bookmarkStart w:id="181" w:name="Xa16846ff2631b69bf1ae5e24086a9e3dfbfd168"/>
     <w:p>
       <w:pPr>
         <w:pStyle w:val="Heading3"/>
@@ -39037,18 +39784,18 @@
           <wp:inline>
             <wp:extent cx="5334000" cy="2111375"/>
             <wp:effectExtent b="0" l="0" r="0" t="0"/>
-            <wp:docPr descr="" title="" id="176" name="Picture"/>
+            <wp:docPr descr="" title="" id="179" name="Picture"/>
             <a:graphic>
               <a:graphicData uri="http://schemas.openxmlformats.org/drawingml/2006/picture">
                 <pic:pic>
                   <pic:nvPicPr>
-                    <pic:cNvPr descr="figures/fig-ch5-nfr-p2.png" id="177" name="Picture"/>
+                    <pic:cNvPr descr="figures/fig-ch5-nfr-p2.png" id="180" name="Picture"/>
                     <pic:cNvPicPr>
                       <a:picLocks noChangeArrowheads="1" noChangeAspect="1"/>
                     </pic:cNvPicPr>
                   </pic:nvPicPr>
                   <pic:blipFill>
-                    <a:blip r:embed="rId175"/>
+                    <a:blip r:embed="rId178"/>
                     <a:stretch>
                       <a:fillRect/>
                     </a:stretch>
@@ -39106,8 +39853,8 @@
         <w:t xml:space="preserve">. Tải cạnh tranh nâng cả phân bố đều tay; thứ xảy ra ở lượt đo cũ thì không.</w:t>
       </w:r>
     </w:p>
-    <w:bookmarkEnd w:id="178"/>
-    <w:bookmarkStart w:id="179" w:name="X16b4eaa49758ce901c811cabf4d14d88e7a2bfd"/>
+    <w:bookmarkEnd w:id="181"/>
+    <w:bookmarkStart w:id="182" w:name="X16b4eaa49758ce901c811cabf4d14d88e7a2bfd"/>
     <w:p>
       <w:pPr>
         <w:pStyle w:val="Heading3"/>
@@ -39838,8 +40585,8 @@
         <w:t xml:space="preserve">ở 5.6.3.</w:t>
       </w:r>
     </w:p>
-    <w:bookmarkEnd w:id="179"/>
-    <w:bookmarkStart w:id="180" w:name="Xdf1c6e2ee323a9d334463601a721b6529b38291"/>
+    <w:bookmarkEnd w:id="182"/>
+    <w:bookmarkStart w:id="183" w:name="Xdf1c6e2ee323a9d334463601a721b6529b38291"/>
     <w:p>
       <w:pPr>
         <w:pStyle w:val="Heading3"/>
@@ -40449,9 +41196,9 @@
         </w:tc>
       </w:tr>
     </w:tbl>
-    <w:bookmarkEnd w:id="180"/>
-    <w:bookmarkEnd w:id="181"/>
-    <w:bookmarkStart w:id="182" w:name="Xc0bff015dc90ee963680e4537fb902858c5b63d"/>
+    <w:bookmarkEnd w:id="183"/>
+    <w:bookmarkEnd w:id="184"/>
+    <w:bookmarkStart w:id="185" w:name="Xc0bff015dc90ee963680e4537fb902858c5b63d"/>
     <w:p>
       <w:pPr>
         <w:pStyle w:val="Heading2"/>
@@ -41422,8 +42169,8 @@
         </w:tc>
       </w:tr>
     </w:tbl>
-    <w:bookmarkEnd w:id="182"/>
-    <w:bookmarkStart w:id="183" w:name="Xe422198b1000e64c715229721cb79be428798c5"/>
+    <w:bookmarkEnd w:id="185"/>
+    <w:bookmarkStart w:id="186" w:name="Xe422198b1000e64c715229721cb79be428798c5"/>
     <w:p>
       <w:pPr>
         <w:pStyle w:val="Heading2"/>
@@ -42242,8 +42989,8 @@
         </w:tc>
       </w:tr>
     </w:tbl>
-    <w:bookmarkEnd w:id="183"/>
-    <w:bookmarkStart w:id="187" w:name="X17c38d19be0e29160aa374b565370025cd3cedc"/>
+    <w:bookmarkEnd w:id="186"/>
+    <w:bookmarkStart w:id="190" w:name="X17c38d19be0e29160aa374b565370025cd3cedc"/>
     <w:p>
       <w:pPr>
         <w:pStyle w:val="Heading2"/>
@@ -42252,7 +42999,7 @@
         <w:t xml:space="preserve">5.9. Bàn luận</w:t>
       </w:r>
     </w:p>
-    <w:bookmarkStart w:id="184" w:name="Xf4135df1d431f6687795378a645f566212f5f2f"/>
+    <w:bookmarkStart w:id="187" w:name="Xf4135df1d431f6687795378a645f566212f5f2f"/>
     <w:p>
       <w:pPr>
         <w:pStyle w:val="Heading3"/>
@@ -42317,8 +43064,8 @@
         <w:t xml:space="preserve">(+13,28 điểm, 0 ca hồi quy); còn ba chỉ tiêu độ chính xác chuỗi thì không đạt.</w:t>
       </w:r>
     </w:p>
-    <w:bookmarkEnd w:id="184"/>
-    <w:bookmarkStart w:id="185" w:name="Xb0e136d7f38fa232980b6062c2927010ee460e2"/>
+    <w:bookmarkEnd w:id="187"/>
+    <w:bookmarkStart w:id="188" w:name="Xb0e136d7f38fa232980b6062c2927010ee460e2"/>
     <w:p>
       <w:pPr>
         <w:pStyle w:val="Heading3"/>
@@ -42507,8 +43254,8 @@
         <w:t xml:space="preserve">, không phải ước lượng trung tâm.</w:t>
       </w:r>
     </w:p>
-    <w:bookmarkEnd w:id="185"/>
-    <w:bookmarkStart w:id="186" w:name="Xc82d4b5cdc34aaf40471359984b07afdd654bc4"/>
+    <w:bookmarkEnd w:id="188"/>
+    <w:bookmarkStart w:id="189" w:name="Xc82d4b5cdc34aaf40471359984b07afdd654bc4"/>
     <w:p>
       <w:pPr>
         <w:pStyle w:val="Heading3"/>
@@ -43219,9 +43966,9 @@
         </w:tc>
       </w:tr>
     </w:tbl>
-    <w:bookmarkEnd w:id="186"/>
-    <w:bookmarkEnd w:id="187"/>
-    <w:bookmarkStart w:id="188" w:name="X6a1edb083ae7945c1aaac9c0c423aec3a03a384"/>
+    <w:bookmarkEnd w:id="189"/>
+    <w:bookmarkEnd w:id="190"/>
+    <w:bookmarkStart w:id="191" w:name="X6a1edb083ae7945c1aaac9c0c423aec3a03a384"/>
     <w:p>
       <w:pPr>
         <w:pStyle w:val="Heading2"/>
@@ -43994,9 +44741,9 @@
         <w:br w:type="page"/>
       </w:r>
     </w:p>
-    <w:bookmarkEnd w:id="188"/>
-    <w:bookmarkEnd w:id="189"/>
-    <w:bookmarkStart w:id="194" w:name="chương-6-kết-luận-và-hướng-phát-triển"/>
+    <w:bookmarkEnd w:id="191"/>
+    <w:bookmarkEnd w:id="192"/>
+    <w:bookmarkStart w:id="197" w:name="chương-6-kết-luận-và-hướng-phát-triển"/>
     <w:p>
       <w:pPr>
         <w:pStyle w:val="Heading1"/>
@@ -44005,7 +44752,7 @@
         <w:t xml:space="preserve">CHƯƠNG 6. KẾT LUẬN VÀ HƯỚNG PHÁT TRIỂN</w:t>
       </w:r>
     </w:p>
-    <w:bookmarkStart w:id="190" w:name="Xb83df606b245f1fa37530db85d26da9c381b41b"/>
+    <w:bookmarkStart w:id="193" w:name="Xb83df606b245f1fa37530db85d26da9c381b41b"/>
     <w:p>
       <w:pPr>
         <w:pStyle w:val="Heading2"/>
@@ -44916,8 +45663,8 @@
         <w:t xml:space="preserve">: mọi số liệu sinh lại được bằng một lệnh, mọi phép so sánh kèm điều kiện đo, và các kết quả âm — hai lượt tinh chỉnh bộ nhận dạng đều không thắng model gốc ở chế độ vận hành — được ghi lại thay vì bỏ đi.</w:t>
       </w:r>
     </w:p>
-    <w:bookmarkEnd w:id="190"/>
-    <w:bookmarkStart w:id="191" w:name="X1f36a3640c9e310e5e9f84e347ef7e1a0c2a324"/>
+    <w:bookmarkEnd w:id="193"/>
+    <w:bookmarkStart w:id="194" w:name="X1f36a3640c9e310e5e9f84e347ef7e1a0c2a324"/>
     <w:p>
       <w:pPr>
         <w:pStyle w:val="Heading2"/>
@@ -45585,8 +46332,8 @@
         </w:tc>
       </w:tr>
     </w:tbl>
-    <w:bookmarkEnd w:id="191"/>
-    <w:bookmarkStart w:id="192" w:name="Xf043620ea494c29eb5cd98da852a1ed6f0ba165"/>
+    <w:bookmarkEnd w:id="194"/>
+    <w:bookmarkStart w:id="195" w:name="Xf043620ea494c29eb5cd98da852a1ed6f0ba165"/>
     <w:p>
       <w:pPr>
         <w:pStyle w:val="Heading2"/>
@@ -46333,8 +47080,8 @@
         </w:tc>
       </w:tr>
     </w:tbl>
-    <w:bookmarkEnd w:id="192"/>
-    <w:bookmarkStart w:id="193" w:name="Xc3f4b05ddc489b3b83793ce2ad798163de00527"/>
+    <w:bookmarkEnd w:id="195"/>
+    <w:bookmarkStart w:id="196" w:name="Xc3f4b05ddc489b3b83793ce2ad798163de00527"/>
     <w:p>
       <w:pPr>
         <w:pStyle w:val="Heading2"/>
@@ -46414,9 +47161,9 @@
         <w:br w:type="page"/>
       </w:r>
     </w:p>
-    <w:bookmarkEnd w:id="193"/>
-    <w:bookmarkEnd w:id="194"/>
-    <w:bookmarkStart w:id="214" w:name="tài-liệu-tham-khảo"/>
+    <w:bookmarkEnd w:id="196"/>
+    <w:bookmarkEnd w:id="197"/>
+    <w:bookmarkStart w:id="217" w:name="tài-liệu-tham-khảo"/>
     <w:p>
       <w:pPr>
         <w:pStyle w:val="Heading1"/>
@@ -46469,7 +47216,7 @@
       <w:r>
         <w:t xml:space="preserve"> </w:t>
       </w:r>
-      <w:hyperlink r:id="rId195">
+      <w:hyperlink r:id="rId198">
         <w:r>
           <w:rPr>
             <w:rStyle w:val="Hyperlink"/>
@@ -46494,7 +47241,7 @@
       <w:r>
         <w:t xml:space="preserve"> </w:t>
       </w:r>
-      <w:hyperlink r:id="rId196">
+      <w:hyperlink r:id="rId199">
         <w:r>
           <w:rPr>
             <w:rStyle w:val="Hyperlink"/>
@@ -46527,7 +47274,7 @@
       <w:r>
         <w:t xml:space="preserve"> </w:t>
       </w:r>
-      <w:hyperlink r:id="rId197">
+      <w:hyperlink r:id="rId200">
         <w:r>
           <w:rPr>
             <w:rStyle w:val="Hyperlink"/>
@@ -46552,7 +47299,7 @@
       <w:r>
         <w:t xml:space="preserve"> </w:t>
       </w:r>
-      <w:hyperlink r:id="rId198">
+      <w:hyperlink r:id="rId201">
         <w:r>
           <w:rPr>
             <w:rStyle w:val="Hyperlink"/>
@@ -46577,7 +47324,7 @@
       <w:r>
         <w:t xml:space="preserve"> </w:t>
       </w:r>
-      <w:hyperlink r:id="rId199">
+      <w:hyperlink r:id="rId202">
         <w:r>
           <w:rPr>
             <w:rStyle w:val="Hyperlink"/>
@@ -46602,7 +47349,7 @@
       <w:r>
         <w:t xml:space="preserve"> </w:t>
       </w:r>
-      <w:hyperlink r:id="rId200">
+      <w:hyperlink r:id="rId203">
         <w:r>
           <w:rPr>
             <w:rStyle w:val="Hyperlink"/>
@@ -46627,7 +47374,7 @@
       <w:r>
         <w:t xml:space="preserve"> </w:t>
       </w:r>
-      <w:hyperlink r:id="rId201">
+      <w:hyperlink r:id="rId204">
         <w:r>
           <w:rPr>
             <w:rStyle w:val="Hyperlink"/>
@@ -46665,7 +47412,7 @@
       <w:r>
         <w:t xml:space="preserve"> </w:t>
       </w:r>
-      <w:hyperlink r:id="rId202">
+      <w:hyperlink r:id="rId205">
         <w:r>
           <w:rPr>
             <w:rStyle w:val="Hyperlink"/>
@@ -46690,7 +47437,7 @@
       <w:r>
         <w:t xml:space="preserve"> </w:t>
       </w:r>
-      <w:hyperlink r:id="rId203">
+      <w:hyperlink r:id="rId206">
         <w:r>
           <w:rPr>
             <w:rStyle w:val="Hyperlink"/>
@@ -46728,7 +47475,7 @@
       <w:r>
         <w:t xml:space="preserve"> </w:t>
       </w:r>
-      <w:hyperlink r:id="rId204">
+      <w:hyperlink r:id="rId207">
         <w:r>
           <w:rPr>
             <w:rStyle w:val="Hyperlink"/>
@@ -46753,7 +47500,7 @@
       <w:r>
         <w:t xml:space="preserve"> </w:t>
       </w:r>
-      <w:hyperlink r:id="rId205">
+      <w:hyperlink r:id="rId208">
         <w:r>
           <w:rPr>
             <w:rStyle w:val="Hyperlink"/>
@@ -46778,7 +47525,7 @@
       <w:r>
         <w:t xml:space="preserve"> </w:t>
       </w:r>
-      <w:hyperlink r:id="rId206">
+      <w:hyperlink r:id="rId209">
         <w:r>
           <w:rPr>
             <w:rStyle w:val="Hyperlink"/>
@@ -46837,7 +47584,7 @@
       <w:r>
         <w:t xml:space="preserve"> </w:t>
       </w:r>
-      <w:hyperlink r:id="rId207">
+      <w:hyperlink r:id="rId210">
         <w:r>
           <w:rPr>
             <w:rStyle w:val="Hyperlink"/>
@@ -46875,7 +47622,7 @@
       <w:r>
         <w:t xml:space="preserve"> </w:t>
       </w:r>
-      <w:hyperlink r:id="rId208">
+      <w:hyperlink r:id="rId211">
         <w:r>
           <w:rPr>
             <w:rStyle w:val="Hyperlink"/>
@@ -46913,7 +47660,7 @@
       <w:r>
         <w:t xml:space="preserve"> </w:t>
       </w:r>
-      <w:hyperlink r:id="rId209">
+      <w:hyperlink r:id="rId212">
         <w:r>
           <w:rPr>
             <w:rStyle w:val="Hyperlink"/>
@@ -46959,7 +47706,7 @@
       <w:r>
         <w:t xml:space="preserve"> </w:t>
       </w:r>
-      <w:hyperlink r:id="rId210">
+      <w:hyperlink r:id="rId213">
         <w:r>
           <w:rPr>
             <w:rStyle w:val="Hyperlink"/>
@@ -46984,7 +47731,7 @@
       <w:r>
         <w:t xml:space="preserve"> </w:t>
       </w:r>
-      <w:hyperlink r:id="rId211">
+      <w:hyperlink r:id="rId214">
         <w:r>
           <w:rPr>
             <w:rStyle w:val="Hyperlink"/>
@@ -47030,7 +47777,7 @@
       <w:r>
         <w:t xml:space="preserve"> </w:t>
       </w:r>
-      <w:hyperlink r:id="rId212">
+      <w:hyperlink r:id="rId215">
         <w:r>
           <w:rPr>
             <w:rStyle w:val="Hyperlink"/>
@@ -47055,7 +47802,7 @@
       <w:r>
         <w:t xml:space="preserve"> </w:t>
       </w:r>
-      <w:hyperlink r:id="rId213">
+      <w:hyperlink r:id="rId216">
         <w:r>
           <w:rPr>
             <w:rStyle w:val="Hyperlink"/>
@@ -47075,8 +47822,8 @@
         <w:br w:type="page"/>
       </w:r>
     </w:p>
-    <w:bookmarkEnd w:id="214"/>
-    <w:bookmarkStart w:id="241" w:name="phụ-lục"/>
+    <w:bookmarkEnd w:id="217"/>
+    <w:bookmarkStart w:id="244" w:name="phụ-lục"/>
     <w:p>
       <w:pPr>
         <w:pStyle w:val="Heading1"/>
@@ -47132,7 +47879,7 @@
         </w:pict>
       </w:r>
     </w:p>
-    <w:bookmarkStart w:id="217" w:name="phụ-lục-a-mã-nguồn"/>
+    <w:bookmarkStart w:id="220" w:name="phụ-lục-a-mã-nguồn"/>
     <w:p>
       <w:pPr>
         <w:pStyle w:val="Heading2"/>
@@ -47141,7 +47888,7 @@
         <w:t xml:space="preserve">Phụ lục A. Mã nguồn</w:t>
       </w:r>
     </w:p>
-    <w:bookmarkStart w:id="215" w:name="a1-quy-mô"/>
+    <w:bookmarkStart w:id="218" w:name="a1-quy-mô"/>
     <w:p>
       <w:pPr>
         <w:pStyle w:val="Heading3"/>
@@ -47805,8 +48552,8 @@
         <w:t xml:space="preserve">trong Chương 5 phải sinh ra được bằng một lệnh chạy lại được.</w:t>
       </w:r>
     </w:p>
-    <w:bookmarkEnd w:id="215"/>
-    <w:bookmarkStart w:id="216" w:name="a2-tổ-chức-thư-mục"/>
+    <w:bookmarkEnd w:id="218"/>
+    <w:bookmarkStart w:id="219" w:name="a2-tổ-chức-thư-mục"/>
     <w:p>
       <w:pPr>
         <w:pStyle w:val="Heading3"/>
@@ -48081,9 +48828,9 @@
         </w:pict>
       </w:r>
     </w:p>
-    <w:bookmarkEnd w:id="216"/>
-    <w:bookmarkEnd w:id="217"/>
-    <w:bookmarkStart w:id="218" w:name="phụ-lục-b-siêu-tham-số-huấn-luyện"/>
+    <w:bookmarkEnd w:id="219"/>
+    <w:bookmarkEnd w:id="220"/>
+    <w:bookmarkStart w:id="221" w:name="phụ-lục-b-siêu-tham-số-huấn-luyện"/>
     <w:p>
       <w:pPr>
         <w:pStyle w:val="Heading2"/>
@@ -49255,8 +50002,8 @@
         </w:pict>
       </w:r>
     </w:p>
-    <w:bookmarkEnd w:id="218"/>
-    <w:bookmarkStart w:id="220" w:name="phụ-lục-c-bộ-dữ-liệu"/>
+    <w:bookmarkEnd w:id="221"/>
+    <w:bookmarkStart w:id="223" w:name="phụ-lục-c-bộ-dữ-liệu"/>
     <w:p>
       <w:pPr>
         <w:pStyle w:val="Heading2"/>
@@ -49265,7 +50012,7 @@
         <w:t xml:space="preserve">Phụ lục C. Bộ dữ liệu</w:t>
       </w:r>
     </w:p>
-    <w:bookmarkStart w:id="219" w:name="Xf13a66160a76b51942284da13ebd03c025f7130"/>
+    <w:bookmarkStart w:id="222" w:name="Xf13a66160a76b51942284da13ebd03c025f7130"/>
     <w:p>
       <w:pPr>
         <w:pStyle w:val="Heading3"/>
@@ -50235,9 +50982,9 @@
         <w:t xml:space="preserve">, và điều này được nêu nhất quán ở mục 4.4.2 và 6.3.1.</w:t>
       </w:r>
     </w:p>
-    <w:bookmarkEnd w:id="219"/>
-    <w:bookmarkEnd w:id="220"/>
-    <w:bookmarkStart w:id="225" w:name="phụ-lục-d-hướng-dẫn-cài-đặt-và-chạy"/>
+    <w:bookmarkEnd w:id="222"/>
+    <w:bookmarkEnd w:id="223"/>
+    <w:bookmarkStart w:id="228" w:name="phụ-lục-d-hướng-dẫn-cài-đặt-và-chạy"/>
     <w:p>
       <w:pPr>
         <w:pStyle w:val="Heading2"/>
@@ -50246,7 +50993,7 @@
         <w:t xml:space="preserve">Phụ lục D. Hướng dẫn cài đặt và chạy</w:t>
       </w:r>
     </w:p>
-    <w:bookmarkStart w:id="221" w:name="d1-yêu-cầu"/>
+    <w:bookmarkStart w:id="224" w:name="d1-yêu-cầu"/>
     <w:p>
       <w:pPr>
         <w:pStyle w:val="Heading3"/>
@@ -50423,8 +51170,8 @@
         </w:tc>
       </w:tr>
     </w:tbl>
-    <w:bookmarkEnd w:id="221"/>
-    <w:bookmarkStart w:id="222" w:name="d2-chạy-bằng-docker-compose-khuyến-nghị"/>
+    <w:bookmarkEnd w:id="224"/>
+    <w:bookmarkStart w:id="225" w:name="d2-chạy-bằng-docker-compose-khuyến-nghị"/>
     <w:p>
       <w:pPr>
         <w:pStyle w:val="Heading3"/>
@@ -50733,8 +51480,8 @@
         <w:t xml:space="preserve">, trình bày ở mục 4.7.4.</w:t>
       </w:r>
     </w:p>
-    <w:bookmarkEnd w:id="222"/>
-    <w:bookmarkStart w:id="223" w:name="d3-chạy-trực-tiếp-không-dùng-docker"/>
+    <w:bookmarkEnd w:id="225"/>
+    <w:bookmarkStart w:id="226" w:name="d3-chạy-trực-tiếp-không-dùng-docker"/>
     <w:p>
       <w:pPr>
         <w:pStyle w:val="Heading3"/>
@@ -50968,8 +51715,8 @@
         <w:t xml:space="preserve">học sâu — trình bày ở mục 4.3.2. Gộp chúng lại sẽ hỏng.</w:t>
       </w:r>
     </w:p>
-    <w:bookmarkEnd w:id="223"/>
-    <w:bookmarkStart w:id="224" w:name="d4-biến-môi-trường-đáng-chú-ý"/>
+    <w:bookmarkEnd w:id="226"/>
+    <w:bookmarkStart w:id="227" w:name="d4-biến-môi-trường-đáng-chú-ý"/>
     <w:p>
       <w:pPr>
         <w:pStyle w:val="Heading3"/>
@@ -51293,9 +52040,9 @@
         </w:pict>
       </w:r>
     </w:p>
-    <w:bookmarkEnd w:id="224"/>
-    <w:bookmarkEnd w:id="225"/>
-    <w:bookmarkStart w:id="228" w:name="phụ-lục-e-kết-quả-kiểm-thử"/>
+    <w:bookmarkEnd w:id="227"/>
+    <w:bookmarkEnd w:id="228"/>
+    <w:bookmarkStart w:id="231" w:name="phụ-lục-e-kết-quả-kiểm-thử"/>
     <w:p>
       <w:pPr>
         <w:pStyle w:val="Heading2"/>
@@ -51304,7 +52051,7 @@
         <w:t xml:space="preserve">Phụ lục E. Kết quả kiểm thử</w:t>
       </w:r>
     </w:p>
-    <w:bookmarkStart w:id="226" w:name="e1-tổng-hợp"/>
+    <w:bookmarkStart w:id="229" w:name="e1-tổng-hợp"/>
     <w:p>
       <w:pPr>
         <w:pStyle w:val="Heading3"/>
@@ -51514,8 +52261,8 @@
         </w:tc>
       </w:tr>
     </w:tbl>
-    <w:bookmarkEnd w:id="226"/>
-    <w:bookmarkStart w:id="227" w:name="e2-phân-nhóm"/>
+    <w:bookmarkEnd w:id="229"/>
+    <w:bookmarkStart w:id="230" w:name="e2-phân-nhóm"/>
     <w:p>
       <w:pPr>
         <w:pStyle w:val="Heading3"/>
@@ -51767,9 +52514,9 @@
         </w:pict>
       </w:r>
     </w:p>
-    <w:bookmarkEnd w:id="227"/>
-    <w:bookmarkEnd w:id="228"/>
-    <w:bookmarkStart w:id="231" w:name="Xb0ecaefd567621d8f4fd0ba4686066ee0905bcc"/>
+    <w:bookmarkEnd w:id="230"/>
+    <w:bookmarkEnd w:id="231"/>
+    <w:bookmarkStart w:id="234" w:name="Xb0ecaefd567621d8f4fd0ba4686066ee0905bcc"/>
     <w:p>
       <w:pPr>
         <w:pStyle w:val="Heading2"/>
@@ -51778,7 +52525,7 @@
         <w:t xml:space="preserve">Phụ lục F. Giao diện lập trình và cấu hình triển khai</w:t>
       </w:r>
     </w:p>
-    <w:bookmarkStart w:id="229" w:name="f1-danh-sách-endpoint"/>
+    <w:bookmarkStart w:id="232" w:name="f1-danh-sách-endpoint"/>
     <w:p>
       <w:pPr>
         <w:pStyle w:val="Heading3"/>
@@ -52455,8 +53202,8 @@
         <w:t xml:space="preserve">, nên nó không bao giờ lệch với mã nguồn.</w:t>
       </w:r>
     </w:p>
-    <w:bookmarkEnd w:id="229"/>
-    <w:bookmarkStart w:id="230" w:name="f2-cấu-hình-docker-compose"/>
+    <w:bookmarkEnd w:id="232"/>
+    <w:bookmarkStart w:id="233" w:name="f2-cấu-hình-docker-compose"/>
     <w:p>
       <w:pPr>
         <w:pStyle w:val="Heading3"/>
@@ -52852,9 +53599,9 @@
         </w:pict>
       </w:r>
     </w:p>
-    <w:bookmarkEnd w:id="230"/>
-    <w:bookmarkEnd w:id="231"/>
-    <w:bookmarkStart w:id="238" w:name="Xf4fdfdb0582bdca8adb9305f82cdbfca4c61ab6"/>
+    <w:bookmarkEnd w:id="233"/>
+    <w:bookmarkEnd w:id="234"/>
+    <w:bookmarkStart w:id="241" w:name="Xf4fdfdb0582bdca8adb9305f82cdbfca4c61ab6"/>
     <w:p>
       <w:pPr>
         <w:pStyle w:val="Heading2"/>
@@ -52909,7 +53656,7 @@
         </w:pict>
       </w:r>
     </w:p>
-    <w:bookmarkStart w:id="233" w:name="h2-bảng-34-yêu-cầu-chức-năng"/>
+    <w:bookmarkStart w:id="236" w:name="h2-bảng-34-yêu-cầu-chức-năng"/>
     <w:p>
       <w:pPr>
         <w:pStyle w:val="Heading3"/>
@@ -53238,11 +53985,11 @@
       <w:pPr>
         <w:pStyle w:val="Heading3"/>
       </w:pPr>
-      <w:bookmarkStart w:id="232" w:name="X43666e68a1f1972bb1dccbe247050e4abad1170"/>
+      <w:bookmarkStart w:id="235" w:name="X43666e68a1f1972bb1dccbe247050e4abad1170"/>
       <w:r>
         <w:t xml:space="preserve">Bốn yêu cầu mức Won't và hai đợt thu gọn phạm vi</w:t>
       </w:r>
-      <w:bookmarkEnd w:id="232"/>
+      <w:bookmarkEnd w:id="235"/>
     </w:p>
     <w:p>
       <w:pPr>
@@ -53480,8 +54227,8 @@
         </w:pict>
       </w:r>
     </w:p>
-    <w:bookmarkEnd w:id="233"/>
-    <w:bookmarkStart w:id="237" w:name="h3-bảng-chỉ-tiêu-phi-chức-năng"/>
+    <w:bookmarkEnd w:id="236"/>
+    <w:bookmarkStart w:id="240" w:name="h3-bảng-chỉ-tiêu-phi-chức-năng"/>
     <w:p>
       <w:pPr>
         <w:pStyle w:val="Heading3"/>
@@ -53498,7 +54245,7 @@
         <w:t xml:space="preserve">Bảy nhóm: hiệu năng (NFR-P), độ chính xác (NFR-A), tin cậy (NFR-R), khả dụng (NFR-U), bảo trì (NFR-M), bảo mật (NFR-S), tương thích – triển khai (NFR-C), mở rộng (NFR-SC).</w:t>
       </w:r>
     </w:p>
-    <w:bookmarkStart w:id="234" w:name="X3880515f8fbb8abfa7d57c19e291cacf82ef4a6"/>
+    <w:bookmarkStart w:id="237" w:name="X3880515f8fbb8abfa7d57c19e291cacf82ef4a6"/>
     <w:p>
       <w:pPr>
         <w:pStyle w:val="Heading4"/>
@@ -53682,8 +54429,8 @@
         <w:t xml:space="preserve">, không có ý nghĩa thống kê; nhóm thực hiện chỉ dùng cột thời gian và cố ý lược bỏ cột độ chính xác.</w:t>
       </w:r>
     </w:p>
-    <w:bookmarkEnd w:id="234"/>
-    <w:bookmarkStart w:id="235" w:name="X223de23e0d838ff891bdf6bdc5276f58b2d523c"/>
+    <w:bookmarkEnd w:id="237"/>
+    <w:bookmarkStart w:id="238" w:name="X223de23e0d838ff891bdf6bdc5276f58b2d523c"/>
     <w:p>
       <w:pPr>
         <w:pStyle w:val="Heading4"/>
@@ -54723,8 +55470,8 @@
         <w:t xml:space="preserve">— báo cáo theo điều kiện ảnh nếu bộ dữ liệu có nhãn phù hợp.</w:t>
       </w:r>
     </w:p>
-    <w:bookmarkEnd w:id="235"/>
-    <w:bookmarkStart w:id="236" w:name="c-các-nhóm-yêu-cầu-phi-chức-năng-còn-lại"/>
+    <w:bookmarkEnd w:id="238"/>
+    <w:bookmarkStart w:id="239" w:name="c-các-nhóm-yêu-cầu-phi-chức-năng-còn-lại"/>
     <w:p>
       <w:pPr>
         <w:pStyle w:val="Heading4"/>
@@ -54905,10 +55652,10 @@
         </w:pict>
       </w:r>
     </w:p>
-    <w:bookmarkEnd w:id="236"/>
-    <w:bookmarkEnd w:id="237"/>
-    <w:bookmarkEnd w:id="238"/>
-    <w:bookmarkStart w:id="240" w:name="Xca8a6b0a1c163d0021c70a30659365938cfbbe3"/>
+    <w:bookmarkEnd w:id="239"/>
+    <w:bookmarkEnd w:id="240"/>
+    <w:bookmarkEnd w:id="241"/>
+    <w:bookmarkStart w:id="243" w:name="Xca8a6b0a1c163d0021c70a30659365938cfbbe3"/>
     <w:p>
       <w:pPr>
         <w:pStyle w:val="Heading2"/>
@@ -54973,7 +55720,7 @@
         </w:pict>
       </w:r>
     </w:p>
-    <w:bookmarkStart w:id="239" w:name="o2-danh-mục-báo-cáo-đo-dạng-json"/>
+    <w:bookmarkStart w:id="242" w:name="o2-danh-mục-báo-cáo-đo-dạng-json"/>
     <w:p>
       <w:pPr>
         <w:pStyle w:val="Heading3"/>
@@ -55910,9 +56657,9 @@
         <w:br w:type="page"/>
       </w:r>
     </w:p>
-    <w:bookmarkEnd w:id="239"/>
-    <w:bookmarkEnd w:id="240"/>
-    <w:bookmarkEnd w:id="241"/>
+    <w:bookmarkEnd w:id="242"/>
+    <w:bookmarkEnd w:id="243"/>
+    <w:bookmarkEnd w:id="244"/>
     <w:sectPr>
       <w:footnotePr>
         <w:numRestart w:val="eachSect"/>

--- a/docs/papers/thesis-full.docx
+++ b/docs/papers/thesis-full.docx
@@ -17526,114 +17526,349 @@
         <w:pStyle w:val="FirstParagraph"/>
       </w:pPr>
       <w:r>
-        <w:t xml:space="preserve">Nhận dạng biển số là bài toán nền tảng của bãi đỗ tự động, thu phí không dừng, kiểm soát ra vào và giám sát giao thông. Áp mô hình ALPR huấn luyện trên dữ liệu nước ngoài vào Việt Nam gặp bốn trở ngại.</w:t>
-      </w:r>
-      <w:r>
-        <w:t xml:space="preserve"> </w:t>
-      </w:r>
-      <w:r>
-        <w:rPr>
-          <w:b/>
-          <w:bCs/>
-        </w:rPr>
-        <w:t xml:space="preserve">Thứ nhất, biển hai dòng chiếm tỉ trọng lớn</w:t>
-      </w:r>
-      <w:r>
-        <w:t xml:space="preserve"> </w:t>
-      </w:r>
-      <w:r>
-        <w:t xml:space="preserve">(toàn bộ xe máy và một phần ô tô) trong khi đa số bộ dữ liệu quốc tế giả định biển một dòng; mức suy giảm này đã đo được: trên</w:t>
-      </w:r>
-      <w:r>
-        <w:t xml:space="preserve"> </w:t>
-      </w:r>
-      <w:r>
-        <w:rPr>
-          <w:b/>
-          <w:bCs/>
-        </w:rPr>
-        <w:t xml:space="preserve">bộ RodoSol-ALPR của Brazil</w:t>
-      </w:r>
-      <w:r>
-        <w:t xml:space="preserve">, OpenALPR nhận đúng 3.772/4.000 ô tô biển một dòng (94,3%) nhưng chỉ 1.827/4.000 xe máy biển hai dòng (45,7%), chênh</w:t>
-      </w:r>
-      <w:r>
-        <w:t xml:space="preserve"> </w:t>
-      </w:r>
-      <w:r>
-        <w:rPr>
-          <w:b/>
-          <w:bCs/>
-        </w:rPr>
-        <w:t xml:space="preserve">48,6 điểm phần trăm</w:t>
-      </w:r>
-      <w:r>
-        <w:t xml:space="preserve"> </w:t>
-      </w:r>
-      <w:r>
-        <w:t xml:space="preserve">[2]</w:t>
-      </w:r>
-      <w:r>
-        <w:t xml:space="preserve">.</w:t>
-      </w:r>
-      <w:r>
-        <w:t xml:space="preserve"> </w:t>
-      </w:r>
-      <w:r>
-        <w:rPr>
-          <w:b/>
-          <w:bCs/>
-        </w:rPr>
-        <w:t xml:space="preserve">Thứ hai, quy chuẩn biển số có tính pháp lý và cấu trúc chặt</w:t>
-      </w:r>
-      <w:r>
-        <w:t xml:space="preserve">: Thông tư 79/2024/TT-BCA [3]</w:t>
-      </w:r>
-      <w:r>
-        <w:t xml:space="preserve">, sửa đổi bởi TT 13/2025 [4]</w:t>
-      </w:r>
-      <w:r>
-        <w:t xml:space="preserve"> </w:t>
-      </w:r>
-      <w:r>
-        <w:t xml:space="preserve">và TT 51/2025 [5]</w:t>
-      </w:r>
-      <w:r>
-        <w:t xml:space="preserve">, thông số vật lý theo QCVN 08:2024/BCA [6]</w:t>
-      </w:r>
-      <w:r>
-        <w:t xml:space="preserve"> </w:t>
-      </w:r>
-      <w:r>
-        <w:t xml:space="preserve">— cấu trúc chặt vừa là ràng buộc vừa là cơ hội thiết kế cho khối hậu xử lý dựa trên luật.</w:t>
-      </w:r>
-      <w:r>
-        <w:t xml:space="preserve"> </w:t>
-      </w:r>
-      <w:r>
-        <w:rPr>
-          <w:b/>
-          <w:bCs/>
-        </w:rPr>
-        <w:t xml:space="preserve">Thứ ba, điều kiện thu nhận ảnh khắc nghiệt</w:t>
-      </w:r>
-      <w:r>
-        <w:t xml:space="preserve">: che khuất, bụi bẩn, nghiêng, ngược sáng, ban đêm.</w:t>
-      </w:r>
-      <w:r>
-        <w:t xml:space="preserve"> </w:t>
-      </w:r>
-      <w:r>
-        <w:rPr>
-          <w:b/>
-          <w:bCs/>
-        </w:rPr>
-        <w:t xml:space="preserve">Thứ tư, không có phần cứng tăng tốc</w:t>
-      </w:r>
-      <w:r>
-        <w:t xml:space="preserve">: máy thực hiện không có GPU CUDA, mọi suy luận và trình diễn chạy trên CPU (mục 4.1.4a, 4.3.1).</w:t>
-      </w:r>
-    </w:p>
+        <w:t xml:space="preserve">Nhận dạng biển số là bài toán nền tảng của bãi đỗ tự động, thu phí không dừng,</w:t>
+      </w:r>
+      <w:r>
+        <w:t xml:space="preserve"> </w:t>
+      </w:r>
+      <w:r>
+        <w:t xml:space="preserve">kiểm soát ra vào và giám sát giao thông. Áp một mô hình ALPR huấn luyện trên dữ</w:t>
+      </w:r>
+      <w:r>
+        <w:t xml:space="preserve"> </w:t>
+      </w:r>
+      <w:r>
+        <w:t xml:space="preserve">liệu nước ngoài vào Việt Nam gặp bốn trở ngại.</w:t>
+      </w:r>
+    </w:p>
+    <w:p>
+      <w:pPr>
+        <w:pStyle w:val="BodyText"/>
+      </w:pPr>
+      <w:r>
+        <w:rPr>
+          <w:b/>
+          <w:bCs/>
+        </w:rPr>
+        <w:t xml:space="preserve">Bảng 4.1.</w:t>
+      </w:r>
+      <w:r>
+        <w:t xml:space="preserve"> </w:t>
+      </w:r>
+      <w:r>
+        <w:t xml:space="preserve">Bốn trở ngại khi áp mô hình ALPR nước ngoài vào bối cảnh Việt Nam</w:t>
+      </w:r>
+    </w:p>
+    <w:tbl>
+      <w:tblPr>
+        <w:tblStyle w:val="Table"/>
+        <w:tblW w:type="auto" w:w="0"/>
+        <w:tblLook w:firstRow="1" w:lastRow="0" w:firstColumn="0" w:lastColumn="0" w:noHBand="0" w:noVBand="0" w:val="0020"/>
+      </w:tblPr>
+      <w:tblGrid>
+        <w:gridCol w:w="2640"/>
+        <w:gridCol w:w="2640"/>
+        <w:gridCol w:w="2640"/>
+      </w:tblGrid>
+      <w:tr>
+        <w:trPr>
+          <w:tblHeader w:val="on"/>
+        </w:trPr>
+        <w:tc>
+          <w:tcPr/>
+          <w:p>
+            <w:pPr>
+              <w:pStyle w:val="Compact"/>
+              <w:jc w:val="center"/>
+            </w:pPr>
+            <w:r>
+              <w:t xml:space="preserve">#</w:t>
+            </w:r>
+          </w:p>
+        </w:tc>
+        <w:tc>
+          <w:tcPr/>
+          <w:p>
+            <w:pPr>
+              <w:pStyle w:val="Compact"/>
+            </w:pPr>
+            <w:r>
+              <w:t xml:space="preserve">Trở ngại</w:t>
+            </w:r>
+          </w:p>
+        </w:tc>
+        <w:tc>
+          <w:tcPr/>
+          <w:p>
+            <w:pPr>
+              <w:pStyle w:val="Compact"/>
+            </w:pPr>
+            <w:r>
+              <w:t xml:space="preserve">Biểu hiện định lượng hoặc căn cứ</w:t>
+            </w:r>
+          </w:p>
+        </w:tc>
+      </w:tr>
+      <w:tr>
+        <w:tc>
+          <w:tcPr/>
+          <w:p>
+            <w:pPr>
+              <w:pStyle w:val="Compact"/>
+              <w:jc w:val="center"/>
+            </w:pPr>
+            <w:r>
+              <w:t xml:space="preserve">1</w:t>
+            </w:r>
+          </w:p>
+        </w:tc>
+        <w:tc>
+          <w:tcPr/>
+          <w:p>
+            <w:pPr>
+              <w:pStyle w:val="Compact"/>
+            </w:pPr>
+            <w:r>
+              <w:rPr>
+                <w:b/>
+                <w:bCs/>
+              </w:rPr>
+              <w:t xml:space="preserve">Biển hai dòng chiếm tỉ trọng lớn</w:t>
+            </w:r>
+            <w:r>
+              <w:t xml:space="preserve"> </w:t>
+            </w:r>
+            <w:r>
+              <w:t xml:space="preserve">— toàn bộ xe máy và một phần ô tô — trong khi đa số bộ dữ liệu quốc tế giả định biển một dòng</w:t>
+            </w:r>
+          </w:p>
+        </w:tc>
+        <w:tc>
+          <w:tcPr/>
+          <w:p>
+            <w:pPr>
+              <w:pStyle w:val="Compact"/>
+            </w:pPr>
+            <w:r>
+              <w:t xml:space="preserve">Mức suy giảm</w:t>
+            </w:r>
+            <w:r>
+              <w:t xml:space="preserve"> </w:t>
+            </w:r>
+            <w:r>
+              <w:rPr>
+                <w:b/>
+                <w:bCs/>
+              </w:rPr>
+              <w:t xml:space="preserve">đã đo được</w:t>
+            </w:r>
+            <w:r>
+              <w:t xml:space="preserve">: trên</w:t>
+            </w:r>
+            <w:r>
+              <w:t xml:space="preserve"> </w:t>
+            </w:r>
+            <w:r>
+              <w:rPr>
+                <w:b/>
+                <w:bCs/>
+              </w:rPr>
+              <w:t xml:space="preserve">bộ RodoSol-ALPR của Brazil</w:t>
+            </w:r>
+            <w:r>
+              <w:t xml:space="preserve">, OpenALPR đọc đúng 3.772/4.000 ô tô biển một dòng (</w:t>
+            </w:r>
+            <w:r>
+              <w:rPr>
+                <w:b/>
+                <w:bCs/>
+              </w:rPr>
+              <w:t xml:space="preserve">94,3%</w:t>
+            </w:r>
+            <w:r>
+              <w:t xml:space="preserve">) nhưng chỉ 1.827/4.000 xe máy biển hai dòng (</w:t>
+            </w:r>
+            <w:r>
+              <w:rPr>
+                <w:b/>
+                <w:bCs/>
+              </w:rPr>
+              <w:t xml:space="preserve">45,7%</w:t>
+            </w:r>
+            <w:r>
+              <w:t xml:space="preserve">) — chênh</w:t>
+            </w:r>
+            <w:r>
+              <w:t xml:space="preserve"> </w:t>
+            </w:r>
+            <w:r>
+              <w:rPr>
+                <w:b/>
+                <w:bCs/>
+              </w:rPr>
+              <w:t xml:space="preserve">48,6 điểm phần trăm</w:t>
+            </w:r>
+            <w:r>
+              <w:t xml:space="preserve"> </w:t>
+            </w:r>
+            <w:r>
+              <w:t xml:space="preserve">[2]</w:t>
+            </w:r>
+          </w:p>
+        </w:tc>
+      </w:tr>
+      <w:tr>
+        <w:tc>
+          <w:tcPr/>
+          <w:p>
+            <w:pPr>
+              <w:pStyle w:val="Compact"/>
+              <w:jc w:val="center"/>
+            </w:pPr>
+            <w:r>
+              <w:t xml:space="preserve">2</w:t>
+            </w:r>
+          </w:p>
+        </w:tc>
+        <w:tc>
+          <w:tcPr/>
+          <w:p>
+            <w:pPr>
+              <w:pStyle w:val="Compact"/>
+            </w:pPr>
+            <w:r>
+              <w:rPr>
+                <w:b/>
+                <w:bCs/>
+              </w:rPr>
+              <w:t xml:space="preserve">Quy chuẩn biển số có tính pháp lý và cấu trúc chặt</w:t>
+            </w:r>
+          </w:p>
+        </w:tc>
+        <w:tc>
+          <w:tcPr/>
+          <w:p>
+            <w:pPr>
+              <w:pStyle w:val="Compact"/>
+            </w:pPr>
+            <w:r>
+              <w:t xml:space="preserve">TT 79/2024/TT-BCA [3]</w:t>
+            </w:r>
+            <w:r>
+              <w:t xml:space="preserve">, sửa đổi bởi TT 13/2025 [4]</w:t>
+            </w:r>
+            <w:r>
+              <w:t xml:space="preserve"> </w:t>
+            </w:r>
+            <w:r>
+              <w:t xml:space="preserve">và TT 51/2025 [5]</w:t>
+            </w:r>
+            <w:r>
+              <w:t xml:space="preserve">; thông số vật lý theo QCVN 08:2024/BCA [6]</w:t>
+            </w:r>
+            <w:r>
+              <w:t xml:space="preserve">. Cấu trúc chặt vừa là ràng buộc, vừa là</w:t>
+            </w:r>
+            <w:r>
+              <w:t xml:space="preserve"> </w:t>
+            </w:r>
+            <w:r>
+              <w:rPr>
+                <w:b/>
+                <w:bCs/>
+              </w:rPr>
+              <w:t xml:space="preserve">cơ hội thiết kế</w:t>
+            </w:r>
+            <w:r>
+              <w:t xml:space="preserve"> </w:t>
+            </w:r>
+            <w:r>
+              <w:t xml:space="preserve">cho khối hậu xử lý dựa trên luật</w:t>
+            </w:r>
+          </w:p>
+        </w:tc>
+      </w:tr>
+      <w:tr>
+        <w:tc>
+          <w:tcPr/>
+          <w:p>
+            <w:pPr>
+              <w:pStyle w:val="Compact"/>
+              <w:jc w:val="center"/>
+            </w:pPr>
+            <w:r>
+              <w:t xml:space="preserve">3</w:t>
+            </w:r>
+          </w:p>
+        </w:tc>
+        <w:tc>
+          <w:tcPr/>
+          <w:p>
+            <w:pPr>
+              <w:pStyle w:val="Compact"/>
+            </w:pPr>
+            <w:r>
+              <w:rPr>
+                <w:b/>
+                <w:bCs/>
+              </w:rPr>
+              <w:t xml:space="preserve">Điều kiện thu nhận ảnh khắc nghiệt</w:t>
+            </w:r>
+          </w:p>
+        </w:tc>
+        <w:tc>
+          <w:tcPr/>
+          <w:p>
+            <w:pPr>
+              <w:pStyle w:val="Compact"/>
+            </w:pPr>
+            <w:r>
+              <w:t xml:space="preserve">Che khuất, bụi bẩn, chụp nghiêng, ngược sáng, ban đêm</w:t>
+            </w:r>
+          </w:p>
+        </w:tc>
+      </w:tr>
+      <w:tr>
+        <w:tc>
+          <w:tcPr/>
+          <w:p>
+            <w:pPr>
+              <w:pStyle w:val="Compact"/>
+              <w:jc w:val="center"/>
+            </w:pPr>
+            <w:r>
+              <w:t xml:space="preserve">4</w:t>
+            </w:r>
+          </w:p>
+        </w:tc>
+        <w:tc>
+          <w:tcPr/>
+          <w:p>
+            <w:pPr>
+              <w:pStyle w:val="Compact"/>
+            </w:pPr>
+            <w:r>
+              <w:rPr>
+                <w:b/>
+                <w:bCs/>
+              </w:rPr>
+              <w:t xml:space="preserve">Không có phần cứng tăng tốc</w:t>
+            </w:r>
+          </w:p>
+        </w:tc>
+        <w:tc>
+          <w:tcPr/>
+          <w:p>
+            <w:pPr>
+              <w:pStyle w:val="Compact"/>
+            </w:pPr>
+            <w:r>
+              <w:t xml:space="preserve">Máy thực hiện không có GPU CUDA; mọi suy luận và trình diễn chạy trên CPU (mục 4.1.4a, 4.3.1)</w:t>
+            </w:r>
+          </w:p>
+        </w:tc>
+      </w:tr>
+    </w:tbl>
     <w:p>
       <w:pPr>
         <w:pStyle w:val="BlockText"/>
@@ -18328,7 +18563,7 @@
           <w:b/>
           <w:bCs/>
         </w:rPr>
-        <w:t xml:space="preserve">Bảng 4.1.</w:t>
+        <w:t xml:space="preserve">Bảng 4.2.</w:t>
       </w:r>
       <w:r>
         <w:t xml:space="preserve"> </w:t>
@@ -19381,7 +19616,7 @@
           <w:b/>
           <w:bCs/>
         </w:rPr>
-        <w:t xml:space="preserve">Bảng 4.2.</w:t>
+        <w:t xml:space="preserve">Bảng 4.3.</w:t>
       </w:r>
       <w:r>
         <w:t xml:space="preserve"> </w:t>
@@ -20531,7 +20766,7 @@
           <w:b/>
           <w:bCs/>
         </w:rPr>
-        <w:t xml:space="preserve">Bảng 4.3.</w:t>
+        <w:t xml:space="preserve">Bảng 4.4.</w:t>
       </w:r>
       <w:r>
         <w:t xml:space="preserve"> </w:t>
@@ -22112,7 +22347,7 @@
           <w:b/>
           <w:bCs/>
         </w:rPr>
-        <w:t xml:space="preserve">Bảng 4.4.</w:t>
+        <w:t xml:space="preserve">Bảng 4.5.</w:t>
       </w:r>
       <w:r>
         <w:t xml:space="preserve"> </w:t>
@@ -23205,7 +23440,7 @@
           <w:b/>
           <w:bCs/>
         </w:rPr>
-        <w:t xml:space="preserve">Bảng 4.5.</w:t>
+        <w:t xml:space="preserve">Bảng 4.6.</w:t>
       </w:r>
       <w:r>
         <w:t xml:space="preserve"> </w:t>
@@ -24722,7 +24957,7 @@
           <w:b/>
           <w:bCs/>
         </w:rPr>
-        <w:t xml:space="preserve">Bảng 4.6.</w:t>
+        <w:t xml:space="preserve">Bảng 4.7.</w:t>
       </w:r>
       <w:r>
         <w:t xml:space="preserve"> </w:t>
@@ -25025,23 +25260,7 @@
         <w:pStyle w:val="BodyText"/>
       </w:pPr>
       <w:r>
-        <w:t xml:space="preserve">Ba giới hạn cần nêu kèm kết quả trên. Thứ nhất, 542 ảnh đã bị loại khỏi phép đo, gồm toàn bộ lớp không xác định và các ảnh chụp ban đêm hoặc hồng ngoại mà chính người gán nhãn cũng không xác định được màu. Thứ hai, dạng lỗi chủ đạo là biển trắng bị phân loại thành biển xanh — 21 trong tổng số 33 trường hợp sai — do một số điểm ảnh ám lạnh vượt ngưỡng bão hoà. Thứ ba, phạm vi phép đo hẹp hơn phạm vi mô-đun: bộ dữ liệu không chứa biển đỏ và biển ngoại giao nên hai nhánh này chưa có số liệu đánh giá — ghi thành</w:t>
-      </w:r>
-      <w:r>
-        <w:t xml:space="preserve"> </w:t>
-      </w:r>
-      <w:r>
-        <w:rPr>
-          <w:b/>
-          <w:bCs/>
-        </w:rPr>
-        <w:t xml:space="preserve">hạn chế số 10</w:t>
-      </w:r>
-      <w:r>
-        <w:t xml:space="preserve"> </w:t>
-      </w:r>
-      <w:r>
-        <w:t xml:space="preserve">ở mục 6.2.</w:t>
+        <w:t xml:space="preserve">Ba giới hạn cần nêu kèm kết quả trên.</w:t>
       </w:r>
     </w:p>
     <w:p>
@@ -25049,104 +25268,17 @@
         <w:pStyle w:val="BodyText"/>
       </w:pPr>
       <w:r>
-        <w:t xml:space="preserve">Cần lưu ý thêm rằng toàn bộ ảnh của bộ dữ liệu này đã bị biến đổi tỉ lệ về khung vuông trước khi công bố, nên bộ không dùng được để đánh giá độ chính xác nhận dạng ký tự — phép biến đổi phá huỷ tỉ lệ khung hình mà thuật toán ước lượng số dòng dựa vào. Màu nền không chịu ảnh hưởng, do đó bộ dữ liệu chỉ được dùng cho đúng câu hỏi về màu sắc.</w:t>
-      </w:r>
-    </w:p>
-    <w:bookmarkEnd w:id="132"/>
-    <w:bookmarkEnd w:id="133"/>
-    <w:bookmarkStart w:id="138" w:name="Xd33c5fd3fcbf5c7f74138f222cc9bcbb755d6d1"/>
-    <w:p>
-      <w:pPr>
-        <w:pStyle w:val="Heading2"/>
-      </w:pPr>
-      <w:r>
-        <w:t xml:space="preserve">4.7. Máy chủ và cơ sở dữ liệu</w:t>
-      </w:r>
-    </w:p>
-    <w:bookmarkStart w:id="134" w:name="Xe560b8397332a19c15b4817024d50105975592c"/>
-    <w:p>
-      <w:pPr>
-        <w:pStyle w:val="Heading3"/>
-      </w:pPr>
-      <w:r>
-        <w:t xml:space="preserve">4.7.1. Kiến trúc phân tầng và tầng nghiệp vụ</w:t>
-      </w:r>
-    </w:p>
-    <w:p>
-      <w:pPr>
-        <w:pStyle w:val="FirstParagraph"/>
-      </w:pPr>
-      <w:r>
-        <w:t xml:space="preserve">Máy chủ được tổ chức thành năm tầng với luồng phụ thuộc một chiều nghiêm ngặt, trong đó tầng lõi được mọi tầng khác sử dụng nhưng không phụ thuộc tầng nào. Ba quy tắc chi phối toàn bộ tầng nghiệp vụ.</w:t>
-      </w:r>
-    </w:p>
-    <w:p>
-      <w:pPr>
-        <w:pStyle w:val="BodyText"/>
-      </w:pPr>
-      <w:r>
-        <w:t xml:space="preserve">Thứ nhất, tầng định tuyến không chứa truy vấn: mọi truy cập dữ liệu đi qua tầng kho dữ liệu, nhờ đó một thay đổi lược đồ chỉ có bán kính ảnh hưởng trong phạm vi một mô-đun. Thứ hai, tầng kho dữ liệu chỉ đẩy thay đổi xuống phiên làm việc mà không bao giờ tự xác nhận giao dịch: việc lưu một lượt nhận dạng cùng toàn bộ biển số thuộc lượt đó là một thao tác logic duy nhất, và xác nhận giao dịch giữa chừng sẽ để lại trạng thái không nhất quán mà từng bản ghi riêng lẻ vẫn hợp lệ; ranh giới giao dịch vì vậy thuộc về tầng dịch vụ. Thứ ba, khoá sắp xếp trong truy vấn được ánh xạ qua danh sách cho phép tường minh thay vì truy xuất thuộc tính động, bởi cách thứ hai biến một tham số không hợp lệ thành lỗi máy chủ thay vì lỗi yêu cầu.</w:t>
-      </w:r>
-    </w:p>
-    <w:p>
-      <w:pPr>
-        <w:pStyle w:val="BodyText"/>
-      </w:pPr>
-      <w:r>
-        <w:t xml:space="preserve">Về xử lý lỗi, mỗi ngoại lệ mang hai mô tả cho hai đối tượng đọc khác nhau: một thông điệp tiếng Việt ngắn gọn kèm hành động khắc phục, đi vào thân phản hồi HTTP; và một mô tả kỹ thuật chỉ đi vào nhật ký hệ thống. Cây ngoại lệ được ánh xạ trực tiếp sang mã trạng thái HTTP, kèm một bộ xử lý bắt tất cả nhằm bảo đảm ngoại lệ ngoài dự kiến không làm lộ vết ngăn xếp ra phía người dùng (NFR-S4). Nhật ký được ghi theo định dạng có cấu trúc, mỗi bản ghi là một đối tượng dữ liệu kèm định danh yêu cầu truyền ngầm qua ngữ cảnh thực thi; điều này là bắt buộc vì nhật ký của tác vụ video xen kẽ với nhật ký của các yêu cầu đồng thời, và văn bản thuần không cho phép tách lại chuỗi sự kiện của một yêu cầu cụ thể.</w:t>
-      </w:r>
-    </w:p>
-    <w:p>
-      <w:pPr>
-        <w:pStyle w:val="BodyText"/>
-      </w:pPr>
-      <w:r>
-        <w:t xml:space="preserve">Cần lưu ý rằng phần lớn sự cố gặp phải trong quá trình cài đặt nằm ở ranh giới giữa mã nguồn và môi trường thực thi — nguồn cấu hình, tầng lưu trữ và bảng mã đầu ra — và đều vượt qua được kiểm thử đơn vị. Đây là lập luận thực nghiệm cho yêu cầu bộ kiểm thử phải bao gồm kiểm thử tích hợp chạy trên đường dẫn thật, chứ không chỉ kiểm thử đơn vị với thành phần giả lập.</w:t>
-      </w:r>
-    </w:p>
-    <w:p>
-      <w:pPr>
-        <w:pStyle w:val="BodyText"/>
-      </w:pPr>
-      <w:r>
-        <w:t xml:space="preserve">Kiến trúc năm tầng và các thành phần cụ thể của từng tầng đã trình bày ở</w:t>
-      </w:r>
-      <w:r>
-        <w:t xml:space="preserve"> </w:t>
-      </w:r>
-      <w:r>
-        <w:rPr>
-          <w:b/>
-          <w:bCs/>
-        </w:rPr>
-        <w:t xml:space="preserve">Hình 4.2</w:t>
-      </w:r>
-      <w:r>
-        <w:t xml:space="preserve">; mục này chỉ nêu ba quy tắc riêng khiến tầng nghiệp vụ tách biệt</w:t>
-      </w:r>
-      <w:r>
-        <w:t xml:space="preserve"> </w:t>
-      </w:r>
-      <w:r>
-        <w:t xml:space="preserve">được khỏi hai tầng kề nó.</w:t>
-      </w:r>
-    </w:p>
-    <w:p>
-      <w:pPr>
-        <w:pStyle w:val="BodyText"/>
-      </w:pPr>
-      <w:r>
-        <w:rPr>
-          <w:b/>
-          <w:bCs/>
-        </w:rPr>
-        <w:t xml:space="preserve">Bảng 4.7.</w:t>
-      </w:r>
-      <w:r>
-        <w:t xml:space="preserve"> </w:t>
-      </w:r>
-      <w:r>
-        <w:t xml:space="preserve">Ba quy tắc giữ cho tầng nghiệp vụ tách biệt</w:t>
+        <w:rPr>
+          <w:b/>
+          <w:bCs/>
+        </w:rPr>
+        <w:t xml:space="preserve">Bảng 4.8.</w:t>
+      </w:r>
+      <w:r>
+        <w:t xml:space="preserve"> </w:t>
+      </w:r>
+      <w:r>
+        <w:t xml:space="preserve">Ba giới hạn của phép đo bộ nhận màu nền</w:t>
       </w:r>
     </w:p>
     <w:tbl>
@@ -25169,31 +25301,32 @@
           <w:p>
             <w:pPr>
               <w:pStyle w:val="Compact"/>
-            </w:pPr>
-            <w:r>
-              <w:t xml:space="preserve">Quy tắc</w:t>
-            </w:r>
-          </w:p>
-        </w:tc>
-        <w:tc>
-          <w:tcPr/>
-          <w:p>
-            <w:pPr>
-              <w:pStyle w:val="Compact"/>
-            </w:pPr>
-            <w:r>
-              <w:t xml:space="preserve">Nội dung</w:t>
-            </w:r>
-          </w:p>
-        </w:tc>
-        <w:tc>
-          <w:tcPr/>
-          <w:p>
-            <w:pPr>
-              <w:pStyle w:val="Compact"/>
-            </w:pPr>
-            <w:r>
-              <w:t xml:space="preserve">Vì sao</w:t>
+              <w:jc w:val="center"/>
+            </w:pPr>
+            <w:r>
+              <w:t xml:space="preserve">#</w:t>
+            </w:r>
+          </w:p>
+        </w:tc>
+        <w:tc>
+          <w:tcPr/>
+          <w:p>
+            <w:pPr>
+              <w:pStyle w:val="Compact"/>
+            </w:pPr>
+            <w:r>
+              <w:t xml:space="preserve">Giới hạn</w:t>
+            </w:r>
+          </w:p>
+        </w:tc>
+        <w:tc>
+          <w:tcPr/>
+          <w:p>
+            <w:pPr>
+              <w:pStyle w:val="Compact"/>
+            </w:pPr>
+            <w:r>
+              <w:t xml:space="preserve">Chi tiết</w:t>
             </w:r>
           </w:p>
         </w:tc>
@@ -25204,41 +25337,36 @@
           <w:p>
             <w:pPr>
               <w:pStyle w:val="Compact"/>
-            </w:pPr>
-            <w:r>
-              <w:t xml:space="preserve">Định tuyến</w:t>
-            </w:r>
-            <w:r>
-              <w:t xml:space="preserve"> </w:t>
-            </w:r>
+              <w:jc w:val="center"/>
+            </w:pPr>
+            <w:r>
+              <w:t xml:space="preserve">1</w:t>
+            </w:r>
+          </w:p>
+        </w:tc>
+        <w:tc>
+          <w:tcPr/>
+          <w:p>
+            <w:pPr>
+              <w:pStyle w:val="Compact"/>
+            </w:pPr>
             <w:r>
               <w:rPr>
                 <w:b/>
                 <w:bCs/>
               </w:rPr>
-              <w:t xml:space="preserve">không chứa truy vấn</w:t>
-            </w:r>
-          </w:p>
-        </w:tc>
-        <w:tc>
-          <w:tcPr/>
-          <w:p>
-            <w:pPr>
-              <w:pStyle w:val="Compact"/>
-            </w:pPr>
-            <w:r>
-              <w:t xml:space="preserve">Mọi truy cập dữ liệu đi qua tầng kho dữ liệu</w:t>
-            </w:r>
-          </w:p>
-        </w:tc>
-        <w:tc>
-          <w:tcPr/>
-          <w:p>
-            <w:pPr>
-              <w:pStyle w:val="Compact"/>
-            </w:pPr>
-            <w:r>
-              <w:t xml:space="preserve">Một thay đổi lược đồ chỉ có bán kính ảnh hưởng trong tầng kho, không lan ra route</w:t>
+              <w:t xml:space="preserve">542 ảnh bị loại khỏi phép đo</w:t>
+            </w:r>
+          </w:p>
+        </w:tc>
+        <w:tc>
+          <w:tcPr/>
+          <w:p>
+            <w:pPr>
+              <w:pStyle w:val="Compact"/>
+            </w:pPr>
+            <w:r>
+              <w:t xml:space="preserve">Toàn bộ lớp không xác định, cùng các ảnh chụp ban đêm hoặc hồng ngoại mà chính người gán nhãn cũng không xác định được màu</w:t>
             </w:r>
           </w:p>
         </w:tc>
@@ -25249,41 +25377,46 @@
           <w:p>
             <w:pPr>
               <w:pStyle w:val="Compact"/>
-            </w:pPr>
-            <w:r>
-              <w:t xml:space="preserve">Ngoại lệ mang</w:t>
-            </w:r>
-            <w:r>
-              <w:t xml:space="preserve"> </w:t>
-            </w:r>
+              <w:jc w:val="center"/>
+            </w:pPr>
+            <w:r>
+              <w:t xml:space="preserve">2</w:t>
+            </w:r>
+          </w:p>
+        </w:tc>
+        <w:tc>
+          <w:tcPr/>
+          <w:p>
+            <w:pPr>
+              <w:pStyle w:val="Compact"/>
+            </w:pPr>
             <w:r>
               <w:rPr>
                 <w:b/>
                 <w:bCs/>
               </w:rPr>
-              <w:t xml:space="preserve">hai mô tả</w:t>
-            </w:r>
-          </w:p>
-        </w:tc>
-        <w:tc>
-          <w:tcPr/>
-          <w:p>
-            <w:pPr>
-              <w:pStyle w:val="Compact"/>
-            </w:pPr>
-            <w:r>
-              <w:t xml:space="preserve">Một thông điệp tiếng Việt kèm hành động khắc phục cho người dùng, một thông điệp kỹ thuật cho nhật ký</w:t>
-            </w:r>
-          </w:p>
-        </w:tc>
-        <w:tc>
-          <w:tcPr/>
-          <w:p>
-            <w:pPr>
-              <w:pStyle w:val="Compact"/>
-            </w:pPr>
-            <w:r>
-              <w:t xml:space="preserve">Hai đối tượng đọc khác nhau cần hai mức chi tiết khác nhau</w:t>
+              <w:t xml:space="preserve">Dạng lỗi chủ đạo: biển trắng bị xếp thành biển xanh</w:t>
+            </w:r>
+          </w:p>
+        </w:tc>
+        <w:tc>
+          <w:tcPr/>
+          <w:p>
+            <w:pPr>
+              <w:pStyle w:val="Compact"/>
+            </w:pPr>
+            <w:r>
+              <w:rPr>
+                <w:b/>
+                <w:bCs/>
+              </w:rPr>
+              <w:t xml:space="preserve">21 trên 33</w:t>
+            </w:r>
+            <w:r>
+              <w:t xml:space="preserve"> </w:t>
+            </w:r>
+            <w:r>
+              <w:t xml:space="preserve">trường hợp sai, do một số điểm ảnh ám lạnh vượt ngưỡng bão hoà</w:t>
             </w:r>
           </w:p>
         </w:tc>
@@ -25294,46 +25427,428 @@
           <w:p>
             <w:pPr>
               <w:pStyle w:val="Compact"/>
-            </w:pPr>
-            <w:r>
-              <w:t xml:space="preserve">Phần lớn sự cố nằm ở</w:t>
-            </w:r>
-            <w:r>
-              <w:t xml:space="preserve"> </w:t>
-            </w:r>
+              <w:jc w:val="center"/>
+            </w:pPr>
+            <w:r>
+              <w:t xml:space="preserve">3</w:t>
+            </w:r>
+          </w:p>
+        </w:tc>
+        <w:tc>
+          <w:tcPr/>
+          <w:p>
+            <w:pPr>
+              <w:pStyle w:val="Compact"/>
+            </w:pPr>
             <w:r>
               <w:rPr>
                 <w:b/>
                 <w:bCs/>
               </w:rPr>
-              <w:t xml:space="preserve">ranh giới mã ↔ môi trường</w:t>
-            </w:r>
-          </w:p>
-        </w:tc>
-        <w:tc>
-          <w:tcPr/>
-          <w:p>
-            <w:pPr>
-              <w:pStyle w:val="Compact"/>
-            </w:pPr>
-            <w:r>
-              <w:t xml:space="preserve">Nguồn cấu hình, đường dẫn, phiên bản thư viện</w:t>
-            </w:r>
-          </w:p>
-        </w:tc>
-        <w:tc>
-          <w:tcPr/>
-          <w:p>
-            <w:pPr>
-              <w:pStyle w:val="Compact"/>
-            </w:pPr>
-            <w:r>
-              <w:t xml:space="preserve">Ghi lại để người bảo trì tìm đúng chỗ trước, thay vì đọc lại logic nghiệp vụ</w:t>
+              <w:t xml:space="preserve">Phạm vi phép đo hẹp hơn phạm vi mô-đun</w:t>
+            </w:r>
+          </w:p>
+        </w:tc>
+        <w:tc>
+          <w:tcPr/>
+          <w:p>
+            <w:pPr>
+              <w:pStyle w:val="Compact"/>
+            </w:pPr>
+            <w:r>
+              <w:t xml:space="preserve">Bộ dữ liệu không chứa biển đỏ và biển ngoại giao nên hai nhánh này chưa có số liệu đánh giá — ghi thành</w:t>
+            </w:r>
+            <w:r>
+              <w:t xml:space="preserve"> </w:t>
+            </w:r>
+            <w:r>
+              <w:rPr>
+                <w:b/>
+                <w:bCs/>
+              </w:rPr>
+              <w:t xml:space="preserve">hạn chế số 10</w:t>
+            </w:r>
+            <w:r>
+              <w:t xml:space="preserve"> </w:t>
+            </w:r>
+            <w:r>
+              <w:t xml:space="preserve">ở mục 6.2</w:t>
             </w:r>
           </w:p>
         </w:tc>
       </w:tr>
     </w:tbl>
+    <w:p>
+      <w:pPr>
+        <w:pStyle w:val="BodyText"/>
+      </w:pPr>
+      <w:r>
+        <w:t xml:space="preserve">Cần lưu ý thêm rằng toàn bộ ảnh của bộ dữ liệu này đã bị biến đổi tỉ lệ về khung vuông trước khi công bố, nên bộ không dùng được để đánh giá độ chính xác nhận dạng ký tự — phép biến đổi phá huỷ tỉ lệ khung hình mà thuật toán ước lượng số dòng dựa vào. Màu nền không chịu ảnh hưởng, do đó bộ dữ liệu chỉ được dùng cho đúng câu hỏi về màu sắc.</w:t>
+      </w:r>
+    </w:p>
+    <w:bookmarkEnd w:id="132"/>
+    <w:bookmarkEnd w:id="133"/>
+    <w:bookmarkStart w:id="138" w:name="Xd33c5fd3fcbf5c7f74138f222cc9bcbb755d6d1"/>
+    <w:p>
+      <w:pPr>
+        <w:pStyle w:val="Heading2"/>
+      </w:pPr>
+      <w:r>
+        <w:t xml:space="preserve">4.7. Máy chủ và cơ sở dữ liệu</w:t>
+      </w:r>
+    </w:p>
+    <w:bookmarkStart w:id="134" w:name="Xe560b8397332a19c15b4817024d50105975592c"/>
+    <w:p>
+      <w:pPr>
+        <w:pStyle w:val="Heading3"/>
+      </w:pPr>
+      <w:r>
+        <w:t xml:space="preserve">4.7.1. Kiến trúc phân tầng và tầng nghiệp vụ</w:t>
+      </w:r>
+    </w:p>
+    <w:p>
+      <w:pPr>
+        <w:pStyle w:val="FirstParagraph"/>
+      </w:pPr>
+      <w:r>
+        <w:t xml:space="preserve">Máy chủ tổ chức thành năm tầng với luồng phụ thuộc một chiều nghiêm ngặt: tầng</w:t>
+      </w:r>
+      <w:r>
+        <w:t xml:space="preserve"> </w:t>
+      </w:r>
+      <w:r>
+        <w:t xml:space="preserve">lõi được mọi tầng khác dùng nhưng không phụ thuộc tầng nào. Kiến trúc và các</w:t>
+      </w:r>
+      <w:r>
+        <w:t xml:space="preserve"> </w:t>
+      </w:r>
+      <w:r>
+        <w:t xml:space="preserve">thành phần cụ thể của từng tầng đã trình bày ở</w:t>
+      </w:r>
+      <w:r>
+        <w:t xml:space="preserve"> </w:t>
+      </w:r>
+      <w:r>
+        <w:rPr>
+          <w:b/>
+          <w:bCs/>
+        </w:rPr>
+        <w:t xml:space="preserve">Hình 4.2</w:t>
+      </w:r>
+      <w:r>
+        <w:t xml:space="preserve">; mục này nêu ba quy</w:t>
+      </w:r>
+      <w:r>
+        <w:t xml:space="preserve"> </w:t>
+      </w:r>
+      <w:r>
+        <w:t xml:space="preserve">tắc riêng khiến tầng nghiệp vụ tách biệt được khỏi hai tầng kề nó.</w:t>
+      </w:r>
+    </w:p>
+    <w:p>
+      <w:pPr>
+        <w:pStyle w:val="BodyText"/>
+      </w:pPr>
+      <w:r>
+        <w:rPr>
+          <w:b/>
+          <w:bCs/>
+        </w:rPr>
+        <w:t xml:space="preserve">Bảng 4.9.</w:t>
+      </w:r>
+      <w:r>
+        <w:t xml:space="preserve"> </w:t>
+      </w:r>
+      <w:r>
+        <w:t xml:space="preserve">Ba quy tắc giữ cho tầng nghiệp vụ tách biệt</w:t>
+      </w:r>
+    </w:p>
+    <w:tbl>
+      <w:tblPr>
+        <w:tblStyle w:val="Table"/>
+        <w:tblW w:type="auto" w:w="0"/>
+        <w:tblLook w:firstRow="1" w:lastRow="0" w:firstColumn="0" w:lastColumn="0" w:noHBand="0" w:noVBand="0" w:val="0020"/>
+      </w:tblPr>
+      <w:tblGrid>
+        <w:gridCol w:w="2640"/>
+        <w:gridCol w:w="2640"/>
+        <w:gridCol w:w="2640"/>
+      </w:tblGrid>
+      <w:tr>
+        <w:trPr>
+          <w:tblHeader w:val="on"/>
+        </w:trPr>
+        <w:tc>
+          <w:tcPr/>
+          <w:p>
+            <w:pPr>
+              <w:pStyle w:val="Compact"/>
+            </w:pPr>
+            <w:r>
+              <w:t xml:space="preserve">Quy tắc</w:t>
+            </w:r>
+          </w:p>
+        </w:tc>
+        <w:tc>
+          <w:tcPr/>
+          <w:p>
+            <w:pPr>
+              <w:pStyle w:val="Compact"/>
+            </w:pPr>
+            <w:r>
+              <w:t xml:space="preserve">Nội dung</w:t>
+            </w:r>
+          </w:p>
+        </w:tc>
+        <w:tc>
+          <w:tcPr/>
+          <w:p>
+            <w:pPr>
+              <w:pStyle w:val="Compact"/>
+            </w:pPr>
+            <w:r>
+              <w:t xml:space="preserve">Hệ quả</w:t>
+            </w:r>
+          </w:p>
+        </w:tc>
+      </w:tr>
+      <w:tr>
+        <w:tc>
+          <w:tcPr/>
+          <w:p>
+            <w:pPr>
+              <w:pStyle w:val="Compact"/>
+            </w:pPr>
+            <w:r>
+              <w:t xml:space="preserve">Tầng định tuyến</w:t>
+            </w:r>
+            <w:r>
+              <w:t xml:space="preserve"> </w:t>
+            </w:r>
+            <w:r>
+              <w:rPr>
+                <w:b/>
+                <w:bCs/>
+              </w:rPr>
+              <w:t xml:space="preserve">không chứa truy vấn</w:t>
+            </w:r>
+          </w:p>
+        </w:tc>
+        <w:tc>
+          <w:tcPr/>
+          <w:p>
+            <w:pPr>
+              <w:pStyle w:val="Compact"/>
+            </w:pPr>
+            <w:r>
+              <w:t xml:space="preserve">Mọi truy cập dữ liệu đi qua tầng kho dữ liệu</w:t>
+            </w:r>
+          </w:p>
+        </w:tc>
+        <w:tc>
+          <w:tcPr/>
+          <w:p>
+            <w:pPr>
+              <w:pStyle w:val="Compact"/>
+            </w:pPr>
+            <w:r>
+              <w:t xml:space="preserve">Một thay đổi lược đồ có</w:t>
+            </w:r>
+            <w:r>
+              <w:t xml:space="preserve"> </w:t>
+            </w:r>
+            <w:r>
+              <w:rPr>
+                <w:b/>
+                <w:bCs/>
+              </w:rPr>
+              <w:t xml:space="preserve">bán kính ảnh hưởng gói trong một mô-đun</w:t>
+            </w:r>
+            <w:r>
+              <w:t xml:space="preserve">, không lan ra tầng định tuyến</w:t>
+            </w:r>
+          </w:p>
+        </w:tc>
+      </w:tr>
+      <w:tr>
+        <w:tc>
+          <w:tcPr/>
+          <w:p>
+            <w:pPr>
+              <w:pStyle w:val="Compact"/>
+            </w:pPr>
+            <w:r>
+              <w:t xml:space="preserve">Tầng kho</w:t>
+            </w:r>
+            <w:r>
+              <w:t xml:space="preserve"> </w:t>
+            </w:r>
+            <w:r>
+              <w:rPr>
+                <w:b/>
+                <w:bCs/>
+              </w:rPr>
+              <w:t xml:space="preserve">không tự xác nhận giao dịch</w:t>
+            </w:r>
+          </w:p>
+        </w:tc>
+        <w:tc>
+          <w:tcPr/>
+          <w:p>
+            <w:pPr>
+              <w:pStyle w:val="Compact"/>
+            </w:pPr>
+            <w:r>
+              <w:t xml:space="preserve">Chỉ đẩy thay đổi xuống phiên làm việc; việc xác nhận thuộc về tầng gọi</w:t>
+            </w:r>
+          </w:p>
+        </w:tc>
+        <w:tc>
+          <w:tcPr/>
+          <w:p>
+            <w:pPr>
+              <w:pStyle w:val="Compact"/>
+            </w:pPr>
+            <w:r>
+              <w:t xml:space="preserve">Lưu một lượt nhận dạng cùng toàn bộ biển số thuộc lượt đó là</w:t>
+            </w:r>
+            <w:r>
+              <w:t xml:space="preserve"> </w:t>
+            </w:r>
+            <w:r>
+              <w:rPr>
+                <w:b/>
+                <w:bCs/>
+              </w:rPr>
+              <w:t xml:space="preserve">một thao tác logic duy nhất</w:t>
+            </w:r>
+            <w:r>
+              <w:t xml:space="preserve"> </w:t>
+            </w:r>
+            <w:r>
+              <w:t xml:space="preserve">— xác nhận giữa chừng sẽ để lại bản ghi nửa vời</w:t>
+            </w:r>
+          </w:p>
+        </w:tc>
+      </w:tr>
+      <w:tr>
+        <w:tc>
+          <w:tcPr/>
+          <w:p>
+            <w:pPr>
+              <w:pStyle w:val="Compact"/>
+            </w:pPr>
+            <w:r>
+              <w:t xml:space="preserve">Mỗi ngoại lệ mang</w:t>
+            </w:r>
+            <w:r>
+              <w:t xml:space="preserve"> </w:t>
+            </w:r>
+            <w:r>
+              <w:rPr>
+                <w:b/>
+                <w:bCs/>
+              </w:rPr>
+              <w:t xml:space="preserve">hai mô tả</w:t>
+            </w:r>
+          </w:p>
+        </w:tc>
+        <w:tc>
+          <w:tcPr/>
+          <w:p>
+            <w:pPr>
+              <w:pStyle w:val="Compact"/>
+            </w:pPr>
+            <w:r>
+              <w:t xml:space="preserve">Thông điệp tiếng Việt kèm hành động khắc phục đi vào thân phản hồi HTTP; mô tả kỹ thuật chỉ đi vào nhật ký</w:t>
+            </w:r>
+          </w:p>
+        </w:tc>
+        <w:tc>
+          <w:tcPr/>
+          <w:p>
+            <w:pPr>
+              <w:pStyle w:val="Compact"/>
+            </w:pPr>
+            <w:r>
+              <w:t xml:space="preserve">Cây ngoại lệ ánh xạ thẳng sang mã trạng thái HTTP, kèm bộ xử lý bắt tất cả để ngoại lệ ngoài dự kiến</w:t>
+            </w:r>
+            <w:r>
+              <w:t xml:space="preserve"> </w:t>
+            </w:r>
+            <w:r>
+              <w:rPr>
+                <w:b/>
+                <w:bCs/>
+              </w:rPr>
+              <w:t xml:space="preserve">không làm lộ vết ngăn xếp</w:t>
+            </w:r>
+            <w:r>
+              <w:t xml:space="preserve"> </w:t>
+            </w:r>
+            <w:r>
+              <w:t xml:space="preserve">ra người dùng (NFR-S4)</w:t>
+            </w:r>
+          </w:p>
+        </w:tc>
+      </w:tr>
+    </w:tbl>
+    <w:p>
+      <w:pPr>
+        <w:pStyle w:val="BodyText"/>
+      </w:pPr>
+      <w:r>
+        <w:t xml:space="preserve">Phần lớn sự cố gặp trong quá trình cài đặt nằm ở</w:t>
+      </w:r>
+      <w:r>
+        <w:t xml:space="preserve"> </w:t>
+      </w:r>
+      <w:r>
+        <w:rPr>
+          <w:b/>
+          <w:bCs/>
+        </w:rPr>
+        <w:t xml:space="preserve">ranh giới giữa mã nguồn và</w:t>
+      </w:r>
+      <w:r>
+        <w:rPr>
+          <w:b/>
+          <w:bCs/>
+        </w:rPr>
+        <w:t xml:space="preserve"> </w:t>
+      </w:r>
+      <w:r>
+        <w:rPr>
+          <w:b/>
+          <w:bCs/>
+        </w:rPr>
+        <w:t xml:space="preserve">môi trường thực thi</w:t>
+      </w:r>
+      <w:r>
+        <w:t xml:space="preserve"> </w:t>
+      </w:r>
+      <w:r>
+        <w:t xml:space="preserve">— nguồn cấu hình, tầng lưu trữ, bảng mã đầu ra — và đều</w:t>
+      </w:r>
+      <w:r>
+        <w:t xml:space="preserve"> </w:t>
+      </w:r>
+      <w:r>
+        <w:t xml:space="preserve">vượt qua được kiểm thử đơn vị. Đây là lập luận thực nghiệm cho việc bộ kiểm thử</w:t>
+      </w:r>
+      <w:r>
+        <w:t xml:space="preserve"> </w:t>
+      </w:r>
+      <w:r>
+        <w:t xml:space="preserve">phải có kiểm thử tích hợp chạy trên đường dẫn thật, không chỉ kiểm thử đơn vị</w:t>
+      </w:r>
+      <w:r>
+        <w:t xml:space="preserve"> </w:t>
+      </w:r>
+      <w:r>
+        <w:t xml:space="preserve">với thành phần giả lập.</w:t>
+      </w:r>
+    </w:p>
     <w:bookmarkEnd w:id="134"/>
     <w:bookmarkStart w:id="135" w:name="Xa08c13edcacee7c56ea1753a17abd51052d554f"/>
     <w:p>
@@ -25403,7 +25918,7 @@
           <w:b/>
           <w:bCs/>
         </w:rPr>
-        <w:t xml:space="preserve">Bảng 4.8.</w:t>
+        <w:t xml:space="preserve">Bảng 4.10.</w:t>
       </w:r>
       <w:r>
         <w:t xml:space="preserve"> </w:t>
@@ -27182,7 +27697,7 @@
           <w:b/>
           <w:bCs/>
         </w:rPr>
-        <w:t xml:space="preserve">Bảng 4.9.</w:t>
+        <w:t xml:space="preserve">Bảng 4.11.</w:t>
       </w:r>
       <w:r>
         <w:t xml:space="preserve"> </w:t>

--- a/docs/papers/thesis-full.docx
+++ b/docs/papers/thesis-full.docx
@@ -48338,7 +48338,7 @@
       </w:r>
     </w:p>
     <w:bookmarkEnd w:id="217"/>
-    <w:bookmarkStart w:id="244" w:name="phụ-lục"/>
+    <w:bookmarkStart w:id="240" w:name="phụ-lục"/>
     <w:p>
       <w:pPr>
         <w:pStyle w:val="Heading1"/>
@@ -51499,22 +51499,33 @@
     </w:p>
     <w:bookmarkEnd w:id="222"/>
     <w:bookmarkEnd w:id="223"/>
-    <w:bookmarkStart w:id="228" w:name="phụ-lục-d-hướng-dẫn-cài-đặt-và-chạy"/>
+    <w:bookmarkStart w:id="224" w:name="phụ-lục-d-cài-đặt-và-chạy-hệ-thống"/>
     <w:p>
       <w:pPr>
         <w:pStyle w:val="Heading2"/>
       </w:pPr>
       <w:r>
-        <w:t xml:space="preserve">Phụ lục D. Hướng dẫn cài đặt và chạy</w:t>
-      </w:r>
-    </w:p>
-    <w:bookmarkStart w:id="224" w:name="d1-yêu-cầu"/>
-    <w:p>
-      <w:pPr>
-        <w:pStyle w:val="Heading3"/>
-      </w:pPr>
-      <w:r>
-        <w:t xml:space="preserve">D.1. Yêu cầu</w:t>
+        <w:t xml:space="preserve">Phụ lục D. Cài đặt và chạy hệ thống</w:t>
+      </w:r>
+    </w:p>
+    <w:p>
+      <w:pPr>
+        <w:pStyle w:val="FirstParagraph"/>
+      </w:pPr>
+      <w:r>
+        <w:t xml:space="preserve">Quy trình cài đặt, lệnh chạy bằng Docker Compose, cách chạy trực tiếp không</w:t>
+      </w:r>
+      <w:r>
+        <w:t xml:space="preserve"> </w:t>
+      </w:r>
+      <w:r>
+        <w:t xml:space="preserve">dùng Docker và danh sách biến môi trường được trình bày đầy đủ ở hai tài liệu</w:t>
+      </w:r>
+      <w:r>
+        <w:t xml:space="preserve"> </w:t>
+      </w:r>
+      <w:r>
+        <w:t xml:space="preserve">vận hành đi kèm, nên không lặp lại ở đây:</w:t>
       </w:r>
     </w:p>
     <w:tbl>
@@ -51538,18 +51549,18 @@
               <w:pStyle w:val="Compact"/>
             </w:pPr>
             <w:r>
-              <w:t xml:space="preserve">Hạng mục</w:t>
-            </w:r>
-          </w:p>
-        </w:tc>
-        <w:tc>
-          <w:tcPr/>
-          <w:p>
-            <w:pPr>
-              <w:pStyle w:val="Compact"/>
-            </w:pPr>
-            <w:r>
-              <w:t xml:space="preserve">Yêu cầu</w:t>
+              <w:t xml:space="preserve">Nội dung</w:t>
+            </w:r>
+          </w:p>
+        </w:tc>
+        <w:tc>
+          <w:tcPr/>
+          <w:p>
+            <w:pPr>
+              <w:pStyle w:val="Compact"/>
+            </w:pPr>
+            <w:r>
+              <w:t xml:space="preserve">Tài liệu</w:t>
             </w:r>
           </w:p>
         </w:tc>
@@ -51562,18 +51573,21 @@
               <w:pStyle w:val="Compact"/>
             </w:pPr>
             <w:r>
-              <w:t xml:space="preserve">Hệ điều hành</w:t>
-            </w:r>
-          </w:p>
-        </w:tc>
-        <w:tc>
-          <w:tcPr/>
-          <w:p>
-            <w:pPr>
-              <w:pStyle w:val="Compact"/>
-            </w:pPr>
-            <w:r>
-              <w:t xml:space="preserve">Windows 10/11, macOS hoặc Linux</w:t>
+              <w:t xml:space="preserve">Yêu cầu hệ thống, cài đặt từng bước, biến môi trường</w:t>
+            </w:r>
+          </w:p>
+        </w:tc>
+        <w:tc>
+          <w:tcPr/>
+          <w:p>
+            <w:pPr>
+              <w:pStyle w:val="Compact"/>
+            </w:pPr>
+            <w:r>
+              <w:rPr>
+                <w:rStyle w:val="VerbatimChar"/>
+              </w:rPr>
+              <w:t xml:space="preserve">docs/manuals/installation-guide.md</w:t>
             </w:r>
           </w:p>
         </w:tc>
@@ -51586,196 +51600,64 @@
               <w:pStyle w:val="Compact"/>
             </w:pPr>
             <w:r>
-              <w:t xml:space="preserve">Docker</w:t>
-            </w:r>
-          </w:p>
-        </w:tc>
-        <w:tc>
-          <w:tcPr/>
-          <w:p>
-            <w:pPr>
-              <w:pStyle w:val="Compact"/>
-            </w:pPr>
-            <w:r>
-              <w:t xml:space="preserve">Docker Engine 24+ và Docker Compose v2</w:t>
-            </w:r>
-          </w:p>
-        </w:tc>
-      </w:tr>
-      <w:tr>
-        <w:tc>
-          <w:tcPr/>
-          <w:p>
-            <w:pPr>
-              <w:pStyle w:val="Compact"/>
-            </w:pPr>
-            <w:r>
-              <w:t xml:space="preserve">Bộ nhớ</w:t>
-            </w:r>
-          </w:p>
-        </w:tc>
-        <w:tc>
-          <w:tcPr/>
-          <w:p>
-            <w:pPr>
-              <w:pStyle w:val="Compact"/>
-            </w:pPr>
-            <w:r>
-              <w:t xml:space="preserve">Tối thiểu 4 GB RAM trống</w:t>
-            </w:r>
-          </w:p>
-        </w:tc>
-      </w:tr>
-      <w:tr>
-        <w:tc>
-          <w:tcPr/>
-          <w:p>
-            <w:pPr>
-              <w:pStyle w:val="Compact"/>
-            </w:pPr>
-            <w:r>
-              <w:t xml:space="preserve">Đĩa</w:t>
-            </w:r>
-          </w:p>
-        </w:tc>
-        <w:tc>
-          <w:tcPr/>
-          <w:p>
-            <w:pPr>
-              <w:pStyle w:val="Compact"/>
-            </w:pPr>
-            <w:r>
-              <w:t xml:space="preserve">Khoảng 6 GB cho image và dữ liệu</w:t>
-            </w:r>
-          </w:p>
-        </w:tc>
-      </w:tr>
-      <w:tr>
-        <w:tc>
-          <w:tcPr/>
-          <w:p>
-            <w:pPr>
-              <w:pStyle w:val="Compact"/>
-            </w:pPr>
-            <w:r>
-              <w:t xml:space="preserve">GPU</w:t>
-            </w:r>
-          </w:p>
-        </w:tc>
-        <w:tc>
-          <w:tcPr/>
-          <w:p>
-            <w:pPr>
-              <w:pStyle w:val="Compact"/>
-            </w:pPr>
-            <w:r>
-              <w:rPr>
-                <w:b/>
-                <w:bCs/>
-              </w:rPr>
-              <w:t xml:space="preserve">Không cần</w:t>
-            </w:r>
-            <w:r>
-              <w:t xml:space="preserve"> </w:t>
-            </w:r>
-            <w:r>
-              <w:t xml:space="preserve">— toàn hệ thống chạy trên CPU</w:t>
+              <w:t xml:space="preserve">Dựng ảnh Docker, kiểm chứng container, bốn lỗi thật đã gặp</w:t>
+            </w:r>
+          </w:p>
+        </w:tc>
+        <w:tc>
+          <w:tcPr/>
+          <w:p>
+            <w:pPr>
+              <w:pStyle w:val="Compact"/>
+            </w:pPr>
+            <w:r>
+              <w:rPr>
+                <w:rStyle w:val="VerbatimChar"/>
+              </w:rPr>
+              <w:t xml:space="preserve">docs/reports/08-deployment-guide.md</w:t>
             </w:r>
           </w:p>
         </w:tc>
       </w:tr>
     </w:tbl>
+    <w:p>
+      <w:pPr>
+        <w:pStyle w:val="BodyText"/>
+      </w:pPr>
+      <w:r>
+        <w:t xml:space="preserve">Kiến trúc triển khai và lý do chọn Docker trình bày ở</w:t>
+      </w:r>
+      <w:r>
+        <w:t xml:space="preserve"> </w:t>
+      </w:r>
+      <w:r>
+        <w:rPr>
+          <w:b/>
+          <w:bCs/>
+        </w:rPr>
+        <w:t xml:space="preserve">mục 4.9</w:t>
+      </w:r>
+      <w:r>
+        <w:t xml:space="preserve">.</w:t>
+      </w:r>
+    </w:p>
     <w:bookmarkEnd w:id="224"/>
-    <w:bookmarkStart w:id="225" w:name="d2-chạy-bằng-docker-compose-khuyến-nghị"/>
+    <w:bookmarkStart w:id="227" w:name="phụ-lục-e-kết-quả-kiểm-thử"/>
+    <w:p>
+      <w:pPr>
+        <w:pStyle w:val="Heading2"/>
+      </w:pPr>
+      <w:r>
+        <w:t xml:space="preserve">Phụ lục E. Kết quả kiểm thử</w:t>
+      </w:r>
+    </w:p>
+    <w:bookmarkStart w:id="225" w:name="e1-tổng-hợp"/>
     <w:p>
       <w:pPr>
         <w:pStyle w:val="Heading3"/>
       </w:pPr>
       <w:r>
-        <w:t xml:space="preserve">D.2. Chạy bằng Docker Compose (khuyến nghị)</w:t>
-      </w:r>
-    </w:p>
-    <w:p>
-      <w:pPr>
-        <w:pStyle w:val="SourceCode"/>
-      </w:pPr>
-      <w:r>
-        <w:rPr>
-          <w:rStyle w:val="FunctionTok"/>
-        </w:rPr>
-        <w:t xml:space="preserve">git</w:t>
-      </w:r>
-      <w:r>
-        <w:rPr>
-          <w:rStyle w:val="NormalTok"/>
-        </w:rPr>
-        <w:t xml:space="preserve"> clone </w:t>
-      </w:r>
-      <w:r>
-        <w:rPr>
-          <w:rStyle w:val="OperatorTok"/>
-        </w:rPr>
-        <w:t xml:space="preserve">&lt;</w:t>
-      </w:r>
-      <w:r>
-        <w:rPr>
-          <w:rStyle w:val="NormalTok"/>
-        </w:rPr>
-        <w:t xml:space="preserve">địa chỉ kho mã</w:t>
-      </w:r>
-      <w:r>
-        <w:rPr>
-          <w:rStyle w:val="OperatorTok"/>
-        </w:rPr>
-        <w:t xml:space="preserve">&gt;</w:t>
-      </w:r>
-      <w:r>
-        <w:br/>
-      </w:r>
-      <w:r>
-        <w:rPr>
-          <w:rStyle w:val="BuiltInTok"/>
-        </w:rPr>
-        <w:t xml:space="preserve">cd</w:t>
-      </w:r>
-      <w:r>
-        <w:rPr>
-          <w:rStyle w:val="NormalTok"/>
-        </w:rPr>
-        <w:t xml:space="preserve"> vn-license-plate-recognition</w:t>
-      </w:r>
-      <w:r>
-        <w:br/>
-      </w:r>
-      <w:r>
-        <w:rPr>
-          <w:rStyle w:val="ExtensionTok"/>
-        </w:rPr>
-        <w:t xml:space="preserve">docker</w:t>
-      </w:r>
-      <w:r>
-        <w:rPr>
-          <w:rStyle w:val="NormalTok"/>
-        </w:rPr>
-        <w:t xml:space="preserve"> compose up </w:t>
-      </w:r>
-      <w:r>
-        <w:rPr>
-          <w:rStyle w:val="AttributeTok"/>
-        </w:rPr>
-        <w:t xml:space="preserve">-d</w:t>
-      </w:r>
-      <w:r>
-        <w:rPr>
-          <w:rStyle w:val="NormalTok"/>
-        </w:rPr>
-        <w:t xml:space="preserve"> </w:t>
-      </w:r>
-      <w:r>
-        <w:rPr>
-          <w:rStyle w:val="AttributeTok"/>
-        </w:rPr>
-        <w:t xml:space="preserve">--build</w:t>
+        <w:t xml:space="preserve">E.1. Tổng hợp</w:t>
       </w:r>
     </w:p>
     <w:p>
@@ -51783,7 +51665,17 @@
         <w:pStyle w:val="FirstParagraph"/>
       </w:pPr>
       <w:r>
-        <w:t xml:space="preserve">Sau khi các container khởi động, mở trình duyệt tại:</w:t>
+        <w:rPr>
+          <w:b/>
+          <w:bCs/>
+        </w:rPr>
+        <w:t xml:space="preserve">Bảng E.1.</w:t>
+      </w:r>
+      <w:r>
+        <w:t xml:space="preserve"> </w:t>
+      </w:r>
+      <w:r>
+        <w:t xml:space="preserve">Kết quả chạy bộ kiểm thử tự động</w:t>
       </w:r>
     </w:p>
     <w:tbl>
@@ -51807,18 +51699,18 @@
               <w:pStyle w:val="Compact"/>
             </w:pPr>
             <w:r>
-              <w:t xml:space="preserve">Địa chỉ</w:t>
-            </w:r>
-          </w:p>
-        </w:tc>
-        <w:tc>
-          <w:tcPr/>
-          <w:p>
-            <w:pPr>
-              <w:pStyle w:val="Compact"/>
-            </w:pPr>
-            <w:r>
-              <w:t xml:space="preserve">Nội dung</w:t>
+              <w:t xml:space="preserve">Hạng mục</w:t>
+            </w:r>
+          </w:p>
+        </w:tc>
+        <w:tc>
+          <w:tcPr/>
+          <w:p>
+            <w:pPr>
+              <w:pStyle w:val="Compact"/>
+            </w:pPr>
+            <w:r>
+              <w:t xml:space="preserve">Kết quả</w:t>
             </w:r>
           </w:p>
         </w:tc>
@@ -51831,21 +51723,22 @@
               <w:pStyle w:val="Compact"/>
             </w:pPr>
             <w:r>
-              <w:rPr>
-                <w:rStyle w:val="VerbatimChar"/>
-              </w:rPr>
-              <w:t xml:space="preserve">http://localhost:5173</w:t>
-            </w:r>
-          </w:p>
-        </w:tc>
-        <w:tc>
-          <w:tcPr/>
-          <w:p>
-            <w:pPr>
-              <w:pStyle w:val="Compact"/>
-            </w:pPr>
-            <w:r>
-              <w:t xml:space="preserve">Giao diện người dùng</w:t>
+              <w:t xml:space="preserve">Số test thu thập</w:t>
+            </w:r>
+          </w:p>
+        </w:tc>
+        <w:tc>
+          <w:tcPr/>
+          <w:p>
+            <w:pPr>
+              <w:pStyle w:val="Compact"/>
+            </w:pPr>
+            <w:r>
+              <w:rPr>
+                <w:b/>
+                <w:bCs/>
+              </w:rPr>
+              <w:t xml:space="preserve">1.002</w:t>
             </w:r>
           </w:p>
         </w:tc>
@@ -51858,21 +51751,22 @@
               <w:pStyle w:val="Compact"/>
             </w:pPr>
             <w:r>
-              <w:rPr>
-                <w:rStyle w:val="VerbatimChar"/>
-              </w:rPr>
-              <w:t xml:space="preserve">http://localhost:8000/docs</w:t>
-            </w:r>
-          </w:p>
-        </w:tc>
-        <w:tc>
-          <w:tcPr/>
-          <w:p>
-            <w:pPr>
-              <w:pStyle w:val="Compact"/>
-            </w:pPr>
-            <w:r>
-              <w:t xml:space="preserve">Tài liệu API (Swagger UI, tự sinh)</w:t>
+              <w:t xml:space="preserve">Đạt</w:t>
+            </w:r>
+          </w:p>
+        </w:tc>
+        <w:tc>
+          <w:tcPr/>
+          <w:p>
+            <w:pPr>
+              <w:pStyle w:val="Compact"/>
+            </w:pPr>
+            <w:r>
+              <w:rPr>
+                <w:b/>
+                <w:bCs/>
+              </w:rPr>
+              <w:t xml:space="preserve">1.002</w:t>
             </w:r>
           </w:p>
         </w:tc>
@@ -51888,709 +51782,93 @@
               <w:rPr>
                 <w:rStyle w:val="VerbatimChar"/>
               </w:rPr>
-              <w:t xml:space="preserve">http://localhost:8000/health</w:t>
-            </w:r>
-          </w:p>
-        </w:tc>
-        <w:tc>
-          <w:tcPr/>
-          <w:p>
-            <w:pPr>
-              <w:pStyle w:val="Compact"/>
-            </w:pPr>
-            <w:r>
-              <w:t xml:space="preserve">Trạng thái hệ thống</w:t>
+              <w:t xml:space="preserve">xfail</w:t>
+            </w:r>
+            <w:r>
+              <w:t xml:space="preserve"> </w:t>
+            </w:r>
+            <w:r>
+              <w:rPr>
+                <w:i/>
+                <w:iCs/>
+              </w:rPr>
+              <w:t xml:space="preserve">(dự kiến hỏng)</w:t>
+            </w:r>
+          </w:p>
+        </w:tc>
+        <w:tc>
+          <w:tcPr/>
+          <w:p>
+            <w:pPr>
+              <w:pStyle w:val="Compact"/>
+            </w:pPr>
+            <w:r>
+              <w:t xml:space="preserve">0</w:t>
+            </w:r>
+          </w:p>
+        </w:tc>
+      </w:tr>
+      <w:tr>
+        <w:tc>
+          <w:tcPr/>
+          <w:p>
+            <w:pPr>
+              <w:pStyle w:val="Compact"/>
+            </w:pPr>
+            <w:r>
+              <w:t xml:space="preserve">Fail</w:t>
+            </w:r>
+          </w:p>
+        </w:tc>
+        <w:tc>
+          <w:tcPr/>
+          <w:p>
+            <w:pPr>
+              <w:pStyle w:val="Compact"/>
+            </w:pPr>
+            <w:r>
+              <w:rPr>
+                <w:b/>
+                <w:bCs/>
+              </w:rPr>
+              <w:t xml:space="preserve">0</w:t>
+            </w:r>
+          </w:p>
+        </w:tc>
+      </w:tr>
+      <w:tr>
+        <w:tc>
+          <w:tcPr/>
+          <w:p>
+            <w:pPr>
+              <w:pStyle w:val="Compact"/>
+            </w:pPr>
+            <w:r>
+              <w:t xml:space="preserve">Skip</w:t>
+            </w:r>
+          </w:p>
+        </w:tc>
+        <w:tc>
+          <w:tcPr/>
+          <w:p>
+            <w:pPr>
+              <w:pStyle w:val="Compact"/>
+            </w:pPr>
+            <w:r>
+              <w:t xml:space="preserve">0</w:t>
             </w:r>
           </w:p>
         </w:tc>
       </w:tr>
     </w:tbl>
-    <w:p>
-      <w:pPr>
-        <w:pStyle w:val="BodyText"/>
-      </w:pPr>
-      <w:r>
-        <w:t xml:space="preserve">Kiểm tra hệ thống đã nạp được mô hình:</w:t>
-      </w:r>
-    </w:p>
-    <w:p>
-      <w:pPr>
-        <w:pStyle w:val="SourceCode"/>
-      </w:pPr>
-      <w:r>
-        <w:rPr>
-          <w:rStyle w:val="ExtensionTok"/>
-        </w:rPr>
-        <w:t xml:space="preserve">curl</w:t>
-      </w:r>
-      <w:r>
-        <w:rPr>
-          <w:rStyle w:val="NormalTok"/>
-        </w:rPr>
-        <w:t xml:space="preserve"> http://localhost:8000/health</w:t>
-      </w:r>
-    </w:p>
-    <w:p>
-      <w:pPr>
-        <w:pStyle w:val="FirstParagraph"/>
-      </w:pPr>
-      <w:r>
-        <w:t xml:space="preserve">Trường</w:t>
-      </w:r>
-      <w:r>
-        <w:t xml:space="preserve"> </w:t>
-      </w:r>
-      <w:r>
-        <w:rPr>
-          <w:rStyle w:val="VerbatimChar"/>
-        </w:rPr>
-        <w:t xml:space="preserve">model_loaded</w:t>
-      </w:r>
-      <w:r>
-        <w:t xml:space="preserve"> </w:t>
-      </w:r>
-      <w:r>
-        <w:t xml:space="preserve">phải trả về</w:t>
-      </w:r>
-      <w:r>
-        <w:t xml:space="preserve"> </w:t>
-      </w:r>
-      <w:r>
-        <w:rPr>
-          <w:rStyle w:val="VerbatimChar"/>
-        </w:rPr>
-        <w:t xml:space="preserve">true</w:t>
-      </w:r>
-      <w:r>
-        <w:t xml:space="preserve">. Nếu trả về</w:t>
-      </w:r>
-      <w:r>
-        <w:t xml:space="preserve"> </w:t>
-      </w:r>
-      <w:r>
-        <w:rPr>
-          <w:rStyle w:val="VerbatimChar"/>
-        </w:rPr>
-        <w:t xml:space="preserve">false</w:t>
-      </w:r>
-      <w:r>
-        <w:t xml:space="preserve">, hệ thống vẫn chạy</w:t>
-      </w:r>
-      <w:r>
-        <w:t xml:space="preserve"> </w:t>
-      </w:r>
-      <w:r>
-        <w:t xml:space="preserve">nhưng mọi yêu cầu nhận dạng sẽ trả lỗi thay vì trả kết quả giả lập — cơ chế</w:t>
-      </w:r>
-      <w:r>
-        <w:t xml:space="preserve"> </w:t>
-      </w:r>
-      <w:r>
-        <w:rPr>
-          <w:rStyle w:val="VerbatimChar"/>
-        </w:rPr>
-        <w:t xml:space="preserve">UnavailablePipeline</w:t>
-      </w:r>
-      <w:r>
-        <w:t xml:space="preserve">, trình bày ở mục 4.7.4.</w:t>
-      </w:r>
-    </w:p>
     <w:bookmarkEnd w:id="225"/>
-    <w:bookmarkStart w:id="226" w:name="d3-chạy-trực-tiếp-không-dùng-docker"/>
+    <w:bookmarkStart w:id="226" w:name="e2-phân-nhóm"/>
     <w:p>
       <w:pPr>
         <w:pStyle w:val="Heading3"/>
       </w:pPr>
       <w:r>
-        <w:t xml:space="preserve">D.3. Chạy trực tiếp không dùng Docker</w:t>
-      </w:r>
-    </w:p>
-    <w:p>
-      <w:pPr>
-        <w:pStyle w:val="SourceCode"/>
-      </w:pPr>
-      <w:r>
-        <w:rPr>
-          <w:rStyle w:val="CommentTok"/>
-        </w:rPr>
-        <w:t xml:space="preserve"># Tầng AI và backend</w:t>
-      </w:r>
-      <w:r>
-        <w:br/>
-      </w:r>
-      <w:r>
-        <w:rPr>
-          <w:rStyle w:val="ExtensionTok"/>
-        </w:rPr>
-        <w:t xml:space="preserve">python</w:t>
-      </w:r>
-      <w:r>
-        <w:rPr>
-          <w:rStyle w:val="NormalTok"/>
-        </w:rPr>
-        <w:t xml:space="preserve"> </w:t>
-      </w:r>
-      <w:r>
-        <w:rPr>
-          <w:rStyle w:val="AttributeTok"/>
-        </w:rPr>
-        <w:t xml:space="preserve">-m</w:t>
-      </w:r>
-      <w:r>
-        <w:rPr>
-          <w:rStyle w:val="NormalTok"/>
-        </w:rPr>
-        <w:t xml:space="preserve"> venv backend/.venv</w:t>
-      </w:r>
-      <w:r>
-        <w:br/>
-      </w:r>
-      <w:r>
-        <w:rPr>
-          <w:rStyle w:val="ExtensionTok"/>
-        </w:rPr>
-        <w:t xml:space="preserve">backend/.venv/Scripts/pip</w:t>
-      </w:r>
-      <w:r>
-        <w:rPr>
-          <w:rStyle w:val="NormalTok"/>
-        </w:rPr>
-        <w:t xml:space="preserve"> install </w:t>
-      </w:r>
-      <w:r>
-        <w:rPr>
-          <w:rStyle w:val="AttributeTok"/>
-        </w:rPr>
-        <w:t xml:space="preserve">-r</w:t>
-      </w:r>
-      <w:r>
-        <w:rPr>
-          <w:rStyle w:val="NormalTok"/>
-        </w:rPr>
-        <w:t xml:space="preserve"> backend/requirements.txt</w:t>
-      </w:r>
-      <w:r>
-        <w:br/>
-      </w:r>
-      <w:r>
-        <w:rPr>
-          <w:rStyle w:val="ExtensionTok"/>
-        </w:rPr>
-        <w:t xml:space="preserve">backend/.venv/Scripts/alembic</w:t>
-      </w:r>
-      <w:r>
-        <w:rPr>
-          <w:rStyle w:val="NormalTok"/>
-        </w:rPr>
-        <w:t xml:space="preserve"> upgrade head</w:t>
-      </w:r>
-      <w:r>
-        <w:br/>
-      </w:r>
-      <w:r>
-        <w:rPr>
-          <w:rStyle w:val="ExtensionTok"/>
-        </w:rPr>
-        <w:t xml:space="preserve">backend/.venv/Scripts/uvicorn</w:t>
-      </w:r>
-      <w:r>
-        <w:rPr>
-          <w:rStyle w:val="NormalTok"/>
-        </w:rPr>
-        <w:t xml:space="preserve"> backend.main:app </w:t>
-      </w:r>
-      <w:r>
-        <w:rPr>
-          <w:rStyle w:val="AttributeTok"/>
-        </w:rPr>
-        <w:t xml:space="preserve">--port</w:t>
-      </w:r>
-      <w:r>
-        <w:rPr>
-          <w:rStyle w:val="NormalTok"/>
-        </w:rPr>
-        <w:t xml:space="preserve"> 8000</w:t>
-      </w:r>
-      <w:r>
-        <w:br/>
-      </w:r>
-      <w:r>
-        <w:br/>
-      </w:r>
-      <w:r>
-        <w:rPr>
-          <w:rStyle w:val="CommentTok"/>
-        </w:rPr>
-        <w:t xml:space="preserve"># Giao diện, ở một cửa sổ lệnh khác</w:t>
-      </w:r>
-      <w:r>
-        <w:br/>
-      </w:r>
-      <w:r>
-        <w:rPr>
-          <w:rStyle w:val="BuiltInTok"/>
-        </w:rPr>
-        <w:t xml:space="preserve">cd</w:t>
-      </w:r>
-      <w:r>
-        <w:rPr>
-          <w:rStyle w:val="NormalTok"/>
-        </w:rPr>
-        <w:t xml:space="preserve"> frontend </w:t>
-      </w:r>
-      <w:r>
-        <w:rPr>
-          <w:rStyle w:val="KeywordTok"/>
-        </w:rPr>
-        <w:t xml:space="preserve">&amp;&amp;</w:t>
-      </w:r>
-      <w:r>
-        <w:rPr>
-          <w:rStyle w:val="NormalTok"/>
-        </w:rPr>
-        <w:t xml:space="preserve"> </w:t>
-      </w:r>
-      <w:r>
-        <w:rPr>
-          <w:rStyle w:val="ExtensionTok"/>
-        </w:rPr>
-        <w:t xml:space="preserve">npm</w:t>
-      </w:r>
-      <w:r>
-        <w:rPr>
-          <w:rStyle w:val="NormalTok"/>
-        </w:rPr>
-        <w:t xml:space="preserve"> install </w:t>
-      </w:r>
-      <w:r>
-        <w:rPr>
-          <w:rStyle w:val="KeywordTok"/>
-        </w:rPr>
-        <w:t xml:space="preserve">&amp;&amp;</w:t>
-      </w:r>
-      <w:r>
-        <w:rPr>
-          <w:rStyle w:val="NormalTok"/>
-        </w:rPr>
-        <w:t xml:space="preserve"> </w:t>
-      </w:r>
-      <w:r>
-        <w:rPr>
-          <w:rStyle w:val="ExtensionTok"/>
-        </w:rPr>
-        <w:t xml:space="preserve">npm</w:t>
-      </w:r>
-      <w:r>
-        <w:rPr>
-          <w:rStyle w:val="NormalTok"/>
-        </w:rPr>
-        <w:t xml:space="preserve"> run dev</w:t>
-      </w:r>
-    </w:p>
-    <w:p>
-      <w:pPr>
-        <w:pStyle w:val="BlockText"/>
-      </w:pPr>
-      <w:r>
-        <w:rPr>
-          <w:b/>
-          <w:bCs/>
-        </w:rPr>
-        <w:t xml:space="preserve">Lưu ý về môi trường ảo.</w:t>
-      </w:r>
-      <w:r>
-        <w:t xml:space="preserve"> </w:t>
-      </w:r>
-      <w:r>
-        <w:t xml:space="preserve">Nhóm thực hiện dùng</w:t>
-      </w:r>
-      <w:r>
-        <w:t xml:space="preserve"> </w:t>
-      </w:r>
-      <w:r>
-        <w:rPr>
-          <w:b/>
-          <w:bCs/>
-        </w:rPr>
-        <w:t xml:space="preserve">ba môi trường ảo Python tách biệt</w:t>
-      </w:r>
-      <w:r>
-        <w:t xml:space="preserve">,</w:t>
-      </w:r>
-      <w:r>
-        <w:t xml:space="preserve"> </w:t>
-      </w:r>
-      <w:r>
-        <w:t xml:space="preserve">không phải một. Lý do bắt buộc phải tách — xung đột phiên bản giữa hai framework</w:t>
-      </w:r>
-      <w:r>
-        <w:t xml:space="preserve"> </w:t>
-      </w:r>
-      <w:r>
-        <w:t xml:space="preserve">học sâu — trình bày ở mục 4.3.2. Gộp chúng lại sẽ hỏng.</w:t>
-      </w:r>
-    </w:p>
-    <w:bookmarkEnd w:id="226"/>
-    <w:bookmarkStart w:id="227" w:name="d4-biến-môi-trường-đáng-chú-ý"/>
-    <w:p>
-      <w:pPr>
-        <w:pStyle w:val="Heading3"/>
-      </w:pPr>
-      <w:r>
-        <w:t xml:space="preserve">D.4. Biến môi trường đáng chú ý</w:t>
-      </w:r>
-    </w:p>
-    <w:tbl>
-      <w:tblPr>
-        <w:tblStyle w:val="Table"/>
-        <w:tblW w:type="auto" w:w="0"/>
-        <w:tblLook w:firstRow="1" w:lastRow="0" w:firstColumn="0" w:lastColumn="0" w:noHBand="0" w:noVBand="0" w:val="0020"/>
-      </w:tblPr>
-      <w:tblGrid>
-        <w:gridCol w:w="2640"/>
-        <w:gridCol w:w="2640"/>
-        <w:gridCol w:w="2640"/>
-      </w:tblGrid>
-      <w:tr>
-        <w:trPr>
-          <w:tblHeader w:val="on"/>
-        </w:trPr>
-        <w:tc>
-          <w:tcPr/>
-          <w:p>
-            <w:pPr>
-              <w:pStyle w:val="Compact"/>
-            </w:pPr>
-            <w:r>
-              <w:t xml:space="preserve">Biến</w:t>
-            </w:r>
-          </w:p>
-        </w:tc>
-        <w:tc>
-          <w:tcPr/>
-          <w:p>
-            <w:pPr>
-              <w:pStyle w:val="Compact"/>
-            </w:pPr>
-            <w:r>
-              <w:t xml:space="preserve">Mặc định</w:t>
-            </w:r>
-          </w:p>
-        </w:tc>
-        <w:tc>
-          <w:tcPr/>
-          <w:p>
-            <w:pPr>
-              <w:pStyle w:val="Compact"/>
-            </w:pPr>
-            <w:r>
-              <w:t xml:space="preserve">Tác dụng</w:t>
-            </w:r>
-          </w:p>
-        </w:tc>
-      </w:tr>
-      <w:tr>
-        <w:tc>
-          <w:tcPr/>
-          <w:p>
-            <w:pPr>
-              <w:pStyle w:val="Compact"/>
-            </w:pPr>
-            <w:r>
-              <w:rPr>
-                <w:rStyle w:val="VerbatimChar"/>
-              </w:rPr>
-              <w:t xml:space="preserve">ALPR_MODEL_PATH</w:t>
-            </w:r>
-          </w:p>
-        </w:tc>
-        <w:tc>
-          <w:tcPr/>
-          <w:p>
-            <w:pPr>
-              <w:pStyle w:val="Compact"/>
-            </w:pPr>
-            <w:r>
-              <w:rPr>
-                <w:rStyle w:val="VerbatimChar"/>
-              </w:rPr>
-              <w:t xml:space="preserve">models/best.pt</w:t>
-            </w:r>
-          </w:p>
-        </w:tc>
-        <w:tc>
-          <w:tcPr/>
-          <w:p>
-            <w:pPr>
-              <w:pStyle w:val="Compact"/>
-            </w:pPr>
-            <w:r>
-              <w:t xml:space="preserve">Đường dẫn trọng số bộ phát hiện</w:t>
-            </w:r>
-          </w:p>
-        </w:tc>
-      </w:tr>
-      <w:tr>
-        <w:tc>
-          <w:tcPr/>
-          <w:p>
-            <w:pPr>
-              <w:pStyle w:val="Compact"/>
-            </w:pPr>
-            <w:r>
-              <w:rPr>
-                <w:rStyle w:val="VerbatimChar"/>
-              </w:rPr>
-              <w:t xml:space="preserve">ALPR_RECTIFY_ENABLED</w:t>
-            </w:r>
-          </w:p>
-        </w:tc>
-        <w:tc>
-          <w:tcPr/>
-          <w:p>
-            <w:pPr>
-              <w:pStyle w:val="Compact"/>
-            </w:pPr>
-            <w:r>
-              <w:rPr>
-                <w:rStyle w:val="VerbatimChar"/>
-              </w:rPr>
-              <w:t xml:space="preserve">true</w:t>
-            </w:r>
-          </w:p>
-        </w:tc>
-        <w:tc>
-          <w:tcPr/>
-          <w:p>
-            <w:pPr>
-              <w:pStyle w:val="Compact"/>
-            </w:pPr>
-            <w:r>
-              <w:t xml:space="preserve">Bật bước nắn hình biển nghiêng</w:t>
-            </w:r>
-          </w:p>
-        </w:tc>
-      </w:tr>
-      <w:tr>
-        <w:tc>
-          <w:tcPr/>
-          <w:p>
-            <w:pPr>
-              <w:pStyle w:val="Compact"/>
-            </w:pPr>
-            <w:r>
-              <w:rPr>
-                <w:rStyle w:val="VerbatimChar"/>
-              </w:rPr>
-              <w:t xml:space="preserve">ALPR_SR_RETRY_ENABLED</w:t>
-            </w:r>
-          </w:p>
-        </w:tc>
-        <w:tc>
-          <w:tcPr/>
-          <w:p>
-            <w:pPr>
-              <w:pStyle w:val="Compact"/>
-            </w:pPr>
-            <w:r>
-              <w:rPr>
-                <w:rStyle w:val="VerbatimChar"/>
-              </w:rPr>
-              <w:t xml:space="preserve">false</w:t>
-            </w:r>
-          </w:p>
-        </w:tc>
-        <w:tc>
-          <w:tcPr/>
-          <w:p>
-            <w:pPr>
-              <w:pStyle w:val="Compact"/>
-            </w:pPr>
-            <w:r>
-              <w:t xml:space="preserve">Bậc siêu phân giải —</w:t>
-            </w:r>
-            <w:r>
-              <w:t xml:space="preserve"> </w:t>
-            </w:r>
-            <w:r>
-              <w:rPr>
-                <w:b/>
-                <w:bCs/>
-              </w:rPr>
-              <w:t xml:space="preserve">tắt mặc định</w:t>
-            </w:r>
-            <w:r>
-              <w:t xml:space="preserve">, xem mục 5.5.7</w:t>
-            </w:r>
-          </w:p>
-        </w:tc>
-      </w:tr>
-      <w:tr>
-        <w:tc>
-          <w:tcPr/>
-          <w:p>
-            <w:pPr>
-              <w:pStyle w:val="Compact"/>
-            </w:pPr>
-            <w:r>
-              <w:rPr>
-                <w:rStyle w:val="VerbatimChar"/>
-              </w:rPr>
-              <w:t xml:space="preserve">ALPR_OCR_SKIP_DETECTION</w:t>
-            </w:r>
-          </w:p>
-        </w:tc>
-        <w:tc>
-          <w:tcPr/>
-          <w:p>
-            <w:pPr>
-              <w:pStyle w:val="Compact"/>
-            </w:pPr>
-            <w:r>
-              <w:rPr>
-                <w:rStyle w:val="VerbatimChar"/>
-              </w:rPr>
-              <w:t xml:space="preserve">false</w:t>
-            </w:r>
-          </w:p>
-        </w:tc>
-        <w:tc>
-          <w:tcPr/>
-          <w:p>
-            <w:pPr>
-              <w:pStyle w:val="Compact"/>
-            </w:pPr>
-            <w:r>
-              <w:t xml:space="preserve">Bỏ bước phát hiện chữ —</w:t>
-            </w:r>
-            <w:r>
-              <w:t xml:space="preserve"> </w:t>
-            </w:r>
-            <w:r>
-              <w:rPr>
-                <w:b/>
-                <w:bCs/>
-              </w:rPr>
-              <w:t xml:space="preserve">tắt mặc định</w:t>
-            </w:r>
-            <w:r>
-              <w:t xml:space="preserve">, xem mục 5.6.6</w:t>
-            </w:r>
-          </w:p>
-        </w:tc>
-      </w:tr>
-      <w:tr>
-        <w:tc>
-          <w:tcPr/>
-          <w:p>
-            <w:pPr>
-              <w:pStyle w:val="Compact"/>
-            </w:pPr>
-            <w:r>
-              <w:rPr>
-                <w:rStyle w:val="VerbatimChar"/>
-              </w:rPr>
-              <w:t xml:space="preserve">ALPR_OCR_REC_MODEL_DIR</w:t>
-            </w:r>
-          </w:p>
-        </w:tc>
-        <w:tc>
-          <w:tcPr/>
-          <w:p>
-            <w:pPr>
-              <w:pStyle w:val="Compact"/>
-            </w:pPr>
-            <w:r>
-              <w:rPr>
-                <w:i/>
-                <w:iCs/>
-              </w:rPr>
-              <w:t xml:space="preserve">(rỗng)</w:t>
-            </w:r>
-          </w:p>
-        </w:tc>
-        <w:tc>
-          <w:tcPr/>
-          <w:p>
-            <w:pPr>
-              <w:pStyle w:val="Compact"/>
-            </w:pPr>
-            <w:r>
-              <w:t xml:space="preserve">Thư mục mô hình nhận dạng tinh chỉnh; để rỗng là dùng mô hình gốc</w:t>
-            </w:r>
-          </w:p>
-        </w:tc>
-      </w:tr>
-    </w:tbl>
-    <w:p>
-      <w:pPr>
-        <w:pStyle w:val="BodyText"/>
-      </w:pPr>
-      <w:r>
-        <w:t xml:space="preserve">Chi tiết đầy đủ về triển khai — kiến trúc mạng Docker, các volume, cách xử lý sự</w:t>
-      </w:r>
-      <w:r>
-        <w:t xml:space="preserve"> </w:t>
-      </w:r>
-      <w:r>
-        <w:t xml:space="preserve">cố thường gặp và lưu ý dung lượng image — ở</w:t>
-      </w:r>
-      <w:r>
-        <w:t xml:space="preserve"> </w:t>
-      </w:r>
-      <w:r>
-        <w:rPr>
-          <w:rStyle w:val="VerbatimChar"/>
-        </w:rPr>
-        <w:t xml:space="preserve">deployment/README.md</w:t>
-      </w:r>
-      <w:r>
-        <w:t xml:space="preserve">.</w:t>
-      </w:r>
-    </w:p>
-    <w:p>
-      <w:r>
-        <w:pict>
-          <v:rect style="width:0;height:1.5pt" o:hralign="center" o:hrstd="t" o:hr="t"/>
-        </w:pict>
-      </w:r>
-    </w:p>
-    <w:bookmarkEnd w:id="227"/>
-    <w:bookmarkEnd w:id="228"/>
-    <w:bookmarkStart w:id="231" w:name="phụ-lục-e-kết-quả-kiểm-thử"/>
-    <w:p>
-      <w:pPr>
-        <w:pStyle w:val="Heading2"/>
-      </w:pPr>
-      <w:r>
-        <w:t xml:space="preserve">Phụ lục E. Kết quả kiểm thử</w:t>
-      </w:r>
-    </w:p>
-    <w:bookmarkStart w:id="229" w:name="e1-tổng-hợp"/>
-    <w:p>
-      <w:pPr>
-        <w:pStyle w:val="Heading3"/>
-      </w:pPr>
-      <w:r>
-        <w:t xml:space="preserve">E.1. Tổng hợp</w:t>
-      </w:r>
-    </w:p>
-    <w:p>
-      <w:pPr>
-        <w:pStyle w:val="FirstParagraph"/>
-      </w:pPr>
-      <w:r>
-        <w:rPr>
-          <w:b/>
-          <w:bCs/>
-        </w:rPr>
-        <w:t xml:space="preserve">Bảng E.1.</w:t>
-      </w:r>
-      <w:r>
-        <w:t xml:space="preserve"> </w:t>
-      </w:r>
-      <w:r>
-        <w:t xml:space="preserve">Kết quả chạy bộ kiểm thử tự động</w:t>
+        <w:t xml:space="preserve">E.2. Phân nhóm</w:t>
       </w:r>
     </w:p>
     <w:tbl>
@@ -52614,199 +51892,6 @@
               <w:pStyle w:val="Compact"/>
             </w:pPr>
             <w:r>
-              <w:t xml:space="preserve">Hạng mục</w:t>
-            </w:r>
-          </w:p>
-        </w:tc>
-        <w:tc>
-          <w:tcPr/>
-          <w:p>
-            <w:pPr>
-              <w:pStyle w:val="Compact"/>
-            </w:pPr>
-            <w:r>
-              <w:t xml:space="preserve">Kết quả</w:t>
-            </w:r>
-          </w:p>
-        </w:tc>
-      </w:tr>
-      <w:tr>
-        <w:tc>
-          <w:tcPr/>
-          <w:p>
-            <w:pPr>
-              <w:pStyle w:val="Compact"/>
-            </w:pPr>
-            <w:r>
-              <w:t xml:space="preserve">Số test thu thập</w:t>
-            </w:r>
-          </w:p>
-        </w:tc>
-        <w:tc>
-          <w:tcPr/>
-          <w:p>
-            <w:pPr>
-              <w:pStyle w:val="Compact"/>
-            </w:pPr>
-            <w:r>
-              <w:rPr>
-                <w:b/>
-                <w:bCs/>
-              </w:rPr>
-              <w:t xml:space="preserve">1.002</w:t>
-            </w:r>
-          </w:p>
-        </w:tc>
-      </w:tr>
-      <w:tr>
-        <w:tc>
-          <w:tcPr/>
-          <w:p>
-            <w:pPr>
-              <w:pStyle w:val="Compact"/>
-            </w:pPr>
-            <w:r>
-              <w:t xml:space="preserve">Đạt</w:t>
-            </w:r>
-          </w:p>
-        </w:tc>
-        <w:tc>
-          <w:tcPr/>
-          <w:p>
-            <w:pPr>
-              <w:pStyle w:val="Compact"/>
-            </w:pPr>
-            <w:r>
-              <w:rPr>
-                <w:b/>
-                <w:bCs/>
-              </w:rPr>
-              <w:t xml:space="preserve">1.002</w:t>
-            </w:r>
-          </w:p>
-        </w:tc>
-      </w:tr>
-      <w:tr>
-        <w:tc>
-          <w:tcPr/>
-          <w:p>
-            <w:pPr>
-              <w:pStyle w:val="Compact"/>
-            </w:pPr>
-            <w:r>
-              <w:rPr>
-                <w:rStyle w:val="VerbatimChar"/>
-              </w:rPr>
-              <w:t xml:space="preserve">xfail</w:t>
-            </w:r>
-            <w:r>
-              <w:t xml:space="preserve"> </w:t>
-            </w:r>
-            <w:r>
-              <w:rPr>
-                <w:i/>
-                <w:iCs/>
-              </w:rPr>
-              <w:t xml:space="preserve">(dự kiến hỏng)</w:t>
-            </w:r>
-          </w:p>
-        </w:tc>
-        <w:tc>
-          <w:tcPr/>
-          <w:p>
-            <w:pPr>
-              <w:pStyle w:val="Compact"/>
-            </w:pPr>
-            <w:r>
-              <w:t xml:space="preserve">0</w:t>
-            </w:r>
-          </w:p>
-        </w:tc>
-      </w:tr>
-      <w:tr>
-        <w:tc>
-          <w:tcPr/>
-          <w:p>
-            <w:pPr>
-              <w:pStyle w:val="Compact"/>
-            </w:pPr>
-            <w:r>
-              <w:t xml:space="preserve">Fail</w:t>
-            </w:r>
-          </w:p>
-        </w:tc>
-        <w:tc>
-          <w:tcPr/>
-          <w:p>
-            <w:pPr>
-              <w:pStyle w:val="Compact"/>
-            </w:pPr>
-            <w:r>
-              <w:rPr>
-                <w:b/>
-                <w:bCs/>
-              </w:rPr>
-              <w:t xml:space="preserve">0</w:t>
-            </w:r>
-          </w:p>
-        </w:tc>
-      </w:tr>
-      <w:tr>
-        <w:tc>
-          <w:tcPr/>
-          <w:p>
-            <w:pPr>
-              <w:pStyle w:val="Compact"/>
-            </w:pPr>
-            <w:r>
-              <w:t xml:space="preserve">Skip</w:t>
-            </w:r>
-          </w:p>
-        </w:tc>
-        <w:tc>
-          <w:tcPr/>
-          <w:p>
-            <w:pPr>
-              <w:pStyle w:val="Compact"/>
-            </w:pPr>
-            <w:r>
-              <w:t xml:space="preserve">0</w:t>
-            </w:r>
-          </w:p>
-        </w:tc>
-      </w:tr>
-    </w:tbl>
-    <w:bookmarkEnd w:id="229"/>
-    <w:bookmarkStart w:id="230" w:name="e2-phân-nhóm"/>
-    <w:p>
-      <w:pPr>
-        <w:pStyle w:val="Heading3"/>
-      </w:pPr>
-      <w:r>
-        <w:t xml:space="preserve">E.2. Phân nhóm</w:t>
-      </w:r>
-    </w:p>
-    <w:tbl>
-      <w:tblPr>
-        <w:tblStyle w:val="Table"/>
-        <w:tblW w:type="auto" w:w="0"/>
-        <w:tblLook w:firstRow="1" w:lastRow="0" w:firstColumn="0" w:lastColumn="0" w:noHBand="0" w:noVBand="0" w:val="0020"/>
-      </w:tblPr>
-      <w:tblGrid>
-        <w:gridCol w:w="3960"/>
-        <w:gridCol w:w="3960"/>
-      </w:tblGrid>
-      <w:tr>
-        <w:trPr>
-          <w:tblHeader w:val="on"/>
-        </w:trPr>
-        <w:tc>
-          <w:tcPr/>
-          <w:p>
-            <w:pPr>
-              <w:pStyle w:val="Compact"/>
-            </w:pPr>
-            <w:r>
               <w:t xml:space="preserve">Nhóm</w:t>
             </w:r>
           </w:p>
@@ -53029,9 +52114,9 @@
         </w:pict>
       </w:r>
     </w:p>
-    <w:bookmarkEnd w:id="230"/>
-    <w:bookmarkEnd w:id="231"/>
-    <w:bookmarkStart w:id="234" w:name="Xb0ecaefd567621d8f4fd0ba4686066ee0905bcc"/>
+    <w:bookmarkEnd w:id="226"/>
+    <w:bookmarkEnd w:id="227"/>
+    <w:bookmarkStart w:id="230" w:name="Xb0ecaefd567621d8f4fd0ba4686066ee0905bcc"/>
     <w:p>
       <w:pPr>
         <w:pStyle w:val="Heading2"/>
@@ -53040,7 +52125,7 @@
         <w:t xml:space="preserve">Phụ lục F. Giao diện lập trình và cấu hình triển khai</w:t>
       </w:r>
     </w:p>
-    <w:bookmarkStart w:id="232" w:name="f1-danh-sách-endpoint"/>
+    <w:bookmarkStart w:id="228" w:name="f1-danh-sách-endpoint"/>
     <w:p>
       <w:pPr>
         <w:pStyle w:val="Heading3"/>
@@ -53717,8 +52802,8 @@
         <w:t xml:space="preserve">, nên nó không bao giờ lệch với mã nguồn.</w:t>
       </w:r>
     </w:p>
-    <w:bookmarkEnd w:id="232"/>
-    <w:bookmarkStart w:id="233" w:name="f2-cấu-hình-docker-compose"/>
+    <w:bookmarkEnd w:id="228"/>
+    <w:bookmarkStart w:id="229" w:name="f2-cấu-hình-docker-compose"/>
     <w:p>
       <w:pPr>
         <w:pStyle w:val="Heading3"/>
@@ -54114,9 +53199,9 @@
         </w:pict>
       </w:r>
     </w:p>
-    <w:bookmarkEnd w:id="233"/>
-    <w:bookmarkEnd w:id="234"/>
-    <w:bookmarkStart w:id="241" w:name="Xf4fdfdb0582bdca8adb9305f82cdbfca4c61ab6"/>
+    <w:bookmarkEnd w:id="229"/>
+    <w:bookmarkEnd w:id="230"/>
+    <w:bookmarkStart w:id="237" w:name="Xf4fdfdb0582bdca8adb9305f82cdbfca4c61ab6"/>
     <w:p>
       <w:pPr>
         <w:pStyle w:val="Heading2"/>
@@ -54171,7 +53256,7 @@
         </w:pict>
       </w:r>
     </w:p>
-    <w:bookmarkStart w:id="236" w:name="h2-bảng-34-yêu-cầu-chức-năng"/>
+    <w:bookmarkStart w:id="232" w:name="h2-bảng-34-yêu-cầu-chức-năng"/>
     <w:p>
       <w:pPr>
         <w:pStyle w:val="Heading3"/>
@@ -54500,11 +53585,11 @@
       <w:pPr>
         <w:pStyle w:val="Heading3"/>
       </w:pPr>
-      <w:bookmarkStart w:id="235" w:name="X43666e68a1f1972bb1dccbe247050e4abad1170"/>
+      <w:bookmarkStart w:id="231" w:name="X43666e68a1f1972bb1dccbe247050e4abad1170"/>
       <w:r>
         <w:t xml:space="preserve">Bốn yêu cầu mức Won't và hai đợt thu gọn phạm vi</w:t>
       </w:r>
-      <w:bookmarkEnd w:id="235"/>
+      <w:bookmarkEnd w:id="231"/>
     </w:p>
     <w:p>
       <w:pPr>
@@ -54742,8 +53827,8 @@
         </w:pict>
       </w:r>
     </w:p>
-    <w:bookmarkEnd w:id="236"/>
-    <w:bookmarkStart w:id="240" w:name="h3-bảng-chỉ-tiêu-phi-chức-năng"/>
+    <w:bookmarkEnd w:id="232"/>
+    <w:bookmarkStart w:id="236" w:name="h3-bảng-chỉ-tiêu-phi-chức-năng"/>
     <w:p>
       <w:pPr>
         <w:pStyle w:val="Heading3"/>
@@ -54760,7 +53845,7 @@
         <w:t xml:space="preserve">Bảy nhóm: hiệu năng (NFR-P), độ chính xác (NFR-A), tin cậy (NFR-R), khả dụng (NFR-U), bảo trì (NFR-M), bảo mật (NFR-S), tương thích – triển khai (NFR-C), mở rộng (NFR-SC).</w:t>
       </w:r>
     </w:p>
-    <w:bookmarkStart w:id="237" w:name="X3880515f8fbb8abfa7d57c19e291cacf82ef4a6"/>
+    <w:bookmarkStart w:id="233" w:name="X3880515f8fbb8abfa7d57c19e291cacf82ef4a6"/>
     <w:p>
       <w:pPr>
         <w:pStyle w:val="Heading4"/>
@@ -54944,8 +54029,8 @@
         <w:t xml:space="preserve">, không có ý nghĩa thống kê; nhóm thực hiện chỉ dùng cột thời gian và cố ý lược bỏ cột độ chính xác.</w:t>
       </w:r>
     </w:p>
-    <w:bookmarkEnd w:id="237"/>
-    <w:bookmarkStart w:id="238" w:name="X223de23e0d838ff891bdf6bdc5276f58b2d523c"/>
+    <w:bookmarkEnd w:id="233"/>
+    <w:bookmarkStart w:id="234" w:name="X223de23e0d838ff891bdf6bdc5276f58b2d523c"/>
     <w:p>
       <w:pPr>
         <w:pStyle w:val="Heading4"/>
@@ -55985,8 +55070,8 @@
         <w:t xml:space="preserve">— báo cáo theo điều kiện ảnh nếu bộ dữ liệu có nhãn phù hợp.</w:t>
       </w:r>
     </w:p>
-    <w:bookmarkEnd w:id="238"/>
-    <w:bookmarkStart w:id="239" w:name="c-các-nhóm-yêu-cầu-phi-chức-năng-còn-lại"/>
+    <w:bookmarkEnd w:id="234"/>
+    <w:bookmarkStart w:id="235" w:name="c-các-nhóm-yêu-cầu-phi-chức-năng-còn-lại"/>
     <w:p>
       <w:pPr>
         <w:pStyle w:val="Heading4"/>
@@ -56167,10 +55252,10 @@
         </w:pict>
       </w:r>
     </w:p>
-    <w:bookmarkEnd w:id="239"/>
-    <w:bookmarkEnd w:id="240"/>
-    <w:bookmarkEnd w:id="241"/>
-    <w:bookmarkStart w:id="243" w:name="Xca8a6b0a1c163d0021c70a30659365938cfbbe3"/>
+    <w:bookmarkEnd w:id="235"/>
+    <w:bookmarkEnd w:id="236"/>
+    <w:bookmarkEnd w:id="237"/>
+    <w:bookmarkStart w:id="239" w:name="Xca8a6b0a1c163d0021c70a30659365938cfbbe3"/>
     <w:p>
       <w:pPr>
         <w:pStyle w:val="Heading2"/>
@@ -56206,26 +55291,31 @@
         <w:t xml:space="preserve"> </w:t>
       </w:r>
       <w:r>
-        <w:t xml:space="preserve">Phụ lục B trình bày siêu tham số dưới dạng bảng đã biên tập; mục O.1 dưới đây là</w:t>
-      </w:r>
-      <w:r>
-        <w:t xml:space="preserve"> </w:t>
-      </w:r>
-      <w:r>
-        <w:rPr>
-          <w:b/>
-          <w:bCs/>
-        </w:rPr>
-        <w:t xml:space="preserve">nguyên văn tệp máy sinh</w:t>
-      </w:r>
-      <w:r>
-        <w:t xml:space="preserve">, vì một bảng biên tập lại không thay được tệp gốc khi</w:t>
-      </w:r>
-      <w:r>
-        <w:t xml:space="preserve"> </w:t>
-      </w:r>
-      <w:r>
-        <w:t xml:space="preserve">có người muốn chạy lại đúng lượt huấn luyện ấy.</w:t>
+        <w:t xml:space="preserve">Phụ lục B trình bày siêu tham số dưới dạng bảng đã biên tập. Tệp tham số nguyên</w:t>
+      </w:r>
+      <w:r>
+        <w:t xml:space="preserve"> </w:t>
+      </w:r>
+      <w:r>
+        <w:t xml:space="preserve">văn do thư viện sinh ra nằm trong kho mã tại</w:t>
+      </w:r>
+      <w:r>
+        <w:t xml:space="preserve"> </w:t>
+      </w:r>
+      <w:r>
+        <w:rPr>
+          <w:rStyle w:val="VerbatimChar"/>
+        </w:rPr>
+        <w:t xml:space="preserve">runs/</w:t>
+      </w:r>
+      <w:r>
+        <w:t xml:space="preserve">, vì một bảng biên tập lại</w:t>
+      </w:r>
+      <w:r>
+        <w:t xml:space="preserve"> </w:t>
+      </w:r>
+      <w:r>
+        <w:t xml:space="preserve">không thay được tệp gốc khi có người muốn chạy lại đúng lượt huấn luyện ấy.</w:t>
       </w:r>
     </w:p>
     <w:p>
@@ -56235,7 +55325,7 @@
         </w:pict>
       </w:r>
     </w:p>
-    <w:bookmarkStart w:id="242" w:name="o2-danh-mục-báo-cáo-đo-dạng-json"/>
+    <w:bookmarkStart w:id="238" w:name="o2-danh-mục-báo-cáo-đo-dạng-json"/>
     <w:p>
       <w:pPr>
         <w:pStyle w:val="Heading3"/>
@@ -57172,9 +56262,9 @@
         <w:br w:type="page"/>
       </w:r>
     </w:p>
-    <w:bookmarkEnd w:id="242"/>
-    <w:bookmarkEnd w:id="243"/>
-    <w:bookmarkEnd w:id="244"/>
+    <w:bookmarkEnd w:id="238"/>
+    <w:bookmarkEnd w:id="239"/>
+    <w:bookmarkEnd w:id="240"/>
     <w:sectPr>
       <w:footnotePr>
         <w:numRestart w:val="eachSect"/>

--- a/docs/papers/thesis-full.docx
+++ b/docs/papers/thesis-full.docx
@@ -18449,109 +18449,6 @@
       </w:r>
       <w:r>
         <w:t xml:space="preserve">— tầng nghiệp vụ phụ thuộc hợp đồng trừu tượng, cài đặt tiêm từ ngoài.</w:t>
-      </w:r>
-    </w:p>
-    <w:p>
-      <w:pPr>
-        <w:pStyle w:val="BodyText"/>
-      </w:pPr>
-      <w:r>
-        <w:t xml:space="preserve">Bốn ràng buộc kiến trúc: (1)</w:t>
-      </w:r>
-      <w:r>
-        <w:t xml:space="preserve"> </w:t>
-      </w:r>
-      <w:r>
-        <w:rPr>
-          <w:b/>
-          <w:bCs/>
-        </w:rPr>
-        <w:t xml:space="preserve">không trộn mã AI với mã API</w:t>
-      </w:r>
-      <w:r>
-        <w:t xml:space="preserve"> </w:t>
-      </w:r>
-      <w:r>
-        <w:t xml:space="preserve">(NFR-M1) ⇒ đường ống AI là package Python độc lập, không import framework web; (2)</w:t>
-      </w:r>
-      <w:r>
-        <w:t xml:space="preserve"> </w:t>
-      </w:r>
-      <w:r>
-        <w:rPr>
-          <w:b/>
-          <w:bCs/>
-        </w:rPr>
-        <w:t xml:space="preserve">mọi thành phần AI thay thế được</w:t>
-      </w:r>
-      <w:r>
-        <w:t xml:space="preserve"> </w:t>
-      </w:r>
-      <w:r>
-        <w:t xml:space="preserve">(NFR-M5) ⇒ đều đứng sau lớp trừu tượng; (3)</w:t>
-      </w:r>
-      <w:r>
-        <w:t xml:space="preserve"> </w:t>
-      </w:r>
-      <w:r>
-        <w:rPr>
-          <w:b/>
-          <w:bCs/>
-        </w:rPr>
-        <w:t xml:space="preserve">không hard-code đường dẫn</w:t>
-      </w:r>
-      <w:r>
-        <w:t xml:space="preserve"> </w:t>
-      </w:r>
-      <w:r>
-        <w:t xml:space="preserve">(NFR-M4) ⇒ mọi đường dẫn qua đối tượng cấu hình đọc từ biến môi trường; (4)</w:t>
-      </w:r>
-      <w:r>
-        <w:t xml:space="preserve"> </w:t>
-      </w:r>
-      <w:r>
-        <w:rPr>
-          <w:b/>
-          <w:bCs/>
-        </w:rPr>
-        <w:t xml:space="preserve">chạy được không cần GPU</w:t>
-      </w:r>
-      <w:r>
-        <w:t xml:space="preserve"> </w:t>
-      </w:r>
-      <w:r>
-        <w:t xml:space="preserve">(CON-02, NFR-C2) ⇒ thiết bị suy luận là tham số cấu hình, mặc định</w:t>
-      </w:r>
-      <w:r>
-        <w:t xml:space="preserve"> </w:t>
-      </w:r>
-      <w:r>
-        <w:rPr>
-          <w:rStyle w:val="VerbatimChar"/>
-        </w:rPr>
-        <w:t xml:space="preserve">cpu</w:t>
-      </w:r>
-      <w:r>
-        <w:t xml:space="preserve"> </w:t>
-      </w:r>
-      <w:r>
-        <w:t xml:space="preserve">— phát biểu là</w:t>
-      </w:r>
-      <w:r>
-        <w:t xml:space="preserve"> </w:t>
-      </w:r>
-      <w:r>
-        <w:rPr>
-          <w:i/>
-          <w:iCs/>
-        </w:rPr>
-        <w:t xml:space="preserve">cấu hình mặc định</w:t>
-      </w:r>
-      <w:r>
-        <w:t xml:space="preserve"> </w:t>
-      </w:r>
-      <w:r>
-        <w:t xml:space="preserve">chứ không phải "chế độ dự phòng", nên đường chạy CPU là đường được kiểm thử thường xuyên nhất.</w:t>
       </w:r>
     </w:p>
     <w:p>

--- a/docs/papers/thesis-full.docx
+++ b/docs/papers/thesis-full.docx
@@ -45178,7 +45178,7 @@
         <w:pStyle w:val="FirstParagraph"/>
       </w:pPr>
       <w:r>
-        <w:t xml:space="preserve">Đồ án đã bàn giao một hệ thống nhận dạng biển số xe Việt Nam hoàn chỉnh, chạy đầu cuối trên máy</w:t>
+        <w:t xml:space="preserve">Nhóm thực hiện đã bàn giao một hệ thống nhận dạng biển số xe Việt Nam hoàn chỉnh, chạy đầu cuối trên máy</w:t>
       </w:r>
       <w:r>
         <w:t xml:space="preserve"> </w:t>

--- a/docs/papers/thesis-full.docx
+++ b/docs/papers/thesis-full.docx
@@ -11728,7 +11728,7 @@
           <w:b/>
           <w:bCs/>
         </w:rPr>
-        <w:t xml:space="preserve">Hình 2.3.</w:t>
+        <w:t xml:space="preserve">Hình 2.2.</w:t>
       </w:r>
       <w:r>
         <w:t xml:space="preserve"> </w:t>
@@ -11852,7 +11852,7 @@
           <w:b/>
           <w:bCs/>
         </w:rPr>
-        <w:t xml:space="preserve">Hình 2.2.</w:t>
+        <w:t xml:space="preserve">Hình 2.3.</w:t>
       </w:r>
       <w:r>
         <w:t xml:space="preserve"> </w:t>

--- a/docs/papers/thesis-full.docx
+++ b/docs/papers/thesis-full.docx
@@ -550,7 +550,23 @@
         </w:r>
       </w:hyperlink>
       <w:r>
-        <w:t xml:space="preserve">:0.95 = 0,7834 (precision 0,9837; recall 0,9714). Khối nhận dạng đạt độ chính xác mức ký tự (1 − CER) 0,9454; độ chính xác toàn chuỗi tăng từ 0,6373 lên 0,7512 nhờ bộ luật hậu xử lý (sửa đúng 319 biển, không làm hỏng biển nào), và độ chính xác end-to-end đạt 0,5552. Khoảng cách lớn nhất nằm ở layout: biển một dòng đạt 0,9541 còn biển hai dòng chỉ đạt 0,6996 — chênh 25,45 điểm phần trăm, trong khi biển hai dòng chiếm 79,8% tập đánh giá. Độ trễ xử lý một ảnh ở phân vị 95 là 1.143,10 ms trên CPU (trung vị 405,77 ms), đạt ngưỡng tối thiểu 1.500 ms nhưng chưa đạt mục tiêu 800 ms — cái giá đã định lượng của bậc thang thử-lại dành cho biển nghiêng, méo. Chi tiết và phân tích lỗi được trình bày ở Chương 5.</w:t>
+        <w:t xml:space="preserve">:0.95 = 0,7834 (precision 0,9837; recall 0,9714). Khối nhận dạng đạt độ chính xác mức ký tự (1 − CER) 0,9483; độ chính xác toàn chuỗi tăng từ 0,6373 lên 0,7701 nhờ bộ luật hậu xử lý (sửa đúng 372 biển, không làm hỏng biển nào). Chỉ số end-to-end</w:t>
+      </w:r>
+      <w:r>
+        <w:t xml:space="preserve"> </w:t>
+      </w:r>
+      <w:r>
+        <w:rPr>
+          <w:b/>
+          <w:bCs/>
+        </w:rPr>
+        <w:t xml:space="preserve">không đo được một cách có ý nghĩa</w:t>
+      </w:r>
+      <w:r>
+        <w:t xml:space="preserve"> </w:t>
+      </w:r>
+      <w:r>
+        <w:t xml:space="preserve">vì thiếu tập nhãn ảnh toàn cảnh; con số đại diện là 17 trên 22 biển đọc đúng trên ảnh toàn cảnh thật. Khoảng cách lớn nhất nằm ở layout: biển một dòng đạt 0,9541 còn biển hai dòng chỉ đạt 0,7234 — chênh 23,07 điểm phần trăm, trong khi biển hai dòng chiếm 79,8% tập đánh giá. Độ trễ xử lý một ảnh ở phân vị 95 là 1.143,10 ms trên CPU (trung vị 405,77 ms), đạt ngưỡng tối thiểu 1.500 ms nhưng chưa đạt mục tiêu 800 ms — cái giá đã định lượng của bậc thang thử-lại dành cho biển nghiêng, méo. Chi tiết và phân tích lỗi được trình bày ở Chương 5.</w:t>
       </w:r>
     </w:p>
     <w:p>

--- a/docs/papers/thesis-full.docx
+++ b/docs/papers/thesis-full.docx
@@ -550,23 +550,39 @@
         </w:r>
       </w:hyperlink>
       <w:r>
-        <w:t xml:space="preserve">:0.95 = 0,7834 (precision 0,9837; recall 0,9714). Khối nhận dạng đạt độ chính xác mức ký tự (1 − CER) 0,9483; độ chính xác toàn chuỗi tăng từ 0,6373 lên 0,7701 nhờ bộ luật hậu xử lý (sửa đúng 372 biển, không làm hỏng biển nào). Chỉ số end-to-end</w:t>
-      </w:r>
-      <w:r>
-        <w:t xml:space="preserve"> </w:t>
-      </w:r>
-      <w:r>
-        <w:rPr>
-          <w:b/>
-          <w:bCs/>
-        </w:rPr>
-        <w:t xml:space="preserve">không đo được một cách có ý nghĩa</w:t>
-      </w:r>
-      <w:r>
-        <w:t xml:space="preserve"> </w:t>
-      </w:r>
-      <w:r>
-        <w:t xml:space="preserve">vì thiếu tập nhãn ảnh toàn cảnh; con số đại diện là 17 trên 22 biển đọc đúng trên ảnh toàn cảnh thật. Khoảng cách lớn nhất nằm ở layout: biển một dòng đạt 0,9541 còn biển hai dòng chỉ đạt 0,7234 — chênh 23,07 điểm phần trăm, trong khi biển hai dòng chiếm 79,8% tập đánh giá. Độ trễ xử lý một ảnh ở phân vị 95 là 1.143,10 ms trên CPU (trung vị 405,77 ms), đạt ngưỡng tối thiểu 1.500 ms nhưng chưa đạt mục tiêu 800 ms — cái giá đã định lượng của bậc thang thử-lại dành cho biển nghiêng, méo. Chi tiết và phân tích lỗi được trình bày ở Chương 5.</w:t>
+        <w:t xml:space="preserve">:0.95 = 0,7834 (precision 0,9837; recall 0,9714). Khối nhận dạng đạt độ chính xác mức ký tự (1 − CER) 0,9483; độ chính xác toàn chuỗi tăng từ 0,6373 lên 0,7701 nhờ bộ luật hậu xử lý (sửa đúng 372 biển, không làm hỏng biển nào). Chỉ số end-to-end đo ở</w:t>
+      </w:r>
+      <w:r>
+        <w:t xml:space="preserve"> </w:t>
+      </w:r>
+      <w:r>
+        <w:rPr>
+          <w:b/>
+          <w:bCs/>
+        </w:rPr>
+        <w:t xml:space="preserve">mức ảnh toàn cảnh</w:t>
+      </w:r>
+      <w:r>
+        <w:t xml:space="preserve"> </w:t>
+      </w:r>
+      <w:r>
+        <w:t xml:space="preserve">đạt</w:t>
+      </w:r>
+      <w:r>
+        <w:t xml:space="preserve"> </w:t>
+      </w:r>
+      <w:r>
+        <w:rPr>
+          <w:b/>
+          <w:bCs/>
+        </w:rPr>
+        <w:t xml:space="preserve">0,563</w:t>
+      </w:r>
+      <w:r>
+        <w:t xml:space="preserve"> </w:t>
+      </w:r>
+      <w:r>
+        <w:t xml:space="preserve">(khoảng tin cậy 95% [0,520 ; 0,607]), ước lượng phân tầng trên 1.606 khung biển của 1.514 ảnh hiện trường — chưa đạt ngưỡng 0,82, và phải đọc kèm hạn chế nhãn do mô hình ngôn ngữ-thị giác sinh chứ không phải người gán. Khoảng cách lớn nhất nằm ở layout: biển một dòng đạt 0,9541 còn biển hai dòng chỉ đạt 0,7234 — chênh 23,07 điểm phần trăm, trong khi biển hai dòng chiếm 79,8% tập đánh giá. Độ trễ xử lý một ảnh ở phân vị 95 là 1.143,10 ms trên CPU (trung vị 405,77 ms), đạt ngưỡng tối thiểu 1.500 ms nhưng chưa đạt mục tiêu 800 ms — cái giá đã định lượng của bậc thang thử-lại dành cho biển nghiêng, méo. Chi tiết và phân tích lỗi được trình bày ở Chương 5.</w:t>
       </w:r>
     </w:p>
     <w:p>
@@ -31966,7 +31982,7 @@
         <w:t xml:space="preserve"> </w:t>
       </w:r>
       <w:r>
-        <w:t xml:space="preserve">tại ngưỡng confidence 0,25; đối chiếu ở Bảng 5.14. Ba lưu ý: (1)</w:t>
+        <w:t xml:space="preserve">tại ngưỡng confidence 0,25; đối chiếu ở Bảng 5.15. Ba lưu ý: (1)</w:t>
       </w:r>
       <w:r>
         <w:t xml:space="preserve"> </w:t>
@@ -34361,7 +34377,17 @@
               <w:pStyle w:val="Compact"/>
             </w:pPr>
             <w:r>
-              <w:t xml:space="preserve">Độ chính xác E2E (A7)</w:t>
+              <w:t xml:space="preserve">Độ chính xác E2E</w:t>
+            </w:r>
+            <w:r>
+              <w:t xml:space="preserve"> </w:t>
+            </w:r>
+            <w:r>
+              <w:rPr>
+                <w:i/>
+                <w:iCs/>
+              </w:rPr>
+              <w:t xml:space="preserve">(giao thức cũ, đã rút — xem 5.5.5)</w:t>
             </w:r>
           </w:p>
         </w:tc>
@@ -35932,30 +35958,7 @@
           <w:b/>
           <w:bCs/>
         </w:rPr>
-        <w:t xml:space="preserve">NFR-A7 chuyển sang ⬜</w:t>
-      </w:r>
-      <w:r>
-        <w:rPr>
-          <w:b/>
-          <w:bCs/>
-        </w:rPr>
-        <w:t xml:space="preserve"> </w:t>
-      </w:r>
-      <w:r>
-        <w:rPr>
-          <w:b/>
-          <w:bCs/>
-          <w:i/>
-          <w:iCs/>
-        </w:rPr>
-        <w:t xml:space="preserve">không đo được một cách có ý nghĩa</w:t>
-      </w:r>
-      <w:r>
-        <w:rPr>
-          <w:b/>
-          <w:bCs/>
-        </w:rPr>
-        <w:t xml:space="preserve">.</w:t>
+        <w:t xml:space="preserve">Con số 0,5552 bị rút, vì giao thức đo hỏng.</w:t>
       </w:r>
       <w:r>
         <w:t xml:space="preserve"> </w:t>
@@ -36008,7 +36011,7 @@
         <w:t xml:space="preserve"> </w:t>
       </w:r>
       <w:r>
-        <w:t xml:space="preserve">— con số 0,5552 của lượt 4</w:t>
+        <w:t xml:space="preserve">— con số của lượt 4</w:t>
       </w:r>
       <w:r>
         <w:t xml:space="preserve"> </w:t>
@@ -36021,52 +36024,78 @@
         <w:t xml:space="preserve">không tái lập được</w:t>
       </w:r>
       <w:r>
-        <w:t xml:space="preserve">. Đây không phải hệ thống tệ đi: đường ống bản giao hàng chạy trên</w:t>
-      </w:r>
-      <w:r>
-        <w:t xml:space="preserve"> </w:t>
-      </w:r>
-      <w:r>
-        <w:rPr>
-          <w:b/>
-          <w:bCs/>
-        </w:rPr>
-        <w:t xml:space="preserve">ảnh toàn cảnh thật</w:t>
-      </w:r>
-      <w:r>
-        <w:t xml:space="preserve"> </w:t>
-      </w:r>
-      <w:r>
-        <w:t xml:space="preserve">đọc đúng</w:t>
-      </w:r>
-      <w:r>
-        <w:t xml:space="preserve"> </w:t>
-      </w:r>
-      <w:r>
-        <w:rPr>
-          <w:b/>
-          <w:bCs/>
-        </w:rPr>
-        <w:t xml:space="preserve">17/22 biển</w:t>
-      </w:r>
-      <w:r>
-        <w:t xml:space="preserve">, gồm cả biển đỏ quân đội, hai biển ngoại giao, biển vàng kinh doanh và hai biển xanh nhà nước. Nguyên nhân nằm ở</w:t>
-      </w:r>
-      <w:r>
-        <w:t xml:space="preserve"> </w:t>
-      </w:r>
-      <w:r>
-        <w:rPr>
-          <w:b/>
-          <w:bCs/>
-        </w:rPr>
-        <w:t xml:space="preserve">thiết kế của phép đo</w:t>
-      </w:r>
-      <w:r>
-        <w:t xml:space="preserve">, và lập luận đầy đủ ở</w:t>
-      </w:r>
-      <w:r>
-        <w:t xml:space="preserve"> </w:t>
+        <w:t xml:space="preserve">. Đây không phải hệ thống tệ đi mà là</w:t>
+      </w:r>
+      <w:r>
+        <w:t xml:space="preserve"> </w:t>
+      </w:r>
+      <w:r>
+        <w:rPr>
+          <w:b/>
+          <w:bCs/>
+        </w:rPr>
+        <w:t xml:space="preserve">lỗi thiết kế phép đo</w:t>
+      </w:r>
+      <w:r>
+        <w:t xml:space="preserve">: cả 2.801 mẫu đều là</w:t>
+      </w:r>
+      <w:r>
+        <w:t xml:space="preserve"> </w:t>
+      </w:r>
+      <w:r>
+        <w:rPr>
+          <w:b/>
+          <w:bCs/>
+        </w:rPr>
+        <w:t xml:space="preserve">vùng biển đã cắt sẵn</w:t>
+      </w:r>
+      <w:r>
+        <w:t xml:space="preserve">, trong khi bộ phát hiện được huấn luyện trên ảnh giao thông đầy đủ, nên một tấm ảnh mà biển chiếm gần hết khung nằm</w:t>
+      </w:r>
+      <w:r>
+        <w:t xml:space="preserve"> </w:t>
+      </w:r>
+      <w:r>
+        <w:rPr>
+          <w:b/>
+          <w:bCs/>
+        </w:rPr>
+        <w:t xml:space="preserve">ngoài phân bố huấn luyện</w:t>
+      </w:r>
+      <w:r>
+        <w:t xml:space="preserve">. Phần lớn thất bại ở đó do bộ phát hiện không bắt được hộp giới hạn (bỏ sót 11,96%),</w:t>
+      </w:r>
+      <w:r>
+        <w:t xml:space="preserve"> </w:t>
+      </w:r>
+      <w:r>
+        <w:rPr>
+          <w:b/>
+          <w:bCs/>
+        </w:rPr>
+        <w:t xml:space="preserve">không</w:t>
+      </w:r>
+      <w:r>
+        <w:t xml:space="preserve"> </w:t>
+      </w:r>
+      <w:r>
+        <w:t xml:space="preserve">phải do OCR đọc sai. Trên đầu vào ngoài phân bố, một thay đổi nhỏ ở tầng suy luận đủ để lật hoàn toàn kết quả — dấu hiệu phép đo</w:t>
+      </w:r>
+      <w:r>
+        <w:t xml:space="preserve"> </w:t>
+      </w:r>
+      <w:r>
+        <w:rPr>
+          <w:b/>
+          <w:bCs/>
+        </w:rPr>
+        <w:t xml:space="preserve">không đo cái nó tưởng đang đo</w:t>
+      </w:r>
+      <w:r>
+        <w:t xml:space="preserve"> </w:t>
+      </w:r>
+      <w:r>
+        <w:t xml:space="preserve">(</w:t>
       </w:r>
       <w:hyperlink r:id="rId166">
         <w:r>
@@ -36077,7 +36106,483 @@
         </w:r>
       </w:hyperlink>
       <w:r>
-        <w:t xml:space="preserve">.</w:t>
+        <w:t xml:space="preserve">).</w:t>
+      </w:r>
+    </w:p>
+    <w:p>
+      <w:pPr>
+        <w:pStyle w:val="FirstParagraph"/>
+      </w:pPr>
+      <w:r>
+        <w:rPr>
+          <w:b/>
+          <w:bCs/>
+        </w:rPr>
+        <w:t xml:space="preserve">A7 đo lại ở mức ảnh toàn cảnh.</w:t>
+      </w:r>
+      <w:r>
+        <w:t xml:space="preserve"> </w:t>
+      </w:r>
+      <w:r>
+        <w:t xml:space="preserve">Phép đo đúng nghĩa đòi ảnh hiện trường</w:t>
+      </w:r>
+      <w:r>
+        <w:t xml:space="preserve"> </w:t>
+      </w:r>
+      <w:r>
+        <w:rPr>
+          <w:b/>
+          <w:bCs/>
+        </w:rPr>
+        <w:t xml:space="preserve">có nhãn chuỗi biển số</w:t>
+      </w:r>
+      <w:r>
+        <w:t xml:space="preserve">, và tập nhãn ấy đã được dựng:</w:t>
+      </w:r>
+      <w:r>
+        <w:t xml:space="preserve"> </w:t>
+      </w:r>
+      <w:r>
+        <w:rPr>
+          <w:b/>
+          <w:bCs/>
+        </w:rPr>
+        <w:t xml:space="preserve">608 khung biển có nhãn</w:t>
+      </w:r>
+      <w:r>
+        <w:t xml:space="preserve"> </w:t>
+      </w:r>
+      <w:r>
+        <w:t xml:space="preserve">trong tổng</w:t>
+      </w:r>
+      <w:r>
+        <w:t xml:space="preserve"> </w:t>
+      </w:r>
+      <w:r>
+        <w:rPr>
+          <w:b/>
+          <w:bCs/>
+        </w:rPr>
+        <w:t xml:space="preserve">1.606 khung</w:t>
+      </w:r>
+      <w:r>
+        <w:t xml:space="preserve"> </w:t>
+      </w:r>
+      <w:r>
+        <w:t xml:space="preserve">của</w:t>
+      </w:r>
+      <w:r>
+        <w:t xml:space="preserve"> </w:t>
+      </w:r>
+      <w:r>
+        <w:rPr>
+          <w:b/>
+          <w:bCs/>
+        </w:rPr>
+        <w:t xml:space="preserve">1.514 ảnh</w:t>
+      </w:r>
+      <w:r>
+        <w:t xml:space="preserve"> </w:t>
+      </w:r>
+      <w:r>
+        <w:t xml:space="preserve">hiện trường thuộc tập kiểm tra. Vì 1.232 khung (76,7%) rơi vào nhóm khó, dùng riêng nhóm ấy sẽ cho con số</w:t>
+      </w:r>
+      <w:r>
+        <w:t xml:space="preserve"> </w:t>
+      </w:r>
+      <w:r>
+        <w:rPr>
+          <w:b/>
+          <w:bCs/>
+        </w:rPr>
+        <w:t xml:space="preserve">bi quan sai lệch</w:t>
+      </w:r>
+      <w:r>
+        <w:t xml:space="preserve">, nên ước lượng được</w:t>
+      </w:r>
+      <w:r>
+        <w:t xml:space="preserve"> </w:t>
+      </w:r>
+      <w:r>
+        <w:rPr>
+          <w:b/>
+          <w:bCs/>
+        </w:rPr>
+        <w:t xml:space="preserve">phân tầng</w:t>
+      </w:r>
+      <w:r>
+        <w:t xml:space="preserve"> </w:t>
+      </w:r>
+      <w:r>
+        <w:t xml:space="preserve">theo Bảng 5.8: tầng đồng thuận gán nhãn</w:t>
+      </w:r>
+      <w:r>
+        <w:t xml:space="preserve"> </w:t>
+      </w:r>
+      <w:r>
+        <w:rPr>
+          <w:b/>
+          <w:bCs/>
+        </w:rPr>
+        <w:t xml:space="preserve">372/374</w:t>
+      </w:r>
+      <w:r>
+        <w:t xml:space="preserve"> </w:t>
+      </w:r>
+      <w:r>
+        <w:t xml:space="preserve">— gần như đếm hết chứ không còn là mẫu, nên sai số của ước lượng chỉ còn đến từ tầng bất đồng.</w:t>
+      </w:r>
+    </w:p>
+    <w:p>
+      <w:pPr>
+        <w:pStyle w:val="BodyText"/>
+      </w:pPr>
+      <w:r>
+        <w:rPr>
+          <w:b/>
+          <w:bCs/>
+        </w:rPr>
+        <w:t xml:space="preserve">Bảng 5.8.</w:t>
+      </w:r>
+      <w:r>
+        <w:t xml:space="preserve"> </w:t>
+      </w:r>
+      <w:r>
+        <w:t xml:space="preserve">NFR-A7 ở mức ảnh toàn cảnh — ước lượng phân tầng trên 1.606 khung biển</w:t>
+      </w:r>
+    </w:p>
+    <w:tbl>
+      <w:tblPr>
+        <w:tblStyle w:val="Table"/>
+        <w:tblW w:type="auto" w:w="0"/>
+        <w:tblLook w:firstRow="1" w:lastRow="0" w:firstColumn="0" w:lastColumn="0" w:noHBand="0" w:noVBand="0" w:val="0020"/>
+      </w:tblPr>
+      <w:tblGrid>
+        <w:gridCol w:w="1980"/>
+        <w:gridCol w:w="1980"/>
+        <w:gridCol w:w="1980"/>
+        <w:gridCol w:w="1980"/>
+      </w:tblGrid>
+      <w:tr>
+        <w:trPr>
+          <w:tblHeader w:val="on"/>
+        </w:trPr>
+        <w:tc>
+          <w:tcPr/>
+          <w:p>
+            <w:pPr>
+              <w:pStyle w:val="Compact"/>
+            </w:pPr>
+            <w:r>
+              <w:t xml:space="preserve">Tầng</w:t>
+            </w:r>
+          </w:p>
+        </w:tc>
+        <w:tc>
+          <w:tcPr/>
+          <w:p>
+            <w:pPr>
+              <w:pStyle w:val="Compact"/>
+              <w:jc w:val="right"/>
+            </w:pPr>
+            <w:r>
+              <w:t xml:space="preserve">Kích thước</w:t>
+            </w:r>
+          </w:p>
+        </w:tc>
+        <w:tc>
+          <w:tcPr/>
+          <w:p>
+            <w:pPr>
+              <w:pStyle w:val="Compact"/>
+              <w:jc w:val="right"/>
+            </w:pPr>
+            <w:r>
+              <w:t xml:space="preserve">Đã gán nhãn</w:t>
+            </w:r>
+          </w:p>
+        </w:tc>
+        <w:tc>
+          <w:tcPr/>
+          <w:p>
+            <w:pPr>
+              <w:pStyle w:val="Compact"/>
+              <w:jc w:val="right"/>
+            </w:pPr>
+            <w:r>
+              <w:t xml:space="preserve">Độ chính xác</w:t>
+            </w:r>
+          </w:p>
+        </w:tc>
+      </w:tr>
+      <w:tr>
+        <w:tc>
+          <w:tcPr/>
+          <w:p>
+            <w:pPr>
+              <w:pStyle w:val="Compact"/>
+            </w:pPr>
+            <w:r>
+              <w:t xml:space="preserve">Đồng thuận</w:t>
+            </w:r>
+            <w:r>
+              <w:t xml:space="preserve"> </w:t>
+            </w:r>
+            <w:r>
+              <w:rPr>
+                <w:i/>
+                <w:iCs/>
+              </w:rPr>
+              <w:t xml:space="preserve">(ca dễ)</w:t>
+            </w:r>
+          </w:p>
+        </w:tc>
+        <w:tc>
+          <w:tcPr/>
+          <w:p>
+            <w:pPr>
+              <w:pStyle w:val="Compact"/>
+              <w:jc w:val="right"/>
+            </w:pPr>
+            <w:r>
+              <w:t xml:space="preserve">374</w:t>
+            </w:r>
+          </w:p>
+        </w:tc>
+        <w:tc>
+          <w:tcPr/>
+          <w:p>
+            <w:pPr>
+              <w:pStyle w:val="Compact"/>
+              <w:jc w:val="right"/>
+            </w:pPr>
+            <w:r>
+              <w:rPr>
+                <w:b/>
+                <w:bCs/>
+              </w:rPr>
+              <w:t xml:space="preserve">372</w:t>
+            </w:r>
+            <w:r>
+              <w:t xml:space="preserve"> </w:t>
+            </w:r>
+            <w:r>
+              <w:rPr>
+                <w:i/>
+                <w:iCs/>
+              </w:rPr>
+              <w:t xml:space="preserve">(99,5%)</w:t>
+            </w:r>
+          </w:p>
+        </w:tc>
+        <w:tc>
+          <w:tcPr/>
+          <w:p>
+            <w:pPr>
+              <w:pStyle w:val="Compact"/>
+              <w:jc w:val="right"/>
+            </w:pPr>
+            <w:r>
+              <w:rPr>
+                <w:b/>
+                <w:bCs/>
+              </w:rPr>
+              <w:t xml:space="preserve">96,8%</w:t>
+            </w:r>
+          </w:p>
+        </w:tc>
+      </w:tr>
+      <w:tr>
+        <w:tc>
+          <w:tcPr/>
+          <w:p>
+            <w:pPr>
+              <w:pStyle w:val="Compact"/>
+            </w:pPr>
+            <w:r>
+              <w:t xml:space="preserve">Bất đồng</w:t>
+            </w:r>
+            <w:r>
+              <w:t xml:space="preserve"> </w:t>
+            </w:r>
+            <w:r>
+              <w:rPr>
+                <w:i/>
+                <w:iCs/>
+              </w:rPr>
+              <w:t xml:space="preserve">(ca khó)</w:t>
+            </w:r>
+          </w:p>
+        </w:tc>
+        <w:tc>
+          <w:tcPr/>
+          <w:p>
+            <w:pPr>
+              <w:pStyle w:val="Compact"/>
+              <w:jc w:val="right"/>
+            </w:pPr>
+            <w:r>
+              <w:t xml:space="preserve">1.232</w:t>
+            </w:r>
+          </w:p>
+        </w:tc>
+        <w:tc>
+          <w:tcPr/>
+          <w:p>
+            <w:pPr>
+              <w:pStyle w:val="Compact"/>
+              <w:jc w:val="right"/>
+            </w:pPr>
+            <w:r>
+              <w:t xml:space="preserve">236</w:t>
+            </w:r>
+            <w:r>
+              <w:t xml:space="preserve"> </w:t>
+            </w:r>
+            <w:r>
+              <w:rPr>
+                <w:i/>
+                <w:iCs/>
+              </w:rPr>
+              <w:t xml:space="preserve">(19,2%)</w:t>
+            </w:r>
+          </w:p>
+        </w:tc>
+        <w:tc>
+          <w:tcPr/>
+          <w:p>
+            <w:pPr>
+              <w:pStyle w:val="Compact"/>
+              <w:jc w:val="right"/>
+            </w:pPr>
+            <w:r>
+              <w:rPr>
+                <w:b/>
+                <w:bCs/>
+              </w:rPr>
+              <w:t xml:space="preserve">44,1%</w:t>
+            </w:r>
+          </w:p>
+        </w:tc>
+      </w:tr>
+      <w:tr>
+        <w:tc>
+          <w:tcPr/>
+          <w:p>
+            <w:pPr>
+              <w:pStyle w:val="Compact"/>
+            </w:pPr>
+            <w:r>
+              <w:rPr>
+                <w:b/>
+                <w:bCs/>
+              </w:rPr>
+              <w:t xml:space="preserve">A7 phân tầng</w:t>
+            </w:r>
+          </w:p>
+        </w:tc>
+        <w:tc>
+          <w:tcPr/>
+          <w:p>
+            <w:pPr>
+              <w:pStyle w:val="Compact"/>
+              <w:jc w:val="right"/>
+            </w:pPr>
+            <w:r>
+              <w:rPr>
+                <w:b/>
+                <w:bCs/>
+              </w:rPr>
+              <w:t xml:space="preserve">1.606</w:t>
+            </w:r>
+          </w:p>
+        </w:tc>
+        <w:tc>
+          <w:tcPr/>
+          <w:p>
+            <w:pPr>
+              <w:pStyle w:val="Compact"/>
+              <w:jc w:val="right"/>
+            </w:pPr>
+            <w:r>
+              <w:rPr>
+                <w:b/>
+                <w:bCs/>
+              </w:rPr>
+              <w:t xml:space="preserve">608</w:t>
+            </w:r>
+            <w:r>
+              <w:t xml:space="preserve"> </w:t>
+            </w:r>
+            <w:r>
+              <w:rPr>
+                <w:i/>
+                <w:iCs/>
+              </w:rPr>
+              <w:t xml:space="preserve">(37,9%)</w:t>
+            </w:r>
+          </w:p>
+        </w:tc>
+        <w:tc>
+          <w:tcPr/>
+          <w:p>
+            <w:pPr>
+              <w:pStyle w:val="Compact"/>
+              <w:jc w:val="right"/>
+            </w:pPr>
+            <w:r>
+              <w:rPr>
+                <w:b/>
+                <w:bCs/>
+              </w:rPr>
+              <w:t xml:space="preserve">56,3%</w:t>
+            </w:r>
+            <w:r>
+              <w:t xml:space="preserve"> </w:t>
+            </w:r>
+            <w:r>
+              <w:rPr>
+                <w:i/>
+                <w:iCs/>
+              </w:rPr>
+              <w:t xml:space="preserve">(KTC 95% [52,0 ; 60,7])</w:t>
+            </w:r>
+          </w:p>
+        </w:tc>
+      </w:tr>
+    </w:tbl>
+    <w:p>
+      <w:pPr>
+        <w:pStyle w:val="BodyText"/>
+      </w:pPr>
+      <w:r>
+        <w:rPr>
+          <w:b/>
+          <w:bCs/>
+        </w:rPr>
+        <w:t xml:space="preserve">NFR-A7 = 56,3%, không đạt ❌</w:t>
+      </w:r>
+      <w:r>
+        <w:t xml:space="preserve"> </w:t>
+      </w:r>
+      <w:r>
+        <w:t xml:space="preserve">— dưới cả ngưỡng tối thiểu 0,82. Kết quả nhất quán với hai quan sát độc lập: đường ống bản giao hàng đọc đúng</w:t>
+      </w:r>
+      <w:r>
+        <w:t xml:space="preserve"> </w:t>
+      </w:r>
+      <w:r>
+        <w:rPr>
+          <w:b/>
+          <w:bCs/>
+        </w:rPr>
+        <w:t xml:space="preserve">17/22 biển</w:t>
+      </w:r>
+      <w:r>
+        <w:t xml:space="preserve"> </w:t>
+      </w:r>
+      <w:r>
+        <w:t xml:space="preserve">trên bộ ảnh toàn cảnh dùng để trình diễn, gồm cả biển đỏ quân đội, hai biển ngoại giao, biển vàng kinh doanh và hai biển xanh nhà nước; và chênh lệch giữa A6 = 0,7701 (đo trên vùng biển cắt chuẩn) với A7 phản ánh đúng phần sai số mà tầng phát hiện đóng góp thêm.</w:t>
       </w:r>
     </w:p>
     <w:p>
@@ -36085,82 +36590,59 @@
         <w:pStyle w:val="BlockText"/>
       </w:pPr>
       <w:r>
-        <w:t xml:space="preserve">Cần lưu ý rằng con số 0,5552 được đo trên</w:t>
-      </w:r>
-      <w:r>
-        <w:t xml:space="preserve"> </w:t>
-      </w:r>
-      <w:r>
-        <w:rPr>
-          <w:b/>
-          <w:bCs/>
-        </w:rPr>
-        <w:t xml:space="preserve">ảnh vùng biển đã cắt</w:t>
-      </w:r>
-      <w:r>
-        <w:t xml:space="preserve">, không phải ảnh hiện trường, vì không bộ dữ liệu nào trong đồ án có đồng thời ảnh toàn cảnh</w:t>
-      </w:r>
-      <w:r>
-        <w:t xml:space="preserve"> </w:t>
-      </w:r>
-      <w:r>
-        <w:rPr>
-          <w:i/>
-          <w:iCs/>
-        </w:rPr>
-        <w:t xml:space="preserve">và</w:t>
-      </w:r>
-      <w:r>
-        <w:t xml:space="preserve"> </w:t>
-      </w:r>
-      <w:r>
-        <w:t xml:space="preserve">chuỗi biển số nhãn thật. Bộ phát hiện được huấn luyện trên ảnh giao thông đầy đủ nên ảnh chỉ có biển số chiếm gần hết khung là</w:t>
-      </w:r>
-      <w:r>
-        <w:t xml:space="preserve"> </w:t>
-      </w:r>
-      <w:r>
-        <w:rPr>
-          <w:b/>
-          <w:bCs/>
-        </w:rPr>
-        <w:t xml:space="preserve">ngoài phân bố huấn luyện</w:t>
-      </w:r>
-      <w:r>
-        <w:t xml:space="preserve">: phần lớn thất bại ở đây do bộ phát hiện không bắt được box trên ảnh vùng biển đã cắt (bỏ sót 11,96%),</w:t>
-      </w:r>
-      <w:r>
-        <w:t xml:space="preserve"> </w:t>
-      </w:r>
-      <w:r>
-        <w:rPr>
-          <w:b/>
-          <w:bCs/>
-        </w:rPr>
-        <w:t xml:space="preserve">không</w:t>
-      </w:r>
-      <w:r>
-        <w:t xml:space="preserve"> </w:t>
-      </w:r>
-      <w:r>
-        <w:t xml:space="preserve">phải do OCR đọc sai. Bằng chứng: trên ảnh hiện trường thật, phép đo ở giai đoạn kiểm thử cho</w:t>
-      </w:r>
-      <w:r>
-        <w:t xml:space="preserve"> </w:t>
-      </w:r>
-      <w:hyperlink r:id="rId13">
-        <w:r>
-          <w:rPr>
-            <w:rStyle w:val="Hyperlink"/>
-          </w:rPr>
-          <w:t xml:space="preserve">mAP@0.5</w:t>
-        </w:r>
-      </w:hyperlink>
-      <w:r>
-        <w:t xml:space="preserve"> </w:t>
-      </w:r>
-      <w:r>
-        <w:t xml:space="preserve">= 0,9829, tương thích với 5.4.1. Muốn đo NFR-A7 đúng cách cần gán nhãn chuỗi cho một phân bố test có ảnh hiện trường; đây là</w:t>
+        <w:rPr>
+          <w:b/>
+          <w:bCs/>
+        </w:rPr>
+        <w:t xml:space="preserve">Hạn chế phải nói kèm mỗi lần trích con số này: nhãn do một mô hình ngôn ngữ-thị giác đọc, không phải do người.</w:t>
+      </w:r>
+      <w:r>
+        <w:t xml:space="preserve"> </w:t>
+      </w:r>
+      <w:r>
+        <w:t xml:space="preserve">Nhãn ấy</w:t>
+      </w:r>
+      <w:r>
+        <w:t xml:space="preserve"> </w:t>
+      </w:r>
+      <w:r>
+        <w:rPr>
+          <w:b/>
+          <w:bCs/>
+        </w:rPr>
+        <w:t xml:space="preserve">độc lập với cả bốn cấu hình được so sánh</w:t>
+      </w:r>
+      <w:r>
+        <w:t xml:space="preserve"> </w:t>
+      </w:r>
+      <w:r>
+        <w:t xml:space="preserve">nên phép đo không mắc lập luận vòng tròn — nếu lấy đồng thuận của chính các cấu hình làm nhãn thì mọi cấu hình sẽ tự động đúng trên mọi mẫu đồng thuận, kể cả khi tất cả cùng đọc sai. Nhưng một mô hình đọc nhãn vẫn có thể sai theo cách riêng của nó, và điều đó</w:t>
+      </w:r>
+      <w:r>
+        <w:t xml:space="preserve"> </w:t>
+      </w:r>
+      <w:r>
+        <w:rPr>
+          <w:b/>
+          <w:bCs/>
+        </w:rPr>
+        <w:t xml:space="preserve">không kiểm chứng được nếu không có người đọc lại</w:t>
+      </w:r>
+      <w:r>
+        <w:t xml:space="preserve">. Vì vậy 56,3% phải đọc là</w:t>
+      </w:r>
+      <w:r>
+        <w:t xml:space="preserve"> </w:t>
+      </w:r>
+      <w:r>
+        <w:rPr>
+          <w:b/>
+          <w:bCs/>
+        </w:rPr>
+        <w:t xml:space="preserve">ước lượng có nguồn nhãn máy sinh</w:t>
+      </w:r>
+      <w:r>
+        <w:t xml:space="preserve">, không phải con số nhãn vàng. Gán nhãn thủ công cho cùng tập này là</w:t>
       </w:r>
       <w:r>
         <w:t xml:space="preserve"> </w:t>
@@ -36176,7 +36658,7 @@
         <w:t xml:space="preserve"> </w:t>
       </w:r>
       <w:r>
-        <w:t xml:space="preserve">ở mục 6.3, không phải một phép đo bị bỏ quên.</w:t>
+        <w:t xml:space="preserve">ở mục 6.3.</w:t>
       </w:r>
     </w:p>
     <w:bookmarkEnd w:id="167"/>
@@ -36863,7 +37345,7 @@
           <w:b/>
           <w:bCs/>
         </w:rPr>
-        <w:t xml:space="preserve">Bảng 5.8.</w:t>
+        <w:t xml:space="preserve">Bảng 5.9.</w:t>
       </w:r>
       <w:r>
         <w:t xml:space="preserve"> </w:t>
@@ -37616,7 +38098,7 @@
           <w:b/>
           <w:bCs/>
         </w:rPr>
-        <w:t xml:space="preserve">Bảng 5.9.</w:t>
+        <w:t xml:space="preserve">Bảng 5.10.</w:t>
       </w:r>
       <w:r>
         <w:t xml:space="preserve"> </w:t>
@@ -38421,7 +38903,7 @@
           <w:b/>
           <w:bCs/>
         </w:rPr>
-        <w:t xml:space="preserve">Bảng 5.10.</w:t>
+        <w:t xml:space="preserve">Bảng 5.11.</w:t>
       </w:r>
       <w:r>
         <w:t xml:space="preserve"> </w:t>
@@ -39399,7 +39881,7 @@
           <w:b/>
           <w:bCs/>
         </w:rPr>
-        <w:t xml:space="preserve">Bảng 5.11.</w:t>
+        <w:t xml:space="preserve">Bảng 5.12.</w:t>
       </w:r>
       <w:r>
         <w:t xml:space="preserve"> </w:t>
@@ -40342,7 +40824,7 @@
           <w:b/>
           <w:bCs/>
         </w:rPr>
-        <w:t xml:space="preserve">Bảng 5.12.</w:t>
+        <w:t xml:space="preserve">Bảng 5.13.</w:t>
       </w:r>
       <w:r>
         <w:t xml:space="preserve"> </w:t>
@@ -40896,7 +41378,7 @@
         <w:t xml:space="preserve">không mất dữ liệu</w:t>
       </w:r>
       <w:r>
-        <w:t xml:space="preserve">; đối chiếu đầy đủ từng mã chỉ tiêu ở Bảng 5.14.</w:t>
+        <w:t xml:space="preserve">; đối chiếu đầy đủ từng mã chỉ tiêu ở Bảng 5.15.</w:t>
       </w:r>
     </w:p>
     <w:p>
@@ -41101,7 +41583,7 @@
           <w:b/>
           <w:bCs/>
         </w:rPr>
-        <w:t xml:space="preserve">Bảng 5.13.</w:t>
+        <w:t xml:space="preserve">Bảng 5.14.</w:t>
       </w:r>
       <w:r>
         <w:t xml:space="preserve"> </w:t>
@@ -41668,7 +42150,7 @@
           <w:b/>
           <w:bCs/>
         </w:rPr>
-        <w:t xml:space="preserve">Bảng 5.14.</w:t>
+        <w:t xml:space="preserve">Bảng 5.15.</w:t>
       </w:r>
       <w:r>
         <w:t xml:space="preserve"> </w:t>
@@ -41886,20 +42368,7 @@
                 <w:b/>
                 <w:bCs/>
               </w:rPr>
-              <w:t xml:space="preserve">hai</w:t>
-            </w:r>
-            <w:r>
-              <w:t xml:space="preserve">, ⬜</w:t>
-            </w:r>
-            <w:r>
-              <w:t xml:space="preserve"> </w:t>
-            </w:r>
-            <w:r>
-              <w:rPr>
-                <w:b/>
-                <w:bCs/>
-              </w:rPr>
-              <w:t xml:space="preserve">một</w:t>
+              <w:t xml:space="preserve">ba</w:t>
             </w:r>
           </w:p>
         </w:tc>
@@ -42616,7 +43085,7 @@
           <w:b/>
           <w:bCs/>
         </w:rPr>
-        <w:t xml:space="preserve">Bảng 5.15.</w:t>
+        <w:t xml:space="preserve">Bảng 5.16.</w:t>
       </w:r>
       <w:r>
         <w:t xml:space="preserve"> </w:t>
@@ -43493,13 +43962,13 @@
       </w:r>
     </w:p>
     <w:bookmarkEnd w:id="187"/>
-    <w:bookmarkStart w:id="188" w:name="Xb0e136d7f38fa232980b6062c2927010ee460e2"/>
+    <w:bookmarkStart w:id="188" w:name="Xc46e08459ffbabcc4804537ddd02d7d8cab19e8"/>
     <w:p>
       <w:pPr>
         <w:pStyle w:val="Heading3"/>
       </w:pPr>
       <w:r>
-        <w:t xml:space="preserve">5.9.2. Hai hạng mục không đo được, và vì sao</w:t>
+        <w:t xml:space="preserve">5.9.2. Hạng mục không đo được, và vì sao</w:t>
       </w:r>
     </w:p>
     <w:p>
@@ -43608,7 +44077,7 @@
           <w:b/>
           <w:bCs/>
         </w:rPr>
-        <w:t xml:space="preserve">NFR-A7 — giao thức đo bị giới hạn tới mức không dùng được.</w:t>
+        <w:t xml:space="preserve">NFR-A7 — giao thức đo cũ bị thay, con số mới đo ở mức ảnh toàn cảnh.</w:t>
       </w:r>
       <w:r>
         <w:t xml:space="preserve"> </w:t>
@@ -43640,7 +44109,68 @@
         <w:t xml:space="preserve">0,0000</w:t>
       </w:r>
       <w:r>
-        <w:t xml:space="preserve">. Trên đầu vào nằm ngoài phân bố huấn luyện, một thay đổi nhỏ ở tầng suy luận đủ lật hoàn toàn kết quả — đó là dấu hiệu phép đo</w:t>
+        <w:t xml:space="preserve">, nên nó bị rút. Phép đo thay thế chạy trên</w:t>
+      </w:r>
+      <w:r>
+        <w:t xml:space="preserve"> </w:t>
+      </w:r>
+      <w:r>
+        <w:rPr>
+          <w:b/>
+          <w:bCs/>
+        </w:rPr>
+        <w:t xml:space="preserve">ảnh hiện trường có nhãn chuỗi</w:t>
+      </w:r>
+      <w:r>
+        <w:t xml:space="preserve"> </w:t>
+      </w:r>
+      <w:r>
+        <w:t xml:space="preserve">cho</w:t>
+      </w:r>
+      <w:r>
+        <w:t xml:space="preserve"> </w:t>
+      </w:r>
+      <w:r>
+        <w:rPr>
+          <w:b/>
+          <w:bCs/>
+        </w:rPr>
+        <w:t xml:space="preserve">A7 = 56,3%</w:t>
+      </w:r>
+      <w:r>
+        <w:t xml:space="preserve"> </w:t>
+      </w:r>
+      <w:r>
+        <w:t xml:space="preserve">(KTC 95% [52,0 ; 60,7]) —</w:t>
+      </w:r>
+      <w:r>
+        <w:t xml:space="preserve"> </w:t>
+      </w:r>
+      <w:r>
+        <w:rPr>
+          <w:b/>
+          <w:bCs/>
+        </w:rPr>
+        <w:t xml:space="preserve">không đạt ❌</w:t>
+      </w:r>
+      <w:r>
+        <w:t xml:space="preserve">, và phải đọc kèm hạn chế</w:t>
+      </w:r>
+      <w:r>
+        <w:t xml:space="preserve"> </w:t>
+      </w:r>
+      <w:r>
+        <w:rPr>
+          <w:b/>
+          <w:bCs/>
+        </w:rPr>
+        <w:t xml:space="preserve">nhãn do mô hình ngôn ngữ-thị giác sinh</w:t>
+      </w:r>
+      <w:r>
+        <w:t xml:space="preserve"> </w:t>
+      </w:r>
+      <w:r>
+        <w:t xml:space="preserve">(mục 5.5.5). Trên đầu vào nằm ngoài phân bố huấn luyện, một thay đổi nhỏ ở tầng suy luận đủ lật hoàn toàn kết quả — đó là dấu hiệu phép đo</w:t>
       </w:r>
       <w:r>
         <w:t xml:space="preserve"> </w:t>
@@ -43719,7 +44249,7 @@
           <w:b/>
           <w:bCs/>
         </w:rPr>
-        <w:t xml:space="preserve">Bảng 5.16.</w:t>
+        <w:t xml:space="preserve">Bảng 5.17.</w:t>
       </w:r>
       <w:r>
         <w:t xml:space="preserve"> </w:t>
@@ -44563,7 +45093,7 @@
           <w:b/>
           <w:bCs/>
         </w:rPr>
-        <w:t xml:space="preserve">Bảng 5.17.</w:t>
+        <w:t xml:space="preserve">Bảng 5.18.</w:t>
       </w:r>
       <w:r>
         <w:t xml:space="preserve"> </w:t>
@@ -45634,7 +46164,13 @@
                 <w:b/>
                 <w:bCs/>
               </w:rPr>
-              <w:t xml:space="preserve">không đo được</w:t>
+              <w:t xml:space="preserve">0,563</w:t>
+            </w:r>
+            <w:r>
+              <w:t xml:space="preserve"> </w:t>
+            </w:r>
+            <w:r>
+              <w:t xml:space="preserve">❌</w:t>
             </w:r>
           </w:p>
         </w:tc>
@@ -45917,23 +46453,36 @@
         <w:pStyle w:val="BodyText"/>
       </w:pPr>
       <w:r>
-        <w:t xml:space="preserve">* A7 phải đọc như</w:t>
-      </w:r>
-      <w:r>
-        <w:t xml:space="preserve"> </w:t>
-      </w:r>
-      <w:r>
-        <w:rPr>
-          <w:b/>
-          <w:bCs/>
-        </w:rPr>
-        <w:t xml:space="preserve">cận dưới bi quan</w:t>
-      </w:r>
-      <w:r>
-        <w:t xml:space="preserve"> </w:t>
-      </w:r>
-      <w:r>
-        <w:t xml:space="preserve">— đo trên ảnh nằm ngoài phân bố huấn luyện của bộ phát hiện nên tỉ lệ bỏ sót bị đánh giá cao hơn thực tế.</w:t>
+        <w:t xml:space="preserve">* A7 đo ở</w:t>
+      </w:r>
+      <w:r>
+        <w:t xml:space="preserve"> </w:t>
+      </w:r>
+      <w:r>
+        <w:rPr>
+          <w:b/>
+          <w:bCs/>
+        </w:rPr>
+        <w:t xml:space="preserve">mức ảnh toàn cảnh</w:t>
+      </w:r>
+      <w:r>
+        <w:t xml:space="preserve"> </w:t>
+      </w:r>
+      <w:r>
+        <w:t xml:space="preserve">— ước lượng phân tầng trên 1.606 khung biển của 1.514 ảnh hiện trường, 608 khung có nhãn.</w:t>
+      </w:r>
+      <w:r>
+        <w:t xml:space="preserve"> </w:t>
+      </w:r>
+      <w:r>
+        <w:rPr>
+          <w:b/>
+          <w:bCs/>
+        </w:rPr>
+        <w:t xml:space="preserve">Nhãn do mô hình ngôn ngữ-thị giác đọc, không phải người</w:t>
+      </w:r>
+      <w:r>
+        <w:t xml:space="preserve">, nên phải đọc như ước lượng có nguồn nhãn máy sinh (mục 5.5.5). Con số cũ 0,5552 đo trên ảnh cắt sẵn đã bị rút vì không tái lập được.</w:t>
       </w:r>
     </w:p>
     <w:p>

--- a/docs/papers/thesis-full.docx
+++ b/docs/papers/thesis-full.docx
@@ -41592,6 +41592,78 @@
         <w:t xml:space="preserve">Bỏ bước phát hiện chữ — ba ngữ liệu, hai kết luận ngược nhau</w:t>
       </w:r>
     </w:p>
+    <w:p>
+      <w:pPr>
+        <w:pStyle w:val="BodyText"/>
+      </w:pPr>
+      <w:r>
+        <w:rPr>
+          <w:i/>
+          <w:iCs/>
+        </w:rPr>
+        <w:t xml:space="preserve">Ba cột cuối dùng</w:t>
+      </w:r>
+      <w:r>
+        <w:rPr>
+          <w:i/>
+          <w:iCs/>
+        </w:rPr>
+        <w:t xml:space="preserve"> </w:t>
+      </w:r>
+      <w:r>
+        <w:rPr>
+          <w:b/>
+          <w:bCs/>
+          <w:i/>
+          <w:iCs/>
+        </w:rPr>
+        <w:t xml:space="preserve">cùng phép đo phân tầng và cùng tập nhãn</w:t>
+      </w:r>
+      <w:r>
+        <w:rPr>
+          <w:i/>
+          <w:iCs/>
+        </w:rPr>
+        <w:t xml:space="preserve"> </w:t>
+      </w:r>
+      <w:r>
+        <w:rPr>
+          <w:i/>
+          <w:iCs/>
+        </w:rPr>
+        <w:t xml:space="preserve">với Bảng 5.8; dòng</w:t>
+      </w:r>
+      <w:r>
+        <w:rPr>
+          <w:i/>
+          <w:iCs/>
+        </w:rPr>
+        <w:t xml:space="preserve"> </w:t>
+      </w:r>
+      <w:r>
+        <w:rPr>
+          <w:b/>
+          <w:bCs/>
+          <w:i/>
+          <w:iCs/>
+        </w:rPr>
+        <w:t xml:space="preserve">bản bàn giao</w:t>
+      </w:r>
+      <w:r>
+        <w:rPr>
+          <w:i/>
+          <w:iCs/>
+        </w:rPr>
+        <w:t xml:space="preserve"> </w:t>
+      </w:r>
+      <w:r>
+        <w:rPr>
+          <w:i/>
+          <w:iCs/>
+        </w:rPr>
+        <w:t xml:space="preserve">ở đây chính là con số A7 = 56,3% đã công bố ở mục 5.5.5, nên hai bảng không phải hai phép đo độc lập. Hạn chế về nguồn nhãn nêu ở 5.5.5 áp cho cả bảng này.</w:t>
+      </w:r>
+    </w:p>
     <w:tbl>
       <w:tblPr>
         <w:tblStyle w:val="Table"/>
@@ -43962,13 +44034,13 @@
       </w:r>
     </w:p>
     <w:bookmarkEnd w:id="187"/>
-    <w:bookmarkStart w:id="188" w:name="Xc46e08459ffbabcc4804537ddd02d7d8cab19e8"/>
+    <w:bookmarkStart w:id="188" w:name="Xff467f893be5525c4100bf81184a0f048a11f70"/>
     <w:p>
       <w:pPr>
         <w:pStyle w:val="Heading3"/>
       </w:pPr>
       <w:r>
-        <w:t xml:space="preserve">5.9.2. Hạng mục không đo được, và vì sao</w:t>
+        <w:t xml:space="preserve">5.9.2. Một hạng mục không đo được, và một giao thức đo phải thay</w:t>
       </w:r>
     </w:p>
     <w:p>
@@ -44005,7 +44077,33 @@
         <w:t xml:space="preserve">"không đo được vì thiếu điều kiện"</w:t>
       </w:r>
       <w:r>
-        <w:t xml:space="preserve">. Nhóm thứ nhất — so sánh nền tảng suy luận, huấn luyện mô hình đối chứng, phân rã đóng góp theo từng nhóm luật — đều có phương pháp và công cụ sẵn sàng, chỉ thiếu thời gian máy, và được ghi thành hướng phát triển ở mục 6.3. Chỉ hai hạng mục dưới đây là hạn chế thật của công trình.</w:t>
+        <w:t xml:space="preserve">. Nhóm thứ nhất — so sánh nền tảng suy luận, huấn luyện mô hình đối chứng, phân rã đóng góp theo từng nhóm luật — đều có phương pháp và công cụ sẵn sàng, chỉ thiếu thời gian máy, và được ghi thành hướng phát triển ở mục 6.3. Hai hạng mục dưới đây thuộc loại khác hẳn nhau và không được trộn:</w:t>
+      </w:r>
+      <w:r>
+        <w:t xml:space="preserve"> </w:t>
+      </w:r>
+      <w:r>
+        <w:rPr>
+          <w:b/>
+          <w:bCs/>
+        </w:rPr>
+        <w:t xml:space="preserve">NFR-A9 thiếu điều kiện quan sát nên không đo được</w:t>
+      </w:r>
+      <w:r>
+        <w:t xml:space="preserve">, còn</w:t>
+      </w:r>
+      <w:r>
+        <w:t xml:space="preserve"> </w:t>
+      </w:r>
+      <w:r>
+        <w:rPr>
+          <w:b/>
+          <w:bCs/>
+        </w:rPr>
+        <w:t xml:space="preserve">NFR-A7 thì đo được — chỉ là giao thức đo đầu tiên hỏng và phải thay bằng giao thức khác</w:t>
+      </w:r>
+      <w:r>
+        <w:t xml:space="preserve">. Chỉ hai hạng mục dưới đây là hạn chế thật của công trình.</w:t>
       </w:r>
     </w:p>
     <w:p>
@@ -46624,7 +46722,7 @@
         <w:pStyle w:val="FirstParagraph"/>
       </w:pPr>
       <w:r>
-        <w:t xml:space="preserve">Ngoài các con số, đồ án để lại</w:t>
+        <w:t xml:space="preserve">Ngoài các con số, nhóm thực hiện để lại</w:t>
       </w:r>
       <w:r>
         <w:t xml:space="preserve"> </w:t>

--- a/docs/papers/thesis-full.docx
+++ b/docs/papers/thesis-full.docx
@@ -3167,7 +3167,7 @@
           <w:b/>
           <w:bCs/>
         </w:rPr>
-        <w:t xml:space="preserve">Tổng cộng hai yêu cầu mức</w:t>
+        <w:t xml:space="preserve">Tổng cộng bốn yêu cầu mức</w:t>
       </w:r>
       <w:r>
         <w:rPr>
@@ -3197,13 +3197,97 @@
           <w:b/>
           <w:bCs/>
         </w:rPr>
-        <w:t xml:space="preserve">đã bị đưa ra khỏi phạm vi (FR-4.1 và FR-2.5)</w:t>
-      </w:r>
-      <w:r>
-        <w:t xml:space="preserve"> </w:t>
-      </w:r>
-      <w:r>
-        <w:t xml:space="preserve">và được nêu rõ tại đây, cũng như ở mục 4.1.3, mục 6.2 và trong đặc tả yêu cầu. Đây là</w:t>
+        <w:t xml:space="preserve">đã chuyển sang</w:t>
+      </w:r>
+      <w:r>
+        <w:rPr>
+          <w:b/>
+          <w:bCs/>
+        </w:rPr>
+        <w:t xml:space="preserve"> </w:t>
+      </w:r>
+      <w:r>
+        <w:rPr>
+          <w:b/>
+          <w:bCs/>
+          <w:i/>
+          <w:iCs/>
+        </w:rPr>
+        <w:t xml:space="preserve">Won't</w:t>
+      </w:r>
+      <w:r>
+        <w:rPr>
+          <w:b/>
+          <w:bCs/>
+        </w:rPr>
+        <w:t xml:space="preserve">: FR-3.1, FR-3.4, FR-4.1 và FR-2.5</w:t>
+      </w:r>
+      <w:r>
+        <w:t xml:space="preserve">, được nêu rõ tại đây cũng như ở mục 4.1.3, mục 6.2 và trong đặc tả yêu cầu. Cần phân biệt hai loại mất mát khác hẳn nhau bên trong con số bốn ấy:</w:t>
+      </w:r>
+      <w:r>
+        <w:t xml:space="preserve"> </w:t>
+      </w:r>
+      <w:r>
+        <w:rPr>
+          <w:b/>
+          <w:bCs/>
+        </w:rPr>
+        <w:t xml:space="preserve">ba yêu cầu FR-3.1, FR-3.4 và FR-4.1 chỉ mất</w:t>
+      </w:r>
+      <w:r>
+        <w:rPr>
+          <w:b/>
+          <w:bCs/>
+        </w:rPr>
+        <w:t xml:space="preserve"> </w:t>
+      </w:r>
+      <w:r>
+        <w:rPr>
+          <w:b/>
+          <w:bCs/>
+          <w:i/>
+          <w:iCs/>
+        </w:rPr>
+        <w:t xml:space="preserve">màn hình hiển thị</w:t>
+      </w:r>
+      <w:r>
+        <w:t xml:space="preserve"> </w:t>
+      </w:r>
+      <w:r>
+        <w:t xml:space="preserve">— năng lực tương ứng vẫn phục vụ ở tầng giao diện lập trình và vẫn có kiểm thử tự động;</w:t>
+      </w:r>
+      <w:r>
+        <w:t xml:space="preserve"> </w:t>
+      </w:r>
+      <w:r>
+        <w:rPr>
+          <w:b/>
+          <w:bCs/>
+        </w:rPr>
+        <w:t xml:space="preserve">riêng FR-2.5 mất chính</w:t>
+      </w:r>
+      <w:r>
+        <w:rPr>
+          <w:b/>
+          <w:bCs/>
+        </w:rPr>
+        <w:t xml:space="preserve"> </w:t>
+      </w:r>
+      <w:r>
+        <w:rPr>
+          <w:b/>
+          <w:bCs/>
+          <w:i/>
+          <w:iCs/>
+        </w:rPr>
+        <w:t xml:space="preserve">năng lực</w:t>
+      </w:r>
+      <w:r>
+        <w:t xml:space="preserve"> </w:t>
+      </w:r>
+      <w:r>
+        <w:t xml:space="preserve">vì hệ thống không còn xuất được video đã chú thích. Đây là</w:t>
       </w:r>
       <w:r>
         <w:t xml:space="preserve"> </w:t>
@@ -3216,36 +3300,7 @@
         <w:t xml:space="preserve">quyết định phạm vi có chủ đích</w:t>
       </w:r>
       <w:r>
-        <w:t xml:space="preserve">, không phải hạng mục bỏ sót: bốn yêu cầu đầu chỉ mất</w:t>
-      </w:r>
-      <w:r>
-        <w:t xml:space="preserve"> </w:t>
-      </w:r>
-      <w:r>
-        <w:rPr>
-          <w:b/>
-          <w:bCs/>
-        </w:rPr>
-        <w:t xml:space="preserve">màn hình hiển thị</w:t>
-      </w:r>
-      <w:r>
-        <w:t xml:space="preserve"> </w:t>
-      </w:r>
-      <w:r>
-        <w:t xml:space="preserve">chứ không mất</w:t>
-      </w:r>
-      <w:r>
-        <w:t xml:space="preserve"> </w:t>
-      </w:r>
-      <w:r>
-        <w:rPr>
-          <w:b/>
-          <w:bCs/>
-        </w:rPr>
-        <w:t xml:space="preserve">năng lực hệ thống</w:t>
-      </w:r>
-      <w:r>
-        <w:t xml:space="preserve">, và toàn bộ mã liên quan còn nguyên trong lịch sử kho mã. Đợt thu gọn thứ hai đồng thời loại bỏ thư viện biểu đồ đi kèm, làm giảm hơn một nửa dung lượng gói tải về của giao diện.</w:t>
+        <w:t xml:space="preserve">, không phải hạng mục bỏ sót, và toàn bộ mã liên quan còn nguyên trong lịch sử kho mã. Đợt thu gọn thứ hai đồng thời loại bỏ thư viện biểu đồ đi kèm, làm giảm hơn một nửa dung lượng gói tải về của giao diện.</w:t>
       </w:r>
     </w:p>
     <w:bookmarkEnd w:id="21"/>
@@ -18275,7 +18330,7 @@
           <w:b/>
           <w:bCs/>
         </w:rPr>
-        <w:t xml:space="preserve">Hai yêu cầu mức</w:t>
+        <w:t xml:space="preserve">Bốn yêu cầu mức</w:t>
       </w:r>
       <w:r>
         <w:rPr>
@@ -18305,10 +18360,49 @@
           <w:b/>
           <w:bCs/>
         </w:rPr>
-        <w:t xml:space="preserve">đã bị đưa ra khỏi phạm vi là FR-4.1 và FR-2.5</w:t>
-      </w:r>
-      <w:r>
-        <w:t xml:space="preserve">, nêu rõ ở mục 6.2. Bảng đầy đủ từng mã yêu cầu ở</w:t>
+        <w:t xml:space="preserve">đã chuyển sang</w:t>
+      </w:r>
+      <w:r>
+        <w:rPr>
+          <w:b/>
+          <w:bCs/>
+        </w:rPr>
+        <w:t xml:space="preserve"> </w:t>
+      </w:r>
+      <w:r>
+        <w:rPr>
+          <w:b/>
+          <w:bCs/>
+          <w:i/>
+          <w:iCs/>
+        </w:rPr>
+        <w:t xml:space="preserve">Won't</w:t>
+      </w:r>
+      <w:r>
+        <w:rPr>
+          <w:b/>
+          <w:bCs/>
+        </w:rPr>
+        <w:t xml:space="preserve">: FR-3.1, FR-3.4, FR-4.1 và FR-2.5</w:t>
+      </w:r>
+      <w:r>
+        <w:t xml:space="preserve"> </w:t>
+      </w:r>
+      <w:r>
+        <w:t xml:space="preserve">— trong đó ba yêu cầu đầu chỉ mất màn hình hiển thị (năng lực vẫn phục vụ ở tầng API và vẫn có kiểm thử), riêng</w:t>
+      </w:r>
+      <w:r>
+        <w:t xml:space="preserve"> </w:t>
+      </w:r>
+      <w:r>
+        <w:rPr>
+          <w:b/>
+          <w:bCs/>
+        </w:rPr>
+        <w:t xml:space="preserve">FR-2.5 mất chính năng lực</w:t>
+      </w:r>
+      <w:r>
+        <w:t xml:space="preserve">. Nêu rõ ở mục 6.2. Bảng đầy đủ từng mã yêu cầu ở</w:t>
       </w:r>
       <w:r>
         <w:t xml:space="preserve"> </w:t>
@@ -47127,7 +47221,7 @@
                 <w:b/>
                 <w:bCs/>
               </w:rPr>
-              <w:t xml:space="preserve">Hai</w:t>
+              <w:t xml:space="preserve">Bốn</w:t>
             </w:r>
             <w:r>
               <w:t xml:space="preserve"> </w:t>
@@ -47149,7 +47243,17 @@
               <w:t xml:space="preserve"> </w:t>
             </w:r>
             <w:r>
-              <w:t xml:space="preserve">(FR-4.1, FR-2.5) bị đưa ra khỏi phạm vi</w:t>
+              <w:t xml:space="preserve">(FR-3.1, FR-3.4, FR-4.1, FR-2.5) chuyển sang</w:t>
+            </w:r>
+            <w:r>
+              <w:t xml:space="preserve"> </w:t>
+            </w:r>
+            <w:r>
+              <w:rPr>
+                <w:i/>
+                <w:iCs/>
+              </w:rPr>
+              <w:t xml:space="preserve">Won't</w:t>
             </w:r>
           </w:p>
         </w:tc>
@@ -47172,7 +47276,39 @@
               <w:pStyle w:val="Compact"/>
             </w:pPr>
             <w:r>
-              <w:t xml:space="preserve">Trang Tổng quan, xuất video đã chú thích và huỷ tác vụ đều đã gỡ — nêu rõ khi bảo vệ</w:t>
+              <w:t xml:space="preserve">Ba yêu cầu đầu chỉ mất</w:t>
+            </w:r>
+            <w:r>
+              <w:t xml:space="preserve"> </w:t>
+            </w:r>
+            <w:r>
+              <w:rPr>
+                <w:b/>
+                <w:bCs/>
+              </w:rPr>
+              <w:t xml:space="preserve">màn hình hiển thị</w:t>
+            </w:r>
+            <w:r>
+              <w:t xml:space="preserve"> </w:t>
+            </w:r>
+            <w:r>
+              <w:t xml:space="preserve">— năng lực vẫn phục vụ ở tầng API và vẫn có kiểm thử;</w:t>
+            </w:r>
+            <w:r>
+              <w:t xml:space="preserve"> </w:t>
+            </w:r>
+            <w:r>
+              <w:rPr>
+                <w:b/>
+                <w:bCs/>
+              </w:rPr>
+              <w:t xml:space="preserve">riêng FR-2.5 mất chính năng lực</w:t>
+            </w:r>
+            <w:r>
+              <w:t xml:space="preserve"> </w:t>
+            </w:r>
+            <w:r>
+              <w:t xml:space="preserve">(không xuất được video đã chú thích). Nêu rõ cả bốn khi bảo vệ</w:t>
             </w:r>
           </w:p>
         </w:tc>
@@ -54249,7 +54385,7 @@
         <w:t xml:space="preserve"> </w:t>
       </w:r>
       <w:r>
-        <w:t xml:space="preserve">Hai yêu cầu mức</w:t>
+        <w:t xml:space="preserve">Bốn yêu cầu mức</w:t>
       </w:r>
       <w:r>
         <w:t xml:space="preserve"> </w:t>
@@ -54265,7 +54401,36 @@
         <w:t xml:space="preserve"> </w:t>
       </w:r>
       <w:r>
-        <w:t xml:space="preserve">đã được điều chỉnh ra khỏi phạm vi thực hiện — FR-4.1 và FR-2.5. Phân bố các mức yêu cầu được cập nhật thành</w:t>
+        <w:t xml:space="preserve">đã chuyển sang</w:t>
+      </w:r>
+      <w:r>
+        <w:t xml:space="preserve"> </w:t>
+      </w:r>
+      <w:r>
+        <w:rPr>
+          <w:i/>
+          <w:iCs/>
+        </w:rPr>
+        <w:t xml:space="preserve">Won't</w:t>
+      </w:r>
+      <w:r>
+        <w:t xml:space="preserve"> </w:t>
+      </w:r>
+      <w:r>
+        <w:t xml:space="preserve">— FR-3.1, FR-3.4, FR-4.1 và FR-2.5. Ba yêu cầu đầu chỉ mất màn hình hiển thị; riêng</w:t>
+      </w:r>
+      <w:r>
+        <w:t xml:space="preserve"> </w:t>
+      </w:r>
+      <w:r>
+        <w:rPr>
+          <w:b/>
+          <w:bCs/>
+        </w:rPr>
+        <w:t xml:space="preserve">FR-2.5 mất chính năng lực xuất video đã chú thích</w:t>
+      </w:r>
+      <w:r>
+        <w:t xml:space="preserve">. Phân bố các mức yêu cầu được cập nhật thành</w:t>
       </w:r>
       <w:r>
         <w:t xml:space="preserve"> </w:t>

--- a/docs/papers/thesis-full.docx
+++ b/docs/papers/thesis-full.docx
@@ -582,7 +582,7 @@
         <w:t xml:space="preserve"> </w:t>
       </w:r>
       <w:r>
-        <w:t xml:space="preserve">(khoảng tin cậy 95% [0,520 ; 0,607]), ước lượng phân tầng trên 1.606 khung biển của 1.514 ảnh hiện trường — chưa đạt ngưỡng 0,82, và phải đọc kèm hạn chế nhãn do mô hình ngôn ngữ-thị giác sinh chứ không phải người gán. Khoảng cách lớn nhất nằm ở layout: biển một dòng đạt 0,9541 còn biển hai dòng chỉ đạt 0,7234 — chênh 23,07 điểm phần trăm, trong khi biển hai dòng chiếm 79,8% tập đánh giá. Độ trễ xử lý một ảnh ở phân vị 95 là 1.143,10 ms trên CPU (trung vị 405,77 ms), đạt ngưỡng tối thiểu 1.500 ms nhưng chưa đạt mục tiêu 800 ms — cái giá đã định lượng của bậc thang thử-lại dành cho biển nghiêng, méo. Chi tiết và phân tích lỗi được trình bày ở Chương 5.</w:t>
+        <w:t xml:space="preserve">(khoảng tin cậy 95% [0,520 ; 0,607]), ước lượng phân tầng trên 1.606 khung biển của 1.514 ảnh hiện trường — chưa đạt ngưỡng 0,82, và phải đọc kèm hạn chế nhãn do mô hình ngôn ngữ-thị giác sinh chứ không phải người gán. Khoảng cách lớn nhất nằm ở layout: biển một dòng đạt 0,9541 còn biển hai dòng chỉ đạt 0,7234 — chênh 23,07 điểm phần trăm, trong khi biển hai dòng chiếm 79,8% tập đánh giá. Độ trễ xử lý một ảnh ở phân vị 95 là 509,76 ms trên CPU (trung vị 150,07 ms), đạt cả ngưỡng tối thiểu 1.500 ms lẫn mục tiêu 800 ms sau đợt tối ưu tầng suy luận. Chưa đạt mục tiêu 800 ms — cái giá đã định lượng của bậc thang thử-lại dành cho biển nghiêng, méo. Chi tiết và phân tích lỗi được trình bày ở Chương 5.</w:t>
       </w:r>
     </w:p>
     <w:p>
@@ -3531,23 +3531,23 @@
         <w:t xml:space="preserve"> </w:t>
       </w:r>
       <w:r>
-        <w:t xml:space="preserve">= 0,9829). Với cấu hình giao hàng, NFR-P1 đạt</w:t>
-      </w:r>
-      <w:r>
-        <w:t xml:space="preserve"> </w:t>
-      </w:r>
-      <w:r>
-        <w:rPr>
-          <w:b/>
-          <w:bCs/>
-        </w:rPr>
-        <w:t xml:space="preserve">ngưỡng tối thiểu</w:t>
-      </w:r>
-      <w:r>
-        <w:t xml:space="preserve"> </w:t>
-      </w:r>
-      <w:r>
-        <w:t xml:space="preserve">nhưng chưa đạt mục tiêu (p95 = 1.143,10 ms; ngưỡng 1.500 ms, mục tiêu 800 ms). Cặp 731/780 ms là kết quả đo trước khi bật bậc thử lại và chỉ được dùng để phân tích đánh đổi. Chỉ tiêu độ chính xác OCR đã đo; kết quả đối với biển hai dòng chưa đạt.</w:t>
+        <w:t xml:space="preserve">= 0,9829). Với cấu hình giao hàng, NFR-P1</w:t>
+      </w:r>
+      <w:r>
+        <w:t xml:space="preserve"> </w:t>
+      </w:r>
+      <w:r>
+        <w:rPr>
+          <w:b/>
+          <w:bCs/>
+        </w:rPr>
+        <w:t xml:space="preserve">đạt mục tiêu</w:t>
+      </w:r>
+      <w:r>
+        <w:t xml:space="preserve"> </w:t>
+      </w:r>
+      <w:r>
+        <w:t xml:space="preserve">(p95 = 509,76 ms; mục tiêu 800 ms, ngưỡng tối thiểu 1.500 ms). Cặp 731/780 ms là kết quả đo trước khi bật bậc thử lại và chỉ được dùng để phân tích đánh đổi. Chỉ tiêu độ chính xác OCR đã đo; kết quả đối với biển hai dòng chưa đạt.</w:t>
       </w:r>
       <w:r>
         <w:t xml:space="preserve"> </w:t>
@@ -4900,7 +4900,7 @@
           <w:b/>
           <w:bCs/>
         </w:rPr>
-        <w:t xml:space="preserve">1.002 test thu thập / 1.002 đạt / 0 thất bại</w:t>
+        <w:t xml:space="preserve">1.004 test thu thập / 1.004 đạt / 0 thất bại</w:t>
       </w:r>
       <w:r>
         <w:t xml:space="preserve">. Khảo sát cho thấy mã nguồn mở ALPR Việt Nam chủ yếu là script rời rạc</w:t>
@@ -20362,10 +20362,10 @@
           <w:b/>
           <w:bCs/>
         </w:rPr>
-        <w:t xml:space="preserve">1.143,10 ms</w:t>
-      </w:r>
-      <w:r>
-        <w:t xml:space="preserve">, đạt ngưỡng tối thiểu 1.500 ms nhưng chưa đạt mục tiêu 800 ms. Phân rã suy luận thuần cho thấy OCR chiếm</w:t>
+        <w:t xml:space="preserve">509,76 ms</w:t>
+      </w:r>
+      <w:r>
+        <w:t xml:space="preserve">, đạt cả ngưỡng tối thiểu 1.500 ms lẫn mục tiêu 800 ms. Phân rã suy luận thuần cho thấy OCR chiếm</w:t>
       </w:r>
       <w:r>
         <w:t xml:space="preserve"> </w:t>
@@ -28129,24 +28129,24 @@
                 <w:b/>
                 <w:bCs/>
               </w:rPr>
-              <w:t xml:space="preserve">1.143,10 ms</w:t>
+              <w:t xml:space="preserve">509,76 ms</w:t>
             </w:r>
             <w:r>
               <w:t xml:space="preserve"> </w:t>
             </w:r>
             <w:r>
-              <w:t xml:space="preserve">— dưới sàn 1.500 ms nhưng vượt mục tiêu 800 ms</w:t>
-            </w:r>
-          </w:p>
-        </w:tc>
-        <w:tc>
-          <w:tcPr/>
-          <w:p>
-            <w:pPr>
-              <w:pStyle w:val="Compact"/>
-            </w:pPr>
-            <w:r>
-              <w:t xml:space="preserve">🟡</w:t>
+              <w:t xml:space="preserve">sau đợt tối ưu tầng suy luận (4.4); từng là 1.143,10 ms</w:t>
+            </w:r>
+          </w:p>
+        </w:tc>
+        <w:tc>
+          <w:tcPr/>
+          <w:p>
+            <w:pPr>
+              <w:pStyle w:val="Compact"/>
+            </w:pPr>
+            <w:r>
+              <w:t xml:space="preserve">✅</w:t>
             </w:r>
             <w:r>
               <w:t xml:space="preserve"> </w:t>
@@ -28156,18 +28156,18 @@
                 <w:b/>
                 <w:bCs/>
               </w:rPr>
-              <w:t xml:space="preserve">Chỉ đạt sàn</w:t>
-            </w:r>
-          </w:p>
-        </w:tc>
-        <w:tc>
-          <w:tcPr/>
-          <w:p>
-            <w:pPr>
-              <w:pStyle w:val="Compact"/>
-            </w:pPr>
-            <w:r>
-              <w:t xml:space="preserve">🟡 Chưa đạt mục tiêu</w:t>
+              <w:t xml:space="preserve">Đạt mục tiêu</w:t>
+            </w:r>
+          </w:p>
+        </w:tc>
+        <w:tc>
+          <w:tcPr/>
+          <w:p>
+            <w:pPr>
+              <w:pStyle w:val="Compact"/>
+            </w:pPr>
+            <w:r>
+              <w:t xml:space="preserve">✅ Đã khép</w:t>
             </w:r>
           </w:p>
         </w:tc>
@@ -28434,7 +28434,7 @@
     </w:p>
     <w:bookmarkEnd w:id="143"/>
     <w:bookmarkEnd w:id="144"/>
-    <w:bookmarkStart w:id="192" w:name="chương-5-thực-nghiệm-và-đánh-giá"/>
+    <w:bookmarkStart w:id="196" w:name="chương-5-thực-nghiệm-và-đánh-giá"/>
     <w:p>
       <w:pPr>
         <w:pStyle w:val="Heading1"/>
@@ -37391,7 +37391,7 @@
     </w:p>
     <w:bookmarkEnd w:id="169"/>
     <w:bookmarkEnd w:id="170"/>
-    <w:bookmarkStart w:id="184" w:name="X80f1806dda35f26f045f00afe70db30e7a77d2b"/>
+    <w:bookmarkStart w:id="188" w:name="X80f1806dda35f26f045f00afe70db30e7a77d2b"/>
     <w:p>
       <w:pPr>
         <w:pStyle w:val="Heading2"/>
@@ -37455,12 +37455,13 @@
         <w:tblLook w:firstRow="1" w:lastRow="0" w:firstColumn="0" w:lastColumn="0" w:noHBand="0" w:noVBand="0" w:val="0020"/>
       </w:tblPr>
       <w:tblGrid>
-        <w:gridCol w:w="1320"/>
-        <w:gridCol w:w="1320"/>
-        <w:gridCol w:w="1320"/>
-        <w:gridCol w:w="1320"/>
-        <w:gridCol w:w="1320"/>
-        <w:gridCol w:w="1320"/>
+        <w:gridCol w:w="1131"/>
+        <w:gridCol w:w="1131"/>
+        <w:gridCol w:w="1131"/>
+        <w:gridCol w:w="1131"/>
+        <w:gridCol w:w="1131"/>
+        <w:gridCol w:w="1131"/>
+        <w:gridCol w:w="1131"/>
       </w:tblGrid>
       <w:tr>
         <w:trPr>
@@ -37509,11 +37510,108 @@
               <w:jc w:val="right"/>
             </w:pPr>
             <w:r>
+              <w:t xml:space="preserve">Trước bậc thang</w:t>
+            </w:r>
+          </w:p>
+        </w:tc>
+        <w:tc>
+          <w:tcPr/>
+          <w:p>
+            <w:pPr>
+              <w:pStyle w:val="Compact"/>
+              <w:jc w:val="right"/>
+            </w:pPr>
+            <w:r>
+              <w:t xml:space="preserve">Sau bậc thang</w:t>
+            </w:r>
+          </w:p>
+        </w:tc>
+        <w:tc>
+          <w:tcPr/>
+          <w:p>
+            <w:pPr>
+              <w:pStyle w:val="Compact"/>
+              <w:jc w:val="right"/>
+            </w:pPr>
+            <w:r>
               <w:rPr>
                 <w:b/>
                 <w:bCs/>
               </w:rPr>
-              <w:t xml:space="preserve">Trước bậc thang</w:t>
+              <w:t xml:space="preserve">Cấu hình giao hàng</w:t>
+            </w:r>
+          </w:p>
+        </w:tc>
+        <w:tc>
+          <w:tcPr/>
+          <w:p>
+            <w:pPr>
+              <w:pStyle w:val="Compact"/>
+              <w:jc w:val="center"/>
+            </w:pPr>
+            <w:r>
+              <w:t xml:space="preserve">Kết quả</w:t>
+            </w:r>
+          </w:p>
+        </w:tc>
+      </w:tr>
+      <w:tr>
+        <w:tc>
+          <w:tcPr/>
+          <w:p>
+            <w:pPr>
+              <w:pStyle w:val="Compact"/>
+            </w:pPr>
+            <w:r>
+              <w:t xml:space="preserve">p50 (ms)</w:t>
+            </w:r>
+          </w:p>
+        </w:tc>
+        <w:tc>
+          <w:tcPr/>
+          <w:p>
+            <w:pPr>
+              <w:pStyle w:val="Compact"/>
+              <w:jc w:val="right"/>
+            </w:pPr>
+            <w:r>
+              <w:t xml:space="preserve">—</w:t>
+            </w:r>
+          </w:p>
+        </w:tc>
+        <w:tc>
+          <w:tcPr/>
+          <w:p>
+            <w:pPr>
+              <w:pStyle w:val="Compact"/>
+              <w:jc w:val="right"/>
+            </w:pPr>
+            <w:r>
+              <w:t xml:space="preserve">—</w:t>
+            </w:r>
+          </w:p>
+        </w:tc>
+        <w:tc>
+          <w:tcPr/>
+          <w:p>
+            <w:pPr>
+              <w:pStyle w:val="Compact"/>
+              <w:jc w:val="right"/>
+            </w:pPr>
+            <w:r>
+              <w:t xml:space="preserve">414,67</w:t>
+            </w:r>
+          </w:p>
+        </w:tc>
+        <w:tc>
+          <w:tcPr/>
+          <w:p>
+            <w:pPr>
+              <w:pStyle w:val="Compact"/>
+              <w:jc w:val="right"/>
+            </w:pPr>
+            <w:r>
+              <w:t xml:space="preserve">405,77</w:t>
             </w:r>
           </w:p>
         </w:tc>
@@ -37529,7 +37627,7 @@
                 <w:b/>
                 <w:bCs/>
               </w:rPr>
-              <w:t xml:space="preserve">Cấu hình giao hàng</w:t>
+              <w:t xml:space="preserve">150,07</w:t>
             </w:r>
           </w:p>
         </w:tc>
@@ -37541,7 +37639,7 @@
               <w:jc w:val="center"/>
             </w:pPr>
             <w:r>
-              <w:t xml:space="preserve">Kết quả</w:t>
+              <w:t xml:space="preserve">n/a</w:t>
             </w:r>
           </w:p>
         </w:tc>
@@ -37554,55 +37652,83 @@
               <w:pStyle w:val="Compact"/>
             </w:pPr>
             <w:r>
-              <w:t xml:space="preserve">p50 (ms)</w:t>
-            </w:r>
-          </w:p>
-        </w:tc>
-        <w:tc>
-          <w:tcPr/>
-          <w:p>
-            <w:pPr>
-              <w:pStyle w:val="Compact"/>
-              <w:jc w:val="right"/>
-            </w:pPr>
-            <w:r>
-              <w:t xml:space="preserve">—</w:t>
-            </w:r>
-          </w:p>
-        </w:tc>
-        <w:tc>
-          <w:tcPr/>
-          <w:p>
-            <w:pPr>
-              <w:pStyle w:val="Compact"/>
-              <w:jc w:val="right"/>
-            </w:pPr>
-            <w:r>
-              <w:t xml:space="preserve">—</w:t>
-            </w:r>
-          </w:p>
-        </w:tc>
-        <w:tc>
-          <w:tcPr/>
-          <w:p>
-            <w:pPr>
-              <w:pStyle w:val="Compact"/>
-              <w:jc w:val="right"/>
-            </w:pPr>
-            <w:r>
-              <w:t xml:space="preserve">414,67</w:t>
-            </w:r>
-          </w:p>
-        </w:tc>
-        <w:tc>
-          <w:tcPr/>
-          <w:p>
-            <w:pPr>
-              <w:pStyle w:val="Compact"/>
-              <w:jc w:val="right"/>
-            </w:pPr>
-            <w:r>
-              <w:t xml:space="preserve">405,77</w:t>
+              <w:rPr>
+                <w:b/>
+                <w:bCs/>
+              </w:rPr>
+              <w:t xml:space="preserve">p95 (ms)</w:t>
+            </w:r>
+          </w:p>
+        </w:tc>
+        <w:tc>
+          <w:tcPr/>
+          <w:p>
+            <w:pPr>
+              <w:pStyle w:val="Compact"/>
+              <w:jc w:val="right"/>
+            </w:pPr>
+            <w:r>
+              <w:rPr>
+                <w:b/>
+                <w:bCs/>
+              </w:rPr>
+              <w:t xml:space="preserve">≤ 1500</w:t>
+            </w:r>
+          </w:p>
+        </w:tc>
+        <w:tc>
+          <w:tcPr/>
+          <w:p>
+            <w:pPr>
+              <w:pStyle w:val="Compact"/>
+              <w:jc w:val="right"/>
+            </w:pPr>
+            <w:r>
+              <w:rPr>
+                <w:b/>
+                <w:bCs/>
+              </w:rPr>
+              <w:t xml:space="preserve">≤ 800</w:t>
+            </w:r>
+          </w:p>
+        </w:tc>
+        <w:tc>
+          <w:tcPr/>
+          <w:p>
+            <w:pPr>
+              <w:pStyle w:val="Compact"/>
+              <w:jc w:val="right"/>
+            </w:pPr>
+            <w:r>
+              <w:t xml:space="preserve">731,15</w:t>
+            </w:r>
+          </w:p>
+        </w:tc>
+        <w:tc>
+          <w:tcPr/>
+          <w:p>
+            <w:pPr>
+              <w:pStyle w:val="Compact"/>
+              <w:jc w:val="right"/>
+            </w:pPr>
+            <w:r>
+              <w:t xml:space="preserve">1.143,10</w:t>
+            </w:r>
+          </w:p>
+        </w:tc>
+        <w:tc>
+          <w:tcPr/>
+          <w:p>
+            <w:pPr>
+              <w:pStyle w:val="Compact"/>
+              <w:jc w:val="right"/>
+            </w:pPr>
+            <w:r>
+              <w:rPr>
+                <w:b/>
+                <w:bCs/>
+              </w:rPr>
+              <w:t xml:space="preserve">509,76</w:t>
             </w:r>
           </w:p>
         </w:tc>
@@ -37614,7 +37740,11 @@
               <w:jc w:val="center"/>
             </w:pPr>
             <w:r>
-              <w:t xml:space="preserve">n/a</w:t>
+              <w:rPr>
+                <w:b/>
+                <w:bCs/>
+              </w:rPr>
+              <w:t xml:space="preserve">✅</w:t>
             </w:r>
           </w:p>
         </w:tc>
@@ -37627,11 +37757,144 @@
               <w:pStyle w:val="Compact"/>
             </w:pPr>
             <w:r>
+              <w:t xml:space="preserve">p99 (ms)</w:t>
+            </w:r>
+          </w:p>
+        </w:tc>
+        <w:tc>
+          <w:tcPr/>
+          <w:p>
+            <w:pPr>
+              <w:pStyle w:val="Compact"/>
+              <w:jc w:val="right"/>
+            </w:pPr>
+            <w:r>
+              <w:t xml:space="preserve">—</w:t>
+            </w:r>
+          </w:p>
+        </w:tc>
+        <w:tc>
+          <w:tcPr/>
+          <w:p>
+            <w:pPr>
+              <w:pStyle w:val="Compact"/>
+              <w:jc w:val="right"/>
+            </w:pPr>
+            <w:r>
+              <w:t xml:space="preserve">—</w:t>
+            </w:r>
+          </w:p>
+        </w:tc>
+        <w:tc>
+          <w:tcPr/>
+          <w:p>
+            <w:pPr>
+              <w:pStyle w:val="Compact"/>
+              <w:jc w:val="right"/>
+            </w:pPr>
+            <w:r>
+              <w:t xml:space="preserve">947,83</w:t>
+            </w:r>
+          </w:p>
+        </w:tc>
+        <w:tc>
+          <w:tcPr/>
+          <w:p>
+            <w:pPr>
+              <w:pStyle w:val="Compact"/>
+              <w:jc w:val="right"/>
+            </w:pPr>
+            <w:r>
+              <w:t xml:space="preserve">1.420,07</w:t>
+            </w:r>
+          </w:p>
+        </w:tc>
+        <w:tc>
+          <w:tcPr/>
+          <w:p>
+            <w:pPr>
+              <w:pStyle w:val="Compact"/>
+              <w:jc w:val="right"/>
+            </w:pPr>
+            <w:r>
               <w:rPr>
                 <w:b/>
                 <w:bCs/>
               </w:rPr>
-              <w:t xml:space="preserve">p95 (ms)</w:t>
+              <w:t xml:space="preserve">1.124,13</w:t>
+            </w:r>
+          </w:p>
+        </w:tc>
+        <w:tc>
+          <w:tcPr/>
+          <w:p>
+            <w:pPr>
+              <w:pStyle w:val="Compact"/>
+              <w:jc w:val="center"/>
+            </w:pPr>
+            <w:r>
+              <w:t xml:space="preserve">n/a</w:t>
+            </w:r>
+          </w:p>
+        </w:tc>
+      </w:tr>
+      <w:tr>
+        <w:tc>
+          <w:tcPr/>
+          <w:p>
+            <w:pPr>
+              <w:pStyle w:val="Compact"/>
+            </w:pPr>
+            <w:r>
+              <w:t xml:space="preserve">Trung bình (ms)</w:t>
+            </w:r>
+          </w:p>
+        </w:tc>
+        <w:tc>
+          <w:tcPr/>
+          <w:p>
+            <w:pPr>
+              <w:pStyle w:val="Compact"/>
+              <w:jc w:val="right"/>
+            </w:pPr>
+            <w:r>
+              <w:t xml:space="preserve">—</w:t>
+            </w:r>
+          </w:p>
+        </w:tc>
+        <w:tc>
+          <w:tcPr/>
+          <w:p>
+            <w:pPr>
+              <w:pStyle w:val="Compact"/>
+              <w:jc w:val="right"/>
+            </w:pPr>
+            <w:r>
+              <w:t xml:space="preserve">—</w:t>
+            </w:r>
+          </w:p>
+        </w:tc>
+        <w:tc>
+          <w:tcPr/>
+          <w:p>
+            <w:pPr>
+              <w:pStyle w:val="Compact"/>
+              <w:jc w:val="right"/>
+            </w:pPr>
+            <w:r>
+              <w:t xml:space="preserve">400,74</w:t>
+            </w:r>
+          </w:p>
+        </w:tc>
+        <w:tc>
+          <w:tcPr/>
+          <w:p>
+            <w:pPr>
+              <w:pStyle w:val="Compact"/>
+              <w:jc w:val="right"/>
+            </w:pPr>
+            <w:r>
+              <w:t xml:space="preserve">447,38</w:t>
             </w:r>
           </w:p>
         </w:tc>
@@ -37647,7 +37910,80 @@
                 <w:b/>
                 <w:bCs/>
               </w:rPr>
-              <w:t xml:space="preserve">≤ 1500</w:t>
+              <w:t xml:space="preserve">222,34</w:t>
+            </w:r>
+          </w:p>
+        </w:tc>
+        <w:tc>
+          <w:tcPr/>
+          <w:p>
+            <w:pPr>
+              <w:pStyle w:val="Compact"/>
+              <w:jc w:val="center"/>
+            </w:pPr>
+            <w:r>
+              <w:t xml:space="preserve">n/a</w:t>
+            </w:r>
+          </w:p>
+        </w:tc>
+      </w:tr>
+      <w:tr>
+        <w:tc>
+          <w:tcPr/>
+          <w:p>
+            <w:pPr>
+              <w:pStyle w:val="Compact"/>
+            </w:pPr>
+            <w:r>
+              <w:t xml:space="preserve">Nhanh nhất (ms)</w:t>
+            </w:r>
+          </w:p>
+        </w:tc>
+        <w:tc>
+          <w:tcPr/>
+          <w:p>
+            <w:pPr>
+              <w:pStyle w:val="Compact"/>
+              <w:jc w:val="right"/>
+            </w:pPr>
+            <w:r>
+              <w:t xml:space="preserve">—</w:t>
+            </w:r>
+          </w:p>
+        </w:tc>
+        <w:tc>
+          <w:tcPr/>
+          <w:p>
+            <w:pPr>
+              <w:pStyle w:val="Compact"/>
+              <w:jc w:val="right"/>
+            </w:pPr>
+            <w:r>
+              <w:t xml:space="preserve">—</w:t>
+            </w:r>
+          </w:p>
+        </w:tc>
+        <w:tc>
+          <w:tcPr/>
+          <w:p>
+            <w:pPr>
+              <w:pStyle w:val="Compact"/>
+              <w:jc w:val="right"/>
+            </w:pPr>
+            <w:r>
+              <w:t xml:space="preserve">—</w:t>
+            </w:r>
+          </w:p>
+        </w:tc>
+        <w:tc>
+          <w:tcPr/>
+          <w:p>
+            <w:pPr>
+              <w:pStyle w:val="Compact"/>
+              <w:jc w:val="right"/>
+            </w:pPr>
+            <w:r>
+              <w:t xml:space="preserve">—</w:t>
             </w:r>
           </w:p>
         </w:tc>
@@ -37663,7 +37999,165 @@
                 <w:b/>
                 <w:bCs/>
               </w:rPr>
-              <w:t xml:space="preserve">≤ 800</w:t>
+              <w:t xml:space="preserve">74,25</w:t>
+            </w:r>
+          </w:p>
+        </w:tc>
+        <w:tc>
+          <w:tcPr/>
+          <w:p>
+            <w:pPr>
+              <w:pStyle w:val="Compact"/>
+              <w:jc w:val="center"/>
+            </w:pPr>
+            <w:r>
+              <w:t xml:space="preserve">n/a</w:t>
+            </w:r>
+          </w:p>
+        </w:tc>
+      </w:tr>
+      <w:tr>
+        <w:tc>
+          <w:tcPr/>
+          <w:p>
+            <w:pPr>
+              <w:pStyle w:val="Compact"/>
+            </w:pPr>
+            <w:r>
+              <w:t xml:space="preserve">Số ảnh đo</w:t>
+            </w:r>
+          </w:p>
+        </w:tc>
+        <w:tc>
+          <w:tcPr/>
+          <w:p>
+            <w:pPr>
+              <w:pStyle w:val="Compact"/>
+              <w:jc w:val="right"/>
+            </w:pPr>
+            <w:r>
+              <w:t xml:space="preserve">—</w:t>
+            </w:r>
+          </w:p>
+        </w:tc>
+        <w:tc>
+          <w:tcPr/>
+          <w:p>
+            <w:pPr>
+              <w:pStyle w:val="Compact"/>
+              <w:jc w:val="right"/>
+            </w:pPr>
+            <w:r>
+              <w:t xml:space="preserve">—</w:t>
+            </w:r>
+          </w:p>
+        </w:tc>
+        <w:tc>
+          <w:tcPr/>
+          <w:p>
+            <w:pPr>
+              <w:pStyle w:val="Compact"/>
+              <w:jc w:val="right"/>
+            </w:pPr>
+            <w:r>
+              <w:t xml:space="preserve">100</w:t>
+            </w:r>
+          </w:p>
+        </w:tc>
+        <w:tc>
+          <w:tcPr/>
+          <w:p>
+            <w:pPr>
+              <w:pStyle w:val="Compact"/>
+              <w:jc w:val="right"/>
+            </w:pPr>
+            <w:r>
+              <w:t xml:space="preserve">100</w:t>
+            </w:r>
+          </w:p>
+        </w:tc>
+        <w:tc>
+          <w:tcPr/>
+          <w:p>
+            <w:pPr>
+              <w:pStyle w:val="Compact"/>
+              <w:jc w:val="right"/>
+            </w:pPr>
+            <w:r>
+              <w:t xml:space="preserve">100</w:t>
+            </w:r>
+          </w:p>
+        </w:tc>
+        <w:tc>
+          <w:tcPr/>
+          <w:p>
+            <w:pPr>
+              <w:pStyle w:val="Compact"/>
+              <w:jc w:val="center"/>
+            </w:pPr>
+            <w:r>
+              <w:t xml:space="preserve">n/a</w:t>
+            </w:r>
+          </w:p>
+        </w:tc>
+      </w:tr>
+      <w:tr>
+        <w:tc>
+          <w:tcPr/>
+          <w:p>
+            <w:pPr>
+              <w:pStyle w:val="Compact"/>
+            </w:pPr>
+            <w:r>
+              <w:t xml:space="preserve">Bội số so với sàn / mục tiêu</w:t>
+            </w:r>
+          </w:p>
+        </w:tc>
+        <w:tc>
+          <w:tcPr/>
+          <w:p>
+            <w:pPr>
+              <w:pStyle w:val="Compact"/>
+              <w:jc w:val="right"/>
+            </w:pPr>
+            <w:r>
+              <w:t xml:space="preserve">—</w:t>
+            </w:r>
+          </w:p>
+        </w:tc>
+        <w:tc>
+          <w:tcPr/>
+          <w:p>
+            <w:pPr>
+              <w:pStyle w:val="Compact"/>
+              <w:jc w:val="right"/>
+            </w:pPr>
+            <w:r>
+              <w:t xml:space="preserve">—</w:t>
+            </w:r>
+          </w:p>
+        </w:tc>
+        <w:tc>
+          <w:tcPr/>
+          <w:p>
+            <w:pPr>
+              <w:pStyle w:val="Compact"/>
+              <w:jc w:val="right"/>
+            </w:pPr>
+            <w:r>
+              <w:t xml:space="preserve">0,49× / 0,91×</w:t>
+            </w:r>
+          </w:p>
+        </w:tc>
+        <w:tc>
+          <w:tcPr/>
+          <w:p>
+            <w:pPr>
+              <w:pStyle w:val="Compact"/>
+              <w:jc w:val="right"/>
+            </w:pPr>
+            <w:r>
+              <w:t xml:space="preserve">0,76× / 1,43×</w:t>
             </w:r>
           </w:p>
         </w:tc>
@@ -37679,339 +38173,7 @@
                 <w:b/>
                 <w:bCs/>
               </w:rPr>
-              <w:t xml:space="preserve">731,15</w:t>
-            </w:r>
-          </w:p>
-        </w:tc>
-        <w:tc>
-          <w:tcPr/>
-          <w:p>
-            <w:pPr>
-              <w:pStyle w:val="Compact"/>
-              <w:jc w:val="right"/>
-            </w:pPr>
-            <w:r>
-              <w:rPr>
-                <w:b/>
-                <w:bCs/>
-              </w:rPr>
-              <w:t xml:space="preserve">1.143,10</w:t>
-            </w:r>
-          </w:p>
-        </w:tc>
-        <w:tc>
-          <w:tcPr/>
-          <w:p>
-            <w:pPr>
-              <w:pStyle w:val="Compact"/>
-              <w:jc w:val="center"/>
-            </w:pPr>
-            <w:r>
-              <w:rPr>
-                <w:b/>
-                <w:bCs/>
-              </w:rPr>
-              <w:t xml:space="preserve">🟡</w:t>
-            </w:r>
-          </w:p>
-        </w:tc>
-      </w:tr>
-      <w:tr>
-        <w:tc>
-          <w:tcPr/>
-          <w:p>
-            <w:pPr>
-              <w:pStyle w:val="Compact"/>
-            </w:pPr>
-            <w:r>
-              <w:t xml:space="preserve">p99 (ms)</w:t>
-            </w:r>
-          </w:p>
-        </w:tc>
-        <w:tc>
-          <w:tcPr/>
-          <w:p>
-            <w:pPr>
-              <w:pStyle w:val="Compact"/>
-              <w:jc w:val="right"/>
-            </w:pPr>
-            <w:r>
-              <w:t xml:space="preserve">—</w:t>
-            </w:r>
-          </w:p>
-        </w:tc>
-        <w:tc>
-          <w:tcPr/>
-          <w:p>
-            <w:pPr>
-              <w:pStyle w:val="Compact"/>
-              <w:jc w:val="right"/>
-            </w:pPr>
-            <w:r>
-              <w:t xml:space="preserve">—</w:t>
-            </w:r>
-          </w:p>
-        </w:tc>
-        <w:tc>
-          <w:tcPr/>
-          <w:p>
-            <w:pPr>
-              <w:pStyle w:val="Compact"/>
-              <w:jc w:val="right"/>
-            </w:pPr>
-            <w:r>
-              <w:t xml:space="preserve">947,83</w:t>
-            </w:r>
-          </w:p>
-        </w:tc>
-        <w:tc>
-          <w:tcPr/>
-          <w:p>
-            <w:pPr>
-              <w:pStyle w:val="Compact"/>
-              <w:jc w:val="right"/>
-            </w:pPr>
-            <w:r>
-              <w:t xml:space="preserve">1.420,07</w:t>
-            </w:r>
-          </w:p>
-        </w:tc>
-        <w:tc>
-          <w:tcPr/>
-          <w:p>
-            <w:pPr>
-              <w:pStyle w:val="Compact"/>
-              <w:jc w:val="center"/>
-            </w:pPr>
-            <w:r>
-              <w:t xml:space="preserve">n/a</w:t>
-            </w:r>
-          </w:p>
-        </w:tc>
-      </w:tr>
-      <w:tr>
-        <w:tc>
-          <w:tcPr/>
-          <w:p>
-            <w:pPr>
-              <w:pStyle w:val="Compact"/>
-            </w:pPr>
-            <w:r>
-              <w:t xml:space="preserve">Trung bình (ms)</w:t>
-            </w:r>
-          </w:p>
-        </w:tc>
-        <w:tc>
-          <w:tcPr/>
-          <w:p>
-            <w:pPr>
-              <w:pStyle w:val="Compact"/>
-              <w:jc w:val="right"/>
-            </w:pPr>
-            <w:r>
-              <w:t xml:space="preserve">—</w:t>
-            </w:r>
-          </w:p>
-        </w:tc>
-        <w:tc>
-          <w:tcPr/>
-          <w:p>
-            <w:pPr>
-              <w:pStyle w:val="Compact"/>
-              <w:jc w:val="right"/>
-            </w:pPr>
-            <w:r>
-              <w:t xml:space="preserve">—</w:t>
-            </w:r>
-          </w:p>
-        </w:tc>
-        <w:tc>
-          <w:tcPr/>
-          <w:p>
-            <w:pPr>
-              <w:pStyle w:val="Compact"/>
-              <w:jc w:val="right"/>
-            </w:pPr>
-            <w:r>
-              <w:t xml:space="preserve">400,74</w:t>
-            </w:r>
-          </w:p>
-        </w:tc>
-        <w:tc>
-          <w:tcPr/>
-          <w:p>
-            <w:pPr>
-              <w:pStyle w:val="Compact"/>
-              <w:jc w:val="right"/>
-            </w:pPr>
-            <w:r>
-              <w:t xml:space="preserve">447,38</w:t>
-            </w:r>
-          </w:p>
-        </w:tc>
-        <w:tc>
-          <w:tcPr/>
-          <w:p>
-            <w:pPr>
-              <w:pStyle w:val="Compact"/>
-              <w:jc w:val="center"/>
-            </w:pPr>
-            <w:r>
-              <w:t xml:space="preserve">n/a</w:t>
-            </w:r>
-          </w:p>
-        </w:tc>
-      </w:tr>
-      <w:tr>
-        <w:tc>
-          <w:tcPr/>
-          <w:p>
-            <w:pPr>
-              <w:pStyle w:val="Compact"/>
-            </w:pPr>
-            <w:r>
-              <w:t xml:space="preserve">Số ảnh đo</w:t>
-            </w:r>
-          </w:p>
-        </w:tc>
-        <w:tc>
-          <w:tcPr/>
-          <w:p>
-            <w:pPr>
-              <w:pStyle w:val="Compact"/>
-              <w:jc w:val="right"/>
-            </w:pPr>
-            <w:r>
-              <w:t xml:space="preserve">—</w:t>
-            </w:r>
-          </w:p>
-        </w:tc>
-        <w:tc>
-          <w:tcPr/>
-          <w:p>
-            <w:pPr>
-              <w:pStyle w:val="Compact"/>
-              <w:jc w:val="right"/>
-            </w:pPr>
-            <w:r>
-              <w:t xml:space="preserve">—</w:t>
-            </w:r>
-          </w:p>
-        </w:tc>
-        <w:tc>
-          <w:tcPr/>
-          <w:p>
-            <w:pPr>
-              <w:pStyle w:val="Compact"/>
-              <w:jc w:val="right"/>
-            </w:pPr>
-            <w:r>
-              <w:t xml:space="preserve">100</w:t>
-            </w:r>
-          </w:p>
-        </w:tc>
-        <w:tc>
-          <w:tcPr/>
-          <w:p>
-            <w:pPr>
-              <w:pStyle w:val="Compact"/>
-              <w:jc w:val="right"/>
-            </w:pPr>
-            <w:r>
-              <w:t xml:space="preserve">100</w:t>
-            </w:r>
-          </w:p>
-        </w:tc>
-        <w:tc>
-          <w:tcPr/>
-          <w:p>
-            <w:pPr>
-              <w:pStyle w:val="Compact"/>
-              <w:jc w:val="center"/>
-            </w:pPr>
-            <w:r>
-              <w:t xml:space="preserve">n/a</w:t>
-            </w:r>
-          </w:p>
-        </w:tc>
-      </w:tr>
-      <w:tr>
-        <w:tc>
-          <w:tcPr/>
-          <w:p>
-            <w:pPr>
-              <w:pStyle w:val="Compact"/>
-            </w:pPr>
-            <w:r>
-              <w:t xml:space="preserve">Bội số so với sàn / mục tiêu</w:t>
-            </w:r>
-          </w:p>
-        </w:tc>
-        <w:tc>
-          <w:tcPr/>
-          <w:p>
-            <w:pPr>
-              <w:pStyle w:val="Compact"/>
-              <w:jc w:val="right"/>
-            </w:pPr>
-            <w:r>
-              <w:t xml:space="preserve">—</w:t>
-            </w:r>
-          </w:p>
-        </w:tc>
-        <w:tc>
-          <w:tcPr/>
-          <w:p>
-            <w:pPr>
-              <w:pStyle w:val="Compact"/>
-              <w:jc w:val="right"/>
-            </w:pPr>
-            <w:r>
-              <w:t xml:space="preserve">—</w:t>
-            </w:r>
-          </w:p>
-        </w:tc>
-        <w:tc>
-          <w:tcPr/>
-          <w:p>
-            <w:pPr>
-              <w:pStyle w:val="Compact"/>
-              <w:jc w:val="right"/>
-            </w:pPr>
-            <w:r>
-              <w:t xml:space="preserve">0,49× / 0,91×</w:t>
-            </w:r>
-          </w:p>
-        </w:tc>
-        <w:tc>
-          <w:tcPr/>
-          <w:p>
-            <w:pPr>
-              <w:pStyle w:val="Compact"/>
-              <w:jc w:val="right"/>
-            </w:pPr>
-            <w:r>
-              <w:rPr>
-                <w:b/>
-                <w:bCs/>
-              </w:rPr>
-              <w:t xml:space="preserve">0,76×</w:t>
-            </w:r>
-            <w:r>
-              <w:t xml:space="preserve"> </w:t>
-            </w:r>
-            <w:r>
-              <w:t xml:space="preserve">/</w:t>
-            </w:r>
-            <w:r>
-              <w:t xml:space="preserve"> </w:t>
-            </w:r>
-            <w:r>
-              <w:rPr>
-                <w:b/>
-                <w:bCs/>
-              </w:rPr>
-              <w:t xml:space="preserve">1,43×</w:t>
+              <w:t xml:space="preserve">0,34× / 0,64×</w:t>
             </w:r>
           </w:p>
         </w:tc>
@@ -38038,23 +38200,251 @@
           <w:b/>
           <w:bCs/>
         </w:rPr>
-        <w:t xml:space="preserve">NFR-P1 đạt ngưỡng tối thiểu nhưng không đạt mục tiêu</w:t>
-      </w:r>
-      <w:r>
-        <w:t xml:space="preserve">, và đây là</w:t>
-      </w:r>
-      <w:r>
-        <w:t xml:space="preserve"> </w:t>
-      </w:r>
-      <w:r>
-        <w:rPr>
-          <w:b/>
-          <w:bCs/>
-        </w:rPr>
-        <w:t xml:space="preserve">thoái lui có chủ ý và đã định lượng</w:t>
-      </w:r>
-      <w:r>
-        <w:t xml:space="preserve">: tắt hẳn bậc thang thử lại đưa p95 về</w:t>
+        <w:t xml:space="preserve">NFR-P1 đạt mục tiêu.</w:t>
+      </w:r>
+      <w:r>
+        <w:t xml:space="preserve"> </w:t>
+      </w:r>
+      <w:r>
+        <w:t xml:space="preserve">p95 =</w:t>
+      </w:r>
+      <w:r>
+        <w:t xml:space="preserve"> </w:t>
+      </w:r>
+      <w:r>
+        <w:rPr>
+          <w:b/>
+          <w:bCs/>
+        </w:rPr>
+        <w:t xml:space="preserve">509,76 ms</w:t>
+      </w:r>
+      <w:r>
+        <w:t xml:space="preserve">, dưới mục tiêu 800 ms với biên</w:t>
+      </w:r>
+      <w:r>
+        <w:t xml:space="preserve"> </w:t>
+      </w:r>
+      <w:r>
+        <w:rPr>
+          <w:b/>
+          <w:bCs/>
+        </w:rPr>
+        <w:t xml:space="preserve">290 ms</w:t>
+      </w:r>
+      <w:r>
+        <w:t xml:space="preserve">, và chỉ bằng</w:t>
+      </w:r>
+      <w:r>
+        <w:t xml:space="preserve"> </w:t>
+      </w:r>
+      <w:r>
+        <w:rPr>
+          <w:b/>
+          <w:bCs/>
+        </w:rPr>
+        <w:t xml:space="preserve">0,34×</w:t>
+      </w:r>
+      <w:r>
+        <w:t xml:space="preserve"> </w:t>
+      </w:r>
+      <w:r>
+        <w:t xml:space="preserve">ngưỡng tối thiểu. Đây là lần đầu chỉ tiêu này vượt mục tiêu chứ không chỉ đạt sàn.</w:t>
+      </w:r>
+    </w:p>
+    <w:p>
+      <w:pPr>
+        <w:pStyle w:val="BodyText"/>
+      </w:pPr>
+      <w:r>
+        <w:t xml:space="preserve">Cột thứ tư kể phần còn lại của câu chuyện, và nó là một chuỗi hai bước ngược chiều nhau.</w:t>
+      </w:r>
+      <w:r>
+        <w:t xml:space="preserve"> </w:t>
+      </w:r>
+      <w:r>
+        <w:rPr>
+          <w:b/>
+          <w:bCs/>
+        </w:rPr>
+        <w:t xml:space="preserve">Bước lùi:</w:t>
+      </w:r>
+      <w:r>
+        <w:t xml:space="preserve"> </w:t>
+      </w:r>
+      <w:r>
+        <w:t xml:space="preserve">bậc thang thử lại (5.5.7) đẩy p95 từ 731,15 lên 1.143,10 ms — thoái lui</w:t>
+      </w:r>
+      <w:r>
+        <w:t xml:space="preserve"> </w:t>
+      </w:r>
+      <w:r>
+        <w:rPr>
+          <w:b/>
+          <w:bCs/>
+        </w:rPr>
+        <w:t xml:space="preserve">có chủ ý và đã định lượng</w:t>
+      </w:r>
+      <w:r>
+        <w:t xml:space="preserve">, đổi 412 ms ở đuôi lấy 34 biển đọc đúng thêm; trung vị gần như không đổi vì bậc thang chỉ chạy sau khi đọc hỏng.</w:t>
+      </w:r>
+      <w:r>
+        <w:t xml:space="preserve"> </w:t>
+      </w:r>
+      <w:r>
+        <w:rPr>
+          <w:b/>
+          <w:bCs/>
+        </w:rPr>
+        <w:t xml:space="preserve">Bước tiến:</w:t>
+      </w:r>
+      <w:r>
+        <w:t xml:space="preserve"> </w:t>
+      </w:r>
+      <w:r>
+        <w:t xml:space="preserve">đợt tối ưu tầng suy luận (4.4) đưa p95 xuống 509,76 ms, tức</w:t>
+      </w:r>
+      <w:r>
+        <w:t xml:space="preserve"> </w:t>
+      </w:r>
+      <w:r>
+        <w:rPr>
+          <w:b/>
+          <w:bCs/>
+        </w:rPr>
+        <w:t xml:space="preserve">thấp hơn cả mốc 731,15 ms trước khi có bậc thang</w:t>
+      </w:r>
+      <w:r>
+        <w:t xml:space="preserve"> </w:t>
+      </w:r>
+      <w:r>
+        <w:t xml:space="preserve">— hệ thống nay vừa giữ 34 biển ấy vừa nhanh hơn điểm xuất phát.</w:t>
+      </w:r>
+    </w:p>
+    <w:p>
+      <w:pPr>
+        <w:pStyle w:val="BodyText"/>
+      </w:pPr>
+      <w:r>
+        <w:t xml:space="preserve">Ba can thiệp làm nên bước tiến đó đều nằm ở tầng chạy, không đụng trọng số:</w:t>
+      </w:r>
+      <w:r>
+        <w:t xml:space="preserve"> </w:t>
+      </w:r>
+      <w:r>
+        <w:rPr>
+          <w:rStyle w:val="VerbatimChar"/>
+        </w:rPr>
+        <w:t xml:space="preserve">torch.inference_mode()</w:t>
+      </w:r>
+      <w:r>
+        <w:t xml:space="preserve"> </w:t>
+      </w:r>
+      <w:r>
+        <w:t xml:space="preserve">bỏ chi phí ghi sổ đồ thị đạo hàm, ghim số luồng cho torch và OpenCV để tránh tranh khoá, và truyền</w:t>
+      </w:r>
+      <w:r>
+        <w:t xml:space="preserve"> </w:t>
+      </w:r>
+      <w:r>
+        <w:rPr>
+          <w:rStyle w:val="VerbatimChar"/>
+        </w:rPr>
+        <w:t xml:space="preserve">cpu_threads</w:t>
+      </w:r>
+      <w:r>
+        <w:t xml:space="preserve"> </w:t>
+      </w:r>
+      <w:r>
+        <w:t xml:space="preserve">xuống PaddleOCR.</w:t>
+      </w:r>
+      <w:r>
+        <w:t xml:space="preserve"> </w:t>
+      </w:r>
+      <w:r>
+        <w:rPr>
+          <w:b/>
+          <w:bCs/>
+        </w:rPr>
+        <w:t xml:space="preserve">Không chỉ số độ chính xác nào đổi</w:t>
+      </w:r>
+      <w:r>
+        <w:t xml:space="preserve"> </w:t>
+      </w:r>
+      <w:r>
+        <w:t xml:space="preserve">— A4, A5, A6, mAP và bảng nhầm lẫn giữ nguyên, vì ba can thiệp ấy chỉ đổi cách tính toán được lập lịch chứ không đổi phép tính.</w:t>
+      </w:r>
+    </w:p>
+    <w:p>
+      <w:pPr>
+        <w:pStyle w:val="BlockText"/>
+      </w:pPr>
+      <w:r>
+        <w:rPr>
+          <w:b/>
+          <w:bCs/>
+        </w:rPr>
+        <w:t xml:space="preserve">Về con số "sub-100 ms".</w:t>
+      </w:r>
+      <w:r>
+        <w:t xml:space="preserve"> </w:t>
+      </w:r>
+      <w:r>
+        <w:t xml:space="preserve">Ảnh nhanh nhất trong lượt đo đạt</w:t>
+      </w:r>
+      <w:r>
+        <w:t xml:space="preserve"> </w:t>
+      </w:r>
+      <w:r>
+        <w:rPr>
+          <w:b/>
+          <w:bCs/>
+        </w:rPr>
+        <w:t xml:space="preserve">74,25 ms</w:t>
+      </w:r>
+      <w:r>
+        <w:t xml:space="preserve">, và một biển một dòng sạch có thể xuống dưới 100 ms. Nhưng đó là</w:t>
+      </w:r>
+      <w:r>
+        <w:t xml:space="preserve"> </w:t>
+      </w:r>
+      <w:r>
+        <w:rPr>
+          <w:b/>
+          <w:bCs/>
+        </w:rPr>
+        <w:t xml:space="preserve">cận dưới của một mẫu</w:t>
+      </w:r>
+      <w:r>
+        <w:t xml:space="preserve">, không phải chỉ số của hệ thống; số dùng để đối chiếu chỉ tiêu là trung vị 150,07 ms và p95 509,76 ms. Tương tự,</w:t>
+      </w:r>
+      <w:r>
+        <w:t xml:space="preserve"> </w:t>
+      </w:r>
+      <w:r>
+        <w:rPr>
+          <w:b/>
+          <w:bCs/>
+        </w:rPr>
+        <w:t xml:space="preserve">không được lấy 1/độ_trễ làm thông lượng</w:t>
+      </w:r>
+      <w:r>
+        <w:t xml:space="preserve">: nghịch đảo của 81 ms là 12 khung/giây, trong khi thông lượng thật đo qua giao diện lập trình với hàng đợi một khe là</w:t>
+      </w:r>
+      <w:r>
+        <w:t xml:space="preserve"> </w:t>
+      </w:r>
+      <w:r>
+        <w:rPr>
+          <w:b/>
+          <w:bCs/>
+        </w:rPr>
+        <w:t xml:space="preserve">5,63 khung/giây</w:t>
+      </w:r>
+      <w:r>
+        <w:t xml:space="preserve"> </w:t>
+      </w:r>
+      <w:r>
+        <w:t xml:space="preserve">(5.6.4). Hai đại lượng đo hai thứ khác nhau.g**: tắt hẳn bậc thang thử lại đưa p95 về</w:t>
       </w:r>
       <w:r>
         <w:t xml:space="preserve"> </w:t>
@@ -38318,19 +38708,19 @@
                 <w:b/>
                 <w:bCs/>
               </w:rPr>
-              <w:t xml:space="preserve">2,83</w:t>
-            </w:r>
-          </w:p>
-        </w:tc>
-        <w:tc>
-          <w:tcPr/>
-          <w:p>
-            <w:pPr>
-              <w:pStyle w:val="Compact"/>
-              <w:jc w:val="right"/>
-            </w:pPr>
-            <w:r>
-              <w:t xml:space="preserve">0,06</w:t>
+              <w:t xml:space="preserve">1,78</w:t>
+            </w:r>
+          </w:p>
+        </w:tc>
+        <w:tc>
+          <w:tcPr/>
+          <w:p>
+            <w:pPr>
+              <w:pStyle w:val="Compact"/>
+              <w:jc w:val="right"/>
+            </w:pPr>
+            <w:r>
+              <w:t xml:space="preserve">0,04</w:t>
             </w:r>
           </w:p>
         </w:tc>
@@ -38346,7 +38736,7 @@
                 <w:b/>
                 <w:bCs/>
               </w:rPr>
-              <w:t xml:space="preserve">1,7%</w:t>
+              <w:t xml:space="preserve">1,2%</w:t>
             </w:r>
           </w:p>
         </w:tc>
@@ -38387,19 +38777,19 @@
                 <w:b/>
                 <w:bCs/>
               </w:rPr>
-              <w:t xml:space="preserve">57,27</w:t>
-            </w:r>
-          </w:p>
-        </w:tc>
-        <w:tc>
-          <w:tcPr/>
-          <w:p>
-            <w:pPr>
-              <w:pStyle w:val="Compact"/>
-              <w:jc w:val="right"/>
-            </w:pPr>
-            <w:r>
-              <w:t xml:space="preserve">0,38</w:t>
+              <w:t xml:space="preserve">55,66</w:t>
+            </w:r>
+          </w:p>
+        </w:tc>
+        <w:tc>
+          <w:tcPr/>
+          <w:p>
+            <w:pPr>
+              <w:pStyle w:val="Compact"/>
+              <w:jc w:val="right"/>
+            </w:pPr>
+            <w:r>
+              <w:t xml:space="preserve">0,37</w:t>
             </w:r>
           </w:p>
         </w:tc>
@@ -38415,7 +38805,7 @@
                 <w:b/>
                 <w:bCs/>
               </w:rPr>
-              <w:t xml:space="preserve">34,0%</w:t>
+              <w:t xml:space="preserve">38,0%</w:t>
             </w:r>
           </w:p>
         </w:tc>
@@ -38533,19 +38923,19 @@
                 <w:b/>
                 <w:bCs/>
               </w:rPr>
-              <w:t xml:space="preserve">108,28</w:t>
-            </w:r>
-          </w:p>
-        </w:tc>
-        <w:tc>
-          <w:tcPr/>
-          <w:p>
-            <w:pPr>
-              <w:pStyle w:val="Compact"/>
-              <w:jc w:val="right"/>
-            </w:pPr>
-            <w:r>
-              <w:t xml:space="preserve">0,90</w:t>
+              <w:t xml:space="preserve">89,16</w:t>
+            </w:r>
+          </w:p>
+        </w:tc>
+        <w:tc>
+          <w:tcPr/>
+          <w:p>
+            <w:pPr>
+              <w:pStyle w:val="Compact"/>
+              <w:jc w:val="right"/>
+            </w:pPr>
+            <w:r>
+              <w:t xml:space="preserve">0,74</w:t>
             </w:r>
           </w:p>
         </w:tc>
@@ -38561,7 +38951,7 @@
                 <w:b/>
                 <w:bCs/>
               </w:rPr>
-              <w:t xml:space="preserve">64,3%</w:t>
+              <w:t xml:space="preserve">60,8%</w:t>
             </w:r>
           </w:p>
         </w:tc>
@@ -38740,19 +39130,19 @@
                 <w:b/>
                 <w:bCs/>
               </w:rPr>
-              <w:t xml:space="preserve">168,41</w:t>
-            </w:r>
-          </w:p>
-        </w:tc>
-        <w:tc>
-          <w:tcPr/>
-          <w:p>
-            <w:pPr>
-              <w:pStyle w:val="Compact"/>
-              <w:jc w:val="right"/>
-            </w:pPr>
-            <w:r>
-              <w:t xml:space="preserve">0,47</w:t>
+              <w:t xml:space="preserve">146,63</w:t>
+            </w:r>
+          </w:p>
+        </w:tc>
+        <w:tc>
+          <w:tcPr/>
+          <w:p>
+            <w:pPr>
+              <w:pStyle w:val="Compact"/>
+              <w:jc w:val="right"/>
+            </w:pPr>
+            <w:r>
+              <w:t xml:space="preserve">0,36</w:t>
             </w:r>
           </w:p>
         </w:tc>
@@ -38805,10 +39195,10 @@
           <w:b/>
           <w:bCs/>
         </w:rPr>
-        <w:t xml:space="preserve">168,41 ms/biển</w:t>
-      </w:r>
-      <w:r>
-        <w:t xml:space="preserve">, nhỏ hơn cả ước lượng ban đầu. Sai lệch</w:t>
+        <w:t xml:space="preserve">146,63 ms/biển</w:t>
+      </w:r>
+      <w:r>
+        <w:t xml:space="preserve">, chỉ bằng 0,36 lần ước lượng ban đầu 405 ms. Sai lệch</w:t>
       </w:r>
       <w:r>
         <w:t xml:space="preserve"> </w:t>
@@ -38840,7 +39230,7 @@
         <w:t xml:space="preserve"> </w:t>
       </w:r>
       <w:r>
-        <w:t xml:space="preserve">64,3% so với 34,0% của bộ phát hiện,</w:t>
+        <w:t xml:space="preserve">60,8% so với 38,0% của bộ phát hiện,</w:t>
       </w:r>
       <w:r>
         <w:t xml:space="preserve"> </w:t>
@@ -39627,7 +40017,83 @@
         <w:t xml:space="preserve"> </w:t>
       </w:r>
       <w:r>
-        <w:t xml:space="preserve">— xác nhận lập luận Amdahl ở 5.6.2 bằng số đo. Nhóm thực hiện</w:t>
+        <w:t xml:space="preserve">— xác nhận lập luận Amdahl ở 5.6.2 bằng số đo.</w:t>
+      </w:r>
+      <w:r>
+        <w:t xml:space="preserve"> </w:t>
+      </w:r>
+      <w:r>
+        <w:rPr>
+          <w:i/>
+          <w:iCs/>
+        </w:rPr>
+        <w:t xml:space="preserve">(Cặp số này đo</w:t>
+      </w:r>
+      <w:r>
+        <w:rPr>
+          <w:i/>
+          <w:iCs/>
+        </w:rPr>
+        <w:t xml:space="preserve"> </w:t>
+      </w:r>
+      <w:r>
+        <w:rPr>
+          <w:b/>
+          <w:bCs/>
+          <w:i/>
+          <w:iCs/>
+        </w:rPr>
+        <w:t xml:space="preserve">trước</w:t>
+      </w:r>
+      <w:r>
+        <w:rPr>
+          <w:i/>
+          <w:iCs/>
+        </w:rPr>
+        <w:t xml:space="preserve"> </w:t>
+      </w:r>
+      <w:r>
+        <w:rPr>
+          <w:i/>
+          <w:iCs/>
+        </w:rPr>
+        <w:t xml:space="preserve">đợt tối ưu tầng suy luận ở 4.4, khi mốc PyTorch còn là 5,257 FPS; mốc hiện hành là 5,63 FPS. Phép so sánh giữa ba nền tảng vẫn có giá trị vì cả ba đo cùng điều kiện, nhưng</w:t>
+      </w:r>
+      <w:r>
+        <w:rPr>
+          <w:i/>
+          <w:iCs/>
+        </w:rPr>
+        <w:t xml:space="preserve"> </w:t>
+      </w:r>
+      <w:r>
+        <w:rPr>
+          <w:b/>
+          <w:bCs/>
+          <w:i/>
+          <w:iCs/>
+        </w:rPr>
+        <w:t xml:space="preserve">không được ghép 6,310 FPS với mốc mới</w:t>
+      </w:r>
+      <w:r>
+        <w:rPr>
+          <w:i/>
+          <w:iCs/>
+        </w:rPr>
+        <w:t xml:space="preserve"> </w:t>
+      </w:r>
+      <w:r>
+        <w:rPr>
+          <w:i/>
+          <w:iCs/>
+        </w:rPr>
+        <w:t xml:space="preserve">— muốn có tỷ lệ cập nhật thì phải đo lại cả ba.)</w:t>
+      </w:r>
+      <w:r>
+        <w:t xml:space="preserve"> </w:t>
+      </w:r>
+      <w:r>
+        <w:t xml:space="preserve">Nhóm thực hiện</w:t>
       </w:r>
       <w:r>
         <w:t xml:space="preserve"> </w:t>
@@ -39784,13 +40250,68 @@
           <w:b/>
           <w:bCs/>
         </w:rPr>
-        <w:t xml:space="preserve">NFR-P2 đạt: 5,257 FPS</w:t>
-      </w:r>
-      <w:r>
-        <w:t xml:space="preserve"> </w:t>
-      </w:r>
-      <w:r>
-        <w:t xml:space="preserve">(sàn 3, mục tiêu 5) — vượt cả mục tiêu, không chỉ sàn. Giao diện thời gian thực dùng</w:t>
+        <w:t xml:space="preserve">NFR-P2 đạt: 5,63 FPS</w:t>
+      </w:r>
+      <w:r>
+        <w:t xml:space="preserve"> </w:t>
+      </w:r>
+      <w:r>
+        <w:t xml:space="preserve">(sàn 3, mục tiêu 5) — vượt cả mục tiêu, không chỉ sàn. Con số này đo</w:t>
+      </w:r>
+      <w:r>
+        <w:t xml:space="preserve"> </w:t>
+      </w:r>
+      <w:r>
+        <w:rPr>
+          <w:b/>
+          <w:bCs/>
+        </w:rPr>
+        <w:t xml:space="preserve">sau đợt tối ưu tầng suy luận</w:t>
+      </w:r>
+      <w:r>
+        <w:t xml:space="preserve"> </w:t>
+      </w:r>
+      <w:r>
+        <w:t xml:space="preserve">(4.4); trước đó là 5,257 FPS. Trong 60,0 giây, camera ảo 30 khung/giây chào</w:t>
+      </w:r>
+      <w:r>
+        <w:t xml:space="preserve"> </w:t>
+      </w:r>
+      <w:r>
+        <w:rPr>
+          <w:b/>
+          <w:bCs/>
+        </w:rPr>
+        <w:t xml:space="preserve">1.801 khung</w:t>
+      </w:r>
+      <w:r>
+        <w:t xml:space="preserve">, hệ thống nhận và trả kết quả cho</w:t>
+      </w:r>
+      <w:r>
+        <w:t xml:space="preserve"> </w:t>
+      </w:r>
+      <w:r>
+        <w:rPr>
+          <w:b/>
+          <w:bCs/>
+        </w:rPr>
+        <w:t xml:space="preserve">338 khung</w:t>
+      </w:r>
+      <w:r>
+        <w:t xml:space="preserve">, bỏ 1.463 khung ở hàng đợi,</w:t>
+      </w:r>
+      <w:r>
+        <w:t xml:space="preserve"> </w:t>
+      </w:r>
+      <w:r>
+        <w:rPr>
+          <w:b/>
+          <w:bCs/>
+        </w:rPr>
+        <w:t xml:space="preserve">0 lỗi</w:t>
+      </w:r>
+      <w:r>
+        <w:t xml:space="preserve">. Giao diện thời gian thực dùng</w:t>
       </w:r>
       <w:r>
         <w:t xml:space="preserve"> </w:t>
@@ -39855,7 +40376,7 @@
           <w:b/>
           <w:bCs/>
         </w:rPr>
-        <w:t xml:space="preserve">18,2 giây</w:t>
+        <w:t xml:space="preserve">16,4 giây</w:t>
       </w:r>
       <w:r>
         <w:t xml:space="preserve"> </w:t>
@@ -39871,7 +40392,7 @@
           <w:b/>
           <w:bCs/>
         </w:rPr>
-        <w:t xml:space="preserve">0,785×</w:t>
+        <w:t xml:space="preserve">0,8695×</w:t>
       </w:r>
       <w:r>
         <w:t xml:space="preserve"> </w:t>
@@ -39889,7 +40410,10 @@
         <w:t xml:space="preserve">vid_stride = 5</w:t>
       </w:r>
       <w:r>
-        <w:t xml:space="preserve">.</w:t>
+        <w:t xml:space="preserve"> </w:t>
+      </w:r>
+      <w:r>
+        <w:t xml:space="preserve">— cũng đo sau đợt tối ưu, trước đó là 0,785×.</w:t>
       </w:r>
     </w:p>
     <w:p>
@@ -40858,13 +41382,575 @@
       </w:r>
     </w:p>
     <w:bookmarkEnd w:id="181"/>
-    <w:bookmarkStart w:id="182" w:name="X16b4eaa49758ce901c811cabf4d14d88e7a2bfd"/>
+    <w:bookmarkStart w:id="185" w:name="X21e814676bb407d9f2ad11ecf490826ca08ea69"/>
     <w:p>
       <w:pPr>
         <w:pStyle w:val="Heading3"/>
       </w:pPr>
       <w:r>
-        <w:t xml:space="preserve">5.6.5. Chịu tải, bộ nhớ và độ tin cậy (NFR-SC1, NFR-P4…P7, NFR-R4)</w:t>
+        <w:t xml:space="preserve">5.6.5. Khử trùng lặp mờ cho chuỗi khung hình video</w:t>
+      </w:r>
+    </w:p>
+    <w:p>
+      <w:pPr>
+        <w:pStyle w:val="FirstParagraph"/>
+      </w:pPr>
+      <w:r>
+        <w:t xml:space="preserve">Một xe đi qua khung hình xuất hiện trong hàng chục khung liên tiếp, và khối nhận dạng đọc lại nó ở mỗi khung. Nếu mọi lần đọc đều cho cùng một chuỗi thì gom theo chuỗi là đủ. Thực tế không vậy:</w:t>
+      </w:r>
+      <w:r>
+        <w:t xml:space="preserve"> </w:t>
+      </w:r>
+      <w:r>
+        <w:rPr>
+          <w:b/>
+          <w:bCs/>
+        </w:rPr>
+        <w:t xml:space="preserve">cùng một biển, cùng một chất lượng ảnh, hai khung cách nhau vài phần trăm giây vẫn có thể cho hai chuỗi khác nhau</w:t>
+      </w:r>
+      <w:r>
+        <w:t xml:space="preserve">. Hệ quả trực tiếp là danh sách kết quả của một video ngắn phình ra thành nhiều dòng cho cùng một chiếc xe.</w:t>
+      </w:r>
+    </w:p>
+    <w:p>
+      <w:pPr>
+        <w:pStyle w:val="BodyText"/>
+      </w:pPr>
+      <w:r>
+        <w:rPr>
+          <w:b/>
+          <w:bCs/>
+        </w:rPr>
+        <w:t xml:space="preserve">Cơ chế.</w:t>
+      </w:r>
+      <w:r>
+        <w:t xml:space="preserve"> </w:t>
+      </w:r>
+      <w:r>
+        <w:t xml:space="preserve">Sau khi gom theo chuỗi, một lượt thứ hai hợp nhất các biến thể của cùng một biển vật lý. Hai chuỗi được coi là cùng một biển khi thoả</w:t>
+      </w:r>
+      <w:r>
+        <w:t xml:space="preserve"> </w:t>
+      </w:r>
+      <w:r>
+        <w:rPr>
+          <w:b/>
+          <w:bCs/>
+        </w:rPr>
+        <w:t xml:space="preserve">đồng thời</w:t>
+      </w:r>
+      <w:r>
+        <w:t xml:space="preserve"> </w:t>
+      </w:r>
+      <w:r>
+        <w:t xml:space="preserve">hai điều kiện:</w:t>
+      </w:r>
+    </w:p>
+    <w:p>
+      <w:pPr>
+        <w:pStyle w:val="Compact"/>
+        <w:numPr>
+          <w:ilvl w:val="0"/>
+          <w:numId w:val="1003"/>
+        </w:numPr>
+      </w:pPr>
+      <w:r>
+        <w:rPr>
+          <w:b/>
+          <w:bCs/>
+        </w:rPr>
+        <w:t xml:space="preserve">Gần nhau về chuỗi</w:t>
+      </w:r>
+      <w:r>
+        <w:t xml:space="preserve"> </w:t>
+      </w:r>
+      <w:r>
+        <w:t xml:space="preserve">— khoảng cách Levenshtein</w:t>
+      </w:r>
+      <w:r>
+        <w:t xml:space="preserve"> </w:t>
+      </w:r>
+      <m:oMath>
+        <m:r>
+          <m:rPr>
+            <m:sty m:val="p"/>
+          </m:rPr>
+          <m:t>≤</m:t>
+        </m:r>
+        <m:r>
+          <m:t>2</m:t>
+        </m:r>
+      </m:oMath>
+      <w:r>
+        <w:t xml:space="preserve">;</w:t>
+      </w:r>
+    </w:p>
+    <w:p>
+      <w:pPr>
+        <w:pStyle w:val="Compact"/>
+        <w:numPr>
+          <w:ilvl w:val="0"/>
+          <w:numId w:val="1003"/>
+        </w:numPr>
+      </w:pPr>
+      <w:r>
+        <w:rPr>
+          <w:b/>
+          <w:bCs/>
+        </w:rPr>
+        <w:t xml:space="preserve">Gần nhau về thời gian</w:t>
+      </w:r>
+      <w:r>
+        <w:t xml:space="preserve"> </w:t>
+      </w:r>
+      <w:r>
+        <w:t xml:space="preserve">— hai lần đọc cách nhau không quá 48 khung.</w:t>
+      </w:r>
+    </w:p>
+    <w:p>
+      <w:pPr>
+        <w:pStyle w:val="FirstParagraph"/>
+      </w:pPr>
+      <w:r>
+        <w:t xml:space="preserve">Riêng với khoảng cách bằng 2, chỉ điều kiện chuỗi là chưa đủ, vì hai biển</w:t>
+      </w:r>
+      <w:r>
+        <w:t xml:space="preserve"> </w:t>
+      </w:r>
+      <w:r>
+        <w:rPr>
+          <w:b/>
+          <w:bCs/>
+        </w:rPr>
+        <w:t xml:space="preserve">thật sự khác nhau</w:t>
+      </w:r>
+      <w:r>
+        <w:t xml:space="preserve"> </w:t>
+      </w:r>
+      <w:r>
+        <w:t xml:space="preserve">cũng có thể chỉ cách nhau hai ký tự. Vì vậy mức này còn phải qua một rào ngữ nghĩa:</w:t>
+      </w:r>
+      <w:r>
+        <w:t xml:space="preserve"> </w:t>
+      </w:r>
+      <w:r>
+        <w:rPr>
+          <w:b/>
+          <w:bCs/>
+        </w:rPr>
+        <w:t xml:space="preserve">cùng mã tỉnh hai chữ số</w:t>
+      </w:r>
+      <w:r>
+        <w:t xml:space="preserve">, và</w:t>
+      </w:r>
+      <w:r>
+        <w:t xml:space="preserve"> </w:t>
+      </w:r>
+      <w:r>
+        <w:rPr>
+          <w:b/>
+          <w:bCs/>
+        </w:rPr>
+        <w:t xml:space="preserve">hoặc</w:t>
+      </w:r>
+      <w:r>
+        <w:t xml:space="preserve"> </w:t>
+      </w:r>
+      <w:r>
+        <w:t xml:space="preserve">cùng chữ cái sê-ri</w:t>
+      </w:r>
+      <w:r>
+        <w:t xml:space="preserve"> </w:t>
+      </w:r>
+      <w:r>
+        <w:rPr>
+          <w:b/>
+          <w:bCs/>
+        </w:rPr>
+        <w:t xml:space="preserve">hoặc</w:t>
+      </w:r>
+      <w:r>
+        <w:t xml:space="preserve"> </w:t>
+      </w:r>
+      <w:r>
+        <w:t xml:space="preserve">cùng ba chữ số cuối. Bỏ rào ấy đi thì thuật toán sẽ gộp nhầm hai xe khác nhau đỗ cạnh nhau.</w:t>
+      </w:r>
+    </w:p>
+    <w:p>
+      <w:pPr>
+        <w:pStyle w:val="BodyText"/>
+      </w:pPr>
+      <w:r>
+        <w:rPr>
+          <w:b/>
+          <w:bCs/>
+        </w:rPr>
+        <w:t xml:space="preserve">Bản nào sống sót được quyết bằng bằng chứng, không bằng thứ tự đến.</w:t>
+      </w:r>
+      <w:r>
+        <w:t xml:space="preserve"> </w:t>
+      </w:r>
+      <w:r>
+        <w:t xml:space="preserve">Thứ tự ưu tiên: đúng quy chuẩn định dạng trước, rồi tới</w:t>
+      </w:r>
+      <w:r>
+        <w:t xml:space="preserve"> </w:t>
+      </w:r>
+      <w:r>
+        <w:rPr>
+          <w:b/>
+          <w:bCs/>
+        </w:rPr>
+        <w:t xml:space="preserve">số khung đã bỏ phiếu</w:t>
+      </w:r>
+      <w:r>
+        <w:t xml:space="preserve"> </w:t>
+      </w:r>
+      <w:r>
+        <w:t xml:space="preserve">cho cách đọc đó, cuối cùng mới tới độ tin cậy OCR. Độ tin cậy một mình là trọng tài kém ở mức một ký tự — một lần đọc sai vẫn có thể mang điểm cao.</w:t>
+      </w:r>
+    </w:p>
+    <w:p>
+      <w:pPr>
+        <w:pStyle w:val="BodyText"/>
+      </w:pPr>
+      <w:r>
+        <w:rPr>
+          <w:b/>
+          <w:bCs/>
+        </w:rPr>
+        <w:t xml:space="preserve">Kết quả đo.</w:t>
+      </w:r>
+      <w:r>
+        <w:t xml:space="preserve"> </w:t>
+      </w:r>
+      <w:r>
+        <w:t xml:space="preserve">Chạy toàn bộ đường ống trên</w:t>
+      </w:r>
+      <w:r>
+        <w:t xml:space="preserve"> </w:t>
+      </w:r>
+      <w:r>
+        <w:rPr>
+          <w:rStyle w:val="VerbatimChar"/>
+        </w:rPr>
+        <w:t xml:space="preserve">demo-video-giao-thong.mp4</w:t>
+      </w:r>
+      <w:r>
+        <w:t xml:space="preserve">, lấy mẫu một khung trong mỗi bốn khung: khối nhận dạng trả về</w:t>
+      </w:r>
+      <w:r>
+        <w:t xml:space="preserve"> </w:t>
+      </w:r>
+      <w:r>
+        <w:rPr>
+          <w:b/>
+          <w:bCs/>
+        </w:rPr>
+        <w:t xml:space="preserve">44 chuỗi khác nhau</w:t>
+      </w:r>
+      <w:r>
+        <w:t xml:space="preserve">, sau khi hợp nhất còn</w:t>
+      </w:r>
+      <w:r>
+        <w:t xml:space="preserve"> </w:t>
+      </w:r>
+      <w:r>
+        <w:rPr>
+          <w:b/>
+          <w:bCs/>
+        </w:rPr>
+        <w:t xml:space="preserve">27</w:t>
+      </w:r>
+      <w:r>
+        <w:t xml:space="preserve"> </w:t>
+      </w:r>
+      <w:r>
+        <w:t xml:space="preserve">—</w:t>
+      </w:r>
+      <w:r>
+        <w:t xml:space="preserve"> </w:t>
+      </w:r>
+      <w:r>
+        <w:rPr>
+          <w:b/>
+          <w:bCs/>
+        </w:rPr>
+        <w:t xml:space="preserve">17 chuỗi được gom vào một bản ghi khác</w:t>
+      </w:r>
+      <w:r>
+        <w:t xml:space="preserve">, tức gần</w:t>
+      </w:r>
+      <w:r>
+        <w:t xml:space="preserve"> </w:t>
+      </w:r>
+      <w:r>
+        <w:rPr>
+          <w:b/>
+          <w:bCs/>
+        </w:rPr>
+        <w:t xml:space="preserve">bốn trên mười</w:t>
+      </w:r>
+      <w:r>
+        <w:t xml:space="preserve"> </w:t>
+      </w:r>
+      <w:r>
+        <w:t xml:space="preserve">dòng kết quả là trùng lặp của một biển đã có.</w:t>
+      </w:r>
+    </w:p>
+    <w:p>
+      <w:pPr>
+        <w:pStyle w:val="BodyText"/>
+      </w:pPr>
+      <w:r>
+        <w:drawing>
+          <wp:inline>
+            <wp:extent cx="5334000" cy="1215536"/>
+            <wp:effectExtent b="0" l="0" r="0" t="0"/>
+            <wp:docPr descr="" title="" id="183" name="Picture"/>
+            <a:graphic>
+              <a:graphicData uri="http://schemas.openxmlformats.org/drawingml/2006/picture">
+                <pic:pic>
+                  <pic:nvPicPr>
+                    <pic:cNvPr descr="figures/fig-ch5-dedup-51H14573.png" id="184" name="Picture"/>
+                    <pic:cNvPicPr>
+                      <a:picLocks noChangeArrowheads="1" noChangeAspect="1"/>
+                    </pic:cNvPicPr>
+                  </pic:nvPicPr>
+                  <pic:blipFill>
+                    <a:blip r:embed="rId182"/>
+                    <a:stretch>
+                      <a:fillRect/>
+                    </a:stretch>
+                  </pic:blipFill>
+                  <pic:spPr bwMode="auto">
+                    <a:xfrm>
+                      <a:off x="0" y="0"/>
+                      <a:ext cx="5334000" cy="1215536"/>
+                    </a:xfrm>
+                    <a:prstGeom prst="rect">
+                      <a:avLst/>
+                    </a:prstGeom>
+                    <a:noFill/>
+                    <a:ln w="9525">
+                      <a:noFill/>
+                      <a:headEnd/>
+                      <a:tailEnd/>
+                    </a:ln>
+                  </pic:spPr>
+                </pic:pic>
+              </a:graphicData>
+            </a:graphic>
+          </wp:inline>
+        </w:drawing>
+      </w:r>
+    </w:p>
+    <w:p>
+      <w:pPr>
+        <w:pStyle w:val="BodyText"/>
+      </w:pPr>
+      <w:r>
+        <w:rPr>
+          <w:b/>
+          <w:bCs/>
+        </w:rPr>
+        <w:t xml:space="preserve">Hình 5.4.</w:t>
+      </w:r>
+      <w:r>
+        <w:t xml:space="preserve"> </w:t>
+      </w:r>
+      <w:r>
+        <w:t xml:space="preserve">Một ca khử trùng lặp thật, cắt trực tiếp từ video demo. Cùng một chiếc xe máy được đọc thành</w:t>
+      </w:r>
+      <w:r>
+        <w:t xml:space="preserve"> </w:t>
+      </w:r>
+      <w:r>
+        <w:rPr>
+          <w:b/>
+          <w:bCs/>
+        </w:rPr>
+        <w:t xml:space="preserve">năm chuỗi khác nhau</w:t>
+      </w:r>
+      <w:r>
+        <w:t xml:space="preserve"> </w:t>
+      </w:r>
+      <w:r>
+        <w:t xml:space="preserve">ở năm khung hình khác nhau; bốn bản viền đỏ bị gom vào bản viền xanh. Điều đáng chú ý là</w:t>
+      </w:r>
+      <w:r>
+        <w:t xml:space="preserve"> </w:t>
+      </w:r>
+      <w:r>
+        <w:rPr>
+          <w:b/>
+          <w:bCs/>
+        </w:rPr>
+        <w:t xml:space="preserve">năm vùng cắt gần như không phân biệt được bằng mắt</w:t>
+      </w:r>
+      <w:r>
+        <w:t xml:space="preserve"> </w:t>
+      </w:r>
+      <w:r>
+        <w:t xml:space="preserve">— khác biệt không đến từ loá sáng hay che khuất mà từ</w:t>
+      </w:r>
+      <w:r>
+        <w:t xml:space="preserve"> </w:t>
+      </w:r>
+      <w:r>
+        <w:rPr>
+          <w:b/>
+          <w:bCs/>
+        </w:rPr>
+        <w:t xml:space="preserve">tính không tất định của khối nhận dạng giữa các khung gần giống nhau</w:t>
+      </w:r>
+      <w:r>
+        <w:t xml:space="preserve">. Bản</w:t>
+      </w:r>
+      <w:r>
+        <w:t xml:space="preserve"> </w:t>
+      </w:r>
+      <w:r>
+        <w:rPr>
+          <w:rStyle w:val="VerbatimChar"/>
+        </w:rPr>
+        <w:t xml:space="preserve">51H14573</w:t>
+      </w:r>
+      <w:r>
+        <w:t xml:space="preserve"> </w:t>
+      </w:r>
+      <w:r>
+        <w:t xml:space="preserve">thắng nhờ</w:t>
+      </w:r>
+      <w:r>
+        <w:t xml:space="preserve"> </w:t>
+      </w:r>
+      <w:r>
+        <w:rPr>
+          <w:b/>
+          <w:bCs/>
+        </w:rPr>
+        <w:t xml:space="preserve">11 khung</w:t>
+      </w:r>
+      <w:r>
+        <w:t xml:space="preserve"> </w:t>
+      </w:r>
+      <w:r>
+        <w:t xml:space="preserve">bỏ phiếu, trong khi bốn bản còn lại mỗi bản chỉ có một khung; nếu xét riêng độ tin cậy thì</w:t>
+      </w:r>
+      <w:r>
+        <w:t xml:space="preserve"> </w:t>
+      </w:r>
+      <w:r>
+        <w:rPr>
+          <w:rStyle w:val="VerbatimChar"/>
+        </w:rPr>
+        <w:t xml:space="preserve">51H4573</w:t>
+      </w:r>
+      <w:r>
+        <w:t xml:space="preserve"> </w:t>
+      </w:r>
+      <w:r>
+        <w:t xml:space="preserve">(0,994) đã suýt vượt qua.</w:t>
+      </w:r>
+    </w:p>
+    <w:p>
+      <w:pPr>
+        <w:pStyle w:val="BodyText"/>
+      </w:pPr>
+      <w:r>
+        <w:rPr>
+          <w:b/>
+          <w:bCs/>
+        </w:rPr>
+        <w:t xml:space="preserve">Phạm vi của kết quả này, nói cho đúng.</w:t>
+      </w:r>
+      <w:r>
+        <w:t xml:space="preserve"> </w:t>
+      </w:r>
+      <w:r>
+        <w:t xml:space="preserve">Đây là cải thiện ở</w:t>
+      </w:r>
+      <w:r>
+        <w:t xml:space="preserve"> </w:t>
+      </w:r>
+      <w:r>
+        <w:rPr>
+          <w:b/>
+          <w:bCs/>
+        </w:rPr>
+        <w:t xml:space="preserve">tầng trình bày kết quả video</w:t>
+      </w:r>
+      <w:r>
+        <w:t xml:space="preserve">, không phải ở độ chính xác nhận dạng: nó không sửa được một ký tự đọc sai, chỉ chọn ra cách đọc được nhiều khung ủng hộ nhất. Vì vậy</w:t>
+      </w:r>
+      <w:r>
+        <w:t xml:space="preserve"> </w:t>
+      </w:r>
+      <w:r>
+        <w:rPr>
+          <w:b/>
+          <w:bCs/>
+        </w:rPr>
+        <w:t xml:space="preserve">các chỉ số NFR-A4…A6 ở mục 5.5 không đổi</w:t>
+      </w:r>
+      <w:r>
+        <w:t xml:space="preserve"> </w:t>
+      </w:r>
+      <w:r>
+        <w:t xml:space="preserve">— chúng đo trên ngữ liệu ảnh cắt sẵn, mỗi biển một lần, nên bước hợp nhất này không tham gia. Rủi ro còn lại cũng phải nêu: rào ngữ nghĩa thu hẹp chứ</w:t>
+      </w:r>
+      <w:r>
+        <w:t xml:space="preserve"> </w:t>
+      </w:r>
+      <w:r>
+        <w:rPr>
+          <w:b/>
+          <w:bCs/>
+        </w:rPr>
+        <w:t xml:space="preserve">không loại trừ</w:t>
+      </w:r>
+      <w:r>
+        <w:t xml:space="preserve"> </w:t>
+      </w:r>
+      <w:r>
+        <w:t xml:space="preserve">khả năng gộp nhầm hai biển thật sự khác nhau khi chúng cùng tỉnh, cùng ba số cuối và cùng xuất hiện trong một cửa sổ 48 khung. Trên bộ demo chưa gặp ca nào như vậy, nhưng đó là</w:t>
+      </w:r>
+      <w:r>
+        <w:t xml:space="preserve"> </w:t>
+      </w:r>
+      <w:r>
+        <w:rPr>
+          <w:b/>
+          <w:bCs/>
+        </w:rPr>
+        <w:t xml:space="preserve">chưa quan sát thấy</w:t>
+      </w:r>
+      <w:r>
+        <w:t xml:space="preserve">, không phải</w:t>
+      </w:r>
+      <w:r>
+        <w:t xml:space="preserve"> </w:t>
+      </w:r>
+      <w:r>
+        <w:rPr>
+          <w:b/>
+          <w:bCs/>
+        </w:rPr>
+        <w:t xml:space="preserve">đã chứng minh không xảy ra</w:t>
+      </w:r>
+      <w:r>
+        <w:t xml:space="preserve">.</w:t>
+      </w:r>
+    </w:p>
+    <w:bookmarkEnd w:id="185"/>
+    <w:bookmarkStart w:id="186" w:name="X5aa2c7a108583fb82efc59b75bc29545eda513b"/>
+    <w:p>
+      <w:pPr>
+        <w:pStyle w:val="Heading3"/>
+      </w:pPr>
+      <w:r>
+        <w:t xml:space="preserve">5.6.6. Chịu tải, bộ nhớ và độ tin cậy (NFR-SC1, NFR-P4…P7, NFR-R4)</w:t>
       </w:r>
     </w:p>
     <w:p>
@@ -41352,10 +42438,10 @@
                 <w:b/>
                 <w:bCs/>
               </w:rPr>
-              <w:t xml:space="preserve">100,0% / 2.028 yêu cầu</w:t>
-            </w:r>
-            <w:r>
-              <w:t xml:space="preserve">, bộ nhớ chỉ tăng 0,094 GB</w:t>
+              <w:t xml:space="preserve">100,0% / 5.337 yêu cầu</w:t>
+            </w:r>
+            <w:r>
+              <w:t xml:space="preserve">, 0 lỗi</w:t>
             </w:r>
           </w:p>
         </w:tc>
@@ -41408,7 +42494,7 @@
                 <w:b/>
                 <w:bCs/>
               </w:rPr>
-              <w:t xml:space="preserve">0/9.031 bản ghi mất</w:t>
+              <w:t xml:space="preserve">0/7.977 bản ghi mất</w:t>
             </w:r>
           </w:p>
         </w:tc>
@@ -41484,7 +42570,7 @@
           <w:b/>
           <w:bCs/>
         </w:rPr>
-        <w:t xml:space="preserve">Trên chính đường xử lý ảnh, chỉ còn NFR-P1 là chưa trọn:</w:t>
+        <w:t xml:space="preserve">Trên chính đường xử lý ảnh, cả ba chỉ tiêu độ trễ nay đều đạt mục tiêu:</w:t>
       </w:r>
       <w:r>
         <w:t xml:space="preserve"> </w:t>
@@ -41500,29 +42586,45 @@
           <w:b/>
           <w:bCs/>
         </w:rPr>
-        <w:t xml:space="preserve">1.143,10 ms</w:t>
-      </w:r>
-      <w:r>
-        <w:t xml:space="preserve"> </w:t>
-      </w:r>
-      <w:r>
-        <w:t xml:space="preserve">— đạt sàn 1.500 ms nhưng chưa tới mục tiêu 800 ms, đây là</w:t>
-      </w:r>
-      <w:r>
-        <w:t xml:space="preserve"> </w:t>
-      </w:r>
-      <w:r>
-        <w:rPr>
-          <w:b/>
-          <w:bCs/>
-        </w:rPr>
-        <w:t xml:space="preserve">thoái lui có chủ ý</w:t>
-      </w:r>
-      <w:r>
-        <w:t xml:space="preserve"> </w:t>
-      </w:r>
-      <w:r>
-        <w:t xml:space="preserve">đổi lấy 34 biển đọc thêm (5.5.7). NFR-P2 và NFR-P3 đều đạt.</w:t>
+        <w:t xml:space="preserve">509,76 ms</w:t>
+      </w:r>
+      <w:r>
+        <w:t xml:space="preserve"> </w:t>
+      </w:r>
+      <w:r>
+        <w:t xml:space="preserve">(mục tiêu 800), NFR-P2</w:t>
+      </w:r>
+      <w:r>
+        <w:t xml:space="preserve"> </w:t>
+      </w:r>
+      <w:r>
+        <w:rPr>
+          <w:b/>
+          <w:bCs/>
+        </w:rPr>
+        <w:t xml:space="preserve">5,63 khung/giây</w:t>
+      </w:r>
+      <w:r>
+        <w:t xml:space="preserve"> </w:t>
+      </w:r>
+      <w:r>
+        <w:t xml:space="preserve">(mục tiêu 5) và NFR-P3</w:t>
+      </w:r>
+      <w:r>
+        <w:t xml:space="preserve"> </w:t>
+      </w:r>
+      <w:r>
+        <w:rPr>
+          <w:b/>
+          <w:bCs/>
+        </w:rPr>
+        <w:t xml:space="preserve">0,8695×</w:t>
+      </w:r>
+      <w:r>
+        <w:t xml:space="preserve"> </w:t>
+      </w:r>
+      <w:r>
+        <w:t xml:space="preserve">thời gian thực (mục tiêu 0,3×). Bậc thang thử lại vẫn là một thoái lui có chủ ý đổi lấy 34 biển đọc thêm (5.5.7), nhưng đợt tối ưu tầng suy luận (4.4) đã bù lại và còn dư.</w:t>
       </w:r>
       <w:r>
         <w:t xml:space="preserve"> </w:t>
@@ -41589,14 +42691,14 @@
         <w:t xml:space="preserve">ở 5.6.3.</w:t>
       </w:r>
     </w:p>
-    <w:bookmarkEnd w:id="182"/>
-    <w:bookmarkStart w:id="183" w:name="Xdf1c6e2ee323a9d334463601a721b6529b38291"/>
+    <w:bookmarkEnd w:id="186"/>
+    <w:bookmarkStart w:id="187" w:name="Xae50a3e9cae748d5d13f98269eab4172bf477bc"/>
     <w:p>
       <w:pPr>
         <w:pStyle w:val="Heading3"/>
       </w:pPr>
       <w:r>
-        <w:t xml:space="preserve">5.6.6. Ảnh hưởng của việc bỏ bước phát hiện chữ trong PaddleOCR</w:t>
+        <w:t xml:space="preserve">5.6.7. Ảnh hưởng của việc bỏ bước phát hiện chữ trong PaddleOCR</w:t>
       </w:r>
     </w:p>
     <w:p>
@@ -42272,9 +43374,9 @@
         </w:tc>
       </w:tr>
     </w:tbl>
-    <w:bookmarkEnd w:id="183"/>
-    <w:bookmarkEnd w:id="184"/>
-    <w:bookmarkStart w:id="185" w:name="Xc0bff015dc90ee963680e4537fb902858c5b63d"/>
+    <w:bookmarkEnd w:id="187"/>
+    <w:bookmarkEnd w:id="188"/>
+    <w:bookmarkStart w:id="189" w:name="Xc0bff015dc90ee963680e4537fb902858c5b63d"/>
     <w:p>
       <w:pPr>
         <w:pStyle w:val="Heading2"/>
@@ -42815,18 +43917,7 @@
               <w:pStyle w:val="Compact"/>
             </w:pPr>
             <w:r>
-              <w:t xml:space="preserve">🟡 P1, ✅ P2, ✅ P3</w:t>
-            </w:r>
-          </w:p>
-        </w:tc>
-        <w:tc>
-          <w:tcPr/>
-          <w:p>
-            <w:pPr>
-              <w:pStyle w:val="Compact"/>
-            </w:pPr>
-            <w:r>
-              <w:t xml:space="preserve">p95 một ảnh</w:t>
+              <w:t xml:space="preserve">✅</w:t>
             </w:r>
             <w:r>
               <w:t xml:space="preserve"> </w:t>
@@ -42836,13 +43927,18 @@
                 <w:b/>
                 <w:bCs/>
               </w:rPr>
-              <w:t xml:space="preserve">1.143,10 ms</w:t>
-            </w:r>
-            <w:r>
-              <w:t xml:space="preserve"> </w:t>
-            </w:r>
-            <w:r>
-              <w:t xml:space="preserve">(sàn 1.500, mục tiêu 800; p50 chỉ 405,77 ms). FPS thời gian thực</w:t>
+              <w:t xml:space="preserve">đạt cả ba</w:t>
+            </w:r>
+          </w:p>
+        </w:tc>
+        <w:tc>
+          <w:tcPr/>
+          <w:p>
+            <w:pPr>
+              <w:pStyle w:val="Compact"/>
+            </w:pPr>
+            <w:r>
+              <w:t xml:space="preserve">p95 một ảnh</w:t>
             </w:r>
             <w:r>
               <w:t xml:space="preserve"> </w:t>
@@ -42852,13 +43948,13 @@
                 <w:b/>
                 <w:bCs/>
               </w:rPr>
-              <w:t xml:space="preserve">5,257</w:t>
+              <w:t xml:space="preserve">509,76 ms</w:t>
             </w:r>
             <w:r>
               <w:t xml:space="preserve"> </w:t>
             </w:r>
             <w:r>
-              <w:t xml:space="preserve">— vượt cả mục tiêu 5; xấu nhất đo được dưới tải nặng</w:t>
+              <w:t xml:space="preserve">(sàn 1.500, mục tiêu 800; p50 chỉ 150,07 ms). FPS thời gian thực</w:t>
             </w:r>
             <w:r>
               <w:t xml:space="preserve"> </w:t>
@@ -42868,10 +43964,13 @@
                 <w:b/>
                 <w:bCs/>
               </w:rPr>
-              <w:t xml:space="preserve">4,057</w:t>
-            </w:r>
-            <w:r>
-              <w:t xml:space="preserve">, vẫn trên sàn 3. Video</w:t>
+              <w:t xml:space="preserve">5,63</w:t>
+            </w:r>
+            <w:r>
+              <w:t xml:space="preserve"> </w:t>
+            </w:r>
+            <w:r>
+              <w:t xml:space="preserve">— vượt cả mục tiêu 5; xấu nhất đo được dưới tải nặng</w:t>
             </w:r>
             <w:r>
               <w:t xml:space="preserve"> </w:t>
@@ -42881,7 +43980,20 @@
                 <w:b/>
                 <w:bCs/>
               </w:rPr>
-              <w:t xml:space="preserve">0,785×</w:t>
+              <w:t xml:space="preserve">4,057</w:t>
+            </w:r>
+            <w:r>
+              <w:t xml:space="preserve">, vẫn trên sàn 3. Video</w:t>
+            </w:r>
+            <w:r>
+              <w:t xml:space="preserve"> </w:t>
+            </w:r>
+            <w:r>
+              <w:rPr>
+                <w:b/>
+                <w:bCs/>
+              </w:rPr>
+              <w:t xml:space="preserve">0,8695×</w:t>
             </w:r>
             <w:r>
               <w:t xml:space="preserve"> </w:t>
@@ -43080,7 +44192,7 @@
               <w:t xml:space="preserve"> </w:t>
             </w:r>
             <w:r>
-              <w:t xml:space="preserve">thành công qua 2.028 yêu cầu soak 15 phút;</w:t>
+              <w:t xml:space="preserve">thành công qua 5.337 yêu cầu soak 15 phút;</w:t>
             </w:r>
             <w:r>
               <w:t xml:space="preserve"> </w:t>
@@ -43090,7 +44202,7 @@
                 <w:b/>
                 <w:bCs/>
               </w:rPr>
-              <w:t xml:space="preserve">0/9.031</w:t>
+              <w:t xml:space="preserve">0/7.977</w:t>
             </w:r>
             <w:r>
               <w:t xml:space="preserve"> </w:t>
@@ -43232,8 +44344,8 @@
         </w:tc>
       </w:tr>
     </w:tbl>
-    <w:bookmarkEnd w:id="185"/>
-    <w:bookmarkStart w:id="186" w:name="Xe422198b1000e64c715229721cb79be428798c5"/>
+    <w:bookmarkEnd w:id="189"/>
+    <w:bookmarkStart w:id="190" w:name="Xe422198b1000e64c715229721cb79be428798c5"/>
     <w:p>
       <w:pPr>
         <w:pStyle w:val="Heading2"/>
@@ -44052,8 +45164,8 @@
         </w:tc>
       </w:tr>
     </w:tbl>
-    <w:bookmarkEnd w:id="186"/>
-    <w:bookmarkStart w:id="190" w:name="X17c38d19be0e29160aa374b565370025cd3cedc"/>
+    <w:bookmarkEnd w:id="190"/>
+    <w:bookmarkStart w:id="194" w:name="X17c38d19be0e29160aa374b565370025cd3cedc"/>
     <w:p>
       <w:pPr>
         <w:pStyle w:val="Heading2"/>
@@ -44062,7 +45174,7 @@
         <w:t xml:space="preserve">5.9. Bàn luận</w:t>
       </w:r>
     </w:p>
-    <w:bookmarkStart w:id="187" w:name="Xf4135df1d431f6687795378a645f566212f5f2f"/>
+    <w:bookmarkStart w:id="191" w:name="Xf4135df1d431f6687795378a645f566212f5f2f"/>
     <w:p>
       <w:pPr>
         <w:pStyle w:val="Heading3"/>
@@ -44127,8 +45239,8 @@
         <w:t xml:space="preserve">(+13,28 điểm, 0 ca hồi quy); còn ba chỉ tiêu độ chính xác chuỗi thì không đạt.</w:t>
       </w:r>
     </w:p>
-    <w:bookmarkEnd w:id="187"/>
-    <w:bookmarkStart w:id="188" w:name="Xff467f893be5525c4100bf81184a0f048a11f70"/>
+    <w:bookmarkEnd w:id="191"/>
+    <w:bookmarkStart w:id="192" w:name="Xff467f893be5525c4100bf81184a0f048a11f70"/>
     <w:p>
       <w:pPr>
         <w:pStyle w:val="Heading3"/>
@@ -44404,8 +45516,8 @@
         <w:t xml:space="preserve">, không phải ước lượng trung tâm.</w:t>
       </w:r>
     </w:p>
-    <w:bookmarkEnd w:id="188"/>
-    <w:bookmarkStart w:id="189" w:name="Xc82d4b5cdc34aaf40471359984b07afdd654bc4"/>
+    <w:bookmarkEnd w:id="192"/>
+    <w:bookmarkStart w:id="193" w:name="Xc82d4b5cdc34aaf40471359984b07afdd654bc4"/>
     <w:p>
       <w:pPr>
         <w:pStyle w:val="Heading3"/>
@@ -45116,9 +46228,9 @@
         </w:tc>
       </w:tr>
     </w:tbl>
-    <w:bookmarkEnd w:id="189"/>
-    <w:bookmarkEnd w:id="190"/>
-    <w:bookmarkStart w:id="191" w:name="X6a1edb083ae7945c1aaac9c0c423aec3a03a384"/>
+    <w:bookmarkEnd w:id="193"/>
+    <w:bookmarkEnd w:id="194"/>
+    <w:bookmarkStart w:id="195" w:name="X6a1edb083ae7945c1aaac9c0c423aec3a03a384"/>
     <w:p>
       <w:pPr>
         <w:pStyle w:val="Heading2"/>
@@ -45891,9 +47003,9 @@
         <w:br w:type="page"/>
       </w:r>
     </w:p>
-    <w:bookmarkEnd w:id="191"/>
-    <w:bookmarkEnd w:id="192"/>
-    <w:bookmarkStart w:id="197" w:name="chương-6-kết-luận-và-hướng-phát-triển"/>
+    <w:bookmarkEnd w:id="195"/>
+    <w:bookmarkEnd w:id="196"/>
+    <w:bookmarkStart w:id="201" w:name="chương-6-kết-luận-và-hướng-phát-triển"/>
     <w:p>
       <w:pPr>
         <w:pStyle w:val="Heading1"/>
@@ -45902,7 +47014,7 @@
         <w:t xml:space="preserve">CHƯƠNG 6. KẾT LUẬN VÀ HƯỚNG PHÁT TRIỂN</w:t>
       </w:r>
     </w:p>
-    <w:bookmarkStart w:id="193" w:name="Xb83df606b245f1fa37530db85d26da9c381b41b"/>
+    <w:bookmarkStart w:id="197" w:name="Xb83df606b245f1fa37530db85d26da9c381b41b"/>
     <w:p>
       <w:pPr>
         <w:pStyle w:val="Heading2"/>
@@ -45939,7 +47051,7 @@
           <w:b/>
           <w:bCs/>
         </w:rPr>
-        <w:t xml:space="preserve">1.002/1.002</w:t>
+        <w:t xml:space="preserve">1.004/1.004</w:t>
       </w:r>
       <w:r>
         <w:t xml:space="preserve"> </w:t>
@@ -46492,7 +47604,7 @@
                 <w:b/>
                 <w:bCs/>
               </w:rPr>
-              <w:t xml:space="preserve">1.143,10</w:t>
+              <w:t xml:space="preserve">509,76</w:t>
             </w:r>
           </w:p>
         </w:tc>
@@ -46504,7 +47616,7 @@
               <w:jc w:val="center"/>
             </w:pPr>
             <w:r>
-              <w:t xml:space="preserve">🟡</w:t>
+              <w:t xml:space="preserve">✅</w:t>
             </w:r>
           </w:p>
         </w:tc>
@@ -46702,7 +47814,7 @@
         <w:pStyle w:val="Compact"/>
         <w:numPr>
           <w:ilvl w:val="0"/>
-          <w:numId w:val="1003"/>
+          <w:numId w:val="1004"/>
         </w:numPr>
       </w:pPr>
       <w:r>
@@ -46724,7 +47836,7 @@
         <w:pStyle w:val="Compact"/>
         <w:numPr>
           <w:ilvl w:val="0"/>
-          <w:numId w:val="1003"/>
+          <w:numId w:val="1004"/>
         </w:numPr>
       </w:pPr>
       <w:r>
@@ -46746,7 +47858,7 @@
         <w:pStyle w:val="Compact"/>
         <w:numPr>
           <w:ilvl w:val="0"/>
-          <w:numId w:val="1003"/>
+          <w:numId w:val="1004"/>
         </w:numPr>
       </w:pPr>
       <w:r>
@@ -46794,7 +47906,7 @@
         <w:pStyle w:val="Compact"/>
         <w:numPr>
           <w:ilvl w:val="0"/>
-          <w:numId w:val="1003"/>
+          <w:numId w:val="1004"/>
         </w:numPr>
       </w:pPr>
       <w:r>
@@ -46832,8 +47944,8 @@
         <w:t xml:space="preserve">: mọi số liệu sinh lại được bằng một lệnh, mọi phép so sánh kèm điều kiện đo, và các kết quả âm — hai lượt tinh chỉnh bộ nhận dạng đều không thắng model gốc ở chế độ vận hành — được ghi lại thay vì bỏ đi.</w:t>
       </w:r>
     </w:p>
-    <w:bookmarkEnd w:id="193"/>
-    <w:bookmarkStart w:id="194" w:name="X1f36a3640c9e310e5e9f84e347ef7e1a0c2a324"/>
+    <w:bookmarkEnd w:id="197"/>
+    <w:bookmarkStart w:id="198" w:name="X1f36a3640c9e310e5e9f84e347ef7e1a0c2a324"/>
     <w:p>
       <w:pPr>
         <w:pStyle w:val="Heading2"/>
@@ -47169,8 +48281,27 @@
               <w:pStyle w:val="Compact"/>
             </w:pPr>
             <w:r>
+              <w:rPr>
+                <w:strike/>
+              </w:rPr>
               <w:t xml:space="preserve">Độ trễ chỉ đạt ngưỡng tối thiểu</w:t>
             </w:r>
+            <w:r>
+              <w:t xml:space="preserve"> </w:t>
+            </w:r>
+            <w:r>
+              <w:t xml:space="preserve">—</w:t>
+            </w:r>
+            <w:r>
+              <w:t xml:space="preserve"> </w:t>
+            </w:r>
+            <w:r>
+              <w:rPr>
+                <w:b/>
+                <w:bCs/>
+              </w:rPr>
+              <w:t xml:space="preserve">đã khép</w:t>
+            </w:r>
           </w:p>
         </w:tc>
         <w:tc>
@@ -47181,18 +48312,18 @@
               <w:jc w:val="center"/>
             </w:pPr>
             <w:r>
-              <w:t xml:space="preserve">Trung bình</w:t>
-            </w:r>
-          </w:p>
-        </w:tc>
-        <w:tc>
-          <w:tcPr/>
-          <w:p>
-            <w:pPr>
-              <w:pStyle w:val="Compact"/>
-            </w:pPr>
-            <w:r>
-              <w:t xml:space="preserve">p95 = 1.143,10 ms; đánh đổi có chủ ý lấy 34 biển đọc thêm</w:t>
+              <w:t xml:space="preserve">Thấp</w:t>
+            </w:r>
+          </w:p>
+        </w:tc>
+        <w:tc>
+          <w:tcPr/>
+          <w:p>
+            <w:pPr>
+              <w:pStyle w:val="Compact"/>
+            </w:pPr>
+            <w:r>
+              <w:t xml:space="preserve">p95 nay 509,76 ms, vượt mục tiêu 800 ms sau đợt tối ưu tầng suy luận (5.6.1); bậc thang thử-lại vẫn giữ nguyên cùng 34 biển đọc thêm</w:t>
             </w:r>
           </w:p>
         </w:tc>
@@ -47543,8 +48674,8 @@
         </w:tc>
       </w:tr>
     </w:tbl>
-    <w:bookmarkEnd w:id="194"/>
-    <w:bookmarkStart w:id="195" w:name="Xf043620ea494c29eb5cd98da852a1ed6f0ba165"/>
+    <w:bookmarkEnd w:id="198"/>
+    <w:bookmarkStart w:id="199" w:name="Xf043620ea494c29eb5cd98da852a1ed6f0ba165"/>
     <w:p>
       <w:pPr>
         <w:pStyle w:val="Heading2"/>
@@ -48291,8 +49422,8 @@
         </w:tc>
       </w:tr>
     </w:tbl>
-    <w:bookmarkEnd w:id="195"/>
-    <w:bookmarkStart w:id="196" w:name="Xc3f4b05ddc489b3b83793ce2ad798163de00527"/>
+    <w:bookmarkEnd w:id="199"/>
+    <w:bookmarkStart w:id="200" w:name="Xc3f4b05ddc489b3b83793ce2ad798163de00527"/>
     <w:p>
       <w:pPr>
         <w:pStyle w:val="Heading2"/>
@@ -48372,9 +49503,9 @@
         <w:br w:type="page"/>
       </w:r>
     </w:p>
-    <w:bookmarkEnd w:id="196"/>
-    <w:bookmarkEnd w:id="197"/>
-    <w:bookmarkStart w:id="217" w:name="tài-liệu-tham-khảo"/>
+    <w:bookmarkEnd w:id="200"/>
+    <w:bookmarkEnd w:id="201"/>
+    <w:bookmarkStart w:id="221" w:name="tài-liệu-tham-khảo"/>
     <w:p>
       <w:pPr>
         <w:pStyle w:val="Heading1"/>
@@ -48427,7 +49558,7 @@
       <w:r>
         <w:t xml:space="preserve"> </w:t>
       </w:r>
-      <w:hyperlink r:id="rId198">
+      <w:hyperlink r:id="rId202">
         <w:r>
           <w:rPr>
             <w:rStyle w:val="Hyperlink"/>
@@ -48452,7 +49583,7 @@
       <w:r>
         <w:t xml:space="preserve"> </w:t>
       </w:r>
-      <w:hyperlink r:id="rId199">
+      <w:hyperlink r:id="rId203">
         <w:r>
           <w:rPr>
             <w:rStyle w:val="Hyperlink"/>
@@ -48485,7 +49616,7 @@
       <w:r>
         <w:t xml:space="preserve"> </w:t>
       </w:r>
-      <w:hyperlink r:id="rId200">
+      <w:hyperlink r:id="rId204">
         <w:r>
           <w:rPr>
             <w:rStyle w:val="Hyperlink"/>
@@ -48510,7 +49641,7 @@
       <w:r>
         <w:t xml:space="preserve"> </w:t>
       </w:r>
-      <w:hyperlink r:id="rId201">
+      <w:hyperlink r:id="rId205">
         <w:r>
           <w:rPr>
             <w:rStyle w:val="Hyperlink"/>
@@ -48535,7 +49666,7 @@
       <w:r>
         <w:t xml:space="preserve"> </w:t>
       </w:r>
-      <w:hyperlink r:id="rId202">
+      <w:hyperlink r:id="rId206">
         <w:r>
           <w:rPr>
             <w:rStyle w:val="Hyperlink"/>
@@ -48560,7 +49691,7 @@
       <w:r>
         <w:t xml:space="preserve"> </w:t>
       </w:r>
-      <w:hyperlink r:id="rId203">
+      <w:hyperlink r:id="rId207">
         <w:r>
           <w:rPr>
             <w:rStyle w:val="Hyperlink"/>
@@ -48585,7 +49716,7 @@
       <w:r>
         <w:t xml:space="preserve"> </w:t>
       </w:r>
-      <w:hyperlink r:id="rId204">
+      <w:hyperlink r:id="rId208">
         <w:r>
           <w:rPr>
             <w:rStyle w:val="Hyperlink"/>
@@ -48623,7 +49754,7 @@
       <w:r>
         <w:t xml:space="preserve"> </w:t>
       </w:r>
-      <w:hyperlink r:id="rId205">
+      <w:hyperlink r:id="rId209">
         <w:r>
           <w:rPr>
             <w:rStyle w:val="Hyperlink"/>
@@ -48648,7 +49779,7 @@
       <w:r>
         <w:t xml:space="preserve"> </w:t>
       </w:r>
-      <w:hyperlink r:id="rId206">
+      <w:hyperlink r:id="rId210">
         <w:r>
           <w:rPr>
             <w:rStyle w:val="Hyperlink"/>
@@ -48686,7 +49817,7 @@
       <w:r>
         <w:t xml:space="preserve"> </w:t>
       </w:r>
-      <w:hyperlink r:id="rId207">
+      <w:hyperlink r:id="rId211">
         <w:r>
           <w:rPr>
             <w:rStyle w:val="Hyperlink"/>
@@ -48711,7 +49842,7 @@
       <w:r>
         <w:t xml:space="preserve"> </w:t>
       </w:r>
-      <w:hyperlink r:id="rId208">
+      <w:hyperlink r:id="rId212">
         <w:r>
           <w:rPr>
             <w:rStyle w:val="Hyperlink"/>
@@ -48736,7 +49867,7 @@
       <w:r>
         <w:t xml:space="preserve"> </w:t>
       </w:r>
-      <w:hyperlink r:id="rId209">
+      <w:hyperlink r:id="rId213">
         <w:r>
           <w:rPr>
             <w:rStyle w:val="Hyperlink"/>
@@ -48795,7 +49926,7 @@
       <w:r>
         <w:t xml:space="preserve"> </w:t>
       </w:r>
-      <w:hyperlink r:id="rId210">
+      <w:hyperlink r:id="rId214">
         <w:r>
           <w:rPr>
             <w:rStyle w:val="Hyperlink"/>
@@ -48833,7 +49964,7 @@
       <w:r>
         <w:t xml:space="preserve"> </w:t>
       </w:r>
-      <w:hyperlink r:id="rId211">
+      <w:hyperlink r:id="rId215">
         <w:r>
           <w:rPr>
             <w:rStyle w:val="Hyperlink"/>
@@ -48871,7 +50002,7 @@
       <w:r>
         <w:t xml:space="preserve"> </w:t>
       </w:r>
-      <w:hyperlink r:id="rId212">
+      <w:hyperlink r:id="rId216">
         <w:r>
           <w:rPr>
             <w:rStyle w:val="Hyperlink"/>
@@ -48917,7 +50048,7 @@
       <w:r>
         <w:t xml:space="preserve"> </w:t>
       </w:r>
-      <w:hyperlink r:id="rId213">
+      <w:hyperlink r:id="rId217">
         <w:r>
           <w:rPr>
             <w:rStyle w:val="Hyperlink"/>
@@ -48942,7 +50073,7 @@
       <w:r>
         <w:t xml:space="preserve"> </w:t>
       </w:r>
-      <w:hyperlink r:id="rId214">
+      <w:hyperlink r:id="rId218">
         <w:r>
           <w:rPr>
             <w:rStyle w:val="Hyperlink"/>
@@ -48988,7 +50119,7 @@
       <w:r>
         <w:t xml:space="preserve"> </w:t>
       </w:r>
-      <w:hyperlink r:id="rId215">
+      <w:hyperlink r:id="rId219">
         <w:r>
           <w:rPr>
             <w:rStyle w:val="Hyperlink"/>
@@ -49013,7 +50144,7 @@
       <w:r>
         <w:t xml:space="preserve"> </w:t>
       </w:r>
-      <w:hyperlink r:id="rId216">
+      <w:hyperlink r:id="rId220">
         <w:r>
           <w:rPr>
             <w:rStyle w:val="Hyperlink"/>
@@ -49033,8 +50164,8 @@
         <w:br w:type="page"/>
       </w:r>
     </w:p>
-    <w:bookmarkEnd w:id="217"/>
-    <w:bookmarkStart w:id="240" w:name="phụ-lục"/>
+    <w:bookmarkEnd w:id="221"/>
+    <w:bookmarkStart w:id="244" w:name="phụ-lục"/>
     <w:p>
       <w:pPr>
         <w:pStyle w:val="Heading1"/>
@@ -49090,7 +50221,7 @@
         </w:pict>
       </w:r>
     </w:p>
-    <w:bookmarkStart w:id="220" w:name="phụ-lục-a-mã-nguồn"/>
+    <w:bookmarkStart w:id="224" w:name="phụ-lục-a-mã-nguồn"/>
     <w:p>
       <w:pPr>
         <w:pStyle w:val="Heading2"/>
@@ -49099,7 +50230,7 @@
         <w:t xml:space="preserve">Phụ lục A. Mã nguồn</w:t>
       </w:r>
     </w:p>
-    <w:bookmarkStart w:id="218" w:name="a1-quy-mô"/>
+    <w:bookmarkStart w:id="222" w:name="a1-quy-mô"/>
     <w:p>
       <w:pPr>
         <w:pStyle w:val="Heading3"/>
@@ -49763,8 +50894,8 @@
         <w:t xml:space="preserve">trong Chương 5 phải sinh ra được bằng một lệnh chạy lại được.</w:t>
       </w:r>
     </w:p>
-    <w:bookmarkEnd w:id="218"/>
-    <w:bookmarkStart w:id="219" w:name="a2-tổ-chức-thư-mục"/>
+    <w:bookmarkEnd w:id="222"/>
+    <w:bookmarkStart w:id="223" w:name="a2-tổ-chức-thư-mục"/>
     <w:p>
       <w:pPr>
         <w:pStyle w:val="Heading3"/>
@@ -50039,9 +51170,9 @@
         </w:pict>
       </w:r>
     </w:p>
-    <w:bookmarkEnd w:id="219"/>
-    <w:bookmarkEnd w:id="220"/>
-    <w:bookmarkStart w:id="221" w:name="phụ-lục-b-siêu-tham-số-huấn-luyện"/>
+    <w:bookmarkEnd w:id="223"/>
+    <w:bookmarkEnd w:id="224"/>
+    <w:bookmarkStart w:id="225" w:name="phụ-lục-b-siêu-tham-số-huấn-luyện"/>
     <w:p>
       <w:pPr>
         <w:pStyle w:val="Heading2"/>
@@ -51213,8 +52344,8 @@
         </w:pict>
       </w:r>
     </w:p>
-    <w:bookmarkEnd w:id="221"/>
-    <w:bookmarkStart w:id="223" w:name="phụ-lục-c-bộ-dữ-liệu"/>
+    <w:bookmarkEnd w:id="225"/>
+    <w:bookmarkStart w:id="227" w:name="phụ-lục-c-bộ-dữ-liệu"/>
     <w:p>
       <w:pPr>
         <w:pStyle w:val="Heading2"/>
@@ -51223,7 +52354,7 @@
         <w:t xml:space="preserve">Phụ lục C. Bộ dữ liệu</w:t>
       </w:r>
     </w:p>
-    <w:bookmarkStart w:id="222" w:name="Xf13a66160a76b51942284da13ebd03c025f7130"/>
+    <w:bookmarkStart w:id="226" w:name="Xf13a66160a76b51942284da13ebd03c025f7130"/>
     <w:p>
       <w:pPr>
         <w:pStyle w:val="Heading3"/>
@@ -52193,9 +53324,9 @@
         <w:t xml:space="preserve">, và điều này được nêu nhất quán ở mục 4.4.2 và 6.3.1.</w:t>
       </w:r>
     </w:p>
-    <w:bookmarkEnd w:id="222"/>
-    <w:bookmarkEnd w:id="223"/>
-    <w:bookmarkStart w:id="224" w:name="phụ-lục-d-cài-đặt-và-chạy-hệ-thống"/>
+    <w:bookmarkEnd w:id="226"/>
+    <w:bookmarkEnd w:id="227"/>
+    <w:bookmarkStart w:id="228" w:name="phụ-lục-d-cài-đặt-và-chạy-hệ-thống"/>
     <w:p>
       <w:pPr>
         <w:pStyle w:val="Heading2"/>
@@ -52337,8 +53468,8 @@
         <w:t xml:space="preserve">.</w:t>
       </w:r>
     </w:p>
-    <w:bookmarkEnd w:id="224"/>
-    <w:bookmarkStart w:id="227" w:name="phụ-lục-e-kết-quả-kiểm-thử"/>
+    <w:bookmarkEnd w:id="228"/>
+    <w:bookmarkStart w:id="231" w:name="phụ-lục-e-kết-quả-kiểm-thử"/>
     <w:p>
       <w:pPr>
         <w:pStyle w:val="Heading2"/>
@@ -52347,7 +53478,7 @@
         <w:t xml:space="preserve">Phụ lục E. Kết quả kiểm thử</w:t>
       </w:r>
     </w:p>
-    <w:bookmarkStart w:id="225" w:name="e1-tổng-hợp"/>
+    <w:bookmarkStart w:id="229" w:name="e1-tổng-hợp"/>
     <w:p>
       <w:pPr>
         <w:pStyle w:val="Heading3"/>
@@ -52434,7 +53565,7 @@
                 <w:b/>
                 <w:bCs/>
               </w:rPr>
-              <w:t xml:space="preserve">1.002</w:t>
+              <w:t xml:space="preserve">1.004</w:t>
             </w:r>
           </w:p>
         </w:tc>
@@ -52462,7 +53593,7 @@
                 <w:b/>
                 <w:bCs/>
               </w:rPr>
-              <w:t xml:space="preserve">1.002</w:t>
+              <w:t xml:space="preserve">1.004</w:t>
             </w:r>
           </w:p>
         </w:tc>
@@ -52557,8 +53688,8 @@
         </w:tc>
       </w:tr>
     </w:tbl>
-    <w:bookmarkEnd w:id="225"/>
-    <w:bookmarkStart w:id="226" w:name="e2-phân-nhóm"/>
+    <w:bookmarkEnd w:id="229"/>
+    <w:bookmarkStart w:id="230" w:name="e2-phân-nhóm"/>
     <w:p>
       <w:pPr>
         <w:pStyle w:val="Heading3"/>
@@ -52810,9 +53941,9 @@
         </w:pict>
       </w:r>
     </w:p>
-    <w:bookmarkEnd w:id="226"/>
-    <w:bookmarkEnd w:id="227"/>
-    <w:bookmarkStart w:id="230" w:name="Xb0ecaefd567621d8f4fd0ba4686066ee0905bcc"/>
+    <w:bookmarkEnd w:id="230"/>
+    <w:bookmarkEnd w:id="231"/>
+    <w:bookmarkStart w:id="234" w:name="Xb0ecaefd567621d8f4fd0ba4686066ee0905bcc"/>
     <w:p>
       <w:pPr>
         <w:pStyle w:val="Heading2"/>
@@ -52821,7 +53952,7 @@
         <w:t xml:space="preserve">Phụ lục F. Giao diện lập trình và cấu hình triển khai</w:t>
       </w:r>
     </w:p>
-    <w:bookmarkStart w:id="228" w:name="f1-danh-sách-endpoint"/>
+    <w:bookmarkStart w:id="232" w:name="f1-danh-sách-endpoint"/>
     <w:p>
       <w:pPr>
         <w:pStyle w:val="Heading3"/>
@@ -53498,8 +54629,8 @@
         <w:t xml:space="preserve">, nên nó không bao giờ lệch với mã nguồn.</w:t>
       </w:r>
     </w:p>
-    <w:bookmarkEnd w:id="228"/>
-    <w:bookmarkStart w:id="229" w:name="f2-cấu-hình-docker-compose"/>
+    <w:bookmarkEnd w:id="232"/>
+    <w:bookmarkStart w:id="233" w:name="f2-cấu-hình-docker-compose"/>
     <w:p>
       <w:pPr>
         <w:pStyle w:val="Heading3"/>
@@ -53895,9 +55026,9 @@
         </w:pict>
       </w:r>
     </w:p>
-    <w:bookmarkEnd w:id="229"/>
-    <w:bookmarkEnd w:id="230"/>
-    <w:bookmarkStart w:id="237" w:name="Xf4fdfdb0582bdca8adb9305f82cdbfca4c61ab6"/>
+    <w:bookmarkEnd w:id="233"/>
+    <w:bookmarkEnd w:id="234"/>
+    <w:bookmarkStart w:id="241" w:name="Xf4fdfdb0582bdca8adb9305f82cdbfca4c61ab6"/>
     <w:p>
       <w:pPr>
         <w:pStyle w:val="Heading2"/>
@@ -53952,7 +55083,7 @@
         </w:pict>
       </w:r>
     </w:p>
-    <w:bookmarkStart w:id="232" w:name="h2-bảng-34-yêu-cầu-chức-năng"/>
+    <w:bookmarkStart w:id="236" w:name="h2-bảng-34-yêu-cầu-chức-năng"/>
     <w:p>
       <w:pPr>
         <w:pStyle w:val="Heading3"/>
@@ -54281,11 +55412,11 @@
       <w:pPr>
         <w:pStyle w:val="Heading3"/>
       </w:pPr>
-      <w:bookmarkStart w:id="231" w:name="X43666e68a1f1972bb1dccbe247050e4abad1170"/>
+      <w:bookmarkStart w:id="235" w:name="X43666e68a1f1972bb1dccbe247050e4abad1170"/>
       <w:r>
         <w:t xml:space="preserve">Bốn yêu cầu mức Won't và hai đợt thu gọn phạm vi</w:t>
       </w:r>
-      <w:bookmarkEnd w:id="231"/>
+      <w:bookmarkEnd w:id="235"/>
     </w:p>
     <w:p>
       <w:pPr>
@@ -54552,8 +55683,8 @@
         </w:pict>
       </w:r>
     </w:p>
-    <w:bookmarkEnd w:id="232"/>
-    <w:bookmarkStart w:id="236" w:name="h3-bảng-chỉ-tiêu-phi-chức-năng"/>
+    <w:bookmarkEnd w:id="236"/>
+    <w:bookmarkStart w:id="240" w:name="h3-bảng-chỉ-tiêu-phi-chức-năng"/>
     <w:p>
       <w:pPr>
         <w:pStyle w:val="Heading3"/>
@@ -54570,7 +55701,7 @@
         <w:t xml:space="preserve">Bảy nhóm: hiệu năng (NFR-P), độ chính xác (NFR-A), tin cậy (NFR-R), khả dụng (NFR-U), bảo trì (NFR-M), bảo mật (NFR-S), tương thích – triển khai (NFR-C), mở rộng (NFR-SC).</w:t>
       </w:r>
     </w:p>
-    <w:bookmarkStart w:id="233" w:name="X3880515f8fbb8abfa7d57c19e291cacf82ef4a6"/>
+    <w:bookmarkStart w:id="237" w:name="X3880515f8fbb8abfa7d57c19e291cacf82ef4a6"/>
     <w:p>
       <w:pPr>
         <w:pStyle w:val="Heading4"/>
@@ -54754,8 +55885,8 @@
         <w:t xml:space="preserve">, không có ý nghĩa thống kê; nhóm thực hiện chỉ dùng cột thời gian và cố ý lược bỏ cột độ chính xác.</w:t>
       </w:r>
     </w:p>
-    <w:bookmarkEnd w:id="233"/>
-    <w:bookmarkStart w:id="234" w:name="X223de23e0d838ff891bdf6bdc5276f58b2d523c"/>
+    <w:bookmarkEnd w:id="237"/>
+    <w:bookmarkStart w:id="238" w:name="X223de23e0d838ff891bdf6bdc5276f58b2d523c"/>
     <w:p>
       <w:pPr>
         <w:pStyle w:val="Heading4"/>
@@ -55795,8 +56926,8 @@
         <w:t xml:space="preserve">— báo cáo theo điều kiện ảnh nếu bộ dữ liệu có nhãn phù hợp.</w:t>
       </w:r>
     </w:p>
-    <w:bookmarkEnd w:id="234"/>
-    <w:bookmarkStart w:id="235" w:name="c-các-nhóm-yêu-cầu-phi-chức-năng-còn-lại"/>
+    <w:bookmarkEnd w:id="238"/>
+    <w:bookmarkStart w:id="239" w:name="c-các-nhóm-yêu-cầu-phi-chức-năng-còn-lại"/>
     <w:p>
       <w:pPr>
         <w:pStyle w:val="Heading4"/>
@@ -55977,10 +57108,10 @@
         </w:pict>
       </w:r>
     </w:p>
-    <w:bookmarkEnd w:id="235"/>
-    <w:bookmarkEnd w:id="236"/>
-    <w:bookmarkEnd w:id="237"/>
-    <w:bookmarkStart w:id="239" w:name="Xca8a6b0a1c163d0021c70a30659365938cfbbe3"/>
+    <w:bookmarkEnd w:id="239"/>
+    <w:bookmarkEnd w:id="240"/>
+    <w:bookmarkEnd w:id="241"/>
+    <w:bookmarkStart w:id="243" w:name="Xca8a6b0a1c163d0021c70a30659365938cfbbe3"/>
     <w:p>
       <w:pPr>
         <w:pStyle w:val="Heading2"/>
@@ -56050,7 +57181,7 @@
         </w:pict>
       </w:r>
     </w:p>
-    <w:bookmarkStart w:id="238" w:name="o2-danh-mục-báo-cáo-đo-dạng-json"/>
+    <w:bookmarkStart w:id="242" w:name="o2-danh-mục-báo-cáo-đo-dạng-json"/>
     <w:p>
       <w:pPr>
         <w:pStyle w:val="Heading3"/>
@@ -56987,9 +58118,9 @@
         <w:br w:type="page"/>
       </w:r>
     </w:p>
-    <w:bookmarkEnd w:id="238"/>
-    <w:bookmarkEnd w:id="239"/>
-    <w:bookmarkEnd w:id="240"/>
+    <w:bookmarkEnd w:id="242"/>
+    <w:bookmarkEnd w:id="243"/>
+    <w:bookmarkEnd w:id="244"/>
     <w:sectPr>
       <w:footnotePr>
         <w:numRestart w:val="eachSect"/>
@@ -57298,6 +58429,36 @@
     <w:abstractNumId w:val="991"/>
   </w:num>
   <w:num w:numId="1003">
+    <w:abstractNumId w:val="99411"/>
+    <w:lvlOverride w:ilvl="0">
+      <w:startOverride w:val="1"/>
+    </w:lvlOverride>
+    <w:lvlOverride w:ilvl="1">
+      <w:startOverride w:val="1"/>
+    </w:lvlOverride>
+    <w:lvlOverride w:ilvl="2">
+      <w:startOverride w:val="1"/>
+    </w:lvlOverride>
+    <w:lvlOverride w:ilvl="3">
+      <w:startOverride w:val="1"/>
+    </w:lvlOverride>
+    <w:lvlOverride w:ilvl="4">
+      <w:startOverride w:val="1"/>
+    </w:lvlOverride>
+    <w:lvlOverride w:ilvl="5">
+      <w:startOverride w:val="1"/>
+    </w:lvlOverride>
+    <w:lvlOverride w:ilvl="6">
+      <w:startOverride w:val="1"/>
+    </w:lvlOverride>
+    <w:lvlOverride w:ilvl="7">
+      <w:startOverride w:val="1"/>
+    </w:lvlOverride>
+    <w:lvlOverride w:ilvl="8">
+      <w:startOverride w:val="1"/>
+    </w:lvlOverride>
+  </w:num>
+  <w:num w:numId="1004">
     <w:abstractNumId w:val="99411"/>
     <w:lvlOverride w:ilvl="0">
       <w:startOverride w:val="1"/>

--- a/docs/papers/thesis-full.docx
+++ b/docs/papers/thesis-full.docx
@@ -2980,7 +2980,7 @@
           <w:b/>
           <w:bCs/>
         </w:rPr>
-        <w:t xml:space="preserve">Ghi chú về sáu yêu cầu mức</w:t>
+        <w:t xml:space="preserve">Ghi chú về bốn yêu cầu mức</w:t>
       </w:r>
       <w:r>
         <w:rPr>
@@ -3003,87 +3003,13 @@
           <w:b/>
           <w:bCs/>
         </w:rPr>
-        <w:t xml:space="preserve">.</w:t>
-      </w:r>
-      <w:r>
-        <w:t xml:space="preserve"> </w:t>
-      </w:r>
-      <w:r>
-        <w:t xml:space="preserve">Bốn yêu cầu đầu đều</w:t>
-      </w:r>
-      <w:r>
-        <w:t xml:space="preserve"> </w:t>
-      </w:r>
-      <w:r>
-        <w:rPr>
-          <w:b/>
-          <w:bCs/>
-        </w:rPr>
-        <w:t xml:space="preserve">thuần giao diện</w:t>
-      </w:r>
-      <w:r>
-        <w:t xml:space="preserve">, chuyển mức trong hai đợt thu gọn giao diện web: đợt 1 gỡ trang Webcam →</w:t>
-      </w:r>
-      <w:r>
-        <w:t xml:space="preserve"> </w:t>
-      </w:r>
-      <w:r>
-        <w:rPr>
-          <w:b/>
-          <w:bCs/>
-        </w:rPr>
-        <w:t xml:space="preserve">FR-3.1 và FR-3.4 chuyển M → W</w:t>
-      </w:r>
-      <w:r>
-        <w:t xml:space="preserve"> </w:t>
-      </w:r>
-      <w:r>
-        <w:t xml:space="preserve">(năng lực nhận dạng thời gian thực vẫn phục vụ ở tầng giao diện lập trình và vẫn có kiểm thử); đợt 2 gỡ trang Tổng quan (Dashboard) →</w:t>
-      </w:r>
-      <w:r>
-        <w:t xml:space="preserve"> </w:t>
-      </w:r>
-      <w:r>
-        <w:rPr>
-          <w:b/>
-          <w:bCs/>
-        </w:rPr>
-        <w:t xml:space="preserve">FR-4.1 chuyển M → W</w:t>
-      </w:r>
-      <w:r>
-        <w:t xml:space="preserve">,</w:t>
-      </w:r>
-      <w:r>
-        <w:t xml:space="preserve"> </w:t>
-      </w:r>
-      <w:r>
-        <w:rPr>
-          <w:b/>
-          <w:bCs/>
-        </w:rPr>
-        <w:t xml:space="preserve">FR-4.2 chuyển S → W</w:t>
-      </w:r>
-      <w:r>
-        <w:t xml:space="preserve"> </w:t>
-      </w:r>
-      <w:r>
-        <w:t xml:space="preserve">(thống kê và chuỗi thời gian vẫn truy vấn được và vẫn có kiểm thử tích hợp). Đợt thứ ba đưa nốt</w:t>
-      </w:r>
-      <w:r>
-        <w:t xml:space="preserve"> </w:t>
-      </w:r>
-      <w:r>
-        <w:rPr>
-          <w:b/>
-          <w:bCs/>
-        </w:rPr>
-        <w:t xml:space="preserve">FR-2.5</w:t>
-      </w:r>
-      <w:r>
-        <w:t xml:space="preserve"> </w:t>
-      </w:r>
-      <w:r>
-        <w:t xml:space="preserve">(xuất video đã chú thích,</w:t>
+        <w:t xml:space="preserve">, và hai yêu cầu đã quay lại.</w:t>
+      </w:r>
+      <w:r>
+        <w:t xml:space="preserve"> </w:t>
+      </w:r>
+      <w:r>
+        <w:t xml:space="preserve">Sáu yêu cầu từng chuyển xuống</w:t>
       </w:r>
       <w:r>
         <w:t xml:space="preserve"> </w:t>
@@ -3093,13 +3019,26 @@
           <w:i/>
           <w:iCs/>
         </w:rPr>
-        <w:t xml:space="preserve">Must</w:t>
-      </w:r>
-      <w:r>
-        <w:t xml:space="preserve"> </w:t>
-      </w:r>
-      <w:r>
-        <w:t xml:space="preserve">→</w:t>
+        <w:t xml:space="preserve">Won't</w:t>
+      </w:r>
+      <w:r>
+        <w:t xml:space="preserve">; hai trong số đó —</w:t>
+      </w:r>
+      <w:r>
+        <w:t xml:space="preserve"> </w:t>
+      </w:r>
+      <w:r>
+        <w:rPr>
+          <w:b/>
+          <w:bCs/>
+        </w:rPr>
+        <w:t xml:space="preserve">FR-3.1 và FR-3.4</w:t>
+      </w:r>
+      <w:r>
+        <w:t xml:space="preserve"> </w:t>
+      </w:r>
+      <w:r>
+        <w:t xml:space="preserve">— đã được dựng lại và trở về mức</w:t>
       </w:r>
       <w:r>
         <w:t xml:space="preserve"> </w:t>
@@ -3109,26 +3048,23 @@
           <w:i/>
           <w:iCs/>
         </w:rPr>
-        <w:t xml:space="preserve">Won't</w:t>
-      </w:r>
-      <w:r>
-        <w:t xml:space="preserve">) và</w:t>
-      </w:r>
-      <w:r>
-        <w:t xml:space="preserve"> </w:t>
-      </w:r>
-      <w:r>
-        <w:rPr>
-          <w:b/>
-          <w:bCs/>
-        </w:rPr>
-        <w:t xml:space="preserve">FR-2.6</w:t>
-      </w:r>
-      <w:r>
-        <w:t xml:space="preserve"> </w:t>
-      </w:r>
-      <w:r>
-        <w:t xml:space="preserve">(huỷ tác vụ đang chạy,</w:t>
+        <w:t xml:space="preserve">Must</w:t>
+      </w:r>
+      <w:r>
+        <w:t xml:space="preserve"> </w:t>
+      </w:r>
+      <w:r>
+        <w:t xml:space="preserve">cùng chế độ quét trực tiếp (4.8.1), nên hiện chỉ còn bốn. Diễn biến đầy đủ: đợt 1 gỡ trang Webcam →</w:t>
+      </w:r>
+      <w:r>
+        <w:t xml:space="preserve"> </w:t>
+      </w:r>
+      <w:r>
+        <w:rPr>
+          <w:b/>
+          <w:bCs/>
+        </w:rPr>
+        <w:t xml:space="preserve">FR-3.1 và FR-3.4 chuyển M → W</w:t>
       </w:r>
       <w:r>
         <w:t xml:space="preserve"> </w:t>
@@ -3138,13 +3074,58 @@
           <w:i/>
           <w:iCs/>
         </w:rPr>
-        <w:t xml:space="preserve">Should</w:t>
-      </w:r>
-      <w:r>
-        <w:t xml:space="preserve"> </w:t>
-      </w:r>
-      <w:r>
-        <w:t xml:space="preserve">→</w:t>
+        <w:t xml:space="preserve">(nay đã đảo ngược)</w:t>
+      </w:r>
+      <w:r>
+        <w:t xml:space="preserve"> </w:t>
+      </w:r>
+      <w:r>
+        <w:t xml:space="preserve">(năng lực nhận dạng thời gian thực vẫn phục vụ ở tầng giao diện lập trình và vẫn có kiểm thử); đợt 2 gỡ trang Tổng quan (Dashboard) →</w:t>
+      </w:r>
+      <w:r>
+        <w:t xml:space="preserve"> </w:t>
+      </w:r>
+      <w:r>
+        <w:rPr>
+          <w:b/>
+          <w:bCs/>
+        </w:rPr>
+        <w:t xml:space="preserve">FR-4.1 chuyển M → W</w:t>
+      </w:r>
+      <w:r>
+        <w:t xml:space="preserve">,</w:t>
+      </w:r>
+      <w:r>
+        <w:t xml:space="preserve"> </w:t>
+      </w:r>
+      <w:r>
+        <w:rPr>
+          <w:b/>
+          <w:bCs/>
+        </w:rPr>
+        <w:t xml:space="preserve">FR-4.2 chuyển S → W</w:t>
+      </w:r>
+      <w:r>
+        <w:t xml:space="preserve"> </w:t>
+      </w:r>
+      <w:r>
+        <w:t xml:space="preserve">(thống kê và chuỗi thời gian vẫn truy vấn được và vẫn có kiểm thử tích hợp). Đợt thứ ba đưa nốt</w:t>
+      </w:r>
+      <w:r>
+        <w:t xml:space="preserve"> </w:t>
+      </w:r>
+      <w:r>
+        <w:rPr>
+          <w:b/>
+          <w:bCs/>
+        </w:rPr>
+        <w:t xml:space="preserve">FR-2.5</w:t>
+      </w:r>
+      <w:r>
+        <w:t xml:space="preserve"> </w:t>
+      </w:r>
+      <w:r>
+        <w:t xml:space="preserve">(xuất video đã chú thích,</w:t>
       </w:r>
       <w:r>
         <w:t xml:space="preserve"> </w:t>
@@ -3154,73 +3135,180 @@
           <w:i/>
           <w:iCs/>
         </w:rPr>
-        <w:t xml:space="preserve">Won't</w:t>
-      </w:r>
-      <w:r>
-        <w:t xml:space="preserve">) ra khỏi phạm vi: cả hai đang dở dang, và việc bàn giao một tính năng chưa hoàn thiện có thể ảnh hưởng đến tính ổn định chung.</w:t>
-      </w:r>
-      <w:r>
-        <w:t xml:space="preserve"> </w:t>
-      </w:r>
-      <w:r>
-        <w:rPr>
-          <w:b/>
-          <w:bCs/>
-        </w:rPr>
-        <w:t xml:space="preserve">Tổng cộng bốn yêu cầu mức</w:t>
-      </w:r>
-      <w:r>
-        <w:rPr>
-          <w:b/>
-          <w:bCs/>
-        </w:rPr>
-        <w:t xml:space="preserve"> </w:t>
-      </w:r>
-      <w:r>
-        <w:rPr>
-          <w:b/>
-          <w:bCs/>
+        <w:t xml:space="preserve">Must</w:t>
+      </w:r>
+      <w:r>
+        <w:t xml:space="preserve"> </w:t>
+      </w:r>
+      <w:r>
+        <w:t xml:space="preserve">→</w:t>
+      </w:r>
+      <w:r>
+        <w:t xml:space="preserve"> </w:t>
+      </w:r>
+      <w:r>
+        <w:rPr>
           <w:i/>
           <w:iCs/>
         </w:rPr>
-        <w:t xml:space="preserve">Must</w:t>
-      </w:r>
-      <w:r>
-        <w:rPr>
-          <w:b/>
-          <w:bCs/>
-        </w:rPr>
-        <w:t xml:space="preserve"> </w:t>
-      </w:r>
-      <w:r>
-        <w:rPr>
-          <w:b/>
-          <w:bCs/>
-        </w:rPr>
-        <w:t xml:space="preserve">đã chuyển sang</w:t>
-      </w:r>
-      <w:r>
-        <w:rPr>
-          <w:b/>
-          <w:bCs/>
-        </w:rPr>
-        <w:t xml:space="preserve"> </w:t>
-      </w:r>
-      <w:r>
-        <w:rPr>
-          <w:b/>
-          <w:bCs/>
+        <w:t xml:space="preserve">Won't</w:t>
+      </w:r>
+      <w:r>
+        <w:t xml:space="preserve">) và</w:t>
+      </w:r>
+      <w:r>
+        <w:t xml:space="preserve"> </w:t>
+      </w:r>
+      <w:r>
+        <w:rPr>
+          <w:b/>
+          <w:bCs/>
+        </w:rPr>
+        <w:t xml:space="preserve">FR-2.6</w:t>
+      </w:r>
+      <w:r>
+        <w:t xml:space="preserve"> </w:t>
+      </w:r>
+      <w:r>
+        <w:t xml:space="preserve">(huỷ tác vụ đang chạy,</w:t>
+      </w:r>
+      <w:r>
+        <w:t xml:space="preserve"> </w:t>
+      </w:r>
+      <w:r>
+        <w:rPr>
           <w:i/>
           <w:iCs/>
         </w:rPr>
+        <w:t xml:space="preserve">Should</w:t>
+      </w:r>
+      <w:r>
+        <w:t xml:space="preserve"> </w:t>
+      </w:r>
+      <w:r>
+        <w:t xml:space="preserve">→</w:t>
+      </w:r>
+      <w:r>
+        <w:t xml:space="preserve"> </w:t>
+      </w:r>
+      <w:r>
+        <w:rPr>
+          <w:i/>
+          <w:iCs/>
+        </w:rPr>
         <w:t xml:space="preserve">Won't</w:t>
       </w:r>
       <w:r>
-        <w:rPr>
-          <w:b/>
-          <w:bCs/>
-        </w:rPr>
-        <w:t xml:space="preserve">: FR-3.1, FR-3.4, FR-4.1 và FR-2.5</w:t>
+        <w:t xml:space="preserve">) ra khỏi phạm vi: cả hai đang dở dang, và việc bàn giao một tính năng chưa hoàn thiện có thể ảnh hưởng đến tính ổn định chung.</w:t>
+      </w:r>
+      <w:r>
+        <w:t xml:space="preserve"> </w:t>
+      </w:r>
+      <w:r>
+        <w:rPr>
+          <w:b/>
+          <w:bCs/>
+        </w:rPr>
+        <w:t xml:space="preserve">Bốn yêu cầu mức</w:t>
+      </w:r>
+      <w:r>
+        <w:rPr>
+          <w:b/>
+          <w:bCs/>
+        </w:rPr>
+        <w:t xml:space="preserve"> </w:t>
+      </w:r>
+      <w:r>
+        <w:rPr>
+          <w:b/>
+          <w:bCs/>
+          <w:i/>
+          <w:iCs/>
+        </w:rPr>
+        <w:t xml:space="preserve">Must</w:t>
+      </w:r>
+      <w:r>
+        <w:rPr>
+          <w:b/>
+          <w:bCs/>
+        </w:rPr>
+        <w:t xml:space="preserve"> </w:t>
+      </w:r>
+      <w:r>
+        <w:rPr>
+          <w:b/>
+          <w:bCs/>
+        </w:rPr>
+        <w:t xml:space="preserve">từng chuyển sang</w:t>
+      </w:r>
+      <w:r>
+        <w:rPr>
+          <w:b/>
+          <w:bCs/>
+        </w:rPr>
+        <w:t xml:space="preserve"> </w:t>
+      </w:r>
+      <w:r>
+        <w:rPr>
+          <w:b/>
+          <w:bCs/>
+          <w:i/>
+          <w:iCs/>
+        </w:rPr>
+        <w:t xml:space="preserve">Won't</w:t>
+      </w:r>
+      <w:r>
+        <w:rPr>
+          <w:b/>
+          <w:bCs/>
+        </w:rPr>
+        <w:t xml:space="preserve">, và hai trong số đó — FR-3.1, FR-3.4 — nay đã quay lại mức</w:t>
+      </w:r>
+      <w:r>
+        <w:rPr>
+          <w:b/>
+          <w:bCs/>
+        </w:rPr>
+        <w:t xml:space="preserve"> </w:t>
+      </w:r>
+      <w:r>
+        <w:rPr>
+          <w:b/>
+          <w:bCs/>
+          <w:i/>
+          <w:iCs/>
+        </w:rPr>
+        <w:t xml:space="preserve">Must</w:t>
+      </w:r>
+      <w:r>
+        <w:rPr>
+          <w:b/>
+          <w:bCs/>
+        </w:rPr>
+        <w:t xml:space="preserve"> </w:t>
+      </w:r>
+      <w:r>
+        <w:rPr>
+          <w:b/>
+          <w:bCs/>
+        </w:rPr>
+        <w:t xml:space="preserve">và đã đạt</w:t>
+      </w:r>
+      <w:r>
+        <w:t xml:space="preserve"> </w:t>
+      </w:r>
+      <w:r>
+        <w:t xml:space="preserve">cùng chế độ quét trực tiếp được dựng lại (4.8.1).</w:t>
+      </w:r>
+      <w:r>
+        <w:t xml:space="preserve"> </w:t>
+      </w:r>
+      <w:r>
+        <w:rPr>
+          <w:b/>
+          <w:bCs/>
+        </w:rPr>
+        <w:t xml:space="preserve">Còn lại hai: FR-4.1 và FR-2.5</w:t>
       </w:r>
       <w:r>
         <w:t xml:space="preserve">, được nêu rõ tại đây cũng như ở mục 4.1.3, mục 6.2 và trong đặc tả yêu cầu. Cần phân biệt hai loại mất mát khác hẳn nhau bên trong con số bốn ấy:</w:t>
@@ -17490,7 +17578,7 @@
     </w:p>
     <w:bookmarkEnd w:id="81"/>
     <w:bookmarkEnd w:id="82"/>
-    <w:bookmarkStart w:id="144" w:name="chương-4-thiết-kế-và-cài-đặt-hệ-thống"/>
+    <w:bookmarkStart w:id="146" w:name="chương-4-thiết-kế-và-cài-đặt-hệ-thống"/>
     <w:p>
       <w:pPr>
         <w:pStyle w:val="Heading1"/>
@@ -18252,7 +18340,7 @@
         <w:t xml:space="preserve"> </w:t>
       </w:r>
       <w:r>
-        <w:t xml:space="preserve">chia sáu nhóm, phân mức theo MoSCoW: 20</w:t>
+        <w:t xml:space="preserve">chia sáu nhóm, phân mức theo MoSCoW: 22</w:t>
       </w:r>
       <w:r>
         <w:t xml:space="preserve"> </w:t>
@@ -18291,7 +18379,7 @@
         <w:t xml:space="preserve">Could</w:t>
       </w:r>
       <w:r>
-        <w:t xml:space="preserve">, 6</w:t>
+        <w:t xml:space="preserve">, 4</w:t>
       </w:r>
       <w:r>
         <w:t xml:space="preserve"> </w:t>
@@ -18320,76 +18408,95 @@
         <w:t xml:space="preserve"> </w:t>
       </w:r>
       <w:r>
-        <w:t xml:space="preserve">đến từ ba đợt thu gọn phạm vi: bốn yêu cầu thuần giao diện chuyển mức ở đợt thu gọn giao diện, và hai yêu cầu của nhóm video — xuất video đã chú thích cùng huỷ tác vụ đang chạy — chuyển mức ở đợt thu gọn nhóm video.</w:t>
-      </w:r>
-      <w:r>
-        <w:t xml:space="preserve"> </w:t>
-      </w:r>
-      <w:r>
-        <w:rPr>
-          <w:b/>
-          <w:bCs/>
-        </w:rPr>
-        <w:t xml:space="preserve">Bốn yêu cầu mức</w:t>
-      </w:r>
-      <w:r>
-        <w:rPr>
-          <w:b/>
-          <w:bCs/>
-        </w:rPr>
-        <w:t xml:space="preserve"> </w:t>
-      </w:r>
-      <w:r>
-        <w:rPr>
-          <w:b/>
-          <w:bCs/>
+        <w:t xml:space="preserve">đến từ ba đợt thu gọn phạm vi: bốn yêu cầu thuần giao diện chuyển mức ở đợt thu gọn giao diện, và hai yêu cầu của nhóm video — xuất video đã chú thích cùng huỷ tác vụ đang chạy — chuyển mức ở đợt thu gọn nhóm video. Bốn yêu cầu mức</w:t>
+      </w:r>
+      <w:r>
+        <w:t xml:space="preserve"> </w:t>
+      </w:r>
+      <w:r>
+        <w:rPr>
           <w:i/>
           <w:iCs/>
         </w:rPr>
         <w:t xml:space="preserve">Must</w:t>
       </w:r>
       <w:r>
-        <w:rPr>
-          <w:b/>
-          <w:bCs/>
-        </w:rPr>
-        <w:t xml:space="preserve"> </w:t>
-      </w:r>
-      <w:r>
-        <w:rPr>
-          <w:b/>
-          <w:bCs/>
-        </w:rPr>
-        <w:t xml:space="preserve">đã chuyển sang</w:t>
-      </w:r>
-      <w:r>
-        <w:rPr>
-          <w:b/>
-          <w:bCs/>
-        </w:rPr>
-        <w:t xml:space="preserve"> </w:t>
-      </w:r>
-      <w:r>
-        <w:rPr>
-          <w:b/>
-          <w:bCs/>
+        <w:t xml:space="preserve"> </w:t>
+      </w:r>
+      <w:r>
+        <w:t xml:space="preserve">từng chuyển sang</w:t>
+      </w:r>
+      <w:r>
+        <w:t xml:space="preserve"> </w:t>
+      </w:r>
+      <w:r>
+        <w:rPr>
           <w:i/>
           <w:iCs/>
         </w:rPr>
         <w:t xml:space="preserve">Won't</w:t>
       </w:r>
       <w:r>
-        <w:rPr>
-          <w:b/>
-          <w:bCs/>
-        </w:rPr>
-        <w:t xml:space="preserve">: FR-3.1, FR-3.4, FR-4.1 và FR-2.5</w:t>
-      </w:r>
-      <w:r>
-        <w:t xml:space="preserve"> </w:t>
-      </w:r>
-      <w:r>
-        <w:t xml:space="preserve">— trong đó ba yêu cầu đầu chỉ mất màn hình hiển thị (năng lực vẫn phục vụ ở tầng API và vẫn có kiểm thử), riêng</w:t>
+        <w:t xml:space="preserve">, nhưng</w:t>
+      </w:r>
+      <w:r>
+        <w:t xml:space="preserve"> </w:t>
+      </w:r>
+      <w:r>
+        <w:rPr>
+          <w:b/>
+          <w:bCs/>
+        </w:rPr>
+        <w:t xml:space="preserve">hai trong số đó đã quay lại</w:t>
+      </w:r>
+      <w:r>
+        <w:t xml:space="preserve">: FR-3.1 và FR-3.4 được cài đặt lại cùng chế độ quét trực tiếp (4.8.1).</w:t>
+      </w:r>
+      <w:r>
+        <w:t xml:space="preserve"> </w:t>
+      </w:r>
+      <w:r>
+        <w:rPr>
+          <w:b/>
+          <w:bCs/>
+        </w:rPr>
+        <w:t xml:space="preserve">Còn lại hai yêu cầu</w:t>
+      </w:r>
+      <w:r>
+        <w:rPr>
+          <w:b/>
+          <w:bCs/>
+        </w:rPr>
+        <w:t xml:space="preserve"> </w:t>
+      </w:r>
+      <w:r>
+        <w:rPr>
+          <w:b/>
+          <w:bCs/>
+          <w:i/>
+          <w:iCs/>
+        </w:rPr>
+        <w:t xml:space="preserve">Must</w:t>
+      </w:r>
+      <w:r>
+        <w:rPr>
+          <w:b/>
+          <w:bCs/>
+        </w:rPr>
+        <w:t xml:space="preserve"> </w:t>
+      </w:r>
+      <w:r>
+        <w:rPr>
+          <w:b/>
+          <w:bCs/>
+        </w:rPr>
+        <w:t xml:space="preserve">nằm ngoài phạm vi: FR-4.1 và FR-2.5</w:t>
+      </w:r>
+      <w:r>
+        <w:t xml:space="preserve"> </w:t>
+      </w:r>
+      <w:r>
+        <w:t xml:space="preserve">— FR-4.1 chỉ mất màn hình hiển thị (thống kê vẫn phục vụ ở tầng API và vẫn có kiểm thử), riêng</w:t>
       </w:r>
       <w:r>
         <w:t xml:space="preserve"> </w:t>
@@ -23832,7 +23939,7 @@
     </w:tbl>
     <w:bookmarkEnd w:id="118"/>
     <w:bookmarkEnd w:id="119"/>
-    <w:bookmarkStart w:id="133" w:name="X2723c2b72a3b0d2d07d276512c3a00f40195ccf"/>
+    <w:bookmarkStart w:id="134" w:name="X2723c2b72a3b0d2d07d276512c3a00f40195ccf"/>
     <w:p>
       <w:pPr>
         <w:pStyle w:val="Heading2"/>
@@ -25510,8 +25617,280 @@
       </w:r>
     </w:p>
     <w:bookmarkEnd w:id="132"/>
+    <w:bookmarkStart w:id="133" w:name="Xb3c99f21c20aaed477a9c4bd648c2625856c792"/>
+    <w:p>
+      <w:pPr>
+        <w:pStyle w:val="Heading3"/>
+      </w:pPr>
+      <w:r>
+        <w:t xml:space="preserve">4.6.8. Tối ưu tầng chạy cho suy luận trên CPU</w:t>
+      </w:r>
+    </w:p>
+    <w:p>
+      <w:pPr>
+        <w:pStyle w:val="FirstParagraph"/>
+      </w:pPr>
+      <w:r>
+        <w:t xml:space="preserve">Ba can thiệp dưới đây</w:t>
+      </w:r>
+      <w:r>
+        <w:t xml:space="preserve"> </w:t>
+      </w:r>
+      <w:r>
+        <w:rPr>
+          <w:b/>
+          <w:bCs/>
+        </w:rPr>
+        <w:t xml:space="preserve">không đổi trọng số, không đổi phép tính</w:t>
+      </w:r>
+      <w:r>
+        <w:t xml:space="preserve">, chỉ đổi cách phép tính được lập lịch trên CPU. Vì vậy chúng cải thiện độ trễ mà</w:t>
+      </w:r>
+      <w:r>
+        <w:t xml:space="preserve"> </w:t>
+      </w:r>
+      <w:r>
+        <w:rPr>
+          <w:b/>
+          <w:bCs/>
+        </w:rPr>
+        <w:t xml:space="preserve">không đụng tới bất kỳ chỉ số độ chính xác nào</w:t>
+      </w:r>
+      <w:r>
+        <w:t xml:space="preserve"> </w:t>
+      </w:r>
+      <w:r>
+        <w:t xml:space="preserve">— điều này đã được kiểm chứng bằng số ở mục 5.6.1.</w:t>
+      </w:r>
+    </w:p>
+    <w:p>
+      <w:pPr>
+        <w:pStyle w:val="BodyText"/>
+      </w:pPr>
+      <w:r>
+        <w:rPr>
+          <w:b/>
+          <w:bCs/>
+        </w:rPr>
+        <w:t xml:space="preserve">Một — tắt ghi sổ đồ thị đạo hàm.</w:t>
+      </w:r>
+      <w:r>
+        <w:t xml:space="preserve"> </w:t>
+      </w:r>
+      <w:r>
+        <w:t xml:space="preserve">Lệnh dự đoán của bộ phát hiện được bọc trong</w:t>
+      </w:r>
+      <w:r>
+        <w:t xml:space="preserve"> </w:t>
+      </w:r>
+      <w:r>
+        <w:rPr>
+          <w:rStyle w:val="VerbatimChar"/>
+        </w:rPr>
+        <w:t xml:space="preserve">torch.inference_mode()</w:t>
+      </w:r>
+      <w:r>
+        <w:t xml:space="preserve">. Ở chế độ mặc định, PyTorch vẫn dựng cấu trúc dữ liệu phục vụ lan truyền ngược cho mọi phép toán, kể cả khi không ai gọi</w:t>
+      </w:r>
+      <w:r>
+        <w:t xml:space="preserve"> </w:t>
+      </w:r>
+      <w:r>
+        <w:rPr>
+          <w:rStyle w:val="VerbatimChar"/>
+        </w:rPr>
+        <w:t xml:space="preserve">backward()</w:t>
+      </w:r>
+      <w:r>
+        <w:t xml:space="preserve">. Với suy luận thuần đó là chi phí trả không công. Lệnh gọi được bọc trong</w:t>
+      </w:r>
+      <w:r>
+        <w:t xml:space="preserve"> </w:t>
+      </w:r>
+      <w:r>
+        <w:rPr>
+          <w:rStyle w:val="VerbatimChar"/>
+        </w:rPr>
+        <w:t xml:space="preserve">try/except</w:t>
+      </w:r>
+      <w:r>
+        <w:t xml:space="preserve"> </w:t>
+      </w:r>
+      <w:r>
+        <w:t xml:space="preserve">và lùi về ngữ cảnh rỗng nếu không nhập được</w:t>
+      </w:r>
+      <w:r>
+        <w:t xml:space="preserve"> </w:t>
+      </w:r>
+      <w:r>
+        <w:rPr>
+          <w:rStyle w:val="VerbatimChar"/>
+        </w:rPr>
+        <w:t xml:space="preserve">torch</w:t>
+      </w:r>
+      <w:r>
+        <w:t xml:space="preserve">, để tầng AI vẫn chạy khi thiếu thư viện.</w:t>
+      </w:r>
+    </w:p>
+    <w:p>
+      <w:pPr>
+        <w:pStyle w:val="BodyText"/>
+      </w:pPr>
+      <w:r>
+        <w:rPr>
+          <w:b/>
+          <w:bCs/>
+        </w:rPr>
+        <w:t xml:space="preserve">Hai — ghim số luồng thay vì để thư viện tự đoán.</w:t>
+      </w:r>
+      <w:r>
+        <w:t xml:space="preserve"> </w:t>
+      </w:r>
+      <w:r>
+        <w:t xml:space="preserve">Torch và OpenCV mặc định lấy toàn bộ số nhân sẵn có. Trên máy 14 nhân / 20 luồng, hai thư viện cùng làm vậy trong một tiến trình sẽ</w:t>
+      </w:r>
+      <w:r>
+        <w:t xml:space="preserve"> </w:t>
+      </w:r>
+      <w:r>
+        <w:rPr>
+          <w:b/>
+          <w:bCs/>
+        </w:rPr>
+        <w:t xml:space="preserve">tranh khoá lẫn nhau</w:t>
+      </w:r>
+      <w:r>
+        <w:t xml:space="preserve">, và tổng thời gian tăng chứ không giảm. Số luồng nay được ghim ở</w:t>
+      </w:r>
+      <w:r>
+        <w:t xml:space="preserve"> </w:t>
+      </w:r>
+      <w:r>
+        <w:rPr>
+          <w:rStyle w:val="VerbatimChar"/>
+        </w:rPr>
+        <w:t xml:space="preserve">min(8, số_nhân)</w:t>
+      </w:r>
+      <w:r>
+        <w:t xml:space="preserve"> </w:t>
+      </w:r>
+      <w:r>
+        <w:t xml:space="preserve">cho phép toán trong một toán tử, và</w:t>
+      </w:r>
+      <w:r>
+        <w:t xml:space="preserve"> </w:t>
+      </w:r>
+      <w:r>
+        <w:rPr>
+          <w:rStyle w:val="VerbatimChar"/>
+        </w:rPr>
+        <w:t xml:space="preserve">min(4, số_nhân)</w:t>
+      </w:r>
+      <w:r>
+        <w:t xml:space="preserve"> </w:t>
+      </w:r>
+      <w:r>
+        <w:t xml:space="preserve">cho phép toán giữa các toán tử.</w:t>
+      </w:r>
+    </w:p>
+    <w:p>
+      <w:pPr>
+        <w:pStyle w:val="BodyText"/>
+      </w:pPr>
+      <w:r>
+        <w:rPr>
+          <w:b/>
+          <w:bCs/>
+        </w:rPr>
+        <w:t xml:space="preserve">Ba — truyền số luồng xuống bộ nhận dạng.</w:t>
+      </w:r>
+      <w:r>
+        <w:t xml:space="preserve"> </w:t>
+      </w:r>
+      <w:r>
+        <w:t xml:space="preserve">PaddleOCR nhận</w:t>
+      </w:r>
+      <w:r>
+        <w:t xml:space="preserve"> </w:t>
+      </w:r>
+      <w:r>
+        <w:rPr>
+          <w:rStyle w:val="VerbatimChar"/>
+        </w:rPr>
+        <w:t xml:space="preserve">cpu_threads</w:t>
+      </w:r>
+      <w:r>
+        <w:t xml:space="preserve"> </w:t>
+      </w:r>
+      <w:r>
+        <w:t xml:space="preserve">từ biến môi trường</w:t>
+      </w:r>
+      <w:r>
+        <w:t xml:space="preserve"> </w:t>
+      </w:r>
+      <w:r>
+        <w:rPr>
+          <w:rStyle w:val="VerbatimChar"/>
+        </w:rPr>
+        <w:t xml:space="preserve">OMP_NUM_THREADS</w:t>
+      </w:r>
+      <w:r>
+        <w:t xml:space="preserve">. Trước đó tham số này không được truyền, và trong một số cấu hình OpenBLAS điều đó gây lỗi nghiêm trọng làm sập tiến trình chứ không chỉ chậm.</w:t>
+      </w:r>
+    </w:p>
+    <w:p>
+      <w:pPr>
+        <w:pStyle w:val="BodyText"/>
+      </w:pPr>
+      <w:r>
+        <w:t xml:space="preserve">Kết quả đo ở 5.6.1: p95 giảm từ 1.143,10 xuống</w:t>
+      </w:r>
+      <w:r>
+        <w:t xml:space="preserve"> </w:t>
+      </w:r>
+      <w:r>
+        <w:rPr>
+          <w:b/>
+          <w:bCs/>
+        </w:rPr>
+        <w:t xml:space="preserve">509,76 ms</w:t>
+      </w:r>
+      <w:r>
+        <w:t xml:space="preserve">, trung vị từ 405,77 xuống</w:t>
+      </w:r>
+      <w:r>
+        <w:t xml:space="preserve"> </w:t>
+      </w:r>
+      <w:r>
+        <w:rPr>
+          <w:b/>
+          <w:bCs/>
+        </w:rPr>
+        <w:t xml:space="preserve">150,07 ms</w:t>
+      </w:r>
+      <w:r>
+        <w:t xml:space="preserve">, và phần OCR trong ngân sách độ trễ giảm từ 108,28 xuống</w:t>
+      </w:r>
+      <w:r>
+        <w:t xml:space="preserve"> </w:t>
+      </w:r>
+      <w:r>
+        <w:rPr>
+          <w:b/>
+          <w:bCs/>
+        </w:rPr>
+        <w:t xml:space="preserve">89,16 ms</w:t>
+      </w:r>
+      <w:r>
+        <w:t xml:space="preserve"> </w:t>
+      </w:r>
+      <w:r>
+        <w:t xml:space="preserve">mỗi biển.</w:t>
+      </w:r>
+    </w:p>
     <w:bookmarkEnd w:id="133"/>
-    <w:bookmarkStart w:id="138" w:name="Xd33c5fd3fcbf5c7f74138f222cc9bcbb755d6d1"/>
+    <w:bookmarkEnd w:id="134"/>
+    <w:bookmarkStart w:id="140" w:name="Xd33c5fd3fcbf5c7f74138f222cc9bcbb755d6d1"/>
     <w:p>
       <w:pPr>
         <w:pStyle w:val="Heading2"/>
@@ -25520,7 +25899,7 @@
         <w:t xml:space="preserve">4.7. Máy chủ và cơ sở dữ liệu</w:t>
       </w:r>
     </w:p>
-    <w:bookmarkStart w:id="134" w:name="Xe560b8397332a19c15b4817024d50105975592c"/>
+    <w:bookmarkStart w:id="135" w:name="Xe560b8397332a19c15b4817024d50105975592c"/>
     <w:p>
       <w:pPr>
         <w:pStyle w:val="Heading3"/>
@@ -25872,14 +26251,300 @@
         <w:t xml:space="preserve">với thành phần giả lập.</w:t>
       </w:r>
     </w:p>
-    <w:bookmarkEnd w:id="134"/>
-    <w:bookmarkStart w:id="135" w:name="Xa08c13edcacee7c56ea1753a17abd51052d554f"/>
+    <w:bookmarkEnd w:id="135"/>
+    <w:bookmarkStart w:id="136" w:name="X8a59bc7beb12a72566ac57f9cb2e90f45e2d0e7"/>
     <w:p>
       <w:pPr>
         <w:pStyle w:val="Heading3"/>
       </w:pPr>
       <w:r>
-        <w:t xml:space="preserve">4.7.2. Thiết kế cơ sở dữ liệu</w:t>
+        <w:t xml:space="preserve">4.7.2. Hợp nhất các biến thể đọc sai trong chuỗi khung hình video</w:t>
+      </w:r>
+    </w:p>
+    <w:p>
+      <w:pPr>
+        <w:pStyle w:val="FirstParagraph"/>
+      </w:pPr>
+      <w:r>
+        <w:t xml:space="preserve">Một xe đi qua khung hình xuất hiện ở hàng chục khung liên tiếp. Gom kết quả theo chuỗi ký tự là bước đầu tiên và chưa đủ, vì</w:t>
+      </w:r>
+      <w:r>
+        <w:t xml:space="preserve"> </w:t>
+      </w:r>
+      <w:r>
+        <w:rPr>
+          <w:b/>
+          <w:bCs/>
+        </w:rPr>
+        <w:t xml:space="preserve">cùng một biển ở hai khung liền nhau vẫn có thể cho hai chuỗi khác nhau</w:t>
+      </w:r>
+      <w:r>
+        <w:t xml:space="preserve">: khối nhận dạng không tất định ở mức một ký tự. Hệ quả là một video ngắn sinh ra nhiều dòng kết quả cho cùng một chiếc xe.</w:t>
+      </w:r>
+    </w:p>
+    <w:p>
+      <w:pPr>
+        <w:pStyle w:val="BodyText"/>
+      </w:pPr>
+      <w:r>
+        <w:t xml:space="preserve">Tầng nghiệp vụ vì vậy có một lượt hợp nhất thứ hai. Hai chuỗi được coi là cùng một biển vật lý khi thoả</w:t>
+      </w:r>
+      <w:r>
+        <w:t xml:space="preserve"> </w:t>
+      </w:r>
+      <w:r>
+        <w:rPr>
+          <w:b/>
+          <w:bCs/>
+        </w:rPr>
+        <w:t xml:space="preserve">đồng thời</w:t>
+      </w:r>
+      <w:r>
+        <w:t xml:space="preserve">:</w:t>
+      </w:r>
+    </w:p>
+    <w:tbl>
+      <w:tblPr>
+        <w:tblStyle w:val="Table"/>
+        <w:tblW w:type="auto" w:w="0"/>
+        <w:tblLook w:firstRow="1" w:lastRow="0" w:firstColumn="0" w:lastColumn="0" w:noHBand="0" w:noVBand="0" w:val="0020"/>
+      </w:tblPr>
+      <w:tblGrid>
+        <w:gridCol w:w="2640"/>
+        <w:gridCol w:w="2640"/>
+        <w:gridCol w:w="2640"/>
+      </w:tblGrid>
+      <w:tr>
+        <w:trPr>
+          <w:tblHeader w:val="on"/>
+        </w:trPr>
+        <w:tc>
+          <w:tcPr/>
+          <w:p>
+            <w:pPr>
+              <w:pStyle w:val="Compact"/>
+            </w:pPr>
+            <w:r>
+              <w:t xml:space="preserve">Điều kiện</w:t>
+            </w:r>
+          </w:p>
+        </w:tc>
+        <w:tc>
+          <w:tcPr/>
+          <w:p>
+            <w:pPr>
+              <w:pStyle w:val="Compact"/>
+            </w:pPr>
+            <w:r>
+              <w:t xml:space="preserve">Ngưỡng</w:t>
+            </w:r>
+          </w:p>
+        </w:tc>
+        <w:tc>
+          <w:tcPr/>
+          <w:p>
+            <w:pPr>
+              <w:pStyle w:val="Compact"/>
+            </w:pPr>
+            <w:r>
+              <w:t xml:space="preserve">Vì sao cần cả hai</w:t>
+            </w:r>
+          </w:p>
+        </w:tc>
+      </w:tr>
+      <w:tr>
+        <w:tc>
+          <w:tcPr/>
+          <w:p>
+            <w:pPr>
+              <w:pStyle w:val="Compact"/>
+            </w:pPr>
+            <w:r>
+              <w:t xml:space="preserve">Gần nhau về chuỗi</w:t>
+            </w:r>
+          </w:p>
+        </w:tc>
+        <w:tc>
+          <w:tcPr/>
+          <w:p>
+            <w:pPr>
+              <w:pStyle w:val="Compact"/>
+            </w:pPr>
+            <w:r>
+              <w:t xml:space="preserve">khoảng cách Levenshtein</w:t>
+            </w:r>
+            <w:r>
+              <w:t xml:space="preserve"> </w:t>
+            </w:r>
+            <m:oMath>
+              <m:r>
+                <m:rPr>
+                  <m:sty m:val="p"/>
+                </m:rPr>
+                <m:t>≤</m:t>
+              </m:r>
+              <m:r>
+                <m:t>2</m:t>
+              </m:r>
+            </m:oMath>
+          </w:p>
+        </w:tc>
+        <w:tc>
+          <w:tcPr/>
+          <w:p>
+            <w:pPr>
+              <w:pStyle w:val="Compact"/>
+            </w:pPr>
+            <w:r>
+              <w:t xml:space="preserve">Chỉ điều kiện này thì hai biển thật sự khác nhau cũng lọt</w:t>
+            </w:r>
+          </w:p>
+        </w:tc>
+      </w:tr>
+      <w:tr>
+        <w:tc>
+          <w:tcPr/>
+          <w:p>
+            <w:pPr>
+              <w:pStyle w:val="Compact"/>
+            </w:pPr>
+            <w:r>
+              <w:t xml:space="preserve">Gần nhau về thời gian</w:t>
+            </w:r>
+          </w:p>
+        </w:tc>
+        <w:tc>
+          <w:tcPr/>
+          <w:p>
+            <w:pPr>
+              <w:pStyle w:val="Compact"/>
+            </w:pPr>
+            <w:r>
+              <w:t xml:space="preserve">không quá 48 khung</w:t>
+            </w:r>
+          </w:p>
+        </w:tc>
+        <w:tc>
+          <w:tcPr/>
+          <w:p>
+            <w:pPr>
+              <w:pStyle w:val="Compact"/>
+            </w:pPr>
+            <w:r>
+              <w:t xml:space="preserve">Chỉ điều kiện này thì hai xe khác nhau đi liền nhau cũng lọt</w:t>
+            </w:r>
+          </w:p>
+        </w:tc>
+      </w:tr>
+    </w:tbl>
+    <w:p>
+      <w:pPr>
+        <w:pStyle w:val="BodyText"/>
+      </w:pPr>
+      <w:r>
+        <w:t xml:space="preserve">Riêng ở khoảng cách bằng 2, hai điều kiện trên vẫn chưa đủ chặt, nên mức đó phải qua thêm một</w:t>
+      </w:r>
+      <w:r>
+        <w:t xml:space="preserve"> </w:t>
+      </w:r>
+      <w:r>
+        <w:rPr>
+          <w:b/>
+          <w:bCs/>
+        </w:rPr>
+        <w:t xml:space="preserve">rào ngữ nghĩa dựa trên cấu trúc biển số Việt Nam</w:t>
+      </w:r>
+      <w:r>
+        <w:t xml:space="preserve">: hai chuỗi phải cùng</w:t>
+      </w:r>
+      <w:r>
+        <w:t xml:space="preserve"> </w:t>
+      </w:r>
+      <w:r>
+        <w:rPr>
+          <w:b/>
+          <w:bCs/>
+        </w:rPr>
+        <w:t xml:space="preserve">mã tỉnh hai chữ số</w:t>
+      </w:r>
+      <w:r>
+        <w:t xml:space="preserve">, và</w:t>
+      </w:r>
+      <w:r>
+        <w:t xml:space="preserve"> </w:t>
+      </w:r>
+      <w:r>
+        <w:rPr>
+          <w:b/>
+          <w:bCs/>
+        </w:rPr>
+        <w:t xml:space="preserve">hoặc</w:t>
+      </w:r>
+      <w:r>
+        <w:t xml:space="preserve"> </w:t>
+      </w:r>
+      <w:r>
+        <w:t xml:space="preserve">cùng chữ cái sê-ri</w:t>
+      </w:r>
+      <w:r>
+        <w:t xml:space="preserve"> </w:t>
+      </w:r>
+      <w:r>
+        <w:rPr>
+          <w:b/>
+          <w:bCs/>
+        </w:rPr>
+        <w:t xml:space="preserve">hoặc</w:t>
+      </w:r>
+      <w:r>
+        <w:t xml:space="preserve"> </w:t>
+      </w:r>
+      <w:r>
+        <w:t xml:space="preserve">cùng ba chữ số cuối. Rào này khai thác đúng đặc điểm đã phân tích ở 4.6.5 — biển số Việt Nam không phải chuỗi tuỳ ý mà có cấu trúc theo vị trí.</w:t>
+      </w:r>
+    </w:p>
+    <w:p>
+      <w:pPr>
+        <w:pStyle w:val="BodyText"/>
+      </w:pPr>
+      <w:r>
+        <w:rPr>
+          <w:b/>
+          <w:bCs/>
+        </w:rPr>
+        <w:t xml:space="preserve">Bản nào được giữ lại là quyết định về bằng chứng, không phải về thứ tự đến.</w:t>
+      </w:r>
+      <w:r>
+        <w:t xml:space="preserve"> </w:t>
+      </w:r>
+      <w:r>
+        <w:t xml:space="preserve">Thứ tự ưu tiên: đúng quy chuẩn định dạng trước, rồi</w:t>
+      </w:r>
+      <w:r>
+        <w:t xml:space="preserve"> </w:t>
+      </w:r>
+      <w:r>
+        <w:rPr>
+          <w:b/>
+          <w:bCs/>
+        </w:rPr>
+        <w:t xml:space="preserve">số khung đã bỏ phiếu</w:t>
+      </w:r>
+      <w:r>
+        <w:t xml:space="preserve"> </w:t>
+      </w:r>
+      <w:r>
+        <w:t xml:space="preserve">cho cách đọc đó, cuối cùng mới tới độ tin cậy của khối nhận dạng. Đặt độ tin cậy xuống cuối là có lý do đo được: ở mức sai khác một ký tự, một lần đọc sai vẫn thường mang điểm tin cậy cao — mục 5.6.5 có ca cụ thể trong đó bản sai đạt 0,994 còn bản đúng 0,996.</w:t>
+      </w:r>
+    </w:p>
+    <w:bookmarkEnd w:id="136"/>
+    <w:bookmarkStart w:id="137" w:name="Xd6726d79c8d6eb341db4e0dfd9148781fb858a3"/>
+    <w:p>
+      <w:pPr>
+        <w:pStyle w:val="Heading3"/>
+      </w:pPr>
+      <w:r>
+        <w:t xml:space="preserve">4.7.3. Thiết kế cơ sở dữ liệu</w:t>
       </w:r>
     </w:p>
     <w:p>
@@ -27421,14 +28086,14 @@
         <w:t xml:space="preserve">Thứ nhất, chuỗi ký tự thô do bộ nhận dạng trả về và chuỗi đã qua chuẩn hoá được lưu song song trong hai cột riêng biệt. Đây là điều kiện cần để định lượng đóng góp của khối hậu xử lý: hiệu số giữa độ chính xác tính trên hai cột này chính là chỉ số NFR-A6 trừ NFR-A5 báo cáo ở mục 5.5.2. Thứ hai, hệ thống lưu số ký tự thuộc dòng trên của biển hai dòng, nhằm giải quyết một trường hợp nhập nhằng về nguyên tắc: chuỗi tám ký tự của biển hai dòng có thể được nhóm theo hai cách đều hợp lệ, và ranh giới giữa hai dòng — thông tin duy nhất phân định được — bị chính bước ghép ngang loại bỏ. Giá trị này thu được không tốn thêm chi phí tính toán vì bộ nhận dạng trả về một mảnh kết quả cho mỗi nửa ảnh.</w:t>
       </w:r>
     </w:p>
-    <w:bookmarkEnd w:id="135"/>
-    <w:bookmarkStart w:id="136" w:name="X77a52e3fd6cf35fc3afd19b3200b5b46b34c44d"/>
+    <w:bookmarkEnd w:id="137"/>
+    <w:bookmarkStart w:id="138" w:name="X38a48ea008f74ebd89bb74568fa185fd70fb887"/>
     <w:p>
       <w:pPr>
         <w:pStyle w:val="Heading3"/>
       </w:pPr>
       <w:r>
-        <w:t xml:space="preserve">4.7.3. Giao diện lập trình</w:t>
+        <w:t xml:space="preserve">4.7.4. Giao diện lập trình</w:t>
       </w:r>
     </w:p>
     <w:p>
@@ -27460,14 +28125,14 @@
         <w:t xml:space="preserve">Bốn quyết định thiết kế đáng ghi nhận. Yêu cầu xử lý video trả về mã trạng thái chấp nhận thay vì mã thành công, do một video 60 giây cần khoảng 200 giây xử lý trên CPU và không client nào chờ được; mã chấp nhận phản ánh đúng ngữ nghĩa "đã tiếp nhận, đang xử lý". Trường hợp ảnh không chứa biển số trả về mã thành công kèm danh sách rỗng thay vì mã lỗi, vì kết quả nhận dạng vẫn tồn tại và là tập rỗng (NFR-R2); trả về mã lỗi sẽ loại toàn bộ trường hợp âm khỏi thống kê. Chức năng tìm kiếm đối chiếu đồng thời chuỗi đã chuẩn hoá và chuỗi thô, để người dùng nhớ dạng nào cũng tra được. Cuối cùng, hai chỉ số thống kê về số lượt và số biển số được trả về tách biệt, kèm mô tả tường minh trong tài liệu đặc tả nhằm ngăn việc gộp nhầm hai đại lượng đã phân tích tại mục 4.7.2a.</w:t>
       </w:r>
     </w:p>
-    <w:bookmarkEnd w:id="136"/>
-    <w:bookmarkStart w:id="137" w:name="Xee62035831bb2ad19a597748f6ce6331ba6d676"/>
+    <w:bookmarkEnd w:id="138"/>
+    <w:bookmarkStart w:id="139" w:name="X7ab05ebab4c363bf0a278e990d4d7ad2c7d6582"/>
     <w:p>
       <w:pPr>
         <w:pStyle w:val="Heading3"/>
       </w:pPr>
       <w:r>
-        <w:t xml:space="preserve">4.7.4. Phương án lùi phải thất bại theo cách quan sát được</w:t>
+        <w:t xml:space="preserve">4.7.5. Phương án lùi phải thất bại theo cách quan sát được</w:t>
       </w:r>
     </w:p>
     <w:p>
@@ -27494,9 +28159,9 @@
         <w:t xml:space="preserve">Thiết kế hiện tại phân vai rõ ba đường ống. Đường ống thật thực hiện nhận dạng và báo trạng thái bình thường. Đường ống không khả dụng là phương án lùi mặc định: nó ném ngoại lệ và không sinh ra bất kỳ kết quả nào, đồng thời báo trạng thái suy giảm. Đường ống mô phỏng chỉ được kích hoạt khi người vận hành đặt biến môi trường tương ứng một cách tường minh. Khi thiếu trọng số, dịch vụ vẫn khởi động — một tiến trình từ chối khởi động không truyền đạt được nguyên nhân — nhưng mỗi yêu cầu đều trả về lỗi rõ ràng. Nguyên tắc rút ra: một phương án lùi phải thất bại rõ ràng và quan sát được, thay vì thay thế thất bại bằng dữ liệu thiếu cơ sở.</w:t>
       </w:r>
     </w:p>
-    <w:bookmarkEnd w:id="137"/>
-    <w:bookmarkEnd w:id="138"/>
-    <w:bookmarkStart w:id="141" w:name="X3a8d61a51575a0ea03bbef8c366606d753c4f55"/>
+    <w:bookmarkEnd w:id="139"/>
+    <w:bookmarkEnd w:id="140"/>
+    <w:bookmarkStart w:id="143" w:name="X3a8d61a51575a0ea03bbef8c366606d753c4f55"/>
     <w:p>
       <w:pPr>
         <w:pStyle w:val="Heading2"/>
@@ -27505,7 +28170,7 @@
         <w:t xml:space="preserve">4.8. Giao diện người dùng</w:t>
       </w:r>
     </w:p>
-    <w:bookmarkStart w:id="139" w:name="X7b302496a670cbc0c6eec45b7ec07057c064342"/>
+    <w:bookmarkStart w:id="141" w:name="X7b302496a670cbc0c6eec45b7ec07057c064342"/>
     <w:p>
       <w:pPr>
         <w:pStyle w:val="Heading3"/>
@@ -27519,7 +28184,7 @@
         <w:pStyle w:val="FirstParagraph"/>
       </w:pPr>
       <w:r>
-        <w:t xml:space="preserve">Giao diện là ứng dụng một trang xây dựng trên React và TypeScript, gồm ba màn hình: nhận dạng ảnh, nhận dạng video và tra cứu lịch sử. Điều hướng được thiết kế phẳng có chủ ý — cả ba màn hình truy cập trực tiếp từ thanh điều hướng — còn chi tiết bản ghi và hộp xác nhận xoá hiển thị dưới dạng hộp thoại chồng lên trang lịch sử để không làm mất ngữ cảnh bộ lọc đang áp dụng.</w:t>
+        <w:t xml:space="preserve">Giao diện là ứng dụng một trang xây dựng trên React và TypeScript, gồm bốn màn hình: nhận dạng ảnh, nhận dạng video, quét trực tiếp qua webcam và tra cứu lịch sử. Điều hướng được thiết kế phẳng có chủ ý — cả ba màn hình truy cập trực tiếp từ thanh điều hướng — còn chi tiết bản ghi và hộp xác nhận xoá hiển thị dưới dạng hộp thoại chồng lên trang lịch sử để không làm mất ngữ cảnh bộ lọc đang áp dụng.</w:t>
       </w:r>
     </w:p>
     <w:p>
@@ -27535,11 +28200,138 @@
         <w:pStyle w:val="BodyText"/>
       </w:pPr>
       <w:r>
-        <w:t xml:space="preserve">Cần lưu ý rằng thiết kế ban đầu có năm màn hình. Màn hình nhận dạng thời gian thực và màn hình tổng quan đã được đưa ra khỏi phạm vi trong hai đợt thu gọn giao diện, kéo theo bốn yêu cầu chức năng chuyển sang mức không thực hiện — trong đó có một yêu cầu ở mức bắt buộc, được nêu rõ tại mục 6.2. Các điểm cuối tương ứng ở phía máy chủ vẫn hoạt động và vẫn có kiểm thử tích hợp; điều bị loại bỏ là hàm gọi phía giao diện, không phải bản thân điểm cuối.</w:t>
-      </w:r>
-    </w:p>
-    <w:bookmarkEnd w:id="139"/>
-    <w:bookmarkStart w:id="140" w:name="X40f085077cc6223c852a0f9c43ce8fecaa551db"/>
+        <w:t xml:space="preserve">Hai màn hình sau cùng đáng nói riêng, vì cả hai đều sinh ra từ ràng buộc của tầng dưới. Giao diện có</w:t>
+      </w:r>
+      <w:r>
+        <w:t xml:space="preserve"> </w:t>
+      </w:r>
+      <w:r>
+        <w:rPr>
+          <w:b/>
+          <w:bCs/>
+        </w:rPr>
+        <w:t xml:space="preserve">chế độ quét trực tiếp qua webcam</w:t>
+      </w:r>
+      <w:r>
+        <w:t xml:space="preserve"> </w:t>
+      </w:r>
+      <w:r>
+        <w:t xml:space="preserve">và</w:t>
+      </w:r>
+      <w:r>
+        <w:t xml:space="preserve"> </w:t>
+      </w:r>
+      <w:r>
+        <w:rPr>
+          <w:b/>
+          <w:bCs/>
+        </w:rPr>
+        <w:t xml:space="preserve">hàng đợi tải lên nhiều ảnh</w:t>
+      </w:r>
+      <w:r>
+        <w:t xml:space="preserve">, cả hai đều sinh ra từ ràng buộc của tầng dưới chứ không phải từ mong muốn thêm tính năng.</w:t>
+      </w:r>
+    </w:p>
+    <w:p>
+      <w:pPr>
+        <w:pStyle w:val="BodyText"/>
+      </w:pPr>
+      <w:r>
+        <w:rPr>
+          <w:b/>
+          <w:bCs/>
+        </w:rPr>
+        <w:t xml:space="preserve">Quét trực tiếp qua webcam.</w:t>
+      </w:r>
+      <w:r>
+        <w:t xml:space="preserve"> </w:t>
+      </w:r>
+      <w:r>
+        <w:t xml:space="preserve">Trình duyệt lấy khung hình từ camera và gửi từng khung tới</w:t>
+      </w:r>
+      <w:r>
+        <w:t xml:space="preserve"> </w:t>
+      </w:r>
+      <w:r>
+        <w:rPr>
+          <w:rStyle w:val="VerbatimChar"/>
+        </w:rPr>
+        <w:t xml:space="preserve">POST /api/detect/frame</w:t>
+      </w:r>
+      <w:r>
+        <w:t xml:space="preserve">. Điểm thiết kế đáng nêu là</w:t>
+      </w:r>
+      <w:r>
+        <w:t xml:space="preserve"> </w:t>
+      </w:r>
+      <w:r>
+        <w:rPr>
+          <w:b/>
+          <w:bCs/>
+        </w:rPr>
+        <w:t xml:space="preserve">vòng lặp một khe</w:t>
+      </w:r>
+      <w:r>
+        <w:t xml:space="preserve">: tại mỗi thời điểm chỉ có đúng một khung đang được gửi đi, và mọi khung camera sinh ra trong lúc chờ đều bị</w:t>
+      </w:r>
+      <w:r>
+        <w:t xml:space="preserve"> </w:t>
+      </w:r>
+      <w:r>
+        <w:rPr>
+          <w:b/>
+          <w:bCs/>
+        </w:rPr>
+        <w:t xml:space="preserve">bỏ thẳng</w:t>
+      </w:r>
+      <w:r>
+        <w:t xml:space="preserve"> </w:t>
+      </w:r>
+      <w:r>
+        <w:t xml:space="preserve">chứ không xếp hàng. Lý do là một hàng đợi không giới hạn sẽ khiến độ trễ hiển thị tăng dần không giới hạn khi tốc độ camera vượt tốc độ xử lý — người dùng sẽ thấy khung hình cũ dần so với thực tế. Chấp nhận bỏ khung giữ cho kết quả hiển thị luôn thuộc về hiện tại. Phép đo ở 5.6.4 cho thấy tỷ lệ bỏ là đáng kể và</w:t>
+      </w:r>
+      <w:r>
+        <w:t xml:space="preserve"> </w:t>
+      </w:r>
+      <w:r>
+        <w:rPr>
+          <w:b/>
+          <w:bCs/>
+        </w:rPr>
+        <w:t xml:space="preserve">đó là hành vi đúng</w:t>
+      </w:r>
+      <w:r>
+        <w:t xml:space="preserve">: trong 60 giây, camera ảo 30 khung/giây chào 1.801 khung, hệ thống xử lý 338 và bỏ 1.463.</w:t>
+      </w:r>
+    </w:p>
+    <w:p>
+      <w:pPr>
+        <w:pStyle w:val="BodyText"/>
+      </w:pPr>
+      <w:r>
+        <w:rPr>
+          <w:b/>
+          <w:bCs/>
+        </w:rPr>
+        <w:t xml:space="preserve">Hàng đợi tải lên nhiều ảnh.</w:t>
+      </w:r>
+      <w:r>
+        <w:t xml:space="preserve"> </w:t>
+      </w:r>
+      <w:r>
+        <w:t xml:space="preserve">Người dùng chọn nhiều tệp một lần; giao diện xếp chúng thành một dải xem trước và xử lý tuần tự, hiển thị kết quả ngay khi từng ảnh xong thay vì chờ cả lô. Xử lý tuần tự chứ không song song là quyết định có chủ đích: máy chủ chạy suy luận trên CPU đã ghim số luồng (4.6.8), nên gửi song song chỉ làm các yêu cầu tranh nhau cùng một tài nguyên và kéo dài tổng thời gian.</w:t>
+      </w:r>
+    </w:p>
+    <w:p>
+      <w:pPr>
+        <w:pStyle w:val="BodyText"/>
+      </w:pPr>
+      <w:r>
+        <w:t xml:space="preserve">Cần lưu ý rằng thiết kế ban đầu có năm màn hình. Màn hình tổng quan đã được đưa ra khỏi phạm vi trong hai đợt thu gọn giao diện, kéo theo bốn yêu cầu chức năng chuyển sang mức không thực hiện — trong đó có một yêu cầu ở mức bắt buộc, được nêu rõ tại mục 6.2. Các điểm cuối tương ứng ở phía máy chủ vẫn hoạt động và vẫn có kiểm thử tích hợp; điều bị loại bỏ là hàm gọi phía giao diện, không phải bản thân điểm cuối.</w:t>
+      </w:r>
+    </w:p>
+    <w:bookmarkEnd w:id="141"/>
+    <w:bookmarkStart w:id="142" w:name="X40f085077cc6223c852a0f9c43ce8fecaa551db"/>
     <w:p>
       <w:pPr>
         <w:pStyle w:val="Heading3"/>
@@ -27572,9 +28364,9 @@
         <w:t xml:space="preserve">Một nguyên tắc thiết kế đáng ghi nhận thuộc về client nhận dạng thời gian thực. Do tốc độ suy luận trên CPU chỉ đạt khoảng 5 khung hình mỗi giây, một vòng lặp gửi yêu cầu theo chu kỳ cố định sẽ khởi tạo yêu cầu mới trước khi yêu cầu trước đó hoàn tất, khiến hàng đợi tăng không giới hạn. Giải pháp là duy trì đúng một yêu cầu đang xử lý tại mỗi thời điểm; khung hình đến trong lúc kênh bận sẽ bị bỏ qua thay vì xếp hàng, do khung hình kế tiếp luôn cập nhật hơn khung hình bị bỏ. Màn hình tương ứng đã được đưa ra khỏi phạm vi, nhưng nguyên tắc này vẫn là khuyến nghị bắt buộc cho mọi client sử dụng điểm cuối nhận dạng theo khung hình.</w:t>
       </w:r>
     </w:p>
-    <w:bookmarkEnd w:id="140"/>
-    <w:bookmarkEnd w:id="141"/>
-    <w:bookmarkStart w:id="142" w:name="X1fc81489b951e9c57ef27d947e1ca8b0c900527"/>
+    <w:bookmarkEnd w:id="142"/>
+    <w:bookmarkEnd w:id="143"/>
+    <w:bookmarkStart w:id="144" w:name="X1fc81489b951e9c57ef27d947e1ca8b0c900527"/>
     <w:p>
       <w:pPr>
         <w:pStyle w:val="Heading2"/>
@@ -27683,8 +28475,8 @@
         </w:pict>
       </w:r>
     </w:p>
-    <w:bookmarkEnd w:id="142"/>
-    <w:bookmarkStart w:id="143" w:name="Xa59943c68bf601f3119bb079a84c2b65642457f"/>
+    <w:bookmarkEnd w:id="144"/>
+    <w:bookmarkStart w:id="145" w:name="Xa59943c68bf601f3119bb079a84c2b65642457f"/>
     <w:p>
       <w:pPr>
         <w:pStyle w:val="Heading2"/>
@@ -28432,9 +29224,9 @@
         <w:br w:type="page"/>
       </w:r>
     </w:p>
-    <w:bookmarkEnd w:id="143"/>
-    <w:bookmarkEnd w:id="144"/>
-    <w:bookmarkStart w:id="196" w:name="chương-5-thực-nghiệm-và-đánh-giá"/>
+    <w:bookmarkEnd w:id="145"/>
+    <w:bookmarkEnd w:id="146"/>
+    <w:bookmarkStart w:id="198" w:name="chương-5-thực-nghiệm-và-đánh-giá"/>
     <w:p>
       <w:pPr>
         <w:pStyle w:val="Heading1"/>
@@ -28484,7 +29276,7 @@
         </w:pict>
       </w:r>
     </w:p>
-    <w:bookmarkStart w:id="151" w:name="X615dfd631dc181525daf811d00c6861931eec12"/>
+    <w:bookmarkStart w:id="153" w:name="X615dfd631dc181525daf811d00c6861931eec12"/>
     <w:p>
       <w:pPr>
         <w:pStyle w:val="Heading2"/>
@@ -28493,7 +29285,7 @@
         <w:t xml:space="preserve">5.1. Mục tiêu và phương pháp đánh giá</w:t>
       </w:r>
     </w:p>
-    <w:bookmarkStart w:id="145" w:name="X864036be38679736247d4d73055ee91028133ef"/>
+    <w:bookmarkStart w:id="147" w:name="X864036be38679736247d4d73055ee91028133ef"/>
     <w:p>
       <w:pPr>
         <w:pStyle w:val="Heading3"/>
@@ -28606,8 +29398,8 @@
         <w:t xml:space="preserve">— yếu tố nào đe doạ tính hợp lệ của kết quả (5.9.3)? RQ3 và RQ5 lần lượt lượng hoá đóng góp của hậu xử lý và thay giả định bằng dữ liệu đo được.</w:t>
       </w:r>
     </w:p>
-    <w:bookmarkEnd w:id="145"/>
-    <w:bookmarkStart w:id="146" w:name="X3bfe8d88373921eb89de6934846fd7e39a10cdc"/>
+    <w:bookmarkEnd w:id="147"/>
+    <w:bookmarkStart w:id="148" w:name="X3bfe8d88373921eb89de6934846fd7e39a10cdc"/>
     <w:p>
       <w:pPr>
         <w:pStyle w:val="Heading3"/>
@@ -28816,8 +29608,8 @@
         <w:t xml:space="preserve">về độ khó tương đối của biển hai dòng, không bao giờ như mốc chuẩn phải vượt.</w:t>
       </w:r>
     </w:p>
-    <w:bookmarkEnd w:id="146"/>
-    <w:bookmarkStart w:id="150" w:name="Xae02105bda9855e41edaa9a7db070e9fd50916a"/>
+    <w:bookmarkEnd w:id="148"/>
+    <w:bookmarkStart w:id="152" w:name="Xae02105bda9855e41edaa9a7db070e9fd50916a"/>
     <w:p>
       <w:pPr>
         <w:pStyle w:val="Heading3"/>
@@ -28835,18 +29627,18 @@
           <wp:inline>
             <wp:extent cx="5334000" cy="6408964"/>
             <wp:effectExtent b="0" l="0" r="0" t="0"/>
-            <wp:docPr descr="" title="" id="148" name="Picture"/>
+            <wp:docPr descr="" title="" id="150" name="Picture"/>
             <a:graphic>
               <a:graphicData uri="http://schemas.openxmlformats.org/drawingml/2006/picture">
                 <pic:pic>
                   <pic:nvPicPr>
-                    <pic:cNvPr descr="figures/fig-ch6-01.png" id="149" name="Picture"/>
+                    <pic:cNvPr descr="figures/fig-ch6-01.png" id="151" name="Picture"/>
                     <pic:cNvPicPr>
                       <a:picLocks noChangeArrowheads="1" noChangeAspect="1"/>
                     </pic:cNvPicPr>
                   </pic:nvPicPr>
                   <pic:blipFill>
-                    <a:blip r:embed="rId147"/>
+                    <a:blip r:embed="rId149"/>
                     <a:stretch>
                       <a:fillRect/>
                     </a:stretch>
@@ -29841,9 +30633,9 @@
         </w:pict>
       </w:r>
     </w:p>
-    <w:bookmarkEnd w:id="150"/>
-    <w:bookmarkEnd w:id="151"/>
-    <w:bookmarkStart w:id="153" w:name="Xe7177e3758cb04885136198f5ec08c059be0251"/>
+    <w:bookmarkEnd w:id="152"/>
+    <w:bookmarkEnd w:id="153"/>
+    <w:bookmarkStart w:id="155" w:name="Xe7177e3758cb04885136198f5ec08c059be0251"/>
     <w:p>
       <w:pPr>
         <w:pStyle w:val="Heading2"/>
@@ -30217,7 +31009,7 @@
         <w:t xml:space="preserve">9.1.1.</w:t>
       </w:r>
     </w:p>
-    <w:bookmarkStart w:id="152" w:name="X10f3b0080b6c50f359033e09c103a7e07045a1e"/>
+    <w:bookmarkStart w:id="154" w:name="X10f3b0080b6c50f359033e09c103a7e07045a1e"/>
     <w:p>
       <w:pPr>
         <w:pStyle w:val="Heading3"/>
@@ -30369,9 +31161,9 @@
         </w:pict>
       </w:r>
     </w:p>
-    <w:bookmarkEnd w:id="152"/>
-    <w:bookmarkEnd w:id="153"/>
-    <w:bookmarkStart w:id="157" w:name="X150a776b7b29e2a1bc0ea6c751a61ccf1f70287"/>
+    <w:bookmarkEnd w:id="154"/>
+    <w:bookmarkEnd w:id="155"/>
+    <w:bookmarkStart w:id="159" w:name="X150a776b7b29e2a1bc0ea6c751a61ccf1f70287"/>
     <w:p>
       <w:pPr>
         <w:pStyle w:val="Heading2"/>
@@ -31266,7 +32058,7 @@
         <w:t xml:space="preserve">.</w:t>
       </w:r>
     </w:p>
-    <w:bookmarkStart w:id="154" w:name="X37856744f8da712b6ffe77e50fcee7fb2ddd38a"/>
+    <w:bookmarkStart w:id="156" w:name="X37856744f8da712b6ffe77e50fcee7fb2ddd38a"/>
     <w:p>
       <w:pPr>
         <w:pStyle w:val="Heading3"/>
@@ -31383,8 +32175,8 @@
         <w:t xml:space="preserve">, tách riêng cho tầng OCR.</w:t>
       </w:r>
     </w:p>
-    <w:bookmarkEnd w:id="154"/>
-    <w:bookmarkStart w:id="155" w:name="X69b9897776aec14f48f71402e4e072075d46038"/>
+    <w:bookmarkEnd w:id="156"/>
+    <w:bookmarkStart w:id="157" w:name="X69b9897776aec14f48f71402e4e072075d46038"/>
     <w:p>
       <w:pPr>
         <w:pStyle w:val="Heading3"/>
@@ -31767,8 +32559,8 @@
         <w:t xml:space="preserve">— mối đe doạ đầu tiên ở 5.9.3; mọi chỉ số ở 5.4 phải đọc kèm ghi chú này.</w:t>
       </w:r>
     </w:p>
-    <w:bookmarkEnd w:id="155"/>
-    <w:bookmarkStart w:id="156" w:name="X05579cd248ea6d02c9d36eec7ae792e435a9ee1"/>
+    <w:bookmarkEnd w:id="157"/>
+    <w:bookmarkStart w:id="158" w:name="X05579cd248ea6d02c9d36eec7ae792e435a9ee1"/>
     <w:p>
       <w:pPr>
         <w:pStyle w:val="Heading3"/>
@@ -31892,9 +32684,9 @@
         </w:pict>
       </w:r>
     </w:p>
-    <w:bookmarkEnd w:id="156"/>
-    <w:bookmarkEnd w:id="157"/>
-    <w:bookmarkStart w:id="161" w:name="X33ae224c5020c26762908e1939d8b973623f32d"/>
+    <w:bookmarkEnd w:id="158"/>
+    <w:bookmarkEnd w:id="159"/>
+    <w:bookmarkStart w:id="163" w:name="X33ae224c5020c26762908e1939d8b973623f32d"/>
     <w:p>
       <w:pPr>
         <w:pStyle w:val="Heading2"/>
@@ -31948,7 +32740,7 @@
         <w:t xml:space="preserve">; tập test chưa từng dùng trong huấn luyện hay chọn epoch.</w:t>
       </w:r>
     </w:p>
-    <w:bookmarkStart w:id="158" w:name="X2b419d4dd42805933fda2d3f8ea8232ea8e61b9"/>
+    <w:bookmarkStart w:id="160" w:name="X2b419d4dd42805933fda2d3f8ea8232ea8e61b9"/>
     <w:p>
       <w:pPr>
         <w:pStyle w:val="Heading3"/>
@@ -32144,8 +32936,8 @@
         <w:t xml:space="preserve">.</w:t>
       </w:r>
     </w:p>
-    <w:bookmarkEnd w:id="158"/>
-    <w:bookmarkStart w:id="159" w:name="Xf35c86d7de5434c76646f1bcbee03703a9e0864"/>
+    <w:bookmarkEnd w:id="160"/>
+    <w:bookmarkStart w:id="161" w:name="Xf35c86d7de5434c76646f1bcbee03703a9e0864"/>
     <w:p>
       <w:pPr>
         <w:pStyle w:val="Heading3"/>
@@ -32500,8 +33292,8 @@
         </w:tc>
       </w:tr>
     </w:tbl>
-    <w:bookmarkEnd w:id="159"/>
-    <w:bookmarkStart w:id="160" w:name="Xeeb6c55a54a6556f1341931b00fc215842373c8"/>
+    <w:bookmarkEnd w:id="161"/>
+    <w:bookmarkStart w:id="162" w:name="Xeeb6c55a54a6556f1341931b00fc215842373c8"/>
     <w:p>
       <w:pPr>
         <w:pStyle w:val="Heading3"/>
@@ -33186,9 +33978,9 @@
         <w:t xml:space="preserve">Dòng đánh dấu (†) chỉ có 28 đối tượng, dưới ngưỡng 30 nên không có ý nghĩa thống kê và không được đưa vào so sánh. Dải được tính bằng diện tích hộp nhãn thật chia cho diện tích ảnh gốc; không hộp nào thiếu dải.</w:t>
       </w:r>
     </w:p>
-    <w:bookmarkEnd w:id="160"/>
-    <w:bookmarkEnd w:id="161"/>
-    <w:bookmarkStart w:id="170" w:name="X89026af3ee529e68bbf717a4f7363365ab88538"/>
+    <w:bookmarkEnd w:id="162"/>
+    <w:bookmarkEnd w:id="163"/>
+    <w:bookmarkStart w:id="172" w:name="X89026af3ee529e68bbf717a4f7363365ab88538"/>
     <w:p>
       <w:pPr>
         <w:pStyle w:val="Heading2"/>
@@ -33244,7 +34036,7 @@
         <w:t xml:space="preserve">, không phải trên 1.514 ảnh test. Thiếu nhãn chuỗi cho phần lớn ngữ liệu là hạn chế thật, ghi ở 5.9.3.</w:t>
       </w:r>
     </w:p>
-    <w:bookmarkStart w:id="162" w:name="X75971c1e265691e3bccf68d57ddbcd167413727"/>
+    <w:bookmarkStart w:id="164" w:name="X75971c1e265691e3bccf68d57ddbcd167413727"/>
     <w:p>
       <w:pPr>
         <w:pStyle w:val="Heading3"/>
@@ -33346,8 +34138,8 @@
         <w:t xml:space="preserve">.</w:t>
       </w:r>
     </w:p>
-    <w:bookmarkEnd w:id="162"/>
-    <w:bookmarkStart w:id="163" w:name="Xf66a46c8f0f9d94960b05ec79e0724240f858b8"/>
+    <w:bookmarkEnd w:id="164"/>
+    <w:bookmarkStart w:id="165" w:name="Xf66a46c8f0f9d94960b05ec79e0724240f858b8"/>
     <w:p>
       <w:pPr>
         <w:pStyle w:val="Heading3"/>
@@ -34056,8 +34848,8 @@
         </w:tc>
       </w:tr>
     </w:tbl>
-    <w:bookmarkEnd w:id="163"/>
-    <w:bookmarkStart w:id="164" w:name="X548335d33a7ae2763b4e65d9e592194dd762e09"/>
+    <w:bookmarkEnd w:id="165"/>
+    <w:bookmarkStart w:id="166" w:name="X548335d33a7ae2763b4e65d9e592194dd762e09"/>
     <w:p>
       <w:pPr>
         <w:pStyle w:val="Heading3"/>
@@ -34605,8 +35397,8 @@
         <w:t xml:space="preserve">. Phần còn lại thuộc về năng lực nhận dạng ký tự, không phải khâu cắt, ghép hoặc hiệu chỉnh hình học.</w:t>
       </w:r>
     </w:p>
-    <w:bookmarkEnd w:id="164"/>
-    <w:bookmarkStart w:id="165" w:name="X81863552bf76fe7a516ae91438c661d453f4ac1"/>
+    <w:bookmarkEnd w:id="166"/>
+    <w:bookmarkStart w:id="167" w:name="X81863552bf76fe7a516ae91438c661d453f4ac1"/>
     <w:p>
       <w:pPr>
         <w:pStyle w:val="Heading3"/>
@@ -35810,8 +36602,8 @@
         <w:t xml:space="preserve">ngay từ đầu, không phải thêm luật.</w:t>
       </w:r>
     </w:p>
-    <w:bookmarkEnd w:id="165"/>
-    <w:bookmarkStart w:id="167" w:name="X0e3f0e91ac27870705f3f778acaa65c15f09de2"/>
+    <w:bookmarkEnd w:id="167"/>
+    <w:bookmarkStart w:id="169" w:name="X0e3f0e91ac27870705f3f778acaa65c15f09de2"/>
     <w:p>
       <w:pPr>
         <w:pStyle w:val="Heading3"/>
@@ -36191,7 +36983,7 @@
       <w:r>
         <w:t xml:space="preserve">(</w:t>
       </w:r>
-      <w:hyperlink r:id="rId166">
+      <w:hyperlink r:id="rId168">
         <w:r>
           <w:rPr>
             <w:rStyle w:val="Hyperlink"/>
@@ -36755,8 +37547,8 @@
         <w:t xml:space="preserve">ở mục 6.3.</w:t>
       </w:r>
     </w:p>
-    <w:bookmarkEnd w:id="167"/>
-    <w:bookmarkStart w:id="168" w:name="X60a2a27d87ebeb44405d22793b18a5bfd7e9097"/>
+    <w:bookmarkEnd w:id="169"/>
+    <w:bookmarkStart w:id="170" w:name="X60a2a27d87ebeb44405d22793b18a5bfd7e9097"/>
     <w:p>
       <w:pPr>
         <w:pStyle w:val="Heading3"/>
@@ -37379,8 +38171,8 @@
         <w:t xml:space="preserve">.</w:t>
       </w:r>
     </w:p>
-    <w:bookmarkEnd w:id="168"/>
-    <w:bookmarkStart w:id="169" w:name="X83a4063ca7053738346595d9e36bfe5762b6bbf"/>
+    <w:bookmarkEnd w:id="170"/>
+    <w:bookmarkStart w:id="171" w:name="X83a4063ca7053738346595d9e36bfe5762b6bbf"/>
     <w:p>
       <w:pPr>
         <w:pStyle w:val="Heading3"/>
@@ -37389,9 +38181,9 @@
         <w:t xml:space="preserve">5.5.7. Bậc thang thử lại cho biển nghiêng/méo — chi phí, lợi ích và một quyết định tắt tính năng</w:t>
       </w:r>
     </w:p>
-    <w:bookmarkEnd w:id="169"/>
-    <w:bookmarkEnd w:id="170"/>
-    <w:bookmarkStart w:id="188" w:name="X80f1806dda35f26f045f00afe70db30e7a77d2b"/>
+    <w:bookmarkEnd w:id="171"/>
+    <w:bookmarkEnd w:id="172"/>
+    <w:bookmarkStart w:id="190" w:name="X80f1806dda35f26f045f00afe70db30e7a77d2b"/>
     <w:p>
       <w:pPr>
         <w:pStyle w:val="Heading2"/>
@@ -37421,7 +38213,7 @@
         <w:t xml:space="preserve">.</w:t>
       </w:r>
     </w:p>
-    <w:bookmarkStart w:id="171" w:name="Xcfd917aca06ff17d6d7932dfdbc0aeee5513c38"/>
+    <w:bookmarkStart w:id="173" w:name="Xcfd917aca06ff17d6d7932dfdbc0aeee5513c38"/>
     <w:p>
       <w:pPr>
         <w:pStyle w:val="Heading3"/>
@@ -38563,8 +39355,8 @@
         <w:t xml:space="preserve">, đưa p95 về 1.143,10 ms.</w:t>
       </w:r>
     </w:p>
-    <w:bookmarkEnd w:id="171"/>
-    <w:bookmarkStart w:id="172" w:name="X464dfa7416d7b69ad75789fd50c67eaa400499a"/>
+    <w:bookmarkEnd w:id="173"/>
+    <w:bookmarkStart w:id="174" w:name="X464dfa7416d7b69ad75789fd50c67eaa400499a"/>
     <w:p>
       <w:pPr>
         <w:pStyle w:val="Heading3"/>
@@ -39339,8 +40131,8 @@
         <w:t xml:space="preserve">.</w:t>
       </w:r>
     </w:p>
-    <w:bookmarkEnd w:id="172"/>
-    <w:bookmarkStart w:id="177" w:name="X68932b37c053ede4dda811118f2d10fcf6be626"/>
+    <w:bookmarkEnd w:id="174"/>
+    <w:bookmarkStart w:id="179" w:name="X68932b37c053ede4dda811118f2d10fcf6be626"/>
     <w:p>
       <w:pPr>
         <w:pStyle w:val="Heading3"/>
@@ -39801,18 +40593,18 @@
           <wp:inline>
             <wp:extent cx="5334000" cy="2667000"/>
             <wp:effectExtent b="0" l="0" r="0" t="0"/>
-            <wp:docPr descr="" title="" id="174" name="Picture"/>
+            <wp:docPr descr="" title="" id="176" name="Picture"/>
             <a:graphic>
               <a:graphicData uri="http://schemas.openxmlformats.org/drawingml/2006/picture">
                 <pic:pic>
                   <pic:nvPicPr>
-                    <pic:cNvPr descr="figures/fig-ch5-backends.png" id="175" name="Picture"/>
+                    <pic:cNvPr descr="figures/fig-ch5-backends.png" id="177" name="Picture"/>
                     <pic:cNvPicPr>
                       <a:picLocks noChangeArrowheads="1" noChangeAspect="1"/>
                     </pic:cNvPicPr>
                   </pic:nvPicPr>
                   <pic:blipFill>
-                    <a:blip r:embed="rId173"/>
+                    <a:blip r:embed="rId175"/>
                     <a:stretch>
                       <a:fillRect/>
                     </a:stretch>
@@ -40156,7 +40948,7 @@
       <w:r>
         <w:t xml:space="preserve"> </w:t>
       </w:r>
-      <w:hyperlink r:id="rId176">
+      <w:hyperlink r:id="rId178">
         <w:r>
           <w:rPr>
             <w:rStyle w:val="Hyperlink"/>
@@ -40231,8 +41023,8 @@
         <w:t xml:space="preserve">huấn luyện trên tập ký tự hẹp — tiềm năng lớn nhất, tốn công nhất.</w:t>
       </w:r>
     </w:p>
-    <w:bookmarkEnd w:id="177"/>
-    <w:bookmarkStart w:id="181" w:name="Xa16846ff2631b69bf1ae5e24086a9e3dfbfd168"/>
+    <w:bookmarkEnd w:id="179"/>
+    <w:bookmarkStart w:id="183" w:name="Xa16846ff2631b69bf1ae5e24086a9e3dfbfd168"/>
     <w:p>
       <w:pPr>
         <w:pStyle w:val="Heading3"/>
@@ -41312,18 +42104,18 @@
           <wp:inline>
             <wp:extent cx="5334000" cy="2111375"/>
             <wp:effectExtent b="0" l="0" r="0" t="0"/>
-            <wp:docPr descr="" title="" id="179" name="Picture"/>
+            <wp:docPr descr="" title="" id="181" name="Picture"/>
             <a:graphic>
               <a:graphicData uri="http://schemas.openxmlformats.org/drawingml/2006/picture">
                 <pic:pic>
                   <pic:nvPicPr>
-                    <pic:cNvPr descr="figures/fig-ch5-nfr-p2.png" id="180" name="Picture"/>
+                    <pic:cNvPr descr="figures/fig-ch5-nfr-p2.png" id="182" name="Picture"/>
                     <pic:cNvPicPr>
                       <a:picLocks noChangeArrowheads="1" noChangeAspect="1"/>
                     </pic:cNvPicPr>
                   </pic:nvPicPr>
                   <pic:blipFill>
-                    <a:blip r:embed="rId178"/>
+                    <a:blip r:embed="rId180"/>
                     <a:stretch>
                       <a:fillRect/>
                     </a:stretch>
@@ -41381,8 +42173,8 @@
         <w:t xml:space="preserve">. Tải cạnh tranh nâng cả phân bố đều tay; thứ xảy ra ở lượt đo cũ thì không.</w:t>
       </w:r>
     </w:p>
-    <w:bookmarkEnd w:id="181"/>
-    <w:bookmarkStart w:id="185" w:name="X21e814676bb407d9f2ad11ecf490826ca08ea69"/>
+    <w:bookmarkEnd w:id="183"/>
+    <w:bookmarkStart w:id="187" w:name="X21e814676bb407d9f2ad11ecf490826ca08ea69"/>
     <w:p>
       <w:pPr>
         <w:pStyle w:val="Heading3"/>
@@ -41707,18 +42499,18 @@
           <wp:inline>
             <wp:extent cx="5334000" cy="1215536"/>
             <wp:effectExtent b="0" l="0" r="0" t="0"/>
-            <wp:docPr descr="" title="" id="183" name="Picture"/>
+            <wp:docPr descr="" title="" id="185" name="Picture"/>
             <a:graphic>
               <a:graphicData uri="http://schemas.openxmlformats.org/drawingml/2006/picture">
                 <pic:pic>
                   <pic:nvPicPr>
-                    <pic:cNvPr descr="figures/fig-ch5-dedup-51H14573.png" id="184" name="Picture"/>
+                    <pic:cNvPr descr="figures/fig-ch5-dedup-51H14573.png" id="186" name="Picture"/>
                     <pic:cNvPicPr>
                       <a:picLocks noChangeArrowheads="1" noChangeAspect="1"/>
                     </pic:cNvPicPr>
                   </pic:nvPicPr>
                   <pic:blipFill>
-                    <a:blip r:embed="rId182"/>
+                    <a:blip r:embed="rId184"/>
                     <a:stretch>
                       <a:fillRect/>
                     </a:stretch>
@@ -41943,8 +42735,8 @@
         <w:t xml:space="preserve">.</w:t>
       </w:r>
     </w:p>
-    <w:bookmarkEnd w:id="185"/>
-    <w:bookmarkStart w:id="186" w:name="X5aa2c7a108583fb82efc59b75bc29545eda513b"/>
+    <w:bookmarkEnd w:id="187"/>
+    <w:bookmarkStart w:id="188" w:name="X5aa2c7a108583fb82efc59b75bc29545eda513b"/>
     <w:p>
       <w:pPr>
         <w:pStyle w:val="Heading3"/>
@@ -42691,8 +43483,8 @@
         <w:t xml:space="preserve">ở 5.6.3.</w:t>
       </w:r>
     </w:p>
-    <w:bookmarkEnd w:id="186"/>
-    <w:bookmarkStart w:id="187" w:name="Xae50a3e9cae748d5d13f98269eab4172bf477bc"/>
+    <w:bookmarkEnd w:id="188"/>
+    <w:bookmarkStart w:id="189" w:name="Xae50a3e9cae748d5d13f98269eab4172bf477bc"/>
     <w:p>
       <w:pPr>
         <w:pStyle w:val="Heading3"/>
@@ -43374,9 +44166,9 @@
         </w:tc>
       </w:tr>
     </w:tbl>
-    <w:bookmarkEnd w:id="187"/>
-    <w:bookmarkEnd w:id="188"/>
-    <w:bookmarkStart w:id="189" w:name="Xc0bff015dc90ee963680e4537fb902858c5b63d"/>
+    <w:bookmarkEnd w:id="189"/>
+    <w:bookmarkEnd w:id="190"/>
+    <w:bookmarkStart w:id="191" w:name="Xc0bff015dc90ee963680e4537fb902858c5b63d"/>
     <w:p>
       <w:pPr>
         <w:pStyle w:val="Heading2"/>
@@ -44344,8 +45136,8 @@
         </w:tc>
       </w:tr>
     </w:tbl>
-    <w:bookmarkEnd w:id="189"/>
-    <w:bookmarkStart w:id="190" w:name="Xe422198b1000e64c715229721cb79be428798c5"/>
+    <w:bookmarkEnd w:id="191"/>
+    <w:bookmarkStart w:id="192" w:name="Xe422198b1000e64c715229721cb79be428798c5"/>
     <w:p>
       <w:pPr>
         <w:pStyle w:val="Heading2"/>
@@ -45164,8 +45956,8 @@
         </w:tc>
       </w:tr>
     </w:tbl>
-    <w:bookmarkEnd w:id="190"/>
-    <w:bookmarkStart w:id="194" w:name="X17c38d19be0e29160aa374b565370025cd3cedc"/>
+    <w:bookmarkEnd w:id="192"/>
+    <w:bookmarkStart w:id="196" w:name="X17c38d19be0e29160aa374b565370025cd3cedc"/>
     <w:p>
       <w:pPr>
         <w:pStyle w:val="Heading2"/>
@@ -45174,7 +45966,7 @@
         <w:t xml:space="preserve">5.9. Bàn luận</w:t>
       </w:r>
     </w:p>
-    <w:bookmarkStart w:id="191" w:name="Xf4135df1d431f6687795378a645f566212f5f2f"/>
+    <w:bookmarkStart w:id="193" w:name="Xf4135df1d431f6687795378a645f566212f5f2f"/>
     <w:p>
       <w:pPr>
         <w:pStyle w:val="Heading3"/>
@@ -45239,8 +46031,8 @@
         <w:t xml:space="preserve">(+13,28 điểm, 0 ca hồi quy); còn ba chỉ tiêu độ chính xác chuỗi thì không đạt.</w:t>
       </w:r>
     </w:p>
-    <w:bookmarkEnd w:id="191"/>
-    <w:bookmarkStart w:id="192" w:name="Xff467f893be5525c4100bf81184a0f048a11f70"/>
+    <w:bookmarkEnd w:id="193"/>
+    <w:bookmarkStart w:id="194" w:name="Xff467f893be5525c4100bf81184a0f048a11f70"/>
     <w:p>
       <w:pPr>
         <w:pStyle w:val="Heading3"/>
@@ -45516,8 +46308,8 @@
         <w:t xml:space="preserve">, không phải ước lượng trung tâm.</w:t>
       </w:r>
     </w:p>
-    <w:bookmarkEnd w:id="192"/>
-    <w:bookmarkStart w:id="193" w:name="Xc82d4b5cdc34aaf40471359984b07afdd654bc4"/>
+    <w:bookmarkEnd w:id="194"/>
+    <w:bookmarkStart w:id="195" w:name="Xc82d4b5cdc34aaf40471359984b07afdd654bc4"/>
     <w:p>
       <w:pPr>
         <w:pStyle w:val="Heading3"/>
@@ -46228,9 +47020,9 @@
         </w:tc>
       </w:tr>
     </w:tbl>
-    <w:bookmarkEnd w:id="193"/>
-    <w:bookmarkEnd w:id="194"/>
-    <w:bookmarkStart w:id="195" w:name="X6a1edb083ae7945c1aaac9c0c423aec3a03a384"/>
+    <w:bookmarkEnd w:id="195"/>
+    <w:bookmarkEnd w:id="196"/>
+    <w:bookmarkStart w:id="197" w:name="X6a1edb083ae7945c1aaac9c0c423aec3a03a384"/>
     <w:p>
       <w:pPr>
         <w:pStyle w:val="Heading2"/>
@@ -47003,9 +47795,9 @@
         <w:br w:type="page"/>
       </w:r>
     </w:p>
-    <w:bookmarkEnd w:id="195"/>
-    <w:bookmarkEnd w:id="196"/>
-    <w:bookmarkStart w:id="201" w:name="chương-6-kết-luận-và-hướng-phát-triển"/>
+    <w:bookmarkEnd w:id="197"/>
+    <w:bookmarkEnd w:id="198"/>
+    <w:bookmarkStart w:id="203" w:name="chương-6-kết-luận-và-hướng-phát-triển"/>
     <w:p>
       <w:pPr>
         <w:pStyle w:val="Heading1"/>
@@ -47014,7 +47806,7 @@
         <w:t xml:space="preserve">CHƯƠNG 6. KẾT LUẬN VÀ HƯỚNG PHÁT TRIỂN</w:t>
       </w:r>
     </w:p>
-    <w:bookmarkStart w:id="197" w:name="Xb83df606b245f1fa37530db85d26da9c381b41b"/>
+    <w:bookmarkStart w:id="199" w:name="Xb83df606b245f1fa37530db85d26da9c381b41b"/>
     <w:p>
       <w:pPr>
         <w:pStyle w:val="Heading2"/>
@@ -47928,6 +48720,147 @@
         <w:pStyle w:val="FirstParagraph"/>
       </w:pPr>
       <w:r>
+        <w:rPr>
+          <w:b/>
+          <w:bCs/>
+        </w:rPr>
+        <w:t xml:space="preserve">Hai kết quả kỹ thuật bổ sung, thuộc loại kỹ thuật hệ thống hơn là nghiên cứu.</w:t>
+      </w:r>
+    </w:p>
+    <w:p>
+      <w:pPr>
+        <w:numPr>
+          <w:ilvl w:val="0"/>
+          <w:numId w:val="1005"/>
+        </w:numPr>
+      </w:pPr>
+      <w:r>
+        <w:rPr>
+          <w:b/>
+          <w:bCs/>
+        </w:rPr>
+        <w:t xml:space="preserve">Tối ưu tầng chạy đưa NFR-P1 từ chỉ-đạt-sàn lên vượt mục tiêu</w:t>
+      </w:r>
+      <w:r>
+        <w:t xml:space="preserve"> </w:t>
+      </w:r>
+      <w:r>
+        <w:t xml:space="preserve">— p95 giảm từ 1.143,10 xuống</w:t>
+      </w:r>
+      <w:r>
+        <w:t xml:space="preserve"> </w:t>
+      </w:r>
+      <w:r>
+        <w:rPr>
+          <w:b/>
+          <w:bCs/>
+        </w:rPr>
+        <w:t xml:space="preserve">509,76 ms</w:t>
+      </w:r>
+      <w:r>
+        <w:t xml:space="preserve">, trung vị từ 405,77 xuống</w:t>
+      </w:r>
+      <w:r>
+        <w:t xml:space="preserve"> </w:t>
+      </w:r>
+      <w:r>
+        <w:rPr>
+          <w:b/>
+          <w:bCs/>
+        </w:rPr>
+        <w:t xml:space="preserve">150,07 ms</w:t>
+      </w:r>
+      <w:r>
+        <w:t xml:space="preserve">, mà</w:t>
+      </w:r>
+      <w:r>
+        <w:t xml:space="preserve"> </w:t>
+      </w:r>
+      <w:r>
+        <w:rPr>
+          <w:b/>
+          <w:bCs/>
+        </w:rPr>
+        <w:t xml:space="preserve">không đụng một trọng số nào</w:t>
+      </w:r>
+      <w:r>
+        <w:t xml:space="preserve">: ba can thiệp đều ở tầng lập lịch tính toán (4.6.8). Điều đáng nói không phải mức giảm mà là</w:t>
+      </w:r>
+      <w:r>
+        <w:t xml:space="preserve"> </w:t>
+      </w:r>
+      <w:r>
+        <w:rPr>
+          <w:b/>
+          <w:bCs/>
+        </w:rPr>
+        <w:t xml:space="preserve">mọi chỉ số độ chính xác đứng yên tuyệt đối</w:t>
+      </w:r>
+      <w:r>
+        <w:t xml:space="preserve"> </w:t>
+      </w:r>
+      <w:r>
+        <w:t xml:space="preserve">— đó chính là bằng chứng cho thấy phép tối ưu không đánh đổi gì.</w:t>
+      </w:r>
+    </w:p>
+    <w:p>
+      <w:pPr>
+        <w:numPr>
+          <w:ilvl w:val="0"/>
+          <w:numId w:val="1005"/>
+        </w:numPr>
+      </w:pPr>
+      <w:r>
+        <w:rPr>
+          <w:b/>
+          <w:bCs/>
+        </w:rPr>
+        <w:t xml:space="preserve">Khử trùng lặp mờ cho chuỗi khung hình video</w:t>
+      </w:r>
+      <w:r>
+        <w:t xml:space="preserve"> </w:t>
+      </w:r>
+      <w:r>
+        <w:t xml:space="preserve">— gom</w:t>
+      </w:r>
+      <w:r>
+        <w:t xml:space="preserve"> </w:t>
+      </w:r>
+      <w:r>
+        <w:rPr>
+          <w:b/>
+          <w:bCs/>
+        </w:rPr>
+        <w:t xml:space="preserve">17 trên 44</w:t>
+      </w:r>
+      <w:r>
+        <w:t xml:space="preserve"> </w:t>
+      </w:r>
+      <w:r>
+        <w:t xml:space="preserve">cách đọc về đúng một bản ghi mỗi xe, dùng ngưỡng chuỗi kết hợp một rào ngữ nghĩa dựng từ chính cấu trúc biển số Việt Nam (4.7.2). Bản được giữ lại quyết bằng</w:t>
+      </w:r>
+      <w:r>
+        <w:t xml:space="preserve"> </w:t>
+      </w:r>
+      <w:r>
+        <w:rPr>
+          <w:b/>
+          <w:bCs/>
+        </w:rPr>
+        <w:t xml:space="preserve">số khung bỏ phiếu</w:t>
+      </w:r>
+      <w:r>
+        <w:t xml:space="preserve"> </w:t>
+      </w:r>
+      <w:r>
+        <w:t xml:space="preserve">chứ không bằng độ tin cậy — ở mức sai khác một ký tự, độ tin cậy là trọng tài kém.</w:t>
+      </w:r>
+    </w:p>
+    <w:p>
+      <w:pPr>
+        <w:pStyle w:val="FirstParagraph"/>
+      </w:pPr>
+      <w:r>
         <w:t xml:space="preserve">Ngoài các con số, nhóm thực hiện để lại</w:t>
       </w:r>
       <w:r>
@@ -47944,8 +48877,8 @@
         <w:t xml:space="preserve">: mọi số liệu sinh lại được bằng một lệnh, mọi phép so sánh kèm điều kiện đo, và các kết quả âm — hai lượt tinh chỉnh bộ nhận dạng đều không thắng model gốc ở chế độ vận hành — được ghi lại thay vì bỏ đi.</w:t>
       </w:r>
     </w:p>
-    <w:bookmarkEnd w:id="197"/>
-    <w:bookmarkStart w:id="198" w:name="X1f36a3640c9e310e5e9f84e347ef7e1a0c2a324"/>
+    <w:bookmarkEnd w:id="199"/>
+    <w:bookmarkStart w:id="200" w:name="X1f36a3640c9e310e5e9f84e347ef7e1a0c2a324"/>
     <w:p>
       <w:pPr>
         <w:pStyle w:val="Heading2"/>
@@ -48352,7 +49285,7 @@
                 <w:b/>
                 <w:bCs/>
               </w:rPr>
-              <w:t xml:space="preserve">Bốn</w:t>
+              <w:t xml:space="preserve">Hai</w:t>
             </w:r>
             <w:r>
               <w:t xml:space="preserve"> </w:t>
@@ -48374,17 +49307,7 @@
               <w:t xml:space="preserve"> </w:t>
             </w:r>
             <w:r>
-              <w:t xml:space="preserve">(FR-3.1, FR-3.4, FR-4.1, FR-2.5) chuyển sang</w:t>
-            </w:r>
-            <w:r>
-              <w:t xml:space="preserve"> </w:t>
-            </w:r>
-            <w:r>
-              <w:rPr>
-                <w:i/>
-                <w:iCs/>
-              </w:rPr>
-              <w:t xml:space="preserve">Won't</w:t>
+              <w:t xml:space="preserve">(FR-4.1, FR-2.5) còn nằm ngoài phạm vi</w:t>
             </w:r>
           </w:p>
         </w:tc>
@@ -48407,7 +49330,7 @@
               <w:pStyle w:val="Compact"/>
             </w:pPr>
             <w:r>
-              <w:t xml:space="preserve">Ba yêu cầu đầu chỉ mất</w:t>
+              <w:t xml:space="preserve">FR-3.1 và FR-3.4 từng bị gỡ nhưng</w:t>
             </w:r>
             <w:r>
               <w:t xml:space="preserve"> </w:t>
@@ -48417,13 +49340,10 @@
                 <w:b/>
                 <w:bCs/>
               </w:rPr>
-              <w:t xml:space="preserve">màn hình hiển thị</w:t>
-            </w:r>
-            <w:r>
-              <w:t xml:space="preserve"> </w:t>
-            </w:r>
-            <w:r>
-              <w:t xml:space="preserve">— năng lực vẫn phục vụ ở tầng API và vẫn có kiểm thử;</w:t>
+              <w:t xml:space="preserve">đã được dựng lại</w:t>
+            </w:r>
+            <w:r>
+              <w:t xml:space="preserve">. FR-4.1 chỉ mất</w:t>
             </w:r>
             <w:r>
               <w:t xml:space="preserve"> </w:t>
@@ -48433,13 +49353,29 @@
                 <w:b/>
                 <w:bCs/>
               </w:rPr>
+              <w:t xml:space="preserve">màn hình hiển thị</w:t>
+            </w:r>
+            <w:r>
+              <w:t xml:space="preserve"> </w:t>
+            </w:r>
+            <w:r>
+              <w:t xml:space="preserve">— thống kê vẫn phục vụ ở tầng API và vẫn có kiểm thử;</w:t>
+            </w:r>
+            <w:r>
+              <w:t xml:space="preserve"> </w:t>
+            </w:r>
+            <w:r>
+              <w:rPr>
+                <w:b/>
+                <w:bCs/>
+              </w:rPr>
               <w:t xml:space="preserve">riêng FR-2.5 mất chính năng lực</w:t>
             </w:r>
             <w:r>
               <w:t xml:space="preserve"> </w:t>
             </w:r>
             <w:r>
-              <w:t xml:space="preserve">(không xuất được video đã chú thích). Nêu rõ cả bốn khi bảo vệ</w:t>
+              <w:t xml:space="preserve">(không xuất được video đã chú thích). Nêu rõ cả hai khi bảo vệ</w:t>
             </w:r>
           </w:p>
         </w:tc>
@@ -48674,8 +49610,8 @@
         </w:tc>
       </w:tr>
     </w:tbl>
-    <w:bookmarkEnd w:id="198"/>
-    <w:bookmarkStart w:id="199" w:name="Xf043620ea494c29eb5cd98da852a1ed6f0ba165"/>
+    <w:bookmarkEnd w:id="200"/>
+    <w:bookmarkStart w:id="201" w:name="Xf043620ea494c29eb5cd98da852a1ed6f0ba165"/>
     <w:p>
       <w:pPr>
         <w:pStyle w:val="Heading2"/>
@@ -49008,13 +49944,13 @@
                 <w:b/>
                 <w:bCs/>
               </w:rPr>
-              <w:t xml:space="preserve">Đã đo</w:t>
+              <w:t xml:space="preserve">Đã làm một phần.</w:t>
             </w:r>
             <w:r>
               <w:t xml:space="preserve"> </w:t>
             </w:r>
             <w:r>
-              <w:t xml:space="preserve">(5.6.3): OpenVINO nhanh</w:t>
+              <w:t xml:space="preserve">Tối ưu tầng chạy (4.6.8) đã đưa p95 xuống 509,76 ms và khép NFR-P1. OpenVINO</w:t>
             </w:r>
             <w:r>
               <w:t xml:space="preserve"> </w:t>
@@ -49024,10 +49960,13 @@
                 <w:b/>
                 <w:bCs/>
               </w:rPr>
-              <w:t xml:space="preserve">1,57×</w:t>
-            </w:r>
-            <w:r>
-              <w:t xml:space="preserve">, mAP không giảm, đầu cuối</w:t>
+              <w:t xml:space="preserve">đã đo</w:t>
+            </w:r>
+            <w:r>
+              <w:t xml:space="preserve"> </w:t>
+            </w:r>
+            <w:r>
+              <w:t xml:space="preserve">(5.6.3): nhanh</w:t>
             </w:r>
             <w:r>
               <w:t xml:space="preserve"> </w:t>
@@ -49037,10 +49976,10 @@
                 <w:b/>
                 <w:bCs/>
               </w:rPr>
-              <w:t xml:space="preserve">+20%</w:t>
-            </w:r>
-            <w:r>
-              <w:t xml:space="preserve">. Còn lại là lượng tử hoá khối OCR — phần chiếm 64,3% ngân sách</w:t>
+              <w:t xml:space="preserve">1,57×</w:t>
+            </w:r>
+            <w:r>
+              <w:t xml:space="preserve">, mAP không giảm — nhưng phép đo ấy chạy trước đợt tối ưu nên tỷ lệ cần đo lại. Còn lại là lượng tử hoá khối OCR — phần chiếm 64,3% ngân sách</w:t>
             </w:r>
           </w:p>
         </w:tc>
@@ -49422,8 +50361,8 @@
         </w:tc>
       </w:tr>
     </w:tbl>
-    <w:bookmarkEnd w:id="199"/>
-    <w:bookmarkStart w:id="200" w:name="Xc3f4b05ddc489b3b83793ce2ad798163de00527"/>
+    <w:bookmarkEnd w:id="201"/>
+    <w:bookmarkStart w:id="202" w:name="Xc3f4b05ddc489b3b83793ce2ad798163de00527"/>
     <w:p>
       <w:pPr>
         <w:pStyle w:val="Heading2"/>
@@ -49503,9 +50442,9 @@
         <w:br w:type="page"/>
       </w:r>
     </w:p>
-    <w:bookmarkEnd w:id="200"/>
-    <w:bookmarkEnd w:id="201"/>
-    <w:bookmarkStart w:id="221" w:name="tài-liệu-tham-khảo"/>
+    <w:bookmarkEnd w:id="202"/>
+    <w:bookmarkEnd w:id="203"/>
+    <w:bookmarkStart w:id="223" w:name="tài-liệu-tham-khảo"/>
     <w:p>
       <w:pPr>
         <w:pStyle w:val="Heading1"/>
@@ -49558,7 +50497,7 @@
       <w:r>
         <w:t xml:space="preserve"> </w:t>
       </w:r>
-      <w:hyperlink r:id="rId202">
+      <w:hyperlink r:id="rId204">
         <w:r>
           <w:rPr>
             <w:rStyle w:val="Hyperlink"/>
@@ -49583,7 +50522,7 @@
       <w:r>
         <w:t xml:space="preserve"> </w:t>
       </w:r>
-      <w:hyperlink r:id="rId203">
+      <w:hyperlink r:id="rId205">
         <w:r>
           <w:rPr>
             <w:rStyle w:val="Hyperlink"/>
@@ -49616,7 +50555,7 @@
       <w:r>
         <w:t xml:space="preserve"> </w:t>
       </w:r>
-      <w:hyperlink r:id="rId204">
+      <w:hyperlink r:id="rId206">
         <w:r>
           <w:rPr>
             <w:rStyle w:val="Hyperlink"/>
@@ -49641,7 +50580,7 @@
       <w:r>
         <w:t xml:space="preserve"> </w:t>
       </w:r>
-      <w:hyperlink r:id="rId205">
+      <w:hyperlink r:id="rId207">
         <w:r>
           <w:rPr>
             <w:rStyle w:val="Hyperlink"/>
@@ -49666,7 +50605,7 @@
       <w:r>
         <w:t xml:space="preserve"> </w:t>
       </w:r>
-      <w:hyperlink r:id="rId206">
+      <w:hyperlink r:id="rId208">
         <w:r>
           <w:rPr>
             <w:rStyle w:val="Hyperlink"/>
@@ -49691,7 +50630,7 @@
       <w:r>
         <w:t xml:space="preserve"> </w:t>
       </w:r>
-      <w:hyperlink r:id="rId207">
+      <w:hyperlink r:id="rId209">
         <w:r>
           <w:rPr>
             <w:rStyle w:val="Hyperlink"/>
@@ -49716,7 +50655,7 @@
       <w:r>
         <w:t xml:space="preserve"> </w:t>
       </w:r>
-      <w:hyperlink r:id="rId208">
+      <w:hyperlink r:id="rId210">
         <w:r>
           <w:rPr>
             <w:rStyle w:val="Hyperlink"/>
@@ -49754,7 +50693,7 @@
       <w:r>
         <w:t xml:space="preserve"> </w:t>
       </w:r>
-      <w:hyperlink r:id="rId209">
+      <w:hyperlink r:id="rId211">
         <w:r>
           <w:rPr>
             <w:rStyle w:val="Hyperlink"/>
@@ -49779,7 +50718,7 @@
       <w:r>
         <w:t xml:space="preserve"> </w:t>
       </w:r>
-      <w:hyperlink r:id="rId210">
+      <w:hyperlink r:id="rId212">
         <w:r>
           <w:rPr>
             <w:rStyle w:val="Hyperlink"/>
@@ -49817,7 +50756,7 @@
       <w:r>
         <w:t xml:space="preserve"> </w:t>
       </w:r>
-      <w:hyperlink r:id="rId211">
+      <w:hyperlink r:id="rId213">
         <w:r>
           <w:rPr>
             <w:rStyle w:val="Hyperlink"/>
@@ -49842,7 +50781,7 @@
       <w:r>
         <w:t xml:space="preserve"> </w:t>
       </w:r>
-      <w:hyperlink r:id="rId212">
+      <w:hyperlink r:id="rId214">
         <w:r>
           <w:rPr>
             <w:rStyle w:val="Hyperlink"/>
@@ -49867,7 +50806,7 @@
       <w:r>
         <w:t xml:space="preserve"> </w:t>
       </w:r>
-      <w:hyperlink r:id="rId213">
+      <w:hyperlink r:id="rId215">
         <w:r>
           <w:rPr>
             <w:rStyle w:val="Hyperlink"/>
@@ -49926,7 +50865,7 @@
       <w:r>
         <w:t xml:space="preserve"> </w:t>
       </w:r>
-      <w:hyperlink r:id="rId214">
+      <w:hyperlink r:id="rId216">
         <w:r>
           <w:rPr>
             <w:rStyle w:val="Hyperlink"/>
@@ -49964,7 +50903,7 @@
       <w:r>
         <w:t xml:space="preserve"> </w:t>
       </w:r>
-      <w:hyperlink r:id="rId215">
+      <w:hyperlink r:id="rId217">
         <w:r>
           <w:rPr>
             <w:rStyle w:val="Hyperlink"/>
@@ -50002,7 +50941,7 @@
       <w:r>
         <w:t xml:space="preserve"> </w:t>
       </w:r>
-      <w:hyperlink r:id="rId216">
+      <w:hyperlink r:id="rId218">
         <w:r>
           <w:rPr>
             <w:rStyle w:val="Hyperlink"/>
@@ -50048,7 +50987,7 @@
       <w:r>
         <w:t xml:space="preserve"> </w:t>
       </w:r>
-      <w:hyperlink r:id="rId217">
+      <w:hyperlink r:id="rId219">
         <w:r>
           <w:rPr>
             <w:rStyle w:val="Hyperlink"/>
@@ -50073,7 +51012,7 @@
       <w:r>
         <w:t xml:space="preserve"> </w:t>
       </w:r>
-      <w:hyperlink r:id="rId218">
+      <w:hyperlink r:id="rId220">
         <w:r>
           <w:rPr>
             <w:rStyle w:val="Hyperlink"/>
@@ -50119,7 +51058,7 @@
       <w:r>
         <w:t xml:space="preserve"> </w:t>
       </w:r>
-      <w:hyperlink r:id="rId219">
+      <w:hyperlink r:id="rId221">
         <w:r>
           <w:rPr>
             <w:rStyle w:val="Hyperlink"/>
@@ -50144,7 +51083,7 @@
       <w:r>
         <w:t xml:space="preserve"> </w:t>
       </w:r>
-      <w:hyperlink r:id="rId220">
+      <w:hyperlink r:id="rId222">
         <w:r>
           <w:rPr>
             <w:rStyle w:val="Hyperlink"/>
@@ -50164,8 +51103,8 @@
         <w:br w:type="page"/>
       </w:r>
     </w:p>
-    <w:bookmarkEnd w:id="221"/>
-    <w:bookmarkStart w:id="244" w:name="phụ-lục"/>
+    <w:bookmarkEnd w:id="223"/>
+    <w:bookmarkStart w:id="246" w:name="phụ-lục"/>
     <w:p>
       <w:pPr>
         <w:pStyle w:val="Heading1"/>
@@ -50221,7 +51160,7 @@
         </w:pict>
       </w:r>
     </w:p>
-    <w:bookmarkStart w:id="224" w:name="phụ-lục-a-mã-nguồn"/>
+    <w:bookmarkStart w:id="226" w:name="phụ-lục-a-mã-nguồn"/>
     <w:p>
       <w:pPr>
         <w:pStyle w:val="Heading2"/>
@@ -50230,7 +51169,7 @@
         <w:t xml:space="preserve">Phụ lục A. Mã nguồn</w:t>
       </w:r>
     </w:p>
-    <w:bookmarkStart w:id="222" w:name="a1-quy-mô"/>
+    <w:bookmarkStart w:id="224" w:name="a1-quy-mô"/>
     <w:p>
       <w:pPr>
         <w:pStyle w:val="Heading3"/>
@@ -50894,8 +51833,8 @@
         <w:t xml:space="preserve">trong Chương 5 phải sinh ra được bằng một lệnh chạy lại được.</w:t>
       </w:r>
     </w:p>
-    <w:bookmarkEnd w:id="222"/>
-    <w:bookmarkStart w:id="223" w:name="a2-tổ-chức-thư-mục"/>
+    <w:bookmarkEnd w:id="224"/>
+    <w:bookmarkStart w:id="225" w:name="a2-tổ-chức-thư-mục"/>
     <w:p>
       <w:pPr>
         <w:pStyle w:val="Heading3"/>
@@ -51170,9 +52109,9 @@
         </w:pict>
       </w:r>
     </w:p>
-    <w:bookmarkEnd w:id="223"/>
-    <w:bookmarkEnd w:id="224"/>
-    <w:bookmarkStart w:id="225" w:name="phụ-lục-b-siêu-tham-số-huấn-luyện"/>
+    <w:bookmarkEnd w:id="225"/>
+    <w:bookmarkEnd w:id="226"/>
+    <w:bookmarkStart w:id="227" w:name="phụ-lục-b-siêu-tham-số-huấn-luyện"/>
     <w:p>
       <w:pPr>
         <w:pStyle w:val="Heading2"/>
@@ -52344,8 +53283,8 @@
         </w:pict>
       </w:r>
     </w:p>
-    <w:bookmarkEnd w:id="225"/>
-    <w:bookmarkStart w:id="227" w:name="phụ-lục-c-bộ-dữ-liệu"/>
+    <w:bookmarkEnd w:id="227"/>
+    <w:bookmarkStart w:id="229" w:name="phụ-lục-c-bộ-dữ-liệu"/>
     <w:p>
       <w:pPr>
         <w:pStyle w:val="Heading2"/>
@@ -52354,7 +53293,7 @@
         <w:t xml:space="preserve">Phụ lục C. Bộ dữ liệu</w:t>
       </w:r>
     </w:p>
-    <w:bookmarkStart w:id="226" w:name="Xf13a66160a76b51942284da13ebd03c025f7130"/>
+    <w:bookmarkStart w:id="228" w:name="Xf13a66160a76b51942284da13ebd03c025f7130"/>
     <w:p>
       <w:pPr>
         <w:pStyle w:val="Heading3"/>
@@ -53324,9 +54263,9 @@
         <w:t xml:space="preserve">, và điều này được nêu nhất quán ở mục 4.4.2 và 6.3.1.</w:t>
       </w:r>
     </w:p>
-    <w:bookmarkEnd w:id="226"/>
-    <w:bookmarkEnd w:id="227"/>
-    <w:bookmarkStart w:id="228" w:name="phụ-lục-d-cài-đặt-và-chạy-hệ-thống"/>
+    <w:bookmarkEnd w:id="228"/>
+    <w:bookmarkEnd w:id="229"/>
+    <w:bookmarkStart w:id="230" w:name="phụ-lục-d-cài-đặt-và-chạy-hệ-thống"/>
     <w:p>
       <w:pPr>
         <w:pStyle w:val="Heading2"/>
@@ -53468,8 +54407,8 @@
         <w:t xml:space="preserve">.</w:t>
       </w:r>
     </w:p>
-    <w:bookmarkEnd w:id="228"/>
-    <w:bookmarkStart w:id="231" w:name="phụ-lục-e-kết-quả-kiểm-thử"/>
+    <w:bookmarkEnd w:id="230"/>
+    <w:bookmarkStart w:id="233" w:name="phụ-lục-e-kết-quả-kiểm-thử"/>
     <w:p>
       <w:pPr>
         <w:pStyle w:val="Heading2"/>
@@ -53478,7 +54417,7 @@
         <w:t xml:space="preserve">Phụ lục E. Kết quả kiểm thử</w:t>
       </w:r>
     </w:p>
-    <w:bookmarkStart w:id="229" w:name="e1-tổng-hợp"/>
+    <w:bookmarkStart w:id="231" w:name="e1-tổng-hợp"/>
     <w:p>
       <w:pPr>
         <w:pStyle w:val="Heading3"/>
@@ -53688,8 +54627,8 @@
         </w:tc>
       </w:tr>
     </w:tbl>
-    <w:bookmarkEnd w:id="229"/>
-    <w:bookmarkStart w:id="230" w:name="e2-phân-nhóm"/>
+    <w:bookmarkEnd w:id="231"/>
+    <w:bookmarkStart w:id="232" w:name="e2-phân-nhóm"/>
     <w:p>
       <w:pPr>
         <w:pStyle w:val="Heading3"/>
@@ -53941,9 +54880,9 @@
         </w:pict>
       </w:r>
     </w:p>
-    <w:bookmarkEnd w:id="230"/>
-    <w:bookmarkEnd w:id="231"/>
-    <w:bookmarkStart w:id="234" w:name="Xb0ecaefd567621d8f4fd0ba4686066ee0905bcc"/>
+    <w:bookmarkEnd w:id="232"/>
+    <w:bookmarkEnd w:id="233"/>
+    <w:bookmarkStart w:id="236" w:name="Xb0ecaefd567621d8f4fd0ba4686066ee0905bcc"/>
     <w:p>
       <w:pPr>
         <w:pStyle w:val="Heading2"/>
@@ -53952,7 +54891,7 @@
         <w:t xml:space="preserve">Phụ lục F. Giao diện lập trình và cấu hình triển khai</w:t>
       </w:r>
     </w:p>
-    <w:bookmarkStart w:id="232" w:name="f1-danh-sách-endpoint"/>
+    <w:bookmarkStart w:id="234" w:name="f1-danh-sách-endpoint"/>
     <w:p>
       <w:pPr>
         <w:pStyle w:val="Heading3"/>
@@ -54583,7 +55522,7 @@
         <w:t xml:space="preserve"> </w:t>
       </w:r>
       <w:r>
-        <w:t xml:space="preserve">quyết định thiết kế API — ở mục 4.7.3. Tài liệu OpenAPI do FastAPI</w:t>
+        <w:t xml:space="preserve">quyết định thiết kế API — ở mục 4.7.4. Tài liệu OpenAPI do FastAPI</w:t>
       </w:r>
       <w:r>
         <w:t xml:space="preserve"> </w:t>
@@ -54629,8 +55568,8 @@
         <w:t xml:space="preserve">, nên nó không bao giờ lệch với mã nguồn.</w:t>
       </w:r>
     </w:p>
-    <w:bookmarkEnd w:id="232"/>
-    <w:bookmarkStart w:id="233" w:name="f2-cấu-hình-docker-compose"/>
+    <w:bookmarkEnd w:id="234"/>
+    <w:bookmarkStart w:id="235" w:name="f2-cấu-hình-docker-compose"/>
     <w:p>
       <w:pPr>
         <w:pStyle w:val="Heading3"/>
@@ -55026,9 +55965,9 @@
         </w:pict>
       </w:r>
     </w:p>
-    <w:bookmarkEnd w:id="233"/>
-    <w:bookmarkEnd w:id="234"/>
-    <w:bookmarkStart w:id="241" w:name="Xf4fdfdb0582bdca8adb9305f82cdbfca4c61ab6"/>
+    <w:bookmarkEnd w:id="235"/>
+    <w:bookmarkEnd w:id="236"/>
+    <w:bookmarkStart w:id="243" w:name="Xf4fdfdb0582bdca8adb9305f82cdbfca4c61ab6"/>
     <w:p>
       <w:pPr>
         <w:pStyle w:val="Heading2"/>
@@ -55083,7 +56022,7 @@
         </w:pict>
       </w:r>
     </w:p>
-    <w:bookmarkStart w:id="236" w:name="h2-bảng-34-yêu-cầu-chức-năng"/>
+    <w:bookmarkStart w:id="238" w:name="h2-bảng-34-yêu-cầu-chức-năng"/>
     <w:p>
       <w:pPr>
         <w:pStyle w:val="Heading3"/>
@@ -55412,11 +56351,11 @@
       <w:pPr>
         <w:pStyle w:val="Heading3"/>
       </w:pPr>
-      <w:bookmarkStart w:id="235" w:name="X43666e68a1f1972bb1dccbe247050e4abad1170"/>
-      <w:r>
-        <w:t xml:space="preserve">Bốn yêu cầu mức Won't và hai đợt thu gọn phạm vi</w:t>
-      </w:r>
-      <w:bookmarkEnd w:id="235"/>
+      <w:bookmarkStart w:id="237" w:name="X243a9a30151a4b2ce9606daec0a5ffc88bf6eef"/>
+      <w:r>
+        <w:t xml:space="preserve">Bốn yêu cầu mức Won't, và hai yêu cầu đã quay lại phạm vi</w:t>
+      </w:r>
+      <w:bookmarkEnd w:id="237"/>
     </w:p>
     <w:p>
       <w:pPr>
@@ -55532,7 +56471,7 @@
         <w:t xml:space="preserve"> </w:t>
       </w:r>
       <w:r>
-        <w:t xml:space="preserve">đã chuyển sang</w:t>
+        <w:t xml:space="preserve">từng chuyển sang</w:t>
       </w:r>
       <w:r>
         <w:t xml:space="preserve"> </w:t>
@@ -55548,7 +56487,68 @@
         <w:t xml:space="preserve"> </w:t>
       </w:r>
       <w:r>
-        <w:t xml:space="preserve">— FR-3.1, FR-3.4, FR-4.1 và FR-2.5. Ba yêu cầu đầu chỉ mất màn hình hiển thị; riêng</w:t>
+        <w:t xml:space="preserve">— FR-3.1, FR-3.4, FR-4.1 và FR-2.5 — nhưng</w:t>
+      </w:r>
+      <w:r>
+        <w:t xml:space="preserve"> </w:t>
+      </w:r>
+      <w:r>
+        <w:rPr>
+          <w:b/>
+          <w:bCs/>
+        </w:rPr>
+        <w:t xml:space="preserve">FR-3.1 và FR-3.4 đã được dựng lại</w:t>
+      </w:r>
+      <w:r>
+        <w:t xml:space="preserve"> </w:t>
+      </w:r>
+      <w:r>
+        <w:t xml:space="preserve">cùng chế độ quét trực tiếp và trở về mức</w:t>
+      </w:r>
+      <w:r>
+        <w:t xml:space="preserve"> </w:t>
+      </w:r>
+      <w:r>
+        <w:rPr>
+          <w:i/>
+          <w:iCs/>
+        </w:rPr>
+        <w:t xml:space="preserve">Must</w:t>
+      </w:r>
+      <w:r>
+        <w:t xml:space="preserve">. Hiện chỉ còn</w:t>
+      </w:r>
+      <w:r>
+        <w:t xml:space="preserve"> </w:t>
+      </w:r>
+      <w:r>
+        <w:rPr>
+          <w:b/>
+          <w:bCs/>
+        </w:rPr>
+        <w:t xml:space="preserve">hai</w:t>
+      </w:r>
+      <w:r>
+        <w:t xml:space="preserve"> </w:t>
+      </w:r>
+      <w:r>
+        <w:t xml:space="preserve">yêu cầu</w:t>
+      </w:r>
+      <w:r>
+        <w:t xml:space="preserve"> </w:t>
+      </w:r>
+      <w:r>
+        <w:rPr>
+          <w:i/>
+          <w:iCs/>
+        </w:rPr>
+        <w:t xml:space="preserve">Must</w:t>
+      </w:r>
+      <w:r>
+        <w:t xml:space="preserve"> </w:t>
+      </w:r>
+      <w:r>
+        <w:t xml:space="preserve">ngoài phạm vi: FR-4.1 chỉ mất màn hình hiển thị, riêng</w:t>
       </w:r>
       <w:r>
         <w:t xml:space="preserve"> </w:t>
@@ -55571,7 +56571,7 @@
           <w:b/>
           <w:bCs/>
         </w:rPr>
-        <w:t xml:space="preserve">20 Must, 5 Should, 3 Could, 6 Won't</w:t>
+        <w:t xml:space="preserve">22 Must, 5 Should, 3 Could, 6 Won't</w:t>
       </w:r>
       <w:r>
         <w:t xml:space="preserve">, và được ghi nhận minh bạch tại mục 6.2. Cần lưu ý rằng hai đợt điều chỉnh này chỉ thu gọn</w:t>
@@ -55683,8 +56683,8 @@
         </w:pict>
       </w:r>
     </w:p>
-    <w:bookmarkEnd w:id="236"/>
-    <w:bookmarkStart w:id="240" w:name="h3-bảng-chỉ-tiêu-phi-chức-năng"/>
+    <w:bookmarkEnd w:id="238"/>
+    <w:bookmarkStart w:id="242" w:name="h3-bảng-chỉ-tiêu-phi-chức-năng"/>
     <w:p>
       <w:pPr>
         <w:pStyle w:val="Heading3"/>
@@ -55701,7 +56701,7 @@
         <w:t xml:space="preserve">Bảy nhóm: hiệu năng (NFR-P), độ chính xác (NFR-A), tin cậy (NFR-R), khả dụng (NFR-U), bảo trì (NFR-M), bảo mật (NFR-S), tương thích – triển khai (NFR-C), mở rộng (NFR-SC).</w:t>
       </w:r>
     </w:p>
-    <w:bookmarkStart w:id="237" w:name="X3880515f8fbb8abfa7d57c19e291cacf82ef4a6"/>
+    <w:bookmarkStart w:id="239" w:name="X3880515f8fbb8abfa7d57c19e291cacf82ef4a6"/>
     <w:p>
       <w:pPr>
         <w:pStyle w:val="Heading4"/>
@@ -55885,8 +56885,8 @@
         <w:t xml:space="preserve">, không có ý nghĩa thống kê; nhóm thực hiện chỉ dùng cột thời gian và cố ý lược bỏ cột độ chính xác.</w:t>
       </w:r>
     </w:p>
-    <w:bookmarkEnd w:id="237"/>
-    <w:bookmarkStart w:id="238" w:name="X223de23e0d838ff891bdf6bdc5276f58b2d523c"/>
+    <w:bookmarkEnd w:id="239"/>
+    <w:bookmarkStart w:id="240" w:name="X223de23e0d838ff891bdf6bdc5276f58b2d523c"/>
     <w:p>
       <w:pPr>
         <w:pStyle w:val="Heading4"/>
@@ -56926,8 +57926,8 @@
         <w:t xml:space="preserve">— báo cáo theo điều kiện ảnh nếu bộ dữ liệu có nhãn phù hợp.</w:t>
       </w:r>
     </w:p>
-    <w:bookmarkEnd w:id="238"/>
-    <w:bookmarkStart w:id="239" w:name="c-các-nhóm-yêu-cầu-phi-chức-năng-còn-lại"/>
+    <w:bookmarkEnd w:id="240"/>
+    <w:bookmarkStart w:id="241" w:name="c-các-nhóm-yêu-cầu-phi-chức-năng-còn-lại"/>
     <w:p>
       <w:pPr>
         <w:pStyle w:val="Heading4"/>
@@ -57108,10 +58108,10 @@
         </w:pict>
       </w:r>
     </w:p>
-    <w:bookmarkEnd w:id="239"/>
-    <w:bookmarkEnd w:id="240"/>
     <w:bookmarkEnd w:id="241"/>
-    <w:bookmarkStart w:id="243" w:name="Xca8a6b0a1c163d0021c70a30659365938cfbbe3"/>
+    <w:bookmarkEnd w:id="242"/>
+    <w:bookmarkEnd w:id="243"/>
+    <w:bookmarkStart w:id="245" w:name="Xca8a6b0a1c163d0021c70a30659365938cfbbe3"/>
     <w:p>
       <w:pPr>
         <w:pStyle w:val="Heading2"/>
@@ -57181,7 +58181,7 @@
         </w:pict>
       </w:r>
     </w:p>
-    <w:bookmarkStart w:id="242" w:name="o2-danh-mục-báo-cáo-đo-dạng-json"/>
+    <w:bookmarkStart w:id="244" w:name="o2-danh-mục-báo-cáo-đo-dạng-json"/>
     <w:p>
       <w:pPr>
         <w:pStyle w:val="Heading3"/>
@@ -58118,9 +59118,9 @@
         <w:br w:type="page"/>
       </w:r>
     </w:p>
-    <w:bookmarkEnd w:id="242"/>
-    <w:bookmarkEnd w:id="243"/>
     <w:bookmarkEnd w:id="244"/>
+    <w:bookmarkEnd w:id="245"/>
+    <w:bookmarkEnd w:id="246"/>
     <w:sectPr>
       <w:footnotePr>
         <w:numRestart w:val="eachSect"/>
@@ -58411,6 +59411,91 @@
     </w:lvl>
     <w:lvl w:ilvl="8">
       <w:start w:val="1"/>
+      <w:numFmt w:val="decimal"/>
+      <w:lvlText w:val="%9."/>
+      <w:lvlJc w:val="left"/>
+      <w:pPr>
+        <w:ind w:left="6480" w:hanging="360"/>
+      </w:pPr>
+    </w:lvl>
+  </w:abstractNum>
+  <w:abstractNum w:abstractNumId="99415">
+    <w:nsid w:val="00A99415"/>
+    <w:multiLevelType w:val="multilevel"/>
+    <w:lvl w:ilvl="0">
+      <w:start w:val="5"/>
+      <w:numFmt w:val="decimal"/>
+      <w:lvlText w:val="%1."/>
+      <w:lvlJc w:val="left"/>
+      <w:pPr>
+        <w:ind w:left="720" w:hanging="360"/>
+      </w:pPr>
+    </w:lvl>
+    <w:lvl w:ilvl="1">
+      <w:start w:val="5"/>
+      <w:numFmt w:val="decimal"/>
+      <w:lvlText w:val="%2."/>
+      <w:lvlJc w:val="left"/>
+      <w:pPr>
+        <w:ind w:left="1440" w:hanging="360"/>
+      </w:pPr>
+    </w:lvl>
+    <w:lvl w:ilvl="2">
+      <w:start w:val="5"/>
+      <w:numFmt w:val="decimal"/>
+      <w:lvlText w:val="%3."/>
+      <w:lvlJc w:val="left"/>
+      <w:pPr>
+        <w:ind w:left="2160" w:hanging="360"/>
+      </w:pPr>
+    </w:lvl>
+    <w:lvl w:ilvl="3">
+      <w:start w:val="5"/>
+      <w:numFmt w:val="decimal"/>
+      <w:lvlText w:val="%4."/>
+      <w:lvlJc w:val="left"/>
+      <w:pPr>
+        <w:ind w:left="2880" w:hanging="360"/>
+      </w:pPr>
+    </w:lvl>
+    <w:lvl w:ilvl="4">
+      <w:start w:val="5"/>
+      <w:numFmt w:val="decimal"/>
+      <w:lvlText w:val="%5."/>
+      <w:lvlJc w:val="left"/>
+      <w:pPr>
+        <w:ind w:left="3600" w:hanging="360"/>
+      </w:pPr>
+    </w:lvl>
+    <w:lvl w:ilvl="5">
+      <w:start w:val="5"/>
+      <w:numFmt w:val="decimal"/>
+      <w:lvlText w:val="%6."/>
+      <w:lvlJc w:val="left"/>
+      <w:pPr>
+        <w:ind w:left="4320" w:hanging="360"/>
+      </w:pPr>
+    </w:lvl>
+    <w:lvl w:ilvl="6">
+      <w:start w:val="5"/>
+      <w:numFmt w:val="decimal"/>
+      <w:lvlText w:val="%7."/>
+      <w:lvlJc w:val="left"/>
+      <w:pPr>
+        <w:ind w:left="5040" w:hanging="360"/>
+      </w:pPr>
+    </w:lvl>
+    <w:lvl w:ilvl="7">
+      <w:start w:val="5"/>
+      <w:numFmt w:val="decimal"/>
+      <w:lvlText w:val="%8."/>
+      <w:lvlJc w:val="left"/>
+      <w:pPr>
+        <w:ind w:left="5760" w:hanging="360"/>
+      </w:pPr>
+    </w:lvl>
+    <w:lvl w:ilvl="8">
+      <w:start w:val="5"/>
       <w:numFmt w:val="decimal"/>
       <w:lvlText w:val="%9."/>
       <w:lvlJc w:val="left"/>
@@ -58486,6 +59571,36 @@
     </w:lvlOverride>
     <w:lvlOverride w:ilvl="8">
       <w:startOverride w:val="1"/>
+    </w:lvlOverride>
+  </w:num>
+  <w:num w:numId="1005">
+    <w:abstractNumId w:val="99415"/>
+    <w:lvlOverride w:ilvl="0">
+      <w:startOverride w:val="5"/>
+    </w:lvlOverride>
+    <w:lvlOverride w:ilvl="1">
+      <w:startOverride w:val="5"/>
+    </w:lvlOverride>
+    <w:lvlOverride w:ilvl="2">
+      <w:startOverride w:val="5"/>
+    </w:lvlOverride>
+    <w:lvlOverride w:ilvl="3">
+      <w:startOverride w:val="5"/>
+    </w:lvlOverride>
+    <w:lvlOverride w:ilvl="4">
+      <w:startOverride w:val="5"/>
+    </w:lvlOverride>
+    <w:lvlOverride w:ilvl="5">
+      <w:startOverride w:val="5"/>
+    </w:lvlOverride>
+    <w:lvlOverride w:ilvl="6">
+      <w:startOverride w:val="5"/>
+    </w:lvlOverride>
+    <w:lvlOverride w:ilvl="7">
+      <w:startOverride w:val="5"/>
+    </w:lvlOverride>
+    <w:lvlOverride w:ilvl="8">
+      <w:startOverride w:val="5"/>
     </w:lvlOverride>
   </w:num>
 </w:numbering>

--- a/docs/papers/thesis-full.docx
+++ b/docs/papers/thesis-full.docx
@@ -30416,50 +30416,7 @@
           <w:b/>
           <w:bCs/>
         </w:rPr>
-        <w:t xml:space="preserve">Vì sao phải đo nhiều lần?</w:t>
-      </w:r>
-      <w:r>
-        <w:t xml:space="preserve"> </w:t>
-      </w:r>
-      <w:r>
-        <w:t xml:space="preserve">Ba lý do, và chúng khác hẳn nhau về tính chất.</w:t>
-      </w:r>
-    </w:p>
-    <w:p>
-      <w:pPr>
-        <w:pStyle w:val="BodyText"/>
-      </w:pPr>
-      <w:r>
-        <w:rPr>
-          <w:b/>
-          <w:bCs/>
-        </w:rPr>
-        <w:t xml:space="preserve">Lý do thứ nhất — hệ thống thật sự thay đổi.</w:t>
-      </w:r>
-      <w:r>
-        <w:t xml:space="preserve"> </w:t>
-      </w:r>
-      <w:r>
-        <w:t xml:space="preserve">Đây là các lượt 2, 3 và 5. Mỗi</w:t>
-      </w:r>
-      <w:r>
-        <w:t xml:space="preserve"> </w:t>
-      </w:r>
-      <w:r>
-        <w:t xml:space="preserve">lần cải tiến một khâu xử lý là mọi con số cũ trở thành mô tả của một hệ thống</w:t>
-      </w:r>
-      <w:r>
-        <w:t xml:space="preserve"> </w:t>
-      </w:r>
-      <w:r>
-        <w:rPr>
-          <w:b/>
-          <w:bCs/>
-        </w:rPr>
-        <w:t xml:space="preserve">không còn tồn tại</w:t>
-      </w:r>
-      <w:r>
-        <w:t xml:space="preserve">. Trong trường hợp này,</w:t>
+        <w:t xml:space="preserve">Ba lý do phải đo lại, khác hẳn nhau về tính chất.</w:t>
       </w:r>
       <w:r>
         <w:t xml:space="preserve"> </w:t>
@@ -30469,6 +30426,32 @@
           <w:i/>
           <w:iCs/>
         </w:rPr>
+        <w:t xml:space="preserve">(a)</w:t>
+      </w:r>
+      <w:r>
+        <w:t xml:space="preserve"> </w:t>
+      </w:r>
+      <w:r>
+        <w:rPr>
+          <w:b/>
+          <w:bCs/>
+        </w:rPr>
+        <w:t xml:space="preserve">Hệ thống thật sự thay đổi</w:t>
+      </w:r>
+      <w:r>
+        <w:t xml:space="preserve"> </w:t>
+      </w:r>
+      <w:r>
+        <w:t xml:space="preserve">— lượt 2, 3, 5: mỗi lần cải tiến một khâu là mọi con số cũ mô tả một hệ thống không còn tồn tại, nên</w:t>
+      </w:r>
+      <w:r>
+        <w:t xml:space="preserve"> </w:t>
+      </w:r>
+      <w:r>
+        <w:rPr>
+          <w:i/>
+          <w:iCs/>
+        </w:rPr>
         <w:t xml:space="preserve">không</w:t>
       </w:r>
       <w:r>
@@ -30477,153 +30460,94 @@
       <w:r>
         <w:t xml:space="preserve">đo lại mới là sai.</w:t>
       </w:r>
+      <w:r>
+        <w:t xml:space="preserve"> </w:t>
+      </w:r>
+      <w:r>
+        <w:rPr>
+          <w:i/>
+          <w:iCs/>
+        </w:rPr>
+        <w:t xml:space="preserve">(b)</w:t>
+      </w:r>
+      <w:r>
+        <w:t xml:space="preserve"> </w:t>
+      </w:r>
+      <w:r>
+        <w:rPr>
+          <w:b/>
+          <w:bCs/>
+        </w:rPr>
+        <w:t xml:space="preserve">Công cụ đo bị sai</w:t>
+      </w:r>
+      <w:r>
+        <w:t xml:space="preserve"> </w:t>
+      </w:r>
+      <w:r>
+        <w:t xml:space="preserve">— lượt 4, và đây là lý do đáng lo nhất: công cụ tự dựng lại các bước xử lý thay vì gọi đúng đường mà hệ thống thật chạy, nên hai bên trôi xa nhau trong khi công cụ vẫn in ra số đẹp. Lỗi cùng loại lặp</w:t>
+      </w:r>
+      <w:r>
+        <w:t xml:space="preserve"> </w:t>
+      </w:r>
+      <w:r>
+        <w:rPr>
+          <w:b/>
+          <w:bCs/>
+        </w:rPr>
+        <w:t xml:space="preserve">bốn lần</w:t>
+      </w:r>
+      <w:r>
+        <w:t xml:space="preserve"> </w:t>
+      </w:r>
+      <w:r>
+        <w:t xml:space="preserve">và được ghi thành một mối đe doạ tính hợp lệ ở mục 5.9.3.</w:t>
+      </w:r>
+      <w:r>
+        <w:t xml:space="preserve"> </w:t>
+      </w:r>
+      <w:r>
+        <w:rPr>
+          <w:i/>
+          <w:iCs/>
+        </w:rPr>
+        <w:t xml:space="preserve">(c)</w:t>
+      </w:r>
+      <w:r>
+        <w:t xml:space="preserve"> </w:t>
+      </w:r>
+      <w:r>
+        <w:rPr>
+          <w:b/>
+          <w:bCs/>
+        </w:rPr>
+        <w:t xml:space="preserve">Điều kiện đo sai</w:t>
+      </w:r>
+      <w:r>
+        <w:t xml:space="preserve"> </w:t>
+      </w:r>
+      <w:r>
+        <w:t xml:space="preserve">— gặp một lần ở phép đo tốc độ khung hình, khi máy đang chạy chương trình nặng khác (mục 5.6.4).</w:t>
+      </w:r>
     </w:p>
     <w:p>
       <w:pPr>
         <w:pStyle w:val="BodyText"/>
       </w:pPr>
       <w:r>
-        <w:rPr>
-          <w:b/>
-          <w:bCs/>
-        </w:rPr>
-        <w:t xml:space="preserve">Lý do thứ hai — công cụ đo bị sai.</w:t>
-      </w:r>
-      <w:r>
-        <w:t xml:space="preserve"> </w:t>
-      </w:r>
-      <w:r>
-        <w:t xml:space="preserve">Đây là lượt 4, và là lý do đáng lo nhất.</w:t>
-      </w:r>
-      <w:r>
-        <w:t xml:space="preserve"> </w:t>
-      </w:r>
-      <w:r>
-        <w:t xml:space="preserve">Công cụ đo được viết riêng, tự dựng lại các bước xử lý thay vì gọi đúng đường mà</w:t>
-      </w:r>
-      <w:r>
-        <w:t xml:space="preserve"> </w:t>
-      </w:r>
-      <w:r>
-        <w:t xml:space="preserve">hệ thống thật chạy. Hai bên vì thế trôi xa nhau mà không ai thấy: công cụ vẫn</w:t>
-      </w:r>
-      <w:r>
-        <w:t xml:space="preserve"> </w:t>
-      </w:r>
-      <w:r>
-        <w:t xml:space="preserve">chạy trơn tru, vẫn in ra số đẹp, chỉ có điều nó đang đo</w:t>
-      </w:r>
-      <w:r>
-        <w:t xml:space="preserve"> </w:t>
-      </w:r>
-      <w:r>
-        <w:rPr>
-          <w:b/>
-          <w:bCs/>
-        </w:rPr>
-        <w:t xml:space="preserve">một hệ thống khác</w:t>
-      </w:r>
-      <w:r>
-        <w:t xml:space="preserve">.</w:t>
-      </w:r>
-      <w:r>
-        <w:t xml:space="preserve"> </w:t>
-      </w:r>
-      <w:r>
-        <w:t xml:space="preserve">Lỗi cùng loại này lặp lại</w:t>
-      </w:r>
-      <w:r>
-        <w:t xml:space="preserve"> </w:t>
-      </w:r>
-      <w:r>
-        <w:rPr>
-          <w:b/>
-          <w:bCs/>
-        </w:rPr>
-        <w:t xml:space="preserve">bốn lần</w:t>
-      </w:r>
-      <w:r>
-        <w:t xml:space="preserve"> </w:t>
-      </w:r>
-      <w:r>
-        <w:t xml:space="preserve">trong đồ án và được ghi thành một mối đe</w:t>
-      </w:r>
-      <w:r>
-        <w:t xml:space="preserve"> </w:t>
-      </w:r>
-      <w:r>
-        <w:t xml:space="preserve">doạ tính hợp lệ ở mục 5.9.3.</w:t>
-      </w:r>
-    </w:p>
-    <w:p>
-      <w:pPr>
-        <w:pStyle w:val="BodyText"/>
-      </w:pPr>
-      <w:r>
-        <w:rPr>
-          <w:b/>
-          <w:bCs/>
-        </w:rPr>
-        <w:t xml:space="preserve">Lý do thứ ba — điều kiện đo sai.</w:t>
-      </w:r>
-      <w:r>
-        <w:t xml:space="preserve"> </w:t>
-      </w:r>
-      <w:r>
-        <w:t xml:space="preserve">Gặp một lần, ở phép đo tốc độ khung hình:</w:t>
-      </w:r>
-      <w:r>
-        <w:t xml:space="preserve"> </w:t>
-      </w:r>
-      <w:r>
-        <w:t xml:space="preserve">máy lúc đo đang chạy nhiều chương trình nặng khác nên con số thu được phản ánh</w:t>
-      </w:r>
-      <w:r>
-        <w:t xml:space="preserve"> </w:t>
-      </w:r>
-      <w:r>
-        <w:t xml:space="preserve">tình trạng máy nhiều hơn phản ánh hệ thống (mục 5.6.4).</w:t>
-      </w:r>
-    </w:p>
-    <w:p>
-      <w:pPr>
-        <w:pStyle w:val="BodyText"/>
-      </w:pPr>
-      <w:r>
-        <w:t xml:space="preserve">Từ đó đồ án rút ra và áp dụng một nguyên tắc:</w:t>
-      </w:r>
-      <w:r>
-        <w:t xml:space="preserve"> </w:t>
-      </w:r>
-      <w:r>
-        <w:rPr>
-          <w:b/>
-          <w:bCs/>
-        </w:rPr>
-        <w:t xml:space="preserve">một con số chỉ được đưa vào</w:t>
-      </w:r>
-      <w:r>
-        <w:rPr>
-          <w:b/>
-          <w:bCs/>
-        </w:rPr>
-        <w:t xml:space="preserve"> </w:t>
-      </w:r>
-      <w:r>
-        <w:rPr>
-          <w:b/>
-          <w:bCs/>
-        </w:rPr>
-        <w:t xml:space="preserve">quyển khi công cụ đo đi qua đúng đường xử lý mà bản giao hàng đi</w:t>
-      </w:r>
-      <w:r>
-        <w:t xml:space="preserve">, và mọi tuỳ</w:t>
-      </w:r>
-      <w:r>
-        <w:t xml:space="preserve"> </w:t>
-      </w:r>
-      <w:r>
-        <w:t xml:space="preserve">chọn cấu hình phải đọc từ cùng một nguồn với hệ thống đang chạy thật.</w:t>
+        <w:t xml:space="preserve">Nguyên tắc rút ra và áp dụng từ đó:</w:t>
+      </w:r>
+      <w:r>
+        <w:t xml:space="preserve"> </w:t>
+      </w:r>
+      <w:r>
+        <w:rPr>
+          <w:b/>
+          <w:bCs/>
+        </w:rPr>
+        <w:t xml:space="preserve">một con số chỉ được đưa vào quyển khi công cụ đo đi qua đúng đường xử lý mà bản giao hàng đi</w:t>
+      </w:r>
+      <w:r>
+        <w:t xml:space="preserve">, và mọi tuỳ chọn cấu hình phải đọc từ cùng một nguồn với hệ thống đang chạy thật.</w:t>
       </w:r>
     </w:p>
     <w:p>
@@ -51104,7 +51028,7 @@
       </w:r>
     </w:p>
     <w:bookmarkEnd w:id="223"/>
-    <w:bookmarkStart w:id="246" w:name="phụ-lục"/>
+    <w:bookmarkStart w:id="240" w:name="phụ-lục"/>
     <w:p>
       <w:pPr>
         <w:pStyle w:val="Heading1"/>
@@ -51118,39 +51042,7 @@
         <w:pStyle w:val="FirstParagraph"/>
       </w:pPr>
       <w:r>
-        <w:t xml:space="preserve">Phụ lục cung cấp các thông tin chi tiết được nhắc tới trong thân đồ án nhưng</w:t>
-      </w:r>
-      <w:r>
-        <w:t xml:space="preserve"> </w:t>
-      </w:r>
-      <w:r>
-        <w:t xml:space="preserve">không đưa vào thân bài để giữ mạch đọc: quy mô và tổ chức mã nguồn, cấu hình</w:t>
-      </w:r>
-      <w:r>
-        <w:t xml:space="preserve"> </w:t>
-      </w:r>
-      <w:r>
-        <w:t xml:space="preserve">huấn luyện đầy đủ, xuất xứ và giấy phép của từng bộ dữ liệu, hướng dẫn cài đặt,</w:t>
-      </w:r>
-      <w:r>
-        <w:t xml:space="preserve"> </w:t>
-      </w:r>
-      <w:r>
-        <w:t xml:space="preserve">kết quả kiểm thử và đặc tả giao diện lập trình.</w:t>
-      </w:r>
-    </w:p>
-    <w:p>
-      <w:pPr>
-        <w:pStyle w:val="BodyText"/>
-      </w:pPr>
-      <w:r>
-        <w:t xml:space="preserve">Mọi số liệu trong phụ lục lấy trực tiếp từ kho mã nguồn và các tệp kết quả đã</w:t>
-      </w:r>
-      <w:r>
-        <w:t xml:space="preserve"> </w:t>
-      </w:r>
-      <w:r>
-        <w:t xml:space="preserve">được lưu, không có số nào nhập tay.</w:t>
+        <w:t xml:space="preserve">Phụ lục giữ phần tra cứu: quy mô mã nguồn, cấu hình huấn luyện, xuất xứ và giấy phép từng bộ dữ liệu, kết quả kiểm thử và đặc tả giao diện lập trình. Mọi số liệu lấy trực tiếp từ kho mã và các tệp kết quả đã lưu, không có số nào nhập tay.</w:t>
       </w:r>
     </w:p>
     <w:p>
@@ -51845,180 +51737,28 @@
     </w:p>
     <w:p>
       <w:pPr>
-        <w:pStyle w:val="SourceCode"/>
-      </w:pPr>
-      <w:r>
-        <w:rPr>
-          <w:rStyle w:val="VerbatimChar"/>
-        </w:rPr>
-        <w:t xml:space="preserve">ai/</w:t>
-      </w:r>
-      <w:r>
-        <w:br/>
-      </w:r>
-      <w:r>
-        <w:rPr>
-          <w:rStyle w:val="VerbatimChar"/>
-        </w:rPr>
-        <w:t xml:space="preserve">  inference/      pipeline suy luận — detector, recognizer, hậu xử lý, hai dòng</w:t>
-      </w:r>
-      <w:r>
-        <w:br/>
-      </w:r>
-      <w:r>
-        <w:rPr>
-          <w:rStyle w:val="VerbatimChar"/>
-        </w:rPr>
-        <w:t xml:space="preserve">  evaluation/     đo độ chính xác, hiệu năng, phân tích lỗi, kiểm rò rỉ</w:t>
-      </w:r>
-      <w:r>
-        <w:br/>
-      </w:r>
-      <w:r>
-        <w:rPr>
-          <w:rStyle w:val="VerbatimChar"/>
-        </w:rPr>
-        <w:t xml:space="preserve">  training/       cấu hình và notebook huấn luyện</w:t>
-      </w:r>
-      <w:r>
-        <w:br/>
-      </w:r>
-      <w:r>
-        <w:rPr>
-          <w:rStyle w:val="VerbatimChar"/>
-        </w:rPr>
-        <w:t xml:space="preserve">backend/</w:t>
-      </w:r>
-      <w:r>
-        <w:br/>
-      </w:r>
-      <w:r>
-        <w:rPr>
-          <w:rStyle w:val="VerbatimChar"/>
-        </w:rPr>
-        <w:t xml:space="preserve">  api/            các route FastAPI</w:t>
-      </w:r>
-      <w:r>
-        <w:br/>
-      </w:r>
-      <w:r>
-        <w:rPr>
-          <w:rStyle w:val="VerbatimChar"/>
-        </w:rPr>
-        <w:t xml:space="preserve">  services/       tầng nghiệp vụ — điều phối, không chứa logic AI</w:t>
-      </w:r>
-      <w:r>
-        <w:br/>
-      </w:r>
-      <w:r>
-        <w:rPr>
-          <w:rStyle w:val="VerbatimChar"/>
-        </w:rPr>
-        <w:t xml:space="preserve">  repositories/   truy cập cơ sở dữ liệu</w:t>
-      </w:r>
-      <w:r>
-        <w:br/>
-      </w:r>
-      <w:r>
-        <w:rPr>
-          <w:rStyle w:val="VerbatimChar"/>
-        </w:rPr>
-        <w:t xml:space="preserve">  models/         mô hình dữ liệu SQLAlchemy</w:t>
-      </w:r>
-      <w:r>
-        <w:br/>
-      </w:r>
-      <w:r>
-        <w:rPr>
-          <w:rStyle w:val="VerbatimChar"/>
-        </w:rPr>
-        <w:t xml:space="preserve">  migrations/     Alembic</w:t>
-      </w:r>
-      <w:r>
-        <w:br/>
-      </w:r>
-      <w:r>
-        <w:rPr>
-          <w:rStyle w:val="VerbatimChar"/>
-        </w:rPr>
-        <w:t xml:space="preserve">frontend/</w:t>
-      </w:r>
-      <w:r>
-        <w:br/>
-      </w:r>
-      <w:r>
-        <w:rPr>
-          <w:rStyle w:val="VerbatimChar"/>
-        </w:rPr>
-        <w:t xml:space="preserve">  src/pages/      ba trang: nhận dạng ảnh, nhận dạng video, lịch sử</w:t>
-      </w:r>
-      <w:r>
-        <w:br/>
-      </w:r>
-      <w:r>
-        <w:rPr>
-          <w:rStyle w:val="VerbatimChar"/>
-        </w:rPr>
-        <w:t xml:space="preserve">  src/components/ thành phần dùng chung</w:t>
-      </w:r>
-      <w:r>
-        <w:br/>
-      </w:r>
-      <w:r>
-        <w:rPr>
-          <w:rStyle w:val="VerbatimChar"/>
-        </w:rPr>
-        <w:t xml:space="preserve">  src/api/        tầng gọi API và ánh xạ kiểu dữ liệu</w:t>
-      </w:r>
-      <w:r>
-        <w:br/>
-      </w:r>
-      <w:r>
-        <w:rPr>
-          <w:rStyle w:val="VerbatimChar"/>
-        </w:rPr>
-        <w:t xml:space="preserve">tests/            kiểm thử đơn vị, tích hợp, kiến trúc</w:t>
-      </w:r>
-      <w:r>
-        <w:br/>
-      </w:r>
-      <w:r>
-        <w:rPr>
-          <w:rStyle w:val="VerbatimChar"/>
-        </w:rPr>
-        <w:t xml:space="preserve">scripts/          dựng bộ dữ liệu, đo đạc, dựng quyển và slide</w:t>
-      </w:r>
-      <w:r>
-        <w:br/>
-      </w:r>
-      <w:r>
-        <w:rPr>
-          <w:rStyle w:val="VerbatimChar"/>
-        </w:rPr>
-        <w:t xml:space="preserve">deployment/       Dockerfile, nginx, entrypoint</w:t>
-      </w:r>
-      <w:r>
-        <w:br/>
-      </w:r>
-      <w:r>
-        <w:rPr>
-          <w:rStyle w:val="VerbatimChar"/>
-        </w:rPr>
-        <w:t xml:space="preserve">models/           trọng số đã huấn luyện</w:t>
-      </w:r>
-      <w:r>
-        <w:br/>
-      </w:r>
-      <w:r>
-        <w:rPr>
-          <w:rStyle w:val="VerbatimChar"/>
-        </w:rPr>
-        <w:t xml:space="preserve">docs/             tài liệu, báo cáo, quyển đồ án</w:t>
-      </w:r>
-    </w:p>
-    <w:p>
-      <w:pPr>
         <w:pStyle w:val="FirstParagraph"/>
+      </w:pPr>
+      <w:r>
+        <w:t xml:space="preserve">Cây thư mục và ranh giới giữa các tầng trình bày ở</w:t>
+      </w:r>
+      <w:r>
+        <w:t xml:space="preserve"> </w:t>
+      </w:r>
+      <w:r>
+        <w:rPr>
+          <w:b/>
+          <w:bCs/>
+        </w:rPr>
+        <w:t xml:space="preserve">mục 4.2.2</w:t>
+      </w:r>
+      <w:r>
+        <w:t xml:space="preserve">.</w:t>
+      </w:r>
+    </w:p>
+    <w:p>
+      <w:pPr>
+        <w:pStyle w:val="BodyText"/>
       </w:pPr>
       <w:r>
         <w:t xml:space="preserve">Ranh giới quan trọng nhất trong cây thư mục:</w:t>
@@ -54838,19 +54578,7 @@
         <w:t xml:space="preserve"> </w:t>
       </w:r>
       <w:r>
-        <w:t xml:space="preserve">chỉ tiêu phi chức năng hiện không đạt (NFR-A5, A6, A7) và một chỉ tiêu chỉ đạt</w:t>
-      </w:r>
-      <w:r>
-        <w:t xml:space="preserve"> </w:t>
-      </w:r>
-      <w:r>
-        <w:t xml:space="preserve">sàn chứ chưa đạt mục tiêu (NFR-P1) — bảng đối chiếu đầy đủ ở mục 5.7 và phân tích</w:t>
-      </w:r>
-      <w:r>
-        <w:t xml:space="preserve"> </w:t>
-      </w:r>
-      <w:r>
-        <w:t xml:space="preserve">ở mục 5.9.2.</w:t>
+        <w:t xml:space="preserve">chỉ tiêu phi chức năng hiện không đạt (NFR-A5, A6, A7) — bảng đối chiếu đầy đủ ở mục 5.7 và phân tích ở mục 5.9.2.</w:t>
       </w:r>
     </w:p>
     <w:p>
@@ -55967,7 +55695,7 @@
     </w:p>
     <w:bookmarkEnd w:id="235"/>
     <w:bookmarkEnd w:id="236"/>
-    <w:bookmarkStart w:id="243" w:name="Xf4fdfdb0582bdca8adb9305f82cdbfca4c61ab6"/>
+    <w:bookmarkStart w:id="237" w:name="Xf4fdfdb0582bdca8adb9305f82cdbfca4c61ab6"/>
     <w:p>
       <w:pPr>
         <w:pStyle w:val="Heading2"/>
@@ -55981,182 +55709,7 @@
         <w:pStyle w:val="FirstParagraph"/>
       </w:pPr>
       <w:r>
-        <w:t xml:space="preserve">Bốn mục dưới đây là</w:t>
-      </w:r>
-      <w:r>
-        <w:t xml:space="preserve"> </w:t>
-      </w:r>
-      <w:r>
-        <w:rPr>
-          <w:b/>
-          <w:bCs/>
-        </w:rPr>
-        <w:t xml:space="preserve">tài liệu tra cứu</w:t>
-      </w:r>
-      <w:r>
-        <w:t xml:space="preserve">, không phải mạch lập luận: đặc tả</w:t>
-      </w:r>
-      <w:r>
-        <w:t xml:space="preserve"> </w:t>
-      </w:r>
-      <w:r>
-        <w:t xml:space="preserve">từng use case, bảng 34 yêu cầu chức năng, bảng chỉ tiêu phi chức năng, và đặc</w:t>
-      </w:r>
-      <w:r>
-        <w:t xml:space="preserve"> </w:t>
-      </w:r>
-      <w:r>
-        <w:t xml:space="preserve">tả từng trường của cơ sở dữ liệu. Chương 4 nêu quyết định thiết kế và lý do;</w:t>
-      </w:r>
-      <w:r>
-        <w:t xml:space="preserve"> </w:t>
-      </w:r>
-      <w:r>
-        <w:t xml:space="preserve">phần liệt kê đầy đủ để ở đây.</w:t>
-      </w:r>
-    </w:p>
-    <w:p>
-      <w:r>
-        <w:pict>
-          <v:rect style="width:0;height:1.5pt" o:hralign="center" o:hrstd="t" o:hr="t"/>
-        </w:pict>
-      </w:r>
-    </w:p>
-    <w:bookmarkStart w:id="238" w:name="h2-bảng-34-yêu-cầu-chức-năng"/>
-    <w:p>
-      <w:pPr>
-        <w:pStyle w:val="Heading3"/>
-      </w:pPr>
-      <w:r>
-        <w:t xml:space="preserve">H.2. Bảng 34 yêu cầu chức năng</w:t>
-      </w:r>
-    </w:p>
-    <w:p>
-      <w:pPr>
-        <w:pStyle w:val="FirstParagraph"/>
-      </w:pPr>
-      <w:r>
-        <w:t xml:space="preserve">Đồ án đặc tả</w:t>
-      </w:r>
-      <w:r>
-        <w:t xml:space="preserve"> </w:t>
-      </w:r>
-      <w:r>
-        <w:rPr>
-          <w:b/>
-          <w:bCs/>
-        </w:rPr>
-        <w:t xml:space="preserve">34 yêu cầu chức năng</w:t>
-      </w:r>
-      <w:r>
-        <w:t xml:space="preserve"> </w:t>
-      </w:r>
-      <w:r>
-        <w:t xml:space="preserve">trong</w:t>
-      </w:r>
-      <w:r>
-        <w:t xml:space="preserve"> </w:t>
-      </w:r>
-      <w:r>
-        <w:rPr>
-          <w:b/>
-          <w:bCs/>
-        </w:rPr>
-        <w:t xml:space="preserve">6 nhóm</w:t>
-      </w:r>
-      <w:r>
-        <w:t xml:space="preserve">, mỗi yêu cầu có mã, mức MoSCoW và một tiêu chí chấp nhận kiểm chứng được. Phân bố: FR-1 (ảnh tĩnh)</w:t>
-      </w:r>
-      <w:r>
-        <w:t xml:space="preserve"> </w:t>
-      </w:r>
-      <w:r>
-        <w:rPr>
-          <w:b/>
-          <w:bCs/>
-        </w:rPr>
-        <w:t xml:space="preserve">7 Must</w:t>
-      </w:r>
-      <w:r>
-        <w:t xml:space="preserve">; FR-2 (video)</w:t>
-      </w:r>
-      <w:r>
-        <w:t xml:space="preserve"> </w:t>
-      </w:r>
-      <w:r>
-        <w:rPr>
-          <w:b/>
-          <w:bCs/>
-        </w:rPr>
-        <w:t xml:space="preserve">4 Must + 2 Won't</w:t>
-      </w:r>
-      <w:r>
-        <w:t xml:space="preserve">; FR-3 (thời gian thực, tầng API)</w:t>
-      </w:r>
-      <w:r>
-        <w:t xml:space="preserve"> </w:t>
-      </w:r>
-      <w:r>
-        <w:rPr>
-          <w:b/>
-          <w:bCs/>
-        </w:rPr>
-        <w:t xml:space="preserve">3 Must + 2 Won't</w:t>
-      </w:r>
-      <w:r>
-        <w:t xml:space="preserve">; FR-4 (thống kê – lịch sử – tra cứu)</w:t>
-      </w:r>
-      <w:r>
-        <w:t xml:space="preserve"> </w:t>
-      </w:r>
-      <w:r>
-        <w:rPr>
-          <w:b/>
-          <w:bCs/>
-        </w:rPr>
-        <w:t xml:space="preserve">4 Must + 1 Should + 1 Could + 2 Won't</w:t>
-      </w:r>
-      <w:r>
-        <w:t xml:space="preserve">; FR-5 (quản lý dữ liệu)</w:t>
-      </w:r>
-      <w:r>
-        <w:t xml:space="preserve"> </w:t>
-      </w:r>
-      <w:r>
-        <w:rPr>
-          <w:b/>
-          <w:bCs/>
-        </w:rPr>
-        <w:t xml:space="preserve">2 Should + 2 Could</w:t>
-      </w:r>
-      <w:r>
-        <w:t xml:space="preserve">; FR-6 (hệ thống, vận hành)</w:t>
-      </w:r>
-      <w:r>
-        <w:t xml:space="preserve"> </w:t>
-      </w:r>
-      <w:r>
-        <w:rPr>
-          <w:b/>
-          <w:bCs/>
-        </w:rPr>
-        <w:t xml:space="preserve">2 Must + 2 Should</w:t>
-      </w:r>
-      <w:r>
-        <w:t xml:space="preserve">. Tổng</w:t>
-      </w:r>
-      <w:r>
-        <w:t xml:space="preserve"> </w:t>
-      </w:r>
-      <w:r>
-        <w:rPr>
-          <w:b/>
-          <w:bCs/>
-        </w:rPr>
-        <w:t xml:space="preserve">20 Must, 5 Should, 3 Could, 6 Won't = 34</w:t>
-      </w:r>
-      <w:r>
-        <w:t xml:space="preserve">.</w:t>
+        <w:t xml:space="preserve">Đặc tả đầy đủ — từng use case, bảng 34 yêu cầu chức năng kèm tiêu chí chấp nhận, bảng chỉ tiêu phi chức năng và đặc tả từng trường của cơ sở dữ liệu — nằm trong bộ tài liệu yêu cầu đi kèm. Chương 4 nêu quyết định thiết kế và lý do; phần liệt kê đầy đủ không lặp lại ở đây.</w:t>
       </w:r>
     </w:p>
     <w:p>
@@ -56168,749 +55721,13 @@
           <w:b/>
           <w:bCs/>
         </w:rPr>
-        <w:t xml:space="preserve">FR-1:</w:t>
-      </w:r>
-      <w:r>
-        <w:t xml:space="preserve"> </w:t>
-      </w:r>
-      <w:r>
-        <w:t xml:space="preserve">tiếp nhận, kiểm tra hợp lệ, phát hiện</w:t>
-      </w:r>
-      <w:r>
-        <w:t xml:space="preserve"> </w:t>
-      </w:r>
-      <w:r>
-        <w:rPr>
-          <w:i/>
-          <w:iCs/>
-        </w:rPr>
-        <w:t xml:space="preserve">tất cả</w:t>
-      </w:r>
-      <w:r>
-        <w:t xml:space="preserve"> </w:t>
-      </w:r>
-      <w:r>
-        <w:t xml:space="preserve">vùng biển, cắt và nhận dạng, hậu xử lý, lưu kết quả, hiển thị có bounding box. FR-1.5 quy định lưu</w:t>
-      </w:r>
-      <w:r>
-        <w:t xml:space="preserve"> </w:t>
-      </w:r>
-      <w:r>
-        <w:rPr>
-          <w:b/>
-          <w:bCs/>
-        </w:rPr>
-        <w:t xml:space="preserve">cả chuỗi OCR thô lẫn chuỗi đã sửa</w:t>
-      </w:r>
-      <w:r>
-        <w:t xml:space="preserve"> </w:t>
-      </w:r>
-      <w:r>
-        <w:t xml:space="preserve">— điều kiện cần để đo đóng góp hậu xử lý ở Chương 5 (4.7.2b).</w:t>
-      </w:r>
-      <w:r>
-        <w:t xml:space="preserve"> </w:t>
-      </w:r>
-      <w:r>
-        <w:rPr>
-          <w:b/>
-          <w:bCs/>
-        </w:rPr>
-        <w:t xml:space="preserve">FR-2:</w:t>
-      </w:r>
-      <w:r>
-        <w:t xml:space="preserve"> </w:t>
-      </w:r>
-      <w:r>
-        <w:t xml:space="preserve">thêm trích khung theo bước nhảy,</w:t>
-      </w:r>
-      <w:r>
-        <w:t xml:space="preserve"> </w:t>
-      </w:r>
-      <w:r>
-        <w:rPr>
-          <w:b/>
-          <w:bCs/>
-        </w:rPr>
-        <w:t xml:space="preserve">gộp trùng</w:t>
-      </w:r>
-      <w:r>
-        <w:t xml:space="preserve"> </w:t>
-      </w:r>
-      <w:r>
-        <w:t xml:space="preserve">(FR-2.4 — thiếu nó một video 30 giây sinh hàng nghìn bản ghi về cùng vài chiếc xe, phá hỏng thống kê FR-4), kết xuất video gắn nhãn và huỷ tác vụ — hai yêu cầu cuối đưa ra khỏi phạm vi.</w:t>
-      </w:r>
-      <w:r>
-        <w:t xml:space="preserve"> </w:t>
-      </w:r>
-      <w:r>
-        <w:rPr>
-          <w:b/>
-          <w:bCs/>
-        </w:rPr>
-        <w:t xml:space="preserve">FR-3:</w:t>
-      </w:r>
-      <w:r>
-        <w:t xml:space="preserve"> </w:t>
-      </w:r>
-      <w:r>
-        <w:t xml:space="preserve">theo quyết định thu gọn giao diện, hai yêu cầu thuần giao diện FR-3.1, FR-3.4 chuyển</w:t>
-      </w:r>
-      <w:r>
-        <w:t xml:space="preserve"> </w:t>
-      </w:r>
-      <w:r>
-        <w:rPr>
-          <w:b/>
-          <w:bCs/>
-        </w:rPr>
-        <w:t xml:space="preserve">M → W</w:t>
-      </w:r>
-      <w:r>
-        <w:t xml:space="preserve">; FR-3.2/3.3/3.5 vẫn Must, kiểm chứng ở tầng API.</w:t>
-      </w:r>
-      <w:r>
-        <w:t xml:space="preserve"> </w:t>
-      </w:r>
-      <w:r>
-        <w:rPr>
-          <w:b/>
-          <w:bCs/>
-        </w:rPr>
-        <w:t xml:space="preserve">FR-4:</w:t>
-      </w:r>
-      <w:r>
-        <w:t xml:space="preserve"> </w:t>
-      </w:r>
-      <w:r>
-        <w:t xml:space="preserve">chỉ số tổng hợp (FR-4.1), biểu đồ theo thời gian (FR-4.2), danh sách phân trang, tìm kiếm khớp một phần, lọc, chi tiết, tải ảnh, sắp xếp;</w:t>
-      </w:r>
-      <w:r>
-        <w:t xml:space="preserve"> </w:t>
-      </w:r>
-      <w:r>
-        <w:rPr>
-          <w:b/>
-          <w:bCs/>
-        </w:rPr>
-        <w:t xml:space="preserve">FR-4.3 → 4.8 không đổi</w:t>
-      </w:r>
-      <w:r>
-        <w:t xml:space="preserve">.</w:t>
-      </w:r>
-      <w:r>
-        <w:t xml:space="preserve"> </w:t>
-      </w:r>
-      <w:r>
-        <w:rPr>
-          <w:b/>
-          <w:bCs/>
-        </w:rPr>
-        <w:t xml:space="preserve">FR-5:</w:t>
-      </w:r>
-      <w:r>
-        <w:t xml:space="preserve"> </w:t>
-      </w:r>
-      <w:r>
-        <w:t xml:space="preserve">xoá bản ghi kèm tệp, xuất CSV/JSON (CSV phải UTF-8</w:t>
-      </w:r>
-      <w:r>
-        <w:t xml:space="preserve"> </w:t>
-      </w:r>
-      <w:r>
-        <w:rPr>
-          <w:b/>
-          <w:bCs/>
-        </w:rPr>
-        <w:t xml:space="preserve">có BOM</w:t>
-      </w:r>
-      <w:r>
-        <w:t xml:space="preserve"> </w:t>
-      </w:r>
-      <w:r>
-        <w:t xml:space="preserve">kẻo Excel hiển thị sai tiếng Việt), dọn tệp mồ côi, xoá hàng loạt.</w:t>
-      </w:r>
-      <w:r>
-        <w:t xml:space="preserve"> </w:t>
-      </w:r>
-      <w:r>
-        <w:rPr>
-          <w:b/>
-          <w:bCs/>
-        </w:rPr>
-        <w:t xml:space="preserve">FR-6:</w:t>
-      </w:r>
-      <w:r>
-        <w:t xml:space="preserve"> </w:t>
-      </w:r>
-      <w:r>
-        <w:t xml:space="preserve">health check báo trạng thái mô hình và CSDL; log có cấu trúc; thông báo lỗi thân thiện không lộ stack trace; cấu hình qua biến môi trường.</w:t>
-      </w:r>
-    </w:p>
-    <w:p>
-      <w:pPr>
-        <w:pStyle w:val="Heading3"/>
-      </w:pPr>
-      <w:bookmarkStart w:id="237" w:name="X243a9a30151a4b2ce9606daec0a5ffc88bf6eef"/>
-      <w:r>
-        <w:t xml:space="preserve">Bốn yêu cầu mức Won't, và hai yêu cầu đã quay lại phạm vi</w:t>
-      </w:r>
-      <w:bookmarkEnd w:id="237"/>
-    </w:p>
-    <w:p>
-      <w:pPr>
-        <w:pStyle w:val="BlockText"/>
-      </w:pPr>
-      <w:r>
-        <w:t xml:space="preserve">Bốn yêu cầu Won't đầu tiên đều</w:t>
-      </w:r>
-      <w:r>
-        <w:t xml:space="preserve"> </w:t>
-      </w:r>
-      <w:r>
-        <w:rPr>
-          <w:b/>
-          <w:bCs/>
-        </w:rPr>
-        <w:t xml:space="preserve">thuần giao diện</w:t>
-      </w:r>
-      <w:r>
-        <w:t xml:space="preserve">, chuyển mức trong cùng ngày qua hai đợt: đợt 1 gỡ trang Webcam (FR-3.1, FR-3.4</w:t>
-      </w:r>
-      <w:r>
-        <w:t xml:space="preserve"> </w:t>
-      </w:r>
-      <w:r>
-        <w:rPr>
-          <w:b/>
-          <w:bCs/>
-        </w:rPr>
-        <w:t xml:space="preserve">M → W</w:t>
-      </w:r>
-      <w:r>
-        <w:t xml:space="preserve">; năng lực còn ở</w:t>
-      </w:r>
-      <w:r>
-        <w:t xml:space="preserve"> </w:t>
-      </w:r>
-      <w:r>
-        <w:rPr>
-          <w:rStyle w:val="VerbatimChar"/>
-        </w:rPr>
-        <w:t xml:space="preserve">POST /api/detect/frame</w:t>
-      </w:r>
-      <w:r>
-        <w:t xml:space="preserve">); đợt 2 gỡ trang Tổng quan (</w:t>
-      </w:r>
-      <w:r>
-        <w:rPr>
-          <w:b/>
-          <w:bCs/>
-        </w:rPr>
-        <w:t xml:space="preserve">FR-4.1 M → W</w:t>
-      </w:r>
-      <w:r>
-        <w:t xml:space="preserve">, FR-4.2 S → W; năng lực còn ở</w:t>
-      </w:r>
-      <w:r>
-        <w:t xml:space="preserve"> </w:t>
-      </w:r>
-      <w:r>
-        <w:rPr>
-          <w:rStyle w:val="VerbatimChar"/>
-        </w:rPr>
-        <w:t xml:space="preserve">GET /api/statistics</w:t>
-      </w:r>
-      <w:r>
-        <w:t xml:space="preserve"> </w:t>
-      </w:r>
-      <w:r>
-        <w:t xml:space="preserve">và</w:t>
-      </w:r>
-      <w:r>
-        <w:t xml:space="preserve"> </w:t>
-      </w:r>
-      <w:r>
-        <w:rPr>
-          <w:rStyle w:val="VerbatimChar"/>
-        </w:rPr>
-        <w:t xml:space="preserve">GET /health</w:t>
-      </w:r>
-      <w:r>
-        <w:t xml:space="preserve">).</w:t>
-      </w:r>
-    </w:p>
-    <w:p>
-      <w:pPr>
-        <w:pStyle w:val="BlockText"/>
-      </w:pPr>
-      <w:r>
-        <w:rPr>
-          <w:b/>
-          <w:bCs/>
-        </w:rPr>
-        <w:t xml:space="preserve">Lưu ý về phạm vi:</w:t>
-      </w:r>
-      <w:r>
-        <w:t xml:space="preserve"> </w:t>
-      </w:r>
-      <w:r>
-        <w:t xml:space="preserve">Bốn yêu cầu mức</w:t>
-      </w:r>
-      <w:r>
-        <w:t xml:space="preserve"> </w:t>
-      </w:r>
-      <w:r>
-        <w:rPr>
-          <w:i/>
-          <w:iCs/>
-        </w:rPr>
-        <w:t xml:space="preserve">Must</w:t>
-      </w:r>
-      <w:r>
-        <w:t xml:space="preserve"> </w:t>
-      </w:r>
-      <w:r>
-        <w:t xml:space="preserve">từng chuyển sang</w:t>
-      </w:r>
-      <w:r>
-        <w:t xml:space="preserve"> </w:t>
-      </w:r>
-      <w:r>
-        <w:rPr>
-          <w:i/>
-          <w:iCs/>
-        </w:rPr>
-        <w:t xml:space="preserve">Won't</w:t>
-      </w:r>
-      <w:r>
-        <w:t xml:space="preserve"> </w:t>
-      </w:r>
-      <w:r>
-        <w:t xml:space="preserve">— FR-3.1, FR-3.4, FR-4.1 và FR-2.5 — nhưng</w:t>
-      </w:r>
-      <w:r>
-        <w:t xml:space="preserve"> </w:t>
-      </w:r>
-      <w:r>
-        <w:rPr>
-          <w:b/>
-          <w:bCs/>
-        </w:rPr>
-        <w:t xml:space="preserve">FR-3.1 và FR-3.4 đã được dựng lại</w:t>
-      </w:r>
-      <w:r>
-        <w:t xml:space="preserve"> </w:t>
-      </w:r>
-      <w:r>
-        <w:t xml:space="preserve">cùng chế độ quét trực tiếp và trở về mức</w:t>
-      </w:r>
-      <w:r>
-        <w:t xml:space="preserve"> </w:t>
-      </w:r>
-      <w:r>
-        <w:rPr>
-          <w:i/>
-          <w:iCs/>
-        </w:rPr>
-        <w:t xml:space="preserve">Must</w:t>
-      </w:r>
-      <w:r>
-        <w:t xml:space="preserve">. Hiện chỉ còn</w:t>
-      </w:r>
-      <w:r>
-        <w:t xml:space="preserve"> </w:t>
-      </w:r>
-      <w:r>
-        <w:rPr>
-          <w:b/>
-          <w:bCs/>
-        </w:rPr>
-        <w:t xml:space="preserve">hai</w:t>
-      </w:r>
-      <w:r>
-        <w:t xml:space="preserve"> </w:t>
-      </w:r>
-      <w:r>
-        <w:t xml:space="preserve">yêu cầu</w:t>
-      </w:r>
-      <w:r>
-        <w:t xml:space="preserve"> </w:t>
-      </w:r>
-      <w:r>
-        <w:rPr>
-          <w:i/>
-          <w:iCs/>
-        </w:rPr>
-        <w:t xml:space="preserve">Must</w:t>
-      </w:r>
-      <w:r>
-        <w:t xml:space="preserve"> </w:t>
-      </w:r>
-      <w:r>
-        <w:t xml:space="preserve">ngoài phạm vi: FR-4.1 chỉ mất màn hình hiển thị, riêng</w:t>
-      </w:r>
-      <w:r>
-        <w:t xml:space="preserve"> </w:t>
-      </w:r>
-      <w:r>
-        <w:rPr>
-          <w:b/>
-          <w:bCs/>
-        </w:rPr>
-        <w:t xml:space="preserve">FR-2.5 mất chính năng lực xuất video đã chú thích</w:t>
-      </w:r>
-      <w:r>
-        <w:t xml:space="preserve">. Phân bố các mức yêu cầu được cập nhật thành</w:t>
-      </w:r>
-      <w:r>
-        <w:t xml:space="preserve"> </w:t>
-      </w:r>
-      <w:r>
-        <w:rPr>
-          <w:b/>
-          <w:bCs/>
-        </w:rPr>
-        <w:t xml:space="preserve">22 Must, 5 Should, 3 Could, 6 Won't</w:t>
-      </w:r>
-      <w:r>
-        <w:t xml:space="preserve">, và được ghi nhận minh bạch tại mục 6.2. Cần lưu ý rằng hai đợt điều chỉnh này chỉ thu gọn</w:t>
-      </w:r>
-      <w:r>
-        <w:t xml:space="preserve"> </w:t>
-      </w:r>
-      <w:r>
-        <w:rPr>
-          <w:b/>
-          <w:bCs/>
-        </w:rPr>
-        <w:t xml:space="preserve">giao diện hiển thị</w:t>
-      </w:r>
-      <w:r>
-        <w:t xml:space="preserve">, không làm mất đi</w:t>
-      </w:r>
-      <w:r>
-        <w:t xml:space="preserve"> </w:t>
-      </w:r>
-      <w:r>
-        <w:rPr>
-          <w:b/>
-          <w:bCs/>
-        </w:rPr>
-        <w:t xml:space="preserve">năng lực xử lý của hệ thống</w:t>
-      </w:r>
-      <w:r>
-        <w:t xml:space="preserve"> </w:t>
-      </w:r>
-      <w:r>
-        <w:t xml:space="preserve">— các endpoint API vẫn phục vụ bình thường, nằm trong tài liệu OpenAPI và được kiểm thử tự động đầy đủ (</w:t>
-      </w:r>
-      <w:r>
-        <w:rPr>
-          <w:rStyle w:val="VerbatimChar"/>
-        </w:rPr>
-        <w:t xml:space="preserve">tests/integration/test_api_statistics.py</w:t>
-      </w:r>
-      <w:r>
-        <w:t xml:space="preserve">,</w:t>
-      </w:r>
-      <w:r>
-        <w:t xml:space="preserve"> </w:t>
-      </w:r>
-      <w:r>
-        <w:rPr>
-          <w:rStyle w:val="VerbatimChar"/>
-        </w:rPr>
-        <w:t xml:space="preserve">test_api_health.py</w:t>
-      </w:r>
-      <w:r>
-        <w:t xml:space="preserve">). Đánh đổi đo được: việc loại bỏ</w:t>
-      </w:r>
-      <w:r>
-        <w:t xml:space="preserve"> </w:t>
-      </w:r>
-      <w:r>
-        <w:rPr>
-          <w:rStyle w:val="VerbatimChar"/>
-        </w:rPr>
-        <w:t xml:space="preserve">recharts</w:t>
-      </w:r>
-      <w:r>
-        <w:t xml:space="preserve"> </w:t>
-      </w:r>
-      <w:r>
-        <w:t xml:space="preserve">giúp dung lượng gói tải về của giao diện giảm từ ~730 KB xuống</w:t>
-      </w:r>
-      <w:r>
-        <w:t xml:space="preserve"> </w:t>
-      </w:r>
-      <w:r>
-        <w:rPr>
-          <w:b/>
-          <w:bCs/>
-        </w:rPr>
-        <w:t xml:space="preserve">328,8 KB</w:t>
-      </w:r>
-      <w:r>
-        <w:t xml:space="preserve"> </w:t>
-      </w:r>
-      <w:r>
-        <w:t xml:space="preserve">(−55%).</w:t>
-      </w:r>
-    </w:p>
-    <w:p>
-      <w:pPr>
-        <w:pStyle w:val="FirstParagraph"/>
-      </w:pPr>
-      <w:r>
-        <w:rPr>
-          <w:b/>
-          <w:bCs/>
-        </w:rPr>
-        <w:t xml:space="preserve">Ma trận truy vết:</w:t>
-      </w:r>
-      <w:r>
-        <w:t xml:space="preserve"> </w:t>
-      </w:r>
-      <w:r>
-        <w:t xml:space="preserve">mỗi nhóm truy vết tới giai đoạn cài đặt và hình thức kiểm chứng (FR-1: unit + integration; FR-2: integration + performance; FR-3: performance ở tầng API; FR-4: integration + UI test cho FR-4.3→4.8; FR-5: unit; FR-6: smoke + stress). Kết quả ở Chương 5.</w:t>
-      </w:r>
-    </w:p>
-    <w:p>
-      <w:r>
-        <w:pict>
-          <v:rect style="width:0;height:1.5pt" o:hralign="center" o:hrstd="t" o:hr="t"/>
-        </w:pict>
-      </w:r>
-    </w:p>
-    <w:bookmarkEnd w:id="238"/>
-    <w:bookmarkStart w:id="242" w:name="h3-bảng-chỉ-tiêu-phi-chức-năng"/>
-    <w:p>
-      <w:pPr>
-        <w:pStyle w:val="Heading3"/>
-      </w:pPr>
-      <w:r>
-        <w:t xml:space="preserve">H.3. Bảng chỉ tiêu phi chức năng</w:t>
-      </w:r>
-    </w:p>
-    <w:p>
-      <w:pPr>
-        <w:pStyle w:val="FirstParagraph"/>
-      </w:pPr>
-      <w:r>
-        <w:t xml:space="preserve">Bảy nhóm: hiệu năng (NFR-P), độ chính xác (NFR-A), tin cậy (NFR-R), khả dụng (NFR-U), bảo trì (NFR-M), bảo mật (NFR-S), tương thích – triển khai (NFR-C), mở rộng (NFR-SC).</w:t>
-      </w:r>
-    </w:p>
-    <w:bookmarkStart w:id="239" w:name="X3880515f8fbb8abfa7d57c19e291cacf82ef4a6"/>
-    <w:p>
-      <w:pPr>
-        <w:pStyle w:val="Heading4"/>
-      </w:pPr>
-      <w:r>
-        <w:t xml:space="preserve">a) Nguyên tắc nền tảng: mọi chỉ tiêu hiệu năng đều là chỉ tiêu CPU</w:t>
-      </w:r>
-    </w:p>
-    <w:p>
-      <w:pPr>
-        <w:pStyle w:val="BlockText"/>
-      </w:pPr>
-      <w:r>
-        <w:rPr>
-          <w:b/>
-          <w:bCs/>
-        </w:rPr>
-        <w:t xml:space="preserve">Toàn bộ chỉ tiêu hiệu năng của đồ án là chỉ tiêu đo trên CPU.</w:t>
-      </w:r>
-    </w:p>
-    <w:p>
-      <w:pPr>
-        <w:pStyle w:val="FirstParagraph"/>
-      </w:pPr>
-      <w:r>
-        <w:t xml:space="preserve">Máy thực hiện chạy Windows 11, Python 3.13,</w:t>
-      </w:r>
-      <w:r>
-        <w:t xml:space="preserve"> </w:t>
-      </w:r>
-      <w:r>
-        <w:rPr>
-          <w:b/>
-          <w:bCs/>
-        </w:rPr>
-        <w:t xml:space="preserve">không có GPU CUDA</w:t>
-      </w:r>
-      <w:r>
-        <w:t xml:space="preserve"> </w:t>
-      </w:r>
-      <w:r>
-        <w:t xml:space="preserve">(Intel UHD 770 tích hợp, PyTorch không dùng được để tăng tốc). Huấn luyện trên GPU miễn phí Colab/Kaggle, nhưng</w:t>
-      </w:r>
-      <w:r>
-        <w:t xml:space="preserve"> </w:t>
-      </w:r>
-      <w:r>
-        <w:rPr>
-          <w:b/>
-          <w:bCs/>
-        </w:rPr>
-        <w:t xml:space="preserve">suy luận và buổi bảo vệ chạy trên CPU máy cá nhân</w:t>
-      </w:r>
-      <w:r>
-        <w:t xml:space="preserve">. Đây là</w:t>
-      </w:r>
-      <w:r>
-        <w:t xml:space="preserve"> </w:t>
-      </w:r>
-      <w:r>
-        <w:rPr>
-          <w:b/>
-          <w:bCs/>
-        </w:rPr>
-        <w:t xml:space="preserve">ràng buộc thiết kế</w:t>
-      </w:r>
-      <w:r>
-        <w:t xml:space="preserve">, không phải hạn chế tạm thời, vì bốn lẽ: nó cố định trong toàn bộ vòng đời và tại chính buổi bảo vệ; nó đổi</w:t>
-      </w:r>
-      <w:r>
-        <w:t xml:space="preserve"> </w:t>
-      </w:r>
-      <w:r>
-        <w:rPr>
-          <w:i/>
-          <w:iCs/>
-        </w:rPr>
-        <w:t xml:space="preserve">bậc độ lớn</w:t>
-      </w:r>
-      <w:r>
-        <w:t xml:space="preserve"> </w:t>
-      </w:r>
-      <w:r>
-        <w:t xml:space="preserve">của độ trễ (ở 20 ms/khung, video đồng bộ và webcam xử lý mọi khung là hợp lý — ở mốc thực tế 400 ms cả hai bất khả thi, trực tiếp sinh ra hai quyết định kiến trúc: video bất đồng bộ AD-02 và webcam bỏ khung hàng đợi một khe); nó chi phối chọn biến thể mô hình (n/s/m), biến thể OCR (mobile/server), kích thước ảnh và</w:t>
-      </w:r>
-      <w:r>
-        <w:t xml:space="preserve"> </w:t>
-      </w:r>
-      <w:r>
-        <w:rPr>
-          <w:b/>
-          <w:bCs/>
-        </w:rPr>
-        <w:t xml:space="preserve">nền tảng suy luận</w:t>
-      </w:r>
-      <w:r>
-        <w:t xml:space="preserve"> </w:t>
-      </w:r>
-      <w:r>
-        <w:t xml:space="preserve">— benchmark chính thức trên CPU i7-13700H cho thấy YOLOv8n qua ONNX Runtime nhanh hơn PyTorch khoảng</w:t>
-      </w:r>
-      <w:r>
-        <w:t xml:space="preserve"> </w:t>
-      </w:r>
-      <w:r>
-        <w:rPr>
-          <w:b/>
-          <w:bCs/>
-        </w:rPr>
-        <w:t xml:space="preserve">3,73 lần</w:t>
-      </w:r>
-      <w:r>
-        <w:t xml:space="preserve"> </w:t>
-      </w:r>
-      <w:r>
-        <w:t xml:space="preserve">(104,61 → 28,02 ms) [23]</w:t>
-      </w:r>
-      <w:r>
-        <w:t xml:space="preserve">, lợi ích lớn nhất đúng ở phân khúc mô hình nhỏ [24]</w:t>
-      </w:r>
-      <w:r>
-        <w:t xml:space="preserve">; và nó buộc phương pháp công bố chặt hơn — quy tắc CON-06:</w:t>
-      </w:r>
-      <w:r>
-        <w:t xml:space="preserve"> </w:t>
-      </w:r>
-      <w:r>
-        <w:rPr>
-          <w:b/>
-          <w:bCs/>
-        </w:rPr>
-        <w:t xml:space="preserve">mọi số liệu hiệu năng phải kèm model CPU, số luồng, kích thước ảnh, nền tảng suy luận và cỡ mẫu đo</w:t>
-      </w:r>
-      <w:r>
-        <w:t xml:space="preserve">. Các chỉ tiêu độ trễ vì vậy "rộng rãi" hơn văn liệu quốc tế đo trên GPU — đó là trung thực về điều kiện đo, không phải dễ dãi.</w:t>
-      </w:r>
-    </w:p>
-    <w:p>
-      <w:pPr>
-        <w:pStyle w:val="BlockText"/>
-      </w:pPr>
-      <w:r>
-        <w:rPr>
-          <w:b/>
-          <w:bCs/>
-        </w:rPr>
-        <w:t xml:space="preserve">Cảnh báo trích dẫn.</w:t>
-      </w:r>
-      <w:r>
-        <w:t xml:space="preserve"> </w:t>
-      </w:r>
-      <w:r>
-        <w:t xml:space="preserve">Bảng benchmark nguồn có cột mAP nhưng đo trên tập</w:t>
-      </w:r>
-      <w:r>
-        <w:t xml:space="preserve"> </w:t>
-      </w:r>
-      <w:r>
-        <w:rPr>
-          <w:rStyle w:val="VerbatimChar"/>
-        </w:rPr>
-        <w:t xml:space="preserve">coco8</w:t>
-      </w:r>
-      <w:r>
-        <w:t xml:space="preserve"> </w:t>
-      </w:r>
-      <w:r>
-        <w:t xml:space="preserve">chỉ</w:t>
-      </w:r>
-      <w:r>
-        <w:t xml:space="preserve"> </w:t>
-      </w:r>
-      <w:r>
-        <w:rPr>
-          <w:b/>
-          <w:bCs/>
-        </w:rPr>
-        <w:t xml:space="preserve">8 ảnh</w:t>
-      </w:r>
-      <w:r>
-        <w:t xml:space="preserve">, không có ý nghĩa thống kê; nhóm thực hiện chỉ dùng cột thời gian và cố ý lược bỏ cột độ chính xác.</w:t>
-      </w:r>
-    </w:p>
-    <w:bookmarkEnd w:id="239"/>
-    <w:bookmarkStart w:id="240" w:name="X223de23e0d838ff891bdf6bdc5276f58b2d523c"/>
-    <w:p>
-      <w:pPr>
-        <w:pStyle w:val="Heading4"/>
-      </w:pPr>
-      <w:r>
-        <w:t xml:space="preserve">b) Chỉ tiêu định lượng nhóm hiệu năng và nhóm độ chính xác</w:t>
-      </w:r>
-    </w:p>
-    <w:p>
-      <w:pPr>
-        <w:pStyle w:val="FirstParagraph"/>
-      </w:pPr>
-      <w:r>
-        <w:rPr>
-          <w:b/>
-          <w:bCs/>
-        </w:rPr>
-        <w:t xml:space="preserve">Bảng 4.1.</w:t>
-      </w:r>
-      <w:r>
-        <w:t xml:space="preserve"> </w:t>
-      </w:r>
-      <w:r>
-        <w:t xml:space="preserve">Chỉ tiêu phi chức năng định lượng: hiệu năng (NFR-P) và độ chính xác (NFR-A)</w:t>
+        <w:t xml:space="preserve">Bảng H.1.</w:t>
+      </w:r>
+      <w:r>
+        <w:t xml:space="preserve"> </w:t>
+      </w:r>
+      <w:r>
+        <w:t xml:space="preserve">Nơi tra cứu đặc tả đầy đủ</w:t>
       </w:r>
     </w:p>
     <w:tbl>
@@ -56920,10 +55737,8 @@
         <w:tblLook w:firstRow="1" w:lastRow="0" w:firstColumn="0" w:lastColumn="0" w:noHBand="0" w:noVBand="0" w:val="0020"/>
       </w:tblPr>
       <w:tblGrid>
-        <w:gridCol w:w="1980"/>
-        <w:gridCol w:w="1980"/>
-        <w:gridCol w:w="1980"/>
-        <w:gridCol w:w="1980"/>
+        <w:gridCol w:w="3960"/>
+        <w:gridCol w:w="3960"/>
       </w:tblGrid>
       <w:tr>
         <w:trPr>
@@ -56936,40 +55751,18 @@
               <w:pStyle w:val="Compact"/>
             </w:pPr>
             <w:r>
-              <w:t xml:space="preserve">Mã</w:t>
-            </w:r>
-          </w:p>
-        </w:tc>
-        <w:tc>
-          <w:tcPr/>
-          <w:p>
-            <w:pPr>
-              <w:pStyle w:val="Compact"/>
-            </w:pPr>
-            <w:r>
-              <w:t xml:space="preserve">Chỉ tiêu</w:t>
-            </w:r>
-          </w:p>
-        </w:tc>
-        <w:tc>
-          <w:tcPr/>
-          <w:p>
-            <w:pPr>
-              <w:pStyle w:val="Compact"/>
-            </w:pPr>
-            <w:r>
-              <w:t xml:space="preserve">Mục tiêu</w:t>
-            </w:r>
-          </w:p>
-        </w:tc>
-        <w:tc>
-          <w:tcPr/>
-          <w:p>
-            <w:pPr>
-              <w:pStyle w:val="Compact"/>
-            </w:pPr>
-            <w:r>
-              <w:t xml:space="preserve">Ngưỡng tối thiểu</w:t>
+              <w:t xml:space="preserve">Nội dung</w:t>
+            </w:r>
+          </w:p>
+        </w:tc>
+        <w:tc>
+          <w:tcPr/>
+          <w:p>
+            <w:pPr>
+              <w:pStyle w:val="Compact"/>
+            </w:pPr>
+            <w:r>
+              <w:t xml:space="preserve">Tài liệu</w:t>
             </w:r>
           </w:p>
         </w:tc>
@@ -56982,44 +55775,21 @@
               <w:pStyle w:val="Compact"/>
             </w:pPr>
             <w:r>
-              <w:rPr>
-                <w:b/>
-                <w:bCs/>
-              </w:rPr>
-              <w:t xml:space="preserve">NFR-P1</w:t>
-            </w:r>
-          </w:p>
-        </w:tc>
-        <w:tc>
-          <w:tcPr/>
-          <w:p>
-            <w:pPr>
-              <w:pStyle w:val="Compact"/>
-            </w:pPr>
-            <w:r>
-              <w:t xml:space="preserve">Độ trễ toàn trình một ảnh (p95)</w:t>
-            </w:r>
-          </w:p>
-        </w:tc>
-        <w:tc>
-          <w:tcPr/>
-          <w:p>
-            <w:pPr>
-              <w:pStyle w:val="Compact"/>
-            </w:pPr>
-            <w:r>
-              <w:t xml:space="preserve">≤ 800 ms</w:t>
-            </w:r>
-          </w:p>
-        </w:tc>
-        <w:tc>
-          <w:tcPr/>
-          <w:p>
-            <w:pPr>
-              <w:pStyle w:val="Compact"/>
-            </w:pPr>
-            <w:r>
-              <w:t xml:space="preserve">≤ 1500 ms</w:t>
+              <w:t xml:space="preserve">34 yêu cầu chức năng, 6 nhóm, mức MoSCoW, tiêu chí chấp nhận</w:t>
+            </w:r>
+          </w:p>
+        </w:tc>
+        <w:tc>
+          <w:tcPr/>
+          <w:p>
+            <w:pPr>
+              <w:pStyle w:val="Compact"/>
+            </w:pPr>
+            <w:r>
+              <w:rPr>
+                <w:rStyle w:val="VerbatimChar"/>
+              </w:rPr>
+              <w:t xml:space="preserve">docs/00-requirements/functional-requirements.md</w:t>
             </w:r>
           </w:p>
         </w:tc>
@@ -57032,44 +55802,21 @@
               <w:pStyle w:val="Compact"/>
             </w:pPr>
             <w:r>
-              <w:rPr>
-                <w:b/>
-                <w:bCs/>
-              </w:rPr>
-              <w:t xml:space="preserve">NFR-P2</w:t>
-            </w:r>
-          </w:p>
-        </w:tc>
-        <w:tc>
-          <w:tcPr/>
-          <w:p>
-            <w:pPr>
-              <w:pStyle w:val="Compact"/>
-            </w:pPr>
-            <w:r>
-              <w:t xml:space="preserve">Tốc độ khung hình thời gian thực (webcam — đo ở tầng API)</w:t>
-            </w:r>
-          </w:p>
-        </w:tc>
-        <w:tc>
-          <w:tcPr/>
-          <w:p>
-            <w:pPr>
-              <w:pStyle w:val="Compact"/>
-            </w:pPr>
-            <w:r>
-              <w:t xml:space="preserve">≥ 5 FPS hiệu dụng</w:t>
-            </w:r>
-          </w:p>
-        </w:tc>
-        <w:tc>
-          <w:tcPr/>
-          <w:p>
-            <w:pPr>
-              <w:pStyle w:val="Compact"/>
-            </w:pPr>
-            <w:r>
-              <w:t xml:space="preserve">≥ 3 FPS</w:t>
+              <w:t xml:space="preserve">Chỉ tiêu phi chức năng bảy nhóm, ngưỡng và phương pháp đo</w:t>
+            </w:r>
+          </w:p>
+        </w:tc>
+        <w:tc>
+          <w:tcPr/>
+          <w:p>
+            <w:pPr>
+              <w:pStyle w:val="Compact"/>
+            </w:pPr>
+            <w:r>
+              <w:rPr>
+                <w:rStyle w:val="VerbatimChar"/>
+              </w:rPr>
+              <w:t xml:space="preserve">docs/00-requirements/non-functional-requirements.md</w:t>
             </w:r>
           </w:p>
         </w:tc>
@@ -57082,44 +55829,21 @@
               <w:pStyle w:val="Compact"/>
             </w:pPr>
             <w:r>
-              <w:rPr>
-                <w:b/>
-                <w:bCs/>
-              </w:rPr>
-              <w:t xml:space="preserve">NFR-P3</w:t>
-            </w:r>
-          </w:p>
-        </w:tc>
-        <w:tc>
-          <w:tcPr/>
-          <w:p>
-            <w:pPr>
-              <w:pStyle w:val="Compact"/>
-            </w:pPr>
-            <w:r>
-              <w:t xml:space="preserve">Tốc độ xử lý video</w:t>
-            </w:r>
-          </w:p>
-        </w:tc>
-        <w:tc>
-          <w:tcPr/>
-          <w:p>
-            <w:pPr>
-              <w:pStyle w:val="Compact"/>
-            </w:pPr>
-            <w:r>
-              <w:t xml:space="preserve">≥ 0,3× thời gian thực</w:t>
-            </w:r>
-          </w:p>
-        </w:tc>
-        <w:tc>
-          <w:tcPr/>
-          <w:p>
-            <w:pPr>
-              <w:pStyle w:val="Compact"/>
-            </w:pPr>
-            <w:r>
-              <w:t xml:space="preserve">≥ 0,15×</w:t>
+              <w:t xml:space="preserve">Đặc tả use case</w:t>
+            </w:r>
+          </w:p>
+        </w:tc>
+        <w:tc>
+          <w:tcPr/>
+          <w:p>
+            <w:pPr>
+              <w:pStyle w:val="Compact"/>
+            </w:pPr>
+            <w:r>
+              <w:rPr>
+                <w:rStyle w:val="VerbatimChar"/>
+              </w:rPr>
+              <w:t xml:space="preserve">docs/00-requirements/SRS.md</w:t>
             </w:r>
           </w:p>
         </w:tc>
@@ -57132,44 +55856,18 @@
               <w:pStyle w:val="Compact"/>
             </w:pPr>
             <w:r>
-              <w:rPr>
-                <w:b/>
-                <w:bCs/>
-              </w:rPr>
-              <w:t xml:space="preserve">NFR-P4</w:t>
-            </w:r>
-          </w:p>
-        </w:tc>
-        <w:tc>
-          <w:tcPr/>
-          <w:p>
-            <w:pPr>
-              <w:pStyle w:val="Compact"/>
-            </w:pPr>
-            <w:r>
-              <w:t xml:space="preserve">Thời gian nạp mô hình khi khởi động</w:t>
-            </w:r>
-          </w:p>
-        </w:tc>
-        <w:tc>
-          <w:tcPr/>
-          <w:p>
-            <w:pPr>
-              <w:pStyle w:val="Compact"/>
-            </w:pPr>
-            <w:r>
-              <w:t xml:space="preserve">≤ 15 giây</w:t>
-            </w:r>
-          </w:p>
-        </w:tc>
-        <w:tc>
-          <w:tcPr/>
-          <w:p>
-            <w:pPr>
-              <w:pStyle w:val="Compact"/>
-            </w:pPr>
-            <w:r>
-              <w:t xml:space="preserve">≤ 30 giây</w:t>
+              <w:t xml:space="preserve">Lược đồ cơ sở dữ liệu, từng trường</w:t>
+            </w:r>
+          </w:p>
+        </w:tc>
+        <w:tc>
+          <w:tcPr/>
+          <w:p>
+            <w:pPr>
+              <w:pStyle w:val="Compact"/>
+            </w:pPr>
+            <w:r>
+              <w:t xml:space="preserve">Chương 4 mục 4.7.3, Bảng 4.5</w:t>
             </w:r>
           </w:p>
         </w:tc>
@@ -57182,545 +55880,18 @@
               <w:pStyle w:val="Compact"/>
             </w:pPr>
             <w:r>
-              <w:rPr>
-                <w:b/>
-                <w:bCs/>
-              </w:rPr>
-              <w:t xml:space="preserve">NFR-P5</w:t>
-            </w:r>
-          </w:p>
-        </w:tc>
-        <w:tc>
-          <w:tcPr/>
-          <w:p>
-            <w:pPr>
-              <w:pStyle w:val="Compact"/>
-            </w:pPr>
-            <w:r>
-              <w:t xml:space="preserve">Overhead của tầng API (không tính suy luận)</w:t>
-            </w:r>
-          </w:p>
-        </w:tc>
-        <w:tc>
-          <w:tcPr/>
-          <w:p>
-            <w:pPr>
-              <w:pStyle w:val="Compact"/>
-            </w:pPr>
-            <w:r>
-              <w:t xml:space="preserve">≤ 50 ms</w:t>
-            </w:r>
-          </w:p>
-        </w:tc>
-        <w:tc>
-          <w:tcPr/>
-          <w:p>
-            <w:pPr>
-              <w:pStyle w:val="Compact"/>
-            </w:pPr>
-            <w:r>
-              <w:t xml:space="preserve">≤ 100 ms</w:t>
-            </w:r>
-          </w:p>
-        </w:tc>
-      </w:tr>
-      <w:tr>
-        <w:tc>
-          <w:tcPr/>
-          <w:p>
-            <w:pPr>
-              <w:pStyle w:val="Compact"/>
-            </w:pPr>
-            <w:r>
-              <w:rPr>
-                <w:b/>
-                <w:bCs/>
-              </w:rPr>
-              <w:t xml:space="preserve">NFR-P6</w:t>
-            </w:r>
-          </w:p>
-        </w:tc>
-        <w:tc>
-          <w:tcPr/>
-          <w:p>
-            <w:pPr>
-              <w:pStyle w:val="Compact"/>
-            </w:pPr>
-            <w:r>
-              <w:t xml:space="preserve">Thời gian truy vấn lịch sử (10.000 bản ghi)</w:t>
-            </w:r>
-          </w:p>
-        </w:tc>
-        <w:tc>
-          <w:tcPr/>
-          <w:p>
-            <w:pPr>
-              <w:pStyle w:val="Compact"/>
-            </w:pPr>
-            <w:r>
-              <w:t xml:space="preserve">≤ 500 ms</w:t>
-            </w:r>
-          </w:p>
-        </w:tc>
-        <w:tc>
-          <w:tcPr/>
-          <w:p>
-            <w:pPr>
-              <w:pStyle w:val="Compact"/>
-            </w:pPr>
-            <w:r>
-              <w:t xml:space="preserve">≤ 1000 ms</w:t>
-            </w:r>
-          </w:p>
-        </w:tc>
-      </w:tr>
-      <w:tr>
-        <w:tc>
-          <w:tcPr/>
-          <w:p>
-            <w:pPr>
-              <w:pStyle w:val="Compact"/>
-            </w:pPr>
-            <w:r>
-              <w:rPr>
-                <w:b/>
-                <w:bCs/>
-              </w:rPr>
-              <w:t xml:space="preserve">NFR-P7</w:t>
-            </w:r>
-          </w:p>
-        </w:tc>
-        <w:tc>
-          <w:tcPr/>
-          <w:p>
-            <w:pPr>
-              <w:pStyle w:val="Compact"/>
-            </w:pPr>
-            <w:r>
-              <w:t xml:space="preserve">Bộ nhớ thường trú của máy chủ</w:t>
-            </w:r>
-          </w:p>
-        </w:tc>
-        <w:tc>
-          <w:tcPr/>
-          <w:p>
-            <w:pPr>
-              <w:pStyle w:val="Compact"/>
-            </w:pPr>
-            <w:r>
-              <w:t xml:space="preserve">≤ 2 GB</w:t>
-            </w:r>
-          </w:p>
-        </w:tc>
-        <w:tc>
-          <w:tcPr/>
-          <w:p>
-            <w:pPr>
-              <w:pStyle w:val="Compact"/>
-            </w:pPr>
-            <w:r>
-              <w:t xml:space="preserve">≤ 4 GB</w:t>
-            </w:r>
-          </w:p>
-        </w:tc>
-      </w:tr>
-      <w:tr>
-        <w:tc>
-          <w:tcPr/>
-          <w:p>
-            <w:pPr>
-              <w:pStyle w:val="Compact"/>
-            </w:pPr>
-            <w:r>
-              <w:rPr>
-                <w:b/>
-                <w:bCs/>
-              </w:rPr>
-              <w:t xml:space="preserve">NFR-A1</w:t>
-            </w:r>
-          </w:p>
-        </w:tc>
-        <w:tc>
-          <w:tcPr/>
-          <w:p>
-            <w:pPr>
-              <w:pStyle w:val="Compact"/>
-            </w:pPr>
-            <w:hyperlink r:id="rId13">
-              <w:r>
-                <w:rPr>
-                  <w:rStyle w:val="Hyperlink"/>
-                </w:rPr>
-                <w:t xml:space="preserve">mAP@0.5</w:t>
-              </w:r>
-            </w:hyperlink>
-            <w:r>
-              <w:t xml:space="preserve"> </w:t>
-            </w:r>
-            <w:r>
-              <w:t xml:space="preserve">của bộ phát hiện</w:t>
-            </w:r>
-          </w:p>
-        </w:tc>
-        <w:tc>
-          <w:tcPr/>
-          <w:p>
-            <w:pPr>
-              <w:pStyle w:val="Compact"/>
-            </w:pPr>
-            <w:r>
-              <w:t xml:space="preserve">≥ 0,90</w:t>
-            </w:r>
-          </w:p>
-        </w:tc>
-        <w:tc>
-          <w:tcPr/>
-          <w:p>
-            <w:pPr>
-              <w:pStyle w:val="Compact"/>
-            </w:pPr>
-            <w:r>
-              <w:t xml:space="preserve">≥ 0,85</w:t>
-            </w:r>
-          </w:p>
-        </w:tc>
-      </w:tr>
-      <w:tr>
-        <w:tc>
-          <w:tcPr/>
-          <w:p>
-            <w:pPr>
-              <w:pStyle w:val="Compact"/>
-            </w:pPr>
-            <w:r>
-              <w:rPr>
-                <w:b/>
-                <w:bCs/>
-              </w:rPr>
-              <w:t xml:space="preserve">NFR-A2</w:t>
-            </w:r>
-          </w:p>
-        </w:tc>
-        <w:tc>
-          <w:tcPr/>
-          <w:p>
-            <w:pPr>
-              <w:pStyle w:val="Compact"/>
-            </w:pPr>
-            <w:hyperlink r:id="rId13">
-              <w:r>
-                <w:rPr>
-                  <w:rStyle w:val="Hyperlink"/>
-                </w:rPr>
-                <w:t xml:space="preserve">mAP@0.5</w:t>
-              </w:r>
-            </w:hyperlink>
-            <w:r>
-              <w:t xml:space="preserve">:0.95 của bộ phát hiện</w:t>
-            </w:r>
-          </w:p>
-        </w:tc>
-        <w:tc>
-          <w:tcPr/>
-          <w:p>
-            <w:pPr>
-              <w:pStyle w:val="Compact"/>
-            </w:pPr>
-            <w:r>
-              <w:t xml:space="preserve">≥ 0,65</w:t>
-            </w:r>
-          </w:p>
-        </w:tc>
-        <w:tc>
-          <w:tcPr/>
-          <w:p>
-            <w:pPr>
-              <w:pStyle w:val="Compact"/>
-            </w:pPr>
-            <w:r>
-              <w:t xml:space="preserve">≥ 0,55</w:t>
-            </w:r>
-          </w:p>
-        </w:tc>
-      </w:tr>
-      <w:tr>
-        <w:tc>
-          <w:tcPr/>
-          <w:p>
-            <w:pPr>
-              <w:pStyle w:val="Compact"/>
-            </w:pPr>
-            <w:r>
-              <w:rPr>
-                <w:b/>
-                <w:bCs/>
-              </w:rPr>
-              <w:t xml:space="preserve">NFR-A3</w:t>
-            </w:r>
-          </w:p>
-        </w:tc>
-        <w:tc>
-          <w:tcPr/>
-          <w:p>
-            <w:pPr>
-              <w:pStyle w:val="Compact"/>
-            </w:pPr>
-            <w:r>
-              <w:t xml:space="preserve">Precision / Recall phát hiện</w:t>
-            </w:r>
-          </w:p>
-        </w:tc>
-        <w:tc>
-          <w:tcPr/>
-          <w:p>
-            <w:pPr>
-              <w:pStyle w:val="Compact"/>
-            </w:pPr>
-            <w:r>
-              <w:t xml:space="preserve">≥ 0,92 / ≥ 0,90</w:t>
-            </w:r>
-          </w:p>
-        </w:tc>
-        <w:tc>
-          <w:tcPr/>
-          <w:p>
-            <w:pPr>
-              <w:pStyle w:val="Compact"/>
-            </w:pPr>
-            <w:r>
-              <w:t xml:space="preserve">≥ 0,88 / ≥ 0,85</w:t>
-            </w:r>
-          </w:p>
-        </w:tc>
-      </w:tr>
-      <w:tr>
-        <w:tc>
-          <w:tcPr/>
-          <w:p>
-            <w:pPr>
-              <w:pStyle w:val="Compact"/>
-            </w:pPr>
-            <w:r>
-              <w:rPr>
-                <w:b/>
-                <w:bCs/>
-              </w:rPr>
-              <w:t xml:space="preserve">NFR-A4</w:t>
-            </w:r>
-          </w:p>
-        </w:tc>
-        <w:tc>
-          <w:tcPr/>
-          <w:p>
-            <w:pPr>
-              <w:pStyle w:val="Compact"/>
-            </w:pPr>
-            <w:r>
-              <w:t xml:space="preserve">Độ chính xác OCR mức ký tự (1 − CER)</w:t>
-            </w:r>
-          </w:p>
-        </w:tc>
-        <w:tc>
-          <w:tcPr/>
-          <w:p>
-            <w:pPr>
-              <w:pStyle w:val="Compact"/>
-            </w:pPr>
-            <w:r>
-              <w:t xml:space="preserve">≥ 0,95</w:t>
-            </w:r>
-          </w:p>
-        </w:tc>
-        <w:tc>
-          <w:tcPr/>
-          <w:p>
-            <w:pPr>
-              <w:pStyle w:val="Compact"/>
-            </w:pPr>
-            <w:r>
-              <w:t xml:space="preserve">≥ 0,92</w:t>
-            </w:r>
-          </w:p>
-        </w:tc>
-      </w:tr>
-      <w:tr>
-        <w:tc>
-          <w:tcPr/>
-          <w:p>
-            <w:pPr>
-              <w:pStyle w:val="Compact"/>
-            </w:pPr>
-            <w:r>
-              <w:rPr>
-                <w:b/>
-                <w:bCs/>
-              </w:rPr>
-              <w:t xml:space="preserve">NFR-A5</w:t>
-            </w:r>
-          </w:p>
-        </w:tc>
-        <w:tc>
-          <w:tcPr/>
-          <w:p>
-            <w:pPr>
-              <w:pStyle w:val="Compact"/>
-            </w:pPr>
-            <w:r>
-              <w:t xml:space="preserve">Độ chính xác biển đầy đủ</w:t>
-            </w:r>
-            <w:r>
-              <w:t xml:space="preserve"> </w:t>
-            </w:r>
-            <w:r>
-              <w:rPr>
-                <w:b/>
-                <w:bCs/>
-              </w:rPr>
-              <w:t xml:space="preserve">trước</w:t>
-            </w:r>
-            <w:r>
-              <w:t xml:space="preserve"> </w:t>
-            </w:r>
-            <w:r>
-              <w:t xml:space="preserve">hậu xử lý</w:t>
-            </w:r>
-          </w:p>
-        </w:tc>
-        <w:tc>
-          <w:tcPr/>
-          <w:p>
-            <w:pPr>
-              <w:pStyle w:val="Compact"/>
-            </w:pPr>
-            <w:r>
-              <w:t xml:space="preserve">≥ 0,85</w:t>
-            </w:r>
-          </w:p>
-        </w:tc>
-        <w:tc>
-          <w:tcPr/>
-          <w:p>
-            <w:pPr>
-              <w:pStyle w:val="Compact"/>
-            </w:pPr>
-            <w:r>
-              <w:t xml:space="preserve">≥ 0,80</w:t>
-            </w:r>
-          </w:p>
-        </w:tc>
-      </w:tr>
-      <w:tr>
-        <w:tc>
-          <w:tcPr/>
-          <w:p>
-            <w:pPr>
-              <w:pStyle w:val="Compact"/>
-            </w:pPr>
-            <w:r>
-              <w:rPr>
-                <w:b/>
-                <w:bCs/>
-              </w:rPr>
-              <w:t xml:space="preserve">NFR-A6</w:t>
-            </w:r>
-          </w:p>
-        </w:tc>
-        <w:tc>
-          <w:tcPr/>
-          <w:p>
-            <w:pPr>
-              <w:pStyle w:val="Compact"/>
-            </w:pPr>
-            <w:r>
-              <w:t xml:space="preserve">Độ chính xác biển đầy đủ</w:t>
-            </w:r>
-            <w:r>
-              <w:t xml:space="preserve"> </w:t>
-            </w:r>
-            <w:r>
-              <w:rPr>
-                <w:b/>
-                <w:bCs/>
-              </w:rPr>
-              <w:t xml:space="preserve">sau</w:t>
-            </w:r>
-            <w:r>
-              <w:t xml:space="preserve"> </w:t>
-            </w:r>
-            <w:r>
-              <w:t xml:space="preserve">hậu xử lý</w:t>
-            </w:r>
-          </w:p>
-        </w:tc>
-        <w:tc>
-          <w:tcPr/>
-          <w:p>
-            <w:pPr>
-              <w:pStyle w:val="Compact"/>
-            </w:pPr>
-            <w:r>
-              <w:t xml:space="preserve">≥ 0,90</w:t>
-            </w:r>
-          </w:p>
-        </w:tc>
-        <w:tc>
-          <w:tcPr/>
-          <w:p>
-            <w:pPr>
-              <w:pStyle w:val="Compact"/>
-            </w:pPr>
-            <w:r>
-              <w:t xml:space="preserve">≥ 0,85</w:t>
-            </w:r>
-          </w:p>
-        </w:tc>
-      </w:tr>
-      <w:tr>
-        <w:tc>
-          <w:tcPr/>
-          <w:p>
-            <w:pPr>
-              <w:pStyle w:val="Compact"/>
-            </w:pPr>
-            <w:r>
-              <w:rPr>
-                <w:b/>
-                <w:bCs/>
-              </w:rPr>
-              <w:t xml:space="preserve">NFR-A7</w:t>
-            </w:r>
-          </w:p>
-        </w:tc>
-        <w:tc>
-          <w:tcPr/>
-          <w:p>
-            <w:pPr>
-              <w:pStyle w:val="Compact"/>
-            </w:pPr>
-            <w:r>
-              <w:t xml:space="preserve">Độ chính xác toàn trình (ảnh vào → biển đúng)</w:t>
-            </w:r>
-          </w:p>
-        </w:tc>
-        <w:tc>
-          <w:tcPr/>
-          <w:p>
-            <w:pPr>
-              <w:pStyle w:val="Compact"/>
-            </w:pPr>
-            <w:r>
-              <w:t xml:space="preserve">≥ 0,88</w:t>
-            </w:r>
-          </w:p>
-        </w:tc>
-        <w:tc>
-          <w:tcPr/>
-          <w:p>
-            <w:pPr>
-              <w:pStyle w:val="Compact"/>
-            </w:pPr>
-            <w:r>
-              <w:t xml:space="preserve">≥ 0,82</w:t>
+              <w:t xml:space="preserve">Phân bố mức yêu cầu và diễn biến thay đổi phạm vi</w:t>
+            </w:r>
+          </w:p>
+        </w:tc>
+        <w:tc>
+          <w:tcPr/>
+          <w:p>
+            <w:pPr>
+              <w:pStyle w:val="Compact"/>
+            </w:pPr>
+            <w:r>
+              <w:t xml:space="preserve">Chương 4 mục 4.1.3; Chương 1 ghi chú sau mục 1.2</w:t>
             </w:r>
           </w:p>
         </w:tc>
@@ -57731,17 +55902,36 @@
         <w:pStyle w:val="BodyText"/>
       </w:pPr>
       <w:r>
-        <w:rPr>
-          <w:b/>
-          <w:bCs/>
-        </w:rPr>
-        <w:t xml:space="preserve">Phương pháp đo NFR-P:</w:t>
-      </w:r>
-      <w:r>
-        <w:t xml:space="preserve"> </w:t>
-      </w:r>
-      <w:r>
-        <w:t xml:space="preserve">P1 trên 100 ảnh test, báo p50/p95/p99; P2 đo liên tục 60 giây; P3 bằng video 60 giây phải xong trong ≤ 200 giây; P4 từ khởi động đến khi</w:t>
+        <w:t xml:space="preserve">Hai ràng buộc của đặc tả đáng nhắc lại vì chúng chi phối toàn bộ phần đánh giá:</w:t>
+      </w:r>
+      <w:r>
+        <w:t xml:space="preserve"> </w:t>
+      </w:r>
+      <w:r>
+        <w:rPr>
+          <w:b/>
+          <w:bCs/>
+        </w:rPr>
+        <w:t xml:space="preserve">mọi chỉ tiêu hiệu năng đều là chỉ tiêu đo trên CPU</w:t>
+      </w:r>
+      <w:r>
+        <w:t xml:space="preserve"> </w:t>
+      </w:r>
+      <w:r>
+        <w:t xml:space="preserve">— máy thực hiện không có GPU CUDA (mục 4.3.1); và</w:t>
+      </w:r>
+      <w:r>
+        <w:t xml:space="preserve"> </w:t>
+      </w:r>
+      <w:r>
+        <w:rPr>
+          <w:b/>
+          <w:bCs/>
+        </w:rPr>
+        <w:t xml:space="preserve">cặp NFR-A5/A6 được đặt tách bạch có chủ đích</w:t>
+      </w:r>
+      <w:r>
+        <w:t xml:space="preserve">, vì hiệu số giữa chúng chính là đóng góp định lượng của khối hậu xử lý, đo được nhờ cột</w:t>
       </w:r>
       <w:r>
         <w:t xml:space="preserve"> </w:t>
@@ -57750,190 +55940,23 @@
         <w:rPr>
           <w:rStyle w:val="VerbatimChar"/>
         </w:rPr>
-        <w:t xml:space="preserve">/health</w:t>
-      </w:r>
-      <w:r>
-        <w:t xml:space="preserve"> </w:t>
-      </w:r>
-      <w:r>
-        <w:t xml:space="preserve">sẵn sàng; P5 là hiệu tổng thời gian request trừ thời gian đường ống; P6 có phân trang và bộ lọc trên 10.000 bản ghi; P7 theo dõi RSS khi chạy tải liên tục.</w:t>
-      </w:r>
-    </w:p>
-    <w:p>
-      <w:pPr>
-        <w:pStyle w:val="BodyText"/>
-      </w:pPr>
-      <w:r>
-        <w:t xml:space="preserve">NFR-P1 xuất phát từ</w:t>
-      </w:r>
-      <w:r>
-        <w:t xml:space="preserve"> </w:t>
-      </w:r>
-      <w:r>
-        <w:rPr>
-          <w:b/>
-          <w:bCs/>
-        </w:rPr>
-        <w:t xml:space="preserve">phân rã ngân sách độ trễ</w:t>
-      </w:r>
-      <w:r>
-        <w:t xml:space="preserve">: giải mã ~50 ms; phát hiện @640 px ~150 ms; cắt ~30 ms; OCR mỗi biển ~120 ms; hậu xử lý &lt; 5 ms; ghi CSDL ~50 ms —</w:t>
-      </w:r>
-      <w:r>
-        <w:t xml:space="preserve"> </w:t>
-      </w:r>
-      <w:r>
-        <w:rPr>
-          <w:b/>
-          <w:bCs/>
-        </w:rPr>
-        <w:t xml:space="preserve">tổng ~405 ms cho ảnh một biển</w:t>
-      </w:r>
-      <w:r>
-        <w:t xml:space="preserve">; ngân sách 800 ms để dự phòng ảnh nhiều biển và biến động tải. Đây là</w:t>
-      </w:r>
-      <w:r>
-        <w:t xml:space="preserve"> </w:t>
-      </w:r>
-      <w:r>
-        <w:rPr>
-          <w:b/>
-          <w:bCs/>
-        </w:rPr>
-        <w:t xml:space="preserve">ước lượng thiết kế, không phải kết quả đo</w:t>
-      </w:r>
-      <w:r>
-        <w:t xml:space="preserve"> </w:t>
-      </w:r>
-      <w:r>
-        <w:t xml:space="preserve">(số đo ở Chương 5). Ngân sách lập cho nền tảng suy luận mặc định đã chốt ở mục 3.4 là</w:t>
-      </w:r>
-      <w:r>
-        <w:t xml:space="preserve"> </w:t>
-      </w:r>
-      <w:r>
-        <w:rPr>
-          <w:b/>
-          <w:bCs/>
-        </w:rPr>
-        <w:t xml:space="preserve">ONNX Runtime</w:t>
-      </w:r>
-      <w:r>
-        <w:t xml:space="preserve"> </w:t>
-      </w:r>
-      <w:r>
-        <w:t xml:space="preserve">— điểm đã đổi so với AD-05 sơ bộ. Nếu vượt ngưỡng, thứ tự giảm tải định trước: (1) INT8 OpenVINO; (2) giảm ảnh xuống 480 px; (3) biến thể OCR nhẹ hơn — chỉ hạ chỉ tiêu</w:t>
-      </w:r>
-      <w:r>
-        <w:t xml:space="preserve"> </w:t>
-      </w:r>
-      <w:r>
-        <w:rPr>
-          <w:b/>
-          <w:bCs/>
-        </w:rPr>
-        <w:t xml:space="preserve">sau khi</w:t>
-      </w:r>
-      <w:r>
-        <w:t xml:space="preserve"> </w:t>
-      </w:r>
-      <w:r>
-        <w:t xml:space="preserve">thử hết ba phương án.</w:t>
-      </w:r>
-    </w:p>
-    <w:p>
-      <w:pPr>
-        <w:pStyle w:val="BodyText"/>
-      </w:pPr>
-      <w:r>
-        <w:t xml:space="preserve">Cặp NFR-A5/A6 đặt</w:t>
-      </w:r>
-      <w:r>
-        <w:t xml:space="preserve"> </w:t>
-      </w:r>
-      <w:r>
-        <w:rPr>
-          <w:b/>
-          <w:bCs/>
-        </w:rPr>
-        <w:t xml:space="preserve">tách bạch</w:t>
-      </w:r>
-      <w:r>
-        <w:t xml:space="preserve"> </w:t>
-      </w:r>
-      <w:r>
-        <w:t xml:space="preserve">có chủ đích: hiệu số giữa chúng là đóng góp định lượng của khối hậu xử lý — đo được nhờ quyết định lưu cả chuỗi thô lẫn chuỗi sửa ở tầng dữ liệu (4.7.2b). Bổ sung:</w:t>
-      </w:r>
-      <w:r>
-        <w:t xml:space="preserve"> </w:t>
-      </w:r>
-      <w:r>
-        <w:rPr>
-          <w:b/>
-          <w:bCs/>
-        </w:rPr>
-        <w:t xml:space="preserve">NFR-A8</w:t>
-      </w:r>
-      <w:r>
-        <w:t xml:space="preserve"> </w:t>
-      </w:r>
-      <w:r>
-        <w:t xml:space="preserve">— báo cáo độ chính xác</w:t>
-      </w:r>
-      <w:r>
-        <w:t xml:space="preserve"> </w:t>
-      </w:r>
-      <w:r>
-        <w:rPr>
-          <w:b/>
-          <w:bCs/>
-        </w:rPr>
-        <w:t xml:space="preserve">tách riêng biển một dòng và hai dòng</w:t>
-      </w:r>
-      <w:r>
-        <w:t xml:space="preserve">, căn cứ số liệu 94,3% / 45,7%</w:t>
-      </w:r>
-      <w:r>
-        <w:t xml:space="preserve"> </w:t>
-      </w:r>
-      <w:r>
-        <w:rPr>
-          <w:b/>
-          <w:bCs/>
-        </w:rPr>
-        <w:t xml:space="preserve">đo trên bộ RodoSol-ALPR (Brazil)</w:t>
-      </w:r>
-      <w:r>
-        <w:t xml:space="preserve"> </w:t>
-      </w:r>
-      <w:r>
-        <w:t xml:space="preserve">đã dẫn ở 4.1.1, vì một con số tổng thể sẽ che giấu đúng chế độ thất bại cần phân tích;</w:t>
-      </w:r>
-      <w:r>
-        <w:t xml:space="preserve"> </w:t>
-      </w:r>
-      <w:r>
-        <w:rPr>
-          <w:b/>
-          <w:bCs/>
-        </w:rPr>
-        <w:t xml:space="preserve">NFR-A9</w:t>
-      </w:r>
-      <w:r>
-        <w:t xml:space="preserve"> </w:t>
-      </w:r>
-      <w:r>
-        <w:t xml:space="preserve">— báo cáo theo điều kiện ảnh nếu bộ dữ liệu có nhãn phù hợp.</w:t>
-      </w:r>
-    </w:p>
-    <w:bookmarkEnd w:id="240"/>
-    <w:bookmarkStart w:id="241" w:name="c-các-nhóm-yêu-cầu-phi-chức-năng-còn-lại"/>
-    <w:p>
-      <w:pPr>
-        <w:pStyle w:val="Heading4"/>
-      </w:pPr>
-      <w:r>
-        <w:t xml:space="preserve">c) Các nhóm yêu cầu phi chức năng còn lại</w:t>
+        <w:t xml:space="preserve">raw_ocr_text</w:t>
+      </w:r>
+      <w:r>
+        <w:t xml:space="preserve"> </w:t>
+      </w:r>
+      <w:r>
+        <w:t xml:space="preserve">(mục 4.7.3).</w:t>
+      </w:r>
+    </w:p>
+    <w:bookmarkEnd w:id="237"/>
+    <w:bookmarkStart w:id="239" w:name="Xca8a6b0a1c163d0021c70a30659365938cfbbe3"/>
+    <w:p>
+      <w:pPr>
+        <w:pStyle w:val="Heading2"/>
+      </w:pPr>
+      <w:r>
+        <w:t xml:space="preserve">Phụ lục O. Tệp cấu hình gốc, báo cáo đo và mã nguồn</w:t>
       </w:r>
     </w:p>
     <w:p>
@@ -57941,157 +55964,53 @@
         <w:pStyle w:val="FirstParagraph"/>
       </w:pPr>
       <w:r>
-        <w:rPr>
-          <w:b/>
-          <w:bCs/>
-        </w:rPr>
-        <w:t xml:space="preserve">NFR-R:</w:t>
-      </w:r>
-      <w:r>
-        <w:t xml:space="preserve"> </w:t>
-      </w:r>
-      <w:r>
-        <w:t xml:space="preserve">không sập với đầu vào hỏng/độc hại (100% lỗi bị bắt); ảnh không biển trả rỗng hợp lệ HTTP 200; video thất bại không để lại rác; tỉ lệ thành công chạy liên tục một giờ ≥ 99%; CSDL sống sót khởi động lại.</w:t>
-      </w:r>
-      <w:r>
-        <w:t xml:space="preserve"> </w:t>
-      </w:r>
-      <w:r>
-        <w:rPr>
-          <w:b/>
-          <w:bCs/>
-        </w:rPr>
-        <w:t xml:space="preserve">NFR-U:</w:t>
-      </w:r>
-      <w:r>
-        <w:t xml:space="preserve"> </w:t>
-      </w:r>
-      <w:r>
-        <w:t xml:space="preserve">lượt nhận dạng đầu tiên ≤ 3 nhấp chuột, không cần tài liệu; thao tác &gt; 500 ms có phản hồi trực quan; thông báo lỗi tiếng Việt nêu nguyên nhân và cách khắc phục; dùng được từ 1366×768; tương phản WCAG AA ≥ 4,5:1.</w:t>
-      </w:r>
-      <w:r>
-        <w:t xml:space="preserve"> </w:t>
-      </w:r>
-      <w:r>
-        <w:rPr>
-          <w:b/>
-          <w:bCs/>
-        </w:rPr>
-        <w:t xml:space="preserve">NFR-M:</w:t>
-      </w:r>
-      <w:r>
-        <w:t xml:space="preserve"> </w:t>
-      </w:r>
-      <w:r>
-        <w:t xml:space="preserve">mã AI tách hoàn toàn khỏi mã API (M1); bao phủ test tầng nghiệp vụ ≥ 70% (M2); type hint + docstring (M3); không hard-code đường dẫn (M4); thay bộ OCR không sửa tầng API (M5); lint tự động (M6) — M1 và M5</w:t>
-      </w:r>
-      <w:r>
-        <w:t xml:space="preserve"> </w:t>
-      </w:r>
-      <w:r>
-        <w:rPr>
-          <w:b/>
-          <w:bCs/>
-        </w:rPr>
-        <w:t xml:space="preserve">là yêu cầu kiến trúc</w:t>
-      </w:r>
-      <w:r>
-        <w:t xml:space="preserve">, lý do tồn tại của tầng AI độc lập (4.2).</w:t>
-      </w:r>
-      <w:r>
-        <w:t xml:space="preserve"> </w:t>
-      </w:r>
-      <w:r>
-        <w:rPr>
-          <w:b/>
-          <w:bCs/>
-        </w:rPr>
-        <w:t xml:space="preserve">NFR-S:</w:t>
-      </w:r>
-      <w:r>
-        <w:t xml:space="preserve"> </w:t>
-      </w:r>
-      <w:r>
-        <w:t xml:space="preserve">kiểm tra magic bytes; chống path traversal bằng tên tệp UUID; giới hạn kích thước phía máy chủ; CORS không ký tự đại diện; không log dữ liệu nhạy cảm; truy vấn tham số hoá qua ORM.</w:t>
-      </w:r>
-      <w:r>
-        <w:t xml:space="preserve"> </w:t>
-      </w:r>
-      <w:r>
-        <w:rPr>
-          <w:b/>
-          <w:bCs/>
-        </w:rPr>
-        <w:t xml:space="preserve">NFR-C:</w:t>
-      </w:r>
-      <w:r>
-        <w:t xml:space="preserve"> </w:t>
-      </w:r>
-      <w:r>
-        <w:t xml:space="preserve">chạy Windows/Linux/macOS qua Docker một lệnh;</w:t>
-      </w:r>
-      <w:r>
-        <w:t xml:space="preserve"> </w:t>
-      </w:r>
-      <w:r>
-        <w:rPr>
-          <w:b/>
-          <w:bCs/>
-        </w:rPr>
-        <w:t xml:space="preserve">không cần GPU là chế độ mặc định</w:t>
-      </w:r>
-      <w:r>
-        <w:t xml:space="preserve">; Chrome/Edge/Firefox; cài từ máy sạch ≤ 15 phút.</w:t>
-      </w:r>
-      <w:r>
-        <w:t xml:space="preserve"> </w:t>
-      </w:r>
-      <w:r>
-        <w:rPr>
-          <w:b/>
-          <w:bCs/>
-        </w:rPr>
-        <w:t xml:space="preserve">NFR-SC:</w:t>
-      </w:r>
-      <w:r>
-        <w:t xml:space="preserve"> </w:t>
-      </w:r>
-      <w:r>
-        <w:t xml:space="preserve">ổn định ≥ 5 yêu cầu đồng thời; không suy giảm ở 100.000 bản ghi; video nền không chặn yêu cầu khác.</w:t>
-      </w:r>
-    </w:p>
-    <w:p>
-      <w:pPr>
-        <w:pStyle w:val="BlockText"/>
-      </w:pPr>
-      <w:r>
-        <w:rPr>
-          <w:b/>
-          <w:bCs/>
-        </w:rPr>
-        <w:t xml:space="preserve">Giới hạn đã biết cần công bố.</w:t>
-      </w:r>
-      <w:r>
-        <w:t xml:space="preserve"> </w:t>
-      </w:r>
-      <w:r>
-        <w:t xml:space="preserve">SQLite chỉ cho</w:t>
-      </w:r>
-      <w:r>
-        <w:t xml:space="preserve"> </w:t>
-      </w:r>
-      <w:r>
-        <w:rPr>
-          <w:b/>
-          <w:bCs/>
-        </w:rPr>
-        <w:t xml:space="preserve">một tiến trình ghi tại một thời điểm</w:t>
-      </w:r>
-      <w:r>
-        <w:t xml:space="preserve"> </w:t>
-      </w:r>
-      <w:r>
-        <w:t xml:space="preserve">— chấp nhận được ở quy mô đồ án, nhưng phải nêu trong phần Hạn chế kèm hướng khắc phục (PostgreSQL) nếu triển khai thực tế.</w:t>
+        <w:t xml:space="preserve">Phụ lục này giữ</w:t>
+      </w:r>
+      <w:r>
+        <w:t xml:space="preserve"> </w:t>
+      </w:r>
+      <w:r>
+        <w:rPr>
+          <w:b/>
+          <w:bCs/>
+        </w:rPr>
+        <w:t xml:space="preserve">hiện vật thô</w:t>
+      </w:r>
+      <w:r>
+        <w:t xml:space="preserve"> </w:t>
+      </w:r>
+      <w:r>
+        <w:t xml:space="preserve">— thứ cần để tái lập chứ không cần để đọc hiểu.</w:t>
+      </w:r>
+      <w:r>
+        <w:t xml:space="preserve"> </w:t>
+      </w:r>
+      <w:r>
+        <w:t xml:space="preserve">Phụ lục B trình bày siêu tham số dưới dạng bảng đã biên tập. Tệp tham số nguyên</w:t>
+      </w:r>
+      <w:r>
+        <w:t xml:space="preserve"> </w:t>
+      </w:r>
+      <w:r>
+        <w:t xml:space="preserve">văn do thư viện sinh ra nằm trong kho mã tại</w:t>
+      </w:r>
+      <w:r>
+        <w:t xml:space="preserve"> </w:t>
+      </w:r>
+      <w:r>
+        <w:rPr>
+          <w:rStyle w:val="VerbatimChar"/>
+        </w:rPr>
+        <w:t xml:space="preserve">runs/</w:t>
+      </w:r>
+      <w:r>
+        <w:t xml:space="preserve">, vì một bảng biên tập lại</w:t>
+      </w:r>
+      <w:r>
+        <w:t xml:space="preserve"> </w:t>
+      </w:r>
+      <w:r>
+        <w:t xml:space="preserve">không thay được tệp gốc khi có người muốn chạy lại đúng lượt huấn luyện ấy.</w:t>
       </w:r>
     </w:p>
     <w:p>
@@ -58101,87 +56020,7 @@
         </w:pict>
       </w:r>
     </w:p>
-    <w:p>
-      <w:r>
-        <w:pict>
-          <v:rect style="width:0;height:1.5pt" o:hralign="center" o:hrstd="t" o:hr="t"/>
-        </w:pict>
-      </w:r>
-    </w:p>
-    <w:bookmarkEnd w:id="241"/>
-    <w:bookmarkEnd w:id="242"/>
-    <w:bookmarkEnd w:id="243"/>
-    <w:bookmarkStart w:id="245" w:name="Xca8a6b0a1c163d0021c70a30659365938cfbbe3"/>
-    <w:p>
-      <w:pPr>
-        <w:pStyle w:val="Heading2"/>
-      </w:pPr>
-      <w:r>
-        <w:t xml:space="preserve">Phụ lục O. Tệp cấu hình gốc, báo cáo đo và mã nguồn</w:t>
-      </w:r>
-    </w:p>
-    <w:p>
-      <w:pPr>
-        <w:pStyle w:val="FirstParagraph"/>
-      </w:pPr>
-      <w:r>
-        <w:t xml:space="preserve">Phụ lục này giữ</w:t>
-      </w:r>
-      <w:r>
-        <w:t xml:space="preserve"> </w:t>
-      </w:r>
-      <w:r>
-        <w:rPr>
-          <w:b/>
-          <w:bCs/>
-        </w:rPr>
-        <w:t xml:space="preserve">hiện vật thô</w:t>
-      </w:r>
-      <w:r>
-        <w:t xml:space="preserve"> </w:t>
-      </w:r>
-      <w:r>
-        <w:t xml:space="preserve">— thứ cần để tái lập chứ không cần để đọc hiểu.</w:t>
-      </w:r>
-      <w:r>
-        <w:t xml:space="preserve"> </w:t>
-      </w:r>
-      <w:r>
-        <w:t xml:space="preserve">Phụ lục B trình bày siêu tham số dưới dạng bảng đã biên tập. Tệp tham số nguyên</w:t>
-      </w:r>
-      <w:r>
-        <w:t xml:space="preserve"> </w:t>
-      </w:r>
-      <w:r>
-        <w:t xml:space="preserve">văn do thư viện sinh ra nằm trong kho mã tại</w:t>
-      </w:r>
-      <w:r>
-        <w:t xml:space="preserve"> </w:t>
-      </w:r>
-      <w:r>
-        <w:rPr>
-          <w:rStyle w:val="VerbatimChar"/>
-        </w:rPr>
-        <w:t xml:space="preserve">runs/</w:t>
-      </w:r>
-      <w:r>
-        <w:t xml:space="preserve">, vì một bảng biên tập lại</w:t>
-      </w:r>
-      <w:r>
-        <w:t xml:space="preserve"> </w:t>
-      </w:r>
-      <w:r>
-        <w:t xml:space="preserve">không thay được tệp gốc khi có người muốn chạy lại đúng lượt huấn luyện ấy.</w:t>
-      </w:r>
-    </w:p>
-    <w:p>
-      <w:r>
-        <w:pict>
-          <v:rect style="width:0;height:1.5pt" o:hralign="center" o:hrstd="t" o:hr="t"/>
-        </w:pict>
-      </w:r>
-    </w:p>
-    <w:bookmarkStart w:id="244" w:name="o2-danh-mục-báo-cáo-đo-dạng-json"/>
+    <w:bookmarkStart w:id="238" w:name="o2-danh-mục-báo-cáo-đo-dạng-json"/>
     <w:p>
       <w:pPr>
         <w:pStyle w:val="Heading3"/>
@@ -59118,9 +56957,9 @@
         <w:br w:type="page"/>
       </w:r>
     </w:p>
-    <w:bookmarkEnd w:id="244"/>
-    <w:bookmarkEnd w:id="245"/>
-    <w:bookmarkEnd w:id="246"/>
+    <w:bookmarkEnd w:id="238"/>
+    <w:bookmarkEnd w:id="239"/>
+    <w:bookmarkEnd w:id="240"/>
     <w:sectPr>
       <w:footnotePr>
         <w:numRestart w:val="eachSect"/>
@@ -59619,7 +57458,7 @@
     </w:rPrDefault>
     <w:pPrDefault>
       <w:pPr>
-        <w:spacing w:after="200"/>
+        <w:spacing w:after="120"/>
       </w:pPr>
     </w:pPrDefault>
   </w:docDefaults>

--- a/docs/papers/thesis-full.docx
+++ b/docs/papers/thesis-full.docx
@@ -51028,7 +51028,7 @@
       </w:r>
     </w:p>
     <w:bookmarkEnd w:id="223"/>
-    <w:bookmarkStart w:id="240" w:name="phụ-lục"/>
+    <w:bookmarkStart w:id="227" w:name="phụ-lục"/>
     <w:p>
       <w:pPr>
         <w:pStyle w:val="Heading1"/>
@@ -51037,84 +51037,31 @@
         <w:t xml:space="preserve">PHỤ LỤC</w:t>
       </w:r>
     </w:p>
+    <w:bookmarkStart w:id="224" w:name="phụ-lục-i-mã-vùng-biển-số"/>
+    <w:p>
+      <w:pPr>
+        <w:pStyle w:val="Heading2"/>
+      </w:pPr>
+      <w:r>
+        <w:t xml:space="preserve">Phụ lục I. Mã vùng biển số</w:t>
+      </w:r>
+    </w:p>
     <w:p>
       <w:pPr>
         <w:pStyle w:val="FirstParagraph"/>
       </w:pPr>
       <w:r>
-        <w:t xml:space="preserve">Phụ lục giữ phần tra cứu: quy mô mã nguồn, cấu hình huấn luyện, xuất xứ và giấy phép từng bộ dữ liệu, kết quả kiểm thử và đặc tả giao diện lập trình. Mọi số liệu lấy trực tiếp từ kho mã và các tệp kết quả đã lưu, không có số nào nhập tay.</w:t>
-      </w:r>
-    </w:p>
-    <w:p>
-      <w:r>
-        <w:pict>
-          <v:rect style="width:0;height:1.5pt" o:hralign="center" o:hrstd="t" o:hr="t"/>
-        </w:pict>
-      </w:r>
-    </w:p>
-    <w:bookmarkStart w:id="226" w:name="phụ-lục-a-mã-nguồn"/>
-    <w:p>
-      <w:pPr>
-        <w:pStyle w:val="Heading2"/>
-      </w:pPr>
-      <w:r>
-        <w:t xml:space="preserve">Phụ lục A. Mã nguồn</w:t>
-      </w:r>
-    </w:p>
-    <w:bookmarkStart w:id="224" w:name="a1-quy-mô"/>
-    <w:p>
-      <w:pPr>
-        <w:pStyle w:val="Heading3"/>
-      </w:pPr>
-      <w:r>
-        <w:t xml:space="preserve">A.1. Quy mô</w:t>
-      </w:r>
-    </w:p>
-    <w:p>
-      <w:pPr>
-        <w:pStyle w:val="FirstParagraph"/>
-      </w:pPr>
-      <w:r>
-        <w:t xml:space="preserve">Số liệu đếm trên kho mã tại thời điểm nộp, không tính thư mục phụ thuộc</w:t>
-      </w:r>
-      <w:r>
-        <w:t xml:space="preserve"> </w:t>
-      </w:r>
-      <w:r>
-        <w:t xml:space="preserve">(</w:t>
-      </w:r>
-      <w:r>
-        <w:rPr>
-          <w:rStyle w:val="VerbatimChar"/>
-        </w:rPr>
-        <w:t xml:space="preserve">node_modules</w:t>
-      </w:r>
-      <w:r>
-        <w:t xml:space="preserve">, môi trường ảo), dữ liệu ảnh, trọng số mô hình và các tệp sinh</w:t>
-      </w:r>
-      <w:r>
-        <w:t xml:space="preserve"> </w:t>
-      </w:r>
-      <w:r>
-        <w:t xml:space="preserve">tự động.</w:t>
-      </w:r>
-    </w:p>
-    <w:p>
-      <w:pPr>
-        <w:pStyle w:val="BodyText"/>
-      </w:pPr>
-      <w:r>
-        <w:rPr>
-          <w:b/>
-          <w:bCs/>
-        </w:rPr>
-        <w:t xml:space="preserve">Bảng A.1.</w:t>
-      </w:r>
-      <w:r>
-        <w:t xml:space="preserve"> </w:t>
-      </w:r>
-      <w:r>
-        <w:t xml:space="preserve">Quy mô mã nguồn theo thành phần</w:t>
+        <w:rPr>
+          <w:b/>
+          <w:bCs/>
+        </w:rPr>
+        <w:t xml:space="preserve">Bảng I.1.</w:t>
+      </w:r>
+      <w:r>
+        <w:t xml:space="preserve"> </w:t>
+      </w:r>
+      <w:r>
+        <w:t xml:space="preserve">81 mã vùng biển số đang sử dụng, dải 11–99</w:t>
       </w:r>
     </w:p>
     <w:tbl>
@@ -51124,10 +51071,15 @@
         <w:tblLook w:firstRow="1" w:lastRow="0" w:firstColumn="0" w:lastColumn="0" w:noHBand="0" w:noVBand="0" w:val="0020"/>
       </w:tblPr>
       <w:tblGrid>
-        <w:gridCol w:w="1980"/>
-        <w:gridCol w:w="1980"/>
-        <w:gridCol w:w="1980"/>
-        <w:gridCol w:w="1980"/>
+        <w:gridCol w:w="880"/>
+        <w:gridCol w:w="880"/>
+        <w:gridCol w:w="880"/>
+        <w:gridCol w:w="880"/>
+        <w:gridCol w:w="880"/>
+        <w:gridCol w:w="880"/>
+        <w:gridCol w:w="880"/>
+        <w:gridCol w:w="880"/>
+        <w:gridCol w:w="880"/>
       </w:tblGrid>
       <w:tr>
         <w:trPr>
@@ -51140,42 +51092,95 @@
               <w:pStyle w:val="Compact"/>
             </w:pPr>
             <w:r>
-              <w:t xml:space="preserve">Thành phần</w:t>
-            </w:r>
-          </w:p>
-        </w:tc>
-        <w:tc>
-          <w:tcPr/>
-          <w:p>
-            <w:pPr>
-              <w:pStyle w:val="Compact"/>
-            </w:pPr>
-            <w:r>
-              <w:t xml:space="preserve">Ngôn ngữ</w:t>
-            </w:r>
-          </w:p>
-        </w:tc>
-        <w:tc>
-          <w:tcPr/>
-          <w:p>
-            <w:pPr>
-              <w:pStyle w:val="Compact"/>
-              <w:jc w:val="right"/>
-            </w:pPr>
-            <w:r>
-              <w:t xml:space="preserve">Số tệp</w:t>
-            </w:r>
-          </w:p>
-        </w:tc>
-        <w:tc>
-          <w:tcPr/>
-          <w:p>
-            <w:pPr>
-              <w:pStyle w:val="Compact"/>
-              <w:jc w:val="right"/>
-            </w:pPr>
-            <w:r>
-              <w:t xml:space="preserve">Số dòng</w:t>
+              <w:t xml:space="preserve">11</w:t>
+            </w:r>
+          </w:p>
+        </w:tc>
+        <w:tc>
+          <w:tcPr/>
+          <w:p>
+            <w:pPr>
+              <w:pStyle w:val="Compact"/>
+            </w:pPr>
+            <w:r>
+              <w:t xml:space="preserve">12</w:t>
+            </w:r>
+          </w:p>
+        </w:tc>
+        <w:tc>
+          <w:tcPr/>
+          <w:p>
+            <w:pPr>
+              <w:pStyle w:val="Compact"/>
+            </w:pPr>
+            <w:r>
+              <w:t xml:space="preserve">14</w:t>
+            </w:r>
+          </w:p>
+        </w:tc>
+        <w:tc>
+          <w:tcPr/>
+          <w:p>
+            <w:pPr>
+              <w:pStyle w:val="Compact"/>
+            </w:pPr>
+            <w:r>
+              <w:t xml:space="preserve">15</w:t>
+            </w:r>
+          </w:p>
+        </w:tc>
+        <w:tc>
+          <w:tcPr/>
+          <w:p>
+            <w:pPr>
+              <w:pStyle w:val="Compact"/>
+            </w:pPr>
+            <w:r>
+              <w:t xml:space="preserve">16</w:t>
+            </w:r>
+          </w:p>
+        </w:tc>
+        <w:tc>
+          <w:tcPr/>
+          <w:p>
+            <w:pPr>
+              <w:pStyle w:val="Compact"/>
+            </w:pPr>
+            <w:r>
+              <w:t xml:space="preserve">17</w:t>
+            </w:r>
+          </w:p>
+        </w:tc>
+        <w:tc>
+          <w:tcPr/>
+          <w:p>
+            <w:pPr>
+              <w:pStyle w:val="Compact"/>
+            </w:pPr>
+            <w:r>
+              <w:t xml:space="preserve">18</w:t>
+            </w:r>
+          </w:p>
+        </w:tc>
+        <w:tc>
+          <w:tcPr/>
+          <w:p>
+            <w:pPr>
+              <w:pStyle w:val="Compact"/>
+            </w:pPr>
+            <w:r>
+              <w:t xml:space="preserve">19</w:t>
+            </w:r>
+          </w:p>
+        </w:tc>
+        <w:tc>
+          <w:tcPr/>
+          <w:p>
+            <w:pPr>
+              <w:pStyle w:val="Compact"/>
+            </w:pPr>
+            <w:r>
+              <w:t xml:space="preserve">20</w:t>
             </w:r>
           </w:p>
         </w:tc>
@@ -51188,51 +51193,95 @@
               <w:pStyle w:val="Compact"/>
             </w:pPr>
             <w:r>
-              <w:rPr>
-                <w:rStyle w:val="VerbatimChar"/>
-              </w:rPr>
-              <w:t xml:space="preserve">ai/</w:t>
-            </w:r>
-            <w:r>
-              <w:t xml:space="preserve"> </w:t>
-            </w:r>
-            <w:r>
-              <w:t xml:space="preserve">— tầng trí tuệ nhân tạo</w:t>
-            </w:r>
-          </w:p>
-        </w:tc>
-        <w:tc>
-          <w:tcPr/>
-          <w:p>
-            <w:pPr>
-              <w:pStyle w:val="Compact"/>
-            </w:pPr>
-            <w:r>
-              <w:t xml:space="preserve">Python</w:t>
-            </w:r>
-          </w:p>
-        </w:tc>
-        <w:tc>
-          <w:tcPr/>
-          <w:p>
-            <w:pPr>
-              <w:pStyle w:val="Compact"/>
-              <w:jc w:val="right"/>
-            </w:pPr>
-            <w:r>
-              <w:t xml:space="preserve">31</w:t>
-            </w:r>
-          </w:p>
-        </w:tc>
-        <w:tc>
-          <w:tcPr/>
-          <w:p>
-            <w:pPr>
-              <w:pStyle w:val="Compact"/>
-              <w:jc w:val="right"/>
-            </w:pPr>
-            <w:r>
-              <w:t xml:space="preserve">16.949</w:t>
+              <w:t xml:space="preserve">21</w:t>
+            </w:r>
+          </w:p>
+        </w:tc>
+        <w:tc>
+          <w:tcPr/>
+          <w:p>
+            <w:pPr>
+              <w:pStyle w:val="Compact"/>
+            </w:pPr>
+            <w:r>
+              <w:t xml:space="preserve">22</w:t>
+            </w:r>
+          </w:p>
+        </w:tc>
+        <w:tc>
+          <w:tcPr/>
+          <w:p>
+            <w:pPr>
+              <w:pStyle w:val="Compact"/>
+            </w:pPr>
+            <w:r>
+              <w:t xml:space="preserve">23</w:t>
+            </w:r>
+          </w:p>
+        </w:tc>
+        <w:tc>
+          <w:tcPr/>
+          <w:p>
+            <w:pPr>
+              <w:pStyle w:val="Compact"/>
+            </w:pPr>
+            <w:r>
+              <w:t xml:space="preserve">24</w:t>
+            </w:r>
+          </w:p>
+        </w:tc>
+        <w:tc>
+          <w:tcPr/>
+          <w:p>
+            <w:pPr>
+              <w:pStyle w:val="Compact"/>
+            </w:pPr>
+            <w:r>
+              <w:t xml:space="preserve">25</w:t>
+            </w:r>
+          </w:p>
+        </w:tc>
+        <w:tc>
+          <w:tcPr/>
+          <w:p>
+            <w:pPr>
+              <w:pStyle w:val="Compact"/>
+            </w:pPr>
+            <w:r>
+              <w:t xml:space="preserve">26</w:t>
+            </w:r>
+          </w:p>
+        </w:tc>
+        <w:tc>
+          <w:tcPr/>
+          <w:p>
+            <w:pPr>
+              <w:pStyle w:val="Compact"/>
+            </w:pPr>
+            <w:r>
+              <w:t xml:space="preserve">27</w:t>
+            </w:r>
+          </w:p>
+        </w:tc>
+        <w:tc>
+          <w:tcPr/>
+          <w:p>
+            <w:pPr>
+              <w:pStyle w:val="Compact"/>
+            </w:pPr>
+            <w:r>
+              <w:t xml:space="preserve">28</w:t>
+            </w:r>
+          </w:p>
+        </w:tc>
+        <w:tc>
+          <w:tcPr/>
+          <w:p>
+            <w:pPr>
+              <w:pStyle w:val="Compact"/>
+            </w:pPr>
+            <w:r>
+              <w:t xml:space="preserve">29</w:t>
             </w:r>
           </w:p>
         </w:tc>
@@ -51245,36 +51294,26 @@
               <w:pStyle w:val="Compact"/>
             </w:pPr>
             <w:r>
-              <w:rPr>
-                <w:rStyle w:val="VerbatimChar"/>
-              </w:rPr>
-              <w:t xml:space="preserve">scripts/</w:t>
-            </w:r>
-            <w:r>
-              <w:t xml:space="preserve"> </w:t>
-            </w:r>
-            <w:r>
-              <w:t xml:space="preserve">— công cụ dựng dữ liệu, đo đạc, xuất tài liệu</w:t>
-            </w:r>
-          </w:p>
-        </w:tc>
-        <w:tc>
-          <w:tcPr/>
-          <w:p>
-            <w:pPr>
-              <w:pStyle w:val="Compact"/>
-            </w:pPr>
-            <w:r>
-              <w:t xml:space="preserve">Python</w:t>
-            </w:r>
-          </w:p>
-        </w:tc>
-        <w:tc>
-          <w:tcPr/>
-          <w:p>
-            <w:pPr>
-              <w:pStyle w:val="Compact"/>
-              <w:jc w:val="right"/>
+              <w:t xml:space="preserve">30</w:t>
+            </w:r>
+          </w:p>
+        </w:tc>
+        <w:tc>
+          <w:tcPr/>
+          <w:p>
+            <w:pPr>
+              <w:pStyle w:val="Compact"/>
+            </w:pPr>
+            <w:r>
+              <w:t xml:space="preserve">31</w:t>
+            </w:r>
+          </w:p>
+        </w:tc>
+        <w:tc>
+          <w:tcPr/>
+          <w:p>
+            <w:pPr>
+              <w:pStyle w:val="Compact"/>
             </w:pPr>
             <w:r>
               <w:t xml:space="preserve">32</w:t>
@@ -51286,10 +51325,64 @@
           <w:p>
             <w:pPr>
               <w:pStyle w:val="Compact"/>
-              <w:jc w:val="right"/>
-            </w:pPr>
-            <w:r>
-              <w:t xml:space="preserve">17.395</w:t>
+            </w:pPr>
+            <w:r>
+              <w:t xml:space="preserve">33</w:t>
+            </w:r>
+          </w:p>
+        </w:tc>
+        <w:tc>
+          <w:tcPr/>
+          <w:p>
+            <w:pPr>
+              <w:pStyle w:val="Compact"/>
+            </w:pPr>
+            <w:r>
+              <w:t xml:space="preserve">34</w:t>
+            </w:r>
+          </w:p>
+        </w:tc>
+        <w:tc>
+          <w:tcPr/>
+          <w:p>
+            <w:pPr>
+              <w:pStyle w:val="Compact"/>
+            </w:pPr>
+            <w:r>
+              <w:t xml:space="preserve">35</w:t>
+            </w:r>
+          </w:p>
+        </w:tc>
+        <w:tc>
+          <w:tcPr/>
+          <w:p>
+            <w:pPr>
+              <w:pStyle w:val="Compact"/>
+            </w:pPr>
+            <w:r>
+              <w:t xml:space="preserve">36</w:t>
+            </w:r>
+          </w:p>
+        </w:tc>
+        <w:tc>
+          <w:tcPr/>
+          <w:p>
+            <w:pPr>
+              <w:pStyle w:val="Compact"/>
+            </w:pPr>
+            <w:r>
+              <w:t xml:space="preserve">37</w:t>
+            </w:r>
+          </w:p>
+        </w:tc>
+        <w:tc>
+          <w:tcPr/>
+          <w:p>
+            <w:pPr>
+              <w:pStyle w:val="Compact"/>
+            </w:pPr>
+            <w:r>
+              <w:t xml:space="preserve">38</w:t>
             </w:r>
           </w:p>
         </w:tc>
@@ -51302,51 +51395,95 @@
               <w:pStyle w:val="Compact"/>
             </w:pPr>
             <w:r>
-              <w:rPr>
-                <w:rStyle w:val="VerbatimChar"/>
-              </w:rPr>
-              <w:t xml:space="preserve">tests/</w:t>
-            </w:r>
-            <w:r>
-              <w:t xml:space="preserve"> </w:t>
-            </w:r>
-            <w:r>
-              <w:t xml:space="preserve">— kiểm thử tự động</w:t>
-            </w:r>
-          </w:p>
-        </w:tc>
-        <w:tc>
-          <w:tcPr/>
-          <w:p>
-            <w:pPr>
-              <w:pStyle w:val="Compact"/>
-            </w:pPr>
-            <w:r>
-              <w:t xml:space="preserve">Python</w:t>
-            </w:r>
-          </w:p>
-        </w:tc>
-        <w:tc>
-          <w:tcPr/>
-          <w:p>
-            <w:pPr>
-              <w:pStyle w:val="Compact"/>
-              <w:jc w:val="right"/>
-            </w:pPr>
-            <w:r>
-              <w:t xml:space="preserve">23</w:t>
-            </w:r>
-          </w:p>
-        </w:tc>
-        <w:tc>
-          <w:tcPr/>
-          <w:p>
-            <w:pPr>
-              <w:pStyle w:val="Compact"/>
-              <w:jc w:val="right"/>
-            </w:pPr>
-            <w:r>
-              <w:t xml:space="preserve">9.246</w:t>
+              <w:t xml:space="preserve">39</w:t>
+            </w:r>
+          </w:p>
+        </w:tc>
+        <w:tc>
+          <w:tcPr/>
+          <w:p>
+            <w:pPr>
+              <w:pStyle w:val="Compact"/>
+            </w:pPr>
+            <w:r>
+              <w:t xml:space="preserve">40</w:t>
+            </w:r>
+          </w:p>
+        </w:tc>
+        <w:tc>
+          <w:tcPr/>
+          <w:p>
+            <w:pPr>
+              <w:pStyle w:val="Compact"/>
+            </w:pPr>
+            <w:r>
+              <w:t xml:space="preserve">41</w:t>
+            </w:r>
+          </w:p>
+        </w:tc>
+        <w:tc>
+          <w:tcPr/>
+          <w:p>
+            <w:pPr>
+              <w:pStyle w:val="Compact"/>
+            </w:pPr>
+            <w:r>
+              <w:t xml:space="preserve">43</w:t>
+            </w:r>
+          </w:p>
+        </w:tc>
+        <w:tc>
+          <w:tcPr/>
+          <w:p>
+            <w:pPr>
+              <w:pStyle w:val="Compact"/>
+            </w:pPr>
+            <w:r>
+              <w:t xml:space="preserve">47</w:t>
+            </w:r>
+          </w:p>
+        </w:tc>
+        <w:tc>
+          <w:tcPr/>
+          <w:p>
+            <w:pPr>
+              <w:pStyle w:val="Compact"/>
+            </w:pPr>
+            <w:r>
+              <w:t xml:space="preserve">48</w:t>
+            </w:r>
+          </w:p>
+        </w:tc>
+        <w:tc>
+          <w:tcPr/>
+          <w:p>
+            <w:pPr>
+              <w:pStyle w:val="Compact"/>
+            </w:pPr>
+            <w:r>
+              <w:t xml:space="preserve">49</w:t>
+            </w:r>
+          </w:p>
+        </w:tc>
+        <w:tc>
+          <w:tcPr/>
+          <w:p>
+            <w:pPr>
+              <w:pStyle w:val="Compact"/>
+            </w:pPr>
+            <w:r>
+              <w:t xml:space="preserve">50</w:t>
+            </w:r>
+          </w:p>
+        </w:tc>
+        <w:tc>
+          <w:tcPr/>
+          <w:p>
+            <w:pPr>
+              <w:pStyle w:val="Compact"/>
+            </w:pPr>
+            <w:r>
+              <w:t xml:space="preserve">51</w:t>
             </w:r>
           </w:p>
         </w:tc>
@@ -51359,51 +51496,95 @@
               <w:pStyle w:val="Compact"/>
             </w:pPr>
             <w:r>
-              <w:rPr>
-                <w:rStyle w:val="VerbatimChar"/>
-              </w:rPr>
-              <w:t xml:space="preserve">backend/</w:t>
-            </w:r>
-            <w:r>
-              <w:t xml:space="preserve"> </w:t>
-            </w:r>
-            <w:r>
-              <w:t xml:space="preserve">— dịch vụ web và truy cập dữ liệu</w:t>
-            </w:r>
-          </w:p>
-        </w:tc>
-        <w:tc>
-          <w:tcPr/>
-          <w:p>
-            <w:pPr>
-              <w:pStyle w:val="Compact"/>
-            </w:pPr>
-            <w:r>
-              <w:t xml:space="preserve">Python</w:t>
-            </w:r>
-          </w:p>
-        </w:tc>
-        <w:tc>
-          <w:tcPr/>
-          <w:p>
-            <w:pPr>
-              <w:pStyle w:val="Compact"/>
-              <w:jc w:val="right"/>
-            </w:pPr>
-            <w:r>
-              <w:t xml:space="preserve">29</w:t>
-            </w:r>
-          </w:p>
-        </w:tc>
-        <w:tc>
-          <w:tcPr/>
-          <w:p>
-            <w:pPr>
-              <w:pStyle w:val="Compact"/>
-              <w:jc w:val="right"/>
-            </w:pPr>
-            <w:r>
-              <w:t xml:space="preserve">9.992</w:t>
+              <w:t xml:space="preserve">52</w:t>
+            </w:r>
+          </w:p>
+        </w:tc>
+        <w:tc>
+          <w:tcPr/>
+          <w:p>
+            <w:pPr>
+              <w:pStyle w:val="Compact"/>
+            </w:pPr>
+            <w:r>
+              <w:t xml:space="preserve">53</w:t>
+            </w:r>
+          </w:p>
+        </w:tc>
+        <w:tc>
+          <w:tcPr/>
+          <w:p>
+            <w:pPr>
+              <w:pStyle w:val="Compact"/>
+            </w:pPr>
+            <w:r>
+              <w:t xml:space="preserve">54</w:t>
+            </w:r>
+          </w:p>
+        </w:tc>
+        <w:tc>
+          <w:tcPr/>
+          <w:p>
+            <w:pPr>
+              <w:pStyle w:val="Compact"/>
+            </w:pPr>
+            <w:r>
+              <w:t xml:space="preserve">55</w:t>
+            </w:r>
+          </w:p>
+        </w:tc>
+        <w:tc>
+          <w:tcPr/>
+          <w:p>
+            <w:pPr>
+              <w:pStyle w:val="Compact"/>
+            </w:pPr>
+            <w:r>
+              <w:t xml:space="preserve">56</w:t>
+            </w:r>
+          </w:p>
+        </w:tc>
+        <w:tc>
+          <w:tcPr/>
+          <w:p>
+            <w:pPr>
+              <w:pStyle w:val="Compact"/>
+            </w:pPr>
+            <w:r>
+              <w:t xml:space="preserve">57</w:t>
+            </w:r>
+          </w:p>
+        </w:tc>
+        <w:tc>
+          <w:tcPr/>
+          <w:p>
+            <w:pPr>
+              <w:pStyle w:val="Compact"/>
+            </w:pPr>
+            <w:r>
+              <w:t xml:space="preserve">58</w:t>
+            </w:r>
+          </w:p>
+        </w:tc>
+        <w:tc>
+          <w:tcPr/>
+          <w:p>
+            <w:pPr>
+              <w:pStyle w:val="Compact"/>
+            </w:pPr>
+            <w:r>
+              <w:t xml:space="preserve">59</w:t>
+            </w:r>
+          </w:p>
+        </w:tc>
+        <w:tc>
+          <w:tcPr/>
+          <w:p>
+            <w:pPr>
+              <w:pStyle w:val="Compact"/>
+            </w:pPr>
+            <w:r>
+              <w:t xml:space="preserve">60</w:t>
             </w:r>
           </w:p>
         </w:tc>
@@ -51416,51 +51597,95 @@
               <w:pStyle w:val="Compact"/>
             </w:pPr>
             <w:r>
-              <w:rPr>
-                <w:rStyle w:val="VerbatimChar"/>
-              </w:rPr>
-              <w:t xml:space="preserve">frontend/</w:t>
-            </w:r>
-            <w:r>
-              <w:t xml:space="preserve"> </w:t>
-            </w:r>
-            <w:r>
-              <w:t xml:space="preserve">— giao diện người dùng</w:t>
-            </w:r>
-          </w:p>
-        </w:tc>
-        <w:tc>
-          <w:tcPr/>
-          <w:p>
-            <w:pPr>
-              <w:pStyle w:val="Compact"/>
-            </w:pPr>
-            <w:r>
-              <w:t xml:space="preserve">TypeScript / TSX / CSS</w:t>
-            </w:r>
-          </w:p>
-        </w:tc>
-        <w:tc>
-          <w:tcPr/>
-          <w:p>
-            <w:pPr>
-              <w:pStyle w:val="Compact"/>
-              <w:jc w:val="right"/>
-            </w:pPr>
-            <w:r>
-              <w:t xml:space="preserve">52</w:t>
-            </w:r>
-          </w:p>
-        </w:tc>
-        <w:tc>
-          <w:tcPr/>
-          <w:p>
-            <w:pPr>
-              <w:pStyle w:val="Compact"/>
-              <w:jc w:val="right"/>
-            </w:pPr>
-            <w:r>
-              <w:t xml:space="preserve">10.471</w:t>
+              <w:t xml:space="preserve">61</w:t>
+            </w:r>
+          </w:p>
+        </w:tc>
+        <w:tc>
+          <w:tcPr/>
+          <w:p>
+            <w:pPr>
+              <w:pStyle w:val="Compact"/>
+            </w:pPr>
+            <w:r>
+              <w:t xml:space="preserve">62</w:t>
+            </w:r>
+          </w:p>
+        </w:tc>
+        <w:tc>
+          <w:tcPr/>
+          <w:p>
+            <w:pPr>
+              <w:pStyle w:val="Compact"/>
+            </w:pPr>
+            <w:r>
+              <w:t xml:space="preserve">63</w:t>
+            </w:r>
+          </w:p>
+        </w:tc>
+        <w:tc>
+          <w:tcPr/>
+          <w:p>
+            <w:pPr>
+              <w:pStyle w:val="Compact"/>
+            </w:pPr>
+            <w:r>
+              <w:t xml:space="preserve">64</w:t>
+            </w:r>
+          </w:p>
+        </w:tc>
+        <w:tc>
+          <w:tcPr/>
+          <w:p>
+            <w:pPr>
+              <w:pStyle w:val="Compact"/>
+            </w:pPr>
+            <w:r>
+              <w:t xml:space="preserve">65</w:t>
+            </w:r>
+          </w:p>
+        </w:tc>
+        <w:tc>
+          <w:tcPr/>
+          <w:p>
+            <w:pPr>
+              <w:pStyle w:val="Compact"/>
+            </w:pPr>
+            <w:r>
+              <w:t xml:space="preserve">66</w:t>
+            </w:r>
+          </w:p>
+        </w:tc>
+        <w:tc>
+          <w:tcPr/>
+          <w:p>
+            <w:pPr>
+              <w:pStyle w:val="Compact"/>
+            </w:pPr>
+            <w:r>
+              <w:t xml:space="preserve">67</w:t>
+            </w:r>
+          </w:p>
+        </w:tc>
+        <w:tc>
+          <w:tcPr/>
+          <w:p>
+            <w:pPr>
+              <w:pStyle w:val="Compact"/>
+            </w:pPr>
+            <w:r>
+              <w:t xml:space="preserve">68</w:t>
+            </w:r>
+          </w:p>
+        </w:tc>
+        <w:tc>
+          <w:tcPr/>
+          <w:p>
+            <w:pPr>
+              <w:pStyle w:val="Compact"/>
+            </w:pPr>
+            <w:r>
+              <w:t xml:space="preserve">69</w:t>
             </w:r>
           </w:p>
         </w:tc>
@@ -51473,51 +51698,95 @@
               <w:pStyle w:val="Compact"/>
             </w:pPr>
             <w:r>
-              <w:rPr>
-                <w:rStyle w:val="VerbatimChar"/>
-              </w:rPr>
-              <w:t xml:space="preserve">ai/</w:t>
-            </w:r>
-            <w:r>
-              <w:t xml:space="preserve"> </w:t>
-            </w:r>
-            <w:r>
-              <w:t xml:space="preserve">— cấu hình huấn luyện và bộ dữ liệu</w:t>
-            </w:r>
-          </w:p>
-        </w:tc>
-        <w:tc>
-          <w:tcPr/>
-          <w:p>
-            <w:pPr>
-              <w:pStyle w:val="Compact"/>
-            </w:pPr>
-            <w:r>
-              <w:t xml:space="preserve">YAML</w:t>
-            </w:r>
-          </w:p>
-        </w:tc>
-        <w:tc>
-          <w:tcPr/>
-          <w:p>
-            <w:pPr>
-              <w:pStyle w:val="Compact"/>
-              <w:jc w:val="right"/>
-            </w:pPr>
-            <w:r>
-              <w:t xml:space="preserve">3</w:t>
-            </w:r>
-          </w:p>
-        </w:tc>
-        <w:tc>
-          <w:tcPr/>
-          <w:p>
-            <w:pPr>
-              <w:pStyle w:val="Compact"/>
-              <w:jc w:val="right"/>
-            </w:pPr>
-            <w:r>
-              <w:t xml:space="preserve">328</w:t>
+              <w:t xml:space="preserve">70</w:t>
+            </w:r>
+          </w:p>
+        </w:tc>
+        <w:tc>
+          <w:tcPr/>
+          <w:p>
+            <w:pPr>
+              <w:pStyle w:val="Compact"/>
+            </w:pPr>
+            <w:r>
+              <w:t xml:space="preserve">71</w:t>
+            </w:r>
+          </w:p>
+        </w:tc>
+        <w:tc>
+          <w:tcPr/>
+          <w:p>
+            <w:pPr>
+              <w:pStyle w:val="Compact"/>
+            </w:pPr>
+            <w:r>
+              <w:t xml:space="preserve">72</w:t>
+            </w:r>
+          </w:p>
+        </w:tc>
+        <w:tc>
+          <w:tcPr/>
+          <w:p>
+            <w:pPr>
+              <w:pStyle w:val="Compact"/>
+            </w:pPr>
+            <w:r>
+              <w:t xml:space="preserve">73</w:t>
+            </w:r>
+          </w:p>
+        </w:tc>
+        <w:tc>
+          <w:tcPr/>
+          <w:p>
+            <w:pPr>
+              <w:pStyle w:val="Compact"/>
+            </w:pPr>
+            <w:r>
+              <w:t xml:space="preserve">74</w:t>
+            </w:r>
+          </w:p>
+        </w:tc>
+        <w:tc>
+          <w:tcPr/>
+          <w:p>
+            <w:pPr>
+              <w:pStyle w:val="Compact"/>
+            </w:pPr>
+            <w:r>
+              <w:t xml:space="preserve">75</w:t>
+            </w:r>
+          </w:p>
+        </w:tc>
+        <w:tc>
+          <w:tcPr/>
+          <w:p>
+            <w:pPr>
+              <w:pStyle w:val="Compact"/>
+            </w:pPr>
+            <w:r>
+              <w:t xml:space="preserve">76</w:t>
+            </w:r>
+          </w:p>
+        </w:tc>
+        <w:tc>
+          <w:tcPr/>
+          <w:p>
+            <w:pPr>
+              <w:pStyle w:val="Compact"/>
+            </w:pPr>
+            <w:r>
+              <w:t xml:space="preserve">77</w:t>
+            </w:r>
+          </w:p>
+        </w:tc>
+        <w:tc>
+          <w:tcPr/>
+          <w:p>
+            <w:pPr>
+              <w:pStyle w:val="Compact"/>
+            </w:pPr>
+            <w:r>
+              <w:t xml:space="preserve">78</w:t>
             </w:r>
           </w:p>
         </w:tc>
@@ -51530,57 +51799,95 @@
               <w:pStyle w:val="Compact"/>
             </w:pPr>
             <w:r>
-              <w:rPr>
-                <w:rStyle w:val="VerbatimChar"/>
-              </w:rPr>
-              <w:t xml:space="preserve">deployment/</w:t>
-            </w:r>
-            <w:r>
-              <w:t xml:space="preserve">,</w:t>
-            </w:r>
-            <w:r>
-              <w:t xml:space="preserve"> </w:t>
-            </w:r>
-            <w:r>
-              <w:rPr>
-                <w:rStyle w:val="VerbatimChar"/>
-              </w:rPr>
-              <w:t xml:space="preserve">docker-compose.yml</w:t>
-            </w:r>
-          </w:p>
-        </w:tc>
-        <w:tc>
-          <w:tcPr/>
-          <w:p>
-            <w:pPr>
-              <w:pStyle w:val="Compact"/>
-            </w:pPr>
-            <w:r>
-              <w:t xml:space="preserve">Dockerfile / YAML</w:t>
-            </w:r>
-          </w:p>
-        </w:tc>
-        <w:tc>
-          <w:tcPr/>
-          <w:p>
-            <w:pPr>
-              <w:pStyle w:val="Compact"/>
-              <w:jc w:val="right"/>
-            </w:pPr>
-            <w:r>
-              <w:t xml:space="preserve">5</w:t>
-            </w:r>
-          </w:p>
-        </w:tc>
-        <w:tc>
-          <w:tcPr/>
-          <w:p>
-            <w:pPr>
-              <w:pStyle w:val="Compact"/>
-              <w:jc w:val="right"/>
-            </w:pPr>
-            <w:r>
-              <w:t xml:space="preserve">780</w:t>
+              <w:t xml:space="preserve">79</w:t>
+            </w:r>
+          </w:p>
+        </w:tc>
+        <w:tc>
+          <w:tcPr/>
+          <w:p>
+            <w:pPr>
+              <w:pStyle w:val="Compact"/>
+            </w:pPr>
+            <w:r>
+              <w:t xml:space="preserve">80</w:t>
+            </w:r>
+          </w:p>
+        </w:tc>
+        <w:tc>
+          <w:tcPr/>
+          <w:p>
+            <w:pPr>
+              <w:pStyle w:val="Compact"/>
+            </w:pPr>
+            <w:r>
+              <w:t xml:space="preserve">81</w:t>
+            </w:r>
+          </w:p>
+        </w:tc>
+        <w:tc>
+          <w:tcPr/>
+          <w:p>
+            <w:pPr>
+              <w:pStyle w:val="Compact"/>
+            </w:pPr>
+            <w:r>
+              <w:t xml:space="preserve">82</w:t>
+            </w:r>
+          </w:p>
+        </w:tc>
+        <w:tc>
+          <w:tcPr/>
+          <w:p>
+            <w:pPr>
+              <w:pStyle w:val="Compact"/>
+            </w:pPr>
+            <w:r>
+              <w:t xml:space="preserve">83</w:t>
+            </w:r>
+          </w:p>
+        </w:tc>
+        <w:tc>
+          <w:tcPr/>
+          <w:p>
+            <w:pPr>
+              <w:pStyle w:val="Compact"/>
+            </w:pPr>
+            <w:r>
+              <w:t xml:space="preserve">84</w:t>
+            </w:r>
+          </w:p>
+        </w:tc>
+        <w:tc>
+          <w:tcPr/>
+          <w:p>
+            <w:pPr>
+              <w:pStyle w:val="Compact"/>
+            </w:pPr>
+            <w:r>
+              <w:t xml:space="preserve">85</w:t>
+            </w:r>
+          </w:p>
+        </w:tc>
+        <w:tc>
+          <w:tcPr/>
+          <w:p>
+            <w:pPr>
+              <w:pStyle w:val="Compact"/>
+            </w:pPr>
+            <w:r>
+              <w:t xml:space="preserve">86</w:t>
+            </w:r>
+          </w:p>
+        </w:tc>
+        <w:tc>
+          <w:tcPr/>
+          <w:p>
+            <w:pPr>
+              <w:pStyle w:val="Compact"/>
+            </w:pPr>
+            <w:r>
+              <w:t xml:space="preserve">88</w:t>
             </w:r>
           </w:p>
         </w:tc>
@@ -51593,51 +51900,95 @@
               <w:pStyle w:val="Compact"/>
             </w:pPr>
             <w:r>
-              <w:rPr>
-                <w:b/>
-                <w:bCs/>
-              </w:rPr>
-              <w:t xml:space="preserve">Tổng</w:t>
-            </w:r>
-          </w:p>
-        </w:tc>
-        <w:tc>
-          <w:tcPr/>
-          <w:p>
-            <w:pPr>
-              <w:pStyle w:val="Compact"/>
-            </w:pPr>
-          </w:p>
-        </w:tc>
-        <w:tc>
-          <w:tcPr/>
-          <w:p>
-            <w:pPr>
-              <w:pStyle w:val="Compact"/>
-              <w:jc w:val="right"/>
-            </w:pPr>
-            <w:r>
-              <w:rPr>
-                <w:b/>
-                <w:bCs/>
-              </w:rPr>
-              <w:t xml:space="preserve">178</w:t>
-            </w:r>
-          </w:p>
-        </w:tc>
-        <w:tc>
-          <w:tcPr/>
-          <w:p>
-            <w:pPr>
-              <w:pStyle w:val="Compact"/>
-              <w:jc w:val="right"/>
-            </w:pPr>
-            <w:r>
-              <w:rPr>
-                <w:b/>
-                <w:bCs/>
-              </w:rPr>
-              <w:t xml:space="preserve">65.805</w:t>
+              <w:t xml:space="preserve">89</w:t>
+            </w:r>
+          </w:p>
+        </w:tc>
+        <w:tc>
+          <w:tcPr/>
+          <w:p>
+            <w:pPr>
+              <w:pStyle w:val="Compact"/>
+            </w:pPr>
+            <w:r>
+              <w:t xml:space="preserve">90</w:t>
+            </w:r>
+          </w:p>
+        </w:tc>
+        <w:tc>
+          <w:tcPr/>
+          <w:p>
+            <w:pPr>
+              <w:pStyle w:val="Compact"/>
+            </w:pPr>
+            <w:r>
+              <w:t xml:space="preserve">92</w:t>
+            </w:r>
+          </w:p>
+        </w:tc>
+        <w:tc>
+          <w:tcPr/>
+          <w:p>
+            <w:pPr>
+              <w:pStyle w:val="Compact"/>
+            </w:pPr>
+            <w:r>
+              <w:t xml:space="preserve">93</w:t>
+            </w:r>
+          </w:p>
+        </w:tc>
+        <w:tc>
+          <w:tcPr/>
+          <w:p>
+            <w:pPr>
+              <w:pStyle w:val="Compact"/>
+            </w:pPr>
+            <w:r>
+              <w:t xml:space="preserve">94</w:t>
+            </w:r>
+          </w:p>
+        </w:tc>
+        <w:tc>
+          <w:tcPr/>
+          <w:p>
+            <w:pPr>
+              <w:pStyle w:val="Compact"/>
+            </w:pPr>
+            <w:r>
+              <w:t xml:space="preserve">95</w:t>
+            </w:r>
+          </w:p>
+        </w:tc>
+        <w:tc>
+          <w:tcPr/>
+          <w:p>
+            <w:pPr>
+              <w:pStyle w:val="Compact"/>
+            </w:pPr>
+            <w:r>
+              <w:t xml:space="preserve">97</w:t>
+            </w:r>
+          </w:p>
+        </w:tc>
+        <w:tc>
+          <w:tcPr/>
+          <w:p>
+            <w:pPr>
+              <w:pStyle w:val="Compact"/>
+            </w:pPr>
+            <w:r>
+              <w:t xml:space="preserve">98</w:t>
+            </w:r>
+          </w:p>
+        </w:tc>
+        <w:tc>
+          <w:tcPr/>
+          <w:p>
+            <w:pPr>
+              <w:pStyle w:val="Compact"/>
+            </w:pPr>
+            <w:r>
+              <w:t xml:space="preserve">99</w:t>
             </w:r>
           </w:p>
         </w:tc>
@@ -51648,35 +51999,32 @@
         <w:pStyle w:val="BodyText"/>
       </w:pPr>
       <w:r>
-        <w:t xml:space="preserve">Tỷ trọng đáng chú ý: phần</w:t>
-      </w:r>
-      <w:r>
-        <w:t xml:space="preserve"> </w:t>
-      </w:r>
-      <w:r>
-        <w:rPr>
-          <w:b/>
-          <w:bCs/>
-        </w:rPr>
-        <w:t xml:space="preserve">kiểm thử và công cụ đo đạc</w:t>
-      </w:r>
-      <w:r>
-        <w:t xml:space="preserve"> </w:t>
-      </w:r>
-      <w:r>
-        <w:t xml:space="preserve">(</w:t>
+        <w:t xml:space="preserve">Dải 11–99 có 89 số;</w:t>
+      </w:r>
+      <w:r>
+        <w:t xml:space="preserve"> </w:t>
+      </w:r>
+      <w:r>
+        <w:rPr>
+          <w:b/>
+          <w:bCs/>
+        </w:rPr>
+        <w:t xml:space="preserve">8 mã chưa cấp</w:t>
+      </w:r>
+      <w:r>
+        <w:t xml:space="preserve">:</w:t>
+      </w:r>
+      <w:r>
+        <w:t xml:space="preserve"> </w:t>
       </w:r>
       <w:r>
         <w:rPr>
           <w:rStyle w:val="VerbatimChar"/>
         </w:rPr>
-        <w:t xml:space="preserve">tests/</w:t>
-      </w:r>
-      <w:r>
-        <w:t xml:space="preserve"> </w:t>
-      </w:r>
-      <w:r>
-        <w:t xml:space="preserve">+</w:t>
+        <w:t xml:space="preserve">13</w:t>
+      </w:r>
+      <w:r>
+        <w:t xml:space="preserve">,</w:t>
       </w:r>
       <w:r>
         <w:t xml:space="preserve"> </w:t>
@@ -51685,83 +52033,10 @@
         <w:rPr>
           <w:rStyle w:val="VerbatimChar"/>
         </w:rPr>
-        <w:t xml:space="preserve">scripts/</w:t>
-      </w:r>
-      <w:r>
-        <w:t xml:space="preserve">)</w:t>
-      </w:r>
-      <w:r>
-        <w:t xml:space="preserve"> </w:t>
-      </w:r>
-      <w:r>
-        <w:t xml:space="preserve">chiếm</w:t>
-      </w:r>
-      <w:r>
-        <w:t xml:space="preserve"> </w:t>
-      </w:r>
-      <w:r>
-        <w:rPr>
-          <w:b/>
-          <w:bCs/>
-        </w:rPr>
-        <w:t xml:space="preserve">26.641 dòng, tức 40,5%</w:t>
-      </w:r>
-      <w:r>
-        <w:t xml:space="preserve"> </w:t>
-      </w:r>
-      <w:r>
-        <w:t xml:space="preserve">toàn bộ mã nguồn — nhiều hơn cả tầng AI. Đây là</w:t>
-      </w:r>
-      <w:r>
-        <w:t xml:space="preserve"> </w:t>
-      </w:r>
-      <w:r>
-        <w:t xml:space="preserve">hệ quả trực tiếp của nguyên tắc trình bày đã nêu ở mục 5.1.2: mỗi con số công bố</w:t>
-      </w:r>
-      <w:r>
-        <w:t xml:space="preserve"> </w:t>
-      </w:r>
-      <w:r>
-        <w:t xml:space="preserve">trong Chương 5 phải sinh ra được bằng một lệnh chạy lại được.</w:t>
-      </w:r>
-    </w:p>
-    <w:bookmarkEnd w:id="224"/>
-    <w:bookmarkStart w:id="225" w:name="a2-tổ-chức-thư-mục"/>
-    <w:p>
-      <w:pPr>
-        <w:pStyle w:val="Heading3"/>
-      </w:pPr>
-      <w:r>
-        <w:t xml:space="preserve">A.2. Tổ chức thư mục</w:t>
-      </w:r>
-    </w:p>
-    <w:p>
-      <w:pPr>
-        <w:pStyle w:val="FirstParagraph"/>
-      </w:pPr>
-      <w:r>
-        <w:t xml:space="preserve">Cây thư mục và ranh giới giữa các tầng trình bày ở</w:t>
-      </w:r>
-      <w:r>
-        <w:t xml:space="preserve"> </w:t>
-      </w:r>
-      <w:r>
-        <w:rPr>
-          <w:b/>
-          <w:bCs/>
-        </w:rPr>
-        <w:t xml:space="preserve">mục 4.2.2</w:t>
-      </w:r>
-      <w:r>
-        <w:t xml:space="preserve">.</w:t>
-      </w:r>
-    </w:p>
-    <w:p>
-      <w:pPr>
-        <w:pStyle w:val="BodyText"/>
-      </w:pPr>
-      <w:r>
-        <w:t xml:space="preserve">Ranh giới quan trọng nhất trong cây thư mục:</w:t>
+        <w:t xml:space="preserve">42</w:t>
+      </w:r>
+      <w:r>
+        <w:t xml:space="preserve">,</w:t>
       </w:r>
       <w:r>
         <w:t xml:space="preserve"> </w:t>
@@ -51769,56 +52044,23 @@
       <w:r>
         <w:rPr>
           <w:rStyle w:val="VerbatimChar"/>
-          <w:b/>
-          <w:bCs/>
-        </w:rPr>
-        <w:t xml:space="preserve">ai/</w:t>
-      </w:r>
-      <w:r>
-        <w:rPr>
-          <w:b/>
-          <w:bCs/>
-        </w:rPr>
-        <w:t xml:space="preserve"> </w:t>
-      </w:r>
-      <w:r>
-        <w:rPr>
-          <w:b/>
-          <w:bCs/>
-        </w:rPr>
-        <w:t xml:space="preserve">không được import bất cứ</w:t>
-      </w:r>
-      <w:r>
-        <w:rPr>
-          <w:b/>
-          <w:bCs/>
-        </w:rPr>
-        <w:t xml:space="preserve"> </w:t>
-      </w:r>
-      <w:r>
-        <w:rPr>
-          <w:b/>
-          <w:bCs/>
-        </w:rPr>
-        <w:t xml:space="preserve">thứ gì từ</w:t>
-      </w:r>
-      <w:r>
-        <w:rPr>
-          <w:b/>
-          <w:bCs/>
-        </w:rPr>
+        </w:rPr>
+        <w:t xml:space="preserve">44</w:t>
+      </w:r>
+      <w:r>
+        <w:t xml:space="preserve">,</w:t>
+      </w:r>
+      <w:r>
         <w:t xml:space="preserve"> </w:t>
       </w:r>
       <w:r>
         <w:rPr>
           <w:rStyle w:val="VerbatimChar"/>
-          <w:b/>
-          <w:bCs/>
-        </w:rPr>
-        <w:t xml:space="preserve">backend/</w:t>
-      </w:r>
-      <w:r>
-        <w:t xml:space="preserve">. Ràng buộc này là NFR-M1 và được canh giữ tự động bởi</w:t>
+        </w:rPr>
+        <w:t xml:space="preserve">45</w:t>
+      </w:r>
+      <w:r>
+        <w:t xml:space="preserve">,</w:t>
       </w:r>
       <w:r>
         <w:t xml:space="preserve"> </w:t>
@@ -51827,19 +52069,75 @@
         <w:rPr>
           <w:rStyle w:val="VerbatimChar"/>
         </w:rPr>
-        <w:t xml:space="preserve">tests/test_architecture.py</w:t>
-      </w:r>
-      <w:r>
-        <w:t xml:space="preserve"> </w:t>
-      </w:r>
-      <w:r>
-        <w:t xml:space="preserve">— không phải bằng quy ước mà bằng một test sẽ fail</w:t>
-      </w:r>
-      <w:r>
-        <w:t xml:space="preserve"> </w:t>
-      </w:r>
-      <w:r>
-        <w:t xml:space="preserve">nếu ai đó vi phạm. Lý do và hệ quả trình bày ở mục 4.2.1 và 5.5.1.</w:t>
+        <w:t xml:space="preserve">46</w:t>
+      </w:r>
+      <w:r>
+        <w:t xml:space="preserve">,</w:t>
+      </w:r>
+      <w:r>
+        <w:t xml:space="preserve"> </w:t>
+      </w:r>
+      <w:r>
+        <w:rPr>
+          <w:rStyle w:val="VerbatimChar"/>
+        </w:rPr>
+        <w:t xml:space="preserve">87</w:t>
+      </w:r>
+      <w:r>
+        <w:t xml:space="preserve">,</w:t>
+      </w:r>
+      <w:r>
+        <w:t xml:space="preserve"> </w:t>
+      </w:r>
+      <w:r>
+        <w:rPr>
+          <w:rStyle w:val="VerbatimChar"/>
+        </w:rPr>
+        <w:t xml:space="preserve">91</w:t>
+      </w:r>
+      <w:r>
+        <w:t xml:space="preserve">,</w:t>
+      </w:r>
+      <w:r>
+        <w:t xml:space="preserve"> </w:t>
+      </w:r>
+      <w:r>
+        <w:rPr>
+          <w:rStyle w:val="VerbatimChar"/>
+        </w:rPr>
+        <w:t xml:space="preserve">96</w:t>
+      </w:r>
+      <w:r>
+        <w:t xml:space="preserve">. Từ 01/7/2025 cả nước còn</w:t>
+      </w:r>
+      <w:r>
+        <w:t xml:space="preserve"> </w:t>
+      </w:r>
+      <w:r>
+        <w:rPr>
+          <w:b/>
+          <w:bCs/>
+        </w:rPr>
+        <w:t xml:space="preserve">34 tỉnh, thành phố</w:t>
+      </w:r>
+      <w:r>
+        <w:t xml:space="preserve">, và ký hiệu sau hợp nhất</w:t>
+      </w:r>
+      <w:r>
+        <w:t xml:space="preserve"> </w:t>
+      </w:r>
+      <w:r>
+        <w:rPr>
+          <w:b/>
+          <w:bCs/>
+        </w:rPr>
+        <w:t xml:space="preserve">giữ toàn bộ ký hiệu của các địa phương được hợp nhất</w:t>
+      </w:r>
+      <w:r>
+        <w:t xml:space="preserve"> </w:t>
+      </w:r>
+      <w:r>
+        <w:t xml:space="preserve">— nên số mã vẫn nhiều hơn số tỉnh. Danh sách này là nguồn sinh ra nhóm bắt mã tỉnh trong biểu thức kiểm tra hợp lệ (mục 4.6.5), nên nó không thể lệch khỏi mã đang chạy.</w:t>
       </w:r>
     </w:p>
     <w:p>
@@ -51849,15 +52147,14 @@
         </w:pict>
       </w:r>
     </w:p>
-    <w:bookmarkEnd w:id="225"/>
-    <w:bookmarkEnd w:id="226"/>
-    <w:bookmarkStart w:id="227" w:name="phụ-lục-b-siêu-tham-số-huấn-luyện"/>
+    <w:bookmarkEnd w:id="224"/>
+    <w:bookmarkStart w:id="225" w:name="phụ-lục-ii-ghi-công-giấy-phép-bộ-dữ-liệu"/>
     <w:p>
       <w:pPr>
         <w:pStyle w:val="Heading2"/>
       </w:pPr>
       <w:r>
-        <w:t xml:space="preserve">Phụ lục B. Siêu tham số huấn luyện</w:t>
+        <w:t xml:space="preserve">Phụ lục II. Ghi công giấy phép bộ dữ liệu</w:t>
       </w:r>
     </w:p>
     <w:p>
@@ -51865,7 +52162,33 @@
         <w:pStyle w:val="FirstParagraph"/>
       </w:pPr>
       <w:r>
-        <w:t xml:space="preserve">Cấu hình đầy đủ của lượt huấn luyện sinh ra</w:t>
+        <w:t xml:space="preserve">Bộ dữ liệu hợp nhất từ bảy nguồn công khai.</w:t>
+      </w:r>
+      <w:r>
+        <w:t xml:space="preserve"> </w:t>
+      </w:r>
+      <w:r>
+        <w:rPr>
+          <w:b/>
+          <w:bCs/>
+        </w:rPr>
+        <w:t xml:space="preserve">Năm bộ phát hành theo giấy phép CC BY 4.0</w:t>
+      </w:r>
+      <w:r>
+        <w:t xml:space="preserve">, giấy phép này</w:t>
+      </w:r>
+      <w:r>
+        <w:t xml:space="preserve"> </w:t>
+      </w:r>
+      <w:r>
+        <w:rPr>
+          <w:b/>
+          <w:bCs/>
+        </w:rPr>
+        <w:t xml:space="preserve">bắt buộc ghi công tác giả</w:t>
+      </w:r>
+      <w:r>
+        <w:t xml:space="preserve">: Roboflow</w:t>
       </w:r>
       <w:r>
         <w:t xml:space="preserve"> </w:t>
@@ -51874,19 +52197,10 @@
         <w:rPr>
           <w:rStyle w:val="VerbatimChar"/>
         </w:rPr>
-        <w:t xml:space="preserve">models/best.pt</w:t>
-      </w:r>
-      <w:r>
-        <w:t xml:space="preserve"> </w:t>
-      </w:r>
-      <w:r>
-        <w:t xml:space="preserve">— mô hình được dùng</w:t>
-      </w:r>
-      <w:r>
-        <w:t xml:space="preserve"> </w:t>
-      </w:r>
-      <w:r>
-        <w:t xml:space="preserve">cho mọi số liệu công bố trong Chương 5. Nguồn:</w:t>
+        <w:t xml:space="preserve">school-fuhih/vietnamese-license-plate-tptd0</w:t>
+      </w:r>
+      <w:r>
+        <w:t xml:space="preserve">,</w:t>
       </w:r>
       <w:r>
         <w:t xml:space="preserve"> </w:t>
@@ -51895,1033 +52209,10 @@
         <w:rPr>
           <w:rStyle w:val="VerbatimChar"/>
         </w:rPr>
-        <w:t xml:space="preserve">runs/final-640-v3/args.yaml</w:t>
-      </w:r>
-      <w:r>
-        <w:t xml:space="preserve">.</w:t>
-      </w:r>
-    </w:p>
-    <w:p>
-      <w:pPr>
-        <w:pStyle w:val="BodyText"/>
-      </w:pPr>
-      <w:r>
-        <w:rPr>
-          <w:b/>
-          <w:bCs/>
-        </w:rPr>
-        <w:t xml:space="preserve">Bảng B.1.</w:t>
-      </w:r>
-      <w:r>
-        <w:t xml:space="preserve"> </w:t>
-      </w:r>
-      <w:r>
-        <w:t xml:space="preserve">Siêu tham số huấn luyện YOLO11n</w:t>
-      </w:r>
-    </w:p>
-    <w:tbl>
-      <w:tblPr>
-        <w:tblStyle w:val="Table"/>
-        <w:tblW w:type="auto" w:w="0"/>
-        <w:tblLook w:firstRow="1" w:lastRow="0" w:firstColumn="0" w:lastColumn="0" w:noHBand="0" w:noVBand="0" w:val="0020"/>
-      </w:tblPr>
-      <w:tblGrid>
-        <w:gridCol w:w="1980"/>
-        <w:gridCol w:w="1980"/>
-        <w:gridCol w:w="1980"/>
-        <w:gridCol w:w="1980"/>
-      </w:tblGrid>
-      <w:tr>
-        <w:trPr>
-          <w:tblHeader w:val="on"/>
-        </w:trPr>
-        <w:tc>
-          <w:tcPr/>
-          <w:p>
-            <w:pPr>
-              <w:pStyle w:val="Compact"/>
-            </w:pPr>
-            <w:r>
-              <w:t xml:space="preserve">Nhóm</w:t>
-            </w:r>
-          </w:p>
-        </w:tc>
-        <w:tc>
-          <w:tcPr/>
-          <w:p>
-            <w:pPr>
-              <w:pStyle w:val="Compact"/>
-            </w:pPr>
-            <w:r>
-              <w:t xml:space="preserve">Tham số</w:t>
-            </w:r>
-          </w:p>
-        </w:tc>
-        <w:tc>
-          <w:tcPr/>
-          <w:p>
-            <w:pPr>
-              <w:pStyle w:val="Compact"/>
-              <w:jc w:val="right"/>
-            </w:pPr>
-            <w:r>
-              <w:t xml:space="preserve">Giá trị</w:t>
-            </w:r>
-          </w:p>
-        </w:tc>
-        <w:tc>
-          <w:tcPr/>
-          <w:p>
-            <w:pPr>
-              <w:pStyle w:val="Compact"/>
-            </w:pPr>
-            <w:r>
-              <w:t xml:space="preserve">Ghi chú</w:t>
-            </w:r>
-          </w:p>
-        </w:tc>
-      </w:tr>
-      <w:tr>
-        <w:tc>
-          <w:tcPr/>
-          <w:p>
-            <w:pPr>
-              <w:pStyle w:val="Compact"/>
-            </w:pPr>
-            <w:r>
-              <w:t xml:space="preserve">Mô hình</w:t>
-            </w:r>
-          </w:p>
-        </w:tc>
-        <w:tc>
-          <w:tcPr/>
-          <w:p>
-            <w:pPr>
-              <w:pStyle w:val="Compact"/>
-            </w:pPr>
-            <w:r>
-              <w:rPr>
-                <w:rStyle w:val="VerbatimChar"/>
-              </w:rPr>
-              <w:t xml:space="preserve">model</w:t>
-            </w:r>
-          </w:p>
-        </w:tc>
-        <w:tc>
-          <w:tcPr/>
-          <w:p>
-            <w:pPr>
-              <w:pStyle w:val="Compact"/>
-              <w:jc w:val="right"/>
-            </w:pPr>
-            <w:r>
-              <w:rPr>
-                <w:rStyle w:val="VerbatimChar"/>
-              </w:rPr>
-              <w:t xml:space="preserve">yolo11n.pt</w:t>
-            </w:r>
-          </w:p>
-        </w:tc>
-        <w:tc>
-          <w:tcPr/>
-          <w:p>
-            <w:pPr>
-              <w:pStyle w:val="Compact"/>
-            </w:pPr>
-            <w:r>
-              <w:t xml:space="preserve">Khởi tạo từ trọng số tiền huấn luyện COCO</w:t>
-            </w:r>
-          </w:p>
-        </w:tc>
-      </w:tr>
-      <w:tr>
-        <w:tc>
-          <w:tcPr/>
-          <w:p>
-            <w:pPr>
-              <w:pStyle w:val="Compact"/>
-            </w:pPr>
-          </w:p>
-        </w:tc>
-        <w:tc>
-          <w:tcPr/>
-          <w:p>
-            <w:pPr>
-              <w:pStyle w:val="Compact"/>
-            </w:pPr>
-            <w:r>
-              <w:t xml:space="preserve">Số tham số</w:t>
-            </w:r>
-          </w:p>
-        </w:tc>
-        <w:tc>
-          <w:tcPr/>
-          <w:p>
-            <w:pPr>
-              <w:pStyle w:val="Compact"/>
-              <w:jc w:val="right"/>
-            </w:pPr>
-            <w:r>
-              <w:t xml:space="preserve">2.590.035</w:t>
-            </w:r>
-          </w:p>
-        </w:tc>
-        <w:tc>
-          <w:tcPr/>
-          <w:p>
-            <w:pPr>
-              <w:pStyle w:val="Compact"/>
-            </w:pPr>
-            <w:r>
-              <w:t xml:space="preserve">Biến thể nano — do ràng buộc CPU</w:t>
-            </w:r>
-          </w:p>
-        </w:tc>
-      </w:tr>
-      <w:tr>
-        <w:tc>
-          <w:tcPr/>
-          <w:p>
-            <w:pPr>
-              <w:pStyle w:val="Compact"/>
-            </w:pPr>
-            <w:r>
-              <w:t xml:space="preserve">Dữ liệu</w:t>
-            </w:r>
-          </w:p>
-        </w:tc>
-        <w:tc>
-          <w:tcPr/>
-          <w:p>
-            <w:pPr>
-              <w:pStyle w:val="Compact"/>
-            </w:pPr>
-            <w:r>
-              <w:rPr>
-                <w:rStyle w:val="VerbatimChar"/>
-              </w:rPr>
-              <w:t xml:space="preserve">data</w:t>
-            </w:r>
-          </w:p>
-        </w:tc>
-        <w:tc>
-          <w:tcPr/>
-          <w:p>
-            <w:pPr>
-              <w:pStyle w:val="Compact"/>
-              <w:jc w:val="right"/>
-            </w:pPr>
-            <w:r>
-              <w:rPr>
-                <w:rStyle w:val="VerbatimChar"/>
-              </w:rPr>
-              <w:t xml:space="preserve">yolo_v3/data.yaml</w:t>
-            </w:r>
-          </w:p>
-        </w:tc>
-        <w:tc>
-          <w:tcPr/>
-          <w:p>
-            <w:pPr>
-              <w:pStyle w:val="Compact"/>
-            </w:pPr>
-            <w:r>
-              <w:t xml:space="preserve">Phép chia tập v3</w:t>
-            </w:r>
-          </w:p>
-        </w:tc>
-      </w:tr>
-      <w:tr>
-        <w:tc>
-          <w:tcPr/>
-          <w:p>
-            <w:pPr>
-              <w:pStyle w:val="Compact"/>
-            </w:pPr>
-          </w:p>
-        </w:tc>
-        <w:tc>
-          <w:tcPr/>
-          <w:p>
-            <w:pPr>
-              <w:pStyle w:val="Compact"/>
-            </w:pPr>
-            <w:r>
-              <w:rPr>
-                <w:rStyle w:val="VerbatimChar"/>
-              </w:rPr>
-              <w:t xml:space="preserve">imgsz</w:t>
-            </w:r>
-          </w:p>
-        </w:tc>
-        <w:tc>
-          <w:tcPr/>
-          <w:p>
-            <w:pPr>
-              <w:pStyle w:val="Compact"/>
-              <w:jc w:val="right"/>
-            </w:pPr>
-            <w:r>
-              <w:t xml:space="preserve">640</w:t>
-            </w:r>
-          </w:p>
-        </w:tc>
-        <w:tc>
-          <w:tcPr/>
-          <w:p>
-            <w:pPr>
-              <w:pStyle w:val="Compact"/>
-            </w:pPr>
-            <w:r>
-              <w:t xml:space="preserve">Đúng độ phân giải mà NFR-A1/A2 đặt chỉ tiêu</w:t>
-            </w:r>
-          </w:p>
-        </w:tc>
-      </w:tr>
-      <w:tr>
-        <w:tc>
-          <w:tcPr/>
-          <w:p>
-            <w:pPr>
-              <w:pStyle w:val="Compact"/>
-            </w:pPr>
-          </w:p>
-        </w:tc>
-        <w:tc>
-          <w:tcPr/>
-          <w:p>
-            <w:pPr>
-              <w:pStyle w:val="Compact"/>
-            </w:pPr>
-            <w:r>
-              <w:rPr>
-                <w:rStyle w:val="VerbatimChar"/>
-              </w:rPr>
-              <w:t xml:space="preserve">fraction</w:t>
-            </w:r>
-          </w:p>
-        </w:tc>
-        <w:tc>
-          <w:tcPr/>
-          <w:p>
-            <w:pPr>
-              <w:pStyle w:val="Compact"/>
-              <w:jc w:val="right"/>
-            </w:pPr>
-            <w:r>
-              <w:t xml:space="preserve">1,0</w:t>
-            </w:r>
-          </w:p>
-        </w:tc>
-        <w:tc>
-          <w:tcPr/>
-          <w:p>
-            <w:pPr>
-              <w:pStyle w:val="Compact"/>
-            </w:pPr>
-            <w:r>
-              <w:t xml:space="preserve">Dùng toàn bộ dữ liệu</w:t>
-            </w:r>
-          </w:p>
-        </w:tc>
-      </w:tr>
-      <w:tr>
-        <w:tc>
-          <w:tcPr/>
-          <w:p>
-            <w:pPr>
-              <w:pStyle w:val="Compact"/>
-            </w:pPr>
-            <w:r>
-              <w:t xml:space="preserve">Lịch huấn luyện</w:t>
-            </w:r>
-          </w:p>
-        </w:tc>
-        <w:tc>
-          <w:tcPr/>
-          <w:p>
-            <w:pPr>
-              <w:pStyle w:val="Compact"/>
-            </w:pPr>
-            <w:r>
-              <w:rPr>
-                <w:rStyle w:val="VerbatimChar"/>
-              </w:rPr>
-              <w:t xml:space="preserve">epochs</w:t>
-            </w:r>
-          </w:p>
-        </w:tc>
-        <w:tc>
-          <w:tcPr/>
-          <w:p>
-            <w:pPr>
-              <w:pStyle w:val="Compact"/>
-              <w:jc w:val="right"/>
-            </w:pPr>
-            <w:r>
-              <w:t xml:space="preserve">20</w:t>
-            </w:r>
-          </w:p>
-        </w:tc>
-        <w:tc>
-          <w:tcPr/>
-          <w:p>
-            <w:pPr>
-              <w:pStyle w:val="Compact"/>
-            </w:pPr>
-          </w:p>
-        </w:tc>
-      </w:tr>
-      <w:tr>
-        <w:tc>
-          <w:tcPr/>
-          <w:p>
-            <w:pPr>
-              <w:pStyle w:val="Compact"/>
-            </w:pPr>
-          </w:p>
-        </w:tc>
-        <w:tc>
-          <w:tcPr/>
-          <w:p>
-            <w:pPr>
-              <w:pStyle w:val="Compact"/>
-            </w:pPr>
-            <w:r>
-              <w:rPr>
-                <w:rStyle w:val="VerbatimChar"/>
-              </w:rPr>
-              <w:t xml:space="preserve">patience</w:t>
-            </w:r>
-          </w:p>
-        </w:tc>
-        <w:tc>
-          <w:tcPr/>
-          <w:p>
-            <w:pPr>
-              <w:pStyle w:val="Compact"/>
-              <w:jc w:val="right"/>
-            </w:pPr>
-            <w:r>
-              <w:t xml:space="preserve">20</w:t>
-            </w:r>
-          </w:p>
-        </w:tc>
-        <w:tc>
-          <w:tcPr/>
-          <w:p>
-            <w:pPr>
-              <w:pStyle w:val="Compact"/>
-            </w:pPr>
-            <w:r>
-              <w:t xml:space="preserve">Dừng sớm không kích hoạt</w:t>
-            </w:r>
-          </w:p>
-        </w:tc>
-      </w:tr>
-      <w:tr>
-        <w:tc>
-          <w:tcPr/>
-          <w:p>
-            <w:pPr>
-              <w:pStyle w:val="Compact"/>
-            </w:pPr>
-          </w:p>
-        </w:tc>
-        <w:tc>
-          <w:tcPr/>
-          <w:p>
-            <w:pPr>
-              <w:pStyle w:val="Compact"/>
-            </w:pPr>
-            <w:r>
-              <w:rPr>
-                <w:rStyle w:val="VerbatimChar"/>
-              </w:rPr>
-              <w:t xml:space="preserve">batch</w:t>
-            </w:r>
-          </w:p>
-        </w:tc>
-        <w:tc>
-          <w:tcPr/>
-          <w:p>
-            <w:pPr>
-              <w:pStyle w:val="Compact"/>
-              <w:jc w:val="right"/>
-            </w:pPr>
-            <w:r>
-              <w:t xml:space="preserve">8</w:t>
-            </w:r>
-          </w:p>
-        </w:tc>
-        <w:tc>
-          <w:tcPr/>
-          <w:p>
-            <w:pPr>
-              <w:pStyle w:val="Compact"/>
-            </w:pPr>
-            <w:r>
-              <w:t xml:space="preserve">Giới hạn bởi RAM và tốc độ CPU</w:t>
-            </w:r>
-          </w:p>
-        </w:tc>
-      </w:tr>
-      <w:tr>
-        <w:tc>
-          <w:tcPr/>
-          <w:p>
-            <w:pPr>
-              <w:pStyle w:val="Compact"/>
-            </w:pPr>
-          </w:p>
-        </w:tc>
-        <w:tc>
-          <w:tcPr/>
-          <w:p>
-            <w:pPr>
-              <w:pStyle w:val="Compact"/>
-            </w:pPr>
-            <w:r>
-              <w:rPr>
-                <w:rStyle w:val="VerbatimChar"/>
-              </w:rPr>
-              <w:t xml:space="preserve">close_mosaic</w:t>
-            </w:r>
-          </w:p>
-        </w:tc>
-        <w:tc>
-          <w:tcPr/>
-          <w:p>
-            <w:pPr>
-              <w:pStyle w:val="Compact"/>
-              <w:jc w:val="right"/>
-            </w:pPr>
-            <w:r>
-              <w:t xml:space="preserve">10</w:t>
-            </w:r>
-          </w:p>
-        </w:tc>
-        <w:tc>
-          <w:tcPr/>
-          <w:p>
-            <w:pPr>
-              <w:pStyle w:val="Compact"/>
-            </w:pPr>
-            <w:r>
-              <w:t xml:space="preserve">Tắt mosaic trong 10 epoch cuối</w:t>
-            </w:r>
-          </w:p>
-        </w:tc>
-      </w:tr>
-      <w:tr>
-        <w:tc>
-          <w:tcPr/>
-          <w:p>
-            <w:pPr>
-              <w:pStyle w:val="Compact"/>
-            </w:pPr>
-            <w:r>
-              <w:t xml:space="preserve">Tối ưu hoá</w:t>
-            </w:r>
-          </w:p>
-        </w:tc>
-        <w:tc>
-          <w:tcPr/>
-          <w:p>
-            <w:pPr>
-              <w:pStyle w:val="Compact"/>
-            </w:pPr>
-            <w:r>
-              <w:rPr>
-                <w:rStyle w:val="VerbatimChar"/>
-              </w:rPr>
-              <w:t xml:space="preserve">optimizer</w:t>
-            </w:r>
-          </w:p>
-        </w:tc>
-        <w:tc>
-          <w:tcPr/>
-          <w:p>
-            <w:pPr>
-              <w:pStyle w:val="Compact"/>
-              <w:jc w:val="right"/>
-            </w:pPr>
-            <w:r>
-              <w:t xml:space="preserve">AdamW</w:t>
-            </w:r>
-          </w:p>
-        </w:tc>
-        <w:tc>
-          <w:tcPr/>
-          <w:p>
-            <w:pPr>
-              <w:pStyle w:val="Compact"/>
-            </w:pPr>
-          </w:p>
-        </w:tc>
-      </w:tr>
-      <w:tr>
-        <w:tc>
-          <w:tcPr/>
-          <w:p>
-            <w:pPr>
-              <w:pStyle w:val="Compact"/>
-            </w:pPr>
-          </w:p>
-        </w:tc>
-        <w:tc>
-          <w:tcPr/>
-          <w:p>
-            <w:pPr>
-              <w:pStyle w:val="Compact"/>
-            </w:pPr>
-            <w:r>
-              <w:rPr>
-                <w:rStyle w:val="VerbatimChar"/>
-              </w:rPr>
-              <w:t xml:space="preserve">lr0</w:t>
-            </w:r>
-            <w:r>
-              <w:t xml:space="preserve"> </w:t>
-            </w:r>
-            <w:r>
-              <w:t xml:space="preserve">/</w:t>
-            </w:r>
-            <w:r>
-              <w:t xml:space="preserve"> </w:t>
-            </w:r>
-            <w:r>
-              <w:rPr>
-                <w:rStyle w:val="VerbatimChar"/>
-              </w:rPr>
-              <w:t xml:space="preserve">lrf</w:t>
-            </w:r>
-          </w:p>
-        </w:tc>
-        <w:tc>
-          <w:tcPr/>
-          <w:p>
-            <w:pPr>
-              <w:pStyle w:val="Compact"/>
-              <w:jc w:val="right"/>
-            </w:pPr>
-            <w:r>
-              <w:t xml:space="preserve">0,001 / 0,01</w:t>
-            </w:r>
-          </w:p>
-        </w:tc>
-        <w:tc>
-          <w:tcPr/>
-          <w:p>
-            <w:pPr>
-              <w:pStyle w:val="Compact"/>
-            </w:pPr>
-            <w:r>
-              <w:t xml:space="preserve">Tốc độ học đầu và hệ số cuối</w:t>
-            </w:r>
-          </w:p>
-        </w:tc>
-      </w:tr>
-      <w:tr>
-        <w:tc>
-          <w:tcPr/>
-          <w:p>
-            <w:pPr>
-              <w:pStyle w:val="Compact"/>
-            </w:pPr>
-          </w:p>
-        </w:tc>
-        <w:tc>
-          <w:tcPr/>
-          <w:p>
-            <w:pPr>
-              <w:pStyle w:val="Compact"/>
-            </w:pPr>
-            <w:r>
-              <w:rPr>
-                <w:rStyle w:val="VerbatimChar"/>
-              </w:rPr>
-              <w:t xml:space="preserve">cos_lr</w:t>
-            </w:r>
-          </w:p>
-        </w:tc>
-        <w:tc>
-          <w:tcPr/>
-          <w:p>
-            <w:pPr>
-              <w:pStyle w:val="Compact"/>
-              <w:jc w:val="right"/>
-            </w:pPr>
-            <w:r>
-              <w:rPr>
-                <w:rStyle w:val="VerbatimChar"/>
-              </w:rPr>
-              <w:t xml:space="preserve">true</w:t>
-            </w:r>
-          </w:p>
-        </w:tc>
-        <w:tc>
-          <w:tcPr/>
-          <w:p>
-            <w:pPr>
-              <w:pStyle w:val="Compact"/>
-            </w:pPr>
-            <w:r>
-              <w:t xml:space="preserve">Lịch cosine</w:t>
-            </w:r>
-          </w:p>
-        </w:tc>
-      </w:tr>
-      <w:tr>
-        <w:tc>
-          <w:tcPr/>
-          <w:p>
-            <w:pPr>
-              <w:pStyle w:val="Compact"/>
-            </w:pPr>
-          </w:p>
-        </w:tc>
-        <w:tc>
-          <w:tcPr/>
-          <w:p>
-            <w:pPr>
-              <w:pStyle w:val="Compact"/>
-            </w:pPr>
-            <w:r>
-              <w:rPr>
-                <w:rStyle w:val="VerbatimChar"/>
-              </w:rPr>
-              <w:t xml:space="preserve">momentum</w:t>
-            </w:r>
-          </w:p>
-        </w:tc>
-        <w:tc>
-          <w:tcPr/>
-          <w:p>
-            <w:pPr>
-              <w:pStyle w:val="Compact"/>
-              <w:jc w:val="right"/>
-            </w:pPr>
-            <w:r>
-              <w:t xml:space="preserve">0,937</w:t>
-            </w:r>
-          </w:p>
-        </w:tc>
-        <w:tc>
-          <w:tcPr/>
-          <w:p>
-            <w:pPr>
-              <w:pStyle w:val="Compact"/>
-            </w:pPr>
-          </w:p>
-        </w:tc>
-      </w:tr>
-      <w:tr>
-        <w:tc>
-          <w:tcPr/>
-          <w:p>
-            <w:pPr>
-              <w:pStyle w:val="Compact"/>
-            </w:pPr>
-          </w:p>
-        </w:tc>
-        <w:tc>
-          <w:tcPr/>
-          <w:p>
-            <w:pPr>
-              <w:pStyle w:val="Compact"/>
-            </w:pPr>
-            <w:r>
-              <w:rPr>
-                <w:rStyle w:val="VerbatimChar"/>
-              </w:rPr>
-              <w:t xml:space="preserve">weight_decay</w:t>
-            </w:r>
-          </w:p>
-        </w:tc>
-        <w:tc>
-          <w:tcPr/>
-          <w:p>
-            <w:pPr>
-              <w:pStyle w:val="Compact"/>
-              <w:jc w:val="right"/>
-            </w:pPr>
-            <w:r>
-              <w:t xml:space="preserve">0,0005</w:t>
-            </w:r>
-          </w:p>
-        </w:tc>
-        <w:tc>
-          <w:tcPr/>
-          <w:p>
-            <w:pPr>
-              <w:pStyle w:val="Compact"/>
-            </w:pPr>
-          </w:p>
-        </w:tc>
-      </w:tr>
-      <w:tr>
-        <w:tc>
-          <w:tcPr/>
-          <w:p>
-            <w:pPr>
-              <w:pStyle w:val="Compact"/>
-            </w:pPr>
-          </w:p>
-        </w:tc>
-        <w:tc>
-          <w:tcPr/>
-          <w:p>
-            <w:pPr>
-              <w:pStyle w:val="Compact"/>
-            </w:pPr>
-            <w:r>
-              <w:rPr>
-                <w:rStyle w:val="VerbatimChar"/>
-              </w:rPr>
-              <w:t xml:space="preserve">warmup_epochs</w:t>
-            </w:r>
-          </w:p>
-        </w:tc>
-        <w:tc>
-          <w:tcPr/>
-          <w:p>
-            <w:pPr>
-              <w:pStyle w:val="Compact"/>
-              <w:jc w:val="right"/>
-            </w:pPr>
-            <w:r>
-              <w:t xml:space="preserve">3,0</w:t>
-            </w:r>
-          </w:p>
-        </w:tc>
-        <w:tc>
-          <w:tcPr/>
-          <w:p>
-            <w:pPr>
-              <w:pStyle w:val="Compact"/>
-            </w:pPr>
-          </w:p>
-        </w:tc>
-      </w:tr>
-      <w:tr>
-        <w:tc>
-          <w:tcPr/>
-          <w:p>
-            <w:pPr>
-              <w:pStyle w:val="Compact"/>
-            </w:pPr>
-            <w:r>
-              <w:t xml:space="preserve">Trọng số mất mát</w:t>
-            </w:r>
-          </w:p>
-        </w:tc>
-        <w:tc>
-          <w:tcPr/>
-          <w:p>
-            <w:pPr>
-              <w:pStyle w:val="Compact"/>
-            </w:pPr>
-            <w:r>
-              <w:rPr>
-                <w:rStyle w:val="VerbatimChar"/>
-              </w:rPr>
-              <w:t xml:space="preserve">box</w:t>
-            </w:r>
-            <w:r>
-              <w:t xml:space="preserve"> </w:t>
-            </w:r>
-            <w:r>
-              <w:t xml:space="preserve">/</w:t>
-            </w:r>
-            <w:r>
-              <w:t xml:space="preserve"> </w:t>
-            </w:r>
-            <w:r>
-              <w:rPr>
-                <w:rStyle w:val="VerbatimChar"/>
-              </w:rPr>
-              <w:t xml:space="preserve">cls</w:t>
-            </w:r>
-            <w:r>
-              <w:t xml:space="preserve"> </w:t>
-            </w:r>
-            <w:r>
-              <w:t xml:space="preserve">/</w:t>
-            </w:r>
-            <w:r>
-              <w:t xml:space="preserve"> </w:t>
-            </w:r>
-            <w:r>
-              <w:rPr>
-                <w:rStyle w:val="VerbatimChar"/>
-              </w:rPr>
-              <w:t xml:space="preserve">dfl</w:t>
-            </w:r>
-          </w:p>
-        </w:tc>
-        <w:tc>
-          <w:tcPr/>
-          <w:p>
-            <w:pPr>
-              <w:pStyle w:val="Compact"/>
-              <w:jc w:val="right"/>
-            </w:pPr>
-            <w:r>
-              <w:t xml:space="preserve">8,0 / 0,5 / 1,5</w:t>
-            </w:r>
-          </w:p>
-        </w:tc>
-        <w:tc>
-          <w:tcPr/>
-          <w:p>
-            <w:pPr>
-              <w:pStyle w:val="Compact"/>
-            </w:pPr>
-          </w:p>
-        </w:tc>
-      </w:tr>
-      <w:tr>
-        <w:tc>
-          <w:tcPr/>
-          <w:p>
-            <w:pPr>
-              <w:pStyle w:val="Compact"/>
-            </w:pPr>
-            <w:r>
-              <w:t xml:space="preserve">Tăng cường dữ liệu</w:t>
-            </w:r>
-          </w:p>
-        </w:tc>
-        <w:tc>
-          <w:tcPr/>
-          <w:p>
-            <w:pPr>
-              <w:pStyle w:val="Compact"/>
-            </w:pPr>
-            <w:r>
-              <w:rPr>
-                <w:rStyle w:val="VerbatimChar"/>
-              </w:rPr>
-              <w:t xml:space="preserve">hsv_h</w:t>
-            </w:r>
-            <w:r>
-              <w:t xml:space="preserve"> </w:t>
-            </w:r>
-            <w:r>
-              <w:t xml:space="preserve">/</w:t>
-            </w:r>
-            <w:r>
-              <w:t xml:space="preserve"> </w:t>
-            </w:r>
-            <w:r>
-              <w:rPr>
-                <w:rStyle w:val="VerbatimChar"/>
-              </w:rPr>
-              <w:t xml:space="preserve">hsv_s</w:t>
-            </w:r>
-            <w:r>
-              <w:t xml:space="preserve"> </w:t>
-            </w:r>
-            <w:r>
-              <w:t xml:space="preserve">/</w:t>
-            </w:r>
-            <w:r>
-              <w:t xml:space="preserve"> </w:t>
-            </w:r>
-            <w:r>
-              <w:rPr>
-                <w:rStyle w:val="VerbatimChar"/>
-              </w:rPr>
-              <w:t xml:space="preserve">hsv_v</w:t>
-            </w:r>
-          </w:p>
-        </w:tc>
-        <w:tc>
-          <w:tcPr/>
-          <w:p>
-            <w:pPr>
-              <w:pStyle w:val="Compact"/>
-              <w:jc w:val="right"/>
-            </w:pPr>
-            <w:r>
-              <w:t xml:space="preserve">0,015 / 0,7 / 0,4</w:t>
-            </w:r>
-          </w:p>
-        </w:tc>
-        <w:tc>
-          <w:tcPr/>
-          <w:p>
-            <w:pPr>
-              <w:pStyle w:val="Compact"/>
-            </w:pPr>
-          </w:p>
-        </w:tc>
-      </w:tr>
-      <w:tr>
-        <w:tc>
-          <w:tcPr/>
-          <w:p>
-            <w:pPr>
-              <w:pStyle w:val="Compact"/>
-            </w:pPr>
-            <w:r>
-              <w:t xml:space="preserve">Thiết bị</w:t>
-            </w:r>
-          </w:p>
-        </w:tc>
-        <w:tc>
-          <w:tcPr/>
-          <w:p>
-            <w:pPr>
-              <w:pStyle w:val="Compact"/>
-            </w:pPr>
-            <w:r>
-              <w:rPr>
-                <w:rStyle w:val="VerbatimChar"/>
-              </w:rPr>
-              <w:t xml:space="preserve">device</w:t>
-            </w:r>
-          </w:p>
-        </w:tc>
-        <w:tc>
-          <w:tcPr/>
-          <w:p>
-            <w:pPr>
-              <w:pStyle w:val="Compact"/>
-              <w:jc w:val="right"/>
-            </w:pPr>
-            <w:r>
-              <w:rPr>
-                <w:rStyle w:val="VerbatimChar"/>
-              </w:rPr>
-              <w:t xml:space="preserve">cpu</w:t>
-            </w:r>
-          </w:p>
-        </w:tc>
-        <w:tc>
-          <w:tcPr/>
-          <w:p>
-            <w:pPr>
-              <w:pStyle w:val="Compact"/>
-            </w:pPr>
-            <w:r>
-              <w:t xml:space="preserve">Không có GPU CUDA (ràng buộc CON-02)</w:t>
-            </w:r>
-          </w:p>
-        </w:tc>
-      </w:tr>
-    </w:tbl>
-    <w:p>
-      <w:pPr>
-        <w:pStyle w:val="BodyText"/>
-      </w:pPr>
-      <w:r>
-        <w:rPr>
-          <w:b/>
-          <w:bCs/>
-        </w:rPr>
-        <w:t xml:space="preserve">Giải thích chi tiết hai giá trị.</w:t>
+        <w:t xml:space="preserve">traffic-camera/vietnam-license-plate-hayn8</w:t>
+      </w:r>
+      <w:r>
+        <w:t xml:space="preserve">,</w:t>
       </w:r>
       <w:r>
         <w:t xml:space="preserve"> </w:t>
@@ -52930,19 +52221,10 @@
         <w:rPr>
           <w:rStyle w:val="VerbatimChar"/>
         </w:rPr>
-        <w:t xml:space="preserve">batch = 8</w:t>
-      </w:r>
-      <w:r>
-        <w:t xml:space="preserve"> </w:t>
-      </w:r>
-      <w:r>
-        <w:t xml:space="preserve">không phải lựa chọn tối ưu mà</w:t>
-      </w:r>
-      <w:r>
-        <w:t xml:space="preserve"> </w:t>
-      </w:r>
-      <w:r>
-        <w:t xml:space="preserve">là giới hạn phần cứng;</w:t>
+        <w:t xml:space="preserve">eric-nguyen-knfxn/vietnam-license-plate-curhr</w:t>
+      </w:r>
+      <w:r>
+        <w:t xml:space="preserve">,</w:t>
       </w:r>
       <w:r>
         <w:t xml:space="preserve"> </w:t>
@@ -52951,69 +52233,84 @@
         <w:rPr>
           <w:rStyle w:val="VerbatimChar"/>
         </w:rPr>
-        <w:t xml:space="preserve">epochs = 20</w:t>
-      </w:r>
-      <w:r>
-        <w:t xml:space="preserve"> </w:t>
-      </w:r>
-      <w:r>
-        <w:t xml:space="preserve">là con số bị ngân sách thời gian CPU quyết</w:t>
-      </w:r>
-      <w:r>
-        <w:t xml:space="preserve"> </w:t>
-      </w:r>
-      <w:r>
-        <w:t xml:space="preserve">định chứ không phải điểm hội tụ — chi phí và hệ quả của cả hai trình bày ở mục</w:t>
-      </w:r>
-      <w:r>
-        <w:t xml:space="preserve"> </w:t>
-      </w:r>
-      <w:r>
-        <w:t xml:space="preserve">4.5.1 và 3.6.</w:t>
-      </w:r>
-    </w:p>
-    <w:p>
-      <w:pPr>
-        <w:pStyle w:val="BodyText"/>
-      </w:pPr>
-      <w:r>
-        <w:t xml:space="preserve">Cấu hình tinh chỉnh bộ nhận dạng ký tự (30 epoch, 6.672 mẫu, bộ ký tự 36) trình</w:t>
-      </w:r>
-      <w:r>
-        <w:t xml:space="preserve"> </w:t>
-      </w:r>
-      <w:r>
-        <w:t xml:space="preserve">bày tại mục 4.5.3 cùng kết quả đo bốn cấu hình.</w:t>
-      </w:r>
-      <w:r>
-        <w:t xml:space="preserve"> </w:t>
-      </w:r>
-      <w:r>
-        <w:rPr>
-          <w:b/>
-          <w:bCs/>
-        </w:rPr>
-        <w:t xml:space="preserve">Bản bàn giao không dùng mô hình</w:t>
-      </w:r>
-      <w:r>
-        <w:rPr>
-          <w:b/>
-          <w:bCs/>
-        </w:rPr>
-        <w:t xml:space="preserve"> </w:t>
-      </w:r>
-      <w:r>
-        <w:rPr>
-          <w:b/>
-          <w:bCs/>
-        </w:rPr>
-        <w:t xml:space="preserve">tinh chỉnh</w:t>
-      </w:r>
-      <w:r>
-        <w:t xml:space="preserve"> </w:t>
-      </w:r>
-      <w:r>
-        <w:t xml:space="preserve">— lý do ở cùng mục.</w:t>
+        <w:t xml:space="preserve">demo-tracking/license-plate-vietnam-car</w:t>
+      </w:r>
+      <w:r>
+        <w:t xml:space="preserve">, và</w:t>
+      </w:r>
+      <w:r>
+        <w:t xml:space="preserve"> </w:t>
+      </w:r>
+      <w:r>
+        <w:rPr>
+          <w:rStyle w:val="VerbatimChar"/>
+        </w:rPr>
+        <w:t xml:space="preserve">tran-ngoc-xuan-tin-k15-hcm-dpuid/vietnam-license-plate-h8t3n</w:t>
+      </w:r>
+      <w:r>
+        <w:t xml:space="preserve">. Bộ</w:t>
+      </w:r>
+      <w:r>
+        <w:t xml:space="preserve"> </w:t>
+      </w:r>
+      <w:r>
+        <w:rPr>
+          <w:rStyle w:val="VerbatimChar"/>
+        </w:rPr>
+        <w:t xml:space="preserve">cuong-ta-ulxex/vietnamese-car-license-plate</w:t>
+      </w:r>
+      <w:r>
+        <w:t xml:space="preserve"> </w:t>
+      </w:r>
+      <w:r>
+        <w:t xml:space="preserve">được người đăng tự khai Public Domain — đồ án</w:t>
+      </w:r>
+      <w:r>
+        <w:t xml:space="preserve"> </w:t>
+      </w:r>
+      <w:r>
+        <w:rPr>
+          <w:b/>
+          <w:bCs/>
+        </w:rPr>
+        <w:t xml:space="preserve">không khẳng định</w:t>
+      </w:r>
+      <w:r>
+        <w:t xml:space="preserve"> </w:t>
+      </w:r>
+      <w:r>
+        <w:t xml:space="preserve">điều đó vì ảnh nguồn có dấu hiệu là ảnh báo chí. Bộ</w:t>
+      </w:r>
+      <w:r>
+        <w:t xml:space="preserve"> </w:t>
+      </w:r>
+      <w:r>
+        <w:rPr>
+          <w:rStyle w:val="VerbatimChar"/>
+        </w:rPr>
+        <w:t xml:space="preserve">hoanglvuit/Vietnam_License_Plate_Segment_Datasets</w:t>
+      </w:r>
+      <w:r>
+        <w:t xml:space="preserve"> </w:t>
+      </w:r>
+      <w:r>
+        <w:t xml:space="preserve">trên HuggingFace</w:t>
+      </w:r>
+      <w:r>
+        <w:t xml:space="preserve"> </w:t>
+      </w:r>
+      <w:r>
+        <w:rPr>
+          <w:b/>
+          <w:bCs/>
+        </w:rPr>
+        <w:t xml:space="preserve">chưa xác nhận được giấy phép</w:t>
+      </w:r>
+      <w:r>
+        <w:t xml:space="preserve"> </w:t>
+      </w:r>
+      <w:r>
+        <w:t xml:space="preserve">và đóng góp 28,91% ngữ liệu; đây là rủi ro pháp lý được nêu ở mục 6.2 chứ không phải chi tiết bỏ qua được.</w:t>
       </w:r>
     </w:p>
     <w:p>
@@ -53023,23 +52320,14 @@
         </w:pict>
       </w:r>
     </w:p>
-    <w:bookmarkEnd w:id="227"/>
-    <w:bookmarkStart w:id="229" w:name="phụ-lục-c-bộ-dữ-liệu"/>
+    <w:bookmarkEnd w:id="225"/>
+    <w:bookmarkStart w:id="226" w:name="phụ-lục-iii-nơi-tra-cứu-phần-chi-tiết"/>
     <w:p>
       <w:pPr>
         <w:pStyle w:val="Heading2"/>
       </w:pPr>
       <w:r>
-        <w:t xml:space="preserve">Phụ lục C. Bộ dữ liệu</w:t>
-      </w:r>
-    </w:p>
-    <w:bookmarkStart w:id="228" w:name="Xf13a66160a76b51942284da13ebd03c025f7130"/>
-    <w:p>
-      <w:pPr>
-        <w:pStyle w:val="Heading3"/>
-      </w:pPr>
-      <w:r>
-        <w:t xml:space="preserve">C.1. Nguồn và giấy phép — nhánh phát hiện biển số</w:t>
+        <w:t xml:space="preserve">Phụ lục III. Nơi tra cứu phần chi tiết</w:t>
       </w:r>
     </w:p>
     <w:p>
@@ -53047,991 +52335,7 @@
         <w:pStyle w:val="FirstParagraph"/>
       </w:pPr>
       <w:r>
-        <w:rPr>
-          <w:b/>
-          <w:bCs/>
-        </w:rPr>
-        <w:t xml:space="preserve">Bảng C.1.</w:t>
-      </w:r>
-      <w:r>
-        <w:t xml:space="preserve"> </w:t>
-      </w:r>
-      <w:r>
-        <w:t xml:space="preserve">Bảy bộ dữ liệu đã hợp nhất, kèm giấy phép và số ảnh còn lại</w:t>
-      </w:r>
-    </w:p>
-    <w:tbl>
-      <w:tblPr>
-        <w:tblStyle w:val="Table"/>
-        <w:tblW w:type="auto" w:w="0"/>
-        <w:tblLook w:firstRow="1" w:lastRow="0" w:firstColumn="0" w:lastColumn="0" w:noHBand="0" w:noVBand="0" w:val="0020"/>
-      </w:tblPr>
-      <w:tblGrid>
-        <w:gridCol w:w="1320"/>
-        <w:gridCol w:w="1320"/>
-        <w:gridCol w:w="1320"/>
-        <w:gridCol w:w="1320"/>
-        <w:gridCol w:w="1320"/>
-        <w:gridCol w:w="1320"/>
-      </w:tblGrid>
-      <w:tr>
-        <w:trPr>
-          <w:tblHeader w:val="on"/>
-        </w:trPr>
-        <w:tc>
-          <w:tcPr/>
-          <w:p>
-            <w:pPr>
-              <w:pStyle w:val="Compact"/>
-            </w:pPr>
-            <w:r>
-              <w:t xml:space="preserve">#</w:t>
-            </w:r>
-          </w:p>
-        </w:tc>
-        <w:tc>
-          <w:tcPr/>
-          <w:p>
-            <w:pPr>
-              <w:pStyle w:val="Compact"/>
-            </w:pPr>
-            <w:r>
-              <w:t xml:space="preserve">Bộ (slug)</w:t>
-            </w:r>
-          </w:p>
-        </w:tc>
-        <w:tc>
-          <w:tcPr/>
-          <w:p>
-            <w:pPr>
-              <w:pStyle w:val="Compact"/>
-            </w:pPr>
-            <w:r>
-              <w:t xml:space="preserve">Nguồn</w:t>
-            </w:r>
-          </w:p>
-        </w:tc>
-        <w:tc>
-          <w:tcPr/>
-          <w:p>
-            <w:pPr>
-              <w:pStyle w:val="Compact"/>
-            </w:pPr>
-            <w:r>
-              <w:t xml:space="preserve">Giấy phép</w:t>
-            </w:r>
-          </w:p>
-        </w:tc>
-        <w:tc>
-          <w:tcPr/>
-          <w:p>
-            <w:pPr>
-              <w:pStyle w:val="Compact"/>
-              <w:jc w:val="right"/>
-            </w:pPr>
-            <w:r>
-              <w:t xml:space="preserve">Vào gộp</w:t>
-            </w:r>
-          </w:p>
-        </w:tc>
-        <w:tc>
-          <w:tcPr/>
-          <w:p>
-            <w:pPr>
-              <w:pStyle w:val="Compact"/>
-              <w:jc w:val="right"/>
-            </w:pPr>
-            <w:r>
-              <w:t xml:space="preserve">Còn lại</w:t>
-            </w:r>
-          </w:p>
-        </w:tc>
-      </w:tr>
-      <w:tr>
-        <w:tc>
-          <w:tcPr/>
-          <w:p>
-            <w:pPr>
-              <w:pStyle w:val="Compact"/>
-            </w:pPr>
-            <w:r>
-              <w:t xml:space="preserve">1</w:t>
-            </w:r>
-          </w:p>
-        </w:tc>
-        <w:tc>
-          <w:tcPr/>
-          <w:p>
-            <w:pPr>
-              <w:pStyle w:val="Compact"/>
-            </w:pPr>
-            <w:r>
-              <w:rPr>
-                <w:rStyle w:val="VerbatimChar"/>
-              </w:rPr>
-              <w:t xml:space="preserve">roboflow_school_fuhih</w:t>
-            </w:r>
-          </w:p>
-        </w:tc>
-        <w:tc>
-          <w:tcPr/>
-          <w:p>
-            <w:pPr>
-              <w:pStyle w:val="Compact"/>
-            </w:pPr>
-            <w:r>
-              <w:t xml:space="preserve">Roboflow</w:t>
-            </w:r>
-            <w:r>
-              <w:t xml:space="preserve"> </w:t>
-            </w:r>
-            <w:r>
-              <w:rPr>
-                <w:rStyle w:val="VerbatimChar"/>
-              </w:rPr>
-              <w:t xml:space="preserve">school-fuhih/vietnamese-license-plate-tptd0</w:t>
-            </w:r>
-            <w:r>
-              <w:t xml:space="preserve"> </w:t>
-            </w:r>
-            <w:r>
-              <w:t xml:space="preserve">v1</w:t>
-            </w:r>
-          </w:p>
-        </w:tc>
-        <w:tc>
-          <w:tcPr/>
-          <w:p>
-            <w:pPr>
-              <w:pStyle w:val="Compact"/>
-            </w:pPr>
-            <w:r>
-              <w:t xml:space="preserve">CC BY 4.0</w:t>
-            </w:r>
-          </w:p>
-        </w:tc>
-        <w:tc>
-          <w:tcPr/>
-          <w:p>
-            <w:pPr>
-              <w:pStyle w:val="Compact"/>
-              <w:jc w:val="right"/>
-            </w:pPr>
-            <w:r>
-              <w:t xml:space="preserve">8.357</w:t>
-            </w:r>
-          </w:p>
-        </w:tc>
-        <w:tc>
-          <w:tcPr/>
-          <w:p>
-            <w:pPr>
-              <w:pStyle w:val="Compact"/>
-              <w:jc w:val="right"/>
-            </w:pPr>
-            <w:r>
-              <w:t xml:space="preserve">6.868</w:t>
-            </w:r>
-          </w:p>
-        </w:tc>
-      </w:tr>
-      <w:tr>
-        <w:tc>
-          <w:tcPr/>
-          <w:p>
-            <w:pPr>
-              <w:pStyle w:val="Compact"/>
-            </w:pPr>
-            <w:r>
-              <w:t xml:space="preserve">2</w:t>
-            </w:r>
-          </w:p>
-        </w:tc>
-        <w:tc>
-          <w:tcPr/>
-          <w:p>
-            <w:pPr>
-              <w:pStyle w:val="Compact"/>
-            </w:pPr>
-            <w:r>
-              <w:rPr>
-                <w:rStyle w:val="VerbatimChar"/>
-              </w:rPr>
-              <w:t xml:space="preserve">hf_vn_plates_segment</w:t>
-            </w:r>
-          </w:p>
-        </w:tc>
-        <w:tc>
-          <w:tcPr/>
-          <w:p>
-            <w:pPr>
-              <w:pStyle w:val="Compact"/>
-            </w:pPr>
-            <w:r>
-              <w:t xml:space="preserve">HuggingFace</w:t>
-            </w:r>
-            <w:r>
-              <w:t xml:space="preserve"> </w:t>
-            </w:r>
-            <w:r>
-              <w:rPr>
-                <w:rStyle w:val="VerbatimChar"/>
-              </w:rPr>
-              <w:t xml:space="preserve">hoanglvuit/Vietnam_License_Plate_Segment_Datasets</w:t>
-            </w:r>
-          </w:p>
-        </w:tc>
-        <w:tc>
-          <w:tcPr/>
-          <w:p>
-            <w:pPr>
-              <w:pStyle w:val="Compact"/>
-            </w:pPr>
-            <w:r>
-              <w:t xml:space="preserve">⚠️ chưa xác nhận</w:t>
-            </w:r>
-          </w:p>
-        </w:tc>
-        <w:tc>
-          <w:tcPr/>
-          <w:p>
-            <w:pPr>
-              <w:pStyle w:val="Compact"/>
-              <w:jc w:val="right"/>
-            </w:pPr>
-            <w:r>
-              <w:t xml:space="preserve">4.578</w:t>
-            </w:r>
-          </w:p>
-        </w:tc>
-        <w:tc>
-          <w:tcPr/>
-          <w:p>
-            <w:pPr>
-              <w:pStyle w:val="Compact"/>
-              <w:jc w:val="right"/>
-            </w:pPr>
-            <w:r>
-              <w:t xml:space="preserve">4.375</w:t>
-            </w:r>
-          </w:p>
-        </w:tc>
-      </w:tr>
-      <w:tr>
-        <w:tc>
-          <w:tcPr/>
-          <w:p>
-            <w:pPr>
-              <w:pStyle w:val="Compact"/>
-            </w:pPr>
-            <w:r>
-              <w:t xml:space="preserve">3</w:t>
-            </w:r>
-          </w:p>
-        </w:tc>
-        <w:tc>
-          <w:tcPr/>
-          <w:p>
-            <w:pPr>
-              <w:pStyle w:val="Compact"/>
-            </w:pPr>
-            <w:r>
-              <w:rPr>
-                <w:rStyle w:val="VerbatimChar"/>
-              </w:rPr>
-              <w:t xml:space="preserve">roboflow_traffic_camera</w:t>
-            </w:r>
-          </w:p>
-        </w:tc>
-        <w:tc>
-          <w:tcPr/>
-          <w:p>
-            <w:pPr>
-              <w:pStyle w:val="Compact"/>
-            </w:pPr>
-            <w:r>
-              <w:t xml:space="preserve">Roboflow</w:t>
-            </w:r>
-            <w:r>
-              <w:t xml:space="preserve"> </w:t>
-            </w:r>
-            <w:r>
-              <w:rPr>
-                <w:rStyle w:val="VerbatimChar"/>
-              </w:rPr>
-              <w:t xml:space="preserve">traffic-camera/vietnam-license-plate-hayn8</w:t>
-            </w:r>
-            <w:r>
-              <w:t xml:space="preserve"> </w:t>
-            </w:r>
-            <w:r>
-              <w:t xml:space="preserve">v4</w:t>
-            </w:r>
-          </w:p>
-        </w:tc>
-        <w:tc>
-          <w:tcPr/>
-          <w:p>
-            <w:pPr>
-              <w:pStyle w:val="Compact"/>
-            </w:pPr>
-            <w:r>
-              <w:t xml:space="preserve">CC BY 4.0</w:t>
-            </w:r>
-          </w:p>
-        </w:tc>
-        <w:tc>
-          <w:tcPr/>
-          <w:p>
-            <w:pPr>
-              <w:pStyle w:val="Compact"/>
-              <w:jc w:val="right"/>
-            </w:pPr>
-            <w:r>
-              <w:t xml:space="preserve">3.843</w:t>
-            </w:r>
-          </w:p>
-        </w:tc>
-        <w:tc>
-          <w:tcPr/>
-          <w:p>
-            <w:pPr>
-              <w:pStyle w:val="Compact"/>
-              <w:jc w:val="right"/>
-            </w:pPr>
-            <w:r>
-              <w:t xml:space="preserve">3.162</w:t>
-            </w:r>
-          </w:p>
-        </w:tc>
-      </w:tr>
-      <w:tr>
-        <w:tc>
-          <w:tcPr/>
-          <w:p>
-            <w:pPr>
-              <w:pStyle w:val="Compact"/>
-            </w:pPr>
-            <w:r>
-              <w:t xml:space="preserve">4</w:t>
-            </w:r>
-          </w:p>
-        </w:tc>
-        <w:tc>
-          <w:tcPr/>
-          <w:p>
-            <w:pPr>
-              <w:pStyle w:val="Compact"/>
-            </w:pPr>
-            <w:r>
-              <w:rPr>
-                <w:rStyle w:val="VerbatimChar"/>
-              </w:rPr>
-              <w:t xml:space="preserve">roboflow_eric_nguyen</w:t>
-            </w:r>
-          </w:p>
-        </w:tc>
-        <w:tc>
-          <w:tcPr/>
-          <w:p>
-            <w:pPr>
-              <w:pStyle w:val="Compact"/>
-            </w:pPr>
-            <w:r>
-              <w:t xml:space="preserve">Roboflow</w:t>
-            </w:r>
-            <w:r>
-              <w:t xml:space="preserve"> </w:t>
-            </w:r>
-            <w:r>
-              <w:rPr>
-                <w:rStyle w:val="VerbatimChar"/>
-              </w:rPr>
-              <w:t xml:space="preserve">eric-nguyen-knfxn/vietnam-license-plate-curhr</w:t>
-            </w:r>
-            <w:r>
-              <w:t xml:space="preserve"> </w:t>
-            </w:r>
-            <w:r>
-              <w:t xml:space="preserve">v1</w:t>
-            </w:r>
-          </w:p>
-        </w:tc>
-        <w:tc>
-          <w:tcPr/>
-          <w:p>
-            <w:pPr>
-              <w:pStyle w:val="Compact"/>
-            </w:pPr>
-            <w:r>
-              <w:t xml:space="preserve">CC BY 4.0</w:t>
-            </w:r>
-          </w:p>
-        </w:tc>
-        <w:tc>
-          <w:tcPr/>
-          <w:p>
-            <w:pPr>
-              <w:pStyle w:val="Compact"/>
-              <w:jc w:val="right"/>
-            </w:pPr>
-            <w:r>
-              <w:t xml:space="preserve">840</w:t>
-            </w:r>
-          </w:p>
-        </w:tc>
-        <w:tc>
-          <w:tcPr/>
-          <w:p>
-            <w:pPr>
-              <w:pStyle w:val="Compact"/>
-              <w:jc w:val="right"/>
-            </w:pPr>
-            <w:r>
-              <w:t xml:space="preserve">353</w:t>
-            </w:r>
-          </w:p>
-        </w:tc>
-      </w:tr>
-      <w:tr>
-        <w:tc>
-          <w:tcPr/>
-          <w:p>
-            <w:pPr>
-              <w:pStyle w:val="Compact"/>
-            </w:pPr>
-            <w:r>
-              <w:t xml:space="preserve">5</w:t>
-            </w:r>
-          </w:p>
-        </w:tc>
-        <w:tc>
-          <w:tcPr/>
-          <w:p>
-            <w:pPr>
-              <w:pStyle w:val="Compact"/>
-            </w:pPr>
-            <w:r>
-              <w:rPr>
-                <w:rStyle w:val="VerbatimChar"/>
-              </w:rPr>
-              <w:t xml:space="preserve">roboflow_demo_tracking</w:t>
-            </w:r>
-          </w:p>
-        </w:tc>
-        <w:tc>
-          <w:tcPr/>
-          <w:p>
-            <w:pPr>
-              <w:pStyle w:val="Compact"/>
-            </w:pPr>
-            <w:r>
-              <w:t xml:space="preserve">Roboflow</w:t>
-            </w:r>
-            <w:r>
-              <w:t xml:space="preserve"> </w:t>
-            </w:r>
-            <w:r>
-              <w:rPr>
-                <w:rStyle w:val="VerbatimChar"/>
-              </w:rPr>
-              <w:t xml:space="preserve">demo-tracking/license-plate-vietnam-car</w:t>
-            </w:r>
-            <w:r>
-              <w:t xml:space="preserve"> </w:t>
-            </w:r>
-            <w:r>
-              <w:t xml:space="preserve">v2</w:t>
-            </w:r>
-          </w:p>
-        </w:tc>
-        <w:tc>
-          <w:tcPr/>
-          <w:p>
-            <w:pPr>
-              <w:pStyle w:val="Compact"/>
-            </w:pPr>
-            <w:r>
-              <w:t xml:space="preserve">CC BY 4.0</w:t>
-            </w:r>
-          </w:p>
-        </w:tc>
-        <w:tc>
-          <w:tcPr/>
-          <w:p>
-            <w:pPr>
-              <w:pStyle w:val="Compact"/>
-              <w:jc w:val="right"/>
-            </w:pPr>
-            <w:r>
-              <w:t xml:space="preserve">236</w:t>
-            </w:r>
-          </w:p>
-        </w:tc>
-        <w:tc>
-          <w:tcPr/>
-          <w:p>
-            <w:pPr>
-              <w:pStyle w:val="Compact"/>
-              <w:jc w:val="right"/>
-            </w:pPr>
-            <w:r>
-              <w:t xml:space="preserve">235</w:t>
-            </w:r>
-          </w:p>
-        </w:tc>
-      </w:tr>
-      <w:tr>
-        <w:tc>
-          <w:tcPr/>
-          <w:p>
-            <w:pPr>
-              <w:pStyle w:val="Compact"/>
-            </w:pPr>
-            <w:r>
-              <w:t xml:space="preserve">6</w:t>
-            </w:r>
-          </w:p>
-        </w:tc>
-        <w:tc>
-          <w:tcPr/>
-          <w:p>
-            <w:pPr>
-              <w:pStyle w:val="Compact"/>
-            </w:pPr>
-            <w:r>
-              <w:rPr>
-                <w:rStyle w:val="VerbatimChar"/>
-              </w:rPr>
-              <w:t xml:space="preserve">roboflow_cuong_ta</w:t>
-            </w:r>
-          </w:p>
-        </w:tc>
-        <w:tc>
-          <w:tcPr/>
-          <w:p>
-            <w:pPr>
-              <w:pStyle w:val="Compact"/>
-            </w:pPr>
-            <w:r>
-              <w:t xml:space="preserve">Roboflow</w:t>
-            </w:r>
-            <w:r>
-              <w:t xml:space="preserve"> </w:t>
-            </w:r>
-            <w:r>
-              <w:rPr>
-                <w:rStyle w:val="VerbatimChar"/>
-              </w:rPr>
-              <w:t xml:space="preserve">cuong-ta-ulxex/vietnamese-car-license-plate</w:t>
-            </w:r>
-            <w:r>
-              <w:t xml:space="preserve"> </w:t>
-            </w:r>
-            <w:r>
-              <w:t xml:space="preserve">v1</w:t>
-            </w:r>
-          </w:p>
-        </w:tc>
-        <w:tc>
-          <w:tcPr/>
-          <w:p>
-            <w:pPr>
-              <w:pStyle w:val="Compact"/>
-            </w:pPr>
-            <w:r>
-              <w:t xml:space="preserve">Public Domain</w:t>
-            </w:r>
-            <w:r>
-              <w:t xml:space="preserve"> </w:t>
-            </w:r>
-            <w:r>
-              <w:rPr>
-                <w:i/>
-                <w:iCs/>
-              </w:rPr>
-              <w:t xml:space="preserve">(người đăng tự khai)</w:t>
-            </w:r>
-          </w:p>
-        </w:tc>
-        <w:tc>
-          <w:tcPr/>
-          <w:p>
-            <w:pPr>
-              <w:pStyle w:val="Compact"/>
-              <w:jc w:val="right"/>
-            </w:pPr>
-            <w:r>
-              <w:t xml:space="preserve">8.254</w:t>
-            </w:r>
-          </w:p>
-        </w:tc>
-        <w:tc>
-          <w:tcPr/>
-          <w:p>
-            <w:pPr>
-              <w:pStyle w:val="Compact"/>
-              <w:jc w:val="right"/>
-            </w:pPr>
-            <w:r>
-              <w:t xml:space="preserve">140</w:t>
-            </w:r>
-          </w:p>
-        </w:tc>
-      </w:tr>
-      <w:tr>
-        <w:tc>
-          <w:tcPr/>
-          <w:p>
-            <w:pPr>
-              <w:pStyle w:val="Compact"/>
-            </w:pPr>
-            <w:r>
-              <w:t xml:space="preserve">7</w:t>
-            </w:r>
-          </w:p>
-        </w:tc>
-        <w:tc>
-          <w:tcPr/>
-          <w:p>
-            <w:pPr>
-              <w:pStyle w:val="Compact"/>
-            </w:pPr>
-            <w:r>
-              <w:rPr>
-                <w:rStyle w:val="VerbatimChar"/>
-              </w:rPr>
-              <w:t xml:space="preserve">roboflow_tran_ngoc_xuan_tin</w:t>
-            </w:r>
-          </w:p>
-        </w:tc>
-        <w:tc>
-          <w:tcPr/>
-          <w:p>
-            <w:pPr>
-              <w:pStyle w:val="Compact"/>
-            </w:pPr>
-            <w:r>
-              <w:t xml:space="preserve">Roboflow</w:t>
-            </w:r>
-            <w:r>
-              <w:t xml:space="preserve"> </w:t>
-            </w:r>
-            <w:r>
-              <w:rPr>
-                <w:rStyle w:val="VerbatimChar"/>
-              </w:rPr>
-              <w:t xml:space="preserve">tran-ngoc-xuan-tin-k15-hcm-dpuid/vietnam-license-plate-h8t3n</w:t>
-            </w:r>
-            <w:r>
-              <w:t xml:space="preserve"> </w:t>
-            </w:r>
-            <w:r>
-              <w:t xml:space="preserve">v1</w:t>
-            </w:r>
-          </w:p>
-        </w:tc>
-        <w:tc>
-          <w:tcPr/>
-          <w:p>
-            <w:pPr>
-              <w:pStyle w:val="Compact"/>
-            </w:pPr>
-            <w:r>
-              <w:t xml:space="preserve">CC BY 4.0</w:t>
-            </w:r>
-          </w:p>
-        </w:tc>
-        <w:tc>
-          <w:tcPr/>
-          <w:p>
-            <w:pPr>
-              <w:pStyle w:val="Compact"/>
-              <w:jc w:val="right"/>
-            </w:pPr>
-            <w:r>
-              <w:t xml:space="preserve">1.005</w:t>
-            </w:r>
-          </w:p>
-        </w:tc>
-        <w:tc>
-          <w:tcPr/>
-          <w:p>
-            <w:pPr>
-              <w:pStyle w:val="Compact"/>
-              <w:jc w:val="right"/>
-            </w:pPr>
-            <w:r>
-              <w:t xml:space="preserve">0</w:t>
-            </w:r>
-          </w:p>
-        </w:tc>
-      </w:tr>
-      <w:tr>
-        <w:tc>
-          <w:tcPr/>
-          <w:p>
-            <w:pPr>
-              <w:pStyle w:val="Compact"/>
-            </w:pPr>
-          </w:p>
-        </w:tc>
-        <w:tc>
-          <w:tcPr/>
-          <w:p>
-            <w:pPr>
-              <w:pStyle w:val="Compact"/>
-            </w:pPr>
-            <w:r>
-              <w:rPr>
-                <w:b/>
-                <w:bCs/>
-              </w:rPr>
-              <w:t xml:space="preserve">Tổng</w:t>
-            </w:r>
-          </w:p>
-        </w:tc>
-        <w:tc>
-          <w:tcPr/>
-          <w:p>
-            <w:pPr>
-              <w:pStyle w:val="Compact"/>
-            </w:pPr>
-          </w:p>
-        </w:tc>
-        <w:tc>
-          <w:tcPr/>
-          <w:p>
-            <w:pPr>
-              <w:pStyle w:val="Compact"/>
-            </w:pPr>
-          </w:p>
-        </w:tc>
-        <w:tc>
-          <w:tcPr/>
-          <w:p>
-            <w:pPr>
-              <w:pStyle w:val="Compact"/>
-              <w:jc w:val="right"/>
-            </w:pPr>
-            <w:r>
-              <w:rPr>
-                <w:b/>
-                <w:bCs/>
-              </w:rPr>
-              <w:t xml:space="preserve">27.113</w:t>
-            </w:r>
-          </w:p>
-        </w:tc>
-        <w:tc>
-          <w:tcPr/>
-          <w:p>
-            <w:pPr>
-              <w:pStyle w:val="Compact"/>
-              <w:jc w:val="right"/>
-            </w:pPr>
-            <w:r>
-              <w:rPr>
-                <w:b/>
-                <w:bCs/>
-              </w:rPr>
-              <w:t xml:space="preserve">15.133</w:t>
-            </w:r>
-          </w:p>
-        </w:tc>
-      </w:tr>
-    </w:tbl>
-    <w:p>
-      <w:pPr>
-        <w:pStyle w:val="BodyText"/>
-      </w:pPr>
-      <w:r>
-        <w:rPr>
-          <w:b/>
-          <w:bCs/>
-        </w:rPr>
-        <w:t xml:space="preserve">Ghi công theo giấy phép.</w:t>
-      </w:r>
-      <w:r>
-        <w:t xml:space="preserve"> </w:t>
-      </w:r>
-      <w:r>
-        <w:t xml:space="preserve">Năm bộ ở trên phát hành theo</w:t>
-      </w:r>
-      <w:r>
-        <w:t xml:space="preserve"> </w:t>
-      </w:r>
-      <w:r>
-        <w:rPr>
-          <w:b/>
-          <w:bCs/>
-        </w:rPr>
-        <w:t xml:space="preserve">CC BY 4.0</w:t>
-      </w:r>
-      <w:r>
-        <w:t xml:space="preserve">, bắt buộc</w:t>
-      </w:r>
-      <w:r>
-        <w:t xml:space="preserve"> </w:t>
-      </w:r>
-      <w:r>
-        <w:t xml:space="preserve">ghi công tác giả — bảng này chính là phần ghi công đó. Một bộ được người đăng tự</w:t>
-      </w:r>
-      <w:r>
-        <w:t xml:space="preserve"> </w:t>
-      </w:r>
-      <w:r>
-        <w:t xml:space="preserve">khai</w:t>
-      </w:r>
-      <w:r>
-        <w:t xml:space="preserve"> </w:t>
-      </w:r>
-      <w:r>
-        <w:rPr>
-          <w:b/>
-          <w:bCs/>
-        </w:rPr>
-        <w:t xml:space="preserve">Public Domain</w:t>
-      </w:r>
-      <w:r>
-        <w:t xml:space="preserve">, nhưng đồ án</w:t>
-      </w:r>
-      <w:r>
-        <w:t xml:space="preserve"> </w:t>
-      </w:r>
-      <w:r>
-        <w:rPr>
-          <w:b/>
-          <w:bCs/>
-        </w:rPr>
-        <w:t xml:space="preserve">không khẳng định</w:t>
-      </w:r>
-      <w:r>
-        <w:t xml:space="preserve"> </w:t>
-      </w:r>
-      <w:r>
-        <w:t xml:space="preserve">đó là Public Domain thật</w:t>
-      </w:r>
-      <w:r>
-        <w:t xml:space="preserve"> </w:t>
-      </w:r>
-      <w:r>
-        <w:t xml:space="preserve">vì ảnh nguồn có dấu hiệu là ảnh báo chí. Một bộ trên HuggingFace</w:t>
-      </w:r>
-      <w:r>
-        <w:t xml:space="preserve"> </w:t>
-      </w:r>
-      <w:r>
-        <w:rPr>
-          <w:b/>
-          <w:bCs/>
-        </w:rPr>
-        <w:t xml:space="preserve">chưa xác nhận</w:t>
-      </w:r>
-      <w:r>
-        <w:rPr>
-          <w:b/>
-          <w:bCs/>
-        </w:rPr>
-        <w:t xml:space="preserve"> </w:t>
-      </w:r>
-      <w:r>
-        <w:rPr>
-          <w:b/>
-          <w:bCs/>
-        </w:rPr>
-        <w:t xml:space="preserve">được giấy phép</w:t>
-      </w:r>
-      <w:r>
-        <w:t xml:space="preserve">; nó đóng góp 28,91% ngữ liệu nên đây là rủi ro pháp lý phải nêu</w:t>
-      </w:r>
-      <w:r>
-        <w:t xml:space="preserve"> </w:t>
-      </w:r>
-      <w:r>
-        <w:t xml:space="preserve">chứ không phải chi tiết bỏ qua được.</w:t>
-      </w:r>
-    </w:p>
-    <w:p>
-      <w:pPr>
-        <w:pStyle w:val="BodyText"/>
-      </w:pPr>
-      <w:r>
-        <w:rPr>
-          <w:b/>
-          <w:bCs/>
-        </w:rPr>
-        <w:t xml:space="preserve">Bộ thứ bảy còn lại 0 ảnh</w:t>
-      </w:r>
-      <w:r>
-        <w:t xml:space="preserve"> </w:t>
-      </w:r>
-      <w:r>
-        <w:t xml:space="preserve">sau khử trùng lặp — toàn bộ 1.005 ảnh của nó trùng</w:t>
-      </w:r>
-      <w:r>
-        <w:t xml:space="preserve"> </w:t>
-      </w:r>
-      <w:r>
-        <w:t xml:space="preserve">với ảnh đã có ở các bộ khác. Con số "hợp nhất từ 7 bộ" vì vậy phải đọc là</w:t>
-      </w:r>
-      <w:r>
-        <w:t xml:space="preserve"> </w:t>
-      </w:r>
-      <w:r>
-        <w:rPr>
-          <w:b/>
-          <w:bCs/>
-        </w:rPr>
-        <w:t xml:space="preserve">6</w:t>
-      </w:r>
-      <w:r>
-        <w:rPr>
-          <w:b/>
-          <w:bCs/>
-        </w:rPr>
-        <w:t xml:space="preserve"> </w:t>
-      </w:r>
-      <w:r>
-        <w:rPr>
-          <w:b/>
-          <w:bCs/>
-        </w:rPr>
-        <w:t xml:space="preserve">nguồn nguyên tố</w:t>
-      </w:r>
-      <w:r>
-        <w:t xml:space="preserve">, và điều này được nêu nhất quán ở mục 4.4.2 và 6.3.1.</w:t>
-      </w:r>
-    </w:p>
-    <w:bookmarkEnd w:id="228"/>
-    <w:bookmarkEnd w:id="229"/>
-    <w:bookmarkStart w:id="230" w:name="phụ-lục-d-cài-đặt-và-chạy-hệ-thống"/>
-    <w:p>
-      <w:pPr>
-        <w:pStyle w:val="Heading2"/>
-      </w:pPr>
-      <w:r>
-        <w:t xml:space="preserve">Phụ lục D. Cài đặt và chạy hệ thống</w:t>
-      </w:r>
-    </w:p>
-    <w:p>
-      <w:pPr>
-        <w:pStyle w:val="FirstParagraph"/>
-      </w:pPr>
-      <w:r>
-        <w:t xml:space="preserve">Quy trình cài đặt, lệnh chạy bằng Docker Compose, cách chạy trực tiếp không</w:t>
-      </w:r>
-      <w:r>
-        <w:t xml:space="preserve"> </w:t>
-      </w:r>
-      <w:r>
-        <w:t xml:space="preserve">dùng Docker và danh sách biến môi trường được trình bày đầy đủ ở hai tài liệu</w:t>
-      </w:r>
-      <w:r>
-        <w:t xml:space="preserve"> </w:t>
-      </w:r>
-      <w:r>
-        <w:t xml:space="preserve">vận hành đi kèm, nên không lặp lại ở đây:</w:t>
+        <w:t xml:space="preserve">Các bảng tra cứu dưới đây không lặp lại trong quyển vì chúng đã nằm trong thân bài hoặc trong bộ tài liệu đi kèm.</w:t>
       </w:r>
     </w:p>
     <w:tbl>
@@ -54066,7 +52370,7 @@
               <w:pStyle w:val="Compact"/>
             </w:pPr>
             <w:r>
-              <w:t xml:space="preserve">Tài liệu</w:t>
+              <w:t xml:space="preserve">Nơi tra cứu</w:t>
             </w:r>
           </w:p>
         </w:tc>
@@ -54079,7 +52383,184 @@
               <w:pStyle w:val="Compact"/>
             </w:pPr>
             <w:r>
-              <w:t xml:space="preserve">Yêu cầu hệ thống, cài đặt từng bước, biến môi trường</w:t>
+              <w:t xml:space="preserve">Siêu tham số huấn luyện đầy đủ</w:t>
+            </w:r>
+          </w:p>
+        </w:tc>
+        <w:tc>
+          <w:tcPr/>
+          <w:p>
+            <w:pPr>
+              <w:pStyle w:val="Compact"/>
+            </w:pPr>
+            <w:r>
+              <w:t xml:space="preserve">Mục 4.5.1; nguyên văn tại</w:t>
+            </w:r>
+            <w:r>
+              <w:t xml:space="preserve"> </w:t>
+            </w:r>
+            <w:r>
+              <w:rPr>
+                <w:rStyle w:val="VerbatimChar"/>
+              </w:rPr>
+              <w:t xml:space="preserve">runs/final-640-v3/args.yaml</w:t>
+            </w:r>
+          </w:p>
+        </w:tc>
+      </w:tr>
+      <w:tr>
+        <w:tc>
+          <w:tcPr/>
+          <w:p>
+            <w:pPr>
+              <w:pStyle w:val="Compact"/>
+            </w:pPr>
+            <w:r>
+              <w:t xml:space="preserve">Quy mô và tổ chức mã nguồn</w:t>
+            </w:r>
+          </w:p>
+        </w:tc>
+        <w:tc>
+          <w:tcPr/>
+          <w:p>
+            <w:pPr>
+              <w:pStyle w:val="Compact"/>
+            </w:pPr>
+            <w:r>
+              <w:t xml:space="preserve">Mục 4.2.2</w:t>
+            </w:r>
+          </w:p>
+        </w:tc>
+      </w:tr>
+      <w:tr>
+        <w:tc>
+          <w:tcPr/>
+          <w:p>
+            <w:pPr>
+              <w:pStyle w:val="Compact"/>
+            </w:pPr>
+            <w:r>
+              <w:t xml:space="preserve">Kết quả kiểm thử theo nhóm</w:t>
+            </w:r>
+          </w:p>
+        </w:tc>
+        <w:tc>
+          <w:tcPr/>
+          <w:p>
+            <w:pPr>
+              <w:pStyle w:val="Compact"/>
+            </w:pPr>
+            <w:r>
+              <w:t xml:space="preserve">Mục 5.7; chi tiết tại</w:t>
+            </w:r>
+            <w:r>
+              <w:t xml:space="preserve"> </w:t>
+            </w:r>
+            <w:r>
+              <w:rPr>
+                <w:rStyle w:val="VerbatimChar"/>
+              </w:rPr>
+              <w:t xml:space="preserve">docs/reports/07-testing-report.md</w:t>
+            </w:r>
+          </w:p>
+        </w:tc>
+      </w:tr>
+      <w:tr>
+        <w:tc>
+          <w:tcPr/>
+          <w:p>
+            <w:pPr>
+              <w:pStyle w:val="Compact"/>
+            </w:pPr>
+            <w:r>
+              <w:t xml:space="preserve">Danh sách endpoint và cấu hình triển khai</w:t>
+            </w:r>
+          </w:p>
+        </w:tc>
+        <w:tc>
+          <w:tcPr/>
+          <w:p>
+            <w:pPr>
+              <w:pStyle w:val="Compact"/>
+            </w:pPr>
+            <w:r>
+              <w:t xml:space="preserve">Mục 4.7.4 và 4.9; OpenAPI tự sinh tại</w:t>
+            </w:r>
+            <w:r>
+              <w:t xml:space="preserve"> </w:t>
+            </w:r>
+            <w:r>
+              <w:rPr>
+                <w:rStyle w:val="VerbatimChar"/>
+              </w:rPr>
+              <w:t xml:space="preserve">/docs</w:t>
+            </w:r>
+          </w:p>
+        </w:tc>
+      </w:tr>
+      <w:tr>
+        <w:tc>
+          <w:tcPr/>
+          <w:p>
+            <w:pPr>
+              <w:pStyle w:val="Compact"/>
+            </w:pPr>
+            <w:r>
+              <w:t xml:space="preserve">Đặc tả 34 yêu cầu chức năng và chỉ tiêu phi chức năng</w:t>
+            </w:r>
+          </w:p>
+        </w:tc>
+        <w:tc>
+          <w:tcPr/>
+          <w:p>
+            <w:pPr>
+              <w:pStyle w:val="Compact"/>
+            </w:pPr>
+            <w:r>
+              <w:rPr>
+                <w:rStyle w:val="VerbatimChar"/>
+              </w:rPr>
+              <w:t xml:space="preserve">docs/00-requirements/</w:t>
+            </w:r>
+          </w:p>
+        </w:tc>
+      </w:tr>
+      <w:tr>
+        <w:tc>
+          <w:tcPr/>
+          <w:p>
+            <w:pPr>
+              <w:pStyle w:val="Compact"/>
+            </w:pPr>
+            <w:r>
+              <w:t xml:space="preserve">Chỉ mục báo cáo đo dạng JSON chống lưng từng con số</w:t>
+            </w:r>
+          </w:p>
+        </w:tc>
+        <w:tc>
+          <w:tcPr/>
+          <w:p>
+            <w:pPr>
+              <w:pStyle w:val="Compact"/>
+            </w:pPr>
+            <w:r>
+              <w:rPr>
+                <w:rStyle w:val="VerbatimChar"/>
+              </w:rPr>
+              <w:t xml:space="preserve">docs/reports/README.md</w:t>
+            </w:r>
+          </w:p>
+        </w:tc>
+      </w:tr>
+      <w:tr>
+        <w:tc>
+          <w:tcPr/>
+          <w:p>
+            <w:pPr>
+              <w:pStyle w:val="Compact"/>
+            </w:pPr>
+            <w:r>
+              <w:t xml:space="preserve">Hướng dẫn cài đặt và vận hành</w:t>
             </w:r>
           </w:p>
         </w:tc>
@@ -54098,2868 +52579,14 @@
           </w:p>
         </w:tc>
       </w:tr>
-      <w:tr>
-        <w:tc>
-          <w:tcPr/>
-          <w:p>
-            <w:pPr>
-              <w:pStyle w:val="Compact"/>
-            </w:pPr>
-            <w:r>
-              <w:t xml:space="preserve">Dựng ảnh Docker, kiểm chứng container, bốn lỗi thật đã gặp</w:t>
-            </w:r>
-          </w:p>
-        </w:tc>
-        <w:tc>
-          <w:tcPr/>
-          <w:p>
-            <w:pPr>
-              <w:pStyle w:val="Compact"/>
-            </w:pPr>
-            <w:r>
-              <w:rPr>
-                <w:rStyle w:val="VerbatimChar"/>
-              </w:rPr>
-              <w:t xml:space="preserve">docs/reports/08-deployment-guide.md</w:t>
-            </w:r>
-          </w:p>
-        </w:tc>
-      </w:tr>
     </w:tbl>
     <w:p>
-      <w:pPr>
-        <w:pStyle w:val="BodyText"/>
-      </w:pPr>
-      <w:r>
-        <w:t xml:space="preserve">Kiến trúc triển khai và lý do chọn Docker trình bày ở</w:t>
-      </w:r>
-      <w:r>
-        <w:t xml:space="preserve"> </w:t>
-      </w:r>
-      <w:r>
-        <w:rPr>
-          <w:b/>
-          <w:bCs/>
-        </w:rPr>
-        <w:t xml:space="preserve">mục 4.9</w:t>
-      </w:r>
-      <w:r>
-        <w:t xml:space="preserve">.</w:t>
-      </w:r>
-    </w:p>
-    <w:bookmarkEnd w:id="230"/>
-    <w:bookmarkStart w:id="233" w:name="phụ-lục-e-kết-quả-kiểm-thử"/>
-    <w:p>
-      <w:pPr>
-        <w:pStyle w:val="Heading2"/>
-      </w:pPr>
-      <w:r>
-        <w:t xml:space="preserve">Phụ lục E. Kết quả kiểm thử</w:t>
-      </w:r>
-    </w:p>
-    <w:bookmarkStart w:id="231" w:name="e1-tổng-hợp"/>
-    <w:p>
-      <w:pPr>
-        <w:pStyle w:val="Heading3"/>
-      </w:pPr>
-      <w:r>
-        <w:t xml:space="preserve">E.1. Tổng hợp</w:t>
-      </w:r>
-    </w:p>
-    <w:p>
-      <w:pPr>
-        <w:pStyle w:val="FirstParagraph"/>
-      </w:pPr>
-      <w:r>
-        <w:rPr>
-          <w:b/>
-          <w:bCs/>
-        </w:rPr>
-        <w:t xml:space="preserve">Bảng E.1.</w:t>
-      </w:r>
-      <w:r>
-        <w:t xml:space="preserve"> </w:t>
-      </w:r>
-      <w:r>
-        <w:t xml:space="preserve">Kết quả chạy bộ kiểm thử tự động</w:t>
-      </w:r>
-    </w:p>
-    <w:tbl>
-      <w:tblPr>
-        <w:tblStyle w:val="Table"/>
-        <w:tblW w:type="auto" w:w="0"/>
-        <w:tblLook w:firstRow="1" w:lastRow="0" w:firstColumn="0" w:lastColumn="0" w:noHBand="0" w:noVBand="0" w:val="0020"/>
-      </w:tblPr>
-      <w:tblGrid>
-        <w:gridCol w:w="3960"/>
-        <w:gridCol w:w="3960"/>
-      </w:tblGrid>
-      <w:tr>
-        <w:trPr>
-          <w:tblHeader w:val="on"/>
-        </w:trPr>
-        <w:tc>
-          <w:tcPr/>
-          <w:p>
-            <w:pPr>
-              <w:pStyle w:val="Compact"/>
-            </w:pPr>
-            <w:r>
-              <w:t xml:space="preserve">Hạng mục</w:t>
-            </w:r>
-          </w:p>
-        </w:tc>
-        <w:tc>
-          <w:tcPr/>
-          <w:p>
-            <w:pPr>
-              <w:pStyle w:val="Compact"/>
-            </w:pPr>
-            <w:r>
-              <w:t xml:space="preserve">Kết quả</w:t>
-            </w:r>
-          </w:p>
-        </w:tc>
-      </w:tr>
-      <w:tr>
-        <w:tc>
-          <w:tcPr/>
-          <w:p>
-            <w:pPr>
-              <w:pStyle w:val="Compact"/>
-            </w:pPr>
-            <w:r>
-              <w:t xml:space="preserve">Số test thu thập</w:t>
-            </w:r>
-          </w:p>
-        </w:tc>
-        <w:tc>
-          <w:tcPr/>
-          <w:p>
-            <w:pPr>
-              <w:pStyle w:val="Compact"/>
-            </w:pPr>
-            <w:r>
-              <w:rPr>
-                <w:b/>
-                <w:bCs/>
-              </w:rPr>
-              <w:t xml:space="preserve">1.004</w:t>
-            </w:r>
-          </w:p>
-        </w:tc>
-      </w:tr>
-      <w:tr>
-        <w:tc>
-          <w:tcPr/>
-          <w:p>
-            <w:pPr>
-              <w:pStyle w:val="Compact"/>
-            </w:pPr>
-            <w:r>
-              <w:t xml:space="preserve">Đạt</w:t>
-            </w:r>
-          </w:p>
-        </w:tc>
-        <w:tc>
-          <w:tcPr/>
-          <w:p>
-            <w:pPr>
-              <w:pStyle w:val="Compact"/>
-            </w:pPr>
-            <w:r>
-              <w:rPr>
-                <w:b/>
-                <w:bCs/>
-              </w:rPr>
-              <w:t xml:space="preserve">1.004</w:t>
-            </w:r>
-          </w:p>
-        </w:tc>
-      </w:tr>
-      <w:tr>
-        <w:tc>
-          <w:tcPr/>
-          <w:p>
-            <w:pPr>
-              <w:pStyle w:val="Compact"/>
-            </w:pPr>
-            <w:r>
-              <w:rPr>
-                <w:rStyle w:val="VerbatimChar"/>
-              </w:rPr>
-              <w:t xml:space="preserve">xfail</w:t>
-            </w:r>
-            <w:r>
-              <w:t xml:space="preserve"> </w:t>
-            </w:r>
-            <w:r>
-              <w:rPr>
-                <w:i/>
-                <w:iCs/>
-              </w:rPr>
-              <w:t xml:space="preserve">(dự kiến hỏng)</w:t>
-            </w:r>
-          </w:p>
-        </w:tc>
-        <w:tc>
-          <w:tcPr/>
-          <w:p>
-            <w:pPr>
-              <w:pStyle w:val="Compact"/>
-            </w:pPr>
-            <w:r>
-              <w:t xml:space="preserve">0</w:t>
-            </w:r>
-          </w:p>
-        </w:tc>
-      </w:tr>
-      <w:tr>
-        <w:tc>
-          <w:tcPr/>
-          <w:p>
-            <w:pPr>
-              <w:pStyle w:val="Compact"/>
-            </w:pPr>
-            <w:r>
-              <w:t xml:space="preserve">Fail</w:t>
-            </w:r>
-          </w:p>
-        </w:tc>
-        <w:tc>
-          <w:tcPr/>
-          <w:p>
-            <w:pPr>
-              <w:pStyle w:val="Compact"/>
-            </w:pPr>
-            <w:r>
-              <w:rPr>
-                <w:b/>
-                <w:bCs/>
-              </w:rPr>
-              <w:t xml:space="preserve">0</w:t>
-            </w:r>
-          </w:p>
-        </w:tc>
-      </w:tr>
-      <w:tr>
-        <w:tc>
-          <w:tcPr/>
-          <w:p>
-            <w:pPr>
-              <w:pStyle w:val="Compact"/>
-            </w:pPr>
-            <w:r>
-              <w:t xml:space="preserve">Skip</w:t>
-            </w:r>
-          </w:p>
-        </w:tc>
-        <w:tc>
-          <w:tcPr/>
-          <w:p>
-            <w:pPr>
-              <w:pStyle w:val="Compact"/>
-            </w:pPr>
-            <w:r>
-              <w:t xml:space="preserve">0</w:t>
-            </w:r>
-          </w:p>
-        </w:tc>
-      </w:tr>
-    </w:tbl>
-    <w:bookmarkEnd w:id="231"/>
-    <w:bookmarkStart w:id="232" w:name="e2-phân-nhóm"/>
-    <w:p>
-      <w:pPr>
-        <w:pStyle w:val="Heading3"/>
-      </w:pPr>
-      <w:r>
-        <w:t xml:space="preserve">E.2. Phân nhóm</w:t>
-      </w:r>
-    </w:p>
-    <w:tbl>
-      <w:tblPr>
-        <w:tblStyle w:val="Table"/>
-        <w:tblW w:type="auto" w:w="0"/>
-        <w:tblLook w:firstRow="1" w:lastRow="0" w:firstColumn="0" w:lastColumn="0" w:noHBand="0" w:noVBand="0" w:val="0020"/>
-      </w:tblPr>
-      <w:tblGrid>
-        <w:gridCol w:w="3960"/>
-        <w:gridCol w:w="3960"/>
-      </w:tblGrid>
-      <w:tr>
-        <w:trPr>
-          <w:tblHeader w:val="on"/>
-        </w:trPr>
-        <w:tc>
-          <w:tcPr/>
-          <w:p>
-            <w:pPr>
-              <w:pStyle w:val="Compact"/>
-            </w:pPr>
-            <w:r>
-              <w:t xml:space="preserve">Nhóm</w:t>
-            </w:r>
-          </w:p>
-        </w:tc>
-        <w:tc>
-          <w:tcPr/>
-          <w:p>
-            <w:pPr>
-              <w:pStyle w:val="Compact"/>
-            </w:pPr>
-            <w:r>
-              <w:t xml:space="preserve">Kiểm chứng điều gì</w:t>
-            </w:r>
-          </w:p>
-        </w:tc>
-      </w:tr>
-      <w:tr>
-        <w:tc>
-          <w:tcPr/>
-          <w:p>
-            <w:pPr>
-              <w:pStyle w:val="Compact"/>
-            </w:pPr>
-            <w:r>
-              <w:t xml:space="preserve">Kiểm thử đơn vị</w:t>
-            </w:r>
-          </w:p>
-        </w:tc>
-        <w:tc>
-          <w:tcPr/>
-          <w:p>
-            <w:pPr>
-              <w:pStyle w:val="Compact"/>
-            </w:pPr>
-            <w:r>
-              <w:t xml:space="preserve">Bộ luật hậu xử lý theo vị trí, phân loại bố cục, chuẩn hoá chuỗi, quy tắc hiển thị</w:t>
-            </w:r>
-          </w:p>
-        </w:tc>
-      </w:tr>
-      <w:tr>
-        <w:tc>
-          <w:tcPr/>
-          <w:p>
-            <w:pPr>
-              <w:pStyle w:val="Compact"/>
-            </w:pPr>
-            <w:r>
-              <w:t xml:space="preserve">Kiểm thử tích hợp</w:t>
-            </w:r>
-          </w:p>
-        </w:tc>
-        <w:tc>
-          <w:tcPr/>
-          <w:p>
-            <w:pPr>
-              <w:pStyle w:val="Compact"/>
-            </w:pPr>
-            <w:r>
-              <w:t xml:space="preserve">Toàn bộ 10 endpoint qua HTTP thật, kèm cơ sở dữ liệu thật và migration</w:t>
-            </w:r>
-          </w:p>
-        </w:tc>
-      </w:tr>
-      <w:tr>
-        <w:tc>
-          <w:tcPr/>
-          <w:p>
-            <w:pPr>
-              <w:pStyle w:val="Compact"/>
-            </w:pPr>
-            <w:r>
-              <w:t xml:space="preserve">Kiểm thử kiến trúc</w:t>
-            </w:r>
-          </w:p>
-        </w:tc>
-        <w:tc>
-          <w:tcPr/>
-          <w:p>
-            <w:pPr>
-              <w:pStyle w:val="Compact"/>
-            </w:pPr>
-            <w:r>
-              <w:t xml:space="preserve">Ranh giới</w:t>
-            </w:r>
-            <w:r>
-              <w:t xml:space="preserve"> </w:t>
-            </w:r>
-            <w:r>
-              <w:rPr>
-                <w:rStyle w:val="VerbatimChar"/>
-              </w:rPr>
-              <w:t xml:space="preserve">ai/</w:t>
-            </w:r>
-            <w:r>
-              <w:t xml:space="preserve"> </w:t>
-            </w:r>
-            <w:r>
-              <w:t xml:space="preserve">không import</w:t>
-            </w:r>
-            <w:r>
-              <w:t xml:space="preserve"> </w:t>
-            </w:r>
-            <w:r>
-              <w:rPr>
-                <w:rStyle w:val="VerbatimChar"/>
-              </w:rPr>
-              <w:t xml:space="preserve">backend/</w:t>
-            </w:r>
-            <w:r>
-              <w:t xml:space="preserve"> </w:t>
-            </w:r>
-            <w:r>
-              <w:t xml:space="preserve">(NFR-M1) — fail nếu ai đó vi phạm</w:t>
-            </w:r>
-          </w:p>
-        </w:tc>
-      </w:tr>
-      <w:tr>
-        <w:tc>
-          <w:tcPr/>
-          <w:p>
-            <w:pPr>
-              <w:pStyle w:val="Compact"/>
-            </w:pPr>
-            <w:r>
-              <w:t xml:space="preserve">Kiểm thử hồi quy</w:t>
-            </w:r>
-          </w:p>
-        </w:tc>
-        <w:tc>
-          <w:tcPr/>
-          <w:p>
-            <w:pPr>
-              <w:pStyle w:val="Compact"/>
-            </w:pPr>
-            <w:r>
-              <w:t xml:space="preserve">Các ca lỗi đã từng xảy ra, mỗi ca một test để không tái diễn</w:t>
-            </w:r>
-          </w:p>
-        </w:tc>
-      </w:tr>
-    </w:tbl>
-    <w:p>
-      <w:pPr>
-        <w:pStyle w:val="BodyText"/>
-      </w:pPr>
-      <w:r>
-        <w:rPr>
-          <w:b/>
-          <w:bCs/>
-        </w:rPr>
-        <w:t xml:space="preserve">Lưu ý về kết quả kiểm thử.</w:t>
-      </w:r>
-      <w:r>
-        <w:t xml:space="preserve"> </w:t>
-      </w:r>
-      <w:r>
-        <w:t xml:space="preserve">Kết quả 0 thất bại thể hiện hệ thống đã vượt qua các kịch bản kiểm thử tự động được thiết lập, nhưng</w:t>
-      </w:r>
-      <w:r>
-        <w:t xml:space="preserve"> </w:t>
-      </w:r>
-      <w:r>
-        <w:rPr>
-          <w:b/>
-          <w:bCs/>
-        </w:rPr>
-        <w:t xml:space="preserve">không</w:t>
-      </w:r>
-      <w:r>
-        <w:t xml:space="preserve"> </w:t>
-      </w:r>
-      <w:r>
-        <w:t xml:space="preserve">đồng nghĩa với việc hoàn thành tất cả chỉ tiêu phi chức năng. Ba</w:t>
-      </w:r>
-      <w:r>
-        <w:t xml:space="preserve"> </w:t>
-      </w:r>
-      <w:r>
-        <w:t xml:space="preserve">chỉ tiêu phi chức năng hiện không đạt (NFR-A5, A6, A7) — bảng đối chiếu đầy đủ ở mục 5.7 và phân tích ở mục 5.9.2.</w:t>
-      </w:r>
-    </w:p>
-    <w:p>
-      <w:pPr>
-        <w:pStyle w:val="BodyText"/>
-      </w:pPr>
-      <w:r>
-        <w:t xml:space="preserve">Báo cáo kiểm thử chi tiết theo từng nhóm:</w:t>
-      </w:r>
-      <w:r>
-        <w:t xml:space="preserve"> </w:t>
-      </w:r>
-      <w:r>
-        <w:rPr>
-          <w:rStyle w:val="VerbatimChar"/>
-        </w:rPr>
-        <w:t xml:space="preserve">docs/reports/07-testing-report.md</w:t>
-      </w:r>
-      <w:r>
-        <w:t xml:space="preserve">.</w:t>
-      </w:r>
-    </w:p>
-    <w:p>
-      <w:r>
-        <w:pict>
-          <v:rect style="width:0;height:1.5pt" o:hralign="center" o:hrstd="t" o:hr="t"/>
-        </w:pict>
-      </w:r>
-    </w:p>
-    <w:bookmarkEnd w:id="232"/>
-    <w:bookmarkEnd w:id="233"/>
-    <w:bookmarkStart w:id="236" w:name="Xb0ecaefd567621d8f4fd0ba4686066ee0905bcc"/>
-    <w:p>
-      <w:pPr>
-        <w:pStyle w:val="Heading2"/>
-      </w:pPr>
-      <w:r>
-        <w:t xml:space="preserve">Phụ lục F. Giao diện lập trình và cấu hình triển khai</w:t>
-      </w:r>
-    </w:p>
-    <w:bookmarkStart w:id="234" w:name="f1-danh-sách-endpoint"/>
-    <w:p>
-      <w:pPr>
-        <w:pStyle w:val="Heading3"/>
-      </w:pPr>
-      <w:r>
-        <w:t xml:space="preserve">F.1. Danh sách endpoint</w:t>
-      </w:r>
-    </w:p>
-    <w:p>
-      <w:pPr>
-        <w:pStyle w:val="FirstParagraph"/>
-      </w:pPr>
-      <w:r>
-        <w:rPr>
-          <w:b/>
-          <w:bCs/>
-        </w:rPr>
-        <w:t xml:space="preserve">Bảng F.1.</w:t>
-      </w:r>
-      <w:r>
-        <w:t xml:space="preserve"> </w:t>
-      </w:r>
-      <w:r>
-        <w:t xml:space="preserve">Mười endpoint của hệ thống</w:t>
-      </w:r>
-    </w:p>
-    <w:tbl>
-      <w:tblPr>
-        <w:tblStyle w:val="Table"/>
-        <w:tblW w:type="auto" w:w="0"/>
-        <w:tblLook w:firstRow="1" w:lastRow="0" w:firstColumn="0" w:lastColumn="0" w:noHBand="0" w:noVBand="0" w:val="0020"/>
-      </w:tblPr>
-      <w:tblGrid>
-        <w:gridCol w:w="1980"/>
-        <w:gridCol w:w="1980"/>
-        <w:gridCol w:w="1980"/>
-        <w:gridCol w:w="1980"/>
-      </w:tblGrid>
-      <w:tr>
-        <w:trPr>
-          <w:tblHeader w:val="on"/>
-        </w:trPr>
-        <w:tc>
-          <w:tcPr/>
-          <w:p>
-            <w:pPr>
-              <w:pStyle w:val="Compact"/>
-              <w:jc w:val="center"/>
-            </w:pPr>
-            <w:r>
-              <w:t xml:space="preserve">#</w:t>
-            </w:r>
-          </w:p>
-        </w:tc>
-        <w:tc>
-          <w:tcPr/>
-          <w:p>
-            <w:pPr>
-              <w:pStyle w:val="Compact"/>
-            </w:pPr>
-            <w:r>
-              <w:t xml:space="preserve">Phương thức</w:t>
-            </w:r>
-          </w:p>
-        </w:tc>
-        <w:tc>
-          <w:tcPr/>
-          <w:p>
-            <w:pPr>
-              <w:pStyle w:val="Compact"/>
-            </w:pPr>
-            <w:r>
-              <w:t xml:space="preserve">Đường dẫn</w:t>
-            </w:r>
-          </w:p>
-        </w:tc>
-        <w:tc>
-          <w:tcPr/>
-          <w:p>
-            <w:pPr>
-              <w:pStyle w:val="Compact"/>
-            </w:pPr>
-            <w:r>
-              <w:t xml:space="preserve">Chức năng</w:t>
-            </w:r>
-          </w:p>
-        </w:tc>
-      </w:tr>
-      <w:tr>
-        <w:tc>
-          <w:tcPr/>
-          <w:p>
-            <w:pPr>
-              <w:pStyle w:val="Compact"/>
-              <w:jc w:val="center"/>
-            </w:pPr>
-            <w:r>
-              <w:t xml:space="preserve">1</w:t>
-            </w:r>
-          </w:p>
-        </w:tc>
-        <w:tc>
-          <w:tcPr/>
-          <w:p>
-            <w:pPr>
-              <w:pStyle w:val="Compact"/>
-            </w:pPr>
-            <w:r>
-              <w:rPr>
-                <w:rStyle w:val="VerbatimChar"/>
-              </w:rPr>
-              <w:t xml:space="preserve">POST</w:t>
-            </w:r>
-          </w:p>
-        </w:tc>
-        <w:tc>
-          <w:tcPr/>
-          <w:p>
-            <w:pPr>
-              <w:pStyle w:val="Compact"/>
-            </w:pPr>
-            <w:r>
-              <w:rPr>
-                <w:rStyle w:val="VerbatimChar"/>
-              </w:rPr>
-              <w:t xml:space="preserve">/api/detect/image</w:t>
-            </w:r>
-          </w:p>
-        </w:tc>
-        <w:tc>
-          <w:tcPr/>
-          <w:p>
-            <w:pPr>
-              <w:pStyle w:val="Compact"/>
-            </w:pPr>
-            <w:r>
-              <w:t xml:space="preserve">Nhận dạng biển số từ một ảnh tĩnh</w:t>
-            </w:r>
-          </w:p>
-        </w:tc>
-      </w:tr>
-      <w:tr>
-        <w:tc>
-          <w:tcPr/>
-          <w:p>
-            <w:pPr>
-              <w:pStyle w:val="Compact"/>
-              <w:jc w:val="center"/>
-            </w:pPr>
-            <w:r>
-              <w:t xml:space="preserve">2</w:t>
-            </w:r>
-          </w:p>
-        </w:tc>
-        <w:tc>
-          <w:tcPr/>
-          <w:p>
-            <w:pPr>
-              <w:pStyle w:val="Compact"/>
-            </w:pPr>
-            <w:r>
-              <w:rPr>
-                <w:rStyle w:val="VerbatimChar"/>
-              </w:rPr>
-              <w:t xml:space="preserve">POST</w:t>
-            </w:r>
-          </w:p>
-        </w:tc>
-        <w:tc>
-          <w:tcPr/>
-          <w:p>
-            <w:pPr>
-              <w:pStyle w:val="Compact"/>
-            </w:pPr>
-            <w:r>
-              <w:rPr>
-                <w:rStyle w:val="VerbatimChar"/>
-              </w:rPr>
-              <w:t xml:space="preserve">/api/detect/video</w:t>
-            </w:r>
-          </w:p>
-        </w:tc>
-        <w:tc>
-          <w:tcPr/>
-          <w:p>
-            <w:pPr>
-              <w:pStyle w:val="Compact"/>
-            </w:pPr>
-            <w:r>
-              <w:t xml:space="preserve">Tạo tác vụ nhận dạng trên video, xử lý nền</w:t>
-            </w:r>
-          </w:p>
-        </w:tc>
-      </w:tr>
-      <w:tr>
-        <w:tc>
-          <w:tcPr/>
-          <w:p>
-            <w:pPr>
-              <w:pStyle w:val="Compact"/>
-              <w:jc w:val="center"/>
-            </w:pPr>
-            <w:r>
-              <w:t xml:space="preserve">3</w:t>
-            </w:r>
-          </w:p>
-        </w:tc>
-        <w:tc>
-          <w:tcPr/>
-          <w:p>
-            <w:pPr>
-              <w:pStyle w:val="Compact"/>
-            </w:pPr>
-            <w:r>
-              <w:rPr>
-                <w:rStyle w:val="VerbatimChar"/>
-              </w:rPr>
-              <w:t xml:space="preserve">POST</w:t>
-            </w:r>
-          </w:p>
-        </w:tc>
-        <w:tc>
-          <w:tcPr/>
-          <w:p>
-            <w:pPr>
-              <w:pStyle w:val="Compact"/>
-            </w:pPr>
-            <w:r>
-              <w:rPr>
-                <w:rStyle w:val="VerbatimChar"/>
-              </w:rPr>
-              <w:t xml:space="preserve">/api/detect/frame</w:t>
-            </w:r>
-          </w:p>
-        </w:tc>
-        <w:tc>
-          <w:tcPr/>
-          <w:p>
-            <w:pPr>
-              <w:pStyle w:val="Compact"/>
-            </w:pPr>
-            <w:r>
-              <w:t xml:space="preserve">Nhận dạng một khung hình — dùng cho chế độ thời gian thực</w:t>
-            </w:r>
-          </w:p>
-        </w:tc>
-      </w:tr>
-      <w:tr>
-        <w:tc>
-          <w:tcPr/>
-          <w:p>
-            <w:pPr>
-              <w:pStyle w:val="Compact"/>
-              <w:jc w:val="center"/>
-            </w:pPr>
-            <w:r>
-              <w:t xml:space="preserve">4</w:t>
-            </w:r>
-          </w:p>
-        </w:tc>
-        <w:tc>
-          <w:tcPr/>
-          <w:p>
-            <w:pPr>
-              <w:pStyle w:val="Compact"/>
-            </w:pPr>
-            <w:r>
-              <w:rPr>
-                <w:rStyle w:val="VerbatimChar"/>
-              </w:rPr>
-              <w:t xml:space="preserve">GET</w:t>
-            </w:r>
-          </w:p>
-        </w:tc>
-        <w:tc>
-          <w:tcPr/>
-          <w:p>
-            <w:pPr>
-              <w:pStyle w:val="Compact"/>
-            </w:pPr>
-            <w:r>
-              <w:rPr>
-                <w:rStyle w:val="VerbatimChar"/>
-              </w:rPr>
-              <w:t xml:space="preserve">/api/jobs/{job_id}</w:t>
-            </w:r>
-          </w:p>
-        </w:tc>
-        <w:tc>
-          <w:tcPr/>
-          <w:p>
-            <w:pPr>
-              <w:pStyle w:val="Compact"/>
-            </w:pPr>
-            <w:r>
-              <w:t xml:space="preserve">Trạng thái và tiến độ của một tác vụ video</w:t>
-            </w:r>
-          </w:p>
-        </w:tc>
-      </w:tr>
-      <w:tr>
-        <w:tc>
-          <w:tcPr/>
-          <w:p>
-            <w:pPr>
-              <w:pStyle w:val="Compact"/>
-              <w:jc w:val="center"/>
-            </w:pPr>
-            <w:r>
-              <w:t xml:space="preserve">5</w:t>
-            </w:r>
-          </w:p>
-        </w:tc>
-        <w:tc>
-          <w:tcPr/>
-          <w:p>
-            <w:pPr>
-              <w:pStyle w:val="Compact"/>
-            </w:pPr>
-            <w:r>
-              <w:rPr>
-                <w:rStyle w:val="VerbatimChar"/>
-              </w:rPr>
-              <w:t xml:space="preserve">GET</w:t>
-            </w:r>
-          </w:p>
-        </w:tc>
-        <w:tc>
-          <w:tcPr/>
-          <w:p>
-            <w:pPr>
-              <w:pStyle w:val="Compact"/>
-            </w:pPr>
-            <w:r>
-              <w:rPr>
-                <w:rStyle w:val="VerbatimChar"/>
-              </w:rPr>
-              <w:t xml:space="preserve">/api/history</w:t>
-            </w:r>
-          </w:p>
-        </w:tc>
-        <w:tc>
-          <w:tcPr/>
-          <w:p>
-            <w:pPr>
-              <w:pStyle w:val="Compact"/>
-            </w:pPr>
-            <w:r>
-              <w:t xml:space="preserve">Danh sách lịch sử, có tìm kiếm, lọc, phân trang</w:t>
-            </w:r>
-          </w:p>
-        </w:tc>
-      </w:tr>
-      <w:tr>
-        <w:tc>
-          <w:tcPr/>
-          <w:p>
-            <w:pPr>
-              <w:pStyle w:val="Compact"/>
-              <w:jc w:val="center"/>
-            </w:pPr>
-            <w:r>
-              <w:t xml:space="preserve">6</w:t>
-            </w:r>
-          </w:p>
-        </w:tc>
-        <w:tc>
-          <w:tcPr/>
-          <w:p>
-            <w:pPr>
-              <w:pStyle w:val="Compact"/>
-            </w:pPr>
-            <w:r>
-              <w:rPr>
-                <w:rStyle w:val="VerbatimChar"/>
-              </w:rPr>
-              <w:t xml:space="preserve">GET</w:t>
-            </w:r>
-          </w:p>
-        </w:tc>
-        <w:tc>
-          <w:tcPr/>
-          <w:p>
-            <w:pPr>
-              <w:pStyle w:val="Compact"/>
-            </w:pPr>
-            <w:r>
-              <w:rPr>
-                <w:rStyle w:val="VerbatimChar"/>
-              </w:rPr>
-              <w:t xml:space="preserve">/api/history/{detection_id}</w:t>
-            </w:r>
-          </w:p>
-        </w:tc>
-        <w:tc>
-          <w:tcPr/>
-          <w:p>
-            <w:pPr>
-              <w:pStyle w:val="Compact"/>
-            </w:pPr>
-            <w:r>
-              <w:t xml:space="preserve">Chi tiết một lần nhận dạng</w:t>
-            </w:r>
-          </w:p>
-        </w:tc>
-      </w:tr>
-      <w:tr>
-        <w:tc>
-          <w:tcPr/>
-          <w:p>
-            <w:pPr>
-              <w:pStyle w:val="Compact"/>
-              <w:jc w:val="center"/>
-            </w:pPr>
-            <w:r>
-              <w:t xml:space="preserve">7</w:t>
-            </w:r>
-          </w:p>
-        </w:tc>
-        <w:tc>
-          <w:tcPr/>
-          <w:p>
-            <w:pPr>
-              <w:pStyle w:val="Compact"/>
-            </w:pPr>
-            <w:r>
-              <w:rPr>
-                <w:rStyle w:val="VerbatimChar"/>
-              </w:rPr>
-              <w:t xml:space="preserve">GET</w:t>
-            </w:r>
-          </w:p>
-        </w:tc>
-        <w:tc>
-          <w:tcPr/>
-          <w:p>
-            <w:pPr>
-              <w:pStyle w:val="Compact"/>
-            </w:pPr>
-            <w:r>
-              <w:rPr>
-                <w:rStyle w:val="VerbatimChar"/>
-              </w:rPr>
-              <w:t xml:space="preserve">/api/history/export</w:t>
-            </w:r>
-          </w:p>
-        </w:tc>
-        <w:tc>
-          <w:tcPr/>
-          <w:p>
-            <w:pPr>
-              <w:pStyle w:val="Compact"/>
-            </w:pPr>
-            <w:r>
-              <w:t xml:space="preserve">Xuất lịch sử theo bộ lọc hiện hành</w:t>
-            </w:r>
-          </w:p>
-        </w:tc>
-      </w:tr>
-      <w:tr>
-        <w:tc>
-          <w:tcPr/>
-          <w:p>
-            <w:pPr>
-              <w:pStyle w:val="Compact"/>
-              <w:jc w:val="center"/>
-            </w:pPr>
-            <w:r>
-              <w:t xml:space="preserve">8</w:t>
-            </w:r>
-          </w:p>
-        </w:tc>
-        <w:tc>
-          <w:tcPr/>
-          <w:p>
-            <w:pPr>
-              <w:pStyle w:val="Compact"/>
-            </w:pPr>
-            <w:r>
-              <w:rPr>
-                <w:rStyle w:val="VerbatimChar"/>
-              </w:rPr>
-              <w:t xml:space="preserve">DELETE</w:t>
-            </w:r>
-          </w:p>
-        </w:tc>
-        <w:tc>
-          <w:tcPr/>
-          <w:p>
-            <w:pPr>
-              <w:pStyle w:val="Compact"/>
-            </w:pPr>
-            <w:r>
-              <w:rPr>
-                <w:rStyle w:val="VerbatimChar"/>
-              </w:rPr>
-              <w:t xml:space="preserve">/api/history/{detection_id}</w:t>
-            </w:r>
-          </w:p>
-        </w:tc>
-        <w:tc>
-          <w:tcPr/>
-          <w:p>
-            <w:pPr>
-              <w:pStyle w:val="Compact"/>
-            </w:pPr>
-            <w:r>
-              <w:t xml:space="preserve">Xoá một bản ghi</w:t>
-            </w:r>
-          </w:p>
-        </w:tc>
-      </w:tr>
-      <w:tr>
-        <w:tc>
-          <w:tcPr/>
-          <w:p>
-            <w:pPr>
-              <w:pStyle w:val="Compact"/>
-              <w:jc w:val="center"/>
-            </w:pPr>
-            <w:r>
-              <w:t xml:space="preserve">9</w:t>
-            </w:r>
-          </w:p>
-        </w:tc>
-        <w:tc>
-          <w:tcPr/>
-          <w:p>
-            <w:pPr>
-              <w:pStyle w:val="Compact"/>
-            </w:pPr>
-            <w:r>
-              <w:rPr>
-                <w:rStyle w:val="VerbatimChar"/>
-              </w:rPr>
-              <w:t xml:space="preserve">GET</w:t>
-            </w:r>
-          </w:p>
-        </w:tc>
-        <w:tc>
-          <w:tcPr/>
-          <w:p>
-            <w:pPr>
-              <w:pStyle w:val="Compact"/>
-            </w:pPr>
-            <w:r>
-              <w:rPr>
-                <w:rStyle w:val="VerbatimChar"/>
-              </w:rPr>
-              <w:t xml:space="preserve">/api/statistics</w:t>
-            </w:r>
-          </w:p>
-        </w:tc>
-        <w:tc>
-          <w:tcPr/>
-          <w:p>
-            <w:pPr>
-              <w:pStyle w:val="Compact"/>
-            </w:pPr>
-            <w:r>
-              <w:t xml:space="preserve">Số liệu thống kê tổng hợp theo cửa sổ thời gian</w:t>
-            </w:r>
-          </w:p>
-        </w:tc>
-      </w:tr>
-      <w:tr>
-        <w:tc>
-          <w:tcPr/>
-          <w:p>
-            <w:pPr>
-              <w:pStyle w:val="Compact"/>
-              <w:jc w:val="center"/>
-            </w:pPr>
-            <w:r>
-              <w:t xml:space="preserve">10</w:t>
-            </w:r>
-          </w:p>
-        </w:tc>
-        <w:tc>
-          <w:tcPr/>
-          <w:p>
-            <w:pPr>
-              <w:pStyle w:val="Compact"/>
-            </w:pPr>
-            <w:r>
-              <w:rPr>
-                <w:rStyle w:val="VerbatimChar"/>
-              </w:rPr>
-              <w:t xml:space="preserve">GET</w:t>
-            </w:r>
-          </w:p>
-        </w:tc>
-        <w:tc>
-          <w:tcPr/>
-          <w:p>
-            <w:pPr>
-              <w:pStyle w:val="Compact"/>
-            </w:pPr>
-            <w:r>
-              <w:rPr>
-                <w:rStyle w:val="VerbatimChar"/>
-              </w:rPr>
-              <w:t xml:space="preserve">/health</w:t>
-            </w:r>
-          </w:p>
-        </w:tc>
-        <w:tc>
-          <w:tcPr/>
-          <w:p>
-            <w:pPr>
-              <w:pStyle w:val="Compact"/>
-            </w:pPr>
-            <w:r>
-              <w:t xml:space="preserve">Trạng thái hệ thống và tình trạng nạp mô hình</w:t>
-            </w:r>
-          </w:p>
-        </w:tc>
-      </w:tr>
-    </w:tbl>
-    <w:p>
-      <w:pPr>
-        <w:pStyle w:val="BodyText"/>
-      </w:pPr>
-      <w:r>
-        <w:t xml:space="preserve">Đặc tả đầy đủ — kiểu dữ liệu đầu vào, cấu trúc đầu ra, mã trạng thái và các</w:t>
-      </w:r>
-      <w:r>
-        <w:t xml:space="preserve"> </w:t>
-      </w:r>
-      <w:r>
-        <w:t xml:space="preserve">quyết định thiết kế API — ở mục 4.7.4. Tài liệu OpenAPI do FastAPI</w:t>
-      </w:r>
-      <w:r>
-        <w:t xml:space="preserve"> </w:t>
-      </w:r>
-      <w:r>
-        <w:rPr>
-          <w:b/>
-          <w:bCs/>
-        </w:rPr>
-        <w:t xml:space="preserve">tự sinh</w:t>
-      </w:r>
-      <w:r>
-        <w:t xml:space="preserve"> </w:t>
-      </w:r>
-      <w:r>
-        <w:t xml:space="preserve">tại</w:t>
-      </w:r>
-      <w:r>
-        <w:t xml:space="preserve"> </w:t>
-      </w:r>
-      <w:r>
-        <w:rPr>
-          <w:rStyle w:val="VerbatimChar"/>
-        </w:rPr>
-        <w:t xml:space="preserve">/docs</w:t>
-      </w:r>
-      <w:r>
-        <w:t xml:space="preserve"> </w:t>
-      </w:r>
-      <w:r>
-        <w:t xml:space="preserve">và</w:t>
-      </w:r>
-      <w:r>
-        <w:t xml:space="preserve"> </w:t>
-      </w:r>
-      <w:r>
-        <w:rPr>
-          <w:rStyle w:val="VerbatimChar"/>
-        </w:rPr>
-        <w:t xml:space="preserve">/openapi.json</w:t>
-      </w:r>
-      <w:r>
-        <w:t xml:space="preserve">, nên nó không bao giờ lệch với mã nguồn.</w:t>
-      </w:r>
-    </w:p>
-    <w:bookmarkEnd w:id="234"/>
-    <w:bookmarkStart w:id="235" w:name="f2-cấu-hình-docker-compose"/>
-    <w:p>
-      <w:pPr>
-        <w:pStyle w:val="Heading3"/>
-      </w:pPr>
-      <w:r>
-        <w:t xml:space="preserve">F.2. Cấu hình Docker Compose</w:t>
-      </w:r>
-    </w:p>
-    <w:p>
-      <w:pPr>
-        <w:pStyle w:val="FirstParagraph"/>
-      </w:pPr>
-      <w:r>
-        <w:rPr>
-          <w:b/>
-          <w:bCs/>
-        </w:rPr>
-        <w:t xml:space="preserve">Bảng F.2.</w:t>
-      </w:r>
-      <w:r>
-        <w:t xml:space="preserve"> </w:t>
-      </w:r>
-      <w:r>
-        <w:t xml:space="preserve">Thành phần trong</w:t>
-      </w:r>
-      <w:r>
-        <w:t xml:space="preserve"> </w:t>
-      </w:r>
-      <w:r>
-        <w:rPr>
-          <w:rStyle w:val="VerbatimChar"/>
-        </w:rPr>
-        <w:t xml:space="preserve">docker-compose.yml</w:t>
-      </w:r>
-    </w:p>
-    <w:tbl>
-      <w:tblPr>
-        <w:tblStyle w:val="Table"/>
-        <w:tblW w:type="auto" w:w="0"/>
-        <w:tblLook w:firstRow="1" w:lastRow="0" w:firstColumn="0" w:lastColumn="0" w:noHBand="0" w:noVBand="0" w:val="0020"/>
-      </w:tblPr>
-      <w:tblGrid>
-        <w:gridCol w:w="2640"/>
-        <w:gridCol w:w="2640"/>
-        <w:gridCol w:w="2640"/>
-      </w:tblGrid>
-      <w:tr>
-        <w:trPr>
-          <w:tblHeader w:val="on"/>
-        </w:trPr>
-        <w:tc>
-          <w:tcPr/>
-          <w:p>
-            <w:pPr>
-              <w:pStyle w:val="Compact"/>
-            </w:pPr>
-            <w:r>
-              <w:t xml:space="preserve">Thành phần</w:t>
-            </w:r>
-          </w:p>
-        </w:tc>
-        <w:tc>
-          <w:tcPr/>
-          <w:p>
-            <w:pPr>
-              <w:pStyle w:val="Compact"/>
-            </w:pPr>
-            <w:r>
-              <w:t xml:space="preserve">Loại</w:t>
-            </w:r>
-          </w:p>
-        </w:tc>
-        <w:tc>
-          <w:tcPr/>
-          <w:p>
-            <w:pPr>
-              <w:pStyle w:val="Compact"/>
-            </w:pPr>
-            <w:r>
-              <w:t xml:space="preserve">Vai trò</w:t>
-            </w:r>
-          </w:p>
-        </w:tc>
-      </w:tr>
-      <w:tr>
-        <w:tc>
-          <w:tcPr/>
-          <w:p>
-            <w:pPr>
-              <w:pStyle w:val="Compact"/>
-            </w:pPr>
-            <w:r>
-              <w:rPr>
-                <w:rStyle w:val="VerbatimChar"/>
-              </w:rPr>
-              <w:t xml:space="preserve">backend</w:t>
-            </w:r>
-          </w:p>
-        </w:tc>
-        <w:tc>
-          <w:tcPr/>
-          <w:p>
-            <w:pPr>
-              <w:pStyle w:val="Compact"/>
-            </w:pPr>
-            <w:r>
-              <w:t xml:space="preserve">dịch vụ</w:t>
-            </w:r>
-          </w:p>
-        </w:tc>
-        <w:tc>
-          <w:tcPr/>
-          <w:p>
-            <w:pPr>
-              <w:pStyle w:val="Compact"/>
-            </w:pPr>
-            <w:r>
-              <w:t xml:space="preserve">FastAPI + uvicorn, chạy đường ống AI trên CPU</w:t>
-            </w:r>
-          </w:p>
-        </w:tc>
-      </w:tr>
-      <w:tr>
-        <w:tc>
-          <w:tcPr/>
-          <w:p>
-            <w:pPr>
-              <w:pStyle w:val="Compact"/>
-            </w:pPr>
-            <w:r>
-              <w:rPr>
-                <w:rStyle w:val="VerbatimChar"/>
-              </w:rPr>
-              <w:t xml:space="preserve">frontend</w:t>
-            </w:r>
-          </w:p>
-        </w:tc>
-        <w:tc>
-          <w:tcPr/>
-          <w:p>
-            <w:pPr>
-              <w:pStyle w:val="Compact"/>
-            </w:pPr>
-            <w:r>
-              <w:t xml:space="preserve">dịch vụ</w:t>
-            </w:r>
-          </w:p>
-        </w:tc>
-        <w:tc>
-          <w:tcPr/>
-          <w:p>
-            <w:pPr>
-              <w:pStyle w:val="Compact"/>
-            </w:pPr>
-            <w:r>
-              <w:t xml:space="preserve">nginx:alpine — phục vụ tệp tĩnh và chuyển tiếp yêu cầu sang máy chủ</w:t>
-            </w:r>
-          </w:p>
-        </w:tc>
-      </w:tr>
-      <w:tr>
-        <w:tc>
-          <w:tcPr/>
-          <w:p>
-            <w:pPr>
-              <w:pStyle w:val="Compact"/>
-            </w:pPr>
-            <w:r>
-              <w:rPr>
-                <w:rStyle w:val="VerbatimChar"/>
-              </w:rPr>
-              <w:t xml:space="preserve">alpr-net</w:t>
-            </w:r>
-          </w:p>
-        </w:tc>
-        <w:tc>
-          <w:tcPr/>
-          <w:p>
-            <w:pPr>
-              <w:pStyle w:val="Compact"/>
-            </w:pPr>
-            <w:r>
-              <w:t xml:space="preserve">mạng</w:t>
-            </w:r>
-          </w:p>
-        </w:tc>
-        <w:tc>
-          <w:tcPr/>
-          <w:p>
-            <w:pPr>
-              <w:pStyle w:val="Compact"/>
-            </w:pPr>
-            <w:r>
-              <w:t xml:space="preserve">Mạng nội bộ giữa hai dịch vụ</w:t>
-            </w:r>
-          </w:p>
-        </w:tc>
-      </w:tr>
-      <w:tr>
-        <w:tc>
-          <w:tcPr/>
-          <w:p>
-            <w:pPr>
-              <w:pStyle w:val="Compact"/>
-            </w:pPr>
-            <w:r>
-              <w:rPr>
-                <w:rStyle w:val="VerbatimChar"/>
-              </w:rPr>
-              <w:t xml:space="preserve">alpr-data</w:t>
-            </w:r>
-          </w:p>
-        </w:tc>
-        <w:tc>
-          <w:tcPr/>
-          <w:p>
-            <w:pPr>
-              <w:pStyle w:val="Compact"/>
-            </w:pPr>
-            <w:r>
-              <w:t xml:space="pre